--- a/data/outputs/v2/Essential_Mathematics/SS1.3_Quadratic_Equations/Essential_Mathematics_Quadratic_Equations_CBE_LessonSequence.docx
+++ b/data/outputs/v2/Essential_Mathematics/SS1.3_Quadratic_Equations/Essential_Mathematics_Quadratic_Equations_CBE_LessonSequence.docx
@@ -3127,7 +3127,7 @@
             <w:pPr>
               <w:spacing w:after="20" w:before="0"/>
             </w:pPr>
-            <w:hyperlink w:history="1" r:id="rId30qbztch8ibw6s9w-je4a">
+            <w:hyperlink w:history="1" r:id="rIdblkociaqztwr4z6h_pxv4">
               <w:r>
                 <w:rPr>
                   <w:rFonts w:ascii="Arial" w:cs="Arial" w:eastAsia="Arial" w:hAnsi="Arial"/>
@@ -3136,7 +3136,7 @@
                   <w:szCs w:val="16"/>
                   <w:u w:val="single" w:color="2E75B6"/>
                 </w:rPr>
-                <w:t xml:space="preserve">Factorial and counting seat arrangements</w:t>
+                <w:t xml:space="preserve">Writing expressions with variables &amp; parentheses</w:t>
               </w:r>
             </w:hyperlink>
           </w:p>
@@ -3160,7 +3160,7 @@
               <w:spacing w:after="10" w:before="0"/>
               <w:ind w:left="120"/>
             </w:pPr>
-            <w:hyperlink w:history="1" r:id="rIdz_igbspfwoi1l_ckyyskw">
+            <w:hyperlink w:history="1" r:id="rId5r3yzn0chqd-k13tys6ui">
               <w:r>
                 <w:rPr>
                   <w:rFonts w:ascii="Arial" w:cs="Arial" w:eastAsia="Arial" w:hAnsi="Arial"/>
@@ -3198,14 +3198,14 @@
                 <w:sz w:val="16"/>
                 <w:szCs w:val="16"/>
               </w:rPr>
-              <w:t xml:space="preserve">📖 HTML:</w:t>
+              <w:t xml:space="preserve">📖 EXERCISE:</w:t>
             </w:r>
           </w:p>
           <w:p>
             <w:pPr>
               <w:spacing w:after="20" w:before="0"/>
             </w:pPr>
-            <w:hyperlink w:history="1" r:id="rId6a4sdy2pgcrwtj7zwjqzc">
+            <w:hyperlink w:history="1" r:id="rIda_k6kf-2_d5jo2uwluzt0">
               <w:r>
                 <w:rPr>
                   <w:rFonts w:ascii="Arial" w:cs="Arial" w:eastAsia="Arial" w:hAnsi="Arial"/>
@@ -3214,7 +3214,7 @@
                   <w:szCs w:val="16"/>
                   <w:u w:val="single" w:color="2E75B6"/>
                 </w:rPr>
-                <w:t xml:space="preserve">Finding a Linear Product Using a Quadratic (PLIX)</w:t>
+                <w:t xml:space="preserve">Parts of algebraic expressions</w:t>
               </w:r>
             </w:hyperlink>
           </w:p>
@@ -3230,7 +3230,7 @@
                 <w:sz w:val="14"/>
                 <w:szCs w:val="14"/>
               </w:rPr>
-              <w:t xml:space="preserve">Source: CK-12</w:t>
+              <w:t xml:space="preserve">Source: Khan Academy (English - US curriculum)</w:t>
             </w:r>
           </w:p>
           <w:p>
@@ -3238,7 +3238,7 @@
               <w:spacing w:after="10" w:before="0"/>
               <w:ind w:left="120"/>
             </w:pPr>
-            <w:hyperlink w:history="1" r:id="rIdxzu_vgwqd9bpknarm_4tc">
+            <w:hyperlink w:history="1" r:id="rIdnaj53ezmw1soxgwp72pgw">
               <w:r>
                 <w:rPr>
                   <w:rFonts w:ascii="Arial" w:cs="Arial" w:eastAsia="Arial" w:hAnsi="Arial"/>
@@ -3490,7 +3490,7 @@
             <w:pPr>
               <w:spacing w:after="20" w:before="0"/>
             </w:pPr>
-            <w:hyperlink w:history="1" r:id="rIdguxokoag6y62wcqcaull6">
+            <w:hyperlink w:history="1" r:id="rIdvfsh2ezu1nn9se37vlvnq">
               <w:r>
                 <w:rPr>
                   <w:rFonts w:ascii="Arial" w:cs="Arial" w:eastAsia="Arial" w:hAnsi="Arial"/>
@@ -3499,7 +3499,7 @@
                   <w:szCs w:val="16"/>
                   <w:u w:val="single" w:color="2E75B6"/>
                 </w:rPr>
-                <w:t xml:space="preserve">Factorial and counting seat arrangements</w:t>
+                <w:t xml:space="preserve">Expression value intuition</w:t>
               </w:r>
             </w:hyperlink>
           </w:p>
@@ -3523,7 +3523,7 @@
               <w:spacing w:after="10" w:before="0"/>
               <w:ind w:left="120"/>
             </w:pPr>
-            <w:hyperlink w:history="1" r:id="rIdqqut82kqkewlpjyljwqds">
+            <w:hyperlink w:history="1" r:id="rId0v5rle15cqo-xzdnlhugl">
               <w:r>
                 <w:rPr>
                   <w:rFonts w:ascii="Arial" w:cs="Arial" w:eastAsia="Arial" w:hAnsi="Arial"/>
@@ -3561,14 +3561,14 @@
                 <w:sz w:val="16"/>
                 <w:szCs w:val="16"/>
               </w:rPr>
-              <w:t xml:space="preserve">📖 HTML:</w:t>
+              <w:t xml:space="preserve">📖 EXERCISE:</w:t>
             </w:r>
           </w:p>
           <w:p>
             <w:pPr>
               <w:spacing w:after="20" w:before="0"/>
             </w:pPr>
-            <w:hyperlink w:history="1" r:id="rIdyct5wgghxculqz1orwf1a">
+            <w:hyperlink w:history="1" r:id="rIdptcgmhxo2r6vubsixkezq">
               <w:r>
                 <w:rPr>
                   <w:rFonts w:ascii="Arial" w:cs="Arial" w:eastAsia="Arial" w:hAnsi="Arial"/>
@@ -3577,7 +3577,7 @@
                   <w:szCs w:val="16"/>
                   <w:u w:val="single" w:color="2E75B6"/>
                 </w:rPr>
-                <w:t xml:space="preserve">Finding a Linear Product Using a Quadratic (PLIX)</w:t>
+                <w:t xml:space="preserve">Distributive property with variables</w:t>
               </w:r>
             </w:hyperlink>
           </w:p>
@@ -3593,7 +3593,7 @@
                 <w:sz w:val="14"/>
                 <w:szCs w:val="14"/>
               </w:rPr>
-              <w:t xml:space="preserve">Source: CK-12</w:t>
+              <w:t xml:space="preserve">Source: Khan Academy (English - US curriculum)</w:t>
             </w:r>
           </w:p>
           <w:p>
@@ -3601,7 +3601,7 @@
               <w:spacing w:after="10" w:before="0"/>
               <w:ind w:left="120"/>
             </w:pPr>
-            <w:hyperlink w:history="1" r:id="rIdfy9p4bgs27s6tn--hsq0s">
+            <w:hyperlink w:history="1" r:id="rIdsmxuvizl0qpdqiwbxitjx">
               <w:r>
                 <w:rPr>
                   <w:rFonts w:ascii="Arial" w:cs="Arial" w:eastAsia="Arial" w:hAnsi="Arial"/>
@@ -3948,7 +3948,7 @@
             <w:pPr>
               <w:spacing w:after="20" w:before="0"/>
             </w:pPr>
-            <w:hyperlink w:history="1" r:id="rIdvdqzmdshurotc1hfipw1h">
+            <w:hyperlink w:history="1" r:id="rIdesqylegquu94bgzy7x1md">
               <w:r>
                 <w:rPr>
                   <w:rFonts w:ascii="Arial" w:cs="Arial" w:eastAsia="Arial" w:hAnsi="Arial"/>
@@ -3957,7 +3957,7 @@
                   <w:szCs w:val="16"/>
                   <w:u w:val="single" w:color="2E75B6"/>
                 </w:rPr>
-                <w:t xml:space="preserve">Factorial and counting seat arrangements</w:t>
+                <w:t xml:space="preserve">Writing expressions with variables</w:t>
               </w:r>
             </w:hyperlink>
           </w:p>
@@ -3981,7 +3981,7 @@
               <w:spacing w:after="10" w:before="0"/>
               <w:ind w:left="120"/>
             </w:pPr>
-            <w:hyperlink w:history="1" r:id="rIdeccwwa49seplfw7mr_j7v">
+            <w:hyperlink w:history="1" r:id="rIdgv0ssuvdaso_nfdek5ukz">
               <w:r>
                 <w:rPr>
                   <w:rFonts w:ascii="Arial" w:cs="Arial" w:eastAsia="Arial" w:hAnsi="Arial"/>
@@ -4019,14 +4019,14 @@
                 <w:sz w:val="16"/>
                 <w:szCs w:val="16"/>
               </w:rPr>
-              <w:t xml:space="preserve">📖 HTML:</w:t>
+              <w:t xml:space="preserve">📖 EXERCISE:</w:t>
             </w:r>
           </w:p>
           <w:p>
             <w:pPr>
               <w:spacing w:after="20" w:before="0"/>
             </w:pPr>
-            <w:hyperlink w:history="1" r:id="rIdixwszkkterdj4bzikcgkw">
+            <w:hyperlink w:history="1" r:id="rIdxmgpb36fiqpprfejuxhcl">
               <w:r>
                 <w:rPr>
                   <w:rFonts w:ascii="Arial" w:cs="Arial" w:eastAsia="Arial" w:hAnsi="Arial"/>
@@ -4035,7 +4035,7 @@
                   <w:szCs w:val="16"/>
                   <w:u w:val="single" w:color="2E75B6"/>
                 </w:rPr>
-                <w:t xml:space="preserve">Finding a Linear Product Using a Quadratic (PLIX)</w:t>
+                <w:t xml:space="preserve">Factor with distributive property (variables)</w:t>
               </w:r>
             </w:hyperlink>
           </w:p>
@@ -4051,7 +4051,7 @@
                 <w:sz w:val="14"/>
                 <w:szCs w:val="14"/>
               </w:rPr>
-              <w:t xml:space="preserve">Source: CK-12</w:t>
+              <w:t xml:space="preserve">Source: Khan Academy (English - US curriculum)</w:t>
             </w:r>
           </w:p>
           <w:p>
@@ -4059,7 +4059,7 @@
               <w:spacing w:after="10" w:before="0"/>
               <w:ind w:left="120"/>
             </w:pPr>
-            <w:hyperlink w:history="1" r:id="rIdipukmehfyyx8tiu9prp6x">
+            <w:hyperlink w:history="1" r:id="rIdg5npm-gepg_0fwyrfiye-">
               <w:r>
                 <w:rPr>
                   <w:rFonts w:ascii="Arial" w:cs="Arial" w:eastAsia="Arial" w:hAnsi="Arial"/>
@@ -4463,7 +4463,7 @@
             <w:pPr>
               <w:spacing w:after="20" w:before="0"/>
             </w:pPr>
-            <w:hyperlink w:history="1" r:id="rIdax87h2n95xqnla5ngtczq">
+            <w:hyperlink w:history="1" r:id="rIdooliq6npolnssecggeuor">
               <w:r>
                 <w:rPr>
                   <w:rFonts w:ascii="Arial" w:cs="Arial" w:eastAsia="Arial" w:hAnsi="Arial"/>
@@ -4472,7 +4472,7 @@
                   <w:szCs w:val="16"/>
                   <w:u w:val="single" w:color="2E75B6"/>
                 </w:rPr>
-                <w:t xml:space="preserve">Factorial and counting seat arrangements</w:t>
+                <w:t xml:space="preserve">Equation practice with complementary angles</w:t>
               </w:r>
             </w:hyperlink>
           </w:p>
@@ -4496,7 +4496,7 @@
               <w:spacing w:after="10" w:before="0"/>
               <w:ind w:left="120"/>
             </w:pPr>
-            <w:hyperlink w:history="1" r:id="rId5ybfrvz5-mun3xvuagvvs">
+            <w:hyperlink w:history="1" r:id="rIdlccz73gzwwv6ql6etgkc-">
               <w:r>
                 <w:rPr>
                   <w:rFonts w:ascii="Arial" w:cs="Arial" w:eastAsia="Arial" w:hAnsi="Arial"/>
@@ -4534,14 +4534,14 @@
                 <w:sz w:val="16"/>
                 <w:szCs w:val="16"/>
               </w:rPr>
-              <w:t xml:space="preserve">📖 HTML:</w:t>
+              <w:t xml:space="preserve">📖 EXERCISE:</w:t>
             </w:r>
           </w:p>
           <w:p>
             <w:pPr>
               <w:spacing w:after="20" w:before="0"/>
             </w:pPr>
-            <w:hyperlink w:history="1" r:id="rIdumjia7fdtmt1kae1zntj0">
+            <w:hyperlink w:history="1" r:id="rId9v51vvkpudz5femse_zpi">
               <w:r>
                 <w:rPr>
                   <w:rFonts w:ascii="Arial" w:cs="Arial" w:eastAsia="Arial" w:hAnsi="Arial"/>
@@ -4550,7 +4550,7 @@
                   <w:szCs w:val="16"/>
                   <w:u w:val="single" w:color="2E75B6"/>
                 </w:rPr>
-                <w:t xml:space="preserve">Finding a Linear Product Using a Quadratic (PLIX)</w:t>
+                <w:t xml:space="preserve">Writing expressions with variables</w:t>
               </w:r>
             </w:hyperlink>
           </w:p>
@@ -4566,7 +4566,7 @@
                 <w:sz w:val="14"/>
                 <w:szCs w:val="14"/>
               </w:rPr>
-              <w:t xml:space="preserve">Source: CK-12</w:t>
+              <w:t xml:space="preserve">Source: Khan Academy (English - US curriculum)</w:t>
             </w:r>
           </w:p>
           <w:p>
@@ -4574,7 +4574,7 @@
               <w:spacing w:after="10" w:before="0"/>
               <w:ind w:left="120"/>
             </w:pPr>
-            <w:hyperlink w:history="1" r:id="rIdzdvzui1aitzv7ljujikop">
+            <w:hyperlink w:history="1" r:id="rId9nj9ty3rv3sjzlk6x-8i3">
               <w:r>
                 <w:rPr>
                   <w:rFonts w:ascii="Arial" w:cs="Arial" w:eastAsia="Arial" w:hAnsi="Arial"/>
@@ -4864,7 +4864,7 @@
             <w:pPr>
               <w:spacing w:after="20" w:before="0"/>
             </w:pPr>
-            <w:hyperlink w:history="1" r:id="rIdas-rtjqf1dq9i7rxaqs2f">
+            <w:hyperlink w:history="1" r:id="rIdhacywiovuc8xspea55hsy">
               <w:r>
                 <w:rPr>
                   <w:rFonts w:ascii="Arial" w:cs="Arial" w:eastAsia="Arial" w:hAnsi="Arial"/>
@@ -4873,7 +4873,7 @@
                   <w:szCs w:val="16"/>
                   <w:u w:val="single" w:color="2E75B6"/>
                 </w:rPr>
-                <w:t xml:space="preserve">Factorial and counting seat arrangements</w:t>
+                <w:t xml:space="preserve">Equation practice with vertical angles</w:t>
               </w:r>
             </w:hyperlink>
           </w:p>
@@ -4897,7 +4897,7 @@
               <w:spacing w:after="10" w:before="0"/>
               <w:ind w:left="120"/>
             </w:pPr>
-            <w:hyperlink w:history="1" r:id="rId2ugdkosj_4oyncnlap8py">
+            <w:hyperlink w:history="1" r:id="rIdf6chsj3pfcy5o8iro3nfx">
               <w:r>
                 <w:rPr>
                   <w:rFonts w:ascii="Arial" w:cs="Arial" w:eastAsia="Arial" w:hAnsi="Arial"/>
@@ -4935,14 +4935,14 @@
                 <w:sz w:val="16"/>
                 <w:szCs w:val="16"/>
               </w:rPr>
-              <w:t xml:space="preserve">📖 HTML:</w:t>
+              <w:t xml:space="preserve">📖 EXERCISE:</w:t>
             </w:r>
           </w:p>
           <w:p>
             <w:pPr>
               <w:spacing w:after="20" w:before="0"/>
             </w:pPr>
-            <w:hyperlink w:history="1" r:id="rIdgp6jmowraqyvanumyrdrr">
+            <w:hyperlink w:history="1" r:id="rIdvq9svkd1qdw2k13ac5x7o">
               <w:r>
                 <w:rPr>
                   <w:rFonts w:ascii="Arial" w:cs="Arial" w:eastAsia="Arial" w:hAnsi="Arial"/>
@@ -4951,7 +4951,7 @@
                   <w:szCs w:val="16"/>
                   <w:u w:val="single" w:color="2E75B6"/>
                 </w:rPr>
-                <w:t xml:space="preserve">Finding a Linear Product Using a Quadratic (PLIX)</w:t>
+                <w:t xml:space="preserve">Writing basic expressions with variables</w:t>
               </w:r>
             </w:hyperlink>
           </w:p>
@@ -4967,7 +4967,7 @@
                 <w:sz w:val="14"/>
                 <w:szCs w:val="14"/>
               </w:rPr>
-              <w:t xml:space="preserve">Source: CK-12</w:t>
+              <w:t xml:space="preserve">Source: Khan Academy (English - US curriculum)</w:t>
             </w:r>
           </w:p>
           <w:p>
@@ -4975,7 +4975,7 @@
               <w:spacing w:after="10" w:before="0"/>
               <w:ind w:left="120"/>
             </w:pPr>
-            <w:hyperlink w:history="1" r:id="rId19r9azsuvdlttwctf8da4">
+            <w:hyperlink w:history="1" r:id="rIdy5d4khfieou-b_a_cjz6v">
               <w:r>
                 <w:rPr>
                   <w:rFonts w:ascii="Arial" w:cs="Arial" w:eastAsia="Arial" w:hAnsi="Arial"/>
@@ -6557,7 +6557,7 @@
             <w:pPr>
               <w:spacing w:after="20" w:before="0"/>
             </w:pPr>
-            <w:hyperlink w:history="1" r:id="rId1jdo8dqz-ye-qdvwwf5qd">
+            <w:hyperlink w:history="1" r:id="rIdjlqsllv5bqbkknae8gxbl">
               <w:r>
                 <w:rPr>
                   <w:rFonts w:ascii="Arial" w:cs="Arial" w:eastAsia="Arial" w:hAnsi="Arial"/>
@@ -6566,7 +6566,7 @@
                   <w:szCs w:val="16"/>
                   <w:u w:val="single" w:color="2E75B6"/>
                 </w:rPr>
-                <w:t xml:space="preserve">Graphing systems of inequalities</w:t>
+                <w:t xml:space="preserve">Distributive property with variables</w:t>
               </w:r>
             </w:hyperlink>
           </w:p>
@@ -6590,7 +6590,7 @@
               <w:spacing w:after="10" w:before="0"/>
               <w:ind w:left="120"/>
             </w:pPr>
-            <w:hyperlink w:history="1" r:id="rId9tfwssp6h3ye-nxm5qbrk">
+            <w:hyperlink w:history="1" r:id="rIddktr6jk9y3vyeb5lecvjh">
               <w:r>
                 <w:rPr>
                   <w:rFonts w:ascii="Arial" w:cs="Arial" w:eastAsia="Arial" w:hAnsi="Arial"/>
@@ -6628,14 +6628,14 @@
                 <w:sz w:val="16"/>
                 <w:szCs w:val="16"/>
               </w:rPr>
-              <w:t xml:space="preserve">📖 HTML:</w:t>
+              <w:t xml:space="preserve">📖 EXERCISE:</w:t>
             </w:r>
           </w:p>
           <w:p>
             <w:pPr>
               <w:spacing w:after="20" w:before="0"/>
             </w:pPr>
-            <w:hyperlink w:history="1" r:id="rIdahqocukpysudzpozwxs0f">
+            <w:hyperlink w:history="1" r:id="rId4u8u7wjxteczho4en1zoo">
               <w:r>
                 <w:rPr>
                   <w:rFonts w:ascii="Arial" w:cs="Arial" w:eastAsia="Arial" w:hAnsi="Arial"/>
@@ -6644,7 +6644,7 @@
                   <w:szCs w:val="16"/>
                   <w:u w:val="single" w:color="2E75B6"/>
                 </w:rPr>
-                <w:t xml:space="preserve">Finding a Linear Product Using a Quadratic (PLIX)</w:t>
+                <w:t xml:space="preserve">Divide quadratics by linear expressions (no remainders)</w:t>
               </w:r>
             </w:hyperlink>
           </w:p>
@@ -6660,7 +6660,7 @@
                 <w:sz w:val="14"/>
                 <w:szCs w:val="14"/>
               </w:rPr>
-              <w:t xml:space="preserve">Source: CK-12</w:t>
+              <w:t xml:space="preserve">Source: Khan Academy (English - US curriculum)</w:t>
             </w:r>
           </w:p>
           <w:p>
@@ -6668,7 +6668,7 @@
               <w:spacing w:after="10" w:before="0"/>
               <w:ind w:left="120"/>
             </w:pPr>
-            <w:hyperlink w:history="1" r:id="rIdgn1zilx8zal0gjlrplwqx">
+            <w:hyperlink w:history="1" r:id="rId5lvze_tqaz9x1sucbi3jj">
               <w:r>
                 <w:rPr>
                   <w:rFonts w:ascii="Arial" w:cs="Arial" w:eastAsia="Arial" w:hAnsi="Arial"/>
@@ -6863,7 +6863,7 @@
             <w:pPr>
               <w:spacing w:after="20" w:before="0"/>
             </w:pPr>
-            <w:hyperlink w:history="1" r:id="rIdrfqvou1t57vcefmfyxm53">
+            <w:hyperlink w:history="1" r:id="rIdbxdeqon-rcgufw2hi5zjm">
               <w:r>
                 <w:rPr>
                   <w:rFonts w:ascii="Arial" w:cs="Arial" w:eastAsia="Arial" w:hAnsi="Arial"/>
@@ -6872,7 +6872,7 @@
                   <w:szCs w:val="16"/>
                   <w:u w:val="single" w:color="2E75B6"/>
                 </w:rPr>
-                <w:t xml:space="preserve">Graphing systems of inequalities</w:t>
+                <w:t xml:space="preserve">Factor with the distributive property</w:t>
               </w:r>
             </w:hyperlink>
           </w:p>
@@ -6896,7 +6896,7 @@
               <w:spacing w:after="10" w:before="0"/>
               <w:ind w:left="120"/>
             </w:pPr>
-            <w:hyperlink w:history="1" r:id="rIddrvrvzwxkd2nv1hfhfq4p">
+            <w:hyperlink w:history="1" r:id="rIducgxwkiby3k_p66oebbmw">
               <w:r>
                 <w:rPr>
                   <w:rFonts w:ascii="Arial" w:cs="Arial" w:eastAsia="Arial" w:hAnsi="Arial"/>
@@ -6934,14 +6934,14 @@
                 <w:sz w:val="16"/>
                 <w:szCs w:val="16"/>
               </w:rPr>
-              <w:t xml:space="preserve">📖 HTML:</w:t>
+              <w:t xml:space="preserve">📖 EXERCISE:</w:t>
             </w:r>
           </w:p>
           <w:p>
             <w:pPr>
               <w:spacing w:after="20" w:before="0"/>
             </w:pPr>
-            <w:hyperlink w:history="1" r:id="rIduukfqmvvuwys3krzmbqob">
+            <w:hyperlink w:history="1" r:id="rIdznfj738argjewemx18tmv">
               <w:r>
                 <w:rPr>
                   <w:rFonts w:ascii="Arial" w:cs="Arial" w:eastAsia="Arial" w:hAnsi="Arial"/>
@@ -6950,7 +6950,7 @@
                   <w:szCs w:val="16"/>
                   <w:u w:val="single" w:color="2E75B6"/>
                 </w:rPr>
-                <w:t xml:space="preserve">Finding a Linear Product Using a Quadratic (PLIX)</w:t>
+                <w:t xml:space="preserve">Divide quadratics by linear expressions (with remainders)</w:t>
               </w:r>
             </w:hyperlink>
           </w:p>
@@ -6966,7 +6966,7 @@
                 <w:sz w:val="14"/>
                 <w:szCs w:val="14"/>
               </w:rPr>
-              <w:t xml:space="preserve">Source: CK-12</w:t>
+              <w:t xml:space="preserve">Source: Khan Academy (English - US curriculum)</w:t>
             </w:r>
           </w:p>
           <w:p>
@@ -6974,7 +6974,7 @@
               <w:spacing w:after="10" w:before="0"/>
               <w:ind w:left="120"/>
             </w:pPr>
-            <w:hyperlink w:history="1" r:id="rIdkkfxnquubiwfacmbnxzcd">
+            <w:hyperlink w:history="1" r:id="rIdtkwflias88u6c_vug90lk">
               <w:r>
                 <w:rPr>
                   <w:rFonts w:ascii="Arial" w:cs="Arial" w:eastAsia="Arial" w:hAnsi="Arial"/>
@@ -7378,7 +7378,7 @@
             <w:pPr>
               <w:spacing w:after="20" w:before="0"/>
             </w:pPr>
-            <w:hyperlink w:history="1" r:id="rIdxdqbkirstg-cacuv3rxlc">
+            <w:hyperlink w:history="1" r:id="rId8cqlcozeohnwirdotm-1o">
               <w:r>
                 <w:rPr>
                   <w:rFonts w:ascii="Arial" w:cs="Arial" w:eastAsia="Arial" w:hAnsi="Arial"/>
@@ -7387,7 +7387,7 @@
                   <w:szCs w:val="16"/>
                   <w:u w:val="single" w:color="2E75B6"/>
                 </w:rPr>
-                <w:t xml:space="preserve">Graphing systems of inequalities</w:t>
+                <w:t xml:space="preserve">Dividing quadratics by linear expressions with remainders: missing x-term</w:t>
               </w:r>
             </w:hyperlink>
           </w:p>
@@ -7411,7 +7411,7 @@
               <w:spacing w:after="10" w:before="0"/>
               <w:ind w:left="120"/>
             </w:pPr>
-            <w:hyperlink w:history="1" r:id="rIdkhxnlijsbwp6m5o-iwi0b">
+            <w:hyperlink w:history="1" r:id="rIditvbwhh7ol2w18sw2iytq">
               <w:r>
                 <w:rPr>
                   <w:rFonts w:ascii="Arial" w:cs="Arial" w:eastAsia="Arial" w:hAnsi="Arial"/>
@@ -7449,14 +7449,14 @@
                 <w:sz w:val="16"/>
                 <w:szCs w:val="16"/>
               </w:rPr>
-              <w:t xml:space="preserve">📖 HTML:</w:t>
+              <w:t xml:space="preserve">📖 EXERCISE:</w:t>
             </w:r>
           </w:p>
           <w:p>
             <w:pPr>
               <w:spacing w:after="20" w:before="0"/>
             </w:pPr>
-            <w:hyperlink w:history="1" r:id="rIdatdvsp3ft_sxv6ozncuf-">
+            <w:hyperlink w:history="1" r:id="rIddurga5sbdzbhfz4vwtyii">
               <w:r>
                 <w:rPr>
                   <w:rFonts w:ascii="Arial" w:cs="Arial" w:eastAsia="Arial" w:hAnsi="Arial"/>
@@ -7465,7 +7465,7 @@
                   <w:szCs w:val="16"/>
                   <w:u w:val="single" w:color="2E75B6"/>
                 </w:rPr>
-                <w:t xml:space="preserve">Finding a Linear Product Using a Quadratic (PLIX)</w:t>
+                <w:t xml:space="preserve">Divide quadratics by linear expressions (no remainders)</w:t>
               </w:r>
             </w:hyperlink>
           </w:p>
@@ -7481,7 +7481,7 @@
                 <w:sz w:val="14"/>
                 <w:szCs w:val="14"/>
               </w:rPr>
-              <w:t xml:space="preserve">Source: CK-12</w:t>
+              <w:t xml:space="preserve">Source: Khan Academy (English - US curriculum)</w:t>
             </w:r>
           </w:p>
           <w:p>
@@ -7489,7 +7489,7 @@
               <w:spacing w:after="10" w:before="0"/>
               <w:ind w:left="120"/>
             </w:pPr>
-            <w:hyperlink w:history="1" r:id="rIdxybzys62x7hqvr1a20jnl">
+            <w:hyperlink w:history="1" r:id="rIdmovqc1y-jciofnusf1b1k">
               <w:r>
                 <w:rPr>
                   <w:rFonts w:ascii="Arial" w:cs="Arial" w:eastAsia="Arial" w:hAnsi="Arial"/>
@@ -7912,7 +7912,7 @@
             <w:pPr>
               <w:spacing w:after="20" w:before="0"/>
             </w:pPr>
-            <w:hyperlink w:history="1" r:id="rIdb46ga5fzud31tx0uuh9ll">
+            <w:hyperlink w:history="1" r:id="rIdeb8todqm4r6fsokz4ro8g">
               <w:r>
                 <w:rPr>
                   <w:rFonts w:ascii="Arial" w:cs="Arial" w:eastAsia="Arial" w:hAnsi="Arial"/>
@@ -7921,7 +7921,7 @@
                   <w:szCs w:val="16"/>
                   <w:u w:val="single" w:color="2E75B6"/>
                 </w:rPr>
-                <w:t xml:space="preserve">Graphing systems of inequalities</w:t>
+                <w:t xml:space="preserve">The distributive property with variables</w:t>
               </w:r>
             </w:hyperlink>
           </w:p>
@@ -7945,7 +7945,7 @@
               <w:spacing w:after="10" w:before="0"/>
               <w:ind w:left="120"/>
             </w:pPr>
-            <w:hyperlink w:history="1" r:id="rIdvr_axllcrrlnmch2x7z6m">
+            <w:hyperlink w:history="1" r:id="rIdqewviqwxioeq0elgunnxd">
               <w:r>
                 <w:rPr>
                   <w:rFonts w:ascii="Arial" w:cs="Arial" w:eastAsia="Arial" w:hAnsi="Arial"/>
@@ -7983,14 +7983,14 @@
                 <w:sz w:val="16"/>
                 <w:szCs w:val="16"/>
               </w:rPr>
-              <w:t xml:space="preserve">📖 HTML:</w:t>
+              <w:t xml:space="preserve">📖 EXERCISE:</w:t>
             </w:r>
           </w:p>
           <w:p>
             <w:pPr>
               <w:spacing w:after="20" w:before="0"/>
             </w:pPr>
-            <w:hyperlink w:history="1" r:id="rIdwhxkl2k7b13zp1-swrnyy">
+            <w:hyperlink w:history="1" r:id="rIdndfdcxdetbn271xct-hft">
               <w:r>
                 <w:rPr>
                   <w:rFonts w:ascii="Arial" w:cs="Arial" w:eastAsia="Arial" w:hAnsi="Arial"/>
@@ -7999,7 +7999,7 @@
                   <w:szCs w:val="16"/>
                   <w:u w:val="single" w:color="2E75B6"/>
                 </w:rPr>
-                <w:t xml:space="preserve">Finding a Linear Product Using a Quadratic (PLIX)</w:t>
+                <w:t xml:space="preserve">Divide quadratics by linear expressions (no remainders)</w:t>
               </w:r>
             </w:hyperlink>
           </w:p>
@@ -8015,7 +8015,7 @@
                 <w:sz w:val="14"/>
                 <w:szCs w:val="14"/>
               </w:rPr>
-              <w:t xml:space="preserve">Source: CK-12</w:t>
+              <w:t xml:space="preserve">Source: Khan Academy (English - US curriculum)</w:t>
             </w:r>
           </w:p>
           <w:p>
@@ -8023,7 +8023,7 @@
               <w:spacing w:after="10" w:before="0"/>
               <w:ind w:left="120"/>
             </w:pPr>
-            <w:hyperlink w:history="1" r:id="rIdj7r3k1-csiysm6ibapiem">
+            <w:hyperlink w:history="1" r:id="rIdz2b1x1jpxgdu75ywzbvol">
               <w:r>
                 <w:rPr>
                   <w:rFonts w:ascii="Arial" w:cs="Arial" w:eastAsia="Arial" w:hAnsi="Arial"/>
@@ -8218,7 +8218,7 @@
             <w:pPr>
               <w:spacing w:after="20" w:before="0"/>
             </w:pPr>
-            <w:hyperlink w:history="1" r:id="rIdyqc08emyh86kznb-krp4q">
+            <w:hyperlink w:history="1" r:id="rId1ukdm0ylz9yu4cpqz5iaj">
               <w:r>
                 <w:rPr>
                   <w:rFonts w:ascii="Arial" w:cs="Arial" w:eastAsia="Arial" w:hAnsi="Arial"/>
@@ -8227,7 +8227,7 @@
                   <w:szCs w:val="16"/>
                   <w:u w:val="single" w:color="2E75B6"/>
                 </w:rPr>
-                <w:t xml:space="preserve">Graphing systems of inequalities</w:t>
+                <w:t xml:space="preserve">Factoring Quadratic Expressions with Negative Coefficients: A Sample Application</w:t>
               </w:r>
             </w:hyperlink>
           </w:p>
@@ -8243,7 +8243,7 @@
                 <w:sz w:val="14"/>
                 <w:szCs w:val="14"/>
               </w:rPr>
-              <w:t xml:space="preserve">Source: Khan Academy (English - US curriculum)</w:t>
+              <w:t xml:space="preserve">Source: CK-12</w:t>
             </w:r>
           </w:p>
           <w:p>
@@ -8251,7 +8251,7 @@
               <w:spacing w:after="10" w:before="0"/>
               <w:ind w:left="120"/>
             </w:pPr>
-            <w:hyperlink w:history="1" r:id="rIdis8tvtlzce-qwdbdebtzc">
+            <w:hyperlink w:history="1" r:id="rId2uzkuazrbgvl5udccbphe">
               <w:r>
                 <w:rPr>
                   <w:rFonts w:ascii="Arial" w:cs="Arial" w:eastAsia="Arial" w:hAnsi="Arial"/>
@@ -8289,14 +8289,14 @@
                 <w:sz w:val="16"/>
                 <w:szCs w:val="16"/>
               </w:rPr>
-              <w:t xml:space="preserve">📖 HTML:</w:t>
+              <w:t xml:space="preserve">📖 EXERCISE:</w:t>
             </w:r>
           </w:p>
           <w:p>
             <w:pPr>
               <w:spacing w:after="20" w:before="0"/>
             </w:pPr>
-            <w:hyperlink w:history="1" r:id="rIdqmda_sonmael5ah3tnebq">
+            <w:hyperlink w:history="1" r:id="rIdapn_uqctjax0wwocinaqn">
               <w:r>
                 <w:rPr>
                   <w:rFonts w:ascii="Arial" w:cs="Arial" w:eastAsia="Arial" w:hAnsi="Arial"/>
@@ -8305,7 +8305,7 @@
                   <w:szCs w:val="16"/>
                   <w:u w:val="single" w:color="2E75B6"/>
                 </w:rPr>
-                <w:t xml:space="preserve">Finding a Linear Product Using a Quadratic (PLIX)</w:t>
+                <w:t xml:space="preserve">Divide quadratics by linear expressions (no remainders)</w:t>
               </w:r>
             </w:hyperlink>
           </w:p>
@@ -8321,7 +8321,7 @@
                 <w:sz w:val="14"/>
                 <w:szCs w:val="14"/>
               </w:rPr>
-              <w:t xml:space="preserve">Source: CK-12</w:t>
+              <w:t xml:space="preserve">Source: Khan Academy (English - US curriculum)</w:t>
             </w:r>
           </w:p>
           <w:p>
@@ -8329,7 +8329,7 @@
               <w:spacing w:after="10" w:before="0"/>
               <w:ind w:left="120"/>
             </w:pPr>
-            <w:hyperlink w:history="1" r:id="rIdyog3-dpbtdxhodbm4tm2t">
+            <w:hyperlink w:history="1" r:id="rIdqhlijfrubc748ch07a9kg">
               <w:r>
                 <w:rPr>
                   <w:rFonts w:ascii="Arial" w:cs="Arial" w:eastAsia="Arial" w:hAnsi="Arial"/>
@@ -9816,7 +9816,7 @@
             <w:pPr>
               <w:spacing w:after="20" w:before="0"/>
             </w:pPr>
-            <w:hyperlink w:history="1" r:id="rIdo-6tfcxeyx95dhrqqyj6x">
+            <w:hyperlink w:history="1" r:id="rIdkh_7vqhqqq5f6ilwhi2xv">
               <w:r>
                 <w:rPr>
                   <w:rFonts w:ascii="Arial" w:cs="Arial" w:eastAsia="Arial" w:hAnsi="Arial"/>
@@ -9825,7 +9825,7 @@
                   <w:szCs w:val="16"/>
                   <w:u w:val="single" w:color="2E75B6"/>
                 </w:rPr>
-                <w:t xml:space="preserve">Proof: Rhombus diagonals are perpendicular bisectors</w:t>
+                <w:t xml:space="preserve">Worked examples: Forms &amp; features of quadratic functions</w:t>
               </w:r>
             </w:hyperlink>
           </w:p>
@@ -9849,7 +9849,7 @@
               <w:spacing w:after="10" w:before="0"/>
               <w:ind w:left="120"/>
             </w:pPr>
-            <w:hyperlink w:history="1" r:id="rIdrjsz5flc4tv-pep8h46tf">
+            <w:hyperlink w:history="1" r:id="rId20zrumwlalctbit3im0df">
               <w:r>
                 <w:rPr>
                   <w:rFonts w:ascii="Arial" w:cs="Arial" w:eastAsia="Arial" w:hAnsi="Arial"/>
@@ -9887,14 +9887,241 @@
                 <w:sz w:val="16"/>
                 <w:szCs w:val="16"/>
               </w:rPr>
-              <w:t xml:space="preserve">📖 HTML:</w:t>
+              <w:t xml:space="preserve">📖 READING:</w:t>
             </w:r>
           </w:p>
           <w:p>
             <w:pPr>
               <w:spacing w:after="20" w:before="0"/>
             </w:pPr>
-            <w:hyperlink w:history="1" r:id="rIdvd1afra5vv7gk0xvvbsry">
+            <w:r>
+              <w:rPr>
+                <w:rFonts w:ascii="Arial" w:cs="Arial" w:eastAsia="Arial" w:hAnsi="Arial"/>
+                <w:i/>
+                <w:iCs/>
+                <w:color w:val="595959"/>
+                <w:sz w:val="16"/>
+                <w:szCs w:val="16"/>
+              </w:rPr>
+              <w:t xml:space="preserve">No closely matching reading in the ARES library for this activity.</w:t>
+            </w:r>
+          </w:p>
+          <w:p>
+            <w:pPr>
+              <w:spacing w:after="10" w:before="0"/>
+              <w:ind w:left="120"/>
+            </w:pPr>
+            <w:hyperlink w:history="1" r:id="rId92ac76cz28l8unkcnvimc">
+              <w:r>
+                <w:rPr>
+                  <w:rFonts w:ascii="Arial" w:cs="Arial" w:eastAsia="Arial" w:hAnsi="Arial"/>
+                  <w:color w:val="595959"/>
+                  <w:sz w:val="14"/>
+                  <w:szCs w:val="14"/>
+                  <w:u w:val="single" w:color="595959"/>
+                </w:rPr>
+                <w:t xml:space="preserve">🔍 Search ARES for readings</w:t>
+              </w:r>
+            </w:hyperlink>
+          </w:p>
+          <w:p>
+            <w:pPr>
+              <w:spacing w:after="10" w:before="0"/>
+              <w:ind w:left="120"/>
+            </w:pPr>
+            <w:r>
+              <w:rPr>
+                <w:rFonts w:ascii="Arial" w:cs="Arial" w:eastAsia="Arial" w:hAnsi="Arial"/>
+                <w:color w:val="595959"/>
+                <w:sz w:val="14"/>
+                <w:szCs w:val="14"/>
+              </w:rPr>
+              <w:t xml:space="preserve">Search terms: quadratic equations formation real</w:t>
+            </w:r>
+          </w:p>
+        </w:tc>
+        <w:tc>
+          <w:tcPr>
+            <w:tcW w:type="dxa" w:w="3040"/>
+            <w:shd w:fill="FFFFFF" w:color="auto" w:val="clear"/>
+            <w:tcMar>
+              <w:top w:type="dxa" w:w="60"/>
+              <w:left w:type="dxa" w:w="120"/>
+              <w:bottom w:type="dxa" w:w="60"/>
+              <w:right w:type="dxa" w:w="120"/>
+            </w:tcMar>
+            <w:vAlign w:val="top"/>
+          </w:tcPr>
+          <w:p>
+            <w:pPr>
+              <w:spacing w:after="40" w:before="0"/>
+              <w:jc w:val="left"/>
+            </w:pPr>
+            <w:r>
+              <w:rPr>
+                <w:rFonts w:ascii="Arial" w:cs="Arial" w:eastAsia="Arial" w:hAnsi="Arial"/>
+                <w:b w:val="false"/>
+                <w:bCs w:val="false"/>
+                <w:i w:val="false"/>
+                <w:iCs w:val="false"/>
+                <w:color w:val="000000"/>
+                <w:sz w:val="18"/>
+                <w:szCs w:val="18"/>
+              </w:rPr>
+              <w:t xml:space="preserve">Each learner receives a half-page 'Scenario Starter' card showing ONLY the numerical facts for Scenario A: 'A farmer in the Rift Valley has 40 metres of fencing wire. She wants to enclose a rectangular plot so that the length is 4 metres more than the width. What is the area of the plot?' Learners individually write (a) what they think the two unknown quantities are, (b) how they would express the length in terms of the width, and (c) whether they think multiplying the two expressions will give a linear or a non-linear result — and why. They record predictions in their exercise books before any class discussion.</w:t>
+            </w:r>
+          </w:p>
+        </w:tc>
+        <w:tc>
+          <w:tcPr>
+            <w:tcW w:type="dxa" w:w="3040"/>
+            <w:shd w:fill="F2F2F2" w:color="auto" w:val="clear"/>
+            <w:tcMar>
+              <w:top w:type="dxa" w:w="60"/>
+              <w:left w:type="dxa" w:w="120"/>
+              <w:bottom w:type="dxa" w:w="60"/>
+              <w:right w:type="dxa" w:w="120"/>
+            </w:tcMar>
+            <w:vAlign w:val="top"/>
+          </w:tcPr>
+          <w:p>
+            <w:pPr>
+              <w:spacing w:after="40" w:before="0"/>
+              <w:jc w:val="left"/>
+            </w:pPr>
+            <w:r>
+              <w:rPr>
+                <w:rFonts w:ascii="Arial" w:cs="Arial" w:eastAsia="Arial" w:hAnsi="Arial"/>
+                <w:b w:val="false"/>
+                <w:bCs w:val="false"/>
+                <w:i w:val="false"/>
+                <w:iCs w:val="false"/>
+                <w:color w:val="000000"/>
+                <w:sz w:val="18"/>
+                <w:szCs w:val="18"/>
+              </w:rPr>
+              <w:t xml:space="preserve">Distribute Scenario Starter cards face-down. Say: 'Do NOT turn the card over until I say so.' After 30 seconds of settling, say: 'Turn your card over. Read it once silently. Now, in your book, write your three predictions. You have 3 minutes — go.' Circulate and scan predictions without correcting. After 3 minutes, cold-call 3 learners: 'Wanjiku, what did you choose as your unknown?' — 'Kamau, did you predict linear or non-linear — tell us your reason in one sentence.' — 'Atieno, same question, do you agree or disagree with Kamau?' Allow 10–12 seconds WAIT TIME after each question before accepting an answer. Do NOT reveal the correct answer yet. Record the split of opinions (linear vs. non-linear) on the board as a tally.</w:t>
+            </w:r>
+          </w:p>
+        </w:tc>
+        <w:tc>
+          <w:tcPr>
+            <w:tcW w:type="dxa" w:w="3040"/>
+            <w:shd w:fill="FFFFFF" w:color="auto" w:val="clear"/>
+            <w:tcMar>
+              <w:top w:type="dxa" w:w="60"/>
+              <w:left w:type="dxa" w:w="120"/>
+              <w:bottom w:type="dxa" w:w="60"/>
+              <w:right w:type="dxa" w:w="120"/>
+            </w:tcMar>
+            <w:vAlign w:val="top"/>
+          </w:tcPr>
+          <w:p>
+            <w:pPr>
+              <w:spacing w:after="40" w:before="0"/>
+              <w:jc w:val="left"/>
+            </w:pPr>
+            <w:r>
+              <w:rPr>
+                <w:rFonts w:ascii="Arial" w:cs="Arial" w:eastAsia="Arial" w:hAnsi="Arial"/>
+                <w:b w:val="false"/>
+                <w:bCs w:val="false"/>
+                <w:i w:val="false"/>
+                <w:iCs w:val="false"/>
+                <w:color w:val="000000"/>
+                <w:sz w:val="18"/>
+                <w:szCs w:val="18"/>
+              </w:rPr>
+              <w:t xml:space="preserve">Strategy: Elicit-Before-Explain. By committing predictions to writing before instruction, learners activate prior knowledge from Lessons 1–2 (expressions for related unknowns) and create a personal stake in finding out whether their prediction is correct. The visible tally of class opinions creates productive cognitive conflict that the Observe phase will resolve.</w:t>
+            </w:r>
+          </w:p>
+        </w:tc>
+        <w:tc>
+          <w:tcPr>
+            <w:tcW w:type="dxa" w:w="3040"/>
+            <w:shd w:fill="F2F2F2" w:color="auto" w:val="clear"/>
+            <w:tcMar>
+              <w:top w:type="dxa" w:w="60"/>
+              <w:left w:type="dxa" w:w="120"/>
+              <w:bottom w:type="dxa" w:w="60"/>
+              <w:right w:type="dxa" w:w="120"/>
+            </w:tcMar>
+            <w:vAlign w:val="top"/>
+          </w:tcPr>
+          <w:p>
+            <w:pPr>
+              <w:spacing w:after="40" w:before="0"/>
+              <w:jc w:val="left"/>
+            </w:pPr>
+            <w:r>
+              <w:rPr>
+                <w:rFonts w:ascii="Arial" w:cs="Arial" w:eastAsia="Arial" w:hAnsi="Arial"/>
+                <w:b w:val="false"/>
+                <w:bCs w:val="false"/>
+                <w:i w:val="false"/>
+                <w:iCs w:val="false"/>
+                <w:color w:val="000000"/>
+                <w:sz w:val="18"/>
+                <w:szCs w:val="18"/>
+              </w:rPr>
+              <w:t xml:space="preserve">Observable indicator: Learner has written two distinct algebraic expressions (e.g. 'width = w, length = w + 4') before instruction begins. If the majority of learners write only a single number or leave the algebraic expression blank, pause and ask: 'In Lesson 2, how did we write Achieng's columns in terms of her rows? Use the same idea here.' This indicates readiness to proceed to the Observe phase.</w:t>
+            </w:r>
+          </w:p>
+        </w:tc>
+      </w:tr>
+      <w:tr>
+        <w:tc>
+          <w:tcPr>
+            <w:tcW w:type="dxa" w:w="1520"/>
+            <w:shd w:fill="D9EEF1" w:color="auto" w:val="clear"/>
+            <w:tcMar>
+              <w:top w:type="dxa" w:w="60"/>
+              <w:left w:type="dxa" w:w="120"/>
+              <w:bottom w:type="dxa" w:w="60"/>
+              <w:right w:type="dxa" w:w="120"/>
+            </w:tcMar>
+            <w:vAlign w:val="top"/>
+          </w:tcPr>
+          <w:p>
+            <w:pPr>
+              <w:spacing w:after="40" w:before="0"/>
+              <w:jc w:val="left"/>
+            </w:pPr>
+            <w:r>
+              <w:rPr>
+                <w:rFonts w:ascii="Arial" w:cs="Arial" w:eastAsia="Arial" w:hAnsi="Arial"/>
+                <w:b/>
+                <w:bCs/>
+                <w:i w:val="false"/>
+                <w:iCs w:val="false"/>
+                <w:color w:val="000000"/>
+                <w:sz w:val="18"/>
+                <w:szCs w:val="18"/>
+              </w:rPr>
+              <w:t xml:space="preserve">Observe Phase</w:t>
+            </w:r>
+          </w:p>
+          <w:p>
+            <w:pPr>
+              <w:spacing w:after="20" w:before="0"/>
+            </w:pPr>
+            <w:r>
+              <w:rPr>
+                <w:rFonts w:ascii="Arial" w:cs="Arial" w:eastAsia="Arial" w:hAnsi="Arial"/>
+                <w:b/>
+                <w:bCs/>
+                <w:color w:val="1F3864"/>
+                <w:sz w:val="16"/>
+                <w:szCs w:val="16"/>
+              </w:rPr>
+              <w:t xml:space="preserve">📹 VIDEO:</w:t>
+            </w:r>
+          </w:p>
+          <w:p>
+            <w:pPr>
+              <w:spacing w:after="20" w:before="0"/>
+            </w:pPr>
+            <w:hyperlink w:history="1" r:id="rIdpywk6i7mkviacw1jclznc">
               <w:r>
                 <w:rPr>
                   <w:rFonts w:ascii="Arial" w:cs="Arial" w:eastAsia="Arial" w:hAnsi="Arial"/>
@@ -9903,7 +10130,7 @@
                   <w:szCs w:val="16"/>
                   <w:u w:val="single" w:color="2E75B6"/>
                 </w:rPr>
-                <w:t xml:space="preserve">Finding a Linear Product Using a Quadratic (PLIX)</w:t>
+                <w:t xml:space="preserve">Worked example: quadratic formula (example 2)</w:t>
               </w:r>
             </w:hyperlink>
           </w:p>
@@ -9919,7 +10146,7 @@
                 <w:sz w:val="14"/>
                 <w:szCs w:val="14"/>
               </w:rPr>
-              <w:t xml:space="preserve">Source: CK-12</w:t>
+              <w:t xml:space="preserve">Source: Khan Academy (English - US curriculum)</w:t>
             </w:r>
           </w:p>
           <w:p>
@@ -9927,235 +10154,7 @@
               <w:spacing w:after="10" w:before="0"/>
               <w:ind w:left="120"/>
             </w:pPr>
-            <w:hyperlink w:history="1" r:id="rId0c6vifpgygs-o-wvx2tdt">
-              <w:r>
-                <w:rPr>
-                  <w:rFonts w:ascii="Arial" w:cs="Arial" w:eastAsia="Arial" w:hAnsi="Arial"/>
-                  <w:color w:val="595959"/>
-                  <w:sz w:val="14"/>
-                  <w:szCs w:val="14"/>
-                  <w:u w:val="single" w:color="595959"/>
-                </w:rPr>
-                <w:t xml:space="preserve">🔍 Search ARES for similar readings</w:t>
-              </w:r>
-            </w:hyperlink>
-          </w:p>
-        </w:tc>
-        <w:tc>
-          <w:tcPr>
-            <w:tcW w:type="dxa" w:w="3040"/>
-            <w:shd w:fill="FFFFFF" w:color="auto" w:val="clear"/>
-            <w:tcMar>
-              <w:top w:type="dxa" w:w="60"/>
-              <w:left w:type="dxa" w:w="120"/>
-              <w:bottom w:type="dxa" w:w="60"/>
-              <w:right w:type="dxa" w:w="120"/>
-            </w:tcMar>
-            <w:vAlign w:val="top"/>
-          </w:tcPr>
-          <w:p>
-            <w:pPr>
-              <w:spacing w:after="40" w:before="0"/>
-              <w:jc w:val="left"/>
-            </w:pPr>
-            <w:r>
-              <w:rPr>
-                <w:rFonts w:ascii="Arial" w:cs="Arial" w:eastAsia="Arial" w:hAnsi="Arial"/>
-                <w:b w:val="false"/>
-                <w:bCs w:val="false"/>
-                <w:i w:val="false"/>
-                <w:iCs w:val="false"/>
-                <w:color w:val="000000"/>
-                <w:sz w:val="18"/>
-                <w:szCs w:val="18"/>
-              </w:rPr>
-              <w:t xml:space="preserve">Each learner receives a half-page 'Scenario Starter' card showing ONLY the numerical facts for Scenario A: 'A farmer in the Rift Valley has 40 metres of fencing wire. She wants to enclose a rectangular plot so that the length is 4 metres more than the width. What is the area of the plot?' Learners individually write (a) what they think the two unknown quantities are, (b) how they would express the length in terms of the width, and (c) whether they think multiplying the two expressions will give a linear or a non-linear result — and why. They record predictions in their exercise books before any class discussion.</w:t>
-            </w:r>
-          </w:p>
-        </w:tc>
-        <w:tc>
-          <w:tcPr>
-            <w:tcW w:type="dxa" w:w="3040"/>
-            <w:shd w:fill="F2F2F2" w:color="auto" w:val="clear"/>
-            <w:tcMar>
-              <w:top w:type="dxa" w:w="60"/>
-              <w:left w:type="dxa" w:w="120"/>
-              <w:bottom w:type="dxa" w:w="60"/>
-              <w:right w:type="dxa" w:w="120"/>
-            </w:tcMar>
-            <w:vAlign w:val="top"/>
-          </w:tcPr>
-          <w:p>
-            <w:pPr>
-              <w:spacing w:after="40" w:before="0"/>
-              <w:jc w:val="left"/>
-            </w:pPr>
-            <w:r>
-              <w:rPr>
-                <w:rFonts w:ascii="Arial" w:cs="Arial" w:eastAsia="Arial" w:hAnsi="Arial"/>
-                <w:b w:val="false"/>
-                <w:bCs w:val="false"/>
-                <w:i w:val="false"/>
-                <w:iCs w:val="false"/>
-                <w:color w:val="000000"/>
-                <w:sz w:val="18"/>
-                <w:szCs w:val="18"/>
-              </w:rPr>
-              <w:t xml:space="preserve">Distribute Scenario Starter cards face-down. Say: 'Do NOT turn the card over until I say so.' After 30 seconds of settling, say: 'Turn your card over. Read it once silently. Now, in your book, write your three predictions. You have 3 minutes — go.' Circulate and scan predictions without correcting. After 3 minutes, cold-call 3 learners: 'Wanjiku, what did you choose as your unknown?' — 'Kamau, did you predict linear or non-linear — tell us your reason in one sentence.' — 'Atieno, same question, do you agree or disagree with Kamau?' Allow 10–12 seconds WAIT TIME after each question before accepting an answer. Do NOT reveal the correct answer yet. Record the split of opinions (linear vs. non-linear) on the board as a tally.</w:t>
-            </w:r>
-          </w:p>
-        </w:tc>
-        <w:tc>
-          <w:tcPr>
-            <w:tcW w:type="dxa" w:w="3040"/>
-            <w:shd w:fill="FFFFFF" w:color="auto" w:val="clear"/>
-            <w:tcMar>
-              <w:top w:type="dxa" w:w="60"/>
-              <w:left w:type="dxa" w:w="120"/>
-              <w:bottom w:type="dxa" w:w="60"/>
-              <w:right w:type="dxa" w:w="120"/>
-            </w:tcMar>
-            <w:vAlign w:val="top"/>
-          </w:tcPr>
-          <w:p>
-            <w:pPr>
-              <w:spacing w:after="40" w:before="0"/>
-              <w:jc w:val="left"/>
-            </w:pPr>
-            <w:r>
-              <w:rPr>
-                <w:rFonts w:ascii="Arial" w:cs="Arial" w:eastAsia="Arial" w:hAnsi="Arial"/>
-                <w:b w:val="false"/>
-                <w:bCs w:val="false"/>
-                <w:i w:val="false"/>
-                <w:iCs w:val="false"/>
-                <w:color w:val="000000"/>
-                <w:sz w:val="18"/>
-                <w:szCs w:val="18"/>
-              </w:rPr>
-              <w:t xml:space="preserve">Strategy: Elicit-Before-Explain. By committing predictions to writing before instruction, learners activate prior knowledge from Lessons 1–2 (expressions for related unknowns) and create a personal stake in finding out whether their prediction is correct. The visible tally of class opinions creates productive cognitive conflict that the Observe phase will resolve.</w:t>
-            </w:r>
-          </w:p>
-        </w:tc>
-        <w:tc>
-          <w:tcPr>
-            <w:tcW w:type="dxa" w:w="3040"/>
-            <w:shd w:fill="F2F2F2" w:color="auto" w:val="clear"/>
-            <w:tcMar>
-              <w:top w:type="dxa" w:w="60"/>
-              <w:left w:type="dxa" w:w="120"/>
-              <w:bottom w:type="dxa" w:w="60"/>
-              <w:right w:type="dxa" w:w="120"/>
-            </w:tcMar>
-            <w:vAlign w:val="top"/>
-          </w:tcPr>
-          <w:p>
-            <w:pPr>
-              <w:spacing w:after="40" w:before="0"/>
-              <w:jc w:val="left"/>
-            </w:pPr>
-            <w:r>
-              <w:rPr>
-                <w:rFonts w:ascii="Arial" w:cs="Arial" w:eastAsia="Arial" w:hAnsi="Arial"/>
-                <w:b w:val="false"/>
-                <w:bCs w:val="false"/>
-                <w:i w:val="false"/>
-                <w:iCs w:val="false"/>
-                <w:color w:val="000000"/>
-                <w:sz w:val="18"/>
-                <w:szCs w:val="18"/>
-              </w:rPr>
-              <w:t xml:space="preserve">Observable indicator: Learner has written two distinct algebraic expressions (e.g. 'width = w, length = w + 4') before instruction begins. If the majority of learners write only a single number or leave the algebraic expression blank, pause and ask: 'In Lesson 2, how did we write Achieng's columns in terms of her rows? Use the same idea here.' This indicates readiness to proceed to the Observe phase.</w:t>
-            </w:r>
-          </w:p>
-        </w:tc>
-      </w:tr>
-      <w:tr>
-        <w:tc>
-          <w:tcPr>
-            <w:tcW w:type="dxa" w:w="1520"/>
-            <w:shd w:fill="D9EEF1" w:color="auto" w:val="clear"/>
-            <w:tcMar>
-              <w:top w:type="dxa" w:w="60"/>
-              <w:left w:type="dxa" w:w="120"/>
-              <w:bottom w:type="dxa" w:w="60"/>
-              <w:right w:type="dxa" w:w="120"/>
-            </w:tcMar>
-            <w:vAlign w:val="top"/>
-          </w:tcPr>
-          <w:p>
-            <w:pPr>
-              <w:spacing w:after="40" w:before="0"/>
-              <w:jc w:val="left"/>
-            </w:pPr>
-            <w:r>
-              <w:rPr>
-                <w:rFonts w:ascii="Arial" w:cs="Arial" w:eastAsia="Arial" w:hAnsi="Arial"/>
-                <w:b/>
-                <w:bCs/>
-                <w:i w:val="false"/>
-                <w:iCs w:val="false"/>
-                <w:color w:val="000000"/>
-                <w:sz w:val="18"/>
-                <w:szCs w:val="18"/>
-              </w:rPr>
-              <w:t xml:space="preserve">Observe Phase</w:t>
-            </w:r>
-          </w:p>
-          <w:p>
-            <w:pPr>
-              <w:spacing w:after="20" w:before="0"/>
-            </w:pPr>
-            <w:r>
-              <w:rPr>
-                <w:rFonts w:ascii="Arial" w:cs="Arial" w:eastAsia="Arial" w:hAnsi="Arial"/>
-                <w:b/>
-                <w:bCs/>
-                <w:color w:val="1F3864"/>
-                <w:sz w:val="16"/>
-                <w:szCs w:val="16"/>
-              </w:rPr>
-              <w:t xml:space="preserve">📹 VIDEO:</w:t>
-            </w:r>
-          </w:p>
-          <w:p>
-            <w:pPr>
-              <w:spacing w:after="20" w:before="0"/>
-            </w:pPr>
-            <w:hyperlink w:history="1" r:id="rId5e4b8eavzlps9wvn-jitl">
-              <w:r>
-                <w:rPr>
-                  <w:rFonts w:ascii="Arial" w:cs="Arial" w:eastAsia="Arial" w:hAnsi="Arial"/>
-                  <w:color w:val="2E75B6"/>
-                  <w:sz w:val="16"/>
-                  <w:szCs w:val="16"/>
-                  <w:u w:val="single" w:color="2E75B6"/>
-                </w:rPr>
-                <w:t xml:space="preserve">Proof: Rhombus diagonals are perpendicular bisectors</w:t>
-              </w:r>
-            </w:hyperlink>
-          </w:p>
-          <w:p>
-            <w:pPr>
-              <w:spacing w:after="10" w:before="0"/>
-              <w:ind w:left="120"/>
-            </w:pPr>
-            <w:r>
-              <w:rPr>
-                <w:rFonts w:ascii="Arial" w:cs="Arial" w:eastAsia="Arial" w:hAnsi="Arial"/>
-                <w:color w:val="595959"/>
-                <w:sz w:val="14"/>
-                <w:szCs w:val="14"/>
-              </w:rPr>
-              <w:t xml:space="preserve">Source: Khan Academy (English - US curriculum)</w:t>
-            </w:r>
-          </w:p>
-          <w:p>
-            <w:pPr>
-              <w:spacing w:after="10" w:before="0"/>
-              <w:ind w:left="120"/>
-            </w:pPr>
-            <w:hyperlink w:history="1" r:id="rIdaxs9icb4v-g95npcdqwgl">
+            <w:hyperlink w:history="1" r:id="rId4wj8rgco29x4jfrli8-me">
               <w:r>
                 <w:rPr>
                   <w:rFonts w:ascii="Arial" w:cs="Arial" w:eastAsia="Arial" w:hAnsi="Arial"/>
@@ -10193,14 +10192,241 @@
                 <w:sz w:val="16"/>
                 <w:szCs w:val="16"/>
               </w:rPr>
-              <w:t xml:space="preserve">📖 HTML:</w:t>
+              <w:t xml:space="preserve">📖 READING:</w:t>
             </w:r>
           </w:p>
           <w:p>
             <w:pPr>
               <w:spacing w:after="20" w:before="0"/>
             </w:pPr>
-            <w:hyperlink w:history="1" r:id="rIdubs_x1q2b9dgmy9-h6ydg">
+            <w:r>
+              <w:rPr>
+                <w:rFonts w:ascii="Arial" w:cs="Arial" w:eastAsia="Arial" w:hAnsi="Arial"/>
+                <w:i/>
+                <w:iCs/>
+                <w:color w:val="595959"/>
+                <w:sz w:val="16"/>
+                <w:szCs w:val="16"/>
+              </w:rPr>
+              <w:t xml:space="preserve">No closely matching reading in the ARES library for this activity.</w:t>
+            </w:r>
+          </w:p>
+          <w:p>
+            <w:pPr>
+              <w:spacing w:after="10" w:before="0"/>
+              <w:ind w:left="120"/>
+            </w:pPr>
+            <w:hyperlink w:history="1" r:id="rIdicumwo76fi9yypbpyu5bw">
+              <w:r>
+                <w:rPr>
+                  <w:rFonts w:ascii="Arial" w:cs="Arial" w:eastAsia="Arial" w:hAnsi="Arial"/>
+                  <w:color w:val="595959"/>
+                  <w:sz w:val="14"/>
+                  <w:szCs w:val="14"/>
+                  <w:u w:val="single" w:color="595959"/>
+                </w:rPr>
+                <w:t xml:space="preserve">🔍 Search ARES for readings</w:t>
+              </w:r>
+            </w:hyperlink>
+          </w:p>
+          <w:p>
+            <w:pPr>
+              <w:spacing w:after="10" w:before="0"/>
+              <w:ind w:left="120"/>
+            </w:pPr>
+            <w:r>
+              <w:rPr>
+                <w:rFonts w:ascii="Arial" w:cs="Arial" w:eastAsia="Arial" w:hAnsi="Arial"/>
+                <w:color w:val="595959"/>
+                <w:sz w:val="14"/>
+                <w:szCs w:val="14"/>
+              </w:rPr>
+              <w:t xml:space="preserve">Search terms: quadratic equations formation real</w:t>
+            </w:r>
+          </w:p>
+        </w:tc>
+        <w:tc>
+          <w:tcPr>
+            <w:tcW w:type="dxa" w:w="3040"/>
+            <w:shd w:fill="FFFFFF" w:color="auto" w:val="clear"/>
+            <w:tcMar>
+              <w:top w:type="dxa" w:w="60"/>
+              <w:left w:type="dxa" w:w="120"/>
+              <w:bottom w:type="dxa" w:w="60"/>
+              <w:right w:type="dxa" w:w="120"/>
+            </w:tcMar>
+            <w:vAlign w:val="top"/>
+          </w:tcPr>
+          <w:p>
+            <w:pPr>
+              <w:spacing w:after="40" w:before="0"/>
+              <w:jc w:val="left"/>
+            </w:pPr>
+            <w:r>
+              <w:rPr>
+                <w:rFonts w:ascii="Arial" w:cs="Arial" w:eastAsia="Arial" w:hAnsi="Arial"/>
+                <w:b w:val="false"/>
+                <w:bCs w:val="false"/>
+                <w:i w:val="false"/>
+                <w:iCs w:val="false"/>
+                <w:color w:val="000000"/>
+                <w:sz w:val="18"/>
+                <w:szCs w:val="18"/>
+              </w:rPr>
+              <w:t xml:space="preserve">Learners work through all three scenario context cards in a structured pair-then-group sequence. Each card is released one at a time. Card A (Rift Valley fencing — perimeter constraint): width = w, length = w + 4, perimeter = 40 m → form the equation. Card B (Achieng's chairs — Kisumu prize-giving): rows = r, columns = r + 7, total chairs = 120 → form the equation. Card C (Kericho seedling grid — tea nursery): seedlings per row = s, seedlings per column = s − 3, total seedlings = 180 → form the equation. For each card, pairs first write the equation independently (2 min), then compare with the adjacent pair and resolve differences (2 min), then one spokesperson shares the equation with the class. Learners record all three equations in a three-column table: Scenario | Let statement | Equation formed.</w:t>
+            </w:r>
+          </w:p>
+        </w:tc>
+        <w:tc>
+          <w:tcPr>
+            <w:tcW w:type="dxa" w:w="3040"/>
+            <w:shd w:fill="F2F2F2" w:color="auto" w:val="clear"/>
+            <w:tcMar>
+              <w:top w:type="dxa" w:w="60"/>
+              <w:left w:type="dxa" w:w="120"/>
+              <w:bottom w:type="dxa" w:w="60"/>
+              <w:right w:type="dxa" w:w="120"/>
+            </w:tcMar>
+            <w:vAlign w:val="top"/>
+          </w:tcPr>
+          <w:p>
+            <w:pPr>
+              <w:spacing w:after="40" w:before="0"/>
+              <w:jc w:val="left"/>
+            </w:pPr>
+            <w:r>
+              <w:rPr>
+                <w:rFonts w:ascii="Arial" w:cs="Arial" w:eastAsia="Arial" w:hAnsi="Arial"/>
+                <w:b w:val="false"/>
+                <w:bCs w:val="false"/>
+                <w:i w:val="false"/>
+                <w:iCs w:val="false"/>
+                <w:color w:val="000000"/>
+                <w:sz w:val="18"/>
+                <w:szCs w:val="18"/>
+              </w:rPr>
+              <w:t xml:space="preserve">Release Card A. Say: 'Step 1 — write your Let statement: let the width equal what? Step 2 — write the length in terms of your unknown. Step 3 — use the perimeter formula. Step 4 — expand and rearrange so one side is zero. You and your partner have 2 minutes.' After 2 minutes: 'Now turn to the pair behind you — compare your equations. If they differ, decide together which is correct and be ready to explain why. 90 seconds.' Cold-call one group: 'Omondi, read your equation aloud exactly as you wrote it.' Write the equation on the board verbatim, even if incorrect. Ask the class: 'Do we agree? Thumbs up, thumbs sideways, or thumbs down — show me now.' Address any thumbs-down. Explicitly annotate on the board: circle the squared term and label it 'degree 2 term'; circle the linear term; circle the constant. Repeat the release-pair-group-share cycle for Cards B and C. After Card C, say: 'Look at all three equations on the board. What do they ALL have in common? Discuss with your partner for 30 seconds.' WAIT 30 seconds. Cold-call 2 learners. Establish the three defining features on the board: (1) exactly one squared term, (2) the coefficient of the squared term is not zero, (3) the equation is set equal to zero.</w:t>
+            </w:r>
+          </w:p>
+        </w:tc>
+        <w:tc>
+          <w:tcPr>
+            <w:tcW w:type="dxa" w:w="3040"/>
+            <w:shd w:fill="FFFFFF" w:color="auto" w:val="clear"/>
+            <w:tcMar>
+              <w:top w:type="dxa" w:w="60"/>
+              <w:left w:type="dxa" w:w="120"/>
+              <w:bottom w:type="dxa" w:w="60"/>
+              <w:right w:type="dxa" w:w="120"/>
+            </w:tcMar>
+            <w:vAlign w:val="top"/>
+          </w:tcPr>
+          <w:p>
+            <w:pPr>
+              <w:spacing w:after="40" w:before="0"/>
+              <w:jc w:val="left"/>
+            </w:pPr>
+            <w:r>
+              <w:rPr>
+                <w:rFonts w:ascii="Arial" w:cs="Arial" w:eastAsia="Arial" w:hAnsi="Arial"/>
+                <w:b w:val="false"/>
+                <w:bCs w:val="false"/>
+                <w:i w:val="false"/>
+                <w:iCs w:val="false"/>
+                <w:color w:val="000000"/>
+                <w:sz w:val="18"/>
+                <w:szCs w:val="18"/>
+              </w:rPr>
+              <w:t xml:space="preserve">Strategy: Three-Card Parallel Case Analysis. Presenting three structurally similar but contextually different scenarios (perimeter/area, seating product, seedling product) allows learners to abstract the common mathematical structure — the quadratic form — across contexts. Writing equations in a comparison table and presenting them side-by-side makes the pattern visible and supports inductive reasoning toward a generalisation.</w:t>
+            </w:r>
+          </w:p>
+        </w:tc>
+        <w:tc>
+          <w:tcPr>
+            <w:tcW w:type="dxa" w:w="3040"/>
+            <w:shd w:fill="F2F2F2" w:color="auto" w:val="clear"/>
+            <w:tcMar>
+              <w:top w:type="dxa" w:w="60"/>
+              <w:left w:type="dxa" w:w="120"/>
+              <w:bottom w:type="dxa" w:w="60"/>
+              <w:right w:type="dxa" w:w="120"/>
+            </w:tcMar>
+            <w:vAlign w:val="top"/>
+          </w:tcPr>
+          <w:p>
+            <w:pPr>
+              <w:spacing w:after="40" w:before="0"/>
+              <w:jc w:val="left"/>
+            </w:pPr>
+            <w:r>
+              <w:rPr>
+                <w:rFonts w:ascii="Arial" w:cs="Arial" w:eastAsia="Arial" w:hAnsi="Arial"/>
+                <w:b w:val="false"/>
+                <w:bCs w:val="false"/>
+                <w:i w:val="false"/>
+                <w:iCs w:val="false"/>
+                <w:color w:val="000000"/>
+                <w:sz w:val="18"/>
+                <w:szCs w:val="18"/>
+              </w:rPr>
+              <w:t xml:space="preserve">Observable indicators: (1) Learner's Let statement uses a single variable and correctly expresses the second quantity in terms of it. (2) Learner's equation has a squared term on one side and a constant on the other before rearranging. (3) After rearranging, the equation is set equal to zero. Flag any learner who writes two different variables (e.g. 'let width = w, let length = l') without a linking expression — prompt: 'How does l relate to w in this problem? Can you write l using only w?'</w:t>
+            </w:r>
+          </w:p>
+        </w:tc>
+      </w:tr>
+      <w:tr>
+        <w:tc>
+          <w:tcPr>
+            <w:tcW w:type="dxa" w:w="1520"/>
+            <w:shd w:fill="E2EFDA" w:color="auto" w:val="clear"/>
+            <w:tcMar>
+              <w:top w:type="dxa" w:w="60"/>
+              <w:left w:type="dxa" w:w="120"/>
+              <w:bottom w:type="dxa" w:w="60"/>
+              <w:right w:type="dxa" w:w="120"/>
+            </w:tcMar>
+            <w:vAlign w:val="top"/>
+          </w:tcPr>
+          <w:p>
+            <w:pPr>
+              <w:spacing w:after="40" w:before="0"/>
+              <w:jc w:val="left"/>
+            </w:pPr>
+            <w:r>
+              <w:rPr>
+                <w:rFonts w:ascii="Arial" w:cs="Arial" w:eastAsia="Arial" w:hAnsi="Arial"/>
+                <w:b/>
+                <w:bCs/>
+                <w:i w:val="false"/>
+                <w:iCs w:val="false"/>
+                <w:color w:val="000000"/>
+                <w:sz w:val="18"/>
+                <w:szCs w:val="18"/>
+              </w:rPr>
+              <w:t xml:space="preserve">Explain Phase</w:t>
+            </w:r>
+          </w:p>
+          <w:p>
+            <w:pPr>
+              <w:spacing w:after="20" w:before="0"/>
+            </w:pPr>
+            <w:r>
+              <w:rPr>
+                <w:rFonts w:ascii="Arial" w:cs="Arial" w:eastAsia="Arial" w:hAnsi="Arial"/>
+                <w:b/>
+                <w:bCs/>
+                <w:color w:val="1F3864"/>
+                <w:sz w:val="16"/>
+                <w:szCs w:val="16"/>
+              </w:rPr>
+              <w:t xml:space="preserve">📹 VIDEO:</w:t>
+            </w:r>
+          </w:p>
+          <w:p>
+            <w:pPr>
+              <w:spacing w:after="20" w:before="0"/>
+            </w:pPr>
+            <w:hyperlink w:history="1" r:id="rIdn7r3jltner5idly_9isno">
               <w:r>
                 <w:rPr>
                   <w:rFonts w:ascii="Arial" w:cs="Arial" w:eastAsia="Arial" w:hAnsi="Arial"/>
@@ -10209,7 +10435,7 @@
                   <w:szCs w:val="16"/>
                   <w:u w:val="single" w:color="2E75B6"/>
                 </w:rPr>
-                <w:t xml:space="preserve">Finding a Linear Product Using a Quadratic (PLIX)</w:t>
+                <w:t xml:space="preserve">Worked example: quadratic formula (example 2) -dubbed(KY)</w:t>
               </w:r>
             </w:hyperlink>
           </w:p>
@@ -10225,7 +10451,7 @@
                 <w:sz w:val="14"/>
                 <w:szCs w:val="14"/>
               </w:rPr>
-              <w:t xml:space="preserve">Source: CK-12</w:t>
+              <w:t xml:space="preserve">Source: Khan Academy (Kiswahili)</w:t>
             </w:r>
           </w:p>
           <w:p>
@@ -10233,235 +10459,7 @@
               <w:spacing w:after="10" w:before="0"/>
               <w:ind w:left="120"/>
             </w:pPr>
-            <w:hyperlink w:history="1" r:id="rIdztltgqwg-spwcya844poz">
-              <w:r>
-                <w:rPr>
-                  <w:rFonts w:ascii="Arial" w:cs="Arial" w:eastAsia="Arial" w:hAnsi="Arial"/>
-                  <w:color w:val="595959"/>
-                  <w:sz w:val="14"/>
-                  <w:szCs w:val="14"/>
-                  <w:u w:val="single" w:color="595959"/>
-                </w:rPr>
-                <w:t xml:space="preserve">🔍 Search ARES for similar readings</w:t>
-              </w:r>
-            </w:hyperlink>
-          </w:p>
-        </w:tc>
-        <w:tc>
-          <w:tcPr>
-            <w:tcW w:type="dxa" w:w="3040"/>
-            <w:shd w:fill="FFFFFF" w:color="auto" w:val="clear"/>
-            <w:tcMar>
-              <w:top w:type="dxa" w:w="60"/>
-              <w:left w:type="dxa" w:w="120"/>
-              <w:bottom w:type="dxa" w:w="60"/>
-              <w:right w:type="dxa" w:w="120"/>
-            </w:tcMar>
-            <w:vAlign w:val="top"/>
-          </w:tcPr>
-          <w:p>
-            <w:pPr>
-              <w:spacing w:after="40" w:before="0"/>
-              <w:jc w:val="left"/>
-            </w:pPr>
-            <w:r>
-              <w:rPr>
-                <w:rFonts w:ascii="Arial" w:cs="Arial" w:eastAsia="Arial" w:hAnsi="Arial"/>
-                <w:b w:val="false"/>
-                <w:bCs w:val="false"/>
-                <w:i w:val="false"/>
-                <w:iCs w:val="false"/>
-                <w:color w:val="000000"/>
-                <w:sz w:val="18"/>
-                <w:szCs w:val="18"/>
-              </w:rPr>
-              <w:t xml:space="preserve">Learners work through all three scenario context cards in a structured pair-then-group sequence. Each card is released one at a time. Card A (Rift Valley fencing — perimeter constraint): width = w, length = w + 4, perimeter = 40 m → form the equation. Card B (Achieng's chairs — Kisumu prize-giving): rows = r, columns = r + 7, total chairs = 120 → form the equation. Card C (Kericho seedling grid — tea nursery): seedlings per row = s, seedlings per column = s − 3, total seedlings = 180 → form the equation. For each card, pairs first write the equation independently (2 min), then compare with the adjacent pair and resolve differences (2 min), then one spokesperson shares the equation with the class. Learners record all three equations in a three-column table: Scenario | Let statement | Equation formed.</w:t>
-            </w:r>
-          </w:p>
-        </w:tc>
-        <w:tc>
-          <w:tcPr>
-            <w:tcW w:type="dxa" w:w="3040"/>
-            <w:shd w:fill="F2F2F2" w:color="auto" w:val="clear"/>
-            <w:tcMar>
-              <w:top w:type="dxa" w:w="60"/>
-              <w:left w:type="dxa" w:w="120"/>
-              <w:bottom w:type="dxa" w:w="60"/>
-              <w:right w:type="dxa" w:w="120"/>
-            </w:tcMar>
-            <w:vAlign w:val="top"/>
-          </w:tcPr>
-          <w:p>
-            <w:pPr>
-              <w:spacing w:after="40" w:before="0"/>
-              <w:jc w:val="left"/>
-            </w:pPr>
-            <w:r>
-              <w:rPr>
-                <w:rFonts w:ascii="Arial" w:cs="Arial" w:eastAsia="Arial" w:hAnsi="Arial"/>
-                <w:b w:val="false"/>
-                <w:bCs w:val="false"/>
-                <w:i w:val="false"/>
-                <w:iCs w:val="false"/>
-                <w:color w:val="000000"/>
-                <w:sz w:val="18"/>
-                <w:szCs w:val="18"/>
-              </w:rPr>
-              <w:t xml:space="preserve">Release Card A. Say: 'Step 1 — write your Let statement: let the width equal what? Step 2 — write the length in terms of your unknown. Step 3 — use the perimeter formula. Step 4 — expand and rearrange so one side is zero. You and your partner have 2 minutes.' After 2 minutes: 'Now turn to the pair behind you — compare your equations. If they differ, decide together which is correct and be ready to explain why. 90 seconds.' Cold-call one group: 'Omondi, read your equation aloud exactly as you wrote it.' Write the equation on the board verbatim, even if incorrect. Ask the class: 'Do we agree? Thumbs up, thumbs sideways, or thumbs down — show me now.' Address any thumbs-down. Explicitly annotate on the board: circle the squared term and label it 'degree 2 term'; circle the linear term; circle the constant. Repeat the release-pair-group-share cycle for Cards B and C. After Card C, say: 'Look at all three equations on the board. What do they ALL have in common? Discuss with your partner for 30 seconds.' WAIT 30 seconds. Cold-call 2 learners. Establish the three defining features on the board: (1) exactly one squared term, (2) the coefficient of the squared term is not zero, (3) the equation is set equal to zero.</w:t>
-            </w:r>
-          </w:p>
-        </w:tc>
-        <w:tc>
-          <w:tcPr>
-            <w:tcW w:type="dxa" w:w="3040"/>
-            <w:shd w:fill="FFFFFF" w:color="auto" w:val="clear"/>
-            <w:tcMar>
-              <w:top w:type="dxa" w:w="60"/>
-              <w:left w:type="dxa" w:w="120"/>
-              <w:bottom w:type="dxa" w:w="60"/>
-              <w:right w:type="dxa" w:w="120"/>
-            </w:tcMar>
-            <w:vAlign w:val="top"/>
-          </w:tcPr>
-          <w:p>
-            <w:pPr>
-              <w:spacing w:after="40" w:before="0"/>
-              <w:jc w:val="left"/>
-            </w:pPr>
-            <w:r>
-              <w:rPr>
-                <w:rFonts w:ascii="Arial" w:cs="Arial" w:eastAsia="Arial" w:hAnsi="Arial"/>
-                <w:b w:val="false"/>
-                <w:bCs w:val="false"/>
-                <w:i w:val="false"/>
-                <w:iCs w:val="false"/>
-                <w:color w:val="000000"/>
-                <w:sz w:val="18"/>
-                <w:szCs w:val="18"/>
-              </w:rPr>
-              <w:t xml:space="preserve">Strategy: Three-Card Parallel Case Analysis. Presenting three structurally similar but contextually different scenarios (perimeter/area, seating product, seedling product) allows learners to abstract the common mathematical structure — the quadratic form — across contexts. Writing equations in a comparison table and presenting them side-by-side makes the pattern visible and supports inductive reasoning toward a generalisation.</w:t>
-            </w:r>
-          </w:p>
-        </w:tc>
-        <w:tc>
-          <w:tcPr>
-            <w:tcW w:type="dxa" w:w="3040"/>
-            <w:shd w:fill="F2F2F2" w:color="auto" w:val="clear"/>
-            <w:tcMar>
-              <w:top w:type="dxa" w:w="60"/>
-              <w:left w:type="dxa" w:w="120"/>
-              <w:bottom w:type="dxa" w:w="60"/>
-              <w:right w:type="dxa" w:w="120"/>
-            </w:tcMar>
-            <w:vAlign w:val="top"/>
-          </w:tcPr>
-          <w:p>
-            <w:pPr>
-              <w:spacing w:after="40" w:before="0"/>
-              <w:jc w:val="left"/>
-            </w:pPr>
-            <w:r>
-              <w:rPr>
-                <w:rFonts w:ascii="Arial" w:cs="Arial" w:eastAsia="Arial" w:hAnsi="Arial"/>
-                <w:b w:val="false"/>
-                <w:bCs w:val="false"/>
-                <w:i w:val="false"/>
-                <w:iCs w:val="false"/>
-                <w:color w:val="000000"/>
-                <w:sz w:val="18"/>
-                <w:szCs w:val="18"/>
-              </w:rPr>
-              <w:t xml:space="preserve">Observable indicators: (1) Learner's Let statement uses a single variable and correctly expresses the second quantity in terms of it. (2) Learner's equation has a squared term on one side and a constant on the other before rearranging. (3) After rearranging, the equation is set equal to zero. Flag any learner who writes two different variables (e.g. 'let width = w, let length = l') without a linking expression — prompt: 'How does l relate to w in this problem? Can you write l using only w?'</w:t>
-            </w:r>
-          </w:p>
-        </w:tc>
-      </w:tr>
-      <w:tr>
-        <w:tc>
-          <w:tcPr>
-            <w:tcW w:type="dxa" w:w="1520"/>
-            <w:shd w:fill="E2EFDA" w:color="auto" w:val="clear"/>
-            <w:tcMar>
-              <w:top w:type="dxa" w:w="60"/>
-              <w:left w:type="dxa" w:w="120"/>
-              <w:bottom w:type="dxa" w:w="60"/>
-              <w:right w:type="dxa" w:w="120"/>
-            </w:tcMar>
-            <w:vAlign w:val="top"/>
-          </w:tcPr>
-          <w:p>
-            <w:pPr>
-              <w:spacing w:after="40" w:before="0"/>
-              <w:jc w:val="left"/>
-            </w:pPr>
-            <w:r>
-              <w:rPr>
-                <w:rFonts w:ascii="Arial" w:cs="Arial" w:eastAsia="Arial" w:hAnsi="Arial"/>
-                <w:b/>
-                <w:bCs/>
-                <w:i w:val="false"/>
-                <w:iCs w:val="false"/>
-                <w:color w:val="000000"/>
-                <w:sz w:val="18"/>
-                <w:szCs w:val="18"/>
-              </w:rPr>
-              <w:t xml:space="preserve">Explain Phase</w:t>
-            </w:r>
-          </w:p>
-          <w:p>
-            <w:pPr>
-              <w:spacing w:after="20" w:before="0"/>
-            </w:pPr>
-            <w:r>
-              <w:rPr>
-                <w:rFonts w:ascii="Arial" w:cs="Arial" w:eastAsia="Arial" w:hAnsi="Arial"/>
-                <w:b/>
-                <w:bCs/>
-                <w:color w:val="1F3864"/>
-                <w:sz w:val="16"/>
-                <w:szCs w:val="16"/>
-              </w:rPr>
-              <w:t xml:space="preserve">📹 VIDEO:</w:t>
-            </w:r>
-          </w:p>
-          <w:p>
-            <w:pPr>
-              <w:spacing w:after="20" w:before="0"/>
-            </w:pPr>
-            <w:hyperlink w:history="1" r:id="rIdj_z-snu0yxghxhenwxdlm">
-              <w:r>
-                <w:rPr>
-                  <w:rFonts w:ascii="Arial" w:cs="Arial" w:eastAsia="Arial" w:hAnsi="Arial"/>
-                  <w:color w:val="2E75B6"/>
-                  <w:sz w:val="16"/>
-                  <w:szCs w:val="16"/>
-                  <w:u w:val="single" w:color="2E75B6"/>
-                </w:rPr>
-                <w:t xml:space="preserve">Proof: Rhombus diagonals are perpendicular bisectors</w:t>
-              </w:r>
-            </w:hyperlink>
-          </w:p>
-          <w:p>
-            <w:pPr>
-              <w:spacing w:after="10" w:before="0"/>
-              <w:ind w:left="120"/>
-            </w:pPr>
-            <w:r>
-              <w:rPr>
-                <w:rFonts w:ascii="Arial" w:cs="Arial" w:eastAsia="Arial" w:hAnsi="Arial"/>
-                <w:color w:val="595959"/>
-                <w:sz w:val="14"/>
-                <w:szCs w:val="14"/>
-              </w:rPr>
-              <w:t xml:space="preserve">Source: Khan Academy (English - US curriculum)</w:t>
-            </w:r>
-          </w:p>
-          <w:p>
-            <w:pPr>
-              <w:spacing w:after="10" w:before="0"/>
-              <w:ind w:left="120"/>
-            </w:pPr>
-            <w:hyperlink w:history="1" r:id="rIdjrptuwu7awoelm-uyow-s">
+            <w:hyperlink w:history="1" r:id="rIddhduxagzll2c41krqkhsp">
               <w:r>
                 <w:rPr>
                   <w:rFonts w:ascii="Arial" w:cs="Arial" w:eastAsia="Arial" w:hAnsi="Arial"/>
@@ -10499,14 +10497,241 @@
                 <w:sz w:val="16"/>
                 <w:szCs w:val="16"/>
               </w:rPr>
-              <w:t xml:space="preserve">📖 HTML:</w:t>
+              <w:t xml:space="preserve">📖 READING:</w:t>
             </w:r>
           </w:p>
           <w:p>
             <w:pPr>
               <w:spacing w:after="20" w:before="0"/>
             </w:pPr>
-            <w:hyperlink w:history="1" r:id="rIdhfquhxke_cadwu0khuslw">
+            <w:r>
+              <w:rPr>
+                <w:rFonts w:ascii="Arial" w:cs="Arial" w:eastAsia="Arial" w:hAnsi="Arial"/>
+                <w:i/>
+                <w:iCs/>
+                <w:color w:val="595959"/>
+                <w:sz w:val="16"/>
+                <w:szCs w:val="16"/>
+              </w:rPr>
+              <w:t xml:space="preserve">No closely matching reading in the ARES library for this activity.</w:t>
+            </w:r>
+          </w:p>
+          <w:p>
+            <w:pPr>
+              <w:spacing w:after="10" w:before="0"/>
+              <w:ind w:left="120"/>
+            </w:pPr>
+            <w:hyperlink w:history="1" r:id="rIdcytdr19yrdfoi0zuaihzk">
+              <w:r>
+                <w:rPr>
+                  <w:rFonts w:ascii="Arial" w:cs="Arial" w:eastAsia="Arial" w:hAnsi="Arial"/>
+                  <w:color w:val="595959"/>
+                  <w:sz w:val="14"/>
+                  <w:szCs w:val="14"/>
+                  <w:u w:val="single" w:color="595959"/>
+                </w:rPr>
+                <w:t xml:space="preserve">🔍 Search ARES for readings</w:t>
+              </w:r>
+            </w:hyperlink>
+          </w:p>
+          <w:p>
+            <w:pPr>
+              <w:spacing w:after="10" w:before="0"/>
+              <w:ind w:left="120"/>
+            </w:pPr>
+            <w:r>
+              <w:rPr>
+                <w:rFonts w:ascii="Arial" w:cs="Arial" w:eastAsia="Arial" w:hAnsi="Arial"/>
+                <w:color w:val="595959"/>
+                <w:sz w:val="14"/>
+                <w:szCs w:val="14"/>
+              </w:rPr>
+              <w:t xml:space="preserve">Search terms: quadratic equations formation real</w:t>
+            </w:r>
+          </w:p>
+        </w:tc>
+        <w:tc>
+          <w:tcPr>
+            <w:tcW w:type="dxa" w:w="3040"/>
+            <w:shd w:fill="FFFFFF" w:color="auto" w:val="clear"/>
+            <w:tcMar>
+              <w:top w:type="dxa" w:w="60"/>
+              <w:left w:type="dxa" w:w="120"/>
+              <w:bottom w:type="dxa" w:w="60"/>
+              <w:right w:type="dxa" w:w="120"/>
+            </w:tcMar>
+            <w:vAlign w:val="top"/>
+          </w:tcPr>
+          <w:p>
+            <w:pPr>
+              <w:spacing w:after="40" w:before="0"/>
+              <w:jc w:val="left"/>
+            </w:pPr>
+            <w:r>
+              <w:rPr>
+                <w:rFonts w:ascii="Arial" w:cs="Arial" w:eastAsia="Arial" w:hAnsi="Arial"/>
+                <w:b w:val="false"/>
+                <w:bCs w:val="false"/>
+                <w:i w:val="false"/>
+                <w:iCs w:val="false"/>
+                <w:color w:val="000000"/>
+                <w:sz w:val="18"/>
+                <w:szCs w:val="18"/>
+              </w:rPr>
+              <w:t xml:space="preserve">Learners tackle two consolidation tasks individually, then discuss in groups of four. Task 1 (Misconception Sort): Learners are given four 'student work' strips showing four different attempted equations for Card B (Achieng's chairs). One is correct; three contain typical errors — (i) equation is linear (r + r + 7 = 120), (ii) squared term appears on both sides (r² + 7r = r² + 120), (iii) equation is not set equal to zero (r² + 7r = 120 left unsimplified as 'the answer'). Learners identify which is correct, name the error in each incorrect strip, and write a one-sentence correction. Task 2 (Extend to a new context): 'A mandazi seller in Mombasa arranges mandazi in a rectangular tray. The number of mandazi in each row is 5 more than the number of rows. There are 84 mandazi in total. Form a quadratic equation.' Learners work individually (3 min) then compare with a partner.</w:t>
+            </w:r>
+          </w:p>
+        </w:tc>
+        <w:tc>
+          <w:tcPr>
+            <w:tcW w:type="dxa" w:w="3040"/>
+            <w:shd w:fill="F2F2F2" w:color="auto" w:val="clear"/>
+            <w:tcMar>
+              <w:top w:type="dxa" w:w="60"/>
+              <w:left w:type="dxa" w:w="120"/>
+              <w:bottom w:type="dxa" w:w="60"/>
+              <w:right w:type="dxa" w:w="120"/>
+            </w:tcMar>
+            <w:vAlign w:val="top"/>
+          </w:tcPr>
+          <w:p>
+            <w:pPr>
+              <w:spacing w:after="40" w:before="0"/>
+              <w:jc w:val="left"/>
+            </w:pPr>
+            <w:r>
+              <w:rPr>
+                <w:rFonts w:ascii="Arial" w:cs="Arial" w:eastAsia="Arial" w:hAnsi="Arial"/>
+                <w:b w:val="false"/>
+                <w:bCs w:val="false"/>
+                <w:i w:val="false"/>
+                <w:iCs w:val="false"/>
+                <w:color w:val="000000"/>
+                <w:sz w:val="18"/>
+                <w:szCs w:val="18"/>
+              </w:rPr>
+              <w:t xml:space="preserve">Distribute the Misconception Sort strips. Say: 'You have 4 minutes — individually sort these strips: one correct, three wrong. For each wrong one, write the name of the error in the margin.' After 4 minutes: 'Share in your group of four. If you disagree, use the three features on the board to arbitrate.' After 2 minutes of group discussion, cold-call one group: 'Njeri, which strip did your group mark as correct, and what was wrong with Strip i?' Write the error names on the board: 'Error 1: Linear equation — forgot to multiply, just added. Error 2: Squared term cancels — equation collapses. Error 3: Not set equal to zero — incomplete form.' Explicitly connect each error back to the phenomenon: 'If Achieng used Strip i to find her rows, what number would she get? Would it work for 120 chairs? Why not?' Allow 10 seconds WAIT TIME. Transition to Task 2. After 3 minutes of individual work, cold-call 2 different learners to write their equation on the board. Ask the class: 'Are both equations equivalent? How can we check?' Guide learners to verify by substituting the positive root (r = 7, so rows = 7, columns = 12, product = 84).</w:t>
+            </w:r>
+          </w:p>
+        </w:tc>
+        <w:tc>
+          <w:tcPr>
+            <w:tcW w:type="dxa" w:w="3040"/>
+            <w:shd w:fill="FFFFFF" w:color="auto" w:val="clear"/>
+            <w:tcMar>
+              <w:top w:type="dxa" w:w="60"/>
+              <w:left w:type="dxa" w:w="120"/>
+              <w:bottom w:type="dxa" w:w="60"/>
+              <w:right w:type="dxa" w:w="120"/>
+            </w:tcMar>
+            <w:vAlign w:val="top"/>
+          </w:tcPr>
+          <w:p>
+            <w:pPr>
+              <w:spacing w:after="40" w:before="0"/>
+              <w:jc w:val="left"/>
+            </w:pPr>
+            <w:r>
+              <w:rPr>
+                <w:rFonts w:ascii="Arial" w:cs="Arial" w:eastAsia="Arial" w:hAnsi="Arial"/>
+                <w:b w:val="false"/>
+                <w:bCs w:val="false"/>
+                <w:i w:val="false"/>
+                <w:iCs w:val="false"/>
+                <w:color w:val="000000"/>
+                <w:sz w:val="18"/>
+                <w:szCs w:val="18"/>
+              </w:rPr>
+              <w:t xml:space="preserve">Strategy: Misconception-Driven Explanation (Identify–Name–Correct). Presenting worked errors rather than only correct examples forces learners to articulate WHY a step is wrong, which deepens conceptual understanding more than simply solving correctly. Naming errors ('linear error', 'cancellation error', 'incomplete form error') gives learners a shared vocabulary for self-monitoring in future tasks.</w:t>
+            </w:r>
+          </w:p>
+        </w:tc>
+        <w:tc>
+          <w:tcPr>
+            <w:tcW w:type="dxa" w:w="3040"/>
+            <w:shd w:fill="F2F2F2" w:color="auto" w:val="clear"/>
+            <w:tcMar>
+              <w:top w:type="dxa" w:w="60"/>
+              <w:left w:type="dxa" w:w="120"/>
+              <w:bottom w:type="dxa" w:w="60"/>
+              <w:right w:type="dxa" w:w="120"/>
+            </w:tcMar>
+            <w:vAlign w:val="top"/>
+          </w:tcPr>
+          <w:p>
+            <w:pPr>
+              <w:spacing w:after="40" w:before="0"/>
+              <w:jc w:val="left"/>
+            </w:pPr>
+            <w:r>
+              <w:rPr>
+                <w:rFonts w:ascii="Arial" w:cs="Arial" w:eastAsia="Arial" w:hAnsi="Arial"/>
+                <w:b w:val="false"/>
+                <w:bCs w:val="false"/>
+                <w:i w:val="false"/>
+                <w:iCs w:val="false"/>
+                <w:color w:val="000000"/>
+                <w:sz w:val="18"/>
+                <w:szCs w:val="18"/>
+              </w:rPr>
+              <w:t xml:space="preserve">Observable indicators: (1) Learner correctly identifies the one valid equation among the four strips without teacher prompting. (2) Learner's written error label matches the mathematical flaw (not just 'it looks different'). (3) For Task 2, learner's equation is in the form n² + 5n − 84 = 0 or equivalent. If fewer than half the class correctly identifies the Misconception Sort in 4 minutes, pause the class and work through Strip i together before releasing Task 2.</w:t>
+            </w:r>
+          </w:p>
+        </w:tc>
+      </w:tr>
+      <w:tr>
+        <w:tc>
+          <w:tcPr>
+            <w:tcW w:type="dxa" w:w="1520"/>
+            <w:shd w:fill="FCE4D6" w:color="auto" w:val="clear"/>
+            <w:tcMar>
+              <w:top w:type="dxa" w:w="60"/>
+              <w:left w:type="dxa" w:w="120"/>
+              <w:bottom w:type="dxa" w:w="60"/>
+              <w:right w:type="dxa" w:w="120"/>
+            </w:tcMar>
+            <w:vAlign w:val="top"/>
+          </w:tcPr>
+          <w:p>
+            <w:pPr>
+              <w:spacing w:after="40" w:before="0"/>
+              <w:jc w:val="left"/>
+            </w:pPr>
+            <w:r>
+              <w:rPr>
+                <w:rFonts w:ascii="Arial" w:cs="Arial" w:eastAsia="Arial" w:hAnsi="Arial"/>
+                <w:b/>
+                <w:bCs/>
+                <w:i w:val="false"/>
+                <w:iCs w:val="false"/>
+                <w:color w:val="000000"/>
+                <w:sz w:val="18"/>
+                <w:szCs w:val="18"/>
+              </w:rPr>
+              <w:t xml:space="preserve">Driving Question Board (DQB) Creation</w:t>
+            </w:r>
+          </w:p>
+          <w:p>
+            <w:pPr>
+              <w:spacing w:after="20" w:before="0"/>
+            </w:pPr>
+            <w:r>
+              <w:rPr>
+                <w:rFonts w:ascii="Arial" w:cs="Arial" w:eastAsia="Arial" w:hAnsi="Arial"/>
+                <w:b/>
+                <w:bCs/>
+                <w:color w:val="1F3864"/>
+                <w:sz w:val="16"/>
+                <w:szCs w:val="16"/>
+              </w:rPr>
+              <w:t xml:space="preserve">📹 VIDEO:</w:t>
+            </w:r>
+          </w:p>
+          <w:p>
+            <w:pPr>
+              <w:spacing w:after="20" w:before="0"/>
+            </w:pPr>
+            <w:hyperlink w:history="1" r:id="rIde0dyuv90ddas5iy0naevl">
               <w:r>
                 <w:rPr>
                   <w:rFonts w:ascii="Arial" w:cs="Arial" w:eastAsia="Arial" w:hAnsi="Arial"/>
@@ -10515,7 +10740,7 @@
                   <w:szCs w:val="16"/>
                   <w:u w:val="single" w:color="2E75B6"/>
                 </w:rPr>
-                <w:t xml:space="preserve">Finding a Linear Product Using a Quadratic (PLIX)</w:t>
+                <w:t xml:space="preserve">Worked examples: Forms &amp; features of quadratic functions</w:t>
               </w:r>
             </w:hyperlink>
           </w:p>
@@ -10531,7 +10756,7 @@
                 <w:sz w:val="14"/>
                 <w:szCs w:val="14"/>
               </w:rPr>
-              <w:t xml:space="preserve">Source: CK-12</w:t>
+              <w:t xml:space="preserve">Source: Khan Academy (English - US curriculum)</w:t>
             </w:r>
           </w:p>
           <w:p>
@@ -10539,235 +10764,7 @@
               <w:spacing w:after="10" w:before="0"/>
               <w:ind w:left="120"/>
             </w:pPr>
-            <w:hyperlink w:history="1" r:id="rId68slx6bupkml_d4bly8xm">
-              <w:r>
-                <w:rPr>
-                  <w:rFonts w:ascii="Arial" w:cs="Arial" w:eastAsia="Arial" w:hAnsi="Arial"/>
-                  <w:color w:val="595959"/>
-                  <w:sz w:val="14"/>
-                  <w:szCs w:val="14"/>
-                  <w:u w:val="single" w:color="595959"/>
-                </w:rPr>
-                <w:t xml:space="preserve">🔍 Search ARES for similar readings</w:t>
-              </w:r>
-            </w:hyperlink>
-          </w:p>
-        </w:tc>
-        <w:tc>
-          <w:tcPr>
-            <w:tcW w:type="dxa" w:w="3040"/>
-            <w:shd w:fill="FFFFFF" w:color="auto" w:val="clear"/>
-            <w:tcMar>
-              <w:top w:type="dxa" w:w="60"/>
-              <w:left w:type="dxa" w:w="120"/>
-              <w:bottom w:type="dxa" w:w="60"/>
-              <w:right w:type="dxa" w:w="120"/>
-            </w:tcMar>
-            <w:vAlign w:val="top"/>
-          </w:tcPr>
-          <w:p>
-            <w:pPr>
-              <w:spacing w:after="40" w:before="0"/>
-              <w:jc w:val="left"/>
-            </w:pPr>
-            <w:r>
-              <w:rPr>
-                <w:rFonts w:ascii="Arial" w:cs="Arial" w:eastAsia="Arial" w:hAnsi="Arial"/>
-                <w:b w:val="false"/>
-                <w:bCs w:val="false"/>
-                <w:i w:val="false"/>
-                <w:iCs w:val="false"/>
-                <w:color w:val="000000"/>
-                <w:sz w:val="18"/>
-                <w:szCs w:val="18"/>
-              </w:rPr>
-              <w:t xml:space="preserve">Learners tackle two consolidation tasks individually, then discuss in groups of four. Task 1 (Misconception Sort): Learners are given four 'student work' strips showing four different attempted equations for Card B (Achieng's chairs). One is correct; three contain typical errors — (i) equation is linear (r + r + 7 = 120), (ii) squared term appears on both sides (r² + 7r = r² + 120), (iii) equation is not set equal to zero (r² + 7r = 120 left unsimplified as 'the answer'). Learners identify which is correct, name the error in each incorrect strip, and write a one-sentence correction. Task 2 (Extend to a new context): 'A mandazi seller in Mombasa arranges mandazi in a rectangular tray. The number of mandazi in each row is 5 more than the number of rows. There are 84 mandazi in total. Form a quadratic equation.' Learners work individually (3 min) then compare with a partner.</w:t>
-            </w:r>
-          </w:p>
-        </w:tc>
-        <w:tc>
-          <w:tcPr>
-            <w:tcW w:type="dxa" w:w="3040"/>
-            <w:shd w:fill="F2F2F2" w:color="auto" w:val="clear"/>
-            <w:tcMar>
-              <w:top w:type="dxa" w:w="60"/>
-              <w:left w:type="dxa" w:w="120"/>
-              <w:bottom w:type="dxa" w:w="60"/>
-              <w:right w:type="dxa" w:w="120"/>
-            </w:tcMar>
-            <w:vAlign w:val="top"/>
-          </w:tcPr>
-          <w:p>
-            <w:pPr>
-              <w:spacing w:after="40" w:before="0"/>
-              <w:jc w:val="left"/>
-            </w:pPr>
-            <w:r>
-              <w:rPr>
-                <w:rFonts w:ascii="Arial" w:cs="Arial" w:eastAsia="Arial" w:hAnsi="Arial"/>
-                <w:b w:val="false"/>
-                <w:bCs w:val="false"/>
-                <w:i w:val="false"/>
-                <w:iCs w:val="false"/>
-                <w:color w:val="000000"/>
-                <w:sz w:val="18"/>
-                <w:szCs w:val="18"/>
-              </w:rPr>
-              <w:t xml:space="preserve">Distribute the Misconception Sort strips. Say: 'You have 4 minutes — individually sort these strips: one correct, three wrong. For each wrong one, write the name of the error in the margin.' After 4 minutes: 'Share in your group of four. If you disagree, use the three features on the board to arbitrate.' After 2 minutes of group discussion, cold-call one group: 'Njeri, which strip did your group mark as correct, and what was wrong with Strip i?' Write the error names on the board: 'Error 1: Linear equation — forgot to multiply, just added. Error 2: Squared term cancels — equation collapses. Error 3: Not set equal to zero — incomplete form.' Explicitly connect each error back to the phenomenon: 'If Achieng used Strip i to find her rows, what number would she get? Would it work for 120 chairs? Why not?' Allow 10 seconds WAIT TIME. Transition to Task 2. After 3 minutes of individual work, cold-call 2 different learners to write their equation on the board. Ask the class: 'Are both equations equivalent? How can we check?' Guide learners to verify by substituting the positive root (r = 7, so rows = 7, columns = 12, product = 84).</w:t>
-            </w:r>
-          </w:p>
-        </w:tc>
-        <w:tc>
-          <w:tcPr>
-            <w:tcW w:type="dxa" w:w="3040"/>
-            <w:shd w:fill="FFFFFF" w:color="auto" w:val="clear"/>
-            <w:tcMar>
-              <w:top w:type="dxa" w:w="60"/>
-              <w:left w:type="dxa" w:w="120"/>
-              <w:bottom w:type="dxa" w:w="60"/>
-              <w:right w:type="dxa" w:w="120"/>
-            </w:tcMar>
-            <w:vAlign w:val="top"/>
-          </w:tcPr>
-          <w:p>
-            <w:pPr>
-              <w:spacing w:after="40" w:before="0"/>
-              <w:jc w:val="left"/>
-            </w:pPr>
-            <w:r>
-              <w:rPr>
-                <w:rFonts w:ascii="Arial" w:cs="Arial" w:eastAsia="Arial" w:hAnsi="Arial"/>
-                <w:b w:val="false"/>
-                <w:bCs w:val="false"/>
-                <w:i w:val="false"/>
-                <w:iCs w:val="false"/>
-                <w:color w:val="000000"/>
-                <w:sz w:val="18"/>
-                <w:szCs w:val="18"/>
-              </w:rPr>
-              <w:t xml:space="preserve">Strategy: Misconception-Driven Explanation (Identify–Name–Correct). Presenting worked errors rather than only correct examples forces learners to articulate WHY a step is wrong, which deepens conceptual understanding more than simply solving correctly. Naming errors ('linear error', 'cancellation error', 'incomplete form error') gives learners a shared vocabulary for self-monitoring in future tasks.</w:t>
-            </w:r>
-          </w:p>
-        </w:tc>
-        <w:tc>
-          <w:tcPr>
-            <w:tcW w:type="dxa" w:w="3040"/>
-            <w:shd w:fill="F2F2F2" w:color="auto" w:val="clear"/>
-            <w:tcMar>
-              <w:top w:type="dxa" w:w="60"/>
-              <w:left w:type="dxa" w:w="120"/>
-              <w:bottom w:type="dxa" w:w="60"/>
-              <w:right w:type="dxa" w:w="120"/>
-            </w:tcMar>
-            <w:vAlign w:val="top"/>
-          </w:tcPr>
-          <w:p>
-            <w:pPr>
-              <w:spacing w:after="40" w:before="0"/>
-              <w:jc w:val="left"/>
-            </w:pPr>
-            <w:r>
-              <w:rPr>
-                <w:rFonts w:ascii="Arial" w:cs="Arial" w:eastAsia="Arial" w:hAnsi="Arial"/>
-                <w:b w:val="false"/>
-                <w:bCs w:val="false"/>
-                <w:i w:val="false"/>
-                <w:iCs w:val="false"/>
-                <w:color w:val="000000"/>
-                <w:sz w:val="18"/>
-                <w:szCs w:val="18"/>
-              </w:rPr>
-              <w:t xml:space="preserve">Observable indicators: (1) Learner correctly identifies the one valid equation among the four strips without teacher prompting. (2) Learner's written error label matches the mathematical flaw (not just 'it looks different'). (3) For Task 2, learner's equation is in the form n² + 5n − 84 = 0 or equivalent. If fewer than half the class correctly identifies the Misconception Sort in 4 minutes, pause the class and work through Strip i together before releasing Task 2.</w:t>
-            </w:r>
-          </w:p>
-        </w:tc>
-      </w:tr>
-      <w:tr>
-        <w:tc>
-          <w:tcPr>
-            <w:tcW w:type="dxa" w:w="1520"/>
-            <w:shd w:fill="FCE4D6" w:color="auto" w:val="clear"/>
-            <w:tcMar>
-              <w:top w:type="dxa" w:w="60"/>
-              <w:left w:type="dxa" w:w="120"/>
-              <w:bottom w:type="dxa" w:w="60"/>
-              <w:right w:type="dxa" w:w="120"/>
-            </w:tcMar>
-            <w:vAlign w:val="top"/>
-          </w:tcPr>
-          <w:p>
-            <w:pPr>
-              <w:spacing w:after="40" w:before="0"/>
-              <w:jc w:val="left"/>
-            </w:pPr>
-            <w:r>
-              <w:rPr>
-                <w:rFonts w:ascii="Arial" w:cs="Arial" w:eastAsia="Arial" w:hAnsi="Arial"/>
-                <w:b/>
-                <w:bCs/>
-                <w:i w:val="false"/>
-                <w:iCs w:val="false"/>
-                <w:color w:val="000000"/>
-                <w:sz w:val="18"/>
-                <w:szCs w:val="18"/>
-              </w:rPr>
-              <w:t xml:space="preserve">Driving Question Board (DQB) Creation</w:t>
-            </w:r>
-          </w:p>
-          <w:p>
-            <w:pPr>
-              <w:spacing w:after="20" w:before="0"/>
-            </w:pPr>
-            <w:r>
-              <w:rPr>
-                <w:rFonts w:ascii="Arial" w:cs="Arial" w:eastAsia="Arial" w:hAnsi="Arial"/>
-                <w:b/>
-                <w:bCs/>
-                <w:color w:val="1F3864"/>
-                <w:sz w:val="16"/>
-                <w:szCs w:val="16"/>
-              </w:rPr>
-              <w:t xml:space="preserve">📹 VIDEO:</w:t>
-            </w:r>
-          </w:p>
-          <w:p>
-            <w:pPr>
-              <w:spacing w:after="20" w:before="0"/>
-            </w:pPr>
-            <w:hyperlink w:history="1" r:id="rIddunonka6vpnize0rkkw2g">
-              <w:r>
-                <w:rPr>
-                  <w:rFonts w:ascii="Arial" w:cs="Arial" w:eastAsia="Arial" w:hAnsi="Arial"/>
-                  <w:color w:val="2E75B6"/>
-                  <w:sz w:val="16"/>
-                  <w:szCs w:val="16"/>
-                  <w:u w:val="single" w:color="2E75B6"/>
-                </w:rPr>
-                <w:t xml:space="preserve">Proof: Rhombus diagonals are perpendicular bisectors</w:t>
-              </w:r>
-            </w:hyperlink>
-          </w:p>
-          <w:p>
-            <w:pPr>
-              <w:spacing w:after="10" w:before="0"/>
-              <w:ind w:left="120"/>
-            </w:pPr>
-            <w:r>
-              <w:rPr>
-                <w:rFonts w:ascii="Arial" w:cs="Arial" w:eastAsia="Arial" w:hAnsi="Arial"/>
-                <w:color w:val="595959"/>
-                <w:sz w:val="14"/>
-                <w:szCs w:val="14"/>
-              </w:rPr>
-              <w:t xml:space="preserve">Source: Khan Academy (English - US curriculum)</w:t>
-            </w:r>
-          </w:p>
-          <w:p>
-            <w:pPr>
-              <w:spacing w:after="10" w:before="0"/>
-              <w:ind w:left="120"/>
-            </w:pPr>
-            <w:hyperlink w:history="1" r:id="rIdsjsx60umaososileuvm0o">
+            <w:hyperlink w:history="1" r:id="rIdcnjbgugra5xnoqk0t4spi">
               <w:r>
                 <w:rPr>
                   <w:rFonts w:ascii="Arial" w:cs="Arial" w:eastAsia="Arial" w:hAnsi="Arial"/>
@@ -10805,14 +10802,241 @@
                 <w:sz w:val="16"/>
                 <w:szCs w:val="16"/>
               </w:rPr>
-              <w:t xml:space="preserve">📖 HTML:</w:t>
+              <w:t xml:space="preserve">📖 READING:</w:t>
             </w:r>
           </w:p>
           <w:p>
             <w:pPr>
               <w:spacing w:after="20" w:before="0"/>
             </w:pPr>
-            <w:hyperlink w:history="1" r:id="rIdnmupgtk916fqv0-4pyp5l">
+            <w:r>
+              <w:rPr>
+                <w:rFonts w:ascii="Arial" w:cs="Arial" w:eastAsia="Arial" w:hAnsi="Arial"/>
+                <w:i/>
+                <w:iCs/>
+                <w:color w:val="595959"/>
+                <w:sz w:val="16"/>
+                <w:szCs w:val="16"/>
+              </w:rPr>
+              <w:t xml:space="preserve">No closely matching reading in the ARES library for this activity.</w:t>
+            </w:r>
+          </w:p>
+          <w:p>
+            <w:pPr>
+              <w:spacing w:after="10" w:before="0"/>
+              <w:ind w:left="120"/>
+            </w:pPr>
+            <w:hyperlink w:history="1" r:id="rIdr_vl2mjh1s5lnkylovx0d">
+              <w:r>
+                <w:rPr>
+                  <w:rFonts w:ascii="Arial" w:cs="Arial" w:eastAsia="Arial" w:hAnsi="Arial"/>
+                  <w:color w:val="595959"/>
+                  <w:sz w:val="14"/>
+                  <w:szCs w:val="14"/>
+                  <w:u w:val="single" w:color="595959"/>
+                </w:rPr>
+                <w:t xml:space="preserve">🔍 Search ARES for readings</w:t>
+              </w:r>
+            </w:hyperlink>
+          </w:p>
+          <w:p>
+            <w:pPr>
+              <w:spacing w:after="10" w:before="0"/>
+              <w:ind w:left="120"/>
+            </w:pPr>
+            <w:r>
+              <w:rPr>
+                <w:rFonts w:ascii="Arial" w:cs="Arial" w:eastAsia="Arial" w:hAnsi="Arial"/>
+                <w:color w:val="595959"/>
+                <w:sz w:val="14"/>
+                <w:szCs w:val="14"/>
+              </w:rPr>
+              <w:t xml:space="preserve">Search terms: quadratic equations formation real</w:t>
+            </w:r>
+          </w:p>
+        </w:tc>
+        <w:tc>
+          <w:tcPr>
+            <w:tcW w:type="dxa" w:w="3040"/>
+            <w:shd w:fill="FFFFFF" w:color="auto" w:val="clear"/>
+            <w:tcMar>
+              <w:top w:type="dxa" w:w="60"/>
+              <w:left w:type="dxa" w:w="120"/>
+              <w:bottom w:type="dxa" w:w="60"/>
+              <w:right w:type="dxa" w:w="120"/>
+            </w:tcMar>
+            <w:vAlign w:val="top"/>
+          </w:tcPr>
+          <w:p>
+            <w:pPr>
+              <w:spacing w:after="40" w:before="0"/>
+              <w:jc w:val="left"/>
+            </w:pPr>
+            <w:r>
+              <w:rPr>
+                <w:rFonts w:ascii="Arial" w:cs="Arial" w:eastAsia="Arial" w:hAnsi="Arial"/>
+                <w:b w:val="false"/>
+                <w:bCs w:val="false"/>
+                <w:i w:val="false"/>
+                <w:iCs w:val="false"/>
+                <w:color w:val="000000"/>
+                <w:sz w:val="18"/>
+                <w:szCs w:val="18"/>
+              </w:rPr>
+              <w:t xml:space="preserve">Each learner receives two sticky notes (or writes in a DQB section of their book if physical notes are unavailable). On the FIRST sticky note (green/positive): they write one thing they can now do that they could NOT do at the start of Lesson 1 — specifically about forming equations. On the SECOND sticky note (orange/question): they write the most important question that is STILL unanswered for them — the class expectation is that most questions will be about HOW TO SOLVE the equation now that they know how to form it. Learners post or share their notes. The teacher clusters them on the DQB under two headers: 'WE CAN NOW…' and 'WE STILL NEED TO KNOW…'. The teacher explicitly maps the 'still need to know' cluster to the lesson sequence: 'Lesson 4 — factorising; Lesson 5 — solving by factorisation; Lessons 6–7 — applying solutions.'</w:t>
+            </w:r>
+          </w:p>
+        </w:tc>
+        <w:tc>
+          <w:tcPr>
+            <w:tcW w:type="dxa" w:w="3040"/>
+            <w:shd w:fill="F2F2F2" w:color="auto" w:val="clear"/>
+            <w:tcMar>
+              <w:top w:type="dxa" w:w="60"/>
+              <w:left w:type="dxa" w:w="120"/>
+              <w:bottom w:type="dxa" w:w="60"/>
+              <w:right w:type="dxa" w:w="120"/>
+            </w:tcMar>
+            <w:vAlign w:val="top"/>
+          </w:tcPr>
+          <w:p>
+            <w:pPr>
+              <w:spacing w:after="40" w:before="0"/>
+              <w:jc w:val="left"/>
+            </w:pPr>
+            <w:r>
+              <w:rPr>
+                <w:rFonts w:ascii="Arial" w:cs="Arial" w:eastAsia="Arial" w:hAnsi="Arial"/>
+                <w:b w:val="false"/>
+                <w:bCs w:val="false"/>
+                <w:i w:val="false"/>
+                <w:iCs w:val="false"/>
+                <w:color w:val="000000"/>
+                <w:sz w:val="18"/>
+                <w:szCs w:val="18"/>
+              </w:rPr>
+              <w:t xml:space="preserve">Say: 'Take 2 minutes — write your two sticky notes. Green: one thing you can now do. Orange: your biggest remaining question.' After 2 minutes, invite 4–5 volunteers to read their orange notes aloud before posting. As they read, the teacher groups similar questions on the DQB visually. Say: 'Look at the orange cluster — almost everyone is asking some version of: HOW DO WE FIND THE VALUE OF r (or w or s)? That is exactly what Achieng is asking in our phenomenon. We now know how to WRITE her problem as an equation. Starting next lesson, we learn how to CRACK the equation open.' Point to the DQB headline question: 'How can writing and solving a quadratic equation help us find unknown dimensions, quantities, and arrangements in real-life situations across Kenya?' Say: 'Today we conquered the WRITING part. The SOLVING part starts in Lesson 4.'</w:t>
+            </w:r>
+          </w:p>
+        </w:tc>
+        <w:tc>
+          <w:tcPr>
+            <w:tcW w:type="dxa" w:w="3040"/>
+            <w:shd w:fill="FFFFFF" w:color="auto" w:val="clear"/>
+            <w:tcMar>
+              <w:top w:type="dxa" w:w="60"/>
+              <w:left w:type="dxa" w:w="120"/>
+              <w:bottom w:type="dxa" w:w="60"/>
+              <w:right w:type="dxa" w:w="120"/>
+            </w:tcMar>
+            <w:vAlign w:val="top"/>
+          </w:tcPr>
+          <w:p>
+            <w:pPr>
+              <w:spacing w:after="40" w:before="0"/>
+              <w:jc w:val="left"/>
+            </w:pPr>
+            <w:r>
+              <w:rPr>
+                <w:rFonts w:ascii="Arial" w:cs="Arial" w:eastAsia="Arial" w:hAnsi="Arial"/>
+                <w:b w:val="false"/>
+                <w:bCs w:val="false"/>
+                <w:i w:val="false"/>
+                <w:iCs w:val="false"/>
+                <w:color w:val="000000"/>
+                <w:sz w:val="18"/>
+                <w:szCs w:val="18"/>
+              </w:rPr>
+              <w:t xml:space="preserve">Strategy: Public Knowledge Tracking (DQB Update). Making the boundary between known and unknown knowledge visible on a shared board externalises metacognition and gives learners a sense of narrative progress through the unit. Connecting the 'still need to know' questions explicitly to the upcoming lesson sequence builds anticipation and purpose for Lessons 4–5.</w:t>
+            </w:r>
+          </w:p>
+        </w:tc>
+        <w:tc>
+          <w:tcPr>
+            <w:tcW w:type="dxa" w:w="3040"/>
+            <w:shd w:fill="F2F2F2" w:color="auto" w:val="clear"/>
+            <w:tcMar>
+              <w:top w:type="dxa" w:w="60"/>
+              <w:left w:type="dxa" w:w="120"/>
+              <w:bottom w:type="dxa" w:w="60"/>
+              <w:right w:type="dxa" w:w="120"/>
+            </w:tcMar>
+            <w:vAlign w:val="top"/>
+          </w:tcPr>
+          <w:p>
+            <w:pPr>
+              <w:spacing w:after="40" w:before="0"/>
+              <w:jc w:val="left"/>
+            </w:pPr>
+            <w:r>
+              <w:rPr>
+                <w:rFonts w:ascii="Arial" w:cs="Arial" w:eastAsia="Arial" w:hAnsi="Arial"/>
+                <w:b w:val="false"/>
+                <w:bCs w:val="false"/>
+                <w:i w:val="false"/>
+                <w:iCs w:val="false"/>
+                <w:color w:val="000000"/>
+                <w:sz w:val="18"/>
+                <w:szCs w:val="18"/>
+              </w:rPr>
+              <w:t xml:space="preserve">Observable indicators: (1) Learner's green note describes a specific mathematical action ('I can write a quadratic equation using one variable') rather than a vague statement ('I understand more'). (2) Learner's orange note frames a mathematical question about solving or factorising — not a procedural complaint. If most orange notes are blank or off-topic, prompt: 'If I give you the equation r² + 7r − 120 = 0 right now, could you find r? What would you need to know to do that?'</w:t>
+            </w:r>
+          </w:p>
+        </w:tc>
+      </w:tr>
+      <w:tr>
+        <w:tc>
+          <w:tcPr>
+            <w:tcW w:type="dxa" w:w="1520"/>
+            <w:shd w:fill="D5E8F0" w:color="auto" w:val="clear"/>
+            <w:tcMar>
+              <w:top w:type="dxa" w:w="60"/>
+              <w:left w:type="dxa" w:w="120"/>
+              <w:bottom w:type="dxa" w:w="60"/>
+              <w:right w:type="dxa" w:w="120"/>
+            </w:tcMar>
+            <w:vAlign w:val="top"/>
+          </w:tcPr>
+          <w:p>
+            <w:pPr>
+              <w:spacing w:after="40" w:before="0"/>
+              <w:jc w:val="left"/>
+            </w:pPr>
+            <w:r>
+              <w:rPr>
+                <w:rFonts w:ascii="Arial" w:cs="Arial" w:eastAsia="Arial" w:hAnsi="Arial"/>
+                <w:b/>
+                <w:bCs/>
+                <w:i w:val="false"/>
+                <w:iCs w:val="false"/>
+                <w:color w:val="000000"/>
+                <w:sz w:val="18"/>
+                <w:szCs w:val="18"/>
+              </w:rPr>
+              <w:t xml:space="preserve">Model Building Phase</w:t>
+            </w:r>
+          </w:p>
+          <w:p>
+            <w:pPr>
+              <w:spacing w:after="20" w:before="0"/>
+            </w:pPr>
+            <w:r>
+              <w:rPr>
+                <w:rFonts w:ascii="Arial" w:cs="Arial" w:eastAsia="Arial" w:hAnsi="Arial"/>
+                <w:b/>
+                <w:bCs/>
+                <w:color w:val="1F3864"/>
+                <w:sz w:val="16"/>
+                <w:szCs w:val="16"/>
+              </w:rPr>
+              <w:t xml:space="preserve">📹 VIDEO:</w:t>
+            </w:r>
+          </w:p>
+          <w:p>
+            <w:pPr>
+              <w:spacing w:after="20" w:before="0"/>
+            </w:pPr>
+            <w:hyperlink w:history="1" r:id="rId-fcn5uoyngl17yj3evnzy">
               <w:r>
                 <w:rPr>
                   <w:rFonts w:ascii="Arial" w:cs="Arial" w:eastAsia="Arial" w:hAnsi="Arial"/>
@@ -10821,7 +11045,7 @@
                   <w:szCs w:val="16"/>
                   <w:u w:val="single" w:color="2E75B6"/>
                 </w:rPr>
-                <w:t xml:space="preserve">Finding a Linear Product Using a Quadratic (PLIX)</w:t>
+                <w:t xml:space="preserve">Worked examples: Forms &amp; features of quadratic functions</w:t>
               </w:r>
             </w:hyperlink>
           </w:p>
@@ -10837,7 +11061,7 @@
                 <w:sz w:val="14"/>
                 <w:szCs w:val="14"/>
               </w:rPr>
-              <w:t xml:space="preserve">Source: CK-12</w:t>
+              <w:t xml:space="preserve">Source: Khan Academy (English - US curriculum)</w:t>
             </w:r>
           </w:p>
           <w:p>
@@ -10845,235 +11069,7 @@
               <w:spacing w:after="10" w:before="0"/>
               <w:ind w:left="120"/>
             </w:pPr>
-            <w:hyperlink w:history="1" r:id="rIduvdgki68bisqjj6fv4dcd">
-              <w:r>
-                <w:rPr>
-                  <w:rFonts w:ascii="Arial" w:cs="Arial" w:eastAsia="Arial" w:hAnsi="Arial"/>
-                  <w:color w:val="595959"/>
-                  <w:sz w:val="14"/>
-                  <w:szCs w:val="14"/>
-                  <w:u w:val="single" w:color="595959"/>
-                </w:rPr>
-                <w:t xml:space="preserve">🔍 Search ARES for similar readings</w:t>
-              </w:r>
-            </w:hyperlink>
-          </w:p>
-        </w:tc>
-        <w:tc>
-          <w:tcPr>
-            <w:tcW w:type="dxa" w:w="3040"/>
-            <w:shd w:fill="FFFFFF" w:color="auto" w:val="clear"/>
-            <w:tcMar>
-              <w:top w:type="dxa" w:w="60"/>
-              <w:left w:type="dxa" w:w="120"/>
-              <w:bottom w:type="dxa" w:w="60"/>
-              <w:right w:type="dxa" w:w="120"/>
-            </w:tcMar>
-            <w:vAlign w:val="top"/>
-          </w:tcPr>
-          <w:p>
-            <w:pPr>
-              <w:spacing w:after="40" w:before="0"/>
-              <w:jc w:val="left"/>
-            </w:pPr>
-            <w:r>
-              <w:rPr>
-                <w:rFonts w:ascii="Arial" w:cs="Arial" w:eastAsia="Arial" w:hAnsi="Arial"/>
-                <w:b w:val="false"/>
-                <w:bCs w:val="false"/>
-                <w:i w:val="false"/>
-                <w:iCs w:val="false"/>
-                <w:color w:val="000000"/>
-                <w:sz w:val="18"/>
-                <w:szCs w:val="18"/>
-              </w:rPr>
-              <w:t xml:space="preserve">Each learner receives two sticky notes (or writes in a DQB section of their book if physical notes are unavailable). On the FIRST sticky note (green/positive): they write one thing they can now do that they could NOT do at the start of Lesson 1 — specifically about forming equations. On the SECOND sticky note (orange/question): they write the most important question that is STILL unanswered for them — the class expectation is that most questions will be about HOW TO SOLVE the equation now that they know how to form it. Learners post or share their notes. The teacher clusters them on the DQB under two headers: 'WE CAN NOW…' and 'WE STILL NEED TO KNOW…'. The teacher explicitly maps the 'still need to know' cluster to the lesson sequence: 'Lesson 4 — factorising; Lesson 5 — solving by factorisation; Lessons 6–7 — applying solutions.'</w:t>
-            </w:r>
-          </w:p>
-        </w:tc>
-        <w:tc>
-          <w:tcPr>
-            <w:tcW w:type="dxa" w:w="3040"/>
-            <w:shd w:fill="F2F2F2" w:color="auto" w:val="clear"/>
-            <w:tcMar>
-              <w:top w:type="dxa" w:w="60"/>
-              <w:left w:type="dxa" w:w="120"/>
-              <w:bottom w:type="dxa" w:w="60"/>
-              <w:right w:type="dxa" w:w="120"/>
-            </w:tcMar>
-            <w:vAlign w:val="top"/>
-          </w:tcPr>
-          <w:p>
-            <w:pPr>
-              <w:spacing w:after="40" w:before="0"/>
-              <w:jc w:val="left"/>
-            </w:pPr>
-            <w:r>
-              <w:rPr>
-                <w:rFonts w:ascii="Arial" w:cs="Arial" w:eastAsia="Arial" w:hAnsi="Arial"/>
-                <w:b w:val="false"/>
-                <w:bCs w:val="false"/>
-                <w:i w:val="false"/>
-                <w:iCs w:val="false"/>
-                <w:color w:val="000000"/>
-                <w:sz w:val="18"/>
-                <w:szCs w:val="18"/>
-              </w:rPr>
-              <w:t xml:space="preserve">Say: 'Take 2 minutes — write your two sticky notes. Green: one thing you can now do. Orange: your biggest remaining question.' After 2 minutes, invite 4–5 volunteers to read their orange notes aloud before posting. As they read, the teacher groups similar questions on the DQB visually. Say: 'Look at the orange cluster — almost everyone is asking some version of: HOW DO WE FIND THE VALUE OF r (or w or s)? That is exactly what Achieng is asking in our phenomenon. We now know how to WRITE her problem as an equation. Starting next lesson, we learn how to CRACK the equation open.' Point to the DQB headline question: 'How can writing and solving a quadratic equation help us find unknown dimensions, quantities, and arrangements in real-life situations across Kenya?' Say: 'Today we conquered the WRITING part. The SOLVING part starts in Lesson 4.'</w:t>
-            </w:r>
-          </w:p>
-        </w:tc>
-        <w:tc>
-          <w:tcPr>
-            <w:tcW w:type="dxa" w:w="3040"/>
-            <w:shd w:fill="FFFFFF" w:color="auto" w:val="clear"/>
-            <w:tcMar>
-              <w:top w:type="dxa" w:w="60"/>
-              <w:left w:type="dxa" w:w="120"/>
-              <w:bottom w:type="dxa" w:w="60"/>
-              <w:right w:type="dxa" w:w="120"/>
-            </w:tcMar>
-            <w:vAlign w:val="top"/>
-          </w:tcPr>
-          <w:p>
-            <w:pPr>
-              <w:spacing w:after="40" w:before="0"/>
-              <w:jc w:val="left"/>
-            </w:pPr>
-            <w:r>
-              <w:rPr>
-                <w:rFonts w:ascii="Arial" w:cs="Arial" w:eastAsia="Arial" w:hAnsi="Arial"/>
-                <w:b w:val="false"/>
-                <w:bCs w:val="false"/>
-                <w:i w:val="false"/>
-                <w:iCs w:val="false"/>
-                <w:color w:val="000000"/>
-                <w:sz w:val="18"/>
-                <w:szCs w:val="18"/>
-              </w:rPr>
-              <w:t xml:space="preserve">Strategy: Public Knowledge Tracking (DQB Update). Making the boundary between known and unknown knowledge visible on a shared board externalises metacognition and gives learners a sense of narrative progress through the unit. Connecting the 'still need to know' questions explicitly to the upcoming lesson sequence builds anticipation and purpose for Lessons 4–5.</w:t>
-            </w:r>
-          </w:p>
-        </w:tc>
-        <w:tc>
-          <w:tcPr>
-            <w:tcW w:type="dxa" w:w="3040"/>
-            <w:shd w:fill="F2F2F2" w:color="auto" w:val="clear"/>
-            <w:tcMar>
-              <w:top w:type="dxa" w:w="60"/>
-              <w:left w:type="dxa" w:w="120"/>
-              <w:bottom w:type="dxa" w:w="60"/>
-              <w:right w:type="dxa" w:w="120"/>
-            </w:tcMar>
-            <w:vAlign w:val="top"/>
-          </w:tcPr>
-          <w:p>
-            <w:pPr>
-              <w:spacing w:after="40" w:before="0"/>
-              <w:jc w:val="left"/>
-            </w:pPr>
-            <w:r>
-              <w:rPr>
-                <w:rFonts w:ascii="Arial" w:cs="Arial" w:eastAsia="Arial" w:hAnsi="Arial"/>
-                <w:b w:val="false"/>
-                <w:bCs w:val="false"/>
-                <w:i w:val="false"/>
-                <w:iCs w:val="false"/>
-                <w:color w:val="000000"/>
-                <w:sz w:val="18"/>
-                <w:szCs w:val="18"/>
-              </w:rPr>
-              <w:t xml:space="preserve">Observable indicators: (1) Learner's green note describes a specific mathematical action ('I can write a quadratic equation using one variable') rather than a vague statement ('I understand more'). (2) Learner's orange note frames a mathematical question about solving or factorising — not a procedural complaint. If most orange notes are blank or off-topic, prompt: 'If I give you the equation r² + 7r − 120 = 0 right now, could you find r? What would you need to know to do that?'</w:t>
-            </w:r>
-          </w:p>
-        </w:tc>
-      </w:tr>
-      <w:tr>
-        <w:tc>
-          <w:tcPr>
-            <w:tcW w:type="dxa" w:w="1520"/>
-            <w:shd w:fill="D5E8F0" w:color="auto" w:val="clear"/>
-            <w:tcMar>
-              <w:top w:type="dxa" w:w="60"/>
-              <w:left w:type="dxa" w:w="120"/>
-              <w:bottom w:type="dxa" w:w="60"/>
-              <w:right w:type="dxa" w:w="120"/>
-            </w:tcMar>
-            <w:vAlign w:val="top"/>
-          </w:tcPr>
-          <w:p>
-            <w:pPr>
-              <w:spacing w:after="40" w:before="0"/>
-              <w:jc w:val="left"/>
-            </w:pPr>
-            <w:r>
-              <w:rPr>
-                <w:rFonts w:ascii="Arial" w:cs="Arial" w:eastAsia="Arial" w:hAnsi="Arial"/>
-                <w:b/>
-                <w:bCs/>
-                <w:i w:val="false"/>
-                <w:iCs w:val="false"/>
-                <w:color w:val="000000"/>
-                <w:sz w:val="18"/>
-                <w:szCs w:val="18"/>
-              </w:rPr>
-              <w:t xml:space="preserve">Model Building Phase</w:t>
-            </w:r>
-          </w:p>
-          <w:p>
-            <w:pPr>
-              <w:spacing w:after="20" w:before="0"/>
-            </w:pPr>
-            <w:r>
-              <w:rPr>
-                <w:rFonts w:ascii="Arial" w:cs="Arial" w:eastAsia="Arial" w:hAnsi="Arial"/>
-                <w:b/>
-                <w:bCs/>
-                <w:color w:val="1F3864"/>
-                <w:sz w:val="16"/>
-                <w:szCs w:val="16"/>
-              </w:rPr>
-              <w:t xml:space="preserve">📹 VIDEO:</w:t>
-            </w:r>
-          </w:p>
-          <w:p>
-            <w:pPr>
-              <w:spacing w:after="20" w:before="0"/>
-            </w:pPr>
-            <w:hyperlink w:history="1" r:id="rIdeycqnkbcjgofnmfl2u72l">
-              <w:r>
-                <w:rPr>
-                  <w:rFonts w:ascii="Arial" w:cs="Arial" w:eastAsia="Arial" w:hAnsi="Arial"/>
-                  <w:color w:val="2E75B6"/>
-                  <w:sz w:val="16"/>
-                  <w:szCs w:val="16"/>
-                  <w:u w:val="single" w:color="2E75B6"/>
-                </w:rPr>
-                <w:t xml:space="preserve">Proof: Rhombus diagonals are perpendicular bisectors</w:t>
-              </w:r>
-            </w:hyperlink>
-          </w:p>
-          <w:p>
-            <w:pPr>
-              <w:spacing w:after="10" w:before="0"/>
-              <w:ind w:left="120"/>
-            </w:pPr>
-            <w:r>
-              <w:rPr>
-                <w:rFonts w:ascii="Arial" w:cs="Arial" w:eastAsia="Arial" w:hAnsi="Arial"/>
-                <w:color w:val="595959"/>
-                <w:sz w:val="14"/>
-                <w:szCs w:val="14"/>
-              </w:rPr>
-              <w:t xml:space="preserve">Source: Khan Academy (English - US curriculum)</w:t>
-            </w:r>
-          </w:p>
-          <w:p>
-            <w:pPr>
-              <w:spacing w:after="10" w:before="0"/>
-              <w:ind w:left="120"/>
-            </w:pPr>
-            <w:hyperlink w:history="1" r:id="rId8pkztgv1ksd_ksowt9iyx">
+            <w:hyperlink w:history="1" r:id="rId1sj_thoxmbdyvw5n-unn4">
               <w:r>
                 <w:rPr>
                   <w:rFonts w:ascii="Arial" w:cs="Arial" w:eastAsia="Arial" w:hAnsi="Arial"/>
@@ -11111,47 +11107,31 @@
                 <w:sz w:val="16"/>
                 <w:szCs w:val="16"/>
               </w:rPr>
-              <w:t xml:space="preserve">📖 HTML:</w:t>
+              <w:t xml:space="preserve">📖 READING:</w:t>
             </w:r>
           </w:p>
           <w:p>
             <w:pPr>
               <w:spacing w:after="20" w:before="0"/>
             </w:pPr>
-            <w:hyperlink w:history="1" r:id="rIdrixifzagpzxarj8ucgctu">
-              <w:r>
-                <w:rPr>
-                  <w:rFonts w:ascii="Arial" w:cs="Arial" w:eastAsia="Arial" w:hAnsi="Arial"/>
-                  <w:color w:val="2E75B6"/>
-                  <w:sz w:val="16"/>
-                  <w:szCs w:val="16"/>
-                  <w:u w:val="single" w:color="2E75B6"/>
-                </w:rPr>
-                <w:t xml:space="preserve">Finding a Linear Product Using a Quadratic (PLIX)</w:t>
-              </w:r>
-            </w:hyperlink>
+            <w:r>
+              <w:rPr>
+                <w:rFonts w:ascii="Arial" w:cs="Arial" w:eastAsia="Arial" w:hAnsi="Arial"/>
+                <w:i/>
+                <w:iCs/>
+                <w:color w:val="595959"/>
+                <w:sz w:val="16"/>
+                <w:szCs w:val="16"/>
+              </w:rPr>
+              <w:t xml:space="preserve">No closely matching reading in the ARES library for this activity.</w:t>
+            </w:r>
           </w:p>
           <w:p>
             <w:pPr>
               <w:spacing w:after="10" w:before="0"/>
               <w:ind w:left="120"/>
             </w:pPr>
-            <w:r>
-              <w:rPr>
-                <w:rFonts w:ascii="Arial" w:cs="Arial" w:eastAsia="Arial" w:hAnsi="Arial"/>
-                <w:color w:val="595959"/>
-                <w:sz w:val="14"/>
-                <w:szCs w:val="14"/>
-              </w:rPr>
-              <w:t xml:space="preserve">Source: CK-12</w:t>
-            </w:r>
-          </w:p>
-          <w:p>
-            <w:pPr>
-              <w:spacing w:after="10" w:before="0"/>
-              <w:ind w:left="120"/>
-            </w:pPr>
-            <w:hyperlink w:history="1" r:id="rIdldt2seep46lnstt_qn7kx">
+            <w:hyperlink w:history="1" r:id="rIdbnzc3ezks5qsgvi-bl9lz">
               <w:r>
                 <w:rPr>
                   <w:rFonts w:ascii="Arial" w:cs="Arial" w:eastAsia="Arial" w:hAnsi="Arial"/>
@@ -11160,9 +11140,24 @@
                   <w:szCs w:val="14"/>
                   <w:u w:val="single" w:color="595959"/>
                 </w:rPr>
-                <w:t xml:space="preserve">🔍 Search ARES for similar readings</w:t>
+                <w:t xml:space="preserve">🔍 Search ARES for readings</w:t>
               </w:r>
             </w:hyperlink>
+          </w:p>
+          <w:p>
+            <w:pPr>
+              <w:spacing w:after="10" w:before="0"/>
+              <w:ind w:left="120"/>
+            </w:pPr>
+            <w:r>
+              <w:rPr>
+                <w:rFonts w:ascii="Arial" w:cs="Arial" w:eastAsia="Arial" w:hAnsi="Arial"/>
+                <w:color w:val="595959"/>
+                <w:sz w:val="14"/>
+                <w:szCs w:val="14"/>
+              </w:rPr>
+              <w:t xml:space="preserve">Search terms: quadratic equations formation real</w:t>
+            </w:r>
           </w:p>
         </w:tc>
         <w:tc>
@@ -12638,7 +12633,7 @@
             <w:pPr>
               <w:spacing w:after="20" w:before="0"/>
             </w:pPr>
-            <w:hyperlink w:history="1" r:id="rIdalxrawekbf0yqj3gdyaiz">
+            <w:hyperlink w:history="1" r:id="rIdrtqnweay1-elyxpfygkjz">
               <w:r>
                 <w:rPr>
                   <w:rFonts w:ascii="Arial" w:cs="Arial" w:eastAsia="Arial" w:hAnsi="Arial"/>
@@ -12647,7 +12642,7 @@
                   <w:szCs w:val="16"/>
                   <w:u w:val="single" w:color="2E75B6"/>
                 </w:rPr>
-                <w:t xml:space="preserve">Video: Concentration</w:t>
+                <w:t xml:space="preserve">Terms, factors, &amp; coefficients</w:t>
               </w:r>
             </w:hyperlink>
           </w:p>
@@ -12663,7 +12658,7 @@
                 <w:sz w:val="14"/>
                 <w:szCs w:val="14"/>
               </w:rPr>
-              <w:t xml:space="preserve">Source: PhET Interactive Simulations (English)</w:t>
+              <w:t xml:space="preserve">Source: Khan Academy (English - US curriculum)</w:t>
             </w:r>
           </w:p>
           <w:p>
@@ -12671,7 +12666,7 @@
               <w:spacing w:after="10" w:before="0"/>
               <w:ind w:left="120"/>
             </w:pPr>
-            <w:hyperlink w:history="1" r:id="rIdwwf3u_itdgojxqagfsm8w">
+            <w:hyperlink w:history="1" r:id="rIda6qhmkw22ecf4gswr94ul">
               <w:r>
                 <w:rPr>
                   <w:rFonts w:ascii="Arial" w:cs="Arial" w:eastAsia="Arial" w:hAnsi="Arial"/>
@@ -12709,14 +12704,14 @@
                 <w:sz w:val="16"/>
                 <w:szCs w:val="16"/>
               </w:rPr>
-              <w:t xml:space="preserve">📖 HTML:</w:t>
+              <w:t xml:space="preserve">📖 EXERCISE:</w:t>
             </w:r>
           </w:p>
           <w:p>
             <w:pPr>
               <w:spacing w:after="20" w:before="0"/>
             </w:pPr>
-            <w:hyperlink w:history="1" r:id="rIdyusxmuvmq5ekqiej3wbkm">
+            <w:hyperlink w:history="1" r:id="rIdfwoyuqtjxzh6outzlnz2b">
               <w:r>
                 <w:rPr>
                   <w:rFonts w:ascii="Arial" w:cs="Arial" w:eastAsia="Arial" w:hAnsi="Arial"/>
@@ -12725,7 +12720,7 @@
                   <w:szCs w:val="16"/>
                   <w:u w:val="single" w:color="2E75B6"/>
                 </w:rPr>
-                <w:t xml:space="preserve">Finding a Linear Product Using a Quadratic (PLIX)</w:t>
+                <w:t xml:space="preserve">Factor polynomials: quadratic methods</w:t>
               </w:r>
             </w:hyperlink>
           </w:p>
@@ -12741,7 +12736,7 @@
                 <w:sz w:val="14"/>
                 <w:szCs w:val="14"/>
               </w:rPr>
-              <w:t xml:space="preserve">Source: CK-12</w:t>
+              <w:t xml:space="preserve">Source: Khan Academy (English - US curriculum)</w:t>
             </w:r>
           </w:p>
           <w:p>
@@ -12749,7 +12744,7 @@
               <w:spacing w:after="10" w:before="0"/>
               <w:ind w:left="120"/>
             </w:pPr>
-            <w:hyperlink w:history="1" r:id="rIdfekiuvarr96k2aimbwa5h">
+            <w:hyperlink w:history="1" r:id="rIdueac7ekpk4wrmzgn_6rxe">
               <w:r>
                 <w:rPr>
                   <w:rFonts w:ascii="Arial" w:cs="Arial" w:eastAsia="Arial" w:hAnsi="Arial"/>
@@ -12944,7 +12939,7 @@
             <w:pPr>
               <w:spacing w:after="20" w:before="0"/>
             </w:pPr>
-            <w:hyperlink w:history="1" r:id="rId7pgjrgllwxoclafi4lnvb">
+            <w:hyperlink w:history="1" r:id="rIdaqmhdgkiooyu26xutfpic">
               <w:r>
                 <w:rPr>
                   <w:rFonts w:ascii="Arial" w:cs="Arial" w:eastAsia="Arial" w:hAnsi="Arial"/>
@@ -12953,7 +12948,7 @@
                   <w:szCs w:val="16"/>
                   <w:u w:val="single" w:color="2E75B6"/>
                 </w:rPr>
-                <w:t xml:space="preserve">Video: Concentration</w:t>
+                <w:t xml:space="preserve">Strategy in factoring quadratics (part 1 of 2)</w:t>
               </w:r>
             </w:hyperlink>
           </w:p>
@@ -12969,7 +12964,7 @@
                 <w:sz w:val="14"/>
                 <w:szCs w:val="14"/>
               </w:rPr>
-              <w:t xml:space="preserve">Source: PhET Interactive Simulations (English)</w:t>
+              <w:t xml:space="preserve">Source: Khan Academy (English - US curriculum)</w:t>
             </w:r>
           </w:p>
           <w:p>
@@ -12977,7 +12972,7 @@
               <w:spacing w:after="10" w:before="0"/>
               <w:ind w:left="120"/>
             </w:pPr>
-            <w:hyperlink w:history="1" r:id="rIdxmx269wded1d3t_nsgl2r">
+            <w:hyperlink w:history="1" r:id="rIdqktficotof-i7lqvxcn2u">
               <w:r>
                 <w:rPr>
                   <w:rFonts w:ascii="Arial" w:cs="Arial" w:eastAsia="Arial" w:hAnsi="Arial"/>
@@ -13015,14 +13010,14 @@
                 <w:sz w:val="16"/>
                 <w:szCs w:val="16"/>
               </w:rPr>
-              <w:t xml:space="preserve">📖 HTML:</w:t>
+              <w:t xml:space="preserve">📖 EXERCISE:</w:t>
             </w:r>
           </w:p>
           <w:p>
             <w:pPr>
               <w:spacing w:after="20" w:before="0"/>
             </w:pPr>
-            <w:hyperlink w:history="1" r:id="rId286s7oxuc1nfijo2qpbi6">
+            <w:hyperlink w:history="1" r:id="rIdjcpw1z84zzzx7n3wbryrd">
               <w:r>
                 <w:rPr>
                   <w:rFonts w:ascii="Arial" w:cs="Arial" w:eastAsia="Arial" w:hAnsi="Arial"/>
@@ -13031,7 +13026,7 @@
                   <w:szCs w:val="16"/>
                   <w:u w:val="single" w:color="2E75B6"/>
                 </w:rPr>
-                <w:t xml:space="preserve">Finding a Linear Product Using a Quadratic (PLIX)</w:t>
+                <w:t xml:space="preserve">Divide quadratics by linear expressions (no remainders)</w:t>
               </w:r>
             </w:hyperlink>
           </w:p>
@@ -13047,7 +13042,7 @@
                 <w:sz w:val="14"/>
                 <w:szCs w:val="14"/>
               </w:rPr>
-              <w:t xml:space="preserve">Source: CK-12</w:t>
+              <w:t xml:space="preserve">Source: Khan Academy (English - US curriculum)</w:t>
             </w:r>
           </w:p>
           <w:p>
@@ -13055,7 +13050,7 @@
               <w:spacing w:after="10" w:before="0"/>
               <w:ind w:left="120"/>
             </w:pPr>
-            <w:hyperlink w:history="1" r:id="rIdmlonylllpgjeqxk9_907x">
+            <w:hyperlink w:history="1" r:id="rIdgt9lmdoxipj_mdoga0gt4">
               <w:r>
                 <w:rPr>
                   <w:rFonts w:ascii="Arial" w:cs="Arial" w:eastAsia="Arial" w:hAnsi="Arial"/>
@@ -13250,7 +13245,7 @@
             <w:pPr>
               <w:spacing w:after="20" w:before="0"/>
             </w:pPr>
-            <w:hyperlink w:history="1" r:id="rIdmfn1dt7jkefnmgabyeyzm">
+            <w:hyperlink w:history="1" r:id="rIdfwit5brdzg8vjir7g9ssa">
               <w:r>
                 <w:rPr>
                   <w:rFonts w:ascii="Arial" w:cs="Arial" w:eastAsia="Arial" w:hAnsi="Arial"/>
@@ -13259,7 +13254,7 @@
                   <w:szCs w:val="16"/>
                   <w:u w:val="single" w:color="2E75B6"/>
                 </w:rPr>
-                <w:t xml:space="preserve">Video: Concentration</w:t>
+                <w:t xml:space="preserve">Strategy in factoring quadratics (part 2 of 2)</w:t>
               </w:r>
             </w:hyperlink>
           </w:p>
@@ -13275,7 +13270,7 @@
                 <w:sz w:val="14"/>
                 <w:szCs w:val="14"/>
               </w:rPr>
-              <w:t xml:space="preserve">Source: PhET Interactive Simulations (English)</w:t>
+              <w:t xml:space="preserve">Source: Khan Academy (English - US curriculum)</w:t>
             </w:r>
           </w:p>
           <w:p>
@@ -13283,7 +13278,7 @@
               <w:spacing w:after="10" w:before="0"/>
               <w:ind w:left="120"/>
             </w:pPr>
-            <w:hyperlink w:history="1" r:id="rIdyxipxb9vqtn1bpnfpdfs_">
+            <w:hyperlink w:history="1" r:id="rIdoknhimzvwc8fprfj3bnnj">
               <w:r>
                 <w:rPr>
                   <w:rFonts w:ascii="Arial" w:cs="Arial" w:eastAsia="Arial" w:hAnsi="Arial"/>
@@ -13321,14 +13316,14 @@
                 <w:sz w:val="16"/>
                 <w:szCs w:val="16"/>
               </w:rPr>
-              <w:t xml:space="preserve">📖 HTML:</w:t>
+              <w:t xml:space="preserve">📖 EXERCISE:</w:t>
             </w:r>
           </w:p>
           <w:p>
             <w:pPr>
               <w:spacing w:after="20" w:before="0"/>
             </w:pPr>
-            <w:hyperlink w:history="1" r:id="rIdmkm5axsvnpykefcqjgka5">
+            <w:hyperlink w:history="1" r:id="rIdqroyk59-pmybhnzmp64at">
               <w:r>
                 <w:rPr>
                   <w:rFonts w:ascii="Arial" w:cs="Arial" w:eastAsia="Arial" w:hAnsi="Arial"/>
@@ -13337,7 +13332,7 @@
                   <w:szCs w:val="16"/>
                   <w:u w:val="single" w:color="2E75B6"/>
                 </w:rPr>
-                <w:t xml:space="preserve">Finding a Linear Product Using a Quadratic (PLIX)</w:t>
+                <w:t xml:space="preserve">Divide quadratics by linear expressions (with remainders)</w:t>
               </w:r>
             </w:hyperlink>
           </w:p>
@@ -13353,7 +13348,7 @@
                 <w:sz w:val="14"/>
                 <w:szCs w:val="14"/>
               </w:rPr>
-              <w:t xml:space="preserve">Source: CK-12</w:t>
+              <w:t xml:space="preserve">Source: Khan Academy (English - US curriculum)</w:t>
             </w:r>
           </w:p>
           <w:p>
@@ -13361,7 +13356,7 @@
               <w:spacing w:after="10" w:before="0"/>
               <w:ind w:left="120"/>
             </w:pPr>
-            <w:hyperlink w:history="1" r:id="rIdoz1pl7hqhktryzefwh8fi">
+            <w:hyperlink w:history="1" r:id="rId78c-xbn-nfkvn0z4flc5c">
               <w:r>
                 <w:rPr>
                   <w:rFonts w:ascii="Arial" w:cs="Arial" w:eastAsia="Arial" w:hAnsi="Arial"/>
@@ -13556,7 +13551,7 @@
             <w:pPr>
               <w:spacing w:after="20" w:before="0"/>
             </w:pPr>
-            <w:hyperlink w:history="1" r:id="rIdjtwjjvhx83_ielfgzmpij">
+            <w:hyperlink w:history="1" r:id="rIdpofyfgmzz8uiiqefro8vd">
               <w:r>
                 <w:rPr>
                   <w:rFonts w:ascii="Arial" w:cs="Arial" w:eastAsia="Arial" w:hAnsi="Arial"/>
@@ -13565,7 +13560,7 @@
                   <w:szCs w:val="16"/>
                   <w:u w:val="single" w:color="2E75B6"/>
                 </w:rPr>
-                <w:t xml:space="preserve">Video: Concentration</w:t>
+                <w:t xml:space="preserve">Strategy in solving quadratic equations</w:t>
               </w:r>
             </w:hyperlink>
           </w:p>
@@ -13581,7 +13576,7 @@
                 <w:sz w:val="14"/>
                 <w:szCs w:val="14"/>
               </w:rPr>
-              <w:t xml:space="preserve">Source: PhET Interactive Simulations (English)</w:t>
+              <w:t xml:space="preserve">Source: Khan Academy (English - US curriculum)</w:t>
             </w:r>
           </w:p>
           <w:p>
@@ -13589,7 +13584,7 @@
               <w:spacing w:after="10" w:before="0"/>
               <w:ind w:left="120"/>
             </w:pPr>
-            <w:hyperlink w:history="1" r:id="rIds2dk0wzlkdrwne8i0ifwm">
+            <w:hyperlink w:history="1" r:id="rIdslrge35ree_51jwjzgsrq">
               <w:r>
                 <w:rPr>
                   <w:rFonts w:ascii="Arial" w:cs="Arial" w:eastAsia="Arial" w:hAnsi="Arial"/>
@@ -13627,14 +13622,14 @@
                 <w:sz w:val="16"/>
                 <w:szCs w:val="16"/>
               </w:rPr>
-              <w:t xml:space="preserve">📖 HTML:</w:t>
+              <w:t xml:space="preserve">📖 EXERCISE:</w:t>
             </w:r>
           </w:p>
           <w:p>
             <w:pPr>
               <w:spacing w:after="20" w:before="0"/>
             </w:pPr>
-            <w:hyperlink w:history="1" r:id="rIdo2j3u9fjwqflbcycskp7v">
+            <w:hyperlink w:history="1" r:id="rIdeyrm1mjzdctwbjkvgdnuu">
               <w:r>
                 <w:rPr>
                   <w:rFonts w:ascii="Arial" w:cs="Arial" w:eastAsia="Arial" w:hAnsi="Arial"/>
@@ -13643,7 +13638,7 @@
                   <w:szCs w:val="16"/>
                   <w:u w:val="single" w:color="2E75B6"/>
                 </w:rPr>
-                <w:t xml:space="preserve">Finding a Linear Product Using a Quadratic (PLIX)</w:t>
+                <w:t xml:space="preserve">Parts of algebraic expressions</w:t>
               </w:r>
             </w:hyperlink>
           </w:p>
@@ -13659,7 +13654,7 @@
                 <w:sz w:val="14"/>
                 <w:szCs w:val="14"/>
               </w:rPr>
-              <w:t xml:space="preserve">Source: CK-12</w:t>
+              <w:t xml:space="preserve">Source: Khan Academy (English - US curriculum)</w:t>
             </w:r>
           </w:p>
           <w:p>
@@ -13667,7 +13662,7 @@
               <w:spacing w:after="10" w:before="0"/>
               <w:ind w:left="120"/>
             </w:pPr>
-            <w:hyperlink w:history="1" r:id="rIdmpkibznhhsghqy4apmevx">
+            <w:hyperlink w:history="1" r:id="rIdeg8hurfco_szd1d1dgch9">
               <w:r>
                 <w:rPr>
                   <w:rFonts w:ascii="Arial" w:cs="Arial" w:eastAsia="Arial" w:hAnsi="Arial"/>
@@ -13862,7 +13857,7 @@
             <w:pPr>
               <w:spacing w:after="20" w:before="0"/>
             </w:pPr>
-            <w:hyperlink w:history="1" r:id="rIdv2g2zebxflsikkrlmm7qj">
+            <w:hyperlink w:history="1" r:id="rId6wo9ku3cqxq7m9gni28sn">
               <w:r>
                 <w:rPr>
                   <w:rFonts w:ascii="Arial" w:cs="Arial" w:eastAsia="Arial" w:hAnsi="Arial"/>
@@ -13871,7 +13866,7 @@
                   <w:szCs w:val="16"/>
                   <w:u w:val="single" w:color="2E75B6"/>
                 </w:rPr>
-                <w:t xml:space="preserve">Video: Concentration</w:t>
+                <w:t xml:space="preserve">Factoring Quadratic Expressions with Negative Coefficients: A Sample Application</w:t>
               </w:r>
             </w:hyperlink>
           </w:p>
@@ -13887,7 +13882,7 @@
                 <w:sz w:val="14"/>
                 <w:szCs w:val="14"/>
               </w:rPr>
-              <w:t xml:space="preserve">Source: PhET Interactive Simulations (English)</w:t>
+              <w:t xml:space="preserve">Source: CK-12</w:t>
             </w:r>
           </w:p>
           <w:p>
@@ -13895,7 +13890,7 @@
               <w:spacing w:after="10" w:before="0"/>
               <w:ind w:left="120"/>
             </w:pPr>
-            <w:hyperlink w:history="1" r:id="rIdktkvdv6l6lbyaihybnvro">
+            <w:hyperlink w:history="1" r:id="rId-vrahjncksesktgi3lzur">
               <w:r>
                 <w:rPr>
                   <w:rFonts w:ascii="Arial" w:cs="Arial" w:eastAsia="Arial" w:hAnsi="Arial"/>
@@ -13933,14 +13928,14 @@
                 <w:sz w:val="16"/>
                 <w:szCs w:val="16"/>
               </w:rPr>
-              <w:t xml:space="preserve">📖 HTML:</w:t>
+              <w:t xml:space="preserve">📖 EXERCISE:</w:t>
             </w:r>
           </w:p>
           <w:p>
             <w:pPr>
               <w:spacing w:after="20" w:before="0"/>
             </w:pPr>
-            <w:hyperlink w:history="1" r:id="rIdtij-ew0aecpc2-kc6pexv">
+            <w:hyperlink w:history="1" r:id="rIdwyhisgrkozof-s7m2_lfz">
               <w:r>
                 <w:rPr>
                   <w:rFonts w:ascii="Arial" w:cs="Arial" w:eastAsia="Arial" w:hAnsi="Arial"/>
@@ -13949,7 +13944,7 @@
                   <w:szCs w:val="16"/>
                   <w:u w:val="single" w:color="2E75B6"/>
                 </w:rPr>
-                <w:t xml:space="preserve">Finding a Linear Product Using a Quadratic (PLIX)</w:t>
+                <w:t xml:space="preserve">Equations &amp; inequalities word problems</w:t>
               </w:r>
             </w:hyperlink>
           </w:p>
@@ -13965,7 +13960,7 @@
                 <w:sz w:val="14"/>
                 <w:szCs w:val="14"/>
               </w:rPr>
-              <w:t xml:space="preserve">Source: CK-12</w:t>
+              <w:t xml:space="preserve">Source: Khan Academy (English - US curriculum)</w:t>
             </w:r>
           </w:p>
           <w:p>
@@ -13973,7 +13968,7 @@
               <w:spacing w:after="10" w:before="0"/>
               <w:ind w:left="120"/>
             </w:pPr>
-            <w:hyperlink w:history="1" r:id="rIduloac7wbxfd0yko2c_g5l">
+            <w:hyperlink w:history="1" r:id="rIdcquvsbi05kl3b50dfiwpx">
               <w:r>
                 <w:rPr>
                   <w:rFonts w:ascii="Arial" w:cs="Arial" w:eastAsia="Arial" w:hAnsi="Arial"/>
@@ -15460,7 +15455,7 @@
             <w:pPr>
               <w:spacing w:after="20" w:before="0"/>
             </w:pPr>
-            <w:hyperlink w:history="1" r:id="rIdxnlefzqlceivvslto8nsf">
+            <w:hyperlink w:history="1" r:id="rId5pcztjzqh8warm0vnarwc">
               <w:r>
                 <w:rPr>
                   <w:rFonts w:ascii="Arial" w:cs="Arial" w:eastAsia="Arial" w:hAnsi="Arial"/>
@@ -15469,7 +15464,7 @@
                   <w:szCs w:val="16"/>
                   <w:u w:val="single" w:color="2E75B6"/>
                 </w:rPr>
-                <w:t xml:space="preserve">Small sample hypothesis test</w:t>
+                <w:t xml:space="preserve">Solving quadratic equations: complex roots</w:t>
               </w:r>
             </w:hyperlink>
           </w:p>
@@ -15493,7 +15488,7 @@
               <w:spacing w:after="10" w:before="0"/>
               <w:ind w:left="120"/>
             </w:pPr>
-            <w:hyperlink w:history="1" r:id="rId3mrtpvvieuo-zdemhbos2">
+            <w:hyperlink w:history="1" r:id="rId8schguotdojupgofc8aid">
               <w:r>
                 <w:rPr>
                   <w:rFonts w:ascii="Arial" w:cs="Arial" w:eastAsia="Arial" w:hAnsi="Arial"/>
@@ -15531,14 +15526,14 @@
                 <w:sz w:val="16"/>
                 <w:szCs w:val="16"/>
               </w:rPr>
-              <w:t xml:space="preserve">📖 HTML:</w:t>
+              <w:t xml:space="preserve">📖 EXERCISE:</w:t>
             </w:r>
           </w:p>
           <w:p>
             <w:pPr>
               <w:spacing w:after="20" w:before="0"/>
             </w:pPr>
-            <w:hyperlink w:history="1" r:id="rId90hf-pwrwb8jl_bz3ypba">
+            <w:hyperlink w:history="1" r:id="rIdysrxkzkv4h0zkkww3xlqe">
               <w:r>
                 <w:rPr>
                   <w:rFonts w:ascii="Arial" w:cs="Arial" w:eastAsia="Arial" w:hAnsi="Arial"/>
@@ -15547,7 +15542,7 @@
                   <w:szCs w:val="16"/>
                   <w:u w:val="single" w:color="2E75B6"/>
                 </w:rPr>
-                <w:t xml:space="preserve">Finding a Linear Product Using a Quadratic (PLIX)</w:t>
+                <w:t xml:space="preserve">Quadratics by taking square roots (intro)</w:t>
               </w:r>
             </w:hyperlink>
           </w:p>
@@ -15563,7 +15558,7 @@
                 <w:sz w:val="14"/>
                 <w:szCs w:val="14"/>
               </w:rPr>
-              <w:t xml:space="preserve">Source: CK-12</w:t>
+              <w:t xml:space="preserve">Source: Khan Academy (English - US curriculum)</w:t>
             </w:r>
           </w:p>
           <w:p>
@@ -15571,7 +15566,7 @@
               <w:spacing w:after="10" w:before="0"/>
               <w:ind w:left="120"/>
             </w:pPr>
-            <w:hyperlink w:history="1" r:id="rIdfs5b4nn96usgrvzaohq9k">
+            <w:hyperlink w:history="1" r:id="rIduhhb5bfwhsw86d9vcl_rq">
               <w:r>
                 <w:rPr>
                   <w:rFonts w:ascii="Arial" w:cs="Arial" w:eastAsia="Arial" w:hAnsi="Arial"/>
@@ -15766,7 +15761,7 @@
             <w:pPr>
               <w:spacing w:after="20" w:before="0"/>
             </w:pPr>
-            <w:hyperlink w:history="1" r:id="rIdrbfuoib-itjsn9d3binpo">
+            <w:hyperlink w:history="1" r:id="rIdta8po9oykuhkvz7iompys">
               <w:r>
                 <w:rPr>
                   <w:rFonts w:ascii="Arial" w:cs="Arial" w:eastAsia="Arial" w:hAnsi="Arial"/>
@@ -15775,7 +15770,7 @@
                   <w:szCs w:val="16"/>
                   <w:u w:val="single" w:color="2E75B6"/>
                 </w:rPr>
-                <w:t xml:space="preserve">Small sample hypothesis test</w:t>
+                <w:t xml:space="preserve">Solving Real-World Problems Using Quadratic Equations: A Sample Application</w:t>
               </w:r>
             </w:hyperlink>
           </w:p>
@@ -15791,7 +15786,7 @@
                 <w:sz w:val="14"/>
                 <w:szCs w:val="14"/>
               </w:rPr>
-              <w:t xml:space="preserve">Source: Khan Academy (English - US curriculum)</w:t>
+              <w:t xml:space="preserve">Source: CK-12</w:t>
             </w:r>
           </w:p>
           <w:p>
@@ -15799,7 +15794,7 @@
               <w:spacing w:after="10" w:before="0"/>
               <w:ind w:left="120"/>
             </w:pPr>
-            <w:hyperlink w:history="1" r:id="rIdt-kk-a3n4t6ll_2eth0zm">
+            <w:hyperlink w:history="1" r:id="rId7ija9sq8svzlgbklkxp-u">
               <w:r>
                 <w:rPr>
                   <w:rFonts w:ascii="Arial" w:cs="Arial" w:eastAsia="Arial" w:hAnsi="Arial"/>
@@ -15837,14 +15832,14 @@
                 <w:sz w:val="16"/>
                 <w:szCs w:val="16"/>
               </w:rPr>
-              <w:t xml:space="preserve">📖 HTML:</w:t>
+              <w:t xml:space="preserve">📖 EXERCISE:</w:t>
             </w:r>
           </w:p>
           <w:p>
             <w:pPr>
               <w:spacing w:after="20" w:before="0"/>
             </w:pPr>
-            <w:hyperlink w:history="1" r:id="rIdthnszy4r_efxkb7xohqnt">
+            <w:hyperlink w:history="1" r:id="rIdjxi4jgqizrzkpub3tmjke">
               <w:r>
                 <w:rPr>
                   <w:rFonts w:ascii="Arial" w:cs="Arial" w:eastAsia="Arial" w:hAnsi="Arial"/>
@@ -15853,7 +15848,7 @@
                   <w:szCs w:val="16"/>
                   <w:u w:val="single" w:color="2E75B6"/>
                 </w:rPr>
-                <w:t xml:space="preserve">Finding a Linear Product Using a Quadratic (PLIX)</w:t>
+                <w:t xml:space="preserve">Zero product property</w:t>
               </w:r>
             </w:hyperlink>
           </w:p>
@@ -15869,7 +15864,7 @@
                 <w:sz w:val="14"/>
                 <w:szCs w:val="14"/>
               </w:rPr>
-              <w:t xml:space="preserve">Source: CK-12</w:t>
+              <w:t xml:space="preserve">Source: Khan Academy (English - US curriculum)</w:t>
             </w:r>
           </w:p>
           <w:p>
@@ -15877,7 +15872,7 @@
               <w:spacing w:after="10" w:before="0"/>
               <w:ind w:left="120"/>
             </w:pPr>
-            <w:hyperlink w:history="1" r:id="rIdd75torezu04gp-bkchrpy">
+            <w:hyperlink w:history="1" r:id="rIdzgra_kuenkdbkfpj-8ris">
               <w:r>
                 <w:rPr>
                   <w:rFonts w:ascii="Arial" w:cs="Arial" w:eastAsia="Arial" w:hAnsi="Arial"/>
@@ -16414,7 +16409,7 @@
             <w:pPr>
               <w:spacing w:after="20" w:before="0"/>
             </w:pPr>
-            <w:hyperlink w:history="1" r:id="rIdv-wgwjy44vtnxro0mcuus">
+            <w:hyperlink w:history="1" r:id="rIdwrftagbvb7i-n-2q9jwqc">
               <w:r>
                 <w:rPr>
                   <w:rFonts w:ascii="Arial" w:cs="Arial" w:eastAsia="Arial" w:hAnsi="Arial"/>
@@ -16423,7 +16418,7 @@
                   <w:szCs w:val="16"/>
                   <w:u w:val="single" w:color="2E75B6"/>
                 </w:rPr>
-                <w:t xml:space="preserve">Small sample hypothesis test</w:t>
+                <w:t xml:space="preserve">Solving quadratics by taking square roots: challenge -dubbed(KY)</w:t>
               </w:r>
             </w:hyperlink>
           </w:p>
@@ -16439,7 +16434,7 @@
                 <w:sz w:val="14"/>
                 <w:szCs w:val="14"/>
               </w:rPr>
-              <w:t xml:space="preserve">Source: Khan Academy (English - US curriculum)</w:t>
+              <w:t xml:space="preserve">Source: Khan Academy (Kiswahili)</w:t>
             </w:r>
           </w:p>
           <w:p>
@@ -16447,7 +16442,7 @@
               <w:spacing w:after="10" w:before="0"/>
               <w:ind w:left="120"/>
             </w:pPr>
-            <w:hyperlink w:history="1" r:id="rIdwoq_ieqzlvlsrowv8jkx0">
+            <w:hyperlink w:history="1" r:id="rId_psjht8utfvwv217hxpsq">
               <w:r>
                 <w:rPr>
                   <w:rFonts w:ascii="Arial" w:cs="Arial" w:eastAsia="Arial" w:hAnsi="Arial"/>
@@ -16492,7 +16487,7 @@
             <w:pPr>
               <w:spacing w:after="20" w:before="0"/>
             </w:pPr>
-            <w:hyperlink w:history="1" r:id="rIdt4ia2_swx8eidee9zxhau">
+            <w:hyperlink w:history="1" r:id="rIdfttyeomrlnncop980v_0r">
               <w:r>
                 <w:rPr>
                   <w:rFonts w:ascii="Arial" w:cs="Arial" w:eastAsia="Arial" w:hAnsi="Arial"/>
@@ -16501,7 +16496,7 @@
                   <w:szCs w:val="16"/>
                   <w:u w:val="single" w:color="2E75B6"/>
                 </w:rPr>
-                <w:t xml:space="preserve">Finding a Linear Product Using a Quadratic (PLIX)</w:t>
+                <w:t xml:space="preserve">Use Square Roots to Solve Quadratic Equations (Flexbook)</w:t>
               </w:r>
             </w:hyperlink>
           </w:p>
@@ -16525,7 +16520,7 @@
               <w:spacing w:after="10" w:before="0"/>
               <w:ind w:left="120"/>
             </w:pPr>
-            <w:hyperlink w:history="1" r:id="rIdrtkeeeqzax1luid-cgsoa">
+            <w:hyperlink w:history="1" r:id="rIdfve6l8diaz8ucu1lr69nx">
               <w:r>
                 <w:rPr>
                   <w:rFonts w:ascii="Arial" w:cs="Arial" w:eastAsia="Arial" w:hAnsi="Arial"/>
@@ -16967,7 +16962,7 @@
             <w:pPr>
               <w:spacing w:after="20" w:before="0"/>
             </w:pPr>
-            <w:hyperlink w:history="1" r:id="rId2gwowwovmsllg4vpjfk9g">
+            <w:hyperlink w:history="1" r:id="rIdo8rcypq5filgxloc7_kwb">
               <w:r>
                 <w:rPr>
                   <w:rFonts w:ascii="Arial" w:cs="Arial" w:eastAsia="Arial" w:hAnsi="Arial"/>
@@ -16976,7 +16971,7 @@
                   <w:szCs w:val="16"/>
                   <w:u w:val="single" w:color="2E75B6"/>
                 </w:rPr>
-                <w:t xml:space="preserve">Small sample hypothesis test</w:t>
+                <w:t xml:space="preserve">Strategy in solving quadratic equations</w:t>
               </w:r>
             </w:hyperlink>
           </w:p>
@@ -17000,7 +16995,7 @@
               <w:spacing w:after="10" w:before="0"/>
               <w:ind w:left="120"/>
             </w:pPr>
-            <w:hyperlink w:history="1" r:id="rIdndkc2ouifnb9d9ulfnmil">
+            <w:hyperlink w:history="1" r:id="rIdh6qiqcmnydwxt3fxodtaa">
               <w:r>
                 <w:rPr>
                   <w:rFonts w:ascii="Arial" w:cs="Arial" w:eastAsia="Arial" w:hAnsi="Arial"/>
@@ -17038,14 +17033,14 @@
                 <w:sz w:val="16"/>
                 <w:szCs w:val="16"/>
               </w:rPr>
-              <w:t xml:space="preserve">📖 HTML:</w:t>
+              <w:t xml:space="preserve">📖 EXERCISE:</w:t>
             </w:r>
           </w:p>
           <w:p>
             <w:pPr>
               <w:spacing w:after="20" w:before="0"/>
             </w:pPr>
-            <w:hyperlink w:history="1" r:id="rIdylyysvlpdpswfjn76uwil">
+            <w:hyperlink w:history="1" r:id="rIduxza0-pxppxaqf9c2mxxc">
               <w:r>
                 <w:rPr>
                   <w:rFonts w:ascii="Arial" w:cs="Arial" w:eastAsia="Arial" w:hAnsi="Arial"/>
@@ -17054,7 +17049,7 @@
                   <w:szCs w:val="16"/>
                   <w:u w:val="single" w:color="2E75B6"/>
                 </w:rPr>
-                <w:t xml:space="preserve">Finding a Linear Product Using a Quadratic (PLIX)</w:t>
+                <w:t xml:space="preserve">Use Square Roots to Solve Quadratic Equations Practice</w:t>
               </w:r>
             </w:hyperlink>
           </w:p>
@@ -17078,7 +17073,7 @@
               <w:spacing w:after="10" w:before="0"/>
               <w:ind w:left="120"/>
             </w:pPr>
-            <w:hyperlink w:history="1" r:id="rIdb2xwcwjvjev2vqbdetqjw">
+            <w:hyperlink w:history="1" r:id="rIdkvvysr8rkrkzzusn4-tyv">
               <w:r>
                 <w:rPr>
                   <w:rFonts w:ascii="Arial" w:cs="Arial" w:eastAsia="Arial" w:hAnsi="Arial"/>
@@ -17427,7 +17422,7 @@
             <w:pPr>
               <w:spacing w:after="20" w:before="0"/>
             </w:pPr>
-            <w:hyperlink w:history="1" r:id="rIdhan_q7jdbzaev0xkc33dl">
+            <w:hyperlink w:history="1" r:id="rIdq0_aj8rd6f0uusfiamtd3">
               <w:r>
                 <w:rPr>
                   <w:rFonts w:ascii="Arial" w:cs="Arial" w:eastAsia="Arial" w:hAnsi="Arial"/>
@@ -17436,7 +17431,7 @@
                   <w:szCs w:val="16"/>
                   <w:u w:val="single" w:color="2E75B6"/>
                 </w:rPr>
-                <w:t xml:space="preserve">Small sample hypothesis test</w:t>
+                <w:t xml:space="preserve">Quadratic equations word problem: triangle dimensions</w:t>
               </w:r>
             </w:hyperlink>
           </w:p>
@@ -17460,7 +17455,7 @@
               <w:spacing w:after="10" w:before="0"/>
               <w:ind w:left="120"/>
             </w:pPr>
-            <w:hyperlink w:history="1" r:id="rId7efc5bq8vk1rfz5q3rg5u">
+            <w:hyperlink w:history="1" r:id="rId7-b2wf54wl2zav8arb1vc">
               <w:r>
                 <w:rPr>
                   <w:rFonts w:ascii="Arial" w:cs="Arial" w:eastAsia="Arial" w:hAnsi="Arial"/>
@@ -17498,14 +17493,14 @@
                 <w:sz w:val="16"/>
                 <w:szCs w:val="16"/>
               </w:rPr>
-              <w:t xml:space="preserve">📖 HTML:</w:t>
+              <w:t xml:space="preserve">📖 EXERCISE:</w:t>
             </w:r>
           </w:p>
           <w:p>
             <w:pPr>
               <w:spacing w:after="20" w:before="0"/>
             </w:pPr>
-            <w:hyperlink w:history="1" r:id="rIdhidnumardylup6d1mfzig">
+            <w:hyperlink w:history="1" r:id="rId2w_pcruvroobi3hg8bnny">
               <w:r>
                 <w:rPr>
                   <w:rFonts w:ascii="Arial" w:cs="Arial" w:eastAsia="Arial" w:hAnsi="Arial"/>
@@ -17514,7 +17509,7 @@
                   <w:szCs w:val="16"/>
                   <w:u w:val="single" w:color="2E75B6"/>
                 </w:rPr>
-                <w:t xml:space="preserve">Finding a Linear Product Using a Quadratic (PLIX)</w:t>
+                <w:t xml:space="preserve">Quadratics by taking square roots: with steps</w:t>
               </w:r>
             </w:hyperlink>
           </w:p>
@@ -17530,7 +17525,7 @@
                 <w:sz w:val="14"/>
                 <w:szCs w:val="14"/>
               </w:rPr>
-              <w:t xml:space="preserve">Source: CK-12</w:t>
+              <w:t xml:space="preserve">Source: Khan Academy (English - US curriculum)</w:t>
             </w:r>
           </w:p>
           <w:p>
@@ -17538,7 +17533,7 @@
               <w:spacing w:after="10" w:before="0"/>
               <w:ind w:left="120"/>
             </w:pPr>
-            <w:hyperlink w:history="1" r:id="rIdprmhn81pfrd5ypo7r4o8r">
+            <w:hyperlink w:history="1" r:id="rIdf4oqr3zgoiu6vosmzbvxj">
               <w:r>
                 <w:rPr>
                   <w:rFonts w:ascii="Arial" w:cs="Arial" w:eastAsia="Arial" w:hAnsi="Arial"/>
@@ -19531,7 +19526,7 @@
             <w:pPr>
               <w:spacing w:after="20" w:before="0"/>
             </w:pPr>
-            <w:hyperlink w:history="1" r:id="rId0niibydpx-mye53apmb3a">
+            <w:hyperlink w:history="1" r:id="rIdszprijm70qvzpi_-s2u5u">
               <w:r>
                 <w:rPr>
                   <w:rFonts w:ascii="Arial" w:cs="Arial" w:eastAsia="Arial" w:hAnsi="Arial"/>
@@ -19540,7 +19535,7 @@
                   <w:szCs w:val="16"/>
                   <w:u w:val="single" w:color="2E75B6"/>
                 </w:rPr>
-                <w:t xml:space="preserve">Video: Proportion Playground</w:t>
+                <w:t xml:space="preserve">Solving quadratic equations: complex roots</w:t>
               </w:r>
             </w:hyperlink>
           </w:p>
@@ -19556,7 +19551,7 @@
                 <w:sz w:val="14"/>
                 <w:szCs w:val="14"/>
               </w:rPr>
-              <w:t xml:space="preserve">Source: PhET Interactive Simulations (English)</w:t>
+              <w:t xml:space="preserve">Source: Khan Academy (English - US curriculum)</w:t>
             </w:r>
           </w:p>
           <w:p>
@@ -19564,7 +19559,7 @@
               <w:spacing w:after="10" w:before="0"/>
               <w:ind w:left="120"/>
             </w:pPr>
-            <w:hyperlink w:history="1" r:id="rIdsn8hhl-jff4z-mntsbi4a">
+            <w:hyperlink w:history="1" r:id="rIdz7d4rcf6wpmx9y5odxybg">
               <w:r>
                 <w:rPr>
                   <w:rFonts w:ascii="Arial" w:cs="Arial" w:eastAsia="Arial" w:hAnsi="Arial"/>
@@ -19602,14 +19597,14 @@
                 <w:sz w:val="16"/>
                 <w:szCs w:val="16"/>
               </w:rPr>
-              <w:t xml:space="preserve">📖 HTML:</w:t>
+              <w:t xml:space="preserve">📖 EXERCISE:</w:t>
             </w:r>
           </w:p>
           <w:p>
             <w:pPr>
               <w:spacing w:after="20" w:before="0"/>
             </w:pPr>
-            <w:hyperlink w:history="1" r:id="rId0yj_i4ga5ctibbcs2x67o">
+            <w:hyperlink w:history="1" r:id="rIdrctnkkz8la2qtpj7-fsry">
               <w:r>
                 <w:rPr>
                   <w:rFonts w:ascii="Arial" w:cs="Arial" w:eastAsia="Arial" w:hAnsi="Arial"/>
@@ -19618,7 +19613,7 @@
                   <w:szCs w:val="16"/>
                   <w:u w:val="single" w:color="2E75B6"/>
                 </w:rPr>
-                <w:t xml:space="preserve">Finding a Linear Product Using a Quadratic (PLIX)</w:t>
+                <w:t xml:space="preserve">Zero product property</w:t>
               </w:r>
             </w:hyperlink>
           </w:p>
@@ -19634,7 +19629,7 @@
                 <w:sz w:val="14"/>
                 <w:szCs w:val="14"/>
               </w:rPr>
-              <w:t xml:space="preserve">Source: CK-12</w:t>
+              <w:t xml:space="preserve">Source: Khan Academy (English - US curriculum)</w:t>
             </w:r>
           </w:p>
           <w:p>
@@ -19642,7 +19637,7 @@
               <w:spacing w:after="10" w:before="0"/>
               <w:ind w:left="120"/>
             </w:pPr>
-            <w:hyperlink w:history="1" r:id="rId2kbi-n8ocwoveg7nyuege">
+            <w:hyperlink w:history="1" r:id="rIdlfvkbvxaxjqkwhoeyzcsc">
               <w:r>
                 <w:rPr>
                   <w:rFonts w:ascii="Arial" w:cs="Arial" w:eastAsia="Arial" w:hAnsi="Arial"/>
@@ -19837,7 +19832,7 @@
             <w:pPr>
               <w:spacing w:after="20" w:before="0"/>
             </w:pPr>
-            <w:hyperlink w:history="1" r:id="rIdrpggf5ak3i2shh-eigifx">
+            <w:hyperlink w:history="1" r:id="rIdz7owh36jbptxlftrratmd">
               <w:r>
                 <w:rPr>
                   <w:rFonts w:ascii="Arial" w:cs="Arial" w:eastAsia="Arial" w:hAnsi="Arial"/>
@@ -19846,7 +19841,7 @@
                   <w:szCs w:val="16"/>
                   <w:u w:val="single" w:color="2E75B6"/>
                 </w:rPr>
-                <w:t xml:space="preserve">Video: Proportion Playground</w:t>
+                <w:t xml:space="preserve">Strategy in solving quadratic equations</w:t>
               </w:r>
             </w:hyperlink>
           </w:p>
@@ -19862,7 +19857,7 @@
                 <w:sz w:val="14"/>
                 <w:szCs w:val="14"/>
               </w:rPr>
-              <w:t xml:space="preserve">Source: PhET Interactive Simulations (English)</w:t>
+              <w:t xml:space="preserve">Source: Khan Academy (English - US curriculum)</w:t>
             </w:r>
           </w:p>
           <w:p>
@@ -19870,7 +19865,7 @@
               <w:spacing w:after="10" w:before="0"/>
               <w:ind w:left="120"/>
             </w:pPr>
-            <w:hyperlink w:history="1" r:id="rIdwdxzey3bvzmcxdis-za8v">
+            <w:hyperlink w:history="1" r:id="rIdxdoj8gcapgziwcdy3dkel">
               <w:r>
                 <w:rPr>
                   <w:rFonts w:ascii="Arial" w:cs="Arial" w:eastAsia="Arial" w:hAnsi="Arial"/>
@@ -19908,14 +19903,14 @@
                 <w:sz w:val="16"/>
                 <w:szCs w:val="16"/>
               </w:rPr>
-              <w:t xml:space="preserve">📖 HTML:</w:t>
+              <w:t xml:space="preserve">📖 EXERCISE:</w:t>
             </w:r>
           </w:p>
           <w:p>
             <w:pPr>
               <w:spacing w:after="20" w:before="0"/>
             </w:pPr>
-            <w:hyperlink w:history="1" r:id="rIdmffzzz7mciuvoczi-r5e_">
+            <w:hyperlink w:history="1" r:id="rIdxq2-yvbnysbru4u12ifuy">
               <w:r>
                 <w:rPr>
                   <w:rFonts w:ascii="Arial" w:cs="Arial" w:eastAsia="Arial" w:hAnsi="Arial"/>
@@ -19924,7 +19919,7 @@
                   <w:szCs w:val="16"/>
                   <w:u w:val="single" w:color="2E75B6"/>
                 </w:rPr>
-                <w:t xml:space="preserve">Finding a Linear Product Using a Quadratic (PLIX)</w:t>
+                <w:t xml:space="preserve">Zero product property</w:t>
               </w:r>
             </w:hyperlink>
           </w:p>
@@ -19940,7 +19935,7 @@
                 <w:sz w:val="14"/>
                 <w:szCs w:val="14"/>
               </w:rPr>
-              <w:t xml:space="preserve">Source: CK-12</w:t>
+              <w:t xml:space="preserve">Source: Khan Academy (English - US curriculum)</w:t>
             </w:r>
           </w:p>
           <w:p>
@@ -19948,7 +19943,7 @@
               <w:spacing w:after="10" w:before="0"/>
               <w:ind w:left="120"/>
             </w:pPr>
-            <w:hyperlink w:history="1" r:id="rIdvdhmjq63qpnskd3e-bm89">
+            <w:hyperlink w:history="1" r:id="rId1qxelme67p74jao1-zpxa">
               <w:r>
                 <w:rPr>
                   <w:rFonts w:ascii="Arial" w:cs="Arial" w:eastAsia="Arial" w:hAnsi="Arial"/>
@@ -20143,7 +20138,7 @@
             <w:pPr>
               <w:spacing w:after="20" w:before="0"/>
             </w:pPr>
-            <w:hyperlink w:history="1" r:id="rIdgsnxrmxxmodspbabsqesq">
+            <w:hyperlink w:history="1" r:id="rIdep1mrmjp96fp1uevxksbf">
               <w:r>
                 <w:rPr>
                   <w:rFonts w:ascii="Arial" w:cs="Arial" w:eastAsia="Arial" w:hAnsi="Arial"/>
@@ -20152,7 +20147,7 @@
                   <w:szCs w:val="16"/>
                   <w:u w:val="single" w:color="2E75B6"/>
                 </w:rPr>
-                <w:t xml:space="preserve">Video: Proportion Playground</w:t>
+                <w:t xml:space="preserve">Quadratic systems: graphical solution</w:t>
               </w:r>
             </w:hyperlink>
           </w:p>
@@ -20168,7 +20163,7 @@
                 <w:sz w:val="14"/>
                 <w:szCs w:val="14"/>
               </w:rPr>
-              <w:t xml:space="preserve">Source: PhET Interactive Simulations (English)</w:t>
+              <w:t xml:space="preserve">Source: Khan Academy (English - US curriculum)</w:t>
             </w:r>
           </w:p>
           <w:p>
@@ -20176,7 +20171,7 @@
               <w:spacing w:after="10" w:before="0"/>
               <w:ind w:left="120"/>
             </w:pPr>
-            <w:hyperlink w:history="1" r:id="rIdnfv0tqh-1u5mxaedhi_ug">
+            <w:hyperlink w:history="1" r:id="rIdoduzyj8evs0ltmpo4ye6y">
               <w:r>
                 <w:rPr>
                   <w:rFonts w:ascii="Arial" w:cs="Arial" w:eastAsia="Arial" w:hAnsi="Arial"/>
@@ -20214,14 +20209,14 @@
                 <w:sz w:val="16"/>
                 <w:szCs w:val="16"/>
               </w:rPr>
-              <w:t xml:space="preserve">📖 HTML:</w:t>
+              <w:t xml:space="preserve">📖 EXERCISE:</w:t>
             </w:r>
           </w:p>
           <w:p>
             <w:pPr>
               <w:spacing w:after="20" w:before="0"/>
             </w:pPr>
-            <w:hyperlink w:history="1" r:id="rId147hetp4cc2dzisonuywo">
+            <w:hyperlink w:history="1" r:id="rIdtxi2ywzhljfzxhhighmkc">
               <w:r>
                 <w:rPr>
                   <w:rFonts w:ascii="Arial" w:cs="Arial" w:eastAsia="Arial" w:hAnsi="Arial"/>
@@ -20230,7 +20225,7 @@
                   <w:szCs w:val="16"/>
                   <w:u w:val="single" w:color="2E75B6"/>
                 </w:rPr>
-                <w:t xml:space="preserve">Finding a Linear Product Using a Quadratic (PLIX)</w:t>
+                <w:t xml:space="preserve">Zero product property</w:t>
               </w:r>
             </w:hyperlink>
           </w:p>
@@ -20246,7 +20241,7 @@
                 <w:sz w:val="14"/>
                 <w:szCs w:val="14"/>
               </w:rPr>
-              <w:t xml:space="preserve">Source: CK-12</w:t>
+              <w:t xml:space="preserve">Source: Khan Academy (English - US curriculum)</w:t>
             </w:r>
           </w:p>
           <w:p>
@@ -20254,7 +20249,7 @@
               <w:spacing w:after="10" w:before="0"/>
               <w:ind w:left="120"/>
             </w:pPr>
-            <w:hyperlink w:history="1" r:id="rIdtxojxk5xrkb2kar3y2row">
+            <w:hyperlink w:history="1" r:id="rIdnmk1dakxpprzefdqh6vm7">
               <w:r>
                 <w:rPr>
                   <w:rFonts w:ascii="Arial" w:cs="Arial" w:eastAsia="Arial" w:hAnsi="Arial"/>
@@ -20449,7 +20444,7 @@
             <w:pPr>
               <w:spacing w:after="20" w:before="0"/>
             </w:pPr>
-            <w:hyperlink w:history="1" r:id="rIdfmxd4-qbmzx6xvjjqzslw">
+            <w:hyperlink w:history="1" r:id="rIdz62bjf3llt1iahvzcyeuv">
               <w:r>
                 <w:rPr>
                   <w:rFonts w:ascii="Arial" w:cs="Arial" w:eastAsia="Arial" w:hAnsi="Arial"/>
@@ -20458,7 +20453,7 @@
                   <w:szCs w:val="16"/>
                   <w:u w:val="single" w:color="2E75B6"/>
                 </w:rPr>
-                <w:t xml:space="preserve">Video: Proportion Playground</w:t>
+                <w:t xml:space="preserve">Quadratics by taking square roots: strategy</w:t>
               </w:r>
             </w:hyperlink>
           </w:p>
@@ -20474,7 +20469,7 @@
                 <w:sz w:val="14"/>
                 <w:szCs w:val="14"/>
               </w:rPr>
-              <w:t xml:space="preserve">Source: PhET Interactive Simulations (English)</w:t>
+              <w:t xml:space="preserve">Source: Khan Academy (English - US curriculum)</w:t>
             </w:r>
           </w:p>
           <w:p>
@@ -20482,7 +20477,7 @@
               <w:spacing w:after="10" w:before="0"/>
               <w:ind w:left="120"/>
             </w:pPr>
-            <w:hyperlink w:history="1" r:id="rIdlnk1wxd2tomch2lqg2eza">
+            <w:hyperlink w:history="1" r:id="rIdzsol5uje3fdlccdbk-zz6">
               <w:r>
                 <w:rPr>
                   <w:rFonts w:ascii="Arial" w:cs="Arial" w:eastAsia="Arial" w:hAnsi="Arial"/>
@@ -20520,14 +20515,14 @@
                 <w:sz w:val="16"/>
                 <w:szCs w:val="16"/>
               </w:rPr>
-              <w:t xml:space="preserve">📖 HTML:</w:t>
+              <w:t xml:space="preserve">📖 EXERCISE:</w:t>
             </w:r>
           </w:p>
           <w:p>
             <w:pPr>
               <w:spacing w:after="20" w:before="0"/>
             </w:pPr>
-            <w:hyperlink w:history="1" r:id="rIdhn-pyb4wepixusc4avy3x">
+            <w:hyperlink w:history="1" r:id="rIdxokaqxxliim7ucvh8tj2k">
               <w:r>
                 <w:rPr>
                   <w:rFonts w:ascii="Arial" w:cs="Arial" w:eastAsia="Arial" w:hAnsi="Arial"/>
@@ -20536,7 +20531,7 @@
                   <w:szCs w:val="16"/>
                   <w:u w:val="single" w:color="2E75B6"/>
                 </w:rPr>
-                <w:t xml:space="preserve">Finding a Linear Product Using a Quadratic (PLIX)</w:t>
+                <w:t xml:space="preserve">Zero product property</w:t>
               </w:r>
             </w:hyperlink>
           </w:p>
@@ -20552,7 +20547,7 @@
                 <w:sz w:val="14"/>
                 <w:szCs w:val="14"/>
               </w:rPr>
-              <w:t xml:space="preserve">Source: CK-12</w:t>
+              <w:t xml:space="preserve">Source: Khan Academy (English - US curriculum)</w:t>
             </w:r>
           </w:p>
           <w:p>
@@ -20560,7 +20555,7 @@
               <w:spacing w:after="10" w:before="0"/>
               <w:ind w:left="120"/>
             </w:pPr>
-            <w:hyperlink w:history="1" r:id="rIdwnsh9zaehbt2wqyiactfx">
+            <w:hyperlink w:history="1" r:id="rIdh84a7pela_wixqrhk0kym">
               <w:r>
                 <w:rPr>
                   <w:rFonts w:ascii="Arial" w:cs="Arial" w:eastAsia="Arial" w:hAnsi="Arial"/>
@@ -20755,7 +20750,7 @@
             <w:pPr>
               <w:spacing w:after="20" w:before="0"/>
             </w:pPr>
-            <w:hyperlink w:history="1" r:id="rIdzzictxfbsqz5tv1iel1u4">
+            <w:hyperlink w:history="1" r:id="rIdyv3g5fmwspf8g1buqs0e6">
               <w:r>
                 <w:rPr>
                   <w:rFonts w:ascii="Arial" w:cs="Arial" w:eastAsia="Arial" w:hAnsi="Arial"/>
@@ -20764,7 +20759,7 @@
                   <w:szCs w:val="16"/>
                   <w:u w:val="single" w:color="2E75B6"/>
                 </w:rPr>
-                <w:t xml:space="preserve">Video: Proportion Playground</w:t>
+                <w:t xml:space="preserve">Solving quadratic equations: complex roots</w:t>
               </w:r>
             </w:hyperlink>
           </w:p>
@@ -20780,7 +20775,7 @@
                 <w:sz w:val="14"/>
                 <w:szCs w:val="14"/>
               </w:rPr>
-              <w:t xml:space="preserve">Source: PhET Interactive Simulations (English)</w:t>
+              <w:t xml:space="preserve">Source: Khan Academy (English - US curriculum)</w:t>
             </w:r>
           </w:p>
           <w:p>
@@ -20788,7 +20783,7 @@
               <w:spacing w:after="10" w:before="0"/>
               <w:ind w:left="120"/>
             </w:pPr>
-            <w:hyperlink w:history="1" r:id="rId8_2_qfn5yqisj8yzn697w">
+            <w:hyperlink w:history="1" r:id="rIdl3epyjz7opn4opvuttjp-">
               <w:r>
                 <w:rPr>
                   <w:rFonts w:ascii="Arial" w:cs="Arial" w:eastAsia="Arial" w:hAnsi="Arial"/>
@@ -20826,14 +20821,14 @@
                 <w:sz w:val="16"/>
                 <w:szCs w:val="16"/>
               </w:rPr>
-              <w:t xml:space="preserve">📖 HTML:</w:t>
+              <w:t xml:space="preserve">📖 EXERCISE:</w:t>
             </w:r>
           </w:p>
           <w:p>
             <w:pPr>
               <w:spacing w:after="20" w:before="0"/>
             </w:pPr>
-            <w:hyperlink w:history="1" r:id="rIdtzzqqgtknbrtluvz-uyv0">
+            <w:hyperlink w:history="1" r:id="rIdxwk1suanfquokjdook55k">
               <w:r>
                 <w:rPr>
                   <w:rFonts w:ascii="Arial" w:cs="Arial" w:eastAsia="Arial" w:hAnsi="Arial"/>
@@ -20842,7 +20837,7 @@
                   <w:szCs w:val="16"/>
                   <w:u w:val="single" w:color="2E75B6"/>
                 </w:rPr>
-                <w:t xml:space="preserve">Finding a Linear Product Using a Quadratic (PLIX)</w:t>
+                <w:t xml:space="preserve">Zero product property</w:t>
               </w:r>
             </w:hyperlink>
           </w:p>
@@ -20858,7 +20853,7 @@
                 <w:sz w:val="14"/>
                 <w:szCs w:val="14"/>
               </w:rPr>
-              <w:t xml:space="preserve">Source: CK-12</w:t>
+              <w:t xml:space="preserve">Source: Khan Academy (English - US curriculum)</w:t>
             </w:r>
           </w:p>
           <w:p>
@@ -20866,7 +20861,7 @@
               <w:spacing w:after="10" w:before="0"/>
               <w:ind w:left="120"/>
             </w:pPr>
-            <w:hyperlink w:history="1" r:id="rIdojkl1rnfk3ewj1p2fxhbg">
+            <w:hyperlink w:history="1" r:id="rIdxy2jvtqphybvlzhqetcif">
               <w:r>
                 <w:rPr>
                   <w:rFonts w:ascii="Arial" w:cs="Arial" w:eastAsia="Arial" w:hAnsi="Arial"/>
@@ -22429,7 +22424,7 @@
             <w:pPr>
               <w:spacing w:after="20" w:before="0"/>
             </w:pPr>
-            <w:hyperlink w:history="1" r:id="rIdkml8j3ks50guz8nbkaobu">
+            <w:hyperlink w:history="1" r:id="rIdajl7s3iozvifxgyywqyg9">
               <w:r>
                 <w:rPr>
                   <w:rFonts w:ascii="Arial" w:cs="Arial" w:eastAsia="Arial" w:hAnsi="Arial"/>
@@ -22438,7 +22433,7 @@
                   <w:szCs w:val="16"/>
                   <w:u w:val="single" w:color="2E75B6"/>
                 </w:rPr>
-                <w:t xml:space="preserve">Creativity break: How do you apply creativity in algebra</w:t>
+                <w:t xml:space="preserve">Solving Real-World Problems Using Quadratic Equations: A Sample Application</w:t>
               </w:r>
             </w:hyperlink>
           </w:p>
@@ -22454,7 +22449,7 @@
                 <w:sz w:val="14"/>
                 <w:szCs w:val="14"/>
               </w:rPr>
-              <w:t xml:space="preserve">Source: Khan Academy (English - US curriculum)</w:t>
+              <w:t xml:space="preserve">Source: CK-12</w:t>
             </w:r>
           </w:p>
           <w:p>
@@ -22462,7 +22457,7 @@
               <w:spacing w:after="10" w:before="0"/>
               <w:ind w:left="120"/>
             </w:pPr>
-            <w:hyperlink w:history="1" r:id="rIdxbchpq9mqngbtjjy7aawl">
+            <w:hyperlink w:history="1" r:id="rIdks4ye0ffd4kfl8io0u0z7">
               <w:r>
                 <w:rPr>
                   <w:rFonts w:ascii="Arial" w:cs="Arial" w:eastAsia="Arial" w:hAnsi="Arial"/>
@@ -22507,7 +22502,7 @@
             <w:pPr>
               <w:spacing w:after="20" w:before="0"/>
             </w:pPr>
-            <w:hyperlink w:history="1" r:id="rIdaf7xfxoif_c_reihynrgh">
+            <w:hyperlink w:history="1" r:id="rIdsd3whuo88gjwlyew2u9wt">
               <w:r>
                 <w:rPr>
                   <w:rFonts w:ascii="Arial" w:cs="Arial" w:eastAsia="Arial" w:hAnsi="Arial"/>
@@ -22516,7 +22511,7 @@
                   <w:szCs w:val="16"/>
                   <w:u w:val="single" w:color="2E75B6"/>
                 </w:rPr>
-                <w:t xml:space="preserve">Finding a Linear Product Using a Quadratic (PLIX)</w:t>
+                <w:t xml:space="preserve">Applications of Quadratic Equations (Flexbook)</w:t>
               </w:r>
             </w:hyperlink>
           </w:p>
@@ -22540,7 +22535,7 @@
               <w:spacing w:after="10" w:before="0"/>
               <w:ind w:left="120"/>
             </w:pPr>
-            <w:hyperlink w:history="1" r:id="rIdawpgdcmvwnxt39qql0pnt">
+            <w:hyperlink w:history="1" r:id="rId7mm2dazddqeagreu5ci0t">
               <w:r>
                 <w:rPr>
                   <w:rFonts w:ascii="Arial" w:cs="Arial" w:eastAsia="Arial" w:hAnsi="Arial"/>
@@ -22735,7 +22730,7 @@
             <w:pPr>
               <w:spacing w:after="20" w:before="0"/>
             </w:pPr>
-            <w:hyperlink w:history="1" r:id="rIdca7rgooojpvxirg32rjwo">
+            <w:hyperlink w:history="1" r:id="rIdqow8ed2ls8rmosghupstp">
               <w:r>
                 <w:rPr>
                   <w:rFonts w:ascii="Arial" w:cs="Arial" w:eastAsia="Arial" w:hAnsi="Arial"/>
@@ -22744,7 +22739,7 @@
                   <w:szCs w:val="16"/>
                   <w:u w:val="single" w:color="2E75B6"/>
                 </w:rPr>
-                <w:t xml:space="preserve">Creativity break: How do you apply creativity in algebra</w:t>
+                <w:t xml:space="preserve">Solving Real-World Problems Using Quadratic Equations: A Sample Application</w:t>
               </w:r>
             </w:hyperlink>
           </w:p>
@@ -22760,7 +22755,7 @@
                 <w:sz w:val="14"/>
                 <w:szCs w:val="14"/>
               </w:rPr>
-              <w:t xml:space="preserve">Source: Khan Academy (English - US curriculum)</w:t>
+              <w:t xml:space="preserve">Source: CK-12</w:t>
             </w:r>
           </w:p>
           <w:p>
@@ -22768,7 +22763,7 @@
               <w:spacing w:after="10" w:before="0"/>
               <w:ind w:left="120"/>
             </w:pPr>
-            <w:hyperlink w:history="1" r:id="rId0x_hnalaexrqhznquqyqv">
+            <w:hyperlink w:history="1" r:id="rIdtnqckmv1tffpa6dozve7w">
               <w:r>
                 <w:rPr>
                   <w:rFonts w:ascii="Arial" w:cs="Arial" w:eastAsia="Arial" w:hAnsi="Arial"/>
@@ -22813,7 +22808,7 @@
             <w:pPr>
               <w:spacing w:after="20" w:before="0"/>
             </w:pPr>
-            <w:hyperlink w:history="1" r:id="rIdbeu_tqam6duslqo3dd-xp">
+            <w:hyperlink w:history="1" r:id="rIdxaxzgf3krx9rrtnp8lj_n">
               <w:r>
                 <w:rPr>
                   <w:rFonts w:ascii="Arial" w:cs="Arial" w:eastAsia="Arial" w:hAnsi="Arial"/>
@@ -22822,7 +22817,7 @@
                   <w:szCs w:val="16"/>
                   <w:u w:val="single" w:color="2E75B6"/>
                 </w:rPr>
-                <w:t xml:space="preserve">Finding a Linear Product Using a Quadratic (PLIX)</w:t>
+                <w:t xml:space="preserve">Applications of Quadratic Equations (Flexbook)</w:t>
               </w:r>
             </w:hyperlink>
           </w:p>
@@ -22846,7 +22841,7 @@
               <w:spacing w:after="10" w:before="0"/>
               <w:ind w:left="120"/>
             </w:pPr>
-            <w:hyperlink w:history="1" r:id="rIdof4lg_dhlp32rfjjnzunz">
+            <w:hyperlink w:history="1" r:id="rIdughmeqqrd3arda9dag1eo">
               <w:r>
                 <w:rPr>
                   <w:rFonts w:ascii="Arial" w:cs="Arial" w:eastAsia="Arial" w:hAnsi="Arial"/>
@@ -23079,7 +23074,7 @@
             <w:pPr>
               <w:spacing w:after="20" w:before="0"/>
             </w:pPr>
-            <w:hyperlink w:history="1" r:id="rIdat-fodr4hoq-xxmse4san">
+            <w:hyperlink w:history="1" r:id="rIdcdrx7-t04hkwzq3t6-5c8">
               <w:r>
                 <w:rPr>
                   <w:rFonts w:ascii="Arial" w:cs="Arial" w:eastAsia="Arial" w:hAnsi="Arial"/>
@@ -23088,7 +23083,7 @@
                   <w:szCs w:val="16"/>
                   <w:u w:val="single" w:color="2E75B6"/>
                 </w:rPr>
-                <w:t xml:space="preserve">Creativity break: How do you apply creativity in algebra</w:t>
+                <w:t xml:space="preserve">Solving Real-World Problems Using Quadratic Equations: A Sample Application</w:t>
               </w:r>
             </w:hyperlink>
           </w:p>
@@ -23104,7 +23099,7 @@
                 <w:sz w:val="14"/>
                 <w:szCs w:val="14"/>
               </w:rPr>
-              <w:t xml:space="preserve">Source: Khan Academy (English - US curriculum)</w:t>
+              <w:t xml:space="preserve">Source: CK-12</w:t>
             </w:r>
           </w:p>
           <w:p>
@@ -23112,7 +23107,7 @@
               <w:spacing w:after="10" w:before="0"/>
               <w:ind w:left="120"/>
             </w:pPr>
-            <w:hyperlink w:history="1" r:id="rIdvptgqgm8z8uo_sdvth4sl">
+            <w:hyperlink w:history="1" r:id="rId53n-op2zylg4n1aod73bs">
               <w:r>
                 <w:rPr>
                   <w:rFonts w:ascii="Arial" w:cs="Arial" w:eastAsia="Arial" w:hAnsi="Arial"/>
@@ -23157,7 +23152,7 @@
             <w:pPr>
               <w:spacing w:after="20" w:before="0"/>
             </w:pPr>
-            <w:hyperlink w:history="1" r:id="rIdeqrqvmgqod0w7jqkmeoag">
+            <w:hyperlink w:history="1" r:id="rIdriotkkw6tggcwpnfwj9js">
               <w:r>
                 <w:rPr>
                   <w:rFonts w:ascii="Arial" w:cs="Arial" w:eastAsia="Arial" w:hAnsi="Arial"/>
@@ -23166,7 +23161,7 @@
                   <w:szCs w:val="16"/>
                   <w:u w:val="single" w:color="2E75B6"/>
                 </w:rPr>
-                <w:t xml:space="preserve">Finding a Linear Product Using a Quadratic (PLIX)</w:t>
+                <w:t xml:space="preserve">Applications of Quadratic Equations (Flexbook)</w:t>
               </w:r>
             </w:hyperlink>
           </w:p>
@@ -23190,7 +23185,7 @@
               <w:spacing w:after="10" w:before="0"/>
               <w:ind w:left="120"/>
             </w:pPr>
-            <w:hyperlink w:history="1" r:id="rIdhd0k_u5silplxccdz-xed">
+            <w:hyperlink w:history="1" r:id="rIdcxa68tetb21nhf_o9ld1p">
               <w:r>
                 <w:rPr>
                   <w:rFonts w:ascii="Arial" w:cs="Arial" w:eastAsia="Arial" w:hAnsi="Arial"/>
@@ -23385,7 +23380,7 @@
             <w:pPr>
               <w:spacing w:after="20" w:before="0"/>
             </w:pPr>
-            <w:hyperlink w:history="1" r:id="rIdckpjt0mwpbe43yw4krjsb">
+            <w:hyperlink w:history="1" r:id="rIdp2mhzwb6mvfrqpyfcxyyg">
               <w:r>
                 <w:rPr>
                   <w:rFonts w:ascii="Arial" w:cs="Arial" w:eastAsia="Arial" w:hAnsi="Arial"/>
@@ -23394,7 +23389,7 @@
                   <w:szCs w:val="16"/>
                   <w:u w:val="single" w:color="2E75B6"/>
                 </w:rPr>
-                <w:t xml:space="preserve">Creativity break: How do you apply creativity in algebra</w:t>
+                <w:t xml:space="preserve">Solving Real-World Problems Using Quadratic Equations: A Sample Application</w:t>
               </w:r>
             </w:hyperlink>
           </w:p>
@@ -23410,7 +23405,7 @@
                 <w:sz w:val="14"/>
                 <w:szCs w:val="14"/>
               </w:rPr>
-              <w:t xml:space="preserve">Source: Khan Academy (English - US curriculum)</w:t>
+              <w:t xml:space="preserve">Source: CK-12</w:t>
             </w:r>
           </w:p>
           <w:p>
@@ -23418,7 +23413,7 @@
               <w:spacing w:after="10" w:before="0"/>
               <w:ind w:left="120"/>
             </w:pPr>
-            <w:hyperlink w:history="1" r:id="rIdra2g42o-yc-v3vtakthag">
+            <w:hyperlink w:history="1" r:id="rId7w1xnf7_o4o_rhirb0sir">
               <w:r>
                 <w:rPr>
                   <w:rFonts w:ascii="Arial" w:cs="Arial" w:eastAsia="Arial" w:hAnsi="Arial"/>
@@ -23463,7 +23458,7 @@
             <w:pPr>
               <w:spacing w:after="20" w:before="0"/>
             </w:pPr>
-            <w:hyperlink w:history="1" r:id="rIdwdk8r9zs3fxgfkt73d8qf">
+            <w:hyperlink w:history="1" r:id="rIds1w-ls0lahnmetw73cr_-">
               <w:r>
                 <w:rPr>
                   <w:rFonts w:ascii="Arial" w:cs="Arial" w:eastAsia="Arial" w:hAnsi="Arial"/>
@@ -23472,7 +23467,7 @@
                   <w:szCs w:val="16"/>
                   <w:u w:val="single" w:color="2E75B6"/>
                 </w:rPr>
-                <w:t xml:space="preserve">Finding a Linear Product Using a Quadratic (PLIX)</w:t>
+                <w:t xml:space="preserve">Applications of Quadratic Equations (Flexbook)</w:t>
               </w:r>
             </w:hyperlink>
           </w:p>
@@ -23496,7 +23491,7 @@
               <w:spacing w:after="10" w:before="0"/>
               <w:ind w:left="120"/>
             </w:pPr>
-            <w:hyperlink w:history="1" r:id="rIdubcgy35gf3fwumo0mamva">
+            <w:hyperlink w:history="1" r:id="rIdhywg4yi1ank_vmvaiggym">
               <w:r>
                 <w:rPr>
                   <w:rFonts w:ascii="Arial" w:cs="Arial" w:eastAsia="Arial" w:hAnsi="Arial"/>
@@ -23691,7 +23686,7 @@
             <w:pPr>
               <w:spacing w:after="20" w:before="0"/>
             </w:pPr>
-            <w:hyperlink w:history="1" r:id="rId5etw5bakiqaupfwtgig44">
+            <w:hyperlink w:history="1" r:id="rId82mhueyyzv4iwpn-1btpn">
               <w:r>
                 <w:rPr>
                   <w:rFonts w:ascii="Arial" w:cs="Arial" w:eastAsia="Arial" w:hAnsi="Arial"/>
@@ -23700,7 +23695,7 @@
                   <w:szCs w:val="16"/>
                   <w:u w:val="single" w:color="2E75B6"/>
                 </w:rPr>
-                <w:t xml:space="preserve">Creativity break: How do you apply creativity in algebra</w:t>
+                <w:t xml:space="preserve">Solving Real-World Problems Using Quadratic Equations: A Sample Application</w:t>
               </w:r>
             </w:hyperlink>
           </w:p>
@@ -23716,7 +23711,7 @@
                 <w:sz w:val="14"/>
                 <w:szCs w:val="14"/>
               </w:rPr>
-              <w:t xml:space="preserve">Source: Khan Academy (English - US curriculum)</w:t>
+              <w:t xml:space="preserve">Source: CK-12</w:t>
             </w:r>
           </w:p>
           <w:p>
@@ -23724,7 +23719,7 @@
               <w:spacing w:after="10" w:before="0"/>
               <w:ind w:left="120"/>
             </w:pPr>
-            <w:hyperlink w:history="1" r:id="rIdqgqg6fdhw-rqakfemtuai">
+            <w:hyperlink w:history="1" r:id="rId1gwp-ympbc_jbtxl5ripo">
               <w:r>
                 <w:rPr>
                   <w:rFonts w:ascii="Arial" w:cs="Arial" w:eastAsia="Arial" w:hAnsi="Arial"/>
@@ -23769,7 +23764,7 @@
             <w:pPr>
               <w:spacing w:after="20" w:before="0"/>
             </w:pPr>
-            <w:hyperlink w:history="1" r:id="rIddyf5_xc5a2z8e9zn4dtbr">
+            <w:hyperlink w:history="1" r:id="rIdkkmvk_lohrbpohy5ss-st">
               <w:r>
                 <w:rPr>
                   <w:rFonts w:ascii="Arial" w:cs="Arial" w:eastAsia="Arial" w:hAnsi="Arial"/>
@@ -23778,7 +23773,7 @@
                   <w:szCs w:val="16"/>
                   <w:u w:val="single" w:color="2E75B6"/>
                 </w:rPr>
-                <w:t xml:space="preserve">Finding a Linear Product Using a Quadratic (PLIX)</w:t>
+                <w:t xml:space="preserve">Applications of Quadratic Equations (Flexbook)</w:t>
               </w:r>
             </w:hyperlink>
           </w:p>
@@ -23802,7 +23797,7 @@
               <w:spacing w:after="10" w:before="0"/>
               <w:ind w:left="120"/>
             </w:pPr>
-            <w:hyperlink w:history="1" r:id="rId795imnwfg4ezerv7iidnf">
+            <w:hyperlink w:history="1" r:id="rIdfm0nf59byfa4alys9-xsz">
               <w:r>
                 <w:rPr>
                   <w:rFonts w:ascii="Arial" w:cs="Arial" w:eastAsia="Arial" w:hAnsi="Arial"/>
@@ -25289,7 +25284,7 @@
             <w:pPr>
               <w:spacing w:after="20" w:before="0"/>
             </w:pPr>
-            <w:hyperlink w:history="1" r:id="rIdz7pmejypweuusytvrrtns">
+            <w:hyperlink w:history="1" r:id="rIdxy8ro1jbmzkyedrtk2ue9">
               <w:r>
                 <w:rPr>
                   <w:rFonts w:ascii="Arial" w:cs="Arial" w:eastAsia="Arial" w:hAnsi="Arial"/>
@@ -25298,7 +25293,7 @@
                   <w:szCs w:val="16"/>
                   <w:u w:val="single" w:color="2E75B6"/>
                 </w:rPr>
-                <w:t xml:space="preserve">Analyzing a cumulative relative frequency graph</w:t>
+                <w:t xml:space="preserve">Solving Real-World Problems Using Quadratic Equations: A Sample Application</w:t>
               </w:r>
             </w:hyperlink>
           </w:p>
@@ -25314,7 +25309,7 @@
                 <w:sz w:val="14"/>
                 <w:szCs w:val="14"/>
               </w:rPr>
-              <w:t xml:space="preserve">Source: Khan Academy (English - US curriculum)</w:t>
+              <w:t xml:space="preserve">Source: CK-12</w:t>
             </w:r>
           </w:p>
           <w:p>
@@ -25322,7 +25317,7 @@
               <w:spacing w:after="10" w:before="0"/>
               <w:ind w:left="120"/>
             </w:pPr>
-            <w:hyperlink w:history="1" r:id="rIdflepecy8q3jqdaapbw41v">
+            <w:hyperlink w:history="1" r:id="rIdnw4opj6z9cgsvkqvilqwh">
               <w:r>
                 <w:rPr>
                   <w:rFonts w:ascii="Arial" w:cs="Arial" w:eastAsia="Arial" w:hAnsi="Arial"/>
@@ -25367,7 +25362,7 @@
             <w:pPr>
               <w:spacing w:after="20" w:before="0"/>
             </w:pPr>
-            <w:hyperlink w:history="1" r:id="rIddzpioos5ij1ayvqdn3edt">
+            <w:hyperlink w:history="1" r:id="rId4p58z_wpyehllmsva88t3">
               <w:r>
                 <w:rPr>
                   <w:rFonts w:ascii="Arial" w:cs="Arial" w:eastAsia="Arial" w:hAnsi="Arial"/>
@@ -25376,7 +25371,7 @@
                   <w:szCs w:val="16"/>
                   <w:u w:val="single" w:color="2E75B6"/>
                 </w:rPr>
-                <w:t xml:space="preserve">Finding a Linear Product Using a Quadratic (PLIX)</w:t>
+                <w:t xml:space="preserve">Applications of Quadratic Equations (Flexbook)</w:t>
               </w:r>
             </w:hyperlink>
           </w:p>
@@ -25400,7 +25395,7 @@
               <w:spacing w:after="10" w:before="0"/>
               <w:ind w:left="120"/>
             </w:pPr>
-            <w:hyperlink w:history="1" r:id="rIdhkevxqjj8wc0wg0qppqkr">
+            <w:hyperlink w:history="1" r:id="rIdiykjzc7dqnqsjrbisoysx">
               <w:r>
                 <w:rPr>
                   <w:rFonts w:ascii="Arial" w:cs="Arial" w:eastAsia="Arial" w:hAnsi="Arial"/>
@@ -25747,7 +25742,7 @@
             <w:pPr>
               <w:spacing w:after="20" w:before="0"/>
             </w:pPr>
-            <w:hyperlink w:history="1" r:id="rIdnelph0yadqbhzfozajir7">
+            <w:hyperlink w:history="1" r:id="rId1ahlql0hhtshyygzufqg9">
               <w:r>
                 <w:rPr>
                   <w:rFonts w:ascii="Arial" w:cs="Arial" w:eastAsia="Arial" w:hAnsi="Arial"/>
@@ -25756,7 +25751,7 @@
                   <w:szCs w:val="16"/>
                   <w:u w:val="single" w:color="2E75B6"/>
                 </w:rPr>
-                <w:t xml:space="preserve">Analyzing a cumulative relative frequency graph</w:t>
+                <w:t xml:space="preserve">Solving quadratic equations: complex roots</w:t>
               </w:r>
             </w:hyperlink>
           </w:p>
@@ -25780,7 +25775,7 @@
               <w:spacing w:after="10" w:before="0"/>
               <w:ind w:left="120"/>
             </w:pPr>
-            <w:hyperlink w:history="1" r:id="rIdop1xaqcmphg_bx3wx13f1">
+            <w:hyperlink w:history="1" r:id="rId1r0hkng5gxc4zpedgdb5g">
               <w:r>
                 <w:rPr>
                   <w:rFonts w:ascii="Arial" w:cs="Arial" w:eastAsia="Arial" w:hAnsi="Arial"/>
@@ -25818,14 +25813,14 @@
                 <w:sz w:val="16"/>
                 <w:szCs w:val="16"/>
               </w:rPr>
-              <w:t xml:space="preserve">📖 HTML:</w:t>
+              <w:t xml:space="preserve">📖 EXERCISE:</w:t>
             </w:r>
           </w:p>
           <w:p>
             <w:pPr>
               <w:spacing w:after="20" w:before="0"/>
             </w:pPr>
-            <w:hyperlink w:history="1" r:id="rIdqdaiorfdhsb2pikr_iuv5">
+            <w:hyperlink w:history="1" r:id="rIdor8tddc-ypaf_yh4z5xcl">
               <w:r>
                 <w:rPr>
                   <w:rFonts w:ascii="Arial" w:cs="Arial" w:eastAsia="Arial" w:hAnsi="Arial"/>
@@ -25834,7 +25829,7 @@
                   <w:szCs w:val="16"/>
                   <w:u w:val="single" w:color="2E75B6"/>
                 </w:rPr>
-                <w:t xml:space="preserve">Finding a Linear Product Using a Quadratic (PLIX)</w:t>
+                <w:t xml:space="preserve">Solve equations by completing the square</w:t>
               </w:r>
             </w:hyperlink>
           </w:p>
@@ -25850,7 +25845,7 @@
                 <w:sz w:val="14"/>
                 <w:szCs w:val="14"/>
               </w:rPr>
-              <w:t xml:space="preserve">Source: CK-12</w:t>
+              <w:t xml:space="preserve">Source: Khan Academy (English - US curriculum)</w:t>
             </w:r>
           </w:p>
           <w:p>
@@ -25858,7 +25853,7 @@
               <w:spacing w:after="10" w:before="0"/>
               <w:ind w:left="120"/>
             </w:pPr>
-            <w:hyperlink w:history="1" r:id="rIdasizksijjwyvpdfzda6q_">
+            <w:hyperlink w:history="1" r:id="rIdll7zpqcjapg37ihz-hqxa">
               <w:r>
                 <w:rPr>
                   <w:rFonts w:ascii="Arial" w:cs="Arial" w:eastAsia="Arial" w:hAnsi="Arial"/>
@@ -26205,7 +26200,7 @@
             <w:pPr>
               <w:spacing w:after="20" w:before="0"/>
             </w:pPr>
-            <w:hyperlink w:history="1" r:id="rIdiyslahtjjlaawo87vdivw">
+            <w:hyperlink w:history="1" r:id="rIdeuqzvpenykpwhvrlud4vz">
               <w:r>
                 <w:rPr>
                   <w:rFonts w:ascii="Arial" w:cs="Arial" w:eastAsia="Arial" w:hAnsi="Arial"/>
@@ -26214,7 +26209,7 @@
                   <w:szCs w:val="16"/>
                   <w:u w:val="single" w:color="2E75B6"/>
                 </w:rPr>
-                <w:t xml:space="preserve">Analyzing a cumulative relative frequency graph</w:t>
+                <w:t xml:space="preserve">Strategy in solving quadratic equations</w:t>
               </w:r>
             </w:hyperlink>
           </w:p>
@@ -26238,7 +26233,7 @@
               <w:spacing w:after="10" w:before="0"/>
               <w:ind w:left="120"/>
             </w:pPr>
-            <w:hyperlink w:history="1" r:id="rIdxekm-saydmbezojh8eucb">
+            <w:hyperlink w:history="1" r:id="rId5h3gz6di6iuswtt3pbmu0">
               <w:r>
                 <w:rPr>
                   <w:rFonts w:ascii="Arial" w:cs="Arial" w:eastAsia="Arial" w:hAnsi="Arial"/>
@@ -26276,14 +26271,14 @@
                 <w:sz w:val="16"/>
                 <w:szCs w:val="16"/>
               </w:rPr>
-              <w:t xml:space="preserve">📖 HTML:</w:t>
+              <w:t xml:space="preserve">📖 EXERCISE:</w:t>
             </w:r>
           </w:p>
           <w:p>
             <w:pPr>
               <w:spacing w:after="20" w:before="0"/>
             </w:pPr>
-            <w:hyperlink w:history="1" r:id="rIdwhsrjw4u3exiogcrc2ult">
+            <w:hyperlink w:history="1" r:id="rIdvag1pe1hawgeulzpyspmd">
               <w:r>
                 <w:rPr>
                   <w:rFonts w:ascii="Arial" w:cs="Arial" w:eastAsia="Arial" w:hAnsi="Arial"/>
@@ -26292,7 +26287,7 @@
                   <w:szCs w:val="16"/>
                   <w:u w:val="single" w:color="2E75B6"/>
                 </w:rPr>
-                <w:t xml:space="preserve">Finding a Linear Product Using a Quadratic (PLIX)</w:t>
+                <w:t xml:space="preserve">Parts of algebraic expressions</w:t>
               </w:r>
             </w:hyperlink>
           </w:p>
@@ -26308,7 +26303,7 @@
                 <w:sz w:val="14"/>
                 <w:szCs w:val="14"/>
               </w:rPr>
-              <w:t xml:space="preserve">Source: CK-12</w:t>
+              <w:t xml:space="preserve">Source: Khan Academy (English - US curriculum)</w:t>
             </w:r>
           </w:p>
           <w:p>
@@ -26316,7 +26311,7 @@
               <w:spacing w:after="10" w:before="0"/>
               <w:ind w:left="120"/>
             </w:pPr>
-            <w:hyperlink w:history="1" r:id="rIdvvnlefiselywc9agsnp5p">
+            <w:hyperlink w:history="1" r:id="rId1lwwxulbsrxq_0p7_recv">
               <w:r>
                 <w:rPr>
                   <w:rFonts w:ascii="Arial" w:cs="Arial" w:eastAsia="Arial" w:hAnsi="Arial"/>
@@ -26682,7 +26677,7 @@
             <w:pPr>
               <w:spacing w:after="20" w:before="0"/>
             </w:pPr>
-            <w:hyperlink w:history="1" r:id="rIdyvpvm-3kklrtpxn4mxntu">
+            <w:hyperlink w:history="1" r:id="rIdmwkyhjqcvo1outfaniwdx">
               <w:r>
                 <w:rPr>
                   <w:rFonts w:ascii="Arial" w:cs="Arial" w:eastAsia="Arial" w:hAnsi="Arial"/>
@@ -26691,7 +26686,7 @@
                   <w:szCs w:val="16"/>
                   <w:u w:val="single" w:color="2E75B6"/>
                 </w:rPr>
-                <w:t xml:space="preserve">Analyzing a cumulative relative frequency graph</w:t>
+                <w:t xml:space="preserve">Solving Real-World Problems Using Quadratic Equations: A Sample Application</w:t>
               </w:r>
             </w:hyperlink>
           </w:p>
@@ -26707,7 +26702,7 @@
                 <w:sz w:val="14"/>
                 <w:szCs w:val="14"/>
               </w:rPr>
-              <w:t xml:space="preserve">Source: Khan Academy (English - US curriculum)</w:t>
+              <w:t xml:space="preserve">Source: CK-12</w:t>
             </w:r>
           </w:p>
           <w:p>
@@ -26715,7 +26710,7 @@
               <w:spacing w:after="10" w:before="0"/>
               <w:ind w:left="120"/>
             </w:pPr>
-            <w:hyperlink w:history="1" r:id="rId9pewxin_pwyjpf8a_orvh">
+            <w:hyperlink w:history="1" r:id="rId1r-wypy-1vekm_ejbdoxm">
               <w:r>
                 <w:rPr>
                   <w:rFonts w:ascii="Arial" w:cs="Arial" w:eastAsia="Arial" w:hAnsi="Arial"/>
@@ -26753,14 +26748,14 @@
                 <w:sz w:val="16"/>
                 <w:szCs w:val="16"/>
               </w:rPr>
-              <w:t xml:space="preserve">📖 HTML:</w:t>
+              <w:t xml:space="preserve">📖 EXERCISE:</w:t>
             </w:r>
           </w:p>
           <w:p>
             <w:pPr>
               <w:spacing w:after="20" w:before="0"/>
             </w:pPr>
-            <w:hyperlink w:history="1" r:id="rIdzatfant-06btk8xwesd3k">
+            <w:hyperlink w:history="1" r:id="rId4x4h6jec-pmkfokmy0ynv">
               <w:r>
                 <w:rPr>
                   <w:rFonts w:ascii="Arial" w:cs="Arial" w:eastAsia="Arial" w:hAnsi="Arial"/>
@@ -26769,7 +26764,7 @@
                   <w:szCs w:val="16"/>
                   <w:u w:val="single" w:color="2E75B6"/>
                 </w:rPr>
-                <w:t xml:space="preserve">Finding a Linear Product Using a Quadratic (PLIX)</w:t>
+                <w:t xml:space="preserve">Strategy in solving quadratics</w:t>
               </w:r>
             </w:hyperlink>
           </w:p>
@@ -26785,7 +26780,7 @@
                 <w:sz w:val="14"/>
                 <w:szCs w:val="14"/>
               </w:rPr>
-              <w:t xml:space="preserve">Source: CK-12</w:t>
+              <w:t xml:space="preserve">Source: Khan Academy (English - US curriculum)</w:t>
             </w:r>
           </w:p>
           <w:p>
@@ -26793,7 +26788,7 @@
               <w:spacing w:after="10" w:before="0"/>
               <w:ind w:left="120"/>
             </w:pPr>
-            <w:hyperlink w:history="1" r:id="rIdq8rnspw_lqxmbqyulbe8f">
+            <w:hyperlink w:history="1" r:id="rIdd5c_nxon9j-qdzox_wwk1">
               <w:r>
                 <w:rPr>
                   <w:rFonts w:ascii="Arial" w:cs="Arial" w:eastAsia="Arial" w:hAnsi="Arial"/>
@@ -27140,7 +27135,7 @@
             <w:pPr>
               <w:spacing w:after="20" w:before="0"/>
             </w:pPr>
-            <w:hyperlink w:history="1" r:id="rIdvf3xkmuldxvxpsaswudon">
+            <w:hyperlink w:history="1" r:id="rIdwekflutxm9ejp7tfl-bpp">
               <w:r>
                 <w:rPr>
                   <w:rFonts w:ascii="Arial" w:cs="Arial" w:eastAsia="Arial" w:hAnsi="Arial"/>
@@ -27149,7 +27144,7 @@
                   <w:szCs w:val="16"/>
                   <w:u w:val="single" w:color="2E75B6"/>
                 </w:rPr>
-                <w:t xml:space="preserve">Analyzing a cumulative relative frequency graph</w:t>
+                <w:t xml:space="preserve">Solving Real-World Problems Using Quadratic Equations: A Sample Application</w:t>
               </w:r>
             </w:hyperlink>
           </w:p>
@@ -27165,7 +27160,7 @@
                 <w:sz w:val="14"/>
                 <w:szCs w:val="14"/>
               </w:rPr>
-              <w:t xml:space="preserve">Source: Khan Academy (English - US curriculum)</w:t>
+              <w:t xml:space="preserve">Source: CK-12</w:t>
             </w:r>
           </w:p>
           <w:p>
@@ -27173,7 +27168,7 @@
               <w:spacing w:after="10" w:before="0"/>
               <w:ind w:left="120"/>
             </w:pPr>
-            <w:hyperlink w:history="1" r:id="rIduuocv0cy0dtmdghoc6vtb">
+            <w:hyperlink w:history="1" r:id="rIdezf0nn-znmvs_lu-dn4nw">
               <w:r>
                 <w:rPr>
                   <w:rFonts w:ascii="Arial" w:cs="Arial" w:eastAsia="Arial" w:hAnsi="Arial"/>
@@ -27211,14 +27206,14 @@
                 <w:sz w:val="16"/>
                 <w:szCs w:val="16"/>
               </w:rPr>
-              <w:t xml:space="preserve">📖 HTML:</w:t>
+              <w:t xml:space="preserve">📖 EXERCISE:</w:t>
             </w:r>
           </w:p>
           <w:p>
             <w:pPr>
               <w:spacing w:after="20" w:before="0"/>
             </w:pPr>
-            <w:hyperlink w:history="1" r:id="rIde_h7o_yj67ksexvyleatv">
+            <w:hyperlink w:history="1" r:id="rId_nittb-mvbj0m_6_8ydir">
               <w:r>
                 <w:rPr>
                   <w:rFonts w:ascii="Arial" w:cs="Arial" w:eastAsia="Arial" w:hAnsi="Arial"/>
@@ -27227,7 +27222,7 @@
                   <w:szCs w:val="16"/>
                   <w:u w:val="single" w:color="2E75B6"/>
                 </w:rPr>
-                <w:t xml:space="preserve">Finding a Linear Product Using a Quadratic (PLIX)</w:t>
+                <w:t xml:space="preserve">Quadratics by taking square roots: strategy</w:t>
               </w:r>
             </w:hyperlink>
           </w:p>
@@ -27243,7 +27238,7 @@
                 <w:sz w:val="14"/>
                 <w:szCs w:val="14"/>
               </w:rPr>
-              <w:t xml:space="preserve">Source: CK-12</w:t>
+              <w:t xml:space="preserve">Source: Khan Academy (English - US curriculum)</w:t>
             </w:r>
           </w:p>
           <w:p>
@@ -27251,7 +27246,7 @@
               <w:spacing w:after="10" w:before="0"/>
               <w:ind w:left="120"/>
             </w:pPr>
-            <w:hyperlink w:history="1" r:id="rIdkqvucp5ejaud_7mnuijrt">
+            <w:hyperlink w:history="1" r:id="rId-3qxj5ewxsska7pg253ll">
               <w:r>
                 <w:rPr>
                   <w:rFonts w:ascii="Arial" w:cs="Arial" w:eastAsia="Arial" w:hAnsi="Arial"/>

--- a/data/outputs/v2/Essential_Mathematics/SS1.3_Quadratic_Equations/Essential_Mathematics_Quadratic_Equations_CBE_LessonSequence.docx
+++ b/data/outputs/v2/Essential_Mathematics/SS1.3_Quadratic_Equations/Essential_Mathematics_Quadratic_Equations_CBE_LessonSequence.docx
@@ -3127,7 +3127,7 @@
             <w:pPr>
               <w:spacing w:after="20" w:before="0"/>
             </w:pPr>
-            <w:hyperlink w:history="1" r:id="rIdblkociaqztwr4z6h_pxv4">
+            <w:hyperlink w:history="1" r:id="rId3cb0gmwqvhl5a8a1gl_dx">
               <w:r>
                 <w:rPr>
                   <w:rFonts w:ascii="Arial" w:cs="Arial" w:eastAsia="Arial" w:hAnsi="Arial"/>
@@ -3160,7 +3160,7 @@
               <w:spacing w:after="10" w:before="0"/>
               <w:ind w:left="120"/>
             </w:pPr>
-            <w:hyperlink w:history="1" r:id="rId5r3yzn0chqd-k13tys6ui">
+            <w:hyperlink w:history="1" r:id="rId4o6e8ujvzjejexlscf5yb">
               <w:r>
                 <w:rPr>
                   <w:rFonts w:ascii="Arial" w:cs="Arial" w:eastAsia="Arial" w:hAnsi="Arial"/>
@@ -3205,7 +3205,7 @@
             <w:pPr>
               <w:spacing w:after="20" w:before="0"/>
             </w:pPr>
-            <w:hyperlink w:history="1" r:id="rIda_k6kf-2_d5jo2uwluzt0">
+            <w:hyperlink w:history="1" r:id="rIdudoeaq9mqsvadzib2bpab">
               <w:r>
                 <w:rPr>
                   <w:rFonts w:ascii="Arial" w:cs="Arial" w:eastAsia="Arial" w:hAnsi="Arial"/>
@@ -3238,7 +3238,7 @@
               <w:spacing w:after="10" w:before="0"/>
               <w:ind w:left="120"/>
             </w:pPr>
-            <w:hyperlink w:history="1" r:id="rIdnaj53ezmw1soxgwp72pgw">
+            <w:hyperlink w:history="1" r:id="rIdp73wv6pqknkn0maugmwrs">
               <w:r>
                 <w:rPr>
                   <w:rFonts w:ascii="Arial" w:cs="Arial" w:eastAsia="Arial" w:hAnsi="Arial"/>
@@ -3490,7 +3490,7 @@
             <w:pPr>
               <w:spacing w:after="20" w:before="0"/>
             </w:pPr>
-            <w:hyperlink w:history="1" r:id="rIdvfsh2ezu1nn9se37vlvnq">
+            <w:hyperlink w:history="1" r:id="rIdnarpijso6252_-wzqt8kw">
               <w:r>
                 <w:rPr>
                   <w:rFonts w:ascii="Arial" w:cs="Arial" w:eastAsia="Arial" w:hAnsi="Arial"/>
@@ -3523,7 +3523,7 @@
               <w:spacing w:after="10" w:before="0"/>
               <w:ind w:left="120"/>
             </w:pPr>
-            <w:hyperlink w:history="1" r:id="rId0v5rle15cqo-xzdnlhugl">
+            <w:hyperlink w:history="1" r:id="rIdbqkb0zng5t7ncccuogc3d">
               <w:r>
                 <w:rPr>
                   <w:rFonts w:ascii="Arial" w:cs="Arial" w:eastAsia="Arial" w:hAnsi="Arial"/>
@@ -3568,7 +3568,7 @@
             <w:pPr>
               <w:spacing w:after="20" w:before="0"/>
             </w:pPr>
-            <w:hyperlink w:history="1" r:id="rIdptcgmhxo2r6vubsixkezq">
+            <w:hyperlink w:history="1" r:id="rId393ec_6lrqzzglxghdwux">
               <w:r>
                 <w:rPr>
                   <w:rFonts w:ascii="Arial" w:cs="Arial" w:eastAsia="Arial" w:hAnsi="Arial"/>
@@ -3601,7 +3601,7 @@
               <w:spacing w:after="10" w:before="0"/>
               <w:ind w:left="120"/>
             </w:pPr>
-            <w:hyperlink w:history="1" r:id="rIdsmxuvizl0qpdqiwbxitjx">
+            <w:hyperlink w:history="1" r:id="rIdnv0viu_p2vuk_mdqfaykv">
               <w:r>
                 <w:rPr>
                   <w:rFonts w:ascii="Arial" w:cs="Arial" w:eastAsia="Arial" w:hAnsi="Arial"/>
@@ -3948,7 +3948,7 @@
             <w:pPr>
               <w:spacing w:after="20" w:before="0"/>
             </w:pPr>
-            <w:hyperlink w:history="1" r:id="rIdesqylegquu94bgzy7x1md">
+            <w:hyperlink w:history="1" r:id="rIdjagf4z0gsqv0klvrpnild">
               <w:r>
                 <w:rPr>
                   <w:rFonts w:ascii="Arial" w:cs="Arial" w:eastAsia="Arial" w:hAnsi="Arial"/>
@@ -3981,7 +3981,7 @@
               <w:spacing w:after="10" w:before="0"/>
               <w:ind w:left="120"/>
             </w:pPr>
-            <w:hyperlink w:history="1" r:id="rIdgv0ssuvdaso_nfdek5ukz">
+            <w:hyperlink w:history="1" r:id="rIdqo24xk-qie7x7pbukxr_1">
               <w:r>
                 <w:rPr>
                   <w:rFonts w:ascii="Arial" w:cs="Arial" w:eastAsia="Arial" w:hAnsi="Arial"/>
@@ -4026,7 +4026,7 @@
             <w:pPr>
               <w:spacing w:after="20" w:before="0"/>
             </w:pPr>
-            <w:hyperlink w:history="1" r:id="rIdxmgpb36fiqpprfejuxhcl">
+            <w:hyperlink w:history="1" r:id="rIdgapo5iu6e2katsrlg7zrt">
               <w:r>
                 <w:rPr>
                   <w:rFonts w:ascii="Arial" w:cs="Arial" w:eastAsia="Arial" w:hAnsi="Arial"/>
@@ -4059,7 +4059,7 @@
               <w:spacing w:after="10" w:before="0"/>
               <w:ind w:left="120"/>
             </w:pPr>
-            <w:hyperlink w:history="1" r:id="rIdg5npm-gepg_0fwyrfiye-">
+            <w:hyperlink w:history="1" r:id="rIdqvvsjfb9zio2yhzaxysvd">
               <w:r>
                 <w:rPr>
                   <w:rFonts w:ascii="Arial" w:cs="Arial" w:eastAsia="Arial" w:hAnsi="Arial"/>
@@ -4463,7 +4463,7 @@
             <w:pPr>
               <w:spacing w:after="20" w:before="0"/>
             </w:pPr>
-            <w:hyperlink w:history="1" r:id="rIdooliq6npolnssecggeuor">
+            <w:hyperlink w:history="1" r:id="rId0mnzxygovimenqb8ucl2v">
               <w:r>
                 <w:rPr>
                   <w:rFonts w:ascii="Arial" w:cs="Arial" w:eastAsia="Arial" w:hAnsi="Arial"/>
@@ -4496,7 +4496,7 @@
               <w:spacing w:after="10" w:before="0"/>
               <w:ind w:left="120"/>
             </w:pPr>
-            <w:hyperlink w:history="1" r:id="rIdlccz73gzwwv6ql6etgkc-">
+            <w:hyperlink w:history="1" r:id="rIdkn54bjxgrkgd0vujm7cza">
               <w:r>
                 <w:rPr>
                   <w:rFonts w:ascii="Arial" w:cs="Arial" w:eastAsia="Arial" w:hAnsi="Arial"/>
@@ -4541,7 +4541,7 @@
             <w:pPr>
               <w:spacing w:after="20" w:before="0"/>
             </w:pPr>
-            <w:hyperlink w:history="1" r:id="rId9v51vvkpudz5femse_zpi">
+            <w:hyperlink w:history="1" r:id="rIdlilyggecnnnirekim7kwp">
               <w:r>
                 <w:rPr>
                   <w:rFonts w:ascii="Arial" w:cs="Arial" w:eastAsia="Arial" w:hAnsi="Arial"/>
@@ -4574,7 +4574,7 @@
               <w:spacing w:after="10" w:before="0"/>
               <w:ind w:left="120"/>
             </w:pPr>
-            <w:hyperlink w:history="1" r:id="rId9nj9ty3rv3sjzlk6x-8i3">
+            <w:hyperlink w:history="1" r:id="rIdidffh241f4xgxojlgr_ko">
               <w:r>
                 <w:rPr>
                   <w:rFonts w:ascii="Arial" w:cs="Arial" w:eastAsia="Arial" w:hAnsi="Arial"/>
@@ -4864,7 +4864,7 @@
             <w:pPr>
               <w:spacing w:after="20" w:before="0"/>
             </w:pPr>
-            <w:hyperlink w:history="1" r:id="rIdhacywiovuc8xspea55hsy">
+            <w:hyperlink w:history="1" r:id="rIdlmhszevb_cn_ohzurb4ak">
               <w:r>
                 <w:rPr>
                   <w:rFonts w:ascii="Arial" w:cs="Arial" w:eastAsia="Arial" w:hAnsi="Arial"/>
@@ -4897,7 +4897,7 @@
               <w:spacing w:after="10" w:before="0"/>
               <w:ind w:left="120"/>
             </w:pPr>
-            <w:hyperlink w:history="1" r:id="rIdf6chsj3pfcy5o8iro3nfx">
+            <w:hyperlink w:history="1" r:id="rIdtxxya6jaodtaz2bdn3c9o">
               <w:r>
                 <w:rPr>
                   <w:rFonts w:ascii="Arial" w:cs="Arial" w:eastAsia="Arial" w:hAnsi="Arial"/>
@@ -4942,7 +4942,7 @@
             <w:pPr>
               <w:spacing w:after="20" w:before="0"/>
             </w:pPr>
-            <w:hyperlink w:history="1" r:id="rIdvq9svkd1qdw2k13ac5x7o">
+            <w:hyperlink w:history="1" r:id="rIdwfykjfhujd4r6dhineqgg">
               <w:r>
                 <w:rPr>
                   <w:rFonts w:ascii="Arial" w:cs="Arial" w:eastAsia="Arial" w:hAnsi="Arial"/>
@@ -4975,7 +4975,7 @@
               <w:spacing w:after="10" w:before="0"/>
               <w:ind w:left="120"/>
             </w:pPr>
-            <w:hyperlink w:history="1" r:id="rIdy5d4khfieou-b_a_cjz6v">
+            <w:hyperlink w:history="1" r:id="rIdpbywud0jtabnxlhorfawu">
               <w:r>
                 <w:rPr>
                   <w:rFonts w:ascii="Arial" w:cs="Arial" w:eastAsia="Arial" w:hAnsi="Arial"/>
@@ -6557,7 +6557,7 @@
             <w:pPr>
               <w:spacing w:after="20" w:before="0"/>
             </w:pPr>
-            <w:hyperlink w:history="1" r:id="rIdjlqsllv5bqbkknae8gxbl">
+            <w:hyperlink w:history="1" r:id="rIdsykgczy5yj5vzar5cr5xg">
               <w:r>
                 <w:rPr>
                   <w:rFonts w:ascii="Arial" w:cs="Arial" w:eastAsia="Arial" w:hAnsi="Arial"/>
@@ -6590,7 +6590,7 @@
               <w:spacing w:after="10" w:before="0"/>
               <w:ind w:left="120"/>
             </w:pPr>
-            <w:hyperlink w:history="1" r:id="rIddktr6jk9y3vyeb5lecvjh">
+            <w:hyperlink w:history="1" r:id="rIde_bv1ynlc0yykq0gjkx3n">
               <w:r>
                 <w:rPr>
                   <w:rFonts w:ascii="Arial" w:cs="Arial" w:eastAsia="Arial" w:hAnsi="Arial"/>
@@ -6635,7 +6635,7 @@
             <w:pPr>
               <w:spacing w:after="20" w:before="0"/>
             </w:pPr>
-            <w:hyperlink w:history="1" r:id="rId4u8u7wjxteczho4en1zoo">
+            <w:hyperlink w:history="1" r:id="rIdtglxgq_9keohtd51judxa">
               <w:r>
                 <w:rPr>
                   <w:rFonts w:ascii="Arial" w:cs="Arial" w:eastAsia="Arial" w:hAnsi="Arial"/>
@@ -6668,7 +6668,7 @@
               <w:spacing w:after="10" w:before="0"/>
               <w:ind w:left="120"/>
             </w:pPr>
-            <w:hyperlink w:history="1" r:id="rId5lvze_tqaz9x1sucbi3jj">
+            <w:hyperlink w:history="1" r:id="rIdey4gmgvkuwssg9e4hgndg">
               <w:r>
                 <w:rPr>
                   <w:rFonts w:ascii="Arial" w:cs="Arial" w:eastAsia="Arial" w:hAnsi="Arial"/>
@@ -6863,7 +6863,7 @@
             <w:pPr>
               <w:spacing w:after="20" w:before="0"/>
             </w:pPr>
-            <w:hyperlink w:history="1" r:id="rIdbxdeqon-rcgufw2hi5zjm">
+            <w:hyperlink w:history="1" r:id="rIda3xomvcjjo_u4fjn4huwt">
               <w:r>
                 <w:rPr>
                   <w:rFonts w:ascii="Arial" w:cs="Arial" w:eastAsia="Arial" w:hAnsi="Arial"/>
@@ -6896,7 +6896,7 @@
               <w:spacing w:after="10" w:before="0"/>
               <w:ind w:left="120"/>
             </w:pPr>
-            <w:hyperlink w:history="1" r:id="rIducgxwkiby3k_p66oebbmw">
+            <w:hyperlink w:history="1" r:id="rIdm48usbwbiaclxexcghmos">
               <w:r>
                 <w:rPr>
                   <w:rFonts w:ascii="Arial" w:cs="Arial" w:eastAsia="Arial" w:hAnsi="Arial"/>
@@ -6941,7 +6941,7 @@
             <w:pPr>
               <w:spacing w:after="20" w:before="0"/>
             </w:pPr>
-            <w:hyperlink w:history="1" r:id="rIdznfj738argjewemx18tmv">
+            <w:hyperlink w:history="1" r:id="rIdzlwnwy-p9sxcscl1dsg4e">
               <w:r>
                 <w:rPr>
                   <w:rFonts w:ascii="Arial" w:cs="Arial" w:eastAsia="Arial" w:hAnsi="Arial"/>
@@ -6974,7 +6974,7 @@
               <w:spacing w:after="10" w:before="0"/>
               <w:ind w:left="120"/>
             </w:pPr>
-            <w:hyperlink w:history="1" r:id="rIdtkwflias88u6c_vug90lk">
+            <w:hyperlink w:history="1" r:id="rIdiyj5rrkhtc9o2udgjmkwf">
               <w:r>
                 <w:rPr>
                   <w:rFonts w:ascii="Arial" w:cs="Arial" w:eastAsia="Arial" w:hAnsi="Arial"/>
@@ -7378,7 +7378,7 @@
             <w:pPr>
               <w:spacing w:after="20" w:before="0"/>
             </w:pPr>
-            <w:hyperlink w:history="1" r:id="rId8cqlcozeohnwirdotm-1o">
+            <w:hyperlink w:history="1" r:id="rIdof-ktgawkslapsyzk7nvw">
               <w:r>
                 <w:rPr>
                   <w:rFonts w:ascii="Arial" w:cs="Arial" w:eastAsia="Arial" w:hAnsi="Arial"/>
@@ -7411,7 +7411,7 @@
               <w:spacing w:after="10" w:before="0"/>
               <w:ind w:left="120"/>
             </w:pPr>
-            <w:hyperlink w:history="1" r:id="rIditvbwhh7ol2w18sw2iytq">
+            <w:hyperlink w:history="1" r:id="rIdp_syylpwsvdwj2uz9qsxy">
               <w:r>
                 <w:rPr>
                   <w:rFonts w:ascii="Arial" w:cs="Arial" w:eastAsia="Arial" w:hAnsi="Arial"/>
@@ -7456,7 +7456,7 @@
             <w:pPr>
               <w:spacing w:after="20" w:before="0"/>
             </w:pPr>
-            <w:hyperlink w:history="1" r:id="rIddurga5sbdzbhfz4vwtyii">
+            <w:hyperlink w:history="1" r:id="rIddcz99jn330pc6xwg1kxtp">
               <w:r>
                 <w:rPr>
                   <w:rFonts w:ascii="Arial" w:cs="Arial" w:eastAsia="Arial" w:hAnsi="Arial"/>
@@ -7489,7 +7489,7 @@
               <w:spacing w:after="10" w:before="0"/>
               <w:ind w:left="120"/>
             </w:pPr>
-            <w:hyperlink w:history="1" r:id="rIdmovqc1y-jciofnusf1b1k">
+            <w:hyperlink w:history="1" r:id="rIdeqq1f8o97bjcrdrrx_r9i">
               <w:r>
                 <w:rPr>
                   <w:rFonts w:ascii="Arial" w:cs="Arial" w:eastAsia="Arial" w:hAnsi="Arial"/>
@@ -7912,7 +7912,7 @@
             <w:pPr>
               <w:spacing w:after="20" w:before="0"/>
             </w:pPr>
-            <w:hyperlink w:history="1" r:id="rIdeb8todqm4r6fsokz4ro8g">
+            <w:hyperlink w:history="1" r:id="rIdltsjps8lwqsupjfidmsnq">
               <w:r>
                 <w:rPr>
                   <w:rFonts w:ascii="Arial" w:cs="Arial" w:eastAsia="Arial" w:hAnsi="Arial"/>
@@ -7945,7 +7945,7 @@
               <w:spacing w:after="10" w:before="0"/>
               <w:ind w:left="120"/>
             </w:pPr>
-            <w:hyperlink w:history="1" r:id="rIdqewviqwxioeq0elgunnxd">
+            <w:hyperlink w:history="1" r:id="rIdecipabatdogv2db6kgnm9">
               <w:r>
                 <w:rPr>
                   <w:rFonts w:ascii="Arial" w:cs="Arial" w:eastAsia="Arial" w:hAnsi="Arial"/>
@@ -7990,7 +7990,7 @@
             <w:pPr>
               <w:spacing w:after="20" w:before="0"/>
             </w:pPr>
-            <w:hyperlink w:history="1" r:id="rIdndfdcxdetbn271xct-hft">
+            <w:hyperlink w:history="1" r:id="rIdar2ckse-v2egp7tpoblsb">
               <w:r>
                 <w:rPr>
                   <w:rFonts w:ascii="Arial" w:cs="Arial" w:eastAsia="Arial" w:hAnsi="Arial"/>
@@ -8023,7 +8023,7 @@
               <w:spacing w:after="10" w:before="0"/>
               <w:ind w:left="120"/>
             </w:pPr>
-            <w:hyperlink w:history="1" r:id="rIdz2b1x1jpxgdu75ywzbvol">
+            <w:hyperlink w:history="1" r:id="rIdbn_hk5xus_9yicrklchit">
               <w:r>
                 <w:rPr>
                   <w:rFonts w:ascii="Arial" w:cs="Arial" w:eastAsia="Arial" w:hAnsi="Arial"/>
@@ -8218,7 +8218,7 @@
             <w:pPr>
               <w:spacing w:after="20" w:before="0"/>
             </w:pPr>
-            <w:hyperlink w:history="1" r:id="rId1ukdm0ylz9yu4cpqz5iaj">
+            <w:hyperlink w:history="1" r:id="rIdd3fy1l6wirmssze9nsdij">
               <w:r>
                 <w:rPr>
                   <w:rFonts w:ascii="Arial" w:cs="Arial" w:eastAsia="Arial" w:hAnsi="Arial"/>
@@ -8251,7 +8251,7 @@
               <w:spacing w:after="10" w:before="0"/>
               <w:ind w:left="120"/>
             </w:pPr>
-            <w:hyperlink w:history="1" r:id="rId2uzkuazrbgvl5udccbphe">
+            <w:hyperlink w:history="1" r:id="rIdkhmxvizg_7z9ulbefp85p">
               <w:r>
                 <w:rPr>
                   <w:rFonts w:ascii="Arial" w:cs="Arial" w:eastAsia="Arial" w:hAnsi="Arial"/>
@@ -8296,7 +8296,7 @@
             <w:pPr>
               <w:spacing w:after="20" w:before="0"/>
             </w:pPr>
-            <w:hyperlink w:history="1" r:id="rIdapn_uqctjax0wwocinaqn">
+            <w:hyperlink w:history="1" r:id="rId8t5xqsziyjimmfdivqyuy">
               <w:r>
                 <w:rPr>
                   <w:rFonts w:ascii="Arial" w:cs="Arial" w:eastAsia="Arial" w:hAnsi="Arial"/>
@@ -8329,7 +8329,7 @@
               <w:spacing w:after="10" w:before="0"/>
               <w:ind w:left="120"/>
             </w:pPr>
-            <w:hyperlink w:history="1" r:id="rIdqhlijfrubc748ch07a9kg">
+            <w:hyperlink w:history="1" r:id="rIdvy47af8jmx-cnmdoyqxuh">
               <w:r>
                 <w:rPr>
                   <w:rFonts w:ascii="Arial" w:cs="Arial" w:eastAsia="Arial" w:hAnsi="Arial"/>
@@ -9816,7 +9816,7 @@
             <w:pPr>
               <w:spacing w:after="20" w:before="0"/>
             </w:pPr>
-            <w:hyperlink w:history="1" r:id="rIdkh_7vqhqqq5f6ilwhi2xv">
+            <w:hyperlink w:history="1" r:id="rIdlq-8cm4paknp_06dvojgm">
               <w:r>
                 <w:rPr>
                   <w:rFonts w:ascii="Arial" w:cs="Arial" w:eastAsia="Arial" w:hAnsi="Arial"/>
@@ -9849,7 +9849,7 @@
               <w:spacing w:after="10" w:before="0"/>
               <w:ind w:left="120"/>
             </w:pPr>
-            <w:hyperlink w:history="1" r:id="rId20zrumwlalctbit3im0df">
+            <w:hyperlink w:history="1" r:id="rIdsf31ftjpx2q1bxslp6ddu">
               <w:r>
                 <w:rPr>
                   <w:rFonts w:ascii="Arial" w:cs="Arial" w:eastAsia="Arial" w:hAnsi="Arial"/>
@@ -9911,7 +9911,7 @@
               <w:spacing w:after="10" w:before="0"/>
               <w:ind w:left="120"/>
             </w:pPr>
-            <w:hyperlink w:history="1" r:id="rId92ac76cz28l8unkcnvimc">
+            <w:hyperlink w:history="1" r:id="rIdjdd7exc-4go_vdeflsejf">
               <w:r>
                 <w:rPr>
                   <w:rFonts w:ascii="Arial" w:cs="Arial" w:eastAsia="Arial" w:hAnsi="Arial"/>
@@ -10121,7 +10121,7 @@
             <w:pPr>
               <w:spacing w:after="20" w:before="0"/>
             </w:pPr>
-            <w:hyperlink w:history="1" r:id="rIdpywk6i7mkviacw1jclznc">
+            <w:hyperlink w:history="1" r:id="rIdrnriaijrqrh4a68zravuo">
               <w:r>
                 <w:rPr>
                   <w:rFonts w:ascii="Arial" w:cs="Arial" w:eastAsia="Arial" w:hAnsi="Arial"/>
@@ -10154,7 +10154,7 @@
               <w:spacing w:after="10" w:before="0"/>
               <w:ind w:left="120"/>
             </w:pPr>
-            <w:hyperlink w:history="1" r:id="rId4wj8rgco29x4jfrli8-me">
+            <w:hyperlink w:history="1" r:id="rIdduluv7yqjedqj1xhvr3bm">
               <w:r>
                 <w:rPr>
                   <w:rFonts w:ascii="Arial" w:cs="Arial" w:eastAsia="Arial" w:hAnsi="Arial"/>
@@ -10216,7 +10216,7 @@
               <w:spacing w:after="10" w:before="0"/>
               <w:ind w:left="120"/>
             </w:pPr>
-            <w:hyperlink w:history="1" r:id="rIdicumwo76fi9yypbpyu5bw">
+            <w:hyperlink w:history="1" r:id="rIdfcbk_dgvzlbkupj2-s-dx">
               <w:r>
                 <w:rPr>
                   <w:rFonts w:ascii="Arial" w:cs="Arial" w:eastAsia="Arial" w:hAnsi="Arial"/>
@@ -10426,7 +10426,7 @@
             <w:pPr>
               <w:spacing w:after="20" w:before="0"/>
             </w:pPr>
-            <w:hyperlink w:history="1" r:id="rIdn7r3jltner5idly_9isno">
+            <w:hyperlink w:history="1" r:id="rId6oazdlwr05vpyfpyloabq">
               <w:r>
                 <w:rPr>
                   <w:rFonts w:ascii="Arial" w:cs="Arial" w:eastAsia="Arial" w:hAnsi="Arial"/>
@@ -10459,7 +10459,7 @@
               <w:spacing w:after="10" w:before="0"/>
               <w:ind w:left="120"/>
             </w:pPr>
-            <w:hyperlink w:history="1" r:id="rIddhduxagzll2c41krqkhsp">
+            <w:hyperlink w:history="1" r:id="rIdemmfarhlooekx3cb_vqtn">
               <w:r>
                 <w:rPr>
                   <w:rFonts w:ascii="Arial" w:cs="Arial" w:eastAsia="Arial" w:hAnsi="Arial"/>
@@ -10521,7 +10521,7 @@
               <w:spacing w:after="10" w:before="0"/>
               <w:ind w:left="120"/>
             </w:pPr>
-            <w:hyperlink w:history="1" r:id="rIdcytdr19yrdfoi0zuaihzk">
+            <w:hyperlink w:history="1" r:id="rIdjmqa-shbbmlkjyfe6ltzj">
               <w:r>
                 <w:rPr>
                   <w:rFonts w:ascii="Arial" w:cs="Arial" w:eastAsia="Arial" w:hAnsi="Arial"/>
@@ -10731,7 +10731,7 @@
             <w:pPr>
               <w:spacing w:after="20" w:before="0"/>
             </w:pPr>
-            <w:hyperlink w:history="1" r:id="rIde0dyuv90ddas5iy0naevl">
+            <w:hyperlink w:history="1" r:id="rIdbbmxkp_uk-ms0s89rpamx">
               <w:r>
                 <w:rPr>
                   <w:rFonts w:ascii="Arial" w:cs="Arial" w:eastAsia="Arial" w:hAnsi="Arial"/>
@@ -10764,7 +10764,7 @@
               <w:spacing w:after="10" w:before="0"/>
               <w:ind w:left="120"/>
             </w:pPr>
-            <w:hyperlink w:history="1" r:id="rIdcnjbgugra5xnoqk0t4spi">
+            <w:hyperlink w:history="1" r:id="rIdlv6vgug-ksfhvdesegzmn">
               <w:r>
                 <w:rPr>
                   <w:rFonts w:ascii="Arial" w:cs="Arial" w:eastAsia="Arial" w:hAnsi="Arial"/>
@@ -10826,7 +10826,7 @@
               <w:spacing w:after="10" w:before="0"/>
               <w:ind w:left="120"/>
             </w:pPr>
-            <w:hyperlink w:history="1" r:id="rIdr_vl2mjh1s5lnkylovx0d">
+            <w:hyperlink w:history="1" r:id="rIdlyij1od7xelh9tnvrc7hs">
               <w:r>
                 <w:rPr>
                   <w:rFonts w:ascii="Arial" w:cs="Arial" w:eastAsia="Arial" w:hAnsi="Arial"/>
@@ -11036,7 +11036,7 @@
             <w:pPr>
               <w:spacing w:after="20" w:before="0"/>
             </w:pPr>
-            <w:hyperlink w:history="1" r:id="rId-fcn5uoyngl17yj3evnzy">
+            <w:hyperlink w:history="1" r:id="rIdtzwwp52e54urqqhfk-n8u">
               <w:r>
                 <w:rPr>
                   <w:rFonts w:ascii="Arial" w:cs="Arial" w:eastAsia="Arial" w:hAnsi="Arial"/>
@@ -11069,7 +11069,7 @@
               <w:spacing w:after="10" w:before="0"/>
               <w:ind w:left="120"/>
             </w:pPr>
-            <w:hyperlink w:history="1" r:id="rId1sj_thoxmbdyvw5n-unn4">
+            <w:hyperlink w:history="1" r:id="rId2b5votl5--rhka-d1ofno">
               <w:r>
                 <w:rPr>
                   <w:rFonts w:ascii="Arial" w:cs="Arial" w:eastAsia="Arial" w:hAnsi="Arial"/>
@@ -11131,7 +11131,7 @@
               <w:spacing w:after="10" w:before="0"/>
               <w:ind w:left="120"/>
             </w:pPr>
-            <w:hyperlink w:history="1" r:id="rIdbnzc3ezks5qsgvi-bl9lz">
+            <w:hyperlink w:history="1" r:id="rIda1g4yjenmlbulhvlt6gtr">
               <w:r>
                 <w:rPr>
                   <w:rFonts w:ascii="Arial" w:cs="Arial" w:eastAsia="Arial" w:hAnsi="Arial"/>
@@ -12633,7 +12633,313 @@
             <w:pPr>
               <w:spacing w:after="20" w:before="0"/>
             </w:pPr>
-            <w:hyperlink w:history="1" r:id="rIdrtqnweay1-elyxpfygkjz">
+            <w:hyperlink w:history="1" r:id="rIdwu4sixkzxeru1w2mu5vhj">
+              <w:r>
+                <w:rPr>
+                  <w:rFonts w:ascii="Arial" w:cs="Arial" w:eastAsia="Arial" w:hAnsi="Arial"/>
+                  <w:color w:val="2E75B6"/>
+                  <w:sz w:val="16"/>
+                  <w:szCs w:val="16"/>
+                  <w:u w:val="single" w:color="2E75B6"/>
+                </w:rPr>
+                <w:t xml:space="preserve">Strategy in solving quadratic equations</w:t>
+              </w:r>
+            </w:hyperlink>
+          </w:p>
+          <w:p>
+            <w:pPr>
+              <w:spacing w:after="10" w:before="0"/>
+              <w:ind w:left="120"/>
+            </w:pPr>
+            <w:r>
+              <w:rPr>
+                <w:rFonts w:ascii="Arial" w:cs="Arial" w:eastAsia="Arial" w:hAnsi="Arial"/>
+                <w:color w:val="595959"/>
+                <w:sz w:val="14"/>
+                <w:szCs w:val="14"/>
+              </w:rPr>
+              <w:t xml:space="preserve">Source: Khan Academy (English - US curriculum)</w:t>
+            </w:r>
+          </w:p>
+          <w:p>
+            <w:pPr>
+              <w:spacing w:after="10" w:before="0"/>
+              <w:ind w:left="120"/>
+            </w:pPr>
+            <w:hyperlink w:history="1" r:id="rIdek5b6kx-pq_jnsdqjfbcd">
+              <w:r>
+                <w:rPr>
+                  <w:rFonts w:ascii="Arial" w:cs="Arial" w:eastAsia="Arial" w:hAnsi="Arial"/>
+                  <w:color w:val="595959"/>
+                  <w:sz w:val="14"/>
+                  <w:szCs w:val="14"/>
+                  <w:u w:val="single" w:color="595959"/>
+                </w:rPr>
+                <w:t xml:space="preserve">🔍 Search ARES for similar videos</w:t>
+              </w:r>
+            </w:hyperlink>
+          </w:p>
+          <w:p>
+            <w:pPr>
+              <w:spacing w:after="40" w:before="0"/>
+            </w:pPr>
+            <w:r>
+              <w:rPr>
+                <w:sz w:val="14"/>
+                <w:szCs w:val="14"/>
+              </w:rPr>
+              <w:t xml:space="preserve"/>
+            </w:r>
+          </w:p>
+          <w:p>
+            <w:pPr>
+              <w:spacing w:after="20" w:before="0"/>
+            </w:pPr>
+            <w:r>
+              <w:rPr>
+                <w:rFonts w:ascii="Arial" w:cs="Arial" w:eastAsia="Arial" w:hAnsi="Arial"/>
+                <w:b/>
+                <w:bCs/>
+                <w:color w:val="1F3864"/>
+                <w:sz w:val="16"/>
+                <w:szCs w:val="16"/>
+              </w:rPr>
+              <w:t xml:space="preserve">📖 EXERCISE:</w:t>
+            </w:r>
+          </w:p>
+          <w:p>
+            <w:pPr>
+              <w:spacing w:after="20" w:before="0"/>
+            </w:pPr>
+            <w:hyperlink w:history="1" r:id="rId9wkmwbep7poau7jm5rnlb">
+              <w:r>
+                <w:rPr>
+                  <w:rFonts w:ascii="Arial" w:cs="Arial" w:eastAsia="Arial" w:hAnsi="Arial"/>
+                  <w:color w:val="2E75B6"/>
+                  <w:sz w:val="16"/>
+                  <w:szCs w:val="16"/>
+                  <w:u w:val="single" w:color="2E75B6"/>
+                </w:rPr>
+                <w:t xml:space="preserve">Factor polynomials: quadratic methods</w:t>
+              </w:r>
+            </w:hyperlink>
+          </w:p>
+          <w:p>
+            <w:pPr>
+              <w:spacing w:after="10" w:before="0"/>
+              <w:ind w:left="120"/>
+            </w:pPr>
+            <w:r>
+              <w:rPr>
+                <w:rFonts w:ascii="Arial" w:cs="Arial" w:eastAsia="Arial" w:hAnsi="Arial"/>
+                <w:color w:val="595959"/>
+                <w:sz w:val="14"/>
+                <w:szCs w:val="14"/>
+              </w:rPr>
+              <w:t xml:space="preserve">Source: Khan Academy (English - US curriculum)</w:t>
+            </w:r>
+          </w:p>
+          <w:p>
+            <w:pPr>
+              <w:spacing w:after="10" w:before="0"/>
+              <w:ind w:left="120"/>
+            </w:pPr>
+            <w:hyperlink w:history="1" r:id="rIdkytjcfnxxfm-ot6w1dwqi">
+              <w:r>
+                <w:rPr>
+                  <w:rFonts w:ascii="Arial" w:cs="Arial" w:eastAsia="Arial" w:hAnsi="Arial"/>
+                  <w:color w:val="595959"/>
+                  <w:sz w:val="14"/>
+                  <w:szCs w:val="14"/>
+                  <w:u w:val="single" w:color="595959"/>
+                </w:rPr>
+                <w:t xml:space="preserve">🔍 Search ARES for similar readings</w:t>
+              </w:r>
+            </w:hyperlink>
+          </w:p>
+        </w:tc>
+        <w:tc>
+          <w:tcPr>
+            <w:tcW w:type="dxa" w:w="3040"/>
+            <w:shd w:fill="FFFFFF" w:color="auto" w:val="clear"/>
+            <w:tcMar>
+              <w:top w:type="dxa" w:w="60"/>
+              <w:left w:type="dxa" w:w="120"/>
+              <w:bottom w:type="dxa" w:w="60"/>
+              <w:right w:type="dxa" w:w="120"/>
+            </w:tcMar>
+            <w:vAlign w:val="top"/>
+          </w:tcPr>
+          <w:p>
+            <w:pPr>
+              <w:spacing w:after="40" w:before="0"/>
+              <w:jc w:val="left"/>
+            </w:pPr>
+            <w:r>
+              <w:rPr>
+                <w:rFonts w:ascii="Arial" w:cs="Arial" w:eastAsia="Arial" w:hAnsi="Arial"/>
+                <w:b w:val="false"/>
+                <w:bCs w:val="false"/>
+                <w:i w:val="false"/>
+                <w:iCs w:val="false"/>
+                <w:color w:val="000000"/>
+                <w:sz w:val="18"/>
+                <w:szCs w:val="18"/>
+              </w:rPr>
+              <w:t xml:space="preserve">Learners are shown two expressions on the board derived from previous lessons: (i) n² + 7n − 120 (Achieng's chair layout) and (ii) n² + 3n − 108 (a maize seedling arrangement at a farm in Kericho where total seedlings = 108, columns exceed rows by 3). They are asked: 'Without calculating, predict — do you think these expressions can be broken into two simpler bracket expressions? Write your prediction in your exercise book, and sketch what two brackets might look like.' Learners work silently for 3 minutes, writing their intuitive guesses (e.g. (n + ?)(n − ?)). A show-of-hands poll is taken: 'How many predict both expressions can be factorised? How many predict only one? How many predict neither?' Tally marks are recorded on the board to revisit at the end of the lesson.</w:t>
+            </w:r>
+          </w:p>
+        </w:tc>
+        <w:tc>
+          <w:tcPr>
+            <w:tcW w:type="dxa" w:w="3040"/>
+            <w:shd w:fill="F2F2F2" w:color="auto" w:val="clear"/>
+            <w:tcMar>
+              <w:top w:type="dxa" w:w="60"/>
+              <w:left w:type="dxa" w:w="120"/>
+              <w:bottom w:type="dxa" w:w="60"/>
+              <w:right w:type="dxa" w:w="120"/>
+            </w:tcMar>
+            <w:vAlign w:val="top"/>
+          </w:tcPr>
+          <w:p>
+            <w:pPr>
+              <w:spacing w:after="40" w:before="0"/>
+              <w:jc w:val="left"/>
+            </w:pPr>
+            <w:r>
+              <w:rPr>
+                <w:rFonts w:ascii="Arial" w:cs="Arial" w:eastAsia="Arial" w:hAnsi="Arial"/>
+                <w:b w:val="false"/>
+                <w:bCs w:val="false"/>
+                <w:i w:val="false"/>
+                <w:iCs w:val="false"/>
+                <w:color w:val="000000"/>
+                <w:sz w:val="18"/>
+                <w:szCs w:val="18"/>
+              </w:rPr>
+              <w:t xml:space="preserve">Write both expressions clearly on the board in two colours. Say verbatim: 'We have seen these expressions before — they came from Achieng's chairs and from a maize farm in Kericho. Today we are going to learn a powerful method to break them apart. Before I teach you anything, I want your honest prediction.' Allow 3 minutes of silent individual thinking — do NOT prompt further. After 3 minutes, conduct the show-of-hands poll and record tallies visibly. Cold-call 3 learners (one from each prediction group) using name cards: 'Otieno, tell us one reason for your prediction.' Allow 10–12 seconds WAIT TIME after each cold-call before accepting responses. Do not affirm or correct at this stage — say: 'Interesting — let us keep these predictions and test them today.'</w:t>
+            </w:r>
+          </w:p>
+        </w:tc>
+        <w:tc>
+          <w:tcPr>
+            <w:tcW w:type="dxa" w:w="3040"/>
+            <w:shd w:fill="FFFFFF" w:color="auto" w:val="clear"/>
+            <w:tcMar>
+              <w:top w:type="dxa" w:w="60"/>
+              <w:left w:type="dxa" w:w="120"/>
+              <w:bottom w:type="dxa" w:w="60"/>
+              <w:right w:type="dxa" w:w="120"/>
+            </w:tcMar>
+            <w:vAlign w:val="top"/>
+          </w:tcPr>
+          <w:p>
+            <w:pPr>
+              <w:spacing w:after="40" w:before="0"/>
+              <w:jc w:val="left"/>
+            </w:pPr>
+            <w:r>
+              <w:rPr>
+                <w:rFonts w:ascii="Arial" w:cs="Arial" w:eastAsia="Arial" w:hAnsi="Arial"/>
+                <w:b w:val="false"/>
+                <w:bCs w:val="false"/>
+                <w:i w:val="false"/>
+                <w:iCs w:val="false"/>
+                <w:color w:val="000000"/>
+                <w:sz w:val="18"/>
+                <w:szCs w:val="18"/>
+              </w:rPr>
+              <w:t xml:space="preserve">Prediction Activation (Eliciting Prior Knowledge): By asking learners to sketch bracket forms before instruction, the teacher surfaces intuitive understanding of factorisation from earlier expansion work in Lessons 2–3. Recording class predictions publicly creates cognitive commitment — learners are motivated to confirm or revise their thinking, building metacognitive awareness.</w:t>
+            </w:r>
+          </w:p>
+        </w:tc>
+        <w:tc>
+          <w:tcPr>
+            <w:tcW w:type="dxa" w:w="3040"/>
+            <w:shd w:fill="F2F2F2" w:color="auto" w:val="clear"/>
+            <w:tcMar>
+              <w:top w:type="dxa" w:w="60"/>
+              <w:left w:type="dxa" w:w="120"/>
+              <w:bottom w:type="dxa" w:w="60"/>
+              <w:right w:type="dxa" w:w="120"/>
+            </w:tcMar>
+            <w:vAlign w:val="top"/>
+          </w:tcPr>
+          <w:p>
+            <w:pPr>
+              <w:spacing w:after="40" w:before="0"/>
+              <w:jc w:val="left"/>
+            </w:pPr>
+            <w:r>
+              <w:rPr>
+                <w:rFonts w:ascii="Arial" w:cs="Arial" w:eastAsia="Arial" w:hAnsi="Arial"/>
+                <w:b w:val="false"/>
+                <w:bCs w:val="false"/>
+                <w:i w:val="false"/>
+                <w:iCs w:val="false"/>
+                <w:color w:val="000000"/>
+                <w:sz w:val="18"/>
+                <w:szCs w:val="18"/>
+              </w:rPr>
+              <w:t xml:space="preserve">Observable indicator: Every learner has a written prediction and at least one attempted bracket sketch in their exercise book. Teacher circulates during the 3-minute silent period and notes (without correcting) whether learners are attempting (n + a)(n + b) forms, whether they recognise a negative constant requires one positive and one negative bracket, and whether any learner is already correctly guessing the factor pairs. This informs pacing during the Explain phase.</w:t>
+            </w:r>
+          </w:p>
+        </w:tc>
+      </w:tr>
+      <w:tr>
+        <w:tc>
+          <w:tcPr>
+            <w:tcW w:type="dxa" w:w="1520"/>
+            <w:shd w:fill="D9EEF1" w:color="auto" w:val="clear"/>
+            <w:tcMar>
+              <w:top w:type="dxa" w:w="60"/>
+              <w:left w:type="dxa" w:w="120"/>
+              <w:bottom w:type="dxa" w:w="60"/>
+              <w:right w:type="dxa" w:w="120"/>
+            </w:tcMar>
+            <w:vAlign w:val="top"/>
+          </w:tcPr>
+          <w:p>
+            <w:pPr>
+              <w:spacing w:after="40" w:before="0"/>
+              <w:jc w:val="left"/>
+            </w:pPr>
+            <w:r>
+              <w:rPr>
+                <w:rFonts w:ascii="Arial" w:cs="Arial" w:eastAsia="Arial" w:hAnsi="Arial"/>
+                <w:b/>
+                <w:bCs/>
+                <w:i w:val="false"/>
+                <w:iCs w:val="false"/>
+                <w:color w:val="000000"/>
+                <w:sz w:val="18"/>
+                <w:szCs w:val="18"/>
+              </w:rPr>
+              <w:t xml:space="preserve">Observe Phase</w:t>
+            </w:r>
+          </w:p>
+          <w:p>
+            <w:pPr>
+              <w:spacing w:after="20" w:before="0"/>
+            </w:pPr>
+            <w:r>
+              <w:rPr>
+                <w:rFonts w:ascii="Arial" w:cs="Arial" w:eastAsia="Arial" w:hAnsi="Arial"/>
+                <w:b/>
+                <w:bCs/>
+                <w:color w:val="1F3864"/>
+                <w:sz w:val="16"/>
+                <w:szCs w:val="16"/>
+              </w:rPr>
+              <w:t xml:space="preserve">📹 VIDEO:</w:t>
+            </w:r>
+          </w:p>
+          <w:p>
+            <w:pPr>
+              <w:spacing w:after="20" w:before="0"/>
+            </w:pPr>
+            <w:hyperlink w:history="1" r:id="rIdw8ckhehz3ugonb4hsqxhz">
               <w:r>
                 <w:rPr>
                   <w:rFonts w:ascii="Arial" w:cs="Arial" w:eastAsia="Arial" w:hAnsi="Arial"/>
@@ -12666,7 +12972,7 @@
               <w:spacing w:after="10" w:before="0"/>
               <w:ind w:left="120"/>
             </w:pPr>
-            <w:hyperlink w:history="1" r:id="rIda6qhmkw22ecf4gswr94ul">
+            <w:hyperlink w:history="1" r:id="rId64hpn5qlbj97wxc7crkcv">
               <w:r>
                 <w:rPr>
                   <w:rFonts w:ascii="Arial" w:cs="Arial" w:eastAsia="Arial" w:hAnsi="Arial"/>
@@ -12711,7 +13017,7 @@
             <w:pPr>
               <w:spacing w:after="20" w:before="0"/>
             </w:pPr>
-            <w:hyperlink w:history="1" r:id="rIdfwoyuqtjxzh6outzlnz2b">
+            <w:hyperlink w:history="1" r:id="rIdd9khpnj7p1nedv1dnhtwt">
               <w:r>
                 <w:rPr>
                   <w:rFonts w:ascii="Arial" w:cs="Arial" w:eastAsia="Arial" w:hAnsi="Arial"/>
@@ -12720,7 +13026,7 @@
                   <w:szCs w:val="16"/>
                   <w:u w:val="single" w:color="2E75B6"/>
                 </w:rPr>
-                <w:t xml:space="preserve">Factor polynomials: quadratic methods</w:t>
+                <w:t xml:space="preserve">Divide quadratics by linear expressions (no remainders)</w:t>
               </w:r>
             </w:hyperlink>
           </w:p>
@@ -12744,7 +13050,7 @@
               <w:spacing w:after="10" w:before="0"/>
               <w:ind w:left="120"/>
             </w:pPr>
-            <w:hyperlink w:history="1" r:id="rIdueac7ekpk4wrmzgn_6rxe">
+            <w:hyperlink w:history="1" r:id="rIde7fh_uvyypwkshmwytxaq">
               <w:r>
                 <w:rPr>
                   <w:rFonts w:ascii="Arial" w:cs="Arial" w:eastAsia="Arial" w:hAnsi="Arial"/>
@@ -12786,7 +13092,7 @@
                 <w:sz w:val="18"/>
                 <w:szCs w:val="18"/>
               </w:rPr>
-              <w:t xml:space="preserve">Learners are shown two expressions on the board derived from previous lessons: (i) n² + 7n − 120 (Achieng's chair layout) and (ii) n² + 3n − 108 (a maize seedling arrangement at a farm in Kericho where total seedlings = 108, columns exceed rows by 3). They are asked: 'Without calculating, predict — do you think these expressions can be broken into two simpler bracket expressions? Write your prediction in your exercise book, and sketch what two brackets might look like.' Learners work silently for 3 minutes, writing their intuitive guesses (e.g. (n + ?)(n − ?)). A show-of-hands poll is taken: 'How many predict both expressions can be factorised? How many predict only one? How many predict neither?' Tally marks are recorded on the board to revisit at the end of the lesson.</w:t>
+              <w:t xml:space="preserve">Learners receive a printed or ARES-screen activity card titled 'Seedling Rows in Kericho.' It reads: 'A farmer in Kericho planted maize seedlings in a rectangular arrangement. The total number of seedlings is 108. The number of columns is 3 more than the number of rows. Let the number of rows = n. (a) Write an expression for the number of columns. (b) Write an equation for the total number of seedlings. (c) Expand and simplify to form a quadratic expression.' Learners work in pairs for 6 minutes to form the expression n² + 3n − 108. They then examine a pre-prepared factor-pair table (provided on the activity card) listing all integer factor pairs of 108: (1,108), (2,54), (3,36), (4,27), (6,18), (9,12), and their negatives. Learners are asked to OBSERVE: 'For each pair, calculate the sum. Record the sum in the third column of the table.' They complete the table and circle the pair whose sum equals +3.</w:t>
             </w:r>
           </w:p>
         </w:tc>
@@ -12818,7 +13124,7 @@
                 <w:sz w:val="18"/>
                 <w:szCs w:val="18"/>
               </w:rPr>
-              <w:t xml:space="preserve">Write both expressions clearly on the board in two colours. Say verbatim: 'We have seen these expressions before — they came from Achieng's chairs and from a maize farm in Kericho. Today we are going to learn a powerful method to break them apart. Before I teach you anything, I want your honest prediction.' Allow 3 minutes of silent individual thinking — do NOT prompt further. After 3 minutes, conduct the show-of-hands poll and record tallies visibly. Cold-call 3 learners (one from each prediction group) using name cards: 'Otieno, tell us one reason for your prediction.' Allow 10–12 seconds WAIT TIME after each cold-call before accepting responses. Do not affirm or correct at this stage — say: 'Interesting — let us keep these predictions and test them today.'</w:t>
+              <w:t xml:space="preserve">Distribute activity cards (or display on ARES). Say verbatim: 'Work with your partner. You have 6 minutes to form the quadratic expression — use what we learned in Lessons 2 and 3.' Set a visible timer. After 6 minutes, cold-call one pair to share their expression — allow 10 seconds WAIT TIME. Confirm: 'Yes — n² + 3n − 108. Now look at the factor-pair table. Your job is purely to OBSERVE — fill in the sum column. Do not try to factorise yet.' Circulate actively, crouching to pair level. Look for: pairs who correctly identify −9 and +12 as the target pair (product = −108, sum = +3). After 5 minutes of table-completion, say: 'Raise your hand if you found a pair whose sum is exactly +3.' Cold-call 2 pairs to share. Allow 12 seconds WAIT TIME. Record the identified pair (−9, +12) on the board in a box labelled 'KEY PAIR.'</w:t>
             </w:r>
           </w:p>
         </w:tc>
@@ -12850,7 +13156,7 @@
                 <w:sz w:val="18"/>
                 <w:szCs w:val="18"/>
               </w:rPr>
-              <w:t xml:space="preserve">Prediction Activation (Eliciting Prior Knowledge): By asking learners to sketch bracket forms before instruction, the teacher surfaces intuitive understanding of factorisation from earlier expansion work in Lessons 2–3. Recording class predictions publicly creates cognitive commitment — learners are motivated to confirm or revise their thinking, building metacognitive awareness.</w:t>
+              <w:t xml:space="preserve">Structured Data Collection (Factor-Pair Table): Providing the pre-built factor-pair table removes arithmetic burden and focuses learner attention on the PATTERN — that one specific pair satisfies both the product condition (−108) and the sum condition (+3). This makes the logic of the product-and-sum method visible before the algorithm is named, building inductive understanding rather than rote rule-following.</w:t>
             </w:r>
           </w:p>
         </w:tc>
@@ -12882,7 +13188,7 @@
                 <w:sz w:val="18"/>
                 <w:szCs w:val="18"/>
               </w:rPr>
-              <w:t xml:space="preserve">Observable indicator: Every learner has a written prediction and at least one attempted bracket sketch in their exercise book. Teacher circulates during the 3-minute silent period and notes (without correcting) whether learners are attempting (n + a)(n + b) forms, whether they recognise a negative constant requires one positive and one negative bracket, and whether any learner is already correctly guessing the factor pairs. This informs pacing during the Explain phase.</w:t>
+              <w:t xml:space="preserve">Observable indicator: The completed factor-pair table with the sum column filled in and the pair (−9, +12) circled. Teacher checks 4–5 books during circulation. If fewer than 60% of pairs correctly identify the key pair, the teacher pauses and models the sum calculation for the first two rows before allowing pairs to continue — a responsive mid-activity scaffold.</w:t>
             </w:r>
           </w:p>
         </w:tc>
@@ -12891,32 +13197,32 @@
         <w:tc>
           <w:tcPr>
             <w:tcW w:type="dxa" w:w="1520"/>
-            <w:shd w:fill="D9EEF1" w:color="auto" w:val="clear"/>
-            <w:tcMar>
-              <w:top w:type="dxa" w:w="60"/>
-              <w:left w:type="dxa" w:w="120"/>
-              <w:bottom w:type="dxa" w:w="60"/>
-              <w:right w:type="dxa" w:w="120"/>
-            </w:tcMar>
-            <w:vAlign w:val="top"/>
-          </w:tcPr>
-          <w:p>
-            <w:pPr>
-              <w:spacing w:after="40" w:before="0"/>
-              <w:jc w:val="left"/>
-            </w:pPr>
-            <w:r>
-              <w:rPr>
-                <w:rFonts w:ascii="Arial" w:cs="Arial" w:eastAsia="Arial" w:hAnsi="Arial"/>
-                <w:b/>
-                <w:bCs/>
-                <w:i w:val="false"/>
-                <w:iCs w:val="false"/>
-                <w:color w:val="000000"/>
-                <w:sz w:val="18"/>
-                <w:szCs w:val="18"/>
-              </w:rPr>
-              <w:t xml:space="preserve">Observe Phase</w:t>
+            <w:shd w:fill="E2EFDA" w:color="auto" w:val="clear"/>
+            <w:tcMar>
+              <w:top w:type="dxa" w:w="60"/>
+              <w:left w:type="dxa" w:w="120"/>
+              <w:bottom w:type="dxa" w:w="60"/>
+              <w:right w:type="dxa" w:w="120"/>
+            </w:tcMar>
+            <w:vAlign w:val="top"/>
+          </w:tcPr>
+          <w:p>
+            <w:pPr>
+              <w:spacing w:after="40" w:before="0"/>
+              <w:jc w:val="left"/>
+            </w:pPr>
+            <w:r>
+              <w:rPr>
+                <w:rFonts w:ascii="Arial" w:cs="Arial" w:eastAsia="Arial" w:hAnsi="Arial"/>
+                <w:b/>
+                <w:bCs/>
+                <w:i w:val="false"/>
+                <w:iCs w:val="false"/>
+                <w:color w:val="000000"/>
+                <w:sz w:val="18"/>
+                <w:szCs w:val="18"/>
+              </w:rPr>
+              <w:t xml:space="preserve">Explain Phase</w:t>
             </w:r>
           </w:p>
           <w:p>
@@ -12939,7 +13245,7 @@
             <w:pPr>
               <w:spacing w:after="20" w:before="0"/>
             </w:pPr>
-            <w:hyperlink w:history="1" r:id="rIdaqmhdgkiooyu26xutfpic">
+            <w:hyperlink w:history="1" r:id="rIdocznkpe4vycrshz2nl71k">
               <w:r>
                 <w:rPr>
                   <w:rFonts w:ascii="Arial" w:cs="Arial" w:eastAsia="Arial" w:hAnsi="Arial"/>
@@ -12972,7 +13278,7 @@
               <w:spacing w:after="10" w:before="0"/>
               <w:ind w:left="120"/>
             </w:pPr>
-            <w:hyperlink w:history="1" r:id="rIdqktficotof-i7lqvxcn2u">
+            <w:hyperlink w:history="1" r:id="rIdjrwp2onjnacednklddseh">
               <w:r>
                 <w:rPr>
                   <w:rFonts w:ascii="Arial" w:cs="Arial" w:eastAsia="Arial" w:hAnsi="Arial"/>
@@ -13017,7 +13323,7 @@
             <w:pPr>
               <w:spacing w:after="20" w:before="0"/>
             </w:pPr>
-            <w:hyperlink w:history="1" r:id="rIdjcpw1z84zzzx7n3wbryrd">
+            <w:hyperlink w:history="1" r:id="rId6kcbt6-rrinozjbhqkqtk">
               <w:r>
                 <w:rPr>
                   <w:rFonts w:ascii="Arial" w:cs="Arial" w:eastAsia="Arial" w:hAnsi="Arial"/>
@@ -13026,7 +13332,7 @@
                   <w:szCs w:val="16"/>
                   <w:u w:val="single" w:color="2E75B6"/>
                 </w:rPr>
-                <w:t xml:space="preserve">Divide quadratics by linear expressions (no remainders)</w:t>
+                <w:t xml:space="preserve">Divide quadratics by linear expressions (with remainders)</w:t>
               </w:r>
             </w:hyperlink>
           </w:p>
@@ -13050,7 +13356,7 @@
               <w:spacing w:after="10" w:before="0"/>
               <w:ind w:left="120"/>
             </w:pPr>
-            <w:hyperlink w:history="1" r:id="rIdgt9lmdoxipj_mdoga0gt4">
+            <w:hyperlink w:history="1" r:id="rIdvdurjxruqisvfhg-etudu">
               <w:r>
                 <w:rPr>
                   <w:rFonts w:ascii="Arial" w:cs="Arial" w:eastAsia="Arial" w:hAnsi="Arial"/>
@@ -13092,7 +13398,7 @@
                 <w:sz w:val="18"/>
                 <w:szCs w:val="18"/>
               </w:rPr>
-              <w:t xml:space="preserve">Learners receive a printed or ARES-screen activity card titled 'Seedling Rows in Kericho.' It reads: 'A farmer in Kericho planted maize seedlings in a rectangular arrangement. The total number of seedlings is 108. The number of columns is 3 more than the number of rows. Let the number of rows = n. (a) Write an expression for the number of columns. (b) Write an equation for the total number of seedlings. (c) Expand and simplify to form a quadratic expression.' Learners work in pairs for 6 minutes to form the expression n² + 3n − 108. They then examine a pre-prepared factor-pair table (provided on the activity card) listing all integer factor pairs of 108: (1,108), (2,54), (3,36), (4,27), (6,18), (9,12), and their negatives. Learners are asked to OBSERVE: 'For each pair, calculate the sum. Record the sum in the third column of the table.' They complete the table and circle the pair whose sum equals +3.</w:t>
+              <w:t xml:space="preserve">The teacher formally names and models the product-and-sum method using the seedling expression n² + 3n − 108. Learners follow in their exercise books, writing each step as it is modelled. Step 1 — Identify a, b, c: coefficient of n² is 1, b = +3, c = −108. Step 2 — State the target: 'Find two numbers whose product = c = −108 AND sum = b = +3.' Step 3 — Use the observed key pair: −9 and +12. Step 4 — Rewrite: n² − 9n + 12n − 108. Step 5 — Group and factor: n(n − 9) + 12(n − 9). Step 6 — Final factorised form: (n + 12)(n − 9). Step 7 — VERIFY by expanding: (n + 12)(n − 9) = n² − 9n + 12n − 108 = n² + 3n − 108. ✓ Learners then apply the method independently to Achieng's expression n² + 7n − 120, following the same seven steps. After independent work (8 minutes), pairs compare answers and reconcile differences. The class then works through two further practice expressions set in Kenyan contexts: (i) x² + 5x − 84 (number of mandazi trays arranged by a caterer in Mombasa) and (ii) x² − 2x − 63 (plot dimensions in a housing estate in Nakuru). For each, learners must verify by expanding.</w:t>
             </w:r>
           </w:p>
         </w:tc>
@@ -13124,7 +13430,7 @@
                 <w:sz w:val="18"/>
                 <w:szCs w:val="18"/>
               </w:rPr>
-              <w:t xml:space="preserve">Distribute activity cards (or display on ARES). Say verbatim: 'Work with your partner. You have 6 minutes to form the quadratic expression — use what we learned in Lessons 2 and 3.' Set a visible timer. After 6 minutes, cold-call one pair to share their expression — allow 10 seconds WAIT TIME. Confirm: 'Yes — n² + 3n − 108. Now look at the factor-pair table. Your job is purely to OBSERVE — fill in the sum column. Do not try to factorise yet.' Circulate actively, crouching to pair level. Look for: pairs who correctly identify −9 and +12 as the target pair (product = −108, sum = +3). After 5 minutes of table-completion, say: 'Raise your hand if you found a pair whose sum is exactly +3.' Cold-call 2 pairs to share. Allow 12 seconds WAIT TIME. Record the identified pair (−9, +12) on the board in a box labelled 'KEY PAIR.'</w:t>
+              <w:t xml:space="preserve">Model the seedling expression SLOWLY on the board, writing each step with a label. Say verbatim at Step 2: 'This is the heart of the method — we need TWO numbers. They must MULTIPLY to give us c, and ADD to give us b. Both conditions must be true at the same time.' Pause for 12 seconds. 'Write that in a box in your notes — product = c, sum = b.' After modelling, say: 'Now you try Achieng's expression — n² + 7n − 120 — on your own. 8 minutes. Silent, individual work.' Set timer. During circulation, do NOT give answers — if a learner is stuck at Step 2, ask: 'What is the product you are looking for? What is the sum?' After 8 minutes, say: 'Compare with your partner for 2 minutes.' Cold-call 3 learners to share their factorised forms and verification — allow 12 seconds WAIT TIME each time. For the Mombasa and Nakuru practice expressions, use Think-Pair-Share: 3 min individual → 2 min pair → cold-call 2 pairs per expression. After all four expressions, return to the board tally from Phase 1 and ask: 'Were your predictions correct?' Pause 10 seconds. Cold-call 2 learners who predicted incorrectly: 'What surprised you?'</w:t>
             </w:r>
           </w:p>
         </w:tc>
@@ -13156,7 +13462,7 @@
                 <w:sz w:val="18"/>
                 <w:szCs w:val="18"/>
               </w:rPr>
-              <w:t xml:space="preserve">Structured Data Collection (Factor-Pair Table): Providing the pre-built factor-pair table removes arithmetic burden and focuses learner attention on the PATTERN — that one specific pair satisfies both the product condition (−108) and the sum condition (+3). This makes the logic of the product-and-sum method visible before the algorithm is named, building inductive understanding rather than rote rule-following.</w:t>
+              <w:t xml:space="preserve">Gradual Release with Verification Loop (I Do → You Do → We Check): The teacher models once with the seedling expression, then releases to independent practice with the phenomenon expression (Achieng's chairs), then to peer-supported practice with new contexts. Crucially, the VERIFY step (expanding to check) is built into every round — this creates a self-correction habit and connects factorisation back to the expansion knowledge from Lessons 2–3, reinforcing the inverse relationship between the two operations. Returning to the Phase 1 predictions at the end closes the inquiry loop and strengthens metacognitive reflection.</w:t>
             </w:r>
           </w:p>
         </w:tc>
@@ -13188,7 +13494,7 @@
                 <w:sz w:val="18"/>
                 <w:szCs w:val="18"/>
               </w:rPr>
-              <w:t xml:space="preserve">Observable indicator: The completed factor-pair table with the sum column filled in and the pair (−9, +12) circled. Teacher checks 4–5 books during circulation. If fewer than 60% of pairs correctly identify the key pair, the teacher pauses and models the sum calculation for the first two rows before allowing pairs to continue — a responsive mid-activity scaffold.</w:t>
+              <w:t xml:space="preserve">Observable indicators: (1) Learner exercise books show all 7 steps for each expression, including the verification expansion. (2) During cold-calls, learners can state the product and sum targets before listing factor pairs — not just the final answer. (3) Exit-check: teacher asks 3 randomly selected learners to state verbally 'What are the two conditions a factor pair must satisfy?' If any learner cannot articulate both conditions, the teacher re-models Step 2 for the whole class using a brief second example before moving to Phase 4.</w:t>
             </w:r>
           </w:p>
         </w:tc>
@@ -13197,32 +13503,32 @@
         <w:tc>
           <w:tcPr>
             <w:tcW w:type="dxa" w:w="1520"/>
-            <w:shd w:fill="E2EFDA" w:color="auto" w:val="clear"/>
-            <w:tcMar>
-              <w:top w:type="dxa" w:w="60"/>
-              <w:left w:type="dxa" w:w="120"/>
-              <w:bottom w:type="dxa" w:w="60"/>
-              <w:right w:type="dxa" w:w="120"/>
-            </w:tcMar>
-            <w:vAlign w:val="top"/>
-          </w:tcPr>
-          <w:p>
-            <w:pPr>
-              <w:spacing w:after="40" w:before="0"/>
-              <w:jc w:val="left"/>
-            </w:pPr>
-            <w:r>
-              <w:rPr>
-                <w:rFonts w:ascii="Arial" w:cs="Arial" w:eastAsia="Arial" w:hAnsi="Arial"/>
-                <w:b/>
-                <w:bCs/>
-                <w:i w:val="false"/>
-                <w:iCs w:val="false"/>
-                <w:color w:val="000000"/>
-                <w:sz w:val="18"/>
-                <w:szCs w:val="18"/>
-              </w:rPr>
-              <w:t xml:space="preserve">Explain Phase</w:t>
+            <w:shd w:fill="FCE4D6" w:color="auto" w:val="clear"/>
+            <w:tcMar>
+              <w:top w:type="dxa" w:w="60"/>
+              <w:left w:type="dxa" w:w="120"/>
+              <w:bottom w:type="dxa" w:w="60"/>
+              <w:right w:type="dxa" w:w="120"/>
+            </w:tcMar>
+            <w:vAlign w:val="top"/>
+          </w:tcPr>
+          <w:p>
+            <w:pPr>
+              <w:spacing w:after="40" w:before="0"/>
+              <w:jc w:val="left"/>
+            </w:pPr>
+            <w:r>
+              <w:rPr>
+                <w:rFonts w:ascii="Arial" w:cs="Arial" w:eastAsia="Arial" w:hAnsi="Arial"/>
+                <w:b/>
+                <w:bCs/>
+                <w:i w:val="false"/>
+                <w:iCs w:val="false"/>
+                <w:color w:val="000000"/>
+                <w:sz w:val="18"/>
+                <w:szCs w:val="18"/>
+              </w:rPr>
+              <w:t xml:space="preserve">Driving Question Board (DQB) Creation</w:t>
             </w:r>
           </w:p>
           <w:p>
@@ -13245,7 +13551,7 @@
             <w:pPr>
               <w:spacing w:after="20" w:before="0"/>
             </w:pPr>
-            <w:hyperlink w:history="1" r:id="rIdfwit5brdzg8vjir7g9ssa">
+            <w:hyperlink w:history="1" r:id="rIdevz2aorxwqmodjhs50snz">
               <w:r>
                 <w:rPr>
                   <w:rFonts w:ascii="Arial" w:cs="Arial" w:eastAsia="Arial" w:hAnsi="Arial"/>
@@ -13278,7 +13584,7 @@
               <w:spacing w:after="10" w:before="0"/>
               <w:ind w:left="120"/>
             </w:pPr>
-            <w:hyperlink w:history="1" r:id="rIdoknhimzvwc8fprfj3bnnj">
+            <w:hyperlink w:history="1" r:id="rId7ujmhdoxoiplhlov8y6vl">
               <w:r>
                 <w:rPr>
                   <w:rFonts w:ascii="Arial" w:cs="Arial" w:eastAsia="Arial" w:hAnsi="Arial"/>
@@ -13323,7 +13629,7 @@
             <w:pPr>
               <w:spacing w:after="20" w:before="0"/>
             </w:pPr>
-            <w:hyperlink w:history="1" r:id="rIdqroyk59-pmybhnzmp64at">
+            <w:hyperlink w:history="1" r:id="rId6ks0xhwutfqqm0l1awwef">
               <w:r>
                 <w:rPr>
                   <w:rFonts w:ascii="Arial" w:cs="Arial" w:eastAsia="Arial" w:hAnsi="Arial"/>
@@ -13332,7 +13638,7 @@
                   <w:szCs w:val="16"/>
                   <w:u w:val="single" w:color="2E75B6"/>
                 </w:rPr>
-                <w:t xml:space="preserve">Divide quadratics by linear expressions (with remainders)</w:t>
+                <w:t xml:space="preserve">Parts of algebraic expressions</w:t>
               </w:r>
             </w:hyperlink>
           </w:p>
@@ -13356,7 +13662,7 @@
               <w:spacing w:after="10" w:before="0"/>
               <w:ind w:left="120"/>
             </w:pPr>
-            <w:hyperlink w:history="1" r:id="rId78c-xbn-nfkvn0z4flc5c">
+            <w:hyperlink w:history="1" r:id="rId92uad1oqzi5xp046podpp">
               <w:r>
                 <w:rPr>
                   <w:rFonts w:ascii="Arial" w:cs="Arial" w:eastAsia="Arial" w:hAnsi="Arial"/>
@@ -13398,7 +13704,7 @@
                 <w:sz w:val="18"/>
                 <w:szCs w:val="18"/>
               </w:rPr>
-              <w:t xml:space="preserve">The teacher formally names and models the product-and-sum method using the seedling expression n² + 3n − 108. Learners follow in their exercise books, writing each step as it is modelled. Step 1 — Identify a, b, c: coefficient of n² is 1, b = +3, c = −108. Step 2 — State the target: 'Find two numbers whose product = c = −108 AND sum = b = +3.' Step 3 — Use the observed key pair: −9 and +12. Step 4 — Rewrite: n² − 9n + 12n − 108. Step 5 — Group and factor: n(n − 9) + 12(n − 9). Step 6 — Final factorised form: (n + 12)(n − 9). Step 7 — VERIFY by expanding: (n + 12)(n − 9) = n² − 9n + 12n − 108 = n² + 3n − 108. ✓ Learners then apply the method independently to Achieng's expression n² + 7n − 120, following the same seven steps. After independent work (8 minutes), pairs compare answers and reconcile differences. The class then works through two further practice expressions set in Kenyan contexts: (i) x² + 5x − 84 (number of mandazi trays arranged by a caterer in Mombasa) and (ii) x² − 2x − 63 (plot dimensions in a housing estate in Nakuru). For each, learners must verify by expanding.</w:t>
+              <w:t xml:space="preserve">Learners revisit the class Driving Question Board displayed at the front of the room. In pairs, they discuss: 'What have we learned today that helps us answer the driving question — how can writing and solving a quadratic equation help us find unknown dimensions and arrangements?' Each pair writes one UPDATE card (green sticky note or ARES digital card) summarising new understanding, e.g. 'We can factorise n² + 7n − 120 into (n + 15)(n − 8) using the product-and-sum method.' They also write one NEW QUESTION card (orange sticky note), prompted by: 'What are you still wondering? Can factorisation always work? What if no whole-number factor pair exists?' New question cards are placed on the DQB under the heading 'Still Wondering.' The class reads three new question cards aloud. The teacher highlights 'Can factorisation always work?' as the key open question to be explored in Lesson 5.</w:t>
             </w:r>
           </w:p>
         </w:tc>
@@ -13430,7 +13736,7 @@
                 <w:sz w:val="18"/>
                 <w:szCs w:val="18"/>
               </w:rPr>
-              <w:t xml:space="preserve">Model the seedling expression SLOWLY on the board, writing each step with a label. Say verbatim at Step 2: 'This is the heart of the method — we need TWO numbers. They must MULTIPLY to give us c, and ADD to give us b. Both conditions must be true at the same time.' Pause for 12 seconds. 'Write that in a box in your notes — product = c, sum = b.' After modelling, say: 'Now you try Achieng's expression — n² + 7n − 120 — on your own. 8 minutes. Silent, individual work.' Set timer. During circulation, do NOT give answers — if a learner is stuck at Step 2, ask: 'What is the product you are looking for? What is the sum?' After 8 minutes, say: 'Compare with your partner for 2 minutes.' Cold-call 3 learners to share their factorised forms and verification — allow 12 seconds WAIT TIME each time. For the Mombasa and Nakuru practice expressions, use Think-Pair-Share: 3 min individual → 2 min pair → cold-call 2 pairs per expression. After all four expressions, return to the board tally from Phase 1 and ask: 'Were your predictions correct?' Pause 10 seconds. Cold-call 2 learners who predicted incorrectly: 'What surprised you?'</w:t>
+              <w:t xml:space="preserve">Direct learners to the DQB. Say verbatim: 'In the last three lessons we built the quadratic equation. Today we learned how to break it apart. Update the board — what do we now know, and what are we still wondering?' Allow 4 minutes for pair discussion and card writing. Collect cards and place them on the board yourself, reading each aloud. After placing all cards, cold-call 2 learners whose 'Still Wondering' cards raise the question of whether factorisation always works: 'Can you say more about what made you write that?' Allow 10 seconds WAIT TIME. Close this phase by saying: 'This question — can factorisation always work — is exactly what Achieng and Mr Otieno will face in Lesson 5. Keep it in mind.'</w:t>
             </w:r>
           </w:p>
         </w:tc>
@@ -13462,7 +13768,7 @@
                 <w:sz w:val="18"/>
                 <w:szCs w:val="18"/>
               </w:rPr>
-              <w:t xml:space="preserve">Gradual Release with Verification Loop (I Do → You Do → We Check): The teacher models once with the seedling expression, then releases to independent practice with the phenomenon expression (Achieng's chairs), then to peer-supported practice with new contexts. Crucially, the VERIFY step (expanding to check) is built into every round — this creates a self-correction habit and connects factorisation back to the expansion knowledge from Lessons 2–3, reinforcing the inverse relationship between the two operations. Returning to the Phase 1 predictions at the end closes the inquiry loop and strengthens metacognitive reflection.</w:t>
+              <w:t xml:space="preserve">Public Knowledge Tracking (DQB Update Routine): Separating 'what we now know' (green) from 'what we still wonder' (orange) makes the progression of understanding visible to every learner in the room. The emergent question 'Can factorisation always work?' is not answered yet — intentionally preserving productive tension that drives engagement in Lesson 5. This routine also develops learner agency by positioning students as co-constructors of the inquiry trajectory.</w:t>
             </w:r>
           </w:p>
         </w:tc>
@@ -13494,7 +13800,7 @@
                 <w:sz w:val="18"/>
                 <w:szCs w:val="18"/>
               </w:rPr>
-              <w:t xml:space="preserve">Observable indicators: (1) Learner exercise books show all 7 steps for each expression, including the verification expansion. (2) During cold-calls, learners can state the product and sum targets before listing factor pairs — not just the final answer. (3) Exit-check: teacher asks 3 randomly selected learners to state verbally 'What are the two conditions a factor pair must satisfy?' If any learner cannot articulate both conditions, the teacher re-models Step 2 for the whole class using a brief second example before moving to Phase 4.</w:t>
+              <w:t xml:space="preserve">Observable indicator: Every pair produces both a green UPDATE card and an orange QUESTION card. Teacher scans green cards to confirm that at least 80% correctly reference the product-and-sum method and/or a correctly factorised expression from today's lesson. If update cards show misconceptions (e.g. 'we just split the middle term randomly'), these are addressed at the start of Lesson 5.</w:t>
             </w:r>
           </w:p>
         </w:tc>
@@ -13503,32 +13809,32 @@
         <w:tc>
           <w:tcPr>
             <w:tcW w:type="dxa" w:w="1520"/>
-            <w:shd w:fill="FCE4D6" w:color="auto" w:val="clear"/>
-            <w:tcMar>
-              <w:top w:type="dxa" w:w="60"/>
-              <w:left w:type="dxa" w:w="120"/>
-              <w:bottom w:type="dxa" w:w="60"/>
-              <w:right w:type="dxa" w:w="120"/>
-            </w:tcMar>
-            <w:vAlign w:val="top"/>
-          </w:tcPr>
-          <w:p>
-            <w:pPr>
-              <w:spacing w:after="40" w:before="0"/>
-              <w:jc w:val="left"/>
-            </w:pPr>
-            <w:r>
-              <w:rPr>
-                <w:rFonts w:ascii="Arial" w:cs="Arial" w:eastAsia="Arial" w:hAnsi="Arial"/>
-                <w:b/>
-                <w:bCs/>
-                <w:i w:val="false"/>
-                <w:iCs w:val="false"/>
-                <w:color w:val="000000"/>
-                <w:sz w:val="18"/>
-                <w:szCs w:val="18"/>
-              </w:rPr>
-              <w:t xml:space="preserve">Driving Question Board (DQB) Creation</w:t>
+            <w:shd w:fill="D5E8F0" w:color="auto" w:val="clear"/>
+            <w:tcMar>
+              <w:top w:type="dxa" w:w="60"/>
+              <w:left w:type="dxa" w:w="120"/>
+              <w:bottom w:type="dxa" w:w="60"/>
+              <w:right w:type="dxa" w:w="120"/>
+            </w:tcMar>
+            <w:vAlign w:val="top"/>
+          </w:tcPr>
+          <w:p>
+            <w:pPr>
+              <w:spacing w:after="40" w:before="0"/>
+              <w:jc w:val="left"/>
+            </w:pPr>
+            <w:r>
+              <w:rPr>
+                <w:rFonts w:ascii="Arial" w:cs="Arial" w:eastAsia="Arial" w:hAnsi="Arial"/>
+                <w:b/>
+                <w:bCs/>
+                <w:i w:val="false"/>
+                <w:iCs w:val="false"/>
+                <w:color w:val="000000"/>
+                <w:sz w:val="18"/>
+                <w:szCs w:val="18"/>
+              </w:rPr>
+              <w:t xml:space="preserve">Model Building Phase</w:t>
             </w:r>
           </w:p>
           <w:p>
@@ -13551,7 +13857,7 @@
             <w:pPr>
               <w:spacing w:after="20" w:before="0"/>
             </w:pPr>
-            <w:hyperlink w:history="1" r:id="rIdpofyfgmzz8uiiqefro8vd">
+            <w:hyperlink w:history="1" r:id="rIdx6uzvzawuny7w4ere6pjc">
               <w:r>
                 <w:rPr>
                   <w:rFonts w:ascii="Arial" w:cs="Arial" w:eastAsia="Arial" w:hAnsi="Arial"/>
@@ -13560,7 +13866,7 @@
                   <w:szCs w:val="16"/>
                   <w:u w:val="single" w:color="2E75B6"/>
                 </w:rPr>
-                <w:t xml:space="preserve">Strategy in solving quadratic equations</w:t>
+                <w:t xml:space="preserve">Factoring Quadratic Expressions with Negative Coefficients: A Sample Application</w:t>
               </w:r>
             </w:hyperlink>
           </w:p>
@@ -13576,7 +13882,7 @@
                 <w:sz w:val="14"/>
                 <w:szCs w:val="14"/>
               </w:rPr>
-              <w:t xml:space="preserve">Source: Khan Academy (English - US curriculum)</w:t>
+              <w:t xml:space="preserve">Source: CK-12</w:t>
             </w:r>
           </w:p>
           <w:p>
@@ -13584,7 +13890,7 @@
               <w:spacing w:after="10" w:before="0"/>
               <w:ind w:left="120"/>
             </w:pPr>
-            <w:hyperlink w:history="1" r:id="rIdslrge35ree_51jwjzgsrq">
+            <w:hyperlink w:history="1" r:id="rIdqg6jaiosjvtuqjm-z998o">
               <w:r>
                 <w:rPr>
                   <w:rFonts w:ascii="Arial" w:cs="Arial" w:eastAsia="Arial" w:hAnsi="Arial"/>
@@ -13629,313 +13935,7 @@
             <w:pPr>
               <w:spacing w:after="20" w:before="0"/>
             </w:pPr>
-            <w:hyperlink w:history="1" r:id="rIdeyrm1mjzdctwbjkvgdnuu">
-              <w:r>
-                <w:rPr>
-                  <w:rFonts w:ascii="Arial" w:cs="Arial" w:eastAsia="Arial" w:hAnsi="Arial"/>
-                  <w:color w:val="2E75B6"/>
-                  <w:sz w:val="16"/>
-                  <w:szCs w:val="16"/>
-                  <w:u w:val="single" w:color="2E75B6"/>
-                </w:rPr>
-                <w:t xml:space="preserve">Parts of algebraic expressions</w:t>
-              </w:r>
-            </w:hyperlink>
-          </w:p>
-          <w:p>
-            <w:pPr>
-              <w:spacing w:after="10" w:before="0"/>
-              <w:ind w:left="120"/>
-            </w:pPr>
-            <w:r>
-              <w:rPr>
-                <w:rFonts w:ascii="Arial" w:cs="Arial" w:eastAsia="Arial" w:hAnsi="Arial"/>
-                <w:color w:val="595959"/>
-                <w:sz w:val="14"/>
-                <w:szCs w:val="14"/>
-              </w:rPr>
-              <w:t xml:space="preserve">Source: Khan Academy (English - US curriculum)</w:t>
-            </w:r>
-          </w:p>
-          <w:p>
-            <w:pPr>
-              <w:spacing w:after="10" w:before="0"/>
-              <w:ind w:left="120"/>
-            </w:pPr>
-            <w:hyperlink w:history="1" r:id="rIdeg8hurfco_szd1d1dgch9">
-              <w:r>
-                <w:rPr>
-                  <w:rFonts w:ascii="Arial" w:cs="Arial" w:eastAsia="Arial" w:hAnsi="Arial"/>
-                  <w:color w:val="595959"/>
-                  <w:sz w:val="14"/>
-                  <w:szCs w:val="14"/>
-                  <w:u w:val="single" w:color="595959"/>
-                </w:rPr>
-                <w:t xml:space="preserve">🔍 Search ARES for similar readings</w:t>
-              </w:r>
-            </w:hyperlink>
-          </w:p>
-        </w:tc>
-        <w:tc>
-          <w:tcPr>
-            <w:tcW w:type="dxa" w:w="3040"/>
-            <w:shd w:fill="FFFFFF" w:color="auto" w:val="clear"/>
-            <w:tcMar>
-              <w:top w:type="dxa" w:w="60"/>
-              <w:left w:type="dxa" w:w="120"/>
-              <w:bottom w:type="dxa" w:w="60"/>
-              <w:right w:type="dxa" w:w="120"/>
-            </w:tcMar>
-            <w:vAlign w:val="top"/>
-          </w:tcPr>
-          <w:p>
-            <w:pPr>
-              <w:spacing w:after="40" w:before="0"/>
-              <w:jc w:val="left"/>
-            </w:pPr>
-            <w:r>
-              <w:rPr>
-                <w:rFonts w:ascii="Arial" w:cs="Arial" w:eastAsia="Arial" w:hAnsi="Arial"/>
-                <w:b w:val="false"/>
-                <w:bCs w:val="false"/>
-                <w:i w:val="false"/>
-                <w:iCs w:val="false"/>
-                <w:color w:val="000000"/>
-                <w:sz w:val="18"/>
-                <w:szCs w:val="18"/>
-              </w:rPr>
-              <w:t xml:space="preserve">Learners revisit the class Driving Question Board displayed at the front of the room. In pairs, they discuss: 'What have we learned today that helps us answer the driving question — how can writing and solving a quadratic equation help us find unknown dimensions and arrangements?' Each pair writes one UPDATE card (green sticky note or ARES digital card) summarising new understanding, e.g. 'We can factorise n² + 7n − 120 into (n + 15)(n − 8) using the product-and-sum method.' They also write one NEW QUESTION card (orange sticky note), prompted by: 'What are you still wondering? Can factorisation always work? What if no whole-number factor pair exists?' New question cards are placed on the DQB under the heading 'Still Wondering.' The class reads three new question cards aloud. The teacher highlights 'Can factorisation always work?' as the key open question to be explored in Lesson 5.</w:t>
-            </w:r>
-          </w:p>
-        </w:tc>
-        <w:tc>
-          <w:tcPr>
-            <w:tcW w:type="dxa" w:w="3040"/>
-            <w:shd w:fill="F2F2F2" w:color="auto" w:val="clear"/>
-            <w:tcMar>
-              <w:top w:type="dxa" w:w="60"/>
-              <w:left w:type="dxa" w:w="120"/>
-              <w:bottom w:type="dxa" w:w="60"/>
-              <w:right w:type="dxa" w:w="120"/>
-            </w:tcMar>
-            <w:vAlign w:val="top"/>
-          </w:tcPr>
-          <w:p>
-            <w:pPr>
-              <w:spacing w:after="40" w:before="0"/>
-              <w:jc w:val="left"/>
-            </w:pPr>
-            <w:r>
-              <w:rPr>
-                <w:rFonts w:ascii="Arial" w:cs="Arial" w:eastAsia="Arial" w:hAnsi="Arial"/>
-                <w:b w:val="false"/>
-                <w:bCs w:val="false"/>
-                <w:i w:val="false"/>
-                <w:iCs w:val="false"/>
-                <w:color w:val="000000"/>
-                <w:sz w:val="18"/>
-                <w:szCs w:val="18"/>
-              </w:rPr>
-              <w:t xml:space="preserve">Direct learners to the DQB. Say verbatim: 'In the last three lessons we built the quadratic equation. Today we learned how to break it apart. Update the board — what do we now know, and what are we still wondering?' Allow 4 minutes for pair discussion and card writing. Collect cards and place them on the board yourself, reading each aloud. After placing all cards, cold-call 2 learners whose 'Still Wondering' cards raise the question of whether factorisation always works: 'Can you say more about what made you write that?' Allow 10 seconds WAIT TIME. Close this phase by saying: 'This question — can factorisation always work — is exactly what Achieng and Mr Otieno will face in Lesson 5. Keep it in mind.'</w:t>
-            </w:r>
-          </w:p>
-        </w:tc>
-        <w:tc>
-          <w:tcPr>
-            <w:tcW w:type="dxa" w:w="3040"/>
-            <w:shd w:fill="FFFFFF" w:color="auto" w:val="clear"/>
-            <w:tcMar>
-              <w:top w:type="dxa" w:w="60"/>
-              <w:left w:type="dxa" w:w="120"/>
-              <w:bottom w:type="dxa" w:w="60"/>
-              <w:right w:type="dxa" w:w="120"/>
-            </w:tcMar>
-            <w:vAlign w:val="top"/>
-          </w:tcPr>
-          <w:p>
-            <w:pPr>
-              <w:spacing w:after="40" w:before="0"/>
-              <w:jc w:val="left"/>
-            </w:pPr>
-            <w:r>
-              <w:rPr>
-                <w:rFonts w:ascii="Arial" w:cs="Arial" w:eastAsia="Arial" w:hAnsi="Arial"/>
-                <w:b w:val="false"/>
-                <w:bCs w:val="false"/>
-                <w:i w:val="false"/>
-                <w:iCs w:val="false"/>
-                <w:color w:val="000000"/>
-                <w:sz w:val="18"/>
-                <w:szCs w:val="18"/>
-              </w:rPr>
-              <w:t xml:space="preserve">Public Knowledge Tracking (DQB Update Routine): Separating 'what we now know' (green) from 'what we still wonder' (orange) makes the progression of understanding visible to every learner in the room. The emergent question 'Can factorisation always work?' is not answered yet — intentionally preserving productive tension that drives engagement in Lesson 5. This routine also develops learner agency by positioning students as co-constructors of the inquiry trajectory.</w:t>
-            </w:r>
-          </w:p>
-        </w:tc>
-        <w:tc>
-          <w:tcPr>
-            <w:tcW w:type="dxa" w:w="3040"/>
-            <w:shd w:fill="F2F2F2" w:color="auto" w:val="clear"/>
-            <w:tcMar>
-              <w:top w:type="dxa" w:w="60"/>
-              <w:left w:type="dxa" w:w="120"/>
-              <w:bottom w:type="dxa" w:w="60"/>
-              <w:right w:type="dxa" w:w="120"/>
-            </w:tcMar>
-            <w:vAlign w:val="top"/>
-          </w:tcPr>
-          <w:p>
-            <w:pPr>
-              <w:spacing w:after="40" w:before="0"/>
-              <w:jc w:val="left"/>
-            </w:pPr>
-            <w:r>
-              <w:rPr>
-                <w:rFonts w:ascii="Arial" w:cs="Arial" w:eastAsia="Arial" w:hAnsi="Arial"/>
-                <w:b w:val="false"/>
-                <w:bCs w:val="false"/>
-                <w:i w:val="false"/>
-                <w:iCs w:val="false"/>
-                <w:color w:val="000000"/>
-                <w:sz w:val="18"/>
-                <w:szCs w:val="18"/>
-              </w:rPr>
-              <w:t xml:space="preserve">Observable indicator: Every pair produces both a green UPDATE card and an orange QUESTION card. Teacher scans green cards to confirm that at least 80% correctly reference the product-and-sum method and/or a correctly factorised expression from today's lesson. If update cards show misconceptions (e.g. 'we just split the middle term randomly'), these are addressed at the start of Lesson 5.</w:t>
-            </w:r>
-          </w:p>
-        </w:tc>
-      </w:tr>
-      <w:tr>
-        <w:tc>
-          <w:tcPr>
-            <w:tcW w:type="dxa" w:w="1520"/>
-            <w:shd w:fill="D5E8F0" w:color="auto" w:val="clear"/>
-            <w:tcMar>
-              <w:top w:type="dxa" w:w="60"/>
-              <w:left w:type="dxa" w:w="120"/>
-              <w:bottom w:type="dxa" w:w="60"/>
-              <w:right w:type="dxa" w:w="120"/>
-            </w:tcMar>
-            <w:vAlign w:val="top"/>
-          </w:tcPr>
-          <w:p>
-            <w:pPr>
-              <w:spacing w:after="40" w:before="0"/>
-              <w:jc w:val="left"/>
-            </w:pPr>
-            <w:r>
-              <w:rPr>
-                <w:rFonts w:ascii="Arial" w:cs="Arial" w:eastAsia="Arial" w:hAnsi="Arial"/>
-                <w:b/>
-                <w:bCs/>
-                <w:i w:val="false"/>
-                <w:iCs w:val="false"/>
-                <w:color w:val="000000"/>
-                <w:sz w:val="18"/>
-                <w:szCs w:val="18"/>
-              </w:rPr>
-              <w:t xml:space="preserve">Model Building Phase</w:t>
-            </w:r>
-          </w:p>
-          <w:p>
-            <w:pPr>
-              <w:spacing w:after="20" w:before="0"/>
-            </w:pPr>
-            <w:r>
-              <w:rPr>
-                <w:rFonts w:ascii="Arial" w:cs="Arial" w:eastAsia="Arial" w:hAnsi="Arial"/>
-                <w:b/>
-                <w:bCs/>
-                <w:color w:val="1F3864"/>
-                <w:sz w:val="16"/>
-                <w:szCs w:val="16"/>
-              </w:rPr>
-              <w:t xml:space="preserve">📹 VIDEO:</w:t>
-            </w:r>
-          </w:p>
-          <w:p>
-            <w:pPr>
-              <w:spacing w:after="20" w:before="0"/>
-            </w:pPr>
-            <w:hyperlink w:history="1" r:id="rId6wo9ku3cqxq7m9gni28sn">
-              <w:r>
-                <w:rPr>
-                  <w:rFonts w:ascii="Arial" w:cs="Arial" w:eastAsia="Arial" w:hAnsi="Arial"/>
-                  <w:color w:val="2E75B6"/>
-                  <w:sz w:val="16"/>
-                  <w:szCs w:val="16"/>
-                  <w:u w:val="single" w:color="2E75B6"/>
-                </w:rPr>
-                <w:t xml:space="preserve">Factoring Quadratic Expressions with Negative Coefficients: A Sample Application</w:t>
-              </w:r>
-            </w:hyperlink>
-          </w:p>
-          <w:p>
-            <w:pPr>
-              <w:spacing w:after="10" w:before="0"/>
-              <w:ind w:left="120"/>
-            </w:pPr>
-            <w:r>
-              <w:rPr>
-                <w:rFonts w:ascii="Arial" w:cs="Arial" w:eastAsia="Arial" w:hAnsi="Arial"/>
-                <w:color w:val="595959"/>
-                <w:sz w:val="14"/>
-                <w:szCs w:val="14"/>
-              </w:rPr>
-              <w:t xml:space="preserve">Source: CK-12</w:t>
-            </w:r>
-          </w:p>
-          <w:p>
-            <w:pPr>
-              <w:spacing w:after="10" w:before="0"/>
-              <w:ind w:left="120"/>
-            </w:pPr>
-            <w:hyperlink w:history="1" r:id="rId-vrahjncksesktgi3lzur">
-              <w:r>
-                <w:rPr>
-                  <w:rFonts w:ascii="Arial" w:cs="Arial" w:eastAsia="Arial" w:hAnsi="Arial"/>
-                  <w:color w:val="595959"/>
-                  <w:sz w:val="14"/>
-                  <w:szCs w:val="14"/>
-                  <w:u w:val="single" w:color="595959"/>
-                </w:rPr>
-                <w:t xml:space="preserve">🔍 Search ARES for similar videos</w:t>
-              </w:r>
-            </w:hyperlink>
-          </w:p>
-          <w:p>
-            <w:pPr>
-              <w:spacing w:after="40" w:before="0"/>
-            </w:pPr>
-            <w:r>
-              <w:rPr>
-                <w:sz w:val="14"/>
-                <w:szCs w:val="14"/>
-              </w:rPr>
-              <w:t xml:space="preserve"/>
-            </w:r>
-          </w:p>
-          <w:p>
-            <w:pPr>
-              <w:spacing w:after="20" w:before="0"/>
-            </w:pPr>
-            <w:r>
-              <w:rPr>
-                <w:rFonts w:ascii="Arial" w:cs="Arial" w:eastAsia="Arial" w:hAnsi="Arial"/>
-                <w:b/>
-                <w:bCs/>
-                <w:color w:val="1F3864"/>
-                <w:sz w:val="16"/>
-                <w:szCs w:val="16"/>
-              </w:rPr>
-              <w:t xml:space="preserve">📖 EXERCISE:</w:t>
-            </w:r>
-          </w:p>
-          <w:p>
-            <w:pPr>
-              <w:spacing w:after="20" w:before="0"/>
-            </w:pPr>
-            <w:hyperlink w:history="1" r:id="rIdwyhisgrkozof-s7m2_lfz">
+            <w:hyperlink w:history="1" r:id="rId0ogo2aqvlding1l_frx_e">
               <w:r>
                 <w:rPr>
                   <w:rFonts w:ascii="Arial" w:cs="Arial" w:eastAsia="Arial" w:hAnsi="Arial"/>
@@ -13968,7 +13968,7 @@
               <w:spacing w:after="10" w:before="0"/>
               <w:ind w:left="120"/>
             </w:pPr>
-            <w:hyperlink w:history="1" r:id="rIdcquvsbi05kl3b50dfiwpx">
+            <w:hyperlink w:history="1" r:id="rId5ldqolbbbijlil0hnyspa">
               <w:r>
                 <w:rPr>
                   <w:rFonts w:ascii="Arial" w:cs="Arial" w:eastAsia="Arial" w:hAnsi="Arial"/>
@@ -15455,7 +15455,7 @@
             <w:pPr>
               <w:spacing w:after="20" w:before="0"/>
             </w:pPr>
-            <w:hyperlink w:history="1" r:id="rId5pcztjzqh8warm0vnarwc">
+            <w:hyperlink w:history="1" r:id="rIdcivmhod84z8pmtqdow5im">
               <w:r>
                 <w:rPr>
                   <w:rFonts w:ascii="Arial" w:cs="Arial" w:eastAsia="Arial" w:hAnsi="Arial"/>
@@ -15488,7 +15488,7 @@
               <w:spacing w:after="10" w:before="0"/>
               <w:ind w:left="120"/>
             </w:pPr>
-            <w:hyperlink w:history="1" r:id="rId8schguotdojupgofc8aid">
+            <w:hyperlink w:history="1" r:id="rId4tqauazomz5sk5xovcj5a">
               <w:r>
                 <w:rPr>
                   <w:rFonts w:ascii="Arial" w:cs="Arial" w:eastAsia="Arial" w:hAnsi="Arial"/>
@@ -15526,6 +15526,312 @@
                 <w:sz w:val="16"/>
                 <w:szCs w:val="16"/>
               </w:rPr>
+              <w:t xml:space="preserve">📖 HTML:</w:t>
+            </w:r>
+          </w:p>
+          <w:p>
+            <w:pPr>
+              <w:spacing w:after="20" w:before="0"/>
+            </w:pPr>
+            <w:hyperlink w:history="1" r:id="rId9_ouhqbppqg2vvw1wnasr">
+              <w:r>
+                <w:rPr>
+                  <w:rFonts w:ascii="Arial" w:cs="Arial" w:eastAsia="Arial" w:hAnsi="Arial"/>
+                  <w:color w:val="2E75B6"/>
+                  <w:sz w:val="16"/>
+                  <w:szCs w:val="16"/>
+                  <w:u w:val="single" w:color="2E75B6"/>
+                </w:rPr>
+                <w:t xml:space="preserve">Use Square Roots to Solve Quadratic Equations (Flexbook)</w:t>
+              </w:r>
+            </w:hyperlink>
+          </w:p>
+          <w:p>
+            <w:pPr>
+              <w:spacing w:after="10" w:before="0"/>
+              <w:ind w:left="120"/>
+            </w:pPr>
+            <w:r>
+              <w:rPr>
+                <w:rFonts w:ascii="Arial" w:cs="Arial" w:eastAsia="Arial" w:hAnsi="Arial"/>
+                <w:color w:val="595959"/>
+                <w:sz w:val="14"/>
+                <w:szCs w:val="14"/>
+              </w:rPr>
+              <w:t xml:space="preserve">Source: CK-12</w:t>
+            </w:r>
+          </w:p>
+          <w:p>
+            <w:pPr>
+              <w:spacing w:after="10" w:before="0"/>
+              <w:ind w:left="120"/>
+            </w:pPr>
+            <w:hyperlink w:history="1" r:id="rIdfmtixihqdjuxui--rqx-9">
+              <w:r>
+                <w:rPr>
+                  <w:rFonts w:ascii="Arial" w:cs="Arial" w:eastAsia="Arial" w:hAnsi="Arial"/>
+                  <w:color w:val="595959"/>
+                  <w:sz w:val="14"/>
+                  <w:szCs w:val="14"/>
+                  <w:u w:val="single" w:color="595959"/>
+                </w:rPr>
+                <w:t xml:space="preserve">🔍 Search ARES for similar readings</w:t>
+              </w:r>
+            </w:hyperlink>
+          </w:p>
+        </w:tc>
+        <w:tc>
+          <w:tcPr>
+            <w:tcW w:type="dxa" w:w="3040"/>
+            <w:shd w:fill="FFFFFF" w:color="auto" w:val="clear"/>
+            <w:tcMar>
+              <w:top w:type="dxa" w:w="60"/>
+              <w:left w:type="dxa" w:w="120"/>
+              <w:bottom w:type="dxa" w:w="60"/>
+              <w:right w:type="dxa" w:w="120"/>
+            </w:tcMar>
+            <w:vAlign w:val="top"/>
+          </w:tcPr>
+          <w:p>
+            <w:pPr>
+              <w:spacing w:after="40" w:before="0"/>
+              <w:jc w:val="left"/>
+            </w:pPr>
+            <w:r>
+              <w:rPr>
+                <w:rFonts w:ascii="Arial" w:cs="Arial" w:eastAsia="Arial" w:hAnsi="Arial"/>
+                <w:b w:val="false"/>
+                <w:bCs w:val="false"/>
+                <w:i w:val="false"/>
+                <w:iCs w:val="false"/>
+                <w:color w:val="000000"/>
+                <w:sz w:val="18"/>
+                <w:szCs w:val="18"/>
+              </w:rPr>
+              <w:t xml:space="preserve">Learners are shown the equation x² + 7x − 120 = 0 on the board (Achieng's chair equation derived in Lesson 4) alongside the prompt: 'Without solving, predict — how many values of x do you think will satisfy this equation? Write your prediction and one sentence of reasoning in your exercise book.' Learners work individually for 3 minutes, then share with a shoulder partner for 2 minutes. A 'show-of-fingers' poll (1 finger = one solution, 2 fingers = two solutions, 3 fingers = more than two) is conducted with eyes closed to reduce social pressure. Predictions are recorded on a sticky-note wall or a section of the board labelled 'Our Predictions' so they can be revisited after solving.</w:t>
+            </w:r>
+          </w:p>
+        </w:tc>
+        <w:tc>
+          <w:tcPr>
+            <w:tcW w:type="dxa" w:w="3040"/>
+            <w:shd w:fill="F2F2F2" w:color="auto" w:val="clear"/>
+            <w:tcMar>
+              <w:top w:type="dxa" w:w="60"/>
+              <w:left w:type="dxa" w:w="120"/>
+              <w:bottom w:type="dxa" w:w="60"/>
+              <w:right w:type="dxa" w:w="120"/>
+            </w:tcMar>
+            <w:vAlign w:val="top"/>
+          </w:tcPr>
+          <w:p>
+            <w:pPr>
+              <w:spacing w:after="40" w:before="0"/>
+              <w:jc w:val="left"/>
+            </w:pPr>
+            <w:r>
+              <w:rPr>
+                <w:rFonts w:ascii="Arial" w:cs="Arial" w:eastAsia="Arial" w:hAnsi="Arial"/>
+                <w:b w:val="false"/>
+                <w:bCs w:val="false"/>
+                <w:i w:val="false"/>
+                <w:iCs w:val="false"/>
+                <w:color w:val="000000"/>
+                <w:sz w:val="18"/>
+                <w:szCs w:val="18"/>
+              </w:rPr>
+              <w:t xml:space="preserve">Display the equation prominently: 'Here is the equation Achieng wrote for the 120-chair arrangement: x² + 7x − 120 = 0. Before we touch algebra — predict: how many values of x satisfy this?' Allow 3 minutes of silent individual thinking (enforce quiet with a visible timer). After partner sharing, say: 'Eyes closed. Show me with your fingers how many solutions you predict.' Count responses aloud: 'I see mostly twos — interesting. Let's keep that in mind.' Cold-call 3 learners with different predictions: 'Otieno, you said one — tell us your thinking.' (WAIT TIME: 12 seconds.) 'Wanjiru, you said two — what made you say that?' (WAIT TIME: 10 seconds.) 'Kipchoge, you said more than two — explain.' (WAIT TIME: 12 seconds.) Record each reasoning statement verbatim on the board under 'Our Predictions' without evaluating. Say: 'We will test all three ideas today.'</w:t>
+            </w:r>
+          </w:p>
+        </w:tc>
+        <w:tc>
+          <w:tcPr>
+            <w:tcW w:type="dxa" w:w="3040"/>
+            <w:shd w:fill="FFFFFF" w:color="auto" w:val="clear"/>
+            <w:tcMar>
+              <w:top w:type="dxa" w:w="60"/>
+              <w:left w:type="dxa" w:w="120"/>
+              <w:bottom w:type="dxa" w:w="60"/>
+              <w:right w:type="dxa" w:w="120"/>
+            </w:tcMar>
+            <w:vAlign w:val="top"/>
+          </w:tcPr>
+          <w:p>
+            <w:pPr>
+              <w:spacing w:after="40" w:before="0"/>
+              <w:jc w:val="left"/>
+            </w:pPr>
+            <w:r>
+              <w:rPr>
+                <w:rFonts w:ascii="Arial" w:cs="Arial" w:eastAsia="Arial" w:hAnsi="Arial"/>
+                <w:b w:val="false"/>
+                <w:bCs w:val="false"/>
+                <w:i w:val="false"/>
+                <w:iCs w:val="false"/>
+                <w:color w:val="000000"/>
+                <w:sz w:val="18"/>
+                <w:szCs w:val="18"/>
+              </w:rPr>
+              <w:t xml:space="preserve">Prediction with public commitment (fingers poll + recorded reasoning). This activates prior knowledge about equations and creates cognitive dissonance — learners who predict 'one solution' will be productively surprised, deepening encoding of the Zero Product Property when the lesson resolves the tension.</w:t>
+            </w:r>
+          </w:p>
+        </w:tc>
+        <w:tc>
+          <w:tcPr>
+            <w:tcW w:type="dxa" w:w="3040"/>
+            <w:shd w:fill="F2F2F2" w:color="auto" w:val="clear"/>
+            <w:tcMar>
+              <w:top w:type="dxa" w:w="60"/>
+              <w:left w:type="dxa" w:w="120"/>
+              <w:bottom w:type="dxa" w:w="60"/>
+              <w:right w:type="dxa" w:w="120"/>
+            </w:tcMar>
+            <w:vAlign w:val="top"/>
+          </w:tcPr>
+          <w:p>
+            <w:pPr>
+              <w:spacing w:after="40" w:before="0"/>
+              <w:jc w:val="left"/>
+            </w:pPr>
+            <w:r>
+              <w:rPr>
+                <w:rFonts w:ascii="Arial" w:cs="Arial" w:eastAsia="Arial" w:hAnsi="Arial"/>
+                <w:b w:val="false"/>
+                <w:bCs w:val="false"/>
+                <w:i w:val="false"/>
+                <w:iCs w:val="false"/>
+                <w:color w:val="000000"/>
+                <w:sz w:val="18"/>
+                <w:szCs w:val="18"/>
+              </w:rPr>
+              <w:t xml:space="preserve">Teacher scans exercise books during the 3-minute individual time; looks for evidence that learners are connecting to prior knowledge (e.g., referencing linear equations having one solution, or recalling that a squared term 'does something different'). Finger poll gives an instant class distribution. If more than 60% predict 'one solution', teacher notes this and plans to address it explicitly during the Explain phase.</w:t>
+            </w:r>
+          </w:p>
+        </w:tc>
+      </w:tr>
+      <w:tr>
+        <w:tc>
+          <w:tcPr>
+            <w:tcW w:type="dxa" w:w="1520"/>
+            <w:shd w:fill="D9EEF1" w:color="auto" w:val="clear"/>
+            <w:tcMar>
+              <w:top w:type="dxa" w:w="60"/>
+              <w:left w:type="dxa" w:w="120"/>
+              <w:bottom w:type="dxa" w:w="60"/>
+              <w:right w:type="dxa" w:w="120"/>
+            </w:tcMar>
+            <w:vAlign w:val="top"/>
+          </w:tcPr>
+          <w:p>
+            <w:pPr>
+              <w:spacing w:after="40" w:before="0"/>
+              <w:jc w:val="left"/>
+            </w:pPr>
+            <w:r>
+              <w:rPr>
+                <w:rFonts w:ascii="Arial" w:cs="Arial" w:eastAsia="Arial" w:hAnsi="Arial"/>
+                <w:b/>
+                <w:bCs/>
+                <w:i w:val="false"/>
+                <w:iCs w:val="false"/>
+                <w:color w:val="000000"/>
+                <w:sz w:val="18"/>
+                <w:szCs w:val="18"/>
+              </w:rPr>
+              <w:t xml:space="preserve">Observe Phase</w:t>
+            </w:r>
+          </w:p>
+          <w:p>
+            <w:pPr>
+              <w:spacing w:after="20" w:before="0"/>
+            </w:pPr>
+            <w:r>
+              <w:rPr>
+                <w:rFonts w:ascii="Arial" w:cs="Arial" w:eastAsia="Arial" w:hAnsi="Arial"/>
+                <w:b/>
+                <w:bCs/>
+                <w:color w:val="1F3864"/>
+                <w:sz w:val="16"/>
+                <w:szCs w:val="16"/>
+              </w:rPr>
+              <w:t xml:space="preserve">📹 VIDEO:</w:t>
+            </w:r>
+          </w:p>
+          <w:p>
+            <w:pPr>
+              <w:spacing w:after="20" w:before="0"/>
+            </w:pPr>
+            <w:hyperlink w:history="1" r:id="rId2dmojrb-tbjo3g4fj_mij">
+              <w:r>
+                <w:rPr>
+                  <w:rFonts w:ascii="Arial" w:cs="Arial" w:eastAsia="Arial" w:hAnsi="Arial"/>
+                  <w:color w:val="2E75B6"/>
+                  <w:sz w:val="16"/>
+                  <w:szCs w:val="16"/>
+                  <w:u w:val="single" w:color="2E75B6"/>
+                </w:rPr>
+                <w:t xml:space="preserve">Solving Real-World Problems Using Quadratic Equations: A Sample Application</w:t>
+              </w:r>
+            </w:hyperlink>
+          </w:p>
+          <w:p>
+            <w:pPr>
+              <w:spacing w:after="10" w:before="0"/>
+              <w:ind w:left="120"/>
+            </w:pPr>
+            <w:r>
+              <w:rPr>
+                <w:rFonts w:ascii="Arial" w:cs="Arial" w:eastAsia="Arial" w:hAnsi="Arial"/>
+                <w:color w:val="595959"/>
+                <w:sz w:val="14"/>
+                <w:szCs w:val="14"/>
+              </w:rPr>
+              <w:t xml:space="preserve">Source: CK-12</w:t>
+            </w:r>
+          </w:p>
+          <w:p>
+            <w:pPr>
+              <w:spacing w:after="10" w:before="0"/>
+              <w:ind w:left="120"/>
+            </w:pPr>
+            <w:hyperlink w:history="1" r:id="rIdvrxitczc2je49gguspgpt">
+              <w:r>
+                <w:rPr>
+                  <w:rFonts w:ascii="Arial" w:cs="Arial" w:eastAsia="Arial" w:hAnsi="Arial"/>
+                  <w:color w:val="595959"/>
+                  <w:sz w:val="14"/>
+                  <w:szCs w:val="14"/>
+                  <w:u w:val="single" w:color="595959"/>
+                </w:rPr>
+                <w:t xml:space="preserve">🔍 Search ARES for similar videos</w:t>
+              </w:r>
+            </w:hyperlink>
+          </w:p>
+          <w:p>
+            <w:pPr>
+              <w:spacing w:after="40" w:before="0"/>
+            </w:pPr>
+            <w:r>
+              <w:rPr>
+                <w:sz w:val="14"/>
+                <w:szCs w:val="14"/>
+              </w:rPr>
+              <w:t xml:space="preserve"/>
+            </w:r>
+          </w:p>
+          <w:p>
+            <w:pPr>
+              <w:spacing w:after="20" w:before="0"/>
+            </w:pPr>
+            <w:r>
+              <w:rPr>
+                <w:rFonts w:ascii="Arial" w:cs="Arial" w:eastAsia="Arial" w:hAnsi="Arial"/>
+                <w:b/>
+                <w:bCs/>
+                <w:color w:val="1F3864"/>
+                <w:sz w:val="16"/>
+                <w:szCs w:val="16"/>
+              </w:rPr>
               <w:t xml:space="preserve">📖 EXERCISE:</w:t>
             </w:r>
           </w:p>
@@ -15533,7 +15839,655 @@
             <w:pPr>
               <w:spacing w:after="20" w:before="0"/>
             </w:pPr>
-            <w:hyperlink w:history="1" r:id="rIdysrxkzkv4h0zkkww3xlqe">
+            <w:hyperlink w:history="1" r:id="rIdcd1tx9zli3ckzo2go6kqw">
+              <w:r>
+                <w:rPr>
+                  <w:rFonts w:ascii="Arial" w:cs="Arial" w:eastAsia="Arial" w:hAnsi="Arial"/>
+                  <w:color w:val="2E75B6"/>
+                  <w:sz w:val="16"/>
+                  <w:szCs w:val="16"/>
+                  <w:u w:val="single" w:color="2E75B6"/>
+                </w:rPr>
+                <w:t xml:space="preserve">Use Square Roots to Solve Quadratic Equations Practice</w:t>
+              </w:r>
+            </w:hyperlink>
+          </w:p>
+          <w:p>
+            <w:pPr>
+              <w:spacing w:after="10" w:before="0"/>
+              <w:ind w:left="120"/>
+            </w:pPr>
+            <w:r>
+              <w:rPr>
+                <w:rFonts w:ascii="Arial" w:cs="Arial" w:eastAsia="Arial" w:hAnsi="Arial"/>
+                <w:color w:val="595959"/>
+                <w:sz w:val="14"/>
+                <w:szCs w:val="14"/>
+              </w:rPr>
+              <w:t xml:space="preserve">Source: CK-12</w:t>
+            </w:r>
+          </w:p>
+          <w:p>
+            <w:pPr>
+              <w:spacing w:after="10" w:before="0"/>
+              <w:ind w:left="120"/>
+            </w:pPr>
+            <w:hyperlink w:history="1" r:id="rId2phq521edyr6oczligao5">
+              <w:r>
+                <w:rPr>
+                  <w:rFonts w:ascii="Arial" w:cs="Arial" w:eastAsia="Arial" w:hAnsi="Arial"/>
+                  <w:color w:val="595959"/>
+                  <w:sz w:val="14"/>
+                  <w:szCs w:val="14"/>
+                  <w:u w:val="single" w:color="595959"/>
+                </w:rPr>
+                <w:t xml:space="preserve">🔍 Search ARES for similar readings</w:t>
+              </w:r>
+            </w:hyperlink>
+          </w:p>
+        </w:tc>
+        <w:tc>
+          <w:tcPr>
+            <w:tcW w:type="dxa" w:w="3040"/>
+            <w:shd w:fill="FFFFFF" w:color="auto" w:val="clear"/>
+            <w:tcMar>
+              <w:top w:type="dxa" w:w="60"/>
+              <w:left w:type="dxa" w:w="120"/>
+              <w:bottom w:type="dxa" w:w="60"/>
+              <w:right w:type="dxa" w:w="120"/>
+            </w:tcMar>
+            <w:vAlign w:val="top"/>
+          </w:tcPr>
+          <w:p>
+            <w:pPr>
+              <w:spacing w:after="40" w:before="0"/>
+              <w:jc w:val="left"/>
+            </w:pPr>
+            <w:r>
+              <w:rPr>
+                <w:rFonts w:ascii="Arial" w:cs="Arial" w:eastAsia="Arial" w:hAnsi="Arial"/>
+                <w:b w:val="false"/>
+                <w:bCs w:val="false"/>
+                <w:i w:val="false"/>
+                <w:iCs w:val="false"/>
+                <w:color w:val="000000"/>
+                <w:sz w:val="18"/>
+                <w:szCs w:val="18"/>
+              </w:rPr>
+              <w:t xml:space="preserve">Learners work through two structured evidence-gathering tasks in pairs, recording every step in their exercise books.</w:t>
+            </w:r>
+          </w:p>
+          <w:p>
+            <w:pPr>
+              <w:spacing w:after="40" w:before="0"/>
+              <w:jc w:val="left"/>
+            </w:pPr>
+            <w:r>
+              <w:rPr>
+                <w:rFonts w:ascii="Arial" w:cs="Arial" w:eastAsia="Arial" w:hAnsi="Arial"/>
+                <w:b w:val="false"/>
+                <w:bCs w:val="false"/>
+                <w:i w:val="false"/>
+                <w:iCs w:val="false"/>
+                <w:color w:val="000000"/>
+                <w:sz w:val="18"/>
+                <w:szCs w:val="18"/>
+              </w:rPr>
+              <w:t xml:space="preserve"/>
+            </w:r>
+          </w:p>
+          <w:p>
+            <w:pPr>
+              <w:spacing w:after="40" w:before="0"/>
+              <w:jc w:val="left"/>
+            </w:pPr>
+            <w:r>
+              <w:rPr>
+                <w:rFonts w:ascii="Arial" w:cs="Arial" w:eastAsia="Arial" w:hAnsi="Arial"/>
+                <w:b w:val="false"/>
+                <w:bCs w:val="false"/>
+                <w:i w:val="false"/>
+                <w:iCs w:val="false"/>
+                <w:color w:val="000000"/>
+                <w:sz w:val="18"/>
+                <w:szCs w:val="18"/>
+              </w:rPr>
+              <w:t xml:space="preserve">TASK A — Achieng's Chair Equation:</w:t>
+            </w:r>
+          </w:p>
+          <w:p>
+            <w:pPr>
+              <w:spacing w:after="40" w:before="0"/>
+              <w:jc w:val="left"/>
+            </w:pPr>
+            <w:r>
+              <w:rPr>
+                <w:rFonts w:ascii="Arial" w:cs="Arial" w:eastAsia="Arial" w:hAnsi="Arial"/>
+                <w:b w:val="false"/>
+                <w:bCs w:val="false"/>
+                <w:i w:val="false"/>
+                <w:iCs w:val="false"/>
+                <w:color w:val="000000"/>
+                <w:sz w:val="18"/>
+                <w:szCs w:val="18"/>
+              </w:rPr>
+              <w:t xml:space="preserve">Pairs receive (or copy from the board) the equation x² + 7x − 120 = 0 with a step scaffold:</w:t>
+            </w:r>
+          </w:p>
+          <w:p>
+            <w:pPr>
+              <w:spacing w:after="40" w:before="0"/>
+              <w:jc w:val="left"/>
+            </w:pPr>
+            <w:r>
+              <w:rPr>
+                <w:rFonts w:ascii="Arial" w:cs="Arial" w:eastAsia="Arial" w:hAnsi="Arial"/>
+                <w:b w:val="false"/>
+                <w:bCs w:val="false"/>
+                <w:i w:val="false"/>
+                <w:iCs w:val="false"/>
+                <w:color w:val="000000"/>
+                <w:sz w:val="18"/>
+                <w:szCs w:val="18"/>
+              </w:rPr>
+              <w:t xml:space="preserve">Step 1 — Confirm standard form (ax² + bx + c = 0). Identify a, b, c.</w:t>
+            </w:r>
+          </w:p>
+          <w:p>
+            <w:pPr>
+              <w:spacing w:after="40" w:before="0"/>
+              <w:jc w:val="left"/>
+            </w:pPr>
+            <w:r>
+              <w:rPr>
+                <w:rFonts w:ascii="Arial" w:cs="Arial" w:eastAsia="Arial" w:hAnsi="Arial"/>
+                <w:b w:val="false"/>
+                <w:bCs w:val="false"/>
+                <w:i w:val="false"/>
+                <w:iCs w:val="false"/>
+                <w:color w:val="000000"/>
+                <w:sz w:val="18"/>
+                <w:szCs w:val="18"/>
+              </w:rPr>
+              <w:t xml:space="preserve">Step 2 — Find two numbers whose product = −120 and sum = +7.</w:t>
+            </w:r>
+          </w:p>
+          <w:p>
+            <w:pPr>
+              <w:spacing w:after="40" w:before="0"/>
+              <w:jc w:val="left"/>
+            </w:pPr>
+            <w:r>
+              <w:rPr>
+                <w:rFonts w:ascii="Arial" w:cs="Arial" w:eastAsia="Arial" w:hAnsi="Arial"/>
+                <w:b w:val="false"/>
+                <w:bCs w:val="false"/>
+                <w:i w:val="false"/>
+                <w:iCs w:val="false"/>
+                <w:color w:val="000000"/>
+                <w:sz w:val="18"/>
+                <w:szCs w:val="18"/>
+              </w:rPr>
+              <w:t xml:space="preserve">Step 3 — Rewrite the middle term and factorise by grouping.</w:t>
+            </w:r>
+          </w:p>
+          <w:p>
+            <w:pPr>
+              <w:spacing w:after="40" w:before="0"/>
+              <w:jc w:val="left"/>
+            </w:pPr>
+            <w:r>
+              <w:rPr>
+                <w:rFonts w:ascii="Arial" w:cs="Arial" w:eastAsia="Arial" w:hAnsi="Arial"/>
+                <w:b w:val="false"/>
+                <w:bCs w:val="false"/>
+                <w:i w:val="false"/>
+                <w:iCs w:val="false"/>
+                <w:color w:val="000000"/>
+                <w:sz w:val="18"/>
+                <w:szCs w:val="18"/>
+              </w:rPr>
+              <w:t xml:space="preserve">Step 4 — Write the factorised form: (x + 15)(x − 8) = 0.</w:t>
+            </w:r>
+          </w:p>
+          <w:p>
+            <w:pPr>
+              <w:spacing w:after="40" w:before="0"/>
+              <w:jc w:val="left"/>
+            </w:pPr>
+            <w:r>
+              <w:rPr>
+                <w:rFonts w:ascii="Arial" w:cs="Arial" w:eastAsia="Arial" w:hAnsi="Arial"/>
+                <w:b w:val="false"/>
+                <w:bCs w:val="false"/>
+                <w:i w:val="false"/>
+                <w:iCs w:val="false"/>
+                <w:color w:val="000000"/>
+                <w:sz w:val="18"/>
+                <w:szCs w:val="18"/>
+              </w:rPr>
+              <w:t xml:space="preserve">Step 5 — Apply the Zero Product Property: state 'If A × B = 0, then A = 0 or B = 0.'</w:t>
+            </w:r>
+          </w:p>
+          <w:p>
+            <w:pPr>
+              <w:spacing w:after="40" w:before="0"/>
+              <w:jc w:val="left"/>
+            </w:pPr>
+            <w:r>
+              <w:rPr>
+                <w:rFonts w:ascii="Arial" w:cs="Arial" w:eastAsia="Arial" w:hAnsi="Arial"/>
+                <w:b w:val="false"/>
+                <w:bCs w:val="false"/>
+                <w:i w:val="false"/>
+                <w:iCs w:val="false"/>
+                <w:color w:val="000000"/>
+                <w:sz w:val="18"/>
+                <w:szCs w:val="18"/>
+              </w:rPr>
+              <w:t xml:space="preserve">Step 6 — Solve each factor: x + 15 = 0 → x = −15; x − 8 = 0 → x = 8.</w:t>
+            </w:r>
+          </w:p>
+          <w:p>
+            <w:pPr>
+              <w:spacing w:after="40" w:before="0"/>
+              <w:jc w:val="left"/>
+            </w:pPr>
+            <w:r>
+              <w:rPr>
+                <w:rFonts w:ascii="Arial" w:cs="Arial" w:eastAsia="Arial" w:hAnsi="Arial"/>
+                <w:b w:val="false"/>
+                <w:bCs w:val="false"/>
+                <w:i w:val="false"/>
+                <w:iCs w:val="false"/>
+                <w:color w:val="000000"/>
+                <w:sz w:val="18"/>
+                <w:szCs w:val="18"/>
+              </w:rPr>
+              <w:t xml:space="preserve">Step 7 — Write both solutions and circle them.</w:t>
+            </w:r>
+          </w:p>
+          <w:p>
+            <w:pPr>
+              <w:spacing w:after="40" w:before="0"/>
+              <w:jc w:val="left"/>
+            </w:pPr>
+            <w:r>
+              <w:rPr>
+                <w:rFonts w:ascii="Arial" w:cs="Arial" w:eastAsia="Arial" w:hAnsi="Arial"/>
+                <w:b w:val="false"/>
+                <w:bCs w:val="false"/>
+                <w:i w:val="false"/>
+                <w:iCs w:val="false"/>
+                <w:color w:val="000000"/>
+                <w:sz w:val="18"/>
+                <w:szCs w:val="18"/>
+              </w:rPr>
+              <w:t xml:space="preserve"/>
+            </w:r>
+          </w:p>
+          <w:p>
+            <w:pPr>
+              <w:spacing w:after="40" w:before="0"/>
+              <w:jc w:val="left"/>
+            </w:pPr>
+            <w:r>
+              <w:rPr>
+                <w:rFonts w:ascii="Arial" w:cs="Arial" w:eastAsia="Arial" w:hAnsi="Arial"/>
+                <w:b w:val="false"/>
+                <w:bCs w:val="false"/>
+                <w:i w:val="false"/>
+                <w:iCs w:val="false"/>
+                <w:color w:val="000000"/>
+                <w:sz w:val="18"/>
+                <w:szCs w:val="18"/>
+              </w:rPr>
+              <w:t xml:space="preserve">TASK B — Farm-Fencing Problem from Kericho:</w:t>
+            </w:r>
+          </w:p>
+          <w:p>
+            <w:pPr>
+              <w:spacing w:after="40" w:before="0"/>
+              <w:jc w:val="left"/>
+            </w:pPr>
+            <w:r>
+              <w:rPr>
+                <w:rFonts w:ascii="Arial" w:cs="Arial" w:eastAsia="Arial" w:hAnsi="Arial"/>
+                <w:b w:val="false"/>
+                <w:bCs w:val="false"/>
+                <w:i w:val="false"/>
+                <w:iCs w:val="false"/>
+                <w:color w:val="000000"/>
+                <w:sz w:val="18"/>
+                <w:szCs w:val="18"/>
+              </w:rPr>
+              <w:t xml:space="preserve">'A farmer in Kericho wants to fence a rectangular plot. The length exceeds the width by 5 metres, and the area of the plot is 84 m². Find the dimensions of the plot.'</w:t>
+            </w:r>
+          </w:p>
+          <w:p>
+            <w:pPr>
+              <w:spacing w:after="40" w:before="0"/>
+              <w:jc w:val="left"/>
+            </w:pPr>
+            <w:r>
+              <w:rPr>
+                <w:rFonts w:ascii="Arial" w:cs="Arial" w:eastAsia="Arial" w:hAnsi="Arial"/>
+                <w:b w:val="false"/>
+                <w:bCs w:val="false"/>
+                <w:i w:val="false"/>
+                <w:iCs w:val="false"/>
+                <w:color w:val="000000"/>
+                <w:sz w:val="18"/>
+                <w:szCs w:val="18"/>
+              </w:rPr>
+              <w:t xml:space="preserve">Pairs must: (i) define a variable, (ii) form the quadratic equation, (iii) rearrange to standard form, (iv) solve by factorisation, (v) write both roots, (vi) note both roots on their work.</w:t>
+            </w:r>
+          </w:p>
+          <w:p>
+            <w:pPr>
+              <w:spacing w:after="40" w:before="0"/>
+              <w:jc w:val="left"/>
+            </w:pPr>
+            <w:r>
+              <w:rPr>
+                <w:rFonts w:ascii="Arial" w:cs="Arial" w:eastAsia="Arial" w:hAnsi="Arial"/>
+                <w:b w:val="false"/>
+                <w:bCs w:val="false"/>
+                <w:i w:val="false"/>
+                <w:iCs w:val="false"/>
+                <w:color w:val="000000"/>
+                <w:sz w:val="18"/>
+                <w:szCs w:val="18"/>
+              </w:rPr>
+              <w:t xml:space="preserve"/>
+            </w:r>
+          </w:p>
+          <w:p>
+            <w:pPr>
+              <w:spacing w:after="40" w:before="0"/>
+              <w:jc w:val="left"/>
+            </w:pPr>
+            <w:r>
+              <w:rPr>
+                <w:rFonts w:ascii="Arial" w:cs="Arial" w:eastAsia="Arial" w:hAnsi="Arial"/>
+                <w:b w:val="false"/>
+                <w:bCs w:val="false"/>
+                <w:i w:val="false"/>
+                <w:iCs w:val="false"/>
+                <w:color w:val="000000"/>
+                <w:sz w:val="18"/>
+                <w:szCs w:val="18"/>
+              </w:rPr>
+              <w:t xml:space="preserve">Both tasks completed individually in pairs; exercise books remain open on the desk.</w:t>
+            </w:r>
+          </w:p>
+        </w:tc>
+        <w:tc>
+          <w:tcPr>
+            <w:tcW w:type="dxa" w:w="3040"/>
+            <w:shd w:fill="F2F2F2" w:color="auto" w:val="clear"/>
+            <w:tcMar>
+              <w:top w:type="dxa" w:w="60"/>
+              <w:left w:type="dxa" w:w="120"/>
+              <w:bottom w:type="dxa" w:w="60"/>
+              <w:right w:type="dxa" w:w="120"/>
+            </w:tcMar>
+            <w:vAlign w:val="top"/>
+          </w:tcPr>
+          <w:p>
+            <w:pPr>
+              <w:spacing w:after="40" w:before="0"/>
+              <w:jc w:val="left"/>
+            </w:pPr>
+            <w:r>
+              <w:rPr>
+                <w:rFonts w:ascii="Arial" w:cs="Arial" w:eastAsia="Arial" w:hAnsi="Arial"/>
+                <w:b w:val="false"/>
+                <w:bCs w:val="false"/>
+                <w:i w:val="false"/>
+                <w:iCs w:val="false"/>
+                <w:color w:val="000000"/>
+                <w:sz w:val="18"/>
+                <w:szCs w:val="18"/>
+              </w:rPr>
+              <w:t xml:space="preserve">Distribute or display the step scaffold for Task A. Say: 'Work in your pairs. I want every single step written — do not skip. You have 12 minutes.' Circulate actively. After 4 minutes, pause the class: 'Raise your hand if you have found two numbers whose product is −120 and sum is +7. Good — keep going.' (This is a temperature check, not a cold-call.) After 12 minutes, cold-call 2 different pairs to write their Step 6 on the board simultaneously — one on the left half, one on the right half — without talking. Say: 'Everyone compare your Step 6 with what you see on both sides. Are they the same? Different? Why?' (WAIT TIME: 10 seconds.) Address any discrepancy immediately.</w:t>
+            </w:r>
+          </w:p>
+          <w:p>
+            <w:pPr>
+              <w:spacing w:after="40" w:before="0"/>
+              <w:jc w:val="left"/>
+            </w:pPr>
+            <w:r>
+              <w:rPr>
+                <w:rFonts w:ascii="Arial" w:cs="Arial" w:eastAsia="Arial" w:hAnsi="Arial"/>
+                <w:b w:val="false"/>
+                <w:bCs w:val="false"/>
+                <w:i w:val="false"/>
+                <w:iCs w:val="false"/>
+                <w:color w:val="000000"/>
+                <w:sz w:val="18"/>
+                <w:szCs w:val="18"/>
+              </w:rPr>
+              <w:t xml:space="preserve"/>
+            </w:r>
+          </w:p>
+          <w:p>
+            <w:pPr>
+              <w:spacing w:after="40" w:before="0"/>
+              <w:jc w:val="left"/>
+            </w:pPr>
+            <w:r>
+              <w:rPr>
+                <w:rFonts w:ascii="Arial" w:cs="Arial" w:eastAsia="Arial" w:hAnsi="Arial"/>
+                <w:b w:val="false"/>
+                <w:bCs w:val="false"/>
+                <w:i w:val="false"/>
+                <w:iCs w:val="false"/>
+                <w:color w:val="000000"/>
+                <w:sz w:val="18"/>
+                <w:szCs w:val="18"/>
+              </w:rPr>
+              <w:t xml:space="preserve">Transition to Task B: 'Now let us apply the same process to a farm in Kericho. This time I am not giving you the equation — you must form it first.' Read the problem aloud twice. Say: 'Before you write any algebra, tell your partner what the unknown is.' (WAIT TIME: 10 seconds.) Cold-call 1 pair: 'Auma and Mwangi — what is your unknown?' Confirm or redirect. Allow 10 minutes for Task B. Circulate and note pairs who are struggling to form the equation versus those struggling to factorise — these are different misconceptions requiring different interventions.</w:t>
+            </w:r>
+          </w:p>
+        </w:tc>
+        <w:tc>
+          <w:tcPr>
+            <w:tcW w:type="dxa" w:w="3040"/>
+            <w:shd w:fill="FFFFFF" w:color="auto" w:val="clear"/>
+            <w:tcMar>
+              <w:top w:type="dxa" w:w="60"/>
+              <w:left w:type="dxa" w:w="120"/>
+              <w:bottom w:type="dxa" w:w="60"/>
+              <w:right w:type="dxa" w:w="120"/>
+            </w:tcMar>
+            <w:vAlign w:val="top"/>
+          </w:tcPr>
+          <w:p>
+            <w:pPr>
+              <w:spacing w:after="40" w:before="0"/>
+              <w:jc w:val="left"/>
+            </w:pPr>
+            <w:r>
+              <w:rPr>
+                <w:rFonts w:ascii="Arial" w:cs="Arial" w:eastAsia="Arial" w:hAnsi="Arial"/>
+                <w:b w:val="false"/>
+                <w:bCs w:val="false"/>
+                <w:i w:val="false"/>
+                <w:iCs w:val="false"/>
+                <w:color w:val="000000"/>
+                <w:sz w:val="18"/>
+                <w:szCs w:val="18"/>
+              </w:rPr>
+              <w:t xml:space="preserve">Worked-example pair practice with a visible step scaffold (cognitive apprenticeship). The two-task sequence moves from a given equation (Task A) to a problem requiring equation formation (Task B), deliberately building transferability. Simultaneous board work by two pairs externalises thinking and creates a natural comparison opportunity.</w:t>
+            </w:r>
+          </w:p>
+        </w:tc>
+        <w:tc>
+          <w:tcPr>
+            <w:tcW w:type="dxa" w:w="3040"/>
+            <w:shd w:fill="F2F2F2" w:color="auto" w:val="clear"/>
+            <w:tcMar>
+              <w:top w:type="dxa" w:w="60"/>
+              <w:left w:type="dxa" w:w="120"/>
+              <w:bottom w:type="dxa" w:w="60"/>
+              <w:right w:type="dxa" w:w="120"/>
+            </w:tcMar>
+            <w:vAlign w:val="top"/>
+          </w:tcPr>
+          <w:p>
+            <w:pPr>
+              <w:spacing w:after="40" w:before="0"/>
+              <w:jc w:val="left"/>
+            </w:pPr>
+            <w:r>
+              <w:rPr>
+                <w:rFonts w:ascii="Arial" w:cs="Arial" w:eastAsia="Arial" w:hAnsi="Arial"/>
+                <w:b w:val="false"/>
+                <w:bCs w:val="false"/>
+                <w:i w:val="false"/>
+                <w:iCs w:val="false"/>
+                <w:color w:val="000000"/>
+                <w:sz w:val="18"/>
+                <w:szCs w:val="18"/>
+              </w:rPr>
+              <w:t xml:space="preserve">Observable indicators: (1) In Task A, Step 5 — can the learner write the Zero Product Property in their own words before applying it? (2) In Task B — does the learner define a variable before writing the equation? (3) Do learners record BOTH roots even when one is negative? Red flag: learners who stop after finding x = 8 in Task A without finding x = −15. This is the primary misconception the Explain phase must address.</w:t>
+            </w:r>
+          </w:p>
+        </w:tc>
+      </w:tr>
+      <w:tr>
+        <w:tc>
+          <w:tcPr>
+            <w:tcW w:type="dxa" w:w="1520"/>
+            <w:shd w:fill="E2EFDA" w:color="auto" w:val="clear"/>
+            <w:tcMar>
+              <w:top w:type="dxa" w:w="60"/>
+              <w:left w:type="dxa" w:w="120"/>
+              <w:bottom w:type="dxa" w:w="60"/>
+              <w:right w:type="dxa" w:w="120"/>
+            </w:tcMar>
+            <w:vAlign w:val="top"/>
+          </w:tcPr>
+          <w:p>
+            <w:pPr>
+              <w:spacing w:after="40" w:before="0"/>
+              <w:jc w:val="left"/>
+            </w:pPr>
+            <w:r>
+              <w:rPr>
+                <w:rFonts w:ascii="Arial" w:cs="Arial" w:eastAsia="Arial" w:hAnsi="Arial"/>
+                <w:b/>
+                <w:bCs/>
+                <w:i w:val="false"/>
+                <w:iCs w:val="false"/>
+                <w:color w:val="000000"/>
+                <w:sz w:val="18"/>
+                <w:szCs w:val="18"/>
+              </w:rPr>
+              <w:t xml:space="preserve">Explain Phase</w:t>
+            </w:r>
+          </w:p>
+          <w:p>
+            <w:pPr>
+              <w:spacing w:after="20" w:before="0"/>
+            </w:pPr>
+            <w:r>
+              <w:rPr>
+                <w:rFonts w:ascii="Arial" w:cs="Arial" w:eastAsia="Arial" w:hAnsi="Arial"/>
+                <w:b/>
+                <w:bCs/>
+                <w:color w:val="1F3864"/>
+                <w:sz w:val="16"/>
+                <w:szCs w:val="16"/>
+              </w:rPr>
+              <w:t xml:space="preserve">📹 VIDEO:</w:t>
+            </w:r>
+          </w:p>
+          <w:p>
+            <w:pPr>
+              <w:spacing w:after="20" w:before="0"/>
+            </w:pPr>
+            <w:hyperlink w:history="1" r:id="rIdfkfwces8ljagr6-aseie-">
+              <w:r>
+                <w:rPr>
+                  <w:rFonts w:ascii="Arial" w:cs="Arial" w:eastAsia="Arial" w:hAnsi="Arial"/>
+                  <w:color w:val="2E75B6"/>
+                  <w:sz w:val="16"/>
+                  <w:szCs w:val="16"/>
+                  <w:u w:val="single" w:color="2E75B6"/>
+                </w:rPr>
+                <w:t xml:space="preserve">Strategy in solving quadratic equations</w:t>
+              </w:r>
+            </w:hyperlink>
+          </w:p>
+          <w:p>
+            <w:pPr>
+              <w:spacing w:after="10" w:before="0"/>
+              <w:ind w:left="120"/>
+            </w:pPr>
+            <w:r>
+              <w:rPr>
+                <w:rFonts w:ascii="Arial" w:cs="Arial" w:eastAsia="Arial" w:hAnsi="Arial"/>
+                <w:color w:val="595959"/>
+                <w:sz w:val="14"/>
+                <w:szCs w:val="14"/>
+              </w:rPr>
+              <w:t xml:space="preserve">Source: Khan Academy (English - US curriculum)</w:t>
+            </w:r>
+          </w:p>
+          <w:p>
+            <w:pPr>
+              <w:spacing w:after="10" w:before="0"/>
+              <w:ind w:left="120"/>
+            </w:pPr>
+            <w:hyperlink w:history="1" r:id="rIdixxa21gjxxftn9-yktdwb">
+              <w:r>
+                <w:rPr>
+                  <w:rFonts w:ascii="Arial" w:cs="Arial" w:eastAsia="Arial" w:hAnsi="Arial"/>
+                  <w:color w:val="595959"/>
+                  <w:sz w:val="14"/>
+                  <w:szCs w:val="14"/>
+                  <w:u w:val="single" w:color="595959"/>
+                </w:rPr>
+                <w:t xml:space="preserve">🔍 Search ARES for similar videos</w:t>
+              </w:r>
+            </w:hyperlink>
+          </w:p>
+          <w:p>
+            <w:pPr>
+              <w:spacing w:after="40" w:before="0"/>
+            </w:pPr>
+            <w:r>
+              <w:rPr>
+                <w:sz w:val="14"/>
+                <w:szCs w:val="14"/>
+              </w:rPr>
+              <w:t xml:space="preserve"/>
+            </w:r>
+          </w:p>
+          <w:p>
+            <w:pPr>
+              <w:spacing w:after="20" w:before="0"/>
+            </w:pPr>
+            <w:r>
+              <w:rPr>
+                <w:rFonts w:ascii="Arial" w:cs="Arial" w:eastAsia="Arial" w:hAnsi="Arial"/>
+                <w:b/>
+                <w:bCs/>
+                <w:color w:val="1F3864"/>
+                <w:sz w:val="16"/>
+                <w:szCs w:val="16"/>
+              </w:rPr>
+              <w:t xml:space="preserve">📖 EXERCISE:</w:t>
+            </w:r>
+          </w:p>
+          <w:p>
+            <w:pPr>
+              <w:spacing w:after="20" w:before="0"/>
+            </w:pPr>
+            <w:hyperlink w:history="1" r:id="rIdi9nbjrgcc5l1u6ly-jvm0">
               <w:r>
                 <w:rPr>
                   <w:rFonts w:ascii="Arial" w:cs="Arial" w:eastAsia="Arial" w:hAnsi="Arial"/>
@@ -15566,7 +16520,7 @@
               <w:spacing w:after="10" w:before="0"/>
               <w:ind w:left="120"/>
             </w:pPr>
-            <w:hyperlink w:history="1" r:id="rIduhhb5bfwhsw86d9vcl_rq">
+            <w:hyperlink w:history="1" r:id="rId8p1xukvtkkn4mz95ei1m5">
               <w:r>
                 <w:rPr>
                   <w:rFonts w:ascii="Arial" w:cs="Arial" w:eastAsia="Arial" w:hAnsi="Arial"/>
@@ -15608,7 +16562,140 @@
                 <w:sz w:val="18"/>
                 <w:szCs w:val="18"/>
               </w:rPr>
-              <w:t xml:space="preserve">Learners are shown the equation x² + 7x − 120 = 0 on the board (Achieng's chair equation derived in Lesson 4) alongside the prompt: 'Without solving, predict — how many values of x do you think will satisfy this equation? Write your prediction and one sentence of reasoning in your exercise book.' Learners work individually for 3 minutes, then share with a shoulder partner for 2 minutes. A 'show-of-fingers' poll (1 finger = one solution, 2 fingers = two solutions, 3 fingers = more than two) is conducted with eyes closed to reduce social pressure. Predictions are recorded on a sticky-note wall or a section of the board labelled 'Our Predictions' so they can be revisited after solving.</w:t>
+              <w:t xml:space="preserve">The class transitions to a whole-group sensemaking discussion facilitated by the teacher. Three anchor questions are displayed on the board:</w:t>
+            </w:r>
+          </w:p>
+          <w:p>
+            <w:pPr>
+              <w:spacing w:after="40" w:before="0"/>
+              <w:jc w:val="left"/>
+            </w:pPr>
+            <w:r>
+              <w:rPr>
+                <w:rFonts w:ascii="Arial" w:cs="Arial" w:eastAsia="Arial" w:hAnsi="Arial"/>
+                <w:b w:val="false"/>
+                <w:bCs w:val="false"/>
+                <w:i w:val="false"/>
+                <w:iCs w:val="false"/>
+                <w:color w:val="000000"/>
+                <w:sz w:val="18"/>
+                <w:szCs w:val="18"/>
+              </w:rPr>
+              <w:t xml:space="preserve">(Q1) 'We got x = 8 and x = −15 for Achieng's chairs. Can BOTH be the number of rows? Which do we use? Why?'</w:t>
+            </w:r>
+          </w:p>
+          <w:p>
+            <w:pPr>
+              <w:spacing w:after="40" w:before="0"/>
+              <w:jc w:val="left"/>
+            </w:pPr>
+            <w:r>
+              <w:rPr>
+                <w:rFonts w:ascii="Arial" w:cs="Arial" w:eastAsia="Arial" w:hAnsi="Arial"/>
+                <w:b w:val="false"/>
+                <w:bCs w:val="false"/>
+                <w:i w:val="false"/>
+                <w:iCs w:val="false"/>
+                <w:color w:val="000000"/>
+                <w:sz w:val="18"/>
+                <w:szCs w:val="18"/>
+              </w:rPr>
+              <w:t xml:space="preserve">(Q2) 'For the Kericho farm, what were your two roots? Can both be lengths of a field? Why or why not?'</w:t>
+            </w:r>
+          </w:p>
+          <w:p>
+            <w:pPr>
+              <w:spacing w:after="40" w:before="0"/>
+              <w:jc w:val="left"/>
+            </w:pPr>
+            <w:r>
+              <w:rPr>
+                <w:rFonts w:ascii="Arial" w:cs="Arial" w:eastAsia="Arial" w:hAnsi="Arial"/>
+                <w:b w:val="false"/>
+                <w:bCs w:val="false"/>
+                <w:i w:val="false"/>
+                <w:iCs w:val="false"/>
+                <w:color w:val="000000"/>
+                <w:sz w:val="18"/>
+                <w:szCs w:val="18"/>
+              </w:rPr>
+              <w:t xml:space="preserve">(Q3) 'Mathematically, both roots are valid solutions to the equation. Why does context force us to reject one?'</w:t>
+            </w:r>
+          </w:p>
+          <w:p>
+            <w:pPr>
+              <w:spacing w:after="40" w:before="0"/>
+              <w:jc w:val="left"/>
+            </w:pPr>
+            <w:r>
+              <w:rPr>
+                <w:rFonts w:ascii="Arial" w:cs="Arial" w:eastAsia="Arial" w:hAnsi="Arial"/>
+                <w:b w:val="false"/>
+                <w:bCs w:val="false"/>
+                <w:i w:val="false"/>
+                <w:iCs w:val="false"/>
+                <w:color w:val="000000"/>
+                <w:sz w:val="18"/>
+                <w:szCs w:val="18"/>
+              </w:rPr>
+              <w:t xml:space="preserve"/>
+            </w:r>
+          </w:p>
+          <w:p>
+            <w:pPr>
+              <w:spacing w:after="40" w:before="0"/>
+              <w:jc w:val="left"/>
+            </w:pPr>
+            <w:r>
+              <w:rPr>
+                <w:rFonts w:ascii="Arial" w:cs="Arial" w:eastAsia="Arial" w:hAnsi="Arial"/>
+                <w:b w:val="false"/>
+                <w:bCs w:val="false"/>
+                <w:i w:val="false"/>
+                <w:iCs w:val="false"/>
+                <w:color w:val="000000"/>
+                <w:sz w:val="18"/>
+                <w:szCs w:val="18"/>
+              </w:rPr>
+              <w:t xml:space="preserve">Learners first write a response to all three questions individually (3 minutes), then the class discusses. A volunteer scribes the class's agreed answers on the board in a 'Context Check Table' with columns: Equation | Root 1 | Root 2 | Rejected Root | Reason for Rejection | Accepted Answer.</w:t>
+            </w:r>
+          </w:p>
+          <w:p>
+            <w:pPr>
+              <w:spacing w:after="40" w:before="0"/>
+              <w:jc w:val="left"/>
+            </w:pPr>
+            <w:r>
+              <w:rPr>
+                <w:rFonts w:ascii="Arial" w:cs="Arial" w:eastAsia="Arial" w:hAnsi="Arial"/>
+                <w:b w:val="false"/>
+                <w:bCs w:val="false"/>
+                <w:i w:val="false"/>
+                <w:iCs w:val="false"/>
+                <w:color w:val="000000"/>
+                <w:sz w:val="18"/>
+                <w:szCs w:val="18"/>
+              </w:rPr>
+              <w:t xml:space="preserve"/>
+            </w:r>
+          </w:p>
+          <w:p>
+            <w:pPr>
+              <w:spacing w:after="40" w:before="0"/>
+              <w:jc w:val="left"/>
+            </w:pPr>
+            <w:r>
+              <w:rPr>
+                <w:rFonts w:ascii="Arial" w:cs="Arial" w:eastAsia="Arial" w:hAnsi="Arial"/>
+                <w:b w:val="false"/>
+                <w:bCs w:val="false"/>
+                <w:i w:val="false"/>
+                <w:iCs w:val="false"/>
+                <w:color w:val="000000"/>
+                <w:sz w:val="18"/>
+                <w:szCs w:val="18"/>
+              </w:rPr>
+              <w:t xml:space="preserve">Learners copy the completed table into their exercise books. The teacher then connects back to the phenomenon: Achieng now has her answer — 8 rows and 15 columns — and Mr Otieno can confirm the layout. The class counts: 8 × 15 = 120. ✓</w:t>
             </w:r>
           </w:p>
         </w:tc>
@@ -15640,7 +16727,121 @@
                 <w:sz w:val="18"/>
                 <w:szCs w:val="18"/>
               </w:rPr>
-              <w:t xml:space="preserve">Display the equation prominently: 'Here is the equation Achieng wrote for the 120-chair arrangement: x² + 7x − 120 = 0. Before we touch algebra — predict: how many values of x satisfy this?' Allow 3 minutes of silent individual thinking (enforce quiet with a visible timer). After partner sharing, say: 'Eyes closed. Show me with your fingers how many solutions you predict.' Count responses aloud: 'I see mostly twos — interesting. Let's keep that in mind.' Cold-call 3 learners with different predictions: 'Otieno, you said one — tell us your thinking.' (WAIT TIME: 12 seconds.) 'Wanjiru, you said two — what made you say that?' (WAIT TIME: 10 seconds.) 'Kipchoge, you said more than two — explain.' (WAIT TIME: 12 seconds.) Record each reasoning statement verbatim on the board under 'Our Predictions' without evaluating. Say: 'We will test all three ideas today.'</w:t>
+              <w:t xml:space="preserve">Open the discussion: 'We found x = 8 and x = −15 from Achieng's equation. Mathematically, both satisfy the equation. Let us check: if x = −15, the number of rows is −15. Wanjiru, is it possible to have −15 rows of chairs?' (WAIT TIME: 12 seconds, expect laughter/agreement.) 'So we reject x = −15 because…?' Cold-call 3 learners to complete the sentence: 'We reject x = −15 because…' (Cycle through 3 cold-calls with 10-second wait each.)</w:t>
+            </w:r>
+          </w:p>
+          <w:p>
+            <w:pPr>
+              <w:spacing w:after="40" w:before="0"/>
+              <w:jc w:val="left"/>
+            </w:pPr>
+            <w:r>
+              <w:rPr>
+                <w:rFonts w:ascii="Arial" w:cs="Arial" w:eastAsia="Arial" w:hAnsi="Arial"/>
+                <w:b w:val="false"/>
+                <w:bCs w:val="false"/>
+                <w:i w:val="false"/>
+                <w:iCs w:val="false"/>
+                <w:color w:val="000000"/>
+                <w:sz w:val="18"/>
+                <w:szCs w:val="18"/>
+              </w:rPr>
+              <w:t xml:space="preserve"/>
+            </w:r>
+          </w:p>
+          <w:p>
+            <w:pPr>
+              <w:spacing w:after="40" w:before="0"/>
+              <w:jc w:val="left"/>
+            </w:pPr>
+            <w:r>
+              <w:rPr>
+                <w:rFonts w:ascii="Arial" w:cs="Arial" w:eastAsia="Arial" w:hAnsi="Arial"/>
+                <w:b w:val="false"/>
+                <w:bCs w:val="false"/>
+                <w:i w:val="false"/>
+                <w:iCs w:val="false"/>
+                <w:color w:val="000000"/>
+                <w:sz w:val="18"/>
+                <w:szCs w:val="18"/>
+              </w:rPr>
+              <w:t xml:space="preserve">For Q2 (Kericho farm), say: 'What were the two roots your pair found for the farm problem? Kimani — read both roots.' (WAIT TIME: 10 seconds.) Display or write the correct roots (x = 12 and x = −7). Ask: 'Can a field have a width of −7 metres? Naliaka, explain.' (WAIT TIME: 12 seconds.)</w:t>
+            </w:r>
+          </w:p>
+          <w:p>
+            <w:pPr>
+              <w:spacing w:after="40" w:before="0"/>
+              <w:jc w:val="left"/>
+            </w:pPr>
+            <w:r>
+              <w:rPr>
+                <w:rFonts w:ascii="Arial" w:cs="Arial" w:eastAsia="Arial" w:hAnsi="Arial"/>
+                <w:b w:val="false"/>
+                <w:bCs w:val="false"/>
+                <w:i w:val="false"/>
+                <w:iCs w:val="false"/>
+                <w:color w:val="000000"/>
+                <w:sz w:val="18"/>
+                <w:szCs w:val="18"/>
+              </w:rPr>
+              <w:t xml:space="preserve"/>
+            </w:r>
+          </w:p>
+          <w:p>
+            <w:pPr>
+              <w:spacing w:after="40" w:before="0"/>
+              <w:jc w:val="left"/>
+            </w:pPr>
+            <w:r>
+              <w:rPr>
+                <w:rFonts w:ascii="Arial" w:cs="Arial" w:eastAsia="Arial" w:hAnsi="Arial"/>
+                <w:b w:val="false"/>
+                <w:bCs w:val="false"/>
+                <w:i w:val="false"/>
+                <w:iCs w:val="false"/>
+                <w:color w:val="000000"/>
+                <w:sz w:val="18"/>
+                <w:szCs w:val="18"/>
+              </w:rPr>
+              <w:t xml:space="preserve">For Q3, pose to the whole class: 'Here is the big idea — the algebra gave us two valid mathematical answers, but only one valid real-life answer. Why does the mathematics not automatically know which is right?' (WAIT TIME: 15 seconds — extended wait, this is a deep question.) Cold-call 2 learners. Summarise: 'The equation does not know we are talking about chairs or farms. WE must interpret the answer using context. This is what mathematicians — and farmers and event organisers — do.'</w:t>
+            </w:r>
+          </w:p>
+          <w:p>
+            <w:pPr>
+              <w:spacing w:after="40" w:before="0"/>
+              <w:jc w:val="left"/>
+            </w:pPr>
+            <w:r>
+              <w:rPr>
+                <w:rFonts w:ascii="Arial" w:cs="Arial" w:eastAsia="Arial" w:hAnsi="Arial"/>
+                <w:b w:val="false"/>
+                <w:bCs w:val="false"/>
+                <w:i w:val="false"/>
+                <w:iCs w:val="false"/>
+                <w:color w:val="000000"/>
+                <w:sz w:val="18"/>
+                <w:szCs w:val="18"/>
+              </w:rPr>
+              <w:t xml:space="preserve"/>
+            </w:r>
+          </w:p>
+          <w:p>
+            <w:pPr>
+              <w:spacing w:after="40" w:before="0"/>
+              <w:jc w:val="left"/>
+            </w:pPr>
+            <w:r>
+              <w:rPr>
+                <w:rFonts w:ascii="Arial" w:cs="Arial" w:eastAsia="Arial" w:hAnsi="Arial"/>
+                <w:b w:val="false"/>
+                <w:bCs w:val="false"/>
+                <w:i w:val="false"/>
+                <w:iCs w:val="false"/>
+                <w:color w:val="000000"/>
+                <w:sz w:val="18"/>
+                <w:szCs w:val="18"/>
+              </w:rPr>
+              <w:t xml:space="preserve">Guide the volunteer scribe to complete the Context Check Table. Say: 'Copy this table. It is your key sensemaking record for today.'</w:t>
             </w:r>
           </w:p>
         </w:tc>
@@ -15672,7 +16873,7 @@
                 <w:sz w:val="18"/>
                 <w:szCs w:val="18"/>
               </w:rPr>
-              <w:t xml:space="preserve">Prediction with public commitment (fingers poll + recorded reasoning). This activates prior knowledge about equations and creates cognitive dissonance — learners who predict 'one solution' will be productively surprised, deepening encoding of the Zero Product Property when the lesson resolves the tension.</w:t>
+              <w:t xml:space="preserve">Structured Whole-Class Discussion anchored by a Context Check Table (a public record). The three-question sequence escalates from concrete (specific problems) to abstract (why context constrains mathematics), pushing learners toward generalisation. The table externalises reasoning and provides a reference artefact for the DQB update.</w:t>
             </w:r>
           </w:p>
         </w:tc>
@@ -15704,7 +16905,7 @@
                 <w:sz w:val="18"/>
                 <w:szCs w:val="18"/>
               </w:rPr>
-              <w:t xml:space="preserve">Teacher scans exercise books during the 3-minute individual time; looks for evidence that learners are connecting to prior knowledge (e.g., referencing linear equations having one solution, or recalling that a squared term 'does something different'). Finger poll gives an instant class distribution. If more than 60% predict 'one solution', teacher notes this and plans to address it explicitly during the Explain phase.</w:t>
+              <w:t xml:space="preserve">Observable indicators: (1) Can learners articulate the reason for rejection in a complete sentence without prompting? (2) Do learners spontaneously apply the same rejection logic to the farm problem, or does it need to be re-taught? (3) Listen for language: learners should use words like 'negative dimension is impossible', 'length cannot be negative', or 'rows must be a whole positive number'. If the class struggles with Q3, teacher provides a bridging example: 'If I told you 2 × 3 = 6, does the number 6 know whether we are counting mandazi or counting students? No — the interpreter does.'</w:t>
             </w:r>
           </w:p>
         </w:tc>
@@ -15713,32 +16914,32 @@
         <w:tc>
           <w:tcPr>
             <w:tcW w:type="dxa" w:w="1520"/>
-            <w:shd w:fill="D9EEF1" w:color="auto" w:val="clear"/>
-            <w:tcMar>
-              <w:top w:type="dxa" w:w="60"/>
-              <w:left w:type="dxa" w:w="120"/>
-              <w:bottom w:type="dxa" w:w="60"/>
-              <w:right w:type="dxa" w:w="120"/>
-            </w:tcMar>
-            <w:vAlign w:val="top"/>
-          </w:tcPr>
-          <w:p>
-            <w:pPr>
-              <w:spacing w:after="40" w:before="0"/>
-              <w:jc w:val="left"/>
-            </w:pPr>
-            <w:r>
-              <w:rPr>
-                <w:rFonts w:ascii="Arial" w:cs="Arial" w:eastAsia="Arial" w:hAnsi="Arial"/>
-                <w:b/>
-                <w:bCs/>
-                <w:i w:val="false"/>
-                <w:iCs w:val="false"/>
-                <w:color w:val="000000"/>
-                <w:sz w:val="18"/>
-                <w:szCs w:val="18"/>
-              </w:rPr>
-              <w:t xml:space="preserve">Observe Phase</w:t>
+            <w:shd w:fill="FCE4D6" w:color="auto" w:val="clear"/>
+            <w:tcMar>
+              <w:top w:type="dxa" w:w="60"/>
+              <w:left w:type="dxa" w:w="120"/>
+              <w:bottom w:type="dxa" w:w="60"/>
+              <w:right w:type="dxa" w:w="120"/>
+            </w:tcMar>
+            <w:vAlign w:val="top"/>
+          </w:tcPr>
+          <w:p>
+            <w:pPr>
+              <w:spacing w:after="40" w:before="0"/>
+              <w:jc w:val="left"/>
+            </w:pPr>
+            <w:r>
+              <w:rPr>
+                <w:rFonts w:ascii="Arial" w:cs="Arial" w:eastAsia="Arial" w:hAnsi="Arial"/>
+                <w:b/>
+                <w:bCs/>
+                <w:i w:val="false"/>
+                <w:iCs w:val="false"/>
+                <w:color w:val="000000"/>
+                <w:sz w:val="18"/>
+                <w:szCs w:val="18"/>
+              </w:rPr>
+              <w:t xml:space="preserve">Driving Question Board (DQB) Creation</w:t>
             </w:r>
           </w:p>
           <w:p>
@@ -15761,7 +16962,7 @@
             <w:pPr>
               <w:spacing w:after="20" w:before="0"/>
             </w:pPr>
-            <w:hyperlink w:history="1" r:id="rIdta8po9oykuhkvz7iompys">
+            <w:hyperlink w:history="1" r:id="rIdx2dhhl2mqsoc_ix_yhfp8">
               <w:r>
                 <w:rPr>
                   <w:rFonts w:ascii="Arial" w:cs="Arial" w:eastAsia="Arial" w:hAnsi="Arial"/>
@@ -15770,7 +16971,7 @@
                   <w:szCs w:val="16"/>
                   <w:u w:val="single" w:color="2E75B6"/>
                 </w:rPr>
-                <w:t xml:space="preserve">Solving Real-World Problems Using Quadratic Equations: A Sample Application</w:t>
+                <w:t xml:space="preserve">Quadratic equations word problem: triangle dimensions</w:t>
               </w:r>
             </w:hyperlink>
           </w:p>
@@ -15786,7 +16987,7 @@
                 <w:sz w:val="14"/>
                 <w:szCs w:val="14"/>
               </w:rPr>
-              <w:t xml:space="preserve">Source: CK-12</w:t>
+              <w:t xml:space="preserve">Source: Khan Academy (English - US curriculum)</w:t>
             </w:r>
           </w:p>
           <w:p>
@@ -15794,7 +16995,7 @@
               <w:spacing w:after="10" w:before="0"/>
               <w:ind w:left="120"/>
             </w:pPr>
-            <w:hyperlink w:history="1" r:id="rId7ija9sq8svzlgbklkxp-u">
+            <w:hyperlink w:history="1" r:id="rIdtmhljf_cvikxvhd3r9ra5">
               <w:r>
                 <w:rPr>
                   <w:rFonts w:ascii="Arial" w:cs="Arial" w:eastAsia="Arial" w:hAnsi="Arial"/>
@@ -15839,7 +17040,7 @@
             <w:pPr>
               <w:spacing w:after="20" w:before="0"/>
             </w:pPr>
-            <w:hyperlink w:history="1" r:id="rIdjxi4jgqizrzkpub3tmjke">
+            <w:hyperlink w:history="1" r:id="rIdkceabjlfynhi5wdutxltl">
               <w:r>
                 <w:rPr>
                   <w:rFonts w:ascii="Arial" w:cs="Arial" w:eastAsia="Arial" w:hAnsi="Arial"/>
@@ -15872,7 +17073,7 @@
               <w:spacing w:after="10" w:before="0"/>
               <w:ind w:left="120"/>
             </w:pPr>
-            <w:hyperlink w:history="1" r:id="rIdzgra_kuenkdbkfpj-8ris">
+            <w:hyperlink w:history="1" r:id="rIdcz2vgl9yh-yo8s4nhkyop">
               <w:r>
                 <w:rPr>
                   <w:rFonts w:ascii="Arial" w:cs="Arial" w:eastAsia="Arial" w:hAnsi="Arial"/>
@@ -15914,7 +17115,47 @@
                 <w:sz w:val="18"/>
                 <w:szCs w:val="18"/>
               </w:rPr>
-              <w:t xml:space="preserve">Learners work through two structured evidence-gathering tasks in pairs, recording every step in their exercise books.</w:t>
+              <w:t xml:space="preserve">Each learner writes two sticky notes (or two sentences in their exercise book if sticky notes are unavailable):</w:t>
+            </w:r>
+          </w:p>
+          <w:p>
+            <w:pPr>
+              <w:spacing w:after="30" w:before="0"/>
+              <w:ind w:left="360" w:hanging="180"/>
+              <w:jc w:val="left"/>
+            </w:pPr>
+            <w:r>
+              <w:rPr>
+                <w:rFonts w:ascii="Arial" w:cs="Arial" w:eastAsia="Arial" w:hAnsi="Arial"/>
+                <w:b w:val="false"/>
+                <w:bCs w:val="false"/>
+                <w:i w:val="false"/>
+                <w:iCs w:val="false"/>
+                <w:color w:val="000000"/>
+                <w:sz w:val="18"/>
+                <w:szCs w:val="18"/>
+              </w:rPr>
+              <w:t xml:space="preserve">–  GREEN note: 'Something I can now answer about the driving question — How can writing and solving a quadratic equation help us find unknown dimensions, quantities, and arrangements in real-life situations?'</w:t>
+            </w:r>
+          </w:p>
+          <w:p>
+            <w:pPr>
+              <w:spacing w:after="30" w:before="0"/>
+              <w:ind w:left="360" w:hanging="180"/>
+              <w:jc w:val="left"/>
+            </w:pPr>
+            <w:r>
+              <w:rPr>
+                <w:rFonts w:ascii="Arial" w:cs="Arial" w:eastAsia="Arial" w:hAnsi="Arial"/>
+                <w:b w:val="false"/>
+                <w:bCs w:val="false"/>
+                <w:i w:val="false"/>
+                <w:iCs w:val="false"/>
+                <w:color w:val="000000"/>
+                <w:sz w:val="18"/>
+                <w:szCs w:val="18"/>
+              </w:rPr>
+              <w:t xml:space="preserve">–  ORANGE note: 'A new question OR a remaining confusion I still have.'</w:t>
             </w:r>
           </w:p>
           <w:p>
@@ -15952,273 +17193,7 @@
                 <w:sz w:val="18"/>
                 <w:szCs w:val="18"/>
               </w:rPr>
-              <w:t xml:space="preserve">TASK A — Achieng's Chair Equation:</w:t>
-            </w:r>
-          </w:p>
-          <w:p>
-            <w:pPr>
-              <w:spacing w:after="40" w:before="0"/>
-              <w:jc w:val="left"/>
-            </w:pPr>
-            <w:r>
-              <w:rPr>
-                <w:rFonts w:ascii="Arial" w:cs="Arial" w:eastAsia="Arial" w:hAnsi="Arial"/>
-                <w:b w:val="false"/>
-                <w:bCs w:val="false"/>
-                <w:i w:val="false"/>
-                <w:iCs w:val="false"/>
-                <w:color w:val="000000"/>
-                <w:sz w:val="18"/>
-                <w:szCs w:val="18"/>
-              </w:rPr>
-              <w:t xml:space="preserve">Pairs receive (or copy from the board) the equation x² + 7x − 120 = 0 with a step scaffold:</w:t>
-            </w:r>
-          </w:p>
-          <w:p>
-            <w:pPr>
-              <w:spacing w:after="40" w:before="0"/>
-              <w:jc w:val="left"/>
-            </w:pPr>
-            <w:r>
-              <w:rPr>
-                <w:rFonts w:ascii="Arial" w:cs="Arial" w:eastAsia="Arial" w:hAnsi="Arial"/>
-                <w:b w:val="false"/>
-                <w:bCs w:val="false"/>
-                <w:i w:val="false"/>
-                <w:iCs w:val="false"/>
-                <w:color w:val="000000"/>
-                <w:sz w:val="18"/>
-                <w:szCs w:val="18"/>
-              </w:rPr>
-              <w:t xml:space="preserve">Step 1 — Confirm standard form (ax² + bx + c = 0). Identify a, b, c.</w:t>
-            </w:r>
-          </w:p>
-          <w:p>
-            <w:pPr>
-              <w:spacing w:after="40" w:before="0"/>
-              <w:jc w:val="left"/>
-            </w:pPr>
-            <w:r>
-              <w:rPr>
-                <w:rFonts w:ascii="Arial" w:cs="Arial" w:eastAsia="Arial" w:hAnsi="Arial"/>
-                <w:b w:val="false"/>
-                <w:bCs w:val="false"/>
-                <w:i w:val="false"/>
-                <w:iCs w:val="false"/>
-                <w:color w:val="000000"/>
-                <w:sz w:val="18"/>
-                <w:szCs w:val="18"/>
-              </w:rPr>
-              <w:t xml:space="preserve">Step 2 — Find two numbers whose product = −120 and sum = +7.</w:t>
-            </w:r>
-          </w:p>
-          <w:p>
-            <w:pPr>
-              <w:spacing w:after="40" w:before="0"/>
-              <w:jc w:val="left"/>
-            </w:pPr>
-            <w:r>
-              <w:rPr>
-                <w:rFonts w:ascii="Arial" w:cs="Arial" w:eastAsia="Arial" w:hAnsi="Arial"/>
-                <w:b w:val="false"/>
-                <w:bCs w:val="false"/>
-                <w:i w:val="false"/>
-                <w:iCs w:val="false"/>
-                <w:color w:val="000000"/>
-                <w:sz w:val="18"/>
-                <w:szCs w:val="18"/>
-              </w:rPr>
-              <w:t xml:space="preserve">Step 3 — Rewrite the middle term and factorise by grouping.</w:t>
-            </w:r>
-          </w:p>
-          <w:p>
-            <w:pPr>
-              <w:spacing w:after="40" w:before="0"/>
-              <w:jc w:val="left"/>
-            </w:pPr>
-            <w:r>
-              <w:rPr>
-                <w:rFonts w:ascii="Arial" w:cs="Arial" w:eastAsia="Arial" w:hAnsi="Arial"/>
-                <w:b w:val="false"/>
-                <w:bCs w:val="false"/>
-                <w:i w:val="false"/>
-                <w:iCs w:val="false"/>
-                <w:color w:val="000000"/>
-                <w:sz w:val="18"/>
-                <w:szCs w:val="18"/>
-              </w:rPr>
-              <w:t xml:space="preserve">Step 4 — Write the factorised form: (x + 15)(x − 8) = 0.</w:t>
-            </w:r>
-          </w:p>
-          <w:p>
-            <w:pPr>
-              <w:spacing w:after="40" w:before="0"/>
-              <w:jc w:val="left"/>
-            </w:pPr>
-            <w:r>
-              <w:rPr>
-                <w:rFonts w:ascii="Arial" w:cs="Arial" w:eastAsia="Arial" w:hAnsi="Arial"/>
-                <w:b w:val="false"/>
-                <w:bCs w:val="false"/>
-                <w:i w:val="false"/>
-                <w:iCs w:val="false"/>
-                <w:color w:val="000000"/>
-                <w:sz w:val="18"/>
-                <w:szCs w:val="18"/>
-              </w:rPr>
-              <w:t xml:space="preserve">Step 5 — Apply the Zero Product Property: state 'If A × B = 0, then A = 0 or B = 0.'</w:t>
-            </w:r>
-          </w:p>
-          <w:p>
-            <w:pPr>
-              <w:spacing w:after="40" w:before="0"/>
-              <w:jc w:val="left"/>
-            </w:pPr>
-            <w:r>
-              <w:rPr>
-                <w:rFonts w:ascii="Arial" w:cs="Arial" w:eastAsia="Arial" w:hAnsi="Arial"/>
-                <w:b w:val="false"/>
-                <w:bCs w:val="false"/>
-                <w:i w:val="false"/>
-                <w:iCs w:val="false"/>
-                <w:color w:val="000000"/>
-                <w:sz w:val="18"/>
-                <w:szCs w:val="18"/>
-              </w:rPr>
-              <w:t xml:space="preserve">Step 6 — Solve each factor: x + 15 = 0 → x = −15; x − 8 = 0 → x = 8.</w:t>
-            </w:r>
-          </w:p>
-          <w:p>
-            <w:pPr>
-              <w:spacing w:after="40" w:before="0"/>
-              <w:jc w:val="left"/>
-            </w:pPr>
-            <w:r>
-              <w:rPr>
-                <w:rFonts w:ascii="Arial" w:cs="Arial" w:eastAsia="Arial" w:hAnsi="Arial"/>
-                <w:b w:val="false"/>
-                <w:bCs w:val="false"/>
-                <w:i w:val="false"/>
-                <w:iCs w:val="false"/>
-                <w:color w:val="000000"/>
-                <w:sz w:val="18"/>
-                <w:szCs w:val="18"/>
-              </w:rPr>
-              <w:t xml:space="preserve">Step 7 — Write both solutions and circle them.</w:t>
-            </w:r>
-          </w:p>
-          <w:p>
-            <w:pPr>
-              <w:spacing w:after="40" w:before="0"/>
-              <w:jc w:val="left"/>
-            </w:pPr>
-            <w:r>
-              <w:rPr>
-                <w:rFonts w:ascii="Arial" w:cs="Arial" w:eastAsia="Arial" w:hAnsi="Arial"/>
-                <w:b w:val="false"/>
-                <w:bCs w:val="false"/>
-                <w:i w:val="false"/>
-                <w:iCs w:val="false"/>
-                <w:color w:val="000000"/>
-                <w:sz w:val="18"/>
-                <w:szCs w:val="18"/>
-              </w:rPr>
-              <w:t xml:space="preserve"/>
-            </w:r>
-          </w:p>
-          <w:p>
-            <w:pPr>
-              <w:spacing w:after="40" w:before="0"/>
-              <w:jc w:val="left"/>
-            </w:pPr>
-            <w:r>
-              <w:rPr>
-                <w:rFonts w:ascii="Arial" w:cs="Arial" w:eastAsia="Arial" w:hAnsi="Arial"/>
-                <w:b w:val="false"/>
-                <w:bCs w:val="false"/>
-                <w:i w:val="false"/>
-                <w:iCs w:val="false"/>
-                <w:color w:val="000000"/>
-                <w:sz w:val="18"/>
-                <w:szCs w:val="18"/>
-              </w:rPr>
-              <w:t xml:space="preserve">TASK B — Farm-Fencing Problem from Kericho:</w:t>
-            </w:r>
-          </w:p>
-          <w:p>
-            <w:pPr>
-              <w:spacing w:after="40" w:before="0"/>
-              <w:jc w:val="left"/>
-            </w:pPr>
-            <w:r>
-              <w:rPr>
-                <w:rFonts w:ascii="Arial" w:cs="Arial" w:eastAsia="Arial" w:hAnsi="Arial"/>
-                <w:b w:val="false"/>
-                <w:bCs w:val="false"/>
-                <w:i w:val="false"/>
-                <w:iCs w:val="false"/>
-                <w:color w:val="000000"/>
-                <w:sz w:val="18"/>
-                <w:szCs w:val="18"/>
-              </w:rPr>
-              <w:t xml:space="preserve">'A farmer in Kericho wants to fence a rectangular plot. The length exceeds the width by 5 metres, and the area of the plot is 84 m². Find the dimensions of the plot.'</w:t>
-            </w:r>
-          </w:p>
-          <w:p>
-            <w:pPr>
-              <w:spacing w:after="40" w:before="0"/>
-              <w:jc w:val="left"/>
-            </w:pPr>
-            <w:r>
-              <w:rPr>
-                <w:rFonts w:ascii="Arial" w:cs="Arial" w:eastAsia="Arial" w:hAnsi="Arial"/>
-                <w:b w:val="false"/>
-                <w:bCs w:val="false"/>
-                <w:i w:val="false"/>
-                <w:iCs w:val="false"/>
-                <w:color w:val="000000"/>
-                <w:sz w:val="18"/>
-                <w:szCs w:val="18"/>
-              </w:rPr>
-              <w:t xml:space="preserve">Pairs must: (i) define a variable, (ii) form the quadratic equation, (iii) rearrange to standard form, (iv) solve by factorisation, (v) write both roots, (vi) note both roots on their work.</w:t>
-            </w:r>
-          </w:p>
-          <w:p>
-            <w:pPr>
-              <w:spacing w:after="40" w:before="0"/>
-              <w:jc w:val="left"/>
-            </w:pPr>
-            <w:r>
-              <w:rPr>
-                <w:rFonts w:ascii="Arial" w:cs="Arial" w:eastAsia="Arial" w:hAnsi="Arial"/>
-                <w:b w:val="false"/>
-                <w:bCs w:val="false"/>
-                <w:i w:val="false"/>
-                <w:iCs w:val="false"/>
-                <w:color w:val="000000"/>
-                <w:sz w:val="18"/>
-                <w:szCs w:val="18"/>
-              </w:rPr>
-              <w:t xml:space="preserve"/>
-            </w:r>
-          </w:p>
-          <w:p>
-            <w:pPr>
-              <w:spacing w:after="40" w:before="0"/>
-              <w:jc w:val="left"/>
-            </w:pPr>
-            <w:r>
-              <w:rPr>
-                <w:rFonts w:ascii="Arial" w:cs="Arial" w:eastAsia="Arial" w:hAnsi="Arial"/>
-                <w:b w:val="false"/>
-                <w:bCs w:val="false"/>
-                <w:i w:val="false"/>
-                <w:iCs w:val="false"/>
-                <w:color w:val="000000"/>
-                <w:sz w:val="18"/>
-                <w:szCs w:val="18"/>
-              </w:rPr>
-              <w:t xml:space="preserve">Both tasks completed individually in pairs; exercise books remain open on the desk.</w:t>
+              <w:t xml:space="preserve">Learners post their notes on the class DQB (a designated section of the wall or board). The teacher reads 3–4 green notes and 3–4 orange notes aloud to the class. Orange notes that are answered by today's lesson are moved to the 'Answered' column. New orange notes are added to the 'Still Wondering' column. Learners record in their exercise books: 'DQB Update — Lesson 5: [one thing we can now answer] [one thing still open].'</w:t>
             </w:r>
           </w:p>
         </w:tc>
@@ -16250,7 +17225,7 @@
                 <w:sz w:val="18"/>
                 <w:szCs w:val="18"/>
               </w:rPr>
-              <w:t xml:space="preserve">Distribute or display the step scaffold for Task A. Say: 'Work in your pairs. I want every single step written — do not skip. You have 12 minutes.' Circulate actively. After 4 minutes, pause the class: 'Raise your hand if you have found two numbers whose product is −120 and sum is +7. Good — keep going.' (This is a temperature check, not a cold-call.) After 12 minutes, cold-call 2 different pairs to write their Step 6 on the board simultaneously — one on the left half, one on the right half — without talking. Say: 'Everyone compare your Step 6 with what you see on both sides. Are they the same? Different? Why?' (WAIT TIME: 10 seconds.) Address any discrepancy immediately.</w:t>
+              <w:t xml:space="preserve">Say: 'Take two minutes. Write your green note: one thing you can now explain about how quadratic equations help in real life — be specific, use Achieng's chairs or the Kericho farm.' (WAIT TIME: 2 minutes, enforce silence.) 'Now write your orange note: one question you still have, or one thing that still confuses you.' (1 minute.)</w:t>
             </w:r>
           </w:p>
           <w:p>
@@ -16288,7 +17263,45 @@
                 <w:sz w:val="18"/>
                 <w:szCs w:val="18"/>
               </w:rPr>
-              <w:t xml:space="preserve">Transition to Task B: 'Now let us apply the same process to a farm in Kericho. This time I am not giving you the equation — you must form it first.' Read the problem aloud twice. Say: 'Before you write any algebra, tell your partner what the unknown is.' (WAIT TIME: 10 seconds.) Cold-call 1 pair: 'Auma and Mwangi — what is your unknown?' Confirm or redirect. Allow 10 minutes for Task B. Circulate and note pairs who are struggling to form the equation versus those struggling to factorise — these are different misconceptions requiring different interventions.</w:t>
+              <w:t xml:space="preserve">As learners post notes, teacher does a quick scan. Read 3 green notes aloud: 'Listen to what your classmates can now explain.' Read 3 orange notes: 'These are honest questions — the class will answer them in Lessons 6–8.' Point to any orange note that asks about 'what if you cannot factorise?' and say: 'This is a beautiful question — it is exactly what Lesson 6 will address.' Do NOT answer it now — preserve the productive tension.</w:t>
+            </w:r>
+          </w:p>
+          <w:p>
+            <w:pPr>
+              <w:spacing w:after="40" w:before="0"/>
+              <w:jc w:val="left"/>
+            </w:pPr>
+            <w:r>
+              <w:rPr>
+                <w:rFonts w:ascii="Arial" w:cs="Arial" w:eastAsia="Arial" w:hAnsi="Arial"/>
+                <w:b w:val="false"/>
+                <w:bCs w:val="false"/>
+                <w:i w:val="false"/>
+                <w:iCs w:val="false"/>
+                <w:color w:val="000000"/>
+                <w:sz w:val="18"/>
+                <w:szCs w:val="18"/>
+              </w:rPr>
+              <w:t xml:space="preserve"/>
+            </w:r>
+          </w:p>
+          <w:p>
+            <w:pPr>
+              <w:spacing w:after="40" w:before="0"/>
+              <w:jc w:val="left"/>
+            </w:pPr>
+            <w:r>
+              <w:rPr>
+                <w:rFonts w:ascii="Arial" w:cs="Arial" w:eastAsia="Arial" w:hAnsi="Arial"/>
+                <w:b w:val="false"/>
+                <w:bCs w:val="false"/>
+                <w:i w:val="false"/>
+                <w:iCs w:val="false"/>
+                <w:color w:val="000000"/>
+                <w:sz w:val="18"/>
+                <w:szCs w:val="18"/>
+              </w:rPr>
+              <w:t xml:space="preserve">Say: 'The DQB shows our thinking growing. In Lesson 1, we had almost no green notes. Today we have [count them]. This is evidence of your learning.'</w:t>
             </w:r>
           </w:p>
         </w:tc>
@@ -16320,7 +17333,7 @@
                 <w:sz w:val="18"/>
                 <w:szCs w:val="18"/>
               </w:rPr>
-              <w:t xml:space="preserve">Worked-example pair practice with a visible step scaffold (cognitive apprenticeship). The two-task sequence moves from a given equation (Task A) to a problem requiring equation formation (Task B), deliberately building transferability. Simultaneous board work by two pairs externalises thinking and creates a natural comparison opportunity.</w:t>
+              <w:t xml:space="preserve">Public knowledge-tracking via the DQB (a Next Generation Science Education / inquiry learning practice adapted for mathematics). Colour-coding green (can explain) versus orange (still wondering) makes metacognition visible and communal, reinforcing that 'not yet knowing' is a legitimate and valued learning state.</w:t>
             </w:r>
           </w:p>
         </w:tc>
@@ -16352,7 +17365,7 @@
                 <w:sz w:val="18"/>
                 <w:szCs w:val="18"/>
               </w:rPr>
-              <w:t xml:space="preserve">Observable indicators: (1) In Task A, Step 5 — can the learner write the Zero Product Property in their own words before applying it? (2) In Task B — does the learner define a variable before writing the equation? (3) Do learners record BOTH roots even when one is negative? Red flag: learners who stop after finding x = 8 in Task A without finding x = −15. This is the primary misconception the Explain phase must address.</w:t>
+              <w:t xml:space="preserve">Teacher reads all posted notes before the next lesson. Green notes that are vague ('I learned about equations') are flagged — those learners need a targeted follow-up question in Lesson 6. Green notes that reference specific numbers (e.g., '8 rows × 15 columns = 120') show deep contextual understanding. Orange notes revealing confusion about WHY we set the equation to zero (not just HOW) signal a concept gap to address in Lesson 6's opening.</w:t>
             </w:r>
           </w:p>
         </w:tc>
@@ -16361,32 +17374,32 @@
         <w:tc>
           <w:tcPr>
             <w:tcW w:type="dxa" w:w="1520"/>
-            <w:shd w:fill="E2EFDA" w:color="auto" w:val="clear"/>
-            <w:tcMar>
-              <w:top w:type="dxa" w:w="60"/>
-              <w:left w:type="dxa" w:w="120"/>
-              <w:bottom w:type="dxa" w:w="60"/>
-              <w:right w:type="dxa" w:w="120"/>
-            </w:tcMar>
-            <w:vAlign w:val="top"/>
-          </w:tcPr>
-          <w:p>
-            <w:pPr>
-              <w:spacing w:after="40" w:before="0"/>
-              <w:jc w:val="left"/>
-            </w:pPr>
-            <w:r>
-              <w:rPr>
-                <w:rFonts w:ascii="Arial" w:cs="Arial" w:eastAsia="Arial" w:hAnsi="Arial"/>
-                <w:b/>
-                <w:bCs/>
-                <w:i w:val="false"/>
-                <w:iCs w:val="false"/>
-                <w:color w:val="000000"/>
-                <w:sz w:val="18"/>
-                <w:szCs w:val="18"/>
-              </w:rPr>
-              <w:t xml:space="preserve">Explain Phase</w:t>
+            <w:shd w:fill="D5E8F0" w:color="auto" w:val="clear"/>
+            <w:tcMar>
+              <w:top w:type="dxa" w:w="60"/>
+              <w:left w:type="dxa" w:w="120"/>
+              <w:bottom w:type="dxa" w:w="60"/>
+              <w:right w:type="dxa" w:w="120"/>
+            </w:tcMar>
+            <w:vAlign w:val="top"/>
+          </w:tcPr>
+          <w:p>
+            <w:pPr>
+              <w:spacing w:after="40" w:before="0"/>
+              <w:jc w:val="left"/>
+            </w:pPr>
+            <w:r>
+              <w:rPr>
+                <w:rFonts w:ascii="Arial" w:cs="Arial" w:eastAsia="Arial" w:hAnsi="Arial"/>
+                <w:b/>
+                <w:bCs/>
+                <w:i w:val="false"/>
+                <w:iCs w:val="false"/>
+                <w:color w:val="000000"/>
+                <w:sz w:val="18"/>
+                <w:szCs w:val="18"/>
+              </w:rPr>
+              <w:t xml:space="preserve">Model Building Phase</w:t>
             </w:r>
           </w:p>
           <w:p>
@@ -16409,7 +17422,7 @@
             <w:pPr>
               <w:spacing w:after="20" w:before="0"/>
             </w:pPr>
-            <w:hyperlink w:history="1" r:id="rIdwrftagbvb7i-n-2q9jwqc">
+            <w:hyperlink w:history="1" r:id="rId32dy5-adbum28e22o_dvx">
               <w:r>
                 <w:rPr>
                   <w:rFonts w:ascii="Arial" w:cs="Arial" w:eastAsia="Arial" w:hAnsi="Arial"/>
@@ -16418,7 +17431,7 @@
                   <w:szCs w:val="16"/>
                   <w:u w:val="single" w:color="2E75B6"/>
                 </w:rPr>
-                <w:t xml:space="preserve">Solving quadratics by taking square roots: challenge -dubbed(KY)</w:t>
+                <w:t xml:space="preserve">Quadratic equations word problem: box dimensions</w:t>
               </w:r>
             </w:hyperlink>
           </w:p>
@@ -16434,7 +17447,7 @@
                 <w:sz w:val="14"/>
                 <w:szCs w:val="14"/>
               </w:rPr>
-              <w:t xml:space="preserve">Source: Khan Academy (Kiswahili)</w:t>
+              <w:t xml:space="preserve">Source: Khan Academy (English - US curriculum)</w:t>
             </w:r>
           </w:p>
           <w:p>
@@ -16442,7 +17455,7 @@
               <w:spacing w:after="10" w:before="0"/>
               <w:ind w:left="120"/>
             </w:pPr>
-            <w:hyperlink w:history="1" r:id="rId_psjht8utfvwv217hxpsq">
+            <w:hyperlink w:history="1" r:id="rIdpxbrkzkti3y6bqdn922-d">
               <w:r>
                 <w:rPr>
                   <w:rFonts w:ascii="Arial" w:cs="Arial" w:eastAsia="Arial" w:hAnsi="Arial"/>
@@ -16480,14 +17493,14 @@
                 <w:sz w:val="16"/>
                 <w:szCs w:val="16"/>
               </w:rPr>
-              <w:t xml:space="preserve">📖 HTML:</w:t>
+              <w:t xml:space="preserve">📖 EXERCISE:</w:t>
             </w:r>
           </w:p>
           <w:p>
             <w:pPr>
               <w:spacing w:after="20" w:before="0"/>
             </w:pPr>
-            <w:hyperlink w:history="1" r:id="rIdfttyeomrlnncop980v_0r">
+            <w:hyperlink w:history="1" r:id="rIdfbzkeermrmeemctroxomh">
               <w:r>
                 <w:rPr>
                   <w:rFonts w:ascii="Arial" w:cs="Arial" w:eastAsia="Arial" w:hAnsi="Arial"/>
@@ -16496,7 +17509,7 @@
                   <w:szCs w:val="16"/>
                   <w:u w:val="single" w:color="2E75B6"/>
                 </w:rPr>
-                <w:t xml:space="preserve">Use Square Roots to Solve Quadratic Equations (Flexbook)</w:t>
+                <w:t xml:space="preserve">Using Quadratic Equations to Solve Problems Practice</w:t>
               </w:r>
             </w:hyperlink>
           </w:p>
@@ -16520,1020 +17533,7 @@
               <w:spacing w:after="10" w:before="0"/>
               <w:ind w:left="120"/>
             </w:pPr>
-            <w:hyperlink w:history="1" r:id="rIdfve6l8diaz8ucu1lr69nx">
-              <w:r>
-                <w:rPr>
-                  <w:rFonts w:ascii="Arial" w:cs="Arial" w:eastAsia="Arial" w:hAnsi="Arial"/>
-                  <w:color w:val="595959"/>
-                  <w:sz w:val="14"/>
-                  <w:szCs w:val="14"/>
-                  <w:u w:val="single" w:color="595959"/>
-                </w:rPr>
-                <w:t xml:space="preserve">🔍 Search ARES for similar readings</w:t>
-              </w:r>
-            </w:hyperlink>
-          </w:p>
-        </w:tc>
-        <w:tc>
-          <w:tcPr>
-            <w:tcW w:type="dxa" w:w="3040"/>
-            <w:shd w:fill="FFFFFF" w:color="auto" w:val="clear"/>
-            <w:tcMar>
-              <w:top w:type="dxa" w:w="60"/>
-              <w:left w:type="dxa" w:w="120"/>
-              <w:bottom w:type="dxa" w:w="60"/>
-              <w:right w:type="dxa" w:w="120"/>
-            </w:tcMar>
-            <w:vAlign w:val="top"/>
-          </w:tcPr>
-          <w:p>
-            <w:pPr>
-              <w:spacing w:after="40" w:before="0"/>
-              <w:jc w:val="left"/>
-            </w:pPr>
-            <w:r>
-              <w:rPr>
-                <w:rFonts w:ascii="Arial" w:cs="Arial" w:eastAsia="Arial" w:hAnsi="Arial"/>
-                <w:b w:val="false"/>
-                <w:bCs w:val="false"/>
-                <w:i w:val="false"/>
-                <w:iCs w:val="false"/>
-                <w:color w:val="000000"/>
-                <w:sz w:val="18"/>
-                <w:szCs w:val="18"/>
-              </w:rPr>
-              <w:t xml:space="preserve">The class transitions to a whole-group sensemaking discussion facilitated by the teacher. Three anchor questions are displayed on the board:</w:t>
-            </w:r>
-          </w:p>
-          <w:p>
-            <w:pPr>
-              <w:spacing w:after="40" w:before="0"/>
-              <w:jc w:val="left"/>
-            </w:pPr>
-            <w:r>
-              <w:rPr>
-                <w:rFonts w:ascii="Arial" w:cs="Arial" w:eastAsia="Arial" w:hAnsi="Arial"/>
-                <w:b w:val="false"/>
-                <w:bCs w:val="false"/>
-                <w:i w:val="false"/>
-                <w:iCs w:val="false"/>
-                <w:color w:val="000000"/>
-                <w:sz w:val="18"/>
-                <w:szCs w:val="18"/>
-              </w:rPr>
-              <w:t xml:space="preserve">(Q1) 'We got x = 8 and x = −15 for Achieng's chairs. Can BOTH be the number of rows? Which do we use? Why?'</w:t>
-            </w:r>
-          </w:p>
-          <w:p>
-            <w:pPr>
-              <w:spacing w:after="40" w:before="0"/>
-              <w:jc w:val="left"/>
-            </w:pPr>
-            <w:r>
-              <w:rPr>
-                <w:rFonts w:ascii="Arial" w:cs="Arial" w:eastAsia="Arial" w:hAnsi="Arial"/>
-                <w:b w:val="false"/>
-                <w:bCs w:val="false"/>
-                <w:i w:val="false"/>
-                <w:iCs w:val="false"/>
-                <w:color w:val="000000"/>
-                <w:sz w:val="18"/>
-                <w:szCs w:val="18"/>
-              </w:rPr>
-              <w:t xml:space="preserve">(Q2) 'For the Kericho farm, what were your two roots? Can both be lengths of a field? Why or why not?'</w:t>
-            </w:r>
-          </w:p>
-          <w:p>
-            <w:pPr>
-              <w:spacing w:after="40" w:before="0"/>
-              <w:jc w:val="left"/>
-            </w:pPr>
-            <w:r>
-              <w:rPr>
-                <w:rFonts w:ascii="Arial" w:cs="Arial" w:eastAsia="Arial" w:hAnsi="Arial"/>
-                <w:b w:val="false"/>
-                <w:bCs w:val="false"/>
-                <w:i w:val="false"/>
-                <w:iCs w:val="false"/>
-                <w:color w:val="000000"/>
-                <w:sz w:val="18"/>
-                <w:szCs w:val="18"/>
-              </w:rPr>
-              <w:t xml:space="preserve">(Q3) 'Mathematically, both roots are valid solutions to the equation. Why does context force us to reject one?'</w:t>
-            </w:r>
-          </w:p>
-          <w:p>
-            <w:pPr>
-              <w:spacing w:after="40" w:before="0"/>
-              <w:jc w:val="left"/>
-            </w:pPr>
-            <w:r>
-              <w:rPr>
-                <w:rFonts w:ascii="Arial" w:cs="Arial" w:eastAsia="Arial" w:hAnsi="Arial"/>
-                <w:b w:val="false"/>
-                <w:bCs w:val="false"/>
-                <w:i w:val="false"/>
-                <w:iCs w:val="false"/>
-                <w:color w:val="000000"/>
-                <w:sz w:val="18"/>
-                <w:szCs w:val="18"/>
-              </w:rPr>
-              <w:t xml:space="preserve"/>
-            </w:r>
-          </w:p>
-          <w:p>
-            <w:pPr>
-              <w:spacing w:after="40" w:before="0"/>
-              <w:jc w:val="left"/>
-            </w:pPr>
-            <w:r>
-              <w:rPr>
-                <w:rFonts w:ascii="Arial" w:cs="Arial" w:eastAsia="Arial" w:hAnsi="Arial"/>
-                <w:b w:val="false"/>
-                <w:bCs w:val="false"/>
-                <w:i w:val="false"/>
-                <w:iCs w:val="false"/>
-                <w:color w:val="000000"/>
-                <w:sz w:val="18"/>
-                <w:szCs w:val="18"/>
-              </w:rPr>
-              <w:t xml:space="preserve">Learners first write a response to all three questions individually (3 minutes), then the class discusses. A volunteer scribes the class's agreed answers on the board in a 'Context Check Table' with columns: Equation | Root 1 | Root 2 | Rejected Root | Reason for Rejection | Accepted Answer.</w:t>
-            </w:r>
-          </w:p>
-          <w:p>
-            <w:pPr>
-              <w:spacing w:after="40" w:before="0"/>
-              <w:jc w:val="left"/>
-            </w:pPr>
-            <w:r>
-              <w:rPr>
-                <w:rFonts w:ascii="Arial" w:cs="Arial" w:eastAsia="Arial" w:hAnsi="Arial"/>
-                <w:b w:val="false"/>
-                <w:bCs w:val="false"/>
-                <w:i w:val="false"/>
-                <w:iCs w:val="false"/>
-                <w:color w:val="000000"/>
-                <w:sz w:val="18"/>
-                <w:szCs w:val="18"/>
-              </w:rPr>
-              <w:t xml:space="preserve"/>
-            </w:r>
-          </w:p>
-          <w:p>
-            <w:pPr>
-              <w:spacing w:after="40" w:before="0"/>
-              <w:jc w:val="left"/>
-            </w:pPr>
-            <w:r>
-              <w:rPr>
-                <w:rFonts w:ascii="Arial" w:cs="Arial" w:eastAsia="Arial" w:hAnsi="Arial"/>
-                <w:b w:val="false"/>
-                <w:bCs w:val="false"/>
-                <w:i w:val="false"/>
-                <w:iCs w:val="false"/>
-                <w:color w:val="000000"/>
-                <w:sz w:val="18"/>
-                <w:szCs w:val="18"/>
-              </w:rPr>
-              <w:t xml:space="preserve">Learners copy the completed table into their exercise books. The teacher then connects back to the phenomenon: Achieng now has her answer — 8 rows and 15 columns — and Mr Otieno can confirm the layout. The class counts: 8 × 15 = 120. ✓</w:t>
-            </w:r>
-          </w:p>
-        </w:tc>
-        <w:tc>
-          <w:tcPr>
-            <w:tcW w:type="dxa" w:w="3040"/>
-            <w:shd w:fill="F2F2F2" w:color="auto" w:val="clear"/>
-            <w:tcMar>
-              <w:top w:type="dxa" w:w="60"/>
-              <w:left w:type="dxa" w:w="120"/>
-              <w:bottom w:type="dxa" w:w="60"/>
-              <w:right w:type="dxa" w:w="120"/>
-            </w:tcMar>
-            <w:vAlign w:val="top"/>
-          </w:tcPr>
-          <w:p>
-            <w:pPr>
-              <w:spacing w:after="40" w:before="0"/>
-              <w:jc w:val="left"/>
-            </w:pPr>
-            <w:r>
-              <w:rPr>
-                <w:rFonts w:ascii="Arial" w:cs="Arial" w:eastAsia="Arial" w:hAnsi="Arial"/>
-                <w:b w:val="false"/>
-                <w:bCs w:val="false"/>
-                <w:i w:val="false"/>
-                <w:iCs w:val="false"/>
-                <w:color w:val="000000"/>
-                <w:sz w:val="18"/>
-                <w:szCs w:val="18"/>
-              </w:rPr>
-              <w:t xml:space="preserve">Open the discussion: 'We found x = 8 and x = −15 from Achieng's equation. Mathematically, both satisfy the equation. Let us check: if x = −15, the number of rows is −15. Wanjiru, is it possible to have −15 rows of chairs?' (WAIT TIME: 12 seconds, expect laughter/agreement.) 'So we reject x = −15 because…?' Cold-call 3 learners to complete the sentence: 'We reject x = −15 because…' (Cycle through 3 cold-calls with 10-second wait each.)</w:t>
-            </w:r>
-          </w:p>
-          <w:p>
-            <w:pPr>
-              <w:spacing w:after="40" w:before="0"/>
-              <w:jc w:val="left"/>
-            </w:pPr>
-            <w:r>
-              <w:rPr>
-                <w:rFonts w:ascii="Arial" w:cs="Arial" w:eastAsia="Arial" w:hAnsi="Arial"/>
-                <w:b w:val="false"/>
-                <w:bCs w:val="false"/>
-                <w:i w:val="false"/>
-                <w:iCs w:val="false"/>
-                <w:color w:val="000000"/>
-                <w:sz w:val="18"/>
-                <w:szCs w:val="18"/>
-              </w:rPr>
-              <w:t xml:space="preserve"/>
-            </w:r>
-          </w:p>
-          <w:p>
-            <w:pPr>
-              <w:spacing w:after="40" w:before="0"/>
-              <w:jc w:val="left"/>
-            </w:pPr>
-            <w:r>
-              <w:rPr>
-                <w:rFonts w:ascii="Arial" w:cs="Arial" w:eastAsia="Arial" w:hAnsi="Arial"/>
-                <w:b w:val="false"/>
-                <w:bCs w:val="false"/>
-                <w:i w:val="false"/>
-                <w:iCs w:val="false"/>
-                <w:color w:val="000000"/>
-                <w:sz w:val="18"/>
-                <w:szCs w:val="18"/>
-              </w:rPr>
-              <w:t xml:space="preserve">For Q2 (Kericho farm), say: 'What were the two roots your pair found for the farm problem? Kimani — read both roots.' (WAIT TIME: 10 seconds.) Display or write the correct roots (x = 12 and x = −7). Ask: 'Can a field have a width of −7 metres? Naliaka, explain.' (WAIT TIME: 12 seconds.)</w:t>
-            </w:r>
-          </w:p>
-          <w:p>
-            <w:pPr>
-              <w:spacing w:after="40" w:before="0"/>
-              <w:jc w:val="left"/>
-            </w:pPr>
-            <w:r>
-              <w:rPr>
-                <w:rFonts w:ascii="Arial" w:cs="Arial" w:eastAsia="Arial" w:hAnsi="Arial"/>
-                <w:b w:val="false"/>
-                <w:bCs w:val="false"/>
-                <w:i w:val="false"/>
-                <w:iCs w:val="false"/>
-                <w:color w:val="000000"/>
-                <w:sz w:val="18"/>
-                <w:szCs w:val="18"/>
-              </w:rPr>
-              <w:t xml:space="preserve"/>
-            </w:r>
-          </w:p>
-          <w:p>
-            <w:pPr>
-              <w:spacing w:after="40" w:before="0"/>
-              <w:jc w:val="left"/>
-            </w:pPr>
-            <w:r>
-              <w:rPr>
-                <w:rFonts w:ascii="Arial" w:cs="Arial" w:eastAsia="Arial" w:hAnsi="Arial"/>
-                <w:b w:val="false"/>
-                <w:bCs w:val="false"/>
-                <w:i w:val="false"/>
-                <w:iCs w:val="false"/>
-                <w:color w:val="000000"/>
-                <w:sz w:val="18"/>
-                <w:szCs w:val="18"/>
-              </w:rPr>
-              <w:t xml:space="preserve">For Q3, pose to the whole class: 'Here is the big idea — the algebra gave us two valid mathematical answers, but only one valid real-life answer. Why does the mathematics not automatically know which is right?' (WAIT TIME: 15 seconds — extended wait, this is a deep question.) Cold-call 2 learners. Summarise: 'The equation does not know we are talking about chairs or farms. WE must interpret the answer using context. This is what mathematicians — and farmers and event organisers — do.'</w:t>
-            </w:r>
-          </w:p>
-          <w:p>
-            <w:pPr>
-              <w:spacing w:after="40" w:before="0"/>
-              <w:jc w:val="left"/>
-            </w:pPr>
-            <w:r>
-              <w:rPr>
-                <w:rFonts w:ascii="Arial" w:cs="Arial" w:eastAsia="Arial" w:hAnsi="Arial"/>
-                <w:b w:val="false"/>
-                <w:bCs w:val="false"/>
-                <w:i w:val="false"/>
-                <w:iCs w:val="false"/>
-                <w:color w:val="000000"/>
-                <w:sz w:val="18"/>
-                <w:szCs w:val="18"/>
-              </w:rPr>
-              <w:t xml:space="preserve"/>
-            </w:r>
-          </w:p>
-          <w:p>
-            <w:pPr>
-              <w:spacing w:after="40" w:before="0"/>
-              <w:jc w:val="left"/>
-            </w:pPr>
-            <w:r>
-              <w:rPr>
-                <w:rFonts w:ascii="Arial" w:cs="Arial" w:eastAsia="Arial" w:hAnsi="Arial"/>
-                <w:b w:val="false"/>
-                <w:bCs w:val="false"/>
-                <w:i w:val="false"/>
-                <w:iCs w:val="false"/>
-                <w:color w:val="000000"/>
-                <w:sz w:val="18"/>
-                <w:szCs w:val="18"/>
-              </w:rPr>
-              <w:t xml:space="preserve">Guide the volunteer scribe to complete the Context Check Table. Say: 'Copy this table. It is your key sensemaking record for today.'</w:t>
-            </w:r>
-          </w:p>
-        </w:tc>
-        <w:tc>
-          <w:tcPr>
-            <w:tcW w:type="dxa" w:w="3040"/>
-            <w:shd w:fill="FFFFFF" w:color="auto" w:val="clear"/>
-            <w:tcMar>
-              <w:top w:type="dxa" w:w="60"/>
-              <w:left w:type="dxa" w:w="120"/>
-              <w:bottom w:type="dxa" w:w="60"/>
-              <w:right w:type="dxa" w:w="120"/>
-            </w:tcMar>
-            <w:vAlign w:val="top"/>
-          </w:tcPr>
-          <w:p>
-            <w:pPr>
-              <w:spacing w:after="40" w:before="0"/>
-              <w:jc w:val="left"/>
-            </w:pPr>
-            <w:r>
-              <w:rPr>
-                <w:rFonts w:ascii="Arial" w:cs="Arial" w:eastAsia="Arial" w:hAnsi="Arial"/>
-                <w:b w:val="false"/>
-                <w:bCs w:val="false"/>
-                <w:i w:val="false"/>
-                <w:iCs w:val="false"/>
-                <w:color w:val="000000"/>
-                <w:sz w:val="18"/>
-                <w:szCs w:val="18"/>
-              </w:rPr>
-              <w:t xml:space="preserve">Structured Whole-Class Discussion anchored by a Context Check Table (a public record). The three-question sequence escalates from concrete (specific problems) to abstract (why context constrains mathematics), pushing learners toward generalisation. The table externalises reasoning and provides a reference artefact for the DQB update.</w:t>
-            </w:r>
-          </w:p>
-        </w:tc>
-        <w:tc>
-          <w:tcPr>
-            <w:tcW w:type="dxa" w:w="3040"/>
-            <w:shd w:fill="F2F2F2" w:color="auto" w:val="clear"/>
-            <w:tcMar>
-              <w:top w:type="dxa" w:w="60"/>
-              <w:left w:type="dxa" w:w="120"/>
-              <w:bottom w:type="dxa" w:w="60"/>
-              <w:right w:type="dxa" w:w="120"/>
-            </w:tcMar>
-            <w:vAlign w:val="top"/>
-          </w:tcPr>
-          <w:p>
-            <w:pPr>
-              <w:spacing w:after="40" w:before="0"/>
-              <w:jc w:val="left"/>
-            </w:pPr>
-            <w:r>
-              <w:rPr>
-                <w:rFonts w:ascii="Arial" w:cs="Arial" w:eastAsia="Arial" w:hAnsi="Arial"/>
-                <w:b w:val="false"/>
-                <w:bCs w:val="false"/>
-                <w:i w:val="false"/>
-                <w:iCs w:val="false"/>
-                <w:color w:val="000000"/>
-                <w:sz w:val="18"/>
-                <w:szCs w:val="18"/>
-              </w:rPr>
-              <w:t xml:space="preserve">Observable indicators: (1) Can learners articulate the reason for rejection in a complete sentence without prompting? (2) Do learners spontaneously apply the same rejection logic to the farm problem, or does it need to be re-taught? (3) Listen for language: learners should use words like 'negative dimension is impossible', 'length cannot be negative', or 'rows must be a whole positive number'. If the class struggles with Q3, teacher provides a bridging example: 'If I told you 2 × 3 = 6, does the number 6 know whether we are counting mandazi or counting students? No — the interpreter does.'</w:t>
-            </w:r>
-          </w:p>
-        </w:tc>
-      </w:tr>
-      <w:tr>
-        <w:tc>
-          <w:tcPr>
-            <w:tcW w:type="dxa" w:w="1520"/>
-            <w:shd w:fill="FCE4D6" w:color="auto" w:val="clear"/>
-            <w:tcMar>
-              <w:top w:type="dxa" w:w="60"/>
-              <w:left w:type="dxa" w:w="120"/>
-              <w:bottom w:type="dxa" w:w="60"/>
-              <w:right w:type="dxa" w:w="120"/>
-            </w:tcMar>
-            <w:vAlign w:val="top"/>
-          </w:tcPr>
-          <w:p>
-            <w:pPr>
-              <w:spacing w:after="40" w:before="0"/>
-              <w:jc w:val="left"/>
-            </w:pPr>
-            <w:r>
-              <w:rPr>
-                <w:rFonts w:ascii="Arial" w:cs="Arial" w:eastAsia="Arial" w:hAnsi="Arial"/>
-                <w:b/>
-                <w:bCs/>
-                <w:i w:val="false"/>
-                <w:iCs w:val="false"/>
-                <w:color w:val="000000"/>
-                <w:sz w:val="18"/>
-                <w:szCs w:val="18"/>
-              </w:rPr>
-              <w:t xml:space="preserve">Driving Question Board (DQB) Creation</w:t>
-            </w:r>
-          </w:p>
-          <w:p>
-            <w:pPr>
-              <w:spacing w:after="20" w:before="0"/>
-            </w:pPr>
-            <w:r>
-              <w:rPr>
-                <w:rFonts w:ascii="Arial" w:cs="Arial" w:eastAsia="Arial" w:hAnsi="Arial"/>
-                <w:b/>
-                <w:bCs/>
-                <w:color w:val="1F3864"/>
-                <w:sz w:val="16"/>
-                <w:szCs w:val="16"/>
-              </w:rPr>
-              <w:t xml:space="preserve">📹 VIDEO:</w:t>
-            </w:r>
-          </w:p>
-          <w:p>
-            <w:pPr>
-              <w:spacing w:after="20" w:before="0"/>
-            </w:pPr>
-            <w:hyperlink w:history="1" r:id="rIdo8rcypq5filgxloc7_kwb">
-              <w:r>
-                <w:rPr>
-                  <w:rFonts w:ascii="Arial" w:cs="Arial" w:eastAsia="Arial" w:hAnsi="Arial"/>
-                  <w:color w:val="2E75B6"/>
-                  <w:sz w:val="16"/>
-                  <w:szCs w:val="16"/>
-                  <w:u w:val="single" w:color="2E75B6"/>
-                </w:rPr>
-                <w:t xml:space="preserve">Strategy in solving quadratic equations</w:t>
-              </w:r>
-            </w:hyperlink>
-          </w:p>
-          <w:p>
-            <w:pPr>
-              <w:spacing w:after="10" w:before="0"/>
-              <w:ind w:left="120"/>
-            </w:pPr>
-            <w:r>
-              <w:rPr>
-                <w:rFonts w:ascii="Arial" w:cs="Arial" w:eastAsia="Arial" w:hAnsi="Arial"/>
-                <w:color w:val="595959"/>
-                <w:sz w:val="14"/>
-                <w:szCs w:val="14"/>
-              </w:rPr>
-              <w:t xml:space="preserve">Source: Khan Academy (English - US curriculum)</w:t>
-            </w:r>
-          </w:p>
-          <w:p>
-            <w:pPr>
-              <w:spacing w:after="10" w:before="0"/>
-              <w:ind w:left="120"/>
-            </w:pPr>
-            <w:hyperlink w:history="1" r:id="rIdh6qiqcmnydwxt3fxodtaa">
-              <w:r>
-                <w:rPr>
-                  <w:rFonts w:ascii="Arial" w:cs="Arial" w:eastAsia="Arial" w:hAnsi="Arial"/>
-                  <w:color w:val="595959"/>
-                  <w:sz w:val="14"/>
-                  <w:szCs w:val="14"/>
-                  <w:u w:val="single" w:color="595959"/>
-                </w:rPr>
-                <w:t xml:space="preserve">🔍 Search ARES for similar videos</w:t>
-              </w:r>
-            </w:hyperlink>
-          </w:p>
-          <w:p>
-            <w:pPr>
-              <w:spacing w:after="40" w:before="0"/>
-            </w:pPr>
-            <w:r>
-              <w:rPr>
-                <w:sz w:val="14"/>
-                <w:szCs w:val="14"/>
-              </w:rPr>
-              <w:t xml:space="preserve"/>
-            </w:r>
-          </w:p>
-          <w:p>
-            <w:pPr>
-              <w:spacing w:after="20" w:before="0"/>
-            </w:pPr>
-            <w:r>
-              <w:rPr>
-                <w:rFonts w:ascii="Arial" w:cs="Arial" w:eastAsia="Arial" w:hAnsi="Arial"/>
-                <w:b/>
-                <w:bCs/>
-                <w:color w:val="1F3864"/>
-                <w:sz w:val="16"/>
-                <w:szCs w:val="16"/>
-              </w:rPr>
-              <w:t xml:space="preserve">📖 EXERCISE:</w:t>
-            </w:r>
-          </w:p>
-          <w:p>
-            <w:pPr>
-              <w:spacing w:after="20" w:before="0"/>
-            </w:pPr>
-            <w:hyperlink w:history="1" r:id="rIduxza0-pxppxaqf9c2mxxc">
-              <w:r>
-                <w:rPr>
-                  <w:rFonts w:ascii="Arial" w:cs="Arial" w:eastAsia="Arial" w:hAnsi="Arial"/>
-                  <w:color w:val="2E75B6"/>
-                  <w:sz w:val="16"/>
-                  <w:szCs w:val="16"/>
-                  <w:u w:val="single" w:color="2E75B6"/>
-                </w:rPr>
-                <w:t xml:space="preserve">Use Square Roots to Solve Quadratic Equations Practice</w:t>
-              </w:r>
-            </w:hyperlink>
-          </w:p>
-          <w:p>
-            <w:pPr>
-              <w:spacing w:after="10" w:before="0"/>
-              <w:ind w:left="120"/>
-            </w:pPr>
-            <w:r>
-              <w:rPr>
-                <w:rFonts w:ascii="Arial" w:cs="Arial" w:eastAsia="Arial" w:hAnsi="Arial"/>
-                <w:color w:val="595959"/>
-                <w:sz w:val="14"/>
-                <w:szCs w:val="14"/>
-              </w:rPr>
-              <w:t xml:space="preserve">Source: CK-12</w:t>
-            </w:r>
-          </w:p>
-          <w:p>
-            <w:pPr>
-              <w:spacing w:after="10" w:before="0"/>
-              <w:ind w:left="120"/>
-            </w:pPr>
-            <w:hyperlink w:history="1" r:id="rIdkvvysr8rkrkzzusn4-tyv">
-              <w:r>
-                <w:rPr>
-                  <w:rFonts w:ascii="Arial" w:cs="Arial" w:eastAsia="Arial" w:hAnsi="Arial"/>
-                  <w:color w:val="595959"/>
-                  <w:sz w:val="14"/>
-                  <w:szCs w:val="14"/>
-                  <w:u w:val="single" w:color="595959"/>
-                </w:rPr>
-                <w:t xml:space="preserve">🔍 Search ARES for similar readings</w:t>
-              </w:r>
-            </w:hyperlink>
-          </w:p>
-        </w:tc>
-        <w:tc>
-          <w:tcPr>
-            <w:tcW w:type="dxa" w:w="3040"/>
-            <w:shd w:fill="FFFFFF" w:color="auto" w:val="clear"/>
-            <w:tcMar>
-              <w:top w:type="dxa" w:w="60"/>
-              <w:left w:type="dxa" w:w="120"/>
-              <w:bottom w:type="dxa" w:w="60"/>
-              <w:right w:type="dxa" w:w="120"/>
-            </w:tcMar>
-            <w:vAlign w:val="top"/>
-          </w:tcPr>
-          <w:p>
-            <w:pPr>
-              <w:spacing w:after="40" w:before="0"/>
-              <w:jc w:val="left"/>
-            </w:pPr>
-            <w:r>
-              <w:rPr>
-                <w:rFonts w:ascii="Arial" w:cs="Arial" w:eastAsia="Arial" w:hAnsi="Arial"/>
-                <w:b w:val="false"/>
-                <w:bCs w:val="false"/>
-                <w:i w:val="false"/>
-                <w:iCs w:val="false"/>
-                <w:color w:val="000000"/>
-                <w:sz w:val="18"/>
-                <w:szCs w:val="18"/>
-              </w:rPr>
-              <w:t xml:space="preserve">Each learner writes two sticky notes (or two sentences in their exercise book if sticky notes are unavailable):</w:t>
-            </w:r>
-          </w:p>
-          <w:p>
-            <w:pPr>
-              <w:spacing w:after="30" w:before="0"/>
-              <w:ind w:left="360" w:hanging="180"/>
-              <w:jc w:val="left"/>
-            </w:pPr>
-            <w:r>
-              <w:rPr>
-                <w:rFonts w:ascii="Arial" w:cs="Arial" w:eastAsia="Arial" w:hAnsi="Arial"/>
-                <w:b w:val="false"/>
-                <w:bCs w:val="false"/>
-                <w:i w:val="false"/>
-                <w:iCs w:val="false"/>
-                <w:color w:val="000000"/>
-                <w:sz w:val="18"/>
-                <w:szCs w:val="18"/>
-              </w:rPr>
-              <w:t xml:space="preserve">–  GREEN note: 'Something I can now answer about the driving question — How can writing and solving a quadratic equation help us find unknown dimensions, quantities, and arrangements in real-life situations?'</w:t>
-            </w:r>
-          </w:p>
-          <w:p>
-            <w:pPr>
-              <w:spacing w:after="30" w:before="0"/>
-              <w:ind w:left="360" w:hanging="180"/>
-              <w:jc w:val="left"/>
-            </w:pPr>
-            <w:r>
-              <w:rPr>
-                <w:rFonts w:ascii="Arial" w:cs="Arial" w:eastAsia="Arial" w:hAnsi="Arial"/>
-                <w:b w:val="false"/>
-                <w:bCs w:val="false"/>
-                <w:i w:val="false"/>
-                <w:iCs w:val="false"/>
-                <w:color w:val="000000"/>
-                <w:sz w:val="18"/>
-                <w:szCs w:val="18"/>
-              </w:rPr>
-              <w:t xml:space="preserve">–  ORANGE note: 'A new question OR a remaining confusion I still have.'</w:t>
-            </w:r>
-          </w:p>
-          <w:p>
-            <w:pPr>
-              <w:spacing w:after="40" w:before="0"/>
-              <w:jc w:val="left"/>
-            </w:pPr>
-            <w:r>
-              <w:rPr>
-                <w:rFonts w:ascii="Arial" w:cs="Arial" w:eastAsia="Arial" w:hAnsi="Arial"/>
-                <w:b w:val="false"/>
-                <w:bCs w:val="false"/>
-                <w:i w:val="false"/>
-                <w:iCs w:val="false"/>
-                <w:color w:val="000000"/>
-                <w:sz w:val="18"/>
-                <w:szCs w:val="18"/>
-              </w:rPr>
-              <w:t xml:space="preserve"/>
-            </w:r>
-          </w:p>
-          <w:p>
-            <w:pPr>
-              <w:spacing w:after="40" w:before="0"/>
-              <w:jc w:val="left"/>
-            </w:pPr>
-            <w:r>
-              <w:rPr>
-                <w:rFonts w:ascii="Arial" w:cs="Arial" w:eastAsia="Arial" w:hAnsi="Arial"/>
-                <w:b w:val="false"/>
-                <w:bCs w:val="false"/>
-                <w:i w:val="false"/>
-                <w:iCs w:val="false"/>
-                <w:color w:val="000000"/>
-                <w:sz w:val="18"/>
-                <w:szCs w:val="18"/>
-              </w:rPr>
-              <w:t xml:space="preserve">Learners post their notes on the class DQB (a designated section of the wall or board). The teacher reads 3–4 green notes and 3–4 orange notes aloud to the class. Orange notes that are answered by today's lesson are moved to the 'Answered' column. New orange notes are added to the 'Still Wondering' column. Learners record in their exercise books: 'DQB Update — Lesson 5: [one thing we can now answer] [one thing still open].'</w:t>
-            </w:r>
-          </w:p>
-        </w:tc>
-        <w:tc>
-          <w:tcPr>
-            <w:tcW w:type="dxa" w:w="3040"/>
-            <w:shd w:fill="F2F2F2" w:color="auto" w:val="clear"/>
-            <w:tcMar>
-              <w:top w:type="dxa" w:w="60"/>
-              <w:left w:type="dxa" w:w="120"/>
-              <w:bottom w:type="dxa" w:w="60"/>
-              <w:right w:type="dxa" w:w="120"/>
-            </w:tcMar>
-            <w:vAlign w:val="top"/>
-          </w:tcPr>
-          <w:p>
-            <w:pPr>
-              <w:spacing w:after="40" w:before="0"/>
-              <w:jc w:val="left"/>
-            </w:pPr>
-            <w:r>
-              <w:rPr>
-                <w:rFonts w:ascii="Arial" w:cs="Arial" w:eastAsia="Arial" w:hAnsi="Arial"/>
-                <w:b w:val="false"/>
-                <w:bCs w:val="false"/>
-                <w:i w:val="false"/>
-                <w:iCs w:val="false"/>
-                <w:color w:val="000000"/>
-                <w:sz w:val="18"/>
-                <w:szCs w:val="18"/>
-              </w:rPr>
-              <w:t xml:space="preserve">Say: 'Take two minutes. Write your green note: one thing you can now explain about how quadratic equations help in real life — be specific, use Achieng's chairs or the Kericho farm.' (WAIT TIME: 2 minutes, enforce silence.) 'Now write your orange note: one question you still have, or one thing that still confuses you.' (1 minute.)</w:t>
-            </w:r>
-          </w:p>
-          <w:p>
-            <w:pPr>
-              <w:spacing w:after="40" w:before="0"/>
-              <w:jc w:val="left"/>
-            </w:pPr>
-            <w:r>
-              <w:rPr>
-                <w:rFonts w:ascii="Arial" w:cs="Arial" w:eastAsia="Arial" w:hAnsi="Arial"/>
-                <w:b w:val="false"/>
-                <w:bCs w:val="false"/>
-                <w:i w:val="false"/>
-                <w:iCs w:val="false"/>
-                <w:color w:val="000000"/>
-                <w:sz w:val="18"/>
-                <w:szCs w:val="18"/>
-              </w:rPr>
-              <w:t xml:space="preserve"/>
-            </w:r>
-          </w:p>
-          <w:p>
-            <w:pPr>
-              <w:spacing w:after="40" w:before="0"/>
-              <w:jc w:val="left"/>
-            </w:pPr>
-            <w:r>
-              <w:rPr>
-                <w:rFonts w:ascii="Arial" w:cs="Arial" w:eastAsia="Arial" w:hAnsi="Arial"/>
-                <w:b w:val="false"/>
-                <w:bCs w:val="false"/>
-                <w:i w:val="false"/>
-                <w:iCs w:val="false"/>
-                <w:color w:val="000000"/>
-                <w:sz w:val="18"/>
-                <w:szCs w:val="18"/>
-              </w:rPr>
-              <w:t xml:space="preserve">As learners post notes, teacher does a quick scan. Read 3 green notes aloud: 'Listen to what your classmates can now explain.' Read 3 orange notes: 'These are honest questions — the class will answer them in Lessons 6–8.' Point to any orange note that asks about 'what if you cannot factorise?' and say: 'This is a beautiful question — it is exactly what Lesson 6 will address.' Do NOT answer it now — preserve the productive tension.</w:t>
-            </w:r>
-          </w:p>
-          <w:p>
-            <w:pPr>
-              <w:spacing w:after="40" w:before="0"/>
-              <w:jc w:val="left"/>
-            </w:pPr>
-            <w:r>
-              <w:rPr>
-                <w:rFonts w:ascii="Arial" w:cs="Arial" w:eastAsia="Arial" w:hAnsi="Arial"/>
-                <w:b w:val="false"/>
-                <w:bCs w:val="false"/>
-                <w:i w:val="false"/>
-                <w:iCs w:val="false"/>
-                <w:color w:val="000000"/>
-                <w:sz w:val="18"/>
-                <w:szCs w:val="18"/>
-              </w:rPr>
-              <w:t xml:space="preserve"/>
-            </w:r>
-          </w:p>
-          <w:p>
-            <w:pPr>
-              <w:spacing w:after="40" w:before="0"/>
-              <w:jc w:val="left"/>
-            </w:pPr>
-            <w:r>
-              <w:rPr>
-                <w:rFonts w:ascii="Arial" w:cs="Arial" w:eastAsia="Arial" w:hAnsi="Arial"/>
-                <w:b w:val="false"/>
-                <w:bCs w:val="false"/>
-                <w:i w:val="false"/>
-                <w:iCs w:val="false"/>
-                <w:color w:val="000000"/>
-                <w:sz w:val="18"/>
-                <w:szCs w:val="18"/>
-              </w:rPr>
-              <w:t xml:space="preserve">Say: 'The DQB shows our thinking growing. In Lesson 1, we had almost no green notes. Today we have [count them]. This is evidence of your learning.'</w:t>
-            </w:r>
-          </w:p>
-        </w:tc>
-        <w:tc>
-          <w:tcPr>
-            <w:tcW w:type="dxa" w:w="3040"/>
-            <w:shd w:fill="FFFFFF" w:color="auto" w:val="clear"/>
-            <w:tcMar>
-              <w:top w:type="dxa" w:w="60"/>
-              <w:left w:type="dxa" w:w="120"/>
-              <w:bottom w:type="dxa" w:w="60"/>
-              <w:right w:type="dxa" w:w="120"/>
-            </w:tcMar>
-            <w:vAlign w:val="top"/>
-          </w:tcPr>
-          <w:p>
-            <w:pPr>
-              <w:spacing w:after="40" w:before="0"/>
-              <w:jc w:val="left"/>
-            </w:pPr>
-            <w:r>
-              <w:rPr>
-                <w:rFonts w:ascii="Arial" w:cs="Arial" w:eastAsia="Arial" w:hAnsi="Arial"/>
-                <w:b w:val="false"/>
-                <w:bCs w:val="false"/>
-                <w:i w:val="false"/>
-                <w:iCs w:val="false"/>
-                <w:color w:val="000000"/>
-                <w:sz w:val="18"/>
-                <w:szCs w:val="18"/>
-              </w:rPr>
-              <w:t xml:space="preserve">Public knowledge-tracking via the DQB (a Next Generation Science Education / inquiry learning practice adapted for mathematics). Colour-coding green (can explain) versus orange (still wondering) makes metacognition visible and communal, reinforcing that 'not yet knowing' is a legitimate and valued learning state.</w:t>
-            </w:r>
-          </w:p>
-        </w:tc>
-        <w:tc>
-          <w:tcPr>
-            <w:tcW w:type="dxa" w:w="3040"/>
-            <w:shd w:fill="F2F2F2" w:color="auto" w:val="clear"/>
-            <w:tcMar>
-              <w:top w:type="dxa" w:w="60"/>
-              <w:left w:type="dxa" w:w="120"/>
-              <w:bottom w:type="dxa" w:w="60"/>
-              <w:right w:type="dxa" w:w="120"/>
-            </w:tcMar>
-            <w:vAlign w:val="top"/>
-          </w:tcPr>
-          <w:p>
-            <w:pPr>
-              <w:spacing w:after="40" w:before="0"/>
-              <w:jc w:val="left"/>
-            </w:pPr>
-            <w:r>
-              <w:rPr>
-                <w:rFonts w:ascii="Arial" w:cs="Arial" w:eastAsia="Arial" w:hAnsi="Arial"/>
-                <w:b w:val="false"/>
-                <w:bCs w:val="false"/>
-                <w:i w:val="false"/>
-                <w:iCs w:val="false"/>
-                <w:color w:val="000000"/>
-                <w:sz w:val="18"/>
-                <w:szCs w:val="18"/>
-              </w:rPr>
-              <w:t xml:space="preserve">Teacher reads all posted notes before the next lesson. Green notes that are vague ('I learned about equations') are flagged — those learners need a targeted follow-up question in Lesson 6. Green notes that reference specific numbers (e.g., '8 rows × 15 columns = 120') show deep contextual understanding. Orange notes revealing confusion about WHY we set the equation to zero (not just HOW) signal a concept gap to address in Lesson 6's opening.</w:t>
-            </w:r>
-          </w:p>
-        </w:tc>
-      </w:tr>
-      <w:tr>
-        <w:tc>
-          <w:tcPr>
-            <w:tcW w:type="dxa" w:w="1520"/>
-            <w:shd w:fill="D5E8F0" w:color="auto" w:val="clear"/>
-            <w:tcMar>
-              <w:top w:type="dxa" w:w="60"/>
-              <w:left w:type="dxa" w:w="120"/>
-              <w:bottom w:type="dxa" w:w="60"/>
-              <w:right w:type="dxa" w:w="120"/>
-            </w:tcMar>
-            <w:vAlign w:val="top"/>
-          </w:tcPr>
-          <w:p>
-            <w:pPr>
-              <w:spacing w:after="40" w:before="0"/>
-              <w:jc w:val="left"/>
-            </w:pPr>
-            <w:r>
-              <w:rPr>
-                <w:rFonts w:ascii="Arial" w:cs="Arial" w:eastAsia="Arial" w:hAnsi="Arial"/>
-                <w:b/>
-                <w:bCs/>
-                <w:i w:val="false"/>
-                <w:iCs w:val="false"/>
-                <w:color w:val="000000"/>
-                <w:sz w:val="18"/>
-                <w:szCs w:val="18"/>
-              </w:rPr>
-              <w:t xml:space="preserve">Model Building Phase</w:t>
-            </w:r>
-          </w:p>
-          <w:p>
-            <w:pPr>
-              <w:spacing w:after="20" w:before="0"/>
-            </w:pPr>
-            <w:r>
-              <w:rPr>
-                <w:rFonts w:ascii="Arial" w:cs="Arial" w:eastAsia="Arial" w:hAnsi="Arial"/>
-                <w:b/>
-                <w:bCs/>
-                <w:color w:val="1F3864"/>
-                <w:sz w:val="16"/>
-                <w:szCs w:val="16"/>
-              </w:rPr>
-              <w:t xml:space="preserve">📹 VIDEO:</w:t>
-            </w:r>
-          </w:p>
-          <w:p>
-            <w:pPr>
-              <w:spacing w:after="20" w:before="0"/>
-            </w:pPr>
-            <w:hyperlink w:history="1" r:id="rIdq0_aj8rd6f0uusfiamtd3">
-              <w:r>
-                <w:rPr>
-                  <w:rFonts w:ascii="Arial" w:cs="Arial" w:eastAsia="Arial" w:hAnsi="Arial"/>
-                  <w:color w:val="2E75B6"/>
-                  <w:sz w:val="16"/>
-                  <w:szCs w:val="16"/>
-                  <w:u w:val="single" w:color="2E75B6"/>
-                </w:rPr>
-                <w:t xml:space="preserve">Quadratic equations word problem: triangle dimensions</w:t>
-              </w:r>
-            </w:hyperlink>
-          </w:p>
-          <w:p>
-            <w:pPr>
-              <w:spacing w:after="10" w:before="0"/>
-              <w:ind w:left="120"/>
-            </w:pPr>
-            <w:r>
-              <w:rPr>
-                <w:rFonts w:ascii="Arial" w:cs="Arial" w:eastAsia="Arial" w:hAnsi="Arial"/>
-                <w:color w:val="595959"/>
-                <w:sz w:val="14"/>
-                <w:szCs w:val="14"/>
-              </w:rPr>
-              <w:t xml:space="preserve">Source: Khan Academy (English - US curriculum)</w:t>
-            </w:r>
-          </w:p>
-          <w:p>
-            <w:pPr>
-              <w:spacing w:after="10" w:before="0"/>
-              <w:ind w:left="120"/>
-            </w:pPr>
-            <w:hyperlink w:history="1" r:id="rId7-b2wf54wl2zav8arb1vc">
-              <w:r>
-                <w:rPr>
-                  <w:rFonts w:ascii="Arial" w:cs="Arial" w:eastAsia="Arial" w:hAnsi="Arial"/>
-                  <w:color w:val="595959"/>
-                  <w:sz w:val="14"/>
-                  <w:szCs w:val="14"/>
-                  <w:u w:val="single" w:color="595959"/>
-                </w:rPr>
-                <w:t xml:space="preserve">🔍 Search ARES for similar videos</w:t>
-              </w:r>
-            </w:hyperlink>
-          </w:p>
-          <w:p>
-            <w:pPr>
-              <w:spacing w:after="40" w:before="0"/>
-            </w:pPr>
-            <w:r>
-              <w:rPr>
-                <w:sz w:val="14"/>
-                <w:szCs w:val="14"/>
-              </w:rPr>
-              <w:t xml:space="preserve"/>
-            </w:r>
-          </w:p>
-          <w:p>
-            <w:pPr>
-              <w:spacing w:after="20" w:before="0"/>
-            </w:pPr>
-            <w:r>
-              <w:rPr>
-                <w:rFonts w:ascii="Arial" w:cs="Arial" w:eastAsia="Arial" w:hAnsi="Arial"/>
-                <w:b/>
-                <w:bCs/>
-                <w:color w:val="1F3864"/>
-                <w:sz w:val="16"/>
-                <w:szCs w:val="16"/>
-              </w:rPr>
-              <w:t xml:space="preserve">📖 EXERCISE:</w:t>
-            </w:r>
-          </w:p>
-          <w:p>
-            <w:pPr>
-              <w:spacing w:after="20" w:before="0"/>
-            </w:pPr>
-            <w:hyperlink w:history="1" r:id="rId2w_pcruvroobi3hg8bnny">
-              <w:r>
-                <w:rPr>
-                  <w:rFonts w:ascii="Arial" w:cs="Arial" w:eastAsia="Arial" w:hAnsi="Arial"/>
-                  <w:color w:val="2E75B6"/>
-                  <w:sz w:val="16"/>
-                  <w:szCs w:val="16"/>
-                  <w:u w:val="single" w:color="2E75B6"/>
-                </w:rPr>
-                <w:t xml:space="preserve">Quadratics by taking square roots: with steps</w:t>
-              </w:r>
-            </w:hyperlink>
-          </w:p>
-          <w:p>
-            <w:pPr>
-              <w:spacing w:after="10" w:before="0"/>
-              <w:ind w:left="120"/>
-            </w:pPr>
-            <w:r>
-              <w:rPr>
-                <w:rFonts w:ascii="Arial" w:cs="Arial" w:eastAsia="Arial" w:hAnsi="Arial"/>
-                <w:color w:val="595959"/>
-                <w:sz w:val="14"/>
-                <w:szCs w:val="14"/>
-              </w:rPr>
-              <w:t xml:space="preserve">Source: Khan Academy (English - US curriculum)</w:t>
-            </w:r>
-          </w:p>
-          <w:p>
-            <w:pPr>
-              <w:spacing w:after="10" w:before="0"/>
-              <w:ind w:left="120"/>
-            </w:pPr>
-            <w:hyperlink w:history="1" r:id="rIdf4oqr3zgoiu6vosmzbvxj">
+            <w:hyperlink w:history="1" r:id="rId2harlcbxyahl8w37gq_zr">
               <w:r>
                 <w:rPr>
                   <w:rFonts w:ascii="Arial" w:cs="Arial" w:eastAsia="Arial" w:hAnsi="Arial"/>
@@ -19526,7 +19526,7 @@
             <w:pPr>
               <w:spacing w:after="20" w:before="0"/>
             </w:pPr>
-            <w:hyperlink w:history="1" r:id="rIdszprijm70qvzpi_-s2u5u">
+            <w:hyperlink w:history="1" r:id="rIduxsv5xecqh2ukybktr1l6">
               <w:r>
                 <w:rPr>
                   <w:rFonts w:ascii="Arial" w:cs="Arial" w:eastAsia="Arial" w:hAnsi="Arial"/>
@@ -19559,7 +19559,7 @@
               <w:spacing w:after="10" w:before="0"/>
               <w:ind w:left="120"/>
             </w:pPr>
-            <w:hyperlink w:history="1" r:id="rIdz7d4rcf6wpmx9y5odxybg">
+            <w:hyperlink w:history="1" r:id="rIdfnkyg7wu4v6tdumwvuymr">
               <w:r>
                 <w:rPr>
                   <w:rFonts w:ascii="Arial" w:cs="Arial" w:eastAsia="Arial" w:hAnsi="Arial"/>
@@ -19604,7 +19604,7 @@
             <w:pPr>
               <w:spacing w:after="20" w:before="0"/>
             </w:pPr>
-            <w:hyperlink w:history="1" r:id="rIdrctnkkz8la2qtpj7-fsry">
+            <w:hyperlink w:history="1" r:id="rIdokyzye42b6t3ceqgsakis">
               <w:r>
                 <w:rPr>
                   <w:rFonts w:ascii="Arial" w:cs="Arial" w:eastAsia="Arial" w:hAnsi="Arial"/>
@@ -19637,7 +19637,7 @@
               <w:spacing w:after="10" w:before="0"/>
               <w:ind w:left="120"/>
             </w:pPr>
-            <w:hyperlink w:history="1" r:id="rIdlfvkbvxaxjqkwhoeyzcsc">
+            <w:hyperlink w:history="1" r:id="rIdnzzlfe2htm671n99cyh5o">
               <w:r>
                 <w:rPr>
                   <w:rFonts w:ascii="Arial" w:cs="Arial" w:eastAsia="Arial" w:hAnsi="Arial"/>
@@ -19832,7 +19832,7 @@
             <w:pPr>
               <w:spacing w:after="20" w:before="0"/>
             </w:pPr>
-            <w:hyperlink w:history="1" r:id="rIdz7owh36jbptxlftrratmd">
+            <w:hyperlink w:history="1" r:id="rIdjl45jpdoq3wfdkqr6bv67">
               <w:r>
                 <w:rPr>
                   <w:rFonts w:ascii="Arial" w:cs="Arial" w:eastAsia="Arial" w:hAnsi="Arial"/>
@@ -19865,7 +19865,7 @@
               <w:spacing w:after="10" w:before="0"/>
               <w:ind w:left="120"/>
             </w:pPr>
-            <w:hyperlink w:history="1" r:id="rIdxdoj8gcapgziwcdy3dkel">
+            <w:hyperlink w:history="1" r:id="rId4rhte6pqxmaykbcivarrr">
               <w:r>
                 <w:rPr>
                   <w:rFonts w:ascii="Arial" w:cs="Arial" w:eastAsia="Arial" w:hAnsi="Arial"/>
@@ -19910,7 +19910,619 @@
             <w:pPr>
               <w:spacing w:after="20" w:before="0"/>
             </w:pPr>
-            <w:hyperlink w:history="1" r:id="rIdxq2-yvbnysbru4u12ifuy">
+            <w:hyperlink w:history="1" r:id="rIdnj5igf3lhq-5msq76gxmb">
+              <w:r>
+                <w:rPr>
+                  <w:rFonts w:ascii="Arial" w:cs="Arial" w:eastAsia="Arial" w:hAnsi="Arial"/>
+                  <w:color w:val="2E75B6"/>
+                  <w:sz w:val="16"/>
+                  <w:szCs w:val="16"/>
+                  <w:u w:val="single" w:color="2E75B6"/>
+                </w:rPr>
+                <w:t xml:space="preserve">Solve quadratic equations: complex solutions</w:t>
+              </w:r>
+            </w:hyperlink>
+          </w:p>
+          <w:p>
+            <w:pPr>
+              <w:spacing w:after="10" w:before="0"/>
+              <w:ind w:left="120"/>
+            </w:pPr>
+            <w:r>
+              <w:rPr>
+                <w:rFonts w:ascii="Arial" w:cs="Arial" w:eastAsia="Arial" w:hAnsi="Arial"/>
+                <w:color w:val="595959"/>
+                <w:sz w:val="14"/>
+                <w:szCs w:val="14"/>
+              </w:rPr>
+              <w:t xml:space="preserve">Source: Khan Academy (English - US curriculum)</w:t>
+            </w:r>
+          </w:p>
+          <w:p>
+            <w:pPr>
+              <w:spacing w:after="10" w:before="0"/>
+              <w:ind w:left="120"/>
+            </w:pPr>
+            <w:hyperlink w:history="1" r:id="rIdnf-daw0ljyiq-ky6df5ga">
+              <w:r>
+                <w:rPr>
+                  <w:rFonts w:ascii="Arial" w:cs="Arial" w:eastAsia="Arial" w:hAnsi="Arial"/>
+                  <w:color w:val="595959"/>
+                  <w:sz w:val="14"/>
+                  <w:szCs w:val="14"/>
+                  <w:u w:val="single" w:color="595959"/>
+                </w:rPr>
+                <w:t xml:space="preserve">🔍 Search ARES for similar readings</w:t>
+              </w:r>
+            </w:hyperlink>
+          </w:p>
+        </w:tc>
+        <w:tc>
+          <w:tcPr>
+            <w:tcW w:type="dxa" w:w="3040"/>
+            <w:shd w:fill="FFFFFF" w:color="auto" w:val="clear"/>
+            <w:tcMar>
+              <w:top w:type="dxa" w:w="60"/>
+              <w:left w:type="dxa" w:w="120"/>
+              <w:bottom w:type="dxa" w:w="60"/>
+              <w:right w:type="dxa" w:w="120"/>
+            </w:tcMar>
+            <w:vAlign w:val="top"/>
+          </w:tcPr>
+          <w:p>
+            <w:pPr>
+              <w:spacing w:after="40" w:before="0"/>
+              <w:jc w:val="left"/>
+            </w:pPr>
+            <w:r>
+              <w:rPr>
+                <w:rFonts w:ascii="Arial" w:cs="Arial" w:eastAsia="Arial" w:hAnsi="Arial"/>
+                <w:b w:val="false"/>
+                <w:bCs w:val="false"/>
+                <w:i w:val="false"/>
+                <w:iCs w:val="false"/>
+                <w:color w:val="000000"/>
+                <w:sz w:val="18"/>
+                <w:szCs w:val="18"/>
+              </w:rPr>
+              <w:t xml:space="preserve">Working in pairs, learners complete a structured Verification and Practice Worksheet with four problems of increasing complexity. Problem 1 (Achieng's chairs): substitute r = 8 and r = −15 into r² + 7r − 120 = 0, show all arithmetic, state whether each substitution balances, then decide which value works for the seating arrangement. Problems 2–4 introduce new Kenyan contexts — a Nairobi matatu operator, a Kisumu market trader, and a Iten athletics coach — each requiring full factorisation, both roots, verification by substitution, and a written contextual verdict. After completing each problem, pairs swap books and peer-check the substitution arithmetic step-by-step, marking any error with a circled 'E' and a correction note.</w:t>
+            </w:r>
+          </w:p>
+        </w:tc>
+        <w:tc>
+          <w:tcPr>
+            <w:tcW w:type="dxa" w:w="3040"/>
+            <w:shd w:fill="F2F2F2" w:color="auto" w:val="clear"/>
+            <w:tcMar>
+              <w:top w:type="dxa" w:w="60"/>
+              <w:left w:type="dxa" w:w="120"/>
+              <w:bottom w:type="dxa" w:w="60"/>
+              <w:right w:type="dxa" w:w="120"/>
+            </w:tcMar>
+            <w:vAlign w:val="top"/>
+          </w:tcPr>
+          <w:p>
+            <w:pPr>
+              <w:spacing w:after="40" w:before="0"/>
+              <w:jc w:val="left"/>
+            </w:pPr>
+            <w:r>
+              <w:rPr>
+                <w:rFonts w:ascii="Arial" w:cs="Arial" w:eastAsia="Arial" w:hAnsi="Arial"/>
+                <w:b w:val="false"/>
+                <w:bCs w:val="false"/>
+                <w:i w:val="false"/>
+                <w:iCs w:val="false"/>
+                <w:color w:val="000000"/>
+                <w:sz w:val="18"/>
+                <w:szCs w:val="18"/>
+              </w:rPr>
+              <w:t xml:space="preserve">Distribute the worksheet. Say: 'Problem 1 is Achieng's problem — you already have the roots. Your job is to prove algebraically that both roots satisfy the equation, then decide contextually. Show every substitution step — no skipping.' [WAIT TIME: allow 4 minutes for Problem 1 before intervening.] Circulate and look for learners who write '8² + 7(8) = 120' without subtracting 120 — prompt: 'The equation is set equal to zero — what must your substitution also equal?' For Problem 2 (matatu), read aloud: 'Mwangi operates a matatu on the Nairobi–Thika route. His weekly profit model gives n² − 3n − 40 = 0, where n is the number of extra trips above his minimum. Factorise, find both roots, verify each by substitution, and state which value of n makes business sense.' For Problem 3 (Kisumu market trader), read aloud: 'Atieno sells vegetables at Kibuye Market. Her rectangular display table has an area of 28 m². The length is 3 m more than the width. Write a quadratic equation, factorise, solve, verify both roots by substitution, and state the actual dimensions.' For Problem 4 (Iten athletics), read aloud: 'Coach Kiplagat at Iten models a shot-put arc with the equation h² − 5h + 4 = 0, where h is height in metres at key instants. Factorise, solve, verify, and interpret both solutions.' After Problem 2, call on a pair to demonstrate substitution on the board [WAIT TIME: 12 seconds before accepting a volunteer]. After Problem 4, direct pairs to swap and peer-check — say: 'Circle any step where the arithmetic is wrong. Write a correction note — do not erase their work.'</w:t>
+            </w:r>
+          </w:p>
+        </w:tc>
+        <w:tc>
+          <w:tcPr>
+            <w:tcW w:type="dxa" w:w="3040"/>
+            <w:shd w:fill="FFFFFF" w:color="auto" w:val="clear"/>
+            <w:tcMar>
+              <w:top w:type="dxa" w:w="60"/>
+              <w:left w:type="dxa" w:w="120"/>
+              <w:bottom w:type="dxa" w:w="60"/>
+              <w:right w:type="dxa" w:w="120"/>
+            </w:tcMar>
+            <w:vAlign w:val="top"/>
+          </w:tcPr>
+          <w:p>
+            <w:pPr>
+              <w:spacing w:after="40" w:before="0"/>
+              <w:jc w:val="left"/>
+            </w:pPr>
+            <w:r>
+              <w:rPr>
+                <w:rFonts w:ascii="Arial" w:cs="Arial" w:eastAsia="Arial" w:hAnsi="Arial"/>
+                <w:b w:val="false"/>
+                <w:bCs w:val="false"/>
+                <w:i w:val="false"/>
+                <w:iCs w:val="false"/>
+                <w:color w:val="000000"/>
+                <w:sz w:val="18"/>
+                <w:szCs w:val="18"/>
+              </w:rPr>
+              <w:t xml:space="preserve">Graduated Complexity with Peer Audit: the four problems are sequenced from familiar (Achieng, known roots) to novel contexts, ensuring learners first experience success with verification before encountering new factorisation challenges. The peer-audit swap externalises the checking process — learners must read another person's substitution steps sequentially, which forces attention to mathematical logic rather than answer-matching. Error analysis builds metacognitive awareness of common mistakes (e.g., forgetting the '= 0' requirement, arithmetic sign errors in substitution).</w:t>
+            </w:r>
+          </w:p>
+        </w:tc>
+        <w:tc>
+          <w:tcPr>
+            <w:tcW w:type="dxa" w:w="3040"/>
+            <w:shd w:fill="F2F2F2" w:color="auto" w:val="clear"/>
+            <w:tcMar>
+              <w:top w:type="dxa" w:w="60"/>
+              <w:left w:type="dxa" w:w="120"/>
+              <w:bottom w:type="dxa" w:w="60"/>
+              <w:right w:type="dxa" w:w="120"/>
+            </w:tcMar>
+            <w:vAlign w:val="top"/>
+          </w:tcPr>
+          <w:p>
+            <w:pPr>
+              <w:spacing w:after="40" w:before="0"/>
+              <w:jc w:val="left"/>
+            </w:pPr>
+            <w:r>
+              <w:rPr>
+                <w:rFonts w:ascii="Arial" w:cs="Arial" w:eastAsia="Arial" w:hAnsi="Arial"/>
+                <w:b w:val="false"/>
+                <w:bCs w:val="false"/>
+                <w:i w:val="false"/>
+                <w:iCs w:val="false"/>
+                <w:color w:val="000000"/>
+                <w:sz w:val="18"/>
+                <w:szCs w:val="18"/>
+              </w:rPr>
+              <w:t xml:space="preserve">During circulation, check specifically: (1) Does the learner write the full substitution (e.g., (8)² + 7(8) − 120 = 64 + 56 − 120 = 0 ✓) or just state 'it works'? Full working is required. (2) For Problem 3, does the learner correctly form the equation w(w + 3) = 28 → w² + 3w − 28 = 0 before factorising? Learners who jump directly to trial values without forming the equation need re-direction to Lesson 3 skills. (3) For Problem 4, do learners recognise that h = 1 and h = 4 are both non-negative and therefore both contextually possible (representing two heights at which the shot-put is at the same elevation)? This is the lesson's richest contextual discussion point. Collect 3–4 worksheets at the end for written feedback.</w:t>
+            </w:r>
+          </w:p>
+        </w:tc>
+      </w:tr>
+      <w:tr>
+        <w:tc>
+          <w:tcPr>
+            <w:tcW w:type="dxa" w:w="1520"/>
+            <w:shd w:fill="E2EFDA" w:color="auto" w:val="clear"/>
+            <w:tcMar>
+              <w:top w:type="dxa" w:w="60"/>
+              <w:left w:type="dxa" w:w="120"/>
+              <w:bottom w:type="dxa" w:w="60"/>
+              <w:right w:type="dxa" w:w="120"/>
+            </w:tcMar>
+            <w:vAlign w:val="top"/>
+          </w:tcPr>
+          <w:p>
+            <w:pPr>
+              <w:spacing w:after="40" w:before="0"/>
+              <w:jc w:val="left"/>
+            </w:pPr>
+            <w:r>
+              <w:rPr>
+                <w:rFonts w:ascii="Arial" w:cs="Arial" w:eastAsia="Arial" w:hAnsi="Arial"/>
+                <w:b/>
+                <w:bCs/>
+                <w:i w:val="false"/>
+                <w:iCs w:val="false"/>
+                <w:color w:val="000000"/>
+                <w:sz w:val="18"/>
+                <w:szCs w:val="18"/>
+              </w:rPr>
+              <w:t xml:space="preserve">Explain Phase</w:t>
+            </w:r>
+          </w:p>
+          <w:p>
+            <w:pPr>
+              <w:spacing w:after="20" w:before="0"/>
+            </w:pPr>
+            <w:r>
+              <w:rPr>
+                <w:rFonts w:ascii="Arial" w:cs="Arial" w:eastAsia="Arial" w:hAnsi="Arial"/>
+                <w:b/>
+                <w:bCs/>
+                <w:color w:val="1F3864"/>
+                <w:sz w:val="16"/>
+                <w:szCs w:val="16"/>
+              </w:rPr>
+              <w:t xml:space="preserve">📹 VIDEO:</w:t>
+            </w:r>
+          </w:p>
+          <w:p>
+            <w:pPr>
+              <w:spacing w:after="20" w:before="0"/>
+            </w:pPr>
+            <w:hyperlink w:history="1" r:id="rIdk6ifsuijcfg7szkor-7rn">
+              <w:r>
+                <w:rPr>
+                  <w:rFonts w:ascii="Arial" w:cs="Arial" w:eastAsia="Arial" w:hAnsi="Arial"/>
+                  <w:color w:val="2E75B6"/>
+                  <w:sz w:val="16"/>
+                  <w:szCs w:val="16"/>
+                  <w:u w:val="single" w:color="2E75B6"/>
+                </w:rPr>
+                <w:t xml:space="preserve">Quadratic systems: graphical solution</w:t>
+              </w:r>
+            </w:hyperlink>
+          </w:p>
+          <w:p>
+            <w:pPr>
+              <w:spacing w:after="10" w:before="0"/>
+              <w:ind w:left="120"/>
+            </w:pPr>
+            <w:r>
+              <w:rPr>
+                <w:rFonts w:ascii="Arial" w:cs="Arial" w:eastAsia="Arial" w:hAnsi="Arial"/>
+                <w:color w:val="595959"/>
+                <w:sz w:val="14"/>
+                <w:szCs w:val="14"/>
+              </w:rPr>
+              <w:t xml:space="preserve">Source: Khan Academy (English - US curriculum)</w:t>
+            </w:r>
+          </w:p>
+          <w:p>
+            <w:pPr>
+              <w:spacing w:after="10" w:before="0"/>
+              <w:ind w:left="120"/>
+            </w:pPr>
+            <w:hyperlink w:history="1" r:id="rIdxj5q7qdsnf-3ygxjjgjmu">
+              <w:r>
+                <w:rPr>
+                  <w:rFonts w:ascii="Arial" w:cs="Arial" w:eastAsia="Arial" w:hAnsi="Arial"/>
+                  <w:color w:val="595959"/>
+                  <w:sz w:val="14"/>
+                  <w:szCs w:val="14"/>
+                  <w:u w:val="single" w:color="595959"/>
+                </w:rPr>
+                <w:t xml:space="preserve">🔍 Search ARES for similar videos</w:t>
+              </w:r>
+            </w:hyperlink>
+          </w:p>
+          <w:p>
+            <w:pPr>
+              <w:spacing w:after="40" w:before="0"/>
+            </w:pPr>
+            <w:r>
+              <w:rPr>
+                <w:sz w:val="14"/>
+                <w:szCs w:val="14"/>
+              </w:rPr>
+              <w:t xml:space="preserve"/>
+            </w:r>
+          </w:p>
+          <w:p>
+            <w:pPr>
+              <w:spacing w:after="20" w:before="0"/>
+            </w:pPr>
+            <w:r>
+              <w:rPr>
+                <w:rFonts w:ascii="Arial" w:cs="Arial" w:eastAsia="Arial" w:hAnsi="Arial"/>
+                <w:b/>
+                <w:bCs/>
+                <w:color w:val="1F3864"/>
+                <w:sz w:val="16"/>
+                <w:szCs w:val="16"/>
+              </w:rPr>
+              <w:t xml:space="preserve">📖 EXERCISE:</w:t>
+            </w:r>
+          </w:p>
+          <w:p>
+            <w:pPr>
+              <w:spacing w:after="20" w:before="0"/>
+            </w:pPr>
+            <w:hyperlink w:history="1" r:id="rIdwhxk4wom07dsmjbtvuxry">
+              <w:r>
+                <w:rPr>
+                  <w:rFonts w:ascii="Arial" w:cs="Arial" w:eastAsia="Arial" w:hAnsi="Arial"/>
+                  <w:color w:val="2E75B6"/>
+                  <w:sz w:val="16"/>
+                  <w:szCs w:val="16"/>
+                  <w:u w:val="single" w:color="2E75B6"/>
+                </w:rPr>
+                <w:t xml:space="preserve">Number of solutions of quadratic equations</w:t>
+              </w:r>
+            </w:hyperlink>
+          </w:p>
+          <w:p>
+            <w:pPr>
+              <w:spacing w:after="10" w:before="0"/>
+              <w:ind w:left="120"/>
+            </w:pPr>
+            <w:r>
+              <w:rPr>
+                <w:rFonts w:ascii="Arial" w:cs="Arial" w:eastAsia="Arial" w:hAnsi="Arial"/>
+                <w:color w:val="595959"/>
+                <w:sz w:val="14"/>
+                <w:szCs w:val="14"/>
+              </w:rPr>
+              <w:t xml:space="preserve">Source: Khan Academy (English - US curriculum)</w:t>
+            </w:r>
+          </w:p>
+          <w:p>
+            <w:pPr>
+              <w:spacing w:after="10" w:before="0"/>
+              <w:ind w:left="120"/>
+            </w:pPr>
+            <w:hyperlink w:history="1" r:id="rIdrxmmdqrswygmfxem2t4yk">
+              <w:r>
+                <w:rPr>
+                  <w:rFonts w:ascii="Arial" w:cs="Arial" w:eastAsia="Arial" w:hAnsi="Arial"/>
+                  <w:color w:val="595959"/>
+                  <w:sz w:val="14"/>
+                  <w:szCs w:val="14"/>
+                  <w:u w:val="single" w:color="595959"/>
+                </w:rPr>
+                <w:t xml:space="preserve">🔍 Search ARES for similar readings</w:t>
+              </w:r>
+            </w:hyperlink>
+          </w:p>
+        </w:tc>
+        <w:tc>
+          <w:tcPr>
+            <w:tcW w:type="dxa" w:w="3040"/>
+            <w:shd w:fill="FFFFFF" w:color="auto" w:val="clear"/>
+            <w:tcMar>
+              <w:top w:type="dxa" w:w="60"/>
+              <w:left w:type="dxa" w:w="120"/>
+              <w:bottom w:type="dxa" w:w="60"/>
+              <w:right w:type="dxa" w:w="120"/>
+            </w:tcMar>
+            <w:vAlign w:val="top"/>
+          </w:tcPr>
+          <w:p>
+            <w:pPr>
+              <w:spacing w:after="40" w:before="0"/>
+              <w:jc w:val="left"/>
+            </w:pPr>
+            <w:r>
+              <w:rPr>
+                <w:rFonts w:ascii="Arial" w:cs="Arial" w:eastAsia="Arial" w:hAnsi="Arial"/>
+                <w:b w:val="false"/>
+                <w:bCs w:val="false"/>
+                <w:i w:val="false"/>
+                <w:iCs w:val="false"/>
+                <w:color w:val="000000"/>
+                <w:sz w:val="18"/>
+                <w:szCs w:val="18"/>
+              </w:rPr>
+              <w:t xml:space="preserve">The class reconvenes for a whole-class sensemaking discussion. A selected pair presents their solution and contextual verdict for Problem 3 (Kisumu market trader) on the board. A second pair presents Problem 4 (Iten athletics). The class compares verdicts across all four problems and, guided by teacher questions, constructs a shared 'Validity Decision Rule' in their notes: a three-row table with columns 'Context Constraint', 'Root 1 Decision', 'Root 2 Decision'. Learners then revisit the original Lesson 1 sticky-note question — 'When you get two answers, which one do you use?' — and write a full answer in their own words.</w:t>
+            </w:r>
+          </w:p>
+        </w:tc>
+        <w:tc>
+          <w:tcPr>
+            <w:tcW w:type="dxa" w:w="3040"/>
+            <w:shd w:fill="F2F2F2" w:color="auto" w:val="clear"/>
+            <w:tcMar>
+              <w:top w:type="dxa" w:w="60"/>
+              <w:left w:type="dxa" w:w="120"/>
+              <w:bottom w:type="dxa" w:w="60"/>
+              <w:right w:type="dxa" w:w="120"/>
+            </w:tcMar>
+            <w:vAlign w:val="top"/>
+          </w:tcPr>
+          <w:p>
+            <w:pPr>
+              <w:spacing w:after="40" w:before="0"/>
+              <w:jc w:val="left"/>
+            </w:pPr>
+            <w:r>
+              <w:rPr>
+                <w:rFonts w:ascii="Arial" w:cs="Arial" w:eastAsia="Arial" w:hAnsi="Arial"/>
+                <w:b w:val="false"/>
+                <w:bCs w:val="false"/>
+                <w:i w:val="false"/>
+                <w:iCs w:val="false"/>
+                <w:color w:val="000000"/>
+                <w:sz w:val="18"/>
+                <w:szCs w:val="18"/>
+              </w:rPr>
+              <w:t xml:space="preserve">Ask a pre-selected pair to present Problem 3 on the board. After they finish, ask the class: 'Did your pair get the same roots? Same contextual verdict? Show of hands — who rejected the negative root?' [WAIT TIME: 10 seconds.] Then ask: 'For Problem 4 with Coach Kiplagat, how many of you kept BOTH roots as valid? Why?' Cold-call 3 students [WAIT TIME: 12 seconds each]. After discussion, say: 'Let us build a rule together. What question do you ask yourself after finding both roots?' Guide learners to articulate: (1) Does the variable represent something that must be non-negative? (2) Does the variable represent a whole number only? (3) Does the value make the physical situation impossible? Write the three-question checklist on the board as learners copy it. Then return to the phenomenon: 'Achieng had r = 8 and r = −15. Walk me through all three questions for r = −15.' Cold-call Achieng's scenario specifically — ask: 'Can you have −15 rows of chairs at a prize-giving ceremony in Kisumu? Explain.' [WAIT TIME: 10 seconds.] Close by saying: 'Open your books to Lesson 1 — find the sticky-note question you wrote then. Now write a complete answer to it using today's three-question rule.'</w:t>
+            </w:r>
+          </w:p>
+        </w:tc>
+        <w:tc>
+          <w:tcPr>
+            <w:tcW w:type="dxa" w:w="3040"/>
+            <w:shd w:fill="FFFFFF" w:color="auto" w:val="clear"/>
+            <w:tcMar>
+              <w:top w:type="dxa" w:w="60"/>
+              <w:left w:type="dxa" w:w="120"/>
+              <w:bottom w:type="dxa" w:w="60"/>
+              <w:right w:type="dxa" w:w="120"/>
+            </w:tcMar>
+            <w:vAlign w:val="top"/>
+          </w:tcPr>
+          <w:p>
+            <w:pPr>
+              <w:spacing w:after="40" w:before="0"/>
+              <w:jc w:val="left"/>
+            </w:pPr>
+            <w:r>
+              <w:rPr>
+                <w:rFonts w:ascii="Arial" w:cs="Arial" w:eastAsia="Arial" w:hAnsi="Arial"/>
+                <w:b w:val="false"/>
+                <w:bCs w:val="false"/>
+                <w:i w:val="false"/>
+                <w:iCs w:val="false"/>
+                <w:color w:val="000000"/>
+                <w:sz w:val="18"/>
+                <w:szCs w:val="18"/>
+              </w:rPr>
+              <w:t xml:space="preserve">Collaborative Sense-Making with Anchor Return: presenting peer solutions (rather than teacher solutions) keeps learners as the authority on the mathematics, while the teacher's role is to draw out the generalisation. Explicitly returning to the Lesson 1 sticky-note question closes a narrative loop in the storyline — learners experience the satisfaction of answering a question they raised themselves seven lessons ago. The three-question Validity Decision Rule provides a transferable heuristic that works across all subsequent quadratic contexts.</w:t>
+            </w:r>
+          </w:p>
+        </w:tc>
+        <w:tc>
+          <w:tcPr>
+            <w:tcW w:type="dxa" w:w="3040"/>
+            <w:shd w:fill="F2F2F2" w:color="auto" w:val="clear"/>
+            <w:tcMar>
+              <w:top w:type="dxa" w:w="60"/>
+              <w:left w:type="dxa" w:w="120"/>
+              <w:bottom w:type="dxa" w:w="60"/>
+              <w:right w:type="dxa" w:w="120"/>
+            </w:tcMar>
+            <w:vAlign w:val="top"/>
+          </w:tcPr>
+          <w:p>
+            <w:pPr>
+              <w:spacing w:after="40" w:before="0"/>
+              <w:jc w:val="left"/>
+            </w:pPr>
+            <w:r>
+              <w:rPr>
+                <w:rFonts w:ascii="Arial" w:cs="Arial" w:eastAsia="Arial" w:hAnsi="Arial"/>
+                <w:b w:val="false"/>
+                <w:bCs w:val="false"/>
+                <w:i w:val="false"/>
+                <w:iCs w:val="false"/>
+                <w:color w:val="000000"/>
+                <w:sz w:val="18"/>
+                <w:szCs w:val="18"/>
+              </w:rPr>
+              <w:t xml:space="preserve">Listen for: (a) Can learners articulate WHY r = −15 is algebraically valid but contextually invalid — not merely that 'you can't have negative rows', but that the variable r was defined as a count of rows, which is always a positive whole number? (b) Do learners spontaneously apply the three-question rule to Problem 4 and correctly justify keeping both roots? (c) Are written answers to the sticky-note question complete (mentioning both algebraic verification AND contextual checking) or only partial? Collect written sticky-note answers as an exit indicator.</w:t>
+            </w:r>
+          </w:p>
+        </w:tc>
+      </w:tr>
+      <w:tr>
+        <w:tc>
+          <w:tcPr>
+            <w:tcW w:type="dxa" w:w="1520"/>
+            <w:shd w:fill="FCE4D6" w:color="auto" w:val="clear"/>
+            <w:tcMar>
+              <w:top w:type="dxa" w:w="60"/>
+              <w:left w:type="dxa" w:w="120"/>
+              <w:bottom w:type="dxa" w:w="60"/>
+              <w:right w:type="dxa" w:w="120"/>
+            </w:tcMar>
+            <w:vAlign w:val="top"/>
+          </w:tcPr>
+          <w:p>
+            <w:pPr>
+              <w:spacing w:after="40" w:before="0"/>
+              <w:jc w:val="left"/>
+            </w:pPr>
+            <w:r>
+              <w:rPr>
+                <w:rFonts w:ascii="Arial" w:cs="Arial" w:eastAsia="Arial" w:hAnsi="Arial"/>
+                <w:b/>
+                <w:bCs/>
+                <w:i w:val="false"/>
+                <w:iCs w:val="false"/>
+                <w:color w:val="000000"/>
+                <w:sz w:val="18"/>
+                <w:szCs w:val="18"/>
+              </w:rPr>
+              <w:t xml:space="preserve">Driving Question Board (DQB) Creation</w:t>
+            </w:r>
+          </w:p>
+          <w:p>
+            <w:pPr>
+              <w:spacing w:after="20" w:before="0"/>
+            </w:pPr>
+            <w:r>
+              <w:rPr>
+                <w:rFonts w:ascii="Arial" w:cs="Arial" w:eastAsia="Arial" w:hAnsi="Arial"/>
+                <w:b/>
+                <w:bCs/>
+                <w:color w:val="1F3864"/>
+                <w:sz w:val="16"/>
+                <w:szCs w:val="16"/>
+              </w:rPr>
+              <w:t xml:space="preserve">📹 VIDEO:</w:t>
+            </w:r>
+          </w:p>
+          <w:p>
+            <w:pPr>
+              <w:spacing w:after="20" w:before="0"/>
+            </w:pPr>
+            <w:hyperlink w:history="1" r:id="rIdihuvptvibbfyu8d5xrzzo">
+              <w:r>
+                <w:rPr>
+                  <w:rFonts w:ascii="Arial" w:cs="Arial" w:eastAsia="Arial" w:hAnsi="Arial"/>
+                  <w:color w:val="2E75B6"/>
+                  <w:sz w:val="16"/>
+                  <w:szCs w:val="16"/>
+                  <w:u w:val="single" w:color="2E75B6"/>
+                </w:rPr>
+                <w:t xml:space="preserve">Solving quadratic equations: complex roots</w:t>
+              </w:r>
+            </w:hyperlink>
+          </w:p>
+          <w:p>
+            <w:pPr>
+              <w:spacing w:after="10" w:before="0"/>
+              <w:ind w:left="120"/>
+            </w:pPr>
+            <w:r>
+              <w:rPr>
+                <w:rFonts w:ascii="Arial" w:cs="Arial" w:eastAsia="Arial" w:hAnsi="Arial"/>
+                <w:color w:val="595959"/>
+                <w:sz w:val="14"/>
+                <w:szCs w:val="14"/>
+              </w:rPr>
+              <w:t xml:space="preserve">Source: Khan Academy (English - US curriculum)</w:t>
+            </w:r>
+          </w:p>
+          <w:p>
+            <w:pPr>
+              <w:spacing w:after="10" w:before="0"/>
+              <w:ind w:left="120"/>
+            </w:pPr>
+            <w:hyperlink w:history="1" r:id="rIdjgemfkrn37rxpc0fef8zv">
+              <w:r>
+                <w:rPr>
+                  <w:rFonts w:ascii="Arial" w:cs="Arial" w:eastAsia="Arial" w:hAnsi="Arial"/>
+                  <w:color w:val="595959"/>
+                  <w:sz w:val="14"/>
+                  <w:szCs w:val="14"/>
+                  <w:u w:val="single" w:color="595959"/>
+                </w:rPr>
+                <w:t xml:space="preserve">🔍 Search ARES for similar videos</w:t>
+              </w:r>
+            </w:hyperlink>
+          </w:p>
+          <w:p>
+            <w:pPr>
+              <w:spacing w:after="40" w:before="0"/>
+            </w:pPr>
+            <w:r>
+              <w:rPr>
+                <w:sz w:val="14"/>
+                <w:szCs w:val="14"/>
+              </w:rPr>
+              <w:t xml:space="preserve"/>
+            </w:r>
+          </w:p>
+          <w:p>
+            <w:pPr>
+              <w:spacing w:after="20" w:before="0"/>
+            </w:pPr>
+            <w:r>
+              <w:rPr>
+                <w:rFonts w:ascii="Arial" w:cs="Arial" w:eastAsia="Arial" w:hAnsi="Arial"/>
+                <w:b/>
+                <w:bCs/>
+                <w:color w:val="1F3864"/>
+                <w:sz w:val="16"/>
+                <w:szCs w:val="16"/>
+              </w:rPr>
+              <w:t xml:space="preserve">📖 EXERCISE:</w:t>
+            </w:r>
+          </w:p>
+          <w:p>
+            <w:pPr>
+              <w:spacing w:after="20" w:before="0"/>
+            </w:pPr>
+            <w:hyperlink w:history="1" r:id="rIdwuj7cqknzvjqxs0dmjlr3">
               <w:r>
                 <w:rPr>
                   <w:rFonts w:ascii="Arial" w:cs="Arial" w:eastAsia="Arial" w:hAnsi="Arial"/>
@@ -19943,7 +20555,7 @@
               <w:spacing w:after="10" w:before="0"/>
               <w:ind w:left="120"/>
             </w:pPr>
-            <w:hyperlink w:history="1" r:id="rId1qxelme67p74jao1-zpxa">
+            <w:hyperlink w:history="1" r:id="rId21wgaf0t26qz0zqgkin0f">
               <w:r>
                 <w:rPr>
                   <w:rFonts w:ascii="Arial" w:cs="Arial" w:eastAsia="Arial" w:hAnsi="Arial"/>
@@ -19985,7 +20597,7 @@
                 <w:sz w:val="18"/>
                 <w:szCs w:val="18"/>
               </w:rPr>
-              <w:t xml:space="preserve">Working in pairs, learners complete a structured Verification and Practice Worksheet with four problems of increasing complexity. Problem 1 (Achieng's chairs): substitute r = 8 and r = −15 into r² + 7r − 120 = 0, show all arithmetic, state whether each substitution balances, then decide which value works for the seating arrangement. Problems 2–4 introduce new Kenyan contexts — a Nairobi matatu operator, a Kisumu market trader, and a Iten athletics coach — each requiring full factorisation, both roots, verification by substitution, and a written contextual verdict. After completing each problem, pairs swap books and peer-check the substitution arithmetic step-by-step, marking any error with a circled 'E' and a correction note.</w:t>
+              <w:t xml:space="preserve">Learners return to the class Driving Question Board. They identify sticky notes placed in Lessons 1–3 that this lesson has now answered — particularly 'When you get two answers, which one do you use?' and 'Can both answers be right?' They move those notes to the 'ANSWERED' section and write the date and a brief summary answer on the back. New sticky notes added today capture any remaining uncertainties, for example: 'What if both roots are negative — does the problem have no real solution?' or 'Can a quadratic ever give more than two answers?'</w:t>
             </w:r>
           </w:p>
         </w:tc>
@@ -20017,7 +20629,7 @@
                 <w:sz w:val="18"/>
                 <w:szCs w:val="18"/>
               </w:rPr>
-              <w:t xml:space="preserve">Distribute the worksheet. Say: 'Problem 1 is Achieng's problem — you already have the roots. Your job is to prove algebraically that both roots satisfy the equation, then decide contextually. Show every substitution step — no skipping.' [WAIT TIME: allow 4 minutes for Problem 1 before intervening.] Circulate and look for learners who write '8² + 7(8) = 120' without subtracting 120 — prompt: 'The equation is set equal to zero — what must your substitution also equal?' For Problem 2 (matatu), read aloud: 'Mwangi operates a matatu on the Nairobi–Thika route. His weekly profit model gives n² − 3n − 40 = 0, where n is the number of extra trips above his minimum. Factorise, find both roots, verify each by substitution, and state which value of n makes business sense.' For Problem 3 (Kisumu market trader), read aloud: 'Atieno sells vegetables at Kibuye Market. Her rectangular display table has an area of 28 m². The length is 3 m more than the width. Write a quadratic equation, factorise, solve, verify both roots by substitution, and state the actual dimensions.' For Problem 4 (Iten athletics), read aloud: 'Coach Kiplagat at Iten models a shot-put arc with the equation h² − 5h + 4 = 0, where h is height in metres at key instants. Factorise, solve, verify, and interpret both solutions.' After Problem 2, call on a pair to demonstrate substitution on the board [WAIT TIME: 12 seconds before accepting a volunteer]. After Problem 4, direct pairs to swap and peer-check — say: 'Circle any step where the arithmetic is wrong. Write a correction note — do not erase their work.'</w:t>
+              <w:t xml:space="preserve">Direct learners' attention to the DQB. Say: 'Look at the questions we posted in earlier lessons. Which ones can we now answer fully — not just partially?' Allow 2 minutes for learners to re-read all posted questions silently. Then invite volunteers to come to the board and physically move a sticky note to the ANSWERED column, reading the question aloud and giving a one-sentence answer. [WAIT TIME: allow up to 4 learners to do this.] Then ask: 'Are there any NEW questions today's lesson has raised for you?' Allow 2 minutes for learners to write new sticky notes and post them. Read 2–3 new notes aloud, affirming them: 'These are excellent questions — we will address some in Lesson 7 and beyond.' Photograph the updated DQB for the class record.</w:t>
             </w:r>
           </w:p>
         </w:tc>
@@ -20049,7 +20661,7 @@
                 <w:sz w:val="18"/>
                 <w:szCs w:val="18"/>
               </w:rPr>
-              <w:t xml:space="preserve">Graduated Complexity with Peer Audit: the four problems are sequenced from familiar (Achieng, known roots) to novel contexts, ensuring learners first experience success with verification before encountering new factorisation challenges. The peer-audit swap externalises the checking process — learners must read another person's substitution steps sequentially, which forces attention to mathematical logic rather than answer-matching. Error analysis builds metacognitive awareness of common mistakes (e.g., forgetting the '= 0' requirement, arithmetic sign errors in substitution).</w:t>
+              <w:t xml:space="preserve">Driving Question Board Update (Iterative Knowledge Tracking): the physical act of moving a sticky note from 'OPEN' to 'ANSWERED' gives learners a tangible record of intellectual progress — they can see the evidence-gathering sequence accumulating understanding. New questions posted today signal that verification has opened new mathematical territory (e.g., the possibility of no real solutions), maintaining forward momentum in the storyline.</w:t>
             </w:r>
           </w:p>
         </w:tc>
@@ -20081,7 +20693,7 @@
                 <w:sz w:val="18"/>
                 <w:szCs w:val="18"/>
               </w:rPr>
-              <w:t xml:space="preserve">During circulation, check specifically: (1) Does the learner write the full substitution (e.g., (8)² + 7(8) − 120 = 64 + 56 − 120 = 0 ✓) or just state 'it works'? Full working is required. (2) For Problem 3, does the learner correctly form the equation w(w + 3) = 28 → w² + 3w − 28 = 0 before factorising? Learners who jump directly to trial values without forming the equation need re-direction to Lesson 3 skills. (3) For Problem 4, do learners recognise that h = 1 and h = 4 are both non-negative and therefore both contextually possible (representing two heights at which the shot-put is at the same elevation)? This is the lesson's richest contextual discussion point. Collect 3–4 worksheets at the end for written feedback.</w:t>
+              <w:t xml:space="preserve">Observe which sticky notes learners choose to move and how they phrase their summary answers. A learner who can correctly summarise 'Both roots satisfy the equation algebraically, but the context determines which are valid' demonstrates full lesson mastery. A learner who moves only the 'negative root' note but not the 'can both be right?' note may still hold a partial understanding — follow up individually.</w:t>
             </w:r>
           </w:p>
         </w:tc>
@@ -20090,32 +20702,32 @@
         <w:tc>
           <w:tcPr>
             <w:tcW w:type="dxa" w:w="1520"/>
-            <w:shd w:fill="E2EFDA" w:color="auto" w:val="clear"/>
-            <w:tcMar>
-              <w:top w:type="dxa" w:w="60"/>
-              <w:left w:type="dxa" w:w="120"/>
-              <w:bottom w:type="dxa" w:w="60"/>
-              <w:right w:type="dxa" w:w="120"/>
-            </w:tcMar>
-            <w:vAlign w:val="top"/>
-          </w:tcPr>
-          <w:p>
-            <w:pPr>
-              <w:spacing w:after="40" w:before="0"/>
-              <w:jc w:val="left"/>
-            </w:pPr>
-            <w:r>
-              <w:rPr>
-                <w:rFonts w:ascii="Arial" w:cs="Arial" w:eastAsia="Arial" w:hAnsi="Arial"/>
-                <w:b/>
-                <w:bCs/>
-                <w:i w:val="false"/>
-                <w:iCs w:val="false"/>
-                <w:color w:val="000000"/>
-                <w:sz w:val="18"/>
-                <w:szCs w:val="18"/>
-              </w:rPr>
-              <w:t xml:space="preserve">Explain Phase</w:t>
+            <w:shd w:fill="D5E8F0" w:color="auto" w:val="clear"/>
+            <w:tcMar>
+              <w:top w:type="dxa" w:w="60"/>
+              <w:left w:type="dxa" w:w="120"/>
+              <w:bottom w:type="dxa" w:w="60"/>
+              <w:right w:type="dxa" w:w="120"/>
+            </w:tcMar>
+            <w:vAlign w:val="top"/>
+          </w:tcPr>
+          <w:p>
+            <w:pPr>
+              <w:spacing w:after="40" w:before="0"/>
+              <w:jc w:val="left"/>
+            </w:pPr>
+            <w:r>
+              <w:rPr>
+                <w:rFonts w:ascii="Arial" w:cs="Arial" w:eastAsia="Arial" w:hAnsi="Arial"/>
+                <w:b/>
+                <w:bCs/>
+                <w:i w:val="false"/>
+                <w:iCs w:val="false"/>
+                <w:color w:val="000000"/>
+                <w:sz w:val="18"/>
+                <w:szCs w:val="18"/>
+              </w:rPr>
+              <w:t xml:space="preserve">Model Building Phase</w:t>
             </w:r>
           </w:p>
           <w:p>
@@ -20138,7 +20750,7 @@
             <w:pPr>
               <w:spacing w:after="20" w:before="0"/>
             </w:pPr>
-            <w:hyperlink w:history="1" r:id="rIdep1mrmjp96fp1uevxksbf">
+            <w:hyperlink w:history="1" r:id="rIdke-vkunb6swilwhdps0vv">
               <w:r>
                 <w:rPr>
                   <w:rFonts w:ascii="Arial" w:cs="Arial" w:eastAsia="Arial" w:hAnsi="Arial"/>
@@ -20147,7 +20759,7 @@
                   <w:szCs w:val="16"/>
                   <w:u w:val="single" w:color="2E75B6"/>
                 </w:rPr>
-                <w:t xml:space="preserve">Quadratic systems: graphical solution</w:t>
+                <w:t xml:space="preserve">Solving quadratic equations: complex roots</w:t>
               </w:r>
             </w:hyperlink>
           </w:p>
@@ -20171,7 +20783,7 @@
               <w:spacing w:after="10" w:before="0"/>
               <w:ind w:left="120"/>
             </w:pPr>
-            <w:hyperlink w:history="1" r:id="rIdoduzyj8evs0ltmpo4ye6y">
+            <w:hyperlink w:history="1" r:id="rIdj2b0d8mjvjidiutqgwube">
               <w:r>
                 <w:rPr>
                   <w:rFonts w:ascii="Arial" w:cs="Arial" w:eastAsia="Arial" w:hAnsi="Arial"/>
@@ -20216,7 +20828,7 @@
             <w:pPr>
               <w:spacing w:after="20" w:before="0"/>
             </w:pPr>
-            <w:hyperlink w:history="1" r:id="rIdtxi2ywzhljfzxhhighmkc">
+            <w:hyperlink w:history="1" r:id="rIdj_spwvf-yx4251wo-geh8">
               <w:r>
                 <w:rPr>
                   <w:rFonts w:ascii="Arial" w:cs="Arial" w:eastAsia="Arial" w:hAnsi="Arial"/>
@@ -20249,619 +20861,7 @@
               <w:spacing w:after="10" w:before="0"/>
               <w:ind w:left="120"/>
             </w:pPr>
-            <w:hyperlink w:history="1" r:id="rIdnmk1dakxpprzefdqh6vm7">
-              <w:r>
-                <w:rPr>
-                  <w:rFonts w:ascii="Arial" w:cs="Arial" w:eastAsia="Arial" w:hAnsi="Arial"/>
-                  <w:color w:val="595959"/>
-                  <w:sz w:val="14"/>
-                  <w:szCs w:val="14"/>
-                  <w:u w:val="single" w:color="595959"/>
-                </w:rPr>
-                <w:t xml:space="preserve">🔍 Search ARES for similar readings</w:t>
-              </w:r>
-            </w:hyperlink>
-          </w:p>
-        </w:tc>
-        <w:tc>
-          <w:tcPr>
-            <w:tcW w:type="dxa" w:w="3040"/>
-            <w:shd w:fill="FFFFFF" w:color="auto" w:val="clear"/>
-            <w:tcMar>
-              <w:top w:type="dxa" w:w="60"/>
-              <w:left w:type="dxa" w:w="120"/>
-              <w:bottom w:type="dxa" w:w="60"/>
-              <w:right w:type="dxa" w:w="120"/>
-            </w:tcMar>
-            <w:vAlign w:val="top"/>
-          </w:tcPr>
-          <w:p>
-            <w:pPr>
-              <w:spacing w:after="40" w:before="0"/>
-              <w:jc w:val="left"/>
-            </w:pPr>
-            <w:r>
-              <w:rPr>
-                <w:rFonts w:ascii="Arial" w:cs="Arial" w:eastAsia="Arial" w:hAnsi="Arial"/>
-                <w:b w:val="false"/>
-                <w:bCs w:val="false"/>
-                <w:i w:val="false"/>
-                <w:iCs w:val="false"/>
-                <w:color w:val="000000"/>
-                <w:sz w:val="18"/>
-                <w:szCs w:val="18"/>
-              </w:rPr>
-              <w:t xml:space="preserve">The class reconvenes for a whole-class sensemaking discussion. A selected pair presents their solution and contextual verdict for Problem 3 (Kisumu market trader) on the board. A second pair presents Problem 4 (Iten athletics). The class compares verdicts across all four problems and, guided by teacher questions, constructs a shared 'Validity Decision Rule' in their notes: a three-row table with columns 'Context Constraint', 'Root 1 Decision', 'Root 2 Decision'. Learners then revisit the original Lesson 1 sticky-note question — 'When you get two answers, which one do you use?' — and write a full answer in their own words.</w:t>
-            </w:r>
-          </w:p>
-        </w:tc>
-        <w:tc>
-          <w:tcPr>
-            <w:tcW w:type="dxa" w:w="3040"/>
-            <w:shd w:fill="F2F2F2" w:color="auto" w:val="clear"/>
-            <w:tcMar>
-              <w:top w:type="dxa" w:w="60"/>
-              <w:left w:type="dxa" w:w="120"/>
-              <w:bottom w:type="dxa" w:w="60"/>
-              <w:right w:type="dxa" w:w="120"/>
-            </w:tcMar>
-            <w:vAlign w:val="top"/>
-          </w:tcPr>
-          <w:p>
-            <w:pPr>
-              <w:spacing w:after="40" w:before="0"/>
-              <w:jc w:val="left"/>
-            </w:pPr>
-            <w:r>
-              <w:rPr>
-                <w:rFonts w:ascii="Arial" w:cs="Arial" w:eastAsia="Arial" w:hAnsi="Arial"/>
-                <w:b w:val="false"/>
-                <w:bCs w:val="false"/>
-                <w:i w:val="false"/>
-                <w:iCs w:val="false"/>
-                <w:color w:val="000000"/>
-                <w:sz w:val="18"/>
-                <w:szCs w:val="18"/>
-              </w:rPr>
-              <w:t xml:space="preserve">Ask a pre-selected pair to present Problem 3 on the board. After they finish, ask the class: 'Did your pair get the same roots? Same contextual verdict? Show of hands — who rejected the negative root?' [WAIT TIME: 10 seconds.] Then ask: 'For Problem 4 with Coach Kiplagat, how many of you kept BOTH roots as valid? Why?' Cold-call 3 students [WAIT TIME: 12 seconds each]. After discussion, say: 'Let us build a rule together. What question do you ask yourself after finding both roots?' Guide learners to articulate: (1) Does the variable represent something that must be non-negative? (2) Does the variable represent a whole number only? (3) Does the value make the physical situation impossible? Write the three-question checklist on the board as learners copy it. Then return to the phenomenon: 'Achieng had r = 8 and r = −15. Walk me through all three questions for r = −15.' Cold-call Achieng's scenario specifically — ask: 'Can you have −15 rows of chairs at a prize-giving ceremony in Kisumu? Explain.' [WAIT TIME: 10 seconds.] Close by saying: 'Open your books to Lesson 1 — find the sticky-note question you wrote then. Now write a complete answer to it using today's three-question rule.'</w:t>
-            </w:r>
-          </w:p>
-        </w:tc>
-        <w:tc>
-          <w:tcPr>
-            <w:tcW w:type="dxa" w:w="3040"/>
-            <w:shd w:fill="FFFFFF" w:color="auto" w:val="clear"/>
-            <w:tcMar>
-              <w:top w:type="dxa" w:w="60"/>
-              <w:left w:type="dxa" w:w="120"/>
-              <w:bottom w:type="dxa" w:w="60"/>
-              <w:right w:type="dxa" w:w="120"/>
-            </w:tcMar>
-            <w:vAlign w:val="top"/>
-          </w:tcPr>
-          <w:p>
-            <w:pPr>
-              <w:spacing w:after="40" w:before="0"/>
-              <w:jc w:val="left"/>
-            </w:pPr>
-            <w:r>
-              <w:rPr>
-                <w:rFonts w:ascii="Arial" w:cs="Arial" w:eastAsia="Arial" w:hAnsi="Arial"/>
-                <w:b w:val="false"/>
-                <w:bCs w:val="false"/>
-                <w:i w:val="false"/>
-                <w:iCs w:val="false"/>
-                <w:color w:val="000000"/>
-                <w:sz w:val="18"/>
-                <w:szCs w:val="18"/>
-              </w:rPr>
-              <w:t xml:space="preserve">Collaborative Sense-Making with Anchor Return: presenting peer solutions (rather than teacher solutions) keeps learners as the authority on the mathematics, while the teacher's role is to draw out the generalisation. Explicitly returning to the Lesson 1 sticky-note question closes a narrative loop in the storyline — learners experience the satisfaction of answering a question they raised themselves seven lessons ago. The three-question Validity Decision Rule provides a transferable heuristic that works across all subsequent quadratic contexts.</w:t>
-            </w:r>
-          </w:p>
-        </w:tc>
-        <w:tc>
-          <w:tcPr>
-            <w:tcW w:type="dxa" w:w="3040"/>
-            <w:shd w:fill="F2F2F2" w:color="auto" w:val="clear"/>
-            <w:tcMar>
-              <w:top w:type="dxa" w:w="60"/>
-              <w:left w:type="dxa" w:w="120"/>
-              <w:bottom w:type="dxa" w:w="60"/>
-              <w:right w:type="dxa" w:w="120"/>
-            </w:tcMar>
-            <w:vAlign w:val="top"/>
-          </w:tcPr>
-          <w:p>
-            <w:pPr>
-              <w:spacing w:after="40" w:before="0"/>
-              <w:jc w:val="left"/>
-            </w:pPr>
-            <w:r>
-              <w:rPr>
-                <w:rFonts w:ascii="Arial" w:cs="Arial" w:eastAsia="Arial" w:hAnsi="Arial"/>
-                <w:b w:val="false"/>
-                <w:bCs w:val="false"/>
-                <w:i w:val="false"/>
-                <w:iCs w:val="false"/>
-                <w:color w:val="000000"/>
-                <w:sz w:val="18"/>
-                <w:szCs w:val="18"/>
-              </w:rPr>
-              <w:t xml:space="preserve">Listen for: (a) Can learners articulate WHY r = −15 is algebraically valid but contextually invalid — not merely that 'you can't have negative rows', but that the variable r was defined as a count of rows, which is always a positive whole number? (b) Do learners spontaneously apply the three-question rule to Problem 4 and correctly justify keeping both roots? (c) Are written answers to the sticky-note question complete (mentioning both algebraic verification AND contextual checking) or only partial? Collect written sticky-note answers as an exit indicator.</w:t>
-            </w:r>
-          </w:p>
-        </w:tc>
-      </w:tr>
-      <w:tr>
-        <w:tc>
-          <w:tcPr>
-            <w:tcW w:type="dxa" w:w="1520"/>
-            <w:shd w:fill="FCE4D6" w:color="auto" w:val="clear"/>
-            <w:tcMar>
-              <w:top w:type="dxa" w:w="60"/>
-              <w:left w:type="dxa" w:w="120"/>
-              <w:bottom w:type="dxa" w:w="60"/>
-              <w:right w:type="dxa" w:w="120"/>
-            </w:tcMar>
-            <w:vAlign w:val="top"/>
-          </w:tcPr>
-          <w:p>
-            <w:pPr>
-              <w:spacing w:after="40" w:before="0"/>
-              <w:jc w:val="left"/>
-            </w:pPr>
-            <w:r>
-              <w:rPr>
-                <w:rFonts w:ascii="Arial" w:cs="Arial" w:eastAsia="Arial" w:hAnsi="Arial"/>
-                <w:b/>
-                <w:bCs/>
-                <w:i w:val="false"/>
-                <w:iCs w:val="false"/>
-                <w:color w:val="000000"/>
-                <w:sz w:val="18"/>
-                <w:szCs w:val="18"/>
-              </w:rPr>
-              <w:t xml:space="preserve">Driving Question Board (DQB) Creation</w:t>
-            </w:r>
-          </w:p>
-          <w:p>
-            <w:pPr>
-              <w:spacing w:after="20" w:before="0"/>
-            </w:pPr>
-            <w:r>
-              <w:rPr>
-                <w:rFonts w:ascii="Arial" w:cs="Arial" w:eastAsia="Arial" w:hAnsi="Arial"/>
-                <w:b/>
-                <w:bCs/>
-                <w:color w:val="1F3864"/>
-                <w:sz w:val="16"/>
-                <w:szCs w:val="16"/>
-              </w:rPr>
-              <w:t xml:space="preserve">📹 VIDEO:</w:t>
-            </w:r>
-          </w:p>
-          <w:p>
-            <w:pPr>
-              <w:spacing w:after="20" w:before="0"/>
-            </w:pPr>
-            <w:hyperlink w:history="1" r:id="rIdz62bjf3llt1iahvzcyeuv">
-              <w:r>
-                <w:rPr>
-                  <w:rFonts w:ascii="Arial" w:cs="Arial" w:eastAsia="Arial" w:hAnsi="Arial"/>
-                  <w:color w:val="2E75B6"/>
-                  <w:sz w:val="16"/>
-                  <w:szCs w:val="16"/>
-                  <w:u w:val="single" w:color="2E75B6"/>
-                </w:rPr>
-                <w:t xml:space="preserve">Quadratics by taking square roots: strategy</w:t>
-              </w:r>
-            </w:hyperlink>
-          </w:p>
-          <w:p>
-            <w:pPr>
-              <w:spacing w:after="10" w:before="0"/>
-              <w:ind w:left="120"/>
-            </w:pPr>
-            <w:r>
-              <w:rPr>
-                <w:rFonts w:ascii="Arial" w:cs="Arial" w:eastAsia="Arial" w:hAnsi="Arial"/>
-                <w:color w:val="595959"/>
-                <w:sz w:val="14"/>
-                <w:szCs w:val="14"/>
-              </w:rPr>
-              <w:t xml:space="preserve">Source: Khan Academy (English - US curriculum)</w:t>
-            </w:r>
-          </w:p>
-          <w:p>
-            <w:pPr>
-              <w:spacing w:after="10" w:before="0"/>
-              <w:ind w:left="120"/>
-            </w:pPr>
-            <w:hyperlink w:history="1" r:id="rIdzsol5uje3fdlccdbk-zz6">
-              <w:r>
-                <w:rPr>
-                  <w:rFonts w:ascii="Arial" w:cs="Arial" w:eastAsia="Arial" w:hAnsi="Arial"/>
-                  <w:color w:val="595959"/>
-                  <w:sz w:val="14"/>
-                  <w:szCs w:val="14"/>
-                  <w:u w:val="single" w:color="595959"/>
-                </w:rPr>
-                <w:t xml:space="preserve">🔍 Search ARES for similar videos</w:t>
-              </w:r>
-            </w:hyperlink>
-          </w:p>
-          <w:p>
-            <w:pPr>
-              <w:spacing w:after="40" w:before="0"/>
-            </w:pPr>
-            <w:r>
-              <w:rPr>
-                <w:sz w:val="14"/>
-                <w:szCs w:val="14"/>
-              </w:rPr>
-              <w:t xml:space="preserve"/>
-            </w:r>
-          </w:p>
-          <w:p>
-            <w:pPr>
-              <w:spacing w:after="20" w:before="0"/>
-            </w:pPr>
-            <w:r>
-              <w:rPr>
-                <w:rFonts w:ascii="Arial" w:cs="Arial" w:eastAsia="Arial" w:hAnsi="Arial"/>
-                <w:b/>
-                <w:bCs/>
-                <w:color w:val="1F3864"/>
-                <w:sz w:val="16"/>
-                <w:szCs w:val="16"/>
-              </w:rPr>
-              <w:t xml:space="preserve">📖 EXERCISE:</w:t>
-            </w:r>
-          </w:p>
-          <w:p>
-            <w:pPr>
-              <w:spacing w:after="20" w:before="0"/>
-            </w:pPr>
-            <w:hyperlink w:history="1" r:id="rIdxokaqxxliim7ucvh8tj2k">
-              <w:r>
-                <w:rPr>
-                  <w:rFonts w:ascii="Arial" w:cs="Arial" w:eastAsia="Arial" w:hAnsi="Arial"/>
-                  <w:color w:val="2E75B6"/>
-                  <w:sz w:val="16"/>
-                  <w:szCs w:val="16"/>
-                  <w:u w:val="single" w:color="2E75B6"/>
-                </w:rPr>
-                <w:t xml:space="preserve">Zero product property</w:t>
-              </w:r>
-            </w:hyperlink>
-          </w:p>
-          <w:p>
-            <w:pPr>
-              <w:spacing w:after="10" w:before="0"/>
-              <w:ind w:left="120"/>
-            </w:pPr>
-            <w:r>
-              <w:rPr>
-                <w:rFonts w:ascii="Arial" w:cs="Arial" w:eastAsia="Arial" w:hAnsi="Arial"/>
-                <w:color w:val="595959"/>
-                <w:sz w:val="14"/>
-                <w:szCs w:val="14"/>
-              </w:rPr>
-              <w:t xml:space="preserve">Source: Khan Academy (English - US curriculum)</w:t>
-            </w:r>
-          </w:p>
-          <w:p>
-            <w:pPr>
-              <w:spacing w:after="10" w:before="0"/>
-              <w:ind w:left="120"/>
-            </w:pPr>
-            <w:hyperlink w:history="1" r:id="rIdh84a7pela_wixqrhk0kym">
-              <w:r>
-                <w:rPr>
-                  <w:rFonts w:ascii="Arial" w:cs="Arial" w:eastAsia="Arial" w:hAnsi="Arial"/>
-                  <w:color w:val="595959"/>
-                  <w:sz w:val="14"/>
-                  <w:szCs w:val="14"/>
-                  <w:u w:val="single" w:color="595959"/>
-                </w:rPr>
-                <w:t xml:space="preserve">🔍 Search ARES for similar readings</w:t>
-              </w:r>
-            </w:hyperlink>
-          </w:p>
-        </w:tc>
-        <w:tc>
-          <w:tcPr>
-            <w:tcW w:type="dxa" w:w="3040"/>
-            <w:shd w:fill="FFFFFF" w:color="auto" w:val="clear"/>
-            <w:tcMar>
-              <w:top w:type="dxa" w:w="60"/>
-              <w:left w:type="dxa" w:w="120"/>
-              <w:bottom w:type="dxa" w:w="60"/>
-              <w:right w:type="dxa" w:w="120"/>
-            </w:tcMar>
-            <w:vAlign w:val="top"/>
-          </w:tcPr>
-          <w:p>
-            <w:pPr>
-              <w:spacing w:after="40" w:before="0"/>
-              <w:jc w:val="left"/>
-            </w:pPr>
-            <w:r>
-              <w:rPr>
-                <w:rFonts w:ascii="Arial" w:cs="Arial" w:eastAsia="Arial" w:hAnsi="Arial"/>
-                <w:b w:val="false"/>
-                <w:bCs w:val="false"/>
-                <w:i w:val="false"/>
-                <w:iCs w:val="false"/>
-                <w:color w:val="000000"/>
-                <w:sz w:val="18"/>
-                <w:szCs w:val="18"/>
-              </w:rPr>
-              <w:t xml:space="preserve">Learners return to the class Driving Question Board. They identify sticky notes placed in Lessons 1–3 that this lesson has now answered — particularly 'When you get two answers, which one do you use?' and 'Can both answers be right?' They move those notes to the 'ANSWERED' section and write the date and a brief summary answer on the back. New sticky notes added today capture any remaining uncertainties, for example: 'What if both roots are negative — does the problem have no real solution?' or 'Can a quadratic ever give more than two answers?'</w:t>
-            </w:r>
-          </w:p>
-        </w:tc>
-        <w:tc>
-          <w:tcPr>
-            <w:tcW w:type="dxa" w:w="3040"/>
-            <w:shd w:fill="F2F2F2" w:color="auto" w:val="clear"/>
-            <w:tcMar>
-              <w:top w:type="dxa" w:w="60"/>
-              <w:left w:type="dxa" w:w="120"/>
-              <w:bottom w:type="dxa" w:w="60"/>
-              <w:right w:type="dxa" w:w="120"/>
-            </w:tcMar>
-            <w:vAlign w:val="top"/>
-          </w:tcPr>
-          <w:p>
-            <w:pPr>
-              <w:spacing w:after="40" w:before="0"/>
-              <w:jc w:val="left"/>
-            </w:pPr>
-            <w:r>
-              <w:rPr>
-                <w:rFonts w:ascii="Arial" w:cs="Arial" w:eastAsia="Arial" w:hAnsi="Arial"/>
-                <w:b w:val="false"/>
-                <w:bCs w:val="false"/>
-                <w:i w:val="false"/>
-                <w:iCs w:val="false"/>
-                <w:color w:val="000000"/>
-                <w:sz w:val="18"/>
-                <w:szCs w:val="18"/>
-              </w:rPr>
-              <w:t xml:space="preserve">Direct learners' attention to the DQB. Say: 'Look at the questions we posted in earlier lessons. Which ones can we now answer fully — not just partially?' Allow 2 minutes for learners to re-read all posted questions silently. Then invite volunteers to come to the board and physically move a sticky note to the ANSWERED column, reading the question aloud and giving a one-sentence answer. [WAIT TIME: allow up to 4 learners to do this.] Then ask: 'Are there any NEW questions today's lesson has raised for you?' Allow 2 minutes for learners to write new sticky notes and post them. Read 2–3 new notes aloud, affirming them: 'These are excellent questions — we will address some in Lesson 7 and beyond.' Photograph the updated DQB for the class record.</w:t>
-            </w:r>
-          </w:p>
-        </w:tc>
-        <w:tc>
-          <w:tcPr>
-            <w:tcW w:type="dxa" w:w="3040"/>
-            <w:shd w:fill="FFFFFF" w:color="auto" w:val="clear"/>
-            <w:tcMar>
-              <w:top w:type="dxa" w:w="60"/>
-              <w:left w:type="dxa" w:w="120"/>
-              <w:bottom w:type="dxa" w:w="60"/>
-              <w:right w:type="dxa" w:w="120"/>
-            </w:tcMar>
-            <w:vAlign w:val="top"/>
-          </w:tcPr>
-          <w:p>
-            <w:pPr>
-              <w:spacing w:after="40" w:before="0"/>
-              <w:jc w:val="left"/>
-            </w:pPr>
-            <w:r>
-              <w:rPr>
-                <w:rFonts w:ascii="Arial" w:cs="Arial" w:eastAsia="Arial" w:hAnsi="Arial"/>
-                <w:b w:val="false"/>
-                <w:bCs w:val="false"/>
-                <w:i w:val="false"/>
-                <w:iCs w:val="false"/>
-                <w:color w:val="000000"/>
-                <w:sz w:val="18"/>
-                <w:szCs w:val="18"/>
-              </w:rPr>
-              <w:t xml:space="preserve">Driving Question Board Update (Iterative Knowledge Tracking): the physical act of moving a sticky note from 'OPEN' to 'ANSWERED' gives learners a tangible record of intellectual progress — they can see the evidence-gathering sequence accumulating understanding. New questions posted today signal that verification has opened new mathematical territory (e.g., the possibility of no real solutions), maintaining forward momentum in the storyline.</w:t>
-            </w:r>
-          </w:p>
-        </w:tc>
-        <w:tc>
-          <w:tcPr>
-            <w:tcW w:type="dxa" w:w="3040"/>
-            <w:shd w:fill="F2F2F2" w:color="auto" w:val="clear"/>
-            <w:tcMar>
-              <w:top w:type="dxa" w:w="60"/>
-              <w:left w:type="dxa" w:w="120"/>
-              <w:bottom w:type="dxa" w:w="60"/>
-              <w:right w:type="dxa" w:w="120"/>
-            </w:tcMar>
-            <w:vAlign w:val="top"/>
-          </w:tcPr>
-          <w:p>
-            <w:pPr>
-              <w:spacing w:after="40" w:before="0"/>
-              <w:jc w:val="left"/>
-            </w:pPr>
-            <w:r>
-              <w:rPr>
-                <w:rFonts w:ascii="Arial" w:cs="Arial" w:eastAsia="Arial" w:hAnsi="Arial"/>
-                <w:b w:val="false"/>
-                <w:bCs w:val="false"/>
-                <w:i w:val="false"/>
-                <w:iCs w:val="false"/>
-                <w:color w:val="000000"/>
-                <w:sz w:val="18"/>
-                <w:szCs w:val="18"/>
-              </w:rPr>
-              <w:t xml:space="preserve">Observe which sticky notes learners choose to move and how they phrase their summary answers. A learner who can correctly summarise 'Both roots satisfy the equation algebraically, but the context determines which are valid' demonstrates full lesson mastery. A learner who moves only the 'negative root' note but not the 'can both be right?' note may still hold a partial understanding — follow up individually.</w:t>
-            </w:r>
-          </w:p>
-        </w:tc>
-      </w:tr>
-      <w:tr>
-        <w:tc>
-          <w:tcPr>
-            <w:tcW w:type="dxa" w:w="1520"/>
-            <w:shd w:fill="D5E8F0" w:color="auto" w:val="clear"/>
-            <w:tcMar>
-              <w:top w:type="dxa" w:w="60"/>
-              <w:left w:type="dxa" w:w="120"/>
-              <w:bottom w:type="dxa" w:w="60"/>
-              <w:right w:type="dxa" w:w="120"/>
-            </w:tcMar>
-            <w:vAlign w:val="top"/>
-          </w:tcPr>
-          <w:p>
-            <w:pPr>
-              <w:spacing w:after="40" w:before="0"/>
-              <w:jc w:val="left"/>
-            </w:pPr>
-            <w:r>
-              <w:rPr>
-                <w:rFonts w:ascii="Arial" w:cs="Arial" w:eastAsia="Arial" w:hAnsi="Arial"/>
-                <w:b/>
-                <w:bCs/>
-                <w:i w:val="false"/>
-                <w:iCs w:val="false"/>
-                <w:color w:val="000000"/>
-                <w:sz w:val="18"/>
-                <w:szCs w:val="18"/>
-              </w:rPr>
-              <w:t xml:space="preserve">Model Building Phase</w:t>
-            </w:r>
-          </w:p>
-          <w:p>
-            <w:pPr>
-              <w:spacing w:after="20" w:before="0"/>
-            </w:pPr>
-            <w:r>
-              <w:rPr>
-                <w:rFonts w:ascii="Arial" w:cs="Arial" w:eastAsia="Arial" w:hAnsi="Arial"/>
-                <w:b/>
-                <w:bCs/>
-                <w:color w:val="1F3864"/>
-                <w:sz w:val="16"/>
-                <w:szCs w:val="16"/>
-              </w:rPr>
-              <w:t xml:space="preserve">📹 VIDEO:</w:t>
-            </w:r>
-          </w:p>
-          <w:p>
-            <w:pPr>
-              <w:spacing w:after="20" w:before="0"/>
-            </w:pPr>
-            <w:hyperlink w:history="1" r:id="rIdyv3g5fmwspf8g1buqs0e6">
-              <w:r>
-                <w:rPr>
-                  <w:rFonts w:ascii="Arial" w:cs="Arial" w:eastAsia="Arial" w:hAnsi="Arial"/>
-                  <w:color w:val="2E75B6"/>
-                  <w:sz w:val="16"/>
-                  <w:szCs w:val="16"/>
-                  <w:u w:val="single" w:color="2E75B6"/>
-                </w:rPr>
-                <w:t xml:space="preserve">Solving quadratic equations: complex roots</w:t>
-              </w:r>
-            </w:hyperlink>
-          </w:p>
-          <w:p>
-            <w:pPr>
-              <w:spacing w:after="10" w:before="0"/>
-              <w:ind w:left="120"/>
-            </w:pPr>
-            <w:r>
-              <w:rPr>
-                <w:rFonts w:ascii="Arial" w:cs="Arial" w:eastAsia="Arial" w:hAnsi="Arial"/>
-                <w:color w:val="595959"/>
-                <w:sz w:val="14"/>
-                <w:szCs w:val="14"/>
-              </w:rPr>
-              <w:t xml:space="preserve">Source: Khan Academy (English - US curriculum)</w:t>
-            </w:r>
-          </w:p>
-          <w:p>
-            <w:pPr>
-              <w:spacing w:after="10" w:before="0"/>
-              <w:ind w:left="120"/>
-            </w:pPr>
-            <w:hyperlink w:history="1" r:id="rIdl3epyjz7opn4opvuttjp-">
-              <w:r>
-                <w:rPr>
-                  <w:rFonts w:ascii="Arial" w:cs="Arial" w:eastAsia="Arial" w:hAnsi="Arial"/>
-                  <w:color w:val="595959"/>
-                  <w:sz w:val="14"/>
-                  <w:szCs w:val="14"/>
-                  <w:u w:val="single" w:color="595959"/>
-                </w:rPr>
-                <w:t xml:space="preserve">🔍 Search ARES for similar videos</w:t>
-              </w:r>
-            </w:hyperlink>
-          </w:p>
-          <w:p>
-            <w:pPr>
-              <w:spacing w:after="40" w:before="0"/>
-            </w:pPr>
-            <w:r>
-              <w:rPr>
-                <w:sz w:val="14"/>
-                <w:szCs w:val="14"/>
-              </w:rPr>
-              <w:t xml:space="preserve"/>
-            </w:r>
-          </w:p>
-          <w:p>
-            <w:pPr>
-              <w:spacing w:after="20" w:before="0"/>
-            </w:pPr>
-            <w:r>
-              <w:rPr>
-                <w:rFonts w:ascii="Arial" w:cs="Arial" w:eastAsia="Arial" w:hAnsi="Arial"/>
-                <w:b/>
-                <w:bCs/>
-                <w:color w:val="1F3864"/>
-                <w:sz w:val="16"/>
-                <w:szCs w:val="16"/>
-              </w:rPr>
-              <w:t xml:space="preserve">📖 EXERCISE:</w:t>
-            </w:r>
-          </w:p>
-          <w:p>
-            <w:pPr>
-              <w:spacing w:after="20" w:before="0"/>
-            </w:pPr>
-            <w:hyperlink w:history="1" r:id="rIdxwk1suanfquokjdook55k">
-              <w:r>
-                <w:rPr>
-                  <w:rFonts w:ascii="Arial" w:cs="Arial" w:eastAsia="Arial" w:hAnsi="Arial"/>
-                  <w:color w:val="2E75B6"/>
-                  <w:sz w:val="16"/>
-                  <w:szCs w:val="16"/>
-                  <w:u w:val="single" w:color="2E75B6"/>
-                </w:rPr>
-                <w:t xml:space="preserve">Zero product property</w:t>
-              </w:r>
-            </w:hyperlink>
-          </w:p>
-          <w:p>
-            <w:pPr>
-              <w:spacing w:after="10" w:before="0"/>
-              <w:ind w:left="120"/>
-            </w:pPr>
-            <w:r>
-              <w:rPr>
-                <w:rFonts w:ascii="Arial" w:cs="Arial" w:eastAsia="Arial" w:hAnsi="Arial"/>
-                <w:color w:val="595959"/>
-                <w:sz w:val="14"/>
-                <w:szCs w:val="14"/>
-              </w:rPr>
-              <w:t xml:space="preserve">Source: Khan Academy (English - US curriculum)</w:t>
-            </w:r>
-          </w:p>
-          <w:p>
-            <w:pPr>
-              <w:spacing w:after="10" w:before="0"/>
-              <w:ind w:left="120"/>
-            </w:pPr>
-            <w:hyperlink w:history="1" r:id="rIdxy2jvtqphybvlzhqetcif">
+            <w:hyperlink w:history="1" r:id="rIdjk5a8avl7fl6beenqbd5l">
               <w:r>
                 <w:rPr>
                   <w:rFonts w:ascii="Arial" w:cs="Arial" w:eastAsia="Arial" w:hAnsi="Arial"/>
@@ -22424,7 +22424,7 @@
             <w:pPr>
               <w:spacing w:after="20" w:before="0"/>
             </w:pPr>
-            <w:hyperlink w:history="1" r:id="rIdajl7s3iozvifxgyywqyg9">
+            <w:hyperlink w:history="1" r:id="rIdttw8jhyaq2zehmsnaje0o">
               <w:r>
                 <w:rPr>
                   <w:rFonts w:ascii="Arial" w:cs="Arial" w:eastAsia="Arial" w:hAnsi="Arial"/>
@@ -22457,7 +22457,7 @@
               <w:spacing w:after="10" w:before="0"/>
               <w:ind w:left="120"/>
             </w:pPr>
-            <w:hyperlink w:history="1" r:id="rIdks4ye0ffd4kfl8io0u0z7">
+            <w:hyperlink w:history="1" r:id="rIdnjqp9_glt8fpzhw51wxtm">
               <w:r>
                 <w:rPr>
                   <w:rFonts w:ascii="Arial" w:cs="Arial" w:eastAsia="Arial" w:hAnsi="Arial"/>
@@ -22502,7 +22502,7 @@
             <w:pPr>
               <w:spacing w:after="20" w:before="0"/>
             </w:pPr>
-            <w:hyperlink w:history="1" r:id="rIdsd3whuo88gjwlyew2u9wt">
+            <w:hyperlink w:history="1" r:id="rIda60uakbrc7hwnsshpoe4g">
               <w:r>
                 <w:rPr>
                   <w:rFonts w:ascii="Arial" w:cs="Arial" w:eastAsia="Arial" w:hAnsi="Arial"/>
@@ -22535,7 +22535,7 @@
               <w:spacing w:after="10" w:before="0"/>
               <w:ind w:left="120"/>
             </w:pPr>
-            <w:hyperlink w:history="1" r:id="rId7mm2dazddqeagreu5ci0t">
+            <w:hyperlink w:history="1" r:id="rIdkft4mf8bcsnvnwivprb73">
               <w:r>
                 <w:rPr>
                   <w:rFonts w:ascii="Arial" w:cs="Arial" w:eastAsia="Arial" w:hAnsi="Arial"/>
@@ -22730,7 +22730,7 @@
             <w:pPr>
               <w:spacing w:after="20" w:before="0"/>
             </w:pPr>
-            <w:hyperlink w:history="1" r:id="rIdqow8ed2ls8rmosghupstp">
+            <w:hyperlink w:history="1" r:id="rIdtedyjihpavit7_nhjfmzz">
               <w:r>
                 <w:rPr>
                   <w:rFonts w:ascii="Arial" w:cs="Arial" w:eastAsia="Arial" w:hAnsi="Arial"/>
@@ -22763,7 +22763,7 @@
               <w:spacing w:after="10" w:before="0"/>
               <w:ind w:left="120"/>
             </w:pPr>
-            <w:hyperlink w:history="1" r:id="rIdtnqckmv1tffpa6dozve7w">
+            <w:hyperlink w:history="1" r:id="rIdshezu3uawyrfvvosr4bsl">
               <w:r>
                 <w:rPr>
                   <w:rFonts w:ascii="Arial" w:cs="Arial" w:eastAsia="Arial" w:hAnsi="Arial"/>
@@ -22808,7 +22808,7 @@
             <w:pPr>
               <w:spacing w:after="20" w:before="0"/>
             </w:pPr>
-            <w:hyperlink w:history="1" r:id="rIdxaxzgf3krx9rrtnp8lj_n">
+            <w:hyperlink w:history="1" r:id="rId1tpxpx6o1cyzzvpb13czu">
               <w:r>
                 <w:rPr>
                   <w:rFonts w:ascii="Arial" w:cs="Arial" w:eastAsia="Arial" w:hAnsi="Arial"/>
@@ -22841,7 +22841,7 @@
               <w:spacing w:after="10" w:before="0"/>
               <w:ind w:left="120"/>
             </w:pPr>
-            <w:hyperlink w:history="1" r:id="rIdughmeqqrd3arda9dag1eo">
+            <w:hyperlink w:history="1" r:id="rIdkr6z5adf9medgosdyurra">
               <w:r>
                 <w:rPr>
                   <w:rFonts w:ascii="Arial" w:cs="Arial" w:eastAsia="Arial" w:hAnsi="Arial"/>
@@ -23074,7 +23074,7 @@
             <w:pPr>
               <w:spacing w:after="20" w:before="0"/>
             </w:pPr>
-            <w:hyperlink w:history="1" r:id="rIdcdrx7-t04hkwzq3t6-5c8">
+            <w:hyperlink w:history="1" r:id="rIdc_hz6yzayrbcsrlj5jhvx">
               <w:r>
                 <w:rPr>
                   <w:rFonts w:ascii="Arial" w:cs="Arial" w:eastAsia="Arial" w:hAnsi="Arial"/>
@@ -23107,7 +23107,7 @@
               <w:spacing w:after="10" w:before="0"/>
               <w:ind w:left="120"/>
             </w:pPr>
-            <w:hyperlink w:history="1" r:id="rId53n-op2zylg4n1aod73bs">
+            <w:hyperlink w:history="1" r:id="rIdiluvza1pfbwwn-gngspn1">
               <w:r>
                 <w:rPr>
                   <w:rFonts w:ascii="Arial" w:cs="Arial" w:eastAsia="Arial" w:hAnsi="Arial"/>
@@ -23152,7 +23152,7 @@
             <w:pPr>
               <w:spacing w:after="20" w:before="0"/>
             </w:pPr>
-            <w:hyperlink w:history="1" r:id="rIdriotkkw6tggcwpnfwj9js">
+            <w:hyperlink w:history="1" r:id="rIdd3lcs8_dq4ecqfxnznusl">
               <w:r>
                 <w:rPr>
                   <w:rFonts w:ascii="Arial" w:cs="Arial" w:eastAsia="Arial" w:hAnsi="Arial"/>
@@ -23185,7 +23185,7 @@
               <w:spacing w:after="10" w:before="0"/>
               <w:ind w:left="120"/>
             </w:pPr>
-            <w:hyperlink w:history="1" r:id="rIdcxa68tetb21nhf_o9ld1p">
+            <w:hyperlink w:history="1" r:id="rIdvahcodejgidaqrhvqywqs">
               <w:r>
                 <w:rPr>
                   <w:rFonts w:ascii="Arial" w:cs="Arial" w:eastAsia="Arial" w:hAnsi="Arial"/>
@@ -23380,7 +23380,7 @@
             <w:pPr>
               <w:spacing w:after="20" w:before="0"/>
             </w:pPr>
-            <w:hyperlink w:history="1" r:id="rIdp2mhzwb6mvfrqpyfcxyyg">
+            <w:hyperlink w:history="1" r:id="rIdum1lzzmafmgtpjr2pzx80">
               <w:r>
                 <w:rPr>
                   <w:rFonts w:ascii="Arial" w:cs="Arial" w:eastAsia="Arial" w:hAnsi="Arial"/>
@@ -23413,7 +23413,7 @@
               <w:spacing w:after="10" w:before="0"/>
               <w:ind w:left="120"/>
             </w:pPr>
-            <w:hyperlink w:history="1" r:id="rId7w1xnf7_o4o_rhirb0sir">
+            <w:hyperlink w:history="1" r:id="rIdn81w6n_9kxlpiivkvwzys">
               <w:r>
                 <w:rPr>
                   <w:rFonts w:ascii="Arial" w:cs="Arial" w:eastAsia="Arial" w:hAnsi="Arial"/>
@@ -23458,7 +23458,7 @@
             <w:pPr>
               <w:spacing w:after="20" w:before="0"/>
             </w:pPr>
-            <w:hyperlink w:history="1" r:id="rIds1w-ls0lahnmetw73cr_-">
+            <w:hyperlink w:history="1" r:id="rIduhtzu4kfrna6d60klrzw2">
               <w:r>
                 <w:rPr>
                   <w:rFonts w:ascii="Arial" w:cs="Arial" w:eastAsia="Arial" w:hAnsi="Arial"/>
@@ -23491,7 +23491,7 @@
               <w:spacing w:after="10" w:before="0"/>
               <w:ind w:left="120"/>
             </w:pPr>
-            <w:hyperlink w:history="1" r:id="rIdhywg4yi1ank_vmvaiggym">
+            <w:hyperlink w:history="1" r:id="rIdkcnncwenudhraj7kagjgt">
               <w:r>
                 <w:rPr>
                   <w:rFonts w:ascii="Arial" w:cs="Arial" w:eastAsia="Arial" w:hAnsi="Arial"/>
@@ -23686,7 +23686,7 @@
             <w:pPr>
               <w:spacing w:after="20" w:before="0"/>
             </w:pPr>
-            <w:hyperlink w:history="1" r:id="rId82mhueyyzv4iwpn-1btpn">
+            <w:hyperlink w:history="1" r:id="rIdubtp5tsfe6ffwzal4tw8u">
               <w:r>
                 <w:rPr>
                   <w:rFonts w:ascii="Arial" w:cs="Arial" w:eastAsia="Arial" w:hAnsi="Arial"/>
@@ -23719,7 +23719,7 @@
               <w:spacing w:after="10" w:before="0"/>
               <w:ind w:left="120"/>
             </w:pPr>
-            <w:hyperlink w:history="1" r:id="rId1gwp-ympbc_jbtxl5ripo">
+            <w:hyperlink w:history="1" r:id="rIdi4phryk9j1g37-hfs4msc">
               <w:r>
                 <w:rPr>
                   <w:rFonts w:ascii="Arial" w:cs="Arial" w:eastAsia="Arial" w:hAnsi="Arial"/>
@@ -23764,7 +23764,7 @@
             <w:pPr>
               <w:spacing w:after="20" w:before="0"/>
             </w:pPr>
-            <w:hyperlink w:history="1" r:id="rIdkkmvk_lohrbpohy5ss-st">
+            <w:hyperlink w:history="1" r:id="rIdmvoblgkg9pcpalhw6twdr">
               <w:r>
                 <w:rPr>
                   <w:rFonts w:ascii="Arial" w:cs="Arial" w:eastAsia="Arial" w:hAnsi="Arial"/>
@@ -23797,7 +23797,7 @@
               <w:spacing w:after="10" w:before="0"/>
               <w:ind w:left="120"/>
             </w:pPr>
-            <w:hyperlink w:history="1" r:id="rIdfm0nf59byfa4alys9-xsz">
+            <w:hyperlink w:history="1" r:id="rIdbvzwmix2drljfob73sbmp">
               <w:r>
                 <w:rPr>
                   <w:rFonts w:ascii="Arial" w:cs="Arial" w:eastAsia="Arial" w:hAnsi="Arial"/>
@@ -25284,7 +25284,7 @@
             <w:pPr>
               <w:spacing w:after="20" w:before="0"/>
             </w:pPr>
-            <w:hyperlink w:history="1" r:id="rIdxy8ro1jbmzkyedrtk2ue9">
+            <w:hyperlink w:history="1" r:id="rIdks0uu5awnpboiyy7a0bt4">
               <w:r>
                 <w:rPr>
                   <w:rFonts w:ascii="Arial" w:cs="Arial" w:eastAsia="Arial" w:hAnsi="Arial"/>
@@ -25317,7 +25317,7 @@
               <w:spacing w:after="10" w:before="0"/>
               <w:ind w:left="120"/>
             </w:pPr>
-            <w:hyperlink w:history="1" r:id="rIdnw4opj6z9cgsvkqvilqwh">
+            <w:hyperlink w:history="1" r:id="rId5rrfhpbzwiubnowtrrap9">
               <w:r>
                 <w:rPr>
                   <w:rFonts w:ascii="Arial" w:cs="Arial" w:eastAsia="Arial" w:hAnsi="Arial"/>
@@ -25362,7 +25362,7 @@
             <w:pPr>
               <w:spacing w:after="20" w:before="0"/>
             </w:pPr>
-            <w:hyperlink w:history="1" r:id="rId4p58z_wpyehllmsva88t3">
+            <w:hyperlink w:history="1" r:id="rIdmjairnuheehniykbdgtco">
               <w:r>
                 <w:rPr>
                   <w:rFonts w:ascii="Arial" w:cs="Arial" w:eastAsia="Arial" w:hAnsi="Arial"/>
@@ -25395,7 +25395,7 @@
               <w:spacing w:after="10" w:before="0"/>
               <w:ind w:left="120"/>
             </w:pPr>
-            <w:hyperlink w:history="1" r:id="rIdiykjzc7dqnqsjrbisoysx">
+            <w:hyperlink w:history="1" r:id="rIdrgloxa5qod3taqpg_dcy3">
               <w:r>
                 <w:rPr>
                   <w:rFonts w:ascii="Arial" w:cs="Arial" w:eastAsia="Arial" w:hAnsi="Arial"/>
@@ -25742,7 +25742,7 @@
             <w:pPr>
               <w:spacing w:after="20" w:before="0"/>
             </w:pPr>
-            <w:hyperlink w:history="1" r:id="rId1ahlql0hhtshyygzufqg9">
+            <w:hyperlink w:history="1" r:id="rIdjcw_si2ne8m_vlqkju4a7">
               <w:r>
                 <w:rPr>
                   <w:rFonts w:ascii="Arial" w:cs="Arial" w:eastAsia="Arial" w:hAnsi="Arial"/>
@@ -25775,7 +25775,7 @@
               <w:spacing w:after="10" w:before="0"/>
               <w:ind w:left="120"/>
             </w:pPr>
-            <w:hyperlink w:history="1" r:id="rId1r0hkng5gxc4zpedgdb5g">
+            <w:hyperlink w:history="1" r:id="rIdqyfs9f139etd33wsiqb5a">
               <w:r>
                 <w:rPr>
                   <w:rFonts w:ascii="Arial" w:cs="Arial" w:eastAsia="Arial" w:hAnsi="Arial"/>
@@ -25820,7 +25820,7 @@
             <w:pPr>
               <w:spacing w:after="20" w:before="0"/>
             </w:pPr>
-            <w:hyperlink w:history="1" r:id="rIdor8tddc-ypaf_yh4z5xcl">
+            <w:hyperlink w:history="1" r:id="rId94i1og59uuopx2igdgszw">
               <w:r>
                 <w:rPr>
                   <w:rFonts w:ascii="Arial" w:cs="Arial" w:eastAsia="Arial" w:hAnsi="Arial"/>
@@ -25853,7 +25853,7 @@
               <w:spacing w:after="10" w:before="0"/>
               <w:ind w:left="120"/>
             </w:pPr>
-            <w:hyperlink w:history="1" r:id="rIdll7zpqcjapg37ihz-hqxa">
+            <w:hyperlink w:history="1" r:id="rIdcocuuzqk40uqno2aqygf6">
               <w:r>
                 <w:rPr>
                   <w:rFonts w:ascii="Arial" w:cs="Arial" w:eastAsia="Arial" w:hAnsi="Arial"/>
@@ -26200,7 +26200,7 @@
             <w:pPr>
               <w:spacing w:after="20" w:before="0"/>
             </w:pPr>
-            <w:hyperlink w:history="1" r:id="rIdeuqzvpenykpwhvrlud4vz">
+            <w:hyperlink w:history="1" r:id="rIdyps_prnzvto5l1uszh9bl">
               <w:r>
                 <w:rPr>
                   <w:rFonts w:ascii="Arial" w:cs="Arial" w:eastAsia="Arial" w:hAnsi="Arial"/>
@@ -26233,7 +26233,7 @@
               <w:spacing w:after="10" w:before="0"/>
               <w:ind w:left="120"/>
             </w:pPr>
-            <w:hyperlink w:history="1" r:id="rId5h3gz6di6iuswtt3pbmu0">
+            <w:hyperlink w:history="1" r:id="rIdcgl_peig1coab2wcw2wms">
               <w:r>
                 <w:rPr>
                   <w:rFonts w:ascii="Arial" w:cs="Arial" w:eastAsia="Arial" w:hAnsi="Arial"/>
@@ -26271,14 +26271,14 @@
                 <w:sz w:val="16"/>
                 <w:szCs w:val="16"/>
               </w:rPr>
-              <w:t xml:space="preserve">📖 EXERCISE:</w:t>
+              <w:t xml:space="preserve">📖 HTML:</w:t>
             </w:r>
           </w:p>
           <w:p>
             <w:pPr>
               <w:spacing w:after="20" w:before="0"/>
             </w:pPr>
-            <w:hyperlink w:history="1" r:id="rIdvag1pe1hawgeulzpyspmd">
+            <w:hyperlink w:history="1" r:id="rIdd92z5dfl3shnnupsdbq0i">
               <w:r>
                 <w:rPr>
                   <w:rFonts w:ascii="Arial" w:cs="Arial" w:eastAsia="Arial" w:hAnsi="Arial"/>
@@ -26287,7 +26287,7 @@
                   <w:szCs w:val="16"/>
                   <w:u w:val="single" w:color="2E75B6"/>
                 </w:rPr>
-                <w:t xml:space="preserve">Parts of algebraic expressions</w:t>
+                <w:t xml:space="preserve">Applications of Quadratic Equations (Flexbook)</w:t>
               </w:r>
             </w:hyperlink>
           </w:p>
@@ -26303,7 +26303,7 @@
                 <w:sz w:val="14"/>
                 <w:szCs w:val="14"/>
               </w:rPr>
-              <w:t xml:space="preserve">Source: Khan Academy (English - US curriculum)</w:t>
+              <w:t xml:space="preserve">Source: CK-12</w:t>
             </w:r>
           </w:p>
           <w:p>
@@ -26311,7 +26311,7 @@
               <w:spacing w:after="10" w:before="0"/>
               <w:ind w:left="120"/>
             </w:pPr>
-            <w:hyperlink w:history="1" r:id="rId1lwwxulbsrxq_0p7_recv">
+            <w:hyperlink w:history="1" r:id="rIdevfgq9q9omllvtv6cfr6_">
               <w:r>
                 <w:rPr>
                   <w:rFonts w:ascii="Arial" w:cs="Arial" w:eastAsia="Arial" w:hAnsi="Arial"/>
@@ -26677,7 +26677,7 @@
             <w:pPr>
               <w:spacing w:after="20" w:before="0"/>
             </w:pPr>
-            <w:hyperlink w:history="1" r:id="rIdmwkyhjqcvo1outfaniwdx">
+            <w:hyperlink w:history="1" r:id="rIdrbyz67gam-sw2nfnykaas">
               <w:r>
                 <w:rPr>
                   <w:rFonts w:ascii="Arial" w:cs="Arial" w:eastAsia="Arial" w:hAnsi="Arial"/>
@@ -26710,7 +26710,7 @@
               <w:spacing w:after="10" w:before="0"/>
               <w:ind w:left="120"/>
             </w:pPr>
-            <w:hyperlink w:history="1" r:id="rId1r-wypy-1vekm_ejbdoxm">
+            <w:hyperlink w:history="1" r:id="rId72jmff0zoiqzxgvfkk4fl">
               <w:r>
                 <w:rPr>
                   <w:rFonts w:ascii="Arial" w:cs="Arial" w:eastAsia="Arial" w:hAnsi="Arial"/>
@@ -26748,14 +26748,14 @@
                 <w:sz w:val="16"/>
                 <w:szCs w:val="16"/>
               </w:rPr>
-              <w:t xml:space="preserve">📖 EXERCISE:</w:t>
+              <w:t xml:space="preserve">📖 HTML:</w:t>
             </w:r>
           </w:p>
           <w:p>
             <w:pPr>
               <w:spacing w:after="20" w:before="0"/>
             </w:pPr>
-            <w:hyperlink w:history="1" r:id="rId4x4h6jec-pmkfokmy0ynv">
+            <w:hyperlink w:history="1" r:id="rIdita2axoedhuwen8hcayaz">
               <w:r>
                 <w:rPr>
                   <w:rFonts w:ascii="Arial" w:cs="Arial" w:eastAsia="Arial" w:hAnsi="Arial"/>
@@ -26764,7 +26764,7 @@
                   <w:szCs w:val="16"/>
                   <w:u w:val="single" w:color="2E75B6"/>
                 </w:rPr>
-                <w:t xml:space="preserve">Strategy in solving quadratics</w:t>
+                <w:t xml:space="preserve">Applications of Quadratic Equations (Flexbook)</w:t>
               </w:r>
             </w:hyperlink>
           </w:p>
@@ -26780,7 +26780,7 @@
                 <w:sz w:val="14"/>
                 <w:szCs w:val="14"/>
               </w:rPr>
-              <w:t xml:space="preserve">Source: Khan Academy (English - US curriculum)</w:t>
+              <w:t xml:space="preserve">Source: CK-12</w:t>
             </w:r>
           </w:p>
           <w:p>
@@ -26788,7 +26788,7 @@
               <w:spacing w:after="10" w:before="0"/>
               <w:ind w:left="120"/>
             </w:pPr>
-            <w:hyperlink w:history="1" r:id="rIdd5c_nxon9j-qdzox_wwk1">
+            <w:hyperlink w:history="1" r:id="rIdzlpr00cfxggzupvropc0y">
               <w:r>
                 <w:rPr>
                   <w:rFonts w:ascii="Arial" w:cs="Arial" w:eastAsia="Arial" w:hAnsi="Arial"/>
@@ -27135,7 +27135,7 @@
             <w:pPr>
               <w:spacing w:after="20" w:before="0"/>
             </w:pPr>
-            <w:hyperlink w:history="1" r:id="rIdwekflutxm9ejp7tfl-bpp">
+            <w:hyperlink w:history="1" r:id="rIdm48bwhjx1l4ehhdda5_mk">
               <w:r>
                 <w:rPr>
                   <w:rFonts w:ascii="Arial" w:cs="Arial" w:eastAsia="Arial" w:hAnsi="Arial"/>
@@ -27168,7 +27168,7 @@
               <w:spacing w:after="10" w:before="0"/>
               <w:ind w:left="120"/>
             </w:pPr>
-            <w:hyperlink w:history="1" r:id="rIdezf0nn-znmvs_lu-dn4nw">
+            <w:hyperlink w:history="1" r:id="rId_kpm4ma4jry-poyrjv1kf">
               <w:r>
                 <w:rPr>
                   <w:rFonts w:ascii="Arial" w:cs="Arial" w:eastAsia="Arial" w:hAnsi="Arial"/>
@@ -27206,14 +27206,14 @@
                 <w:sz w:val="16"/>
                 <w:szCs w:val="16"/>
               </w:rPr>
-              <w:t xml:space="preserve">📖 EXERCISE:</w:t>
+              <w:t xml:space="preserve">📖 HTML:</w:t>
             </w:r>
           </w:p>
           <w:p>
             <w:pPr>
               <w:spacing w:after="20" w:before="0"/>
             </w:pPr>
-            <w:hyperlink w:history="1" r:id="rId_nittb-mvbj0m_6_8ydir">
+            <w:hyperlink w:history="1" r:id="rIdihslnxny-jxar4hk0lici">
               <w:r>
                 <w:rPr>
                   <w:rFonts w:ascii="Arial" w:cs="Arial" w:eastAsia="Arial" w:hAnsi="Arial"/>
@@ -27222,7 +27222,7 @@
                   <w:szCs w:val="16"/>
                   <w:u w:val="single" w:color="2E75B6"/>
                 </w:rPr>
-                <w:t xml:space="preserve">Quadratics by taking square roots: strategy</w:t>
+                <w:t xml:space="preserve">Applications of Quadratic Equations (Flexbook)</w:t>
               </w:r>
             </w:hyperlink>
           </w:p>
@@ -27238,7 +27238,7 @@
                 <w:sz w:val="14"/>
                 <w:szCs w:val="14"/>
               </w:rPr>
-              <w:t xml:space="preserve">Source: Khan Academy (English - US curriculum)</w:t>
+              <w:t xml:space="preserve">Source: CK-12</w:t>
             </w:r>
           </w:p>
           <w:p>
@@ -27246,7 +27246,7 @@
               <w:spacing w:after="10" w:before="0"/>
               <w:ind w:left="120"/>
             </w:pPr>
-            <w:hyperlink w:history="1" r:id="rId-3qxj5ewxsska7pg253ll">
+            <w:hyperlink w:history="1" r:id="rIdb8uni3aq_0hxuspk2sg5z">
               <w:r>
                 <w:rPr>
                   <w:rFonts w:ascii="Arial" w:cs="Arial" w:eastAsia="Arial" w:hAnsi="Arial"/>

--- a/data/outputs/v2/Essential_Mathematics/SS1.3_Quadratic_Equations/Essential_Mathematics_Quadratic_Equations_CBE_LessonSequence.docx
+++ b/data/outputs/v2/Essential_Mathematics/SS1.3_Quadratic_Equations/Essential_Mathematics_Quadratic_Equations_CBE_LessonSequence.docx
@@ -42,6 +42,177 @@
     </w:p>
     <w:p>
       <w:pPr>
+        <w:spacing w:after="80" w:before="120"/>
+      </w:pPr>
+      <w:r>
+        <w:rPr>
+          <w:rFonts w:ascii="Arial" w:cs="Arial" w:eastAsia="Arial" w:hAnsi="Arial"/>
+          <w:b/>
+          <w:bCs/>
+          <w:color w:val="1F3864"/>
+          <w:sz w:val="20"/>
+          <w:szCs w:val="20"/>
+        </w:rPr>
+        <w:t xml:space="preserve">ATTRIBUTION AND LICENSING</w:t>
+      </w:r>
+    </w:p>
+    <w:p>
+      <w:pPr>
+        <w:spacing w:after="60" w:before="0"/>
+      </w:pPr>
+      <w:r>
+        <w:rPr>
+          <w:rFonts w:ascii="Arial" w:cs="Arial" w:eastAsia="Arial" w:hAnsi="Arial"/>
+          <w:b/>
+          <w:bCs/>
+          <w:sz w:val="17"/>
+          <w:szCs w:val="17"/>
+        </w:rPr>
+        <w:t xml:space="preserve">Curriculum Alignment: </w:t>
+      </w:r>
+      <w:r>
+        <w:rPr>
+          <w:rFonts w:ascii="Arial" w:cs="Arial" w:eastAsia="Arial" w:hAnsi="Arial"/>
+          <w:sz w:val="17"/>
+          <w:szCs w:val="17"/>
+        </w:rPr>
+        <w:t xml:space="preserve">Structured in pedagogical alignment with the competence-based curriculum format and learning outcomes established by the Kenya Institute of Curriculum Development (KICD). This material is independently developed and is not officially endorsed or published by KICD.</w:t>
+      </w:r>
+    </w:p>
+    <w:p>
+      <w:pPr>
+        <w:spacing w:after="60" w:before="0"/>
+      </w:pPr>
+      <w:r>
+        <w:rPr>
+          <w:rFonts w:ascii="Arial" w:cs="Arial" w:eastAsia="Arial" w:hAnsi="Arial"/>
+          <w:b/>
+          <w:bCs/>
+          <w:sz w:val="17"/>
+          <w:szCs w:val="17"/>
+        </w:rPr>
+        <w:t xml:space="preserve">Content &amp; Pedagogy: </w:t>
+      </w:r>
+      <w:r>
+        <w:rPr>
+          <w:rFonts w:ascii="Arial" w:cs="Arial" w:eastAsia="Arial" w:hAnsi="Arial"/>
+          <w:sz w:val="17"/>
+          <w:szCs w:val="17"/>
+        </w:rPr>
+        <w:t xml:space="preserve">Developed and adapted by the educator team at SeaVuria (registered 501(c)(3) in the United States and registered NGO in Kenya, No. 872-850A-BF11), who designed the pedagogical framework, lesson templates and exemplar lessons on which this material is based.</w:t>
+      </w:r>
+    </w:p>
+    <w:p>
+      <w:pPr>
+        <w:spacing w:after="60" w:before="0"/>
+      </w:pPr>
+      <w:r>
+        <w:rPr>
+          <w:rFonts w:ascii="Arial" w:cs="Arial" w:eastAsia="Arial" w:hAnsi="Arial"/>
+          <w:b/>
+          <w:bCs/>
+          <w:sz w:val="17"/>
+          <w:szCs w:val="17"/>
+        </w:rPr>
+        <w:t xml:space="preserve">Production &amp; Layout: </w:t>
+      </w:r>
+      <w:r>
+        <w:rPr>
+          <w:rFonts w:ascii="Arial" w:cs="Arial" w:eastAsia="Arial" w:hAnsi="Arial"/>
+          <w:sz w:val="17"/>
+          <w:szCs w:val="17"/>
+        </w:rPr>
+        <w:t xml:space="preserve">Educational design and curriculum sequencing by SeaVuria. Technical layout, structural formatting, and digital optimization/implementation executed in partnership with ARES Education (registered 501(c)(3) in the United States and Canada (as Afretech Aid) and registered NGO in Kenya), with lesson drafting and compilation assisted by AI (Claude, Anthropic).</w:t>
+      </w:r>
+    </w:p>
+    <w:p>
+      <w:pPr>
+        <w:pBdr>
+          <w:bottom w:val="single" w:color="1F3864" w:sz="6" w:space="6"/>
+        </w:pBdr>
+        <w:spacing w:after="60" w:before="0"/>
+      </w:pPr>
+      <w:r>
+        <w:rPr>
+          <w:rFonts w:ascii="Arial" w:cs="Arial" w:eastAsia="Arial" w:hAnsi="Arial"/>
+          <w:b/>
+          <w:bCs/>
+          <w:sz w:val="17"/>
+          <w:szCs w:val="17"/>
+        </w:rPr>
+        <w:t xml:space="preserve">Licensing &amp; Copyright: </w:t>
+      </w:r>
+      <w:r>
+        <w:rPr>
+          <w:rFonts w:ascii="Arial" w:cs="Arial" w:eastAsia="Arial" w:hAnsi="Arial"/>
+          <w:sz w:val="17"/>
+          <w:szCs w:val="17"/>
+        </w:rPr>
+        <w:t xml:space="preserve">© 2026 SeaVuria and ARES. This work is licensed under a </w:t>
+      </w:r>
+      <w:hyperlink w:history="1" r:id="rIdxuqk5mvqrq13sbndwxxpj">
+        <w:r>
+          <w:rPr>
+            <w:rFonts w:ascii="Arial" w:cs="Arial" w:eastAsia="Arial" w:hAnsi="Arial"/>
+            <w:color w:val="1F6B75"/>
+            <w:sz w:val="17"/>
+            <w:szCs w:val="17"/>
+            <w:u w:val="single" w:color="1F6B75"/>
+          </w:rPr>
+          <w:t xml:space="preserve">Creative Commons Attribution-NonCommercial 4.0 International License</w:t>
+        </w:r>
+      </w:hyperlink>
+      <w:r>
+        <w:rPr>
+          <w:rFonts w:ascii="Arial" w:cs="Arial" w:eastAsia="Arial" w:hAnsi="Arial"/>
+          <w:sz w:val="17"/>
+          <w:szCs w:val="17"/>
+        </w:rPr>
+        <w:t xml:space="preserve"> (</w:t>
+      </w:r>
+      <w:hyperlink w:history="1" r:id="rIdbiz4laakzv42m-kp16iiu">
+        <w:r>
+          <w:rPr>
+            <w:rFonts w:ascii="Arial" w:cs="Arial" w:eastAsia="Arial" w:hAnsi="Arial"/>
+            <w:color w:val="1F6B75"/>
+            <w:sz w:val="17"/>
+            <w:szCs w:val="17"/>
+            <w:u w:val="single" w:color="1F6B75"/>
+          </w:rPr>
+          <w:t xml:space="preserve">CC BY-NC 4.0</w:t>
+        </w:r>
+      </w:hyperlink>
+      <w:r>
+        <w:rPr>
+          <w:rFonts w:ascii="Arial" w:cs="Arial" w:eastAsia="Arial" w:hAnsi="Arial"/>
+          <w:sz w:val="17"/>
+          <w:szCs w:val="17"/>
+        </w:rPr>
+        <w:t xml:space="preserve">). To view a copy of this license, visit </w:t>
+      </w:r>
+      <w:hyperlink w:history="1" r:id="rIdoeb79pg4kwrdjpb1ibzjb">
+        <w:r>
+          <w:rPr>
+            <w:rFonts w:ascii="Arial" w:cs="Arial" w:eastAsia="Arial" w:hAnsi="Arial"/>
+            <w:color w:val="1F6B75"/>
+            <w:sz w:val="17"/>
+            <w:szCs w:val="17"/>
+            <w:u w:val="single" w:color="1F6B75"/>
+          </w:rPr>
+          <w:t xml:space="preserve">https://creativecommons.org/licenses/by-nc/4.0/</w:t>
+        </w:r>
+      </w:hyperlink>
+      <w:r>
+        <w:rPr>
+          <w:rFonts w:ascii="Arial" w:cs="Arial" w:eastAsia="Arial" w:hAnsi="Arial"/>
+          <w:sz w:val="17"/>
+          <w:szCs w:val="17"/>
+        </w:rPr>
+        <w:t xml:space="preserve">. You are free to copy, redistribute, and adapt this material in any medium or format, provided appropriate credit is given and the material is not used for commercial purposes. KICD learning outcomes and curriculum designations reproduced here for alignment purposes remain the property of KICD and are not covered by this license. Linked external resources (e.g. CK-12, Khan Academy, PhET) are subject to their own licenses.</w:t>
+      </w:r>
+    </w:p>
+    <w:p>
+      <w:pPr>
         <w:spacing w:after="120"/>
       </w:pPr>
       <w:r>
@@ -3127,7 +3298,7 @@
             <w:pPr>
               <w:spacing w:after="20" w:before="0"/>
             </w:pPr>
-            <w:hyperlink w:history="1" r:id="rId3cb0gmwqvhl5a8a1gl_dx">
+            <w:hyperlink w:history="1" r:id="rIdvaz17yhmz7g-jatcjyhwd">
               <w:r>
                 <w:rPr>
                   <w:rFonts w:ascii="Arial" w:cs="Arial" w:eastAsia="Arial" w:hAnsi="Arial"/>
@@ -3160,7 +3331,7 @@
               <w:spacing w:after="10" w:before="0"/>
               <w:ind w:left="120"/>
             </w:pPr>
-            <w:hyperlink w:history="1" r:id="rId4o6e8ujvzjejexlscf5yb">
+            <w:hyperlink w:history="1" r:id="rId3kr6q3iex7-fsbahxx4pq">
               <w:r>
                 <w:rPr>
                   <w:rFonts w:ascii="Arial" w:cs="Arial" w:eastAsia="Arial" w:hAnsi="Arial"/>
@@ -3205,7 +3376,7 @@
             <w:pPr>
               <w:spacing w:after="20" w:before="0"/>
             </w:pPr>
-            <w:hyperlink w:history="1" r:id="rIdudoeaq9mqsvadzib2bpab">
+            <w:hyperlink w:history="1" r:id="rIdwry1whvcj0wetyhtdjtms">
               <w:r>
                 <w:rPr>
                   <w:rFonts w:ascii="Arial" w:cs="Arial" w:eastAsia="Arial" w:hAnsi="Arial"/>
@@ -3238,7 +3409,7 @@
               <w:spacing w:after="10" w:before="0"/>
               <w:ind w:left="120"/>
             </w:pPr>
-            <w:hyperlink w:history="1" r:id="rIdp73wv6pqknkn0maugmwrs">
+            <w:hyperlink w:history="1" r:id="rIdbcpkaij828dnikfwayeai">
               <w:r>
                 <w:rPr>
                   <w:rFonts w:ascii="Arial" w:cs="Arial" w:eastAsia="Arial" w:hAnsi="Arial"/>
@@ -3490,7 +3661,7 @@
             <w:pPr>
               <w:spacing w:after="20" w:before="0"/>
             </w:pPr>
-            <w:hyperlink w:history="1" r:id="rIdnarpijso6252_-wzqt8kw">
+            <w:hyperlink w:history="1" r:id="rIdc7vptbpzqn5y3_hlm6d99">
               <w:r>
                 <w:rPr>
                   <w:rFonts w:ascii="Arial" w:cs="Arial" w:eastAsia="Arial" w:hAnsi="Arial"/>
@@ -3523,7 +3694,7 @@
               <w:spacing w:after="10" w:before="0"/>
               <w:ind w:left="120"/>
             </w:pPr>
-            <w:hyperlink w:history="1" r:id="rIdbqkb0zng5t7ncccuogc3d">
+            <w:hyperlink w:history="1" r:id="rIdmw8dqbiy_ludom3jzmt7v">
               <w:r>
                 <w:rPr>
                   <w:rFonts w:ascii="Arial" w:cs="Arial" w:eastAsia="Arial" w:hAnsi="Arial"/>
@@ -3568,7 +3739,7 @@
             <w:pPr>
               <w:spacing w:after="20" w:before="0"/>
             </w:pPr>
-            <w:hyperlink w:history="1" r:id="rId393ec_6lrqzzglxghdwux">
+            <w:hyperlink w:history="1" r:id="rIdnfmii-iaw2n96zz8m0mxh">
               <w:r>
                 <w:rPr>
                   <w:rFonts w:ascii="Arial" w:cs="Arial" w:eastAsia="Arial" w:hAnsi="Arial"/>
@@ -3601,7 +3772,7 @@
               <w:spacing w:after="10" w:before="0"/>
               <w:ind w:left="120"/>
             </w:pPr>
-            <w:hyperlink w:history="1" r:id="rIdnv0viu_p2vuk_mdqfaykv">
+            <w:hyperlink w:history="1" r:id="rIdf8mkkj1gm5-8z2b1h8mqy">
               <w:r>
                 <w:rPr>
                   <w:rFonts w:ascii="Arial" w:cs="Arial" w:eastAsia="Arial" w:hAnsi="Arial"/>
@@ -3948,7 +4119,7 @@
             <w:pPr>
               <w:spacing w:after="20" w:before="0"/>
             </w:pPr>
-            <w:hyperlink w:history="1" r:id="rIdjagf4z0gsqv0klvrpnild">
+            <w:hyperlink w:history="1" r:id="rIdywrq34xr5qkscsjg9sowm">
               <w:r>
                 <w:rPr>
                   <w:rFonts w:ascii="Arial" w:cs="Arial" w:eastAsia="Arial" w:hAnsi="Arial"/>
@@ -3981,7 +4152,7 @@
               <w:spacing w:after="10" w:before="0"/>
               <w:ind w:left="120"/>
             </w:pPr>
-            <w:hyperlink w:history="1" r:id="rIdqo24xk-qie7x7pbukxr_1">
+            <w:hyperlink w:history="1" r:id="rIdma73wxbxxwdskxhvksb-o">
               <w:r>
                 <w:rPr>
                   <w:rFonts w:ascii="Arial" w:cs="Arial" w:eastAsia="Arial" w:hAnsi="Arial"/>
@@ -4026,7 +4197,7 @@
             <w:pPr>
               <w:spacing w:after="20" w:before="0"/>
             </w:pPr>
-            <w:hyperlink w:history="1" r:id="rIdgapo5iu6e2katsrlg7zrt">
+            <w:hyperlink w:history="1" r:id="rIdvm1l5chgwouw8fccckgvy">
               <w:r>
                 <w:rPr>
                   <w:rFonts w:ascii="Arial" w:cs="Arial" w:eastAsia="Arial" w:hAnsi="Arial"/>
@@ -4059,7 +4230,7 @@
               <w:spacing w:after="10" w:before="0"/>
               <w:ind w:left="120"/>
             </w:pPr>
-            <w:hyperlink w:history="1" r:id="rIdqvvsjfb9zio2yhzaxysvd">
+            <w:hyperlink w:history="1" r:id="rIdmwrlswu-8oaz5v-pldrsf">
               <w:r>
                 <w:rPr>
                   <w:rFonts w:ascii="Arial" w:cs="Arial" w:eastAsia="Arial" w:hAnsi="Arial"/>
@@ -4463,7 +4634,7 @@
             <w:pPr>
               <w:spacing w:after="20" w:before="0"/>
             </w:pPr>
-            <w:hyperlink w:history="1" r:id="rId0mnzxygovimenqb8ucl2v">
+            <w:hyperlink w:history="1" r:id="rIdslfrl8n5bhgcd20im03yk">
               <w:r>
                 <w:rPr>
                   <w:rFonts w:ascii="Arial" w:cs="Arial" w:eastAsia="Arial" w:hAnsi="Arial"/>
@@ -4496,7 +4667,7 @@
               <w:spacing w:after="10" w:before="0"/>
               <w:ind w:left="120"/>
             </w:pPr>
-            <w:hyperlink w:history="1" r:id="rIdkn54bjxgrkgd0vujm7cza">
+            <w:hyperlink w:history="1" r:id="rIdn7eh1c6sxk57sbsyd_mt6">
               <w:r>
                 <w:rPr>
                   <w:rFonts w:ascii="Arial" w:cs="Arial" w:eastAsia="Arial" w:hAnsi="Arial"/>
@@ -4541,7 +4712,7 @@
             <w:pPr>
               <w:spacing w:after="20" w:before="0"/>
             </w:pPr>
-            <w:hyperlink w:history="1" r:id="rIdlilyggecnnnirekim7kwp">
+            <w:hyperlink w:history="1" r:id="rIdwljpqkfum_rlszz1x95za">
               <w:r>
                 <w:rPr>
                   <w:rFonts w:ascii="Arial" w:cs="Arial" w:eastAsia="Arial" w:hAnsi="Arial"/>
@@ -4574,7 +4745,7 @@
               <w:spacing w:after="10" w:before="0"/>
               <w:ind w:left="120"/>
             </w:pPr>
-            <w:hyperlink w:history="1" r:id="rIdidffh241f4xgxojlgr_ko">
+            <w:hyperlink w:history="1" r:id="rIdlylvjtxqkdrsicfhs6t9o">
               <w:r>
                 <w:rPr>
                   <w:rFonts w:ascii="Arial" w:cs="Arial" w:eastAsia="Arial" w:hAnsi="Arial"/>
@@ -4864,7 +5035,7 @@
             <w:pPr>
               <w:spacing w:after="20" w:before="0"/>
             </w:pPr>
-            <w:hyperlink w:history="1" r:id="rIdlmhszevb_cn_ohzurb4ak">
+            <w:hyperlink w:history="1" r:id="rIdmmqgnwuz4oprc5crpmcom">
               <w:r>
                 <w:rPr>
                   <w:rFonts w:ascii="Arial" w:cs="Arial" w:eastAsia="Arial" w:hAnsi="Arial"/>
@@ -4897,7 +5068,7 @@
               <w:spacing w:after="10" w:before="0"/>
               <w:ind w:left="120"/>
             </w:pPr>
-            <w:hyperlink w:history="1" r:id="rIdtxxya6jaodtaz2bdn3c9o">
+            <w:hyperlink w:history="1" r:id="rIdwkvh1k2vuhcvmaroizse2">
               <w:r>
                 <w:rPr>
                   <w:rFonts w:ascii="Arial" w:cs="Arial" w:eastAsia="Arial" w:hAnsi="Arial"/>
@@ -4942,7 +5113,7 @@
             <w:pPr>
               <w:spacing w:after="20" w:before="0"/>
             </w:pPr>
-            <w:hyperlink w:history="1" r:id="rIdwfykjfhujd4r6dhineqgg">
+            <w:hyperlink w:history="1" r:id="rId6td2f7kkzh45cianovrvv">
               <w:r>
                 <w:rPr>
                   <w:rFonts w:ascii="Arial" w:cs="Arial" w:eastAsia="Arial" w:hAnsi="Arial"/>
@@ -4975,7 +5146,7 @@
               <w:spacing w:after="10" w:before="0"/>
               <w:ind w:left="120"/>
             </w:pPr>
-            <w:hyperlink w:history="1" r:id="rIdpbywud0jtabnxlhorfawu">
+            <w:hyperlink w:history="1" r:id="rIdqkr9khflc8qmnnbs5im3l">
               <w:r>
                 <w:rPr>
                   <w:rFonts w:ascii="Arial" w:cs="Arial" w:eastAsia="Arial" w:hAnsi="Arial"/>
@@ -5566,6 +5737,65 @@
         </w:tc>
       </w:tr>
     </w:tbl>
+    <w:p>
+      <w:pPr>
+        <w:pBdr>
+          <w:top w:val="single" w:color="BBBBBB" w:sz="4" w:space="4"/>
+        </w:pBdr>
+        <w:spacing w:after="0" w:before="160"/>
+      </w:pPr>
+      <w:r>
+        <w:rPr>
+          <w:rFonts w:ascii="Arial" w:cs="Arial" w:eastAsia="Arial" w:hAnsi="Arial"/>
+          <w:color w:val="666666"/>
+          <w:sz w:val="14"/>
+          <w:szCs w:val="14"/>
+        </w:rPr>
+        <w:t xml:space="preserve">© 2026 SeaVuria and ARES. Aligned with KICD objectives. Developed by SeaVuria; technical implementation by ARES (with AI assistance from Claude). Licensed under </w:t>
+      </w:r>
+      <w:hyperlink w:history="1" r:id="rId-fe2nbhwdsqxh1oajkfzp">
+        <w:r>
+          <w:rPr>
+            <w:rFonts w:ascii="Arial" w:cs="Arial" w:eastAsia="Arial" w:hAnsi="Arial"/>
+            <w:color w:val="1F6B75"/>
+            <w:sz w:val="14"/>
+            <w:szCs w:val="14"/>
+            <w:u w:val="single" w:color="1F6B75"/>
+          </w:rPr>
+          <w:t xml:space="preserve">CC BY-NC 4.0</w:t>
+        </w:r>
+      </w:hyperlink>
+      <w:r>
+        <w:rPr>
+          <w:rFonts w:ascii="Arial" w:cs="Arial" w:eastAsia="Arial" w:hAnsi="Arial"/>
+          <w:color w:val="666666"/>
+          <w:sz w:val="14"/>
+          <w:szCs w:val="14"/>
+        </w:rPr>
+        <w:t xml:space="preserve"> (</w:t>
+      </w:r>
+      <w:hyperlink w:history="1" r:id="rIdkfr1mtzoia_jcg4xirbhj">
+        <w:r>
+          <w:rPr>
+            <w:rFonts w:ascii="Arial" w:cs="Arial" w:eastAsia="Arial" w:hAnsi="Arial"/>
+            <w:color w:val="1F6B75"/>
+            <w:sz w:val="14"/>
+            <w:szCs w:val="14"/>
+            <w:u w:val="single" w:color="1F6B75"/>
+          </w:rPr>
+          <w:t xml:space="preserve">https://creativecommons.org/licenses/by-nc/4.0/</w:t>
+        </w:r>
+      </w:hyperlink>
+      <w:r>
+        <w:rPr>
+          <w:rFonts w:ascii="Arial" w:cs="Arial" w:eastAsia="Arial" w:hAnsi="Arial"/>
+          <w:color w:val="666666"/>
+          <w:sz w:val="14"/>
+          <w:szCs w:val="14"/>
+        </w:rPr>
+        <w:t xml:space="preserve">).</w:t>
+      </w:r>
+    </w:p>
     <w:p>
       <w:r>
         <w:br w:type="page"/>
@@ -6557,7 +6787,7 @@
             <w:pPr>
               <w:spacing w:after="20" w:before="0"/>
             </w:pPr>
-            <w:hyperlink w:history="1" r:id="rIdsykgczy5yj5vzar5cr5xg">
+            <w:hyperlink w:history="1" r:id="rIdakmv6stv-_a1oobbbjmvh">
               <w:r>
                 <w:rPr>
                   <w:rFonts w:ascii="Arial" w:cs="Arial" w:eastAsia="Arial" w:hAnsi="Arial"/>
@@ -6590,7 +6820,7 @@
               <w:spacing w:after="10" w:before="0"/>
               <w:ind w:left="120"/>
             </w:pPr>
-            <w:hyperlink w:history="1" r:id="rIde_bv1ynlc0yykq0gjkx3n">
+            <w:hyperlink w:history="1" r:id="rIdcvmqxlp69adbo2tr4gucz">
               <w:r>
                 <w:rPr>
                   <w:rFonts w:ascii="Arial" w:cs="Arial" w:eastAsia="Arial" w:hAnsi="Arial"/>
@@ -6635,7 +6865,7 @@
             <w:pPr>
               <w:spacing w:after="20" w:before="0"/>
             </w:pPr>
-            <w:hyperlink w:history="1" r:id="rIdtglxgq_9keohtd51judxa">
+            <w:hyperlink w:history="1" r:id="rId6xbcd08kbtggbmkbaqncf">
               <w:r>
                 <w:rPr>
                   <w:rFonts w:ascii="Arial" w:cs="Arial" w:eastAsia="Arial" w:hAnsi="Arial"/>
@@ -6668,7 +6898,7 @@
               <w:spacing w:after="10" w:before="0"/>
               <w:ind w:left="120"/>
             </w:pPr>
-            <w:hyperlink w:history="1" r:id="rIdey4gmgvkuwssg9e4hgndg">
+            <w:hyperlink w:history="1" r:id="rIdlix7avrrpvb-pxrwnelzj">
               <w:r>
                 <w:rPr>
                   <w:rFonts w:ascii="Arial" w:cs="Arial" w:eastAsia="Arial" w:hAnsi="Arial"/>
@@ -6863,7 +7093,7 @@
             <w:pPr>
               <w:spacing w:after="20" w:before="0"/>
             </w:pPr>
-            <w:hyperlink w:history="1" r:id="rIda3xomvcjjo_u4fjn4huwt">
+            <w:hyperlink w:history="1" r:id="rIdaljpxbeyaocoycayjdcsz">
               <w:r>
                 <w:rPr>
                   <w:rFonts w:ascii="Arial" w:cs="Arial" w:eastAsia="Arial" w:hAnsi="Arial"/>
@@ -6896,7 +7126,7 @@
               <w:spacing w:after="10" w:before="0"/>
               <w:ind w:left="120"/>
             </w:pPr>
-            <w:hyperlink w:history="1" r:id="rIdm48usbwbiaclxexcghmos">
+            <w:hyperlink w:history="1" r:id="rId4nxcd5_os71amvvxwnrnl">
               <w:r>
                 <w:rPr>
                   <w:rFonts w:ascii="Arial" w:cs="Arial" w:eastAsia="Arial" w:hAnsi="Arial"/>
@@ -6941,7 +7171,7 @@
             <w:pPr>
               <w:spacing w:after="20" w:before="0"/>
             </w:pPr>
-            <w:hyperlink w:history="1" r:id="rIdzlwnwy-p9sxcscl1dsg4e">
+            <w:hyperlink w:history="1" r:id="rIdiwwj8dj07fhw1wdprm5jg">
               <w:r>
                 <w:rPr>
                   <w:rFonts w:ascii="Arial" w:cs="Arial" w:eastAsia="Arial" w:hAnsi="Arial"/>
@@ -6974,7 +7204,7 @@
               <w:spacing w:after="10" w:before="0"/>
               <w:ind w:left="120"/>
             </w:pPr>
-            <w:hyperlink w:history="1" r:id="rIdiyj5rrkhtc9o2udgjmkwf">
+            <w:hyperlink w:history="1" r:id="rIdcvkt9bfoofmxkd7phy9px">
               <w:r>
                 <w:rPr>
                   <w:rFonts w:ascii="Arial" w:cs="Arial" w:eastAsia="Arial" w:hAnsi="Arial"/>
@@ -7378,7 +7608,7 @@
             <w:pPr>
               <w:spacing w:after="20" w:before="0"/>
             </w:pPr>
-            <w:hyperlink w:history="1" r:id="rIdof-ktgawkslapsyzk7nvw">
+            <w:hyperlink w:history="1" r:id="rIdmye0jcvvgivvzcvgbufvs">
               <w:r>
                 <w:rPr>
                   <w:rFonts w:ascii="Arial" w:cs="Arial" w:eastAsia="Arial" w:hAnsi="Arial"/>
@@ -7411,7 +7641,7 @@
               <w:spacing w:after="10" w:before="0"/>
               <w:ind w:left="120"/>
             </w:pPr>
-            <w:hyperlink w:history="1" r:id="rIdp_syylpwsvdwj2uz9qsxy">
+            <w:hyperlink w:history="1" r:id="rIdnvel1y3qhzm6r5u8-x3tk">
               <w:r>
                 <w:rPr>
                   <w:rFonts w:ascii="Arial" w:cs="Arial" w:eastAsia="Arial" w:hAnsi="Arial"/>
@@ -7456,7 +7686,7 @@
             <w:pPr>
               <w:spacing w:after="20" w:before="0"/>
             </w:pPr>
-            <w:hyperlink w:history="1" r:id="rIddcz99jn330pc6xwg1kxtp">
+            <w:hyperlink w:history="1" r:id="rIdkgeuxvcscsj29oqgdmojl">
               <w:r>
                 <w:rPr>
                   <w:rFonts w:ascii="Arial" w:cs="Arial" w:eastAsia="Arial" w:hAnsi="Arial"/>
@@ -7489,7 +7719,7 @@
               <w:spacing w:after="10" w:before="0"/>
               <w:ind w:left="120"/>
             </w:pPr>
-            <w:hyperlink w:history="1" r:id="rIdeqq1f8o97bjcrdrrx_r9i">
+            <w:hyperlink w:history="1" r:id="rIdbyazj13nak_j1dtrziprr">
               <w:r>
                 <w:rPr>
                   <w:rFonts w:ascii="Arial" w:cs="Arial" w:eastAsia="Arial" w:hAnsi="Arial"/>
@@ -7912,7 +8142,7 @@
             <w:pPr>
               <w:spacing w:after="20" w:before="0"/>
             </w:pPr>
-            <w:hyperlink w:history="1" r:id="rIdltsjps8lwqsupjfidmsnq">
+            <w:hyperlink w:history="1" r:id="rIddjkbf1__twja6_oycsqys">
               <w:r>
                 <w:rPr>
                   <w:rFonts w:ascii="Arial" w:cs="Arial" w:eastAsia="Arial" w:hAnsi="Arial"/>
@@ -7945,7 +8175,7 @@
               <w:spacing w:after="10" w:before="0"/>
               <w:ind w:left="120"/>
             </w:pPr>
-            <w:hyperlink w:history="1" r:id="rIdecipabatdogv2db6kgnm9">
+            <w:hyperlink w:history="1" r:id="rIdiyflr19phcw1awd5tlbtu">
               <w:r>
                 <w:rPr>
                   <w:rFonts w:ascii="Arial" w:cs="Arial" w:eastAsia="Arial" w:hAnsi="Arial"/>
@@ -7990,7 +8220,7 @@
             <w:pPr>
               <w:spacing w:after="20" w:before="0"/>
             </w:pPr>
-            <w:hyperlink w:history="1" r:id="rIdar2ckse-v2egp7tpoblsb">
+            <w:hyperlink w:history="1" r:id="rId9d0wpagiodvxj-zo-ye4w">
               <w:r>
                 <w:rPr>
                   <w:rFonts w:ascii="Arial" w:cs="Arial" w:eastAsia="Arial" w:hAnsi="Arial"/>
@@ -8023,7 +8253,7 @@
               <w:spacing w:after="10" w:before="0"/>
               <w:ind w:left="120"/>
             </w:pPr>
-            <w:hyperlink w:history="1" r:id="rIdbn_hk5xus_9yicrklchit">
+            <w:hyperlink w:history="1" r:id="rIdxln3ohqsa8oyxqcdyvfek">
               <w:r>
                 <w:rPr>
                   <w:rFonts w:ascii="Arial" w:cs="Arial" w:eastAsia="Arial" w:hAnsi="Arial"/>
@@ -8218,7 +8448,7 @@
             <w:pPr>
               <w:spacing w:after="20" w:before="0"/>
             </w:pPr>
-            <w:hyperlink w:history="1" r:id="rIdd3fy1l6wirmssze9nsdij">
+            <w:hyperlink w:history="1" r:id="rId5fi4pshtyqkc-ryhtww2i">
               <w:r>
                 <w:rPr>
                   <w:rFonts w:ascii="Arial" w:cs="Arial" w:eastAsia="Arial" w:hAnsi="Arial"/>
@@ -8251,7 +8481,7 @@
               <w:spacing w:after="10" w:before="0"/>
               <w:ind w:left="120"/>
             </w:pPr>
-            <w:hyperlink w:history="1" r:id="rIdkhmxvizg_7z9ulbefp85p">
+            <w:hyperlink w:history="1" r:id="rIdu42tj2czrdbpxtqyhkznb">
               <w:r>
                 <w:rPr>
                   <w:rFonts w:ascii="Arial" w:cs="Arial" w:eastAsia="Arial" w:hAnsi="Arial"/>
@@ -8296,7 +8526,7 @@
             <w:pPr>
               <w:spacing w:after="20" w:before="0"/>
             </w:pPr>
-            <w:hyperlink w:history="1" r:id="rId8t5xqsziyjimmfdivqyuy">
+            <w:hyperlink w:history="1" r:id="rIdmxepjpfj1xae6iq0d9pqo">
               <w:r>
                 <w:rPr>
                   <w:rFonts w:ascii="Arial" w:cs="Arial" w:eastAsia="Arial" w:hAnsi="Arial"/>
@@ -8329,7 +8559,7 @@
               <w:spacing w:after="10" w:before="0"/>
               <w:ind w:left="120"/>
             </w:pPr>
-            <w:hyperlink w:history="1" r:id="rIdvy47af8jmx-cnmdoyqxuh">
+            <w:hyperlink w:history="1" r:id="rId-j0kxml9xqhtcp0ei8cwu">
               <w:r>
                 <w:rPr>
                   <w:rFonts w:ascii="Arial" w:cs="Arial" w:eastAsia="Arial" w:hAnsi="Arial"/>
@@ -8825,6 +9055,65 @@
         </w:tc>
       </w:tr>
     </w:tbl>
+    <w:p>
+      <w:pPr>
+        <w:pBdr>
+          <w:top w:val="single" w:color="BBBBBB" w:sz="4" w:space="4"/>
+        </w:pBdr>
+        <w:spacing w:after="0" w:before="160"/>
+      </w:pPr>
+      <w:r>
+        <w:rPr>
+          <w:rFonts w:ascii="Arial" w:cs="Arial" w:eastAsia="Arial" w:hAnsi="Arial"/>
+          <w:color w:val="666666"/>
+          <w:sz w:val="14"/>
+          <w:szCs w:val="14"/>
+        </w:rPr>
+        <w:t xml:space="preserve">© 2026 SeaVuria and ARES. Aligned with KICD objectives. Developed by SeaVuria; technical implementation by ARES (with AI assistance from Claude). Licensed under </w:t>
+      </w:r>
+      <w:hyperlink w:history="1" r:id="rIdit5s5c7c_uey3nbpxs5gr">
+        <w:r>
+          <w:rPr>
+            <w:rFonts w:ascii="Arial" w:cs="Arial" w:eastAsia="Arial" w:hAnsi="Arial"/>
+            <w:color w:val="1F6B75"/>
+            <w:sz w:val="14"/>
+            <w:szCs w:val="14"/>
+            <w:u w:val="single" w:color="1F6B75"/>
+          </w:rPr>
+          <w:t xml:space="preserve">CC BY-NC 4.0</w:t>
+        </w:r>
+      </w:hyperlink>
+      <w:r>
+        <w:rPr>
+          <w:rFonts w:ascii="Arial" w:cs="Arial" w:eastAsia="Arial" w:hAnsi="Arial"/>
+          <w:color w:val="666666"/>
+          <w:sz w:val="14"/>
+          <w:szCs w:val="14"/>
+        </w:rPr>
+        <w:t xml:space="preserve"> (</w:t>
+      </w:r>
+      <w:hyperlink w:history="1" r:id="rIdwjiybjk5mxv6iagj_p4e4">
+        <w:r>
+          <w:rPr>
+            <w:rFonts w:ascii="Arial" w:cs="Arial" w:eastAsia="Arial" w:hAnsi="Arial"/>
+            <w:color w:val="1F6B75"/>
+            <w:sz w:val="14"/>
+            <w:szCs w:val="14"/>
+            <w:u w:val="single" w:color="1F6B75"/>
+          </w:rPr>
+          <w:t xml:space="preserve">https://creativecommons.org/licenses/by-nc/4.0/</w:t>
+        </w:r>
+      </w:hyperlink>
+      <w:r>
+        <w:rPr>
+          <w:rFonts w:ascii="Arial" w:cs="Arial" w:eastAsia="Arial" w:hAnsi="Arial"/>
+          <w:color w:val="666666"/>
+          <w:sz w:val="14"/>
+          <w:szCs w:val="14"/>
+        </w:rPr>
+        <w:t xml:space="preserve">).</w:t>
+      </w:r>
+    </w:p>
     <w:p>
       <w:r>
         <w:br w:type="page"/>
@@ -9816,7 +10105,7 @@
             <w:pPr>
               <w:spacing w:after="20" w:before="0"/>
             </w:pPr>
-            <w:hyperlink w:history="1" r:id="rIdlq-8cm4paknp_06dvojgm">
+            <w:hyperlink w:history="1" r:id="rId7gea0_qd0wklklf2xfc5i">
               <w:r>
                 <w:rPr>
                   <w:rFonts w:ascii="Arial" w:cs="Arial" w:eastAsia="Arial" w:hAnsi="Arial"/>
@@ -9849,7 +10138,7 @@
               <w:spacing w:after="10" w:before="0"/>
               <w:ind w:left="120"/>
             </w:pPr>
-            <w:hyperlink w:history="1" r:id="rIdsf31ftjpx2q1bxslp6ddu">
+            <w:hyperlink w:history="1" r:id="rIdpn_nnb96pp-whvo-xuh02">
               <w:r>
                 <w:rPr>
                   <w:rFonts w:ascii="Arial" w:cs="Arial" w:eastAsia="Arial" w:hAnsi="Arial"/>
@@ -9911,7 +10200,7 @@
               <w:spacing w:after="10" w:before="0"/>
               <w:ind w:left="120"/>
             </w:pPr>
-            <w:hyperlink w:history="1" r:id="rIdjdd7exc-4go_vdeflsejf">
+            <w:hyperlink w:history="1" r:id="rIdn1jzyzv-hd-uqn09fdgcf">
               <w:r>
                 <w:rPr>
                   <w:rFonts w:ascii="Arial" w:cs="Arial" w:eastAsia="Arial" w:hAnsi="Arial"/>
@@ -10121,7 +10410,7 @@
             <w:pPr>
               <w:spacing w:after="20" w:before="0"/>
             </w:pPr>
-            <w:hyperlink w:history="1" r:id="rIdrnriaijrqrh4a68zravuo">
+            <w:hyperlink w:history="1" r:id="rIddnqhlwes_eilr4q-zvgkz">
               <w:r>
                 <w:rPr>
                   <w:rFonts w:ascii="Arial" w:cs="Arial" w:eastAsia="Arial" w:hAnsi="Arial"/>
@@ -10154,7 +10443,7 @@
               <w:spacing w:after="10" w:before="0"/>
               <w:ind w:left="120"/>
             </w:pPr>
-            <w:hyperlink w:history="1" r:id="rIdduluv7yqjedqj1xhvr3bm">
+            <w:hyperlink w:history="1" r:id="rIdzx4mbhwz07mcchg9uexpa">
               <w:r>
                 <w:rPr>
                   <w:rFonts w:ascii="Arial" w:cs="Arial" w:eastAsia="Arial" w:hAnsi="Arial"/>
@@ -10216,7 +10505,7 @@
               <w:spacing w:after="10" w:before="0"/>
               <w:ind w:left="120"/>
             </w:pPr>
-            <w:hyperlink w:history="1" r:id="rIdfcbk_dgvzlbkupj2-s-dx">
+            <w:hyperlink w:history="1" r:id="rIdeig35vkglbjef_etz2ddb">
               <w:r>
                 <w:rPr>
                   <w:rFonts w:ascii="Arial" w:cs="Arial" w:eastAsia="Arial" w:hAnsi="Arial"/>
@@ -10426,7 +10715,7 @@
             <w:pPr>
               <w:spacing w:after="20" w:before="0"/>
             </w:pPr>
-            <w:hyperlink w:history="1" r:id="rId6oazdlwr05vpyfpyloabq">
+            <w:hyperlink w:history="1" r:id="rIdj-g3nqkvsjt4o6xeusrmm">
               <w:r>
                 <w:rPr>
                   <w:rFonts w:ascii="Arial" w:cs="Arial" w:eastAsia="Arial" w:hAnsi="Arial"/>
@@ -10459,7 +10748,7 @@
               <w:spacing w:after="10" w:before="0"/>
               <w:ind w:left="120"/>
             </w:pPr>
-            <w:hyperlink w:history="1" r:id="rIdemmfarhlooekx3cb_vqtn">
+            <w:hyperlink w:history="1" r:id="rIdmcumwqqccf5_rvsmx_k6h">
               <w:r>
                 <w:rPr>
                   <w:rFonts w:ascii="Arial" w:cs="Arial" w:eastAsia="Arial" w:hAnsi="Arial"/>
@@ -10521,7 +10810,7 @@
               <w:spacing w:after="10" w:before="0"/>
               <w:ind w:left="120"/>
             </w:pPr>
-            <w:hyperlink w:history="1" r:id="rIdjmqa-shbbmlkjyfe6ltzj">
+            <w:hyperlink w:history="1" r:id="rId23vdube8nocptsa03xfey">
               <w:r>
                 <w:rPr>
                   <w:rFonts w:ascii="Arial" w:cs="Arial" w:eastAsia="Arial" w:hAnsi="Arial"/>
@@ -10731,7 +11020,7 @@
             <w:pPr>
               <w:spacing w:after="20" w:before="0"/>
             </w:pPr>
-            <w:hyperlink w:history="1" r:id="rIdbbmxkp_uk-ms0s89rpamx">
+            <w:hyperlink w:history="1" r:id="rId9h74no0gblnacfd5orpdw">
               <w:r>
                 <w:rPr>
                   <w:rFonts w:ascii="Arial" w:cs="Arial" w:eastAsia="Arial" w:hAnsi="Arial"/>
@@ -10764,7 +11053,7 @@
               <w:spacing w:after="10" w:before="0"/>
               <w:ind w:left="120"/>
             </w:pPr>
-            <w:hyperlink w:history="1" r:id="rIdlv6vgug-ksfhvdesegzmn">
+            <w:hyperlink w:history="1" r:id="rIdhukcfsnl0wgdrooqr_ikf">
               <w:r>
                 <w:rPr>
                   <w:rFonts w:ascii="Arial" w:cs="Arial" w:eastAsia="Arial" w:hAnsi="Arial"/>
@@ -10826,7 +11115,7 @@
               <w:spacing w:after="10" w:before="0"/>
               <w:ind w:left="120"/>
             </w:pPr>
-            <w:hyperlink w:history="1" r:id="rIdlyij1od7xelh9tnvrc7hs">
+            <w:hyperlink w:history="1" r:id="rIdhnp0upihhq5hoh-8vuq4r">
               <w:r>
                 <w:rPr>
                   <w:rFonts w:ascii="Arial" w:cs="Arial" w:eastAsia="Arial" w:hAnsi="Arial"/>
@@ -11036,7 +11325,7 @@
             <w:pPr>
               <w:spacing w:after="20" w:before="0"/>
             </w:pPr>
-            <w:hyperlink w:history="1" r:id="rIdtzwwp52e54urqqhfk-n8u">
+            <w:hyperlink w:history="1" r:id="rIdf7dxnn3etqosmotrcfuye">
               <w:r>
                 <w:rPr>
                   <w:rFonts w:ascii="Arial" w:cs="Arial" w:eastAsia="Arial" w:hAnsi="Arial"/>
@@ -11069,7 +11358,7 @@
               <w:spacing w:after="10" w:before="0"/>
               <w:ind w:left="120"/>
             </w:pPr>
-            <w:hyperlink w:history="1" r:id="rId2b5votl5--rhka-d1ofno">
+            <w:hyperlink w:history="1" r:id="rIdgg4cygevnbwefuy75ygvc">
               <w:r>
                 <w:rPr>
                   <w:rFonts w:ascii="Arial" w:cs="Arial" w:eastAsia="Arial" w:hAnsi="Arial"/>
@@ -11131,7 +11420,7 @@
               <w:spacing w:after="10" w:before="0"/>
               <w:ind w:left="120"/>
             </w:pPr>
-            <w:hyperlink w:history="1" r:id="rIda1g4yjenmlbulhvlt6gtr">
+            <w:hyperlink w:history="1" r:id="rIdr6gv-d6yytrj5iibiruga">
               <w:r>
                 <w:rPr>
                   <w:rFonts w:ascii="Arial" w:cs="Arial" w:eastAsia="Arial" w:hAnsi="Arial"/>
@@ -11642,6 +11931,65 @@
         </w:tc>
       </w:tr>
     </w:tbl>
+    <w:p>
+      <w:pPr>
+        <w:pBdr>
+          <w:top w:val="single" w:color="BBBBBB" w:sz="4" w:space="4"/>
+        </w:pBdr>
+        <w:spacing w:after="0" w:before="160"/>
+      </w:pPr>
+      <w:r>
+        <w:rPr>
+          <w:rFonts w:ascii="Arial" w:cs="Arial" w:eastAsia="Arial" w:hAnsi="Arial"/>
+          <w:color w:val="666666"/>
+          <w:sz w:val="14"/>
+          <w:szCs w:val="14"/>
+        </w:rPr>
+        <w:t xml:space="preserve">© 2026 SeaVuria and ARES. Aligned with KICD objectives. Developed by SeaVuria; technical implementation by ARES (with AI assistance from Claude). Licensed under </w:t>
+      </w:r>
+      <w:hyperlink w:history="1" r:id="rIdsdaliffhyommmjkroole0">
+        <w:r>
+          <w:rPr>
+            <w:rFonts w:ascii="Arial" w:cs="Arial" w:eastAsia="Arial" w:hAnsi="Arial"/>
+            <w:color w:val="1F6B75"/>
+            <w:sz w:val="14"/>
+            <w:szCs w:val="14"/>
+            <w:u w:val="single" w:color="1F6B75"/>
+          </w:rPr>
+          <w:t xml:space="preserve">CC BY-NC 4.0</w:t>
+        </w:r>
+      </w:hyperlink>
+      <w:r>
+        <w:rPr>
+          <w:rFonts w:ascii="Arial" w:cs="Arial" w:eastAsia="Arial" w:hAnsi="Arial"/>
+          <w:color w:val="666666"/>
+          <w:sz w:val="14"/>
+          <w:szCs w:val="14"/>
+        </w:rPr>
+        <w:t xml:space="preserve"> (</w:t>
+      </w:r>
+      <w:hyperlink w:history="1" r:id="rIdr9ksmqy8jfo-0rfwxkjjk">
+        <w:r>
+          <w:rPr>
+            <w:rFonts w:ascii="Arial" w:cs="Arial" w:eastAsia="Arial" w:hAnsi="Arial"/>
+            <w:color w:val="1F6B75"/>
+            <w:sz w:val="14"/>
+            <w:szCs w:val="14"/>
+            <w:u w:val="single" w:color="1F6B75"/>
+          </w:rPr>
+          <w:t xml:space="preserve">https://creativecommons.org/licenses/by-nc/4.0/</w:t>
+        </w:r>
+      </w:hyperlink>
+      <w:r>
+        <w:rPr>
+          <w:rFonts w:ascii="Arial" w:cs="Arial" w:eastAsia="Arial" w:hAnsi="Arial"/>
+          <w:color w:val="666666"/>
+          <w:sz w:val="14"/>
+          <w:szCs w:val="14"/>
+        </w:rPr>
+        <w:t xml:space="preserve">).</w:t>
+      </w:r>
+    </w:p>
     <w:p>
       <w:r>
         <w:br w:type="page"/>
@@ -12633,7 +12981,7 @@
             <w:pPr>
               <w:spacing w:after="20" w:before="0"/>
             </w:pPr>
-            <w:hyperlink w:history="1" r:id="rIdwu4sixkzxeru1w2mu5vhj">
+            <w:hyperlink w:history="1" r:id="rIdosy4aownmig9s1-dimuzs">
               <w:r>
                 <w:rPr>
                   <w:rFonts w:ascii="Arial" w:cs="Arial" w:eastAsia="Arial" w:hAnsi="Arial"/>
@@ -12666,7 +13014,7 @@
               <w:spacing w:after="10" w:before="0"/>
               <w:ind w:left="120"/>
             </w:pPr>
-            <w:hyperlink w:history="1" r:id="rIdek5b6kx-pq_jnsdqjfbcd">
+            <w:hyperlink w:history="1" r:id="rIdm2v1d0pezthms9fgfriyy">
               <w:r>
                 <w:rPr>
                   <w:rFonts w:ascii="Arial" w:cs="Arial" w:eastAsia="Arial" w:hAnsi="Arial"/>
@@ -12711,7 +13059,7 @@
             <w:pPr>
               <w:spacing w:after="20" w:before="0"/>
             </w:pPr>
-            <w:hyperlink w:history="1" r:id="rId9wkmwbep7poau7jm5rnlb">
+            <w:hyperlink w:history="1" r:id="rIdykjtfdturfkbifuppui9j">
               <w:r>
                 <w:rPr>
                   <w:rFonts w:ascii="Arial" w:cs="Arial" w:eastAsia="Arial" w:hAnsi="Arial"/>
@@ -12744,7 +13092,7 @@
               <w:spacing w:after="10" w:before="0"/>
               <w:ind w:left="120"/>
             </w:pPr>
-            <w:hyperlink w:history="1" r:id="rIdkytjcfnxxfm-ot6w1dwqi">
+            <w:hyperlink w:history="1" r:id="rIdeilmlddhc23pwqpcqb_py">
               <w:r>
                 <w:rPr>
                   <w:rFonts w:ascii="Arial" w:cs="Arial" w:eastAsia="Arial" w:hAnsi="Arial"/>
@@ -12939,7 +13287,7 @@
             <w:pPr>
               <w:spacing w:after="20" w:before="0"/>
             </w:pPr>
-            <w:hyperlink w:history="1" r:id="rIdw8ckhehz3ugonb4hsqxhz">
+            <w:hyperlink w:history="1" r:id="rIdxuxbuthdvrtfnmyemapkv">
               <w:r>
                 <w:rPr>
                   <w:rFonts w:ascii="Arial" w:cs="Arial" w:eastAsia="Arial" w:hAnsi="Arial"/>
@@ -12972,7 +13320,7 @@
               <w:spacing w:after="10" w:before="0"/>
               <w:ind w:left="120"/>
             </w:pPr>
-            <w:hyperlink w:history="1" r:id="rId64hpn5qlbj97wxc7crkcv">
+            <w:hyperlink w:history="1" r:id="rIdw6tnjto6rsa5yjsbzu54b">
               <w:r>
                 <w:rPr>
                   <w:rFonts w:ascii="Arial" w:cs="Arial" w:eastAsia="Arial" w:hAnsi="Arial"/>
@@ -13017,7 +13365,7 @@
             <w:pPr>
               <w:spacing w:after="20" w:before="0"/>
             </w:pPr>
-            <w:hyperlink w:history="1" r:id="rIdd9khpnj7p1nedv1dnhtwt">
+            <w:hyperlink w:history="1" r:id="rIdcfh-ya6jjelswgpnwnfad">
               <w:r>
                 <w:rPr>
                   <w:rFonts w:ascii="Arial" w:cs="Arial" w:eastAsia="Arial" w:hAnsi="Arial"/>
@@ -13050,7 +13398,7 @@
               <w:spacing w:after="10" w:before="0"/>
               <w:ind w:left="120"/>
             </w:pPr>
-            <w:hyperlink w:history="1" r:id="rIde7fh_uvyypwkshmwytxaq">
+            <w:hyperlink w:history="1" r:id="rIdcly323etkozj4bl1ydw0u">
               <w:r>
                 <w:rPr>
                   <w:rFonts w:ascii="Arial" w:cs="Arial" w:eastAsia="Arial" w:hAnsi="Arial"/>
@@ -13245,7 +13593,7 @@
             <w:pPr>
               <w:spacing w:after="20" w:before="0"/>
             </w:pPr>
-            <w:hyperlink w:history="1" r:id="rIdocznkpe4vycrshz2nl71k">
+            <w:hyperlink w:history="1" r:id="rIduoadnvz7qbplo2ctkl4zv">
               <w:r>
                 <w:rPr>
                   <w:rFonts w:ascii="Arial" w:cs="Arial" w:eastAsia="Arial" w:hAnsi="Arial"/>
@@ -13278,7 +13626,7 @@
               <w:spacing w:after="10" w:before="0"/>
               <w:ind w:left="120"/>
             </w:pPr>
-            <w:hyperlink w:history="1" r:id="rIdjrwp2onjnacednklddseh">
+            <w:hyperlink w:history="1" r:id="rIdysese3ityn7wxdemrcvk5">
               <w:r>
                 <w:rPr>
                   <w:rFonts w:ascii="Arial" w:cs="Arial" w:eastAsia="Arial" w:hAnsi="Arial"/>
@@ -13323,7 +13671,7 @@
             <w:pPr>
               <w:spacing w:after="20" w:before="0"/>
             </w:pPr>
-            <w:hyperlink w:history="1" r:id="rId6kcbt6-rrinozjbhqkqtk">
+            <w:hyperlink w:history="1" r:id="rIduzqt5lpyyc_ikd_03_oso">
               <w:r>
                 <w:rPr>
                   <w:rFonts w:ascii="Arial" w:cs="Arial" w:eastAsia="Arial" w:hAnsi="Arial"/>
@@ -13356,7 +13704,7 @@
               <w:spacing w:after="10" w:before="0"/>
               <w:ind w:left="120"/>
             </w:pPr>
-            <w:hyperlink w:history="1" r:id="rIdvdurjxruqisvfhg-etudu">
+            <w:hyperlink w:history="1" r:id="rIdp3tllimkdbn6zejsog3ku">
               <w:r>
                 <w:rPr>
                   <w:rFonts w:ascii="Arial" w:cs="Arial" w:eastAsia="Arial" w:hAnsi="Arial"/>
@@ -13551,7 +13899,7 @@
             <w:pPr>
               <w:spacing w:after="20" w:before="0"/>
             </w:pPr>
-            <w:hyperlink w:history="1" r:id="rIdevz2aorxwqmodjhs50snz">
+            <w:hyperlink w:history="1" r:id="rIdnpzypow1ej5woysprxrg2">
               <w:r>
                 <w:rPr>
                   <w:rFonts w:ascii="Arial" w:cs="Arial" w:eastAsia="Arial" w:hAnsi="Arial"/>
@@ -13584,7 +13932,7 @@
               <w:spacing w:after="10" w:before="0"/>
               <w:ind w:left="120"/>
             </w:pPr>
-            <w:hyperlink w:history="1" r:id="rId7ujmhdoxoiplhlov8y6vl">
+            <w:hyperlink w:history="1" r:id="rIdeo-v4p89l2hsi05e5rsbi">
               <w:r>
                 <w:rPr>
                   <w:rFonts w:ascii="Arial" w:cs="Arial" w:eastAsia="Arial" w:hAnsi="Arial"/>
@@ -13629,7 +13977,7 @@
             <w:pPr>
               <w:spacing w:after="20" w:before="0"/>
             </w:pPr>
-            <w:hyperlink w:history="1" r:id="rId6ks0xhwutfqqm0l1awwef">
+            <w:hyperlink w:history="1" r:id="rIdy4tdwbshxwa-cuj-9ks4g">
               <w:r>
                 <w:rPr>
                   <w:rFonts w:ascii="Arial" w:cs="Arial" w:eastAsia="Arial" w:hAnsi="Arial"/>
@@ -13662,7 +14010,7 @@
               <w:spacing w:after="10" w:before="0"/>
               <w:ind w:left="120"/>
             </w:pPr>
-            <w:hyperlink w:history="1" r:id="rId92uad1oqzi5xp046podpp">
+            <w:hyperlink w:history="1" r:id="rIdpueswnclfjbnjbclyg--a">
               <w:r>
                 <w:rPr>
                   <w:rFonts w:ascii="Arial" w:cs="Arial" w:eastAsia="Arial" w:hAnsi="Arial"/>
@@ -13857,7 +14205,7 @@
             <w:pPr>
               <w:spacing w:after="20" w:before="0"/>
             </w:pPr>
-            <w:hyperlink w:history="1" r:id="rIdx6uzvzawuny7w4ere6pjc">
+            <w:hyperlink w:history="1" r:id="rId_wc-lyttgseai2cu_l28v">
               <w:r>
                 <w:rPr>
                   <w:rFonts w:ascii="Arial" w:cs="Arial" w:eastAsia="Arial" w:hAnsi="Arial"/>
@@ -13890,7 +14238,7 @@
               <w:spacing w:after="10" w:before="0"/>
               <w:ind w:left="120"/>
             </w:pPr>
-            <w:hyperlink w:history="1" r:id="rIdqg6jaiosjvtuqjm-z998o">
+            <w:hyperlink w:history="1" r:id="rIdkfwakyrhrix2en9oksmbx">
               <w:r>
                 <w:rPr>
                   <w:rFonts w:ascii="Arial" w:cs="Arial" w:eastAsia="Arial" w:hAnsi="Arial"/>
@@ -13935,7 +14283,7 @@
             <w:pPr>
               <w:spacing w:after="20" w:before="0"/>
             </w:pPr>
-            <w:hyperlink w:history="1" r:id="rId0ogo2aqvlding1l_frx_e">
+            <w:hyperlink w:history="1" r:id="rIdpu1jlrseg4j24mvyfoaqd">
               <w:r>
                 <w:rPr>
                   <w:rFonts w:ascii="Arial" w:cs="Arial" w:eastAsia="Arial" w:hAnsi="Arial"/>
@@ -13968,7 +14316,7 @@
               <w:spacing w:after="10" w:before="0"/>
               <w:ind w:left="120"/>
             </w:pPr>
-            <w:hyperlink w:history="1" r:id="rId5ldqolbbbijlil0hnyspa">
+            <w:hyperlink w:history="1" r:id="rIdpycciec8b5aqoe90mlgnq">
               <w:r>
                 <w:rPr>
                   <w:rFonts w:ascii="Arial" w:cs="Arial" w:eastAsia="Arial" w:hAnsi="Arial"/>
@@ -14464,6 +14812,65 @@
         </w:tc>
       </w:tr>
     </w:tbl>
+    <w:p>
+      <w:pPr>
+        <w:pBdr>
+          <w:top w:val="single" w:color="BBBBBB" w:sz="4" w:space="4"/>
+        </w:pBdr>
+        <w:spacing w:after="0" w:before="160"/>
+      </w:pPr>
+      <w:r>
+        <w:rPr>
+          <w:rFonts w:ascii="Arial" w:cs="Arial" w:eastAsia="Arial" w:hAnsi="Arial"/>
+          <w:color w:val="666666"/>
+          <w:sz w:val="14"/>
+          <w:szCs w:val="14"/>
+        </w:rPr>
+        <w:t xml:space="preserve">© 2026 SeaVuria and ARES. Aligned with KICD objectives. Developed by SeaVuria; technical implementation by ARES (with AI assistance from Claude). Licensed under </w:t>
+      </w:r>
+      <w:hyperlink w:history="1" r:id="rId-n5odivukcz4abtnl3r3c">
+        <w:r>
+          <w:rPr>
+            <w:rFonts w:ascii="Arial" w:cs="Arial" w:eastAsia="Arial" w:hAnsi="Arial"/>
+            <w:color w:val="1F6B75"/>
+            <w:sz w:val="14"/>
+            <w:szCs w:val="14"/>
+            <w:u w:val="single" w:color="1F6B75"/>
+          </w:rPr>
+          <w:t xml:space="preserve">CC BY-NC 4.0</w:t>
+        </w:r>
+      </w:hyperlink>
+      <w:r>
+        <w:rPr>
+          <w:rFonts w:ascii="Arial" w:cs="Arial" w:eastAsia="Arial" w:hAnsi="Arial"/>
+          <w:color w:val="666666"/>
+          <w:sz w:val="14"/>
+          <w:szCs w:val="14"/>
+        </w:rPr>
+        <w:t xml:space="preserve"> (</w:t>
+      </w:r>
+      <w:hyperlink w:history="1" r:id="rIdjelym-oqovmzl9_s2rntq">
+        <w:r>
+          <w:rPr>
+            <w:rFonts w:ascii="Arial" w:cs="Arial" w:eastAsia="Arial" w:hAnsi="Arial"/>
+            <w:color w:val="1F6B75"/>
+            <w:sz w:val="14"/>
+            <w:szCs w:val="14"/>
+            <w:u w:val="single" w:color="1F6B75"/>
+          </w:rPr>
+          <w:t xml:space="preserve">https://creativecommons.org/licenses/by-nc/4.0/</w:t>
+        </w:r>
+      </w:hyperlink>
+      <w:r>
+        <w:rPr>
+          <w:rFonts w:ascii="Arial" w:cs="Arial" w:eastAsia="Arial" w:hAnsi="Arial"/>
+          <w:color w:val="666666"/>
+          <w:sz w:val="14"/>
+          <w:szCs w:val="14"/>
+        </w:rPr>
+        <w:t xml:space="preserve">).</w:t>
+      </w:r>
+    </w:p>
     <w:p>
       <w:r>
         <w:br w:type="page"/>
@@ -15455,7 +15862,7 @@
             <w:pPr>
               <w:spacing w:after="20" w:before="0"/>
             </w:pPr>
-            <w:hyperlink w:history="1" r:id="rIdcivmhod84z8pmtqdow5im">
+            <w:hyperlink w:history="1" r:id="rId7q3ptyeosx6-0utdaum3x">
               <w:r>
                 <w:rPr>
                   <w:rFonts w:ascii="Arial" w:cs="Arial" w:eastAsia="Arial" w:hAnsi="Arial"/>
@@ -15488,7 +15895,7 @@
               <w:spacing w:after="10" w:before="0"/>
               <w:ind w:left="120"/>
             </w:pPr>
-            <w:hyperlink w:history="1" r:id="rId4tqauazomz5sk5xovcj5a">
+            <w:hyperlink w:history="1" r:id="rIdgfgw-efvaps5cxtmk-iv8">
               <w:r>
                 <w:rPr>
                   <w:rFonts w:ascii="Arial" w:cs="Arial" w:eastAsia="Arial" w:hAnsi="Arial"/>
@@ -15533,7 +15940,7 @@
             <w:pPr>
               <w:spacing w:after="20" w:before="0"/>
             </w:pPr>
-            <w:hyperlink w:history="1" r:id="rId9_ouhqbppqg2vvw1wnasr">
+            <w:hyperlink w:history="1" r:id="rIdixdfpzcx8g8yacoiqlorc">
               <w:r>
                 <w:rPr>
                   <w:rFonts w:ascii="Arial" w:cs="Arial" w:eastAsia="Arial" w:hAnsi="Arial"/>
@@ -15566,7 +15973,7 @@
               <w:spacing w:after="10" w:before="0"/>
               <w:ind w:left="120"/>
             </w:pPr>
-            <w:hyperlink w:history="1" r:id="rIdfmtixihqdjuxui--rqx-9">
+            <w:hyperlink w:history="1" r:id="rIdvdbowqdwtfdt3nemwcgf0">
               <w:r>
                 <w:rPr>
                   <w:rFonts w:ascii="Arial" w:cs="Arial" w:eastAsia="Arial" w:hAnsi="Arial"/>
@@ -15761,7 +16168,7 @@
             <w:pPr>
               <w:spacing w:after="20" w:before="0"/>
             </w:pPr>
-            <w:hyperlink w:history="1" r:id="rId2dmojrb-tbjo3g4fj_mij">
+            <w:hyperlink w:history="1" r:id="rIdkehhctdoi6f8m_ot9frss">
               <w:r>
                 <w:rPr>
                   <w:rFonts w:ascii="Arial" w:cs="Arial" w:eastAsia="Arial" w:hAnsi="Arial"/>
@@ -15794,7 +16201,7 @@
               <w:spacing w:after="10" w:before="0"/>
               <w:ind w:left="120"/>
             </w:pPr>
-            <w:hyperlink w:history="1" r:id="rIdvrxitczc2je49gguspgpt">
+            <w:hyperlink w:history="1" r:id="rIdnndprjofuwzbkyssgaldf">
               <w:r>
                 <w:rPr>
                   <w:rFonts w:ascii="Arial" w:cs="Arial" w:eastAsia="Arial" w:hAnsi="Arial"/>
@@ -15839,7 +16246,7 @@
             <w:pPr>
               <w:spacing w:after="20" w:before="0"/>
             </w:pPr>
-            <w:hyperlink w:history="1" r:id="rIdcd1tx9zli3ckzo2go6kqw">
+            <w:hyperlink w:history="1" r:id="rIdwp0fawlauq8bhebgtiqfx">
               <w:r>
                 <w:rPr>
                   <w:rFonts w:ascii="Arial" w:cs="Arial" w:eastAsia="Arial" w:hAnsi="Arial"/>
@@ -15872,7 +16279,7 @@
               <w:spacing w:after="10" w:before="0"/>
               <w:ind w:left="120"/>
             </w:pPr>
-            <w:hyperlink w:history="1" r:id="rId2phq521edyr6oczligao5">
+            <w:hyperlink w:history="1" r:id="rIdwnzsmis153dburxucoxzg">
               <w:r>
                 <w:rPr>
                   <w:rFonts w:ascii="Arial" w:cs="Arial" w:eastAsia="Arial" w:hAnsi="Arial"/>
@@ -16409,7 +16816,7 @@
             <w:pPr>
               <w:spacing w:after="20" w:before="0"/>
             </w:pPr>
-            <w:hyperlink w:history="1" r:id="rIdfkfwces8ljagr6-aseie-">
+            <w:hyperlink w:history="1" r:id="rIdcqiy_xhp7do1sqfp89kwr">
               <w:r>
                 <w:rPr>
                   <w:rFonts w:ascii="Arial" w:cs="Arial" w:eastAsia="Arial" w:hAnsi="Arial"/>
@@ -16442,7 +16849,7 @@
               <w:spacing w:after="10" w:before="0"/>
               <w:ind w:left="120"/>
             </w:pPr>
-            <w:hyperlink w:history="1" r:id="rIdixxa21gjxxftn9-yktdwb">
+            <w:hyperlink w:history="1" r:id="rIdzpcnhpic_nyz1u87ygx00">
               <w:r>
                 <w:rPr>
                   <w:rFonts w:ascii="Arial" w:cs="Arial" w:eastAsia="Arial" w:hAnsi="Arial"/>
@@ -16487,7 +16894,7 @@
             <w:pPr>
               <w:spacing w:after="20" w:before="0"/>
             </w:pPr>
-            <w:hyperlink w:history="1" r:id="rIdi9nbjrgcc5l1u6ly-jvm0">
+            <w:hyperlink w:history="1" r:id="rIdmh5ehps1xnf_ahlunxv9d">
               <w:r>
                 <w:rPr>
                   <w:rFonts w:ascii="Arial" w:cs="Arial" w:eastAsia="Arial" w:hAnsi="Arial"/>
@@ -16520,7 +16927,7 @@
               <w:spacing w:after="10" w:before="0"/>
               <w:ind w:left="120"/>
             </w:pPr>
-            <w:hyperlink w:history="1" r:id="rId8p1xukvtkkn4mz95ei1m5">
+            <w:hyperlink w:history="1" r:id="rId5a1om3djzungu91de5b5k">
               <w:r>
                 <w:rPr>
                   <w:rFonts w:ascii="Arial" w:cs="Arial" w:eastAsia="Arial" w:hAnsi="Arial"/>
@@ -16962,7 +17369,7 @@
             <w:pPr>
               <w:spacing w:after="20" w:before="0"/>
             </w:pPr>
-            <w:hyperlink w:history="1" r:id="rIdx2dhhl2mqsoc_ix_yhfp8">
+            <w:hyperlink w:history="1" r:id="rIdtdniptzkewwgmakkalzcy">
               <w:r>
                 <w:rPr>
                   <w:rFonts w:ascii="Arial" w:cs="Arial" w:eastAsia="Arial" w:hAnsi="Arial"/>
@@ -16995,7 +17402,7 @@
               <w:spacing w:after="10" w:before="0"/>
               <w:ind w:left="120"/>
             </w:pPr>
-            <w:hyperlink w:history="1" r:id="rIdtmhljf_cvikxvhd3r9ra5">
+            <w:hyperlink w:history="1" r:id="rIdy4nzdz_ikypti5ggtqau5">
               <w:r>
                 <w:rPr>
                   <w:rFonts w:ascii="Arial" w:cs="Arial" w:eastAsia="Arial" w:hAnsi="Arial"/>
@@ -17040,7 +17447,7 @@
             <w:pPr>
               <w:spacing w:after="20" w:before="0"/>
             </w:pPr>
-            <w:hyperlink w:history="1" r:id="rIdkceabjlfynhi5wdutxltl">
+            <w:hyperlink w:history="1" r:id="rIdxkkzzgnxep4vduhywcute">
               <w:r>
                 <w:rPr>
                   <w:rFonts w:ascii="Arial" w:cs="Arial" w:eastAsia="Arial" w:hAnsi="Arial"/>
@@ -17073,7 +17480,7 @@
               <w:spacing w:after="10" w:before="0"/>
               <w:ind w:left="120"/>
             </w:pPr>
-            <w:hyperlink w:history="1" r:id="rIdcz2vgl9yh-yo8s4nhkyop">
+            <w:hyperlink w:history="1" r:id="rIdiojq7lu9m5vv74x6azspt">
               <w:r>
                 <w:rPr>
                   <w:rFonts w:ascii="Arial" w:cs="Arial" w:eastAsia="Arial" w:hAnsi="Arial"/>
@@ -17422,7 +17829,7 @@
             <w:pPr>
               <w:spacing w:after="20" w:before="0"/>
             </w:pPr>
-            <w:hyperlink w:history="1" r:id="rId32dy5-adbum28e22o_dvx">
+            <w:hyperlink w:history="1" r:id="rId_rrq28wqtnbou9dfsxdmp">
               <w:r>
                 <w:rPr>
                   <w:rFonts w:ascii="Arial" w:cs="Arial" w:eastAsia="Arial" w:hAnsi="Arial"/>
@@ -17455,7 +17862,7 @@
               <w:spacing w:after="10" w:before="0"/>
               <w:ind w:left="120"/>
             </w:pPr>
-            <w:hyperlink w:history="1" r:id="rIdpxbrkzkti3y6bqdn922-d">
+            <w:hyperlink w:history="1" r:id="rId9m0uvvz47aqfjx6_6qrkj">
               <w:r>
                 <w:rPr>
                   <w:rFonts w:ascii="Arial" w:cs="Arial" w:eastAsia="Arial" w:hAnsi="Arial"/>
@@ -17500,7 +17907,7 @@
             <w:pPr>
               <w:spacing w:after="20" w:before="0"/>
             </w:pPr>
-            <w:hyperlink w:history="1" r:id="rIdfbzkeermrmeemctroxomh">
+            <w:hyperlink w:history="1" r:id="rIdgxe3chfqanlsgecza9fvz">
               <w:r>
                 <w:rPr>
                   <w:rFonts w:ascii="Arial" w:cs="Arial" w:eastAsia="Arial" w:hAnsi="Arial"/>
@@ -17533,7 +17940,7 @@
               <w:spacing w:after="10" w:before="0"/>
               <w:ind w:left="120"/>
             </w:pPr>
-            <w:hyperlink w:history="1" r:id="rId2harlcbxyahl8w37gq_zr">
+            <w:hyperlink w:history="1" r:id="rIdzgvw60x00q8i5ofbiaihf">
               <w:r>
                 <w:rPr>
                   <w:rFonts w:ascii="Arial" w:cs="Arial" w:eastAsia="Arial" w:hAnsi="Arial"/>
@@ -18356,6 +18763,65 @@
         </w:tc>
       </w:tr>
     </w:tbl>
+    <w:p>
+      <w:pPr>
+        <w:pBdr>
+          <w:top w:val="single" w:color="BBBBBB" w:sz="4" w:space="4"/>
+        </w:pBdr>
+        <w:spacing w:after="0" w:before="160"/>
+      </w:pPr>
+      <w:r>
+        <w:rPr>
+          <w:rFonts w:ascii="Arial" w:cs="Arial" w:eastAsia="Arial" w:hAnsi="Arial"/>
+          <w:color w:val="666666"/>
+          <w:sz w:val="14"/>
+          <w:szCs w:val="14"/>
+        </w:rPr>
+        <w:t xml:space="preserve">© 2026 SeaVuria and ARES. Aligned with KICD objectives. Developed by SeaVuria; technical implementation by ARES (with AI assistance from Claude). Licensed under </w:t>
+      </w:r>
+      <w:hyperlink w:history="1" r:id="rIdvfdc1idofpp7cgio-0acb">
+        <w:r>
+          <w:rPr>
+            <w:rFonts w:ascii="Arial" w:cs="Arial" w:eastAsia="Arial" w:hAnsi="Arial"/>
+            <w:color w:val="1F6B75"/>
+            <w:sz w:val="14"/>
+            <w:szCs w:val="14"/>
+            <w:u w:val="single" w:color="1F6B75"/>
+          </w:rPr>
+          <w:t xml:space="preserve">CC BY-NC 4.0</w:t>
+        </w:r>
+      </w:hyperlink>
+      <w:r>
+        <w:rPr>
+          <w:rFonts w:ascii="Arial" w:cs="Arial" w:eastAsia="Arial" w:hAnsi="Arial"/>
+          <w:color w:val="666666"/>
+          <w:sz w:val="14"/>
+          <w:szCs w:val="14"/>
+        </w:rPr>
+        <w:t xml:space="preserve"> (</w:t>
+      </w:r>
+      <w:hyperlink w:history="1" r:id="rIdbyq4nnbdltk5mvwnwxz-t">
+        <w:r>
+          <w:rPr>
+            <w:rFonts w:ascii="Arial" w:cs="Arial" w:eastAsia="Arial" w:hAnsi="Arial"/>
+            <w:color w:val="1F6B75"/>
+            <w:sz w:val="14"/>
+            <w:szCs w:val="14"/>
+            <w:u w:val="single" w:color="1F6B75"/>
+          </w:rPr>
+          <w:t xml:space="preserve">https://creativecommons.org/licenses/by-nc/4.0/</w:t>
+        </w:r>
+      </w:hyperlink>
+      <w:r>
+        <w:rPr>
+          <w:rFonts w:ascii="Arial" w:cs="Arial" w:eastAsia="Arial" w:hAnsi="Arial"/>
+          <w:color w:val="666666"/>
+          <w:sz w:val="14"/>
+          <w:szCs w:val="14"/>
+        </w:rPr>
+        <w:t xml:space="preserve">).</w:t>
+      </w:r>
+    </w:p>
     <w:p>
       <w:r>
         <w:br w:type="page"/>
@@ -19526,7 +19992,7 @@
             <w:pPr>
               <w:spacing w:after="20" w:before="0"/>
             </w:pPr>
-            <w:hyperlink w:history="1" r:id="rIduxsv5xecqh2ukybktr1l6">
+            <w:hyperlink w:history="1" r:id="rId6rvkrjksvriqeoyubylf0">
               <w:r>
                 <w:rPr>
                   <w:rFonts w:ascii="Arial" w:cs="Arial" w:eastAsia="Arial" w:hAnsi="Arial"/>
@@ -19559,7 +20025,7 @@
               <w:spacing w:after="10" w:before="0"/>
               <w:ind w:left="120"/>
             </w:pPr>
-            <w:hyperlink w:history="1" r:id="rIdfnkyg7wu4v6tdumwvuymr">
+            <w:hyperlink w:history="1" r:id="rId1yfejm_6mhhsqnmtbfkz8">
               <w:r>
                 <w:rPr>
                   <w:rFonts w:ascii="Arial" w:cs="Arial" w:eastAsia="Arial" w:hAnsi="Arial"/>
@@ -19604,7 +20070,7 @@
             <w:pPr>
               <w:spacing w:after="20" w:before="0"/>
             </w:pPr>
-            <w:hyperlink w:history="1" r:id="rIdokyzye42b6t3ceqgsakis">
+            <w:hyperlink w:history="1" r:id="rId-dpmizcjgs6e6rushbjqn">
               <w:r>
                 <w:rPr>
                   <w:rFonts w:ascii="Arial" w:cs="Arial" w:eastAsia="Arial" w:hAnsi="Arial"/>
@@ -19637,7 +20103,7 @@
               <w:spacing w:after="10" w:before="0"/>
               <w:ind w:left="120"/>
             </w:pPr>
-            <w:hyperlink w:history="1" r:id="rIdnzzlfe2htm671n99cyh5o">
+            <w:hyperlink w:history="1" r:id="rIdipxx83vky9axrybkhmust">
               <w:r>
                 <w:rPr>
                   <w:rFonts w:ascii="Arial" w:cs="Arial" w:eastAsia="Arial" w:hAnsi="Arial"/>
@@ -19832,7 +20298,7 @@
             <w:pPr>
               <w:spacing w:after="20" w:before="0"/>
             </w:pPr>
-            <w:hyperlink w:history="1" r:id="rIdjl45jpdoq3wfdkqr6bv67">
+            <w:hyperlink w:history="1" r:id="rIdgaw0fb5iwtdkzep-e2fqg">
               <w:r>
                 <w:rPr>
                   <w:rFonts w:ascii="Arial" w:cs="Arial" w:eastAsia="Arial" w:hAnsi="Arial"/>
@@ -19865,7 +20331,7 @@
               <w:spacing w:after="10" w:before="0"/>
               <w:ind w:left="120"/>
             </w:pPr>
-            <w:hyperlink w:history="1" r:id="rId4rhte6pqxmaykbcivarrr">
+            <w:hyperlink w:history="1" r:id="rIdnye0fp97azkhpafx8stls">
               <w:r>
                 <w:rPr>
                   <w:rFonts w:ascii="Arial" w:cs="Arial" w:eastAsia="Arial" w:hAnsi="Arial"/>
@@ -19910,7 +20376,7 @@
             <w:pPr>
               <w:spacing w:after="20" w:before="0"/>
             </w:pPr>
-            <w:hyperlink w:history="1" r:id="rIdnj5igf3lhq-5msq76gxmb">
+            <w:hyperlink w:history="1" r:id="rId64vznhuv9vom5ttqpygrj">
               <w:r>
                 <w:rPr>
                   <w:rFonts w:ascii="Arial" w:cs="Arial" w:eastAsia="Arial" w:hAnsi="Arial"/>
@@ -19943,7 +20409,7 @@
               <w:spacing w:after="10" w:before="0"/>
               <w:ind w:left="120"/>
             </w:pPr>
-            <w:hyperlink w:history="1" r:id="rIdnf-daw0ljyiq-ky6df5ga">
+            <w:hyperlink w:history="1" r:id="rIdvkqzeab2qnmscyg-kgj80">
               <w:r>
                 <w:rPr>
                   <w:rFonts w:ascii="Arial" w:cs="Arial" w:eastAsia="Arial" w:hAnsi="Arial"/>
@@ -20138,7 +20604,7 @@
             <w:pPr>
               <w:spacing w:after="20" w:before="0"/>
             </w:pPr>
-            <w:hyperlink w:history="1" r:id="rIdk6ifsuijcfg7szkor-7rn">
+            <w:hyperlink w:history="1" r:id="rIdgxtvlvogx7f5w_uxo1ggv">
               <w:r>
                 <w:rPr>
                   <w:rFonts w:ascii="Arial" w:cs="Arial" w:eastAsia="Arial" w:hAnsi="Arial"/>
@@ -20171,7 +20637,7 @@
               <w:spacing w:after="10" w:before="0"/>
               <w:ind w:left="120"/>
             </w:pPr>
-            <w:hyperlink w:history="1" r:id="rIdxj5q7qdsnf-3ygxjjgjmu">
+            <w:hyperlink w:history="1" r:id="rIdopjngfduaxtlzwsgdhs8j">
               <w:r>
                 <w:rPr>
                   <w:rFonts w:ascii="Arial" w:cs="Arial" w:eastAsia="Arial" w:hAnsi="Arial"/>
@@ -20216,7 +20682,7 @@
             <w:pPr>
               <w:spacing w:after="20" w:before="0"/>
             </w:pPr>
-            <w:hyperlink w:history="1" r:id="rIdwhxk4wom07dsmjbtvuxry">
+            <w:hyperlink w:history="1" r:id="rIdni1ovqx-lqspxsfqqsl6h">
               <w:r>
                 <w:rPr>
                   <w:rFonts w:ascii="Arial" w:cs="Arial" w:eastAsia="Arial" w:hAnsi="Arial"/>
@@ -20249,7 +20715,7 @@
               <w:spacing w:after="10" w:before="0"/>
               <w:ind w:left="120"/>
             </w:pPr>
-            <w:hyperlink w:history="1" r:id="rIdrxmmdqrswygmfxem2t4yk">
+            <w:hyperlink w:history="1" r:id="rId6qvezqsyfen_lvmfmoufd">
               <w:r>
                 <w:rPr>
                   <w:rFonts w:ascii="Arial" w:cs="Arial" w:eastAsia="Arial" w:hAnsi="Arial"/>
@@ -20444,7 +20910,7 @@
             <w:pPr>
               <w:spacing w:after="20" w:before="0"/>
             </w:pPr>
-            <w:hyperlink w:history="1" r:id="rIdihuvptvibbfyu8d5xrzzo">
+            <w:hyperlink w:history="1" r:id="rIdtdyrab4yuf9td-uul9ps7">
               <w:r>
                 <w:rPr>
                   <w:rFonts w:ascii="Arial" w:cs="Arial" w:eastAsia="Arial" w:hAnsi="Arial"/>
@@ -20477,7 +20943,7 @@
               <w:spacing w:after="10" w:before="0"/>
               <w:ind w:left="120"/>
             </w:pPr>
-            <w:hyperlink w:history="1" r:id="rIdjgemfkrn37rxpc0fef8zv">
+            <w:hyperlink w:history="1" r:id="rIdtlddnbv79klekcfhax-uk">
               <w:r>
                 <w:rPr>
                   <w:rFonts w:ascii="Arial" w:cs="Arial" w:eastAsia="Arial" w:hAnsi="Arial"/>
@@ -20522,7 +20988,7 @@
             <w:pPr>
               <w:spacing w:after="20" w:before="0"/>
             </w:pPr>
-            <w:hyperlink w:history="1" r:id="rIdwuj7cqknzvjqxs0dmjlr3">
+            <w:hyperlink w:history="1" r:id="rIdebynxauzh7geop8rdv9w2">
               <w:r>
                 <w:rPr>
                   <w:rFonts w:ascii="Arial" w:cs="Arial" w:eastAsia="Arial" w:hAnsi="Arial"/>
@@ -20555,7 +21021,7 @@
               <w:spacing w:after="10" w:before="0"/>
               <w:ind w:left="120"/>
             </w:pPr>
-            <w:hyperlink w:history="1" r:id="rId21wgaf0t26qz0zqgkin0f">
+            <w:hyperlink w:history="1" r:id="rIdomk-guqztdpo7twy-h_mj">
               <w:r>
                 <w:rPr>
                   <w:rFonts w:ascii="Arial" w:cs="Arial" w:eastAsia="Arial" w:hAnsi="Arial"/>
@@ -20750,7 +21216,7 @@
             <w:pPr>
               <w:spacing w:after="20" w:before="0"/>
             </w:pPr>
-            <w:hyperlink w:history="1" r:id="rIdke-vkunb6swilwhdps0vv">
+            <w:hyperlink w:history="1" r:id="rIdoo9kmsjmufvpkkooniiu9">
               <w:r>
                 <w:rPr>
                   <w:rFonts w:ascii="Arial" w:cs="Arial" w:eastAsia="Arial" w:hAnsi="Arial"/>
@@ -20783,7 +21249,7 @@
               <w:spacing w:after="10" w:before="0"/>
               <w:ind w:left="120"/>
             </w:pPr>
-            <w:hyperlink w:history="1" r:id="rIdj2b0d8mjvjidiutqgwube">
+            <w:hyperlink w:history="1" r:id="rIdf_8o9jnwp3p2ii7jzzn0h">
               <w:r>
                 <w:rPr>
                   <w:rFonts w:ascii="Arial" w:cs="Arial" w:eastAsia="Arial" w:hAnsi="Arial"/>
@@ -20828,7 +21294,7 @@
             <w:pPr>
               <w:spacing w:after="20" w:before="0"/>
             </w:pPr>
-            <w:hyperlink w:history="1" r:id="rIdj_spwvf-yx4251wo-geh8">
+            <w:hyperlink w:history="1" r:id="rIdswsba3y8ndurj9wm9i82b">
               <w:r>
                 <w:rPr>
                   <w:rFonts w:ascii="Arial" w:cs="Arial" w:eastAsia="Arial" w:hAnsi="Arial"/>
@@ -20861,7 +21327,7 @@
               <w:spacing w:after="10" w:before="0"/>
               <w:ind w:left="120"/>
             </w:pPr>
-            <w:hyperlink w:history="1" r:id="rIdjk5a8avl7fl6beenqbd5l">
+            <w:hyperlink w:history="1" r:id="rIdb5msy8_zyrt2pf4qrtfc_">
               <w:r>
                 <w:rPr>
                   <w:rFonts w:ascii="Arial" w:cs="Arial" w:eastAsia="Arial" w:hAnsi="Arial"/>
@@ -21433,6 +21899,65 @@
         </w:tc>
       </w:tr>
     </w:tbl>
+    <w:p>
+      <w:pPr>
+        <w:pBdr>
+          <w:top w:val="single" w:color="BBBBBB" w:sz="4" w:space="4"/>
+        </w:pBdr>
+        <w:spacing w:after="0" w:before="160"/>
+      </w:pPr>
+      <w:r>
+        <w:rPr>
+          <w:rFonts w:ascii="Arial" w:cs="Arial" w:eastAsia="Arial" w:hAnsi="Arial"/>
+          <w:color w:val="666666"/>
+          <w:sz w:val="14"/>
+          <w:szCs w:val="14"/>
+        </w:rPr>
+        <w:t xml:space="preserve">© 2026 SeaVuria and ARES. Aligned with KICD objectives. Developed by SeaVuria; technical implementation by ARES (with AI assistance from Claude). Licensed under </w:t>
+      </w:r>
+      <w:hyperlink w:history="1" r:id="rIdr5ruv_0ukt18hhvh7vb7u">
+        <w:r>
+          <w:rPr>
+            <w:rFonts w:ascii="Arial" w:cs="Arial" w:eastAsia="Arial" w:hAnsi="Arial"/>
+            <w:color w:val="1F6B75"/>
+            <w:sz w:val="14"/>
+            <w:szCs w:val="14"/>
+            <w:u w:val="single" w:color="1F6B75"/>
+          </w:rPr>
+          <w:t xml:space="preserve">CC BY-NC 4.0</w:t>
+        </w:r>
+      </w:hyperlink>
+      <w:r>
+        <w:rPr>
+          <w:rFonts w:ascii="Arial" w:cs="Arial" w:eastAsia="Arial" w:hAnsi="Arial"/>
+          <w:color w:val="666666"/>
+          <w:sz w:val="14"/>
+          <w:szCs w:val="14"/>
+        </w:rPr>
+        <w:t xml:space="preserve"> (</w:t>
+      </w:r>
+      <w:hyperlink w:history="1" r:id="rId5bqf6ybc44c-3sidhnbvc">
+        <w:r>
+          <w:rPr>
+            <w:rFonts w:ascii="Arial" w:cs="Arial" w:eastAsia="Arial" w:hAnsi="Arial"/>
+            <w:color w:val="1F6B75"/>
+            <w:sz w:val="14"/>
+            <w:szCs w:val="14"/>
+            <w:u w:val="single" w:color="1F6B75"/>
+          </w:rPr>
+          <w:t xml:space="preserve">https://creativecommons.org/licenses/by-nc/4.0/</w:t>
+        </w:r>
+      </w:hyperlink>
+      <w:r>
+        <w:rPr>
+          <w:rFonts w:ascii="Arial" w:cs="Arial" w:eastAsia="Arial" w:hAnsi="Arial"/>
+          <w:color w:val="666666"/>
+          <w:sz w:val="14"/>
+          <w:szCs w:val="14"/>
+        </w:rPr>
+        <w:t xml:space="preserve">).</w:t>
+      </w:r>
+    </w:p>
     <w:p>
       <w:r>
         <w:br w:type="page"/>
@@ -22424,7 +22949,7 @@
             <w:pPr>
               <w:spacing w:after="20" w:before="0"/>
             </w:pPr>
-            <w:hyperlink w:history="1" r:id="rIdttw8jhyaq2zehmsnaje0o">
+            <w:hyperlink w:history="1" r:id="rIdoits_r5n7r9wk3432qx42">
               <w:r>
                 <w:rPr>
                   <w:rFonts w:ascii="Arial" w:cs="Arial" w:eastAsia="Arial" w:hAnsi="Arial"/>
@@ -22457,7 +22982,7 @@
               <w:spacing w:after="10" w:before="0"/>
               <w:ind w:left="120"/>
             </w:pPr>
-            <w:hyperlink w:history="1" r:id="rIdnjqp9_glt8fpzhw51wxtm">
+            <w:hyperlink w:history="1" r:id="rIdtglnjzizs9lpjekpxpj-u">
               <w:r>
                 <w:rPr>
                   <w:rFonts w:ascii="Arial" w:cs="Arial" w:eastAsia="Arial" w:hAnsi="Arial"/>
@@ -22502,7 +23027,7 @@
             <w:pPr>
               <w:spacing w:after="20" w:before="0"/>
             </w:pPr>
-            <w:hyperlink w:history="1" r:id="rIda60uakbrc7hwnsshpoe4g">
+            <w:hyperlink w:history="1" r:id="rIdlh4k4kwagmk9bty8yeja-">
               <w:r>
                 <w:rPr>
                   <w:rFonts w:ascii="Arial" w:cs="Arial" w:eastAsia="Arial" w:hAnsi="Arial"/>
@@ -22535,7 +23060,7 @@
               <w:spacing w:after="10" w:before="0"/>
               <w:ind w:left="120"/>
             </w:pPr>
-            <w:hyperlink w:history="1" r:id="rIdkft4mf8bcsnvnwivprb73">
+            <w:hyperlink w:history="1" r:id="rIdku4x8t0dond3k8q-v_w6-">
               <w:r>
                 <w:rPr>
                   <w:rFonts w:ascii="Arial" w:cs="Arial" w:eastAsia="Arial" w:hAnsi="Arial"/>
@@ -22730,7 +23255,7 @@
             <w:pPr>
               <w:spacing w:after="20" w:before="0"/>
             </w:pPr>
-            <w:hyperlink w:history="1" r:id="rIdtedyjihpavit7_nhjfmzz">
+            <w:hyperlink w:history="1" r:id="rIdn0chykm91yjbmknroewmb">
               <w:r>
                 <w:rPr>
                   <w:rFonts w:ascii="Arial" w:cs="Arial" w:eastAsia="Arial" w:hAnsi="Arial"/>
@@ -22763,7 +23288,7 @@
               <w:spacing w:after="10" w:before="0"/>
               <w:ind w:left="120"/>
             </w:pPr>
-            <w:hyperlink w:history="1" r:id="rIdshezu3uawyrfvvosr4bsl">
+            <w:hyperlink w:history="1" r:id="rIdmglfuthfoap3btoe7eyod">
               <w:r>
                 <w:rPr>
                   <w:rFonts w:ascii="Arial" w:cs="Arial" w:eastAsia="Arial" w:hAnsi="Arial"/>
@@ -22808,7 +23333,7 @@
             <w:pPr>
               <w:spacing w:after="20" w:before="0"/>
             </w:pPr>
-            <w:hyperlink w:history="1" r:id="rId1tpxpx6o1cyzzvpb13czu">
+            <w:hyperlink w:history="1" r:id="rId-h6pbxtf1reumoqduzzur">
               <w:r>
                 <w:rPr>
                   <w:rFonts w:ascii="Arial" w:cs="Arial" w:eastAsia="Arial" w:hAnsi="Arial"/>
@@ -22841,7 +23366,7 @@
               <w:spacing w:after="10" w:before="0"/>
               <w:ind w:left="120"/>
             </w:pPr>
-            <w:hyperlink w:history="1" r:id="rIdkr6z5adf9medgosdyurra">
+            <w:hyperlink w:history="1" r:id="rIdbofhmtyy5bjovdnjomwy1">
               <w:r>
                 <w:rPr>
                   <w:rFonts w:ascii="Arial" w:cs="Arial" w:eastAsia="Arial" w:hAnsi="Arial"/>
@@ -23074,7 +23599,7 @@
             <w:pPr>
               <w:spacing w:after="20" w:before="0"/>
             </w:pPr>
-            <w:hyperlink w:history="1" r:id="rIdc_hz6yzayrbcsrlj5jhvx">
+            <w:hyperlink w:history="1" r:id="rIdduyo8_0vee5plbwqpyzjr">
               <w:r>
                 <w:rPr>
                   <w:rFonts w:ascii="Arial" w:cs="Arial" w:eastAsia="Arial" w:hAnsi="Arial"/>
@@ -23107,7 +23632,7 @@
               <w:spacing w:after="10" w:before="0"/>
               <w:ind w:left="120"/>
             </w:pPr>
-            <w:hyperlink w:history="1" r:id="rIdiluvza1pfbwwn-gngspn1">
+            <w:hyperlink w:history="1" r:id="rIdb236vcd66e8q087slfii0">
               <w:r>
                 <w:rPr>
                   <w:rFonts w:ascii="Arial" w:cs="Arial" w:eastAsia="Arial" w:hAnsi="Arial"/>
@@ -23152,7 +23677,7 @@
             <w:pPr>
               <w:spacing w:after="20" w:before="0"/>
             </w:pPr>
-            <w:hyperlink w:history="1" r:id="rIdd3lcs8_dq4ecqfxnznusl">
+            <w:hyperlink w:history="1" r:id="rIdawe0uelwylnuukqnxvdlf">
               <w:r>
                 <w:rPr>
                   <w:rFonts w:ascii="Arial" w:cs="Arial" w:eastAsia="Arial" w:hAnsi="Arial"/>
@@ -23185,7 +23710,7 @@
               <w:spacing w:after="10" w:before="0"/>
               <w:ind w:left="120"/>
             </w:pPr>
-            <w:hyperlink w:history="1" r:id="rIdvahcodejgidaqrhvqywqs">
+            <w:hyperlink w:history="1" r:id="rIdhkl0gxcvniuyrdi5ak08a">
               <w:r>
                 <w:rPr>
                   <w:rFonts w:ascii="Arial" w:cs="Arial" w:eastAsia="Arial" w:hAnsi="Arial"/>
@@ -23380,7 +23905,7 @@
             <w:pPr>
               <w:spacing w:after="20" w:before="0"/>
             </w:pPr>
-            <w:hyperlink w:history="1" r:id="rIdum1lzzmafmgtpjr2pzx80">
+            <w:hyperlink w:history="1" r:id="rIdicouboldobfjit_pq0lst">
               <w:r>
                 <w:rPr>
                   <w:rFonts w:ascii="Arial" w:cs="Arial" w:eastAsia="Arial" w:hAnsi="Arial"/>
@@ -23413,7 +23938,7 @@
               <w:spacing w:after="10" w:before="0"/>
               <w:ind w:left="120"/>
             </w:pPr>
-            <w:hyperlink w:history="1" r:id="rIdn81w6n_9kxlpiivkvwzys">
+            <w:hyperlink w:history="1" r:id="rIdazno50bbkfjmkv5gimn-r">
               <w:r>
                 <w:rPr>
                   <w:rFonts w:ascii="Arial" w:cs="Arial" w:eastAsia="Arial" w:hAnsi="Arial"/>
@@ -23458,7 +23983,7 @@
             <w:pPr>
               <w:spacing w:after="20" w:before="0"/>
             </w:pPr>
-            <w:hyperlink w:history="1" r:id="rIduhtzu4kfrna6d60klrzw2">
+            <w:hyperlink w:history="1" r:id="rIduhmdjotuyt6fxrlix2oas">
               <w:r>
                 <w:rPr>
                   <w:rFonts w:ascii="Arial" w:cs="Arial" w:eastAsia="Arial" w:hAnsi="Arial"/>
@@ -23491,7 +24016,7 @@
               <w:spacing w:after="10" w:before="0"/>
               <w:ind w:left="120"/>
             </w:pPr>
-            <w:hyperlink w:history="1" r:id="rIdkcnncwenudhraj7kagjgt">
+            <w:hyperlink w:history="1" r:id="rIdvekzupqfy-uei1jduvts0">
               <w:r>
                 <w:rPr>
                   <w:rFonts w:ascii="Arial" w:cs="Arial" w:eastAsia="Arial" w:hAnsi="Arial"/>
@@ -23686,7 +24211,7 @@
             <w:pPr>
               <w:spacing w:after="20" w:before="0"/>
             </w:pPr>
-            <w:hyperlink w:history="1" r:id="rIdubtp5tsfe6ffwzal4tw8u">
+            <w:hyperlink w:history="1" r:id="rIdstzkhnycnxl9lj6qhxzew">
               <w:r>
                 <w:rPr>
                   <w:rFonts w:ascii="Arial" w:cs="Arial" w:eastAsia="Arial" w:hAnsi="Arial"/>
@@ -23719,7 +24244,7 @@
               <w:spacing w:after="10" w:before="0"/>
               <w:ind w:left="120"/>
             </w:pPr>
-            <w:hyperlink w:history="1" r:id="rIdi4phryk9j1g37-hfs4msc">
+            <w:hyperlink w:history="1" r:id="rIdmtco7evwf_vt_2ff6ozhk">
               <w:r>
                 <w:rPr>
                   <w:rFonts w:ascii="Arial" w:cs="Arial" w:eastAsia="Arial" w:hAnsi="Arial"/>
@@ -23764,7 +24289,7 @@
             <w:pPr>
               <w:spacing w:after="20" w:before="0"/>
             </w:pPr>
-            <w:hyperlink w:history="1" r:id="rIdmvoblgkg9pcpalhw6twdr">
+            <w:hyperlink w:history="1" r:id="rIdbhrsciln2rocndvl3uu2v">
               <w:r>
                 <w:rPr>
                   <w:rFonts w:ascii="Arial" w:cs="Arial" w:eastAsia="Arial" w:hAnsi="Arial"/>
@@ -23797,7 +24322,7 @@
               <w:spacing w:after="10" w:before="0"/>
               <w:ind w:left="120"/>
             </w:pPr>
-            <w:hyperlink w:history="1" r:id="rIdbvzwmix2drljfob73sbmp">
+            <w:hyperlink w:history="1" r:id="rIdvmrxfqgy_nbxkbopicmrg">
               <w:r>
                 <w:rPr>
                   <w:rFonts w:ascii="Arial" w:cs="Arial" w:eastAsia="Arial" w:hAnsi="Arial"/>
@@ -24293,6 +24818,65 @@
         </w:tc>
       </w:tr>
     </w:tbl>
+    <w:p>
+      <w:pPr>
+        <w:pBdr>
+          <w:top w:val="single" w:color="BBBBBB" w:sz="4" w:space="4"/>
+        </w:pBdr>
+        <w:spacing w:after="0" w:before="160"/>
+      </w:pPr>
+      <w:r>
+        <w:rPr>
+          <w:rFonts w:ascii="Arial" w:cs="Arial" w:eastAsia="Arial" w:hAnsi="Arial"/>
+          <w:color w:val="666666"/>
+          <w:sz w:val="14"/>
+          <w:szCs w:val="14"/>
+        </w:rPr>
+        <w:t xml:space="preserve">© 2026 SeaVuria and ARES. Aligned with KICD objectives. Developed by SeaVuria; technical implementation by ARES (with AI assistance from Claude). Licensed under </w:t>
+      </w:r>
+      <w:hyperlink w:history="1" r:id="rIdkiwphzju0jdvrbd-yqzaw">
+        <w:r>
+          <w:rPr>
+            <w:rFonts w:ascii="Arial" w:cs="Arial" w:eastAsia="Arial" w:hAnsi="Arial"/>
+            <w:color w:val="1F6B75"/>
+            <w:sz w:val="14"/>
+            <w:szCs w:val="14"/>
+            <w:u w:val="single" w:color="1F6B75"/>
+          </w:rPr>
+          <w:t xml:space="preserve">CC BY-NC 4.0</w:t>
+        </w:r>
+      </w:hyperlink>
+      <w:r>
+        <w:rPr>
+          <w:rFonts w:ascii="Arial" w:cs="Arial" w:eastAsia="Arial" w:hAnsi="Arial"/>
+          <w:color w:val="666666"/>
+          <w:sz w:val="14"/>
+          <w:szCs w:val="14"/>
+        </w:rPr>
+        <w:t xml:space="preserve"> (</w:t>
+      </w:r>
+      <w:hyperlink w:history="1" r:id="rIdxann4wfeogdutkdpb-nkm">
+        <w:r>
+          <w:rPr>
+            <w:rFonts w:ascii="Arial" w:cs="Arial" w:eastAsia="Arial" w:hAnsi="Arial"/>
+            <w:color w:val="1F6B75"/>
+            <w:sz w:val="14"/>
+            <w:szCs w:val="14"/>
+            <w:u w:val="single" w:color="1F6B75"/>
+          </w:rPr>
+          <w:t xml:space="preserve">https://creativecommons.org/licenses/by-nc/4.0/</w:t>
+        </w:r>
+      </w:hyperlink>
+      <w:r>
+        <w:rPr>
+          <w:rFonts w:ascii="Arial" w:cs="Arial" w:eastAsia="Arial" w:hAnsi="Arial"/>
+          <w:color w:val="666666"/>
+          <w:sz w:val="14"/>
+          <w:szCs w:val="14"/>
+        </w:rPr>
+        <w:t xml:space="preserve">).</w:t>
+      </w:r>
+    </w:p>
     <w:p>
       <w:r>
         <w:br w:type="page"/>
@@ -25284,7 +25868,7 @@
             <w:pPr>
               <w:spacing w:after="20" w:before="0"/>
             </w:pPr>
-            <w:hyperlink w:history="1" r:id="rIdks0uu5awnpboiyy7a0bt4">
+            <w:hyperlink w:history="1" r:id="rIdjjsyesosiqtx6p6_ucc2h">
               <w:r>
                 <w:rPr>
                   <w:rFonts w:ascii="Arial" w:cs="Arial" w:eastAsia="Arial" w:hAnsi="Arial"/>
@@ -25317,7 +25901,7 @@
               <w:spacing w:after="10" w:before="0"/>
               <w:ind w:left="120"/>
             </w:pPr>
-            <w:hyperlink w:history="1" r:id="rId5rrfhpbzwiubnowtrrap9">
+            <w:hyperlink w:history="1" r:id="rIdomexx1222vfkcapgo1vxx">
               <w:r>
                 <w:rPr>
                   <w:rFonts w:ascii="Arial" w:cs="Arial" w:eastAsia="Arial" w:hAnsi="Arial"/>
@@ -25362,7 +25946,7 @@
             <w:pPr>
               <w:spacing w:after="20" w:before="0"/>
             </w:pPr>
-            <w:hyperlink w:history="1" r:id="rIdmjairnuheehniykbdgtco">
+            <w:hyperlink w:history="1" r:id="rIdhbgwnhusgjyhlesrcnk0f">
               <w:r>
                 <w:rPr>
                   <w:rFonts w:ascii="Arial" w:cs="Arial" w:eastAsia="Arial" w:hAnsi="Arial"/>
@@ -25395,7 +25979,7 @@
               <w:spacing w:after="10" w:before="0"/>
               <w:ind w:left="120"/>
             </w:pPr>
-            <w:hyperlink w:history="1" r:id="rIdrgloxa5qod3taqpg_dcy3">
+            <w:hyperlink w:history="1" r:id="rId763vebw3ardtru3-elkzr">
               <w:r>
                 <w:rPr>
                   <w:rFonts w:ascii="Arial" w:cs="Arial" w:eastAsia="Arial" w:hAnsi="Arial"/>
@@ -25742,7 +26326,7 @@
             <w:pPr>
               <w:spacing w:after="20" w:before="0"/>
             </w:pPr>
-            <w:hyperlink w:history="1" r:id="rIdjcw_si2ne8m_vlqkju4a7">
+            <w:hyperlink w:history="1" r:id="rIdyde_cds5gzf6xqpqjbp8f">
               <w:r>
                 <w:rPr>
                   <w:rFonts w:ascii="Arial" w:cs="Arial" w:eastAsia="Arial" w:hAnsi="Arial"/>
@@ -25775,7 +26359,7 @@
               <w:spacing w:after="10" w:before="0"/>
               <w:ind w:left="120"/>
             </w:pPr>
-            <w:hyperlink w:history="1" r:id="rIdqyfs9f139etd33wsiqb5a">
+            <w:hyperlink w:history="1" r:id="rIdw3a1q1vmdzlhhmn-lwwml">
               <w:r>
                 <w:rPr>
                   <w:rFonts w:ascii="Arial" w:cs="Arial" w:eastAsia="Arial" w:hAnsi="Arial"/>
@@ -25820,7 +26404,7 @@
             <w:pPr>
               <w:spacing w:after="20" w:before="0"/>
             </w:pPr>
-            <w:hyperlink w:history="1" r:id="rId94i1og59uuopx2igdgszw">
+            <w:hyperlink w:history="1" r:id="rIdfskdv5hz4pmuimqgapxde">
               <w:r>
                 <w:rPr>
                   <w:rFonts w:ascii="Arial" w:cs="Arial" w:eastAsia="Arial" w:hAnsi="Arial"/>
@@ -25853,7 +26437,7 @@
               <w:spacing w:after="10" w:before="0"/>
               <w:ind w:left="120"/>
             </w:pPr>
-            <w:hyperlink w:history="1" r:id="rIdcocuuzqk40uqno2aqygf6">
+            <w:hyperlink w:history="1" r:id="rIdthywnqaxp0rwanjfbejbw">
               <w:r>
                 <w:rPr>
                   <w:rFonts w:ascii="Arial" w:cs="Arial" w:eastAsia="Arial" w:hAnsi="Arial"/>
@@ -26200,7 +26784,7 @@
             <w:pPr>
               <w:spacing w:after="20" w:before="0"/>
             </w:pPr>
-            <w:hyperlink w:history="1" r:id="rIdyps_prnzvto5l1uszh9bl">
+            <w:hyperlink w:history="1" r:id="rIddcx3egim6cfgnpa5oehse">
               <w:r>
                 <w:rPr>
                   <w:rFonts w:ascii="Arial" w:cs="Arial" w:eastAsia="Arial" w:hAnsi="Arial"/>
@@ -26233,7 +26817,7 @@
               <w:spacing w:after="10" w:before="0"/>
               <w:ind w:left="120"/>
             </w:pPr>
-            <w:hyperlink w:history="1" r:id="rIdcgl_peig1coab2wcw2wms">
+            <w:hyperlink w:history="1" r:id="rIdvkrqa1c9kv5rt2mgicwas">
               <w:r>
                 <w:rPr>
                   <w:rFonts w:ascii="Arial" w:cs="Arial" w:eastAsia="Arial" w:hAnsi="Arial"/>
@@ -26278,7 +26862,7 @@
             <w:pPr>
               <w:spacing w:after="20" w:before="0"/>
             </w:pPr>
-            <w:hyperlink w:history="1" r:id="rIdd92z5dfl3shnnupsdbq0i">
+            <w:hyperlink w:history="1" r:id="rIdcbjiratqohnilcr0ycqg6">
               <w:r>
                 <w:rPr>
                   <w:rFonts w:ascii="Arial" w:cs="Arial" w:eastAsia="Arial" w:hAnsi="Arial"/>
@@ -26311,7 +26895,7 @@
               <w:spacing w:after="10" w:before="0"/>
               <w:ind w:left="120"/>
             </w:pPr>
-            <w:hyperlink w:history="1" r:id="rIdevfgq9q9omllvtv6cfr6_">
+            <w:hyperlink w:history="1" r:id="rIdao-mxnkd9vcynofnilfoq">
               <w:r>
                 <w:rPr>
                   <w:rFonts w:ascii="Arial" w:cs="Arial" w:eastAsia="Arial" w:hAnsi="Arial"/>
@@ -26677,7 +27261,7 @@
             <w:pPr>
               <w:spacing w:after="20" w:before="0"/>
             </w:pPr>
-            <w:hyperlink w:history="1" r:id="rIdrbyz67gam-sw2nfnykaas">
+            <w:hyperlink w:history="1" r:id="rIdh37nkxo_d2ikjwaa7ctkk">
               <w:r>
                 <w:rPr>
                   <w:rFonts w:ascii="Arial" w:cs="Arial" w:eastAsia="Arial" w:hAnsi="Arial"/>
@@ -26710,7 +27294,7 @@
               <w:spacing w:after="10" w:before="0"/>
               <w:ind w:left="120"/>
             </w:pPr>
-            <w:hyperlink w:history="1" r:id="rId72jmff0zoiqzxgvfkk4fl">
+            <w:hyperlink w:history="1" r:id="rIddcnyfpgzqqegutxedlbti">
               <w:r>
                 <w:rPr>
                   <w:rFonts w:ascii="Arial" w:cs="Arial" w:eastAsia="Arial" w:hAnsi="Arial"/>
@@ -26755,7 +27339,7 @@
             <w:pPr>
               <w:spacing w:after="20" w:before="0"/>
             </w:pPr>
-            <w:hyperlink w:history="1" r:id="rIdita2axoedhuwen8hcayaz">
+            <w:hyperlink w:history="1" r:id="rId0jjchvnn4efo9p8ywdu2q">
               <w:r>
                 <w:rPr>
                   <w:rFonts w:ascii="Arial" w:cs="Arial" w:eastAsia="Arial" w:hAnsi="Arial"/>
@@ -26788,7 +27372,7 @@
               <w:spacing w:after="10" w:before="0"/>
               <w:ind w:left="120"/>
             </w:pPr>
-            <w:hyperlink w:history="1" r:id="rIdzlpr00cfxggzupvropc0y">
+            <w:hyperlink w:history="1" r:id="rIdpsyhrubmmqeee-pop_hqe">
               <w:r>
                 <w:rPr>
                   <w:rFonts w:ascii="Arial" w:cs="Arial" w:eastAsia="Arial" w:hAnsi="Arial"/>
@@ -27135,7 +27719,7 @@
             <w:pPr>
               <w:spacing w:after="20" w:before="0"/>
             </w:pPr>
-            <w:hyperlink w:history="1" r:id="rIdm48bwhjx1l4ehhdda5_mk">
+            <w:hyperlink w:history="1" r:id="rIdcngdhwhfvukr_yh7bsxbr">
               <w:r>
                 <w:rPr>
                   <w:rFonts w:ascii="Arial" w:cs="Arial" w:eastAsia="Arial" w:hAnsi="Arial"/>
@@ -27168,7 +27752,7 @@
               <w:spacing w:after="10" w:before="0"/>
               <w:ind w:left="120"/>
             </w:pPr>
-            <w:hyperlink w:history="1" r:id="rId_kpm4ma4jry-poyrjv1kf">
+            <w:hyperlink w:history="1" r:id="rIdsrb4degw4wzmtr16egpw_">
               <w:r>
                 <w:rPr>
                   <w:rFonts w:ascii="Arial" w:cs="Arial" w:eastAsia="Arial" w:hAnsi="Arial"/>
@@ -27213,7 +27797,7 @@
             <w:pPr>
               <w:spacing w:after="20" w:before="0"/>
             </w:pPr>
-            <w:hyperlink w:history="1" r:id="rIdihslnxny-jxar4hk0lici">
+            <w:hyperlink w:history="1" r:id="rIddfu9g95zi97tgycwmimtn">
               <w:r>
                 <w:rPr>
                   <w:rFonts w:ascii="Arial" w:cs="Arial" w:eastAsia="Arial" w:hAnsi="Arial"/>
@@ -27246,7 +27830,7 @@
               <w:spacing w:after="10" w:before="0"/>
               <w:ind w:left="120"/>
             </w:pPr>
-            <w:hyperlink w:history="1" r:id="rIdb8uni3aq_0hxuspk2sg5z">
+            <w:hyperlink w:history="1" r:id="rIdaxdatkoyso1l96sbigjs9">
               <w:r>
                 <w:rPr>
                   <w:rFonts w:ascii="Arial" w:cs="Arial" w:eastAsia="Arial" w:hAnsi="Arial"/>
@@ -28046,6 +28630,65 @@
         </w:tc>
       </w:tr>
     </w:tbl>
+    <w:p>
+      <w:pPr>
+        <w:pBdr>
+          <w:top w:val="single" w:color="BBBBBB" w:sz="4" w:space="4"/>
+        </w:pBdr>
+        <w:spacing w:after="0" w:before="160"/>
+      </w:pPr>
+      <w:r>
+        <w:rPr>
+          <w:rFonts w:ascii="Arial" w:cs="Arial" w:eastAsia="Arial" w:hAnsi="Arial"/>
+          <w:color w:val="666666"/>
+          <w:sz w:val="14"/>
+          <w:szCs w:val="14"/>
+        </w:rPr>
+        <w:t xml:space="preserve">© 2026 SeaVuria and ARES. Aligned with KICD objectives. Developed by SeaVuria; technical implementation by ARES (with AI assistance from Claude). Licensed under </w:t>
+      </w:r>
+      <w:hyperlink w:history="1" r:id="rId6sfc1h3dkdcjfyoiw8nvx">
+        <w:r>
+          <w:rPr>
+            <w:rFonts w:ascii="Arial" w:cs="Arial" w:eastAsia="Arial" w:hAnsi="Arial"/>
+            <w:color w:val="1F6B75"/>
+            <w:sz w:val="14"/>
+            <w:szCs w:val="14"/>
+            <w:u w:val="single" w:color="1F6B75"/>
+          </w:rPr>
+          <w:t xml:space="preserve">CC BY-NC 4.0</w:t>
+        </w:r>
+      </w:hyperlink>
+      <w:r>
+        <w:rPr>
+          <w:rFonts w:ascii="Arial" w:cs="Arial" w:eastAsia="Arial" w:hAnsi="Arial"/>
+          <w:color w:val="666666"/>
+          <w:sz w:val="14"/>
+          <w:szCs w:val="14"/>
+        </w:rPr>
+        <w:t xml:space="preserve"> (</w:t>
+      </w:r>
+      <w:hyperlink w:history="1" r:id="rIdqtdrpy0tc5s5nfcslmqgv">
+        <w:r>
+          <w:rPr>
+            <w:rFonts w:ascii="Arial" w:cs="Arial" w:eastAsia="Arial" w:hAnsi="Arial"/>
+            <w:color w:val="1F6B75"/>
+            <w:sz w:val="14"/>
+            <w:szCs w:val="14"/>
+            <w:u w:val="single" w:color="1F6B75"/>
+          </w:rPr>
+          <w:t xml:space="preserve">https://creativecommons.org/licenses/by-nc/4.0/</w:t>
+        </w:r>
+      </w:hyperlink>
+      <w:r>
+        <w:rPr>
+          <w:rFonts w:ascii="Arial" w:cs="Arial" w:eastAsia="Arial" w:hAnsi="Arial"/>
+          <w:color w:val="666666"/>
+          <w:sz w:val="14"/>
+          <w:szCs w:val="14"/>
+        </w:rPr>
+        <w:t xml:space="preserve">).</w:t>
+      </w:r>
+    </w:p>
     <w:p>
       <w:r>
         <w:br w:type="page"/>

--- a/data/outputs/v2/Essential_Mathematics/SS1.3_Quadratic_Equations/Essential_Mathematics_Quadratic_Equations_CBE_LessonSequence.docx
+++ b/data/outputs/v2/Essential_Mathematics/SS1.3_Quadratic_Equations/Essential_Mathematics_Quadratic_Equations_CBE_LessonSequence.docx
@@ -38,6 +38,2102 @@
           <w:szCs w:val="22"/>
         </w:rPr>
         <w:t xml:space="preserve">CBE Phenomenon-Driven Lesson Sequence — Sub-Strand 1.3 (8 Lessons)</w:t>
+      </w:r>
+    </w:p>
+    <w:p>
+      <w:pPr>
+        <w:spacing w:after="120"/>
+      </w:pPr>
+      <w:r>
+        <w:t xml:space="preserve"/>
+      </w:r>
+    </w:p>
+    <w:tbl>
+      <w:tblPr>
+        <w:tblW w:type="dxa" w:w="13680"/>
+        <w:tblBorders>
+          <w:top w:val="single" w:color="AAAAAA" w:sz="4"/>
+          <w:left w:val="single" w:color="AAAAAA" w:sz="4"/>
+          <w:bottom w:val="single" w:color="AAAAAA" w:sz="4"/>
+          <w:right w:val="single" w:color="AAAAAA" w:sz="4"/>
+          <w:insideH w:val="single" w:color="auto" w:sz="4"/>
+          <w:insideV w:val="single" w:color="auto" w:sz="4"/>
+        </w:tblBorders>
+        <w:tblLayout w:type="fixed"/>
+      </w:tblPr>
+      <w:tblGrid>
+        <w:gridCol w:w="3000"/>
+        <w:gridCol w:w="10680"/>
+      </w:tblGrid>
+      <w:tr>
+        <w:tc>
+          <w:tcPr>
+            <w:tcW w:type="dxa" w:w="13680"/>
+            <w:gridSpan w:val="2"/>
+            <w:shd w:fill="1F3864" w:color="auto" w:val="clear"/>
+            <w:tcMar>
+              <w:top w:type="dxa" w:w="60"/>
+              <w:left w:type="dxa" w:w="120"/>
+              <w:bottom w:type="dxa" w:w="60"/>
+              <w:right w:type="dxa" w:w="120"/>
+            </w:tcMar>
+            <w:vAlign w:val="top"/>
+          </w:tcPr>
+          <w:p>
+            <w:pPr>
+              <w:spacing w:after="40" w:before="0"/>
+              <w:jc w:val="center"/>
+            </w:pPr>
+            <w:r>
+              <w:rPr>
+                <w:rFonts w:ascii="Arial" w:cs="Arial" w:eastAsia="Arial" w:hAnsi="Arial"/>
+                <w:b/>
+                <w:bCs/>
+                <w:i w:val="false"/>
+                <w:iCs w:val="false"/>
+                <w:color w:val="FFFFFF"/>
+                <w:sz w:val="22"/>
+                <w:szCs w:val="22"/>
+              </w:rPr>
+              <w:t xml:space="preserve">SUB-STRAND OVERVIEW</w:t>
+            </w:r>
+          </w:p>
+        </w:tc>
+      </w:tr>
+      <w:tr>
+        <w:tc>
+          <w:tcPr>
+            <w:tcW w:type="dxa" w:w="3000"/>
+            <w:shd w:fill="D5E8F0" w:color="auto" w:val="clear"/>
+            <w:tcMar>
+              <w:top w:type="dxa" w:w="60"/>
+              <w:left w:type="dxa" w:w="120"/>
+              <w:bottom w:type="dxa" w:w="60"/>
+              <w:right w:type="dxa" w:w="120"/>
+            </w:tcMar>
+            <w:vAlign w:val="top"/>
+          </w:tcPr>
+          <w:p>
+            <w:pPr>
+              <w:spacing w:after="40" w:before="0"/>
+              <w:jc w:val="left"/>
+            </w:pPr>
+            <w:r>
+              <w:rPr>
+                <w:rFonts w:ascii="Arial" w:cs="Arial" w:eastAsia="Arial" w:hAnsi="Arial"/>
+                <w:b/>
+                <w:bCs/>
+                <w:i w:val="false"/>
+                <w:iCs w:val="false"/>
+                <w:color w:val="000000"/>
+                <w:sz w:val="18"/>
+                <w:szCs w:val="18"/>
+              </w:rPr>
+              <w:t xml:space="preserve">Grade Level</w:t>
+            </w:r>
+          </w:p>
+        </w:tc>
+        <w:tc>
+          <w:tcPr>
+            <w:tcW w:type="dxa" w:w="10680"/>
+            <w:shd w:fill="FFFFFF" w:color="auto" w:val="clear"/>
+            <w:tcMar>
+              <w:top w:type="dxa" w:w="60"/>
+              <w:left w:type="dxa" w:w="120"/>
+              <w:bottom w:type="dxa" w:w="60"/>
+              <w:right w:type="dxa" w:w="120"/>
+            </w:tcMar>
+            <w:vAlign w:val="top"/>
+          </w:tcPr>
+          <w:p>
+            <w:pPr>
+              <w:spacing w:after="40" w:before="0"/>
+              <w:jc w:val="left"/>
+            </w:pPr>
+            <w:r>
+              <w:rPr>
+                <w:rFonts w:ascii="Arial" w:cs="Arial" w:eastAsia="Arial" w:hAnsi="Arial"/>
+                <w:b w:val="false"/>
+                <w:bCs w:val="false"/>
+                <w:i w:val="false"/>
+                <w:iCs w:val="false"/>
+                <w:color w:val="000000"/>
+                <w:sz w:val="18"/>
+                <w:szCs w:val="18"/>
+              </w:rPr>
+              <w:t xml:space="preserve">10</w:t>
+            </w:r>
+          </w:p>
+        </w:tc>
+      </w:tr>
+      <w:tr>
+        <w:tc>
+          <w:tcPr>
+            <w:tcW w:type="dxa" w:w="3000"/>
+            <w:shd w:fill="D5E8F0" w:color="auto" w:val="clear"/>
+            <w:tcMar>
+              <w:top w:type="dxa" w:w="60"/>
+              <w:left w:type="dxa" w:w="120"/>
+              <w:bottom w:type="dxa" w:w="60"/>
+              <w:right w:type="dxa" w:w="120"/>
+            </w:tcMar>
+            <w:vAlign w:val="top"/>
+          </w:tcPr>
+          <w:p>
+            <w:pPr>
+              <w:spacing w:after="40" w:before="0"/>
+              <w:jc w:val="left"/>
+            </w:pPr>
+            <w:r>
+              <w:rPr>
+                <w:rFonts w:ascii="Arial" w:cs="Arial" w:eastAsia="Arial" w:hAnsi="Arial"/>
+                <w:b/>
+                <w:bCs/>
+                <w:i w:val="false"/>
+                <w:iCs w:val="false"/>
+                <w:color w:val="000000"/>
+                <w:sz w:val="18"/>
+                <w:szCs w:val="18"/>
+              </w:rPr>
+              <w:t xml:space="preserve">Subject</w:t>
+            </w:r>
+          </w:p>
+        </w:tc>
+        <w:tc>
+          <w:tcPr>
+            <w:tcW w:type="dxa" w:w="10680"/>
+            <w:shd w:fill="FFFFFF" w:color="auto" w:val="clear"/>
+            <w:tcMar>
+              <w:top w:type="dxa" w:w="60"/>
+              <w:left w:type="dxa" w:w="120"/>
+              <w:bottom w:type="dxa" w:w="60"/>
+              <w:right w:type="dxa" w:w="120"/>
+            </w:tcMar>
+            <w:vAlign w:val="top"/>
+          </w:tcPr>
+          <w:p>
+            <w:pPr>
+              <w:spacing w:after="40" w:before="0"/>
+              <w:jc w:val="left"/>
+            </w:pPr>
+            <w:r>
+              <w:rPr>
+                <w:rFonts w:ascii="Arial" w:cs="Arial" w:eastAsia="Arial" w:hAnsi="Arial"/>
+                <w:b w:val="false"/>
+                <w:bCs w:val="false"/>
+                <w:i w:val="false"/>
+                <w:iCs w:val="false"/>
+                <w:color w:val="000000"/>
+                <w:sz w:val="18"/>
+                <w:szCs w:val="18"/>
+              </w:rPr>
+              <w:t xml:space="preserve">Essential Mathematics</w:t>
+            </w:r>
+          </w:p>
+        </w:tc>
+      </w:tr>
+      <w:tr>
+        <w:tc>
+          <w:tcPr>
+            <w:tcW w:type="dxa" w:w="3000"/>
+            <w:shd w:fill="D5E8F0" w:color="auto" w:val="clear"/>
+            <w:tcMar>
+              <w:top w:type="dxa" w:w="60"/>
+              <w:left w:type="dxa" w:w="120"/>
+              <w:bottom w:type="dxa" w:w="60"/>
+              <w:right w:type="dxa" w:w="120"/>
+            </w:tcMar>
+            <w:vAlign w:val="top"/>
+          </w:tcPr>
+          <w:p>
+            <w:pPr>
+              <w:spacing w:after="40" w:before="0"/>
+              <w:jc w:val="left"/>
+            </w:pPr>
+            <w:r>
+              <w:rPr>
+                <w:rFonts w:ascii="Arial" w:cs="Arial" w:eastAsia="Arial" w:hAnsi="Arial"/>
+                <w:b/>
+                <w:bCs/>
+                <w:i w:val="false"/>
+                <w:iCs w:val="false"/>
+                <w:color w:val="000000"/>
+                <w:sz w:val="18"/>
+                <w:szCs w:val="18"/>
+              </w:rPr>
+              <w:t xml:space="preserve">Strand</w:t>
+            </w:r>
+          </w:p>
+        </w:tc>
+        <w:tc>
+          <w:tcPr>
+            <w:tcW w:type="dxa" w:w="10680"/>
+            <w:shd w:fill="FFFFFF" w:color="auto" w:val="clear"/>
+            <w:tcMar>
+              <w:top w:type="dxa" w:w="60"/>
+              <w:left w:type="dxa" w:w="120"/>
+              <w:bottom w:type="dxa" w:w="60"/>
+              <w:right w:type="dxa" w:w="120"/>
+            </w:tcMar>
+            <w:vAlign w:val="top"/>
+          </w:tcPr>
+          <w:p>
+            <w:pPr>
+              <w:spacing w:after="40" w:before="0"/>
+              <w:jc w:val="left"/>
+            </w:pPr>
+            <w:r>
+              <w:rPr>
+                <w:rFonts w:ascii="Arial" w:cs="Arial" w:eastAsia="Arial" w:hAnsi="Arial"/>
+                <w:b w:val="false"/>
+                <w:bCs w:val="false"/>
+                <w:i w:val="false"/>
+                <w:iCs w:val="false"/>
+                <w:color w:val="000000"/>
+                <w:sz w:val="18"/>
+                <w:szCs w:val="18"/>
+              </w:rPr>
+              <w:t xml:space="preserve">Strand 1.0: Numbers and Algebra</w:t>
+            </w:r>
+          </w:p>
+        </w:tc>
+      </w:tr>
+      <w:tr>
+        <w:tc>
+          <w:tcPr>
+            <w:tcW w:type="dxa" w:w="3000"/>
+            <w:shd w:fill="D5E8F0" w:color="auto" w:val="clear"/>
+            <w:tcMar>
+              <w:top w:type="dxa" w:w="60"/>
+              <w:left w:type="dxa" w:w="120"/>
+              <w:bottom w:type="dxa" w:w="60"/>
+              <w:right w:type="dxa" w:w="120"/>
+            </w:tcMar>
+            <w:vAlign w:val="top"/>
+          </w:tcPr>
+          <w:p>
+            <w:pPr>
+              <w:spacing w:after="40" w:before="0"/>
+              <w:jc w:val="left"/>
+            </w:pPr>
+            <w:r>
+              <w:rPr>
+                <w:rFonts w:ascii="Arial" w:cs="Arial" w:eastAsia="Arial" w:hAnsi="Arial"/>
+                <w:b/>
+                <w:bCs/>
+                <w:i w:val="false"/>
+                <w:iCs w:val="false"/>
+                <w:color w:val="000000"/>
+                <w:sz w:val="18"/>
+                <w:szCs w:val="18"/>
+              </w:rPr>
+              <w:t xml:space="preserve">Sub-Strand</w:t>
+            </w:r>
+          </w:p>
+        </w:tc>
+        <w:tc>
+          <w:tcPr>
+            <w:tcW w:type="dxa" w:w="10680"/>
+            <w:shd w:fill="FFFFFF" w:color="auto" w:val="clear"/>
+            <w:tcMar>
+              <w:top w:type="dxa" w:w="60"/>
+              <w:left w:type="dxa" w:w="120"/>
+              <w:bottom w:type="dxa" w:w="60"/>
+              <w:right w:type="dxa" w:w="120"/>
+            </w:tcMar>
+            <w:vAlign w:val="top"/>
+          </w:tcPr>
+          <w:p>
+            <w:pPr>
+              <w:spacing w:after="40" w:before="0"/>
+              <w:jc w:val="left"/>
+            </w:pPr>
+            <w:r>
+              <w:rPr>
+                <w:rFonts w:ascii="Arial" w:cs="Arial" w:eastAsia="Arial" w:hAnsi="Arial"/>
+                <w:b w:val="false"/>
+                <w:bCs w:val="false"/>
+                <w:i w:val="false"/>
+                <w:iCs w:val="false"/>
+                <w:color w:val="000000"/>
+                <w:sz w:val="18"/>
+                <w:szCs w:val="18"/>
+              </w:rPr>
+              <w:t xml:space="preserve">Sub-Strand 1.3: Quadratic Equations</w:t>
+            </w:r>
+          </w:p>
+        </w:tc>
+      </w:tr>
+      <w:tr>
+        <w:tc>
+          <w:tcPr>
+            <w:tcW w:type="dxa" w:w="3000"/>
+            <w:shd w:fill="D5E8F0" w:color="auto" w:val="clear"/>
+            <w:tcMar>
+              <w:top w:type="dxa" w:w="60"/>
+              <w:left w:type="dxa" w:w="120"/>
+              <w:bottom w:type="dxa" w:w="60"/>
+              <w:right w:type="dxa" w:w="120"/>
+            </w:tcMar>
+            <w:vAlign w:val="top"/>
+          </w:tcPr>
+          <w:p>
+            <w:pPr>
+              <w:spacing w:after="40" w:before="0"/>
+              <w:jc w:val="left"/>
+            </w:pPr>
+            <w:r>
+              <w:rPr>
+                <w:rFonts w:ascii="Arial" w:cs="Arial" w:eastAsia="Arial" w:hAnsi="Arial"/>
+                <w:b/>
+                <w:bCs/>
+                <w:i w:val="false"/>
+                <w:iCs w:val="false"/>
+                <w:color w:val="000000"/>
+                <w:sz w:val="18"/>
+                <w:szCs w:val="18"/>
+              </w:rPr>
+              <w:t xml:space="preserve">Total Duration</w:t>
+            </w:r>
+          </w:p>
+        </w:tc>
+        <w:tc>
+          <w:tcPr>
+            <w:tcW w:type="dxa" w:w="10680"/>
+            <w:shd w:fill="FFFFFF" w:color="auto" w:val="clear"/>
+            <w:tcMar>
+              <w:top w:type="dxa" w:w="60"/>
+              <w:left w:type="dxa" w:w="120"/>
+              <w:bottom w:type="dxa" w:w="60"/>
+              <w:right w:type="dxa" w:w="120"/>
+            </w:tcMar>
+            <w:vAlign w:val="top"/>
+          </w:tcPr>
+          <w:p>
+            <w:pPr>
+              <w:spacing w:after="40" w:before="0"/>
+              <w:jc w:val="left"/>
+            </w:pPr>
+            <w:r>
+              <w:rPr>
+                <w:rFonts w:ascii="Arial" w:cs="Arial" w:eastAsia="Arial" w:hAnsi="Arial"/>
+                <w:b w:val="false"/>
+                <w:bCs w:val="false"/>
+                <w:i w:val="false"/>
+                <w:iCs w:val="false"/>
+                <w:color w:val="000000"/>
+                <w:sz w:val="18"/>
+                <w:szCs w:val="18"/>
+              </w:rPr>
+              <w:t xml:space="preserve">8 lessons × 40 minutes = 320 minutes total</w:t>
+            </w:r>
+          </w:p>
+        </w:tc>
+      </w:tr>
+      <w:tr>
+        <w:tc>
+          <w:tcPr>
+            <w:tcW w:type="dxa" w:w="3000"/>
+            <w:shd w:fill="D5E8F0" w:color="auto" w:val="clear"/>
+            <w:tcMar>
+              <w:top w:type="dxa" w:w="60"/>
+              <w:left w:type="dxa" w:w="120"/>
+              <w:bottom w:type="dxa" w:w="60"/>
+              <w:right w:type="dxa" w:w="120"/>
+            </w:tcMar>
+            <w:vAlign w:val="top"/>
+          </w:tcPr>
+          <w:p>
+            <w:pPr>
+              <w:spacing w:after="40" w:before="0"/>
+              <w:jc w:val="left"/>
+            </w:pPr>
+            <w:r>
+              <w:rPr>
+                <w:rFonts w:ascii="Arial" w:cs="Arial" w:eastAsia="Arial" w:hAnsi="Arial"/>
+                <w:b/>
+                <w:bCs/>
+                <w:i w:val="false"/>
+                <w:iCs w:val="false"/>
+                <w:color w:val="000000"/>
+                <w:sz w:val="18"/>
+                <w:szCs w:val="18"/>
+              </w:rPr>
+              <w:t xml:space="preserve">Sub-Strand Content</w:t>
+            </w:r>
+          </w:p>
+        </w:tc>
+        <w:tc>
+          <w:tcPr>
+            <w:tcW w:type="dxa" w:w="10680"/>
+            <w:shd w:fill="FFFFFF" w:color="auto" w:val="clear"/>
+            <w:tcMar>
+              <w:top w:type="dxa" w:w="60"/>
+              <w:left w:type="dxa" w:w="120"/>
+              <w:bottom w:type="dxa" w:w="60"/>
+              <w:right w:type="dxa" w:w="120"/>
+            </w:tcMar>
+            <w:vAlign w:val="top"/>
+          </w:tcPr>
+          <w:p>
+            <w:pPr>
+              <w:spacing w:after="30" w:before="0"/>
+              <w:ind w:left="360" w:hanging="180"/>
+              <w:jc w:val="left"/>
+            </w:pPr>
+            <w:r>
+              <w:rPr>
+                <w:rFonts w:ascii="Arial" w:cs="Arial" w:eastAsia="Arial" w:hAnsi="Arial"/>
+                <w:b w:val="false"/>
+                <w:bCs w:val="false"/>
+                <w:i w:val="false"/>
+                <w:iCs w:val="false"/>
+                <w:color w:val="000000"/>
+                <w:sz w:val="18"/>
+                <w:szCs w:val="18"/>
+              </w:rPr>
+              <w:t xml:space="preserve">–  Formation of algebraic expressions from real-life situations (using letters to represent unknown quantities)</w:t>
+            </w:r>
+          </w:p>
+          <w:p>
+            <w:pPr>
+              <w:spacing w:after="30" w:before="0"/>
+              <w:ind w:left="360" w:hanging="180"/>
+              <w:jc w:val="left"/>
+            </w:pPr>
+            <w:r>
+              <w:rPr>
+                <w:rFonts w:ascii="Arial" w:cs="Arial" w:eastAsia="Arial" w:hAnsi="Arial"/>
+                <w:b w:val="false"/>
+                <w:bCs w:val="false"/>
+                <w:i w:val="false"/>
+                <w:iCs w:val="false"/>
+                <w:color w:val="000000"/>
+                <w:sz w:val="18"/>
+                <w:szCs w:val="18"/>
+              </w:rPr>
+              <w:t xml:space="preserve">–  Formation of quadratic expressions from real-life contexts (e.g. areas of rectangles with unknown sides, chairs arranged in rows and columns)</w:t>
+            </w:r>
+          </w:p>
+          <w:p>
+            <w:pPr>
+              <w:spacing w:after="30" w:before="0"/>
+              <w:ind w:left="360" w:hanging="180"/>
+              <w:jc w:val="left"/>
+            </w:pPr>
+            <w:r>
+              <w:rPr>
+                <w:rFonts w:ascii="Arial" w:cs="Arial" w:eastAsia="Arial" w:hAnsi="Arial"/>
+                <w:b w:val="false"/>
+                <w:bCs w:val="false"/>
+                <w:i w:val="false"/>
+                <w:iCs w:val="false"/>
+                <w:color w:val="000000"/>
+                <w:sz w:val="18"/>
+                <w:szCs w:val="18"/>
+              </w:rPr>
+              <w:t xml:space="preserve">–  Formation of quadratic equations from real-life situations</w:t>
+            </w:r>
+          </w:p>
+          <w:p>
+            <w:pPr>
+              <w:spacing w:after="30" w:before="0"/>
+              <w:ind w:left="360" w:hanging="180"/>
+              <w:jc w:val="left"/>
+            </w:pPr>
+            <w:r>
+              <w:rPr>
+                <w:rFonts w:ascii="Arial" w:cs="Arial" w:eastAsia="Arial" w:hAnsi="Arial"/>
+                <w:b w:val="false"/>
+                <w:bCs w:val="false"/>
+                <w:i w:val="false"/>
+                <w:iCs w:val="false"/>
+                <w:color w:val="000000"/>
+                <w:sz w:val="18"/>
+                <w:szCs w:val="18"/>
+              </w:rPr>
+              <w:t xml:space="preserve">–  Identifying and writing quadratic expressions in standard form (ax² + bx + c)</w:t>
+            </w:r>
+          </w:p>
+          <w:p>
+            <w:pPr>
+              <w:spacing w:after="30" w:before="0"/>
+              <w:ind w:left="360" w:hanging="180"/>
+              <w:jc w:val="left"/>
+            </w:pPr>
+            <w:r>
+              <w:rPr>
+                <w:rFonts w:ascii="Arial" w:cs="Arial" w:eastAsia="Arial" w:hAnsi="Arial"/>
+                <w:b w:val="false"/>
+                <w:bCs w:val="false"/>
+                <w:i w:val="false"/>
+                <w:iCs w:val="false"/>
+                <w:color w:val="000000"/>
+                <w:sz w:val="18"/>
+                <w:szCs w:val="18"/>
+              </w:rPr>
+              <w:t xml:space="preserve">–  Factorisation of quadratic expressions (product-and-sum method)</w:t>
+            </w:r>
+          </w:p>
+          <w:p>
+            <w:pPr>
+              <w:spacing w:after="30" w:before="0"/>
+              <w:ind w:left="360" w:hanging="180"/>
+              <w:jc w:val="left"/>
+            </w:pPr>
+            <w:r>
+              <w:rPr>
+                <w:rFonts w:ascii="Arial" w:cs="Arial" w:eastAsia="Arial" w:hAnsi="Arial"/>
+                <w:b w:val="false"/>
+                <w:bCs w:val="false"/>
+                <w:i w:val="false"/>
+                <w:iCs w:val="false"/>
+                <w:color w:val="000000"/>
+                <w:sz w:val="18"/>
+                <w:szCs w:val="18"/>
+              </w:rPr>
+              <w:t xml:space="preserve">–  Solving quadratic equations by the factor method (factorisation)</w:t>
+            </w:r>
+          </w:p>
+          <w:p>
+            <w:pPr>
+              <w:spacing w:after="30" w:before="0"/>
+              <w:ind w:left="360" w:hanging="180"/>
+              <w:jc w:val="left"/>
+            </w:pPr>
+            <w:r>
+              <w:rPr>
+                <w:rFonts w:ascii="Arial" w:cs="Arial" w:eastAsia="Arial" w:hAnsi="Arial"/>
+                <w:b w:val="false"/>
+                <w:bCs w:val="false"/>
+                <w:i w:val="false"/>
+                <w:iCs w:val="false"/>
+                <w:color w:val="000000"/>
+                <w:sz w:val="18"/>
+                <w:szCs w:val="18"/>
+              </w:rPr>
+              <w:t xml:space="preserve">–  Verifying solutions of quadratic equations by substitution</w:t>
+            </w:r>
+          </w:p>
+          <w:p>
+            <w:pPr>
+              <w:spacing w:after="30" w:before="0"/>
+              <w:ind w:left="360" w:hanging="180"/>
+              <w:jc w:val="left"/>
+            </w:pPr>
+            <w:r>
+              <w:rPr>
+                <w:rFonts w:ascii="Arial" w:cs="Arial" w:eastAsia="Arial" w:hAnsi="Arial"/>
+                <w:b w:val="false"/>
+                <w:bCs w:val="false"/>
+                <w:i w:val="false"/>
+                <w:iCs w:val="false"/>
+                <w:color w:val="000000"/>
+                <w:sz w:val="18"/>
+                <w:szCs w:val="18"/>
+              </w:rPr>
+              <w:t xml:space="preserve">–  Applications of quadratic expressions and equations in real-life situations (area of land, seating arrangements, farming layouts)</w:t>
+            </w:r>
+          </w:p>
+        </w:tc>
+      </w:tr>
+      <w:tr>
+        <w:tc>
+          <w:tcPr>
+            <w:tcW w:type="dxa" w:w="3000"/>
+            <w:shd w:fill="D5E8F0" w:color="auto" w:val="clear"/>
+            <w:tcMar>
+              <w:top w:type="dxa" w:w="60"/>
+              <w:left w:type="dxa" w:w="120"/>
+              <w:bottom w:type="dxa" w:w="60"/>
+              <w:right w:type="dxa" w:w="120"/>
+            </w:tcMar>
+            <w:vAlign w:val="top"/>
+          </w:tcPr>
+          <w:p>
+            <w:pPr>
+              <w:spacing w:after="40" w:before="0"/>
+              <w:jc w:val="left"/>
+            </w:pPr>
+            <w:r>
+              <w:rPr>
+                <w:rFonts w:ascii="Arial" w:cs="Arial" w:eastAsia="Arial" w:hAnsi="Arial"/>
+                <w:b/>
+                <w:bCs/>
+                <w:i w:val="false"/>
+                <w:iCs w:val="false"/>
+                <w:color w:val="000000"/>
+                <w:sz w:val="18"/>
+                <w:szCs w:val="18"/>
+              </w:rPr>
+              <w:t xml:space="preserve">Learning Outcomes</w:t>
+            </w:r>
+          </w:p>
+        </w:tc>
+        <w:tc>
+          <w:tcPr>
+            <w:tcW w:type="dxa" w:w="10680"/>
+            <w:shd w:fill="FFFFFF" w:color="auto" w:val="clear"/>
+            <w:tcMar>
+              <w:top w:type="dxa" w:w="60"/>
+              <w:left w:type="dxa" w:w="120"/>
+              <w:bottom w:type="dxa" w:w="60"/>
+              <w:right w:type="dxa" w:w="120"/>
+            </w:tcMar>
+            <w:vAlign w:val="top"/>
+          </w:tcPr>
+          <w:p>
+            <w:pPr>
+              <w:spacing w:after="40" w:before="0"/>
+              <w:jc w:val="left"/>
+            </w:pPr>
+            <w:r>
+              <w:rPr>
+                <w:rFonts w:ascii="Arial" w:cs="Arial" w:eastAsia="Arial" w:hAnsi="Arial"/>
+                <w:b w:val="false"/>
+                <w:bCs w:val="false"/>
+                <w:i w:val="false"/>
+                <w:iCs w:val="false"/>
+                <w:color w:val="000000"/>
+                <w:sz w:val="18"/>
+                <w:szCs w:val="18"/>
+              </w:rPr>
+              <w:t xml:space="preserve">By the end of the sub-strand, the learner should be able to:</w:t>
+            </w:r>
+          </w:p>
+          <w:p>
+            <w:pPr>
+              <w:spacing w:after="40" w:before="0"/>
+              <w:jc w:val="left"/>
+            </w:pPr>
+            <w:r>
+              <w:rPr>
+                <w:rFonts w:ascii="Arial" w:cs="Arial" w:eastAsia="Arial" w:hAnsi="Arial"/>
+                <w:b w:val="false"/>
+                <w:bCs w:val="false"/>
+                <w:i w:val="false"/>
+                <w:iCs w:val="false"/>
+                <w:color w:val="000000"/>
+                <w:sz w:val="18"/>
+                <w:szCs w:val="18"/>
+              </w:rPr>
+              <w:t xml:space="preserve">a) form algebraic expressions from different situations,</w:t>
+            </w:r>
+          </w:p>
+          <w:p>
+            <w:pPr>
+              <w:spacing w:after="40" w:before="0"/>
+              <w:jc w:val="left"/>
+            </w:pPr>
+            <w:r>
+              <w:rPr>
+                <w:rFonts w:ascii="Arial" w:cs="Arial" w:eastAsia="Arial" w:hAnsi="Arial"/>
+                <w:b w:val="false"/>
+                <w:bCs w:val="false"/>
+                <w:i w:val="false"/>
+                <w:iCs w:val="false"/>
+                <w:color w:val="000000"/>
+                <w:sz w:val="18"/>
+                <w:szCs w:val="18"/>
+              </w:rPr>
+              <w:t xml:space="preserve">b) form quadratic expressions and equations from real life situations,</w:t>
+            </w:r>
+          </w:p>
+          <w:p>
+            <w:pPr>
+              <w:spacing w:after="40" w:before="0"/>
+              <w:jc w:val="left"/>
+            </w:pPr>
+            <w:r>
+              <w:rPr>
+                <w:rFonts w:ascii="Arial" w:cs="Arial" w:eastAsia="Arial" w:hAnsi="Arial"/>
+                <w:b w:val="false"/>
+                <w:bCs w:val="false"/>
+                <w:i w:val="false"/>
+                <w:iCs w:val="false"/>
+                <w:color w:val="000000"/>
+                <w:sz w:val="18"/>
+                <w:szCs w:val="18"/>
+              </w:rPr>
+              <w:t xml:space="preserve">c) factorise quadratic expressions in different situations,</w:t>
+            </w:r>
+          </w:p>
+          <w:p>
+            <w:pPr>
+              <w:spacing w:after="40" w:before="0"/>
+              <w:jc w:val="left"/>
+            </w:pPr>
+            <w:r>
+              <w:rPr>
+                <w:rFonts w:ascii="Arial" w:cs="Arial" w:eastAsia="Arial" w:hAnsi="Arial"/>
+                <w:b w:val="false"/>
+                <w:bCs w:val="false"/>
+                <w:i w:val="false"/>
+                <w:iCs w:val="false"/>
+                <w:color w:val="000000"/>
+                <w:sz w:val="18"/>
+                <w:szCs w:val="18"/>
+              </w:rPr>
+              <w:t xml:space="preserve">d) solve quadratic equations by factorisation,</w:t>
+            </w:r>
+          </w:p>
+          <w:p>
+            <w:pPr>
+              <w:spacing w:after="40" w:before="0"/>
+              <w:jc w:val="left"/>
+            </w:pPr>
+            <w:r>
+              <w:rPr>
+                <w:rFonts w:ascii="Arial" w:cs="Arial" w:eastAsia="Arial" w:hAnsi="Arial"/>
+                <w:b w:val="false"/>
+                <w:bCs w:val="false"/>
+                <w:i w:val="false"/>
+                <w:iCs w:val="false"/>
+                <w:color w:val="000000"/>
+                <w:sz w:val="18"/>
+                <w:szCs w:val="18"/>
+              </w:rPr>
+              <w:t xml:space="preserve">e) recognise use of quadratic expressions in real life situations.</w:t>
+            </w:r>
+          </w:p>
+        </w:tc>
+      </w:tr>
+      <w:tr>
+        <w:tc>
+          <w:tcPr>
+            <w:tcW w:type="dxa" w:w="3000"/>
+            <w:shd w:fill="D5E8F0" w:color="auto" w:val="clear"/>
+            <w:tcMar>
+              <w:top w:type="dxa" w:w="60"/>
+              <w:left w:type="dxa" w:w="120"/>
+              <w:bottom w:type="dxa" w:w="60"/>
+              <w:right w:type="dxa" w:w="120"/>
+            </w:tcMar>
+            <w:vAlign w:val="top"/>
+          </w:tcPr>
+          <w:p>
+            <w:pPr>
+              <w:spacing w:after="40" w:before="0"/>
+              <w:jc w:val="left"/>
+            </w:pPr>
+            <w:r>
+              <w:rPr>
+                <w:rFonts w:ascii="Arial" w:cs="Arial" w:eastAsia="Arial" w:hAnsi="Arial"/>
+                <w:b/>
+                <w:bCs/>
+                <w:i w:val="false"/>
+                <w:iCs w:val="false"/>
+                <w:color w:val="000000"/>
+                <w:sz w:val="18"/>
+                <w:szCs w:val="18"/>
+              </w:rPr>
+              <w:t xml:space="preserve">Core Competencies</w:t>
+            </w:r>
+          </w:p>
+        </w:tc>
+        <w:tc>
+          <w:tcPr>
+            <w:tcW w:type="dxa" w:w="10680"/>
+            <w:shd w:fill="FFFFFF" w:color="auto" w:val="clear"/>
+            <w:tcMar>
+              <w:top w:type="dxa" w:w="60"/>
+              <w:left w:type="dxa" w:w="120"/>
+              <w:bottom w:type="dxa" w:w="60"/>
+              <w:right w:type="dxa" w:w="120"/>
+            </w:tcMar>
+            <w:vAlign w:val="top"/>
+          </w:tcPr>
+          <w:p>
+            <w:pPr>
+              <w:spacing w:after="30" w:before="0"/>
+              <w:ind w:left="360" w:hanging="180"/>
+              <w:jc w:val="left"/>
+            </w:pPr>
+            <w:r>
+              <w:rPr>
+                <w:rFonts w:ascii="Arial" w:cs="Arial" w:eastAsia="Arial" w:hAnsi="Arial"/>
+                <w:b w:val="false"/>
+                <w:bCs w:val="false"/>
+                <w:i w:val="false"/>
+                <w:iCs w:val="false"/>
+                <w:color w:val="000000"/>
+                <w:sz w:val="18"/>
+                <w:szCs w:val="18"/>
+              </w:rPr>
+              <w:t xml:space="preserve">–  Communication and Collaboration: The learner collaborates with peers as they discuss and work out factors of quadratic expressions, share reasoning about real-life situations modelled by quadratic equations, and present findings to the class.</w:t>
+            </w:r>
+          </w:p>
+          <w:p>
+            <w:pPr>
+              <w:spacing w:after="30" w:before="0"/>
+              <w:ind w:left="360" w:hanging="180"/>
+              <w:jc w:val="left"/>
+            </w:pPr>
+            <w:r>
+              <w:rPr>
+                <w:rFonts w:ascii="Arial" w:cs="Arial" w:eastAsia="Arial" w:hAnsi="Arial"/>
+                <w:b w:val="false"/>
+                <w:bCs w:val="false"/>
+                <w:i w:val="false"/>
+                <w:iCs w:val="false"/>
+                <w:color w:val="000000"/>
+                <w:sz w:val="18"/>
+                <w:szCs w:val="18"/>
+              </w:rPr>
+              <w:t xml:space="preserve">–  Critical Thinking and Problem Solving: The learner develops open-mindedness by interpreting real-life scenarios (e.g. farm plots, seating arrangements in a school hall in Nairobi), translating them into quadratic expressions, and systematically working out factors and solutions.</w:t>
+            </w:r>
+          </w:p>
+          <w:p>
+            <w:pPr>
+              <w:spacing w:after="30" w:before="0"/>
+              <w:ind w:left="360" w:hanging="180"/>
+              <w:jc w:val="left"/>
+            </w:pPr>
+            <w:r>
+              <w:rPr>
+                <w:rFonts w:ascii="Arial" w:cs="Arial" w:eastAsia="Arial" w:hAnsi="Arial"/>
+                <w:b w:val="false"/>
+                <w:bCs w:val="false"/>
+                <w:i w:val="false"/>
+                <w:iCs w:val="false"/>
+                <w:color w:val="000000"/>
+                <w:sz w:val="18"/>
+                <w:szCs w:val="18"/>
+              </w:rPr>
+              <w:t xml:space="preserve">–  Digital Literacy: The learner uses digital resources or print media to search for applications of quadratic equations in real life, practising online safety measures while doing so.</w:t>
+            </w:r>
+          </w:p>
+        </w:tc>
+      </w:tr>
+      <w:tr>
+        <w:tc>
+          <w:tcPr>
+            <w:tcW w:type="dxa" w:w="3000"/>
+            <w:shd w:fill="E2EFDA" w:color="auto" w:val="clear"/>
+            <w:tcMar>
+              <w:top w:type="dxa" w:w="60"/>
+              <w:left w:type="dxa" w:w="120"/>
+              <w:bottom w:type="dxa" w:w="60"/>
+              <w:right w:type="dxa" w:w="120"/>
+            </w:tcMar>
+            <w:vAlign w:val="top"/>
+          </w:tcPr>
+          <w:p>
+            <w:pPr>
+              <w:spacing w:after="40" w:before="0"/>
+              <w:jc w:val="left"/>
+            </w:pPr>
+            <w:r>
+              <w:rPr>
+                <w:rFonts w:ascii="Arial" w:cs="Arial" w:eastAsia="Arial" w:hAnsi="Arial"/>
+                <w:b/>
+                <w:bCs/>
+                <w:i w:val="false"/>
+                <w:iCs w:val="false"/>
+                <w:color w:val="000000"/>
+                <w:sz w:val="18"/>
+                <w:szCs w:val="18"/>
+              </w:rPr>
+              <w:t xml:space="preserve">Core Values</w:t>
+            </w:r>
+          </w:p>
+        </w:tc>
+        <w:tc>
+          <w:tcPr>
+            <w:tcW w:type="dxa" w:w="10680"/>
+            <w:shd w:fill="FFFFFF" w:color="auto" w:val="clear"/>
+            <w:tcMar>
+              <w:top w:type="dxa" w:w="60"/>
+              <w:left w:type="dxa" w:w="120"/>
+              <w:bottom w:type="dxa" w:w="60"/>
+              <w:right w:type="dxa" w:w="120"/>
+            </w:tcMar>
+            <w:vAlign w:val="top"/>
+          </w:tcPr>
+          <w:p>
+            <w:pPr>
+              <w:spacing w:after="30" w:before="0"/>
+              <w:ind w:left="360" w:hanging="180"/>
+              <w:jc w:val="left"/>
+            </w:pPr>
+            <w:r>
+              <w:rPr>
+                <w:rFonts w:ascii="Arial" w:cs="Arial" w:eastAsia="Arial" w:hAnsi="Arial"/>
+                <w:b w:val="false"/>
+                <w:bCs w:val="false"/>
+                <w:i w:val="false"/>
+                <w:iCs w:val="false"/>
+                <w:color w:val="000000"/>
+                <w:sz w:val="18"/>
+                <w:szCs w:val="18"/>
+              </w:rPr>
+              <w:t xml:space="preserve">–  Respect: The learner displays humility by listening to others' opinions while discussing areas where quadratic equations are used in real life situations.</w:t>
+            </w:r>
+          </w:p>
+          <w:p>
+            <w:pPr>
+              <w:spacing w:after="30" w:before="0"/>
+              <w:ind w:left="360" w:hanging="180"/>
+              <w:jc w:val="left"/>
+            </w:pPr>
+            <w:r>
+              <w:rPr>
+                <w:rFonts w:ascii="Arial" w:cs="Arial" w:eastAsia="Arial" w:hAnsi="Arial"/>
+                <w:b w:val="false"/>
+                <w:bCs w:val="false"/>
+                <w:i w:val="false"/>
+                <w:iCs w:val="false"/>
+                <w:color w:val="000000"/>
+                <w:sz w:val="18"/>
+                <w:szCs w:val="18"/>
+              </w:rPr>
+              <w:t xml:space="preserve">–  Integrity: The learner is honest when verifying solutions to quadratic equations by substitution, and does not copy peers' workings without understanding.</w:t>
+            </w:r>
+          </w:p>
+          <w:p>
+            <w:pPr>
+              <w:spacing w:after="30" w:before="0"/>
+              <w:ind w:left="360" w:hanging="180"/>
+              <w:jc w:val="left"/>
+            </w:pPr>
+            <w:r>
+              <w:rPr>
+                <w:rFonts w:ascii="Arial" w:cs="Arial" w:eastAsia="Arial" w:hAnsi="Arial"/>
+                <w:b w:val="false"/>
+                <w:bCs w:val="false"/>
+                <w:i w:val="false"/>
+                <w:iCs w:val="false"/>
+                <w:color w:val="000000"/>
+                <w:sz w:val="18"/>
+                <w:szCs w:val="18"/>
+              </w:rPr>
+              <w:t xml:space="preserve">–  Responsibility: The learner takes ownership of group tasks, contributes fairly to collaborative activities, and observes online safety procedures when searching for applications of quadratic equations using digital resources.</w:t>
+            </w:r>
+          </w:p>
+        </w:tc>
+      </w:tr>
+      <w:tr>
+        <w:tc>
+          <w:tcPr>
+            <w:tcW w:type="dxa" w:w="3000"/>
+            <w:shd w:fill="D5E8F0" w:color="auto" w:val="clear"/>
+            <w:tcMar>
+              <w:top w:type="dxa" w:w="60"/>
+              <w:left w:type="dxa" w:w="120"/>
+              <w:bottom w:type="dxa" w:w="60"/>
+              <w:right w:type="dxa" w:w="120"/>
+            </w:tcMar>
+            <w:vAlign w:val="top"/>
+          </w:tcPr>
+          <w:p>
+            <w:pPr>
+              <w:spacing w:after="40" w:before="0"/>
+              <w:jc w:val="left"/>
+            </w:pPr>
+            <w:r>
+              <w:rPr>
+                <w:rFonts w:ascii="Arial" w:cs="Arial" w:eastAsia="Arial" w:hAnsi="Arial"/>
+                <w:b/>
+                <w:bCs/>
+                <w:i w:val="false"/>
+                <w:iCs w:val="false"/>
+                <w:color w:val="000000"/>
+                <w:sz w:val="18"/>
+                <w:szCs w:val="18"/>
+              </w:rPr>
+              <w:t xml:space="preserve">Science &amp; Engineering Practices</w:t>
+            </w:r>
+          </w:p>
+        </w:tc>
+        <w:tc>
+          <w:tcPr>
+            <w:tcW w:type="dxa" w:w="10680"/>
+            <w:shd w:fill="FFFFFF" w:color="auto" w:val="clear"/>
+            <w:tcMar>
+              <w:top w:type="dxa" w:w="60"/>
+              <w:left w:type="dxa" w:w="120"/>
+              <w:bottom w:type="dxa" w:w="60"/>
+              <w:right w:type="dxa" w:w="120"/>
+            </w:tcMar>
+            <w:vAlign w:val="top"/>
+          </w:tcPr>
+          <w:p>
+            <w:pPr>
+              <w:spacing w:after="30" w:before="0"/>
+              <w:ind w:left="360" w:hanging="180"/>
+              <w:jc w:val="left"/>
+            </w:pPr>
+            <w:r>
+              <w:rPr>
+                <w:rFonts w:ascii="Arial" w:cs="Arial" w:eastAsia="Arial" w:hAnsi="Arial"/>
+                <w:b w:val="false"/>
+                <w:bCs w:val="false"/>
+                <w:i w:val="false"/>
+                <w:iCs w:val="false"/>
+                <w:color w:val="000000"/>
+                <w:sz w:val="18"/>
+                <w:szCs w:val="18"/>
+              </w:rPr>
+              <w:t xml:space="preserve">–  Asking Questions and Defining Problems: Learners identify real-life situations (e.g. a farmer in the Rift Valley fencing a rectangular shamba of known area) that can be modelled as quadratic equations, and frame these as mathematical questions to be solved.</w:t>
+            </w:r>
+          </w:p>
+          <w:p>
+            <w:pPr>
+              <w:spacing w:after="30" w:before="0"/>
+              <w:ind w:left="360" w:hanging="180"/>
+              <w:jc w:val="left"/>
+            </w:pPr>
+            <w:r>
+              <w:rPr>
+                <w:rFonts w:ascii="Arial" w:cs="Arial" w:eastAsia="Arial" w:hAnsi="Arial"/>
+                <w:b w:val="false"/>
+                <w:bCs w:val="false"/>
+                <w:i w:val="false"/>
+                <w:iCs w:val="false"/>
+                <w:color w:val="000000"/>
+                <w:sz w:val="18"/>
+                <w:szCs w:val="18"/>
+              </w:rPr>
+              <w:t xml:space="preserve">–  Using Mathematics and Computational Thinking: Learners translate word problems into algebraic expressions and quadratic equations, apply the factorisation algorithm systematically, and verify answers through substitution — demonstrating mathematical reasoning as a core scientific practice.</w:t>
+            </w:r>
+          </w:p>
+          <w:p>
+            <w:pPr>
+              <w:spacing w:after="30" w:before="0"/>
+              <w:ind w:left="360" w:hanging="180"/>
+              <w:jc w:val="left"/>
+            </w:pPr>
+            <w:r>
+              <w:rPr>
+                <w:rFonts w:ascii="Arial" w:cs="Arial" w:eastAsia="Arial" w:hAnsi="Arial"/>
+                <w:b w:val="false"/>
+                <w:bCs w:val="false"/>
+                <w:i w:val="false"/>
+                <w:iCs w:val="false"/>
+                <w:color w:val="000000"/>
+                <w:sz w:val="18"/>
+                <w:szCs w:val="18"/>
+              </w:rPr>
+              <w:t xml:space="preserve">–  Constructing Explanations and Designing Solutions: Learners explain each step of the factorisation process, justify why both solutions of a quadratic equation may or may not be valid in a real-life context, and communicate solutions clearly to peers.</w:t>
+            </w:r>
+          </w:p>
+          <w:p>
+            <w:pPr>
+              <w:spacing w:after="30" w:before="0"/>
+              <w:ind w:left="360" w:hanging="180"/>
+              <w:jc w:val="left"/>
+            </w:pPr>
+            <w:r>
+              <w:rPr>
+                <w:rFonts w:ascii="Arial" w:cs="Arial" w:eastAsia="Arial" w:hAnsi="Arial"/>
+                <w:b w:val="false"/>
+                <w:bCs w:val="false"/>
+                <w:i w:val="false"/>
+                <w:iCs w:val="false"/>
+                <w:color w:val="000000"/>
+                <w:sz w:val="18"/>
+                <w:szCs w:val="18"/>
+              </w:rPr>
+              <w:t xml:space="preserve">–  Obtaining, Evaluating, and Communicating Information: Learners use digital resources and print media to research applications of quadratic equations, evaluate the reliability of sources, observe online safety, and share findings with the class.</w:t>
+            </w:r>
+          </w:p>
+        </w:tc>
+      </w:tr>
+      <w:tr>
+        <w:tc>
+          <w:tcPr>
+            <w:tcW w:type="dxa" w:w="3000"/>
+            <w:shd w:fill="FCE4D6" w:color="auto" w:val="clear"/>
+            <w:tcMar>
+              <w:top w:type="dxa" w:w="60"/>
+              <w:left w:type="dxa" w:w="120"/>
+              <w:bottom w:type="dxa" w:w="60"/>
+              <w:right w:type="dxa" w:w="120"/>
+            </w:tcMar>
+            <w:vAlign w:val="top"/>
+          </w:tcPr>
+          <w:p>
+            <w:pPr>
+              <w:spacing w:after="40" w:before="0"/>
+              <w:jc w:val="left"/>
+            </w:pPr>
+            <w:r>
+              <w:rPr>
+                <w:rFonts w:ascii="Arial" w:cs="Arial" w:eastAsia="Arial" w:hAnsi="Arial"/>
+                <w:b/>
+                <w:bCs/>
+                <w:i w:val="false"/>
+                <w:iCs w:val="false"/>
+                <w:color w:val="000000"/>
+                <w:sz w:val="18"/>
+                <w:szCs w:val="18"/>
+              </w:rPr>
+              <w:t xml:space="preserve">Pertinent &amp; Contemporary Issues (PCIs)</w:t>
+            </w:r>
+          </w:p>
+        </w:tc>
+        <w:tc>
+          <w:tcPr>
+            <w:tcW w:type="dxa" w:w="10680"/>
+            <w:shd w:fill="FFFFFF" w:color="auto" w:val="clear"/>
+            <w:tcMar>
+              <w:top w:type="dxa" w:w="60"/>
+              <w:left w:type="dxa" w:w="120"/>
+              <w:bottom w:type="dxa" w:w="60"/>
+              <w:right w:type="dxa" w:w="120"/>
+            </w:tcMar>
+            <w:vAlign w:val="top"/>
+          </w:tcPr>
+          <w:p>
+            <w:pPr>
+              <w:spacing w:after="30" w:before="0"/>
+              <w:ind w:left="360" w:hanging="180"/>
+              <w:jc w:val="left"/>
+            </w:pPr>
+            <w:r>
+              <w:rPr>
+                <w:rFonts w:ascii="Arial" w:cs="Arial" w:eastAsia="Arial" w:hAnsi="Arial"/>
+                <w:b w:val="false"/>
+                <w:bCs w:val="false"/>
+                <w:i w:val="false"/>
+                <w:iCs w:val="false"/>
+                <w:color w:val="000000"/>
+                <w:sz w:val="18"/>
+                <w:szCs w:val="18"/>
+              </w:rPr>
+              <w:t xml:space="preserve">–  Online Safety: The learner observes online safety procedures and guidelines while searching for applications of quadratic equations using digital resources (e.g. Kenya Education Cloud, educational websites).</w:t>
+            </w:r>
+          </w:p>
+          <w:p>
+            <w:pPr>
+              <w:spacing w:after="30" w:before="0"/>
+              <w:ind w:left="360" w:hanging="180"/>
+              <w:jc w:val="left"/>
+            </w:pPr>
+            <w:r>
+              <w:rPr>
+                <w:rFonts w:ascii="Arial" w:cs="Arial" w:eastAsia="Arial" w:hAnsi="Arial"/>
+                <w:b w:val="false"/>
+                <w:bCs w:val="false"/>
+                <w:i w:val="false"/>
+                <w:iCs w:val="false"/>
+                <w:color w:val="000000"/>
+                <w:sz w:val="18"/>
+                <w:szCs w:val="18"/>
+              </w:rPr>
+              <w:t xml:space="preserve">–  Life Skills — Critical Thinking and Problem Solving: The learner applies logical reasoning to translate real-world Kenyan contexts (market stalls, farming plots, school seating layouts) into quadratic models and solve them systematically.</w:t>
+            </w:r>
+          </w:p>
+          <w:p>
+            <w:pPr>
+              <w:spacing w:after="30" w:before="0"/>
+              <w:ind w:left="360" w:hanging="180"/>
+              <w:jc w:val="left"/>
+            </w:pPr>
+            <w:r>
+              <w:rPr>
+                <w:rFonts w:ascii="Arial" w:cs="Arial" w:eastAsia="Arial" w:hAnsi="Arial"/>
+                <w:b w:val="false"/>
+                <w:bCs w:val="false"/>
+                <w:i w:val="false"/>
+                <w:iCs w:val="false"/>
+                <w:color w:val="000000"/>
+                <w:sz w:val="18"/>
+                <w:szCs w:val="18"/>
+              </w:rPr>
+              <w:t xml:space="preserve">–  Financial Literacy: The learner recognises how quadratic relationships appear in commercial contexts such as profit-and-loss maximisation for small businesses and market traders, linking algebra to economic decision-making.</w:t>
+            </w:r>
+          </w:p>
+        </w:tc>
+      </w:tr>
+      <w:tr>
+        <w:tc>
+          <w:tcPr>
+            <w:tcW w:type="dxa" w:w="3000"/>
+            <w:shd w:fill="D9EEF1" w:color="auto" w:val="clear"/>
+            <w:tcMar>
+              <w:top w:type="dxa" w:w="60"/>
+              <w:left w:type="dxa" w:w="120"/>
+              <w:bottom w:type="dxa" w:w="60"/>
+              <w:right w:type="dxa" w:w="120"/>
+            </w:tcMar>
+            <w:vAlign w:val="top"/>
+          </w:tcPr>
+          <w:p>
+            <w:pPr>
+              <w:spacing w:after="40" w:before="0"/>
+              <w:jc w:val="left"/>
+            </w:pPr>
+            <w:r>
+              <w:rPr>
+                <w:rFonts w:ascii="Arial" w:cs="Arial" w:eastAsia="Arial" w:hAnsi="Arial"/>
+                <w:b/>
+                <w:bCs/>
+                <w:i w:val="false"/>
+                <w:iCs w:val="false"/>
+                <w:color w:val="000000"/>
+                <w:sz w:val="18"/>
+                <w:szCs w:val="18"/>
+              </w:rPr>
+              <w:t xml:space="preserve">Career Connections</w:t>
+            </w:r>
+          </w:p>
+        </w:tc>
+        <w:tc>
+          <w:tcPr>
+            <w:tcW w:type="dxa" w:w="10680"/>
+            <w:shd w:fill="FFFFFF" w:color="auto" w:val="clear"/>
+            <w:tcMar>
+              <w:top w:type="dxa" w:w="60"/>
+              <w:left w:type="dxa" w:w="120"/>
+              <w:bottom w:type="dxa" w:w="60"/>
+              <w:right w:type="dxa" w:w="120"/>
+            </w:tcMar>
+            <w:vAlign w:val="top"/>
+          </w:tcPr>
+          <w:p>
+            <w:pPr>
+              <w:spacing w:after="30" w:before="0"/>
+              <w:ind w:left="360" w:hanging="180"/>
+              <w:jc w:val="left"/>
+            </w:pPr>
+            <w:r>
+              <w:rPr>
+                <w:rFonts w:ascii="Arial" w:cs="Arial" w:eastAsia="Arial" w:hAnsi="Arial"/>
+                <w:b w:val="false"/>
+                <w:bCs w:val="false"/>
+                <w:i w:val="false"/>
+                <w:iCs w:val="false"/>
+                <w:color w:val="000000"/>
+                <w:sz w:val="18"/>
+                <w:szCs w:val="18"/>
+              </w:rPr>
+              <w:t xml:space="preserve">–  Architecture and Construction: Quadratic equations are used to calculate areas and dimensions of rooms, buildings, and land plots — directly relevant to careers in construction and quantity surveying in Kenya.</w:t>
+            </w:r>
+          </w:p>
+          <w:p>
+            <w:pPr>
+              <w:spacing w:after="30" w:before="0"/>
+              <w:ind w:left="360" w:hanging="180"/>
+              <w:jc w:val="left"/>
+            </w:pPr>
+            <w:r>
+              <w:rPr>
+                <w:rFonts w:ascii="Arial" w:cs="Arial" w:eastAsia="Arial" w:hAnsi="Arial"/>
+                <w:b w:val="false"/>
+                <w:bCs w:val="false"/>
+                <w:i w:val="false"/>
+                <w:iCs w:val="false"/>
+                <w:color w:val="000000"/>
+                <w:sz w:val="18"/>
+                <w:szCs w:val="18"/>
+              </w:rPr>
+              <w:t xml:space="preserve">–  Agriculture and Farm Management: Farmers in the Rift Valley and Central Kenya use quadratic relationships when planning rectangular plots to maximise yield for a given perimeter or area.</w:t>
+            </w:r>
+          </w:p>
+          <w:p>
+            <w:pPr>
+              <w:spacing w:after="30" w:before="0"/>
+              <w:ind w:left="360" w:hanging="180"/>
+              <w:jc w:val="left"/>
+            </w:pPr>
+            <w:r>
+              <w:rPr>
+                <w:rFonts w:ascii="Arial" w:cs="Arial" w:eastAsia="Arial" w:hAnsi="Arial"/>
+                <w:b w:val="false"/>
+                <w:bCs w:val="false"/>
+                <w:i w:val="false"/>
+                <w:iCs w:val="false"/>
+                <w:color w:val="000000"/>
+                <w:sz w:val="18"/>
+                <w:szCs w:val="18"/>
+              </w:rPr>
+              <w:t xml:space="preserve">–  Business and Entrepreneurship: Quadratic models underpin profit maximisation and cost optimisation in sole proprietorships, market trading, and small business management.</w:t>
+            </w:r>
+          </w:p>
+          <w:p>
+            <w:pPr>
+              <w:spacing w:after="30" w:before="0"/>
+              <w:ind w:left="360" w:hanging="180"/>
+              <w:jc w:val="left"/>
+            </w:pPr>
+            <w:r>
+              <w:rPr>
+                <w:rFonts w:ascii="Arial" w:cs="Arial" w:eastAsia="Arial" w:hAnsi="Arial"/>
+                <w:b w:val="false"/>
+                <w:bCs w:val="false"/>
+                <w:i w:val="false"/>
+                <w:iCs w:val="false"/>
+                <w:color w:val="000000"/>
+                <w:sz w:val="18"/>
+                <w:szCs w:val="18"/>
+              </w:rPr>
+              <w:t xml:space="preserve">–  Journalism and Media: Data journalists use algebraic modelling including quadratic relationships to analyse and present trends in population growth, sports statistics, and economic indicators.</w:t>
+            </w:r>
+          </w:p>
+          <w:p>
+            <w:pPr>
+              <w:spacing w:after="30" w:before="0"/>
+              <w:ind w:left="360" w:hanging="180"/>
+              <w:jc w:val="left"/>
+            </w:pPr>
+            <w:r>
+              <w:rPr>
+                <w:rFonts w:ascii="Arial" w:cs="Arial" w:eastAsia="Arial" w:hAnsi="Arial"/>
+                <w:b w:val="false"/>
+                <w:bCs w:val="false"/>
+                <w:i w:val="false"/>
+                <w:iCs w:val="false"/>
+                <w:color w:val="000000"/>
+                <w:sz w:val="18"/>
+                <w:szCs w:val="18"/>
+              </w:rPr>
+              <w:t xml:space="preserve">–  Sports Management and Coaching: Quadratic equations describe projectile motion in athletics (e.g. a javelin thrown by a Kenyan athlete), relevant to sports science and coaching careers.</w:t>
+            </w:r>
+          </w:p>
+          <w:p>
+            <w:pPr>
+              <w:spacing w:after="30" w:before="0"/>
+              <w:ind w:left="360" w:hanging="180"/>
+              <w:jc w:val="left"/>
+            </w:pPr>
+            <w:r>
+              <w:rPr>
+                <w:rFonts w:ascii="Arial" w:cs="Arial" w:eastAsia="Arial" w:hAnsi="Arial"/>
+                <w:b w:val="false"/>
+                <w:bCs w:val="false"/>
+                <w:i w:val="false"/>
+                <w:iCs w:val="false"/>
+                <w:color w:val="000000"/>
+                <w:sz w:val="18"/>
+                <w:szCs w:val="18"/>
+              </w:rPr>
+              <w:t xml:space="preserve">–  Engineering and Technology: Foundational algebraic skills including quadratic equations support further study in civil, electrical, and mechanical engineering at technical and tertiary institutions.</w:t>
+            </w:r>
+          </w:p>
+        </w:tc>
+      </w:tr>
+      <w:tr>
+        <w:tc>
+          <w:tcPr>
+            <w:tcW w:type="dxa" w:w="3000"/>
+            <w:shd w:fill="D5E8F0" w:color="auto" w:val="clear"/>
+            <w:tcMar>
+              <w:top w:type="dxa" w:w="60"/>
+              <w:left w:type="dxa" w:w="120"/>
+              <w:bottom w:type="dxa" w:w="60"/>
+              <w:right w:type="dxa" w:w="120"/>
+            </w:tcMar>
+            <w:vAlign w:val="top"/>
+          </w:tcPr>
+          <w:p>
+            <w:pPr>
+              <w:spacing w:after="40" w:before="0"/>
+              <w:jc w:val="left"/>
+            </w:pPr>
+            <w:r>
+              <w:rPr>
+                <w:rFonts w:ascii="Arial" w:cs="Arial" w:eastAsia="Arial" w:hAnsi="Arial"/>
+                <w:b/>
+                <w:bCs/>
+                <w:i w:val="false"/>
+                <w:iCs w:val="false"/>
+                <w:color w:val="000000"/>
+                <w:sz w:val="18"/>
+                <w:szCs w:val="18"/>
+              </w:rPr>
+              <w:t xml:space="preserve">Focus for Lessons</w:t>
+            </w:r>
+          </w:p>
+        </w:tc>
+        <w:tc>
+          <w:tcPr>
+            <w:tcW w:type="dxa" w:w="10680"/>
+            <w:shd w:fill="FFFFFF" w:color="auto" w:val="clear"/>
+            <w:tcMar>
+              <w:top w:type="dxa" w:w="60"/>
+              <w:left w:type="dxa" w:w="120"/>
+              <w:bottom w:type="dxa" w:w="60"/>
+              <w:right w:type="dxa" w:w="120"/>
+            </w:tcMar>
+            <w:vAlign w:val="top"/>
+          </w:tcPr>
+          <w:p>
+            <w:pPr>
+              <w:spacing w:after="40" w:before="0"/>
+              <w:jc w:val="left"/>
+            </w:pPr>
+            <w:r>
+              <w:rPr>
+                <w:rFonts w:ascii="Arial" w:cs="Arial" w:eastAsia="Arial" w:hAnsi="Arial"/>
+                <w:b w:val="false"/>
+                <w:bCs w:val="false"/>
+                <w:i w:val="false"/>
+                <w:iCs w:val="false"/>
+                <w:color w:val="000000"/>
+                <w:sz w:val="18"/>
+                <w:szCs w:val="18"/>
+              </w:rPr>
+              <w:t xml:space="preserve">This unit develops learners' ability to move fluently between real-life Kenyan contexts and algebraic representations, beginning with forming algebraic and quadratic expressions, progressing to factorisation, and culminating in solving quadratic equations and interpreting solutions in context. The pedagogical approach is collaborative and problem-based: learners encounter authentic scenarios — such as a farmer in Kericho planning a rectangular tea plot, or a school in Kisumu arranging chairs in rows and columns — and use these to build meaning for quadratic structures before applying formal procedures. Throughout the unit, digital tools and print resources are used to deepen understanding and explore real-world applications, with online safety observed at all times.</w:t>
+            </w:r>
+          </w:p>
+        </w:tc>
+      </w:tr>
+      <w:tr>
+        <w:tc>
+          <w:tcPr>
+            <w:tcW w:type="dxa" w:w="3000"/>
+            <w:shd w:fill="EAD1F5" w:color="auto" w:val="clear"/>
+            <w:tcMar>
+              <w:top w:type="dxa" w:w="60"/>
+              <w:left w:type="dxa" w:w="120"/>
+              <w:bottom w:type="dxa" w:w="60"/>
+              <w:right w:type="dxa" w:w="120"/>
+            </w:tcMar>
+            <w:vAlign w:val="top"/>
+          </w:tcPr>
+          <w:p>
+            <w:pPr>
+              <w:spacing w:after="40" w:before="0"/>
+              <w:jc w:val="left"/>
+            </w:pPr>
+            <w:r>
+              <w:rPr>
+                <w:rFonts w:ascii="Arial" w:cs="Arial" w:eastAsia="Arial" w:hAnsi="Arial"/>
+                <w:b/>
+                <w:bCs/>
+                <w:i w:val="false"/>
+                <w:iCs w:val="false"/>
+                <w:color w:val="000000"/>
+                <w:sz w:val="18"/>
+                <w:szCs w:val="18"/>
+              </w:rPr>
+              <w:t xml:space="preserve">Driving Question / Key Inquiry Questions</w:t>
+            </w:r>
+          </w:p>
+        </w:tc>
+        <w:tc>
+          <w:tcPr>
+            <w:tcW w:type="dxa" w:w="10680"/>
+            <w:shd w:fill="FFFFFF" w:color="auto" w:val="clear"/>
+            <w:tcMar>
+              <w:top w:type="dxa" w:w="60"/>
+              <w:left w:type="dxa" w:w="120"/>
+              <w:bottom w:type="dxa" w:w="60"/>
+              <w:right w:type="dxa" w:w="120"/>
+            </w:tcMar>
+            <w:vAlign w:val="top"/>
+          </w:tcPr>
+          <w:p>
+            <w:pPr>
+              <w:spacing w:after="40" w:before="0"/>
+              <w:jc w:val="left"/>
+            </w:pPr>
+            <w:r>
+              <w:rPr>
+                <w:rFonts w:ascii="Arial" w:cs="Arial" w:eastAsia="Arial" w:hAnsi="Arial"/>
+                <w:b w:val="false"/>
+                <w:bCs w:val="false"/>
+                <w:i w:val="false"/>
+                <w:iCs w:val="false"/>
+                <w:color w:val="000000"/>
+                <w:sz w:val="18"/>
+                <w:szCs w:val="18"/>
+              </w:rPr>
+              <w:t xml:space="preserve">DRIVING QUESTION: How can writing and solving a quadratic equation help us find unknown dimensions, quantities, and arrangements in real-life situations across Kenya?</w:t>
+            </w:r>
+          </w:p>
+          <w:p>
+            <w:pPr>
+              <w:spacing w:after="40" w:before="0"/>
+              <w:jc w:val="left"/>
+            </w:pPr>
+            <w:r>
+              <w:rPr>
+                <w:rFonts w:ascii="Arial" w:cs="Arial" w:eastAsia="Arial" w:hAnsi="Arial"/>
+                <w:b w:val="false"/>
+                <w:bCs w:val="false"/>
+                <w:i w:val="false"/>
+                <w:iCs w:val="false"/>
+                <w:color w:val="000000"/>
+                <w:sz w:val="18"/>
+                <w:szCs w:val="18"/>
+              </w:rPr>
+              <w:t xml:space="preserve"/>
+            </w:r>
+          </w:p>
+          <w:p>
+            <w:pPr>
+              <w:spacing w:after="40" w:before="0"/>
+              <w:jc w:val="left"/>
+            </w:pPr>
+            <w:r>
+              <w:rPr>
+                <w:rFonts w:ascii="Arial" w:cs="Arial" w:eastAsia="Arial" w:hAnsi="Arial"/>
+                <w:b w:val="false"/>
+                <w:bCs w:val="false"/>
+                <w:i w:val="false"/>
+                <w:iCs w:val="false"/>
+                <w:color w:val="000000"/>
+                <w:sz w:val="18"/>
+                <w:szCs w:val="18"/>
+              </w:rPr>
+              <w:t xml:space="preserve">KICD KEY INQUIRY QUESTION:</w:t>
+            </w:r>
+          </w:p>
+          <w:p>
+            <w:pPr>
+              <w:spacing w:after="40" w:before="0"/>
+              <w:jc w:val="left"/>
+            </w:pPr>
+            <w:r>
+              <w:rPr>
+                <w:rFonts w:ascii="Arial" w:cs="Arial" w:eastAsia="Arial" w:hAnsi="Arial"/>
+                <w:b w:val="false"/>
+                <w:bCs w:val="false"/>
+                <w:i w:val="false"/>
+                <w:iCs w:val="false"/>
+                <w:color w:val="000000"/>
+                <w:sz w:val="18"/>
+                <w:szCs w:val="18"/>
+              </w:rPr>
+              <w:t xml:space="preserve">1. How are quadratic equations applied in real life?</w:t>
+            </w:r>
+          </w:p>
+        </w:tc>
+      </w:tr>
+      <w:tr>
+        <w:tc>
+          <w:tcPr>
+            <w:tcW w:type="dxa" w:w="3000"/>
+            <w:shd w:fill="EAD1F5" w:color="auto" w:val="clear"/>
+            <w:tcMar>
+              <w:top w:type="dxa" w:w="60"/>
+              <w:left w:type="dxa" w:w="120"/>
+              <w:bottom w:type="dxa" w:w="60"/>
+              <w:right w:type="dxa" w:w="120"/>
+            </w:tcMar>
+            <w:vAlign w:val="top"/>
+          </w:tcPr>
+          <w:p>
+            <w:pPr>
+              <w:spacing w:after="40" w:before="0"/>
+              <w:jc w:val="left"/>
+            </w:pPr>
+            <w:r>
+              <w:rPr>
+                <w:rFonts w:ascii="Arial" w:cs="Arial" w:eastAsia="Arial" w:hAnsi="Arial"/>
+                <w:b/>
+                <w:bCs/>
+                <w:i w:val="false"/>
+                <w:iCs w:val="false"/>
+                <w:color w:val="000000"/>
+                <w:sz w:val="18"/>
+                <w:szCs w:val="18"/>
+              </w:rPr>
+              <w:t xml:space="preserve">Anchoring Phenomenon</w:t>
+            </w:r>
+          </w:p>
+        </w:tc>
+        <w:tc>
+          <w:tcPr>
+            <w:tcW w:type="dxa" w:w="10680"/>
+            <w:shd w:fill="FFFFFF" w:color="auto" w:val="clear"/>
+            <w:tcMar>
+              <w:top w:type="dxa" w:w="60"/>
+              <w:left w:type="dxa" w:w="120"/>
+              <w:bottom w:type="dxa" w:w="60"/>
+              <w:right w:type="dxa" w:w="120"/>
+            </w:tcMar>
+            <w:vAlign w:val="top"/>
+          </w:tcPr>
+          <w:p>
+            <w:pPr>
+              <w:spacing w:after="40" w:before="0"/>
+              <w:jc w:val="left"/>
+            </w:pPr>
+            <w:r>
+              <w:rPr>
+                <w:rFonts w:ascii="Arial" w:cs="Arial" w:eastAsia="Arial" w:hAnsi="Arial"/>
+                <w:b w:val="false"/>
+                <w:bCs w:val="false"/>
+                <w:i w:val="false"/>
+                <w:iCs w:val="false"/>
+                <w:color w:val="000000"/>
+                <w:sz w:val="18"/>
+                <w:szCs w:val="18"/>
+              </w:rPr>
+              <w:t xml:space="preserve">A school in Kisumu is preparing for its annual prize-giving ceremony. The administration needs to arrange a rectangular block of chairs for 120 guests so that the number of columns exceeds the number of rows by 7. A student volunteer, Achieng, sketches the layout on paper and realises she cannot simply divide 120 by a number — she needs to find two related numbers whose product is 120. When she tries to "guess and check," she keeps getting decimals or the wrong totals. Her teacher, Mr Otieno, suggests that the relationship between the rows and columns can be written as an equation involving a squared unknown. Students find this puzzling: why does a simple seating problem produce an equation with a squared term? How can you solve an equation where the unknown appears multiplied by itself? And once you find two answers, which one actually works for the chairs — or do both?</w:t>
+            </w:r>
+          </w:p>
+        </w:tc>
+      </w:tr>
+      <w:tr>
+        <w:tc>
+          <w:tcPr>
+            <w:tcW w:type="dxa" w:w="3000"/>
+            <w:shd w:fill="D9EEF1" w:color="auto" w:val="clear"/>
+            <w:tcMar>
+              <w:top w:type="dxa" w:w="60"/>
+              <w:left w:type="dxa" w:w="120"/>
+              <w:bottom w:type="dxa" w:w="60"/>
+              <w:right w:type="dxa" w:w="120"/>
+            </w:tcMar>
+            <w:vAlign w:val="top"/>
+          </w:tcPr>
+          <w:p>
+            <w:pPr>
+              <w:spacing w:after="40" w:before="0"/>
+              <w:jc w:val="left"/>
+            </w:pPr>
+            <w:r>
+              <w:rPr>
+                <w:rFonts w:ascii="Arial" w:cs="Arial" w:eastAsia="Arial" w:hAnsi="Arial"/>
+                <w:b/>
+                <w:bCs/>
+                <w:i w:val="false"/>
+                <w:iCs w:val="false"/>
+                <w:color w:val="000000"/>
+                <w:sz w:val="18"/>
+                <w:szCs w:val="18"/>
+              </w:rPr>
+              <w:t xml:space="preserve">Storyline Thread</w:t>
+            </w:r>
+          </w:p>
+        </w:tc>
+        <w:tc>
+          <w:tcPr>
+            <w:tcW w:type="dxa" w:w="10680"/>
+            <w:shd w:fill="FFFFFF" w:color="auto" w:val="clear"/>
+            <w:tcMar>
+              <w:top w:type="dxa" w:w="60"/>
+              <w:left w:type="dxa" w:w="120"/>
+              <w:bottom w:type="dxa" w:w="60"/>
+              <w:right w:type="dxa" w:w="120"/>
+            </w:tcMar>
+            <w:vAlign w:val="top"/>
+          </w:tcPr>
+          <w:p>
+            <w:pPr>
+              <w:spacing w:after="40" w:before="0"/>
+              <w:jc w:val="left"/>
+            </w:pPr>
+            <w:r>
+              <w:rPr>
+                <w:rFonts w:ascii="Arial" w:cs="Arial" w:eastAsia="Arial" w:hAnsi="Arial"/>
+                <w:b w:val="false"/>
+                <w:bCs w:val="false"/>
+                <w:i w:val="false"/>
+                <w:iCs w:val="false"/>
+                <w:color w:val="000000"/>
+                <w:sz w:val="18"/>
+                <w:szCs w:val="18"/>
+              </w:rPr>
+              <w:t xml:space="preserve">Lesson 1 — Anchoring Phenomenon &amp; Forming Algebraic Expressions: Learners are introduced to Achieng's chair-arrangement problem at the Kisumu prize-giving ceremony. They brainstorm unknown quantities in everyday Kenyan contexts (chairs, farm plots, market stalls), practise using letters to represent unknowns, and form simple algebraic expressions from word statements. The Driving Question Board (DQB) is introduced: learners post initial questions and wonderings about how algebra can help solve Achieng's problem.</w:t>
+            </w:r>
+          </w:p>
+          <w:p>
+            <w:pPr>
+              <w:spacing w:after="40" w:before="0"/>
+              <w:jc w:val="left"/>
+            </w:pPr>
+            <w:r>
+              <w:rPr>
+                <w:rFonts w:ascii="Arial" w:cs="Arial" w:eastAsia="Arial" w:hAnsi="Arial"/>
+                <w:b w:val="false"/>
+                <w:bCs w:val="false"/>
+                <w:i w:val="false"/>
+                <w:iCs w:val="false"/>
+                <w:color w:val="000000"/>
+                <w:sz w:val="18"/>
+                <w:szCs w:val="18"/>
+              </w:rPr>
+              <w:t xml:space="preserve"/>
+            </w:r>
+          </w:p>
+          <w:p>
+            <w:pPr>
+              <w:spacing w:after="40" w:before="0"/>
+              <w:jc w:val="left"/>
+            </w:pPr>
+            <w:r>
+              <w:rPr>
+                <w:rFonts w:ascii="Arial" w:cs="Arial" w:eastAsia="Arial" w:hAnsi="Arial"/>
+                <w:b w:val="false"/>
+                <w:bCs w:val="false"/>
+                <w:i w:val="false"/>
+                <w:iCs w:val="false"/>
+                <w:color w:val="000000"/>
+                <w:sz w:val="18"/>
+                <w:szCs w:val="18"/>
+              </w:rPr>
+              <w:t xml:space="preserve">Lesson 2 — From Expressions to Quadratic Expressions: Learners revisit the chair problem and realise the product of two linear expressions produces a squared term. Guided by the teacher, they form quadratic expressions from contexts such as a rectangular maize plot in Eldoret (rows × columns = area) and the mandazi dough scenario. They identify the standard form ax² + bx + c and distinguish quadratic expressions from linear ones. DQB is updated with new observations.</w:t>
+            </w:r>
+          </w:p>
+          <w:p>
+            <w:pPr>
+              <w:spacing w:after="40" w:before="0"/>
+              <w:jc w:val="left"/>
+            </w:pPr>
+            <w:r>
+              <w:rPr>
+                <w:rFonts w:ascii="Arial" w:cs="Arial" w:eastAsia="Arial" w:hAnsi="Arial"/>
+                <w:b w:val="false"/>
+                <w:bCs w:val="false"/>
+                <w:i w:val="false"/>
+                <w:iCs w:val="false"/>
+                <w:color w:val="000000"/>
+                <w:sz w:val="18"/>
+                <w:szCs w:val="18"/>
+              </w:rPr>
+              <w:t xml:space="preserve"/>
+            </w:r>
+          </w:p>
+          <w:p>
+            <w:pPr>
+              <w:spacing w:after="40" w:before="0"/>
+              <w:jc w:val="left"/>
+            </w:pPr>
+            <w:r>
+              <w:rPr>
+                <w:rFonts w:ascii="Arial" w:cs="Arial" w:eastAsia="Arial" w:hAnsi="Arial"/>
+                <w:b w:val="false"/>
+                <w:bCs w:val="false"/>
+                <w:i w:val="false"/>
+                <w:iCs w:val="false"/>
+                <w:color w:val="000000"/>
+                <w:sz w:val="18"/>
+                <w:szCs w:val="18"/>
+              </w:rPr>
+              <w:t xml:space="preserve">Lesson 3 — Forming Quadratic Equations from Real-Life Situations: Learners read and interpret case scenarios (farm fencing in the Rift Valley, seating arrangements, seedling grids) and practise translating each into a quadratic equation. They discuss with peers, compare equations formed, and identify that a quadratic equation has exactly one squared term and equals a constant. Misconceptions are surfaced and addressed. DQB questions about "how to solve" are flagged for upcoming lessons.</w:t>
+            </w:r>
+          </w:p>
+          <w:p>
+            <w:pPr>
+              <w:spacing w:after="40" w:before="0"/>
+              <w:jc w:val="left"/>
+            </w:pPr>
+            <w:r>
+              <w:rPr>
+                <w:rFonts w:ascii="Arial" w:cs="Arial" w:eastAsia="Arial" w:hAnsi="Arial"/>
+                <w:b w:val="false"/>
+                <w:bCs w:val="false"/>
+                <w:i w:val="false"/>
+                <w:iCs w:val="false"/>
+                <w:color w:val="000000"/>
+                <w:sz w:val="18"/>
+                <w:szCs w:val="18"/>
+              </w:rPr>
+              <w:t xml:space="preserve"/>
+            </w:r>
+          </w:p>
+          <w:p>
+            <w:pPr>
+              <w:spacing w:after="40" w:before="0"/>
+              <w:jc w:val="left"/>
+            </w:pPr>
+            <w:r>
+              <w:rPr>
+                <w:rFonts w:ascii="Arial" w:cs="Arial" w:eastAsia="Arial" w:hAnsi="Arial"/>
+                <w:b w:val="false"/>
+                <w:bCs w:val="false"/>
+                <w:i w:val="false"/>
+                <w:iCs w:val="false"/>
+                <w:color w:val="000000"/>
+                <w:sz w:val="18"/>
+                <w:szCs w:val="18"/>
+              </w:rPr>
+              <w:t xml:space="preserve">Lesson 4 — Factorisation of Quadratic Expressions (Product-and-Sum Method): Learners are explicitly taught the product-and-sum strategy for factorising quadratic expressions. They work through expressions derived from their real-life contexts (e.g. the number of seedlings: n² + 3n − 108). Peer discussion and collaborative practice reinforce the method. Learners verify factorisations by expanding. DQB is updated: "Can factorisation always work?"</w:t>
+            </w:r>
+          </w:p>
+          <w:p>
+            <w:pPr>
+              <w:spacing w:after="40" w:before="0"/>
+              <w:jc w:val="left"/>
+            </w:pPr>
+            <w:r>
+              <w:rPr>
+                <w:rFonts w:ascii="Arial" w:cs="Arial" w:eastAsia="Arial" w:hAnsi="Arial"/>
+                <w:b w:val="false"/>
+                <w:bCs w:val="false"/>
+                <w:i w:val="false"/>
+                <w:iCs w:val="false"/>
+                <w:color w:val="000000"/>
+                <w:sz w:val="18"/>
+                <w:szCs w:val="18"/>
+              </w:rPr>
+              <w:t xml:space="preserve"/>
+            </w:r>
+          </w:p>
+          <w:p>
+            <w:pPr>
+              <w:spacing w:after="40" w:before="0"/>
+              <w:jc w:val="left"/>
+            </w:pPr>
+            <w:r>
+              <w:rPr>
+                <w:rFonts w:ascii="Arial" w:cs="Arial" w:eastAsia="Arial" w:hAnsi="Arial"/>
+                <w:b w:val="false"/>
+                <w:bCs w:val="false"/>
+                <w:i w:val="false"/>
+                <w:iCs w:val="false"/>
+                <w:color w:val="000000"/>
+                <w:sz w:val="18"/>
+                <w:szCs w:val="18"/>
+              </w:rPr>
+              <w:t xml:space="preserve">Lesson 5 — Solving Quadratic Equations by Factorisation: Learners apply factorisation to solve quadratic equations, setting each factor equal to zero and finding both roots. They return to Achieng's chair problem and the farm-fencing scenario, compute both solutions, and interpret which solution(s) make sense in context (rejecting negative values where appropriate). The teacher facilitates a whole-class sensemaking discussion connecting solutions back to the phenomenon.</w:t>
+            </w:r>
+          </w:p>
+          <w:p>
+            <w:pPr>
+              <w:spacing w:after="40" w:before="0"/>
+              <w:jc w:val="left"/>
+            </w:pPr>
+            <w:r>
+              <w:rPr>
+                <w:rFonts w:ascii="Arial" w:cs="Arial" w:eastAsia="Arial" w:hAnsi="Arial"/>
+                <w:b w:val="false"/>
+                <w:bCs w:val="false"/>
+                <w:i w:val="false"/>
+                <w:iCs w:val="false"/>
+                <w:color w:val="000000"/>
+                <w:sz w:val="18"/>
+                <w:szCs w:val="18"/>
+              </w:rPr>
+              <w:t xml:space="preserve"/>
+            </w:r>
+          </w:p>
+          <w:p>
+            <w:pPr>
+              <w:spacing w:after="40" w:before="0"/>
+              <w:jc w:val="left"/>
+            </w:pPr>
+            <w:r>
+              <w:rPr>
+                <w:rFonts w:ascii="Arial" w:cs="Arial" w:eastAsia="Arial" w:hAnsi="Arial"/>
+                <w:b w:val="false"/>
+                <w:bCs w:val="false"/>
+                <w:i w:val="false"/>
+                <w:iCs w:val="false"/>
+                <w:color w:val="000000"/>
+                <w:sz w:val="18"/>
+                <w:szCs w:val="18"/>
+              </w:rPr>
+              <w:t xml:space="preserve">Lesson 6 — Verification and Deeper Factorisation Practice: Learners practise verifying solutions by substitution into the original equation. They tackle a range of quadratic equations of increasing complexity drawn from Kenyan contexts (matatu profit, market trading, athletics projectile scenarios). Peer checking and error analysis are used. Learners update the DQB, answering earlier questions about when both, one, or neither solution is valid in context.</w:t>
+            </w:r>
+          </w:p>
+          <w:p>
+            <w:pPr>
+              <w:spacing w:after="40" w:before="0"/>
+              <w:jc w:val="left"/>
+            </w:pPr>
+            <w:r>
+              <w:rPr>
+                <w:rFonts w:ascii="Arial" w:cs="Arial" w:eastAsia="Arial" w:hAnsi="Arial"/>
+                <w:b w:val="false"/>
+                <w:bCs w:val="false"/>
+                <w:i w:val="false"/>
+                <w:iCs w:val="false"/>
+                <w:color w:val="000000"/>
+                <w:sz w:val="18"/>
+                <w:szCs w:val="18"/>
+              </w:rPr>
+              <w:t xml:space="preserve"/>
+            </w:r>
+          </w:p>
+          <w:p>
+            <w:pPr>
+              <w:spacing w:after="40" w:before="0"/>
+              <w:jc w:val="left"/>
+            </w:pPr>
+            <w:r>
+              <w:rPr>
+                <w:rFonts w:ascii="Arial" w:cs="Arial" w:eastAsia="Arial" w:hAnsi="Arial"/>
+                <w:b w:val="false"/>
+                <w:bCs w:val="false"/>
+                <w:i w:val="false"/>
+                <w:iCs w:val="false"/>
+                <w:color w:val="000000"/>
+                <w:sz w:val="18"/>
+                <w:szCs w:val="18"/>
+              </w:rPr>
+              <w:t xml:space="preserve">Lesson 7 — Applications and Digital Research: Learners use digital devices (or print resources) to research real-world applications of quadratic equations — in architecture, agriculture, sports, and business — observing online safety measures. Small groups prepare short presentations linking their findings to the driving question. The teacher facilitates a gallery walk and class discussion. Learners add new connections to the DQB and revise their models of "what a quadratic equation can tell us."</w:t>
+            </w:r>
+          </w:p>
+          <w:p>
+            <w:pPr>
+              <w:spacing w:after="40" w:before="0"/>
+              <w:jc w:val="left"/>
+            </w:pPr>
+            <w:r>
+              <w:rPr>
+                <w:rFonts w:ascii="Arial" w:cs="Arial" w:eastAsia="Arial" w:hAnsi="Arial"/>
+                <w:b w:val="false"/>
+                <w:bCs w:val="false"/>
+                <w:i w:val="false"/>
+                <w:iCs w:val="false"/>
+                <w:color w:val="000000"/>
+                <w:sz w:val="18"/>
+                <w:szCs w:val="18"/>
+              </w:rPr>
+              <w:t xml:space="preserve"/>
+            </w:r>
+          </w:p>
+          <w:p>
+            <w:pPr>
+              <w:spacing w:after="40" w:before="0"/>
+              <w:jc w:val="left"/>
+            </w:pPr>
+            <w:r>
+              <w:rPr>
+                <w:rFonts w:ascii="Arial" w:cs="Arial" w:eastAsia="Arial" w:hAnsi="Arial"/>
+                <w:b w:val="false"/>
+                <w:bCs w:val="false"/>
+                <w:i w:val="false"/>
+                <w:iCs w:val="false"/>
+                <w:color w:val="000000"/>
+                <w:sz w:val="18"/>
+                <w:szCs w:val="18"/>
+              </w:rPr>
+              <w:t xml:space="preserve">Lesson 8 — Model Building, Consolidation &amp; Assessment: Learners construct a cumulative visual model (poster or digital slide) that maps the full journey: real-life context → algebraic expression → quadratic expression → quadratic equation → factorisation → solution → interpretation in context. They present their models, respond to driving question prompts, and complete a class activity / written assessment task. The DQB is reviewed as a class — all initial questions are answered or noted for further inquiry. Lesson closes with learners articulating how quadratic equations are used across careers in Kenya.</w:t>
+            </w:r>
+          </w:p>
+        </w:tc>
+      </w:tr>
+      <w:tr>
+        <w:tc>
+          <w:tcPr>
+            <w:tcW w:type="dxa" w:w="3000"/>
+            <w:shd w:fill="EAD1F5" w:color="auto" w:val="clear"/>
+            <w:tcMar>
+              <w:top w:type="dxa" w:w="60"/>
+              <w:left w:type="dxa" w:w="120"/>
+              <w:bottom w:type="dxa" w:w="60"/>
+              <w:right w:type="dxa" w:w="120"/>
+            </w:tcMar>
+            <w:vAlign w:val="top"/>
+          </w:tcPr>
+          <w:p>
+            <w:pPr>
+              <w:spacing w:after="40" w:before="0"/>
+              <w:jc w:val="left"/>
+            </w:pPr>
+            <w:r>
+              <w:rPr>
+                <w:rFonts w:ascii="Arial" w:cs="Arial" w:eastAsia="Arial" w:hAnsi="Arial"/>
+                <w:b/>
+                <w:bCs/>
+                <w:i w:val="false"/>
+                <w:iCs w:val="false"/>
+                <w:color w:val="000000"/>
+                <w:sz w:val="18"/>
+                <w:szCs w:val="18"/>
+              </w:rPr>
+              <w:t xml:space="preserve">Supporting Phenomena</w:t>
+            </w:r>
+          </w:p>
+        </w:tc>
+        <w:tc>
+          <w:tcPr>
+            <w:tcW w:type="dxa" w:w="10680"/>
+            <w:shd w:fill="FFFFFF" w:color="auto" w:val="clear"/>
+            <w:tcMar>
+              <w:top w:type="dxa" w:w="60"/>
+              <w:left w:type="dxa" w:w="120"/>
+              <w:bottom w:type="dxa" w:w="60"/>
+              <w:right w:type="dxa" w:w="120"/>
+            </w:tcMar>
+            <w:vAlign w:val="top"/>
+          </w:tcPr>
+          <w:p>
+            <w:pPr>
+              <w:spacing w:after="30" w:before="0"/>
+              <w:ind w:left="360" w:hanging="180"/>
+              <w:jc w:val="left"/>
+            </w:pPr>
+            <w:r>
+              <w:rPr>
+                <w:rFonts w:ascii="Arial" w:cs="Arial" w:eastAsia="Arial" w:hAnsi="Arial"/>
+                <w:b w:val="false"/>
+                <w:bCs w:val="false"/>
+                <w:i w:val="false"/>
+                <w:iCs w:val="false"/>
+                <w:color w:val="000000"/>
+                <w:sz w:val="18"/>
+                <w:szCs w:val="18"/>
+              </w:rPr>
+              <w:t xml:space="preserve">–  A farmer in the Rift Valley has 56 metres of fencing and wants to enclose a rectangular shamba whose length is 2 metres more than twice its width — learners discover that finding the dimensions requires solving a quadratic equation, and that one solution may be negative (physically meaningless) while the other gives the actual farm dimensions.</w:t>
+            </w:r>
+          </w:p>
+          <w:p>
+            <w:pPr>
+              <w:spacing w:after="30" w:before="0"/>
+              <w:ind w:left="360" w:hanging="180"/>
+              <w:jc w:val="left"/>
+            </w:pPr>
+            <w:r>
+              <w:rPr>
+                <w:rFonts w:ascii="Arial" w:cs="Arial" w:eastAsia="Arial" w:hAnsi="Arial"/>
+                <w:b w:val="false"/>
+                <w:bCs w:val="false"/>
+                <w:i w:val="false"/>
+                <w:iCs w:val="false"/>
+                <w:color w:val="000000"/>
+                <w:sz w:val="18"/>
+                <w:szCs w:val="18"/>
+              </w:rPr>
+              <w:t xml:space="preserve">–  A mandazi vendor in Mombasa's Old Town cuts a square piece of dough and removes a smaller square from one corner to create an L-shaped piece; knowing the total area of dough remaining, learners write and solve a quadratic equation to find the side length of the original square.</w:t>
+            </w:r>
+          </w:p>
+          <w:p>
+            <w:pPr>
+              <w:spacing w:after="30" w:before="0"/>
+              <w:ind w:left="360" w:hanging="180"/>
+              <w:jc w:val="left"/>
+            </w:pPr>
+            <w:r>
+              <w:rPr>
+                <w:rFonts w:ascii="Arial" w:cs="Arial" w:eastAsia="Arial" w:hAnsi="Arial"/>
+                <w:b w:val="false"/>
+                <w:bCs w:val="false"/>
+                <w:i w:val="false"/>
+                <w:iCs w:val="false"/>
+                <w:color w:val="000000"/>
+                <w:sz w:val="18"/>
+                <w:szCs w:val="18"/>
+              </w:rPr>
+              <w:t xml:space="preserve">–  A matatu operator in Nairobi observes that his daily profit (in Kenya Shillings) depends on the number of trips made, modelled by an expression with a squared term; learners form and factorise the quadratic expression to find the number of trips that gives zero profit (break-even), connecting algebra to commercial arithmetic.</w:t>
+            </w:r>
+          </w:p>
+          <w:p>
+            <w:pPr>
+              <w:spacing w:after="30" w:before="0"/>
+              <w:ind w:left="360" w:hanging="180"/>
+              <w:jc w:val="left"/>
+            </w:pPr>
+            <w:r>
+              <w:rPr>
+                <w:rFonts w:ascii="Arial" w:cs="Arial" w:eastAsia="Arial" w:hAnsi="Arial"/>
+                <w:b w:val="false"/>
+                <w:bCs w:val="false"/>
+                <w:i w:val="false"/>
+                <w:iCs w:val="false"/>
+                <w:color w:val="000000"/>
+                <w:sz w:val="18"/>
+                <w:szCs w:val="18"/>
+              </w:rPr>
+              <w:t xml:space="preserve">–  A teacher at a school in Eldoret plants maize seedlings in a rectangular grid where the total number of seedlings equals the product of the number of rows and columns, with columns being 3 more than rows; learners form a quadratic equation from this context and solve it by factorisation to find the actual grid dimensions.</w:t>
+            </w:r>
+          </w:p>
+        </w:tc>
+      </w:tr>
+    </w:tbl>
+    <w:p>
+      <w:pPr>
+        <w:spacing w:after="120"/>
+      </w:pPr>
+      <w:r>
+        <w:t xml:space="preserve"/>
       </w:r>
     </w:p>
     <w:p>
@@ -150,7 +2246,7 @@
         </w:rPr>
         <w:t xml:space="preserve">© 2026 SeaVuria and ARES. This work is licensed under a </w:t>
       </w:r>
-      <w:hyperlink w:history="1" r:id="rIdxuqk5mvqrq13sbndwxxpj">
+      <w:hyperlink w:history="1" r:id="rIdxonruue0wc1sv4si0vb0t">
         <w:r>
           <w:rPr>
             <w:rFonts w:ascii="Arial" w:cs="Arial" w:eastAsia="Arial" w:hAnsi="Arial"/>
@@ -170,7 +2266,7 @@
         </w:rPr>
         <w:t xml:space="preserve"> (</w:t>
       </w:r>
-      <w:hyperlink w:history="1" r:id="rIdbiz4laakzv42m-kp16iiu">
+      <w:hyperlink w:history="1" r:id="rIdcjmswektlpvjbs7xzo4vh">
         <w:r>
           <w:rPr>
             <w:rFonts w:ascii="Arial" w:cs="Arial" w:eastAsia="Arial" w:hAnsi="Arial"/>
@@ -190,7 +2286,7 @@
         </w:rPr>
         <w:t xml:space="preserve">). To view a copy of this license, visit </w:t>
       </w:r>
-      <w:hyperlink w:history="1" r:id="rIdoeb79pg4kwrdjpb1ibzjb">
+      <w:hyperlink w:history="1" r:id="rIdx7mcrty1he8is_vugl6ls">
         <w:r>
           <w:rPr>
             <w:rFonts w:ascii="Arial" w:cs="Arial" w:eastAsia="Arial" w:hAnsi="Arial"/>
@@ -209,2102 +2305,6 @@
           <w:szCs w:val="17"/>
         </w:rPr>
         <w:t xml:space="preserve">. You are free to copy, redistribute, and adapt this material in any medium or format, provided appropriate credit is given and the material is not used for commercial purposes. KICD learning outcomes and curriculum designations reproduced here for alignment purposes remain the property of KICD and are not covered by this license. Linked external resources (e.g. CK-12, Khan Academy, PhET) are subject to their own licenses.</w:t>
-      </w:r>
-    </w:p>
-    <w:p>
-      <w:pPr>
-        <w:spacing w:after="120"/>
-      </w:pPr>
-      <w:r>
-        <w:t xml:space="preserve"/>
-      </w:r>
-    </w:p>
-    <w:tbl>
-      <w:tblPr>
-        <w:tblW w:type="dxa" w:w="13680"/>
-        <w:tblBorders>
-          <w:top w:val="single" w:color="AAAAAA" w:sz="4"/>
-          <w:left w:val="single" w:color="AAAAAA" w:sz="4"/>
-          <w:bottom w:val="single" w:color="AAAAAA" w:sz="4"/>
-          <w:right w:val="single" w:color="AAAAAA" w:sz="4"/>
-          <w:insideH w:val="single" w:color="auto" w:sz="4"/>
-          <w:insideV w:val="single" w:color="auto" w:sz="4"/>
-        </w:tblBorders>
-        <w:tblLayout w:type="fixed"/>
-      </w:tblPr>
-      <w:tblGrid>
-        <w:gridCol w:w="3000"/>
-        <w:gridCol w:w="10680"/>
-      </w:tblGrid>
-      <w:tr>
-        <w:tc>
-          <w:tcPr>
-            <w:tcW w:type="dxa" w:w="13680"/>
-            <w:gridSpan w:val="2"/>
-            <w:shd w:fill="1F3864" w:color="auto" w:val="clear"/>
-            <w:tcMar>
-              <w:top w:type="dxa" w:w="60"/>
-              <w:left w:type="dxa" w:w="120"/>
-              <w:bottom w:type="dxa" w:w="60"/>
-              <w:right w:type="dxa" w:w="120"/>
-            </w:tcMar>
-            <w:vAlign w:val="top"/>
-          </w:tcPr>
-          <w:p>
-            <w:pPr>
-              <w:spacing w:after="40" w:before="0"/>
-              <w:jc w:val="center"/>
-            </w:pPr>
-            <w:r>
-              <w:rPr>
-                <w:rFonts w:ascii="Arial" w:cs="Arial" w:eastAsia="Arial" w:hAnsi="Arial"/>
-                <w:b/>
-                <w:bCs/>
-                <w:i w:val="false"/>
-                <w:iCs w:val="false"/>
-                <w:color w:val="FFFFFF"/>
-                <w:sz w:val="22"/>
-                <w:szCs w:val="22"/>
-              </w:rPr>
-              <w:t xml:space="preserve">SUB-STRAND OVERVIEW</w:t>
-            </w:r>
-          </w:p>
-        </w:tc>
-      </w:tr>
-      <w:tr>
-        <w:tc>
-          <w:tcPr>
-            <w:tcW w:type="dxa" w:w="3000"/>
-            <w:shd w:fill="D5E8F0" w:color="auto" w:val="clear"/>
-            <w:tcMar>
-              <w:top w:type="dxa" w:w="60"/>
-              <w:left w:type="dxa" w:w="120"/>
-              <w:bottom w:type="dxa" w:w="60"/>
-              <w:right w:type="dxa" w:w="120"/>
-            </w:tcMar>
-            <w:vAlign w:val="top"/>
-          </w:tcPr>
-          <w:p>
-            <w:pPr>
-              <w:spacing w:after="40" w:before="0"/>
-              <w:jc w:val="left"/>
-            </w:pPr>
-            <w:r>
-              <w:rPr>
-                <w:rFonts w:ascii="Arial" w:cs="Arial" w:eastAsia="Arial" w:hAnsi="Arial"/>
-                <w:b/>
-                <w:bCs/>
-                <w:i w:val="false"/>
-                <w:iCs w:val="false"/>
-                <w:color w:val="000000"/>
-                <w:sz w:val="18"/>
-                <w:szCs w:val="18"/>
-              </w:rPr>
-              <w:t xml:space="preserve">Grade Level</w:t>
-            </w:r>
-          </w:p>
-        </w:tc>
-        <w:tc>
-          <w:tcPr>
-            <w:tcW w:type="dxa" w:w="10680"/>
-            <w:shd w:fill="FFFFFF" w:color="auto" w:val="clear"/>
-            <w:tcMar>
-              <w:top w:type="dxa" w:w="60"/>
-              <w:left w:type="dxa" w:w="120"/>
-              <w:bottom w:type="dxa" w:w="60"/>
-              <w:right w:type="dxa" w:w="120"/>
-            </w:tcMar>
-            <w:vAlign w:val="top"/>
-          </w:tcPr>
-          <w:p>
-            <w:pPr>
-              <w:spacing w:after="40" w:before="0"/>
-              <w:jc w:val="left"/>
-            </w:pPr>
-            <w:r>
-              <w:rPr>
-                <w:rFonts w:ascii="Arial" w:cs="Arial" w:eastAsia="Arial" w:hAnsi="Arial"/>
-                <w:b w:val="false"/>
-                <w:bCs w:val="false"/>
-                <w:i w:val="false"/>
-                <w:iCs w:val="false"/>
-                <w:color w:val="000000"/>
-                <w:sz w:val="18"/>
-                <w:szCs w:val="18"/>
-              </w:rPr>
-              <w:t xml:space="preserve">10</w:t>
-            </w:r>
-          </w:p>
-        </w:tc>
-      </w:tr>
-      <w:tr>
-        <w:tc>
-          <w:tcPr>
-            <w:tcW w:type="dxa" w:w="3000"/>
-            <w:shd w:fill="D5E8F0" w:color="auto" w:val="clear"/>
-            <w:tcMar>
-              <w:top w:type="dxa" w:w="60"/>
-              <w:left w:type="dxa" w:w="120"/>
-              <w:bottom w:type="dxa" w:w="60"/>
-              <w:right w:type="dxa" w:w="120"/>
-            </w:tcMar>
-            <w:vAlign w:val="top"/>
-          </w:tcPr>
-          <w:p>
-            <w:pPr>
-              <w:spacing w:after="40" w:before="0"/>
-              <w:jc w:val="left"/>
-            </w:pPr>
-            <w:r>
-              <w:rPr>
-                <w:rFonts w:ascii="Arial" w:cs="Arial" w:eastAsia="Arial" w:hAnsi="Arial"/>
-                <w:b/>
-                <w:bCs/>
-                <w:i w:val="false"/>
-                <w:iCs w:val="false"/>
-                <w:color w:val="000000"/>
-                <w:sz w:val="18"/>
-                <w:szCs w:val="18"/>
-              </w:rPr>
-              <w:t xml:space="preserve">Subject</w:t>
-            </w:r>
-          </w:p>
-        </w:tc>
-        <w:tc>
-          <w:tcPr>
-            <w:tcW w:type="dxa" w:w="10680"/>
-            <w:shd w:fill="FFFFFF" w:color="auto" w:val="clear"/>
-            <w:tcMar>
-              <w:top w:type="dxa" w:w="60"/>
-              <w:left w:type="dxa" w:w="120"/>
-              <w:bottom w:type="dxa" w:w="60"/>
-              <w:right w:type="dxa" w:w="120"/>
-            </w:tcMar>
-            <w:vAlign w:val="top"/>
-          </w:tcPr>
-          <w:p>
-            <w:pPr>
-              <w:spacing w:after="40" w:before="0"/>
-              <w:jc w:val="left"/>
-            </w:pPr>
-            <w:r>
-              <w:rPr>
-                <w:rFonts w:ascii="Arial" w:cs="Arial" w:eastAsia="Arial" w:hAnsi="Arial"/>
-                <w:b w:val="false"/>
-                <w:bCs w:val="false"/>
-                <w:i w:val="false"/>
-                <w:iCs w:val="false"/>
-                <w:color w:val="000000"/>
-                <w:sz w:val="18"/>
-                <w:szCs w:val="18"/>
-              </w:rPr>
-              <w:t xml:space="preserve">Essential Mathematics</w:t>
-            </w:r>
-          </w:p>
-        </w:tc>
-      </w:tr>
-      <w:tr>
-        <w:tc>
-          <w:tcPr>
-            <w:tcW w:type="dxa" w:w="3000"/>
-            <w:shd w:fill="D5E8F0" w:color="auto" w:val="clear"/>
-            <w:tcMar>
-              <w:top w:type="dxa" w:w="60"/>
-              <w:left w:type="dxa" w:w="120"/>
-              <w:bottom w:type="dxa" w:w="60"/>
-              <w:right w:type="dxa" w:w="120"/>
-            </w:tcMar>
-            <w:vAlign w:val="top"/>
-          </w:tcPr>
-          <w:p>
-            <w:pPr>
-              <w:spacing w:after="40" w:before="0"/>
-              <w:jc w:val="left"/>
-            </w:pPr>
-            <w:r>
-              <w:rPr>
-                <w:rFonts w:ascii="Arial" w:cs="Arial" w:eastAsia="Arial" w:hAnsi="Arial"/>
-                <w:b/>
-                <w:bCs/>
-                <w:i w:val="false"/>
-                <w:iCs w:val="false"/>
-                <w:color w:val="000000"/>
-                <w:sz w:val="18"/>
-                <w:szCs w:val="18"/>
-              </w:rPr>
-              <w:t xml:space="preserve">Strand</w:t>
-            </w:r>
-          </w:p>
-        </w:tc>
-        <w:tc>
-          <w:tcPr>
-            <w:tcW w:type="dxa" w:w="10680"/>
-            <w:shd w:fill="FFFFFF" w:color="auto" w:val="clear"/>
-            <w:tcMar>
-              <w:top w:type="dxa" w:w="60"/>
-              <w:left w:type="dxa" w:w="120"/>
-              <w:bottom w:type="dxa" w:w="60"/>
-              <w:right w:type="dxa" w:w="120"/>
-            </w:tcMar>
-            <w:vAlign w:val="top"/>
-          </w:tcPr>
-          <w:p>
-            <w:pPr>
-              <w:spacing w:after="40" w:before="0"/>
-              <w:jc w:val="left"/>
-            </w:pPr>
-            <w:r>
-              <w:rPr>
-                <w:rFonts w:ascii="Arial" w:cs="Arial" w:eastAsia="Arial" w:hAnsi="Arial"/>
-                <w:b w:val="false"/>
-                <w:bCs w:val="false"/>
-                <w:i w:val="false"/>
-                <w:iCs w:val="false"/>
-                <w:color w:val="000000"/>
-                <w:sz w:val="18"/>
-                <w:szCs w:val="18"/>
-              </w:rPr>
-              <w:t xml:space="preserve">Strand 1.0: Numbers and Algebra</w:t>
-            </w:r>
-          </w:p>
-        </w:tc>
-      </w:tr>
-      <w:tr>
-        <w:tc>
-          <w:tcPr>
-            <w:tcW w:type="dxa" w:w="3000"/>
-            <w:shd w:fill="D5E8F0" w:color="auto" w:val="clear"/>
-            <w:tcMar>
-              <w:top w:type="dxa" w:w="60"/>
-              <w:left w:type="dxa" w:w="120"/>
-              <w:bottom w:type="dxa" w:w="60"/>
-              <w:right w:type="dxa" w:w="120"/>
-            </w:tcMar>
-            <w:vAlign w:val="top"/>
-          </w:tcPr>
-          <w:p>
-            <w:pPr>
-              <w:spacing w:after="40" w:before="0"/>
-              <w:jc w:val="left"/>
-            </w:pPr>
-            <w:r>
-              <w:rPr>
-                <w:rFonts w:ascii="Arial" w:cs="Arial" w:eastAsia="Arial" w:hAnsi="Arial"/>
-                <w:b/>
-                <w:bCs/>
-                <w:i w:val="false"/>
-                <w:iCs w:val="false"/>
-                <w:color w:val="000000"/>
-                <w:sz w:val="18"/>
-                <w:szCs w:val="18"/>
-              </w:rPr>
-              <w:t xml:space="preserve">Sub-Strand</w:t>
-            </w:r>
-          </w:p>
-        </w:tc>
-        <w:tc>
-          <w:tcPr>
-            <w:tcW w:type="dxa" w:w="10680"/>
-            <w:shd w:fill="FFFFFF" w:color="auto" w:val="clear"/>
-            <w:tcMar>
-              <w:top w:type="dxa" w:w="60"/>
-              <w:left w:type="dxa" w:w="120"/>
-              <w:bottom w:type="dxa" w:w="60"/>
-              <w:right w:type="dxa" w:w="120"/>
-            </w:tcMar>
-            <w:vAlign w:val="top"/>
-          </w:tcPr>
-          <w:p>
-            <w:pPr>
-              <w:spacing w:after="40" w:before="0"/>
-              <w:jc w:val="left"/>
-            </w:pPr>
-            <w:r>
-              <w:rPr>
-                <w:rFonts w:ascii="Arial" w:cs="Arial" w:eastAsia="Arial" w:hAnsi="Arial"/>
-                <w:b w:val="false"/>
-                <w:bCs w:val="false"/>
-                <w:i w:val="false"/>
-                <w:iCs w:val="false"/>
-                <w:color w:val="000000"/>
-                <w:sz w:val="18"/>
-                <w:szCs w:val="18"/>
-              </w:rPr>
-              <w:t xml:space="preserve">Sub-Strand 1.3: Quadratic Equations</w:t>
-            </w:r>
-          </w:p>
-        </w:tc>
-      </w:tr>
-      <w:tr>
-        <w:tc>
-          <w:tcPr>
-            <w:tcW w:type="dxa" w:w="3000"/>
-            <w:shd w:fill="D5E8F0" w:color="auto" w:val="clear"/>
-            <w:tcMar>
-              <w:top w:type="dxa" w:w="60"/>
-              <w:left w:type="dxa" w:w="120"/>
-              <w:bottom w:type="dxa" w:w="60"/>
-              <w:right w:type="dxa" w:w="120"/>
-            </w:tcMar>
-            <w:vAlign w:val="top"/>
-          </w:tcPr>
-          <w:p>
-            <w:pPr>
-              <w:spacing w:after="40" w:before="0"/>
-              <w:jc w:val="left"/>
-            </w:pPr>
-            <w:r>
-              <w:rPr>
-                <w:rFonts w:ascii="Arial" w:cs="Arial" w:eastAsia="Arial" w:hAnsi="Arial"/>
-                <w:b/>
-                <w:bCs/>
-                <w:i w:val="false"/>
-                <w:iCs w:val="false"/>
-                <w:color w:val="000000"/>
-                <w:sz w:val="18"/>
-                <w:szCs w:val="18"/>
-              </w:rPr>
-              <w:t xml:space="preserve">Total Duration</w:t>
-            </w:r>
-          </w:p>
-        </w:tc>
-        <w:tc>
-          <w:tcPr>
-            <w:tcW w:type="dxa" w:w="10680"/>
-            <w:shd w:fill="FFFFFF" w:color="auto" w:val="clear"/>
-            <w:tcMar>
-              <w:top w:type="dxa" w:w="60"/>
-              <w:left w:type="dxa" w:w="120"/>
-              <w:bottom w:type="dxa" w:w="60"/>
-              <w:right w:type="dxa" w:w="120"/>
-            </w:tcMar>
-            <w:vAlign w:val="top"/>
-          </w:tcPr>
-          <w:p>
-            <w:pPr>
-              <w:spacing w:after="40" w:before="0"/>
-              <w:jc w:val="left"/>
-            </w:pPr>
-            <w:r>
-              <w:rPr>
-                <w:rFonts w:ascii="Arial" w:cs="Arial" w:eastAsia="Arial" w:hAnsi="Arial"/>
-                <w:b w:val="false"/>
-                <w:bCs w:val="false"/>
-                <w:i w:val="false"/>
-                <w:iCs w:val="false"/>
-                <w:color w:val="000000"/>
-                <w:sz w:val="18"/>
-                <w:szCs w:val="18"/>
-              </w:rPr>
-              <w:t xml:space="preserve">8 lessons × 40 minutes = 320 minutes total</w:t>
-            </w:r>
-          </w:p>
-        </w:tc>
-      </w:tr>
-      <w:tr>
-        <w:tc>
-          <w:tcPr>
-            <w:tcW w:type="dxa" w:w="3000"/>
-            <w:shd w:fill="D5E8F0" w:color="auto" w:val="clear"/>
-            <w:tcMar>
-              <w:top w:type="dxa" w:w="60"/>
-              <w:left w:type="dxa" w:w="120"/>
-              <w:bottom w:type="dxa" w:w="60"/>
-              <w:right w:type="dxa" w:w="120"/>
-            </w:tcMar>
-            <w:vAlign w:val="top"/>
-          </w:tcPr>
-          <w:p>
-            <w:pPr>
-              <w:spacing w:after="40" w:before="0"/>
-              <w:jc w:val="left"/>
-            </w:pPr>
-            <w:r>
-              <w:rPr>
-                <w:rFonts w:ascii="Arial" w:cs="Arial" w:eastAsia="Arial" w:hAnsi="Arial"/>
-                <w:b/>
-                <w:bCs/>
-                <w:i w:val="false"/>
-                <w:iCs w:val="false"/>
-                <w:color w:val="000000"/>
-                <w:sz w:val="18"/>
-                <w:szCs w:val="18"/>
-              </w:rPr>
-              <w:t xml:space="preserve">Sub-Strand Content</w:t>
-            </w:r>
-          </w:p>
-        </w:tc>
-        <w:tc>
-          <w:tcPr>
-            <w:tcW w:type="dxa" w:w="10680"/>
-            <w:shd w:fill="FFFFFF" w:color="auto" w:val="clear"/>
-            <w:tcMar>
-              <w:top w:type="dxa" w:w="60"/>
-              <w:left w:type="dxa" w:w="120"/>
-              <w:bottom w:type="dxa" w:w="60"/>
-              <w:right w:type="dxa" w:w="120"/>
-            </w:tcMar>
-            <w:vAlign w:val="top"/>
-          </w:tcPr>
-          <w:p>
-            <w:pPr>
-              <w:spacing w:after="30" w:before="0"/>
-              <w:ind w:left="360" w:hanging="180"/>
-              <w:jc w:val="left"/>
-            </w:pPr>
-            <w:r>
-              <w:rPr>
-                <w:rFonts w:ascii="Arial" w:cs="Arial" w:eastAsia="Arial" w:hAnsi="Arial"/>
-                <w:b w:val="false"/>
-                <w:bCs w:val="false"/>
-                <w:i w:val="false"/>
-                <w:iCs w:val="false"/>
-                <w:color w:val="000000"/>
-                <w:sz w:val="18"/>
-                <w:szCs w:val="18"/>
-              </w:rPr>
-              <w:t xml:space="preserve">–  Formation of algebraic expressions from real-life situations (using letters to represent unknown quantities)</w:t>
-            </w:r>
-          </w:p>
-          <w:p>
-            <w:pPr>
-              <w:spacing w:after="30" w:before="0"/>
-              <w:ind w:left="360" w:hanging="180"/>
-              <w:jc w:val="left"/>
-            </w:pPr>
-            <w:r>
-              <w:rPr>
-                <w:rFonts w:ascii="Arial" w:cs="Arial" w:eastAsia="Arial" w:hAnsi="Arial"/>
-                <w:b w:val="false"/>
-                <w:bCs w:val="false"/>
-                <w:i w:val="false"/>
-                <w:iCs w:val="false"/>
-                <w:color w:val="000000"/>
-                <w:sz w:val="18"/>
-                <w:szCs w:val="18"/>
-              </w:rPr>
-              <w:t xml:space="preserve">–  Formation of quadratic expressions from real-life contexts (e.g. areas of rectangles with unknown sides, chairs arranged in rows and columns)</w:t>
-            </w:r>
-          </w:p>
-          <w:p>
-            <w:pPr>
-              <w:spacing w:after="30" w:before="0"/>
-              <w:ind w:left="360" w:hanging="180"/>
-              <w:jc w:val="left"/>
-            </w:pPr>
-            <w:r>
-              <w:rPr>
-                <w:rFonts w:ascii="Arial" w:cs="Arial" w:eastAsia="Arial" w:hAnsi="Arial"/>
-                <w:b w:val="false"/>
-                <w:bCs w:val="false"/>
-                <w:i w:val="false"/>
-                <w:iCs w:val="false"/>
-                <w:color w:val="000000"/>
-                <w:sz w:val="18"/>
-                <w:szCs w:val="18"/>
-              </w:rPr>
-              <w:t xml:space="preserve">–  Formation of quadratic equations from real-life situations</w:t>
-            </w:r>
-          </w:p>
-          <w:p>
-            <w:pPr>
-              <w:spacing w:after="30" w:before="0"/>
-              <w:ind w:left="360" w:hanging="180"/>
-              <w:jc w:val="left"/>
-            </w:pPr>
-            <w:r>
-              <w:rPr>
-                <w:rFonts w:ascii="Arial" w:cs="Arial" w:eastAsia="Arial" w:hAnsi="Arial"/>
-                <w:b w:val="false"/>
-                <w:bCs w:val="false"/>
-                <w:i w:val="false"/>
-                <w:iCs w:val="false"/>
-                <w:color w:val="000000"/>
-                <w:sz w:val="18"/>
-                <w:szCs w:val="18"/>
-              </w:rPr>
-              <w:t xml:space="preserve">–  Identifying and writing quadratic expressions in standard form (ax² + bx + c)</w:t>
-            </w:r>
-          </w:p>
-          <w:p>
-            <w:pPr>
-              <w:spacing w:after="30" w:before="0"/>
-              <w:ind w:left="360" w:hanging="180"/>
-              <w:jc w:val="left"/>
-            </w:pPr>
-            <w:r>
-              <w:rPr>
-                <w:rFonts w:ascii="Arial" w:cs="Arial" w:eastAsia="Arial" w:hAnsi="Arial"/>
-                <w:b w:val="false"/>
-                <w:bCs w:val="false"/>
-                <w:i w:val="false"/>
-                <w:iCs w:val="false"/>
-                <w:color w:val="000000"/>
-                <w:sz w:val="18"/>
-                <w:szCs w:val="18"/>
-              </w:rPr>
-              <w:t xml:space="preserve">–  Factorisation of quadratic expressions (product-and-sum method)</w:t>
-            </w:r>
-          </w:p>
-          <w:p>
-            <w:pPr>
-              <w:spacing w:after="30" w:before="0"/>
-              <w:ind w:left="360" w:hanging="180"/>
-              <w:jc w:val="left"/>
-            </w:pPr>
-            <w:r>
-              <w:rPr>
-                <w:rFonts w:ascii="Arial" w:cs="Arial" w:eastAsia="Arial" w:hAnsi="Arial"/>
-                <w:b w:val="false"/>
-                <w:bCs w:val="false"/>
-                <w:i w:val="false"/>
-                <w:iCs w:val="false"/>
-                <w:color w:val="000000"/>
-                <w:sz w:val="18"/>
-                <w:szCs w:val="18"/>
-              </w:rPr>
-              <w:t xml:space="preserve">–  Solving quadratic equations by the factor method (factorisation)</w:t>
-            </w:r>
-          </w:p>
-          <w:p>
-            <w:pPr>
-              <w:spacing w:after="30" w:before="0"/>
-              <w:ind w:left="360" w:hanging="180"/>
-              <w:jc w:val="left"/>
-            </w:pPr>
-            <w:r>
-              <w:rPr>
-                <w:rFonts w:ascii="Arial" w:cs="Arial" w:eastAsia="Arial" w:hAnsi="Arial"/>
-                <w:b w:val="false"/>
-                <w:bCs w:val="false"/>
-                <w:i w:val="false"/>
-                <w:iCs w:val="false"/>
-                <w:color w:val="000000"/>
-                <w:sz w:val="18"/>
-                <w:szCs w:val="18"/>
-              </w:rPr>
-              <w:t xml:space="preserve">–  Verifying solutions of quadratic equations by substitution</w:t>
-            </w:r>
-          </w:p>
-          <w:p>
-            <w:pPr>
-              <w:spacing w:after="30" w:before="0"/>
-              <w:ind w:left="360" w:hanging="180"/>
-              <w:jc w:val="left"/>
-            </w:pPr>
-            <w:r>
-              <w:rPr>
-                <w:rFonts w:ascii="Arial" w:cs="Arial" w:eastAsia="Arial" w:hAnsi="Arial"/>
-                <w:b w:val="false"/>
-                <w:bCs w:val="false"/>
-                <w:i w:val="false"/>
-                <w:iCs w:val="false"/>
-                <w:color w:val="000000"/>
-                <w:sz w:val="18"/>
-                <w:szCs w:val="18"/>
-              </w:rPr>
-              <w:t xml:space="preserve">–  Applications of quadratic expressions and equations in real-life situations (area of land, seating arrangements, farming layouts)</w:t>
-            </w:r>
-          </w:p>
-        </w:tc>
-      </w:tr>
-      <w:tr>
-        <w:tc>
-          <w:tcPr>
-            <w:tcW w:type="dxa" w:w="3000"/>
-            <w:shd w:fill="D5E8F0" w:color="auto" w:val="clear"/>
-            <w:tcMar>
-              <w:top w:type="dxa" w:w="60"/>
-              <w:left w:type="dxa" w:w="120"/>
-              <w:bottom w:type="dxa" w:w="60"/>
-              <w:right w:type="dxa" w:w="120"/>
-            </w:tcMar>
-            <w:vAlign w:val="top"/>
-          </w:tcPr>
-          <w:p>
-            <w:pPr>
-              <w:spacing w:after="40" w:before="0"/>
-              <w:jc w:val="left"/>
-            </w:pPr>
-            <w:r>
-              <w:rPr>
-                <w:rFonts w:ascii="Arial" w:cs="Arial" w:eastAsia="Arial" w:hAnsi="Arial"/>
-                <w:b/>
-                <w:bCs/>
-                <w:i w:val="false"/>
-                <w:iCs w:val="false"/>
-                <w:color w:val="000000"/>
-                <w:sz w:val="18"/>
-                <w:szCs w:val="18"/>
-              </w:rPr>
-              <w:t xml:space="preserve">Learning Outcomes</w:t>
-            </w:r>
-          </w:p>
-        </w:tc>
-        <w:tc>
-          <w:tcPr>
-            <w:tcW w:type="dxa" w:w="10680"/>
-            <w:shd w:fill="FFFFFF" w:color="auto" w:val="clear"/>
-            <w:tcMar>
-              <w:top w:type="dxa" w:w="60"/>
-              <w:left w:type="dxa" w:w="120"/>
-              <w:bottom w:type="dxa" w:w="60"/>
-              <w:right w:type="dxa" w:w="120"/>
-            </w:tcMar>
-            <w:vAlign w:val="top"/>
-          </w:tcPr>
-          <w:p>
-            <w:pPr>
-              <w:spacing w:after="40" w:before="0"/>
-              <w:jc w:val="left"/>
-            </w:pPr>
-            <w:r>
-              <w:rPr>
-                <w:rFonts w:ascii="Arial" w:cs="Arial" w:eastAsia="Arial" w:hAnsi="Arial"/>
-                <w:b w:val="false"/>
-                <w:bCs w:val="false"/>
-                <w:i w:val="false"/>
-                <w:iCs w:val="false"/>
-                <w:color w:val="000000"/>
-                <w:sz w:val="18"/>
-                <w:szCs w:val="18"/>
-              </w:rPr>
-              <w:t xml:space="preserve">By the end of the sub-strand, the learner should be able to:</w:t>
-            </w:r>
-          </w:p>
-          <w:p>
-            <w:pPr>
-              <w:spacing w:after="40" w:before="0"/>
-              <w:jc w:val="left"/>
-            </w:pPr>
-            <w:r>
-              <w:rPr>
-                <w:rFonts w:ascii="Arial" w:cs="Arial" w:eastAsia="Arial" w:hAnsi="Arial"/>
-                <w:b w:val="false"/>
-                <w:bCs w:val="false"/>
-                <w:i w:val="false"/>
-                <w:iCs w:val="false"/>
-                <w:color w:val="000000"/>
-                <w:sz w:val="18"/>
-                <w:szCs w:val="18"/>
-              </w:rPr>
-              <w:t xml:space="preserve">a) form algebraic expressions from different situations,</w:t>
-            </w:r>
-          </w:p>
-          <w:p>
-            <w:pPr>
-              <w:spacing w:after="40" w:before="0"/>
-              <w:jc w:val="left"/>
-            </w:pPr>
-            <w:r>
-              <w:rPr>
-                <w:rFonts w:ascii="Arial" w:cs="Arial" w:eastAsia="Arial" w:hAnsi="Arial"/>
-                <w:b w:val="false"/>
-                <w:bCs w:val="false"/>
-                <w:i w:val="false"/>
-                <w:iCs w:val="false"/>
-                <w:color w:val="000000"/>
-                <w:sz w:val="18"/>
-                <w:szCs w:val="18"/>
-              </w:rPr>
-              <w:t xml:space="preserve">b) form quadratic expressions and equations from real life situations,</w:t>
-            </w:r>
-          </w:p>
-          <w:p>
-            <w:pPr>
-              <w:spacing w:after="40" w:before="0"/>
-              <w:jc w:val="left"/>
-            </w:pPr>
-            <w:r>
-              <w:rPr>
-                <w:rFonts w:ascii="Arial" w:cs="Arial" w:eastAsia="Arial" w:hAnsi="Arial"/>
-                <w:b w:val="false"/>
-                <w:bCs w:val="false"/>
-                <w:i w:val="false"/>
-                <w:iCs w:val="false"/>
-                <w:color w:val="000000"/>
-                <w:sz w:val="18"/>
-                <w:szCs w:val="18"/>
-              </w:rPr>
-              <w:t xml:space="preserve">c) factorise quadratic expressions in different situations,</w:t>
-            </w:r>
-          </w:p>
-          <w:p>
-            <w:pPr>
-              <w:spacing w:after="40" w:before="0"/>
-              <w:jc w:val="left"/>
-            </w:pPr>
-            <w:r>
-              <w:rPr>
-                <w:rFonts w:ascii="Arial" w:cs="Arial" w:eastAsia="Arial" w:hAnsi="Arial"/>
-                <w:b w:val="false"/>
-                <w:bCs w:val="false"/>
-                <w:i w:val="false"/>
-                <w:iCs w:val="false"/>
-                <w:color w:val="000000"/>
-                <w:sz w:val="18"/>
-                <w:szCs w:val="18"/>
-              </w:rPr>
-              <w:t xml:space="preserve">d) solve quadratic equations by factorisation,</w:t>
-            </w:r>
-          </w:p>
-          <w:p>
-            <w:pPr>
-              <w:spacing w:after="40" w:before="0"/>
-              <w:jc w:val="left"/>
-            </w:pPr>
-            <w:r>
-              <w:rPr>
-                <w:rFonts w:ascii="Arial" w:cs="Arial" w:eastAsia="Arial" w:hAnsi="Arial"/>
-                <w:b w:val="false"/>
-                <w:bCs w:val="false"/>
-                <w:i w:val="false"/>
-                <w:iCs w:val="false"/>
-                <w:color w:val="000000"/>
-                <w:sz w:val="18"/>
-                <w:szCs w:val="18"/>
-              </w:rPr>
-              <w:t xml:space="preserve">e) recognise use of quadratic expressions in real life situations.</w:t>
-            </w:r>
-          </w:p>
-        </w:tc>
-      </w:tr>
-      <w:tr>
-        <w:tc>
-          <w:tcPr>
-            <w:tcW w:type="dxa" w:w="3000"/>
-            <w:shd w:fill="D5E8F0" w:color="auto" w:val="clear"/>
-            <w:tcMar>
-              <w:top w:type="dxa" w:w="60"/>
-              <w:left w:type="dxa" w:w="120"/>
-              <w:bottom w:type="dxa" w:w="60"/>
-              <w:right w:type="dxa" w:w="120"/>
-            </w:tcMar>
-            <w:vAlign w:val="top"/>
-          </w:tcPr>
-          <w:p>
-            <w:pPr>
-              <w:spacing w:after="40" w:before="0"/>
-              <w:jc w:val="left"/>
-            </w:pPr>
-            <w:r>
-              <w:rPr>
-                <w:rFonts w:ascii="Arial" w:cs="Arial" w:eastAsia="Arial" w:hAnsi="Arial"/>
-                <w:b/>
-                <w:bCs/>
-                <w:i w:val="false"/>
-                <w:iCs w:val="false"/>
-                <w:color w:val="000000"/>
-                <w:sz w:val="18"/>
-                <w:szCs w:val="18"/>
-              </w:rPr>
-              <w:t xml:space="preserve">Core Competencies</w:t>
-            </w:r>
-          </w:p>
-        </w:tc>
-        <w:tc>
-          <w:tcPr>
-            <w:tcW w:type="dxa" w:w="10680"/>
-            <w:shd w:fill="FFFFFF" w:color="auto" w:val="clear"/>
-            <w:tcMar>
-              <w:top w:type="dxa" w:w="60"/>
-              <w:left w:type="dxa" w:w="120"/>
-              <w:bottom w:type="dxa" w:w="60"/>
-              <w:right w:type="dxa" w:w="120"/>
-            </w:tcMar>
-            <w:vAlign w:val="top"/>
-          </w:tcPr>
-          <w:p>
-            <w:pPr>
-              <w:spacing w:after="30" w:before="0"/>
-              <w:ind w:left="360" w:hanging="180"/>
-              <w:jc w:val="left"/>
-            </w:pPr>
-            <w:r>
-              <w:rPr>
-                <w:rFonts w:ascii="Arial" w:cs="Arial" w:eastAsia="Arial" w:hAnsi="Arial"/>
-                <w:b w:val="false"/>
-                <w:bCs w:val="false"/>
-                <w:i w:val="false"/>
-                <w:iCs w:val="false"/>
-                <w:color w:val="000000"/>
-                <w:sz w:val="18"/>
-                <w:szCs w:val="18"/>
-              </w:rPr>
-              <w:t xml:space="preserve">–  Communication and Collaboration: The learner collaborates with peers as they discuss and work out factors of quadratic expressions, share reasoning about real-life situations modelled by quadratic equations, and present findings to the class.</w:t>
-            </w:r>
-          </w:p>
-          <w:p>
-            <w:pPr>
-              <w:spacing w:after="30" w:before="0"/>
-              <w:ind w:left="360" w:hanging="180"/>
-              <w:jc w:val="left"/>
-            </w:pPr>
-            <w:r>
-              <w:rPr>
-                <w:rFonts w:ascii="Arial" w:cs="Arial" w:eastAsia="Arial" w:hAnsi="Arial"/>
-                <w:b w:val="false"/>
-                <w:bCs w:val="false"/>
-                <w:i w:val="false"/>
-                <w:iCs w:val="false"/>
-                <w:color w:val="000000"/>
-                <w:sz w:val="18"/>
-                <w:szCs w:val="18"/>
-              </w:rPr>
-              <w:t xml:space="preserve">–  Critical Thinking and Problem Solving: The learner develops open-mindedness by interpreting real-life scenarios (e.g. farm plots, seating arrangements in a school hall in Nairobi), translating them into quadratic expressions, and systematically working out factors and solutions.</w:t>
-            </w:r>
-          </w:p>
-          <w:p>
-            <w:pPr>
-              <w:spacing w:after="30" w:before="0"/>
-              <w:ind w:left="360" w:hanging="180"/>
-              <w:jc w:val="left"/>
-            </w:pPr>
-            <w:r>
-              <w:rPr>
-                <w:rFonts w:ascii="Arial" w:cs="Arial" w:eastAsia="Arial" w:hAnsi="Arial"/>
-                <w:b w:val="false"/>
-                <w:bCs w:val="false"/>
-                <w:i w:val="false"/>
-                <w:iCs w:val="false"/>
-                <w:color w:val="000000"/>
-                <w:sz w:val="18"/>
-                <w:szCs w:val="18"/>
-              </w:rPr>
-              <w:t xml:space="preserve">–  Digital Literacy: The learner uses digital resources or print media to search for applications of quadratic equations in real life, practising online safety measures while doing so.</w:t>
-            </w:r>
-          </w:p>
-        </w:tc>
-      </w:tr>
-      <w:tr>
-        <w:tc>
-          <w:tcPr>
-            <w:tcW w:type="dxa" w:w="3000"/>
-            <w:shd w:fill="E2EFDA" w:color="auto" w:val="clear"/>
-            <w:tcMar>
-              <w:top w:type="dxa" w:w="60"/>
-              <w:left w:type="dxa" w:w="120"/>
-              <w:bottom w:type="dxa" w:w="60"/>
-              <w:right w:type="dxa" w:w="120"/>
-            </w:tcMar>
-            <w:vAlign w:val="top"/>
-          </w:tcPr>
-          <w:p>
-            <w:pPr>
-              <w:spacing w:after="40" w:before="0"/>
-              <w:jc w:val="left"/>
-            </w:pPr>
-            <w:r>
-              <w:rPr>
-                <w:rFonts w:ascii="Arial" w:cs="Arial" w:eastAsia="Arial" w:hAnsi="Arial"/>
-                <w:b/>
-                <w:bCs/>
-                <w:i w:val="false"/>
-                <w:iCs w:val="false"/>
-                <w:color w:val="000000"/>
-                <w:sz w:val="18"/>
-                <w:szCs w:val="18"/>
-              </w:rPr>
-              <w:t xml:space="preserve">Core Values</w:t>
-            </w:r>
-          </w:p>
-        </w:tc>
-        <w:tc>
-          <w:tcPr>
-            <w:tcW w:type="dxa" w:w="10680"/>
-            <w:shd w:fill="FFFFFF" w:color="auto" w:val="clear"/>
-            <w:tcMar>
-              <w:top w:type="dxa" w:w="60"/>
-              <w:left w:type="dxa" w:w="120"/>
-              <w:bottom w:type="dxa" w:w="60"/>
-              <w:right w:type="dxa" w:w="120"/>
-            </w:tcMar>
-            <w:vAlign w:val="top"/>
-          </w:tcPr>
-          <w:p>
-            <w:pPr>
-              <w:spacing w:after="30" w:before="0"/>
-              <w:ind w:left="360" w:hanging="180"/>
-              <w:jc w:val="left"/>
-            </w:pPr>
-            <w:r>
-              <w:rPr>
-                <w:rFonts w:ascii="Arial" w:cs="Arial" w:eastAsia="Arial" w:hAnsi="Arial"/>
-                <w:b w:val="false"/>
-                <w:bCs w:val="false"/>
-                <w:i w:val="false"/>
-                <w:iCs w:val="false"/>
-                <w:color w:val="000000"/>
-                <w:sz w:val="18"/>
-                <w:szCs w:val="18"/>
-              </w:rPr>
-              <w:t xml:space="preserve">–  Respect: The learner displays humility by listening to others' opinions while discussing areas where quadratic equations are used in real life situations.</w:t>
-            </w:r>
-          </w:p>
-          <w:p>
-            <w:pPr>
-              <w:spacing w:after="30" w:before="0"/>
-              <w:ind w:left="360" w:hanging="180"/>
-              <w:jc w:val="left"/>
-            </w:pPr>
-            <w:r>
-              <w:rPr>
-                <w:rFonts w:ascii="Arial" w:cs="Arial" w:eastAsia="Arial" w:hAnsi="Arial"/>
-                <w:b w:val="false"/>
-                <w:bCs w:val="false"/>
-                <w:i w:val="false"/>
-                <w:iCs w:val="false"/>
-                <w:color w:val="000000"/>
-                <w:sz w:val="18"/>
-                <w:szCs w:val="18"/>
-              </w:rPr>
-              <w:t xml:space="preserve">–  Integrity: The learner is honest when verifying solutions to quadratic equations by substitution, and does not copy peers' workings without understanding.</w:t>
-            </w:r>
-          </w:p>
-          <w:p>
-            <w:pPr>
-              <w:spacing w:after="30" w:before="0"/>
-              <w:ind w:left="360" w:hanging="180"/>
-              <w:jc w:val="left"/>
-            </w:pPr>
-            <w:r>
-              <w:rPr>
-                <w:rFonts w:ascii="Arial" w:cs="Arial" w:eastAsia="Arial" w:hAnsi="Arial"/>
-                <w:b w:val="false"/>
-                <w:bCs w:val="false"/>
-                <w:i w:val="false"/>
-                <w:iCs w:val="false"/>
-                <w:color w:val="000000"/>
-                <w:sz w:val="18"/>
-                <w:szCs w:val="18"/>
-              </w:rPr>
-              <w:t xml:space="preserve">–  Responsibility: The learner takes ownership of group tasks, contributes fairly to collaborative activities, and observes online safety procedures when searching for applications of quadratic equations using digital resources.</w:t>
-            </w:r>
-          </w:p>
-        </w:tc>
-      </w:tr>
-      <w:tr>
-        <w:tc>
-          <w:tcPr>
-            <w:tcW w:type="dxa" w:w="3000"/>
-            <w:shd w:fill="D5E8F0" w:color="auto" w:val="clear"/>
-            <w:tcMar>
-              <w:top w:type="dxa" w:w="60"/>
-              <w:left w:type="dxa" w:w="120"/>
-              <w:bottom w:type="dxa" w:w="60"/>
-              <w:right w:type="dxa" w:w="120"/>
-            </w:tcMar>
-            <w:vAlign w:val="top"/>
-          </w:tcPr>
-          <w:p>
-            <w:pPr>
-              <w:spacing w:after="40" w:before="0"/>
-              <w:jc w:val="left"/>
-            </w:pPr>
-            <w:r>
-              <w:rPr>
-                <w:rFonts w:ascii="Arial" w:cs="Arial" w:eastAsia="Arial" w:hAnsi="Arial"/>
-                <w:b/>
-                <w:bCs/>
-                <w:i w:val="false"/>
-                <w:iCs w:val="false"/>
-                <w:color w:val="000000"/>
-                <w:sz w:val="18"/>
-                <w:szCs w:val="18"/>
-              </w:rPr>
-              <w:t xml:space="preserve">Science &amp; Engineering Practices</w:t>
-            </w:r>
-          </w:p>
-        </w:tc>
-        <w:tc>
-          <w:tcPr>
-            <w:tcW w:type="dxa" w:w="10680"/>
-            <w:shd w:fill="FFFFFF" w:color="auto" w:val="clear"/>
-            <w:tcMar>
-              <w:top w:type="dxa" w:w="60"/>
-              <w:left w:type="dxa" w:w="120"/>
-              <w:bottom w:type="dxa" w:w="60"/>
-              <w:right w:type="dxa" w:w="120"/>
-            </w:tcMar>
-            <w:vAlign w:val="top"/>
-          </w:tcPr>
-          <w:p>
-            <w:pPr>
-              <w:spacing w:after="30" w:before="0"/>
-              <w:ind w:left="360" w:hanging="180"/>
-              <w:jc w:val="left"/>
-            </w:pPr>
-            <w:r>
-              <w:rPr>
-                <w:rFonts w:ascii="Arial" w:cs="Arial" w:eastAsia="Arial" w:hAnsi="Arial"/>
-                <w:b w:val="false"/>
-                <w:bCs w:val="false"/>
-                <w:i w:val="false"/>
-                <w:iCs w:val="false"/>
-                <w:color w:val="000000"/>
-                <w:sz w:val="18"/>
-                <w:szCs w:val="18"/>
-              </w:rPr>
-              <w:t xml:space="preserve">–  Asking Questions and Defining Problems: Learners identify real-life situations (e.g. a farmer in the Rift Valley fencing a rectangular shamba of known area) that can be modelled as quadratic equations, and frame these as mathematical questions to be solved.</w:t>
-            </w:r>
-          </w:p>
-          <w:p>
-            <w:pPr>
-              <w:spacing w:after="30" w:before="0"/>
-              <w:ind w:left="360" w:hanging="180"/>
-              <w:jc w:val="left"/>
-            </w:pPr>
-            <w:r>
-              <w:rPr>
-                <w:rFonts w:ascii="Arial" w:cs="Arial" w:eastAsia="Arial" w:hAnsi="Arial"/>
-                <w:b w:val="false"/>
-                <w:bCs w:val="false"/>
-                <w:i w:val="false"/>
-                <w:iCs w:val="false"/>
-                <w:color w:val="000000"/>
-                <w:sz w:val="18"/>
-                <w:szCs w:val="18"/>
-              </w:rPr>
-              <w:t xml:space="preserve">–  Using Mathematics and Computational Thinking: Learners translate word problems into algebraic expressions and quadratic equations, apply the factorisation algorithm systematically, and verify answers through substitution — demonstrating mathematical reasoning as a core scientific practice.</w:t>
-            </w:r>
-          </w:p>
-          <w:p>
-            <w:pPr>
-              <w:spacing w:after="30" w:before="0"/>
-              <w:ind w:left="360" w:hanging="180"/>
-              <w:jc w:val="left"/>
-            </w:pPr>
-            <w:r>
-              <w:rPr>
-                <w:rFonts w:ascii="Arial" w:cs="Arial" w:eastAsia="Arial" w:hAnsi="Arial"/>
-                <w:b w:val="false"/>
-                <w:bCs w:val="false"/>
-                <w:i w:val="false"/>
-                <w:iCs w:val="false"/>
-                <w:color w:val="000000"/>
-                <w:sz w:val="18"/>
-                <w:szCs w:val="18"/>
-              </w:rPr>
-              <w:t xml:space="preserve">–  Constructing Explanations and Designing Solutions: Learners explain each step of the factorisation process, justify why both solutions of a quadratic equation may or may not be valid in a real-life context, and communicate solutions clearly to peers.</w:t>
-            </w:r>
-          </w:p>
-          <w:p>
-            <w:pPr>
-              <w:spacing w:after="30" w:before="0"/>
-              <w:ind w:left="360" w:hanging="180"/>
-              <w:jc w:val="left"/>
-            </w:pPr>
-            <w:r>
-              <w:rPr>
-                <w:rFonts w:ascii="Arial" w:cs="Arial" w:eastAsia="Arial" w:hAnsi="Arial"/>
-                <w:b w:val="false"/>
-                <w:bCs w:val="false"/>
-                <w:i w:val="false"/>
-                <w:iCs w:val="false"/>
-                <w:color w:val="000000"/>
-                <w:sz w:val="18"/>
-                <w:szCs w:val="18"/>
-              </w:rPr>
-              <w:t xml:space="preserve">–  Obtaining, Evaluating, and Communicating Information: Learners use digital resources and print media to research applications of quadratic equations, evaluate the reliability of sources, observe online safety, and share findings with the class.</w:t>
-            </w:r>
-          </w:p>
-        </w:tc>
-      </w:tr>
-      <w:tr>
-        <w:tc>
-          <w:tcPr>
-            <w:tcW w:type="dxa" w:w="3000"/>
-            <w:shd w:fill="FCE4D6" w:color="auto" w:val="clear"/>
-            <w:tcMar>
-              <w:top w:type="dxa" w:w="60"/>
-              <w:left w:type="dxa" w:w="120"/>
-              <w:bottom w:type="dxa" w:w="60"/>
-              <w:right w:type="dxa" w:w="120"/>
-            </w:tcMar>
-            <w:vAlign w:val="top"/>
-          </w:tcPr>
-          <w:p>
-            <w:pPr>
-              <w:spacing w:after="40" w:before="0"/>
-              <w:jc w:val="left"/>
-            </w:pPr>
-            <w:r>
-              <w:rPr>
-                <w:rFonts w:ascii="Arial" w:cs="Arial" w:eastAsia="Arial" w:hAnsi="Arial"/>
-                <w:b/>
-                <w:bCs/>
-                <w:i w:val="false"/>
-                <w:iCs w:val="false"/>
-                <w:color w:val="000000"/>
-                <w:sz w:val="18"/>
-                <w:szCs w:val="18"/>
-              </w:rPr>
-              <w:t xml:space="preserve">Pertinent &amp; Contemporary Issues (PCIs)</w:t>
-            </w:r>
-          </w:p>
-        </w:tc>
-        <w:tc>
-          <w:tcPr>
-            <w:tcW w:type="dxa" w:w="10680"/>
-            <w:shd w:fill="FFFFFF" w:color="auto" w:val="clear"/>
-            <w:tcMar>
-              <w:top w:type="dxa" w:w="60"/>
-              <w:left w:type="dxa" w:w="120"/>
-              <w:bottom w:type="dxa" w:w="60"/>
-              <w:right w:type="dxa" w:w="120"/>
-            </w:tcMar>
-            <w:vAlign w:val="top"/>
-          </w:tcPr>
-          <w:p>
-            <w:pPr>
-              <w:spacing w:after="30" w:before="0"/>
-              <w:ind w:left="360" w:hanging="180"/>
-              <w:jc w:val="left"/>
-            </w:pPr>
-            <w:r>
-              <w:rPr>
-                <w:rFonts w:ascii="Arial" w:cs="Arial" w:eastAsia="Arial" w:hAnsi="Arial"/>
-                <w:b w:val="false"/>
-                <w:bCs w:val="false"/>
-                <w:i w:val="false"/>
-                <w:iCs w:val="false"/>
-                <w:color w:val="000000"/>
-                <w:sz w:val="18"/>
-                <w:szCs w:val="18"/>
-              </w:rPr>
-              <w:t xml:space="preserve">–  Online Safety: The learner observes online safety procedures and guidelines while searching for applications of quadratic equations using digital resources (e.g. Kenya Education Cloud, educational websites).</w:t>
-            </w:r>
-          </w:p>
-          <w:p>
-            <w:pPr>
-              <w:spacing w:after="30" w:before="0"/>
-              <w:ind w:left="360" w:hanging="180"/>
-              <w:jc w:val="left"/>
-            </w:pPr>
-            <w:r>
-              <w:rPr>
-                <w:rFonts w:ascii="Arial" w:cs="Arial" w:eastAsia="Arial" w:hAnsi="Arial"/>
-                <w:b w:val="false"/>
-                <w:bCs w:val="false"/>
-                <w:i w:val="false"/>
-                <w:iCs w:val="false"/>
-                <w:color w:val="000000"/>
-                <w:sz w:val="18"/>
-                <w:szCs w:val="18"/>
-              </w:rPr>
-              <w:t xml:space="preserve">–  Life Skills — Critical Thinking and Problem Solving: The learner applies logical reasoning to translate real-world Kenyan contexts (market stalls, farming plots, school seating layouts) into quadratic models and solve them systematically.</w:t>
-            </w:r>
-          </w:p>
-          <w:p>
-            <w:pPr>
-              <w:spacing w:after="30" w:before="0"/>
-              <w:ind w:left="360" w:hanging="180"/>
-              <w:jc w:val="left"/>
-            </w:pPr>
-            <w:r>
-              <w:rPr>
-                <w:rFonts w:ascii="Arial" w:cs="Arial" w:eastAsia="Arial" w:hAnsi="Arial"/>
-                <w:b w:val="false"/>
-                <w:bCs w:val="false"/>
-                <w:i w:val="false"/>
-                <w:iCs w:val="false"/>
-                <w:color w:val="000000"/>
-                <w:sz w:val="18"/>
-                <w:szCs w:val="18"/>
-              </w:rPr>
-              <w:t xml:space="preserve">–  Financial Literacy: The learner recognises how quadratic relationships appear in commercial contexts such as profit-and-loss maximisation for small businesses and market traders, linking algebra to economic decision-making.</w:t>
-            </w:r>
-          </w:p>
-        </w:tc>
-      </w:tr>
-      <w:tr>
-        <w:tc>
-          <w:tcPr>
-            <w:tcW w:type="dxa" w:w="3000"/>
-            <w:shd w:fill="D9EEF1" w:color="auto" w:val="clear"/>
-            <w:tcMar>
-              <w:top w:type="dxa" w:w="60"/>
-              <w:left w:type="dxa" w:w="120"/>
-              <w:bottom w:type="dxa" w:w="60"/>
-              <w:right w:type="dxa" w:w="120"/>
-            </w:tcMar>
-            <w:vAlign w:val="top"/>
-          </w:tcPr>
-          <w:p>
-            <w:pPr>
-              <w:spacing w:after="40" w:before="0"/>
-              <w:jc w:val="left"/>
-            </w:pPr>
-            <w:r>
-              <w:rPr>
-                <w:rFonts w:ascii="Arial" w:cs="Arial" w:eastAsia="Arial" w:hAnsi="Arial"/>
-                <w:b/>
-                <w:bCs/>
-                <w:i w:val="false"/>
-                <w:iCs w:val="false"/>
-                <w:color w:val="000000"/>
-                <w:sz w:val="18"/>
-                <w:szCs w:val="18"/>
-              </w:rPr>
-              <w:t xml:space="preserve">Career Connections</w:t>
-            </w:r>
-          </w:p>
-        </w:tc>
-        <w:tc>
-          <w:tcPr>
-            <w:tcW w:type="dxa" w:w="10680"/>
-            <w:shd w:fill="FFFFFF" w:color="auto" w:val="clear"/>
-            <w:tcMar>
-              <w:top w:type="dxa" w:w="60"/>
-              <w:left w:type="dxa" w:w="120"/>
-              <w:bottom w:type="dxa" w:w="60"/>
-              <w:right w:type="dxa" w:w="120"/>
-            </w:tcMar>
-            <w:vAlign w:val="top"/>
-          </w:tcPr>
-          <w:p>
-            <w:pPr>
-              <w:spacing w:after="30" w:before="0"/>
-              <w:ind w:left="360" w:hanging="180"/>
-              <w:jc w:val="left"/>
-            </w:pPr>
-            <w:r>
-              <w:rPr>
-                <w:rFonts w:ascii="Arial" w:cs="Arial" w:eastAsia="Arial" w:hAnsi="Arial"/>
-                <w:b w:val="false"/>
-                <w:bCs w:val="false"/>
-                <w:i w:val="false"/>
-                <w:iCs w:val="false"/>
-                <w:color w:val="000000"/>
-                <w:sz w:val="18"/>
-                <w:szCs w:val="18"/>
-              </w:rPr>
-              <w:t xml:space="preserve">–  Architecture and Construction: Quadratic equations are used to calculate areas and dimensions of rooms, buildings, and land plots — directly relevant to careers in construction and quantity surveying in Kenya.</w:t>
-            </w:r>
-          </w:p>
-          <w:p>
-            <w:pPr>
-              <w:spacing w:after="30" w:before="0"/>
-              <w:ind w:left="360" w:hanging="180"/>
-              <w:jc w:val="left"/>
-            </w:pPr>
-            <w:r>
-              <w:rPr>
-                <w:rFonts w:ascii="Arial" w:cs="Arial" w:eastAsia="Arial" w:hAnsi="Arial"/>
-                <w:b w:val="false"/>
-                <w:bCs w:val="false"/>
-                <w:i w:val="false"/>
-                <w:iCs w:val="false"/>
-                <w:color w:val="000000"/>
-                <w:sz w:val="18"/>
-                <w:szCs w:val="18"/>
-              </w:rPr>
-              <w:t xml:space="preserve">–  Agriculture and Farm Management: Farmers in the Rift Valley and Central Kenya use quadratic relationships when planning rectangular plots to maximise yield for a given perimeter or area.</w:t>
-            </w:r>
-          </w:p>
-          <w:p>
-            <w:pPr>
-              <w:spacing w:after="30" w:before="0"/>
-              <w:ind w:left="360" w:hanging="180"/>
-              <w:jc w:val="left"/>
-            </w:pPr>
-            <w:r>
-              <w:rPr>
-                <w:rFonts w:ascii="Arial" w:cs="Arial" w:eastAsia="Arial" w:hAnsi="Arial"/>
-                <w:b w:val="false"/>
-                <w:bCs w:val="false"/>
-                <w:i w:val="false"/>
-                <w:iCs w:val="false"/>
-                <w:color w:val="000000"/>
-                <w:sz w:val="18"/>
-                <w:szCs w:val="18"/>
-              </w:rPr>
-              <w:t xml:space="preserve">–  Business and Entrepreneurship: Quadratic models underpin profit maximisation and cost optimisation in sole proprietorships, market trading, and small business management.</w:t>
-            </w:r>
-          </w:p>
-          <w:p>
-            <w:pPr>
-              <w:spacing w:after="30" w:before="0"/>
-              <w:ind w:left="360" w:hanging="180"/>
-              <w:jc w:val="left"/>
-            </w:pPr>
-            <w:r>
-              <w:rPr>
-                <w:rFonts w:ascii="Arial" w:cs="Arial" w:eastAsia="Arial" w:hAnsi="Arial"/>
-                <w:b w:val="false"/>
-                <w:bCs w:val="false"/>
-                <w:i w:val="false"/>
-                <w:iCs w:val="false"/>
-                <w:color w:val="000000"/>
-                <w:sz w:val="18"/>
-                <w:szCs w:val="18"/>
-              </w:rPr>
-              <w:t xml:space="preserve">–  Journalism and Media: Data journalists use algebraic modelling including quadratic relationships to analyse and present trends in population growth, sports statistics, and economic indicators.</w:t>
-            </w:r>
-          </w:p>
-          <w:p>
-            <w:pPr>
-              <w:spacing w:after="30" w:before="0"/>
-              <w:ind w:left="360" w:hanging="180"/>
-              <w:jc w:val="left"/>
-            </w:pPr>
-            <w:r>
-              <w:rPr>
-                <w:rFonts w:ascii="Arial" w:cs="Arial" w:eastAsia="Arial" w:hAnsi="Arial"/>
-                <w:b w:val="false"/>
-                <w:bCs w:val="false"/>
-                <w:i w:val="false"/>
-                <w:iCs w:val="false"/>
-                <w:color w:val="000000"/>
-                <w:sz w:val="18"/>
-                <w:szCs w:val="18"/>
-              </w:rPr>
-              <w:t xml:space="preserve">–  Sports Management and Coaching: Quadratic equations describe projectile motion in athletics (e.g. a javelin thrown by a Kenyan athlete), relevant to sports science and coaching careers.</w:t>
-            </w:r>
-          </w:p>
-          <w:p>
-            <w:pPr>
-              <w:spacing w:after="30" w:before="0"/>
-              <w:ind w:left="360" w:hanging="180"/>
-              <w:jc w:val="left"/>
-            </w:pPr>
-            <w:r>
-              <w:rPr>
-                <w:rFonts w:ascii="Arial" w:cs="Arial" w:eastAsia="Arial" w:hAnsi="Arial"/>
-                <w:b w:val="false"/>
-                <w:bCs w:val="false"/>
-                <w:i w:val="false"/>
-                <w:iCs w:val="false"/>
-                <w:color w:val="000000"/>
-                <w:sz w:val="18"/>
-                <w:szCs w:val="18"/>
-              </w:rPr>
-              <w:t xml:space="preserve">–  Engineering and Technology: Foundational algebraic skills including quadratic equations support further study in civil, electrical, and mechanical engineering at technical and tertiary institutions.</w:t>
-            </w:r>
-          </w:p>
-        </w:tc>
-      </w:tr>
-      <w:tr>
-        <w:tc>
-          <w:tcPr>
-            <w:tcW w:type="dxa" w:w="3000"/>
-            <w:shd w:fill="D5E8F0" w:color="auto" w:val="clear"/>
-            <w:tcMar>
-              <w:top w:type="dxa" w:w="60"/>
-              <w:left w:type="dxa" w:w="120"/>
-              <w:bottom w:type="dxa" w:w="60"/>
-              <w:right w:type="dxa" w:w="120"/>
-            </w:tcMar>
-            <w:vAlign w:val="top"/>
-          </w:tcPr>
-          <w:p>
-            <w:pPr>
-              <w:spacing w:after="40" w:before="0"/>
-              <w:jc w:val="left"/>
-            </w:pPr>
-            <w:r>
-              <w:rPr>
-                <w:rFonts w:ascii="Arial" w:cs="Arial" w:eastAsia="Arial" w:hAnsi="Arial"/>
-                <w:b/>
-                <w:bCs/>
-                <w:i w:val="false"/>
-                <w:iCs w:val="false"/>
-                <w:color w:val="000000"/>
-                <w:sz w:val="18"/>
-                <w:szCs w:val="18"/>
-              </w:rPr>
-              <w:t xml:space="preserve">Focus for Lessons</w:t>
-            </w:r>
-          </w:p>
-        </w:tc>
-        <w:tc>
-          <w:tcPr>
-            <w:tcW w:type="dxa" w:w="10680"/>
-            <w:shd w:fill="FFFFFF" w:color="auto" w:val="clear"/>
-            <w:tcMar>
-              <w:top w:type="dxa" w:w="60"/>
-              <w:left w:type="dxa" w:w="120"/>
-              <w:bottom w:type="dxa" w:w="60"/>
-              <w:right w:type="dxa" w:w="120"/>
-            </w:tcMar>
-            <w:vAlign w:val="top"/>
-          </w:tcPr>
-          <w:p>
-            <w:pPr>
-              <w:spacing w:after="40" w:before="0"/>
-              <w:jc w:val="left"/>
-            </w:pPr>
-            <w:r>
-              <w:rPr>
-                <w:rFonts w:ascii="Arial" w:cs="Arial" w:eastAsia="Arial" w:hAnsi="Arial"/>
-                <w:b w:val="false"/>
-                <w:bCs w:val="false"/>
-                <w:i w:val="false"/>
-                <w:iCs w:val="false"/>
-                <w:color w:val="000000"/>
-                <w:sz w:val="18"/>
-                <w:szCs w:val="18"/>
-              </w:rPr>
-              <w:t xml:space="preserve">This unit develops learners' ability to move fluently between real-life Kenyan contexts and algebraic representations, beginning with forming algebraic and quadratic expressions, progressing to factorisation, and culminating in solving quadratic equations and interpreting solutions in context. The pedagogical approach is collaborative and problem-based: learners encounter authentic scenarios — such as a farmer in Kericho planning a rectangular tea plot, or a school in Kisumu arranging chairs in rows and columns — and use these to build meaning for quadratic structures before applying formal procedures. Throughout the unit, digital tools and print resources are used to deepen understanding and explore real-world applications, with online safety observed at all times.</w:t>
-            </w:r>
-          </w:p>
-        </w:tc>
-      </w:tr>
-      <w:tr>
-        <w:tc>
-          <w:tcPr>
-            <w:tcW w:type="dxa" w:w="3000"/>
-            <w:shd w:fill="EAD1F5" w:color="auto" w:val="clear"/>
-            <w:tcMar>
-              <w:top w:type="dxa" w:w="60"/>
-              <w:left w:type="dxa" w:w="120"/>
-              <w:bottom w:type="dxa" w:w="60"/>
-              <w:right w:type="dxa" w:w="120"/>
-            </w:tcMar>
-            <w:vAlign w:val="top"/>
-          </w:tcPr>
-          <w:p>
-            <w:pPr>
-              <w:spacing w:after="40" w:before="0"/>
-              <w:jc w:val="left"/>
-            </w:pPr>
-            <w:r>
-              <w:rPr>
-                <w:rFonts w:ascii="Arial" w:cs="Arial" w:eastAsia="Arial" w:hAnsi="Arial"/>
-                <w:b/>
-                <w:bCs/>
-                <w:i w:val="false"/>
-                <w:iCs w:val="false"/>
-                <w:color w:val="000000"/>
-                <w:sz w:val="18"/>
-                <w:szCs w:val="18"/>
-              </w:rPr>
-              <w:t xml:space="preserve">Driving Question / Key Inquiry Questions</w:t>
-            </w:r>
-          </w:p>
-        </w:tc>
-        <w:tc>
-          <w:tcPr>
-            <w:tcW w:type="dxa" w:w="10680"/>
-            <w:shd w:fill="FFFFFF" w:color="auto" w:val="clear"/>
-            <w:tcMar>
-              <w:top w:type="dxa" w:w="60"/>
-              <w:left w:type="dxa" w:w="120"/>
-              <w:bottom w:type="dxa" w:w="60"/>
-              <w:right w:type="dxa" w:w="120"/>
-            </w:tcMar>
-            <w:vAlign w:val="top"/>
-          </w:tcPr>
-          <w:p>
-            <w:pPr>
-              <w:spacing w:after="40" w:before="0"/>
-              <w:jc w:val="left"/>
-            </w:pPr>
-            <w:r>
-              <w:rPr>
-                <w:rFonts w:ascii="Arial" w:cs="Arial" w:eastAsia="Arial" w:hAnsi="Arial"/>
-                <w:b w:val="false"/>
-                <w:bCs w:val="false"/>
-                <w:i w:val="false"/>
-                <w:iCs w:val="false"/>
-                <w:color w:val="000000"/>
-                <w:sz w:val="18"/>
-                <w:szCs w:val="18"/>
-              </w:rPr>
-              <w:t xml:space="preserve">DRIVING QUESTION: How can writing and solving a quadratic equation help us find unknown dimensions, quantities, and arrangements in real-life situations across Kenya?</w:t>
-            </w:r>
-          </w:p>
-          <w:p>
-            <w:pPr>
-              <w:spacing w:after="40" w:before="0"/>
-              <w:jc w:val="left"/>
-            </w:pPr>
-            <w:r>
-              <w:rPr>
-                <w:rFonts w:ascii="Arial" w:cs="Arial" w:eastAsia="Arial" w:hAnsi="Arial"/>
-                <w:b w:val="false"/>
-                <w:bCs w:val="false"/>
-                <w:i w:val="false"/>
-                <w:iCs w:val="false"/>
-                <w:color w:val="000000"/>
-                <w:sz w:val="18"/>
-                <w:szCs w:val="18"/>
-              </w:rPr>
-              <w:t xml:space="preserve"/>
-            </w:r>
-          </w:p>
-          <w:p>
-            <w:pPr>
-              <w:spacing w:after="40" w:before="0"/>
-              <w:jc w:val="left"/>
-            </w:pPr>
-            <w:r>
-              <w:rPr>
-                <w:rFonts w:ascii="Arial" w:cs="Arial" w:eastAsia="Arial" w:hAnsi="Arial"/>
-                <w:b w:val="false"/>
-                <w:bCs w:val="false"/>
-                <w:i w:val="false"/>
-                <w:iCs w:val="false"/>
-                <w:color w:val="000000"/>
-                <w:sz w:val="18"/>
-                <w:szCs w:val="18"/>
-              </w:rPr>
-              <w:t xml:space="preserve">KICD KEY INQUIRY QUESTION:</w:t>
-            </w:r>
-          </w:p>
-          <w:p>
-            <w:pPr>
-              <w:spacing w:after="40" w:before="0"/>
-              <w:jc w:val="left"/>
-            </w:pPr>
-            <w:r>
-              <w:rPr>
-                <w:rFonts w:ascii="Arial" w:cs="Arial" w:eastAsia="Arial" w:hAnsi="Arial"/>
-                <w:b w:val="false"/>
-                <w:bCs w:val="false"/>
-                <w:i w:val="false"/>
-                <w:iCs w:val="false"/>
-                <w:color w:val="000000"/>
-                <w:sz w:val="18"/>
-                <w:szCs w:val="18"/>
-              </w:rPr>
-              <w:t xml:space="preserve">1. How are quadratic equations applied in real life?</w:t>
-            </w:r>
-          </w:p>
-        </w:tc>
-      </w:tr>
-      <w:tr>
-        <w:tc>
-          <w:tcPr>
-            <w:tcW w:type="dxa" w:w="3000"/>
-            <w:shd w:fill="EAD1F5" w:color="auto" w:val="clear"/>
-            <w:tcMar>
-              <w:top w:type="dxa" w:w="60"/>
-              <w:left w:type="dxa" w:w="120"/>
-              <w:bottom w:type="dxa" w:w="60"/>
-              <w:right w:type="dxa" w:w="120"/>
-            </w:tcMar>
-            <w:vAlign w:val="top"/>
-          </w:tcPr>
-          <w:p>
-            <w:pPr>
-              <w:spacing w:after="40" w:before="0"/>
-              <w:jc w:val="left"/>
-            </w:pPr>
-            <w:r>
-              <w:rPr>
-                <w:rFonts w:ascii="Arial" w:cs="Arial" w:eastAsia="Arial" w:hAnsi="Arial"/>
-                <w:b/>
-                <w:bCs/>
-                <w:i w:val="false"/>
-                <w:iCs w:val="false"/>
-                <w:color w:val="000000"/>
-                <w:sz w:val="18"/>
-                <w:szCs w:val="18"/>
-              </w:rPr>
-              <w:t xml:space="preserve">Anchoring Phenomenon</w:t>
-            </w:r>
-          </w:p>
-        </w:tc>
-        <w:tc>
-          <w:tcPr>
-            <w:tcW w:type="dxa" w:w="10680"/>
-            <w:shd w:fill="FFFFFF" w:color="auto" w:val="clear"/>
-            <w:tcMar>
-              <w:top w:type="dxa" w:w="60"/>
-              <w:left w:type="dxa" w:w="120"/>
-              <w:bottom w:type="dxa" w:w="60"/>
-              <w:right w:type="dxa" w:w="120"/>
-            </w:tcMar>
-            <w:vAlign w:val="top"/>
-          </w:tcPr>
-          <w:p>
-            <w:pPr>
-              <w:spacing w:after="40" w:before="0"/>
-              <w:jc w:val="left"/>
-            </w:pPr>
-            <w:r>
-              <w:rPr>
-                <w:rFonts w:ascii="Arial" w:cs="Arial" w:eastAsia="Arial" w:hAnsi="Arial"/>
-                <w:b w:val="false"/>
-                <w:bCs w:val="false"/>
-                <w:i w:val="false"/>
-                <w:iCs w:val="false"/>
-                <w:color w:val="000000"/>
-                <w:sz w:val="18"/>
-                <w:szCs w:val="18"/>
-              </w:rPr>
-              <w:t xml:space="preserve">A school in Kisumu is preparing for its annual prize-giving ceremony. The administration needs to arrange a rectangular block of chairs for 120 guests so that the number of columns exceeds the number of rows by 7. A student volunteer, Achieng, sketches the layout on paper and realises she cannot simply divide 120 by a number — she needs to find two related numbers whose product is 120. When she tries to "guess and check," she keeps getting decimals or the wrong totals. Her teacher, Mr Otieno, suggests that the relationship between the rows and columns can be written as an equation involving a squared unknown. Students find this puzzling: why does a simple seating problem produce an equation with a squared term? How can you solve an equation where the unknown appears multiplied by itself? And once you find two answers, which one actually works for the chairs — or do both?</w:t>
-            </w:r>
-          </w:p>
-        </w:tc>
-      </w:tr>
-      <w:tr>
-        <w:tc>
-          <w:tcPr>
-            <w:tcW w:type="dxa" w:w="3000"/>
-            <w:shd w:fill="D9EEF1" w:color="auto" w:val="clear"/>
-            <w:tcMar>
-              <w:top w:type="dxa" w:w="60"/>
-              <w:left w:type="dxa" w:w="120"/>
-              <w:bottom w:type="dxa" w:w="60"/>
-              <w:right w:type="dxa" w:w="120"/>
-            </w:tcMar>
-            <w:vAlign w:val="top"/>
-          </w:tcPr>
-          <w:p>
-            <w:pPr>
-              <w:spacing w:after="40" w:before="0"/>
-              <w:jc w:val="left"/>
-            </w:pPr>
-            <w:r>
-              <w:rPr>
-                <w:rFonts w:ascii="Arial" w:cs="Arial" w:eastAsia="Arial" w:hAnsi="Arial"/>
-                <w:b/>
-                <w:bCs/>
-                <w:i w:val="false"/>
-                <w:iCs w:val="false"/>
-                <w:color w:val="000000"/>
-                <w:sz w:val="18"/>
-                <w:szCs w:val="18"/>
-              </w:rPr>
-              <w:t xml:space="preserve">Storyline Thread</w:t>
-            </w:r>
-          </w:p>
-        </w:tc>
-        <w:tc>
-          <w:tcPr>
-            <w:tcW w:type="dxa" w:w="10680"/>
-            <w:shd w:fill="FFFFFF" w:color="auto" w:val="clear"/>
-            <w:tcMar>
-              <w:top w:type="dxa" w:w="60"/>
-              <w:left w:type="dxa" w:w="120"/>
-              <w:bottom w:type="dxa" w:w="60"/>
-              <w:right w:type="dxa" w:w="120"/>
-            </w:tcMar>
-            <w:vAlign w:val="top"/>
-          </w:tcPr>
-          <w:p>
-            <w:pPr>
-              <w:spacing w:after="40" w:before="0"/>
-              <w:jc w:val="left"/>
-            </w:pPr>
-            <w:r>
-              <w:rPr>
-                <w:rFonts w:ascii="Arial" w:cs="Arial" w:eastAsia="Arial" w:hAnsi="Arial"/>
-                <w:b w:val="false"/>
-                <w:bCs w:val="false"/>
-                <w:i w:val="false"/>
-                <w:iCs w:val="false"/>
-                <w:color w:val="000000"/>
-                <w:sz w:val="18"/>
-                <w:szCs w:val="18"/>
-              </w:rPr>
-              <w:t xml:space="preserve">Lesson 1 — Anchoring Phenomenon &amp; Forming Algebraic Expressions: Learners are introduced to Achieng's chair-arrangement problem at the Kisumu prize-giving ceremony. They brainstorm unknown quantities in everyday Kenyan contexts (chairs, farm plots, market stalls), practise using letters to represent unknowns, and form simple algebraic expressions from word statements. The Driving Question Board (DQB) is introduced: learners post initial questions and wonderings about how algebra can help solve Achieng's problem.</w:t>
-            </w:r>
-          </w:p>
-          <w:p>
-            <w:pPr>
-              <w:spacing w:after="40" w:before="0"/>
-              <w:jc w:val="left"/>
-            </w:pPr>
-            <w:r>
-              <w:rPr>
-                <w:rFonts w:ascii="Arial" w:cs="Arial" w:eastAsia="Arial" w:hAnsi="Arial"/>
-                <w:b w:val="false"/>
-                <w:bCs w:val="false"/>
-                <w:i w:val="false"/>
-                <w:iCs w:val="false"/>
-                <w:color w:val="000000"/>
-                <w:sz w:val="18"/>
-                <w:szCs w:val="18"/>
-              </w:rPr>
-              <w:t xml:space="preserve"/>
-            </w:r>
-          </w:p>
-          <w:p>
-            <w:pPr>
-              <w:spacing w:after="40" w:before="0"/>
-              <w:jc w:val="left"/>
-            </w:pPr>
-            <w:r>
-              <w:rPr>
-                <w:rFonts w:ascii="Arial" w:cs="Arial" w:eastAsia="Arial" w:hAnsi="Arial"/>
-                <w:b w:val="false"/>
-                <w:bCs w:val="false"/>
-                <w:i w:val="false"/>
-                <w:iCs w:val="false"/>
-                <w:color w:val="000000"/>
-                <w:sz w:val="18"/>
-                <w:szCs w:val="18"/>
-              </w:rPr>
-              <w:t xml:space="preserve">Lesson 2 — From Expressions to Quadratic Expressions: Learners revisit the chair problem and realise the product of two linear expressions produces a squared term. Guided by the teacher, they form quadratic expressions from contexts such as a rectangular maize plot in Eldoret (rows × columns = area) and the mandazi dough scenario. They identify the standard form ax² + bx + c and distinguish quadratic expressions from linear ones. DQB is updated with new observations.</w:t>
-            </w:r>
-          </w:p>
-          <w:p>
-            <w:pPr>
-              <w:spacing w:after="40" w:before="0"/>
-              <w:jc w:val="left"/>
-            </w:pPr>
-            <w:r>
-              <w:rPr>
-                <w:rFonts w:ascii="Arial" w:cs="Arial" w:eastAsia="Arial" w:hAnsi="Arial"/>
-                <w:b w:val="false"/>
-                <w:bCs w:val="false"/>
-                <w:i w:val="false"/>
-                <w:iCs w:val="false"/>
-                <w:color w:val="000000"/>
-                <w:sz w:val="18"/>
-                <w:szCs w:val="18"/>
-              </w:rPr>
-              <w:t xml:space="preserve"/>
-            </w:r>
-          </w:p>
-          <w:p>
-            <w:pPr>
-              <w:spacing w:after="40" w:before="0"/>
-              <w:jc w:val="left"/>
-            </w:pPr>
-            <w:r>
-              <w:rPr>
-                <w:rFonts w:ascii="Arial" w:cs="Arial" w:eastAsia="Arial" w:hAnsi="Arial"/>
-                <w:b w:val="false"/>
-                <w:bCs w:val="false"/>
-                <w:i w:val="false"/>
-                <w:iCs w:val="false"/>
-                <w:color w:val="000000"/>
-                <w:sz w:val="18"/>
-                <w:szCs w:val="18"/>
-              </w:rPr>
-              <w:t xml:space="preserve">Lesson 3 — Forming Quadratic Equations from Real-Life Situations: Learners read and interpret case scenarios (farm fencing in the Rift Valley, seating arrangements, seedling grids) and practise translating each into a quadratic equation. They discuss with peers, compare equations formed, and identify that a quadratic equation has exactly one squared term and equals a constant. Misconceptions are surfaced and addressed. DQB questions about "how to solve" are flagged for upcoming lessons.</w:t>
-            </w:r>
-          </w:p>
-          <w:p>
-            <w:pPr>
-              <w:spacing w:after="40" w:before="0"/>
-              <w:jc w:val="left"/>
-            </w:pPr>
-            <w:r>
-              <w:rPr>
-                <w:rFonts w:ascii="Arial" w:cs="Arial" w:eastAsia="Arial" w:hAnsi="Arial"/>
-                <w:b w:val="false"/>
-                <w:bCs w:val="false"/>
-                <w:i w:val="false"/>
-                <w:iCs w:val="false"/>
-                <w:color w:val="000000"/>
-                <w:sz w:val="18"/>
-                <w:szCs w:val="18"/>
-              </w:rPr>
-              <w:t xml:space="preserve"/>
-            </w:r>
-          </w:p>
-          <w:p>
-            <w:pPr>
-              <w:spacing w:after="40" w:before="0"/>
-              <w:jc w:val="left"/>
-            </w:pPr>
-            <w:r>
-              <w:rPr>
-                <w:rFonts w:ascii="Arial" w:cs="Arial" w:eastAsia="Arial" w:hAnsi="Arial"/>
-                <w:b w:val="false"/>
-                <w:bCs w:val="false"/>
-                <w:i w:val="false"/>
-                <w:iCs w:val="false"/>
-                <w:color w:val="000000"/>
-                <w:sz w:val="18"/>
-                <w:szCs w:val="18"/>
-              </w:rPr>
-              <w:t xml:space="preserve">Lesson 4 — Factorisation of Quadratic Expressions (Product-and-Sum Method): Learners are explicitly taught the product-and-sum strategy for factorising quadratic expressions. They work through expressions derived from their real-life contexts (e.g. the number of seedlings: n² + 3n − 108). Peer discussion and collaborative practice reinforce the method. Learners verify factorisations by expanding. DQB is updated: "Can factorisation always work?"</w:t>
-            </w:r>
-          </w:p>
-          <w:p>
-            <w:pPr>
-              <w:spacing w:after="40" w:before="0"/>
-              <w:jc w:val="left"/>
-            </w:pPr>
-            <w:r>
-              <w:rPr>
-                <w:rFonts w:ascii="Arial" w:cs="Arial" w:eastAsia="Arial" w:hAnsi="Arial"/>
-                <w:b w:val="false"/>
-                <w:bCs w:val="false"/>
-                <w:i w:val="false"/>
-                <w:iCs w:val="false"/>
-                <w:color w:val="000000"/>
-                <w:sz w:val="18"/>
-                <w:szCs w:val="18"/>
-              </w:rPr>
-              <w:t xml:space="preserve"/>
-            </w:r>
-          </w:p>
-          <w:p>
-            <w:pPr>
-              <w:spacing w:after="40" w:before="0"/>
-              <w:jc w:val="left"/>
-            </w:pPr>
-            <w:r>
-              <w:rPr>
-                <w:rFonts w:ascii="Arial" w:cs="Arial" w:eastAsia="Arial" w:hAnsi="Arial"/>
-                <w:b w:val="false"/>
-                <w:bCs w:val="false"/>
-                <w:i w:val="false"/>
-                <w:iCs w:val="false"/>
-                <w:color w:val="000000"/>
-                <w:sz w:val="18"/>
-                <w:szCs w:val="18"/>
-              </w:rPr>
-              <w:t xml:space="preserve">Lesson 5 — Solving Quadratic Equations by Factorisation: Learners apply factorisation to solve quadratic equations, setting each factor equal to zero and finding both roots. They return to Achieng's chair problem and the farm-fencing scenario, compute both solutions, and interpret which solution(s) make sense in context (rejecting negative values where appropriate). The teacher facilitates a whole-class sensemaking discussion connecting solutions back to the phenomenon.</w:t>
-            </w:r>
-          </w:p>
-          <w:p>
-            <w:pPr>
-              <w:spacing w:after="40" w:before="0"/>
-              <w:jc w:val="left"/>
-            </w:pPr>
-            <w:r>
-              <w:rPr>
-                <w:rFonts w:ascii="Arial" w:cs="Arial" w:eastAsia="Arial" w:hAnsi="Arial"/>
-                <w:b w:val="false"/>
-                <w:bCs w:val="false"/>
-                <w:i w:val="false"/>
-                <w:iCs w:val="false"/>
-                <w:color w:val="000000"/>
-                <w:sz w:val="18"/>
-                <w:szCs w:val="18"/>
-              </w:rPr>
-              <w:t xml:space="preserve"/>
-            </w:r>
-          </w:p>
-          <w:p>
-            <w:pPr>
-              <w:spacing w:after="40" w:before="0"/>
-              <w:jc w:val="left"/>
-            </w:pPr>
-            <w:r>
-              <w:rPr>
-                <w:rFonts w:ascii="Arial" w:cs="Arial" w:eastAsia="Arial" w:hAnsi="Arial"/>
-                <w:b w:val="false"/>
-                <w:bCs w:val="false"/>
-                <w:i w:val="false"/>
-                <w:iCs w:val="false"/>
-                <w:color w:val="000000"/>
-                <w:sz w:val="18"/>
-                <w:szCs w:val="18"/>
-              </w:rPr>
-              <w:t xml:space="preserve">Lesson 6 — Verification and Deeper Factorisation Practice: Learners practise verifying solutions by substitution into the original equation. They tackle a range of quadratic equations of increasing complexity drawn from Kenyan contexts (matatu profit, market trading, athletics projectile scenarios). Peer checking and error analysis are used. Learners update the DQB, answering earlier questions about when both, one, or neither solution is valid in context.</w:t>
-            </w:r>
-          </w:p>
-          <w:p>
-            <w:pPr>
-              <w:spacing w:after="40" w:before="0"/>
-              <w:jc w:val="left"/>
-            </w:pPr>
-            <w:r>
-              <w:rPr>
-                <w:rFonts w:ascii="Arial" w:cs="Arial" w:eastAsia="Arial" w:hAnsi="Arial"/>
-                <w:b w:val="false"/>
-                <w:bCs w:val="false"/>
-                <w:i w:val="false"/>
-                <w:iCs w:val="false"/>
-                <w:color w:val="000000"/>
-                <w:sz w:val="18"/>
-                <w:szCs w:val="18"/>
-              </w:rPr>
-              <w:t xml:space="preserve"/>
-            </w:r>
-          </w:p>
-          <w:p>
-            <w:pPr>
-              <w:spacing w:after="40" w:before="0"/>
-              <w:jc w:val="left"/>
-            </w:pPr>
-            <w:r>
-              <w:rPr>
-                <w:rFonts w:ascii="Arial" w:cs="Arial" w:eastAsia="Arial" w:hAnsi="Arial"/>
-                <w:b w:val="false"/>
-                <w:bCs w:val="false"/>
-                <w:i w:val="false"/>
-                <w:iCs w:val="false"/>
-                <w:color w:val="000000"/>
-                <w:sz w:val="18"/>
-                <w:szCs w:val="18"/>
-              </w:rPr>
-              <w:t xml:space="preserve">Lesson 7 — Applications and Digital Research: Learners use digital devices (or print resources) to research real-world applications of quadratic equations — in architecture, agriculture, sports, and business — observing online safety measures. Small groups prepare short presentations linking their findings to the driving question. The teacher facilitates a gallery walk and class discussion. Learners add new connections to the DQB and revise their models of "what a quadratic equation can tell us."</w:t>
-            </w:r>
-          </w:p>
-          <w:p>
-            <w:pPr>
-              <w:spacing w:after="40" w:before="0"/>
-              <w:jc w:val="left"/>
-            </w:pPr>
-            <w:r>
-              <w:rPr>
-                <w:rFonts w:ascii="Arial" w:cs="Arial" w:eastAsia="Arial" w:hAnsi="Arial"/>
-                <w:b w:val="false"/>
-                <w:bCs w:val="false"/>
-                <w:i w:val="false"/>
-                <w:iCs w:val="false"/>
-                <w:color w:val="000000"/>
-                <w:sz w:val="18"/>
-                <w:szCs w:val="18"/>
-              </w:rPr>
-              <w:t xml:space="preserve"/>
-            </w:r>
-          </w:p>
-          <w:p>
-            <w:pPr>
-              <w:spacing w:after="40" w:before="0"/>
-              <w:jc w:val="left"/>
-            </w:pPr>
-            <w:r>
-              <w:rPr>
-                <w:rFonts w:ascii="Arial" w:cs="Arial" w:eastAsia="Arial" w:hAnsi="Arial"/>
-                <w:b w:val="false"/>
-                <w:bCs w:val="false"/>
-                <w:i w:val="false"/>
-                <w:iCs w:val="false"/>
-                <w:color w:val="000000"/>
-                <w:sz w:val="18"/>
-                <w:szCs w:val="18"/>
-              </w:rPr>
-              <w:t xml:space="preserve">Lesson 8 — Model Building, Consolidation &amp; Assessment: Learners construct a cumulative visual model (poster or digital slide) that maps the full journey: real-life context → algebraic expression → quadratic expression → quadratic equation → factorisation → solution → interpretation in context. They present their models, respond to driving question prompts, and complete a class activity / written assessment task. The DQB is reviewed as a class — all initial questions are answered or noted for further inquiry. Lesson closes with learners articulating how quadratic equations are used across careers in Kenya.</w:t>
-            </w:r>
-          </w:p>
-        </w:tc>
-      </w:tr>
-      <w:tr>
-        <w:tc>
-          <w:tcPr>
-            <w:tcW w:type="dxa" w:w="3000"/>
-            <w:shd w:fill="EAD1F5" w:color="auto" w:val="clear"/>
-            <w:tcMar>
-              <w:top w:type="dxa" w:w="60"/>
-              <w:left w:type="dxa" w:w="120"/>
-              <w:bottom w:type="dxa" w:w="60"/>
-              <w:right w:type="dxa" w:w="120"/>
-            </w:tcMar>
-            <w:vAlign w:val="top"/>
-          </w:tcPr>
-          <w:p>
-            <w:pPr>
-              <w:spacing w:after="40" w:before="0"/>
-              <w:jc w:val="left"/>
-            </w:pPr>
-            <w:r>
-              <w:rPr>
-                <w:rFonts w:ascii="Arial" w:cs="Arial" w:eastAsia="Arial" w:hAnsi="Arial"/>
-                <w:b/>
-                <w:bCs/>
-                <w:i w:val="false"/>
-                <w:iCs w:val="false"/>
-                <w:color w:val="000000"/>
-                <w:sz w:val="18"/>
-                <w:szCs w:val="18"/>
-              </w:rPr>
-              <w:t xml:space="preserve">Supporting Phenomena</w:t>
-            </w:r>
-          </w:p>
-        </w:tc>
-        <w:tc>
-          <w:tcPr>
-            <w:tcW w:type="dxa" w:w="10680"/>
-            <w:shd w:fill="FFFFFF" w:color="auto" w:val="clear"/>
-            <w:tcMar>
-              <w:top w:type="dxa" w:w="60"/>
-              <w:left w:type="dxa" w:w="120"/>
-              <w:bottom w:type="dxa" w:w="60"/>
-              <w:right w:type="dxa" w:w="120"/>
-            </w:tcMar>
-            <w:vAlign w:val="top"/>
-          </w:tcPr>
-          <w:p>
-            <w:pPr>
-              <w:spacing w:after="30" w:before="0"/>
-              <w:ind w:left="360" w:hanging="180"/>
-              <w:jc w:val="left"/>
-            </w:pPr>
-            <w:r>
-              <w:rPr>
-                <w:rFonts w:ascii="Arial" w:cs="Arial" w:eastAsia="Arial" w:hAnsi="Arial"/>
-                <w:b w:val="false"/>
-                <w:bCs w:val="false"/>
-                <w:i w:val="false"/>
-                <w:iCs w:val="false"/>
-                <w:color w:val="000000"/>
-                <w:sz w:val="18"/>
-                <w:szCs w:val="18"/>
-              </w:rPr>
-              <w:t xml:space="preserve">–  A farmer in the Rift Valley has 56 metres of fencing and wants to enclose a rectangular shamba whose length is 2 metres more than twice its width — learners discover that finding the dimensions requires solving a quadratic equation, and that one solution may be negative (physically meaningless) while the other gives the actual farm dimensions.</w:t>
-            </w:r>
-          </w:p>
-          <w:p>
-            <w:pPr>
-              <w:spacing w:after="30" w:before="0"/>
-              <w:ind w:left="360" w:hanging="180"/>
-              <w:jc w:val="left"/>
-            </w:pPr>
-            <w:r>
-              <w:rPr>
-                <w:rFonts w:ascii="Arial" w:cs="Arial" w:eastAsia="Arial" w:hAnsi="Arial"/>
-                <w:b w:val="false"/>
-                <w:bCs w:val="false"/>
-                <w:i w:val="false"/>
-                <w:iCs w:val="false"/>
-                <w:color w:val="000000"/>
-                <w:sz w:val="18"/>
-                <w:szCs w:val="18"/>
-              </w:rPr>
-              <w:t xml:space="preserve">–  A mandazi vendor in Mombasa's Old Town cuts a square piece of dough and removes a smaller square from one corner to create an L-shaped piece; knowing the total area of dough remaining, learners write and solve a quadratic equation to find the side length of the original square.</w:t>
-            </w:r>
-          </w:p>
-          <w:p>
-            <w:pPr>
-              <w:spacing w:after="30" w:before="0"/>
-              <w:ind w:left="360" w:hanging="180"/>
-              <w:jc w:val="left"/>
-            </w:pPr>
-            <w:r>
-              <w:rPr>
-                <w:rFonts w:ascii="Arial" w:cs="Arial" w:eastAsia="Arial" w:hAnsi="Arial"/>
-                <w:b w:val="false"/>
-                <w:bCs w:val="false"/>
-                <w:i w:val="false"/>
-                <w:iCs w:val="false"/>
-                <w:color w:val="000000"/>
-                <w:sz w:val="18"/>
-                <w:szCs w:val="18"/>
-              </w:rPr>
-              <w:t xml:space="preserve">–  A matatu operator in Nairobi observes that his daily profit (in Kenya Shillings) depends on the number of trips made, modelled by an expression with a squared term; learners form and factorise the quadratic expression to find the number of trips that gives zero profit (break-even), connecting algebra to commercial arithmetic.</w:t>
-            </w:r>
-          </w:p>
-          <w:p>
-            <w:pPr>
-              <w:spacing w:after="30" w:before="0"/>
-              <w:ind w:left="360" w:hanging="180"/>
-              <w:jc w:val="left"/>
-            </w:pPr>
-            <w:r>
-              <w:rPr>
-                <w:rFonts w:ascii="Arial" w:cs="Arial" w:eastAsia="Arial" w:hAnsi="Arial"/>
-                <w:b w:val="false"/>
-                <w:bCs w:val="false"/>
-                <w:i w:val="false"/>
-                <w:iCs w:val="false"/>
-                <w:color w:val="000000"/>
-                <w:sz w:val="18"/>
-                <w:szCs w:val="18"/>
-              </w:rPr>
-              <w:t xml:space="preserve">–  A teacher at a school in Eldoret plants maize seedlings in a rectangular grid where the total number of seedlings equals the product of the number of rows and columns, with columns being 3 more than rows; learners form a quadratic equation from this context and solve it by factorisation to find the actual grid dimensions.</w:t>
-            </w:r>
-          </w:p>
-        </w:tc>
-      </w:tr>
-    </w:tbl>
-    <w:p>
-      <w:pPr>
-        <w:spacing w:after="120"/>
-      </w:pPr>
-      <w:r>
-        <w:t xml:space="preserve"/>
       </w:r>
     </w:p>
     <w:p>
@@ -3298,7 +3298,7 @@
             <w:pPr>
               <w:spacing w:after="20" w:before="0"/>
             </w:pPr>
-            <w:hyperlink w:history="1" r:id="rIdvaz17yhmz7g-jatcjyhwd">
+            <w:hyperlink w:history="1" r:id="rIdqy45pd2n27ix7hvjq8w9g">
               <w:r>
                 <w:rPr>
                   <w:rFonts w:ascii="Arial" w:cs="Arial" w:eastAsia="Arial" w:hAnsi="Arial"/>
@@ -3331,7 +3331,7 @@
               <w:spacing w:after="10" w:before="0"/>
               <w:ind w:left="120"/>
             </w:pPr>
-            <w:hyperlink w:history="1" r:id="rId3kr6q3iex7-fsbahxx4pq">
+            <w:hyperlink w:history="1" r:id="rIddonfegoet6pnbaxrqneei">
               <w:r>
                 <w:rPr>
                   <w:rFonts w:ascii="Arial" w:cs="Arial" w:eastAsia="Arial" w:hAnsi="Arial"/>
@@ -3376,7 +3376,7 @@
             <w:pPr>
               <w:spacing w:after="20" w:before="0"/>
             </w:pPr>
-            <w:hyperlink w:history="1" r:id="rIdwry1whvcj0wetyhtdjtms">
+            <w:hyperlink w:history="1" r:id="rIdepuujc3wkwf4gercfa6fm">
               <w:r>
                 <w:rPr>
                   <w:rFonts w:ascii="Arial" w:cs="Arial" w:eastAsia="Arial" w:hAnsi="Arial"/>
@@ -3409,7 +3409,7 @@
               <w:spacing w:after="10" w:before="0"/>
               <w:ind w:left="120"/>
             </w:pPr>
-            <w:hyperlink w:history="1" r:id="rIdbcpkaij828dnikfwayeai">
+            <w:hyperlink w:history="1" r:id="rIdflpezinkloidv8za5zekn">
               <w:r>
                 <w:rPr>
                   <w:rFonts w:ascii="Arial" w:cs="Arial" w:eastAsia="Arial" w:hAnsi="Arial"/>
@@ -3661,7 +3661,7 @@
             <w:pPr>
               <w:spacing w:after="20" w:before="0"/>
             </w:pPr>
-            <w:hyperlink w:history="1" r:id="rIdc7vptbpzqn5y3_hlm6d99">
+            <w:hyperlink w:history="1" r:id="rId1nl8eblwpw9eqe7qwbiqf">
               <w:r>
                 <w:rPr>
                   <w:rFonts w:ascii="Arial" w:cs="Arial" w:eastAsia="Arial" w:hAnsi="Arial"/>
@@ -3694,7 +3694,7 @@
               <w:spacing w:after="10" w:before="0"/>
               <w:ind w:left="120"/>
             </w:pPr>
-            <w:hyperlink w:history="1" r:id="rIdmw8dqbiy_ludom3jzmt7v">
+            <w:hyperlink w:history="1" r:id="rId0kmtlz_torgydo0zvtfbc">
               <w:r>
                 <w:rPr>
                   <w:rFonts w:ascii="Arial" w:cs="Arial" w:eastAsia="Arial" w:hAnsi="Arial"/>
@@ -3739,7 +3739,7 @@
             <w:pPr>
               <w:spacing w:after="20" w:before="0"/>
             </w:pPr>
-            <w:hyperlink w:history="1" r:id="rIdnfmii-iaw2n96zz8m0mxh">
+            <w:hyperlink w:history="1" r:id="rIdposmsh3p2rbmyn5oxlumm">
               <w:r>
                 <w:rPr>
                   <w:rFonts w:ascii="Arial" w:cs="Arial" w:eastAsia="Arial" w:hAnsi="Arial"/>
@@ -3772,7 +3772,7 @@
               <w:spacing w:after="10" w:before="0"/>
               <w:ind w:left="120"/>
             </w:pPr>
-            <w:hyperlink w:history="1" r:id="rIdf8mkkj1gm5-8z2b1h8mqy">
+            <w:hyperlink w:history="1" r:id="rIdqizqcowgrpu845l9euz0q">
               <w:r>
                 <w:rPr>
                   <w:rFonts w:ascii="Arial" w:cs="Arial" w:eastAsia="Arial" w:hAnsi="Arial"/>
@@ -4119,7 +4119,7 @@
             <w:pPr>
               <w:spacing w:after="20" w:before="0"/>
             </w:pPr>
-            <w:hyperlink w:history="1" r:id="rIdywrq34xr5qkscsjg9sowm">
+            <w:hyperlink w:history="1" r:id="rIdn-qyfs81avlwxzq3b1e1i">
               <w:r>
                 <w:rPr>
                   <w:rFonts w:ascii="Arial" w:cs="Arial" w:eastAsia="Arial" w:hAnsi="Arial"/>
@@ -4152,7 +4152,7 @@
               <w:spacing w:after="10" w:before="0"/>
               <w:ind w:left="120"/>
             </w:pPr>
-            <w:hyperlink w:history="1" r:id="rIdma73wxbxxwdskxhvksb-o">
+            <w:hyperlink w:history="1" r:id="rId5wx7j1axw30wcuna92etp">
               <w:r>
                 <w:rPr>
                   <w:rFonts w:ascii="Arial" w:cs="Arial" w:eastAsia="Arial" w:hAnsi="Arial"/>
@@ -4197,7 +4197,7 @@
             <w:pPr>
               <w:spacing w:after="20" w:before="0"/>
             </w:pPr>
-            <w:hyperlink w:history="1" r:id="rIdvm1l5chgwouw8fccckgvy">
+            <w:hyperlink w:history="1" r:id="rIdltwa2mh_gtlzqwv4b2gcs">
               <w:r>
                 <w:rPr>
                   <w:rFonts w:ascii="Arial" w:cs="Arial" w:eastAsia="Arial" w:hAnsi="Arial"/>
@@ -4230,7 +4230,7 @@
               <w:spacing w:after="10" w:before="0"/>
               <w:ind w:left="120"/>
             </w:pPr>
-            <w:hyperlink w:history="1" r:id="rIdmwrlswu-8oaz5v-pldrsf">
+            <w:hyperlink w:history="1" r:id="rId0gnkqzal06c4fx1mhgzuz">
               <w:r>
                 <w:rPr>
                   <w:rFonts w:ascii="Arial" w:cs="Arial" w:eastAsia="Arial" w:hAnsi="Arial"/>
@@ -4634,7 +4634,7 @@
             <w:pPr>
               <w:spacing w:after="20" w:before="0"/>
             </w:pPr>
-            <w:hyperlink w:history="1" r:id="rIdslfrl8n5bhgcd20im03yk">
+            <w:hyperlink w:history="1" r:id="rIdk4fj1g1c_d7gee6bf1nj1">
               <w:r>
                 <w:rPr>
                   <w:rFonts w:ascii="Arial" w:cs="Arial" w:eastAsia="Arial" w:hAnsi="Arial"/>
@@ -4667,7 +4667,7 @@
               <w:spacing w:after="10" w:before="0"/>
               <w:ind w:left="120"/>
             </w:pPr>
-            <w:hyperlink w:history="1" r:id="rIdn7eh1c6sxk57sbsyd_mt6">
+            <w:hyperlink w:history="1" r:id="rIddki4qpmi5tta6sa8cozwb">
               <w:r>
                 <w:rPr>
                   <w:rFonts w:ascii="Arial" w:cs="Arial" w:eastAsia="Arial" w:hAnsi="Arial"/>
@@ -4712,7 +4712,7 @@
             <w:pPr>
               <w:spacing w:after="20" w:before="0"/>
             </w:pPr>
-            <w:hyperlink w:history="1" r:id="rIdwljpqkfum_rlszz1x95za">
+            <w:hyperlink w:history="1" r:id="rIdfdc1w7mnjcvmetmlmluhl">
               <w:r>
                 <w:rPr>
                   <w:rFonts w:ascii="Arial" w:cs="Arial" w:eastAsia="Arial" w:hAnsi="Arial"/>
@@ -4745,7 +4745,7 @@
               <w:spacing w:after="10" w:before="0"/>
               <w:ind w:left="120"/>
             </w:pPr>
-            <w:hyperlink w:history="1" r:id="rIdlylvjtxqkdrsicfhs6t9o">
+            <w:hyperlink w:history="1" r:id="rIdszfmhtxsxo8mj2ex0tygt">
               <w:r>
                 <w:rPr>
                   <w:rFonts w:ascii="Arial" w:cs="Arial" w:eastAsia="Arial" w:hAnsi="Arial"/>
@@ -5035,7 +5035,7 @@
             <w:pPr>
               <w:spacing w:after="20" w:before="0"/>
             </w:pPr>
-            <w:hyperlink w:history="1" r:id="rIdmmqgnwuz4oprc5crpmcom">
+            <w:hyperlink w:history="1" r:id="rId2mhui5m-9rl7uhro-l2gn">
               <w:r>
                 <w:rPr>
                   <w:rFonts w:ascii="Arial" w:cs="Arial" w:eastAsia="Arial" w:hAnsi="Arial"/>
@@ -5068,7 +5068,7 @@
               <w:spacing w:after="10" w:before="0"/>
               <w:ind w:left="120"/>
             </w:pPr>
-            <w:hyperlink w:history="1" r:id="rIdwkvh1k2vuhcvmaroizse2">
+            <w:hyperlink w:history="1" r:id="rIdoiukfvq4qimichmjfxau3">
               <w:r>
                 <w:rPr>
                   <w:rFonts w:ascii="Arial" w:cs="Arial" w:eastAsia="Arial" w:hAnsi="Arial"/>
@@ -5113,7 +5113,7 @@
             <w:pPr>
               <w:spacing w:after="20" w:before="0"/>
             </w:pPr>
-            <w:hyperlink w:history="1" r:id="rId6td2f7kkzh45cianovrvv">
+            <w:hyperlink w:history="1" r:id="rIdsfasqi97q526djvjrfnmj">
               <w:r>
                 <w:rPr>
                   <w:rFonts w:ascii="Arial" w:cs="Arial" w:eastAsia="Arial" w:hAnsi="Arial"/>
@@ -5146,7 +5146,7 @@
               <w:spacing w:after="10" w:before="0"/>
               <w:ind w:left="120"/>
             </w:pPr>
-            <w:hyperlink w:history="1" r:id="rIdqkr9khflc8qmnnbs5im3l">
+            <w:hyperlink w:history="1" r:id="rIdzffv4dkq3jnglh2-2eukf">
               <w:r>
                 <w:rPr>
                   <w:rFonts w:ascii="Arial" w:cs="Arial" w:eastAsia="Arial" w:hAnsi="Arial"/>
@@ -5753,7 +5753,7 @@
         </w:rPr>
         <w:t xml:space="preserve">© 2026 SeaVuria and ARES. Aligned with KICD objectives. Developed by SeaVuria; technical implementation by ARES (with AI assistance from Claude). Licensed under </w:t>
       </w:r>
-      <w:hyperlink w:history="1" r:id="rId-fe2nbhwdsqxh1oajkfzp">
+      <w:hyperlink w:history="1" r:id="rIdos5rkln8m55pvxlflo3kk">
         <w:r>
           <w:rPr>
             <w:rFonts w:ascii="Arial" w:cs="Arial" w:eastAsia="Arial" w:hAnsi="Arial"/>
@@ -5774,7 +5774,7 @@
         </w:rPr>
         <w:t xml:space="preserve"> (</w:t>
       </w:r>
-      <w:hyperlink w:history="1" r:id="rIdkfr1mtzoia_jcg4xirbhj">
+      <w:hyperlink w:history="1" r:id="rIdyvznabtrfs4coht51ofqi">
         <w:r>
           <w:rPr>
             <w:rFonts w:ascii="Arial" w:cs="Arial" w:eastAsia="Arial" w:hAnsi="Arial"/>
@@ -6787,7 +6787,7 @@
             <w:pPr>
               <w:spacing w:after="20" w:before="0"/>
             </w:pPr>
-            <w:hyperlink w:history="1" r:id="rIdakmv6stv-_a1oobbbjmvh">
+            <w:hyperlink w:history="1" r:id="rIdkzocvo4xvj_5tdjdenbkt">
               <w:r>
                 <w:rPr>
                   <w:rFonts w:ascii="Arial" w:cs="Arial" w:eastAsia="Arial" w:hAnsi="Arial"/>
@@ -6820,7 +6820,7 @@
               <w:spacing w:after="10" w:before="0"/>
               <w:ind w:left="120"/>
             </w:pPr>
-            <w:hyperlink w:history="1" r:id="rIdcvmqxlp69adbo2tr4gucz">
+            <w:hyperlink w:history="1" r:id="rIddxi-78_z6y1udd9bcm1kc">
               <w:r>
                 <w:rPr>
                   <w:rFonts w:ascii="Arial" w:cs="Arial" w:eastAsia="Arial" w:hAnsi="Arial"/>
@@ -6865,7 +6865,7 @@
             <w:pPr>
               <w:spacing w:after="20" w:before="0"/>
             </w:pPr>
-            <w:hyperlink w:history="1" r:id="rId6xbcd08kbtggbmkbaqncf">
+            <w:hyperlink w:history="1" r:id="rId11rqxxfz-3wpvyapb2ewx">
               <w:r>
                 <w:rPr>
                   <w:rFonts w:ascii="Arial" w:cs="Arial" w:eastAsia="Arial" w:hAnsi="Arial"/>
@@ -6898,7 +6898,7 @@
               <w:spacing w:after="10" w:before="0"/>
               <w:ind w:left="120"/>
             </w:pPr>
-            <w:hyperlink w:history="1" r:id="rIdlix7avrrpvb-pxrwnelzj">
+            <w:hyperlink w:history="1" r:id="rId-h_jtlge32h4mnslonxek">
               <w:r>
                 <w:rPr>
                   <w:rFonts w:ascii="Arial" w:cs="Arial" w:eastAsia="Arial" w:hAnsi="Arial"/>
@@ -7093,7 +7093,7 @@
             <w:pPr>
               <w:spacing w:after="20" w:before="0"/>
             </w:pPr>
-            <w:hyperlink w:history="1" r:id="rIdaljpxbeyaocoycayjdcsz">
+            <w:hyperlink w:history="1" r:id="rIdjbposofs2yjxsj-wh6bnz">
               <w:r>
                 <w:rPr>
                   <w:rFonts w:ascii="Arial" w:cs="Arial" w:eastAsia="Arial" w:hAnsi="Arial"/>
@@ -7126,7 +7126,7 @@
               <w:spacing w:after="10" w:before="0"/>
               <w:ind w:left="120"/>
             </w:pPr>
-            <w:hyperlink w:history="1" r:id="rId4nxcd5_os71amvvxwnrnl">
+            <w:hyperlink w:history="1" r:id="rIddkzp2dsvxaizxgf6yscvd">
               <w:r>
                 <w:rPr>
                   <w:rFonts w:ascii="Arial" w:cs="Arial" w:eastAsia="Arial" w:hAnsi="Arial"/>
@@ -7171,7 +7171,7 @@
             <w:pPr>
               <w:spacing w:after="20" w:before="0"/>
             </w:pPr>
-            <w:hyperlink w:history="1" r:id="rIdiwwj8dj07fhw1wdprm5jg">
+            <w:hyperlink w:history="1" r:id="rIdrstsympcpugwbalggpcdr">
               <w:r>
                 <w:rPr>
                   <w:rFonts w:ascii="Arial" w:cs="Arial" w:eastAsia="Arial" w:hAnsi="Arial"/>
@@ -7204,7 +7204,7 @@
               <w:spacing w:after="10" w:before="0"/>
               <w:ind w:left="120"/>
             </w:pPr>
-            <w:hyperlink w:history="1" r:id="rIdcvkt9bfoofmxkd7phy9px">
+            <w:hyperlink w:history="1" r:id="rIdddglrwskihgc4yedzyigu">
               <w:r>
                 <w:rPr>
                   <w:rFonts w:ascii="Arial" w:cs="Arial" w:eastAsia="Arial" w:hAnsi="Arial"/>
@@ -7608,7 +7608,7 @@
             <w:pPr>
               <w:spacing w:after="20" w:before="0"/>
             </w:pPr>
-            <w:hyperlink w:history="1" r:id="rIdmye0jcvvgivvzcvgbufvs">
+            <w:hyperlink w:history="1" r:id="rIdv0qdhlpj_5o4-ypmn2og-">
               <w:r>
                 <w:rPr>
                   <w:rFonts w:ascii="Arial" w:cs="Arial" w:eastAsia="Arial" w:hAnsi="Arial"/>
@@ -7641,7 +7641,7 @@
               <w:spacing w:after="10" w:before="0"/>
               <w:ind w:left="120"/>
             </w:pPr>
-            <w:hyperlink w:history="1" r:id="rIdnvel1y3qhzm6r5u8-x3tk">
+            <w:hyperlink w:history="1" r:id="rId3zzpcjdmq4goal5timwuy">
               <w:r>
                 <w:rPr>
                   <w:rFonts w:ascii="Arial" w:cs="Arial" w:eastAsia="Arial" w:hAnsi="Arial"/>
@@ -7686,7 +7686,7 @@
             <w:pPr>
               <w:spacing w:after="20" w:before="0"/>
             </w:pPr>
-            <w:hyperlink w:history="1" r:id="rIdkgeuxvcscsj29oqgdmojl">
+            <w:hyperlink w:history="1" r:id="rIdn3e2jqe1swz2alb_xpq2t">
               <w:r>
                 <w:rPr>
                   <w:rFonts w:ascii="Arial" w:cs="Arial" w:eastAsia="Arial" w:hAnsi="Arial"/>
@@ -7719,7 +7719,7 @@
               <w:spacing w:after="10" w:before="0"/>
               <w:ind w:left="120"/>
             </w:pPr>
-            <w:hyperlink w:history="1" r:id="rIdbyazj13nak_j1dtrziprr">
+            <w:hyperlink w:history="1" r:id="rIdnbbxgyh4quykzl0j1x_zw">
               <w:r>
                 <w:rPr>
                   <w:rFonts w:ascii="Arial" w:cs="Arial" w:eastAsia="Arial" w:hAnsi="Arial"/>
@@ -8142,7 +8142,7 @@
             <w:pPr>
               <w:spacing w:after="20" w:before="0"/>
             </w:pPr>
-            <w:hyperlink w:history="1" r:id="rIddjkbf1__twja6_oycsqys">
+            <w:hyperlink w:history="1" r:id="rId69llzl0gzvvo04korvefe">
               <w:r>
                 <w:rPr>
                   <w:rFonts w:ascii="Arial" w:cs="Arial" w:eastAsia="Arial" w:hAnsi="Arial"/>
@@ -8175,7 +8175,7 @@
               <w:spacing w:after="10" w:before="0"/>
               <w:ind w:left="120"/>
             </w:pPr>
-            <w:hyperlink w:history="1" r:id="rIdiyflr19phcw1awd5tlbtu">
+            <w:hyperlink w:history="1" r:id="rIdsjkdvczm7d46e7vfacwx9">
               <w:r>
                 <w:rPr>
                   <w:rFonts w:ascii="Arial" w:cs="Arial" w:eastAsia="Arial" w:hAnsi="Arial"/>
@@ -8220,7 +8220,7 @@
             <w:pPr>
               <w:spacing w:after="20" w:before="0"/>
             </w:pPr>
-            <w:hyperlink w:history="1" r:id="rId9d0wpagiodvxj-zo-ye4w">
+            <w:hyperlink w:history="1" r:id="rIdddkmet1vqi_cbarzxxwiv">
               <w:r>
                 <w:rPr>
                   <w:rFonts w:ascii="Arial" w:cs="Arial" w:eastAsia="Arial" w:hAnsi="Arial"/>
@@ -8253,7 +8253,7 @@
               <w:spacing w:after="10" w:before="0"/>
               <w:ind w:left="120"/>
             </w:pPr>
-            <w:hyperlink w:history="1" r:id="rIdxln3ohqsa8oyxqcdyvfek">
+            <w:hyperlink w:history="1" r:id="rIdptgac7q3u9eabeuiuk4h9">
               <w:r>
                 <w:rPr>
                   <w:rFonts w:ascii="Arial" w:cs="Arial" w:eastAsia="Arial" w:hAnsi="Arial"/>
@@ -8448,7 +8448,7 @@
             <w:pPr>
               <w:spacing w:after="20" w:before="0"/>
             </w:pPr>
-            <w:hyperlink w:history="1" r:id="rId5fi4pshtyqkc-ryhtww2i">
+            <w:hyperlink w:history="1" r:id="rIdf317dp4t9fl23m7lkajra">
               <w:r>
                 <w:rPr>
                   <w:rFonts w:ascii="Arial" w:cs="Arial" w:eastAsia="Arial" w:hAnsi="Arial"/>
@@ -8481,7 +8481,7 @@
               <w:spacing w:after="10" w:before="0"/>
               <w:ind w:left="120"/>
             </w:pPr>
-            <w:hyperlink w:history="1" r:id="rIdu42tj2czrdbpxtqyhkznb">
+            <w:hyperlink w:history="1" r:id="rIdjdcch14bwsjm38g-k2s_r">
               <w:r>
                 <w:rPr>
                   <w:rFonts w:ascii="Arial" w:cs="Arial" w:eastAsia="Arial" w:hAnsi="Arial"/>
@@ -8526,7 +8526,7 @@
             <w:pPr>
               <w:spacing w:after="20" w:before="0"/>
             </w:pPr>
-            <w:hyperlink w:history="1" r:id="rIdmxepjpfj1xae6iq0d9pqo">
+            <w:hyperlink w:history="1" r:id="rIdhhkyloueeuyp61btgynoa">
               <w:r>
                 <w:rPr>
                   <w:rFonts w:ascii="Arial" w:cs="Arial" w:eastAsia="Arial" w:hAnsi="Arial"/>
@@ -8559,7 +8559,7 @@
               <w:spacing w:after="10" w:before="0"/>
               <w:ind w:left="120"/>
             </w:pPr>
-            <w:hyperlink w:history="1" r:id="rId-j0kxml9xqhtcp0ei8cwu">
+            <w:hyperlink w:history="1" r:id="rIdp0wrll8c2q9bjovkqlgyy">
               <w:r>
                 <w:rPr>
                   <w:rFonts w:ascii="Arial" w:cs="Arial" w:eastAsia="Arial" w:hAnsi="Arial"/>
@@ -9071,7 +9071,7 @@
         </w:rPr>
         <w:t xml:space="preserve">© 2026 SeaVuria and ARES. Aligned with KICD objectives. Developed by SeaVuria; technical implementation by ARES (with AI assistance from Claude). Licensed under </w:t>
       </w:r>
-      <w:hyperlink w:history="1" r:id="rIdit5s5c7c_uey3nbpxs5gr">
+      <w:hyperlink w:history="1" r:id="rId5douizs3cbck29zwrbn0i">
         <w:r>
           <w:rPr>
             <w:rFonts w:ascii="Arial" w:cs="Arial" w:eastAsia="Arial" w:hAnsi="Arial"/>
@@ -9092,7 +9092,7 @@
         </w:rPr>
         <w:t xml:space="preserve"> (</w:t>
       </w:r>
-      <w:hyperlink w:history="1" r:id="rIdwjiybjk5mxv6iagj_p4e4">
+      <w:hyperlink w:history="1" r:id="rIdsxg8esbrmyssuexj7ixx0">
         <w:r>
           <w:rPr>
             <w:rFonts w:ascii="Arial" w:cs="Arial" w:eastAsia="Arial" w:hAnsi="Arial"/>
@@ -10105,7 +10105,7 @@
             <w:pPr>
               <w:spacing w:after="20" w:before="0"/>
             </w:pPr>
-            <w:hyperlink w:history="1" r:id="rId7gea0_qd0wklklf2xfc5i">
+            <w:hyperlink w:history="1" r:id="rIdczijbfsyhguzchxcrnioa">
               <w:r>
                 <w:rPr>
                   <w:rFonts w:ascii="Arial" w:cs="Arial" w:eastAsia="Arial" w:hAnsi="Arial"/>
@@ -10138,7 +10138,7 @@
               <w:spacing w:after="10" w:before="0"/>
               <w:ind w:left="120"/>
             </w:pPr>
-            <w:hyperlink w:history="1" r:id="rIdpn_nnb96pp-whvo-xuh02">
+            <w:hyperlink w:history="1" r:id="rIdajo3aedfc_9nfymxazpbm">
               <w:r>
                 <w:rPr>
                   <w:rFonts w:ascii="Arial" w:cs="Arial" w:eastAsia="Arial" w:hAnsi="Arial"/>
@@ -10200,7 +10200,7 @@
               <w:spacing w:after="10" w:before="0"/>
               <w:ind w:left="120"/>
             </w:pPr>
-            <w:hyperlink w:history="1" r:id="rIdn1jzyzv-hd-uqn09fdgcf">
+            <w:hyperlink w:history="1" r:id="rId8dcuavcbsvjooaqaz0oad">
               <w:r>
                 <w:rPr>
                   <w:rFonts w:ascii="Arial" w:cs="Arial" w:eastAsia="Arial" w:hAnsi="Arial"/>
@@ -10410,7 +10410,7 @@
             <w:pPr>
               <w:spacing w:after="20" w:before="0"/>
             </w:pPr>
-            <w:hyperlink w:history="1" r:id="rIddnqhlwes_eilr4q-zvgkz">
+            <w:hyperlink w:history="1" r:id="rId9pik4a-eqmyyeiaooxsmv">
               <w:r>
                 <w:rPr>
                   <w:rFonts w:ascii="Arial" w:cs="Arial" w:eastAsia="Arial" w:hAnsi="Arial"/>
@@ -10443,7 +10443,7 @@
               <w:spacing w:after="10" w:before="0"/>
               <w:ind w:left="120"/>
             </w:pPr>
-            <w:hyperlink w:history="1" r:id="rIdzx4mbhwz07mcchg9uexpa">
+            <w:hyperlink w:history="1" r:id="rIdxbquincu1iev198z6rjgm">
               <w:r>
                 <w:rPr>
                   <w:rFonts w:ascii="Arial" w:cs="Arial" w:eastAsia="Arial" w:hAnsi="Arial"/>
@@ -10505,7 +10505,7 @@
               <w:spacing w:after="10" w:before="0"/>
               <w:ind w:left="120"/>
             </w:pPr>
-            <w:hyperlink w:history="1" r:id="rIdeig35vkglbjef_etz2ddb">
+            <w:hyperlink w:history="1" r:id="rIdm9ytgfjhxrfoc9rpchk99">
               <w:r>
                 <w:rPr>
                   <w:rFonts w:ascii="Arial" w:cs="Arial" w:eastAsia="Arial" w:hAnsi="Arial"/>
@@ -10715,7 +10715,7 @@
             <w:pPr>
               <w:spacing w:after="20" w:before="0"/>
             </w:pPr>
-            <w:hyperlink w:history="1" r:id="rIdj-g3nqkvsjt4o6xeusrmm">
+            <w:hyperlink w:history="1" r:id="rId8lyze_znas-nhozmpyg-k">
               <w:r>
                 <w:rPr>
                   <w:rFonts w:ascii="Arial" w:cs="Arial" w:eastAsia="Arial" w:hAnsi="Arial"/>
@@ -10748,7 +10748,7 @@
               <w:spacing w:after="10" w:before="0"/>
               <w:ind w:left="120"/>
             </w:pPr>
-            <w:hyperlink w:history="1" r:id="rIdmcumwqqccf5_rvsmx_k6h">
+            <w:hyperlink w:history="1" r:id="rId2fax51kacswaupcwxgsrz">
               <w:r>
                 <w:rPr>
                   <w:rFonts w:ascii="Arial" w:cs="Arial" w:eastAsia="Arial" w:hAnsi="Arial"/>
@@ -10810,7 +10810,7 @@
               <w:spacing w:after="10" w:before="0"/>
               <w:ind w:left="120"/>
             </w:pPr>
-            <w:hyperlink w:history="1" r:id="rId23vdube8nocptsa03xfey">
+            <w:hyperlink w:history="1" r:id="rIddtwefj03ed1fa5nedzanh">
               <w:r>
                 <w:rPr>
                   <w:rFonts w:ascii="Arial" w:cs="Arial" w:eastAsia="Arial" w:hAnsi="Arial"/>
@@ -11020,7 +11020,7 @@
             <w:pPr>
               <w:spacing w:after="20" w:before="0"/>
             </w:pPr>
-            <w:hyperlink w:history="1" r:id="rId9h74no0gblnacfd5orpdw">
+            <w:hyperlink w:history="1" r:id="rId0bclzo6gzygs7zul0mf-7">
               <w:r>
                 <w:rPr>
                   <w:rFonts w:ascii="Arial" w:cs="Arial" w:eastAsia="Arial" w:hAnsi="Arial"/>
@@ -11053,7 +11053,7 @@
               <w:spacing w:after="10" w:before="0"/>
               <w:ind w:left="120"/>
             </w:pPr>
-            <w:hyperlink w:history="1" r:id="rIdhukcfsnl0wgdrooqr_ikf">
+            <w:hyperlink w:history="1" r:id="rIdxoroekmnj3edg6hptng2s">
               <w:r>
                 <w:rPr>
                   <w:rFonts w:ascii="Arial" w:cs="Arial" w:eastAsia="Arial" w:hAnsi="Arial"/>
@@ -11115,7 +11115,7 @@
               <w:spacing w:after="10" w:before="0"/>
               <w:ind w:left="120"/>
             </w:pPr>
-            <w:hyperlink w:history="1" r:id="rIdhnp0upihhq5hoh-8vuq4r">
+            <w:hyperlink w:history="1" r:id="rIddhqdfwvgz54y5pn71endf">
               <w:r>
                 <w:rPr>
                   <w:rFonts w:ascii="Arial" w:cs="Arial" w:eastAsia="Arial" w:hAnsi="Arial"/>
@@ -11325,7 +11325,7 @@
             <w:pPr>
               <w:spacing w:after="20" w:before="0"/>
             </w:pPr>
-            <w:hyperlink w:history="1" r:id="rIdf7dxnn3etqosmotrcfuye">
+            <w:hyperlink w:history="1" r:id="rIdwli-r-it0wiaycu_5nv50">
               <w:r>
                 <w:rPr>
                   <w:rFonts w:ascii="Arial" w:cs="Arial" w:eastAsia="Arial" w:hAnsi="Arial"/>
@@ -11358,7 +11358,7 @@
               <w:spacing w:after="10" w:before="0"/>
               <w:ind w:left="120"/>
             </w:pPr>
-            <w:hyperlink w:history="1" r:id="rIdgg4cygevnbwefuy75ygvc">
+            <w:hyperlink w:history="1" r:id="rIdbrgpikvoixoawgnqjykc4">
               <w:r>
                 <w:rPr>
                   <w:rFonts w:ascii="Arial" w:cs="Arial" w:eastAsia="Arial" w:hAnsi="Arial"/>
@@ -11420,7 +11420,7 @@
               <w:spacing w:after="10" w:before="0"/>
               <w:ind w:left="120"/>
             </w:pPr>
-            <w:hyperlink w:history="1" r:id="rIdr6gv-d6yytrj5iibiruga">
+            <w:hyperlink w:history="1" r:id="rIdh6xdurtrlxl99jom0jnnb">
               <w:r>
                 <w:rPr>
                   <w:rFonts w:ascii="Arial" w:cs="Arial" w:eastAsia="Arial" w:hAnsi="Arial"/>
@@ -11947,7 +11947,7 @@
         </w:rPr>
         <w:t xml:space="preserve">© 2026 SeaVuria and ARES. Aligned with KICD objectives. Developed by SeaVuria; technical implementation by ARES (with AI assistance from Claude). Licensed under </w:t>
       </w:r>
-      <w:hyperlink w:history="1" r:id="rIdsdaliffhyommmjkroole0">
+      <w:hyperlink w:history="1" r:id="rIdgnksohzvlsj048m-b-214">
         <w:r>
           <w:rPr>
             <w:rFonts w:ascii="Arial" w:cs="Arial" w:eastAsia="Arial" w:hAnsi="Arial"/>
@@ -11968,7 +11968,7 @@
         </w:rPr>
         <w:t xml:space="preserve"> (</w:t>
       </w:r>
-      <w:hyperlink w:history="1" r:id="rIdr9ksmqy8jfo-0rfwxkjjk">
+      <w:hyperlink w:history="1" r:id="rIdeqf0wadacvfid3nbwmepa">
         <w:r>
           <w:rPr>
             <w:rFonts w:ascii="Arial" w:cs="Arial" w:eastAsia="Arial" w:hAnsi="Arial"/>
@@ -12981,7 +12981,7 @@
             <w:pPr>
               <w:spacing w:after="20" w:before="0"/>
             </w:pPr>
-            <w:hyperlink w:history="1" r:id="rIdosy4aownmig9s1-dimuzs">
+            <w:hyperlink w:history="1" r:id="rIdiec33mwtfdkhwyo14pqqc">
               <w:r>
                 <w:rPr>
                   <w:rFonts w:ascii="Arial" w:cs="Arial" w:eastAsia="Arial" w:hAnsi="Arial"/>
@@ -13014,7 +13014,7 @@
               <w:spacing w:after="10" w:before="0"/>
               <w:ind w:left="120"/>
             </w:pPr>
-            <w:hyperlink w:history="1" r:id="rIdm2v1d0pezthms9fgfriyy">
+            <w:hyperlink w:history="1" r:id="rIdyvkroqrvqpgzfkbvmmker">
               <w:r>
                 <w:rPr>
                   <w:rFonts w:ascii="Arial" w:cs="Arial" w:eastAsia="Arial" w:hAnsi="Arial"/>
@@ -13059,7 +13059,7 @@
             <w:pPr>
               <w:spacing w:after="20" w:before="0"/>
             </w:pPr>
-            <w:hyperlink w:history="1" r:id="rIdykjtfdturfkbifuppui9j">
+            <w:hyperlink w:history="1" r:id="rIdsi-erbfk43s7dkznm8mdk">
               <w:r>
                 <w:rPr>
                   <w:rFonts w:ascii="Arial" w:cs="Arial" w:eastAsia="Arial" w:hAnsi="Arial"/>
@@ -13092,7 +13092,7 @@
               <w:spacing w:after="10" w:before="0"/>
               <w:ind w:left="120"/>
             </w:pPr>
-            <w:hyperlink w:history="1" r:id="rIdeilmlddhc23pwqpcqb_py">
+            <w:hyperlink w:history="1" r:id="rIdc9qrkw0id5tg1eak77y2v">
               <w:r>
                 <w:rPr>
                   <w:rFonts w:ascii="Arial" w:cs="Arial" w:eastAsia="Arial" w:hAnsi="Arial"/>
@@ -13287,7 +13287,7 @@
             <w:pPr>
               <w:spacing w:after="20" w:before="0"/>
             </w:pPr>
-            <w:hyperlink w:history="1" r:id="rIdxuxbuthdvrtfnmyemapkv">
+            <w:hyperlink w:history="1" r:id="rIds7cg31f1sbi8pi0vbcnq9">
               <w:r>
                 <w:rPr>
                   <w:rFonts w:ascii="Arial" w:cs="Arial" w:eastAsia="Arial" w:hAnsi="Arial"/>
@@ -13320,7 +13320,7 @@
               <w:spacing w:after="10" w:before="0"/>
               <w:ind w:left="120"/>
             </w:pPr>
-            <w:hyperlink w:history="1" r:id="rIdw6tnjto6rsa5yjsbzu54b">
+            <w:hyperlink w:history="1" r:id="rIdlo-5pxfzmsri_5hxx4p3x">
               <w:r>
                 <w:rPr>
                   <w:rFonts w:ascii="Arial" w:cs="Arial" w:eastAsia="Arial" w:hAnsi="Arial"/>
@@ -13365,7 +13365,7 @@
             <w:pPr>
               <w:spacing w:after="20" w:before="0"/>
             </w:pPr>
-            <w:hyperlink w:history="1" r:id="rIdcfh-ya6jjelswgpnwnfad">
+            <w:hyperlink w:history="1" r:id="rIdlezqwrkyspk7tcj9gj_50">
               <w:r>
                 <w:rPr>
                   <w:rFonts w:ascii="Arial" w:cs="Arial" w:eastAsia="Arial" w:hAnsi="Arial"/>
@@ -13398,7 +13398,7 @@
               <w:spacing w:after="10" w:before="0"/>
               <w:ind w:left="120"/>
             </w:pPr>
-            <w:hyperlink w:history="1" r:id="rIdcly323etkozj4bl1ydw0u">
+            <w:hyperlink w:history="1" r:id="rIdp2xokctjaoqovq2amcfea">
               <w:r>
                 <w:rPr>
                   <w:rFonts w:ascii="Arial" w:cs="Arial" w:eastAsia="Arial" w:hAnsi="Arial"/>
@@ -13593,7 +13593,7 @@
             <w:pPr>
               <w:spacing w:after="20" w:before="0"/>
             </w:pPr>
-            <w:hyperlink w:history="1" r:id="rIduoadnvz7qbplo2ctkl4zv">
+            <w:hyperlink w:history="1" r:id="rIdfoz9omu2fkdfjbxnofzu-">
               <w:r>
                 <w:rPr>
                   <w:rFonts w:ascii="Arial" w:cs="Arial" w:eastAsia="Arial" w:hAnsi="Arial"/>
@@ -13626,7 +13626,7 @@
               <w:spacing w:after="10" w:before="0"/>
               <w:ind w:left="120"/>
             </w:pPr>
-            <w:hyperlink w:history="1" r:id="rIdysese3ityn7wxdemrcvk5">
+            <w:hyperlink w:history="1" r:id="rIdbazxghbpulq5zhkxxenfh">
               <w:r>
                 <w:rPr>
                   <w:rFonts w:ascii="Arial" w:cs="Arial" w:eastAsia="Arial" w:hAnsi="Arial"/>
@@ -13671,7 +13671,7 @@
             <w:pPr>
               <w:spacing w:after="20" w:before="0"/>
             </w:pPr>
-            <w:hyperlink w:history="1" r:id="rIduzqt5lpyyc_ikd_03_oso">
+            <w:hyperlink w:history="1" r:id="rIdk4ql_uapvjdbyucpdpnbf">
               <w:r>
                 <w:rPr>
                   <w:rFonts w:ascii="Arial" w:cs="Arial" w:eastAsia="Arial" w:hAnsi="Arial"/>
@@ -13704,7 +13704,7 @@
               <w:spacing w:after="10" w:before="0"/>
               <w:ind w:left="120"/>
             </w:pPr>
-            <w:hyperlink w:history="1" r:id="rIdp3tllimkdbn6zejsog3ku">
+            <w:hyperlink w:history="1" r:id="rIdngnfkr9smyrmfgfotj-j9">
               <w:r>
                 <w:rPr>
                   <w:rFonts w:ascii="Arial" w:cs="Arial" w:eastAsia="Arial" w:hAnsi="Arial"/>
@@ -13899,7 +13899,7 @@
             <w:pPr>
               <w:spacing w:after="20" w:before="0"/>
             </w:pPr>
-            <w:hyperlink w:history="1" r:id="rIdnpzypow1ej5woysprxrg2">
+            <w:hyperlink w:history="1" r:id="rIdsddmswex35ysynmsjueej">
               <w:r>
                 <w:rPr>
                   <w:rFonts w:ascii="Arial" w:cs="Arial" w:eastAsia="Arial" w:hAnsi="Arial"/>
@@ -13932,7 +13932,7 @@
               <w:spacing w:after="10" w:before="0"/>
               <w:ind w:left="120"/>
             </w:pPr>
-            <w:hyperlink w:history="1" r:id="rIdeo-v4p89l2hsi05e5rsbi">
+            <w:hyperlink w:history="1" r:id="rIdmx7bdrj_pf8sn3lb1_jry">
               <w:r>
                 <w:rPr>
                   <w:rFonts w:ascii="Arial" w:cs="Arial" w:eastAsia="Arial" w:hAnsi="Arial"/>
@@ -13977,7 +13977,7 @@
             <w:pPr>
               <w:spacing w:after="20" w:before="0"/>
             </w:pPr>
-            <w:hyperlink w:history="1" r:id="rIdy4tdwbshxwa-cuj-9ks4g">
+            <w:hyperlink w:history="1" r:id="rIdw7oqhx8wjz-0la0fxx4n-">
               <w:r>
                 <w:rPr>
                   <w:rFonts w:ascii="Arial" w:cs="Arial" w:eastAsia="Arial" w:hAnsi="Arial"/>
@@ -14010,7 +14010,7 @@
               <w:spacing w:after="10" w:before="0"/>
               <w:ind w:left="120"/>
             </w:pPr>
-            <w:hyperlink w:history="1" r:id="rIdpueswnclfjbnjbclyg--a">
+            <w:hyperlink w:history="1" r:id="rIdpkeyvjj8h0jrvfoh9ku0d">
               <w:r>
                 <w:rPr>
                   <w:rFonts w:ascii="Arial" w:cs="Arial" w:eastAsia="Arial" w:hAnsi="Arial"/>
@@ -14205,7 +14205,7 @@
             <w:pPr>
               <w:spacing w:after="20" w:before="0"/>
             </w:pPr>
-            <w:hyperlink w:history="1" r:id="rId_wc-lyttgseai2cu_l28v">
+            <w:hyperlink w:history="1" r:id="rId_jjfmm4eipfjktlu4nto8">
               <w:r>
                 <w:rPr>
                   <w:rFonts w:ascii="Arial" w:cs="Arial" w:eastAsia="Arial" w:hAnsi="Arial"/>
@@ -14238,7 +14238,7 @@
               <w:spacing w:after="10" w:before="0"/>
               <w:ind w:left="120"/>
             </w:pPr>
-            <w:hyperlink w:history="1" r:id="rIdkfwakyrhrix2en9oksmbx">
+            <w:hyperlink w:history="1" r:id="rIdise3zuuv2szi5n7siftjd">
               <w:r>
                 <w:rPr>
                   <w:rFonts w:ascii="Arial" w:cs="Arial" w:eastAsia="Arial" w:hAnsi="Arial"/>
@@ -14283,7 +14283,7 @@
             <w:pPr>
               <w:spacing w:after="20" w:before="0"/>
             </w:pPr>
-            <w:hyperlink w:history="1" r:id="rIdpu1jlrseg4j24mvyfoaqd">
+            <w:hyperlink w:history="1" r:id="rIdvamtaiyig0hehfsqv17yd">
               <w:r>
                 <w:rPr>
                   <w:rFonts w:ascii="Arial" w:cs="Arial" w:eastAsia="Arial" w:hAnsi="Arial"/>
@@ -14316,7 +14316,7 @@
               <w:spacing w:after="10" w:before="0"/>
               <w:ind w:left="120"/>
             </w:pPr>
-            <w:hyperlink w:history="1" r:id="rIdpycciec8b5aqoe90mlgnq">
+            <w:hyperlink w:history="1" r:id="rIdq-xvesz-q0ys1spnimh1d">
               <w:r>
                 <w:rPr>
                   <w:rFonts w:ascii="Arial" w:cs="Arial" w:eastAsia="Arial" w:hAnsi="Arial"/>
@@ -14828,7 +14828,7 @@
         </w:rPr>
         <w:t xml:space="preserve">© 2026 SeaVuria and ARES. Aligned with KICD objectives. Developed by SeaVuria; technical implementation by ARES (with AI assistance from Claude). Licensed under </w:t>
       </w:r>
-      <w:hyperlink w:history="1" r:id="rId-n5odivukcz4abtnl3r3c">
+      <w:hyperlink w:history="1" r:id="rIdj3siesvb0wx77otbue7hb">
         <w:r>
           <w:rPr>
             <w:rFonts w:ascii="Arial" w:cs="Arial" w:eastAsia="Arial" w:hAnsi="Arial"/>
@@ -14849,7 +14849,7 @@
         </w:rPr>
         <w:t xml:space="preserve"> (</w:t>
       </w:r>
-      <w:hyperlink w:history="1" r:id="rIdjelym-oqovmzl9_s2rntq">
+      <w:hyperlink w:history="1" r:id="rIdnv2kqgyqckyxhojwlo2kd">
         <w:r>
           <w:rPr>
             <w:rFonts w:ascii="Arial" w:cs="Arial" w:eastAsia="Arial" w:hAnsi="Arial"/>
@@ -15862,7 +15862,7 @@
             <w:pPr>
               <w:spacing w:after="20" w:before="0"/>
             </w:pPr>
-            <w:hyperlink w:history="1" r:id="rId7q3ptyeosx6-0utdaum3x">
+            <w:hyperlink w:history="1" r:id="rId9ffhkvb88-jhkdo1qtvxw">
               <w:r>
                 <w:rPr>
                   <w:rFonts w:ascii="Arial" w:cs="Arial" w:eastAsia="Arial" w:hAnsi="Arial"/>
@@ -15895,7 +15895,7 @@
               <w:spacing w:after="10" w:before="0"/>
               <w:ind w:left="120"/>
             </w:pPr>
-            <w:hyperlink w:history="1" r:id="rIdgfgw-efvaps5cxtmk-iv8">
+            <w:hyperlink w:history="1" r:id="rIdmvt8jxyjildsz2chzn9vp">
               <w:r>
                 <w:rPr>
                   <w:rFonts w:ascii="Arial" w:cs="Arial" w:eastAsia="Arial" w:hAnsi="Arial"/>
@@ -15940,7 +15940,7 @@
             <w:pPr>
               <w:spacing w:after="20" w:before="0"/>
             </w:pPr>
-            <w:hyperlink w:history="1" r:id="rIdixdfpzcx8g8yacoiqlorc">
+            <w:hyperlink w:history="1" r:id="rIdx7bmastgh6ifh82h9s9hm">
               <w:r>
                 <w:rPr>
                   <w:rFonts w:ascii="Arial" w:cs="Arial" w:eastAsia="Arial" w:hAnsi="Arial"/>
@@ -15973,7 +15973,7 @@
               <w:spacing w:after="10" w:before="0"/>
               <w:ind w:left="120"/>
             </w:pPr>
-            <w:hyperlink w:history="1" r:id="rIdvdbowqdwtfdt3nemwcgf0">
+            <w:hyperlink w:history="1" r:id="rIdnelziu-ukinba8lzmveia">
               <w:r>
                 <w:rPr>
                   <w:rFonts w:ascii="Arial" w:cs="Arial" w:eastAsia="Arial" w:hAnsi="Arial"/>
@@ -16168,7 +16168,7 @@
             <w:pPr>
               <w:spacing w:after="20" w:before="0"/>
             </w:pPr>
-            <w:hyperlink w:history="1" r:id="rIdkehhctdoi6f8m_ot9frss">
+            <w:hyperlink w:history="1" r:id="rIdgfvj-taja3fvyeoacwske">
               <w:r>
                 <w:rPr>
                   <w:rFonts w:ascii="Arial" w:cs="Arial" w:eastAsia="Arial" w:hAnsi="Arial"/>
@@ -16201,7 +16201,7 @@
               <w:spacing w:after="10" w:before="0"/>
               <w:ind w:left="120"/>
             </w:pPr>
-            <w:hyperlink w:history="1" r:id="rIdnndprjofuwzbkyssgaldf">
+            <w:hyperlink w:history="1" r:id="rIdjhehsln-8z1zu-k1r20nq">
               <w:r>
                 <w:rPr>
                   <w:rFonts w:ascii="Arial" w:cs="Arial" w:eastAsia="Arial" w:hAnsi="Arial"/>
@@ -16246,7 +16246,7 @@
             <w:pPr>
               <w:spacing w:after="20" w:before="0"/>
             </w:pPr>
-            <w:hyperlink w:history="1" r:id="rIdwp0fawlauq8bhebgtiqfx">
+            <w:hyperlink w:history="1" r:id="rIdqtio2ry9mi3vlg_iuaca5">
               <w:r>
                 <w:rPr>
                   <w:rFonts w:ascii="Arial" w:cs="Arial" w:eastAsia="Arial" w:hAnsi="Arial"/>
@@ -16279,7 +16279,7 @@
               <w:spacing w:after="10" w:before="0"/>
               <w:ind w:left="120"/>
             </w:pPr>
-            <w:hyperlink w:history="1" r:id="rIdwnzsmis153dburxucoxzg">
+            <w:hyperlink w:history="1" r:id="rIdmzec2rjcjxl1pkqgdjecp">
               <w:r>
                 <w:rPr>
                   <w:rFonts w:ascii="Arial" w:cs="Arial" w:eastAsia="Arial" w:hAnsi="Arial"/>
@@ -16816,7 +16816,7 @@
             <w:pPr>
               <w:spacing w:after="20" w:before="0"/>
             </w:pPr>
-            <w:hyperlink w:history="1" r:id="rIdcqiy_xhp7do1sqfp89kwr">
+            <w:hyperlink w:history="1" r:id="rIdtnm-cj9iqihm3fmpexguy">
               <w:r>
                 <w:rPr>
                   <w:rFonts w:ascii="Arial" w:cs="Arial" w:eastAsia="Arial" w:hAnsi="Arial"/>
@@ -16849,7 +16849,7 @@
               <w:spacing w:after="10" w:before="0"/>
               <w:ind w:left="120"/>
             </w:pPr>
-            <w:hyperlink w:history="1" r:id="rIdzpcnhpic_nyz1u87ygx00">
+            <w:hyperlink w:history="1" r:id="rIdtxno5xrx0joxlkqyymlyd">
               <w:r>
                 <w:rPr>
                   <w:rFonts w:ascii="Arial" w:cs="Arial" w:eastAsia="Arial" w:hAnsi="Arial"/>
@@ -16894,7 +16894,7 @@
             <w:pPr>
               <w:spacing w:after="20" w:before="0"/>
             </w:pPr>
-            <w:hyperlink w:history="1" r:id="rIdmh5ehps1xnf_ahlunxv9d">
+            <w:hyperlink w:history="1" r:id="rIdcjcf3ppmnrl1tlkxzkahk">
               <w:r>
                 <w:rPr>
                   <w:rFonts w:ascii="Arial" w:cs="Arial" w:eastAsia="Arial" w:hAnsi="Arial"/>
@@ -16927,7 +16927,7 @@
               <w:spacing w:after="10" w:before="0"/>
               <w:ind w:left="120"/>
             </w:pPr>
-            <w:hyperlink w:history="1" r:id="rId5a1om3djzungu91de5b5k">
+            <w:hyperlink w:history="1" r:id="rIdc8ez184favm93je7e9rym">
               <w:r>
                 <w:rPr>
                   <w:rFonts w:ascii="Arial" w:cs="Arial" w:eastAsia="Arial" w:hAnsi="Arial"/>
@@ -17369,7 +17369,7 @@
             <w:pPr>
               <w:spacing w:after="20" w:before="0"/>
             </w:pPr>
-            <w:hyperlink w:history="1" r:id="rIdtdniptzkewwgmakkalzcy">
+            <w:hyperlink w:history="1" r:id="rIdlix7f4fmrv55xzrzy4c7j">
               <w:r>
                 <w:rPr>
                   <w:rFonts w:ascii="Arial" w:cs="Arial" w:eastAsia="Arial" w:hAnsi="Arial"/>
@@ -17402,7 +17402,7 @@
               <w:spacing w:after="10" w:before="0"/>
               <w:ind w:left="120"/>
             </w:pPr>
-            <w:hyperlink w:history="1" r:id="rIdy4nzdz_ikypti5ggtqau5">
+            <w:hyperlink w:history="1" r:id="rIdwgarynggq3fbxpvgodea3">
               <w:r>
                 <w:rPr>
                   <w:rFonts w:ascii="Arial" w:cs="Arial" w:eastAsia="Arial" w:hAnsi="Arial"/>
@@ -17447,7 +17447,7 @@
             <w:pPr>
               <w:spacing w:after="20" w:before="0"/>
             </w:pPr>
-            <w:hyperlink w:history="1" r:id="rIdxkkzzgnxep4vduhywcute">
+            <w:hyperlink w:history="1" r:id="rIdh_utyycjgjbf15psndo-j">
               <w:r>
                 <w:rPr>
                   <w:rFonts w:ascii="Arial" w:cs="Arial" w:eastAsia="Arial" w:hAnsi="Arial"/>
@@ -17480,7 +17480,7 @@
               <w:spacing w:after="10" w:before="0"/>
               <w:ind w:left="120"/>
             </w:pPr>
-            <w:hyperlink w:history="1" r:id="rIdiojq7lu9m5vv74x6azspt">
+            <w:hyperlink w:history="1" r:id="rIdwefj9ndp-atr5lfdxbfrv">
               <w:r>
                 <w:rPr>
                   <w:rFonts w:ascii="Arial" w:cs="Arial" w:eastAsia="Arial" w:hAnsi="Arial"/>
@@ -17829,7 +17829,7 @@
             <w:pPr>
               <w:spacing w:after="20" w:before="0"/>
             </w:pPr>
-            <w:hyperlink w:history="1" r:id="rId_rrq28wqtnbou9dfsxdmp">
+            <w:hyperlink w:history="1" r:id="rIdrma4ey_soog620san55cg">
               <w:r>
                 <w:rPr>
                   <w:rFonts w:ascii="Arial" w:cs="Arial" w:eastAsia="Arial" w:hAnsi="Arial"/>
@@ -17862,7 +17862,7 @@
               <w:spacing w:after="10" w:before="0"/>
               <w:ind w:left="120"/>
             </w:pPr>
-            <w:hyperlink w:history="1" r:id="rId9m0uvvz47aqfjx6_6qrkj">
+            <w:hyperlink w:history="1" r:id="rId58su4s8fgejmrnxsl3bun">
               <w:r>
                 <w:rPr>
                   <w:rFonts w:ascii="Arial" w:cs="Arial" w:eastAsia="Arial" w:hAnsi="Arial"/>
@@ -17907,7 +17907,7 @@
             <w:pPr>
               <w:spacing w:after="20" w:before="0"/>
             </w:pPr>
-            <w:hyperlink w:history="1" r:id="rIdgxe3chfqanlsgecza9fvz">
+            <w:hyperlink w:history="1" r:id="rIdhtwz97zztrerr5-awvzet">
               <w:r>
                 <w:rPr>
                   <w:rFonts w:ascii="Arial" w:cs="Arial" w:eastAsia="Arial" w:hAnsi="Arial"/>
@@ -17940,7 +17940,7 @@
               <w:spacing w:after="10" w:before="0"/>
               <w:ind w:left="120"/>
             </w:pPr>
-            <w:hyperlink w:history="1" r:id="rIdzgvw60x00q8i5ofbiaihf">
+            <w:hyperlink w:history="1" r:id="rIdmaxdq6ofjdh7esu9xrhgh">
               <w:r>
                 <w:rPr>
                   <w:rFonts w:ascii="Arial" w:cs="Arial" w:eastAsia="Arial" w:hAnsi="Arial"/>
@@ -18779,7 +18779,7 @@
         </w:rPr>
         <w:t xml:space="preserve">© 2026 SeaVuria and ARES. Aligned with KICD objectives. Developed by SeaVuria; technical implementation by ARES (with AI assistance from Claude). Licensed under </w:t>
       </w:r>
-      <w:hyperlink w:history="1" r:id="rIdvfdc1idofpp7cgio-0acb">
+      <w:hyperlink w:history="1" r:id="rIdn4hl0rx6xazkps4x2mnsv">
         <w:r>
           <w:rPr>
             <w:rFonts w:ascii="Arial" w:cs="Arial" w:eastAsia="Arial" w:hAnsi="Arial"/>
@@ -18800,7 +18800,7 @@
         </w:rPr>
         <w:t xml:space="preserve"> (</w:t>
       </w:r>
-      <w:hyperlink w:history="1" r:id="rIdbyq4nnbdltk5mvwnwxz-t">
+      <w:hyperlink w:history="1" r:id="rId2hpwjae8xxodoclrp3shs">
         <w:r>
           <w:rPr>
             <w:rFonts w:ascii="Arial" w:cs="Arial" w:eastAsia="Arial" w:hAnsi="Arial"/>
@@ -19992,7 +19992,7 @@
             <w:pPr>
               <w:spacing w:after="20" w:before="0"/>
             </w:pPr>
-            <w:hyperlink w:history="1" r:id="rId6rvkrjksvriqeoyubylf0">
+            <w:hyperlink w:history="1" r:id="rIddcywfrc68y5nbpihuxgxf">
               <w:r>
                 <w:rPr>
                   <w:rFonts w:ascii="Arial" w:cs="Arial" w:eastAsia="Arial" w:hAnsi="Arial"/>
@@ -20025,7 +20025,7 @@
               <w:spacing w:after="10" w:before="0"/>
               <w:ind w:left="120"/>
             </w:pPr>
-            <w:hyperlink w:history="1" r:id="rId1yfejm_6mhhsqnmtbfkz8">
+            <w:hyperlink w:history="1" r:id="rId8iz2vywps5uvcaehkyy3q">
               <w:r>
                 <w:rPr>
                   <w:rFonts w:ascii="Arial" w:cs="Arial" w:eastAsia="Arial" w:hAnsi="Arial"/>
@@ -20070,7 +20070,7 @@
             <w:pPr>
               <w:spacing w:after="20" w:before="0"/>
             </w:pPr>
-            <w:hyperlink w:history="1" r:id="rId-dpmizcjgs6e6rushbjqn">
+            <w:hyperlink w:history="1" r:id="rIdznayjgqdov_i-hanvjyp9">
               <w:r>
                 <w:rPr>
                   <w:rFonts w:ascii="Arial" w:cs="Arial" w:eastAsia="Arial" w:hAnsi="Arial"/>
@@ -20103,7 +20103,7 @@
               <w:spacing w:after="10" w:before="0"/>
               <w:ind w:left="120"/>
             </w:pPr>
-            <w:hyperlink w:history="1" r:id="rIdipxx83vky9axrybkhmust">
+            <w:hyperlink w:history="1" r:id="rId5sfiyy9erp2mnsjogdeen">
               <w:r>
                 <w:rPr>
                   <w:rFonts w:ascii="Arial" w:cs="Arial" w:eastAsia="Arial" w:hAnsi="Arial"/>
@@ -20298,7 +20298,7 @@
             <w:pPr>
               <w:spacing w:after="20" w:before="0"/>
             </w:pPr>
-            <w:hyperlink w:history="1" r:id="rIdgaw0fb5iwtdkzep-e2fqg">
+            <w:hyperlink w:history="1" r:id="rIdsowablpwh_eammsswsbii">
               <w:r>
                 <w:rPr>
                   <w:rFonts w:ascii="Arial" w:cs="Arial" w:eastAsia="Arial" w:hAnsi="Arial"/>
@@ -20331,7 +20331,7 @@
               <w:spacing w:after="10" w:before="0"/>
               <w:ind w:left="120"/>
             </w:pPr>
-            <w:hyperlink w:history="1" r:id="rIdnye0fp97azkhpafx8stls">
+            <w:hyperlink w:history="1" r:id="rIdqdyusf_bq9y2vh6a9iwdo">
               <w:r>
                 <w:rPr>
                   <w:rFonts w:ascii="Arial" w:cs="Arial" w:eastAsia="Arial" w:hAnsi="Arial"/>
@@ -20376,7 +20376,7 @@
             <w:pPr>
               <w:spacing w:after="20" w:before="0"/>
             </w:pPr>
-            <w:hyperlink w:history="1" r:id="rId64vznhuv9vom5ttqpygrj">
+            <w:hyperlink w:history="1" r:id="rIdq4_xucofuoe2tnissvafj">
               <w:r>
                 <w:rPr>
                   <w:rFonts w:ascii="Arial" w:cs="Arial" w:eastAsia="Arial" w:hAnsi="Arial"/>
@@ -20409,7 +20409,7 @@
               <w:spacing w:after="10" w:before="0"/>
               <w:ind w:left="120"/>
             </w:pPr>
-            <w:hyperlink w:history="1" r:id="rIdvkqzeab2qnmscyg-kgj80">
+            <w:hyperlink w:history="1" r:id="rIduay5u_di34cnewfw-p1q7">
               <w:r>
                 <w:rPr>
                   <w:rFonts w:ascii="Arial" w:cs="Arial" w:eastAsia="Arial" w:hAnsi="Arial"/>
@@ -20604,7 +20604,7 @@
             <w:pPr>
               <w:spacing w:after="20" w:before="0"/>
             </w:pPr>
-            <w:hyperlink w:history="1" r:id="rIdgxtvlvogx7f5w_uxo1ggv">
+            <w:hyperlink w:history="1" r:id="rIdnzggv0tfmu8ag-ttkamiv">
               <w:r>
                 <w:rPr>
                   <w:rFonts w:ascii="Arial" w:cs="Arial" w:eastAsia="Arial" w:hAnsi="Arial"/>
@@ -20637,7 +20637,7 @@
               <w:spacing w:after="10" w:before="0"/>
               <w:ind w:left="120"/>
             </w:pPr>
-            <w:hyperlink w:history="1" r:id="rIdopjngfduaxtlzwsgdhs8j">
+            <w:hyperlink w:history="1" r:id="rIdgjednymseebusfviq8ixv">
               <w:r>
                 <w:rPr>
                   <w:rFonts w:ascii="Arial" w:cs="Arial" w:eastAsia="Arial" w:hAnsi="Arial"/>
@@ -20682,7 +20682,7 @@
             <w:pPr>
               <w:spacing w:after="20" w:before="0"/>
             </w:pPr>
-            <w:hyperlink w:history="1" r:id="rIdni1ovqx-lqspxsfqqsl6h">
+            <w:hyperlink w:history="1" r:id="rIdatfghnnjzgx8kgru7syx8">
               <w:r>
                 <w:rPr>
                   <w:rFonts w:ascii="Arial" w:cs="Arial" w:eastAsia="Arial" w:hAnsi="Arial"/>
@@ -20715,7 +20715,7 @@
               <w:spacing w:after="10" w:before="0"/>
               <w:ind w:left="120"/>
             </w:pPr>
-            <w:hyperlink w:history="1" r:id="rId6qvezqsyfen_lvmfmoufd">
+            <w:hyperlink w:history="1" r:id="rIdd2ogwumjlht5xdc1ec4n1">
               <w:r>
                 <w:rPr>
                   <w:rFonts w:ascii="Arial" w:cs="Arial" w:eastAsia="Arial" w:hAnsi="Arial"/>
@@ -20910,7 +20910,7 @@
             <w:pPr>
               <w:spacing w:after="20" w:before="0"/>
             </w:pPr>
-            <w:hyperlink w:history="1" r:id="rIdtdyrab4yuf9td-uul9ps7">
+            <w:hyperlink w:history="1" r:id="rIdhqr_z_erm3votthp1lijt">
               <w:r>
                 <w:rPr>
                   <w:rFonts w:ascii="Arial" w:cs="Arial" w:eastAsia="Arial" w:hAnsi="Arial"/>
@@ -20943,7 +20943,7 @@
               <w:spacing w:after="10" w:before="0"/>
               <w:ind w:left="120"/>
             </w:pPr>
-            <w:hyperlink w:history="1" r:id="rIdtlddnbv79klekcfhax-uk">
+            <w:hyperlink w:history="1" r:id="rId_f9xt9uaahfhwvzsygekx">
               <w:r>
                 <w:rPr>
                   <w:rFonts w:ascii="Arial" w:cs="Arial" w:eastAsia="Arial" w:hAnsi="Arial"/>
@@ -20988,7 +20988,7 @@
             <w:pPr>
               <w:spacing w:after="20" w:before="0"/>
             </w:pPr>
-            <w:hyperlink w:history="1" r:id="rIdebynxauzh7geop8rdv9w2">
+            <w:hyperlink w:history="1" r:id="rIdu87eosfyyxe_ab21gdhjg">
               <w:r>
                 <w:rPr>
                   <w:rFonts w:ascii="Arial" w:cs="Arial" w:eastAsia="Arial" w:hAnsi="Arial"/>
@@ -21021,7 +21021,7 @@
               <w:spacing w:after="10" w:before="0"/>
               <w:ind w:left="120"/>
             </w:pPr>
-            <w:hyperlink w:history="1" r:id="rIdomk-guqztdpo7twy-h_mj">
+            <w:hyperlink w:history="1" r:id="rIdxphjsix_sik7ym07zowgp">
               <w:r>
                 <w:rPr>
                   <w:rFonts w:ascii="Arial" w:cs="Arial" w:eastAsia="Arial" w:hAnsi="Arial"/>
@@ -21216,7 +21216,7 @@
             <w:pPr>
               <w:spacing w:after="20" w:before="0"/>
             </w:pPr>
-            <w:hyperlink w:history="1" r:id="rIdoo9kmsjmufvpkkooniiu9">
+            <w:hyperlink w:history="1" r:id="rIdcsoqaopky1oticumyio_r">
               <w:r>
                 <w:rPr>
                   <w:rFonts w:ascii="Arial" w:cs="Arial" w:eastAsia="Arial" w:hAnsi="Arial"/>
@@ -21249,7 +21249,7 @@
               <w:spacing w:after="10" w:before="0"/>
               <w:ind w:left="120"/>
             </w:pPr>
-            <w:hyperlink w:history="1" r:id="rIdf_8o9jnwp3p2ii7jzzn0h">
+            <w:hyperlink w:history="1" r:id="rIdvuwluvduuzqboj2sod5fb">
               <w:r>
                 <w:rPr>
                   <w:rFonts w:ascii="Arial" w:cs="Arial" w:eastAsia="Arial" w:hAnsi="Arial"/>
@@ -21294,7 +21294,7 @@
             <w:pPr>
               <w:spacing w:after="20" w:before="0"/>
             </w:pPr>
-            <w:hyperlink w:history="1" r:id="rIdswsba3y8ndurj9wm9i82b">
+            <w:hyperlink w:history="1" r:id="rIdn6rdlsfhg59f9m_dbna0l">
               <w:r>
                 <w:rPr>
                   <w:rFonts w:ascii="Arial" w:cs="Arial" w:eastAsia="Arial" w:hAnsi="Arial"/>
@@ -21327,7 +21327,7 @@
               <w:spacing w:after="10" w:before="0"/>
               <w:ind w:left="120"/>
             </w:pPr>
-            <w:hyperlink w:history="1" r:id="rIdb5msy8_zyrt2pf4qrtfc_">
+            <w:hyperlink w:history="1" r:id="rIdpavrpyh9y3xltnq9dgvj1">
               <w:r>
                 <w:rPr>
                   <w:rFonts w:ascii="Arial" w:cs="Arial" w:eastAsia="Arial" w:hAnsi="Arial"/>
@@ -21915,7 +21915,7 @@
         </w:rPr>
         <w:t xml:space="preserve">© 2026 SeaVuria and ARES. Aligned with KICD objectives. Developed by SeaVuria; technical implementation by ARES (with AI assistance from Claude). Licensed under </w:t>
       </w:r>
-      <w:hyperlink w:history="1" r:id="rIdr5ruv_0ukt18hhvh7vb7u">
+      <w:hyperlink w:history="1" r:id="rIdglcs6rkb-zfzb30ythcl8">
         <w:r>
           <w:rPr>
             <w:rFonts w:ascii="Arial" w:cs="Arial" w:eastAsia="Arial" w:hAnsi="Arial"/>
@@ -21936,7 +21936,7 @@
         </w:rPr>
         <w:t xml:space="preserve"> (</w:t>
       </w:r>
-      <w:hyperlink w:history="1" r:id="rId5bqf6ybc44c-3sidhnbvc">
+      <w:hyperlink w:history="1" r:id="rIddzeonp-kw3iv9kfho-eyf">
         <w:r>
           <w:rPr>
             <w:rFonts w:ascii="Arial" w:cs="Arial" w:eastAsia="Arial" w:hAnsi="Arial"/>
@@ -22949,7 +22949,7 @@
             <w:pPr>
               <w:spacing w:after="20" w:before="0"/>
             </w:pPr>
-            <w:hyperlink w:history="1" r:id="rIdoits_r5n7r9wk3432qx42">
+            <w:hyperlink w:history="1" r:id="rIdeydzjjqv4pn9hh7zsd2uy">
               <w:r>
                 <w:rPr>
                   <w:rFonts w:ascii="Arial" w:cs="Arial" w:eastAsia="Arial" w:hAnsi="Arial"/>
@@ -22982,7 +22982,7 @@
               <w:spacing w:after="10" w:before="0"/>
               <w:ind w:left="120"/>
             </w:pPr>
-            <w:hyperlink w:history="1" r:id="rIdtglnjzizs9lpjekpxpj-u">
+            <w:hyperlink w:history="1" r:id="rIdec0r7pr2fohe-ynzuvnmu">
               <w:r>
                 <w:rPr>
                   <w:rFonts w:ascii="Arial" w:cs="Arial" w:eastAsia="Arial" w:hAnsi="Arial"/>
@@ -23027,7 +23027,7 @@
             <w:pPr>
               <w:spacing w:after="20" w:before="0"/>
             </w:pPr>
-            <w:hyperlink w:history="1" r:id="rIdlh4k4kwagmk9bty8yeja-">
+            <w:hyperlink w:history="1" r:id="rIdz7whf-ampvcxd_8c57iv2">
               <w:r>
                 <w:rPr>
                   <w:rFonts w:ascii="Arial" w:cs="Arial" w:eastAsia="Arial" w:hAnsi="Arial"/>
@@ -23060,7 +23060,7 @@
               <w:spacing w:after="10" w:before="0"/>
               <w:ind w:left="120"/>
             </w:pPr>
-            <w:hyperlink w:history="1" r:id="rIdku4x8t0dond3k8q-v_w6-">
+            <w:hyperlink w:history="1" r:id="rId0zbxec6cckjqki-9nxzc6">
               <w:r>
                 <w:rPr>
                   <w:rFonts w:ascii="Arial" w:cs="Arial" w:eastAsia="Arial" w:hAnsi="Arial"/>
@@ -23255,7 +23255,7 @@
             <w:pPr>
               <w:spacing w:after="20" w:before="0"/>
             </w:pPr>
-            <w:hyperlink w:history="1" r:id="rIdn0chykm91yjbmknroewmb">
+            <w:hyperlink w:history="1" r:id="rIdpz3zjgdsft2azuhzqioot">
               <w:r>
                 <w:rPr>
                   <w:rFonts w:ascii="Arial" w:cs="Arial" w:eastAsia="Arial" w:hAnsi="Arial"/>
@@ -23288,7 +23288,7 @@
               <w:spacing w:after="10" w:before="0"/>
               <w:ind w:left="120"/>
             </w:pPr>
-            <w:hyperlink w:history="1" r:id="rIdmglfuthfoap3btoe7eyod">
+            <w:hyperlink w:history="1" r:id="rIdudyxhiqjtrvmwzcarlymz">
               <w:r>
                 <w:rPr>
                   <w:rFonts w:ascii="Arial" w:cs="Arial" w:eastAsia="Arial" w:hAnsi="Arial"/>
@@ -23333,7 +23333,7 @@
             <w:pPr>
               <w:spacing w:after="20" w:before="0"/>
             </w:pPr>
-            <w:hyperlink w:history="1" r:id="rId-h6pbxtf1reumoqduzzur">
+            <w:hyperlink w:history="1" r:id="rIdum5vr_ubyul59xpyri3mp">
               <w:r>
                 <w:rPr>
                   <w:rFonts w:ascii="Arial" w:cs="Arial" w:eastAsia="Arial" w:hAnsi="Arial"/>
@@ -23366,7 +23366,7 @@
               <w:spacing w:after="10" w:before="0"/>
               <w:ind w:left="120"/>
             </w:pPr>
-            <w:hyperlink w:history="1" r:id="rIdbofhmtyy5bjovdnjomwy1">
+            <w:hyperlink w:history="1" r:id="rIdophr-jsnd26hs5ogpyatm">
               <w:r>
                 <w:rPr>
                   <w:rFonts w:ascii="Arial" w:cs="Arial" w:eastAsia="Arial" w:hAnsi="Arial"/>
@@ -23599,7 +23599,7 @@
             <w:pPr>
               <w:spacing w:after="20" w:before="0"/>
             </w:pPr>
-            <w:hyperlink w:history="1" r:id="rIdduyo8_0vee5plbwqpyzjr">
+            <w:hyperlink w:history="1" r:id="rIdztvulyfqps9lw3i1rfjpj">
               <w:r>
                 <w:rPr>
                   <w:rFonts w:ascii="Arial" w:cs="Arial" w:eastAsia="Arial" w:hAnsi="Arial"/>
@@ -23632,7 +23632,7 @@
               <w:spacing w:after="10" w:before="0"/>
               <w:ind w:left="120"/>
             </w:pPr>
-            <w:hyperlink w:history="1" r:id="rIdb236vcd66e8q087slfii0">
+            <w:hyperlink w:history="1" r:id="rIdr60wgvpgs0b6uhjxaoe5d">
               <w:r>
                 <w:rPr>
                   <w:rFonts w:ascii="Arial" w:cs="Arial" w:eastAsia="Arial" w:hAnsi="Arial"/>
@@ -23677,7 +23677,7 @@
             <w:pPr>
               <w:spacing w:after="20" w:before="0"/>
             </w:pPr>
-            <w:hyperlink w:history="1" r:id="rIdawe0uelwylnuukqnxvdlf">
+            <w:hyperlink w:history="1" r:id="rIdghf0bs55njwuvzqosppjm">
               <w:r>
                 <w:rPr>
                   <w:rFonts w:ascii="Arial" w:cs="Arial" w:eastAsia="Arial" w:hAnsi="Arial"/>
@@ -23710,7 +23710,7 @@
               <w:spacing w:after="10" w:before="0"/>
               <w:ind w:left="120"/>
             </w:pPr>
-            <w:hyperlink w:history="1" r:id="rIdhkl0gxcvniuyrdi5ak08a">
+            <w:hyperlink w:history="1" r:id="rIdurj9_vqdbftwfbnrhfr8p">
               <w:r>
                 <w:rPr>
                   <w:rFonts w:ascii="Arial" w:cs="Arial" w:eastAsia="Arial" w:hAnsi="Arial"/>
@@ -23905,7 +23905,7 @@
             <w:pPr>
               <w:spacing w:after="20" w:before="0"/>
             </w:pPr>
-            <w:hyperlink w:history="1" r:id="rIdicouboldobfjit_pq0lst">
+            <w:hyperlink w:history="1" r:id="rIdvhwl1g0f4dw8i480qt12w">
               <w:r>
                 <w:rPr>
                   <w:rFonts w:ascii="Arial" w:cs="Arial" w:eastAsia="Arial" w:hAnsi="Arial"/>
@@ -23938,7 +23938,7 @@
               <w:spacing w:after="10" w:before="0"/>
               <w:ind w:left="120"/>
             </w:pPr>
-            <w:hyperlink w:history="1" r:id="rIdazno50bbkfjmkv5gimn-r">
+            <w:hyperlink w:history="1" r:id="rIdscdfdf_xhu81asmjcp2ya">
               <w:r>
                 <w:rPr>
                   <w:rFonts w:ascii="Arial" w:cs="Arial" w:eastAsia="Arial" w:hAnsi="Arial"/>
@@ -23983,7 +23983,7 @@
             <w:pPr>
               <w:spacing w:after="20" w:before="0"/>
             </w:pPr>
-            <w:hyperlink w:history="1" r:id="rIduhmdjotuyt6fxrlix2oas">
+            <w:hyperlink w:history="1" r:id="rIdw8nyzgskm_xl106-ymrb6">
               <w:r>
                 <w:rPr>
                   <w:rFonts w:ascii="Arial" w:cs="Arial" w:eastAsia="Arial" w:hAnsi="Arial"/>
@@ -24016,7 +24016,7 @@
               <w:spacing w:after="10" w:before="0"/>
               <w:ind w:left="120"/>
             </w:pPr>
-            <w:hyperlink w:history="1" r:id="rIdvekzupqfy-uei1jduvts0">
+            <w:hyperlink w:history="1" r:id="rIdohwnitxgco4gudmqjwurd">
               <w:r>
                 <w:rPr>
                   <w:rFonts w:ascii="Arial" w:cs="Arial" w:eastAsia="Arial" w:hAnsi="Arial"/>
@@ -24211,7 +24211,7 @@
             <w:pPr>
               <w:spacing w:after="20" w:before="0"/>
             </w:pPr>
-            <w:hyperlink w:history="1" r:id="rIdstzkhnycnxl9lj6qhxzew">
+            <w:hyperlink w:history="1" r:id="rIdmqflzxigqksrfl9q3i6r7">
               <w:r>
                 <w:rPr>
                   <w:rFonts w:ascii="Arial" w:cs="Arial" w:eastAsia="Arial" w:hAnsi="Arial"/>
@@ -24244,7 +24244,7 @@
               <w:spacing w:after="10" w:before="0"/>
               <w:ind w:left="120"/>
             </w:pPr>
-            <w:hyperlink w:history="1" r:id="rIdmtco7evwf_vt_2ff6ozhk">
+            <w:hyperlink w:history="1" r:id="rIdmmw10nechbcbigivbuwwu">
               <w:r>
                 <w:rPr>
                   <w:rFonts w:ascii="Arial" w:cs="Arial" w:eastAsia="Arial" w:hAnsi="Arial"/>
@@ -24289,7 +24289,7 @@
             <w:pPr>
               <w:spacing w:after="20" w:before="0"/>
             </w:pPr>
-            <w:hyperlink w:history="1" r:id="rIdbhrsciln2rocndvl3uu2v">
+            <w:hyperlink w:history="1" r:id="rIdpeqw8fwqxjmjjjkxo9m95">
               <w:r>
                 <w:rPr>
                   <w:rFonts w:ascii="Arial" w:cs="Arial" w:eastAsia="Arial" w:hAnsi="Arial"/>
@@ -24322,7 +24322,7 @@
               <w:spacing w:after="10" w:before="0"/>
               <w:ind w:left="120"/>
             </w:pPr>
-            <w:hyperlink w:history="1" r:id="rIdvmrxfqgy_nbxkbopicmrg">
+            <w:hyperlink w:history="1" r:id="rId890mibv9dlruhizv1xq4j">
               <w:r>
                 <w:rPr>
                   <w:rFonts w:ascii="Arial" w:cs="Arial" w:eastAsia="Arial" w:hAnsi="Arial"/>
@@ -24834,7 +24834,7 @@
         </w:rPr>
         <w:t xml:space="preserve">© 2026 SeaVuria and ARES. Aligned with KICD objectives. Developed by SeaVuria; technical implementation by ARES (with AI assistance from Claude). Licensed under </w:t>
       </w:r>
-      <w:hyperlink w:history="1" r:id="rIdkiwphzju0jdvrbd-yqzaw">
+      <w:hyperlink w:history="1" r:id="rIdjic8lfkx1hjdqtyqia2jq">
         <w:r>
           <w:rPr>
             <w:rFonts w:ascii="Arial" w:cs="Arial" w:eastAsia="Arial" w:hAnsi="Arial"/>
@@ -24855,7 +24855,7 @@
         </w:rPr>
         <w:t xml:space="preserve"> (</w:t>
       </w:r>
-      <w:hyperlink w:history="1" r:id="rIdxann4wfeogdutkdpb-nkm">
+      <w:hyperlink w:history="1" r:id="rIdcsbwjvqjf5cgvr7s_tac_">
         <w:r>
           <w:rPr>
             <w:rFonts w:ascii="Arial" w:cs="Arial" w:eastAsia="Arial" w:hAnsi="Arial"/>
@@ -25868,7 +25868,7 @@
             <w:pPr>
               <w:spacing w:after="20" w:before="0"/>
             </w:pPr>
-            <w:hyperlink w:history="1" r:id="rIdjjsyesosiqtx6p6_ucc2h">
+            <w:hyperlink w:history="1" r:id="rIdv-zsqyiv2t5zkqaxfgsdx">
               <w:r>
                 <w:rPr>
                   <w:rFonts w:ascii="Arial" w:cs="Arial" w:eastAsia="Arial" w:hAnsi="Arial"/>
@@ -25901,7 +25901,7 @@
               <w:spacing w:after="10" w:before="0"/>
               <w:ind w:left="120"/>
             </w:pPr>
-            <w:hyperlink w:history="1" r:id="rIdomexx1222vfkcapgo1vxx">
+            <w:hyperlink w:history="1" r:id="rIdjrp4hgvboichq-fdauztk">
               <w:r>
                 <w:rPr>
                   <w:rFonts w:ascii="Arial" w:cs="Arial" w:eastAsia="Arial" w:hAnsi="Arial"/>
@@ -25946,7 +25946,7 @@
             <w:pPr>
               <w:spacing w:after="20" w:before="0"/>
             </w:pPr>
-            <w:hyperlink w:history="1" r:id="rIdhbgwnhusgjyhlesrcnk0f">
+            <w:hyperlink w:history="1" r:id="rIdyegp9l6gy7at8ghhcrmxc">
               <w:r>
                 <w:rPr>
                   <w:rFonts w:ascii="Arial" w:cs="Arial" w:eastAsia="Arial" w:hAnsi="Arial"/>
@@ -25979,7 +25979,7 @@
               <w:spacing w:after="10" w:before="0"/>
               <w:ind w:left="120"/>
             </w:pPr>
-            <w:hyperlink w:history="1" r:id="rId763vebw3ardtru3-elkzr">
+            <w:hyperlink w:history="1" r:id="rIdfiebhjjee3jenwrimggvj">
               <w:r>
                 <w:rPr>
                   <w:rFonts w:ascii="Arial" w:cs="Arial" w:eastAsia="Arial" w:hAnsi="Arial"/>
@@ -26326,7 +26326,7 @@
             <w:pPr>
               <w:spacing w:after="20" w:before="0"/>
             </w:pPr>
-            <w:hyperlink w:history="1" r:id="rIdyde_cds5gzf6xqpqjbp8f">
+            <w:hyperlink w:history="1" r:id="rId-msedilczuim6yetnjgtz">
               <w:r>
                 <w:rPr>
                   <w:rFonts w:ascii="Arial" w:cs="Arial" w:eastAsia="Arial" w:hAnsi="Arial"/>
@@ -26359,7 +26359,7 @@
               <w:spacing w:after="10" w:before="0"/>
               <w:ind w:left="120"/>
             </w:pPr>
-            <w:hyperlink w:history="1" r:id="rIdw3a1q1vmdzlhhmn-lwwml">
+            <w:hyperlink w:history="1" r:id="rIdat0fbqpgryzlypdrsmwt0">
               <w:r>
                 <w:rPr>
                   <w:rFonts w:ascii="Arial" w:cs="Arial" w:eastAsia="Arial" w:hAnsi="Arial"/>
@@ -26404,7 +26404,7 @@
             <w:pPr>
               <w:spacing w:after="20" w:before="0"/>
             </w:pPr>
-            <w:hyperlink w:history="1" r:id="rIdfskdv5hz4pmuimqgapxde">
+            <w:hyperlink w:history="1" r:id="rIdmzmskd-zh0qo7oqcjgn9s">
               <w:r>
                 <w:rPr>
                   <w:rFonts w:ascii="Arial" w:cs="Arial" w:eastAsia="Arial" w:hAnsi="Arial"/>
@@ -26437,7 +26437,7 @@
               <w:spacing w:after="10" w:before="0"/>
               <w:ind w:left="120"/>
             </w:pPr>
-            <w:hyperlink w:history="1" r:id="rIdthywnqaxp0rwanjfbejbw">
+            <w:hyperlink w:history="1" r:id="rIdvppdvncfss-fvjufzvghh">
               <w:r>
                 <w:rPr>
                   <w:rFonts w:ascii="Arial" w:cs="Arial" w:eastAsia="Arial" w:hAnsi="Arial"/>
@@ -26784,7 +26784,7 @@
             <w:pPr>
               <w:spacing w:after="20" w:before="0"/>
             </w:pPr>
-            <w:hyperlink w:history="1" r:id="rIddcx3egim6cfgnpa5oehse">
+            <w:hyperlink w:history="1" r:id="rIdbnsihjux3l4lph_bx3azk">
               <w:r>
                 <w:rPr>
                   <w:rFonts w:ascii="Arial" w:cs="Arial" w:eastAsia="Arial" w:hAnsi="Arial"/>
@@ -26817,7 +26817,7 @@
               <w:spacing w:after="10" w:before="0"/>
               <w:ind w:left="120"/>
             </w:pPr>
-            <w:hyperlink w:history="1" r:id="rIdvkrqa1c9kv5rt2mgicwas">
+            <w:hyperlink w:history="1" r:id="rIdave_n7hnpnokuqtcjss4_">
               <w:r>
                 <w:rPr>
                   <w:rFonts w:ascii="Arial" w:cs="Arial" w:eastAsia="Arial" w:hAnsi="Arial"/>
@@ -26862,7 +26862,7 @@
             <w:pPr>
               <w:spacing w:after="20" w:before="0"/>
             </w:pPr>
-            <w:hyperlink w:history="1" r:id="rIdcbjiratqohnilcr0ycqg6">
+            <w:hyperlink w:history="1" r:id="rIdcmnamu_fplcl_xogbau2n">
               <w:r>
                 <w:rPr>
                   <w:rFonts w:ascii="Arial" w:cs="Arial" w:eastAsia="Arial" w:hAnsi="Arial"/>
@@ -26895,7 +26895,7 @@
               <w:spacing w:after="10" w:before="0"/>
               <w:ind w:left="120"/>
             </w:pPr>
-            <w:hyperlink w:history="1" r:id="rIdao-mxnkd9vcynofnilfoq">
+            <w:hyperlink w:history="1" r:id="rIdbbltaptv2vr2ysmpta791">
               <w:r>
                 <w:rPr>
                   <w:rFonts w:ascii="Arial" w:cs="Arial" w:eastAsia="Arial" w:hAnsi="Arial"/>
@@ -27261,7 +27261,7 @@
             <w:pPr>
               <w:spacing w:after="20" w:before="0"/>
             </w:pPr>
-            <w:hyperlink w:history="1" r:id="rIdh37nkxo_d2ikjwaa7ctkk">
+            <w:hyperlink w:history="1" r:id="rIdyxjfyotr6yq1fm4mtldjx">
               <w:r>
                 <w:rPr>
                   <w:rFonts w:ascii="Arial" w:cs="Arial" w:eastAsia="Arial" w:hAnsi="Arial"/>
@@ -27294,7 +27294,7 @@
               <w:spacing w:after="10" w:before="0"/>
               <w:ind w:left="120"/>
             </w:pPr>
-            <w:hyperlink w:history="1" r:id="rIddcnyfpgzqqegutxedlbti">
+            <w:hyperlink w:history="1" r:id="rId8wuglwa8lix6poivsai0m">
               <w:r>
                 <w:rPr>
                   <w:rFonts w:ascii="Arial" w:cs="Arial" w:eastAsia="Arial" w:hAnsi="Arial"/>
@@ -27339,7 +27339,7 @@
             <w:pPr>
               <w:spacing w:after="20" w:before="0"/>
             </w:pPr>
-            <w:hyperlink w:history="1" r:id="rId0jjchvnn4efo9p8ywdu2q">
+            <w:hyperlink w:history="1" r:id="rIdes2jkqytvhrngplml0xjh">
               <w:r>
                 <w:rPr>
                   <w:rFonts w:ascii="Arial" w:cs="Arial" w:eastAsia="Arial" w:hAnsi="Arial"/>
@@ -27372,7 +27372,7 @@
               <w:spacing w:after="10" w:before="0"/>
               <w:ind w:left="120"/>
             </w:pPr>
-            <w:hyperlink w:history="1" r:id="rIdpsyhrubmmqeee-pop_hqe">
+            <w:hyperlink w:history="1" r:id="rIdkddjz3uui5mlmgp6zvuuf">
               <w:r>
                 <w:rPr>
                   <w:rFonts w:ascii="Arial" w:cs="Arial" w:eastAsia="Arial" w:hAnsi="Arial"/>
@@ -27719,7 +27719,7 @@
             <w:pPr>
               <w:spacing w:after="20" w:before="0"/>
             </w:pPr>
-            <w:hyperlink w:history="1" r:id="rIdcngdhwhfvukr_yh7bsxbr">
+            <w:hyperlink w:history="1" r:id="rIdddiak-fpwm_tnffvguj_5">
               <w:r>
                 <w:rPr>
                   <w:rFonts w:ascii="Arial" w:cs="Arial" w:eastAsia="Arial" w:hAnsi="Arial"/>
@@ -27752,7 +27752,7 @@
               <w:spacing w:after="10" w:before="0"/>
               <w:ind w:left="120"/>
             </w:pPr>
-            <w:hyperlink w:history="1" r:id="rIdsrb4degw4wzmtr16egpw_">
+            <w:hyperlink w:history="1" r:id="rIdx5hb3yi1vz9x_u9djdc5w">
               <w:r>
                 <w:rPr>
                   <w:rFonts w:ascii="Arial" w:cs="Arial" w:eastAsia="Arial" w:hAnsi="Arial"/>
@@ -27797,7 +27797,7 @@
             <w:pPr>
               <w:spacing w:after="20" w:before="0"/>
             </w:pPr>
-            <w:hyperlink w:history="1" r:id="rIddfu9g95zi97tgycwmimtn">
+            <w:hyperlink w:history="1" r:id="rIdaqycwdtge-07ondfxfmsp">
               <w:r>
                 <w:rPr>
                   <w:rFonts w:ascii="Arial" w:cs="Arial" w:eastAsia="Arial" w:hAnsi="Arial"/>
@@ -27830,7 +27830,7 @@
               <w:spacing w:after="10" w:before="0"/>
               <w:ind w:left="120"/>
             </w:pPr>
-            <w:hyperlink w:history="1" r:id="rIdaxdatkoyso1l96sbigjs9">
+            <w:hyperlink w:history="1" r:id="rId6_9fmxy6rmoga0xsd8i6e">
               <w:r>
                 <w:rPr>
                   <w:rFonts w:ascii="Arial" w:cs="Arial" w:eastAsia="Arial" w:hAnsi="Arial"/>
@@ -28646,7 +28646,7 @@
         </w:rPr>
         <w:t xml:space="preserve">© 2026 SeaVuria and ARES. Aligned with KICD objectives. Developed by SeaVuria; technical implementation by ARES (with AI assistance from Claude). Licensed under </w:t>
       </w:r>
-      <w:hyperlink w:history="1" r:id="rId6sfc1h3dkdcjfyoiw8nvx">
+      <w:hyperlink w:history="1" r:id="rIdjeez9flj6g9xt1dqt3eeu">
         <w:r>
           <w:rPr>
             <w:rFonts w:ascii="Arial" w:cs="Arial" w:eastAsia="Arial" w:hAnsi="Arial"/>
@@ -28667,7 +28667,7 @@
         </w:rPr>
         <w:t xml:space="preserve"> (</w:t>
       </w:r>
-      <w:hyperlink w:history="1" r:id="rIdqtdrpy0tc5s5nfcslmqgv">
+      <w:hyperlink w:history="1" r:id="rIdqm4qhubahwgp1tgf1fjpf">
         <w:r>
           <w:rPr>
             <w:rFonts w:ascii="Arial" w:cs="Arial" w:eastAsia="Arial" w:hAnsi="Arial"/>

--- a/data/outputs/v2/Essential_Mathematics/SS1.3_Quadratic_Equations/Essential_Mathematics_Quadratic_Equations_CBE_LessonSequence.docx
+++ b/data/outputs/v2/Essential_Mathematics/SS1.3_Quadratic_Equations/Essential_Mathematics_Quadratic_Equations_CBE_LessonSequence.docx
@@ -2246,7 +2246,7 @@
         </w:rPr>
         <w:t xml:space="preserve">© 2026 SeaVuria and ARES. This work is licensed under a </w:t>
       </w:r>
-      <w:hyperlink w:history="1" r:id="rIdyskcnp7yz4jtqne0anspc">
+      <w:hyperlink w:history="1" r:id="rIdjqjtvjjjhwfvzm1jw2ibj">
         <w:r>
           <w:rPr>
             <w:rFonts w:ascii="Arial" w:cs="Arial" w:eastAsia="Arial" w:hAnsi="Arial"/>
@@ -2266,7 +2266,7 @@
         </w:rPr>
         <w:t xml:space="preserve"> (</w:t>
       </w:r>
-      <w:hyperlink w:history="1" r:id="rId253qi_bnqpx81kzr1x-po">
+      <w:hyperlink w:history="1" r:id="rIdordb_uxbmpfwiwbu1wf9k">
         <w:r>
           <w:rPr>
             <w:rFonts w:ascii="Arial" w:cs="Arial" w:eastAsia="Arial" w:hAnsi="Arial"/>
@@ -2286,7 +2286,7 @@
         </w:rPr>
         <w:t xml:space="preserve">). To view a copy of this license, visit </w:t>
       </w:r>
-      <w:hyperlink w:history="1" r:id="rIdlybbmxevvdeco75rx-s-3">
+      <w:hyperlink w:history="1" r:id="rId5hcvtsueapgvqts8bchjm">
         <w:r>
           <w:rPr>
             <w:rFonts w:ascii="Arial" w:cs="Arial" w:eastAsia="Arial" w:hAnsi="Arial"/>
@@ -3298,7 +3298,7 @@
             <w:pPr>
               <w:spacing w:after="20" w:before="0"/>
             </w:pPr>
-            <w:hyperlink w:history="1" r:id="rIdfytwyuv63j7nxotmpwtkf">
+            <w:hyperlink w:history="1" r:id="rIdcd2jdq2-qaotvtiudifcr">
               <w:r>
                 <w:rPr>
                   <w:rFonts w:ascii="Arial" w:cs="Arial" w:eastAsia="Arial" w:hAnsi="Arial"/>
@@ -3331,7 +3331,7 @@
               <w:spacing w:after="10" w:before="0"/>
               <w:ind w:left="120"/>
             </w:pPr>
-            <w:hyperlink w:history="1" r:id="rIdlpxnhliemp51azyqq4ca3">
+            <w:hyperlink w:history="1" r:id="rIdg2xagl6o1et3h9yetpjya">
               <w:r>
                 <w:rPr>
                   <w:rFonts w:ascii="Arial" w:cs="Arial" w:eastAsia="Arial" w:hAnsi="Arial"/>
@@ -3376,7 +3376,7 @@
             <w:pPr>
               <w:spacing w:after="20" w:before="0"/>
             </w:pPr>
-            <w:hyperlink w:history="1" r:id="rIdr0qk5phdp3sb8o5yi42ki">
+            <w:hyperlink w:history="1" r:id="rIdcalmvhyy8zajipw3bhy7w">
               <w:r>
                 <w:rPr>
                   <w:rFonts w:ascii="Arial" w:cs="Arial" w:eastAsia="Arial" w:hAnsi="Arial"/>
@@ -3409,7 +3409,7 @@
               <w:spacing w:after="10" w:before="0"/>
               <w:ind w:left="120"/>
             </w:pPr>
-            <w:hyperlink w:history="1" r:id="rIdmdowt7sxjnpm2cqxzv3wt">
+            <w:hyperlink w:history="1" r:id="rIdj1lzd_-m82dc1bkhczbko">
               <w:r>
                 <w:rPr>
                   <w:rFonts w:ascii="Arial" w:cs="Arial" w:eastAsia="Arial" w:hAnsi="Arial"/>
@@ -3661,7 +3661,7 @@
             <w:pPr>
               <w:spacing w:after="20" w:before="0"/>
             </w:pPr>
-            <w:hyperlink w:history="1" r:id="rIdeldmukcqyjyienxmrdgzq">
+            <w:hyperlink w:history="1" r:id="rIdiaoijcnykcgllukuosx_8">
               <w:r>
                 <w:rPr>
                   <w:rFonts w:ascii="Arial" w:cs="Arial" w:eastAsia="Arial" w:hAnsi="Arial"/>
@@ -3694,7 +3694,7 @@
               <w:spacing w:after="10" w:before="0"/>
               <w:ind w:left="120"/>
             </w:pPr>
-            <w:hyperlink w:history="1" r:id="rId4fbehqztsxacubeqjeiib">
+            <w:hyperlink w:history="1" r:id="rIdyyjyqqdpv4hwyc3ujzv_9">
               <w:r>
                 <w:rPr>
                   <w:rFonts w:ascii="Arial" w:cs="Arial" w:eastAsia="Arial" w:hAnsi="Arial"/>
@@ -3739,7 +3739,7 @@
             <w:pPr>
               <w:spacing w:after="20" w:before="0"/>
             </w:pPr>
-            <w:hyperlink w:history="1" r:id="rIdqsoaby3eshdplm6zc-d-j">
+            <w:hyperlink w:history="1" r:id="rId038urs3gmfz-emhamhc5h">
               <w:r>
                 <w:rPr>
                   <w:rFonts w:ascii="Arial" w:cs="Arial" w:eastAsia="Arial" w:hAnsi="Arial"/>
@@ -3772,7 +3772,7 @@
               <w:spacing w:after="10" w:before="0"/>
               <w:ind w:left="120"/>
             </w:pPr>
-            <w:hyperlink w:history="1" r:id="rIdphjudgty7m2b7pgub6tyt">
+            <w:hyperlink w:history="1" r:id="rIdquihd3qlzr4razst_wudd">
               <w:r>
                 <w:rPr>
                   <w:rFonts w:ascii="Arial" w:cs="Arial" w:eastAsia="Arial" w:hAnsi="Arial"/>
@@ -4119,7 +4119,7 @@
             <w:pPr>
               <w:spacing w:after="20" w:before="0"/>
             </w:pPr>
-            <w:hyperlink w:history="1" r:id="rIdwmx16wdozbvfzbafmipq6">
+            <w:hyperlink w:history="1" r:id="rIdds_s4hfz4iziiqcsvblyk">
               <w:r>
                 <w:rPr>
                   <w:rFonts w:ascii="Arial" w:cs="Arial" w:eastAsia="Arial" w:hAnsi="Arial"/>
@@ -4152,7 +4152,7 @@
               <w:spacing w:after="10" w:before="0"/>
               <w:ind w:left="120"/>
             </w:pPr>
-            <w:hyperlink w:history="1" r:id="rId5apr3pxmuvelra2ftqist">
+            <w:hyperlink w:history="1" r:id="rIdvfvw_iwdxk-67pip8g2t0">
               <w:r>
                 <w:rPr>
                   <w:rFonts w:ascii="Arial" w:cs="Arial" w:eastAsia="Arial" w:hAnsi="Arial"/>
@@ -4197,7 +4197,7 @@
             <w:pPr>
               <w:spacing w:after="20" w:before="0"/>
             </w:pPr>
-            <w:hyperlink w:history="1" r:id="rId7gkdzgm5jek-v2yhdg1pd">
+            <w:hyperlink w:history="1" r:id="rId32oyqvrva3dm-j8rnnfy0">
               <w:r>
                 <w:rPr>
                   <w:rFonts w:ascii="Arial" w:cs="Arial" w:eastAsia="Arial" w:hAnsi="Arial"/>
@@ -4230,7 +4230,7 @@
               <w:spacing w:after="10" w:before="0"/>
               <w:ind w:left="120"/>
             </w:pPr>
-            <w:hyperlink w:history="1" r:id="rId69kxhoi22resjkft4qqqm">
+            <w:hyperlink w:history="1" r:id="rIdjagir2elccxhmeqmfufiz">
               <w:r>
                 <w:rPr>
                   <w:rFonts w:ascii="Arial" w:cs="Arial" w:eastAsia="Arial" w:hAnsi="Arial"/>
@@ -4634,7 +4634,7 @@
             <w:pPr>
               <w:spacing w:after="20" w:before="0"/>
             </w:pPr>
-            <w:hyperlink w:history="1" r:id="rIdbtirvgdis8jsedf_kdcos">
+            <w:hyperlink w:history="1" r:id="rIdm-wrd-nsz2kgvwpk4dmyo">
               <w:r>
                 <w:rPr>
                   <w:rFonts w:ascii="Arial" w:cs="Arial" w:eastAsia="Arial" w:hAnsi="Arial"/>
@@ -4667,7 +4667,7 @@
               <w:spacing w:after="10" w:before="0"/>
               <w:ind w:left="120"/>
             </w:pPr>
-            <w:hyperlink w:history="1" r:id="rIdd2wkoc-twynphucpyi-di">
+            <w:hyperlink w:history="1" r:id="rId7hsvxlhpf2xphuey9lizj">
               <w:r>
                 <w:rPr>
                   <w:rFonts w:ascii="Arial" w:cs="Arial" w:eastAsia="Arial" w:hAnsi="Arial"/>
@@ -4712,7 +4712,7 @@
             <w:pPr>
               <w:spacing w:after="20" w:before="0"/>
             </w:pPr>
-            <w:hyperlink w:history="1" r:id="rIdwxfmxzkgq6ewf532gnuye">
+            <w:hyperlink w:history="1" r:id="rIdv5ntkolvz_8hhgo3qalwa">
               <w:r>
                 <w:rPr>
                   <w:rFonts w:ascii="Arial" w:cs="Arial" w:eastAsia="Arial" w:hAnsi="Arial"/>
@@ -4745,7 +4745,7 @@
               <w:spacing w:after="10" w:before="0"/>
               <w:ind w:left="120"/>
             </w:pPr>
-            <w:hyperlink w:history="1" r:id="rIddngb1dg9ngb2ebdbdntwn">
+            <w:hyperlink w:history="1" r:id="rIdja4ku-i8e4soc46ug8oww">
               <w:r>
                 <w:rPr>
                   <w:rFonts w:ascii="Arial" w:cs="Arial" w:eastAsia="Arial" w:hAnsi="Arial"/>
@@ -5035,7 +5035,7 @@
             <w:pPr>
               <w:spacing w:after="20" w:before="0"/>
             </w:pPr>
-            <w:hyperlink w:history="1" r:id="rIdhyykgee31g9lmcbssllt1">
+            <w:hyperlink w:history="1" r:id="rIdavbotad1jix_jeygc3h2u">
               <w:r>
                 <w:rPr>
                   <w:rFonts w:ascii="Arial" w:cs="Arial" w:eastAsia="Arial" w:hAnsi="Arial"/>
@@ -5084,7 +5084,7 @@
               <w:spacing w:after="10" w:before="0"/>
               <w:ind w:left="120"/>
             </w:pPr>
-            <w:hyperlink w:history="1" r:id="rIddnywrnd7oqxh6weeo9y8y">
+            <w:hyperlink w:history="1" r:id="rIdnqzf4nsv2znrgdqrz5gjx">
               <w:r>
                 <w:rPr>
                   <w:rFonts w:ascii="Arial" w:cs="Arial" w:eastAsia="Arial" w:hAnsi="Arial"/>
@@ -5129,7 +5129,7 @@
             <w:pPr>
               <w:spacing w:after="20" w:before="0"/>
             </w:pPr>
-            <w:hyperlink w:history="1" r:id="rIdacctyz402hdp6_8ckl0qi">
+            <w:hyperlink w:history="1" r:id="rIdhv2zv---ccwowwv0u7zs2">
               <w:r>
                 <w:rPr>
                   <w:rFonts w:ascii="Arial" w:cs="Arial" w:eastAsia="Arial" w:hAnsi="Arial"/>
@@ -5162,7 +5162,7 @@
               <w:spacing w:after="10" w:before="0"/>
               <w:ind w:left="120"/>
             </w:pPr>
-            <w:hyperlink w:history="1" r:id="rIdjk70gw5wnymflvj2mmomp">
+            <w:hyperlink w:history="1" r:id="rIdhr83birklmkh520a2grc9">
               <w:r>
                 <w:rPr>
                   <w:rFonts w:ascii="Arial" w:cs="Arial" w:eastAsia="Arial" w:hAnsi="Arial"/>
@@ -5769,7 +5769,7 @@
         </w:rPr>
         <w:t xml:space="preserve">© 2026 SeaVuria and ARES. Aligned with KICD objectives. Developed by SeaVuria; technical implementation by ARES (with AI assistance from Claude). Licensed under </w:t>
       </w:r>
-      <w:hyperlink w:history="1" r:id="rIdzn3ivxdcezhngwcmc4tna">
+      <w:hyperlink w:history="1" r:id="rIdu2v3xangsmsukvsk9sjhu">
         <w:r>
           <w:rPr>
             <w:rFonts w:ascii="Arial" w:cs="Arial" w:eastAsia="Arial" w:hAnsi="Arial"/>
@@ -5790,7 +5790,7 @@
         </w:rPr>
         <w:t xml:space="preserve"> (</w:t>
       </w:r>
-      <w:hyperlink w:history="1" r:id="rIdzmbhxma-y_9o863l8zx9o">
+      <w:hyperlink w:history="1" r:id="rId3qwjq1x6w-dqkdvtsl3yf">
         <w:r>
           <w:rPr>
             <w:rFonts w:ascii="Arial" w:cs="Arial" w:eastAsia="Arial" w:hAnsi="Arial"/>
@@ -6803,7 +6803,7 @@
             <w:pPr>
               <w:spacing w:after="20" w:before="0"/>
             </w:pPr>
-            <w:hyperlink w:history="1" r:id="rIdsfnyn3u8vzcof3fgjj8yj">
+            <w:hyperlink w:history="1" r:id="rIdixgnhyq_8ummhqfcezujj">
               <w:r>
                 <w:rPr>
                   <w:rFonts w:ascii="Arial" w:cs="Arial" w:eastAsia="Arial" w:hAnsi="Arial"/>
@@ -6836,7 +6836,7 @@
               <w:spacing w:after="10" w:before="0"/>
               <w:ind w:left="120"/>
             </w:pPr>
-            <w:hyperlink w:history="1" r:id="rIdjk4yhuyugucs8mkf8a9ap">
+            <w:hyperlink w:history="1" r:id="rIdsvamy3_ow-xr9jomodfhf">
               <w:r>
                 <w:rPr>
                   <w:rFonts w:ascii="Arial" w:cs="Arial" w:eastAsia="Arial" w:hAnsi="Arial"/>
@@ -6881,7 +6881,7 @@
             <w:pPr>
               <w:spacing w:after="20" w:before="0"/>
             </w:pPr>
-            <w:hyperlink w:history="1" r:id="rId7fv5pdpytsr0nrkcubxoh">
+            <w:hyperlink w:history="1" r:id="rIdmqifs1dnfqsi24g_bhvgb">
               <w:r>
                 <w:rPr>
                   <w:rFonts w:ascii="Arial" w:cs="Arial" w:eastAsia="Arial" w:hAnsi="Arial"/>
@@ -6914,7 +6914,7 @@
               <w:spacing w:after="10" w:before="0"/>
               <w:ind w:left="120"/>
             </w:pPr>
-            <w:hyperlink w:history="1" r:id="rIdie44skyydpxgrhlc8tx_g">
+            <w:hyperlink w:history="1" r:id="rIdlylt7qkugoqbcdu3pbkgg">
               <w:r>
                 <w:rPr>
                   <w:rFonts w:ascii="Arial" w:cs="Arial" w:eastAsia="Arial" w:hAnsi="Arial"/>
@@ -7109,7 +7109,7 @@
             <w:pPr>
               <w:spacing w:after="20" w:before="0"/>
             </w:pPr>
-            <w:hyperlink w:history="1" r:id="rIdk1tbtdd1vv9zm4uaszcn2">
+            <w:hyperlink w:history="1" r:id="rId_5ks33fadqmewn8it-svp">
               <w:r>
                 <w:rPr>
                   <w:rFonts w:ascii="Arial" w:cs="Arial" w:eastAsia="Arial" w:hAnsi="Arial"/>
@@ -7142,7 +7142,7 @@
               <w:spacing w:after="10" w:before="0"/>
               <w:ind w:left="120"/>
             </w:pPr>
-            <w:hyperlink w:history="1" r:id="rIdhvxyv61dpxkpxt2aqu0cq">
+            <w:hyperlink w:history="1" r:id="rIdmdl6bxnpobqqtjhbfvuaw">
               <w:r>
                 <w:rPr>
                   <w:rFonts w:ascii="Arial" w:cs="Arial" w:eastAsia="Arial" w:hAnsi="Arial"/>
@@ -7187,7 +7187,7 @@
             <w:pPr>
               <w:spacing w:after="20" w:before="0"/>
             </w:pPr>
-            <w:hyperlink w:history="1" r:id="rIdbczfdc0aug9ntzn4hjq8q">
+            <w:hyperlink w:history="1" r:id="rIdezto2wyr4vnah6kgdjxkj">
               <w:r>
                 <w:rPr>
                   <w:rFonts w:ascii="Arial" w:cs="Arial" w:eastAsia="Arial" w:hAnsi="Arial"/>
@@ -7220,7 +7220,7 @@
               <w:spacing w:after="10" w:before="0"/>
               <w:ind w:left="120"/>
             </w:pPr>
-            <w:hyperlink w:history="1" r:id="rIdkbismrnpzy4pwezalruox">
+            <w:hyperlink w:history="1" r:id="rId-rypf3hixzmejnxesgueo">
               <w:r>
                 <w:rPr>
                   <w:rFonts w:ascii="Arial" w:cs="Arial" w:eastAsia="Arial" w:hAnsi="Arial"/>
@@ -7624,7 +7624,7 @@
             <w:pPr>
               <w:spacing w:after="20" w:before="0"/>
             </w:pPr>
-            <w:hyperlink w:history="1" r:id="rIdhja5dqzwwxx4bowab8nkg">
+            <w:hyperlink w:history="1" r:id="rIdxbooqyrvwyskl5d5pvtf0">
               <w:r>
                 <w:rPr>
                   <w:rFonts w:ascii="Arial" w:cs="Arial" w:eastAsia="Arial" w:hAnsi="Arial"/>
@@ -7657,7 +7657,7 @@
               <w:spacing w:after="10" w:before="0"/>
               <w:ind w:left="120"/>
             </w:pPr>
-            <w:hyperlink w:history="1" r:id="rIdq3_qch3jh-r8alh55asnl">
+            <w:hyperlink w:history="1" r:id="rIdkm67zfntr60bejlkpyroo">
               <w:r>
                 <w:rPr>
                   <w:rFonts w:ascii="Arial" w:cs="Arial" w:eastAsia="Arial" w:hAnsi="Arial"/>
@@ -7702,7 +7702,7 @@
             <w:pPr>
               <w:spacing w:after="20" w:before="0"/>
             </w:pPr>
-            <w:hyperlink w:history="1" r:id="rIdslsaifi0nvnwfy5ugth4x">
+            <w:hyperlink w:history="1" r:id="rId9azsrsbb8-wt9jqh4set5">
               <w:r>
                 <w:rPr>
                   <w:rFonts w:ascii="Arial" w:cs="Arial" w:eastAsia="Arial" w:hAnsi="Arial"/>
@@ -7735,7 +7735,7 @@
               <w:spacing w:after="10" w:before="0"/>
               <w:ind w:left="120"/>
             </w:pPr>
-            <w:hyperlink w:history="1" r:id="rIda6dvn8asrmxzbbhfa8ksz">
+            <w:hyperlink w:history="1" r:id="rIdpykwfvzsnc04dsy3b4ckf">
               <w:r>
                 <w:rPr>
                   <w:rFonts w:ascii="Arial" w:cs="Arial" w:eastAsia="Arial" w:hAnsi="Arial"/>
@@ -8158,7 +8158,7 @@
             <w:pPr>
               <w:spacing w:after="20" w:before="0"/>
             </w:pPr>
-            <w:hyperlink w:history="1" r:id="rIdq9lubpq4osxekxvndhr2w">
+            <w:hyperlink w:history="1" r:id="rIdgsy5kosx3nkvk6zikbvoy">
               <w:r>
                 <w:rPr>
                   <w:rFonts w:ascii="Arial" w:cs="Arial" w:eastAsia="Arial" w:hAnsi="Arial"/>
@@ -8191,7 +8191,7 @@
               <w:spacing w:after="10" w:before="0"/>
               <w:ind w:left="120"/>
             </w:pPr>
-            <w:hyperlink w:history="1" r:id="rIdlyrqaj_4acmnkog5a0xos">
+            <w:hyperlink w:history="1" r:id="rIdjfzluaevsda6w5vl6g5-k">
               <w:r>
                 <w:rPr>
                   <w:rFonts w:ascii="Arial" w:cs="Arial" w:eastAsia="Arial" w:hAnsi="Arial"/>
@@ -8236,7 +8236,7 @@
             <w:pPr>
               <w:spacing w:after="20" w:before="0"/>
             </w:pPr>
-            <w:hyperlink w:history="1" r:id="rIdqwsfrxr-bgioudfcrrusf">
+            <w:hyperlink w:history="1" r:id="rIda8ndx4rwer3jtxjywviam">
               <w:r>
                 <w:rPr>
                   <w:rFonts w:ascii="Arial" w:cs="Arial" w:eastAsia="Arial" w:hAnsi="Arial"/>
@@ -8269,7 +8269,7 @@
               <w:spacing w:after="10" w:before="0"/>
               <w:ind w:left="120"/>
             </w:pPr>
-            <w:hyperlink w:history="1" r:id="rIdftaxpipbnpr5kfhp0ssgp">
+            <w:hyperlink w:history="1" r:id="rIdv3sjk8ubdqwpy9vmhuiz5">
               <w:r>
                 <w:rPr>
                   <w:rFonts w:ascii="Arial" w:cs="Arial" w:eastAsia="Arial" w:hAnsi="Arial"/>
@@ -8464,7 +8464,7 @@
             <w:pPr>
               <w:spacing w:after="20" w:before="0"/>
             </w:pPr>
-            <w:hyperlink w:history="1" r:id="rIdvx6ropnrb2bmhuob82e5a">
+            <w:hyperlink w:history="1" r:id="rIdxcueu_78atqt-eqcn4gut">
               <w:r>
                 <w:rPr>
                   <w:rFonts w:ascii="Arial" w:cs="Arial" w:eastAsia="Arial" w:hAnsi="Arial"/>
@@ -8513,7 +8513,7 @@
               <w:spacing w:after="10" w:before="0"/>
               <w:ind w:left="120"/>
             </w:pPr>
-            <w:hyperlink w:history="1" r:id="rIdmz3_udkex0hvo4z1s-gv8">
+            <w:hyperlink w:history="1" r:id="rIdndzbmxkwf8ilz0t5rtv36">
               <w:r>
                 <w:rPr>
                   <w:rFonts w:ascii="Arial" w:cs="Arial" w:eastAsia="Arial" w:hAnsi="Arial"/>
@@ -8558,7 +8558,7 @@
             <w:pPr>
               <w:spacing w:after="20" w:before="0"/>
             </w:pPr>
-            <w:hyperlink w:history="1" r:id="rIdxx3zet-bbyccqwl_dqref">
+            <w:hyperlink w:history="1" r:id="rId3hfdd8x1xwxwzwj2j9igg">
               <w:r>
                 <w:rPr>
                   <w:rFonts w:ascii="Arial" w:cs="Arial" w:eastAsia="Arial" w:hAnsi="Arial"/>
@@ -8591,7 +8591,7 @@
               <w:spacing w:after="10" w:before="0"/>
               <w:ind w:left="120"/>
             </w:pPr>
-            <w:hyperlink w:history="1" r:id="rIdystphw1zzkqunxlrszuao">
+            <w:hyperlink w:history="1" r:id="rIdr7aswtek0lz4xnplmuapy">
               <w:r>
                 <w:rPr>
                   <w:rFonts w:ascii="Arial" w:cs="Arial" w:eastAsia="Arial" w:hAnsi="Arial"/>
@@ -9103,7 +9103,7 @@
         </w:rPr>
         <w:t xml:space="preserve">© 2026 SeaVuria and ARES. Aligned with KICD objectives. Developed by SeaVuria; technical implementation by ARES (with AI assistance from Claude). Licensed under </w:t>
       </w:r>
-      <w:hyperlink w:history="1" r:id="rIdrsfduktb2ygi5y2xvqtru">
+      <w:hyperlink w:history="1" r:id="rIdizse9pm49l0eujqdnlcfo">
         <w:r>
           <w:rPr>
             <w:rFonts w:ascii="Arial" w:cs="Arial" w:eastAsia="Arial" w:hAnsi="Arial"/>
@@ -9124,7 +9124,7 @@
         </w:rPr>
         <w:t xml:space="preserve"> (</w:t>
       </w:r>
-      <w:hyperlink w:history="1" r:id="rId6fvud3st4w1pg4glv7gtj">
+      <w:hyperlink w:history="1" r:id="rIdbpw0ilyrplrglmk7h0ymt">
         <w:r>
           <w:rPr>
             <w:rFonts w:ascii="Arial" w:cs="Arial" w:eastAsia="Arial" w:hAnsi="Arial"/>
@@ -10137,7 +10137,7 @@
             <w:pPr>
               <w:spacing w:after="20" w:before="0"/>
             </w:pPr>
-            <w:hyperlink w:history="1" r:id="rIdfce3gurroeylltgrkwx5g">
+            <w:hyperlink w:history="1" r:id="rId_ff4dzradtyc8qfsxjdva">
               <w:r>
                 <w:rPr>
                   <w:rFonts w:ascii="Arial" w:cs="Arial" w:eastAsia="Arial" w:hAnsi="Arial"/>
@@ -10170,7 +10170,7 @@
               <w:spacing w:after="10" w:before="0"/>
               <w:ind w:left="120"/>
             </w:pPr>
-            <w:hyperlink w:history="1" r:id="rIdljqm1g-xeoyod6sgzq_hy">
+            <w:hyperlink w:history="1" r:id="rIdurtoh_drat38j-hhehp__">
               <w:r>
                 <w:rPr>
                   <w:rFonts w:ascii="Arial" w:cs="Arial" w:eastAsia="Arial" w:hAnsi="Arial"/>
@@ -10215,7 +10215,7 @@
             <w:pPr>
               <w:spacing w:after="20" w:before="0"/>
             </w:pPr>
-            <w:hyperlink w:history="1" r:id="rIdfiplyjw9uujmz9rgc8ftn">
+            <w:hyperlink w:history="1" r:id="rIdl8eyozmk2vvkid4ltmuts">
               <w:r>
                 <w:rPr>
                   <w:rFonts w:ascii="Arial" w:cs="Arial" w:eastAsia="Arial" w:hAnsi="Arial"/>
@@ -10264,7 +10264,7 @@
               <w:spacing w:after="10" w:before="0"/>
               <w:ind w:left="120"/>
             </w:pPr>
-            <w:hyperlink w:history="1" r:id="rIdg--slg5bw6k2j1we2ewgn">
+            <w:hyperlink w:history="1" r:id="rIdjc6_ha4flymfok7sigkj_">
               <w:r>
                 <w:rPr>
                   <w:rFonts w:ascii="Arial" w:cs="Arial" w:eastAsia="Arial" w:hAnsi="Arial"/>
@@ -10459,7 +10459,7 @@
             <w:pPr>
               <w:spacing w:after="20" w:before="0"/>
             </w:pPr>
-            <w:hyperlink w:history="1" r:id="rId42ikeghkk3xbgpetsktyc">
+            <w:hyperlink w:history="1" r:id="rIdo3vumw1zhzodal82o8sb7">
               <w:r>
                 <w:rPr>
                   <w:rFonts w:ascii="Arial" w:cs="Arial" w:eastAsia="Arial" w:hAnsi="Arial"/>
@@ -10492,7 +10492,7 @@
               <w:spacing w:after="10" w:before="0"/>
               <w:ind w:left="120"/>
             </w:pPr>
-            <w:hyperlink w:history="1" r:id="rId6b9irnvzydarru9t-ghsx">
+            <w:hyperlink w:history="1" r:id="rIdaogxukygl20x0dzshs6zk">
               <w:r>
                 <w:rPr>
                   <w:rFonts w:ascii="Arial" w:cs="Arial" w:eastAsia="Arial" w:hAnsi="Arial"/>
@@ -10537,7 +10537,7 @@
             <w:pPr>
               <w:spacing w:after="20" w:before="0"/>
             </w:pPr>
-            <w:hyperlink w:history="1" r:id="rIdh6_eq_-5kpnkas6vcgkak">
+            <w:hyperlink w:history="1" r:id="rIdkd-xagdnbkm_dwhipps_z">
               <w:r>
                 <w:rPr>
                   <w:rFonts w:ascii="Arial" w:cs="Arial" w:eastAsia="Arial" w:hAnsi="Arial"/>
@@ -10586,7 +10586,7 @@
               <w:spacing w:after="10" w:before="0"/>
               <w:ind w:left="120"/>
             </w:pPr>
-            <w:hyperlink w:history="1" r:id="rIdg4zigmzngyhv_v0prdeha">
+            <w:hyperlink w:history="1" r:id="rIdhzm5jwdzrovzuol-o9gwa">
               <w:r>
                 <w:rPr>
                   <w:rFonts w:ascii="Arial" w:cs="Arial" w:eastAsia="Arial" w:hAnsi="Arial"/>
@@ -10781,7 +10781,7 @@
             <w:pPr>
               <w:spacing w:after="20" w:before="0"/>
             </w:pPr>
-            <w:hyperlink w:history="1" r:id="rIdizgakq3w8hdoqv61ccbop">
+            <w:hyperlink w:history="1" r:id="rIdu6sb5q_yqnfxantp38tva">
               <w:r>
                 <w:rPr>
                   <w:rFonts w:ascii="Arial" w:cs="Arial" w:eastAsia="Arial" w:hAnsi="Arial"/>
@@ -10814,7 +10814,7 @@
               <w:spacing w:after="10" w:before="0"/>
               <w:ind w:left="120"/>
             </w:pPr>
-            <w:hyperlink w:history="1" r:id="rIdzfs7jp-raluoa72097uaf">
+            <w:hyperlink w:history="1" r:id="rIdkxjhynpntycmui-v-_58h">
               <w:r>
                 <w:rPr>
                   <w:rFonts w:ascii="Arial" w:cs="Arial" w:eastAsia="Arial" w:hAnsi="Arial"/>
@@ -10859,7 +10859,7 @@
             <w:pPr>
               <w:spacing w:after="20" w:before="0"/>
             </w:pPr>
-            <w:hyperlink w:history="1" r:id="rIdiqtavvkzn3zr0miimaxcf">
+            <w:hyperlink w:history="1" r:id="rId90sjyb-vsxdnnn7_z4y94">
               <w:r>
                 <w:rPr>
                   <w:rFonts w:ascii="Arial" w:cs="Arial" w:eastAsia="Arial" w:hAnsi="Arial"/>
@@ -10908,7 +10908,7 @@
               <w:spacing w:after="10" w:before="0"/>
               <w:ind w:left="120"/>
             </w:pPr>
-            <w:hyperlink w:history="1" r:id="rIddrp0bmgajkqn-4q0lvttl">
+            <w:hyperlink w:history="1" r:id="rIdd1rk_tg-v2kehshhaigmf">
               <w:r>
                 <w:rPr>
                   <w:rFonts w:ascii="Arial" w:cs="Arial" w:eastAsia="Arial" w:hAnsi="Arial"/>
@@ -11103,7 +11103,7 @@
             <w:pPr>
               <w:spacing w:after="20" w:before="0"/>
             </w:pPr>
-            <w:hyperlink w:history="1" r:id="rIdlgfdnjlcpcitqik6fypwj">
+            <w:hyperlink w:history="1" r:id="rIdwvnceqftqjfpbxha0rb0i">
               <w:r>
                 <w:rPr>
                   <w:rFonts w:ascii="Arial" w:cs="Arial" w:eastAsia="Arial" w:hAnsi="Arial"/>
@@ -11136,7 +11136,7 @@
               <w:spacing w:after="10" w:before="0"/>
               <w:ind w:left="120"/>
             </w:pPr>
-            <w:hyperlink w:history="1" r:id="rIdzw_4kycnon3_5rh8tn8qf">
+            <w:hyperlink w:history="1" r:id="rIdfiqbpxsqjxaihyuvj2wlt">
               <w:r>
                 <w:rPr>
                   <w:rFonts w:ascii="Arial" w:cs="Arial" w:eastAsia="Arial" w:hAnsi="Arial"/>
@@ -11181,7 +11181,7 @@
             <w:pPr>
               <w:spacing w:after="20" w:before="0"/>
             </w:pPr>
-            <w:hyperlink w:history="1" r:id="rId62vuspzq4ktl_hbo8yang">
+            <w:hyperlink w:history="1" r:id="rId-pzdmoypwn6p6o0tb4pvk">
               <w:r>
                 <w:rPr>
                   <w:rFonts w:ascii="Arial" w:cs="Arial" w:eastAsia="Arial" w:hAnsi="Arial"/>
@@ -11230,7 +11230,7 @@
               <w:spacing w:after="10" w:before="0"/>
               <w:ind w:left="120"/>
             </w:pPr>
-            <w:hyperlink w:history="1" r:id="rIdcpwy_6mgshpl0lpd-7eei">
+            <w:hyperlink w:history="1" r:id="rIdqdfjh-101r5pa9y1kbi4w">
               <w:r>
                 <w:rPr>
                   <w:rFonts w:ascii="Arial" w:cs="Arial" w:eastAsia="Arial" w:hAnsi="Arial"/>
@@ -11425,7 +11425,7 @@
             <w:pPr>
               <w:spacing w:after="20" w:before="0"/>
             </w:pPr>
-            <w:hyperlink w:history="1" r:id="rIdto0rnb81hhqxppqyeggis">
+            <w:hyperlink w:history="1" r:id="rIdagyuaocfiafebb18o-rqd">
               <w:r>
                 <w:rPr>
                   <w:rFonts w:ascii="Arial" w:cs="Arial" w:eastAsia="Arial" w:hAnsi="Arial"/>
@@ -11474,7 +11474,7 @@
               <w:spacing w:after="10" w:before="0"/>
               <w:ind w:left="120"/>
             </w:pPr>
-            <w:hyperlink w:history="1" r:id="rIdeq32hy5jdwmnv56hmr96p">
+            <w:hyperlink w:history="1" r:id="rIdwbpvuxnfg_gob55ecutfu">
               <w:r>
                 <w:rPr>
                   <w:rFonts w:ascii="Arial" w:cs="Arial" w:eastAsia="Arial" w:hAnsi="Arial"/>
@@ -11519,7 +11519,7 @@
             <w:pPr>
               <w:spacing w:after="20" w:before="0"/>
             </w:pPr>
-            <w:hyperlink w:history="1" r:id="rIdnhynjdugyne4rgemxlr0i">
+            <w:hyperlink w:history="1" r:id="rIdkvrssdyipaiiltj9hcwft">
               <w:r>
                 <w:rPr>
                   <w:rFonts w:ascii="Arial" w:cs="Arial" w:eastAsia="Arial" w:hAnsi="Arial"/>
@@ -11568,7 +11568,7 @@
               <w:spacing w:after="10" w:before="0"/>
               <w:ind w:left="120"/>
             </w:pPr>
-            <w:hyperlink w:history="1" r:id="rIdt2aymkdvcla1rxwg1yxcl">
+            <w:hyperlink w:history="1" r:id="rIdq-bezbadkm1tw7zbpkb3i">
               <w:r>
                 <w:rPr>
                   <w:rFonts w:ascii="Arial" w:cs="Arial" w:eastAsia="Arial" w:hAnsi="Arial"/>
@@ -12080,7 +12080,7 @@
         </w:rPr>
         <w:t xml:space="preserve">© 2026 SeaVuria and ARES. Aligned with KICD objectives. Developed by SeaVuria; technical implementation by ARES (with AI assistance from Claude). Licensed under </w:t>
       </w:r>
-      <w:hyperlink w:history="1" r:id="rIdczixkf7lm8hdsc2kk2en0">
+      <w:hyperlink w:history="1" r:id="rIdmnberd2d5zpcne5nxlqe6">
         <w:r>
           <w:rPr>
             <w:rFonts w:ascii="Arial" w:cs="Arial" w:eastAsia="Arial" w:hAnsi="Arial"/>
@@ -12101,7 +12101,7 @@
         </w:rPr>
         <w:t xml:space="preserve"> (</w:t>
       </w:r>
-      <w:hyperlink w:history="1" r:id="rIdn36q5yfwxewwkklbms2v9">
+      <w:hyperlink w:history="1" r:id="rIdiiuvdqqqdeqj2gyq6p8as">
         <w:r>
           <w:rPr>
             <w:rFonts w:ascii="Arial" w:cs="Arial" w:eastAsia="Arial" w:hAnsi="Arial"/>
@@ -13114,7 +13114,7 @@
             <w:pPr>
               <w:spacing w:after="20" w:before="0"/>
             </w:pPr>
-            <w:hyperlink w:history="1" r:id="rIdr_0j4jylwcsvbq-fvu4wk">
+            <w:hyperlink w:history="1" r:id="rIdqp0y5mhp0o74eutmgh03t">
               <w:r>
                 <w:rPr>
                   <w:rFonts w:ascii="Arial" w:cs="Arial" w:eastAsia="Arial" w:hAnsi="Arial"/>
@@ -13147,7 +13147,7 @@
               <w:spacing w:after="10" w:before="0"/>
               <w:ind w:left="120"/>
             </w:pPr>
-            <w:hyperlink w:history="1" r:id="rIdt8if27dlr9skivs9e1wn4">
+            <w:hyperlink w:history="1" r:id="rIdvr5qidhonjcc7srlnrlqa">
               <w:r>
                 <w:rPr>
                   <w:rFonts w:ascii="Arial" w:cs="Arial" w:eastAsia="Arial" w:hAnsi="Arial"/>
@@ -13192,7 +13192,7 @@
             <w:pPr>
               <w:spacing w:after="20" w:before="0"/>
             </w:pPr>
-            <w:hyperlink w:history="1" r:id="rIdi5oqxvyo815jwf-ecautt">
+            <w:hyperlink w:history="1" r:id="rIdogb7hhe9nosh8omenkity">
               <w:r>
                 <w:rPr>
                   <w:rFonts w:ascii="Arial" w:cs="Arial" w:eastAsia="Arial" w:hAnsi="Arial"/>
@@ -13225,7 +13225,7 @@
               <w:spacing w:after="10" w:before="0"/>
               <w:ind w:left="120"/>
             </w:pPr>
-            <w:hyperlink w:history="1" r:id="rIdewoycabe7tannq736e3mh">
+            <w:hyperlink w:history="1" r:id="rIdvuywgti2ly3ehpgit2t7x">
               <w:r>
                 <w:rPr>
                   <w:rFonts w:ascii="Arial" w:cs="Arial" w:eastAsia="Arial" w:hAnsi="Arial"/>
@@ -13420,7 +13420,7 @@
             <w:pPr>
               <w:spacing w:after="20" w:before="0"/>
             </w:pPr>
-            <w:hyperlink w:history="1" r:id="rId8dq0wufuxkisyx2zot1fl">
+            <w:hyperlink w:history="1" r:id="rIdcnjopp-8ub2ntr8ywmvfj">
               <w:r>
                 <w:rPr>
                   <w:rFonts w:ascii="Arial" w:cs="Arial" w:eastAsia="Arial" w:hAnsi="Arial"/>
@@ -13453,7 +13453,7 @@
               <w:spacing w:after="10" w:before="0"/>
               <w:ind w:left="120"/>
             </w:pPr>
-            <w:hyperlink w:history="1" r:id="rId-1hchhwbb0awkctbazc2p">
+            <w:hyperlink w:history="1" r:id="rIdwrzvdqsa75orjwr19iqqi">
               <w:r>
                 <w:rPr>
                   <w:rFonts w:ascii="Arial" w:cs="Arial" w:eastAsia="Arial" w:hAnsi="Arial"/>
@@ -13498,7 +13498,7 @@
             <w:pPr>
               <w:spacing w:after="20" w:before="0"/>
             </w:pPr>
-            <w:hyperlink w:history="1" r:id="rIdyrmot9jub1x1dk54jabfb">
+            <w:hyperlink w:history="1" r:id="rIdou_ychz9cj2gpb-qgoao9">
               <w:r>
                 <w:rPr>
                   <w:rFonts w:ascii="Arial" w:cs="Arial" w:eastAsia="Arial" w:hAnsi="Arial"/>
@@ -13531,7 +13531,7 @@
               <w:spacing w:after="10" w:before="0"/>
               <w:ind w:left="120"/>
             </w:pPr>
-            <w:hyperlink w:history="1" r:id="rIdaqewi9jwf5taeaosdsb9m">
+            <w:hyperlink w:history="1" r:id="rId8jjm5zdn3i9t-4gnxghc2">
               <w:r>
                 <w:rPr>
                   <w:rFonts w:ascii="Arial" w:cs="Arial" w:eastAsia="Arial" w:hAnsi="Arial"/>
@@ -13726,7 +13726,7 @@
             <w:pPr>
               <w:spacing w:after="20" w:before="0"/>
             </w:pPr>
-            <w:hyperlink w:history="1" r:id="rIdhs65l7t7nfgl7xiqj8oey">
+            <w:hyperlink w:history="1" r:id="rIdu7ug0uemturmix4uaaw8y">
               <w:r>
                 <w:rPr>
                   <w:rFonts w:ascii="Arial" w:cs="Arial" w:eastAsia="Arial" w:hAnsi="Arial"/>
@@ -13759,7 +13759,7 @@
               <w:spacing w:after="10" w:before="0"/>
               <w:ind w:left="120"/>
             </w:pPr>
-            <w:hyperlink w:history="1" r:id="rId0pvmzhtum-hus__tlp6e9">
+            <w:hyperlink w:history="1" r:id="rIdhfd9l-nkllx6_wlyo001r">
               <w:r>
                 <w:rPr>
                   <w:rFonts w:ascii="Arial" w:cs="Arial" w:eastAsia="Arial" w:hAnsi="Arial"/>
@@ -13804,7 +13804,7 @@
             <w:pPr>
               <w:spacing w:after="20" w:before="0"/>
             </w:pPr>
-            <w:hyperlink w:history="1" r:id="rId-ujre2b5gjdtzov1tqcrw">
+            <w:hyperlink w:history="1" r:id="rId60pgjdupow23zzth7vmna">
               <w:r>
                 <w:rPr>
                   <w:rFonts w:ascii="Arial" w:cs="Arial" w:eastAsia="Arial" w:hAnsi="Arial"/>
@@ -13853,7 +13853,7 @@
               <w:spacing w:after="10" w:before="0"/>
               <w:ind w:left="120"/>
             </w:pPr>
-            <w:hyperlink w:history="1" r:id="rId50w8f2qjvkapunor1xo97">
+            <w:hyperlink w:history="1" r:id="rIdm20w6ntate8gy1wjld9v_">
               <w:r>
                 <w:rPr>
                   <w:rFonts w:ascii="Arial" w:cs="Arial" w:eastAsia="Arial" w:hAnsi="Arial"/>
@@ -14048,7 +14048,7 @@
             <w:pPr>
               <w:spacing w:after="20" w:before="0"/>
             </w:pPr>
-            <w:hyperlink w:history="1" r:id="rIdzx5kbsovbtfiltykh50t2">
+            <w:hyperlink w:history="1" r:id="rIdyqdztb1trkdkzhmysz2vx">
               <w:r>
                 <w:rPr>
                   <w:rFonts w:ascii="Arial" w:cs="Arial" w:eastAsia="Arial" w:hAnsi="Arial"/>
@@ -14081,7 +14081,7 @@
               <w:spacing w:after="10" w:before="0"/>
               <w:ind w:left="120"/>
             </w:pPr>
-            <w:hyperlink w:history="1" r:id="rIdpfysl6lexdpkoyyabw7jf">
+            <w:hyperlink w:history="1" r:id="rIdylm_ahsuwgw4bgjczwp6j">
               <w:r>
                 <w:rPr>
                   <w:rFonts w:ascii="Arial" w:cs="Arial" w:eastAsia="Arial" w:hAnsi="Arial"/>
@@ -14126,7 +14126,7 @@
             <w:pPr>
               <w:spacing w:after="20" w:before="0"/>
             </w:pPr>
-            <w:hyperlink w:history="1" r:id="rIdjrh9e5rh5rf7rkco4nfd-">
+            <w:hyperlink w:history="1" r:id="rIda7g6wiguzvmoc-qskfddf">
               <w:r>
                 <w:rPr>
                   <w:rFonts w:ascii="Arial" w:cs="Arial" w:eastAsia="Arial" w:hAnsi="Arial"/>
@@ -14175,7 +14175,7 @@
               <w:spacing w:after="10" w:before="0"/>
               <w:ind w:left="120"/>
             </w:pPr>
-            <w:hyperlink w:history="1" r:id="rId1l39kdjrcunqt2zkmopx8">
+            <w:hyperlink w:history="1" r:id="rIds_prnnt5hpecxwpkoswtn">
               <w:r>
                 <w:rPr>
                   <w:rFonts w:ascii="Arial" w:cs="Arial" w:eastAsia="Arial" w:hAnsi="Arial"/>
@@ -14370,7 +14370,7 @@
             <w:pPr>
               <w:spacing w:after="20" w:before="0"/>
             </w:pPr>
-            <w:hyperlink w:history="1" r:id="rId59akhz1plutgthei5mixz">
+            <w:hyperlink w:history="1" r:id="rIdgapfugchhdqs4dgny0zun">
               <w:r>
                 <w:rPr>
                   <w:rFonts w:ascii="Arial" w:cs="Arial" w:eastAsia="Arial" w:hAnsi="Arial"/>
@@ -14403,7 +14403,7 @@
               <w:spacing w:after="10" w:before="0"/>
               <w:ind w:left="120"/>
             </w:pPr>
-            <w:hyperlink w:history="1" r:id="rIdxq_ejs_3p0r_zbb_webac">
+            <w:hyperlink w:history="1" r:id="rIdnfprfnegzcklmxdp6x2dr">
               <w:r>
                 <w:rPr>
                   <w:rFonts w:ascii="Arial" w:cs="Arial" w:eastAsia="Arial" w:hAnsi="Arial"/>
@@ -14448,7 +14448,7 @@
             <w:pPr>
               <w:spacing w:after="20" w:before="0"/>
             </w:pPr>
-            <w:hyperlink w:history="1" r:id="rId2c7glx3cun5ft-e8knq_4">
+            <w:hyperlink w:history="1" r:id="rIduj8klccpp55qgvkws24ht">
               <w:r>
                 <w:rPr>
                   <w:rFonts w:ascii="Arial" w:cs="Arial" w:eastAsia="Arial" w:hAnsi="Arial"/>
@@ -14497,7 +14497,7 @@
               <w:spacing w:after="10" w:before="0"/>
               <w:ind w:left="120"/>
             </w:pPr>
-            <w:hyperlink w:history="1" r:id="rIdtxjj8gkt5aviwyhd4xgnl">
+            <w:hyperlink w:history="1" r:id="rIddqodo7gjgw3garwceelfi">
               <w:r>
                 <w:rPr>
                   <w:rFonts w:ascii="Arial" w:cs="Arial" w:eastAsia="Arial" w:hAnsi="Arial"/>
@@ -15009,7 +15009,7 @@
         </w:rPr>
         <w:t xml:space="preserve">© 2026 SeaVuria and ARES. Aligned with KICD objectives. Developed by SeaVuria; technical implementation by ARES (with AI assistance from Claude). Licensed under </w:t>
       </w:r>
-      <w:hyperlink w:history="1" r:id="rIdvqedrbsa5gmkonpshcocg">
+      <w:hyperlink w:history="1" r:id="rIdk5okkqw1wxgcywmesrqh5">
         <w:r>
           <w:rPr>
             <w:rFonts w:ascii="Arial" w:cs="Arial" w:eastAsia="Arial" w:hAnsi="Arial"/>
@@ -15030,7 +15030,7 @@
         </w:rPr>
         <w:t xml:space="preserve"> (</w:t>
       </w:r>
-      <w:hyperlink w:history="1" r:id="rId1lby5hlgi5qwbpq0lgcrh">
+      <w:hyperlink w:history="1" r:id="rIdocg0nysjprvtebvjikzvf">
         <w:r>
           <w:rPr>
             <w:rFonts w:ascii="Arial" w:cs="Arial" w:eastAsia="Arial" w:hAnsi="Arial"/>
@@ -16043,7 +16043,7 @@
             <w:pPr>
               <w:spacing w:after="20" w:before="0"/>
             </w:pPr>
-            <w:hyperlink w:history="1" r:id="rIduxuphkqhngmavlc46fkum">
+            <w:hyperlink w:history="1" r:id="rIdhorcxxas9kekoufmlo3co">
               <w:r>
                 <w:rPr>
                   <w:rFonts w:ascii="Arial" w:cs="Arial" w:eastAsia="Arial" w:hAnsi="Arial"/>
@@ -16076,7 +16076,7 @@
               <w:spacing w:after="10" w:before="0"/>
               <w:ind w:left="120"/>
             </w:pPr>
-            <w:hyperlink w:history="1" r:id="rIdrys8kzdn1pvbnwotdudua">
+            <w:hyperlink w:history="1" r:id="rId5vzxibr4h0dfzs7zwitl4">
               <w:r>
                 <w:rPr>
                   <w:rFonts w:ascii="Arial" w:cs="Arial" w:eastAsia="Arial" w:hAnsi="Arial"/>
@@ -16121,7 +16121,7 @@
             <w:pPr>
               <w:spacing w:after="20" w:before="0"/>
             </w:pPr>
-            <w:hyperlink w:history="1" r:id="rIdhmbce420ux1w18oadjghm">
+            <w:hyperlink w:history="1" r:id="rIduq3dlwtdjzgydhtwbieya">
               <w:r>
                 <w:rPr>
                   <w:rFonts w:ascii="Arial" w:cs="Arial" w:eastAsia="Arial" w:hAnsi="Arial"/>
@@ -16154,7 +16154,7 @@
               <w:spacing w:after="10" w:before="0"/>
               <w:ind w:left="120"/>
             </w:pPr>
-            <w:hyperlink w:history="1" r:id="rIdrdpjaod_eyceblrw7pfar">
+            <w:hyperlink w:history="1" r:id="rIdr3fnkleuwkac-pxzhpuwz">
               <w:r>
                 <w:rPr>
                   <w:rFonts w:ascii="Arial" w:cs="Arial" w:eastAsia="Arial" w:hAnsi="Arial"/>
@@ -16196,7 +16196,7 @@
                 <w:sz w:val="18"/>
                 <w:szCs w:val="18"/>
               </w:rPr>
-              <w:t xml:space="preserve">Learners are shown the equation x² + 7x − 120 = 0 on the board (Achieng's chair equation derived in Lesson 4) alongside the prompt: 'Without solving, predict — how many values of x do you think will satisfy this equation? Write your prediction and one sentence of reasoning in your exercise book.' Learners work individually for 3 minutes, then share with a shoulder partner for 2 minutes. A 'show-of-fingers' poll (1 finger = one solution, 2 fingers = two solutions, 3 fingers = more than two) is conducted with eyes closed to reduce social pressure. Predictions are recorded on a sticky-note wall or a section of the board labelled 'Our Predictions' so they can be revisited after solving.</w:t>
+              <w:t xml:space="preserve">Learners are shown the equation x² + 7x − 120 = 0 on the board (Achieng's chair equation formed in Lesson 3) alongside the prompt: 'Without solving, predict — how many values of x do you think will satisfy this equation? Write your prediction and one sentence of reasoning in your exercise book.' Learners work individually for 3 minutes, then share with a shoulder partner for 2 minutes. A 'show-of-fingers' poll (1 finger = one solution, 2 fingers = two solutions, 3 fingers = more than two) is conducted with eyes closed to reduce social pressure. Predictions are recorded on a sticky-note wall or a section of the board labelled 'Our Predictions' so they can be revisited after solving.</w:t>
             </w:r>
           </w:p>
         </w:tc>
@@ -16349,7 +16349,7 @@
             <w:pPr>
               <w:spacing w:after="20" w:before="0"/>
             </w:pPr>
-            <w:hyperlink w:history="1" r:id="rIdtfytred8dhvxpgwgtt3sv">
+            <w:hyperlink w:history="1" r:id="rIdmszxhved_ze6apfzobluh">
               <w:r>
                 <w:rPr>
                   <w:rFonts w:ascii="Arial" w:cs="Arial" w:eastAsia="Arial" w:hAnsi="Arial"/>
@@ -16382,7 +16382,7 @@
               <w:spacing w:after="10" w:before="0"/>
               <w:ind w:left="120"/>
             </w:pPr>
-            <w:hyperlink w:history="1" r:id="rIdvic9tlwnyu_8uonkfjgro">
+            <w:hyperlink w:history="1" r:id="rIdizazg1trx7pakxv6wz9lj">
               <w:r>
                 <w:rPr>
                   <w:rFonts w:ascii="Arial" w:cs="Arial" w:eastAsia="Arial" w:hAnsi="Arial"/>
@@ -16427,7 +16427,7 @@
             <w:pPr>
               <w:spacing w:after="20" w:before="0"/>
             </w:pPr>
-            <w:hyperlink w:history="1" r:id="rId-z9dlmy0vkxvkgvimn72c">
+            <w:hyperlink w:history="1" r:id="rIdebc5trefutohidejq-k-h">
               <w:r>
                 <w:rPr>
                   <w:rFonts w:ascii="Arial" w:cs="Arial" w:eastAsia="Arial" w:hAnsi="Arial"/>
@@ -16460,7 +16460,7 @@
               <w:spacing w:after="10" w:before="0"/>
               <w:ind w:left="120"/>
             </w:pPr>
-            <w:hyperlink w:history="1" r:id="rIdnslgvdvl7_iosuy5kxxtv">
+            <w:hyperlink w:history="1" r:id="rIdnchso8pxma5f9hzkfhvlk">
               <w:r>
                 <w:rPr>
                   <w:rFonts w:ascii="Arial" w:cs="Arial" w:eastAsia="Arial" w:hAnsi="Arial"/>
@@ -16997,7 +16997,7 @@
             <w:pPr>
               <w:spacing w:after="20" w:before="0"/>
             </w:pPr>
-            <w:hyperlink w:history="1" r:id="rIdiaw1fkyvm4nng9bdqqqps">
+            <w:hyperlink w:history="1" r:id="rIdr-xs6ovave-vsqjeobb6k">
               <w:r>
                 <w:rPr>
                   <w:rFonts w:ascii="Arial" w:cs="Arial" w:eastAsia="Arial" w:hAnsi="Arial"/>
@@ -17030,7 +17030,7 @@
               <w:spacing w:after="10" w:before="0"/>
               <w:ind w:left="120"/>
             </w:pPr>
-            <w:hyperlink w:history="1" r:id="rId8iwcitw3cdhrqt3a0bg71">
+            <w:hyperlink w:history="1" r:id="rIdw1eckrtd5bxcdqbadyd68">
               <w:r>
                 <w:rPr>
                   <w:rFonts w:ascii="Arial" w:cs="Arial" w:eastAsia="Arial" w:hAnsi="Arial"/>
@@ -17075,7 +17075,7 @@
             <w:pPr>
               <w:spacing w:after="20" w:before="0"/>
             </w:pPr>
-            <w:hyperlink w:history="1" r:id="rIdfghyqisezagchwmd2szvl">
+            <w:hyperlink w:history="1" r:id="rIdiaiw0bu3dalu-fswvnkff">
               <w:r>
                 <w:rPr>
                   <w:rFonts w:ascii="Arial" w:cs="Arial" w:eastAsia="Arial" w:hAnsi="Arial"/>
@@ -17108,7 +17108,7 @@
               <w:spacing w:after="10" w:before="0"/>
               <w:ind w:left="120"/>
             </w:pPr>
-            <w:hyperlink w:history="1" r:id="rId6c2gb0kthxin5c0a8nujb">
+            <w:hyperlink w:history="1" r:id="rId3uncqwveec3gvtddbas3e">
               <w:r>
                 <w:rPr>
                   <w:rFonts w:ascii="Arial" w:cs="Arial" w:eastAsia="Arial" w:hAnsi="Arial"/>
@@ -17550,7 +17550,7 @@
             <w:pPr>
               <w:spacing w:after="20" w:before="0"/>
             </w:pPr>
-            <w:hyperlink w:history="1" r:id="rIdoc9huorx5ovckrsm5cwup">
+            <w:hyperlink w:history="1" r:id="rIdshlidxwsh6fiyhbaw5ypj">
               <w:r>
                 <w:rPr>
                   <w:rFonts w:ascii="Arial" w:cs="Arial" w:eastAsia="Arial" w:hAnsi="Arial"/>
@@ -17583,7 +17583,7 @@
               <w:spacing w:after="10" w:before="0"/>
               <w:ind w:left="120"/>
             </w:pPr>
-            <w:hyperlink w:history="1" r:id="rId_drbl3vb9eo0sfeim8o6b">
+            <w:hyperlink w:history="1" r:id="rIdkkqfvdnztwrk-wh1aug7o">
               <w:r>
                 <w:rPr>
                   <w:rFonts w:ascii="Arial" w:cs="Arial" w:eastAsia="Arial" w:hAnsi="Arial"/>
@@ -17628,7 +17628,7 @@
             <w:pPr>
               <w:spacing w:after="20" w:before="0"/>
             </w:pPr>
-            <w:hyperlink w:history="1" r:id="rIdiegsehkpx8fpkiycgsutv">
+            <w:hyperlink w:history="1" r:id="rIdrymyygvt_2bcezepa-_se">
               <w:r>
                 <w:rPr>
                   <w:rFonts w:ascii="Arial" w:cs="Arial" w:eastAsia="Arial" w:hAnsi="Arial"/>
@@ -17661,7 +17661,7 @@
               <w:spacing w:after="10" w:before="0"/>
               <w:ind w:left="120"/>
             </w:pPr>
-            <w:hyperlink w:history="1" r:id="rIdzqfcwvxdru0wbm07kwvbz">
+            <w:hyperlink w:history="1" r:id="rIdck1sxd5rybyzr6m9-whxj">
               <w:r>
                 <w:rPr>
                   <w:rFonts w:ascii="Arial" w:cs="Arial" w:eastAsia="Arial" w:hAnsi="Arial"/>
@@ -18010,7 +18010,7 @@
             <w:pPr>
               <w:spacing w:after="20" w:before="0"/>
             </w:pPr>
-            <w:hyperlink w:history="1" r:id="rIdsqnswnu_-abphqmqpx7ly">
+            <w:hyperlink w:history="1" r:id="rId3yxwesxl1gu2e5hwexhse">
               <w:r>
                 <w:rPr>
                   <w:rFonts w:ascii="Arial" w:cs="Arial" w:eastAsia="Arial" w:hAnsi="Arial"/>
@@ -18043,7 +18043,7 @@
               <w:spacing w:after="10" w:before="0"/>
               <w:ind w:left="120"/>
             </w:pPr>
-            <w:hyperlink w:history="1" r:id="rId5sqn_q-v4qgt7k1ved1cw">
+            <w:hyperlink w:history="1" r:id="rIdvmp7s9g9obfxzrv_zotag">
               <w:r>
                 <w:rPr>
                   <w:rFonts w:ascii="Arial" w:cs="Arial" w:eastAsia="Arial" w:hAnsi="Arial"/>
@@ -18088,7 +18088,7 @@
             <w:pPr>
               <w:spacing w:after="20" w:before="0"/>
             </w:pPr>
-            <w:hyperlink w:history="1" r:id="rIdqi4rfxbqq4w1g5h0mimxr">
+            <w:hyperlink w:history="1" r:id="rIdltattkbhlbeostrakc6sw">
               <w:r>
                 <w:rPr>
                   <w:rFonts w:ascii="Arial" w:cs="Arial" w:eastAsia="Arial" w:hAnsi="Arial"/>
@@ -18137,7 +18137,7 @@
               <w:spacing w:after="10" w:before="0"/>
               <w:ind w:left="120"/>
             </w:pPr>
-            <w:hyperlink w:history="1" r:id="rIdmkz5bwi_vp0sv4ffzxmzm">
+            <w:hyperlink w:history="1" r:id="rIdtee7kivqvrw-lqgl5wx8i">
               <w:r>
                 <w:rPr>
                   <w:rFonts w:ascii="Arial" w:cs="Arial" w:eastAsia="Arial" w:hAnsi="Arial"/>
@@ -18976,7 +18976,7 @@
         </w:rPr>
         <w:t xml:space="preserve">© 2026 SeaVuria and ARES. Aligned with KICD objectives. Developed by SeaVuria; technical implementation by ARES (with AI assistance from Claude). Licensed under </w:t>
       </w:r>
-      <w:hyperlink w:history="1" r:id="rIdts4dmbzeyibkomvvm25cg">
+      <w:hyperlink w:history="1" r:id="rId9f3dfztno8ymft1nbl7ga">
         <w:r>
           <w:rPr>
             <w:rFonts w:ascii="Arial" w:cs="Arial" w:eastAsia="Arial" w:hAnsi="Arial"/>
@@ -18997,7 +18997,7 @@
         </w:rPr>
         <w:t xml:space="preserve"> (</w:t>
       </w:r>
-      <w:hyperlink w:history="1" r:id="rIden0b3jmcl4svbtkxdrkrc">
+      <w:hyperlink w:history="1" r:id="rId_dwjcsw9asffv2psfew5j">
         <w:r>
           <w:rPr>
             <w:rFonts w:ascii="Arial" w:cs="Arial" w:eastAsia="Arial" w:hAnsi="Arial"/>
@@ -20189,7 +20189,7 @@
             <w:pPr>
               <w:spacing w:after="20" w:before="0"/>
             </w:pPr>
-            <w:hyperlink w:history="1" r:id="rIdanejvh6jbzrmahu6twpoi">
+            <w:hyperlink w:history="1" r:id="rIddz53y08jc_ht34fmrxewr">
               <w:r>
                 <w:rPr>
                   <w:rFonts w:ascii="Arial" w:cs="Arial" w:eastAsia="Arial" w:hAnsi="Arial"/>
@@ -20222,7 +20222,7 @@
               <w:spacing w:after="10" w:before="0"/>
               <w:ind w:left="120"/>
             </w:pPr>
-            <w:hyperlink w:history="1" r:id="rIdkns30uuswvg7o33oho7ic">
+            <w:hyperlink w:history="1" r:id="rIdrvjicw76bc_vu3dlowohh">
               <w:r>
                 <w:rPr>
                   <w:rFonts w:ascii="Arial" w:cs="Arial" w:eastAsia="Arial" w:hAnsi="Arial"/>
@@ -20267,7 +20267,7 @@
             <w:pPr>
               <w:spacing w:after="20" w:before="0"/>
             </w:pPr>
-            <w:hyperlink w:history="1" r:id="rIdg5fdqq_v7jbwko2cendvf">
+            <w:hyperlink w:history="1" r:id="rIdfxgdo77owwqbdl_mabdtp">
               <w:r>
                 <w:rPr>
                   <w:rFonts w:ascii="Arial" w:cs="Arial" w:eastAsia="Arial" w:hAnsi="Arial"/>
@@ -20300,7 +20300,7 @@
               <w:spacing w:after="10" w:before="0"/>
               <w:ind w:left="120"/>
             </w:pPr>
-            <w:hyperlink w:history="1" r:id="rIdlsexw2sttn7odrd-7lxys">
+            <w:hyperlink w:history="1" r:id="rIdbbg0m-ty293pnhn3locen">
               <w:r>
                 <w:rPr>
                   <w:rFonts w:ascii="Arial" w:cs="Arial" w:eastAsia="Arial" w:hAnsi="Arial"/>
@@ -20495,7 +20495,7 @@
             <w:pPr>
               <w:spacing w:after="20" w:before="0"/>
             </w:pPr>
-            <w:hyperlink w:history="1" r:id="rIdem42ljqshk5euddo3lxog">
+            <w:hyperlink w:history="1" r:id="rIdxslh79_94rxeiztzk-weu">
               <w:r>
                 <w:rPr>
                   <w:rFonts w:ascii="Arial" w:cs="Arial" w:eastAsia="Arial" w:hAnsi="Arial"/>
@@ -20528,7 +20528,7 @@
               <w:spacing w:after="10" w:before="0"/>
               <w:ind w:left="120"/>
             </w:pPr>
-            <w:hyperlink w:history="1" r:id="rIddxuhunbx_w4im4r2qu8jv">
+            <w:hyperlink w:history="1" r:id="rIdkiqgzoe9ss5psqjcclorg">
               <w:r>
                 <w:rPr>
                   <w:rFonts w:ascii="Arial" w:cs="Arial" w:eastAsia="Arial" w:hAnsi="Arial"/>
@@ -20573,7 +20573,7 @@
             <w:pPr>
               <w:spacing w:after="20" w:before="0"/>
             </w:pPr>
-            <w:hyperlink w:history="1" r:id="rIdou-5cygjekz6uwdw6ozl3">
+            <w:hyperlink w:history="1" r:id="rIdoqzvlymslwuo2nvhby5rb">
               <w:r>
                 <w:rPr>
                   <w:rFonts w:ascii="Arial" w:cs="Arial" w:eastAsia="Arial" w:hAnsi="Arial"/>
@@ -20606,7 +20606,7 @@
               <w:spacing w:after="10" w:before="0"/>
               <w:ind w:left="120"/>
             </w:pPr>
-            <w:hyperlink w:history="1" r:id="rIdx3pyabgwtxv4hk4-dsog2">
+            <w:hyperlink w:history="1" r:id="rIdonxznwsswwwssout0dnwa">
               <w:r>
                 <w:rPr>
                   <w:rFonts w:ascii="Arial" w:cs="Arial" w:eastAsia="Arial" w:hAnsi="Arial"/>
@@ -20801,7 +20801,7 @@
             <w:pPr>
               <w:spacing w:after="20" w:before="0"/>
             </w:pPr>
-            <w:hyperlink w:history="1" r:id="rIdpeyofbh7dl5i3o4i1rl_m">
+            <w:hyperlink w:history="1" r:id="rIdknitpj6_nckfqtypq_sjj">
               <w:r>
                 <w:rPr>
                   <w:rFonts w:ascii="Arial" w:cs="Arial" w:eastAsia="Arial" w:hAnsi="Arial"/>
@@ -20834,7 +20834,7 @@
               <w:spacing w:after="10" w:before="0"/>
               <w:ind w:left="120"/>
             </w:pPr>
-            <w:hyperlink w:history="1" r:id="rIduvzeyqbdnvlbxgpafmvi9">
+            <w:hyperlink w:history="1" r:id="rIdx2qyjs-h6jwjwcz-7o_-j">
               <w:r>
                 <w:rPr>
                   <w:rFonts w:ascii="Arial" w:cs="Arial" w:eastAsia="Arial" w:hAnsi="Arial"/>
@@ -20879,7 +20879,7 @@
             <w:pPr>
               <w:spacing w:after="20" w:before="0"/>
             </w:pPr>
-            <w:hyperlink w:history="1" r:id="rIdppqjlbtu11jrvapulkx-m">
+            <w:hyperlink w:history="1" r:id="rIdfgwbhfnl1caxiyrynosw8">
               <w:r>
                 <w:rPr>
                   <w:rFonts w:ascii="Arial" w:cs="Arial" w:eastAsia="Arial" w:hAnsi="Arial"/>
@@ -20928,7 +20928,7 @@
               <w:spacing w:after="10" w:before="0"/>
               <w:ind w:left="120"/>
             </w:pPr>
-            <w:hyperlink w:history="1" r:id="rIddklq3kwhzsh_jkvknl-2s">
+            <w:hyperlink w:history="1" r:id="rIdzeq4vhjr1v9xxzefvmhqt">
               <w:r>
                 <w:rPr>
                   <w:rFonts w:ascii="Arial" w:cs="Arial" w:eastAsia="Arial" w:hAnsi="Arial"/>
@@ -21123,7 +21123,7 @@
             <w:pPr>
               <w:spacing w:after="20" w:before="0"/>
             </w:pPr>
-            <w:hyperlink w:history="1" r:id="rIdfssuwul_-xjm53ajphuff">
+            <w:hyperlink w:history="1" r:id="rIdqbf3tbt9ux0lwnl4yv9cq">
               <w:r>
                 <w:rPr>
                   <w:rFonts w:ascii="Arial" w:cs="Arial" w:eastAsia="Arial" w:hAnsi="Arial"/>
@@ -21156,7 +21156,7 @@
               <w:spacing w:after="10" w:before="0"/>
               <w:ind w:left="120"/>
             </w:pPr>
-            <w:hyperlink w:history="1" r:id="rIdgsoy2gqhdmghyp8yqejr6">
+            <w:hyperlink w:history="1" r:id="rIdk04kqh39gs-4cwhpuwiem">
               <w:r>
                 <w:rPr>
                   <w:rFonts w:ascii="Arial" w:cs="Arial" w:eastAsia="Arial" w:hAnsi="Arial"/>
@@ -21201,7 +21201,7 @@
             <w:pPr>
               <w:spacing w:after="20" w:before="0"/>
             </w:pPr>
-            <w:hyperlink w:history="1" r:id="rIdg-lpmemsyv7b9-sshyepc">
+            <w:hyperlink w:history="1" r:id="rIdgheqo83erbknq0hbp2rcb">
               <w:r>
                 <w:rPr>
                   <w:rFonts w:ascii="Arial" w:cs="Arial" w:eastAsia="Arial" w:hAnsi="Arial"/>
@@ -21250,7 +21250,7 @@
               <w:spacing w:after="10" w:before="0"/>
               <w:ind w:left="120"/>
             </w:pPr>
-            <w:hyperlink w:history="1" r:id="rIdgrffg-ccmsfsjwhqlik6l">
+            <w:hyperlink w:history="1" r:id="rIdcqdqwbtxw6lx8xnmtooz9">
               <w:r>
                 <w:rPr>
                   <w:rFonts w:ascii="Arial" w:cs="Arial" w:eastAsia="Arial" w:hAnsi="Arial"/>
@@ -21445,7 +21445,7 @@
             <w:pPr>
               <w:spacing w:after="20" w:before="0"/>
             </w:pPr>
-            <w:hyperlink w:history="1" r:id="rIdxmzujywkftqg4qir25aei">
+            <w:hyperlink w:history="1" r:id="rIdjuuuvtbho1lhq0gngffvr">
               <w:r>
                 <w:rPr>
                   <w:rFonts w:ascii="Arial" w:cs="Arial" w:eastAsia="Arial" w:hAnsi="Arial"/>
@@ -21478,7 +21478,7 @@
               <w:spacing w:after="10" w:before="0"/>
               <w:ind w:left="120"/>
             </w:pPr>
-            <w:hyperlink w:history="1" r:id="rIdc9dl93xdtc8lqhfcvyeai">
+            <w:hyperlink w:history="1" r:id="rIdoos5iqd_gnqijs8abgakb">
               <w:r>
                 <w:rPr>
                   <w:rFonts w:ascii="Arial" w:cs="Arial" w:eastAsia="Arial" w:hAnsi="Arial"/>
@@ -21523,7 +21523,7 @@
             <w:pPr>
               <w:spacing w:after="20" w:before="0"/>
             </w:pPr>
-            <w:hyperlink w:history="1" r:id="rId3xzpyog1lxsj9nkaunfur">
+            <w:hyperlink w:history="1" r:id="rIdcrlob6s8jvinfb_igss8s">
               <w:r>
                 <w:rPr>
                   <w:rFonts w:ascii="Arial" w:cs="Arial" w:eastAsia="Arial" w:hAnsi="Arial"/>
@@ -21556,7 +21556,7 @@
               <w:spacing w:after="10" w:before="0"/>
               <w:ind w:left="120"/>
             </w:pPr>
-            <w:hyperlink w:history="1" r:id="rIdfyvtzkkitguoezfg-llys">
+            <w:hyperlink w:history="1" r:id="rIdbgillik2ukeii3xxrkl8r">
               <w:r>
                 <w:rPr>
                   <w:rFonts w:ascii="Arial" w:cs="Arial" w:eastAsia="Arial" w:hAnsi="Arial"/>
@@ -22144,7 +22144,7 @@
         </w:rPr>
         <w:t xml:space="preserve">© 2026 SeaVuria and ARES. Aligned with KICD objectives. Developed by SeaVuria; technical implementation by ARES (with AI assistance from Claude). Licensed under </w:t>
       </w:r>
-      <w:hyperlink w:history="1" r:id="rIdrid7ba-1wqs18eu-9ve65">
+      <w:hyperlink w:history="1" r:id="rIdbihzmpw5_8jn5xwbift4j">
         <w:r>
           <w:rPr>
             <w:rFonts w:ascii="Arial" w:cs="Arial" w:eastAsia="Arial" w:hAnsi="Arial"/>
@@ -22165,7 +22165,7 @@
         </w:rPr>
         <w:t xml:space="preserve"> (</w:t>
       </w:r>
-      <w:hyperlink w:history="1" r:id="rIdgeoejrxfxcxkym4ee8dgf">
+      <w:hyperlink w:history="1" r:id="rIdx_1sofjn4d_quyne0ft8r">
         <w:r>
           <w:rPr>
             <w:rFonts w:ascii="Arial" w:cs="Arial" w:eastAsia="Arial" w:hAnsi="Arial"/>
@@ -23178,7 +23178,7 @@
             <w:pPr>
               <w:spacing w:after="20" w:before="0"/>
             </w:pPr>
-            <w:hyperlink w:history="1" r:id="rIdvrglhuxwaz1tgoh5notr-">
+            <w:hyperlink w:history="1" r:id="rIdincpr64rdpw1xocuyhc9u">
               <w:r>
                 <w:rPr>
                   <w:rFonts w:ascii="Arial" w:cs="Arial" w:eastAsia="Arial" w:hAnsi="Arial"/>
@@ -23211,7 +23211,7 @@
               <w:spacing w:after="10" w:before="0"/>
               <w:ind w:left="120"/>
             </w:pPr>
-            <w:hyperlink w:history="1" r:id="rIdurtwinnyp1x4i9vpxsj2l">
+            <w:hyperlink w:history="1" r:id="rIds-nqfs0yqe0xmk8whox5e">
               <w:r>
                 <w:rPr>
                   <w:rFonts w:ascii="Arial" w:cs="Arial" w:eastAsia="Arial" w:hAnsi="Arial"/>
@@ -23256,7 +23256,7 @@
             <w:pPr>
               <w:spacing w:after="20" w:before="0"/>
             </w:pPr>
-            <w:hyperlink w:history="1" r:id="rIdg0dqn6vainijzfnw4mmcd">
+            <w:hyperlink w:history="1" r:id="rIdkbxkaj0lxq9lxxsivoywo">
               <w:r>
                 <w:rPr>
                   <w:rFonts w:ascii="Arial" w:cs="Arial" w:eastAsia="Arial" w:hAnsi="Arial"/>
@@ -23289,7 +23289,7 @@
               <w:spacing w:after="10" w:before="0"/>
               <w:ind w:left="120"/>
             </w:pPr>
-            <w:hyperlink w:history="1" r:id="rIdramgq_c9g2sqljbuxfaof">
+            <w:hyperlink w:history="1" r:id="rId0te86beqcftq2emudq6rj">
               <w:r>
                 <w:rPr>
                   <w:rFonts w:ascii="Arial" w:cs="Arial" w:eastAsia="Arial" w:hAnsi="Arial"/>
@@ -23484,7 +23484,7 @@
             <w:pPr>
               <w:spacing w:after="20" w:before="0"/>
             </w:pPr>
-            <w:hyperlink w:history="1" r:id="rIdx2pidcqkigex8yi0v3ypp">
+            <w:hyperlink w:history="1" r:id="rIde9u6lizmn0dtgn1l83-eg">
               <w:r>
                 <w:rPr>
                   <w:rFonts w:ascii="Arial" w:cs="Arial" w:eastAsia="Arial" w:hAnsi="Arial"/>
@@ -23517,7 +23517,7 @@
               <w:spacing w:after="10" w:before="0"/>
               <w:ind w:left="120"/>
             </w:pPr>
-            <w:hyperlink w:history="1" r:id="rIdvg3_awx6sgybrkhsdjhgf">
+            <w:hyperlink w:history="1" r:id="rId7js3kvkackzm9ubivb_m0">
               <w:r>
                 <w:rPr>
                   <w:rFonts w:ascii="Arial" w:cs="Arial" w:eastAsia="Arial" w:hAnsi="Arial"/>
@@ -23562,7 +23562,7 @@
             <w:pPr>
               <w:spacing w:after="20" w:before="0"/>
             </w:pPr>
-            <w:hyperlink w:history="1" r:id="rIdyvaeyzji4r170jfb_ku78">
+            <w:hyperlink w:history="1" r:id="rIdmfznrv6bkp4hd0rxy7aec">
               <w:r>
                 <w:rPr>
                   <w:rFonts w:ascii="Arial" w:cs="Arial" w:eastAsia="Arial" w:hAnsi="Arial"/>
@@ -23595,7 +23595,7 @@
               <w:spacing w:after="10" w:before="0"/>
               <w:ind w:left="120"/>
             </w:pPr>
-            <w:hyperlink w:history="1" r:id="rId-zsed6gzcmnbabh3lquar">
+            <w:hyperlink w:history="1" r:id="rIdmrjiaar9xc6x7ua9iswbj">
               <w:r>
                 <w:rPr>
                   <w:rFonts w:ascii="Arial" w:cs="Arial" w:eastAsia="Arial" w:hAnsi="Arial"/>
@@ -23828,7 +23828,7 @@
             <w:pPr>
               <w:spacing w:after="20" w:before="0"/>
             </w:pPr>
-            <w:hyperlink w:history="1" r:id="rId8vvzhdxh8e4nkpvppr8ha">
+            <w:hyperlink w:history="1" r:id="rId1jhkx0yict42pldrp_vlc">
               <w:r>
                 <w:rPr>
                   <w:rFonts w:ascii="Arial" w:cs="Arial" w:eastAsia="Arial" w:hAnsi="Arial"/>
@@ -23877,7 +23877,7 @@
               <w:spacing w:after="10" w:before="0"/>
               <w:ind w:left="120"/>
             </w:pPr>
-            <w:hyperlink w:history="1" r:id="rIdhsgippppjaj0evlfymbua">
+            <w:hyperlink w:history="1" r:id="rIdiajk9cmyto7k1-lkffhcr">
               <w:r>
                 <w:rPr>
                   <w:rFonts w:ascii="Arial" w:cs="Arial" w:eastAsia="Arial" w:hAnsi="Arial"/>
@@ -23922,7 +23922,7 @@
             <w:pPr>
               <w:spacing w:after="20" w:before="0"/>
             </w:pPr>
-            <w:hyperlink w:history="1" r:id="rIdwqa9svk9g9pr5hy4cqzlw">
+            <w:hyperlink w:history="1" r:id="rIdoiaslr6vqdsf1n6xos6ch">
               <w:r>
                 <w:rPr>
                   <w:rFonts w:ascii="Arial" w:cs="Arial" w:eastAsia="Arial" w:hAnsi="Arial"/>
@@ -23971,7 +23971,7 @@
               <w:spacing w:after="10" w:before="0"/>
               <w:ind w:left="120"/>
             </w:pPr>
-            <w:hyperlink w:history="1" r:id="rIdonec7cwq-l9enknius2iq">
+            <w:hyperlink w:history="1" r:id="rIdo6alkxe9zmppsh2xxa54n">
               <w:r>
                 <w:rPr>
                   <w:rFonts w:ascii="Arial" w:cs="Arial" w:eastAsia="Arial" w:hAnsi="Arial"/>
@@ -24166,7 +24166,7 @@
             <w:pPr>
               <w:spacing w:after="20" w:before="0"/>
             </w:pPr>
-            <w:hyperlink w:history="1" r:id="rIdqwyuo1-a-_onzxxscwray">
+            <w:hyperlink w:history="1" r:id="rIdykgfiukeoxqdo6fjgihc5">
               <w:r>
                 <w:rPr>
                   <w:rFonts w:ascii="Arial" w:cs="Arial" w:eastAsia="Arial" w:hAnsi="Arial"/>
@@ -24215,7 +24215,7 @@
               <w:spacing w:after="10" w:before="0"/>
               <w:ind w:left="120"/>
             </w:pPr>
-            <w:hyperlink w:history="1" r:id="rId7ldx9ee_zgrjsokxby1cg">
+            <w:hyperlink w:history="1" r:id="rIddv2utnyioe2eamac_gxrv">
               <w:r>
                 <w:rPr>
                   <w:rFonts w:ascii="Arial" w:cs="Arial" w:eastAsia="Arial" w:hAnsi="Arial"/>
@@ -24260,7 +24260,7 @@
             <w:pPr>
               <w:spacing w:after="20" w:before="0"/>
             </w:pPr>
-            <w:hyperlink w:history="1" r:id="rIdz-8jqop6egkn3sae77jix">
+            <w:hyperlink w:history="1" r:id="rId4a1_tnvwoao2n_jcoe1ha">
               <w:r>
                 <w:rPr>
                   <w:rFonts w:ascii="Arial" w:cs="Arial" w:eastAsia="Arial" w:hAnsi="Arial"/>
@@ -24293,7 +24293,7 @@
               <w:spacing w:after="10" w:before="0"/>
               <w:ind w:left="120"/>
             </w:pPr>
-            <w:hyperlink w:history="1" r:id="rId_48pflfncfvlmr57zssfc">
+            <w:hyperlink w:history="1" r:id="rIdcfrapmoi5yiawqdwmhpvf">
               <w:r>
                 <w:rPr>
                   <w:rFonts w:ascii="Arial" w:cs="Arial" w:eastAsia="Arial" w:hAnsi="Arial"/>
@@ -24488,7 +24488,7 @@
             <w:pPr>
               <w:spacing w:after="20" w:before="0"/>
             </w:pPr>
-            <w:hyperlink w:history="1" r:id="rIdwrwgiz1wsbjo1_iacdfil">
+            <w:hyperlink w:history="1" r:id="rIdf59sdair_obb4-tfkvk3t">
               <w:r>
                 <w:rPr>
                   <w:rFonts w:ascii="Arial" w:cs="Arial" w:eastAsia="Arial" w:hAnsi="Arial"/>
@@ -24521,7 +24521,7 @@
               <w:spacing w:after="10" w:before="0"/>
               <w:ind w:left="120"/>
             </w:pPr>
-            <w:hyperlink w:history="1" r:id="rIdtl02yctf2wvalzzjcyyvm">
+            <w:hyperlink w:history="1" r:id="rIdf5jcrw3jlglcno44xlve5">
               <w:r>
                 <w:rPr>
                   <w:rFonts w:ascii="Arial" w:cs="Arial" w:eastAsia="Arial" w:hAnsi="Arial"/>
@@ -24566,7 +24566,7 @@
             <w:pPr>
               <w:spacing w:after="20" w:before="0"/>
             </w:pPr>
-            <w:hyperlink w:history="1" r:id="rIdnya1_kdgjgjrubft_ohi1">
+            <w:hyperlink w:history="1" r:id="rIdghcwheibglo4rt4iu-djl">
               <w:r>
                 <w:rPr>
                   <w:rFonts w:ascii="Arial" w:cs="Arial" w:eastAsia="Arial" w:hAnsi="Arial"/>
@@ -24599,7 +24599,7 @@
               <w:spacing w:after="10" w:before="0"/>
               <w:ind w:left="120"/>
             </w:pPr>
-            <w:hyperlink w:history="1" r:id="rIdmj2hfl5ftvjoyb2tkjntu">
+            <w:hyperlink w:history="1" r:id="rIdicutva7teaatrichpiado">
               <w:r>
                 <w:rPr>
                   <w:rFonts w:ascii="Arial" w:cs="Arial" w:eastAsia="Arial" w:hAnsi="Arial"/>
@@ -25089,7 +25089,7 @@
                 <w:sz w:val="18"/>
                 <w:szCs w:val="18"/>
               </w:rPr>
-              <w:t xml:space="preserve">Learners explained why a squared unknown appears in real-life problems: whenever two related unknown quantities are multiplied together to give a known area, total, or quantity, the relationship produces a quadratic equation. They also explained the solution-validity rule: after solving by factorisation, substitute both solutions back into the real-life context and reject any solution that contradicts physical constraints (e.g., you cannot have a negative number of rows of chairs, a negative field width, or a negative time). This rule was connected explicitly to Achieng's rejection of x = −15 in Lesson 1's phenomenon.</w:t>
+              <w:t xml:space="preserve">Learners explained why a squared unknown appears in real-life problems: whenever two related unknown quantities are multiplied together to give a known area, total, or quantity, the relationship produces a quadratic equation. They also explained the solution-validity rule: after solving by factorisation, substitute both solutions back into the real-life context and reject any solution that contradicts physical constraints (e.g., you cannot have a negative number of rows of chairs, a negative field width, or a negative time). This rule was connected explicitly to Achieng's rejection of x = −15 in Lesson 5.</w:t>
             </w:r>
           </w:p>
         </w:tc>
@@ -25111,7 +25111,7 @@
         </w:rPr>
         <w:t xml:space="preserve">© 2026 SeaVuria and ARES. Aligned with KICD objectives. Developed by SeaVuria; technical implementation by ARES (with AI assistance from Claude). Licensed under </w:t>
       </w:r>
-      <w:hyperlink w:history="1" r:id="rIdubmtigxae1o7vsuidhab3">
+      <w:hyperlink w:history="1" r:id="rIdx67qhiadomczuqkrjl_4r">
         <w:r>
           <w:rPr>
             <w:rFonts w:ascii="Arial" w:cs="Arial" w:eastAsia="Arial" w:hAnsi="Arial"/>
@@ -25132,7 +25132,7 @@
         </w:rPr>
         <w:t xml:space="preserve"> (</w:t>
       </w:r>
-      <w:hyperlink w:history="1" r:id="rIdgi14zwkvhi8i12rmrwauf">
+      <w:hyperlink w:history="1" r:id="rIdspo0s0h4ev1ejsnyk2epd">
         <w:r>
           <w:rPr>
             <w:rFonts w:ascii="Arial" w:cs="Arial" w:eastAsia="Arial" w:hAnsi="Arial"/>
@@ -26145,7 +26145,7 @@
             <w:pPr>
               <w:spacing w:after="20" w:before="0"/>
             </w:pPr>
-            <w:hyperlink w:history="1" r:id="rIdrse4ru-kszikv-fsrc-yw">
+            <w:hyperlink w:history="1" r:id="rIdmits5yaxdevo0opuwox85">
               <w:r>
                 <w:rPr>
                   <w:rFonts w:ascii="Arial" w:cs="Arial" w:eastAsia="Arial" w:hAnsi="Arial"/>
@@ -26178,7 +26178,7 @@
               <w:spacing w:after="10" w:before="0"/>
               <w:ind w:left="120"/>
             </w:pPr>
-            <w:hyperlink w:history="1" r:id="rIdlmqjy2cf6n1f-e6louao8">
+            <w:hyperlink w:history="1" r:id="rIdshbu50htsgupzynfybdby">
               <w:r>
                 <w:rPr>
                   <w:rFonts w:ascii="Arial" w:cs="Arial" w:eastAsia="Arial" w:hAnsi="Arial"/>
@@ -26223,7 +26223,7 @@
             <w:pPr>
               <w:spacing w:after="20" w:before="0"/>
             </w:pPr>
-            <w:hyperlink w:history="1" r:id="rId8xgjhgnhzcdro2rmo1byy">
+            <w:hyperlink w:history="1" r:id="rIdbuecjyya1lx4jchff9w5p">
               <w:r>
                 <w:rPr>
                   <w:rFonts w:ascii="Arial" w:cs="Arial" w:eastAsia="Arial" w:hAnsi="Arial"/>
@@ -26256,7 +26256,7 @@
               <w:spacing w:after="10" w:before="0"/>
               <w:ind w:left="120"/>
             </w:pPr>
-            <w:hyperlink w:history="1" r:id="rId_-vxs_uplomu2eenirlhz">
+            <w:hyperlink w:history="1" r:id="rIduf50m09giugnanf8ph8cl">
               <w:r>
                 <w:rPr>
                   <w:rFonts w:ascii="Arial" w:cs="Arial" w:eastAsia="Arial" w:hAnsi="Arial"/>
@@ -26603,7 +26603,7 @@
             <w:pPr>
               <w:spacing w:after="20" w:before="0"/>
             </w:pPr>
-            <w:hyperlink w:history="1" r:id="rIdgmp9ymmhdfjuqhukfmpfk">
+            <w:hyperlink w:history="1" r:id="rIdkwhkhelugpy-nzfuq_-c1">
               <w:r>
                 <w:rPr>
                   <w:rFonts w:ascii="Arial" w:cs="Arial" w:eastAsia="Arial" w:hAnsi="Arial"/>
@@ -26636,7 +26636,7 @@
               <w:spacing w:after="10" w:before="0"/>
               <w:ind w:left="120"/>
             </w:pPr>
-            <w:hyperlink w:history="1" r:id="rIdbq-savnmnkvcbklb5ee_4">
+            <w:hyperlink w:history="1" r:id="rIdsz5e8cxrbbfhpevtc4tgx">
               <w:r>
                 <w:rPr>
                   <w:rFonts w:ascii="Arial" w:cs="Arial" w:eastAsia="Arial" w:hAnsi="Arial"/>
@@ -26681,7 +26681,7 @@
             <w:pPr>
               <w:spacing w:after="20" w:before="0"/>
             </w:pPr>
-            <w:hyperlink w:history="1" r:id="rId3xhlogh4uzteng1qcn_sg">
+            <w:hyperlink w:history="1" r:id="rIdwiq9wj5-m04xy4r2wufph">
               <w:r>
                 <w:rPr>
                   <w:rFonts w:ascii="Arial" w:cs="Arial" w:eastAsia="Arial" w:hAnsi="Arial"/>
@@ -26714,7 +26714,7 @@
               <w:spacing w:after="10" w:before="0"/>
               <w:ind w:left="120"/>
             </w:pPr>
-            <w:hyperlink w:history="1" r:id="rIdl7t3cecgb82asnkpjowfi">
+            <w:hyperlink w:history="1" r:id="rIdwkv19ug_g4tf7xaf_xqmp">
               <w:r>
                 <w:rPr>
                   <w:rFonts w:ascii="Arial" w:cs="Arial" w:eastAsia="Arial" w:hAnsi="Arial"/>
@@ -27061,7 +27061,7 @@
             <w:pPr>
               <w:spacing w:after="20" w:before="0"/>
             </w:pPr>
-            <w:hyperlink w:history="1" r:id="rIdpzwhlstok1s3-zmgz7pcy">
+            <w:hyperlink w:history="1" r:id="rIdgz_z_p51jdjolrbkm3exk">
               <w:r>
                 <w:rPr>
                   <w:rFonts w:ascii="Arial" w:cs="Arial" w:eastAsia="Arial" w:hAnsi="Arial"/>
@@ -27094,7 +27094,7 @@
               <w:spacing w:after="10" w:before="0"/>
               <w:ind w:left="120"/>
             </w:pPr>
-            <w:hyperlink w:history="1" r:id="rIdtkspee8ab3de3ik1biyg6">
+            <w:hyperlink w:history="1" r:id="rIdxxwoyd6nhxar-7ribfajn">
               <w:r>
                 <w:rPr>
                   <w:rFonts w:ascii="Arial" w:cs="Arial" w:eastAsia="Arial" w:hAnsi="Arial"/>
@@ -27139,7 +27139,7 @@
             <w:pPr>
               <w:spacing w:after="20" w:before="0"/>
             </w:pPr>
-            <w:hyperlink w:history="1" r:id="rIdu5ewsucf0pm5trv8coyd1">
+            <w:hyperlink w:history="1" r:id="rIdyhybhcgwzb4bwhjmvfj6g">
               <w:r>
                 <w:rPr>
                   <w:rFonts w:ascii="Arial" w:cs="Arial" w:eastAsia="Arial" w:hAnsi="Arial"/>
@@ -27172,7 +27172,7 @@
               <w:spacing w:after="10" w:before="0"/>
               <w:ind w:left="120"/>
             </w:pPr>
-            <w:hyperlink w:history="1" r:id="rId1ye9vxsrxpamorwy74kjz">
+            <w:hyperlink w:history="1" r:id="rIdixueogsk3-xnpztidnlut">
               <w:r>
                 <w:rPr>
                   <w:rFonts w:ascii="Arial" w:cs="Arial" w:eastAsia="Arial" w:hAnsi="Arial"/>
@@ -27538,7 +27538,7 @@
             <w:pPr>
               <w:spacing w:after="20" w:before="0"/>
             </w:pPr>
-            <w:hyperlink w:history="1" r:id="rIds1jpfistifyp3d4aq71cy">
+            <w:hyperlink w:history="1" r:id="rIdlasxqhkjxfdchzwyhx80y">
               <w:r>
                 <w:rPr>
                   <w:rFonts w:ascii="Arial" w:cs="Arial" w:eastAsia="Arial" w:hAnsi="Arial"/>
@@ -27571,7 +27571,7 @@
               <w:spacing w:after="10" w:before="0"/>
               <w:ind w:left="120"/>
             </w:pPr>
-            <w:hyperlink w:history="1" r:id="rIdyrymochcbavvjgyuv36et">
+            <w:hyperlink w:history="1" r:id="rId-p-7vwtw6sw_d9p2l4gg_">
               <w:r>
                 <w:rPr>
                   <w:rFonts w:ascii="Arial" w:cs="Arial" w:eastAsia="Arial" w:hAnsi="Arial"/>
@@ -27616,7 +27616,7 @@
             <w:pPr>
               <w:spacing w:after="20" w:before="0"/>
             </w:pPr>
-            <w:hyperlink w:history="1" r:id="rIddcdtznwzdq5yhm7-6ksa5">
+            <w:hyperlink w:history="1" r:id="rIdjhwil9mthvdogr0jydnax">
               <w:r>
                 <w:rPr>
                   <w:rFonts w:ascii="Arial" w:cs="Arial" w:eastAsia="Arial" w:hAnsi="Arial"/>
@@ -27649,7 +27649,7 @@
               <w:spacing w:after="10" w:before="0"/>
               <w:ind w:left="120"/>
             </w:pPr>
-            <w:hyperlink w:history="1" r:id="rIduhcg6cd0ue1nxfu5p5cpy">
+            <w:hyperlink w:history="1" r:id="rIdqaihjzzjdhtzx3bu9erfa">
               <w:r>
                 <w:rPr>
                   <w:rFonts w:ascii="Arial" w:cs="Arial" w:eastAsia="Arial" w:hAnsi="Arial"/>
@@ -27996,7 +27996,7 @@
             <w:pPr>
               <w:spacing w:after="20" w:before="0"/>
             </w:pPr>
-            <w:hyperlink w:history="1" r:id="rIdnxpqcfw2am57_0epco18a">
+            <w:hyperlink w:history="1" r:id="rIddf0efs9sb8laz0ccma3m0">
               <w:r>
                 <w:rPr>
                   <w:rFonts w:ascii="Arial" w:cs="Arial" w:eastAsia="Arial" w:hAnsi="Arial"/>
@@ -28029,7 +28029,7 @@
               <w:spacing w:after="10" w:before="0"/>
               <w:ind w:left="120"/>
             </w:pPr>
-            <w:hyperlink w:history="1" r:id="rIdfcbl225x5lba0xpcvsltc">
+            <w:hyperlink w:history="1" r:id="rIdel6st58rxwmqoqt7oum4c">
               <w:r>
                 <w:rPr>
                   <w:rFonts w:ascii="Arial" w:cs="Arial" w:eastAsia="Arial" w:hAnsi="Arial"/>
@@ -28074,7 +28074,7 @@
             <w:pPr>
               <w:spacing w:after="20" w:before="0"/>
             </w:pPr>
-            <w:hyperlink w:history="1" r:id="rIdako7n0bgpu1w_3df6t7r9">
+            <w:hyperlink w:history="1" r:id="rId8uudi8mxbd3zorwhijpcz">
               <w:r>
                 <w:rPr>
                   <w:rFonts w:ascii="Arial" w:cs="Arial" w:eastAsia="Arial" w:hAnsi="Arial"/>
@@ -28107,7 +28107,7 @@
               <w:spacing w:after="10" w:before="0"/>
               <w:ind w:left="120"/>
             </w:pPr>
-            <w:hyperlink w:history="1" r:id="rIdonp_uebzmte6zl4_n5xvw">
+            <w:hyperlink w:history="1" r:id="rIdhx2ydyvikd_yizdso0qyl">
               <w:r>
                 <w:rPr>
                   <w:rFonts w:ascii="Arial" w:cs="Arial" w:eastAsia="Arial" w:hAnsi="Arial"/>
@@ -28923,7 +28923,7 @@
         </w:rPr>
         <w:t xml:space="preserve">© 2026 SeaVuria and ARES. Aligned with KICD objectives. Developed by SeaVuria; technical implementation by ARES (with AI assistance from Claude). Licensed under </w:t>
       </w:r>
-      <w:hyperlink w:history="1" r:id="rIdrc0_elexktq8f_9x3ld7f">
+      <w:hyperlink w:history="1" r:id="rIddlat9c54hh1fge5owhkzr">
         <w:r>
           <w:rPr>
             <w:rFonts w:ascii="Arial" w:cs="Arial" w:eastAsia="Arial" w:hAnsi="Arial"/>
@@ -28944,7 +28944,7 @@
         </w:rPr>
         <w:t xml:space="preserve"> (</w:t>
       </w:r>
-      <w:hyperlink w:history="1" r:id="rIdyn3pqxeldetitewxfeqyl">
+      <w:hyperlink w:history="1" r:id="rIddda45gerr2ohg6e4plvr7">
         <w:r>
           <w:rPr>
             <w:rFonts w:ascii="Arial" w:cs="Arial" w:eastAsia="Arial" w:hAnsi="Arial"/>

--- a/data/outputs/v2/Essential_Mathematics/SS1.3_Quadratic_Equations/Essential_Mathematics_Quadratic_Equations_CBE_LessonSequence.docx
+++ b/data/outputs/v2/Essential_Mathematics/SS1.3_Quadratic_Equations/Essential_Mathematics_Quadratic_Equations_CBE_LessonSequence.docx
@@ -2246,7 +2246,7 @@
         </w:rPr>
         <w:t xml:space="preserve">© 2026 SeaVuria and ARES. This work is licensed under a </w:t>
       </w:r>
-      <w:hyperlink w:history="1" r:id="rIdjqjtvjjjhwfvzm1jw2ibj">
+      <w:hyperlink w:history="1" r:id="rIdmj0fx8l8yik7g_q6mxjn6">
         <w:r>
           <w:rPr>
             <w:rFonts w:ascii="Arial" w:cs="Arial" w:eastAsia="Arial" w:hAnsi="Arial"/>
@@ -2266,7 +2266,7 @@
         </w:rPr>
         <w:t xml:space="preserve"> (</w:t>
       </w:r>
-      <w:hyperlink w:history="1" r:id="rIdordb_uxbmpfwiwbu1wf9k">
+      <w:hyperlink w:history="1" r:id="rIdpyshfcslgteglpeehr91d">
         <w:r>
           <w:rPr>
             <w:rFonts w:ascii="Arial" w:cs="Arial" w:eastAsia="Arial" w:hAnsi="Arial"/>
@@ -2286,7 +2286,7 @@
         </w:rPr>
         <w:t xml:space="preserve">). To view a copy of this license, visit </w:t>
       </w:r>
-      <w:hyperlink w:history="1" r:id="rId5hcvtsueapgvqts8bchjm">
+      <w:hyperlink w:history="1" r:id="rIdpnyfeid09g7_dft0rtvra">
         <w:r>
           <w:rPr>
             <w:rFonts w:ascii="Arial" w:cs="Arial" w:eastAsia="Arial" w:hAnsi="Arial"/>
@@ -3298,7 +3298,7 @@
             <w:pPr>
               <w:spacing w:after="20" w:before="0"/>
             </w:pPr>
-            <w:hyperlink w:history="1" r:id="rIdcd2jdq2-qaotvtiudifcr">
+            <w:hyperlink w:history="1" r:id="rId7yymhbp7myw8_jfd6pwqf">
               <w:r>
                 <w:rPr>
                   <w:rFonts w:ascii="Arial" w:cs="Arial" w:eastAsia="Arial" w:hAnsi="Arial"/>
@@ -3331,7 +3331,7 @@
               <w:spacing w:after="10" w:before="0"/>
               <w:ind w:left="120"/>
             </w:pPr>
-            <w:hyperlink w:history="1" r:id="rIdg2xagl6o1et3h9yetpjya">
+            <w:hyperlink w:history="1" r:id="rIdy7v2ca6eu3wkfhiiypwj2">
               <w:r>
                 <w:rPr>
                   <w:rFonts w:ascii="Arial" w:cs="Arial" w:eastAsia="Arial" w:hAnsi="Arial"/>
@@ -3376,7 +3376,7 @@
             <w:pPr>
               <w:spacing w:after="20" w:before="0"/>
             </w:pPr>
-            <w:hyperlink w:history="1" r:id="rIdcalmvhyy8zajipw3bhy7w">
+            <w:hyperlink w:history="1" r:id="rIdk4bhdnmjkh1fkucubcaj8">
               <w:r>
                 <w:rPr>
                   <w:rFonts w:ascii="Arial" w:cs="Arial" w:eastAsia="Arial" w:hAnsi="Arial"/>
@@ -3409,7 +3409,7 @@
               <w:spacing w:after="10" w:before="0"/>
               <w:ind w:left="120"/>
             </w:pPr>
-            <w:hyperlink w:history="1" r:id="rIdj1lzd_-m82dc1bkhczbko">
+            <w:hyperlink w:history="1" r:id="rIdidirz_gtl-ifj2abv5ytq">
               <w:r>
                 <w:rPr>
                   <w:rFonts w:ascii="Arial" w:cs="Arial" w:eastAsia="Arial" w:hAnsi="Arial"/>
@@ -3661,7 +3661,7 @@
             <w:pPr>
               <w:spacing w:after="20" w:before="0"/>
             </w:pPr>
-            <w:hyperlink w:history="1" r:id="rIdiaoijcnykcgllukuosx_8">
+            <w:hyperlink w:history="1" r:id="rIdfy2ccicriijyrbcm1vqmn">
               <w:r>
                 <w:rPr>
                   <w:rFonts w:ascii="Arial" w:cs="Arial" w:eastAsia="Arial" w:hAnsi="Arial"/>
@@ -3694,7 +3694,7 @@
               <w:spacing w:after="10" w:before="0"/>
               <w:ind w:left="120"/>
             </w:pPr>
-            <w:hyperlink w:history="1" r:id="rIdyyjyqqdpv4hwyc3ujzv_9">
+            <w:hyperlink w:history="1" r:id="rIdsg4ockk0171adhlqe7jvi">
               <w:r>
                 <w:rPr>
                   <w:rFonts w:ascii="Arial" w:cs="Arial" w:eastAsia="Arial" w:hAnsi="Arial"/>
@@ -3739,7 +3739,7 @@
             <w:pPr>
               <w:spacing w:after="20" w:before="0"/>
             </w:pPr>
-            <w:hyperlink w:history="1" r:id="rId038urs3gmfz-emhamhc5h">
+            <w:hyperlink w:history="1" r:id="rIdddygfsourau2zukaigs3a">
               <w:r>
                 <w:rPr>
                   <w:rFonts w:ascii="Arial" w:cs="Arial" w:eastAsia="Arial" w:hAnsi="Arial"/>
@@ -3772,7 +3772,7 @@
               <w:spacing w:after="10" w:before="0"/>
               <w:ind w:left="120"/>
             </w:pPr>
-            <w:hyperlink w:history="1" r:id="rIdquihd3qlzr4razst_wudd">
+            <w:hyperlink w:history="1" r:id="rIdggn1loxwafb5f73sk8uby">
               <w:r>
                 <w:rPr>
                   <w:rFonts w:ascii="Arial" w:cs="Arial" w:eastAsia="Arial" w:hAnsi="Arial"/>
@@ -4119,7 +4119,7 @@
             <w:pPr>
               <w:spacing w:after="20" w:before="0"/>
             </w:pPr>
-            <w:hyperlink w:history="1" r:id="rIdds_s4hfz4iziiqcsvblyk">
+            <w:hyperlink w:history="1" r:id="rIdjsyrloigvcb0plhe_wdyp">
               <w:r>
                 <w:rPr>
                   <w:rFonts w:ascii="Arial" w:cs="Arial" w:eastAsia="Arial" w:hAnsi="Arial"/>
@@ -4152,7 +4152,7 @@
               <w:spacing w:after="10" w:before="0"/>
               <w:ind w:left="120"/>
             </w:pPr>
-            <w:hyperlink w:history="1" r:id="rIdvfvw_iwdxk-67pip8g2t0">
+            <w:hyperlink w:history="1" r:id="rIdb6awecsqs41rrpx7vwrlg">
               <w:r>
                 <w:rPr>
                   <w:rFonts w:ascii="Arial" w:cs="Arial" w:eastAsia="Arial" w:hAnsi="Arial"/>
@@ -4197,7 +4197,7 @@
             <w:pPr>
               <w:spacing w:after="20" w:before="0"/>
             </w:pPr>
-            <w:hyperlink w:history="1" r:id="rId32oyqvrva3dm-j8rnnfy0">
+            <w:hyperlink w:history="1" r:id="rIdb1ubcojpl9revfe8fqkxp">
               <w:r>
                 <w:rPr>
                   <w:rFonts w:ascii="Arial" w:cs="Arial" w:eastAsia="Arial" w:hAnsi="Arial"/>
@@ -4230,7 +4230,7 @@
               <w:spacing w:after="10" w:before="0"/>
               <w:ind w:left="120"/>
             </w:pPr>
-            <w:hyperlink w:history="1" r:id="rIdjagir2elccxhmeqmfufiz">
+            <w:hyperlink w:history="1" r:id="rIdmu3uma7mtoawkhtavk_wg">
               <w:r>
                 <w:rPr>
                   <w:rFonts w:ascii="Arial" w:cs="Arial" w:eastAsia="Arial" w:hAnsi="Arial"/>
@@ -4634,7 +4634,7 @@
             <w:pPr>
               <w:spacing w:after="20" w:before="0"/>
             </w:pPr>
-            <w:hyperlink w:history="1" r:id="rIdm-wrd-nsz2kgvwpk4dmyo">
+            <w:hyperlink w:history="1" r:id="rIdcmtbxq4bwijewza8ijstr">
               <w:r>
                 <w:rPr>
                   <w:rFonts w:ascii="Arial" w:cs="Arial" w:eastAsia="Arial" w:hAnsi="Arial"/>
@@ -4667,7 +4667,7 @@
               <w:spacing w:after="10" w:before="0"/>
               <w:ind w:left="120"/>
             </w:pPr>
-            <w:hyperlink w:history="1" r:id="rId7hsvxlhpf2xphuey9lizj">
+            <w:hyperlink w:history="1" r:id="rIdgngzv5izdwlbgadvk2yrs">
               <w:r>
                 <w:rPr>
                   <w:rFonts w:ascii="Arial" w:cs="Arial" w:eastAsia="Arial" w:hAnsi="Arial"/>
@@ -4712,7 +4712,7 @@
             <w:pPr>
               <w:spacing w:after="20" w:before="0"/>
             </w:pPr>
-            <w:hyperlink w:history="1" r:id="rIdv5ntkolvz_8hhgo3qalwa">
+            <w:hyperlink w:history="1" r:id="rIdmsayctdcqcnnltjwme9_3">
               <w:r>
                 <w:rPr>
                   <w:rFonts w:ascii="Arial" w:cs="Arial" w:eastAsia="Arial" w:hAnsi="Arial"/>
@@ -4745,7 +4745,7 @@
               <w:spacing w:after="10" w:before="0"/>
               <w:ind w:left="120"/>
             </w:pPr>
-            <w:hyperlink w:history="1" r:id="rIdja4ku-i8e4soc46ug8oww">
+            <w:hyperlink w:history="1" r:id="rIdtzbp_ithb1nutw-_keb2-">
               <w:r>
                 <w:rPr>
                   <w:rFonts w:ascii="Arial" w:cs="Arial" w:eastAsia="Arial" w:hAnsi="Arial"/>
@@ -5035,7 +5035,7 @@
             <w:pPr>
               <w:spacing w:after="20" w:before="0"/>
             </w:pPr>
-            <w:hyperlink w:history="1" r:id="rIdavbotad1jix_jeygc3h2u">
+            <w:hyperlink w:history="1" r:id="rIdn9cmwq4hbsqyue1gjhmqh">
               <w:r>
                 <w:rPr>
                   <w:rFonts w:ascii="Arial" w:cs="Arial" w:eastAsia="Arial" w:hAnsi="Arial"/>
@@ -5084,7 +5084,7 @@
               <w:spacing w:after="10" w:before="0"/>
               <w:ind w:left="120"/>
             </w:pPr>
-            <w:hyperlink w:history="1" r:id="rIdnqzf4nsv2znrgdqrz5gjx">
+            <w:hyperlink w:history="1" r:id="rIdurvqu447baup2ohauzl0p">
               <w:r>
                 <w:rPr>
                   <w:rFonts w:ascii="Arial" w:cs="Arial" w:eastAsia="Arial" w:hAnsi="Arial"/>
@@ -5129,7 +5129,7 @@
             <w:pPr>
               <w:spacing w:after="20" w:before="0"/>
             </w:pPr>
-            <w:hyperlink w:history="1" r:id="rIdhv2zv---ccwowwv0u7zs2">
+            <w:hyperlink w:history="1" r:id="rIdw6uuh4a2tflybn5sohljk">
               <w:r>
                 <w:rPr>
                   <w:rFonts w:ascii="Arial" w:cs="Arial" w:eastAsia="Arial" w:hAnsi="Arial"/>
@@ -5162,7 +5162,7 @@
               <w:spacing w:after="10" w:before="0"/>
               <w:ind w:left="120"/>
             </w:pPr>
-            <w:hyperlink w:history="1" r:id="rIdhr83birklmkh520a2grc9">
+            <w:hyperlink w:history="1" r:id="rIdbyelahckwumwqhaugwjsy">
               <w:r>
                 <w:rPr>
                   <w:rFonts w:ascii="Arial" w:cs="Arial" w:eastAsia="Arial" w:hAnsi="Arial"/>
@@ -5769,7 +5769,7 @@
         </w:rPr>
         <w:t xml:space="preserve">© 2026 SeaVuria and ARES. Aligned with KICD objectives. Developed by SeaVuria; technical implementation by ARES (with AI assistance from Claude). Licensed under </w:t>
       </w:r>
-      <w:hyperlink w:history="1" r:id="rIdu2v3xangsmsukvsk9sjhu">
+      <w:hyperlink w:history="1" r:id="rIdf1cgdhur18kubdtinqscl">
         <w:r>
           <w:rPr>
             <w:rFonts w:ascii="Arial" w:cs="Arial" w:eastAsia="Arial" w:hAnsi="Arial"/>
@@ -5790,7 +5790,7 @@
         </w:rPr>
         <w:t xml:space="preserve"> (</w:t>
       </w:r>
-      <w:hyperlink w:history="1" r:id="rId3qwjq1x6w-dqkdvtsl3yf">
+      <w:hyperlink w:history="1" r:id="rIdq3un6_j1plosizz_iigsg">
         <w:r>
           <w:rPr>
             <w:rFonts w:ascii="Arial" w:cs="Arial" w:eastAsia="Arial" w:hAnsi="Arial"/>
@@ -6803,7 +6803,7 @@
             <w:pPr>
               <w:spacing w:after="20" w:before="0"/>
             </w:pPr>
-            <w:hyperlink w:history="1" r:id="rIdixgnhyq_8ummhqfcezujj">
+            <w:hyperlink w:history="1" r:id="rId2jqwih9kaembvbwvq9ri0">
               <w:r>
                 <w:rPr>
                   <w:rFonts w:ascii="Arial" w:cs="Arial" w:eastAsia="Arial" w:hAnsi="Arial"/>
@@ -6836,7 +6836,7 @@
               <w:spacing w:after="10" w:before="0"/>
               <w:ind w:left="120"/>
             </w:pPr>
-            <w:hyperlink w:history="1" r:id="rIdsvamy3_ow-xr9jomodfhf">
+            <w:hyperlink w:history="1" r:id="rIdcqdisr53gvs6a43jj6lix">
               <w:r>
                 <w:rPr>
                   <w:rFonts w:ascii="Arial" w:cs="Arial" w:eastAsia="Arial" w:hAnsi="Arial"/>
@@ -6881,7 +6881,7 @@
             <w:pPr>
               <w:spacing w:after="20" w:before="0"/>
             </w:pPr>
-            <w:hyperlink w:history="1" r:id="rIdmqifs1dnfqsi24g_bhvgb">
+            <w:hyperlink w:history="1" r:id="rIdtmr0gk6pb7ynnqr0mywsi">
               <w:r>
                 <w:rPr>
                   <w:rFonts w:ascii="Arial" w:cs="Arial" w:eastAsia="Arial" w:hAnsi="Arial"/>
@@ -6914,7 +6914,7 @@
               <w:spacing w:after="10" w:before="0"/>
               <w:ind w:left="120"/>
             </w:pPr>
-            <w:hyperlink w:history="1" r:id="rIdlylt7qkugoqbcdu3pbkgg">
+            <w:hyperlink w:history="1" r:id="rIdeczyrdyvkyjdbwy9kwvu9">
               <w:r>
                 <w:rPr>
                   <w:rFonts w:ascii="Arial" w:cs="Arial" w:eastAsia="Arial" w:hAnsi="Arial"/>
@@ -7109,7 +7109,7 @@
             <w:pPr>
               <w:spacing w:after="20" w:before="0"/>
             </w:pPr>
-            <w:hyperlink w:history="1" r:id="rId_5ks33fadqmewn8it-svp">
+            <w:hyperlink w:history="1" r:id="rIda0h_qg3xcecg0mn2okg7_">
               <w:r>
                 <w:rPr>
                   <w:rFonts w:ascii="Arial" w:cs="Arial" w:eastAsia="Arial" w:hAnsi="Arial"/>
@@ -7142,7 +7142,7 @@
               <w:spacing w:after="10" w:before="0"/>
               <w:ind w:left="120"/>
             </w:pPr>
-            <w:hyperlink w:history="1" r:id="rIdmdl6bxnpobqqtjhbfvuaw">
+            <w:hyperlink w:history="1" r:id="rIdeznudzncqrazugwnnglza">
               <w:r>
                 <w:rPr>
                   <w:rFonts w:ascii="Arial" w:cs="Arial" w:eastAsia="Arial" w:hAnsi="Arial"/>
@@ -7187,7 +7187,7 @@
             <w:pPr>
               <w:spacing w:after="20" w:before="0"/>
             </w:pPr>
-            <w:hyperlink w:history="1" r:id="rIdezto2wyr4vnah6kgdjxkj">
+            <w:hyperlink w:history="1" r:id="rIdod-ofayhppoiay50egjco">
               <w:r>
                 <w:rPr>
                   <w:rFonts w:ascii="Arial" w:cs="Arial" w:eastAsia="Arial" w:hAnsi="Arial"/>
@@ -7220,7 +7220,7 @@
               <w:spacing w:after="10" w:before="0"/>
               <w:ind w:left="120"/>
             </w:pPr>
-            <w:hyperlink w:history="1" r:id="rId-rypf3hixzmejnxesgueo">
+            <w:hyperlink w:history="1" r:id="rIduot2ca2f8svto8gydl03w">
               <w:r>
                 <w:rPr>
                   <w:rFonts w:ascii="Arial" w:cs="Arial" w:eastAsia="Arial" w:hAnsi="Arial"/>
@@ -7624,7 +7624,7 @@
             <w:pPr>
               <w:spacing w:after="20" w:before="0"/>
             </w:pPr>
-            <w:hyperlink w:history="1" r:id="rIdxbooqyrvwyskl5d5pvtf0">
+            <w:hyperlink w:history="1" r:id="rIdk_40bzncg4bijx4absq54">
               <w:r>
                 <w:rPr>
                   <w:rFonts w:ascii="Arial" w:cs="Arial" w:eastAsia="Arial" w:hAnsi="Arial"/>
@@ -7657,7 +7657,7 @@
               <w:spacing w:after="10" w:before="0"/>
               <w:ind w:left="120"/>
             </w:pPr>
-            <w:hyperlink w:history="1" r:id="rIdkm67zfntr60bejlkpyroo">
+            <w:hyperlink w:history="1" r:id="rIde01nulol3lrbmmo1bpu21">
               <w:r>
                 <w:rPr>
                   <w:rFonts w:ascii="Arial" w:cs="Arial" w:eastAsia="Arial" w:hAnsi="Arial"/>
@@ -7702,7 +7702,7 @@
             <w:pPr>
               <w:spacing w:after="20" w:before="0"/>
             </w:pPr>
-            <w:hyperlink w:history="1" r:id="rId9azsrsbb8-wt9jqh4set5">
+            <w:hyperlink w:history="1" r:id="rIdis3jhn5gbvubexjsgf7tv">
               <w:r>
                 <w:rPr>
                   <w:rFonts w:ascii="Arial" w:cs="Arial" w:eastAsia="Arial" w:hAnsi="Arial"/>
@@ -7735,7 +7735,7 @@
               <w:spacing w:after="10" w:before="0"/>
               <w:ind w:left="120"/>
             </w:pPr>
-            <w:hyperlink w:history="1" r:id="rIdpykwfvzsnc04dsy3b4ckf">
+            <w:hyperlink w:history="1" r:id="rId8zyuq1bdiljgb2e82cuh7">
               <w:r>
                 <w:rPr>
                   <w:rFonts w:ascii="Arial" w:cs="Arial" w:eastAsia="Arial" w:hAnsi="Arial"/>
@@ -8158,7 +8158,7 @@
             <w:pPr>
               <w:spacing w:after="20" w:before="0"/>
             </w:pPr>
-            <w:hyperlink w:history="1" r:id="rIdgsy5kosx3nkvk6zikbvoy">
+            <w:hyperlink w:history="1" r:id="rIdbgudimpdvdxadreahzgip">
               <w:r>
                 <w:rPr>
                   <w:rFonts w:ascii="Arial" w:cs="Arial" w:eastAsia="Arial" w:hAnsi="Arial"/>
@@ -8191,7 +8191,7 @@
               <w:spacing w:after="10" w:before="0"/>
               <w:ind w:left="120"/>
             </w:pPr>
-            <w:hyperlink w:history="1" r:id="rIdjfzluaevsda6w5vl6g5-k">
+            <w:hyperlink w:history="1" r:id="rIdgvrvqmy6ot7qo894ept9p">
               <w:r>
                 <w:rPr>
                   <w:rFonts w:ascii="Arial" w:cs="Arial" w:eastAsia="Arial" w:hAnsi="Arial"/>
@@ -8236,7 +8236,7 @@
             <w:pPr>
               <w:spacing w:after="20" w:before="0"/>
             </w:pPr>
-            <w:hyperlink w:history="1" r:id="rIda8ndx4rwer3jtxjywviam">
+            <w:hyperlink w:history="1" r:id="rIdlh1lezvhrihnbrhtdbust">
               <w:r>
                 <w:rPr>
                   <w:rFonts w:ascii="Arial" w:cs="Arial" w:eastAsia="Arial" w:hAnsi="Arial"/>
@@ -8269,7 +8269,7 @@
               <w:spacing w:after="10" w:before="0"/>
               <w:ind w:left="120"/>
             </w:pPr>
-            <w:hyperlink w:history="1" r:id="rIdv3sjk8ubdqwpy9vmhuiz5">
+            <w:hyperlink w:history="1" r:id="rIds4xnjweyva0ifpmpkinb5">
               <w:r>
                 <w:rPr>
                   <w:rFonts w:ascii="Arial" w:cs="Arial" w:eastAsia="Arial" w:hAnsi="Arial"/>
@@ -8464,7 +8464,7 @@
             <w:pPr>
               <w:spacing w:after="20" w:before="0"/>
             </w:pPr>
-            <w:hyperlink w:history="1" r:id="rIdxcueu_78atqt-eqcn4gut">
+            <w:hyperlink w:history="1" r:id="rIdspjdpvziepckmrvkwcmzr">
               <w:r>
                 <w:rPr>
                   <w:rFonts w:ascii="Arial" w:cs="Arial" w:eastAsia="Arial" w:hAnsi="Arial"/>
@@ -8513,7 +8513,7 @@
               <w:spacing w:after="10" w:before="0"/>
               <w:ind w:left="120"/>
             </w:pPr>
-            <w:hyperlink w:history="1" r:id="rIdndzbmxkwf8ilz0t5rtv36">
+            <w:hyperlink w:history="1" r:id="rIdyyxxz8usqehgqpbm2mtlr">
               <w:r>
                 <w:rPr>
                   <w:rFonts w:ascii="Arial" w:cs="Arial" w:eastAsia="Arial" w:hAnsi="Arial"/>
@@ -8558,7 +8558,7 @@
             <w:pPr>
               <w:spacing w:after="20" w:before="0"/>
             </w:pPr>
-            <w:hyperlink w:history="1" r:id="rId3hfdd8x1xwxwzwj2j9igg">
+            <w:hyperlink w:history="1" r:id="rIdximxuzz2vukoqzcno2x4s">
               <w:r>
                 <w:rPr>
                   <w:rFonts w:ascii="Arial" w:cs="Arial" w:eastAsia="Arial" w:hAnsi="Arial"/>
@@ -8591,7 +8591,7 @@
               <w:spacing w:after="10" w:before="0"/>
               <w:ind w:left="120"/>
             </w:pPr>
-            <w:hyperlink w:history="1" r:id="rIdr7aswtek0lz4xnplmuapy">
+            <w:hyperlink w:history="1" r:id="rIdtfcvao6yreucjrc9o2ofn">
               <w:r>
                 <w:rPr>
                   <w:rFonts w:ascii="Arial" w:cs="Arial" w:eastAsia="Arial" w:hAnsi="Arial"/>
@@ -9103,7 +9103,7 @@
         </w:rPr>
         <w:t xml:space="preserve">© 2026 SeaVuria and ARES. Aligned with KICD objectives. Developed by SeaVuria; technical implementation by ARES (with AI assistance from Claude). Licensed under </w:t>
       </w:r>
-      <w:hyperlink w:history="1" r:id="rIdizse9pm49l0eujqdnlcfo">
+      <w:hyperlink w:history="1" r:id="rId1bbtprkcwrangntrmiiib">
         <w:r>
           <w:rPr>
             <w:rFonts w:ascii="Arial" w:cs="Arial" w:eastAsia="Arial" w:hAnsi="Arial"/>
@@ -9124,7 +9124,7 @@
         </w:rPr>
         <w:t xml:space="preserve"> (</w:t>
       </w:r>
-      <w:hyperlink w:history="1" r:id="rIdbpw0ilyrplrglmk7h0ymt">
+      <w:hyperlink w:history="1" r:id="rId-tv9p7sw9eoybhuh8y19q">
         <w:r>
           <w:rPr>
             <w:rFonts w:ascii="Arial" w:cs="Arial" w:eastAsia="Arial" w:hAnsi="Arial"/>
@@ -10137,7 +10137,7 @@
             <w:pPr>
               <w:spacing w:after="20" w:before="0"/>
             </w:pPr>
-            <w:hyperlink w:history="1" r:id="rId_ff4dzradtyc8qfsxjdva">
+            <w:hyperlink w:history="1" r:id="rIdua94h-7jy7dkw6xtamxit">
               <w:r>
                 <w:rPr>
                   <w:rFonts w:ascii="Arial" w:cs="Arial" w:eastAsia="Arial" w:hAnsi="Arial"/>
@@ -10170,7 +10170,7 @@
               <w:spacing w:after="10" w:before="0"/>
               <w:ind w:left="120"/>
             </w:pPr>
-            <w:hyperlink w:history="1" r:id="rIdurtoh_drat38j-hhehp__">
+            <w:hyperlink w:history="1" r:id="rIdkdeesu6oeui6uty-jto0r">
               <w:r>
                 <w:rPr>
                   <w:rFonts w:ascii="Arial" w:cs="Arial" w:eastAsia="Arial" w:hAnsi="Arial"/>
@@ -10215,7 +10215,7 @@
             <w:pPr>
               <w:spacing w:after="20" w:before="0"/>
             </w:pPr>
-            <w:hyperlink w:history="1" r:id="rIdl8eyozmk2vvkid4ltmuts">
+            <w:hyperlink w:history="1" r:id="rIdkmcy90n830wpy7kfk7pqg">
               <w:r>
                 <w:rPr>
                   <w:rFonts w:ascii="Arial" w:cs="Arial" w:eastAsia="Arial" w:hAnsi="Arial"/>
@@ -10264,7 +10264,7 @@
               <w:spacing w:after="10" w:before="0"/>
               <w:ind w:left="120"/>
             </w:pPr>
-            <w:hyperlink w:history="1" r:id="rIdjc6_ha4flymfok7sigkj_">
+            <w:hyperlink w:history="1" r:id="rIdztzn-mkok9eqy5wmy49lx">
               <w:r>
                 <w:rPr>
                   <w:rFonts w:ascii="Arial" w:cs="Arial" w:eastAsia="Arial" w:hAnsi="Arial"/>
@@ -10459,7 +10459,7 @@
             <w:pPr>
               <w:spacing w:after="20" w:before="0"/>
             </w:pPr>
-            <w:hyperlink w:history="1" r:id="rIdo3vumw1zhzodal82o8sb7">
+            <w:hyperlink w:history="1" r:id="rId2bbacbi90ynp6guyvav9i">
               <w:r>
                 <w:rPr>
                   <w:rFonts w:ascii="Arial" w:cs="Arial" w:eastAsia="Arial" w:hAnsi="Arial"/>
@@ -10492,7 +10492,7 @@
               <w:spacing w:after="10" w:before="0"/>
               <w:ind w:left="120"/>
             </w:pPr>
-            <w:hyperlink w:history="1" r:id="rIdaogxukygl20x0dzshs6zk">
+            <w:hyperlink w:history="1" r:id="rIddnrtm5xnxbq9jt6y1y1pt">
               <w:r>
                 <w:rPr>
                   <w:rFonts w:ascii="Arial" w:cs="Arial" w:eastAsia="Arial" w:hAnsi="Arial"/>
@@ -10537,7 +10537,7 @@
             <w:pPr>
               <w:spacing w:after="20" w:before="0"/>
             </w:pPr>
-            <w:hyperlink w:history="1" r:id="rIdkd-xagdnbkm_dwhipps_z">
+            <w:hyperlink w:history="1" r:id="rIdszxfbuk4oormfbfcketcv">
               <w:r>
                 <w:rPr>
                   <w:rFonts w:ascii="Arial" w:cs="Arial" w:eastAsia="Arial" w:hAnsi="Arial"/>
@@ -10586,7 +10586,7 @@
               <w:spacing w:after="10" w:before="0"/>
               <w:ind w:left="120"/>
             </w:pPr>
-            <w:hyperlink w:history="1" r:id="rIdhzm5jwdzrovzuol-o9gwa">
+            <w:hyperlink w:history="1" r:id="rIdg_78ukxefqjibiadiwmt1">
               <w:r>
                 <w:rPr>
                   <w:rFonts w:ascii="Arial" w:cs="Arial" w:eastAsia="Arial" w:hAnsi="Arial"/>
@@ -10781,7 +10781,7 @@
             <w:pPr>
               <w:spacing w:after="20" w:before="0"/>
             </w:pPr>
-            <w:hyperlink w:history="1" r:id="rIdu6sb5q_yqnfxantp38tva">
+            <w:hyperlink w:history="1" r:id="rId-ktrisgtnblncel7ryvxh">
               <w:r>
                 <w:rPr>
                   <w:rFonts w:ascii="Arial" w:cs="Arial" w:eastAsia="Arial" w:hAnsi="Arial"/>
@@ -10814,7 +10814,7 @@
               <w:spacing w:after="10" w:before="0"/>
               <w:ind w:left="120"/>
             </w:pPr>
-            <w:hyperlink w:history="1" r:id="rIdkxjhynpntycmui-v-_58h">
+            <w:hyperlink w:history="1" r:id="rIdw3xsjgkhzl859vgupqien">
               <w:r>
                 <w:rPr>
                   <w:rFonts w:ascii="Arial" w:cs="Arial" w:eastAsia="Arial" w:hAnsi="Arial"/>
@@ -10859,7 +10859,7 @@
             <w:pPr>
               <w:spacing w:after="20" w:before="0"/>
             </w:pPr>
-            <w:hyperlink w:history="1" r:id="rId90sjyb-vsxdnnn7_z4y94">
+            <w:hyperlink w:history="1" r:id="rId-ucs4sdfpmflg0h9jjhc8">
               <w:r>
                 <w:rPr>
                   <w:rFonts w:ascii="Arial" w:cs="Arial" w:eastAsia="Arial" w:hAnsi="Arial"/>
@@ -10908,7 +10908,7 @@
               <w:spacing w:after="10" w:before="0"/>
               <w:ind w:left="120"/>
             </w:pPr>
-            <w:hyperlink w:history="1" r:id="rIdd1rk_tg-v2kehshhaigmf">
+            <w:hyperlink w:history="1" r:id="rIdjnvqzh4ucnz3s_ccu1ps2">
               <w:r>
                 <w:rPr>
                   <w:rFonts w:ascii="Arial" w:cs="Arial" w:eastAsia="Arial" w:hAnsi="Arial"/>
@@ -11103,7 +11103,7 @@
             <w:pPr>
               <w:spacing w:after="20" w:before="0"/>
             </w:pPr>
-            <w:hyperlink w:history="1" r:id="rIdwvnceqftqjfpbxha0rb0i">
+            <w:hyperlink w:history="1" r:id="rIdsr3xu8remwwmqde6wec5e">
               <w:r>
                 <w:rPr>
                   <w:rFonts w:ascii="Arial" w:cs="Arial" w:eastAsia="Arial" w:hAnsi="Arial"/>
@@ -11136,7 +11136,7 @@
               <w:spacing w:after="10" w:before="0"/>
               <w:ind w:left="120"/>
             </w:pPr>
-            <w:hyperlink w:history="1" r:id="rIdfiqbpxsqjxaihyuvj2wlt">
+            <w:hyperlink w:history="1" r:id="rIdx75xr7c-tnpllpbso5poa">
               <w:r>
                 <w:rPr>
                   <w:rFonts w:ascii="Arial" w:cs="Arial" w:eastAsia="Arial" w:hAnsi="Arial"/>
@@ -11181,7 +11181,7 @@
             <w:pPr>
               <w:spacing w:after="20" w:before="0"/>
             </w:pPr>
-            <w:hyperlink w:history="1" r:id="rId-pzdmoypwn6p6o0tb4pvk">
+            <w:hyperlink w:history="1" r:id="rIdjtqhmcbjxwclxc9g1jrxi">
               <w:r>
                 <w:rPr>
                   <w:rFonts w:ascii="Arial" w:cs="Arial" w:eastAsia="Arial" w:hAnsi="Arial"/>
@@ -11230,7 +11230,7 @@
               <w:spacing w:after="10" w:before="0"/>
               <w:ind w:left="120"/>
             </w:pPr>
-            <w:hyperlink w:history="1" r:id="rIdqdfjh-101r5pa9y1kbi4w">
+            <w:hyperlink w:history="1" r:id="rIdmpqfpjdwrmxjkdrxbo8a8">
               <w:r>
                 <w:rPr>
                   <w:rFonts w:ascii="Arial" w:cs="Arial" w:eastAsia="Arial" w:hAnsi="Arial"/>
@@ -11425,7 +11425,7 @@
             <w:pPr>
               <w:spacing w:after="20" w:before="0"/>
             </w:pPr>
-            <w:hyperlink w:history="1" r:id="rIdagyuaocfiafebb18o-rqd">
+            <w:hyperlink w:history="1" r:id="rIdhmc15kjkln3ogtgr55s0z">
               <w:r>
                 <w:rPr>
                   <w:rFonts w:ascii="Arial" w:cs="Arial" w:eastAsia="Arial" w:hAnsi="Arial"/>
@@ -11474,7 +11474,7 @@
               <w:spacing w:after="10" w:before="0"/>
               <w:ind w:left="120"/>
             </w:pPr>
-            <w:hyperlink w:history="1" r:id="rIdwbpvuxnfg_gob55ecutfu">
+            <w:hyperlink w:history="1" r:id="rIdhg4hgkp-ztoyjih4ytyye">
               <w:r>
                 <w:rPr>
                   <w:rFonts w:ascii="Arial" w:cs="Arial" w:eastAsia="Arial" w:hAnsi="Arial"/>
@@ -11519,7 +11519,7 @@
             <w:pPr>
               <w:spacing w:after="20" w:before="0"/>
             </w:pPr>
-            <w:hyperlink w:history="1" r:id="rIdkvrssdyipaiiltj9hcwft">
+            <w:hyperlink w:history="1" r:id="rIdhy13o3hk_5fy7ifodt17v">
               <w:r>
                 <w:rPr>
                   <w:rFonts w:ascii="Arial" w:cs="Arial" w:eastAsia="Arial" w:hAnsi="Arial"/>
@@ -11568,7 +11568,7 @@
               <w:spacing w:after="10" w:before="0"/>
               <w:ind w:left="120"/>
             </w:pPr>
-            <w:hyperlink w:history="1" r:id="rIdq-bezbadkm1tw7zbpkb3i">
+            <w:hyperlink w:history="1" r:id="rIdql35rwdufknh_tivfw_ii">
               <w:r>
                 <w:rPr>
                   <w:rFonts w:ascii="Arial" w:cs="Arial" w:eastAsia="Arial" w:hAnsi="Arial"/>
@@ -12080,7 +12080,7 @@
         </w:rPr>
         <w:t xml:space="preserve">© 2026 SeaVuria and ARES. Aligned with KICD objectives. Developed by SeaVuria; technical implementation by ARES (with AI assistance from Claude). Licensed under </w:t>
       </w:r>
-      <w:hyperlink w:history="1" r:id="rIdmnberd2d5zpcne5nxlqe6">
+      <w:hyperlink w:history="1" r:id="rIdnjxs7nirchjipbxbod40r">
         <w:r>
           <w:rPr>
             <w:rFonts w:ascii="Arial" w:cs="Arial" w:eastAsia="Arial" w:hAnsi="Arial"/>
@@ -12101,7 +12101,7 @@
         </w:rPr>
         <w:t xml:space="preserve"> (</w:t>
       </w:r>
-      <w:hyperlink w:history="1" r:id="rIdiiuvdqqqdeqj2gyq6p8as">
+      <w:hyperlink w:history="1" r:id="rIdgrk8zn49wanx3gjmbaamq">
         <w:r>
           <w:rPr>
             <w:rFonts w:ascii="Arial" w:cs="Arial" w:eastAsia="Arial" w:hAnsi="Arial"/>
@@ -13114,7 +13114,7 @@
             <w:pPr>
               <w:spacing w:after="20" w:before="0"/>
             </w:pPr>
-            <w:hyperlink w:history="1" r:id="rIdqp0y5mhp0o74eutmgh03t">
+            <w:hyperlink w:history="1" r:id="rIdepbbyz2owxtfefbzshivw">
               <w:r>
                 <w:rPr>
                   <w:rFonts w:ascii="Arial" w:cs="Arial" w:eastAsia="Arial" w:hAnsi="Arial"/>
@@ -13147,7 +13147,7 @@
               <w:spacing w:after="10" w:before="0"/>
               <w:ind w:left="120"/>
             </w:pPr>
-            <w:hyperlink w:history="1" r:id="rIdvr5qidhonjcc7srlnrlqa">
+            <w:hyperlink w:history="1" r:id="rIdg1tcj7cblvl1kbdue89fl">
               <w:r>
                 <w:rPr>
                   <w:rFonts w:ascii="Arial" w:cs="Arial" w:eastAsia="Arial" w:hAnsi="Arial"/>
@@ -13192,7 +13192,7 @@
             <w:pPr>
               <w:spacing w:after="20" w:before="0"/>
             </w:pPr>
-            <w:hyperlink w:history="1" r:id="rIdogb7hhe9nosh8omenkity">
+            <w:hyperlink w:history="1" r:id="rIdhx84kmqngahmwtmb779eq">
               <w:r>
                 <w:rPr>
                   <w:rFonts w:ascii="Arial" w:cs="Arial" w:eastAsia="Arial" w:hAnsi="Arial"/>
@@ -13225,7 +13225,7 @@
               <w:spacing w:after="10" w:before="0"/>
               <w:ind w:left="120"/>
             </w:pPr>
-            <w:hyperlink w:history="1" r:id="rIdvuywgti2ly3ehpgit2t7x">
+            <w:hyperlink w:history="1" r:id="rIddksq1v99uujd6pgzhg7to">
               <w:r>
                 <w:rPr>
                   <w:rFonts w:ascii="Arial" w:cs="Arial" w:eastAsia="Arial" w:hAnsi="Arial"/>
@@ -13420,7 +13420,7 @@
             <w:pPr>
               <w:spacing w:after="20" w:before="0"/>
             </w:pPr>
-            <w:hyperlink w:history="1" r:id="rIdcnjopp-8ub2ntr8ywmvfj">
+            <w:hyperlink w:history="1" r:id="rIdsq39zmgetrphuoognrsga">
               <w:r>
                 <w:rPr>
                   <w:rFonts w:ascii="Arial" w:cs="Arial" w:eastAsia="Arial" w:hAnsi="Arial"/>
@@ -13453,7 +13453,7 @@
               <w:spacing w:after="10" w:before="0"/>
               <w:ind w:left="120"/>
             </w:pPr>
-            <w:hyperlink w:history="1" r:id="rIdwrzvdqsa75orjwr19iqqi">
+            <w:hyperlink w:history="1" r:id="rIdncw4c-i698wgtov3zri_r">
               <w:r>
                 <w:rPr>
                   <w:rFonts w:ascii="Arial" w:cs="Arial" w:eastAsia="Arial" w:hAnsi="Arial"/>
@@ -13498,7 +13498,7 @@
             <w:pPr>
               <w:spacing w:after="20" w:before="0"/>
             </w:pPr>
-            <w:hyperlink w:history="1" r:id="rIdou_ychz9cj2gpb-qgoao9">
+            <w:hyperlink w:history="1" r:id="rId0usnb6249epg8c4uszynd">
               <w:r>
                 <w:rPr>
                   <w:rFonts w:ascii="Arial" w:cs="Arial" w:eastAsia="Arial" w:hAnsi="Arial"/>
@@ -13531,7 +13531,7 @@
               <w:spacing w:after="10" w:before="0"/>
               <w:ind w:left="120"/>
             </w:pPr>
-            <w:hyperlink w:history="1" r:id="rId8jjm5zdn3i9t-4gnxghc2">
+            <w:hyperlink w:history="1" r:id="rIdujqklxds91_xvzefgii4l">
               <w:r>
                 <w:rPr>
                   <w:rFonts w:ascii="Arial" w:cs="Arial" w:eastAsia="Arial" w:hAnsi="Arial"/>
@@ -13726,7 +13726,7 @@
             <w:pPr>
               <w:spacing w:after="20" w:before="0"/>
             </w:pPr>
-            <w:hyperlink w:history="1" r:id="rIdu7ug0uemturmix4uaaw8y">
+            <w:hyperlink w:history="1" r:id="rIdcsquvdt6yiiywfyi-jp4k">
               <w:r>
                 <w:rPr>
                   <w:rFonts w:ascii="Arial" w:cs="Arial" w:eastAsia="Arial" w:hAnsi="Arial"/>
@@ -13759,7 +13759,7 @@
               <w:spacing w:after="10" w:before="0"/>
               <w:ind w:left="120"/>
             </w:pPr>
-            <w:hyperlink w:history="1" r:id="rIdhfd9l-nkllx6_wlyo001r">
+            <w:hyperlink w:history="1" r:id="rIdesnyn9upvwok4ujsok2kr">
               <w:r>
                 <w:rPr>
                   <w:rFonts w:ascii="Arial" w:cs="Arial" w:eastAsia="Arial" w:hAnsi="Arial"/>
@@ -13804,7 +13804,7 @@
             <w:pPr>
               <w:spacing w:after="20" w:before="0"/>
             </w:pPr>
-            <w:hyperlink w:history="1" r:id="rId60pgjdupow23zzth7vmna">
+            <w:hyperlink w:history="1" r:id="rIdtgukaj0qqx6zus6op-tv3">
               <w:r>
                 <w:rPr>
                   <w:rFonts w:ascii="Arial" w:cs="Arial" w:eastAsia="Arial" w:hAnsi="Arial"/>
@@ -13853,7 +13853,7 @@
               <w:spacing w:after="10" w:before="0"/>
               <w:ind w:left="120"/>
             </w:pPr>
-            <w:hyperlink w:history="1" r:id="rIdm20w6ntate8gy1wjld9v_">
+            <w:hyperlink w:history="1" r:id="rId4z3utrtm53zmkmbcvjpmk">
               <w:r>
                 <w:rPr>
                   <w:rFonts w:ascii="Arial" w:cs="Arial" w:eastAsia="Arial" w:hAnsi="Arial"/>
@@ -14048,7 +14048,7 @@
             <w:pPr>
               <w:spacing w:after="20" w:before="0"/>
             </w:pPr>
-            <w:hyperlink w:history="1" r:id="rIdyqdztb1trkdkzhmysz2vx">
+            <w:hyperlink w:history="1" r:id="rIdvnp_cbfdbarzjn0xc3wt4">
               <w:r>
                 <w:rPr>
                   <w:rFonts w:ascii="Arial" w:cs="Arial" w:eastAsia="Arial" w:hAnsi="Arial"/>
@@ -14081,7 +14081,7 @@
               <w:spacing w:after="10" w:before="0"/>
               <w:ind w:left="120"/>
             </w:pPr>
-            <w:hyperlink w:history="1" r:id="rIdylm_ahsuwgw4bgjczwp6j">
+            <w:hyperlink w:history="1" r:id="rIdzjjx-fzdrny7z_yo9tfts">
               <w:r>
                 <w:rPr>
                   <w:rFonts w:ascii="Arial" w:cs="Arial" w:eastAsia="Arial" w:hAnsi="Arial"/>
@@ -14126,7 +14126,7 @@
             <w:pPr>
               <w:spacing w:after="20" w:before="0"/>
             </w:pPr>
-            <w:hyperlink w:history="1" r:id="rIda7g6wiguzvmoc-qskfddf">
+            <w:hyperlink w:history="1" r:id="rIdbp9l4ogx8uuf56phvxdtk">
               <w:r>
                 <w:rPr>
                   <w:rFonts w:ascii="Arial" w:cs="Arial" w:eastAsia="Arial" w:hAnsi="Arial"/>
@@ -14175,7 +14175,7 @@
               <w:spacing w:after="10" w:before="0"/>
               <w:ind w:left="120"/>
             </w:pPr>
-            <w:hyperlink w:history="1" r:id="rIds_prnnt5hpecxwpkoswtn">
+            <w:hyperlink w:history="1" r:id="rIda_zi3vcae3sc705ylh6no">
               <w:r>
                 <w:rPr>
                   <w:rFonts w:ascii="Arial" w:cs="Arial" w:eastAsia="Arial" w:hAnsi="Arial"/>
@@ -14370,7 +14370,7 @@
             <w:pPr>
               <w:spacing w:after="20" w:before="0"/>
             </w:pPr>
-            <w:hyperlink w:history="1" r:id="rIdgapfugchhdqs4dgny0zun">
+            <w:hyperlink w:history="1" r:id="rIdblgaxgxcsvvjbqlyik8ay">
               <w:r>
                 <w:rPr>
                   <w:rFonts w:ascii="Arial" w:cs="Arial" w:eastAsia="Arial" w:hAnsi="Arial"/>
@@ -14403,7 +14403,7 @@
               <w:spacing w:after="10" w:before="0"/>
               <w:ind w:left="120"/>
             </w:pPr>
-            <w:hyperlink w:history="1" r:id="rIdnfprfnegzcklmxdp6x2dr">
+            <w:hyperlink w:history="1" r:id="rIdlwj5wkefktvaxrh_ajdn4">
               <w:r>
                 <w:rPr>
                   <w:rFonts w:ascii="Arial" w:cs="Arial" w:eastAsia="Arial" w:hAnsi="Arial"/>
@@ -14448,7 +14448,7 @@
             <w:pPr>
               <w:spacing w:after="20" w:before="0"/>
             </w:pPr>
-            <w:hyperlink w:history="1" r:id="rIduj8klccpp55qgvkws24ht">
+            <w:hyperlink w:history="1" r:id="rId4ayryaxpqsqiiojq5ihse">
               <w:r>
                 <w:rPr>
                   <w:rFonts w:ascii="Arial" w:cs="Arial" w:eastAsia="Arial" w:hAnsi="Arial"/>
@@ -14497,7 +14497,7 @@
               <w:spacing w:after="10" w:before="0"/>
               <w:ind w:left="120"/>
             </w:pPr>
-            <w:hyperlink w:history="1" r:id="rIddqodo7gjgw3garwceelfi">
+            <w:hyperlink w:history="1" r:id="rId7vmaacazfam6sak4oj23m">
               <w:r>
                 <w:rPr>
                   <w:rFonts w:ascii="Arial" w:cs="Arial" w:eastAsia="Arial" w:hAnsi="Arial"/>
@@ -15009,7 +15009,7 @@
         </w:rPr>
         <w:t xml:space="preserve">© 2026 SeaVuria and ARES. Aligned with KICD objectives. Developed by SeaVuria; technical implementation by ARES (with AI assistance from Claude). Licensed under </w:t>
       </w:r>
-      <w:hyperlink w:history="1" r:id="rIdk5okkqw1wxgcywmesrqh5">
+      <w:hyperlink w:history="1" r:id="rIdaku4bqsmjtgb4s7d5dnd9">
         <w:r>
           <w:rPr>
             <w:rFonts w:ascii="Arial" w:cs="Arial" w:eastAsia="Arial" w:hAnsi="Arial"/>
@@ -15030,7 +15030,7 @@
         </w:rPr>
         <w:t xml:space="preserve"> (</w:t>
       </w:r>
-      <w:hyperlink w:history="1" r:id="rIdocg0nysjprvtebvjikzvf">
+      <w:hyperlink w:history="1" r:id="rIdg7akws3orfdwh4b7nqwgf">
         <w:r>
           <w:rPr>
             <w:rFonts w:ascii="Arial" w:cs="Arial" w:eastAsia="Arial" w:hAnsi="Arial"/>
@@ -15601,7 +15601,7 @@
                 <w:sz w:val="18"/>
                 <w:szCs w:val="18"/>
               </w:rPr>
-              <w:t xml:space="preserve">In Lesson 5 of the evidence-gathering sequence, learners return to Achieng's prize-giving seating problem and the farm-fencing scenario established in earlier lessons. Having learned to form and factorise quadratic expressions (Lessons 1–4), they now complete the solution process: they set the equation equal to zero, factorise, apply the Zero Product Property, obtain both roots, and decide which root is meaningful for the chair layout. This advances the driving question by showing that solving the equation fully — including interpreting the answers — is what allows Achieng and Mr Otieno to plan the actual seating arrangement.</w:t>
+              <w:t xml:space="preserve">In Lesson 5 of the evidence-gathering sequence, learners return to Achieng's prize-giving seating problem and a new farm-fencing scenario. Having learned to form and factorise quadratic expressions (Lessons 1–4), they now complete the solution process: they set the equation equal to zero, factorise, apply the Zero Product Property, obtain both roots, and decide which root is meaningful for the chair layout. This advances the driving question by showing that solving the equation fully — including interpreting the answers — is what allows Achieng and Mr Otieno to plan the actual seating arrangement.</w:t>
             </w:r>
           </w:p>
         </w:tc>
@@ -16043,7 +16043,7 @@
             <w:pPr>
               <w:spacing w:after="20" w:before="0"/>
             </w:pPr>
-            <w:hyperlink w:history="1" r:id="rIdhorcxxas9kekoufmlo3co">
+            <w:hyperlink w:history="1" r:id="rIdwy3qb-nk05l6al1fjyjuk">
               <w:r>
                 <w:rPr>
                   <w:rFonts w:ascii="Arial" w:cs="Arial" w:eastAsia="Arial" w:hAnsi="Arial"/>
@@ -16076,7 +16076,7 @@
               <w:spacing w:after="10" w:before="0"/>
               <w:ind w:left="120"/>
             </w:pPr>
-            <w:hyperlink w:history="1" r:id="rId5vzxibr4h0dfzs7zwitl4">
+            <w:hyperlink w:history="1" r:id="rIdc5f1jlxzzvgkmbe-2jjhk">
               <w:r>
                 <w:rPr>
                   <w:rFonts w:ascii="Arial" w:cs="Arial" w:eastAsia="Arial" w:hAnsi="Arial"/>
@@ -16121,7 +16121,7 @@
             <w:pPr>
               <w:spacing w:after="20" w:before="0"/>
             </w:pPr>
-            <w:hyperlink w:history="1" r:id="rIduq3dlwtdjzgydhtwbieya">
+            <w:hyperlink w:history="1" r:id="rIdj4aurewtedaksqf-hbcoh">
               <w:r>
                 <w:rPr>
                   <w:rFonts w:ascii="Arial" w:cs="Arial" w:eastAsia="Arial" w:hAnsi="Arial"/>
@@ -16154,7 +16154,7 @@
               <w:spacing w:after="10" w:before="0"/>
               <w:ind w:left="120"/>
             </w:pPr>
-            <w:hyperlink w:history="1" r:id="rIdr3fnkleuwkac-pxzhpuwz">
+            <w:hyperlink w:history="1" r:id="rIdyzwtyxet0jyzga57tgaku">
               <w:r>
                 <w:rPr>
                   <w:rFonts w:ascii="Arial" w:cs="Arial" w:eastAsia="Arial" w:hAnsi="Arial"/>
@@ -16349,7 +16349,7 @@
             <w:pPr>
               <w:spacing w:after="20" w:before="0"/>
             </w:pPr>
-            <w:hyperlink w:history="1" r:id="rIdmszxhved_ze6apfzobluh">
+            <w:hyperlink w:history="1" r:id="rId0ob965saz3u6e6mibdd6-">
               <w:r>
                 <w:rPr>
                   <w:rFonts w:ascii="Arial" w:cs="Arial" w:eastAsia="Arial" w:hAnsi="Arial"/>
@@ -16382,7 +16382,7 @@
               <w:spacing w:after="10" w:before="0"/>
               <w:ind w:left="120"/>
             </w:pPr>
-            <w:hyperlink w:history="1" r:id="rIdizazg1trx7pakxv6wz9lj">
+            <w:hyperlink w:history="1" r:id="rId_xjlzzafv1ibbxo1bmyiu">
               <w:r>
                 <w:rPr>
                   <w:rFonts w:ascii="Arial" w:cs="Arial" w:eastAsia="Arial" w:hAnsi="Arial"/>
@@ -16427,7 +16427,7 @@
             <w:pPr>
               <w:spacing w:after="20" w:before="0"/>
             </w:pPr>
-            <w:hyperlink w:history="1" r:id="rIdebc5trefutohidejq-k-h">
+            <w:hyperlink w:history="1" r:id="rId5twezy0_9vg0wyzystrft">
               <w:r>
                 <w:rPr>
                   <w:rFonts w:ascii="Arial" w:cs="Arial" w:eastAsia="Arial" w:hAnsi="Arial"/>
@@ -16460,7 +16460,7 @@
               <w:spacing w:after="10" w:before="0"/>
               <w:ind w:left="120"/>
             </w:pPr>
-            <w:hyperlink w:history="1" r:id="rIdnchso8pxma5f9hzkfhvlk">
+            <w:hyperlink w:history="1" r:id="rIdypzgqorjow7enra02yndb">
               <w:r>
                 <w:rPr>
                   <w:rFonts w:ascii="Arial" w:cs="Arial" w:eastAsia="Arial" w:hAnsi="Arial"/>
@@ -16997,7 +16997,7 @@
             <w:pPr>
               <w:spacing w:after="20" w:before="0"/>
             </w:pPr>
-            <w:hyperlink w:history="1" r:id="rIdr-xs6ovave-vsqjeobb6k">
+            <w:hyperlink w:history="1" r:id="rIdkjvg2aazyp6qb1ni3u--k">
               <w:r>
                 <w:rPr>
                   <w:rFonts w:ascii="Arial" w:cs="Arial" w:eastAsia="Arial" w:hAnsi="Arial"/>
@@ -17030,7 +17030,7 @@
               <w:spacing w:after="10" w:before="0"/>
               <w:ind w:left="120"/>
             </w:pPr>
-            <w:hyperlink w:history="1" r:id="rIdw1eckrtd5bxcdqbadyd68">
+            <w:hyperlink w:history="1" r:id="rIdqabz9agy53rzwuto5q5y5">
               <w:r>
                 <w:rPr>
                   <w:rFonts w:ascii="Arial" w:cs="Arial" w:eastAsia="Arial" w:hAnsi="Arial"/>
@@ -17075,7 +17075,7 @@
             <w:pPr>
               <w:spacing w:after="20" w:before="0"/>
             </w:pPr>
-            <w:hyperlink w:history="1" r:id="rIdiaiw0bu3dalu-fswvnkff">
+            <w:hyperlink w:history="1" r:id="rIdc3iubqrk_gw5h7odxwra2">
               <w:r>
                 <w:rPr>
                   <w:rFonts w:ascii="Arial" w:cs="Arial" w:eastAsia="Arial" w:hAnsi="Arial"/>
@@ -17108,7 +17108,7 @@
               <w:spacing w:after="10" w:before="0"/>
               <w:ind w:left="120"/>
             </w:pPr>
-            <w:hyperlink w:history="1" r:id="rId3uncqwveec3gvtddbas3e">
+            <w:hyperlink w:history="1" r:id="rIdrmjnz7qxmrl3ywuqo29wk">
               <w:r>
                 <w:rPr>
                   <w:rFonts w:ascii="Arial" w:cs="Arial" w:eastAsia="Arial" w:hAnsi="Arial"/>
@@ -17550,7 +17550,7 @@
             <w:pPr>
               <w:spacing w:after="20" w:before="0"/>
             </w:pPr>
-            <w:hyperlink w:history="1" r:id="rIdshlidxwsh6fiyhbaw5ypj">
+            <w:hyperlink w:history="1" r:id="rIdqwtvgck3wibzy8-dd49hk">
               <w:r>
                 <w:rPr>
                   <w:rFonts w:ascii="Arial" w:cs="Arial" w:eastAsia="Arial" w:hAnsi="Arial"/>
@@ -17583,7 +17583,7 @@
               <w:spacing w:after="10" w:before="0"/>
               <w:ind w:left="120"/>
             </w:pPr>
-            <w:hyperlink w:history="1" r:id="rIdkkqfvdnztwrk-wh1aug7o">
+            <w:hyperlink w:history="1" r:id="rId1zq3um4jygqklyldlnbig">
               <w:r>
                 <w:rPr>
                   <w:rFonts w:ascii="Arial" w:cs="Arial" w:eastAsia="Arial" w:hAnsi="Arial"/>
@@ -17628,7 +17628,7 @@
             <w:pPr>
               <w:spacing w:after="20" w:before="0"/>
             </w:pPr>
-            <w:hyperlink w:history="1" r:id="rIdrymyygvt_2bcezepa-_se">
+            <w:hyperlink w:history="1" r:id="rIdiorot-bddacdwmaznldkz">
               <w:r>
                 <w:rPr>
                   <w:rFonts w:ascii="Arial" w:cs="Arial" w:eastAsia="Arial" w:hAnsi="Arial"/>
@@ -17661,7 +17661,7 @@
               <w:spacing w:after="10" w:before="0"/>
               <w:ind w:left="120"/>
             </w:pPr>
-            <w:hyperlink w:history="1" r:id="rIdck1sxd5rybyzr6m9-whxj">
+            <w:hyperlink w:history="1" r:id="rIdrn2ygdmt9g5wwnv9ifzuq">
               <w:r>
                 <w:rPr>
                   <w:rFonts w:ascii="Arial" w:cs="Arial" w:eastAsia="Arial" w:hAnsi="Arial"/>
@@ -18010,7 +18010,7 @@
             <w:pPr>
               <w:spacing w:after="20" w:before="0"/>
             </w:pPr>
-            <w:hyperlink w:history="1" r:id="rId3yxwesxl1gu2e5hwexhse">
+            <w:hyperlink w:history="1" r:id="rIdspbhqbzn0nmfururecoj4">
               <w:r>
                 <w:rPr>
                   <w:rFonts w:ascii="Arial" w:cs="Arial" w:eastAsia="Arial" w:hAnsi="Arial"/>
@@ -18043,7 +18043,7 @@
               <w:spacing w:after="10" w:before="0"/>
               <w:ind w:left="120"/>
             </w:pPr>
-            <w:hyperlink w:history="1" r:id="rIdvmp7s9g9obfxzrv_zotag">
+            <w:hyperlink w:history="1" r:id="rIdbnjs6gxhu_xbucmkgzppc">
               <w:r>
                 <w:rPr>
                   <w:rFonts w:ascii="Arial" w:cs="Arial" w:eastAsia="Arial" w:hAnsi="Arial"/>
@@ -18088,7 +18088,7 @@
             <w:pPr>
               <w:spacing w:after="20" w:before="0"/>
             </w:pPr>
-            <w:hyperlink w:history="1" r:id="rIdltattkbhlbeostrakc6sw">
+            <w:hyperlink w:history="1" r:id="rIdizaf7os7ihpv4xdvui2se">
               <w:r>
                 <w:rPr>
                   <w:rFonts w:ascii="Arial" w:cs="Arial" w:eastAsia="Arial" w:hAnsi="Arial"/>
@@ -18137,7 +18137,7 @@
               <w:spacing w:after="10" w:before="0"/>
               <w:ind w:left="120"/>
             </w:pPr>
-            <w:hyperlink w:history="1" r:id="rIdtee7kivqvrw-lqgl5wx8i">
+            <w:hyperlink w:history="1" r:id="rIdcvxj2okkaomwl_honjmjk">
               <w:r>
                 <w:rPr>
                   <w:rFonts w:ascii="Arial" w:cs="Arial" w:eastAsia="Arial" w:hAnsi="Arial"/>
@@ -18976,7 +18976,7 @@
         </w:rPr>
         <w:t xml:space="preserve">© 2026 SeaVuria and ARES. Aligned with KICD objectives. Developed by SeaVuria; technical implementation by ARES (with AI assistance from Claude). Licensed under </w:t>
       </w:r>
-      <w:hyperlink w:history="1" r:id="rId9f3dfztno8ymft1nbl7ga">
+      <w:hyperlink w:history="1" r:id="rIdoryfclxqid0rsh7x7bdb2">
         <w:r>
           <w:rPr>
             <w:rFonts w:ascii="Arial" w:cs="Arial" w:eastAsia="Arial" w:hAnsi="Arial"/>
@@ -18997,7 +18997,7 @@
         </w:rPr>
         <w:t xml:space="preserve"> (</w:t>
       </w:r>
-      <w:hyperlink w:history="1" r:id="rId_dwjcsw9asffv2psfew5j">
+      <w:hyperlink w:history="1" r:id="rIder8aex3fadchdmxlabhnz">
         <w:r>
           <w:rPr>
             <w:rFonts w:ascii="Arial" w:cs="Arial" w:eastAsia="Arial" w:hAnsi="Arial"/>
@@ -20189,7 +20189,7 @@
             <w:pPr>
               <w:spacing w:after="20" w:before="0"/>
             </w:pPr>
-            <w:hyperlink w:history="1" r:id="rIddz53y08jc_ht34fmrxewr">
+            <w:hyperlink w:history="1" r:id="rId_igpwayou5lagqprevvi7">
               <w:r>
                 <w:rPr>
                   <w:rFonts w:ascii="Arial" w:cs="Arial" w:eastAsia="Arial" w:hAnsi="Arial"/>
@@ -20222,7 +20222,7 @@
               <w:spacing w:after="10" w:before="0"/>
               <w:ind w:left="120"/>
             </w:pPr>
-            <w:hyperlink w:history="1" r:id="rIdrvjicw76bc_vu3dlowohh">
+            <w:hyperlink w:history="1" r:id="rIdckhvr8n4qo6k1x65rnhg2">
               <w:r>
                 <w:rPr>
                   <w:rFonts w:ascii="Arial" w:cs="Arial" w:eastAsia="Arial" w:hAnsi="Arial"/>
@@ -20267,7 +20267,7 @@
             <w:pPr>
               <w:spacing w:after="20" w:before="0"/>
             </w:pPr>
-            <w:hyperlink w:history="1" r:id="rIdfxgdo77owwqbdl_mabdtp">
+            <w:hyperlink w:history="1" r:id="rIdzlql-uolijg9x3vuh5kqo">
               <w:r>
                 <w:rPr>
                   <w:rFonts w:ascii="Arial" w:cs="Arial" w:eastAsia="Arial" w:hAnsi="Arial"/>
@@ -20300,7 +20300,7 @@
               <w:spacing w:after="10" w:before="0"/>
               <w:ind w:left="120"/>
             </w:pPr>
-            <w:hyperlink w:history="1" r:id="rIdbbg0m-ty293pnhn3locen">
+            <w:hyperlink w:history="1" r:id="rId2j__yufgtov23iwvldd0n">
               <w:r>
                 <w:rPr>
                   <w:rFonts w:ascii="Arial" w:cs="Arial" w:eastAsia="Arial" w:hAnsi="Arial"/>
@@ -20495,7 +20495,7 @@
             <w:pPr>
               <w:spacing w:after="20" w:before="0"/>
             </w:pPr>
-            <w:hyperlink w:history="1" r:id="rIdxslh79_94rxeiztzk-weu">
+            <w:hyperlink w:history="1" r:id="rIdsgofmzvwsznargcaen8f-">
               <w:r>
                 <w:rPr>
                   <w:rFonts w:ascii="Arial" w:cs="Arial" w:eastAsia="Arial" w:hAnsi="Arial"/>
@@ -20528,7 +20528,7 @@
               <w:spacing w:after="10" w:before="0"/>
               <w:ind w:left="120"/>
             </w:pPr>
-            <w:hyperlink w:history="1" r:id="rIdkiqgzoe9ss5psqjcclorg">
+            <w:hyperlink w:history="1" r:id="rIdh7uqivb6nq68wbfngpirp">
               <w:r>
                 <w:rPr>
                   <w:rFonts w:ascii="Arial" w:cs="Arial" w:eastAsia="Arial" w:hAnsi="Arial"/>
@@ -20573,7 +20573,7 @@
             <w:pPr>
               <w:spacing w:after="20" w:before="0"/>
             </w:pPr>
-            <w:hyperlink w:history="1" r:id="rIdoqzvlymslwuo2nvhby5rb">
+            <w:hyperlink w:history="1" r:id="rIdmqiazcdq0bizxlzkrxal6">
               <w:r>
                 <w:rPr>
                   <w:rFonts w:ascii="Arial" w:cs="Arial" w:eastAsia="Arial" w:hAnsi="Arial"/>
@@ -20606,7 +20606,7 @@
               <w:spacing w:after="10" w:before="0"/>
               <w:ind w:left="120"/>
             </w:pPr>
-            <w:hyperlink w:history="1" r:id="rIdonxznwsswwwssout0dnwa">
+            <w:hyperlink w:history="1" r:id="rIdo30ztevqb_2dl0jzaanmm">
               <w:r>
                 <w:rPr>
                   <w:rFonts w:ascii="Arial" w:cs="Arial" w:eastAsia="Arial" w:hAnsi="Arial"/>
@@ -20801,7 +20801,7 @@
             <w:pPr>
               <w:spacing w:after="20" w:before="0"/>
             </w:pPr>
-            <w:hyperlink w:history="1" r:id="rIdknitpj6_nckfqtypq_sjj">
+            <w:hyperlink w:history="1" r:id="rIdsobsn8qtb2vmesanapurv">
               <w:r>
                 <w:rPr>
                   <w:rFonts w:ascii="Arial" w:cs="Arial" w:eastAsia="Arial" w:hAnsi="Arial"/>
@@ -20834,7 +20834,7 @@
               <w:spacing w:after="10" w:before="0"/>
               <w:ind w:left="120"/>
             </w:pPr>
-            <w:hyperlink w:history="1" r:id="rIdx2qyjs-h6jwjwcz-7o_-j">
+            <w:hyperlink w:history="1" r:id="rIdrsdyc6mtdmnp4o-pw8uld">
               <w:r>
                 <w:rPr>
                   <w:rFonts w:ascii="Arial" w:cs="Arial" w:eastAsia="Arial" w:hAnsi="Arial"/>
@@ -20879,7 +20879,7 @@
             <w:pPr>
               <w:spacing w:after="20" w:before="0"/>
             </w:pPr>
-            <w:hyperlink w:history="1" r:id="rIdfgwbhfnl1caxiyrynosw8">
+            <w:hyperlink w:history="1" r:id="rIdcnfl-lzhafxsekqyy1ost">
               <w:r>
                 <w:rPr>
                   <w:rFonts w:ascii="Arial" w:cs="Arial" w:eastAsia="Arial" w:hAnsi="Arial"/>
@@ -20928,7 +20928,7 @@
               <w:spacing w:after="10" w:before="0"/>
               <w:ind w:left="120"/>
             </w:pPr>
-            <w:hyperlink w:history="1" r:id="rIdzeq4vhjr1v9xxzefvmhqt">
+            <w:hyperlink w:history="1" r:id="rIdbnvwxk9vtvyewp-n07irx">
               <w:r>
                 <w:rPr>
                   <w:rFonts w:ascii="Arial" w:cs="Arial" w:eastAsia="Arial" w:hAnsi="Arial"/>
@@ -21123,7 +21123,7 @@
             <w:pPr>
               <w:spacing w:after="20" w:before="0"/>
             </w:pPr>
-            <w:hyperlink w:history="1" r:id="rIdqbf3tbt9ux0lwnl4yv9cq">
+            <w:hyperlink w:history="1" r:id="rIdo0m_vbjf-cr2amnnkk9es">
               <w:r>
                 <w:rPr>
                   <w:rFonts w:ascii="Arial" w:cs="Arial" w:eastAsia="Arial" w:hAnsi="Arial"/>
@@ -21156,7 +21156,7 @@
               <w:spacing w:after="10" w:before="0"/>
               <w:ind w:left="120"/>
             </w:pPr>
-            <w:hyperlink w:history="1" r:id="rIdk04kqh39gs-4cwhpuwiem">
+            <w:hyperlink w:history="1" r:id="rId1mkyulwgdnkgj4vawogwd">
               <w:r>
                 <w:rPr>
                   <w:rFonts w:ascii="Arial" w:cs="Arial" w:eastAsia="Arial" w:hAnsi="Arial"/>
@@ -21201,7 +21201,7 @@
             <w:pPr>
               <w:spacing w:after="20" w:before="0"/>
             </w:pPr>
-            <w:hyperlink w:history="1" r:id="rIdgheqo83erbknq0hbp2rcb">
+            <w:hyperlink w:history="1" r:id="rIdmysoqqxb1vjunpiji4zp4">
               <w:r>
                 <w:rPr>
                   <w:rFonts w:ascii="Arial" w:cs="Arial" w:eastAsia="Arial" w:hAnsi="Arial"/>
@@ -21250,7 +21250,7 @@
               <w:spacing w:after="10" w:before="0"/>
               <w:ind w:left="120"/>
             </w:pPr>
-            <w:hyperlink w:history="1" r:id="rIdcqdqwbtxw6lx8xnmtooz9">
+            <w:hyperlink w:history="1" r:id="rId82hlm0jni8forngmby7xw">
               <w:r>
                 <w:rPr>
                   <w:rFonts w:ascii="Arial" w:cs="Arial" w:eastAsia="Arial" w:hAnsi="Arial"/>
@@ -21445,7 +21445,7 @@
             <w:pPr>
               <w:spacing w:after="20" w:before="0"/>
             </w:pPr>
-            <w:hyperlink w:history="1" r:id="rIdjuuuvtbho1lhq0gngffvr">
+            <w:hyperlink w:history="1" r:id="rId5n4vd7vbfdtphva9troaz">
               <w:r>
                 <w:rPr>
                   <w:rFonts w:ascii="Arial" w:cs="Arial" w:eastAsia="Arial" w:hAnsi="Arial"/>
@@ -21478,7 +21478,7 @@
               <w:spacing w:after="10" w:before="0"/>
               <w:ind w:left="120"/>
             </w:pPr>
-            <w:hyperlink w:history="1" r:id="rIdoos5iqd_gnqijs8abgakb">
+            <w:hyperlink w:history="1" r:id="rIdl0zfhjc67388egf7ssbpo">
               <w:r>
                 <w:rPr>
                   <w:rFonts w:ascii="Arial" w:cs="Arial" w:eastAsia="Arial" w:hAnsi="Arial"/>
@@ -21523,7 +21523,7 @@
             <w:pPr>
               <w:spacing w:after="20" w:before="0"/>
             </w:pPr>
-            <w:hyperlink w:history="1" r:id="rIdcrlob6s8jvinfb_igss8s">
+            <w:hyperlink w:history="1" r:id="rIduza3dz0t8qrvr0gs0m4rp">
               <w:r>
                 <w:rPr>
                   <w:rFonts w:ascii="Arial" w:cs="Arial" w:eastAsia="Arial" w:hAnsi="Arial"/>
@@ -21556,7 +21556,7 @@
               <w:spacing w:after="10" w:before="0"/>
               <w:ind w:left="120"/>
             </w:pPr>
-            <w:hyperlink w:history="1" r:id="rIdbgillik2ukeii3xxrkl8r">
+            <w:hyperlink w:history="1" r:id="rIdayt9fykku13tmz5fxt4fa">
               <w:r>
                 <w:rPr>
                   <w:rFonts w:ascii="Arial" w:cs="Arial" w:eastAsia="Arial" w:hAnsi="Arial"/>
@@ -22144,7 +22144,7 @@
         </w:rPr>
         <w:t xml:space="preserve">© 2026 SeaVuria and ARES. Aligned with KICD objectives. Developed by SeaVuria; technical implementation by ARES (with AI assistance from Claude). Licensed under </w:t>
       </w:r>
-      <w:hyperlink w:history="1" r:id="rIdbihzmpw5_8jn5xwbift4j">
+      <w:hyperlink w:history="1" r:id="rIdm-eojrbsw07vxxptq3qlt">
         <w:r>
           <w:rPr>
             <w:rFonts w:ascii="Arial" w:cs="Arial" w:eastAsia="Arial" w:hAnsi="Arial"/>
@@ -22165,7 +22165,7 @@
         </w:rPr>
         <w:t xml:space="preserve"> (</w:t>
       </w:r>
-      <w:hyperlink w:history="1" r:id="rIdx_1sofjn4d_quyne0ft8r">
+      <w:hyperlink w:history="1" r:id="rIdp--l7ruvuoud_4jkzs1ew">
         <w:r>
           <w:rPr>
             <w:rFonts w:ascii="Arial" w:cs="Arial" w:eastAsia="Arial" w:hAnsi="Arial"/>
@@ -23178,7 +23178,7 @@
             <w:pPr>
               <w:spacing w:after="20" w:before="0"/>
             </w:pPr>
-            <w:hyperlink w:history="1" r:id="rIdincpr64rdpw1xocuyhc9u">
+            <w:hyperlink w:history="1" r:id="rIdb2av-nwzhkgnyldqleadh">
               <w:r>
                 <w:rPr>
                   <w:rFonts w:ascii="Arial" w:cs="Arial" w:eastAsia="Arial" w:hAnsi="Arial"/>
@@ -23211,7 +23211,7 @@
               <w:spacing w:after="10" w:before="0"/>
               <w:ind w:left="120"/>
             </w:pPr>
-            <w:hyperlink w:history="1" r:id="rIds-nqfs0yqe0xmk8whox5e">
+            <w:hyperlink w:history="1" r:id="rIdjv-ab5wf_txp1i9aypulk">
               <w:r>
                 <w:rPr>
                   <w:rFonts w:ascii="Arial" w:cs="Arial" w:eastAsia="Arial" w:hAnsi="Arial"/>
@@ -23256,7 +23256,7 @@
             <w:pPr>
               <w:spacing w:after="20" w:before="0"/>
             </w:pPr>
-            <w:hyperlink w:history="1" r:id="rIdkbxkaj0lxq9lxxsivoywo">
+            <w:hyperlink w:history="1" r:id="rIdzr0noxxztrlv-cuiyoirn">
               <w:r>
                 <w:rPr>
                   <w:rFonts w:ascii="Arial" w:cs="Arial" w:eastAsia="Arial" w:hAnsi="Arial"/>
@@ -23289,7 +23289,7 @@
               <w:spacing w:after="10" w:before="0"/>
               <w:ind w:left="120"/>
             </w:pPr>
-            <w:hyperlink w:history="1" r:id="rId0te86beqcftq2emudq6rj">
+            <w:hyperlink w:history="1" r:id="rIdayht2iq50gaemsccrr5ba">
               <w:r>
                 <w:rPr>
                   <w:rFonts w:ascii="Arial" w:cs="Arial" w:eastAsia="Arial" w:hAnsi="Arial"/>
@@ -23484,7 +23484,7 @@
             <w:pPr>
               <w:spacing w:after="20" w:before="0"/>
             </w:pPr>
-            <w:hyperlink w:history="1" r:id="rIde9u6lizmn0dtgn1l83-eg">
+            <w:hyperlink w:history="1" r:id="rIdi9gi4bakd4tb7zhv_nokr">
               <w:r>
                 <w:rPr>
                   <w:rFonts w:ascii="Arial" w:cs="Arial" w:eastAsia="Arial" w:hAnsi="Arial"/>
@@ -23517,7 +23517,7 @@
               <w:spacing w:after="10" w:before="0"/>
               <w:ind w:left="120"/>
             </w:pPr>
-            <w:hyperlink w:history="1" r:id="rId7js3kvkackzm9ubivb_m0">
+            <w:hyperlink w:history="1" r:id="rId99y-owmzrzv-cvsqfyygn">
               <w:r>
                 <w:rPr>
                   <w:rFonts w:ascii="Arial" w:cs="Arial" w:eastAsia="Arial" w:hAnsi="Arial"/>
@@ -23562,7 +23562,7 @@
             <w:pPr>
               <w:spacing w:after="20" w:before="0"/>
             </w:pPr>
-            <w:hyperlink w:history="1" r:id="rIdmfznrv6bkp4hd0rxy7aec">
+            <w:hyperlink w:history="1" r:id="rIdbdxeagkq7fwdyqejurat_">
               <w:r>
                 <w:rPr>
                   <w:rFonts w:ascii="Arial" w:cs="Arial" w:eastAsia="Arial" w:hAnsi="Arial"/>
@@ -23595,7 +23595,7 @@
               <w:spacing w:after="10" w:before="0"/>
               <w:ind w:left="120"/>
             </w:pPr>
-            <w:hyperlink w:history="1" r:id="rIdmrjiaar9xc6x7ua9iswbj">
+            <w:hyperlink w:history="1" r:id="rIdgte-p1xt8jh89xqmjc82b">
               <w:r>
                 <w:rPr>
                   <w:rFonts w:ascii="Arial" w:cs="Arial" w:eastAsia="Arial" w:hAnsi="Arial"/>
@@ -23828,7 +23828,7 @@
             <w:pPr>
               <w:spacing w:after="20" w:before="0"/>
             </w:pPr>
-            <w:hyperlink w:history="1" r:id="rId1jhkx0yict42pldrp_vlc">
+            <w:hyperlink w:history="1" r:id="rIdhtpyeyyohla36kgf9rcvy">
               <w:r>
                 <w:rPr>
                   <w:rFonts w:ascii="Arial" w:cs="Arial" w:eastAsia="Arial" w:hAnsi="Arial"/>
@@ -23877,7 +23877,7 @@
               <w:spacing w:after="10" w:before="0"/>
               <w:ind w:left="120"/>
             </w:pPr>
-            <w:hyperlink w:history="1" r:id="rIdiajk9cmyto7k1-lkffhcr">
+            <w:hyperlink w:history="1" r:id="rIdqbwvhdyvqsu8tk6rpyllw">
               <w:r>
                 <w:rPr>
                   <w:rFonts w:ascii="Arial" w:cs="Arial" w:eastAsia="Arial" w:hAnsi="Arial"/>
@@ -23922,7 +23922,7 @@
             <w:pPr>
               <w:spacing w:after="20" w:before="0"/>
             </w:pPr>
-            <w:hyperlink w:history="1" r:id="rIdoiaslr6vqdsf1n6xos6ch">
+            <w:hyperlink w:history="1" r:id="rId4pkfg3ydv5uat3nkbdxgz">
               <w:r>
                 <w:rPr>
                   <w:rFonts w:ascii="Arial" w:cs="Arial" w:eastAsia="Arial" w:hAnsi="Arial"/>
@@ -23971,7 +23971,7 @@
               <w:spacing w:after="10" w:before="0"/>
               <w:ind w:left="120"/>
             </w:pPr>
-            <w:hyperlink w:history="1" r:id="rIdo6alkxe9zmppsh2xxa54n">
+            <w:hyperlink w:history="1" r:id="rIdyzdbb_t0qa2t_lsyhlzsz">
               <w:r>
                 <w:rPr>
                   <w:rFonts w:ascii="Arial" w:cs="Arial" w:eastAsia="Arial" w:hAnsi="Arial"/>
@@ -24166,7 +24166,7 @@
             <w:pPr>
               <w:spacing w:after="20" w:before="0"/>
             </w:pPr>
-            <w:hyperlink w:history="1" r:id="rIdykgfiukeoxqdo6fjgihc5">
+            <w:hyperlink w:history="1" r:id="rIdh_pxlzw2_dictosegwayu">
               <w:r>
                 <w:rPr>
                   <w:rFonts w:ascii="Arial" w:cs="Arial" w:eastAsia="Arial" w:hAnsi="Arial"/>
@@ -24215,7 +24215,7 @@
               <w:spacing w:after="10" w:before="0"/>
               <w:ind w:left="120"/>
             </w:pPr>
-            <w:hyperlink w:history="1" r:id="rIddv2utnyioe2eamac_gxrv">
+            <w:hyperlink w:history="1" r:id="rId8zfucov9lglz5_dhhcgmw">
               <w:r>
                 <w:rPr>
                   <w:rFonts w:ascii="Arial" w:cs="Arial" w:eastAsia="Arial" w:hAnsi="Arial"/>
@@ -24260,7 +24260,7 @@
             <w:pPr>
               <w:spacing w:after="20" w:before="0"/>
             </w:pPr>
-            <w:hyperlink w:history="1" r:id="rId4a1_tnvwoao2n_jcoe1ha">
+            <w:hyperlink w:history="1" r:id="rIdzzrtdwsepnvyei35itu3x">
               <w:r>
                 <w:rPr>
                   <w:rFonts w:ascii="Arial" w:cs="Arial" w:eastAsia="Arial" w:hAnsi="Arial"/>
@@ -24293,7 +24293,7 @@
               <w:spacing w:after="10" w:before="0"/>
               <w:ind w:left="120"/>
             </w:pPr>
-            <w:hyperlink w:history="1" r:id="rIdcfrapmoi5yiawqdwmhpvf">
+            <w:hyperlink w:history="1" r:id="rIdzxcjcfk8vm4ghcbxu2szj">
               <w:r>
                 <w:rPr>
                   <w:rFonts w:ascii="Arial" w:cs="Arial" w:eastAsia="Arial" w:hAnsi="Arial"/>
@@ -24488,7 +24488,7 @@
             <w:pPr>
               <w:spacing w:after="20" w:before="0"/>
             </w:pPr>
-            <w:hyperlink w:history="1" r:id="rIdf59sdair_obb4-tfkvk3t">
+            <w:hyperlink w:history="1" r:id="rIdiajbbf5ejgnjavm2molga">
               <w:r>
                 <w:rPr>
                   <w:rFonts w:ascii="Arial" w:cs="Arial" w:eastAsia="Arial" w:hAnsi="Arial"/>
@@ -24521,7 +24521,7 @@
               <w:spacing w:after="10" w:before="0"/>
               <w:ind w:left="120"/>
             </w:pPr>
-            <w:hyperlink w:history="1" r:id="rIdf5jcrw3jlglcno44xlve5">
+            <w:hyperlink w:history="1" r:id="rId6735k0_svo9amne3y-rsn">
               <w:r>
                 <w:rPr>
                   <w:rFonts w:ascii="Arial" w:cs="Arial" w:eastAsia="Arial" w:hAnsi="Arial"/>
@@ -24566,7 +24566,7 @@
             <w:pPr>
               <w:spacing w:after="20" w:before="0"/>
             </w:pPr>
-            <w:hyperlink w:history="1" r:id="rIdghcwheibglo4rt4iu-djl">
+            <w:hyperlink w:history="1" r:id="rIdxayt5b5li_rjncicilaif">
               <w:r>
                 <w:rPr>
                   <w:rFonts w:ascii="Arial" w:cs="Arial" w:eastAsia="Arial" w:hAnsi="Arial"/>
@@ -24599,7 +24599,7 @@
               <w:spacing w:after="10" w:before="0"/>
               <w:ind w:left="120"/>
             </w:pPr>
-            <w:hyperlink w:history="1" r:id="rIdicutva7teaatrichpiado">
+            <w:hyperlink w:history="1" r:id="rId8nbda9fsjr2lumyhkuuf-">
               <w:r>
                 <w:rPr>
                   <w:rFonts w:ascii="Arial" w:cs="Arial" w:eastAsia="Arial" w:hAnsi="Arial"/>
@@ -25111,7 +25111,7 @@
         </w:rPr>
         <w:t xml:space="preserve">© 2026 SeaVuria and ARES. Aligned with KICD objectives. Developed by SeaVuria; technical implementation by ARES (with AI assistance from Claude). Licensed under </w:t>
       </w:r>
-      <w:hyperlink w:history="1" r:id="rIdx67qhiadomczuqkrjl_4r">
+      <w:hyperlink w:history="1" r:id="rId8e3oc0qrvh0c6tvzwnnmh">
         <w:r>
           <w:rPr>
             <w:rFonts w:ascii="Arial" w:cs="Arial" w:eastAsia="Arial" w:hAnsi="Arial"/>
@@ -25132,7 +25132,7 @@
         </w:rPr>
         <w:t xml:space="preserve"> (</w:t>
       </w:r>
-      <w:hyperlink w:history="1" r:id="rIdspo0s0h4ev1ejsnyk2epd">
+      <w:hyperlink w:history="1" r:id="rIdzrudfreqx2vrtzw0uxqf7">
         <w:r>
           <w:rPr>
             <w:rFonts w:ascii="Arial" w:cs="Arial" w:eastAsia="Arial" w:hAnsi="Arial"/>
@@ -26145,7 +26145,7 @@
             <w:pPr>
               <w:spacing w:after="20" w:before="0"/>
             </w:pPr>
-            <w:hyperlink w:history="1" r:id="rIdmits5yaxdevo0opuwox85">
+            <w:hyperlink w:history="1" r:id="rIdk2pdmlxymolmgemhi5d8r">
               <w:r>
                 <w:rPr>
                   <w:rFonts w:ascii="Arial" w:cs="Arial" w:eastAsia="Arial" w:hAnsi="Arial"/>
@@ -26178,7 +26178,7 @@
               <w:spacing w:after="10" w:before="0"/>
               <w:ind w:left="120"/>
             </w:pPr>
-            <w:hyperlink w:history="1" r:id="rIdshbu50htsgupzynfybdby">
+            <w:hyperlink w:history="1" r:id="rIdw71b3fp3cf5niqmzg9q2i">
               <w:r>
                 <w:rPr>
                   <w:rFonts w:ascii="Arial" w:cs="Arial" w:eastAsia="Arial" w:hAnsi="Arial"/>
@@ -26223,7 +26223,7 @@
             <w:pPr>
               <w:spacing w:after="20" w:before="0"/>
             </w:pPr>
-            <w:hyperlink w:history="1" r:id="rIdbuecjyya1lx4jchff9w5p">
+            <w:hyperlink w:history="1" r:id="rIdwkivzcuc86b4wzooxdkh3">
               <w:r>
                 <w:rPr>
                   <w:rFonts w:ascii="Arial" w:cs="Arial" w:eastAsia="Arial" w:hAnsi="Arial"/>
@@ -26256,7 +26256,7 @@
               <w:spacing w:after="10" w:before="0"/>
               <w:ind w:left="120"/>
             </w:pPr>
-            <w:hyperlink w:history="1" r:id="rIduf50m09giugnanf8ph8cl">
+            <w:hyperlink w:history="1" r:id="rIdfj4u32rjltcdbcxiqy6lk">
               <w:r>
                 <w:rPr>
                   <w:rFonts w:ascii="Arial" w:cs="Arial" w:eastAsia="Arial" w:hAnsi="Arial"/>
@@ -26603,7 +26603,7 @@
             <w:pPr>
               <w:spacing w:after="20" w:before="0"/>
             </w:pPr>
-            <w:hyperlink w:history="1" r:id="rIdkwhkhelugpy-nzfuq_-c1">
+            <w:hyperlink w:history="1" r:id="rIdgyazls_m-ia9j-7oec1af">
               <w:r>
                 <w:rPr>
                   <w:rFonts w:ascii="Arial" w:cs="Arial" w:eastAsia="Arial" w:hAnsi="Arial"/>
@@ -26636,7 +26636,7 @@
               <w:spacing w:after="10" w:before="0"/>
               <w:ind w:left="120"/>
             </w:pPr>
-            <w:hyperlink w:history="1" r:id="rIdsz5e8cxrbbfhpevtc4tgx">
+            <w:hyperlink w:history="1" r:id="rId-l3tat1b7s0ahszychzno">
               <w:r>
                 <w:rPr>
                   <w:rFonts w:ascii="Arial" w:cs="Arial" w:eastAsia="Arial" w:hAnsi="Arial"/>
@@ -26681,7 +26681,7 @@
             <w:pPr>
               <w:spacing w:after="20" w:before="0"/>
             </w:pPr>
-            <w:hyperlink w:history="1" r:id="rIdwiq9wj5-m04xy4r2wufph">
+            <w:hyperlink w:history="1" r:id="rId8ng_jo0x3-c6oo-fzxd3s">
               <w:r>
                 <w:rPr>
                   <w:rFonts w:ascii="Arial" w:cs="Arial" w:eastAsia="Arial" w:hAnsi="Arial"/>
@@ -26714,7 +26714,7 @@
               <w:spacing w:after="10" w:before="0"/>
               <w:ind w:left="120"/>
             </w:pPr>
-            <w:hyperlink w:history="1" r:id="rIdwkv19ug_g4tf7xaf_xqmp">
+            <w:hyperlink w:history="1" r:id="rIdshckpgwxobefz3lp20cfy">
               <w:r>
                 <w:rPr>
                   <w:rFonts w:ascii="Arial" w:cs="Arial" w:eastAsia="Arial" w:hAnsi="Arial"/>
@@ -27061,7 +27061,7 @@
             <w:pPr>
               <w:spacing w:after="20" w:before="0"/>
             </w:pPr>
-            <w:hyperlink w:history="1" r:id="rIdgz_z_p51jdjolrbkm3exk">
+            <w:hyperlink w:history="1" r:id="rId9j-r2fswo63m46wzwefr8">
               <w:r>
                 <w:rPr>
                   <w:rFonts w:ascii="Arial" w:cs="Arial" w:eastAsia="Arial" w:hAnsi="Arial"/>
@@ -27094,7 +27094,7 @@
               <w:spacing w:after="10" w:before="0"/>
               <w:ind w:left="120"/>
             </w:pPr>
-            <w:hyperlink w:history="1" r:id="rIdxxwoyd6nhxar-7ribfajn">
+            <w:hyperlink w:history="1" r:id="rIdemioygtbej_ebowbepob8">
               <w:r>
                 <w:rPr>
                   <w:rFonts w:ascii="Arial" w:cs="Arial" w:eastAsia="Arial" w:hAnsi="Arial"/>
@@ -27139,7 +27139,7 @@
             <w:pPr>
               <w:spacing w:after="20" w:before="0"/>
             </w:pPr>
-            <w:hyperlink w:history="1" r:id="rIdyhybhcgwzb4bwhjmvfj6g">
+            <w:hyperlink w:history="1" r:id="rId5uel6b15czgqlnkd0qpc0">
               <w:r>
                 <w:rPr>
                   <w:rFonts w:ascii="Arial" w:cs="Arial" w:eastAsia="Arial" w:hAnsi="Arial"/>
@@ -27172,7 +27172,7 @@
               <w:spacing w:after="10" w:before="0"/>
               <w:ind w:left="120"/>
             </w:pPr>
-            <w:hyperlink w:history="1" r:id="rIdixueogsk3-xnpztidnlut">
+            <w:hyperlink w:history="1" r:id="rIdy_l7cquonfpt63xufgwqr">
               <w:r>
                 <w:rPr>
                   <w:rFonts w:ascii="Arial" w:cs="Arial" w:eastAsia="Arial" w:hAnsi="Arial"/>
@@ -27538,7 +27538,7 @@
             <w:pPr>
               <w:spacing w:after="20" w:before="0"/>
             </w:pPr>
-            <w:hyperlink w:history="1" r:id="rIdlasxqhkjxfdchzwyhx80y">
+            <w:hyperlink w:history="1" r:id="rIdk7rtz0jrjthhmpvdflqei">
               <w:r>
                 <w:rPr>
                   <w:rFonts w:ascii="Arial" w:cs="Arial" w:eastAsia="Arial" w:hAnsi="Arial"/>
@@ -27571,7 +27571,7 @@
               <w:spacing w:after="10" w:before="0"/>
               <w:ind w:left="120"/>
             </w:pPr>
-            <w:hyperlink w:history="1" r:id="rId-p-7vwtw6sw_d9p2l4gg_">
+            <w:hyperlink w:history="1" r:id="rIdbi-7isdokai_xri5g7po4">
               <w:r>
                 <w:rPr>
                   <w:rFonts w:ascii="Arial" w:cs="Arial" w:eastAsia="Arial" w:hAnsi="Arial"/>
@@ -27616,7 +27616,7 @@
             <w:pPr>
               <w:spacing w:after="20" w:before="0"/>
             </w:pPr>
-            <w:hyperlink w:history="1" r:id="rIdjhwil9mthvdogr0jydnax">
+            <w:hyperlink w:history="1" r:id="rIdhgoviz_a2bzo49gl-y4pd">
               <w:r>
                 <w:rPr>
                   <w:rFonts w:ascii="Arial" w:cs="Arial" w:eastAsia="Arial" w:hAnsi="Arial"/>
@@ -27649,7 +27649,7 @@
               <w:spacing w:after="10" w:before="0"/>
               <w:ind w:left="120"/>
             </w:pPr>
-            <w:hyperlink w:history="1" r:id="rIdqaihjzzjdhtzx3bu9erfa">
+            <w:hyperlink w:history="1" r:id="rId8jyyi5keqjlosvb8pulke">
               <w:r>
                 <w:rPr>
                   <w:rFonts w:ascii="Arial" w:cs="Arial" w:eastAsia="Arial" w:hAnsi="Arial"/>
@@ -27996,7 +27996,7 @@
             <w:pPr>
               <w:spacing w:after="20" w:before="0"/>
             </w:pPr>
-            <w:hyperlink w:history="1" r:id="rIddf0efs9sb8laz0ccma3m0">
+            <w:hyperlink w:history="1" r:id="rIdrcx-x6gsjrx06zh4njjmm">
               <w:r>
                 <w:rPr>
                   <w:rFonts w:ascii="Arial" w:cs="Arial" w:eastAsia="Arial" w:hAnsi="Arial"/>
@@ -28029,7 +28029,7 @@
               <w:spacing w:after="10" w:before="0"/>
               <w:ind w:left="120"/>
             </w:pPr>
-            <w:hyperlink w:history="1" r:id="rIdel6st58rxwmqoqt7oum4c">
+            <w:hyperlink w:history="1" r:id="rIdoawdqu-dixetw8kqfb1q1">
               <w:r>
                 <w:rPr>
                   <w:rFonts w:ascii="Arial" w:cs="Arial" w:eastAsia="Arial" w:hAnsi="Arial"/>
@@ -28074,7 +28074,7 @@
             <w:pPr>
               <w:spacing w:after="20" w:before="0"/>
             </w:pPr>
-            <w:hyperlink w:history="1" r:id="rId8uudi8mxbd3zorwhijpcz">
+            <w:hyperlink w:history="1" r:id="rIdmqbi24wfmfcybluwcmepw">
               <w:r>
                 <w:rPr>
                   <w:rFonts w:ascii="Arial" w:cs="Arial" w:eastAsia="Arial" w:hAnsi="Arial"/>
@@ -28107,7 +28107,7 @@
               <w:spacing w:after="10" w:before="0"/>
               <w:ind w:left="120"/>
             </w:pPr>
-            <w:hyperlink w:history="1" r:id="rIdhx2ydyvikd_yizdso0qyl">
+            <w:hyperlink w:history="1" r:id="rIdgxah_t4xnsnablrcrubga">
               <w:r>
                 <w:rPr>
                   <w:rFonts w:ascii="Arial" w:cs="Arial" w:eastAsia="Arial" w:hAnsi="Arial"/>
@@ -28923,7 +28923,7 @@
         </w:rPr>
         <w:t xml:space="preserve">© 2026 SeaVuria and ARES. Aligned with KICD objectives. Developed by SeaVuria; technical implementation by ARES (with AI assistance from Claude). Licensed under </w:t>
       </w:r>
-      <w:hyperlink w:history="1" r:id="rIddlat9c54hh1fge5owhkzr">
+      <w:hyperlink w:history="1" r:id="rId6ragxm5dttvwic7lflyok">
         <w:r>
           <w:rPr>
             <w:rFonts w:ascii="Arial" w:cs="Arial" w:eastAsia="Arial" w:hAnsi="Arial"/>
@@ -28944,7 +28944,7 @@
         </w:rPr>
         <w:t xml:space="preserve"> (</w:t>
       </w:r>
-      <w:hyperlink w:history="1" r:id="rIddda45gerr2ohg6e4plvr7">
+      <w:hyperlink w:history="1" r:id="rIdh-nmkvfeyji9wbwtzujms">
         <w:r>
           <w:rPr>
             <w:rFonts w:ascii="Arial" w:cs="Arial" w:eastAsia="Arial" w:hAnsi="Arial"/>

--- a/data/outputs/v2/Essential_Mathematics/SS1.3_Quadratic_Equations/Essential_Mathematics_Quadratic_Equations_CBE_LessonSequence.docx
+++ b/data/outputs/v2/Essential_Mathematics/SS1.3_Quadratic_Equations/Essential_Mathematics_Quadratic_Equations_CBE_LessonSequence.docx
@@ -2246,7 +2246,7 @@
         </w:rPr>
         <w:t xml:space="preserve">© 2026 SeaVuria and ARES. This work is licensed under a </w:t>
       </w:r>
-      <w:hyperlink w:history="1" r:id="rIdmj0fx8l8yik7g_q6mxjn6">
+      <w:hyperlink w:history="1" r:id="rIdrrgg-qs8lbleumovxzlpa">
         <w:r>
           <w:rPr>
             <w:rFonts w:ascii="Arial" w:cs="Arial" w:eastAsia="Arial" w:hAnsi="Arial"/>
@@ -2266,7 +2266,7 @@
         </w:rPr>
         <w:t xml:space="preserve"> (</w:t>
       </w:r>
-      <w:hyperlink w:history="1" r:id="rIdpyshfcslgteglpeehr91d">
+      <w:hyperlink w:history="1" r:id="rIdjkyeytwj9gf_9r9rdpsg5">
         <w:r>
           <w:rPr>
             <w:rFonts w:ascii="Arial" w:cs="Arial" w:eastAsia="Arial" w:hAnsi="Arial"/>
@@ -2286,7 +2286,7 @@
         </w:rPr>
         <w:t xml:space="preserve">). To view a copy of this license, visit </w:t>
       </w:r>
-      <w:hyperlink w:history="1" r:id="rIdpnyfeid09g7_dft0rtvra">
+      <w:hyperlink w:history="1" r:id="rIdzfhiqatginam_hrn9yoge">
         <w:r>
           <w:rPr>
             <w:rFonts w:ascii="Arial" w:cs="Arial" w:eastAsia="Arial" w:hAnsi="Arial"/>
@@ -3298,7 +3298,7 @@
             <w:pPr>
               <w:spacing w:after="20" w:before="0"/>
             </w:pPr>
-            <w:hyperlink w:history="1" r:id="rId7yymhbp7myw8_jfd6pwqf">
+            <w:hyperlink w:history="1" r:id="rId44xvveislci1_osjmjgew">
               <w:r>
                 <w:rPr>
                   <w:rFonts w:ascii="Arial" w:cs="Arial" w:eastAsia="Arial" w:hAnsi="Arial"/>
@@ -3331,7 +3331,7 @@
               <w:spacing w:after="10" w:before="0"/>
               <w:ind w:left="120"/>
             </w:pPr>
-            <w:hyperlink w:history="1" r:id="rIdy7v2ca6eu3wkfhiiypwj2">
+            <w:hyperlink w:history="1" r:id="rIdvib3wus4f-zzoulsykll2">
               <w:r>
                 <w:rPr>
                   <w:rFonts w:ascii="Arial" w:cs="Arial" w:eastAsia="Arial" w:hAnsi="Arial"/>
@@ -3376,7 +3376,7 @@
             <w:pPr>
               <w:spacing w:after="20" w:before="0"/>
             </w:pPr>
-            <w:hyperlink w:history="1" r:id="rIdk4bhdnmjkh1fkucubcaj8">
+            <w:hyperlink w:history="1" r:id="rIdbstzytaodz_yr6oo7qqzz">
               <w:r>
                 <w:rPr>
                   <w:rFonts w:ascii="Arial" w:cs="Arial" w:eastAsia="Arial" w:hAnsi="Arial"/>
@@ -3409,7 +3409,7 @@
               <w:spacing w:after="10" w:before="0"/>
               <w:ind w:left="120"/>
             </w:pPr>
-            <w:hyperlink w:history="1" r:id="rIdidirz_gtl-ifj2abv5ytq">
+            <w:hyperlink w:history="1" r:id="rIdbll-njo_erq_b4x0jmqsj">
               <w:r>
                 <w:rPr>
                   <w:rFonts w:ascii="Arial" w:cs="Arial" w:eastAsia="Arial" w:hAnsi="Arial"/>
@@ -3661,7 +3661,7 @@
             <w:pPr>
               <w:spacing w:after="20" w:before="0"/>
             </w:pPr>
-            <w:hyperlink w:history="1" r:id="rIdfy2ccicriijyrbcm1vqmn">
+            <w:hyperlink w:history="1" r:id="rIdn8-aflh3dt2awerip41gm">
               <w:r>
                 <w:rPr>
                   <w:rFonts w:ascii="Arial" w:cs="Arial" w:eastAsia="Arial" w:hAnsi="Arial"/>
@@ -3694,7 +3694,7 @@
               <w:spacing w:after="10" w:before="0"/>
               <w:ind w:left="120"/>
             </w:pPr>
-            <w:hyperlink w:history="1" r:id="rIdsg4ockk0171adhlqe7jvi">
+            <w:hyperlink w:history="1" r:id="rIdxiajmxxmjnw1cxdjizwpq">
               <w:r>
                 <w:rPr>
                   <w:rFonts w:ascii="Arial" w:cs="Arial" w:eastAsia="Arial" w:hAnsi="Arial"/>
@@ -3739,7 +3739,7 @@
             <w:pPr>
               <w:spacing w:after="20" w:before="0"/>
             </w:pPr>
-            <w:hyperlink w:history="1" r:id="rIdddygfsourau2zukaigs3a">
+            <w:hyperlink w:history="1" r:id="rIduwtt-n-nkpzrrd9rbkxbs">
               <w:r>
                 <w:rPr>
                   <w:rFonts w:ascii="Arial" w:cs="Arial" w:eastAsia="Arial" w:hAnsi="Arial"/>
@@ -3772,7 +3772,7 @@
               <w:spacing w:after="10" w:before="0"/>
               <w:ind w:left="120"/>
             </w:pPr>
-            <w:hyperlink w:history="1" r:id="rIdggn1loxwafb5f73sk8uby">
+            <w:hyperlink w:history="1" r:id="rIduqnabr9_bpgojo5f_wmnm">
               <w:r>
                 <w:rPr>
                   <w:rFonts w:ascii="Arial" w:cs="Arial" w:eastAsia="Arial" w:hAnsi="Arial"/>
@@ -4119,7 +4119,7 @@
             <w:pPr>
               <w:spacing w:after="20" w:before="0"/>
             </w:pPr>
-            <w:hyperlink w:history="1" r:id="rIdjsyrloigvcb0plhe_wdyp">
+            <w:hyperlink w:history="1" r:id="rIdguyjai81okujds07rccah">
               <w:r>
                 <w:rPr>
                   <w:rFonts w:ascii="Arial" w:cs="Arial" w:eastAsia="Arial" w:hAnsi="Arial"/>
@@ -4152,7 +4152,7 @@
               <w:spacing w:after="10" w:before="0"/>
               <w:ind w:left="120"/>
             </w:pPr>
-            <w:hyperlink w:history="1" r:id="rIdb6awecsqs41rrpx7vwrlg">
+            <w:hyperlink w:history="1" r:id="rIdxzxtbj6owgyfp2aee6n15">
               <w:r>
                 <w:rPr>
                   <w:rFonts w:ascii="Arial" w:cs="Arial" w:eastAsia="Arial" w:hAnsi="Arial"/>
@@ -4197,7 +4197,7 @@
             <w:pPr>
               <w:spacing w:after="20" w:before="0"/>
             </w:pPr>
-            <w:hyperlink w:history="1" r:id="rIdb1ubcojpl9revfe8fqkxp">
+            <w:hyperlink w:history="1" r:id="rIdqbo-kkdkmxzuehune_nxj">
               <w:r>
                 <w:rPr>
                   <w:rFonts w:ascii="Arial" w:cs="Arial" w:eastAsia="Arial" w:hAnsi="Arial"/>
@@ -4230,7 +4230,7 @@
               <w:spacing w:after="10" w:before="0"/>
               <w:ind w:left="120"/>
             </w:pPr>
-            <w:hyperlink w:history="1" r:id="rIdmu3uma7mtoawkhtavk_wg">
+            <w:hyperlink w:history="1" r:id="rIdhiqd8illplm-iml_43uwr">
               <w:r>
                 <w:rPr>
                   <w:rFonts w:ascii="Arial" w:cs="Arial" w:eastAsia="Arial" w:hAnsi="Arial"/>
@@ -4634,7 +4634,7 @@
             <w:pPr>
               <w:spacing w:after="20" w:before="0"/>
             </w:pPr>
-            <w:hyperlink w:history="1" r:id="rIdcmtbxq4bwijewza8ijstr">
+            <w:hyperlink w:history="1" r:id="rIdqz_et_sy8wcpczh5cr-7l">
               <w:r>
                 <w:rPr>
                   <w:rFonts w:ascii="Arial" w:cs="Arial" w:eastAsia="Arial" w:hAnsi="Arial"/>
@@ -4667,7 +4667,7 @@
               <w:spacing w:after="10" w:before="0"/>
               <w:ind w:left="120"/>
             </w:pPr>
-            <w:hyperlink w:history="1" r:id="rIdgngzv5izdwlbgadvk2yrs">
+            <w:hyperlink w:history="1" r:id="rId-u3-oli5lhaiwxovveitv">
               <w:r>
                 <w:rPr>
                   <w:rFonts w:ascii="Arial" w:cs="Arial" w:eastAsia="Arial" w:hAnsi="Arial"/>
@@ -4712,7 +4712,7 @@
             <w:pPr>
               <w:spacing w:after="20" w:before="0"/>
             </w:pPr>
-            <w:hyperlink w:history="1" r:id="rIdmsayctdcqcnnltjwme9_3">
+            <w:hyperlink w:history="1" r:id="rIdquddegev8zbds7v4lcixu">
               <w:r>
                 <w:rPr>
                   <w:rFonts w:ascii="Arial" w:cs="Arial" w:eastAsia="Arial" w:hAnsi="Arial"/>
@@ -4745,7 +4745,7 @@
               <w:spacing w:after="10" w:before="0"/>
               <w:ind w:left="120"/>
             </w:pPr>
-            <w:hyperlink w:history="1" r:id="rIdtzbp_ithb1nutw-_keb2-">
+            <w:hyperlink w:history="1" r:id="rIdwdixunr4vrl0yjdvwqzsn">
               <w:r>
                 <w:rPr>
                   <w:rFonts w:ascii="Arial" w:cs="Arial" w:eastAsia="Arial" w:hAnsi="Arial"/>
@@ -5035,7 +5035,7 @@
             <w:pPr>
               <w:spacing w:after="20" w:before="0"/>
             </w:pPr>
-            <w:hyperlink w:history="1" r:id="rIdn9cmwq4hbsqyue1gjhmqh">
+            <w:hyperlink w:history="1" r:id="rIdlrj59douiwkpkqzcd760m">
               <w:r>
                 <w:rPr>
                   <w:rFonts w:ascii="Arial" w:cs="Arial" w:eastAsia="Arial" w:hAnsi="Arial"/>
@@ -5084,7 +5084,7 @@
               <w:spacing w:after="10" w:before="0"/>
               <w:ind w:left="120"/>
             </w:pPr>
-            <w:hyperlink w:history="1" r:id="rIdurvqu447baup2ohauzl0p">
+            <w:hyperlink w:history="1" r:id="rIdj2pkjserfdqtehukzsqn2">
               <w:r>
                 <w:rPr>
                   <w:rFonts w:ascii="Arial" w:cs="Arial" w:eastAsia="Arial" w:hAnsi="Arial"/>
@@ -5129,7 +5129,7 @@
             <w:pPr>
               <w:spacing w:after="20" w:before="0"/>
             </w:pPr>
-            <w:hyperlink w:history="1" r:id="rIdw6uuh4a2tflybn5sohljk">
+            <w:hyperlink w:history="1" r:id="rId0cbhvhghqviwsnedfyosi">
               <w:r>
                 <w:rPr>
                   <w:rFonts w:ascii="Arial" w:cs="Arial" w:eastAsia="Arial" w:hAnsi="Arial"/>
@@ -5162,7 +5162,7 @@
               <w:spacing w:after="10" w:before="0"/>
               <w:ind w:left="120"/>
             </w:pPr>
-            <w:hyperlink w:history="1" r:id="rIdbyelahckwumwqhaugwjsy">
+            <w:hyperlink w:history="1" r:id="rIduadqtsdb3lxm70p1tzifs">
               <w:r>
                 <w:rPr>
                   <w:rFonts w:ascii="Arial" w:cs="Arial" w:eastAsia="Arial" w:hAnsi="Arial"/>
@@ -5769,7 +5769,7 @@
         </w:rPr>
         <w:t xml:space="preserve">© 2026 SeaVuria and ARES. Aligned with KICD objectives. Developed by SeaVuria; technical implementation by ARES (with AI assistance from Claude). Licensed under </w:t>
       </w:r>
-      <w:hyperlink w:history="1" r:id="rIdf1cgdhur18kubdtinqscl">
+      <w:hyperlink w:history="1" r:id="rIde-wywghtn83fvj0jk3_2q">
         <w:r>
           <w:rPr>
             <w:rFonts w:ascii="Arial" w:cs="Arial" w:eastAsia="Arial" w:hAnsi="Arial"/>
@@ -5790,7 +5790,7 @@
         </w:rPr>
         <w:t xml:space="preserve"> (</w:t>
       </w:r>
-      <w:hyperlink w:history="1" r:id="rIdq3un6_j1plosizz_iigsg">
+      <w:hyperlink w:history="1" r:id="rIdopqapulhzgxi5ae9abhws">
         <w:r>
           <w:rPr>
             <w:rFonts w:ascii="Arial" w:cs="Arial" w:eastAsia="Arial" w:hAnsi="Arial"/>
@@ -6803,7 +6803,7 @@
             <w:pPr>
               <w:spacing w:after="20" w:before="0"/>
             </w:pPr>
-            <w:hyperlink w:history="1" r:id="rId2jqwih9kaembvbwvq9ri0">
+            <w:hyperlink w:history="1" r:id="rId2wmhfj0_odp_v_bwiivya">
               <w:r>
                 <w:rPr>
                   <w:rFonts w:ascii="Arial" w:cs="Arial" w:eastAsia="Arial" w:hAnsi="Arial"/>
@@ -6836,7 +6836,7 @@
               <w:spacing w:after="10" w:before="0"/>
               <w:ind w:left="120"/>
             </w:pPr>
-            <w:hyperlink w:history="1" r:id="rIdcqdisr53gvs6a43jj6lix">
+            <w:hyperlink w:history="1" r:id="rId6ngkbyi4cevkvmnv5wjrk">
               <w:r>
                 <w:rPr>
                   <w:rFonts w:ascii="Arial" w:cs="Arial" w:eastAsia="Arial" w:hAnsi="Arial"/>
@@ -6881,7 +6881,7 @@
             <w:pPr>
               <w:spacing w:after="20" w:before="0"/>
             </w:pPr>
-            <w:hyperlink w:history="1" r:id="rIdtmr0gk6pb7ynnqr0mywsi">
+            <w:hyperlink w:history="1" r:id="rIdylwloinnxtx31b4dahw_7">
               <w:r>
                 <w:rPr>
                   <w:rFonts w:ascii="Arial" w:cs="Arial" w:eastAsia="Arial" w:hAnsi="Arial"/>
@@ -6914,7 +6914,7 @@
               <w:spacing w:after="10" w:before="0"/>
               <w:ind w:left="120"/>
             </w:pPr>
-            <w:hyperlink w:history="1" r:id="rIdeczyrdyvkyjdbwy9kwvu9">
+            <w:hyperlink w:history="1" r:id="rId-xaav7hoz_jhvxk5ltczi">
               <w:r>
                 <w:rPr>
                   <w:rFonts w:ascii="Arial" w:cs="Arial" w:eastAsia="Arial" w:hAnsi="Arial"/>
@@ -7109,7 +7109,7 @@
             <w:pPr>
               <w:spacing w:after="20" w:before="0"/>
             </w:pPr>
-            <w:hyperlink w:history="1" r:id="rIda0h_qg3xcecg0mn2okg7_">
+            <w:hyperlink w:history="1" r:id="rIdrysv37mfubqsequggdarg">
               <w:r>
                 <w:rPr>
                   <w:rFonts w:ascii="Arial" w:cs="Arial" w:eastAsia="Arial" w:hAnsi="Arial"/>
@@ -7142,7 +7142,7 @@
               <w:spacing w:after="10" w:before="0"/>
               <w:ind w:left="120"/>
             </w:pPr>
-            <w:hyperlink w:history="1" r:id="rIdeznudzncqrazugwnnglza">
+            <w:hyperlink w:history="1" r:id="rIdv2bbepbvzndwoxxlc14ln">
               <w:r>
                 <w:rPr>
                   <w:rFonts w:ascii="Arial" w:cs="Arial" w:eastAsia="Arial" w:hAnsi="Arial"/>
@@ -7187,7 +7187,7 @@
             <w:pPr>
               <w:spacing w:after="20" w:before="0"/>
             </w:pPr>
-            <w:hyperlink w:history="1" r:id="rIdod-ofayhppoiay50egjco">
+            <w:hyperlink w:history="1" r:id="rIdrmcdmvcout6vnnpbnlems">
               <w:r>
                 <w:rPr>
                   <w:rFonts w:ascii="Arial" w:cs="Arial" w:eastAsia="Arial" w:hAnsi="Arial"/>
@@ -7220,7 +7220,7 @@
               <w:spacing w:after="10" w:before="0"/>
               <w:ind w:left="120"/>
             </w:pPr>
-            <w:hyperlink w:history="1" r:id="rIduot2ca2f8svto8gydl03w">
+            <w:hyperlink w:history="1" r:id="rIdqy4u6yilrou1ix70vtby9">
               <w:r>
                 <w:rPr>
                   <w:rFonts w:ascii="Arial" w:cs="Arial" w:eastAsia="Arial" w:hAnsi="Arial"/>
@@ -7624,7 +7624,7 @@
             <w:pPr>
               <w:spacing w:after="20" w:before="0"/>
             </w:pPr>
-            <w:hyperlink w:history="1" r:id="rIdk_40bzncg4bijx4absq54">
+            <w:hyperlink w:history="1" r:id="rIdvbvpbzeceaqobghr9ie7t">
               <w:r>
                 <w:rPr>
                   <w:rFonts w:ascii="Arial" w:cs="Arial" w:eastAsia="Arial" w:hAnsi="Arial"/>
@@ -7657,7 +7657,7 @@
               <w:spacing w:after="10" w:before="0"/>
               <w:ind w:left="120"/>
             </w:pPr>
-            <w:hyperlink w:history="1" r:id="rIde01nulol3lrbmmo1bpu21">
+            <w:hyperlink w:history="1" r:id="rIdpajn7aavrgfl6u-p1rff0">
               <w:r>
                 <w:rPr>
                   <w:rFonts w:ascii="Arial" w:cs="Arial" w:eastAsia="Arial" w:hAnsi="Arial"/>
@@ -7702,7 +7702,7 @@
             <w:pPr>
               <w:spacing w:after="20" w:before="0"/>
             </w:pPr>
-            <w:hyperlink w:history="1" r:id="rIdis3jhn5gbvubexjsgf7tv">
+            <w:hyperlink w:history="1" r:id="rIdeqr0yhwcfqkjcr0p8xc_y">
               <w:r>
                 <w:rPr>
                   <w:rFonts w:ascii="Arial" w:cs="Arial" w:eastAsia="Arial" w:hAnsi="Arial"/>
@@ -7735,7 +7735,7 @@
               <w:spacing w:after="10" w:before="0"/>
               <w:ind w:left="120"/>
             </w:pPr>
-            <w:hyperlink w:history="1" r:id="rId8zyuq1bdiljgb2e82cuh7">
+            <w:hyperlink w:history="1" r:id="rIdc89igoedta1baruckqvx2">
               <w:r>
                 <w:rPr>
                   <w:rFonts w:ascii="Arial" w:cs="Arial" w:eastAsia="Arial" w:hAnsi="Arial"/>
@@ -8158,7 +8158,7 @@
             <w:pPr>
               <w:spacing w:after="20" w:before="0"/>
             </w:pPr>
-            <w:hyperlink w:history="1" r:id="rIdbgudimpdvdxadreahzgip">
+            <w:hyperlink w:history="1" r:id="rIdzbiflpku98qnhoxkcn8ot">
               <w:r>
                 <w:rPr>
                   <w:rFonts w:ascii="Arial" w:cs="Arial" w:eastAsia="Arial" w:hAnsi="Arial"/>
@@ -8191,7 +8191,7 @@
               <w:spacing w:after="10" w:before="0"/>
               <w:ind w:left="120"/>
             </w:pPr>
-            <w:hyperlink w:history="1" r:id="rIdgvrvqmy6ot7qo894ept9p">
+            <w:hyperlink w:history="1" r:id="rId61klqx6zazv-jbpzikk8o">
               <w:r>
                 <w:rPr>
                   <w:rFonts w:ascii="Arial" w:cs="Arial" w:eastAsia="Arial" w:hAnsi="Arial"/>
@@ -8236,7 +8236,7 @@
             <w:pPr>
               <w:spacing w:after="20" w:before="0"/>
             </w:pPr>
-            <w:hyperlink w:history="1" r:id="rIdlh1lezvhrihnbrhtdbust">
+            <w:hyperlink w:history="1" r:id="rId5wqwcmv70x9sruh_wv9he">
               <w:r>
                 <w:rPr>
                   <w:rFonts w:ascii="Arial" w:cs="Arial" w:eastAsia="Arial" w:hAnsi="Arial"/>
@@ -8269,7 +8269,7 @@
               <w:spacing w:after="10" w:before="0"/>
               <w:ind w:left="120"/>
             </w:pPr>
-            <w:hyperlink w:history="1" r:id="rIds4xnjweyva0ifpmpkinb5">
+            <w:hyperlink w:history="1" r:id="rIddpvymiytho9z1tdri8rue">
               <w:r>
                 <w:rPr>
                   <w:rFonts w:ascii="Arial" w:cs="Arial" w:eastAsia="Arial" w:hAnsi="Arial"/>
@@ -8464,7 +8464,7 @@
             <w:pPr>
               <w:spacing w:after="20" w:before="0"/>
             </w:pPr>
-            <w:hyperlink w:history="1" r:id="rIdspjdpvziepckmrvkwcmzr">
+            <w:hyperlink w:history="1" r:id="rIdrrkcwtjpcprkyaqhmok_d">
               <w:r>
                 <w:rPr>
                   <w:rFonts w:ascii="Arial" w:cs="Arial" w:eastAsia="Arial" w:hAnsi="Arial"/>
@@ -8513,7 +8513,7 @@
               <w:spacing w:after="10" w:before="0"/>
               <w:ind w:left="120"/>
             </w:pPr>
-            <w:hyperlink w:history="1" r:id="rIdyyxxz8usqehgqpbm2mtlr">
+            <w:hyperlink w:history="1" r:id="rIdwif7cngj4x6rk-1bazg5q">
               <w:r>
                 <w:rPr>
                   <w:rFonts w:ascii="Arial" w:cs="Arial" w:eastAsia="Arial" w:hAnsi="Arial"/>
@@ -8558,7 +8558,7 @@
             <w:pPr>
               <w:spacing w:after="20" w:before="0"/>
             </w:pPr>
-            <w:hyperlink w:history="1" r:id="rIdximxuzz2vukoqzcno2x4s">
+            <w:hyperlink w:history="1" r:id="rIdisbcftobhoowlghtbk2to">
               <w:r>
                 <w:rPr>
                   <w:rFonts w:ascii="Arial" w:cs="Arial" w:eastAsia="Arial" w:hAnsi="Arial"/>
@@ -8591,7 +8591,7 @@
               <w:spacing w:after="10" w:before="0"/>
               <w:ind w:left="120"/>
             </w:pPr>
-            <w:hyperlink w:history="1" r:id="rIdtfcvao6yreucjrc9o2ofn">
+            <w:hyperlink w:history="1" r:id="rIdepssviertumplos9xqyhp">
               <w:r>
                 <w:rPr>
                   <w:rFonts w:ascii="Arial" w:cs="Arial" w:eastAsia="Arial" w:hAnsi="Arial"/>
@@ -9103,7 +9103,7 @@
         </w:rPr>
         <w:t xml:space="preserve">© 2026 SeaVuria and ARES. Aligned with KICD objectives. Developed by SeaVuria; technical implementation by ARES (with AI assistance from Claude). Licensed under </w:t>
       </w:r>
-      <w:hyperlink w:history="1" r:id="rId1bbtprkcwrangntrmiiib">
+      <w:hyperlink w:history="1" r:id="rIdjuyqnokz-eyfwzu6f4-ly">
         <w:r>
           <w:rPr>
             <w:rFonts w:ascii="Arial" w:cs="Arial" w:eastAsia="Arial" w:hAnsi="Arial"/>
@@ -9124,7 +9124,7 @@
         </w:rPr>
         <w:t xml:space="preserve"> (</w:t>
       </w:r>
-      <w:hyperlink w:history="1" r:id="rId-tv9p7sw9eoybhuh8y19q">
+      <w:hyperlink w:history="1" r:id="rIdeueorddcgsuee_xnlph5e">
         <w:r>
           <w:rPr>
             <w:rFonts w:ascii="Arial" w:cs="Arial" w:eastAsia="Arial" w:hAnsi="Arial"/>
@@ -10137,7 +10137,7 @@
             <w:pPr>
               <w:spacing w:after="20" w:before="0"/>
             </w:pPr>
-            <w:hyperlink w:history="1" r:id="rIdua94h-7jy7dkw6xtamxit">
+            <w:hyperlink w:history="1" r:id="rIdy5s7qjjsghz-kltpdq20s">
               <w:r>
                 <w:rPr>
                   <w:rFonts w:ascii="Arial" w:cs="Arial" w:eastAsia="Arial" w:hAnsi="Arial"/>
@@ -10170,7 +10170,7 @@
               <w:spacing w:after="10" w:before="0"/>
               <w:ind w:left="120"/>
             </w:pPr>
-            <w:hyperlink w:history="1" r:id="rIdkdeesu6oeui6uty-jto0r">
+            <w:hyperlink w:history="1" r:id="rIdkt0ui1oqpbvtiwuunmpi3">
               <w:r>
                 <w:rPr>
                   <w:rFonts w:ascii="Arial" w:cs="Arial" w:eastAsia="Arial" w:hAnsi="Arial"/>
@@ -10215,7 +10215,7 @@
             <w:pPr>
               <w:spacing w:after="20" w:before="0"/>
             </w:pPr>
-            <w:hyperlink w:history="1" r:id="rIdkmcy90n830wpy7kfk7pqg">
+            <w:hyperlink w:history="1" r:id="rIdpbwspymmdah6u5qybcp7p">
               <w:r>
                 <w:rPr>
                   <w:rFonts w:ascii="Arial" w:cs="Arial" w:eastAsia="Arial" w:hAnsi="Arial"/>
@@ -10264,7 +10264,7 @@
               <w:spacing w:after="10" w:before="0"/>
               <w:ind w:left="120"/>
             </w:pPr>
-            <w:hyperlink w:history="1" r:id="rIdztzn-mkok9eqy5wmy49lx">
+            <w:hyperlink w:history="1" r:id="rIdysjd1grb1mwlnjto3tluh">
               <w:r>
                 <w:rPr>
                   <w:rFonts w:ascii="Arial" w:cs="Arial" w:eastAsia="Arial" w:hAnsi="Arial"/>
@@ -10459,7 +10459,7 @@
             <w:pPr>
               <w:spacing w:after="20" w:before="0"/>
             </w:pPr>
-            <w:hyperlink w:history="1" r:id="rId2bbacbi90ynp6guyvav9i">
+            <w:hyperlink w:history="1" r:id="rIds1j6p6xpu_umfavnbzfcp">
               <w:r>
                 <w:rPr>
                   <w:rFonts w:ascii="Arial" w:cs="Arial" w:eastAsia="Arial" w:hAnsi="Arial"/>
@@ -10492,7 +10492,7 @@
               <w:spacing w:after="10" w:before="0"/>
               <w:ind w:left="120"/>
             </w:pPr>
-            <w:hyperlink w:history="1" r:id="rIddnrtm5xnxbq9jt6y1y1pt">
+            <w:hyperlink w:history="1" r:id="rIdb5yxzj6ijxwbuew6yqg3p">
               <w:r>
                 <w:rPr>
                   <w:rFonts w:ascii="Arial" w:cs="Arial" w:eastAsia="Arial" w:hAnsi="Arial"/>
@@ -10537,7 +10537,7 @@
             <w:pPr>
               <w:spacing w:after="20" w:before="0"/>
             </w:pPr>
-            <w:hyperlink w:history="1" r:id="rIdszxfbuk4oormfbfcketcv">
+            <w:hyperlink w:history="1" r:id="rIdkou4wv1kdoxqjfm5lbflz">
               <w:r>
                 <w:rPr>
                   <w:rFonts w:ascii="Arial" w:cs="Arial" w:eastAsia="Arial" w:hAnsi="Arial"/>
@@ -10586,7 +10586,7 @@
               <w:spacing w:after="10" w:before="0"/>
               <w:ind w:left="120"/>
             </w:pPr>
-            <w:hyperlink w:history="1" r:id="rIdg_78ukxefqjibiadiwmt1">
+            <w:hyperlink w:history="1" r:id="rIdcomie5vhfeifwfx4-bwm_">
               <w:r>
                 <w:rPr>
                   <w:rFonts w:ascii="Arial" w:cs="Arial" w:eastAsia="Arial" w:hAnsi="Arial"/>
@@ -10781,7 +10781,7 @@
             <w:pPr>
               <w:spacing w:after="20" w:before="0"/>
             </w:pPr>
-            <w:hyperlink w:history="1" r:id="rId-ktrisgtnblncel7ryvxh">
+            <w:hyperlink w:history="1" r:id="rIduysjvqepvqz5jboyvplwa">
               <w:r>
                 <w:rPr>
                   <w:rFonts w:ascii="Arial" w:cs="Arial" w:eastAsia="Arial" w:hAnsi="Arial"/>
@@ -10814,7 +10814,7 @@
               <w:spacing w:after="10" w:before="0"/>
               <w:ind w:left="120"/>
             </w:pPr>
-            <w:hyperlink w:history="1" r:id="rIdw3xsjgkhzl859vgupqien">
+            <w:hyperlink w:history="1" r:id="rIdgge5wrhhsauvk0fw0v1ug">
               <w:r>
                 <w:rPr>
                   <w:rFonts w:ascii="Arial" w:cs="Arial" w:eastAsia="Arial" w:hAnsi="Arial"/>
@@ -10859,7 +10859,7 @@
             <w:pPr>
               <w:spacing w:after="20" w:before="0"/>
             </w:pPr>
-            <w:hyperlink w:history="1" r:id="rId-ucs4sdfpmflg0h9jjhc8">
+            <w:hyperlink w:history="1" r:id="rIdj-p5if251ejcapxb9qc8s">
               <w:r>
                 <w:rPr>
                   <w:rFonts w:ascii="Arial" w:cs="Arial" w:eastAsia="Arial" w:hAnsi="Arial"/>
@@ -10908,7 +10908,7 @@
               <w:spacing w:after="10" w:before="0"/>
               <w:ind w:left="120"/>
             </w:pPr>
-            <w:hyperlink w:history="1" r:id="rIdjnvqzh4ucnz3s_ccu1ps2">
+            <w:hyperlink w:history="1" r:id="rIdkfycrjzu-c-nvpnwjibem">
               <w:r>
                 <w:rPr>
                   <w:rFonts w:ascii="Arial" w:cs="Arial" w:eastAsia="Arial" w:hAnsi="Arial"/>
@@ -11103,7 +11103,7 @@
             <w:pPr>
               <w:spacing w:after="20" w:before="0"/>
             </w:pPr>
-            <w:hyperlink w:history="1" r:id="rIdsr3xu8remwwmqde6wec5e">
+            <w:hyperlink w:history="1" r:id="rIdsjj2378qx1ubmwc7sz5dd">
               <w:r>
                 <w:rPr>
                   <w:rFonts w:ascii="Arial" w:cs="Arial" w:eastAsia="Arial" w:hAnsi="Arial"/>
@@ -11136,7 +11136,7 @@
               <w:spacing w:after="10" w:before="0"/>
               <w:ind w:left="120"/>
             </w:pPr>
-            <w:hyperlink w:history="1" r:id="rIdx75xr7c-tnpllpbso5poa">
+            <w:hyperlink w:history="1" r:id="rIdabbnpi-zv_p3zmdxx9svo">
               <w:r>
                 <w:rPr>
                   <w:rFonts w:ascii="Arial" w:cs="Arial" w:eastAsia="Arial" w:hAnsi="Arial"/>
@@ -11181,7 +11181,7 @@
             <w:pPr>
               <w:spacing w:after="20" w:before="0"/>
             </w:pPr>
-            <w:hyperlink w:history="1" r:id="rIdjtqhmcbjxwclxc9g1jrxi">
+            <w:hyperlink w:history="1" r:id="rIduju9hkhg1oojauiiaw4ew">
               <w:r>
                 <w:rPr>
                   <w:rFonts w:ascii="Arial" w:cs="Arial" w:eastAsia="Arial" w:hAnsi="Arial"/>
@@ -11230,7 +11230,7 @@
               <w:spacing w:after="10" w:before="0"/>
               <w:ind w:left="120"/>
             </w:pPr>
-            <w:hyperlink w:history="1" r:id="rIdmpqfpjdwrmxjkdrxbo8a8">
+            <w:hyperlink w:history="1" r:id="rIduhecfi_vmdndb8kvx1gio">
               <w:r>
                 <w:rPr>
                   <w:rFonts w:ascii="Arial" w:cs="Arial" w:eastAsia="Arial" w:hAnsi="Arial"/>
@@ -11425,7 +11425,7 @@
             <w:pPr>
               <w:spacing w:after="20" w:before="0"/>
             </w:pPr>
-            <w:hyperlink w:history="1" r:id="rIdhmc15kjkln3ogtgr55s0z">
+            <w:hyperlink w:history="1" r:id="rId2ivdrxyuf98lls89glrxm">
               <w:r>
                 <w:rPr>
                   <w:rFonts w:ascii="Arial" w:cs="Arial" w:eastAsia="Arial" w:hAnsi="Arial"/>
@@ -11474,7 +11474,7 @@
               <w:spacing w:after="10" w:before="0"/>
               <w:ind w:left="120"/>
             </w:pPr>
-            <w:hyperlink w:history="1" r:id="rIdhg4hgkp-ztoyjih4ytyye">
+            <w:hyperlink w:history="1" r:id="rIdnjyn39f-nwmopku7ss_mk">
               <w:r>
                 <w:rPr>
                   <w:rFonts w:ascii="Arial" w:cs="Arial" w:eastAsia="Arial" w:hAnsi="Arial"/>
@@ -11519,7 +11519,7 @@
             <w:pPr>
               <w:spacing w:after="20" w:before="0"/>
             </w:pPr>
-            <w:hyperlink w:history="1" r:id="rIdhy13o3hk_5fy7ifodt17v">
+            <w:hyperlink w:history="1" r:id="rIdfrr_jo5rurmib8v4i5ejn">
               <w:r>
                 <w:rPr>
                   <w:rFonts w:ascii="Arial" w:cs="Arial" w:eastAsia="Arial" w:hAnsi="Arial"/>
@@ -11568,7 +11568,7 @@
               <w:spacing w:after="10" w:before="0"/>
               <w:ind w:left="120"/>
             </w:pPr>
-            <w:hyperlink w:history="1" r:id="rIdql35rwdufknh_tivfw_ii">
+            <w:hyperlink w:history="1" r:id="rIdnrixouvb_ksqknsmtoxi0">
               <w:r>
                 <w:rPr>
                   <w:rFonts w:ascii="Arial" w:cs="Arial" w:eastAsia="Arial" w:hAnsi="Arial"/>
@@ -12080,7 +12080,7 @@
         </w:rPr>
         <w:t xml:space="preserve">© 2026 SeaVuria and ARES. Aligned with KICD objectives. Developed by SeaVuria; technical implementation by ARES (with AI assistance from Claude). Licensed under </w:t>
       </w:r>
-      <w:hyperlink w:history="1" r:id="rIdnjxs7nirchjipbxbod40r">
+      <w:hyperlink w:history="1" r:id="rIdzvnac4w2jyy1xajsyh-6q">
         <w:r>
           <w:rPr>
             <w:rFonts w:ascii="Arial" w:cs="Arial" w:eastAsia="Arial" w:hAnsi="Arial"/>
@@ -12101,7 +12101,7 @@
         </w:rPr>
         <w:t xml:space="preserve"> (</w:t>
       </w:r>
-      <w:hyperlink w:history="1" r:id="rIdgrk8zn49wanx3gjmbaamq">
+      <w:hyperlink w:history="1" r:id="rIdc8uwrbsx3xbef6mvxpshh">
         <w:r>
           <w:rPr>
             <w:rFonts w:ascii="Arial" w:cs="Arial" w:eastAsia="Arial" w:hAnsi="Arial"/>
@@ -13114,7 +13114,7 @@
             <w:pPr>
               <w:spacing w:after="20" w:before="0"/>
             </w:pPr>
-            <w:hyperlink w:history="1" r:id="rIdepbbyz2owxtfefbzshivw">
+            <w:hyperlink w:history="1" r:id="rIdx-wewtth1f-latpr_esyg">
               <w:r>
                 <w:rPr>
                   <w:rFonts w:ascii="Arial" w:cs="Arial" w:eastAsia="Arial" w:hAnsi="Arial"/>
@@ -13147,7 +13147,7 @@
               <w:spacing w:after="10" w:before="0"/>
               <w:ind w:left="120"/>
             </w:pPr>
-            <w:hyperlink w:history="1" r:id="rIdg1tcj7cblvl1kbdue89fl">
+            <w:hyperlink w:history="1" r:id="rIdeqrz_0k2ks_n8wmbmtb2d">
               <w:r>
                 <w:rPr>
                   <w:rFonts w:ascii="Arial" w:cs="Arial" w:eastAsia="Arial" w:hAnsi="Arial"/>
@@ -13192,7 +13192,7 @@
             <w:pPr>
               <w:spacing w:after="20" w:before="0"/>
             </w:pPr>
-            <w:hyperlink w:history="1" r:id="rIdhx84kmqngahmwtmb779eq">
+            <w:hyperlink w:history="1" r:id="rId_hvbegan6oymbgkwio-uz">
               <w:r>
                 <w:rPr>
                   <w:rFonts w:ascii="Arial" w:cs="Arial" w:eastAsia="Arial" w:hAnsi="Arial"/>
@@ -13225,7 +13225,7 @@
               <w:spacing w:after="10" w:before="0"/>
               <w:ind w:left="120"/>
             </w:pPr>
-            <w:hyperlink w:history="1" r:id="rIddksq1v99uujd6pgzhg7to">
+            <w:hyperlink w:history="1" r:id="rIdwglpj11cfpocpue3g0zaj">
               <w:r>
                 <w:rPr>
                   <w:rFonts w:ascii="Arial" w:cs="Arial" w:eastAsia="Arial" w:hAnsi="Arial"/>
@@ -13420,7 +13420,7 @@
             <w:pPr>
               <w:spacing w:after="20" w:before="0"/>
             </w:pPr>
-            <w:hyperlink w:history="1" r:id="rIdsq39zmgetrphuoognrsga">
+            <w:hyperlink w:history="1" r:id="rIdkbicjnlog0l7_fs6dyq0b">
               <w:r>
                 <w:rPr>
                   <w:rFonts w:ascii="Arial" w:cs="Arial" w:eastAsia="Arial" w:hAnsi="Arial"/>
@@ -13453,7 +13453,7 @@
               <w:spacing w:after="10" w:before="0"/>
               <w:ind w:left="120"/>
             </w:pPr>
-            <w:hyperlink w:history="1" r:id="rIdncw4c-i698wgtov3zri_r">
+            <w:hyperlink w:history="1" r:id="rIdj1mdk1xd_ghwqdzyntck3">
               <w:r>
                 <w:rPr>
                   <w:rFonts w:ascii="Arial" w:cs="Arial" w:eastAsia="Arial" w:hAnsi="Arial"/>
@@ -13498,7 +13498,7 @@
             <w:pPr>
               <w:spacing w:after="20" w:before="0"/>
             </w:pPr>
-            <w:hyperlink w:history="1" r:id="rId0usnb6249epg8c4uszynd">
+            <w:hyperlink w:history="1" r:id="rIdnlzeagurnh8mjuxgatgu4">
               <w:r>
                 <w:rPr>
                   <w:rFonts w:ascii="Arial" w:cs="Arial" w:eastAsia="Arial" w:hAnsi="Arial"/>
@@ -13531,7 +13531,7 @@
               <w:spacing w:after="10" w:before="0"/>
               <w:ind w:left="120"/>
             </w:pPr>
-            <w:hyperlink w:history="1" r:id="rIdujqklxds91_xvzefgii4l">
+            <w:hyperlink w:history="1" r:id="rIdyjkb_0bsntd--vcute-as">
               <w:r>
                 <w:rPr>
                   <w:rFonts w:ascii="Arial" w:cs="Arial" w:eastAsia="Arial" w:hAnsi="Arial"/>
@@ -13726,7 +13726,7 @@
             <w:pPr>
               <w:spacing w:after="20" w:before="0"/>
             </w:pPr>
-            <w:hyperlink w:history="1" r:id="rIdcsquvdt6yiiywfyi-jp4k">
+            <w:hyperlink w:history="1" r:id="rId2jvyu6e_jeajtqdonacyn">
               <w:r>
                 <w:rPr>
                   <w:rFonts w:ascii="Arial" w:cs="Arial" w:eastAsia="Arial" w:hAnsi="Arial"/>
@@ -13759,7 +13759,7 @@
               <w:spacing w:after="10" w:before="0"/>
               <w:ind w:left="120"/>
             </w:pPr>
-            <w:hyperlink w:history="1" r:id="rIdesnyn9upvwok4ujsok2kr">
+            <w:hyperlink w:history="1" r:id="rIdwzovw_4gouqvqkrfizppo">
               <w:r>
                 <w:rPr>
                   <w:rFonts w:ascii="Arial" w:cs="Arial" w:eastAsia="Arial" w:hAnsi="Arial"/>
@@ -13804,7 +13804,7 @@
             <w:pPr>
               <w:spacing w:after="20" w:before="0"/>
             </w:pPr>
-            <w:hyperlink w:history="1" r:id="rIdtgukaj0qqx6zus6op-tv3">
+            <w:hyperlink w:history="1" r:id="rIdh-3fzoxvzihhd0tzua-kp">
               <w:r>
                 <w:rPr>
                   <w:rFonts w:ascii="Arial" w:cs="Arial" w:eastAsia="Arial" w:hAnsi="Arial"/>
@@ -13853,7 +13853,7 @@
               <w:spacing w:after="10" w:before="0"/>
               <w:ind w:left="120"/>
             </w:pPr>
-            <w:hyperlink w:history="1" r:id="rId4z3utrtm53zmkmbcvjpmk">
+            <w:hyperlink w:history="1" r:id="rIdkl2ufsghc5nwvauuxx9lr">
               <w:r>
                 <w:rPr>
                   <w:rFonts w:ascii="Arial" w:cs="Arial" w:eastAsia="Arial" w:hAnsi="Arial"/>
@@ -14048,7 +14048,7 @@
             <w:pPr>
               <w:spacing w:after="20" w:before="0"/>
             </w:pPr>
-            <w:hyperlink w:history="1" r:id="rIdvnp_cbfdbarzjn0xc3wt4">
+            <w:hyperlink w:history="1" r:id="rIdcrompxe2moo-xgex-iyve">
               <w:r>
                 <w:rPr>
                   <w:rFonts w:ascii="Arial" w:cs="Arial" w:eastAsia="Arial" w:hAnsi="Arial"/>
@@ -14081,7 +14081,7 @@
               <w:spacing w:after="10" w:before="0"/>
               <w:ind w:left="120"/>
             </w:pPr>
-            <w:hyperlink w:history="1" r:id="rIdzjjx-fzdrny7z_yo9tfts">
+            <w:hyperlink w:history="1" r:id="rIdpzl1-yvk0szwhv2kpgnh-">
               <w:r>
                 <w:rPr>
                   <w:rFonts w:ascii="Arial" w:cs="Arial" w:eastAsia="Arial" w:hAnsi="Arial"/>
@@ -14126,7 +14126,7 @@
             <w:pPr>
               <w:spacing w:after="20" w:before="0"/>
             </w:pPr>
-            <w:hyperlink w:history="1" r:id="rIdbp9l4ogx8uuf56phvxdtk">
+            <w:hyperlink w:history="1" r:id="rIdjsy2clvjfxbyuesiwcp9a">
               <w:r>
                 <w:rPr>
                   <w:rFonts w:ascii="Arial" w:cs="Arial" w:eastAsia="Arial" w:hAnsi="Arial"/>
@@ -14175,7 +14175,7 @@
               <w:spacing w:after="10" w:before="0"/>
               <w:ind w:left="120"/>
             </w:pPr>
-            <w:hyperlink w:history="1" r:id="rIda_zi3vcae3sc705ylh6no">
+            <w:hyperlink w:history="1" r:id="rIdwm1fa3k9kfvtq_fyubdy8">
               <w:r>
                 <w:rPr>
                   <w:rFonts w:ascii="Arial" w:cs="Arial" w:eastAsia="Arial" w:hAnsi="Arial"/>
@@ -14370,7 +14370,7 @@
             <w:pPr>
               <w:spacing w:after="20" w:before="0"/>
             </w:pPr>
-            <w:hyperlink w:history="1" r:id="rIdblgaxgxcsvvjbqlyik8ay">
+            <w:hyperlink w:history="1" r:id="rId0z1hugzx--vvmz56tmc9n">
               <w:r>
                 <w:rPr>
                   <w:rFonts w:ascii="Arial" w:cs="Arial" w:eastAsia="Arial" w:hAnsi="Arial"/>
@@ -14403,7 +14403,7 @@
               <w:spacing w:after="10" w:before="0"/>
               <w:ind w:left="120"/>
             </w:pPr>
-            <w:hyperlink w:history="1" r:id="rIdlwj5wkefktvaxrh_ajdn4">
+            <w:hyperlink w:history="1" r:id="rIdecup92y4-0j7t-7ej5cjw">
               <w:r>
                 <w:rPr>
                   <w:rFonts w:ascii="Arial" w:cs="Arial" w:eastAsia="Arial" w:hAnsi="Arial"/>
@@ -14448,7 +14448,7 @@
             <w:pPr>
               <w:spacing w:after="20" w:before="0"/>
             </w:pPr>
-            <w:hyperlink w:history="1" r:id="rId4ayryaxpqsqiiojq5ihse">
+            <w:hyperlink w:history="1" r:id="rId3nqx3erqlzfzzzcfg1amz">
               <w:r>
                 <w:rPr>
                   <w:rFonts w:ascii="Arial" w:cs="Arial" w:eastAsia="Arial" w:hAnsi="Arial"/>
@@ -14497,7 +14497,7 @@
               <w:spacing w:after="10" w:before="0"/>
               <w:ind w:left="120"/>
             </w:pPr>
-            <w:hyperlink w:history="1" r:id="rId7vmaacazfam6sak4oj23m">
+            <w:hyperlink w:history="1" r:id="rIdzc1egkpmzcdiz9yhaepko">
               <w:r>
                 <w:rPr>
                   <w:rFonts w:ascii="Arial" w:cs="Arial" w:eastAsia="Arial" w:hAnsi="Arial"/>
@@ -15009,7 +15009,7 @@
         </w:rPr>
         <w:t xml:space="preserve">© 2026 SeaVuria and ARES. Aligned with KICD objectives. Developed by SeaVuria; technical implementation by ARES (with AI assistance from Claude). Licensed under </w:t>
       </w:r>
-      <w:hyperlink w:history="1" r:id="rIdaku4bqsmjtgb4s7d5dnd9">
+      <w:hyperlink w:history="1" r:id="rId9qfv4w1hwmdvrkbucylxo">
         <w:r>
           <w:rPr>
             <w:rFonts w:ascii="Arial" w:cs="Arial" w:eastAsia="Arial" w:hAnsi="Arial"/>
@@ -15030,7 +15030,7 @@
         </w:rPr>
         <w:t xml:space="preserve"> (</w:t>
       </w:r>
-      <w:hyperlink w:history="1" r:id="rIdg7akws3orfdwh4b7nqwgf">
+      <w:hyperlink w:history="1" r:id="rId2tnrmyvaw1ss2fw-h1uoa">
         <w:r>
           <w:rPr>
             <w:rFonts w:ascii="Arial" w:cs="Arial" w:eastAsia="Arial" w:hAnsi="Arial"/>
@@ -16043,7 +16043,7 @@
             <w:pPr>
               <w:spacing w:after="20" w:before="0"/>
             </w:pPr>
-            <w:hyperlink w:history="1" r:id="rIdwy3qb-nk05l6al1fjyjuk">
+            <w:hyperlink w:history="1" r:id="rIdkijmznha7xvz53jzsjcwd">
               <w:r>
                 <w:rPr>
                   <w:rFonts w:ascii="Arial" w:cs="Arial" w:eastAsia="Arial" w:hAnsi="Arial"/>
@@ -16076,7 +16076,7 @@
               <w:spacing w:after="10" w:before="0"/>
               <w:ind w:left="120"/>
             </w:pPr>
-            <w:hyperlink w:history="1" r:id="rIdc5f1jlxzzvgkmbe-2jjhk">
+            <w:hyperlink w:history="1" r:id="rIdgekbvxtvcniigl23cod71">
               <w:r>
                 <w:rPr>
                   <w:rFonts w:ascii="Arial" w:cs="Arial" w:eastAsia="Arial" w:hAnsi="Arial"/>
@@ -16121,7 +16121,7 @@
             <w:pPr>
               <w:spacing w:after="20" w:before="0"/>
             </w:pPr>
-            <w:hyperlink w:history="1" r:id="rIdj4aurewtedaksqf-hbcoh">
+            <w:hyperlink w:history="1" r:id="rIdrx1_pmhrtklmfd1yia1qx">
               <w:r>
                 <w:rPr>
                   <w:rFonts w:ascii="Arial" w:cs="Arial" w:eastAsia="Arial" w:hAnsi="Arial"/>
@@ -16154,7 +16154,7 @@
               <w:spacing w:after="10" w:before="0"/>
               <w:ind w:left="120"/>
             </w:pPr>
-            <w:hyperlink w:history="1" r:id="rIdyzwtyxet0jyzga57tgaku">
+            <w:hyperlink w:history="1" r:id="rIdj0ilcglto7wylkpocoq53">
               <w:r>
                 <w:rPr>
                   <w:rFonts w:ascii="Arial" w:cs="Arial" w:eastAsia="Arial" w:hAnsi="Arial"/>
@@ -16349,7 +16349,7 @@
             <w:pPr>
               <w:spacing w:after="20" w:before="0"/>
             </w:pPr>
-            <w:hyperlink w:history="1" r:id="rId0ob965saz3u6e6mibdd6-">
+            <w:hyperlink w:history="1" r:id="rIdkr1vefn4vexfzc-bfdrgg">
               <w:r>
                 <w:rPr>
                   <w:rFonts w:ascii="Arial" w:cs="Arial" w:eastAsia="Arial" w:hAnsi="Arial"/>
@@ -16382,7 +16382,7 @@
               <w:spacing w:after="10" w:before="0"/>
               <w:ind w:left="120"/>
             </w:pPr>
-            <w:hyperlink w:history="1" r:id="rId_xjlzzafv1ibbxo1bmyiu">
+            <w:hyperlink w:history="1" r:id="rIdftdahl3vmca_6zx5x4nm_">
               <w:r>
                 <w:rPr>
                   <w:rFonts w:ascii="Arial" w:cs="Arial" w:eastAsia="Arial" w:hAnsi="Arial"/>
@@ -16427,7 +16427,7 @@
             <w:pPr>
               <w:spacing w:after="20" w:before="0"/>
             </w:pPr>
-            <w:hyperlink w:history="1" r:id="rId5twezy0_9vg0wyzystrft">
+            <w:hyperlink w:history="1" r:id="rIdeecde7bpbhlbdgsh59hti">
               <w:r>
                 <w:rPr>
                   <w:rFonts w:ascii="Arial" w:cs="Arial" w:eastAsia="Arial" w:hAnsi="Arial"/>
@@ -16460,7 +16460,7 @@
               <w:spacing w:after="10" w:before="0"/>
               <w:ind w:left="120"/>
             </w:pPr>
-            <w:hyperlink w:history="1" r:id="rIdypzgqorjow7enra02yndb">
+            <w:hyperlink w:history="1" r:id="rIdw5yliwniqic4ibyu1fovq">
               <w:r>
                 <w:rPr>
                   <w:rFonts w:ascii="Arial" w:cs="Arial" w:eastAsia="Arial" w:hAnsi="Arial"/>
@@ -16997,7 +16997,7 @@
             <w:pPr>
               <w:spacing w:after="20" w:before="0"/>
             </w:pPr>
-            <w:hyperlink w:history="1" r:id="rIdkjvg2aazyp6qb1ni3u--k">
+            <w:hyperlink w:history="1" r:id="rIddalixhsb7rcnpudqiou_-">
               <w:r>
                 <w:rPr>
                   <w:rFonts w:ascii="Arial" w:cs="Arial" w:eastAsia="Arial" w:hAnsi="Arial"/>
@@ -17030,7 +17030,7 @@
               <w:spacing w:after="10" w:before="0"/>
               <w:ind w:left="120"/>
             </w:pPr>
-            <w:hyperlink w:history="1" r:id="rIdqabz9agy53rzwuto5q5y5">
+            <w:hyperlink w:history="1" r:id="rId6ffvtimf59prxbjzmmrzt">
               <w:r>
                 <w:rPr>
                   <w:rFonts w:ascii="Arial" w:cs="Arial" w:eastAsia="Arial" w:hAnsi="Arial"/>
@@ -17075,7 +17075,7 @@
             <w:pPr>
               <w:spacing w:after="20" w:before="0"/>
             </w:pPr>
-            <w:hyperlink w:history="1" r:id="rIdc3iubqrk_gw5h7odxwra2">
+            <w:hyperlink w:history="1" r:id="rIdt4klsguzsnqxz2947ellj">
               <w:r>
                 <w:rPr>
                   <w:rFonts w:ascii="Arial" w:cs="Arial" w:eastAsia="Arial" w:hAnsi="Arial"/>
@@ -17108,7 +17108,7 @@
               <w:spacing w:after="10" w:before="0"/>
               <w:ind w:left="120"/>
             </w:pPr>
-            <w:hyperlink w:history="1" r:id="rIdrmjnz7qxmrl3ywuqo29wk">
+            <w:hyperlink w:history="1" r:id="rId7ow3kjxricnvxxsizxh3y">
               <w:r>
                 <w:rPr>
                   <w:rFonts w:ascii="Arial" w:cs="Arial" w:eastAsia="Arial" w:hAnsi="Arial"/>
@@ -17550,7 +17550,7 @@
             <w:pPr>
               <w:spacing w:after="20" w:before="0"/>
             </w:pPr>
-            <w:hyperlink w:history="1" r:id="rIdqwtvgck3wibzy8-dd49hk">
+            <w:hyperlink w:history="1" r:id="rIdsdyzrcgkq3ldhfhiaufn6">
               <w:r>
                 <w:rPr>
                   <w:rFonts w:ascii="Arial" w:cs="Arial" w:eastAsia="Arial" w:hAnsi="Arial"/>
@@ -17583,7 +17583,7 @@
               <w:spacing w:after="10" w:before="0"/>
               <w:ind w:left="120"/>
             </w:pPr>
-            <w:hyperlink w:history="1" r:id="rId1zq3um4jygqklyldlnbig">
+            <w:hyperlink w:history="1" r:id="rIdzl7tsncpeo-w_x7ln4zd9">
               <w:r>
                 <w:rPr>
                   <w:rFonts w:ascii="Arial" w:cs="Arial" w:eastAsia="Arial" w:hAnsi="Arial"/>
@@ -17628,7 +17628,7 @@
             <w:pPr>
               <w:spacing w:after="20" w:before="0"/>
             </w:pPr>
-            <w:hyperlink w:history="1" r:id="rIdiorot-bddacdwmaznldkz">
+            <w:hyperlink w:history="1" r:id="rIdv24odvi_uwzwxq38zxx21">
               <w:r>
                 <w:rPr>
                   <w:rFonts w:ascii="Arial" w:cs="Arial" w:eastAsia="Arial" w:hAnsi="Arial"/>
@@ -17661,7 +17661,7 @@
               <w:spacing w:after="10" w:before="0"/>
               <w:ind w:left="120"/>
             </w:pPr>
-            <w:hyperlink w:history="1" r:id="rIdrn2ygdmt9g5wwnv9ifzuq">
+            <w:hyperlink w:history="1" r:id="rIdnlommd8yxjuhvroyxymno">
               <w:r>
                 <w:rPr>
                   <w:rFonts w:ascii="Arial" w:cs="Arial" w:eastAsia="Arial" w:hAnsi="Arial"/>
@@ -18010,7 +18010,7 @@
             <w:pPr>
               <w:spacing w:after="20" w:before="0"/>
             </w:pPr>
-            <w:hyperlink w:history="1" r:id="rIdspbhqbzn0nmfururecoj4">
+            <w:hyperlink w:history="1" r:id="rIduhhmd4t9btilgr4zm-9la">
               <w:r>
                 <w:rPr>
                   <w:rFonts w:ascii="Arial" w:cs="Arial" w:eastAsia="Arial" w:hAnsi="Arial"/>
@@ -18043,7 +18043,7 @@
               <w:spacing w:after="10" w:before="0"/>
               <w:ind w:left="120"/>
             </w:pPr>
-            <w:hyperlink w:history="1" r:id="rIdbnjs6gxhu_xbucmkgzppc">
+            <w:hyperlink w:history="1" r:id="rId70in_8nzqukrsbokhfsrw">
               <w:r>
                 <w:rPr>
                   <w:rFonts w:ascii="Arial" w:cs="Arial" w:eastAsia="Arial" w:hAnsi="Arial"/>
@@ -18088,7 +18088,7 @@
             <w:pPr>
               <w:spacing w:after="20" w:before="0"/>
             </w:pPr>
-            <w:hyperlink w:history="1" r:id="rIdizaf7os7ihpv4xdvui2se">
+            <w:hyperlink w:history="1" r:id="rIdlxppll5zpdcdqwhme_i1-">
               <w:r>
                 <w:rPr>
                   <w:rFonts w:ascii="Arial" w:cs="Arial" w:eastAsia="Arial" w:hAnsi="Arial"/>
@@ -18137,7 +18137,7 @@
               <w:spacing w:after="10" w:before="0"/>
               <w:ind w:left="120"/>
             </w:pPr>
-            <w:hyperlink w:history="1" r:id="rIdcvxj2okkaomwl_honjmjk">
+            <w:hyperlink w:history="1" r:id="rIdiz0lxugf3dwkbxyznqv2g">
               <w:r>
                 <w:rPr>
                   <w:rFonts w:ascii="Arial" w:cs="Arial" w:eastAsia="Arial" w:hAnsi="Arial"/>
@@ -18976,7 +18976,7 @@
         </w:rPr>
         <w:t xml:space="preserve">© 2026 SeaVuria and ARES. Aligned with KICD objectives. Developed by SeaVuria; technical implementation by ARES (with AI assistance from Claude). Licensed under </w:t>
       </w:r>
-      <w:hyperlink w:history="1" r:id="rIdoryfclxqid0rsh7x7bdb2">
+      <w:hyperlink w:history="1" r:id="rIdcmiiil35kzy2aln9b-sif">
         <w:r>
           <w:rPr>
             <w:rFonts w:ascii="Arial" w:cs="Arial" w:eastAsia="Arial" w:hAnsi="Arial"/>
@@ -18997,7 +18997,7 @@
         </w:rPr>
         <w:t xml:space="preserve"> (</w:t>
       </w:r>
-      <w:hyperlink w:history="1" r:id="rIder8aex3fadchdmxlabhnz">
+      <w:hyperlink w:history="1" r:id="rIdcuvoiqintomed2dl3ecbs">
         <w:r>
           <w:rPr>
             <w:rFonts w:ascii="Arial" w:cs="Arial" w:eastAsia="Arial" w:hAnsi="Arial"/>
@@ -20189,7 +20189,7 @@
             <w:pPr>
               <w:spacing w:after="20" w:before="0"/>
             </w:pPr>
-            <w:hyperlink w:history="1" r:id="rId_igpwayou5lagqprevvi7">
+            <w:hyperlink w:history="1" r:id="rIdonawn4zu1f7zz2banabvv">
               <w:r>
                 <w:rPr>
                   <w:rFonts w:ascii="Arial" w:cs="Arial" w:eastAsia="Arial" w:hAnsi="Arial"/>
@@ -20222,7 +20222,7 @@
               <w:spacing w:after="10" w:before="0"/>
               <w:ind w:left="120"/>
             </w:pPr>
-            <w:hyperlink w:history="1" r:id="rIdckhvr8n4qo6k1x65rnhg2">
+            <w:hyperlink w:history="1" r:id="rIdjmtqwwhk3bm7mdiutoesy">
               <w:r>
                 <w:rPr>
                   <w:rFonts w:ascii="Arial" w:cs="Arial" w:eastAsia="Arial" w:hAnsi="Arial"/>
@@ -20267,7 +20267,7 @@
             <w:pPr>
               <w:spacing w:after="20" w:before="0"/>
             </w:pPr>
-            <w:hyperlink w:history="1" r:id="rIdzlql-uolijg9x3vuh5kqo">
+            <w:hyperlink w:history="1" r:id="rIdug9ih1sx5t67f9had4ymi">
               <w:r>
                 <w:rPr>
                   <w:rFonts w:ascii="Arial" w:cs="Arial" w:eastAsia="Arial" w:hAnsi="Arial"/>
@@ -20300,7 +20300,7 @@
               <w:spacing w:after="10" w:before="0"/>
               <w:ind w:left="120"/>
             </w:pPr>
-            <w:hyperlink w:history="1" r:id="rId2j__yufgtov23iwvldd0n">
+            <w:hyperlink w:history="1" r:id="rId4zwlbg_jd6ntrz6xgbp50">
               <w:r>
                 <w:rPr>
                   <w:rFonts w:ascii="Arial" w:cs="Arial" w:eastAsia="Arial" w:hAnsi="Arial"/>
@@ -20495,7 +20495,7 @@
             <w:pPr>
               <w:spacing w:after="20" w:before="0"/>
             </w:pPr>
-            <w:hyperlink w:history="1" r:id="rIdsgofmzvwsznargcaen8f-">
+            <w:hyperlink w:history="1" r:id="rIdq6ieta8fekdkc1p3iwprd">
               <w:r>
                 <w:rPr>
                   <w:rFonts w:ascii="Arial" w:cs="Arial" w:eastAsia="Arial" w:hAnsi="Arial"/>
@@ -20528,7 +20528,7 @@
               <w:spacing w:after="10" w:before="0"/>
               <w:ind w:left="120"/>
             </w:pPr>
-            <w:hyperlink w:history="1" r:id="rIdh7uqivb6nq68wbfngpirp">
+            <w:hyperlink w:history="1" r:id="rIdorjrrckquucogjn3llevv">
               <w:r>
                 <w:rPr>
                   <w:rFonts w:ascii="Arial" w:cs="Arial" w:eastAsia="Arial" w:hAnsi="Arial"/>
@@ -20573,7 +20573,7 @@
             <w:pPr>
               <w:spacing w:after="20" w:before="0"/>
             </w:pPr>
-            <w:hyperlink w:history="1" r:id="rIdmqiazcdq0bizxlzkrxal6">
+            <w:hyperlink w:history="1" r:id="rIdc7cib46k_b_vjqwovoqv-">
               <w:r>
                 <w:rPr>
                   <w:rFonts w:ascii="Arial" w:cs="Arial" w:eastAsia="Arial" w:hAnsi="Arial"/>
@@ -20606,7 +20606,7 @@
               <w:spacing w:after="10" w:before="0"/>
               <w:ind w:left="120"/>
             </w:pPr>
-            <w:hyperlink w:history="1" r:id="rIdo30ztevqb_2dl0jzaanmm">
+            <w:hyperlink w:history="1" r:id="rIdmyhf0esedrqpyatrv-sep">
               <w:r>
                 <w:rPr>
                   <w:rFonts w:ascii="Arial" w:cs="Arial" w:eastAsia="Arial" w:hAnsi="Arial"/>
@@ -20801,7 +20801,7 @@
             <w:pPr>
               <w:spacing w:after="20" w:before="0"/>
             </w:pPr>
-            <w:hyperlink w:history="1" r:id="rIdsobsn8qtb2vmesanapurv">
+            <w:hyperlink w:history="1" r:id="rId103tbeckcvssduenfdjbv">
               <w:r>
                 <w:rPr>
                   <w:rFonts w:ascii="Arial" w:cs="Arial" w:eastAsia="Arial" w:hAnsi="Arial"/>
@@ -20834,7 +20834,7 @@
               <w:spacing w:after="10" w:before="0"/>
               <w:ind w:left="120"/>
             </w:pPr>
-            <w:hyperlink w:history="1" r:id="rIdrsdyc6mtdmnp4o-pw8uld">
+            <w:hyperlink w:history="1" r:id="rIdzrr9bibr1twjrwkcacj9h">
               <w:r>
                 <w:rPr>
                   <w:rFonts w:ascii="Arial" w:cs="Arial" w:eastAsia="Arial" w:hAnsi="Arial"/>
@@ -20879,7 +20879,7 @@
             <w:pPr>
               <w:spacing w:after="20" w:before="0"/>
             </w:pPr>
-            <w:hyperlink w:history="1" r:id="rIdcnfl-lzhafxsekqyy1ost">
+            <w:hyperlink w:history="1" r:id="rIdy5w3asjcron8ssjsxj51f">
               <w:r>
                 <w:rPr>
                   <w:rFonts w:ascii="Arial" w:cs="Arial" w:eastAsia="Arial" w:hAnsi="Arial"/>
@@ -20928,7 +20928,7 @@
               <w:spacing w:after="10" w:before="0"/>
               <w:ind w:left="120"/>
             </w:pPr>
-            <w:hyperlink w:history="1" r:id="rIdbnvwxk9vtvyewp-n07irx">
+            <w:hyperlink w:history="1" r:id="rIdgkbccwxhh7pkd4effgko6">
               <w:r>
                 <w:rPr>
                   <w:rFonts w:ascii="Arial" w:cs="Arial" w:eastAsia="Arial" w:hAnsi="Arial"/>
@@ -21123,7 +21123,7 @@
             <w:pPr>
               <w:spacing w:after="20" w:before="0"/>
             </w:pPr>
-            <w:hyperlink w:history="1" r:id="rIdo0m_vbjf-cr2amnnkk9es">
+            <w:hyperlink w:history="1" r:id="rIdfbeo04qaocqv9xke08pzf">
               <w:r>
                 <w:rPr>
                   <w:rFonts w:ascii="Arial" w:cs="Arial" w:eastAsia="Arial" w:hAnsi="Arial"/>
@@ -21156,7 +21156,7 @@
               <w:spacing w:after="10" w:before="0"/>
               <w:ind w:left="120"/>
             </w:pPr>
-            <w:hyperlink w:history="1" r:id="rId1mkyulwgdnkgj4vawogwd">
+            <w:hyperlink w:history="1" r:id="rIdncualvwk_fs5tcyp1gnyc">
               <w:r>
                 <w:rPr>
                   <w:rFonts w:ascii="Arial" w:cs="Arial" w:eastAsia="Arial" w:hAnsi="Arial"/>
@@ -21201,7 +21201,7 @@
             <w:pPr>
               <w:spacing w:after="20" w:before="0"/>
             </w:pPr>
-            <w:hyperlink w:history="1" r:id="rIdmysoqqxb1vjunpiji4zp4">
+            <w:hyperlink w:history="1" r:id="rIdxt8hqqdkzkwjtoj27aw-p">
               <w:r>
                 <w:rPr>
                   <w:rFonts w:ascii="Arial" w:cs="Arial" w:eastAsia="Arial" w:hAnsi="Arial"/>
@@ -21250,7 +21250,7 @@
               <w:spacing w:after="10" w:before="0"/>
               <w:ind w:left="120"/>
             </w:pPr>
-            <w:hyperlink w:history="1" r:id="rId82hlm0jni8forngmby7xw">
+            <w:hyperlink w:history="1" r:id="rIdad7ftgkzfztijfuskacmh">
               <w:r>
                 <w:rPr>
                   <w:rFonts w:ascii="Arial" w:cs="Arial" w:eastAsia="Arial" w:hAnsi="Arial"/>
@@ -21445,7 +21445,7 @@
             <w:pPr>
               <w:spacing w:after="20" w:before="0"/>
             </w:pPr>
-            <w:hyperlink w:history="1" r:id="rId5n4vd7vbfdtphva9troaz">
+            <w:hyperlink w:history="1" r:id="rId47ignizjvhgjnr_4zga6l">
               <w:r>
                 <w:rPr>
                   <w:rFonts w:ascii="Arial" w:cs="Arial" w:eastAsia="Arial" w:hAnsi="Arial"/>
@@ -21478,7 +21478,7 @@
               <w:spacing w:after="10" w:before="0"/>
               <w:ind w:left="120"/>
             </w:pPr>
-            <w:hyperlink w:history="1" r:id="rIdl0zfhjc67388egf7ssbpo">
+            <w:hyperlink w:history="1" r:id="rIdulvtgmuj7moydz_bwvsra">
               <w:r>
                 <w:rPr>
                   <w:rFonts w:ascii="Arial" w:cs="Arial" w:eastAsia="Arial" w:hAnsi="Arial"/>
@@ -21523,7 +21523,7 @@
             <w:pPr>
               <w:spacing w:after="20" w:before="0"/>
             </w:pPr>
-            <w:hyperlink w:history="1" r:id="rIduza3dz0t8qrvr0gs0m4rp">
+            <w:hyperlink w:history="1" r:id="rIdv8xudjm9cc526-k9wy4pz">
               <w:r>
                 <w:rPr>
                   <w:rFonts w:ascii="Arial" w:cs="Arial" w:eastAsia="Arial" w:hAnsi="Arial"/>
@@ -21556,7 +21556,7 @@
               <w:spacing w:after="10" w:before="0"/>
               <w:ind w:left="120"/>
             </w:pPr>
-            <w:hyperlink w:history="1" r:id="rIdayt9fykku13tmz5fxt4fa">
+            <w:hyperlink w:history="1" r:id="rIdgdyxogcl6jdbyiudmazrn">
               <w:r>
                 <w:rPr>
                   <w:rFonts w:ascii="Arial" w:cs="Arial" w:eastAsia="Arial" w:hAnsi="Arial"/>
@@ -22144,7 +22144,7 @@
         </w:rPr>
         <w:t xml:space="preserve">© 2026 SeaVuria and ARES. Aligned with KICD objectives. Developed by SeaVuria; technical implementation by ARES (with AI assistance from Claude). Licensed under </w:t>
       </w:r>
-      <w:hyperlink w:history="1" r:id="rIdm-eojrbsw07vxxptq3qlt">
+      <w:hyperlink w:history="1" r:id="rIdsnr2kuvd6q7enxmm3yqp_">
         <w:r>
           <w:rPr>
             <w:rFonts w:ascii="Arial" w:cs="Arial" w:eastAsia="Arial" w:hAnsi="Arial"/>
@@ -22165,7 +22165,7 @@
         </w:rPr>
         <w:t xml:space="preserve"> (</w:t>
       </w:r>
-      <w:hyperlink w:history="1" r:id="rIdp--l7ruvuoud_4jkzs1ew">
+      <w:hyperlink w:history="1" r:id="rId4dur_ooy8pgzsyvdykzn1">
         <w:r>
           <w:rPr>
             <w:rFonts w:ascii="Arial" w:cs="Arial" w:eastAsia="Arial" w:hAnsi="Arial"/>
@@ -23178,7 +23178,7 @@
             <w:pPr>
               <w:spacing w:after="20" w:before="0"/>
             </w:pPr>
-            <w:hyperlink w:history="1" r:id="rIdb2av-nwzhkgnyldqleadh">
+            <w:hyperlink w:history="1" r:id="rIdnnqqpwmsullgaze9h69wl">
               <w:r>
                 <w:rPr>
                   <w:rFonts w:ascii="Arial" w:cs="Arial" w:eastAsia="Arial" w:hAnsi="Arial"/>
@@ -23211,7 +23211,7 @@
               <w:spacing w:after="10" w:before="0"/>
               <w:ind w:left="120"/>
             </w:pPr>
-            <w:hyperlink w:history="1" r:id="rIdjv-ab5wf_txp1i9aypulk">
+            <w:hyperlink w:history="1" r:id="rIdkn5xassh2ssb838z3m0li">
               <w:r>
                 <w:rPr>
                   <w:rFonts w:ascii="Arial" w:cs="Arial" w:eastAsia="Arial" w:hAnsi="Arial"/>
@@ -23256,7 +23256,7 @@
             <w:pPr>
               <w:spacing w:after="20" w:before="0"/>
             </w:pPr>
-            <w:hyperlink w:history="1" r:id="rIdzr0noxxztrlv-cuiyoirn">
+            <w:hyperlink w:history="1" r:id="rIdiwztj6-ez6eigbtommkky">
               <w:r>
                 <w:rPr>
                   <w:rFonts w:ascii="Arial" w:cs="Arial" w:eastAsia="Arial" w:hAnsi="Arial"/>
@@ -23289,7 +23289,7 @@
               <w:spacing w:after="10" w:before="0"/>
               <w:ind w:left="120"/>
             </w:pPr>
-            <w:hyperlink w:history="1" r:id="rIdayht2iq50gaemsccrr5ba">
+            <w:hyperlink w:history="1" r:id="rId-ims9xlicqc2am9_n4h7l">
               <w:r>
                 <w:rPr>
                   <w:rFonts w:ascii="Arial" w:cs="Arial" w:eastAsia="Arial" w:hAnsi="Arial"/>
@@ -23484,7 +23484,7 @@
             <w:pPr>
               <w:spacing w:after="20" w:before="0"/>
             </w:pPr>
-            <w:hyperlink w:history="1" r:id="rIdi9gi4bakd4tb7zhv_nokr">
+            <w:hyperlink w:history="1" r:id="rIdmgasr664i8gppgpuc8pjq">
               <w:r>
                 <w:rPr>
                   <w:rFonts w:ascii="Arial" w:cs="Arial" w:eastAsia="Arial" w:hAnsi="Arial"/>
@@ -23517,7 +23517,7 @@
               <w:spacing w:after="10" w:before="0"/>
               <w:ind w:left="120"/>
             </w:pPr>
-            <w:hyperlink w:history="1" r:id="rId99y-owmzrzv-cvsqfyygn">
+            <w:hyperlink w:history="1" r:id="rIdnqxe9yvauwjz53_hpr8su">
               <w:r>
                 <w:rPr>
                   <w:rFonts w:ascii="Arial" w:cs="Arial" w:eastAsia="Arial" w:hAnsi="Arial"/>
@@ -23562,7 +23562,7 @@
             <w:pPr>
               <w:spacing w:after="20" w:before="0"/>
             </w:pPr>
-            <w:hyperlink w:history="1" r:id="rIdbdxeagkq7fwdyqejurat_">
+            <w:hyperlink w:history="1" r:id="rIdljjaxjqrixe8__trm0izs">
               <w:r>
                 <w:rPr>
                   <w:rFonts w:ascii="Arial" w:cs="Arial" w:eastAsia="Arial" w:hAnsi="Arial"/>
@@ -23595,7 +23595,7 @@
               <w:spacing w:after="10" w:before="0"/>
               <w:ind w:left="120"/>
             </w:pPr>
-            <w:hyperlink w:history="1" r:id="rIdgte-p1xt8jh89xqmjc82b">
+            <w:hyperlink w:history="1" r:id="rIdcg-sdybbzoehtelwkhuy3">
               <w:r>
                 <w:rPr>
                   <w:rFonts w:ascii="Arial" w:cs="Arial" w:eastAsia="Arial" w:hAnsi="Arial"/>
@@ -23828,7 +23828,7 @@
             <w:pPr>
               <w:spacing w:after="20" w:before="0"/>
             </w:pPr>
-            <w:hyperlink w:history="1" r:id="rIdhtpyeyyohla36kgf9rcvy">
+            <w:hyperlink w:history="1" r:id="rId9rnrabhc0zemfv0y0jgh0">
               <w:r>
                 <w:rPr>
                   <w:rFonts w:ascii="Arial" w:cs="Arial" w:eastAsia="Arial" w:hAnsi="Arial"/>
@@ -23877,7 +23877,7 @@
               <w:spacing w:after="10" w:before="0"/>
               <w:ind w:left="120"/>
             </w:pPr>
-            <w:hyperlink w:history="1" r:id="rIdqbwvhdyvqsu8tk6rpyllw">
+            <w:hyperlink w:history="1" r:id="rIdcnayywddwdtvvfu_ck_pb">
               <w:r>
                 <w:rPr>
                   <w:rFonts w:ascii="Arial" w:cs="Arial" w:eastAsia="Arial" w:hAnsi="Arial"/>
@@ -23922,7 +23922,7 @@
             <w:pPr>
               <w:spacing w:after="20" w:before="0"/>
             </w:pPr>
-            <w:hyperlink w:history="1" r:id="rId4pkfg3ydv5uat3nkbdxgz">
+            <w:hyperlink w:history="1" r:id="rId81osv2sulq1ymhzbgcvg9">
               <w:r>
                 <w:rPr>
                   <w:rFonts w:ascii="Arial" w:cs="Arial" w:eastAsia="Arial" w:hAnsi="Arial"/>
@@ -23971,7 +23971,7 @@
               <w:spacing w:after="10" w:before="0"/>
               <w:ind w:left="120"/>
             </w:pPr>
-            <w:hyperlink w:history="1" r:id="rIdyzdbb_t0qa2t_lsyhlzsz">
+            <w:hyperlink w:history="1" r:id="rIdbe0yxiahjr8vy9l69qqu5">
               <w:r>
                 <w:rPr>
                   <w:rFonts w:ascii="Arial" w:cs="Arial" w:eastAsia="Arial" w:hAnsi="Arial"/>
@@ -24166,7 +24166,7 @@
             <w:pPr>
               <w:spacing w:after="20" w:before="0"/>
             </w:pPr>
-            <w:hyperlink w:history="1" r:id="rIdh_pxlzw2_dictosegwayu">
+            <w:hyperlink w:history="1" r:id="rIdfvaoavf8knz5zfqzkikvj">
               <w:r>
                 <w:rPr>
                   <w:rFonts w:ascii="Arial" w:cs="Arial" w:eastAsia="Arial" w:hAnsi="Arial"/>
@@ -24215,7 +24215,7 @@
               <w:spacing w:after="10" w:before="0"/>
               <w:ind w:left="120"/>
             </w:pPr>
-            <w:hyperlink w:history="1" r:id="rId8zfucov9lglz5_dhhcgmw">
+            <w:hyperlink w:history="1" r:id="rIdakmptxeqctnrzv64d65ym">
               <w:r>
                 <w:rPr>
                   <w:rFonts w:ascii="Arial" w:cs="Arial" w:eastAsia="Arial" w:hAnsi="Arial"/>
@@ -24260,7 +24260,7 @@
             <w:pPr>
               <w:spacing w:after="20" w:before="0"/>
             </w:pPr>
-            <w:hyperlink w:history="1" r:id="rIdzzrtdwsepnvyei35itu3x">
+            <w:hyperlink w:history="1" r:id="rIdvpdjytcbt9ikto9imkpix">
               <w:r>
                 <w:rPr>
                   <w:rFonts w:ascii="Arial" w:cs="Arial" w:eastAsia="Arial" w:hAnsi="Arial"/>
@@ -24293,7 +24293,7 @@
               <w:spacing w:after="10" w:before="0"/>
               <w:ind w:left="120"/>
             </w:pPr>
-            <w:hyperlink w:history="1" r:id="rIdzxcjcfk8vm4ghcbxu2szj">
+            <w:hyperlink w:history="1" r:id="rId_-6ujnwza2tx4ib4pbpug">
               <w:r>
                 <w:rPr>
                   <w:rFonts w:ascii="Arial" w:cs="Arial" w:eastAsia="Arial" w:hAnsi="Arial"/>
@@ -24488,7 +24488,7 @@
             <w:pPr>
               <w:spacing w:after="20" w:before="0"/>
             </w:pPr>
-            <w:hyperlink w:history="1" r:id="rIdiajbbf5ejgnjavm2molga">
+            <w:hyperlink w:history="1" r:id="rIds8hxxgl1sdzsbshgkqqjc">
               <w:r>
                 <w:rPr>
                   <w:rFonts w:ascii="Arial" w:cs="Arial" w:eastAsia="Arial" w:hAnsi="Arial"/>
@@ -24521,7 +24521,7 @@
               <w:spacing w:after="10" w:before="0"/>
               <w:ind w:left="120"/>
             </w:pPr>
-            <w:hyperlink w:history="1" r:id="rId6735k0_svo9amne3y-rsn">
+            <w:hyperlink w:history="1" r:id="rIdc0dl5c42a7m2bfi6is-vz">
               <w:r>
                 <w:rPr>
                   <w:rFonts w:ascii="Arial" w:cs="Arial" w:eastAsia="Arial" w:hAnsi="Arial"/>
@@ -24566,7 +24566,7 @@
             <w:pPr>
               <w:spacing w:after="20" w:before="0"/>
             </w:pPr>
-            <w:hyperlink w:history="1" r:id="rIdxayt5b5li_rjncicilaif">
+            <w:hyperlink w:history="1" r:id="rIde17ugycfkb1b11itsm5xq">
               <w:r>
                 <w:rPr>
                   <w:rFonts w:ascii="Arial" w:cs="Arial" w:eastAsia="Arial" w:hAnsi="Arial"/>
@@ -24599,7 +24599,7 @@
               <w:spacing w:after="10" w:before="0"/>
               <w:ind w:left="120"/>
             </w:pPr>
-            <w:hyperlink w:history="1" r:id="rId8nbda9fsjr2lumyhkuuf-">
+            <w:hyperlink w:history="1" r:id="rIdimyarfhenxxwlofn4e3f4">
               <w:r>
                 <w:rPr>
                   <w:rFonts w:ascii="Arial" w:cs="Arial" w:eastAsia="Arial" w:hAnsi="Arial"/>
@@ -25111,7 +25111,7 @@
         </w:rPr>
         <w:t xml:space="preserve">© 2026 SeaVuria and ARES. Aligned with KICD objectives. Developed by SeaVuria; technical implementation by ARES (with AI assistance from Claude). Licensed under </w:t>
       </w:r>
-      <w:hyperlink w:history="1" r:id="rId8e3oc0qrvh0c6tvzwnnmh">
+      <w:hyperlink w:history="1" r:id="rIdk7kiovyngdrqqkcblrgcp">
         <w:r>
           <w:rPr>
             <w:rFonts w:ascii="Arial" w:cs="Arial" w:eastAsia="Arial" w:hAnsi="Arial"/>
@@ -25132,7 +25132,7 @@
         </w:rPr>
         <w:t xml:space="preserve"> (</w:t>
       </w:r>
-      <w:hyperlink w:history="1" r:id="rIdzrudfreqx2vrtzw0uxqf7">
+      <w:hyperlink w:history="1" r:id="rIdzj3z8h-m81oeolrvfrg64">
         <w:r>
           <w:rPr>
             <w:rFonts w:ascii="Arial" w:cs="Arial" w:eastAsia="Arial" w:hAnsi="Arial"/>
@@ -26145,7 +26145,7 @@
             <w:pPr>
               <w:spacing w:after="20" w:before="0"/>
             </w:pPr>
-            <w:hyperlink w:history="1" r:id="rIdk2pdmlxymolmgemhi5d8r">
+            <w:hyperlink w:history="1" r:id="rId0ztsbii6rq5qneow6gbbd">
               <w:r>
                 <w:rPr>
                   <w:rFonts w:ascii="Arial" w:cs="Arial" w:eastAsia="Arial" w:hAnsi="Arial"/>
@@ -26178,7 +26178,7 @@
               <w:spacing w:after="10" w:before="0"/>
               <w:ind w:left="120"/>
             </w:pPr>
-            <w:hyperlink w:history="1" r:id="rIdw71b3fp3cf5niqmzg9q2i">
+            <w:hyperlink w:history="1" r:id="rIdsbp38pk--sihru9f3mc6j">
               <w:r>
                 <w:rPr>
                   <w:rFonts w:ascii="Arial" w:cs="Arial" w:eastAsia="Arial" w:hAnsi="Arial"/>
@@ -26223,7 +26223,7 @@
             <w:pPr>
               <w:spacing w:after="20" w:before="0"/>
             </w:pPr>
-            <w:hyperlink w:history="1" r:id="rIdwkivzcuc86b4wzooxdkh3">
+            <w:hyperlink w:history="1" r:id="rIdzsx1iabjacu-5nuvq1n99">
               <w:r>
                 <w:rPr>
                   <w:rFonts w:ascii="Arial" w:cs="Arial" w:eastAsia="Arial" w:hAnsi="Arial"/>
@@ -26256,7 +26256,7 @@
               <w:spacing w:after="10" w:before="0"/>
               <w:ind w:left="120"/>
             </w:pPr>
-            <w:hyperlink w:history="1" r:id="rIdfj4u32rjltcdbcxiqy6lk">
+            <w:hyperlink w:history="1" r:id="rIdnwqo-pyvgyk0dmah6l_2t">
               <w:r>
                 <w:rPr>
                   <w:rFonts w:ascii="Arial" w:cs="Arial" w:eastAsia="Arial" w:hAnsi="Arial"/>
@@ -26603,7 +26603,7 @@
             <w:pPr>
               <w:spacing w:after="20" w:before="0"/>
             </w:pPr>
-            <w:hyperlink w:history="1" r:id="rIdgyazls_m-ia9j-7oec1af">
+            <w:hyperlink w:history="1" r:id="rIdwmsinfuogee-psimo4hhr">
               <w:r>
                 <w:rPr>
                   <w:rFonts w:ascii="Arial" w:cs="Arial" w:eastAsia="Arial" w:hAnsi="Arial"/>
@@ -26636,7 +26636,7 @@
               <w:spacing w:after="10" w:before="0"/>
               <w:ind w:left="120"/>
             </w:pPr>
-            <w:hyperlink w:history="1" r:id="rId-l3tat1b7s0ahszychzno">
+            <w:hyperlink w:history="1" r:id="rIdlmoxaewis3gw5u5iczjf_">
               <w:r>
                 <w:rPr>
                   <w:rFonts w:ascii="Arial" w:cs="Arial" w:eastAsia="Arial" w:hAnsi="Arial"/>
@@ -26681,7 +26681,7 @@
             <w:pPr>
               <w:spacing w:after="20" w:before="0"/>
             </w:pPr>
-            <w:hyperlink w:history="1" r:id="rId8ng_jo0x3-c6oo-fzxd3s">
+            <w:hyperlink w:history="1" r:id="rId9hjrvlma0u_jjcdj-stc0">
               <w:r>
                 <w:rPr>
                   <w:rFonts w:ascii="Arial" w:cs="Arial" w:eastAsia="Arial" w:hAnsi="Arial"/>
@@ -26714,7 +26714,7 @@
               <w:spacing w:after="10" w:before="0"/>
               <w:ind w:left="120"/>
             </w:pPr>
-            <w:hyperlink w:history="1" r:id="rIdshckpgwxobefz3lp20cfy">
+            <w:hyperlink w:history="1" r:id="rIdbkthz1juwf7j8zk2jd2bh">
               <w:r>
                 <w:rPr>
                   <w:rFonts w:ascii="Arial" w:cs="Arial" w:eastAsia="Arial" w:hAnsi="Arial"/>
@@ -27061,7 +27061,7 @@
             <w:pPr>
               <w:spacing w:after="20" w:before="0"/>
             </w:pPr>
-            <w:hyperlink w:history="1" r:id="rId9j-r2fswo63m46wzwefr8">
+            <w:hyperlink w:history="1" r:id="rIdm_mgesdbexpnsfg2d0kn0">
               <w:r>
                 <w:rPr>
                   <w:rFonts w:ascii="Arial" w:cs="Arial" w:eastAsia="Arial" w:hAnsi="Arial"/>
@@ -27094,7 +27094,7 @@
               <w:spacing w:after="10" w:before="0"/>
               <w:ind w:left="120"/>
             </w:pPr>
-            <w:hyperlink w:history="1" r:id="rIdemioygtbej_ebowbepob8">
+            <w:hyperlink w:history="1" r:id="rIdp6ayqoaq9ll0hrqj-o5xk">
               <w:r>
                 <w:rPr>
                   <w:rFonts w:ascii="Arial" w:cs="Arial" w:eastAsia="Arial" w:hAnsi="Arial"/>
@@ -27139,7 +27139,7 @@
             <w:pPr>
               <w:spacing w:after="20" w:before="0"/>
             </w:pPr>
-            <w:hyperlink w:history="1" r:id="rId5uel6b15czgqlnkd0qpc0">
+            <w:hyperlink w:history="1" r:id="rIdbuutmdbhph2u85r6l7hl3">
               <w:r>
                 <w:rPr>
                   <w:rFonts w:ascii="Arial" w:cs="Arial" w:eastAsia="Arial" w:hAnsi="Arial"/>
@@ -27172,7 +27172,7 @@
               <w:spacing w:after="10" w:before="0"/>
               <w:ind w:left="120"/>
             </w:pPr>
-            <w:hyperlink w:history="1" r:id="rIdy_l7cquonfpt63xufgwqr">
+            <w:hyperlink w:history="1" r:id="rId7i7zqkw84sypktmuk2vkk">
               <w:r>
                 <w:rPr>
                   <w:rFonts w:ascii="Arial" w:cs="Arial" w:eastAsia="Arial" w:hAnsi="Arial"/>
@@ -27538,7 +27538,7 @@
             <w:pPr>
               <w:spacing w:after="20" w:before="0"/>
             </w:pPr>
-            <w:hyperlink w:history="1" r:id="rIdk7rtz0jrjthhmpvdflqei">
+            <w:hyperlink w:history="1" r:id="rIdj6kkkd7luuems3lk_1jbq">
               <w:r>
                 <w:rPr>
                   <w:rFonts w:ascii="Arial" w:cs="Arial" w:eastAsia="Arial" w:hAnsi="Arial"/>
@@ -27571,7 +27571,7 @@
               <w:spacing w:after="10" w:before="0"/>
               <w:ind w:left="120"/>
             </w:pPr>
-            <w:hyperlink w:history="1" r:id="rIdbi-7isdokai_xri5g7po4">
+            <w:hyperlink w:history="1" r:id="rIdzf4afnpekxnaqzcavf2hx">
               <w:r>
                 <w:rPr>
                   <w:rFonts w:ascii="Arial" w:cs="Arial" w:eastAsia="Arial" w:hAnsi="Arial"/>
@@ -27616,7 +27616,7 @@
             <w:pPr>
               <w:spacing w:after="20" w:before="0"/>
             </w:pPr>
-            <w:hyperlink w:history="1" r:id="rIdhgoviz_a2bzo49gl-y4pd">
+            <w:hyperlink w:history="1" r:id="rId33ogkivyprftgoaaewufq">
               <w:r>
                 <w:rPr>
                   <w:rFonts w:ascii="Arial" w:cs="Arial" w:eastAsia="Arial" w:hAnsi="Arial"/>
@@ -27649,7 +27649,7 @@
               <w:spacing w:after="10" w:before="0"/>
               <w:ind w:left="120"/>
             </w:pPr>
-            <w:hyperlink w:history="1" r:id="rId8jyyi5keqjlosvb8pulke">
+            <w:hyperlink w:history="1" r:id="rId-6ldgwxyrf3hlw1-vu2q4">
               <w:r>
                 <w:rPr>
                   <w:rFonts w:ascii="Arial" w:cs="Arial" w:eastAsia="Arial" w:hAnsi="Arial"/>
@@ -27996,7 +27996,7 @@
             <w:pPr>
               <w:spacing w:after="20" w:before="0"/>
             </w:pPr>
-            <w:hyperlink w:history="1" r:id="rIdrcx-x6gsjrx06zh4njjmm">
+            <w:hyperlink w:history="1" r:id="rIdgfvj4j-lonkeqi4kiqg3s">
               <w:r>
                 <w:rPr>
                   <w:rFonts w:ascii="Arial" w:cs="Arial" w:eastAsia="Arial" w:hAnsi="Arial"/>
@@ -28029,7 +28029,7 @@
               <w:spacing w:after="10" w:before="0"/>
               <w:ind w:left="120"/>
             </w:pPr>
-            <w:hyperlink w:history="1" r:id="rIdoawdqu-dixetw8kqfb1q1">
+            <w:hyperlink w:history="1" r:id="rId6nh93ik_wbybq6ixcnjiw">
               <w:r>
                 <w:rPr>
                   <w:rFonts w:ascii="Arial" w:cs="Arial" w:eastAsia="Arial" w:hAnsi="Arial"/>
@@ -28074,7 +28074,7 @@
             <w:pPr>
               <w:spacing w:after="20" w:before="0"/>
             </w:pPr>
-            <w:hyperlink w:history="1" r:id="rIdmqbi24wfmfcybluwcmepw">
+            <w:hyperlink w:history="1" r:id="rId1so37mnw_vogggjlxtobk">
               <w:r>
                 <w:rPr>
                   <w:rFonts w:ascii="Arial" w:cs="Arial" w:eastAsia="Arial" w:hAnsi="Arial"/>
@@ -28107,7 +28107,7 @@
               <w:spacing w:after="10" w:before="0"/>
               <w:ind w:left="120"/>
             </w:pPr>
-            <w:hyperlink w:history="1" r:id="rIdgxah_t4xnsnablrcrubga">
+            <w:hyperlink w:history="1" r:id="rIdqnabzw-yx9tlrblzd-dhe">
               <w:r>
                 <w:rPr>
                   <w:rFonts w:ascii="Arial" w:cs="Arial" w:eastAsia="Arial" w:hAnsi="Arial"/>
@@ -28923,7 +28923,7 @@
         </w:rPr>
         <w:t xml:space="preserve">© 2026 SeaVuria and ARES. Aligned with KICD objectives. Developed by SeaVuria; technical implementation by ARES (with AI assistance from Claude). Licensed under </w:t>
       </w:r>
-      <w:hyperlink w:history="1" r:id="rId6ragxm5dttvwic7lflyok">
+      <w:hyperlink w:history="1" r:id="rId0vsxvha4eaazzr2g_7w3l">
         <w:r>
           <w:rPr>
             <w:rFonts w:ascii="Arial" w:cs="Arial" w:eastAsia="Arial" w:hAnsi="Arial"/>
@@ -28944,7 +28944,7 @@
         </w:rPr>
         <w:t xml:space="preserve"> (</w:t>
       </w:r>
-      <w:hyperlink w:history="1" r:id="rIdh-nmkvfeyji9wbwtzujms">
+      <w:hyperlink w:history="1" r:id="rIdbitfg7qzs2xyxdexofhst">
         <w:r>
           <w:rPr>
             <w:rFonts w:ascii="Arial" w:cs="Arial" w:eastAsia="Arial" w:hAnsi="Arial"/>

--- a/data/outputs/v2/Essential_Mathematics/SS1.3_Quadratic_Equations/Essential_Mathematics_Quadratic_Equations_CBE_LessonSequence.docx
+++ b/data/outputs/v2/Essential_Mathematics/SS1.3_Quadratic_Equations/Essential_Mathematics_Quadratic_Equations_CBE_LessonSequence.docx
@@ -2246,7 +2246,7 @@
         </w:rPr>
         <w:t xml:space="preserve">© 2026 SeaVuria and ARES. This work is licensed under a </w:t>
       </w:r>
-      <w:hyperlink w:history="1" r:id="rIdrrgg-qs8lbleumovxzlpa">
+      <w:hyperlink w:history="1" r:id="rIdppk1zt1npgca_x3q1se3c">
         <w:r>
           <w:rPr>
             <w:rFonts w:ascii="Arial" w:cs="Arial" w:eastAsia="Arial" w:hAnsi="Arial"/>
@@ -2266,7 +2266,7 @@
         </w:rPr>
         <w:t xml:space="preserve"> (</w:t>
       </w:r>
-      <w:hyperlink w:history="1" r:id="rIdjkyeytwj9gf_9r9rdpsg5">
+      <w:hyperlink w:history="1" r:id="rIdrcuuu17l2pgkdu-c5vjrz">
         <w:r>
           <w:rPr>
             <w:rFonts w:ascii="Arial" w:cs="Arial" w:eastAsia="Arial" w:hAnsi="Arial"/>
@@ -2286,7 +2286,7 @@
         </w:rPr>
         <w:t xml:space="preserve">). To view a copy of this license, visit </w:t>
       </w:r>
-      <w:hyperlink w:history="1" r:id="rIdzfhiqatginam_hrn9yoge">
+      <w:hyperlink w:history="1" r:id="rIdkzpm25q_ia0uk6ehm0v3b">
         <w:r>
           <w:rPr>
             <w:rFonts w:ascii="Arial" w:cs="Arial" w:eastAsia="Arial" w:hAnsi="Arial"/>
@@ -3298,7 +3298,7 @@
             <w:pPr>
               <w:spacing w:after="20" w:before="0"/>
             </w:pPr>
-            <w:hyperlink w:history="1" r:id="rId44xvveislci1_osjmjgew">
+            <w:hyperlink w:history="1" r:id="rIdhbcx3_dzvgkzs0jipek9d">
               <w:r>
                 <w:rPr>
                   <w:rFonts w:ascii="Arial" w:cs="Arial" w:eastAsia="Arial" w:hAnsi="Arial"/>
@@ -3331,7 +3331,7 @@
               <w:spacing w:after="10" w:before="0"/>
               <w:ind w:left="120"/>
             </w:pPr>
-            <w:hyperlink w:history="1" r:id="rIdvib3wus4f-zzoulsykll2">
+            <w:hyperlink w:history="1" r:id="rIdpfpbh_d1gbydhfxjf-dts">
               <w:r>
                 <w:rPr>
                   <w:rFonts w:ascii="Arial" w:cs="Arial" w:eastAsia="Arial" w:hAnsi="Arial"/>
@@ -3376,7 +3376,7 @@
             <w:pPr>
               <w:spacing w:after="20" w:before="0"/>
             </w:pPr>
-            <w:hyperlink w:history="1" r:id="rIdbstzytaodz_yr6oo7qqzz">
+            <w:hyperlink w:history="1" r:id="rIdhitaom0cyujo95zbj5smj">
               <w:r>
                 <w:rPr>
                   <w:rFonts w:ascii="Arial" w:cs="Arial" w:eastAsia="Arial" w:hAnsi="Arial"/>
@@ -3409,7 +3409,7 @@
               <w:spacing w:after="10" w:before="0"/>
               <w:ind w:left="120"/>
             </w:pPr>
-            <w:hyperlink w:history="1" r:id="rIdbll-njo_erq_b4x0jmqsj">
+            <w:hyperlink w:history="1" r:id="rIdesklzcv33elsdi-6-ideq">
               <w:r>
                 <w:rPr>
                   <w:rFonts w:ascii="Arial" w:cs="Arial" w:eastAsia="Arial" w:hAnsi="Arial"/>
@@ -3661,7 +3661,7 @@
             <w:pPr>
               <w:spacing w:after="20" w:before="0"/>
             </w:pPr>
-            <w:hyperlink w:history="1" r:id="rIdn8-aflh3dt2awerip41gm">
+            <w:hyperlink w:history="1" r:id="rIdey4mmg49hxbh4cmborp9o">
               <w:r>
                 <w:rPr>
                   <w:rFonts w:ascii="Arial" w:cs="Arial" w:eastAsia="Arial" w:hAnsi="Arial"/>
@@ -3694,7 +3694,7 @@
               <w:spacing w:after="10" w:before="0"/>
               <w:ind w:left="120"/>
             </w:pPr>
-            <w:hyperlink w:history="1" r:id="rIdxiajmxxmjnw1cxdjizwpq">
+            <w:hyperlink w:history="1" r:id="rIdnfdihhkc9qdvjkd19phjg">
               <w:r>
                 <w:rPr>
                   <w:rFonts w:ascii="Arial" w:cs="Arial" w:eastAsia="Arial" w:hAnsi="Arial"/>
@@ -3739,7 +3739,7 @@
             <w:pPr>
               <w:spacing w:after="20" w:before="0"/>
             </w:pPr>
-            <w:hyperlink w:history="1" r:id="rIduwtt-n-nkpzrrd9rbkxbs">
+            <w:hyperlink w:history="1" r:id="rIdaisqyv7n1jqpubgtthvbs">
               <w:r>
                 <w:rPr>
                   <w:rFonts w:ascii="Arial" w:cs="Arial" w:eastAsia="Arial" w:hAnsi="Arial"/>
@@ -3772,7 +3772,7 @@
               <w:spacing w:after="10" w:before="0"/>
               <w:ind w:left="120"/>
             </w:pPr>
-            <w:hyperlink w:history="1" r:id="rIduqnabr9_bpgojo5f_wmnm">
+            <w:hyperlink w:history="1" r:id="rId-xgp9yltye78hebd8vmpq">
               <w:r>
                 <w:rPr>
                   <w:rFonts w:ascii="Arial" w:cs="Arial" w:eastAsia="Arial" w:hAnsi="Arial"/>
@@ -4119,7 +4119,7 @@
             <w:pPr>
               <w:spacing w:after="20" w:before="0"/>
             </w:pPr>
-            <w:hyperlink w:history="1" r:id="rIdguyjai81okujds07rccah">
+            <w:hyperlink w:history="1" r:id="rIdvj_upgkhddkunx4yvipsm">
               <w:r>
                 <w:rPr>
                   <w:rFonts w:ascii="Arial" w:cs="Arial" w:eastAsia="Arial" w:hAnsi="Arial"/>
@@ -4152,7 +4152,7 @@
               <w:spacing w:after="10" w:before="0"/>
               <w:ind w:left="120"/>
             </w:pPr>
-            <w:hyperlink w:history="1" r:id="rIdxzxtbj6owgyfp2aee6n15">
+            <w:hyperlink w:history="1" r:id="rIds2dmcqtpjmiu_6lnsxau4">
               <w:r>
                 <w:rPr>
                   <w:rFonts w:ascii="Arial" w:cs="Arial" w:eastAsia="Arial" w:hAnsi="Arial"/>
@@ -4197,7 +4197,7 @@
             <w:pPr>
               <w:spacing w:after="20" w:before="0"/>
             </w:pPr>
-            <w:hyperlink w:history="1" r:id="rIdqbo-kkdkmxzuehune_nxj">
+            <w:hyperlink w:history="1" r:id="rIdepdvbw_mb4d3alp3zmrit">
               <w:r>
                 <w:rPr>
                   <w:rFonts w:ascii="Arial" w:cs="Arial" w:eastAsia="Arial" w:hAnsi="Arial"/>
@@ -4230,7 +4230,7 @@
               <w:spacing w:after="10" w:before="0"/>
               <w:ind w:left="120"/>
             </w:pPr>
-            <w:hyperlink w:history="1" r:id="rIdhiqd8illplm-iml_43uwr">
+            <w:hyperlink w:history="1" r:id="rIdjvoftvci_xy2fkygxpxlg">
               <w:r>
                 <w:rPr>
                   <w:rFonts w:ascii="Arial" w:cs="Arial" w:eastAsia="Arial" w:hAnsi="Arial"/>
@@ -4634,7 +4634,7 @@
             <w:pPr>
               <w:spacing w:after="20" w:before="0"/>
             </w:pPr>
-            <w:hyperlink w:history="1" r:id="rIdqz_et_sy8wcpczh5cr-7l">
+            <w:hyperlink w:history="1" r:id="rIdbxl5rbuhsc9ervjjglgu_">
               <w:r>
                 <w:rPr>
                   <w:rFonts w:ascii="Arial" w:cs="Arial" w:eastAsia="Arial" w:hAnsi="Arial"/>
@@ -4667,7 +4667,7 @@
               <w:spacing w:after="10" w:before="0"/>
               <w:ind w:left="120"/>
             </w:pPr>
-            <w:hyperlink w:history="1" r:id="rId-u3-oli5lhaiwxovveitv">
+            <w:hyperlink w:history="1" r:id="rIdloxowb5hpdii8dy8eo67f">
               <w:r>
                 <w:rPr>
                   <w:rFonts w:ascii="Arial" w:cs="Arial" w:eastAsia="Arial" w:hAnsi="Arial"/>
@@ -4712,7 +4712,7 @@
             <w:pPr>
               <w:spacing w:after="20" w:before="0"/>
             </w:pPr>
-            <w:hyperlink w:history="1" r:id="rIdquddegev8zbds7v4lcixu">
+            <w:hyperlink w:history="1" r:id="rIdp-hyjquae7isxyqct6-bd">
               <w:r>
                 <w:rPr>
                   <w:rFonts w:ascii="Arial" w:cs="Arial" w:eastAsia="Arial" w:hAnsi="Arial"/>
@@ -4745,7 +4745,7 @@
               <w:spacing w:after="10" w:before="0"/>
               <w:ind w:left="120"/>
             </w:pPr>
-            <w:hyperlink w:history="1" r:id="rIdwdixunr4vrl0yjdvwqzsn">
+            <w:hyperlink w:history="1" r:id="rIdqquxufyv_9n5v7v-eseun">
               <w:r>
                 <w:rPr>
                   <w:rFonts w:ascii="Arial" w:cs="Arial" w:eastAsia="Arial" w:hAnsi="Arial"/>
@@ -5035,7 +5035,7 @@
             <w:pPr>
               <w:spacing w:after="20" w:before="0"/>
             </w:pPr>
-            <w:hyperlink w:history="1" r:id="rIdlrj59douiwkpkqzcd760m">
+            <w:hyperlink w:history="1" r:id="rIdbb_lf5w6wf3dhqfuvfjdf">
               <w:r>
                 <w:rPr>
                   <w:rFonts w:ascii="Arial" w:cs="Arial" w:eastAsia="Arial" w:hAnsi="Arial"/>
@@ -5084,7 +5084,7 @@
               <w:spacing w:after="10" w:before="0"/>
               <w:ind w:left="120"/>
             </w:pPr>
-            <w:hyperlink w:history="1" r:id="rIdj2pkjserfdqtehukzsqn2">
+            <w:hyperlink w:history="1" r:id="rIdicnl9djepcmsagpvtz2hf">
               <w:r>
                 <w:rPr>
                   <w:rFonts w:ascii="Arial" w:cs="Arial" w:eastAsia="Arial" w:hAnsi="Arial"/>
@@ -5129,7 +5129,7 @@
             <w:pPr>
               <w:spacing w:after="20" w:before="0"/>
             </w:pPr>
-            <w:hyperlink w:history="1" r:id="rId0cbhvhghqviwsnedfyosi">
+            <w:hyperlink w:history="1" r:id="rIdonbnaylmiyaxgtyh9chf6">
               <w:r>
                 <w:rPr>
                   <w:rFonts w:ascii="Arial" w:cs="Arial" w:eastAsia="Arial" w:hAnsi="Arial"/>
@@ -5162,7 +5162,7 @@
               <w:spacing w:after="10" w:before="0"/>
               <w:ind w:left="120"/>
             </w:pPr>
-            <w:hyperlink w:history="1" r:id="rIduadqtsdb3lxm70p1tzifs">
+            <w:hyperlink w:history="1" r:id="rId0mbfdkfdnwn5oybodrm06">
               <w:r>
                 <w:rPr>
                   <w:rFonts w:ascii="Arial" w:cs="Arial" w:eastAsia="Arial" w:hAnsi="Arial"/>
@@ -5769,7 +5769,7 @@
         </w:rPr>
         <w:t xml:space="preserve">© 2026 SeaVuria and ARES. Aligned with KICD objectives. Developed by SeaVuria; technical implementation by ARES (with AI assistance from Claude). Licensed under </w:t>
       </w:r>
-      <w:hyperlink w:history="1" r:id="rIde-wywghtn83fvj0jk3_2q">
+      <w:hyperlink w:history="1" r:id="rIdxdvxk8x_kmlurhwascu6u">
         <w:r>
           <w:rPr>
             <w:rFonts w:ascii="Arial" w:cs="Arial" w:eastAsia="Arial" w:hAnsi="Arial"/>
@@ -5790,7 +5790,7 @@
         </w:rPr>
         <w:t xml:space="preserve"> (</w:t>
       </w:r>
-      <w:hyperlink w:history="1" r:id="rIdopqapulhzgxi5ae9abhws">
+      <w:hyperlink w:history="1" r:id="rIdctaszj2fnmzz53qrxn72u">
         <w:r>
           <w:rPr>
             <w:rFonts w:ascii="Arial" w:cs="Arial" w:eastAsia="Arial" w:hAnsi="Arial"/>
@@ -6803,7 +6803,7 @@
             <w:pPr>
               <w:spacing w:after="20" w:before="0"/>
             </w:pPr>
-            <w:hyperlink w:history="1" r:id="rId2wmhfj0_odp_v_bwiivya">
+            <w:hyperlink w:history="1" r:id="rId23-sbtqs3ldv75fjn3hlx">
               <w:r>
                 <w:rPr>
                   <w:rFonts w:ascii="Arial" w:cs="Arial" w:eastAsia="Arial" w:hAnsi="Arial"/>
@@ -6836,7 +6836,7 @@
               <w:spacing w:after="10" w:before="0"/>
               <w:ind w:left="120"/>
             </w:pPr>
-            <w:hyperlink w:history="1" r:id="rId6ngkbyi4cevkvmnv5wjrk">
+            <w:hyperlink w:history="1" r:id="rId9rx7vzpbnfuxmn4cn2scc">
               <w:r>
                 <w:rPr>
                   <w:rFonts w:ascii="Arial" w:cs="Arial" w:eastAsia="Arial" w:hAnsi="Arial"/>
@@ -6881,7 +6881,7 @@
             <w:pPr>
               <w:spacing w:after="20" w:before="0"/>
             </w:pPr>
-            <w:hyperlink w:history="1" r:id="rIdylwloinnxtx31b4dahw_7">
+            <w:hyperlink w:history="1" r:id="rIdexz6awzbvcwudkyr5fnkn">
               <w:r>
                 <w:rPr>
                   <w:rFonts w:ascii="Arial" w:cs="Arial" w:eastAsia="Arial" w:hAnsi="Arial"/>
@@ -6914,7 +6914,7 @@
               <w:spacing w:after="10" w:before="0"/>
               <w:ind w:left="120"/>
             </w:pPr>
-            <w:hyperlink w:history="1" r:id="rId-xaav7hoz_jhvxk5ltczi">
+            <w:hyperlink w:history="1" r:id="rIdkgj2td2u8r7hlx47coorc">
               <w:r>
                 <w:rPr>
                   <w:rFonts w:ascii="Arial" w:cs="Arial" w:eastAsia="Arial" w:hAnsi="Arial"/>
@@ -7109,7 +7109,7 @@
             <w:pPr>
               <w:spacing w:after="20" w:before="0"/>
             </w:pPr>
-            <w:hyperlink w:history="1" r:id="rIdrysv37mfubqsequggdarg">
+            <w:hyperlink w:history="1" r:id="rIdbtnjlpheoqed7qua2tdwv">
               <w:r>
                 <w:rPr>
                   <w:rFonts w:ascii="Arial" w:cs="Arial" w:eastAsia="Arial" w:hAnsi="Arial"/>
@@ -7142,7 +7142,7 @@
               <w:spacing w:after="10" w:before="0"/>
               <w:ind w:left="120"/>
             </w:pPr>
-            <w:hyperlink w:history="1" r:id="rIdv2bbepbvzndwoxxlc14ln">
+            <w:hyperlink w:history="1" r:id="rIdakby4y__ceprzpo_tcelh">
               <w:r>
                 <w:rPr>
                   <w:rFonts w:ascii="Arial" w:cs="Arial" w:eastAsia="Arial" w:hAnsi="Arial"/>
@@ -7187,7 +7187,7 @@
             <w:pPr>
               <w:spacing w:after="20" w:before="0"/>
             </w:pPr>
-            <w:hyperlink w:history="1" r:id="rIdrmcdmvcout6vnnpbnlems">
+            <w:hyperlink w:history="1" r:id="rIdi99h9lcfmkpavdpqdraoc">
               <w:r>
                 <w:rPr>
                   <w:rFonts w:ascii="Arial" w:cs="Arial" w:eastAsia="Arial" w:hAnsi="Arial"/>
@@ -7220,7 +7220,7 @@
               <w:spacing w:after="10" w:before="0"/>
               <w:ind w:left="120"/>
             </w:pPr>
-            <w:hyperlink w:history="1" r:id="rIdqy4u6yilrou1ix70vtby9">
+            <w:hyperlink w:history="1" r:id="rIdmbstkrwebbvy0g1r848ob">
               <w:r>
                 <w:rPr>
                   <w:rFonts w:ascii="Arial" w:cs="Arial" w:eastAsia="Arial" w:hAnsi="Arial"/>
@@ -7624,7 +7624,7 @@
             <w:pPr>
               <w:spacing w:after="20" w:before="0"/>
             </w:pPr>
-            <w:hyperlink w:history="1" r:id="rIdvbvpbzeceaqobghr9ie7t">
+            <w:hyperlink w:history="1" r:id="rIdbszchsh3tmq4cdagsah1c">
               <w:r>
                 <w:rPr>
                   <w:rFonts w:ascii="Arial" w:cs="Arial" w:eastAsia="Arial" w:hAnsi="Arial"/>
@@ -7657,7 +7657,7 @@
               <w:spacing w:after="10" w:before="0"/>
               <w:ind w:left="120"/>
             </w:pPr>
-            <w:hyperlink w:history="1" r:id="rIdpajn7aavrgfl6u-p1rff0">
+            <w:hyperlink w:history="1" r:id="rIde0up6l0joq1asue5wb0r-">
               <w:r>
                 <w:rPr>
                   <w:rFonts w:ascii="Arial" w:cs="Arial" w:eastAsia="Arial" w:hAnsi="Arial"/>
@@ -7702,7 +7702,7 @@
             <w:pPr>
               <w:spacing w:after="20" w:before="0"/>
             </w:pPr>
-            <w:hyperlink w:history="1" r:id="rIdeqr0yhwcfqkjcr0p8xc_y">
+            <w:hyperlink w:history="1" r:id="rIdlm3rbew7gw5qkfflmqvpl">
               <w:r>
                 <w:rPr>
                   <w:rFonts w:ascii="Arial" w:cs="Arial" w:eastAsia="Arial" w:hAnsi="Arial"/>
@@ -7735,7 +7735,7 @@
               <w:spacing w:after="10" w:before="0"/>
               <w:ind w:left="120"/>
             </w:pPr>
-            <w:hyperlink w:history="1" r:id="rIdc89igoedta1baruckqvx2">
+            <w:hyperlink w:history="1" r:id="rIdqywgh_b5_bovqtpwhuged">
               <w:r>
                 <w:rPr>
                   <w:rFonts w:ascii="Arial" w:cs="Arial" w:eastAsia="Arial" w:hAnsi="Arial"/>
@@ -8158,7 +8158,7 @@
             <w:pPr>
               <w:spacing w:after="20" w:before="0"/>
             </w:pPr>
-            <w:hyperlink w:history="1" r:id="rIdzbiflpku98qnhoxkcn8ot">
+            <w:hyperlink w:history="1" r:id="rIdbarsd2iaa4qkkcvcpguew">
               <w:r>
                 <w:rPr>
                   <w:rFonts w:ascii="Arial" w:cs="Arial" w:eastAsia="Arial" w:hAnsi="Arial"/>
@@ -8191,7 +8191,7 @@
               <w:spacing w:after="10" w:before="0"/>
               <w:ind w:left="120"/>
             </w:pPr>
-            <w:hyperlink w:history="1" r:id="rId61klqx6zazv-jbpzikk8o">
+            <w:hyperlink w:history="1" r:id="rId4ypevsv-sg9i9mmr3bnp8">
               <w:r>
                 <w:rPr>
                   <w:rFonts w:ascii="Arial" w:cs="Arial" w:eastAsia="Arial" w:hAnsi="Arial"/>
@@ -8236,7 +8236,7 @@
             <w:pPr>
               <w:spacing w:after="20" w:before="0"/>
             </w:pPr>
-            <w:hyperlink w:history="1" r:id="rId5wqwcmv70x9sruh_wv9he">
+            <w:hyperlink w:history="1" r:id="rIdkdly935ngpw_sn13f0ox0">
               <w:r>
                 <w:rPr>
                   <w:rFonts w:ascii="Arial" w:cs="Arial" w:eastAsia="Arial" w:hAnsi="Arial"/>
@@ -8269,7 +8269,7 @@
               <w:spacing w:after="10" w:before="0"/>
               <w:ind w:left="120"/>
             </w:pPr>
-            <w:hyperlink w:history="1" r:id="rIddpvymiytho9z1tdri8rue">
+            <w:hyperlink w:history="1" r:id="rIdeng4cxelw5rdzdbfn7pns">
               <w:r>
                 <w:rPr>
                   <w:rFonts w:ascii="Arial" w:cs="Arial" w:eastAsia="Arial" w:hAnsi="Arial"/>
@@ -8464,7 +8464,7 @@
             <w:pPr>
               <w:spacing w:after="20" w:before="0"/>
             </w:pPr>
-            <w:hyperlink w:history="1" r:id="rIdrrkcwtjpcprkyaqhmok_d">
+            <w:hyperlink w:history="1" r:id="rIds9rdmehmkqp-2cxg90i3q">
               <w:r>
                 <w:rPr>
                   <w:rFonts w:ascii="Arial" w:cs="Arial" w:eastAsia="Arial" w:hAnsi="Arial"/>
@@ -8513,7 +8513,7 @@
               <w:spacing w:after="10" w:before="0"/>
               <w:ind w:left="120"/>
             </w:pPr>
-            <w:hyperlink w:history="1" r:id="rIdwif7cngj4x6rk-1bazg5q">
+            <w:hyperlink w:history="1" r:id="rIdswiwq9cvux3ht3th3-sua">
               <w:r>
                 <w:rPr>
                   <w:rFonts w:ascii="Arial" w:cs="Arial" w:eastAsia="Arial" w:hAnsi="Arial"/>
@@ -8558,7 +8558,7 @@
             <w:pPr>
               <w:spacing w:after="20" w:before="0"/>
             </w:pPr>
-            <w:hyperlink w:history="1" r:id="rIdisbcftobhoowlghtbk2to">
+            <w:hyperlink w:history="1" r:id="rIdshvfed-vzoztzy52b29ib">
               <w:r>
                 <w:rPr>
                   <w:rFonts w:ascii="Arial" w:cs="Arial" w:eastAsia="Arial" w:hAnsi="Arial"/>
@@ -8591,7 +8591,7 @@
               <w:spacing w:after="10" w:before="0"/>
               <w:ind w:left="120"/>
             </w:pPr>
-            <w:hyperlink w:history="1" r:id="rIdepssviertumplos9xqyhp">
+            <w:hyperlink w:history="1" r:id="rIdqtzpx3ohhfbztg_qii5xl">
               <w:r>
                 <w:rPr>
                   <w:rFonts w:ascii="Arial" w:cs="Arial" w:eastAsia="Arial" w:hAnsi="Arial"/>
@@ -9103,7 +9103,7 @@
         </w:rPr>
         <w:t xml:space="preserve">© 2026 SeaVuria and ARES. Aligned with KICD objectives. Developed by SeaVuria; technical implementation by ARES (with AI assistance from Claude). Licensed under </w:t>
       </w:r>
-      <w:hyperlink w:history="1" r:id="rIdjuyqnokz-eyfwzu6f4-ly">
+      <w:hyperlink w:history="1" r:id="rIdfkyczyf0ryxhcgbhufusc">
         <w:r>
           <w:rPr>
             <w:rFonts w:ascii="Arial" w:cs="Arial" w:eastAsia="Arial" w:hAnsi="Arial"/>
@@ -9124,7 +9124,7 @@
         </w:rPr>
         <w:t xml:space="preserve"> (</w:t>
       </w:r>
-      <w:hyperlink w:history="1" r:id="rIdeueorddcgsuee_xnlph5e">
+      <w:hyperlink w:history="1" r:id="rIdebjvbks6gtwvedgak0uih">
         <w:r>
           <w:rPr>
             <w:rFonts w:ascii="Arial" w:cs="Arial" w:eastAsia="Arial" w:hAnsi="Arial"/>
@@ -10137,7 +10137,7 @@
             <w:pPr>
               <w:spacing w:after="20" w:before="0"/>
             </w:pPr>
-            <w:hyperlink w:history="1" r:id="rIdy5s7qjjsghz-kltpdq20s">
+            <w:hyperlink w:history="1" r:id="rIdfeomhqqv8d4mwqm2ae77t">
               <w:r>
                 <w:rPr>
                   <w:rFonts w:ascii="Arial" w:cs="Arial" w:eastAsia="Arial" w:hAnsi="Arial"/>
@@ -10170,7 +10170,7 @@
               <w:spacing w:after="10" w:before="0"/>
               <w:ind w:left="120"/>
             </w:pPr>
-            <w:hyperlink w:history="1" r:id="rIdkt0ui1oqpbvtiwuunmpi3">
+            <w:hyperlink w:history="1" r:id="rIdvpsox5z5hqdvjoiahi73c">
               <w:r>
                 <w:rPr>
                   <w:rFonts w:ascii="Arial" w:cs="Arial" w:eastAsia="Arial" w:hAnsi="Arial"/>
@@ -10215,7 +10215,7 @@
             <w:pPr>
               <w:spacing w:after="20" w:before="0"/>
             </w:pPr>
-            <w:hyperlink w:history="1" r:id="rIdpbwspymmdah6u5qybcp7p">
+            <w:hyperlink w:history="1" r:id="rId3zra0inyqkp-ljj0xbhm-">
               <w:r>
                 <w:rPr>
                   <w:rFonts w:ascii="Arial" w:cs="Arial" w:eastAsia="Arial" w:hAnsi="Arial"/>
@@ -10264,7 +10264,7 @@
               <w:spacing w:after="10" w:before="0"/>
               <w:ind w:left="120"/>
             </w:pPr>
-            <w:hyperlink w:history="1" r:id="rIdysjd1grb1mwlnjto3tluh">
+            <w:hyperlink w:history="1" r:id="rIdiedqnlvytuenxrgsefaa1">
               <w:r>
                 <w:rPr>
                   <w:rFonts w:ascii="Arial" w:cs="Arial" w:eastAsia="Arial" w:hAnsi="Arial"/>
@@ -10459,7 +10459,7 @@
             <w:pPr>
               <w:spacing w:after="20" w:before="0"/>
             </w:pPr>
-            <w:hyperlink w:history="1" r:id="rIds1j6p6xpu_umfavnbzfcp">
+            <w:hyperlink w:history="1" r:id="rIdq0oln5hfhrgyphf4lxbpx">
               <w:r>
                 <w:rPr>
                   <w:rFonts w:ascii="Arial" w:cs="Arial" w:eastAsia="Arial" w:hAnsi="Arial"/>
@@ -10492,7 +10492,7 @@
               <w:spacing w:after="10" w:before="0"/>
               <w:ind w:left="120"/>
             </w:pPr>
-            <w:hyperlink w:history="1" r:id="rIdb5yxzj6ijxwbuew6yqg3p">
+            <w:hyperlink w:history="1" r:id="rIdlqyndq8anmap_itk4n3kh">
               <w:r>
                 <w:rPr>
                   <w:rFonts w:ascii="Arial" w:cs="Arial" w:eastAsia="Arial" w:hAnsi="Arial"/>
@@ -10537,7 +10537,7 @@
             <w:pPr>
               <w:spacing w:after="20" w:before="0"/>
             </w:pPr>
-            <w:hyperlink w:history="1" r:id="rIdkou4wv1kdoxqjfm5lbflz">
+            <w:hyperlink w:history="1" r:id="rIdlups34wz9nyikxsgqc8fx">
               <w:r>
                 <w:rPr>
                   <w:rFonts w:ascii="Arial" w:cs="Arial" w:eastAsia="Arial" w:hAnsi="Arial"/>
@@ -10586,7 +10586,7 @@
               <w:spacing w:after="10" w:before="0"/>
               <w:ind w:left="120"/>
             </w:pPr>
-            <w:hyperlink w:history="1" r:id="rIdcomie5vhfeifwfx4-bwm_">
+            <w:hyperlink w:history="1" r:id="rIdm84rxjxftiza42tvcn5sq">
               <w:r>
                 <w:rPr>
                   <w:rFonts w:ascii="Arial" w:cs="Arial" w:eastAsia="Arial" w:hAnsi="Arial"/>
@@ -10781,7 +10781,7 @@
             <w:pPr>
               <w:spacing w:after="20" w:before="0"/>
             </w:pPr>
-            <w:hyperlink w:history="1" r:id="rIduysjvqepvqz5jboyvplwa">
+            <w:hyperlink w:history="1" r:id="rIdszffjhan3yqzizirgmkgg">
               <w:r>
                 <w:rPr>
                   <w:rFonts w:ascii="Arial" w:cs="Arial" w:eastAsia="Arial" w:hAnsi="Arial"/>
@@ -10814,7 +10814,7 @@
               <w:spacing w:after="10" w:before="0"/>
               <w:ind w:left="120"/>
             </w:pPr>
-            <w:hyperlink w:history="1" r:id="rIdgge5wrhhsauvk0fw0v1ug">
+            <w:hyperlink w:history="1" r:id="rIdxdjsbynfniqze0ynrqpae">
               <w:r>
                 <w:rPr>
                   <w:rFonts w:ascii="Arial" w:cs="Arial" w:eastAsia="Arial" w:hAnsi="Arial"/>
@@ -10859,7 +10859,7 @@
             <w:pPr>
               <w:spacing w:after="20" w:before="0"/>
             </w:pPr>
-            <w:hyperlink w:history="1" r:id="rIdj-p5if251ejcapxb9qc8s">
+            <w:hyperlink w:history="1" r:id="rIdddafkl0m3s4aobjxdwhmh">
               <w:r>
                 <w:rPr>
                   <w:rFonts w:ascii="Arial" w:cs="Arial" w:eastAsia="Arial" w:hAnsi="Arial"/>
@@ -10908,7 +10908,7 @@
               <w:spacing w:after="10" w:before="0"/>
               <w:ind w:left="120"/>
             </w:pPr>
-            <w:hyperlink w:history="1" r:id="rIdkfycrjzu-c-nvpnwjibem">
+            <w:hyperlink w:history="1" r:id="rIdo8xdm3rnop-9l6cz0k4xk">
               <w:r>
                 <w:rPr>
                   <w:rFonts w:ascii="Arial" w:cs="Arial" w:eastAsia="Arial" w:hAnsi="Arial"/>
@@ -11103,7 +11103,7 @@
             <w:pPr>
               <w:spacing w:after="20" w:before="0"/>
             </w:pPr>
-            <w:hyperlink w:history="1" r:id="rIdsjj2378qx1ubmwc7sz5dd">
+            <w:hyperlink w:history="1" r:id="rIdmlwctlbizarbooyfy21xk">
               <w:r>
                 <w:rPr>
                   <w:rFonts w:ascii="Arial" w:cs="Arial" w:eastAsia="Arial" w:hAnsi="Arial"/>
@@ -11136,7 +11136,7 @@
               <w:spacing w:after="10" w:before="0"/>
               <w:ind w:left="120"/>
             </w:pPr>
-            <w:hyperlink w:history="1" r:id="rIdabbnpi-zv_p3zmdxx9svo">
+            <w:hyperlink w:history="1" r:id="rIdr-ceawn9aaxlfy9nm4dzq">
               <w:r>
                 <w:rPr>
                   <w:rFonts w:ascii="Arial" w:cs="Arial" w:eastAsia="Arial" w:hAnsi="Arial"/>
@@ -11181,7 +11181,7 @@
             <w:pPr>
               <w:spacing w:after="20" w:before="0"/>
             </w:pPr>
-            <w:hyperlink w:history="1" r:id="rIduju9hkhg1oojauiiaw4ew">
+            <w:hyperlink w:history="1" r:id="rId82vz6pfhefyldqghrwkqu">
               <w:r>
                 <w:rPr>
                   <w:rFonts w:ascii="Arial" w:cs="Arial" w:eastAsia="Arial" w:hAnsi="Arial"/>
@@ -11230,7 +11230,7 @@
               <w:spacing w:after="10" w:before="0"/>
               <w:ind w:left="120"/>
             </w:pPr>
-            <w:hyperlink w:history="1" r:id="rIduhecfi_vmdndb8kvx1gio">
+            <w:hyperlink w:history="1" r:id="rIdj07_hzw9muy5akgm6d-jn">
               <w:r>
                 <w:rPr>
                   <w:rFonts w:ascii="Arial" w:cs="Arial" w:eastAsia="Arial" w:hAnsi="Arial"/>
@@ -11425,7 +11425,7 @@
             <w:pPr>
               <w:spacing w:after="20" w:before="0"/>
             </w:pPr>
-            <w:hyperlink w:history="1" r:id="rId2ivdrxyuf98lls89glrxm">
+            <w:hyperlink w:history="1" r:id="rIdb0egaxjgzs6qgenrdksdk">
               <w:r>
                 <w:rPr>
                   <w:rFonts w:ascii="Arial" w:cs="Arial" w:eastAsia="Arial" w:hAnsi="Arial"/>
@@ -11474,7 +11474,7 @@
               <w:spacing w:after="10" w:before="0"/>
               <w:ind w:left="120"/>
             </w:pPr>
-            <w:hyperlink w:history="1" r:id="rIdnjyn39f-nwmopku7ss_mk">
+            <w:hyperlink w:history="1" r:id="rIdql77tnse7yhvek7h3iwyl">
               <w:r>
                 <w:rPr>
                   <w:rFonts w:ascii="Arial" w:cs="Arial" w:eastAsia="Arial" w:hAnsi="Arial"/>
@@ -11519,7 +11519,7 @@
             <w:pPr>
               <w:spacing w:after="20" w:before="0"/>
             </w:pPr>
-            <w:hyperlink w:history="1" r:id="rIdfrr_jo5rurmib8v4i5ejn">
+            <w:hyperlink w:history="1" r:id="rIdadcksojmwryt0z7m7nkad">
               <w:r>
                 <w:rPr>
                   <w:rFonts w:ascii="Arial" w:cs="Arial" w:eastAsia="Arial" w:hAnsi="Arial"/>
@@ -11568,7 +11568,7 @@
               <w:spacing w:after="10" w:before="0"/>
               <w:ind w:left="120"/>
             </w:pPr>
-            <w:hyperlink w:history="1" r:id="rIdnrixouvb_ksqknsmtoxi0">
+            <w:hyperlink w:history="1" r:id="rIdtaial0mqogx0awpwr7h2t">
               <w:r>
                 <w:rPr>
                   <w:rFonts w:ascii="Arial" w:cs="Arial" w:eastAsia="Arial" w:hAnsi="Arial"/>
@@ -12080,7 +12080,7 @@
         </w:rPr>
         <w:t xml:space="preserve">© 2026 SeaVuria and ARES. Aligned with KICD objectives. Developed by SeaVuria; technical implementation by ARES (with AI assistance from Claude). Licensed under </w:t>
       </w:r>
-      <w:hyperlink w:history="1" r:id="rIdzvnac4w2jyy1xajsyh-6q">
+      <w:hyperlink w:history="1" r:id="rIdcbu0u4ovgonakxudq6ul8">
         <w:r>
           <w:rPr>
             <w:rFonts w:ascii="Arial" w:cs="Arial" w:eastAsia="Arial" w:hAnsi="Arial"/>
@@ -12101,7 +12101,7 @@
         </w:rPr>
         <w:t xml:space="preserve"> (</w:t>
       </w:r>
-      <w:hyperlink w:history="1" r:id="rIdc8uwrbsx3xbef6mvxpshh">
+      <w:hyperlink w:history="1" r:id="rIdcy4jqtuyahqsdddnvhfxm">
         <w:r>
           <w:rPr>
             <w:rFonts w:ascii="Arial" w:cs="Arial" w:eastAsia="Arial" w:hAnsi="Arial"/>
@@ -13114,7 +13114,7 @@
             <w:pPr>
               <w:spacing w:after="20" w:before="0"/>
             </w:pPr>
-            <w:hyperlink w:history="1" r:id="rIdx-wewtth1f-latpr_esyg">
+            <w:hyperlink w:history="1" r:id="rIddvest7rbk14-qg-8p9efl">
               <w:r>
                 <w:rPr>
                   <w:rFonts w:ascii="Arial" w:cs="Arial" w:eastAsia="Arial" w:hAnsi="Arial"/>
@@ -13147,7 +13147,7 @@
               <w:spacing w:after="10" w:before="0"/>
               <w:ind w:left="120"/>
             </w:pPr>
-            <w:hyperlink w:history="1" r:id="rIdeqrz_0k2ks_n8wmbmtb2d">
+            <w:hyperlink w:history="1" r:id="rIdjmzqlgy2irvb5d-dwgdtp">
               <w:r>
                 <w:rPr>
                   <w:rFonts w:ascii="Arial" w:cs="Arial" w:eastAsia="Arial" w:hAnsi="Arial"/>
@@ -13192,7 +13192,7 @@
             <w:pPr>
               <w:spacing w:after="20" w:before="0"/>
             </w:pPr>
-            <w:hyperlink w:history="1" r:id="rId_hvbegan6oymbgkwio-uz">
+            <w:hyperlink w:history="1" r:id="rId2ryx6bwkyk6y4ya4crlmt">
               <w:r>
                 <w:rPr>
                   <w:rFonts w:ascii="Arial" w:cs="Arial" w:eastAsia="Arial" w:hAnsi="Arial"/>
@@ -13225,7 +13225,7 @@
               <w:spacing w:after="10" w:before="0"/>
               <w:ind w:left="120"/>
             </w:pPr>
-            <w:hyperlink w:history="1" r:id="rIdwglpj11cfpocpue3g0zaj">
+            <w:hyperlink w:history="1" r:id="rIdmp61panshinqh8smvzm45">
               <w:r>
                 <w:rPr>
                   <w:rFonts w:ascii="Arial" w:cs="Arial" w:eastAsia="Arial" w:hAnsi="Arial"/>
@@ -13420,7 +13420,7 @@
             <w:pPr>
               <w:spacing w:after="20" w:before="0"/>
             </w:pPr>
-            <w:hyperlink w:history="1" r:id="rIdkbicjnlog0l7_fs6dyq0b">
+            <w:hyperlink w:history="1" r:id="rIddpng-mk4guqn_mg9y4vqf">
               <w:r>
                 <w:rPr>
                   <w:rFonts w:ascii="Arial" w:cs="Arial" w:eastAsia="Arial" w:hAnsi="Arial"/>
@@ -13453,7 +13453,7 @@
               <w:spacing w:after="10" w:before="0"/>
               <w:ind w:left="120"/>
             </w:pPr>
-            <w:hyperlink w:history="1" r:id="rIdj1mdk1xd_ghwqdzyntck3">
+            <w:hyperlink w:history="1" r:id="rIdwqmxe-ok1k7vyehkwlzpp">
               <w:r>
                 <w:rPr>
                   <w:rFonts w:ascii="Arial" w:cs="Arial" w:eastAsia="Arial" w:hAnsi="Arial"/>
@@ -13498,7 +13498,7 @@
             <w:pPr>
               <w:spacing w:after="20" w:before="0"/>
             </w:pPr>
-            <w:hyperlink w:history="1" r:id="rIdnlzeagurnh8mjuxgatgu4">
+            <w:hyperlink w:history="1" r:id="rIdeaqou2tqqlzecwkbzi97e">
               <w:r>
                 <w:rPr>
                   <w:rFonts w:ascii="Arial" w:cs="Arial" w:eastAsia="Arial" w:hAnsi="Arial"/>
@@ -13531,7 +13531,7 @@
               <w:spacing w:after="10" w:before="0"/>
               <w:ind w:left="120"/>
             </w:pPr>
-            <w:hyperlink w:history="1" r:id="rIdyjkb_0bsntd--vcute-as">
+            <w:hyperlink w:history="1" r:id="rIdwvk7qjyd9oj_9hxnmguy-">
               <w:r>
                 <w:rPr>
                   <w:rFonts w:ascii="Arial" w:cs="Arial" w:eastAsia="Arial" w:hAnsi="Arial"/>
@@ -13726,7 +13726,7 @@
             <w:pPr>
               <w:spacing w:after="20" w:before="0"/>
             </w:pPr>
-            <w:hyperlink w:history="1" r:id="rId2jvyu6e_jeajtqdonacyn">
+            <w:hyperlink w:history="1" r:id="rIdteaaokk1aekfulev9u1-f">
               <w:r>
                 <w:rPr>
                   <w:rFonts w:ascii="Arial" w:cs="Arial" w:eastAsia="Arial" w:hAnsi="Arial"/>
@@ -13759,7 +13759,7 @@
               <w:spacing w:after="10" w:before="0"/>
               <w:ind w:left="120"/>
             </w:pPr>
-            <w:hyperlink w:history="1" r:id="rIdwzovw_4gouqvqkrfizppo">
+            <w:hyperlink w:history="1" r:id="rIdm-2f9zvgzk_-vckuqncby">
               <w:r>
                 <w:rPr>
                   <w:rFonts w:ascii="Arial" w:cs="Arial" w:eastAsia="Arial" w:hAnsi="Arial"/>
@@ -13804,7 +13804,7 @@
             <w:pPr>
               <w:spacing w:after="20" w:before="0"/>
             </w:pPr>
-            <w:hyperlink w:history="1" r:id="rIdh-3fzoxvzihhd0tzua-kp">
+            <w:hyperlink w:history="1" r:id="rId_oao87e8mjhujv_huzl6e">
               <w:r>
                 <w:rPr>
                   <w:rFonts w:ascii="Arial" w:cs="Arial" w:eastAsia="Arial" w:hAnsi="Arial"/>
@@ -13853,7 +13853,7 @@
               <w:spacing w:after="10" w:before="0"/>
               <w:ind w:left="120"/>
             </w:pPr>
-            <w:hyperlink w:history="1" r:id="rIdkl2ufsghc5nwvauuxx9lr">
+            <w:hyperlink w:history="1" r:id="rIdx2gh0h-qh5mzmupsgredr">
               <w:r>
                 <w:rPr>
                   <w:rFonts w:ascii="Arial" w:cs="Arial" w:eastAsia="Arial" w:hAnsi="Arial"/>
@@ -14048,7 +14048,7 @@
             <w:pPr>
               <w:spacing w:after="20" w:before="0"/>
             </w:pPr>
-            <w:hyperlink w:history="1" r:id="rIdcrompxe2moo-xgex-iyve">
+            <w:hyperlink w:history="1" r:id="rIdmscw9ibnelosrurf3jwmo">
               <w:r>
                 <w:rPr>
                   <w:rFonts w:ascii="Arial" w:cs="Arial" w:eastAsia="Arial" w:hAnsi="Arial"/>
@@ -14081,7 +14081,7 @@
               <w:spacing w:after="10" w:before="0"/>
               <w:ind w:left="120"/>
             </w:pPr>
-            <w:hyperlink w:history="1" r:id="rIdpzl1-yvk0szwhv2kpgnh-">
+            <w:hyperlink w:history="1" r:id="rIdojnciesajryzzkkqcjuk7">
               <w:r>
                 <w:rPr>
                   <w:rFonts w:ascii="Arial" w:cs="Arial" w:eastAsia="Arial" w:hAnsi="Arial"/>
@@ -14126,7 +14126,7 @@
             <w:pPr>
               <w:spacing w:after="20" w:before="0"/>
             </w:pPr>
-            <w:hyperlink w:history="1" r:id="rIdjsy2clvjfxbyuesiwcp9a">
+            <w:hyperlink w:history="1" r:id="rIdj_pe0rzryl3d2e_shyiyk">
               <w:r>
                 <w:rPr>
                   <w:rFonts w:ascii="Arial" w:cs="Arial" w:eastAsia="Arial" w:hAnsi="Arial"/>
@@ -14175,7 +14175,7 @@
               <w:spacing w:after="10" w:before="0"/>
               <w:ind w:left="120"/>
             </w:pPr>
-            <w:hyperlink w:history="1" r:id="rIdwm1fa3k9kfvtq_fyubdy8">
+            <w:hyperlink w:history="1" r:id="rIdvstvj_2cbzp8ozgncxoig">
               <w:r>
                 <w:rPr>
                   <w:rFonts w:ascii="Arial" w:cs="Arial" w:eastAsia="Arial" w:hAnsi="Arial"/>
@@ -14370,7 +14370,7 @@
             <w:pPr>
               <w:spacing w:after="20" w:before="0"/>
             </w:pPr>
-            <w:hyperlink w:history="1" r:id="rId0z1hugzx--vvmz56tmc9n">
+            <w:hyperlink w:history="1" r:id="rIdg2nxxjzsnnrqxcjki0xmd">
               <w:r>
                 <w:rPr>
                   <w:rFonts w:ascii="Arial" w:cs="Arial" w:eastAsia="Arial" w:hAnsi="Arial"/>
@@ -14403,7 +14403,7 @@
               <w:spacing w:after="10" w:before="0"/>
               <w:ind w:left="120"/>
             </w:pPr>
-            <w:hyperlink w:history="1" r:id="rIdecup92y4-0j7t-7ej5cjw">
+            <w:hyperlink w:history="1" r:id="rIdaqdw8shlzaxdehqb_3vts">
               <w:r>
                 <w:rPr>
                   <w:rFonts w:ascii="Arial" w:cs="Arial" w:eastAsia="Arial" w:hAnsi="Arial"/>
@@ -14448,7 +14448,7 @@
             <w:pPr>
               <w:spacing w:after="20" w:before="0"/>
             </w:pPr>
-            <w:hyperlink w:history="1" r:id="rId3nqx3erqlzfzzzcfg1amz">
+            <w:hyperlink w:history="1" r:id="rIdqli-ft4rema4jswu-e0rx">
               <w:r>
                 <w:rPr>
                   <w:rFonts w:ascii="Arial" w:cs="Arial" w:eastAsia="Arial" w:hAnsi="Arial"/>
@@ -14497,7 +14497,7 @@
               <w:spacing w:after="10" w:before="0"/>
               <w:ind w:left="120"/>
             </w:pPr>
-            <w:hyperlink w:history="1" r:id="rIdzc1egkpmzcdiz9yhaepko">
+            <w:hyperlink w:history="1" r:id="rIdt__nddxzokukiyoakhtkp">
               <w:r>
                 <w:rPr>
                   <w:rFonts w:ascii="Arial" w:cs="Arial" w:eastAsia="Arial" w:hAnsi="Arial"/>
@@ -15009,7 +15009,7 @@
         </w:rPr>
         <w:t xml:space="preserve">© 2026 SeaVuria and ARES. Aligned with KICD objectives. Developed by SeaVuria; technical implementation by ARES (with AI assistance from Claude). Licensed under </w:t>
       </w:r>
-      <w:hyperlink w:history="1" r:id="rId9qfv4w1hwmdvrkbucylxo">
+      <w:hyperlink w:history="1" r:id="rId2yie0mjdeptculgaycgg2">
         <w:r>
           <w:rPr>
             <w:rFonts w:ascii="Arial" w:cs="Arial" w:eastAsia="Arial" w:hAnsi="Arial"/>
@@ -15030,7 +15030,7 @@
         </w:rPr>
         <w:t xml:space="preserve"> (</w:t>
       </w:r>
-      <w:hyperlink w:history="1" r:id="rId2tnrmyvaw1ss2fw-h1uoa">
+      <w:hyperlink w:history="1" r:id="rIdnvs4i_ghj_shy6qus21wa">
         <w:r>
           <w:rPr>
             <w:rFonts w:ascii="Arial" w:cs="Arial" w:eastAsia="Arial" w:hAnsi="Arial"/>
@@ -16043,7 +16043,7 @@
             <w:pPr>
               <w:spacing w:after="20" w:before="0"/>
             </w:pPr>
-            <w:hyperlink w:history="1" r:id="rIdkijmznha7xvz53jzsjcwd">
+            <w:hyperlink w:history="1" r:id="rIdlnnn4jtvj49e6kiol6mya">
               <w:r>
                 <w:rPr>
                   <w:rFonts w:ascii="Arial" w:cs="Arial" w:eastAsia="Arial" w:hAnsi="Arial"/>
@@ -16076,7 +16076,7 @@
               <w:spacing w:after="10" w:before="0"/>
               <w:ind w:left="120"/>
             </w:pPr>
-            <w:hyperlink w:history="1" r:id="rIdgekbvxtvcniigl23cod71">
+            <w:hyperlink w:history="1" r:id="rIdqctx9jsevpnvfmfttcxhc">
               <w:r>
                 <w:rPr>
                   <w:rFonts w:ascii="Arial" w:cs="Arial" w:eastAsia="Arial" w:hAnsi="Arial"/>
@@ -16121,7 +16121,7 @@
             <w:pPr>
               <w:spacing w:after="20" w:before="0"/>
             </w:pPr>
-            <w:hyperlink w:history="1" r:id="rIdrx1_pmhrtklmfd1yia1qx">
+            <w:hyperlink w:history="1" r:id="rIdedc8reokvaks7ssqqd-ab">
               <w:r>
                 <w:rPr>
                   <w:rFonts w:ascii="Arial" w:cs="Arial" w:eastAsia="Arial" w:hAnsi="Arial"/>
@@ -16154,7 +16154,7 @@
               <w:spacing w:after="10" w:before="0"/>
               <w:ind w:left="120"/>
             </w:pPr>
-            <w:hyperlink w:history="1" r:id="rIdj0ilcglto7wylkpocoq53">
+            <w:hyperlink w:history="1" r:id="rId_wf_fmv_toat6xblgpcmf">
               <w:r>
                 <w:rPr>
                   <w:rFonts w:ascii="Arial" w:cs="Arial" w:eastAsia="Arial" w:hAnsi="Arial"/>
@@ -16349,7 +16349,7 @@
             <w:pPr>
               <w:spacing w:after="20" w:before="0"/>
             </w:pPr>
-            <w:hyperlink w:history="1" r:id="rIdkr1vefn4vexfzc-bfdrgg">
+            <w:hyperlink w:history="1" r:id="rIdzt06jzx5tk5j3ihmm8acf">
               <w:r>
                 <w:rPr>
                   <w:rFonts w:ascii="Arial" w:cs="Arial" w:eastAsia="Arial" w:hAnsi="Arial"/>
@@ -16382,7 +16382,7 @@
               <w:spacing w:after="10" w:before="0"/>
               <w:ind w:left="120"/>
             </w:pPr>
-            <w:hyperlink w:history="1" r:id="rIdftdahl3vmca_6zx5x4nm_">
+            <w:hyperlink w:history="1" r:id="rIdxisyia81epi2g14cg60zg">
               <w:r>
                 <w:rPr>
                   <w:rFonts w:ascii="Arial" w:cs="Arial" w:eastAsia="Arial" w:hAnsi="Arial"/>
@@ -16427,7 +16427,7 @@
             <w:pPr>
               <w:spacing w:after="20" w:before="0"/>
             </w:pPr>
-            <w:hyperlink w:history="1" r:id="rIdeecde7bpbhlbdgsh59hti">
+            <w:hyperlink w:history="1" r:id="rIdzzuxvnyjw2poxkkqjbpuj">
               <w:r>
                 <w:rPr>
                   <w:rFonts w:ascii="Arial" w:cs="Arial" w:eastAsia="Arial" w:hAnsi="Arial"/>
@@ -16460,7 +16460,7 @@
               <w:spacing w:after="10" w:before="0"/>
               <w:ind w:left="120"/>
             </w:pPr>
-            <w:hyperlink w:history="1" r:id="rIdw5yliwniqic4ibyu1fovq">
+            <w:hyperlink w:history="1" r:id="rIdfq-1zve11nwmilygecsjb">
               <w:r>
                 <w:rPr>
                   <w:rFonts w:ascii="Arial" w:cs="Arial" w:eastAsia="Arial" w:hAnsi="Arial"/>
@@ -16997,7 +16997,7 @@
             <w:pPr>
               <w:spacing w:after="20" w:before="0"/>
             </w:pPr>
-            <w:hyperlink w:history="1" r:id="rIddalixhsb7rcnpudqiou_-">
+            <w:hyperlink w:history="1" r:id="rIdr5xr1i23fchr0g61b9unv">
               <w:r>
                 <w:rPr>
                   <w:rFonts w:ascii="Arial" w:cs="Arial" w:eastAsia="Arial" w:hAnsi="Arial"/>
@@ -17030,7 +17030,7 @@
               <w:spacing w:after="10" w:before="0"/>
               <w:ind w:left="120"/>
             </w:pPr>
-            <w:hyperlink w:history="1" r:id="rId6ffvtimf59prxbjzmmrzt">
+            <w:hyperlink w:history="1" r:id="rIdeenf8vevi1cwbfvcwoig2">
               <w:r>
                 <w:rPr>
                   <w:rFonts w:ascii="Arial" w:cs="Arial" w:eastAsia="Arial" w:hAnsi="Arial"/>
@@ -17075,7 +17075,7 @@
             <w:pPr>
               <w:spacing w:after="20" w:before="0"/>
             </w:pPr>
-            <w:hyperlink w:history="1" r:id="rIdt4klsguzsnqxz2947ellj">
+            <w:hyperlink w:history="1" r:id="rIduxbvhwbwcojaaoeopzzjv">
               <w:r>
                 <w:rPr>
                   <w:rFonts w:ascii="Arial" w:cs="Arial" w:eastAsia="Arial" w:hAnsi="Arial"/>
@@ -17108,7 +17108,7 @@
               <w:spacing w:after="10" w:before="0"/>
               <w:ind w:left="120"/>
             </w:pPr>
-            <w:hyperlink w:history="1" r:id="rId7ow3kjxricnvxxsizxh3y">
+            <w:hyperlink w:history="1" r:id="rIdlygzraiya7pu6sttgsrik">
               <w:r>
                 <w:rPr>
                   <w:rFonts w:ascii="Arial" w:cs="Arial" w:eastAsia="Arial" w:hAnsi="Arial"/>
@@ -17550,7 +17550,7 @@
             <w:pPr>
               <w:spacing w:after="20" w:before="0"/>
             </w:pPr>
-            <w:hyperlink w:history="1" r:id="rIdsdyzrcgkq3ldhfhiaufn6">
+            <w:hyperlink w:history="1" r:id="rIdiydou7kx8irnmfexgwuos">
               <w:r>
                 <w:rPr>
                   <w:rFonts w:ascii="Arial" w:cs="Arial" w:eastAsia="Arial" w:hAnsi="Arial"/>
@@ -17583,7 +17583,7 @@
               <w:spacing w:after="10" w:before="0"/>
               <w:ind w:left="120"/>
             </w:pPr>
-            <w:hyperlink w:history="1" r:id="rIdzl7tsncpeo-w_x7ln4zd9">
+            <w:hyperlink w:history="1" r:id="rIdlgii-e_irl_tddjg68yae">
               <w:r>
                 <w:rPr>
                   <w:rFonts w:ascii="Arial" w:cs="Arial" w:eastAsia="Arial" w:hAnsi="Arial"/>
@@ -17628,7 +17628,7 @@
             <w:pPr>
               <w:spacing w:after="20" w:before="0"/>
             </w:pPr>
-            <w:hyperlink w:history="1" r:id="rIdv24odvi_uwzwxq38zxx21">
+            <w:hyperlink w:history="1" r:id="rId90je-mtqhe3tnvixxl1id">
               <w:r>
                 <w:rPr>
                   <w:rFonts w:ascii="Arial" w:cs="Arial" w:eastAsia="Arial" w:hAnsi="Arial"/>
@@ -17661,7 +17661,7 @@
               <w:spacing w:after="10" w:before="0"/>
               <w:ind w:left="120"/>
             </w:pPr>
-            <w:hyperlink w:history="1" r:id="rIdnlommd8yxjuhvroyxymno">
+            <w:hyperlink w:history="1" r:id="rIdcnfrd_qs5jboznv07t_2u">
               <w:r>
                 <w:rPr>
                   <w:rFonts w:ascii="Arial" w:cs="Arial" w:eastAsia="Arial" w:hAnsi="Arial"/>
@@ -18010,7 +18010,7 @@
             <w:pPr>
               <w:spacing w:after="20" w:before="0"/>
             </w:pPr>
-            <w:hyperlink w:history="1" r:id="rIduhhmd4t9btilgr4zm-9la">
+            <w:hyperlink w:history="1" r:id="rIdsrpriq322fnan4lunahnx">
               <w:r>
                 <w:rPr>
                   <w:rFonts w:ascii="Arial" w:cs="Arial" w:eastAsia="Arial" w:hAnsi="Arial"/>
@@ -18043,7 +18043,7 @@
               <w:spacing w:after="10" w:before="0"/>
               <w:ind w:left="120"/>
             </w:pPr>
-            <w:hyperlink w:history="1" r:id="rId70in_8nzqukrsbokhfsrw">
+            <w:hyperlink w:history="1" r:id="rId_qtel7cesrcacwd6ddg6i">
               <w:r>
                 <w:rPr>
                   <w:rFonts w:ascii="Arial" w:cs="Arial" w:eastAsia="Arial" w:hAnsi="Arial"/>
@@ -18088,7 +18088,7 @@
             <w:pPr>
               <w:spacing w:after="20" w:before="0"/>
             </w:pPr>
-            <w:hyperlink w:history="1" r:id="rIdlxppll5zpdcdqwhme_i1-">
+            <w:hyperlink w:history="1" r:id="rIdxjmuyfak47f_n3euf2til">
               <w:r>
                 <w:rPr>
                   <w:rFonts w:ascii="Arial" w:cs="Arial" w:eastAsia="Arial" w:hAnsi="Arial"/>
@@ -18137,7 +18137,7 @@
               <w:spacing w:after="10" w:before="0"/>
               <w:ind w:left="120"/>
             </w:pPr>
-            <w:hyperlink w:history="1" r:id="rIdiz0lxugf3dwkbxyznqv2g">
+            <w:hyperlink w:history="1" r:id="rIdrrwvi1xjtlyzahjuj6hz-">
               <w:r>
                 <w:rPr>
                   <w:rFonts w:ascii="Arial" w:cs="Arial" w:eastAsia="Arial" w:hAnsi="Arial"/>
@@ -18976,7 +18976,7 @@
         </w:rPr>
         <w:t xml:space="preserve">© 2026 SeaVuria and ARES. Aligned with KICD objectives. Developed by SeaVuria; technical implementation by ARES (with AI assistance from Claude). Licensed under </w:t>
       </w:r>
-      <w:hyperlink w:history="1" r:id="rIdcmiiil35kzy2aln9b-sif">
+      <w:hyperlink w:history="1" r:id="rIdtf59dtpx4yha6hlcoqaqy">
         <w:r>
           <w:rPr>
             <w:rFonts w:ascii="Arial" w:cs="Arial" w:eastAsia="Arial" w:hAnsi="Arial"/>
@@ -18997,7 +18997,7 @@
         </w:rPr>
         <w:t xml:space="preserve"> (</w:t>
       </w:r>
-      <w:hyperlink w:history="1" r:id="rIdcuvoiqintomed2dl3ecbs">
+      <w:hyperlink w:history="1" r:id="rIdtex15hwujlkqep12gi2-_">
         <w:r>
           <w:rPr>
             <w:rFonts w:ascii="Arial" w:cs="Arial" w:eastAsia="Arial" w:hAnsi="Arial"/>
@@ -20189,7 +20189,7 @@
             <w:pPr>
               <w:spacing w:after="20" w:before="0"/>
             </w:pPr>
-            <w:hyperlink w:history="1" r:id="rIdonawn4zu1f7zz2banabvv">
+            <w:hyperlink w:history="1" r:id="rIdlqqjostxcuktqajmupfey">
               <w:r>
                 <w:rPr>
                   <w:rFonts w:ascii="Arial" w:cs="Arial" w:eastAsia="Arial" w:hAnsi="Arial"/>
@@ -20222,7 +20222,7 @@
               <w:spacing w:after="10" w:before="0"/>
               <w:ind w:left="120"/>
             </w:pPr>
-            <w:hyperlink w:history="1" r:id="rIdjmtqwwhk3bm7mdiutoesy">
+            <w:hyperlink w:history="1" r:id="rIdumoznuoxtmxgptyrh9uqs">
               <w:r>
                 <w:rPr>
                   <w:rFonts w:ascii="Arial" w:cs="Arial" w:eastAsia="Arial" w:hAnsi="Arial"/>
@@ -20267,7 +20267,7 @@
             <w:pPr>
               <w:spacing w:after="20" w:before="0"/>
             </w:pPr>
-            <w:hyperlink w:history="1" r:id="rIdug9ih1sx5t67f9had4ymi">
+            <w:hyperlink w:history="1" r:id="rIdoe6udo6mhri7oetgu29ts">
               <w:r>
                 <w:rPr>
                   <w:rFonts w:ascii="Arial" w:cs="Arial" w:eastAsia="Arial" w:hAnsi="Arial"/>
@@ -20300,7 +20300,7 @@
               <w:spacing w:after="10" w:before="0"/>
               <w:ind w:left="120"/>
             </w:pPr>
-            <w:hyperlink w:history="1" r:id="rId4zwlbg_jd6ntrz6xgbp50">
+            <w:hyperlink w:history="1" r:id="rId2m9oeibjymlfrbhjrtau-">
               <w:r>
                 <w:rPr>
                   <w:rFonts w:ascii="Arial" w:cs="Arial" w:eastAsia="Arial" w:hAnsi="Arial"/>
@@ -20495,7 +20495,7 @@
             <w:pPr>
               <w:spacing w:after="20" w:before="0"/>
             </w:pPr>
-            <w:hyperlink w:history="1" r:id="rIdq6ieta8fekdkc1p3iwprd">
+            <w:hyperlink w:history="1" r:id="rIdyy-k5xvmszimav4co_jxx">
               <w:r>
                 <w:rPr>
                   <w:rFonts w:ascii="Arial" w:cs="Arial" w:eastAsia="Arial" w:hAnsi="Arial"/>
@@ -20528,7 +20528,7 @@
               <w:spacing w:after="10" w:before="0"/>
               <w:ind w:left="120"/>
             </w:pPr>
-            <w:hyperlink w:history="1" r:id="rIdorjrrckquucogjn3llevv">
+            <w:hyperlink w:history="1" r:id="rIdykzkdoqb9lhsr9vj6slpl">
               <w:r>
                 <w:rPr>
                   <w:rFonts w:ascii="Arial" w:cs="Arial" w:eastAsia="Arial" w:hAnsi="Arial"/>
@@ -20573,7 +20573,7 @@
             <w:pPr>
               <w:spacing w:after="20" w:before="0"/>
             </w:pPr>
-            <w:hyperlink w:history="1" r:id="rIdc7cib46k_b_vjqwovoqv-">
+            <w:hyperlink w:history="1" r:id="rIdzyjgw3tvxhujii_iypm-j">
               <w:r>
                 <w:rPr>
                   <w:rFonts w:ascii="Arial" w:cs="Arial" w:eastAsia="Arial" w:hAnsi="Arial"/>
@@ -20606,7 +20606,7 @@
               <w:spacing w:after="10" w:before="0"/>
               <w:ind w:left="120"/>
             </w:pPr>
-            <w:hyperlink w:history="1" r:id="rIdmyhf0esedrqpyatrv-sep">
+            <w:hyperlink w:history="1" r:id="rIdhh_t-egqwtybcgnaabfn0">
               <w:r>
                 <w:rPr>
                   <w:rFonts w:ascii="Arial" w:cs="Arial" w:eastAsia="Arial" w:hAnsi="Arial"/>
@@ -20801,7 +20801,7 @@
             <w:pPr>
               <w:spacing w:after="20" w:before="0"/>
             </w:pPr>
-            <w:hyperlink w:history="1" r:id="rId103tbeckcvssduenfdjbv">
+            <w:hyperlink w:history="1" r:id="rIdjaamw560tpi7pab8shcff">
               <w:r>
                 <w:rPr>
                   <w:rFonts w:ascii="Arial" w:cs="Arial" w:eastAsia="Arial" w:hAnsi="Arial"/>
@@ -20834,7 +20834,7 @@
               <w:spacing w:after="10" w:before="0"/>
               <w:ind w:left="120"/>
             </w:pPr>
-            <w:hyperlink w:history="1" r:id="rIdzrr9bibr1twjrwkcacj9h">
+            <w:hyperlink w:history="1" r:id="rIdcmofnddgram7zwskuk6tq">
               <w:r>
                 <w:rPr>
                   <w:rFonts w:ascii="Arial" w:cs="Arial" w:eastAsia="Arial" w:hAnsi="Arial"/>
@@ -20879,7 +20879,7 @@
             <w:pPr>
               <w:spacing w:after="20" w:before="0"/>
             </w:pPr>
-            <w:hyperlink w:history="1" r:id="rIdy5w3asjcron8ssjsxj51f">
+            <w:hyperlink w:history="1" r:id="rIdjevbaljcv3c8wt31t1vpr">
               <w:r>
                 <w:rPr>
                   <w:rFonts w:ascii="Arial" w:cs="Arial" w:eastAsia="Arial" w:hAnsi="Arial"/>
@@ -20928,7 +20928,7 @@
               <w:spacing w:after="10" w:before="0"/>
               <w:ind w:left="120"/>
             </w:pPr>
-            <w:hyperlink w:history="1" r:id="rIdgkbccwxhh7pkd4effgko6">
+            <w:hyperlink w:history="1" r:id="rIdsh11bntdsn17s19dxuerk">
               <w:r>
                 <w:rPr>
                   <w:rFonts w:ascii="Arial" w:cs="Arial" w:eastAsia="Arial" w:hAnsi="Arial"/>
@@ -21123,7 +21123,7 @@
             <w:pPr>
               <w:spacing w:after="20" w:before="0"/>
             </w:pPr>
-            <w:hyperlink w:history="1" r:id="rIdfbeo04qaocqv9xke08pzf">
+            <w:hyperlink w:history="1" r:id="rIdnykutzf67te4etzeawkwh">
               <w:r>
                 <w:rPr>
                   <w:rFonts w:ascii="Arial" w:cs="Arial" w:eastAsia="Arial" w:hAnsi="Arial"/>
@@ -21156,7 +21156,7 @@
               <w:spacing w:after="10" w:before="0"/>
               <w:ind w:left="120"/>
             </w:pPr>
-            <w:hyperlink w:history="1" r:id="rIdncualvwk_fs5tcyp1gnyc">
+            <w:hyperlink w:history="1" r:id="rIdtss3qqzhpczda59mgaoos">
               <w:r>
                 <w:rPr>
                   <w:rFonts w:ascii="Arial" w:cs="Arial" w:eastAsia="Arial" w:hAnsi="Arial"/>
@@ -21201,7 +21201,7 @@
             <w:pPr>
               <w:spacing w:after="20" w:before="0"/>
             </w:pPr>
-            <w:hyperlink w:history="1" r:id="rIdxt8hqqdkzkwjtoj27aw-p">
+            <w:hyperlink w:history="1" r:id="rIdjcppfk_o-gyzp1zaiex9u">
               <w:r>
                 <w:rPr>
                   <w:rFonts w:ascii="Arial" w:cs="Arial" w:eastAsia="Arial" w:hAnsi="Arial"/>
@@ -21250,7 +21250,7 @@
               <w:spacing w:after="10" w:before="0"/>
               <w:ind w:left="120"/>
             </w:pPr>
-            <w:hyperlink w:history="1" r:id="rIdad7ftgkzfztijfuskacmh">
+            <w:hyperlink w:history="1" r:id="rIdbcvv5vd3-bnuiygf6b7iy">
               <w:r>
                 <w:rPr>
                   <w:rFonts w:ascii="Arial" w:cs="Arial" w:eastAsia="Arial" w:hAnsi="Arial"/>
@@ -21445,7 +21445,7 @@
             <w:pPr>
               <w:spacing w:after="20" w:before="0"/>
             </w:pPr>
-            <w:hyperlink w:history="1" r:id="rId47ignizjvhgjnr_4zga6l">
+            <w:hyperlink w:history="1" r:id="rIdwqnt9mpriyol-pdprbg0j">
               <w:r>
                 <w:rPr>
                   <w:rFonts w:ascii="Arial" w:cs="Arial" w:eastAsia="Arial" w:hAnsi="Arial"/>
@@ -21478,7 +21478,7 @@
               <w:spacing w:after="10" w:before="0"/>
               <w:ind w:left="120"/>
             </w:pPr>
-            <w:hyperlink w:history="1" r:id="rIdulvtgmuj7moydz_bwvsra">
+            <w:hyperlink w:history="1" r:id="rIdgza9zjyjtvqxdz8elvci9">
               <w:r>
                 <w:rPr>
                   <w:rFonts w:ascii="Arial" w:cs="Arial" w:eastAsia="Arial" w:hAnsi="Arial"/>
@@ -21523,7 +21523,7 @@
             <w:pPr>
               <w:spacing w:after="20" w:before="0"/>
             </w:pPr>
-            <w:hyperlink w:history="1" r:id="rIdv8xudjm9cc526-k9wy4pz">
+            <w:hyperlink w:history="1" r:id="rIdgqdshyjw3uxalhx9jqbjo">
               <w:r>
                 <w:rPr>
                   <w:rFonts w:ascii="Arial" w:cs="Arial" w:eastAsia="Arial" w:hAnsi="Arial"/>
@@ -21556,7 +21556,7 @@
               <w:spacing w:after="10" w:before="0"/>
               <w:ind w:left="120"/>
             </w:pPr>
-            <w:hyperlink w:history="1" r:id="rIdgdyxogcl6jdbyiudmazrn">
+            <w:hyperlink w:history="1" r:id="rIdshbpyahypv_mkdiinuf8f">
               <w:r>
                 <w:rPr>
                   <w:rFonts w:ascii="Arial" w:cs="Arial" w:eastAsia="Arial" w:hAnsi="Arial"/>
@@ -22144,7 +22144,7 @@
         </w:rPr>
         <w:t xml:space="preserve">© 2026 SeaVuria and ARES. Aligned with KICD objectives. Developed by SeaVuria; technical implementation by ARES (with AI assistance from Claude). Licensed under </w:t>
       </w:r>
-      <w:hyperlink w:history="1" r:id="rIdsnr2kuvd6q7enxmm3yqp_">
+      <w:hyperlink w:history="1" r:id="rIdb_wpt0fb1kohy3qznqgwk">
         <w:r>
           <w:rPr>
             <w:rFonts w:ascii="Arial" w:cs="Arial" w:eastAsia="Arial" w:hAnsi="Arial"/>
@@ -22165,7 +22165,7 @@
         </w:rPr>
         <w:t xml:space="preserve"> (</w:t>
       </w:r>
-      <w:hyperlink w:history="1" r:id="rId4dur_ooy8pgzsyvdykzn1">
+      <w:hyperlink w:history="1" r:id="rIdo0owpsxayaq27jiflq1ns">
         <w:r>
           <w:rPr>
             <w:rFonts w:ascii="Arial" w:cs="Arial" w:eastAsia="Arial" w:hAnsi="Arial"/>
@@ -23178,7 +23178,7 @@
             <w:pPr>
               <w:spacing w:after="20" w:before="0"/>
             </w:pPr>
-            <w:hyperlink w:history="1" r:id="rIdnnqqpwmsullgaze9h69wl">
+            <w:hyperlink w:history="1" r:id="rId6wntwxpduj6zvj1cnlobi">
               <w:r>
                 <w:rPr>
                   <w:rFonts w:ascii="Arial" w:cs="Arial" w:eastAsia="Arial" w:hAnsi="Arial"/>
@@ -23211,7 +23211,7 @@
               <w:spacing w:after="10" w:before="0"/>
               <w:ind w:left="120"/>
             </w:pPr>
-            <w:hyperlink w:history="1" r:id="rIdkn5xassh2ssb838z3m0li">
+            <w:hyperlink w:history="1" r:id="rIdbb0f66meaxtk1fevq9ik-">
               <w:r>
                 <w:rPr>
                   <w:rFonts w:ascii="Arial" w:cs="Arial" w:eastAsia="Arial" w:hAnsi="Arial"/>
@@ -23256,7 +23256,7 @@
             <w:pPr>
               <w:spacing w:after="20" w:before="0"/>
             </w:pPr>
-            <w:hyperlink w:history="1" r:id="rIdiwztj6-ez6eigbtommkky">
+            <w:hyperlink w:history="1" r:id="rId5rre8suabna09ymxheyr_">
               <w:r>
                 <w:rPr>
                   <w:rFonts w:ascii="Arial" w:cs="Arial" w:eastAsia="Arial" w:hAnsi="Arial"/>
@@ -23289,7 +23289,7 @@
               <w:spacing w:after="10" w:before="0"/>
               <w:ind w:left="120"/>
             </w:pPr>
-            <w:hyperlink w:history="1" r:id="rId-ims9xlicqc2am9_n4h7l">
+            <w:hyperlink w:history="1" r:id="rIdrxxvxy-l0jshrzuoyfad0">
               <w:r>
                 <w:rPr>
                   <w:rFonts w:ascii="Arial" w:cs="Arial" w:eastAsia="Arial" w:hAnsi="Arial"/>
@@ -23484,7 +23484,7 @@
             <w:pPr>
               <w:spacing w:after="20" w:before="0"/>
             </w:pPr>
-            <w:hyperlink w:history="1" r:id="rIdmgasr664i8gppgpuc8pjq">
+            <w:hyperlink w:history="1" r:id="rIdermdi-nh4fxzescodhzcu">
               <w:r>
                 <w:rPr>
                   <w:rFonts w:ascii="Arial" w:cs="Arial" w:eastAsia="Arial" w:hAnsi="Arial"/>
@@ -23517,7 +23517,7 @@
               <w:spacing w:after="10" w:before="0"/>
               <w:ind w:left="120"/>
             </w:pPr>
-            <w:hyperlink w:history="1" r:id="rIdnqxe9yvauwjz53_hpr8su">
+            <w:hyperlink w:history="1" r:id="rIdqox6awzndxim7nk2pnhyw">
               <w:r>
                 <w:rPr>
                   <w:rFonts w:ascii="Arial" w:cs="Arial" w:eastAsia="Arial" w:hAnsi="Arial"/>
@@ -23562,7 +23562,7 @@
             <w:pPr>
               <w:spacing w:after="20" w:before="0"/>
             </w:pPr>
-            <w:hyperlink w:history="1" r:id="rIdljjaxjqrixe8__trm0izs">
+            <w:hyperlink w:history="1" r:id="rIdlbvzwippauq724jrwdodn">
               <w:r>
                 <w:rPr>
                   <w:rFonts w:ascii="Arial" w:cs="Arial" w:eastAsia="Arial" w:hAnsi="Arial"/>
@@ -23595,7 +23595,7 @@
               <w:spacing w:after="10" w:before="0"/>
               <w:ind w:left="120"/>
             </w:pPr>
-            <w:hyperlink w:history="1" r:id="rIdcg-sdybbzoehtelwkhuy3">
+            <w:hyperlink w:history="1" r:id="rIdtt4t-bb5yegpgfhauknp9">
               <w:r>
                 <w:rPr>
                   <w:rFonts w:ascii="Arial" w:cs="Arial" w:eastAsia="Arial" w:hAnsi="Arial"/>
@@ -23828,7 +23828,7 @@
             <w:pPr>
               <w:spacing w:after="20" w:before="0"/>
             </w:pPr>
-            <w:hyperlink w:history="1" r:id="rId9rnrabhc0zemfv0y0jgh0">
+            <w:hyperlink w:history="1" r:id="rId4e5atvzufssuvxtif0gix">
               <w:r>
                 <w:rPr>
                   <w:rFonts w:ascii="Arial" w:cs="Arial" w:eastAsia="Arial" w:hAnsi="Arial"/>
@@ -23877,7 +23877,7 @@
               <w:spacing w:after="10" w:before="0"/>
               <w:ind w:left="120"/>
             </w:pPr>
-            <w:hyperlink w:history="1" r:id="rIdcnayywddwdtvvfu_ck_pb">
+            <w:hyperlink w:history="1" r:id="rId5ydfoaxxmn1vjao7ifqoi">
               <w:r>
                 <w:rPr>
                   <w:rFonts w:ascii="Arial" w:cs="Arial" w:eastAsia="Arial" w:hAnsi="Arial"/>
@@ -23922,7 +23922,7 @@
             <w:pPr>
               <w:spacing w:after="20" w:before="0"/>
             </w:pPr>
-            <w:hyperlink w:history="1" r:id="rId81osv2sulq1ymhzbgcvg9">
+            <w:hyperlink w:history="1" r:id="rIdbwqzb-wjuurja3pfkhqmz">
               <w:r>
                 <w:rPr>
                   <w:rFonts w:ascii="Arial" w:cs="Arial" w:eastAsia="Arial" w:hAnsi="Arial"/>
@@ -23971,7 +23971,7 @@
               <w:spacing w:after="10" w:before="0"/>
               <w:ind w:left="120"/>
             </w:pPr>
-            <w:hyperlink w:history="1" r:id="rIdbe0yxiahjr8vy9l69qqu5">
+            <w:hyperlink w:history="1" r:id="rIdgfw3lsbmodsuvscw4nc8s">
               <w:r>
                 <w:rPr>
                   <w:rFonts w:ascii="Arial" w:cs="Arial" w:eastAsia="Arial" w:hAnsi="Arial"/>
@@ -24166,7 +24166,7 @@
             <w:pPr>
               <w:spacing w:after="20" w:before="0"/>
             </w:pPr>
-            <w:hyperlink w:history="1" r:id="rIdfvaoavf8knz5zfqzkikvj">
+            <w:hyperlink w:history="1" r:id="rIddmmx1eupip6dc4dkjqcrp">
               <w:r>
                 <w:rPr>
                   <w:rFonts w:ascii="Arial" w:cs="Arial" w:eastAsia="Arial" w:hAnsi="Arial"/>
@@ -24215,7 +24215,7 @@
               <w:spacing w:after="10" w:before="0"/>
               <w:ind w:left="120"/>
             </w:pPr>
-            <w:hyperlink w:history="1" r:id="rIdakmptxeqctnrzv64d65ym">
+            <w:hyperlink w:history="1" r:id="rIdo1wlyrfhmyvvkxm-zudyf">
               <w:r>
                 <w:rPr>
                   <w:rFonts w:ascii="Arial" w:cs="Arial" w:eastAsia="Arial" w:hAnsi="Arial"/>
@@ -24260,7 +24260,7 @@
             <w:pPr>
               <w:spacing w:after="20" w:before="0"/>
             </w:pPr>
-            <w:hyperlink w:history="1" r:id="rIdvpdjytcbt9ikto9imkpix">
+            <w:hyperlink w:history="1" r:id="rIdaager31ofhfxberjb5p0u">
               <w:r>
                 <w:rPr>
                   <w:rFonts w:ascii="Arial" w:cs="Arial" w:eastAsia="Arial" w:hAnsi="Arial"/>
@@ -24293,7 +24293,7 @@
               <w:spacing w:after="10" w:before="0"/>
               <w:ind w:left="120"/>
             </w:pPr>
-            <w:hyperlink w:history="1" r:id="rId_-6ujnwza2tx4ib4pbpug">
+            <w:hyperlink w:history="1" r:id="rIdmena27nwotv4ltzl5tpdm">
               <w:r>
                 <w:rPr>
                   <w:rFonts w:ascii="Arial" w:cs="Arial" w:eastAsia="Arial" w:hAnsi="Arial"/>
@@ -24488,7 +24488,7 @@
             <w:pPr>
               <w:spacing w:after="20" w:before="0"/>
             </w:pPr>
-            <w:hyperlink w:history="1" r:id="rIds8hxxgl1sdzsbshgkqqjc">
+            <w:hyperlink w:history="1" r:id="rIdkd2zch3zgb0swykwi4vvq">
               <w:r>
                 <w:rPr>
                   <w:rFonts w:ascii="Arial" w:cs="Arial" w:eastAsia="Arial" w:hAnsi="Arial"/>
@@ -24521,7 +24521,7 @@
               <w:spacing w:after="10" w:before="0"/>
               <w:ind w:left="120"/>
             </w:pPr>
-            <w:hyperlink w:history="1" r:id="rIdc0dl5c42a7m2bfi6is-vz">
+            <w:hyperlink w:history="1" r:id="rIdy-jupbrgbmnrshmftsax1">
               <w:r>
                 <w:rPr>
                   <w:rFonts w:ascii="Arial" w:cs="Arial" w:eastAsia="Arial" w:hAnsi="Arial"/>
@@ -24566,7 +24566,7 @@
             <w:pPr>
               <w:spacing w:after="20" w:before="0"/>
             </w:pPr>
-            <w:hyperlink w:history="1" r:id="rIde17ugycfkb1b11itsm5xq">
+            <w:hyperlink w:history="1" r:id="rId_crqzqzdmyncim_vikhhi">
               <w:r>
                 <w:rPr>
                   <w:rFonts w:ascii="Arial" w:cs="Arial" w:eastAsia="Arial" w:hAnsi="Arial"/>
@@ -24599,7 +24599,7 @@
               <w:spacing w:after="10" w:before="0"/>
               <w:ind w:left="120"/>
             </w:pPr>
-            <w:hyperlink w:history="1" r:id="rIdimyarfhenxxwlofn4e3f4">
+            <w:hyperlink w:history="1" r:id="rIdtcciuwyzpylh3mmfka9il">
               <w:r>
                 <w:rPr>
                   <w:rFonts w:ascii="Arial" w:cs="Arial" w:eastAsia="Arial" w:hAnsi="Arial"/>
@@ -25111,7 +25111,7 @@
         </w:rPr>
         <w:t xml:space="preserve">© 2026 SeaVuria and ARES. Aligned with KICD objectives. Developed by SeaVuria; technical implementation by ARES (with AI assistance from Claude). Licensed under </w:t>
       </w:r>
-      <w:hyperlink w:history="1" r:id="rIdk7kiovyngdrqqkcblrgcp">
+      <w:hyperlink w:history="1" r:id="rIdmj5simfro2uwpe4exb3gy">
         <w:r>
           <w:rPr>
             <w:rFonts w:ascii="Arial" w:cs="Arial" w:eastAsia="Arial" w:hAnsi="Arial"/>
@@ -25132,7 +25132,7 @@
         </w:rPr>
         <w:t xml:space="preserve"> (</w:t>
       </w:r>
-      <w:hyperlink w:history="1" r:id="rIdzj3z8h-m81oeolrvfrg64">
+      <w:hyperlink w:history="1" r:id="rIdznjmag_zdkhfqlsxrkojd">
         <w:r>
           <w:rPr>
             <w:rFonts w:ascii="Arial" w:cs="Arial" w:eastAsia="Arial" w:hAnsi="Arial"/>
@@ -26145,7 +26145,7 @@
             <w:pPr>
               <w:spacing w:after="20" w:before="0"/>
             </w:pPr>
-            <w:hyperlink w:history="1" r:id="rId0ztsbii6rq5qneow6gbbd">
+            <w:hyperlink w:history="1" r:id="rIduywpw-ux4bpqvkkkquxn2">
               <w:r>
                 <w:rPr>
                   <w:rFonts w:ascii="Arial" w:cs="Arial" w:eastAsia="Arial" w:hAnsi="Arial"/>
@@ -26178,7 +26178,7 @@
               <w:spacing w:after="10" w:before="0"/>
               <w:ind w:left="120"/>
             </w:pPr>
-            <w:hyperlink w:history="1" r:id="rIdsbp38pk--sihru9f3mc6j">
+            <w:hyperlink w:history="1" r:id="rIdtmilddrifonvsx7zyijew">
               <w:r>
                 <w:rPr>
                   <w:rFonts w:ascii="Arial" w:cs="Arial" w:eastAsia="Arial" w:hAnsi="Arial"/>
@@ -26223,7 +26223,7 @@
             <w:pPr>
               <w:spacing w:after="20" w:before="0"/>
             </w:pPr>
-            <w:hyperlink w:history="1" r:id="rIdzsx1iabjacu-5nuvq1n99">
+            <w:hyperlink w:history="1" r:id="rId9-2bvtjgszzcs2j4rn1nu">
               <w:r>
                 <w:rPr>
                   <w:rFonts w:ascii="Arial" w:cs="Arial" w:eastAsia="Arial" w:hAnsi="Arial"/>
@@ -26256,7 +26256,7 @@
               <w:spacing w:after="10" w:before="0"/>
               <w:ind w:left="120"/>
             </w:pPr>
-            <w:hyperlink w:history="1" r:id="rIdnwqo-pyvgyk0dmah6l_2t">
+            <w:hyperlink w:history="1" r:id="rIdiyqxtmtqxudm1whd7anyr">
               <w:r>
                 <w:rPr>
                   <w:rFonts w:ascii="Arial" w:cs="Arial" w:eastAsia="Arial" w:hAnsi="Arial"/>
@@ -26603,7 +26603,7 @@
             <w:pPr>
               <w:spacing w:after="20" w:before="0"/>
             </w:pPr>
-            <w:hyperlink w:history="1" r:id="rIdwmsinfuogee-psimo4hhr">
+            <w:hyperlink w:history="1" r:id="rIdo3aimqnqpt12l78b91vcy">
               <w:r>
                 <w:rPr>
                   <w:rFonts w:ascii="Arial" w:cs="Arial" w:eastAsia="Arial" w:hAnsi="Arial"/>
@@ -26636,7 +26636,7 @@
               <w:spacing w:after="10" w:before="0"/>
               <w:ind w:left="120"/>
             </w:pPr>
-            <w:hyperlink w:history="1" r:id="rIdlmoxaewis3gw5u5iczjf_">
+            <w:hyperlink w:history="1" r:id="rIdclamcug7vogo7wufxtpiz">
               <w:r>
                 <w:rPr>
                   <w:rFonts w:ascii="Arial" w:cs="Arial" w:eastAsia="Arial" w:hAnsi="Arial"/>
@@ -26681,7 +26681,7 @@
             <w:pPr>
               <w:spacing w:after="20" w:before="0"/>
             </w:pPr>
-            <w:hyperlink w:history="1" r:id="rId9hjrvlma0u_jjcdj-stc0">
+            <w:hyperlink w:history="1" r:id="rIdulajumhajeo04j0b0f1-9">
               <w:r>
                 <w:rPr>
                   <w:rFonts w:ascii="Arial" w:cs="Arial" w:eastAsia="Arial" w:hAnsi="Arial"/>
@@ -26714,7 +26714,7 @@
               <w:spacing w:after="10" w:before="0"/>
               <w:ind w:left="120"/>
             </w:pPr>
-            <w:hyperlink w:history="1" r:id="rIdbkthz1juwf7j8zk2jd2bh">
+            <w:hyperlink w:history="1" r:id="rIdsdczzqoa5hzy2hyxxebpi">
               <w:r>
                 <w:rPr>
                   <w:rFonts w:ascii="Arial" w:cs="Arial" w:eastAsia="Arial" w:hAnsi="Arial"/>
@@ -27061,7 +27061,7 @@
             <w:pPr>
               <w:spacing w:after="20" w:before="0"/>
             </w:pPr>
-            <w:hyperlink w:history="1" r:id="rIdm_mgesdbexpnsfg2d0kn0">
+            <w:hyperlink w:history="1" r:id="rId393tpszk5sgq-7nmdyuf3">
               <w:r>
                 <w:rPr>
                   <w:rFonts w:ascii="Arial" w:cs="Arial" w:eastAsia="Arial" w:hAnsi="Arial"/>
@@ -27094,7 +27094,7 @@
               <w:spacing w:after="10" w:before="0"/>
               <w:ind w:left="120"/>
             </w:pPr>
-            <w:hyperlink w:history="1" r:id="rIdp6ayqoaq9ll0hrqj-o5xk">
+            <w:hyperlink w:history="1" r:id="rIdgfyq_gmlglnut4avanstg">
               <w:r>
                 <w:rPr>
                   <w:rFonts w:ascii="Arial" w:cs="Arial" w:eastAsia="Arial" w:hAnsi="Arial"/>
@@ -27139,7 +27139,7 @@
             <w:pPr>
               <w:spacing w:after="20" w:before="0"/>
             </w:pPr>
-            <w:hyperlink w:history="1" r:id="rIdbuutmdbhph2u85r6l7hl3">
+            <w:hyperlink w:history="1" r:id="rId5vtr71sq50d29ll-tovcw">
               <w:r>
                 <w:rPr>
                   <w:rFonts w:ascii="Arial" w:cs="Arial" w:eastAsia="Arial" w:hAnsi="Arial"/>
@@ -27172,7 +27172,7 @@
               <w:spacing w:after="10" w:before="0"/>
               <w:ind w:left="120"/>
             </w:pPr>
-            <w:hyperlink w:history="1" r:id="rId7i7zqkw84sypktmuk2vkk">
+            <w:hyperlink w:history="1" r:id="rIdjj4wms1b9p9hdhs4c3hno">
               <w:r>
                 <w:rPr>
                   <w:rFonts w:ascii="Arial" w:cs="Arial" w:eastAsia="Arial" w:hAnsi="Arial"/>
@@ -27538,7 +27538,7 @@
             <w:pPr>
               <w:spacing w:after="20" w:before="0"/>
             </w:pPr>
-            <w:hyperlink w:history="1" r:id="rIdj6kkkd7luuems3lk_1jbq">
+            <w:hyperlink w:history="1" r:id="rIdfzhrzaiae4yhlyjdsj0od">
               <w:r>
                 <w:rPr>
                   <w:rFonts w:ascii="Arial" w:cs="Arial" w:eastAsia="Arial" w:hAnsi="Arial"/>
@@ -27571,7 +27571,7 @@
               <w:spacing w:after="10" w:before="0"/>
               <w:ind w:left="120"/>
             </w:pPr>
-            <w:hyperlink w:history="1" r:id="rIdzf4afnpekxnaqzcavf2hx">
+            <w:hyperlink w:history="1" r:id="rIduvjeumuoinb52fkwahcus">
               <w:r>
                 <w:rPr>
                   <w:rFonts w:ascii="Arial" w:cs="Arial" w:eastAsia="Arial" w:hAnsi="Arial"/>
@@ -27616,7 +27616,7 @@
             <w:pPr>
               <w:spacing w:after="20" w:before="0"/>
             </w:pPr>
-            <w:hyperlink w:history="1" r:id="rId33ogkivyprftgoaaewufq">
+            <w:hyperlink w:history="1" r:id="rIdmksxmzvrlf1rgmjxyd4hp">
               <w:r>
                 <w:rPr>
                   <w:rFonts w:ascii="Arial" w:cs="Arial" w:eastAsia="Arial" w:hAnsi="Arial"/>
@@ -27649,7 +27649,7 @@
               <w:spacing w:after="10" w:before="0"/>
               <w:ind w:left="120"/>
             </w:pPr>
-            <w:hyperlink w:history="1" r:id="rId-6ldgwxyrf3hlw1-vu2q4">
+            <w:hyperlink w:history="1" r:id="rIds37fdtb9agzxsedbvfnti">
               <w:r>
                 <w:rPr>
                   <w:rFonts w:ascii="Arial" w:cs="Arial" w:eastAsia="Arial" w:hAnsi="Arial"/>
@@ -27996,7 +27996,7 @@
             <w:pPr>
               <w:spacing w:after="20" w:before="0"/>
             </w:pPr>
-            <w:hyperlink w:history="1" r:id="rIdgfvj4j-lonkeqi4kiqg3s">
+            <w:hyperlink w:history="1" r:id="rIdk8k73pd7a4jxu0-gd4bvf">
               <w:r>
                 <w:rPr>
                   <w:rFonts w:ascii="Arial" w:cs="Arial" w:eastAsia="Arial" w:hAnsi="Arial"/>
@@ -28029,7 +28029,7 @@
               <w:spacing w:after="10" w:before="0"/>
               <w:ind w:left="120"/>
             </w:pPr>
-            <w:hyperlink w:history="1" r:id="rId6nh93ik_wbybq6ixcnjiw">
+            <w:hyperlink w:history="1" r:id="rIdu8-v4ymy0-p1lirnmumte">
               <w:r>
                 <w:rPr>
                   <w:rFonts w:ascii="Arial" w:cs="Arial" w:eastAsia="Arial" w:hAnsi="Arial"/>
@@ -28074,7 +28074,7 @@
             <w:pPr>
               <w:spacing w:after="20" w:before="0"/>
             </w:pPr>
-            <w:hyperlink w:history="1" r:id="rId1so37mnw_vogggjlxtobk">
+            <w:hyperlink w:history="1" r:id="rIdqaqkehrezcdbhluhkxgx1">
               <w:r>
                 <w:rPr>
                   <w:rFonts w:ascii="Arial" w:cs="Arial" w:eastAsia="Arial" w:hAnsi="Arial"/>
@@ -28107,7 +28107,7 @@
               <w:spacing w:after="10" w:before="0"/>
               <w:ind w:left="120"/>
             </w:pPr>
-            <w:hyperlink w:history="1" r:id="rIdqnabzw-yx9tlrblzd-dhe">
+            <w:hyperlink w:history="1" r:id="rIdzu5zho8ky_15k4pdcav1x">
               <w:r>
                 <w:rPr>
                   <w:rFonts w:ascii="Arial" w:cs="Arial" w:eastAsia="Arial" w:hAnsi="Arial"/>
@@ -28923,7 +28923,7 @@
         </w:rPr>
         <w:t xml:space="preserve">© 2026 SeaVuria and ARES. Aligned with KICD objectives. Developed by SeaVuria; technical implementation by ARES (with AI assistance from Claude). Licensed under </w:t>
       </w:r>
-      <w:hyperlink w:history="1" r:id="rId0vsxvha4eaazzr2g_7w3l">
+      <w:hyperlink w:history="1" r:id="rIdn7rgnnobeskhsoond4luc">
         <w:r>
           <w:rPr>
             <w:rFonts w:ascii="Arial" w:cs="Arial" w:eastAsia="Arial" w:hAnsi="Arial"/>
@@ -28944,7 +28944,7 @@
         </w:rPr>
         <w:t xml:space="preserve"> (</w:t>
       </w:r>
-      <w:hyperlink w:history="1" r:id="rIdbitfg7qzs2xyxdexofhst">
+      <w:hyperlink w:history="1" r:id="rId3urwyuj5msbkyigztuvgn">
         <w:r>
           <w:rPr>
             <w:rFonts w:ascii="Arial" w:cs="Arial" w:eastAsia="Arial" w:hAnsi="Arial"/>

--- a/data/outputs/v2/Essential_Mathematics/SS1.3_Quadratic_Equations/Essential_Mathematics_Quadratic_Equations_CBE_LessonSequence.docx
+++ b/data/outputs/v2/Essential_Mathematics/SS1.3_Quadratic_Equations/Essential_Mathematics_Quadratic_Equations_CBE_LessonSequence.docx
@@ -4,6 +4,7 @@
   <w:body>
     <w:p>
       <w:pPr>
+        <w:keepNext w:val="false"/>
         <w:spacing w:after="30" w:before="0"/>
         <w:jc w:val="center"/>
       </w:pPr>
@@ -23,6 +24,7 @@
     </w:p>
     <w:p>
       <w:pPr>
+        <w:keepNext w:val="false"/>
         <w:spacing w:after="60" w:before="0"/>
         <w:jc w:val="center"/>
       </w:pPr>
@@ -81,6 +83,7 @@
           </w:tcPr>
           <w:p>
             <w:pPr>
+              <w:keepNext w:val="false"/>
               <w:spacing w:after="40" w:before="0"/>
               <w:jc w:val="center"/>
             </w:pPr>
@@ -115,6 +118,7 @@
           </w:tcPr>
           <w:p>
             <w:pPr>
+              <w:keepNext w:val="false"/>
               <w:spacing w:after="40" w:before="0"/>
               <w:jc w:val="left"/>
             </w:pPr>
@@ -147,6 +151,7 @@
           </w:tcPr>
           <w:p>
             <w:pPr>
+              <w:keepNext w:val="false"/>
               <w:spacing w:after="40" w:before="0"/>
               <w:jc w:val="left"/>
             </w:pPr>
@@ -181,6 +186,7 @@
           </w:tcPr>
           <w:p>
             <w:pPr>
+              <w:keepNext w:val="false"/>
               <w:spacing w:after="40" w:before="0"/>
               <w:jc w:val="left"/>
             </w:pPr>
@@ -213,6 +219,7 @@
           </w:tcPr>
           <w:p>
             <w:pPr>
+              <w:keepNext w:val="false"/>
               <w:spacing w:after="40" w:before="0"/>
               <w:jc w:val="left"/>
             </w:pPr>
@@ -247,6 +254,7 @@
           </w:tcPr>
           <w:p>
             <w:pPr>
+              <w:keepNext w:val="false"/>
               <w:spacing w:after="40" w:before="0"/>
               <w:jc w:val="left"/>
             </w:pPr>
@@ -279,6 +287,7 @@
           </w:tcPr>
           <w:p>
             <w:pPr>
+              <w:keepNext w:val="false"/>
               <w:spacing w:after="40" w:before="0"/>
               <w:jc w:val="left"/>
             </w:pPr>
@@ -313,6 +322,7 @@
           </w:tcPr>
           <w:p>
             <w:pPr>
+              <w:keepNext w:val="false"/>
               <w:spacing w:after="40" w:before="0"/>
               <w:jc w:val="left"/>
             </w:pPr>
@@ -345,6 +355,7 @@
           </w:tcPr>
           <w:p>
             <w:pPr>
+              <w:keepNext w:val="false"/>
               <w:spacing w:after="40" w:before="0"/>
               <w:jc w:val="left"/>
             </w:pPr>
@@ -379,6 +390,7 @@
           </w:tcPr>
           <w:p>
             <w:pPr>
+              <w:keepNext w:val="false"/>
               <w:spacing w:after="40" w:before="0"/>
               <w:jc w:val="left"/>
             </w:pPr>
@@ -411,6 +423,7 @@
           </w:tcPr>
           <w:p>
             <w:pPr>
+              <w:keepNext w:val="false"/>
               <w:spacing w:after="40" w:before="0"/>
               <w:jc w:val="left"/>
             </w:pPr>
@@ -445,6 +458,7 @@
           </w:tcPr>
           <w:p>
             <w:pPr>
+              <w:keepNext w:val="false"/>
               <w:spacing w:after="40" w:before="0"/>
               <w:jc w:val="left"/>
             </w:pPr>
@@ -652,6 +666,7 @@
           </w:tcPr>
           <w:p>
             <w:pPr>
+              <w:keepNext w:val="false"/>
               <w:spacing w:after="40" w:before="0"/>
               <w:jc w:val="left"/>
             </w:pPr>
@@ -684,6 +699,7 @@
           </w:tcPr>
           <w:p>
             <w:pPr>
+              <w:keepNext w:val="false"/>
               <w:spacing w:after="40" w:before="0"/>
               <w:jc w:val="left"/>
             </w:pPr>
@@ -703,6 +719,7 @@
           </w:p>
           <w:p>
             <w:pPr>
+              <w:keepNext w:val="false"/>
               <w:spacing w:after="40" w:before="0"/>
               <w:jc w:val="left"/>
             </w:pPr>
@@ -722,6 +739,7 @@
           </w:p>
           <w:p>
             <w:pPr>
+              <w:keepNext w:val="false"/>
               <w:spacing w:after="40" w:before="0"/>
               <w:jc w:val="left"/>
             </w:pPr>
@@ -741,6 +759,7 @@
           </w:p>
           <w:p>
             <w:pPr>
+              <w:keepNext w:val="false"/>
               <w:spacing w:after="40" w:before="0"/>
               <w:jc w:val="left"/>
             </w:pPr>
@@ -760,6 +779,7 @@
           </w:p>
           <w:p>
             <w:pPr>
+              <w:keepNext w:val="false"/>
               <w:spacing w:after="40" w:before="0"/>
               <w:jc w:val="left"/>
             </w:pPr>
@@ -779,6 +799,7 @@
           </w:p>
           <w:p>
             <w:pPr>
+              <w:keepNext w:val="false"/>
               <w:spacing w:after="40" w:before="0"/>
               <w:jc w:val="left"/>
             </w:pPr>
@@ -813,6 +834,7 @@
           </w:tcPr>
           <w:p>
             <w:pPr>
+              <w:keepNext w:val="false"/>
               <w:spacing w:after="40" w:before="0"/>
               <w:jc w:val="left"/>
             </w:pPr>
@@ -920,6 +942,7 @@
           </w:tcPr>
           <w:p>
             <w:pPr>
+              <w:keepNext w:val="false"/>
               <w:spacing w:after="40" w:before="0"/>
               <w:jc w:val="left"/>
             </w:pPr>
@@ -1027,6 +1050,7 @@
           </w:tcPr>
           <w:p>
             <w:pPr>
+              <w:keepNext w:val="false"/>
               <w:spacing w:after="40" w:before="0"/>
               <w:jc w:val="left"/>
             </w:pPr>
@@ -1154,6 +1178,7 @@
           </w:tcPr>
           <w:p>
             <w:pPr>
+              <w:keepNext w:val="false"/>
               <w:spacing w:after="40" w:before="0"/>
               <w:jc w:val="left"/>
             </w:pPr>
@@ -1261,6 +1286,7 @@
           </w:tcPr>
           <w:p>
             <w:pPr>
+              <w:keepNext w:val="false"/>
               <w:spacing w:after="40" w:before="0"/>
               <w:jc w:val="left"/>
             </w:pPr>
@@ -1428,6 +1454,7 @@
           </w:tcPr>
           <w:p>
             <w:pPr>
+              <w:keepNext w:val="false"/>
               <w:spacing w:after="40" w:before="0"/>
               <w:jc w:val="left"/>
             </w:pPr>
@@ -1460,6 +1487,7 @@
           </w:tcPr>
           <w:p>
             <w:pPr>
+              <w:keepNext w:val="false"/>
               <w:spacing w:after="40" w:before="0"/>
               <w:jc w:val="left"/>
             </w:pPr>
@@ -1494,6 +1522,7 @@
           </w:tcPr>
           <w:p>
             <w:pPr>
+              <w:keepNext w:val="false"/>
               <w:spacing w:after="40" w:before="0"/>
               <w:jc w:val="left"/>
             </w:pPr>
@@ -1526,6 +1555,7 @@
           </w:tcPr>
           <w:p>
             <w:pPr>
+              <w:keepNext w:val="false"/>
               <w:spacing w:after="40" w:before="0"/>
               <w:jc w:val="left"/>
             </w:pPr>
@@ -1545,6 +1575,7 @@
           </w:p>
           <w:p>
             <w:pPr>
+              <w:keepNext w:val="false"/>
               <w:spacing w:after="40" w:before="0"/>
               <w:jc w:val="left"/>
             </w:pPr>
@@ -1564,6 +1595,7 @@
           </w:p>
           <w:p>
             <w:pPr>
+              <w:keepNext w:val="false"/>
               <w:spacing w:after="40" w:before="0"/>
               <w:jc w:val="left"/>
             </w:pPr>
@@ -1583,6 +1615,7 @@
           </w:p>
           <w:p>
             <w:pPr>
+              <w:keepNext w:val="false"/>
               <w:spacing w:after="40" w:before="0"/>
               <w:jc w:val="left"/>
             </w:pPr>
@@ -1617,6 +1650,7 @@
           </w:tcPr>
           <w:p>
             <w:pPr>
+              <w:keepNext w:val="false"/>
               <w:spacing w:after="40" w:before="0"/>
               <w:jc w:val="left"/>
             </w:pPr>
@@ -1649,6 +1683,7 @@
           </w:tcPr>
           <w:p>
             <w:pPr>
+              <w:keepNext w:val="false"/>
               <w:spacing w:after="40" w:before="0"/>
               <w:jc w:val="left"/>
             </w:pPr>
@@ -1683,6 +1718,7 @@
           </w:tcPr>
           <w:p>
             <w:pPr>
+              <w:keepNext w:val="false"/>
               <w:spacing w:after="40" w:before="0"/>
               <w:jc w:val="left"/>
             </w:pPr>
@@ -1715,6 +1751,7 @@
           </w:tcPr>
           <w:p>
             <w:pPr>
+              <w:keepNext w:val="false"/>
               <w:spacing w:after="40" w:before="0"/>
               <w:jc w:val="left"/>
             </w:pPr>
@@ -1734,6 +1771,7 @@
           </w:p>
           <w:p>
             <w:pPr>
+              <w:keepNext w:val="false"/>
               <w:spacing w:after="40" w:before="0"/>
               <w:jc w:val="left"/>
             </w:pPr>
@@ -1753,6 +1791,7 @@
           </w:p>
           <w:p>
             <w:pPr>
+              <w:keepNext w:val="false"/>
               <w:spacing w:after="40" w:before="0"/>
               <w:jc w:val="left"/>
             </w:pPr>
@@ -1772,6 +1811,7 @@
           </w:p>
           <w:p>
             <w:pPr>
+              <w:keepNext w:val="false"/>
               <w:spacing w:after="40" w:before="0"/>
               <w:jc w:val="left"/>
             </w:pPr>
@@ -1791,6 +1831,7 @@
           </w:p>
           <w:p>
             <w:pPr>
+              <w:keepNext w:val="false"/>
               <w:spacing w:after="40" w:before="0"/>
               <w:jc w:val="left"/>
             </w:pPr>
@@ -1810,6 +1851,7 @@
           </w:p>
           <w:p>
             <w:pPr>
+              <w:keepNext w:val="false"/>
               <w:spacing w:after="40" w:before="0"/>
               <w:jc w:val="left"/>
             </w:pPr>
@@ -1829,6 +1871,7 @@
           </w:p>
           <w:p>
             <w:pPr>
+              <w:keepNext w:val="false"/>
               <w:spacing w:after="40" w:before="0"/>
               <w:jc w:val="left"/>
             </w:pPr>
@@ -1848,6 +1891,7 @@
           </w:p>
           <w:p>
             <w:pPr>
+              <w:keepNext w:val="false"/>
               <w:spacing w:after="40" w:before="0"/>
               <w:jc w:val="left"/>
             </w:pPr>
@@ -1867,6 +1911,7 @@
           </w:p>
           <w:p>
             <w:pPr>
+              <w:keepNext w:val="false"/>
               <w:spacing w:after="40" w:before="0"/>
               <w:jc w:val="left"/>
             </w:pPr>
@@ -1886,6 +1931,7 @@
           </w:p>
           <w:p>
             <w:pPr>
+              <w:keepNext w:val="false"/>
               <w:spacing w:after="40" w:before="0"/>
               <w:jc w:val="left"/>
             </w:pPr>
@@ -1905,6 +1951,7 @@
           </w:p>
           <w:p>
             <w:pPr>
+              <w:keepNext w:val="false"/>
               <w:spacing w:after="40" w:before="0"/>
               <w:jc w:val="left"/>
             </w:pPr>
@@ -1924,6 +1971,7 @@
           </w:p>
           <w:p>
             <w:pPr>
+              <w:keepNext w:val="false"/>
               <w:spacing w:after="40" w:before="0"/>
               <w:jc w:val="left"/>
             </w:pPr>
@@ -1943,6 +1991,7 @@
           </w:p>
           <w:p>
             <w:pPr>
+              <w:keepNext w:val="false"/>
               <w:spacing w:after="40" w:before="0"/>
               <w:jc w:val="left"/>
             </w:pPr>
@@ -1962,6 +2011,7 @@
           </w:p>
           <w:p>
             <w:pPr>
+              <w:keepNext w:val="false"/>
               <w:spacing w:after="40" w:before="0"/>
               <w:jc w:val="left"/>
             </w:pPr>
@@ -1981,6 +2031,7 @@
           </w:p>
           <w:p>
             <w:pPr>
+              <w:keepNext w:val="false"/>
               <w:spacing w:after="40" w:before="0"/>
               <w:jc w:val="left"/>
             </w:pPr>
@@ -2015,6 +2066,7 @@
           </w:tcPr>
           <w:p>
             <w:pPr>
+              <w:keepNext w:val="false"/>
               <w:spacing w:after="40" w:before="0"/>
               <w:jc w:val="left"/>
             </w:pPr>
@@ -2246,7 +2298,7 @@
         </w:rPr>
         <w:t xml:space="preserve">© 2026 SeaVuria and ARES. This work is licensed under a </w:t>
       </w:r>
-      <w:hyperlink w:history="1" r:id="rIdppk1zt1npgca_x3q1se3c">
+      <w:hyperlink w:history="1" r:id="rIdwdxioeqibiwin6dvlg19-">
         <w:r>
           <w:rPr>
             <w:rFonts w:ascii="Arial" w:cs="Arial" w:eastAsia="Arial" w:hAnsi="Arial"/>
@@ -2266,7 +2318,7 @@
         </w:rPr>
         <w:t xml:space="preserve"> (</w:t>
       </w:r>
-      <w:hyperlink w:history="1" r:id="rIdrcuuu17l2pgkdu-c5vjrz">
+      <w:hyperlink w:history="1" r:id="rIdjaxcra8ggahwpgd8ugplc">
         <w:r>
           <w:rPr>
             <w:rFonts w:ascii="Arial" w:cs="Arial" w:eastAsia="Arial" w:hAnsi="Arial"/>
@@ -2286,7 +2338,7 @@
         </w:rPr>
         <w:t xml:space="preserve">). To view a copy of this license, visit </w:t>
       </w:r>
-      <w:hyperlink w:history="1" r:id="rIdkzpm25q_ia0uk6ehm0v3b">
+      <w:hyperlink w:history="1" r:id="rIdhr0vx7a41gwtzzoekecgp">
         <w:r>
           <w:rPr>
             <w:rFonts w:ascii="Arial" w:cs="Arial" w:eastAsia="Arial" w:hAnsi="Arial"/>
@@ -2345,6 +2397,7 @@
           </w:tcPr>
           <w:p>
             <w:pPr>
+              <w:keepNext w:val="false"/>
               <w:spacing w:after="40" w:before="0"/>
               <w:jc w:val="center"/>
             </w:pPr>
@@ -2380,6 +2433,7 @@
           </w:tcPr>
           <w:p>
             <w:pPr>
+              <w:keepNext w:val="false"/>
               <w:spacing w:after="40" w:before="0"/>
               <w:jc w:val="center"/>
             </w:pPr>
@@ -2414,6 +2468,7 @@
           </w:tcPr>
           <w:p>
             <w:pPr>
+              <w:keepNext w:val="false"/>
               <w:spacing w:after="40" w:before="0"/>
               <w:jc w:val="left"/>
             </w:pPr>
@@ -2446,6 +2501,7 @@
           </w:tcPr>
           <w:p>
             <w:pPr>
+              <w:keepNext w:val="false"/>
               <w:spacing w:after="40" w:before="0"/>
               <w:jc w:val="left"/>
             </w:pPr>
@@ -2480,6 +2536,7 @@
           </w:tcPr>
           <w:p>
             <w:pPr>
+              <w:keepNext w:val="false"/>
               <w:spacing w:after="40" w:before="0"/>
               <w:jc w:val="left"/>
             </w:pPr>
@@ -2512,6 +2569,7 @@
           </w:tcPr>
           <w:p>
             <w:pPr>
+              <w:keepNext w:val="false"/>
               <w:spacing w:after="40" w:before="0"/>
               <w:jc w:val="left"/>
             </w:pPr>
@@ -2546,6 +2604,7 @@
           </w:tcPr>
           <w:p>
             <w:pPr>
+              <w:keepNext w:val="false"/>
               <w:spacing w:after="40" w:before="0"/>
               <w:jc w:val="left"/>
             </w:pPr>
@@ -2578,6 +2637,7 @@
           </w:tcPr>
           <w:p>
             <w:pPr>
+              <w:keepNext w:val="false"/>
               <w:spacing w:after="40" w:before="0"/>
               <w:jc w:val="left"/>
             </w:pPr>
@@ -2612,6 +2672,7 @@
           </w:tcPr>
           <w:p>
             <w:pPr>
+              <w:keepNext w:val="false"/>
               <w:spacing w:after="40" w:before="0"/>
               <w:jc w:val="left"/>
             </w:pPr>
@@ -2644,6 +2705,7 @@
           </w:tcPr>
           <w:p>
             <w:pPr>
+              <w:keepNext w:val="false"/>
               <w:spacing w:after="40" w:before="0"/>
               <w:jc w:val="left"/>
             </w:pPr>
@@ -2678,6 +2740,7 @@
           </w:tcPr>
           <w:p>
             <w:pPr>
+              <w:keepNext w:val="false"/>
               <w:spacing w:after="40" w:before="0"/>
               <w:jc w:val="left"/>
             </w:pPr>
@@ -2710,6 +2773,7 @@
           </w:tcPr>
           <w:p>
             <w:pPr>
+              <w:keepNext w:val="false"/>
               <w:spacing w:after="40" w:before="0"/>
               <w:jc w:val="left"/>
             </w:pPr>
@@ -2744,6 +2808,7 @@
           </w:tcPr>
           <w:p>
             <w:pPr>
+              <w:keepNext w:val="false"/>
               <w:spacing w:after="40" w:before="0"/>
               <w:jc w:val="left"/>
             </w:pPr>
@@ -2776,6 +2841,7 @@
           </w:tcPr>
           <w:p>
             <w:pPr>
+              <w:keepNext w:val="false"/>
               <w:spacing w:after="40" w:before="0"/>
               <w:jc w:val="left"/>
             </w:pPr>
@@ -2810,6 +2876,7 @@
           </w:tcPr>
           <w:p>
             <w:pPr>
+              <w:keepNext w:val="false"/>
               <w:spacing w:after="40" w:before="0"/>
               <w:jc w:val="left"/>
             </w:pPr>
@@ -2842,6 +2909,7 @@
           </w:tcPr>
           <w:p>
             <w:pPr>
+              <w:keepNext w:val="false"/>
               <w:spacing w:after="40" w:before="0"/>
               <w:jc w:val="left"/>
             </w:pPr>
@@ -2876,6 +2944,7 @@
           </w:tcPr>
           <w:p>
             <w:pPr>
+              <w:keepNext w:val="false"/>
               <w:spacing w:after="40" w:before="0"/>
               <w:jc w:val="left"/>
             </w:pPr>
@@ -2908,6 +2977,7 @@
           </w:tcPr>
           <w:p>
             <w:pPr>
+              <w:keepNext w:val="false"/>
               <w:spacing w:after="40" w:before="0"/>
               <w:jc w:val="left"/>
             </w:pPr>
@@ -2967,6 +3037,7 @@
           </w:tcPr>
           <w:p>
             <w:pPr>
+              <w:keepNext w:val="false"/>
               <w:spacing w:after="40" w:before="0"/>
               <w:jc w:val="center"/>
             </w:pPr>
@@ -3001,6 +3072,7 @@
           </w:tcPr>
           <w:p>
             <w:pPr>
+              <w:keepNext w:val="false"/>
               <w:spacing w:after="40" w:before="0"/>
               <w:jc w:val="left"/>
             </w:pPr>
@@ -3065,6 +3137,7 @@
           </w:tcPr>
           <w:p>
             <w:pPr>
+              <w:keepNext w:val="false"/>
               <w:spacing w:after="40" w:before="0"/>
               <w:jc w:val="center"/>
             </w:pPr>
@@ -3099,6 +3172,7 @@
           </w:tcPr>
           <w:p>
             <w:pPr>
+              <w:keepNext w:val="false"/>
               <w:spacing w:after="40" w:before="0"/>
               <w:jc w:val="left"/>
             </w:pPr>
@@ -3131,6 +3205,7 @@
           </w:tcPr>
           <w:p>
             <w:pPr>
+              <w:keepNext w:val="false"/>
               <w:spacing w:after="40" w:before="0"/>
               <w:jc w:val="left"/>
             </w:pPr>
@@ -3163,6 +3238,7 @@
           </w:tcPr>
           <w:p>
             <w:pPr>
+              <w:keepNext w:val="false"/>
               <w:spacing w:after="40" w:before="0"/>
               <w:jc w:val="left"/>
             </w:pPr>
@@ -3195,6 +3271,7 @@
           </w:tcPr>
           <w:p>
             <w:pPr>
+              <w:keepNext w:val="false"/>
               <w:spacing w:after="40" w:before="0"/>
               <w:jc w:val="left"/>
             </w:pPr>
@@ -3227,6 +3304,7 @@
           </w:tcPr>
           <w:p>
             <w:pPr>
+              <w:keepNext w:val="false"/>
               <w:spacing w:after="40" w:before="0"/>
               <w:jc w:val="left"/>
             </w:pPr>
@@ -3261,6 +3339,7 @@
           </w:tcPr>
           <w:p>
             <w:pPr>
+              <w:keepNext w:val="false"/>
               <w:spacing w:after="40" w:before="0"/>
               <w:jc w:val="left"/>
             </w:pPr>
@@ -3298,7 +3377,7 @@
             <w:pPr>
               <w:spacing w:after="20" w:before="0"/>
             </w:pPr>
-            <w:hyperlink w:history="1" r:id="rIdhbcx3_dzvgkzs0jipek9d">
+            <w:hyperlink w:history="1" r:id="rIdwqtz43-nqen_pz__jmqp6">
               <w:r>
                 <w:rPr>
                   <w:rFonts w:ascii="Arial" w:cs="Arial" w:eastAsia="Arial" w:hAnsi="Arial"/>
@@ -3331,7 +3410,7 @@
               <w:spacing w:after="10" w:before="0"/>
               <w:ind w:left="120"/>
             </w:pPr>
-            <w:hyperlink w:history="1" r:id="rIdpfpbh_d1gbydhfxjf-dts">
+            <w:hyperlink w:history="1" r:id="rIdce-q_vr3ek8ckx4vmdk-k">
               <w:r>
                 <w:rPr>
                   <w:rFonts w:ascii="Arial" w:cs="Arial" w:eastAsia="Arial" w:hAnsi="Arial"/>
@@ -3376,7 +3455,7 @@
             <w:pPr>
               <w:spacing w:after="20" w:before="0"/>
             </w:pPr>
-            <w:hyperlink w:history="1" r:id="rIdhitaom0cyujo95zbj5smj">
+            <w:hyperlink w:history="1" r:id="rIdsu9f1bhhxqyagbvd3njpl">
               <w:r>
                 <w:rPr>
                   <w:rFonts w:ascii="Arial" w:cs="Arial" w:eastAsia="Arial" w:hAnsi="Arial"/>
@@ -3409,7 +3488,7 @@
               <w:spacing w:after="10" w:before="0"/>
               <w:ind w:left="120"/>
             </w:pPr>
-            <w:hyperlink w:history="1" r:id="rIdesklzcv33elsdi-6-ideq">
+            <w:hyperlink w:history="1" r:id="rIdhsblte8ohilwv_3alj_eo">
               <w:r>
                 <w:rPr>
                   <w:rFonts w:ascii="Arial" w:cs="Arial" w:eastAsia="Arial" w:hAnsi="Arial"/>
@@ -3437,6 +3516,7 @@
           </w:tcPr>
           <w:p>
             <w:pPr>
+              <w:keepNext w:val="false"/>
               <w:spacing w:after="40" w:before="0"/>
               <w:jc w:val="left"/>
             </w:pPr>
@@ -3469,6 +3549,7 @@
           </w:tcPr>
           <w:p>
             <w:pPr>
+              <w:keepNext w:val="false"/>
               <w:spacing w:after="40" w:before="0"/>
               <w:jc w:val="left"/>
             </w:pPr>
@@ -3488,6 +3569,7 @@
           </w:p>
           <w:p>
             <w:pPr>
+              <w:keepNext w:val="false"/>
               <w:spacing w:after="40" w:before="0"/>
               <w:jc w:val="left"/>
             </w:pPr>
@@ -3507,6 +3589,7 @@
           </w:p>
           <w:p>
             <w:pPr>
+              <w:keepNext w:val="false"/>
               <w:spacing w:after="40" w:before="0"/>
               <w:jc w:val="left"/>
             </w:pPr>
@@ -3526,6 +3609,7 @@
           </w:p>
           <w:p>
             <w:pPr>
+              <w:keepNext w:val="false"/>
               <w:spacing w:after="40" w:before="0"/>
               <w:jc w:val="left"/>
             </w:pPr>
@@ -3558,6 +3642,7 @@
           </w:tcPr>
           <w:p>
             <w:pPr>
+              <w:keepNext w:val="false"/>
               <w:spacing w:after="40" w:before="0"/>
               <w:jc w:val="left"/>
             </w:pPr>
@@ -3590,6 +3675,7 @@
           </w:tcPr>
           <w:p>
             <w:pPr>
+              <w:keepNext w:val="false"/>
               <w:spacing w:after="40" w:before="0"/>
               <w:jc w:val="left"/>
             </w:pPr>
@@ -3624,6 +3710,7 @@
           </w:tcPr>
           <w:p>
             <w:pPr>
+              <w:keepNext w:val="false"/>
               <w:spacing w:after="40" w:before="0"/>
               <w:jc w:val="left"/>
             </w:pPr>
@@ -3661,7 +3748,7 @@
             <w:pPr>
               <w:spacing w:after="20" w:before="0"/>
             </w:pPr>
-            <w:hyperlink w:history="1" r:id="rIdey4mmg49hxbh4cmborp9o">
+            <w:hyperlink w:history="1" r:id="rIde_3lwhjheebz9hpjrifoq">
               <w:r>
                 <w:rPr>
                   <w:rFonts w:ascii="Arial" w:cs="Arial" w:eastAsia="Arial" w:hAnsi="Arial"/>
@@ -3694,7 +3781,7 @@
               <w:spacing w:after="10" w:before="0"/>
               <w:ind w:left="120"/>
             </w:pPr>
-            <w:hyperlink w:history="1" r:id="rIdnfdihhkc9qdvjkd19phjg">
+            <w:hyperlink w:history="1" r:id="rIdvd_2znci-lxlyvrd9ybbl">
               <w:r>
                 <w:rPr>
                   <w:rFonts w:ascii="Arial" w:cs="Arial" w:eastAsia="Arial" w:hAnsi="Arial"/>
@@ -3739,7 +3826,7 @@
             <w:pPr>
               <w:spacing w:after="20" w:before="0"/>
             </w:pPr>
-            <w:hyperlink w:history="1" r:id="rIdaisqyv7n1jqpubgtthvbs">
+            <w:hyperlink w:history="1" r:id="rIdntbjyk_gxitjrzjjfef4i">
               <w:r>
                 <w:rPr>
                   <w:rFonts w:ascii="Arial" w:cs="Arial" w:eastAsia="Arial" w:hAnsi="Arial"/>
@@ -3772,7 +3859,7 @@
               <w:spacing w:after="10" w:before="0"/>
               <w:ind w:left="120"/>
             </w:pPr>
-            <w:hyperlink w:history="1" r:id="rId-xgp9yltye78hebd8vmpq">
+            <w:hyperlink w:history="1" r:id="rIdwhvflc3oolrtm005qairf">
               <w:r>
                 <w:rPr>
                   <w:rFonts w:ascii="Arial" w:cs="Arial" w:eastAsia="Arial" w:hAnsi="Arial"/>
@@ -3800,6 +3887,7 @@
           </w:tcPr>
           <w:p>
             <w:pPr>
+              <w:keepNext w:val="false"/>
               <w:spacing w:after="40" w:before="0"/>
               <w:jc w:val="left"/>
             </w:pPr>
@@ -3819,6 +3907,7 @@
           </w:p>
           <w:p>
             <w:pPr>
+              <w:keepNext w:val="false"/>
               <w:spacing w:after="40" w:before="0"/>
               <w:jc w:val="left"/>
             </w:pPr>
@@ -3838,6 +3927,7 @@
           </w:p>
           <w:p>
             <w:pPr>
+              <w:keepNext w:val="false"/>
               <w:spacing w:after="40" w:before="0"/>
               <w:jc w:val="left"/>
             </w:pPr>
@@ -3857,6 +3947,7 @@
           </w:p>
           <w:p>
             <w:pPr>
+              <w:keepNext w:val="false"/>
               <w:spacing w:after="40" w:before="0"/>
               <w:jc w:val="left"/>
             </w:pPr>
@@ -3876,6 +3967,7 @@
           </w:p>
           <w:p>
             <w:pPr>
+              <w:keepNext w:val="false"/>
               <w:spacing w:after="40" w:before="0"/>
               <w:jc w:val="left"/>
             </w:pPr>
@@ -3908,6 +4000,7 @@
           </w:tcPr>
           <w:p>
             <w:pPr>
+              <w:keepNext w:val="false"/>
               <w:spacing w:after="40" w:before="0"/>
               <w:jc w:val="left"/>
             </w:pPr>
@@ -3927,6 +4020,7 @@
           </w:p>
           <w:p>
             <w:pPr>
+              <w:keepNext w:val="false"/>
               <w:spacing w:after="40" w:before="0"/>
               <w:jc w:val="left"/>
             </w:pPr>
@@ -3946,6 +4040,7 @@
           </w:p>
           <w:p>
             <w:pPr>
+              <w:keepNext w:val="false"/>
               <w:spacing w:after="40" w:before="0"/>
               <w:jc w:val="left"/>
             </w:pPr>
@@ -3965,6 +4060,7 @@
           </w:p>
           <w:p>
             <w:pPr>
+              <w:keepNext w:val="false"/>
               <w:spacing w:after="40" w:before="0"/>
               <w:jc w:val="left"/>
             </w:pPr>
@@ -3984,6 +4080,7 @@
           </w:p>
           <w:p>
             <w:pPr>
+              <w:keepNext w:val="false"/>
               <w:spacing w:after="40" w:before="0"/>
               <w:jc w:val="left"/>
             </w:pPr>
@@ -4016,6 +4113,7 @@
           </w:tcPr>
           <w:p>
             <w:pPr>
+              <w:keepNext w:val="false"/>
               <w:spacing w:after="40" w:before="0"/>
               <w:jc w:val="left"/>
             </w:pPr>
@@ -4048,6 +4146,7 @@
           </w:tcPr>
           <w:p>
             <w:pPr>
+              <w:keepNext w:val="false"/>
               <w:spacing w:after="40" w:before="0"/>
               <w:jc w:val="left"/>
             </w:pPr>
@@ -4082,6 +4181,7 @@
           </w:tcPr>
           <w:p>
             <w:pPr>
+              <w:keepNext w:val="false"/>
               <w:spacing w:after="40" w:before="0"/>
               <w:jc w:val="left"/>
             </w:pPr>
@@ -4119,7 +4219,7 @@
             <w:pPr>
               <w:spacing w:after="20" w:before="0"/>
             </w:pPr>
-            <w:hyperlink w:history="1" r:id="rIdvj_upgkhddkunx4yvipsm">
+            <w:hyperlink w:history="1" r:id="rIdimvlusnfamzemvvbnppbb">
               <w:r>
                 <w:rPr>
                   <w:rFonts w:ascii="Arial" w:cs="Arial" w:eastAsia="Arial" w:hAnsi="Arial"/>
@@ -4152,7 +4252,7 @@
               <w:spacing w:after="10" w:before="0"/>
               <w:ind w:left="120"/>
             </w:pPr>
-            <w:hyperlink w:history="1" r:id="rIds2dmcqtpjmiu_6lnsxau4">
+            <w:hyperlink w:history="1" r:id="rIdoeccnbhecjkh6hhk__bzj">
               <w:r>
                 <w:rPr>
                   <w:rFonts w:ascii="Arial" w:cs="Arial" w:eastAsia="Arial" w:hAnsi="Arial"/>
@@ -4197,7 +4297,7 @@
             <w:pPr>
               <w:spacing w:after="20" w:before="0"/>
             </w:pPr>
-            <w:hyperlink w:history="1" r:id="rIdepdvbw_mb4d3alp3zmrit">
+            <w:hyperlink w:history="1" r:id="rId7cwgwxdvkzrfg3t4mljnb">
               <w:r>
                 <w:rPr>
                   <w:rFonts w:ascii="Arial" w:cs="Arial" w:eastAsia="Arial" w:hAnsi="Arial"/>
@@ -4230,7 +4330,7 @@
               <w:spacing w:after="10" w:before="0"/>
               <w:ind w:left="120"/>
             </w:pPr>
-            <w:hyperlink w:history="1" r:id="rIdjvoftvci_xy2fkygxpxlg">
+            <w:hyperlink w:history="1" r:id="rIdlz_vwx5uckkh2ag8lasw1">
               <w:r>
                 <w:rPr>
                   <w:rFonts w:ascii="Arial" w:cs="Arial" w:eastAsia="Arial" w:hAnsi="Arial"/>
@@ -4258,6 +4358,7 @@
           </w:tcPr>
           <w:p>
             <w:pPr>
+              <w:keepNext w:val="false"/>
               <w:spacing w:after="40" w:before="0"/>
               <w:jc w:val="left"/>
             </w:pPr>
@@ -4277,6 +4378,7 @@
           </w:p>
           <w:p>
             <w:pPr>
+              <w:keepNext w:val="false"/>
               <w:spacing w:after="40" w:before="0"/>
               <w:jc w:val="left"/>
             </w:pPr>
@@ -4296,6 +4398,7 @@
           </w:p>
           <w:p>
             <w:pPr>
+              <w:keepNext w:val="false"/>
               <w:spacing w:after="40" w:before="0"/>
               <w:jc w:val="left"/>
             </w:pPr>
@@ -4315,6 +4418,7 @@
           </w:p>
           <w:p>
             <w:pPr>
+              <w:keepNext w:val="false"/>
               <w:spacing w:after="40" w:before="0"/>
               <w:jc w:val="left"/>
             </w:pPr>
@@ -4334,6 +4438,7 @@
           </w:p>
           <w:p>
             <w:pPr>
+              <w:keepNext w:val="false"/>
               <w:spacing w:after="40" w:before="0"/>
               <w:jc w:val="left"/>
             </w:pPr>
@@ -4353,6 +4458,7 @@
           </w:p>
           <w:p>
             <w:pPr>
+              <w:keepNext w:val="false"/>
               <w:spacing w:after="40" w:before="0"/>
               <w:jc w:val="left"/>
             </w:pPr>
@@ -4372,6 +4478,7 @@
           </w:p>
           <w:p>
             <w:pPr>
+              <w:keepNext w:val="false"/>
               <w:spacing w:after="40" w:before="0"/>
               <w:jc w:val="left"/>
             </w:pPr>
@@ -4404,6 +4511,7 @@
           </w:tcPr>
           <w:p>
             <w:pPr>
+              <w:keepNext w:val="false"/>
               <w:spacing w:after="40" w:before="0"/>
               <w:jc w:val="left"/>
             </w:pPr>
@@ -4423,6 +4531,7 @@
           </w:p>
           <w:p>
             <w:pPr>
+              <w:keepNext w:val="false"/>
               <w:spacing w:after="40" w:before="0"/>
               <w:jc w:val="left"/>
             </w:pPr>
@@ -4442,6 +4551,7 @@
           </w:p>
           <w:p>
             <w:pPr>
+              <w:keepNext w:val="false"/>
               <w:spacing w:after="40" w:before="0"/>
               <w:jc w:val="left"/>
             </w:pPr>
@@ -4461,6 +4571,7 @@
           </w:p>
           <w:p>
             <w:pPr>
+              <w:keepNext w:val="false"/>
               <w:spacing w:after="40" w:before="0"/>
               <w:jc w:val="left"/>
             </w:pPr>
@@ -4480,6 +4591,7 @@
           </w:p>
           <w:p>
             <w:pPr>
+              <w:keepNext w:val="false"/>
               <w:spacing w:after="40" w:before="0"/>
               <w:jc w:val="left"/>
             </w:pPr>
@@ -4499,6 +4611,7 @@
           </w:p>
           <w:p>
             <w:pPr>
+              <w:keepNext w:val="false"/>
               <w:spacing w:after="40" w:before="0"/>
               <w:jc w:val="left"/>
             </w:pPr>
@@ -4531,6 +4644,7 @@
           </w:tcPr>
           <w:p>
             <w:pPr>
+              <w:keepNext w:val="false"/>
               <w:spacing w:after="40" w:before="0"/>
               <w:jc w:val="left"/>
             </w:pPr>
@@ -4563,6 +4677,7 @@
           </w:tcPr>
           <w:p>
             <w:pPr>
+              <w:keepNext w:val="false"/>
               <w:spacing w:after="40" w:before="0"/>
               <w:jc w:val="left"/>
             </w:pPr>
@@ -4597,6 +4712,7 @@
           </w:tcPr>
           <w:p>
             <w:pPr>
+              <w:keepNext w:val="false"/>
               <w:spacing w:after="40" w:before="0"/>
               <w:jc w:val="left"/>
             </w:pPr>
@@ -4634,7 +4750,7 @@
             <w:pPr>
               <w:spacing w:after="20" w:before="0"/>
             </w:pPr>
-            <w:hyperlink w:history="1" r:id="rIdbxl5rbuhsc9ervjjglgu_">
+            <w:hyperlink w:history="1" r:id="rIdpuxflx-mgvgj87mz4cycm">
               <w:r>
                 <w:rPr>
                   <w:rFonts w:ascii="Arial" w:cs="Arial" w:eastAsia="Arial" w:hAnsi="Arial"/>
@@ -4667,7 +4783,7 @@
               <w:spacing w:after="10" w:before="0"/>
               <w:ind w:left="120"/>
             </w:pPr>
-            <w:hyperlink w:history="1" r:id="rIdloxowb5hpdii8dy8eo67f">
+            <w:hyperlink w:history="1" r:id="rIdrzngfhly80vk7z0duns1x">
               <w:r>
                 <w:rPr>
                   <w:rFonts w:ascii="Arial" w:cs="Arial" w:eastAsia="Arial" w:hAnsi="Arial"/>
@@ -4712,7 +4828,7 @@
             <w:pPr>
               <w:spacing w:after="20" w:before="0"/>
             </w:pPr>
-            <w:hyperlink w:history="1" r:id="rIdp-hyjquae7isxyqct6-bd">
+            <w:hyperlink w:history="1" r:id="rIdx8wj-ia8x2jdev7i2hpbn">
               <w:r>
                 <w:rPr>
                   <w:rFonts w:ascii="Arial" w:cs="Arial" w:eastAsia="Arial" w:hAnsi="Arial"/>
@@ -4745,7 +4861,7 @@
               <w:spacing w:after="10" w:before="0"/>
               <w:ind w:left="120"/>
             </w:pPr>
-            <w:hyperlink w:history="1" r:id="rIdqquxufyv_9n5v7v-eseun">
+            <w:hyperlink w:history="1" r:id="rIdpz768xo5ibzztv4-l4jeb">
               <w:r>
                 <w:rPr>
                   <w:rFonts w:ascii="Arial" w:cs="Arial" w:eastAsia="Arial" w:hAnsi="Arial"/>
@@ -4773,6 +4889,7 @@
           </w:tcPr>
           <w:p>
             <w:pPr>
+              <w:keepNext w:val="false"/>
               <w:spacing w:after="40" w:before="0"/>
               <w:jc w:val="left"/>
             </w:pPr>
@@ -4805,6 +4922,7 @@
           </w:tcPr>
           <w:p>
             <w:pPr>
+              <w:keepNext w:val="false"/>
               <w:spacing w:after="40" w:before="0"/>
               <w:jc w:val="left"/>
             </w:pPr>
@@ -4824,6 +4942,7 @@
           </w:p>
           <w:p>
             <w:pPr>
+              <w:keepNext w:val="false"/>
               <w:spacing w:after="40" w:before="0"/>
               <w:jc w:val="left"/>
             </w:pPr>
@@ -4843,6 +4962,7 @@
           </w:p>
           <w:p>
             <w:pPr>
+              <w:keepNext w:val="false"/>
               <w:spacing w:after="40" w:before="0"/>
               <w:jc w:val="left"/>
             </w:pPr>
@@ -4862,6 +4982,7 @@
           </w:p>
           <w:p>
             <w:pPr>
+              <w:keepNext w:val="false"/>
               <w:spacing w:after="40" w:before="0"/>
               <w:jc w:val="left"/>
             </w:pPr>
@@ -4881,6 +5002,7 @@
           </w:p>
           <w:p>
             <w:pPr>
+              <w:keepNext w:val="false"/>
               <w:spacing w:after="40" w:before="0"/>
               <w:jc w:val="left"/>
             </w:pPr>
@@ -4900,6 +5022,7 @@
           </w:p>
           <w:p>
             <w:pPr>
+              <w:keepNext w:val="false"/>
               <w:spacing w:after="40" w:before="0"/>
               <w:jc w:val="left"/>
             </w:pPr>
@@ -4932,6 +5055,7 @@
           </w:tcPr>
           <w:p>
             <w:pPr>
+              <w:keepNext w:val="false"/>
               <w:spacing w:after="40" w:before="0"/>
               <w:jc w:val="left"/>
             </w:pPr>
@@ -4964,6 +5088,7 @@
           </w:tcPr>
           <w:p>
             <w:pPr>
+              <w:keepNext w:val="false"/>
               <w:spacing w:after="40" w:before="0"/>
               <w:jc w:val="left"/>
             </w:pPr>
@@ -4998,6 +5123,7 @@
           </w:tcPr>
           <w:p>
             <w:pPr>
+              <w:keepNext w:val="false"/>
               <w:spacing w:after="40" w:before="0"/>
               <w:jc w:val="left"/>
             </w:pPr>
@@ -5035,7 +5161,7 @@
             <w:pPr>
               <w:spacing w:after="20" w:before="0"/>
             </w:pPr>
-            <w:hyperlink w:history="1" r:id="rIdbb_lf5w6wf3dhqfuvfjdf">
+            <w:hyperlink w:history="1" r:id="rIdh9nfffpigj8rtbwzn9ila">
               <w:r>
                 <w:rPr>
                   <w:rFonts w:ascii="Arial" w:cs="Arial" w:eastAsia="Arial" w:hAnsi="Arial"/>
@@ -5084,7 +5210,7 @@
               <w:spacing w:after="10" w:before="0"/>
               <w:ind w:left="120"/>
             </w:pPr>
-            <w:hyperlink w:history="1" r:id="rIdicnl9djepcmsagpvtz2hf">
+            <w:hyperlink w:history="1" r:id="rIdodv8g3brpq6trqyfcn_wu">
               <w:r>
                 <w:rPr>
                   <w:rFonts w:ascii="Arial" w:cs="Arial" w:eastAsia="Arial" w:hAnsi="Arial"/>
@@ -5129,7 +5255,7 @@
             <w:pPr>
               <w:spacing w:after="20" w:before="0"/>
             </w:pPr>
-            <w:hyperlink w:history="1" r:id="rIdonbnaylmiyaxgtyh9chf6">
+            <w:hyperlink w:history="1" r:id="rIdrjhcfvptxbjeqaf69q0wq">
               <w:r>
                 <w:rPr>
                   <w:rFonts w:ascii="Arial" w:cs="Arial" w:eastAsia="Arial" w:hAnsi="Arial"/>
@@ -5162,7 +5288,7 @@
               <w:spacing w:after="10" w:before="0"/>
               <w:ind w:left="120"/>
             </w:pPr>
-            <w:hyperlink w:history="1" r:id="rId0mbfdkfdnwn5oybodrm06">
+            <w:hyperlink w:history="1" r:id="rIdatfwmdigt7p_rpz4g_rjq">
               <w:r>
                 <w:rPr>
                   <w:rFonts w:ascii="Arial" w:cs="Arial" w:eastAsia="Arial" w:hAnsi="Arial"/>
@@ -5190,6 +5316,7 @@
           </w:tcPr>
           <w:p>
             <w:pPr>
+              <w:keepNext w:val="false"/>
               <w:spacing w:after="40" w:before="0"/>
               <w:jc w:val="left"/>
             </w:pPr>
@@ -5222,6 +5349,7 @@
           </w:tcPr>
           <w:p>
             <w:pPr>
+              <w:keepNext w:val="false"/>
               <w:spacing w:after="40" w:before="0"/>
               <w:jc w:val="left"/>
             </w:pPr>
@@ -5241,6 +5369,7 @@
           </w:p>
           <w:p>
             <w:pPr>
+              <w:keepNext w:val="false"/>
               <w:spacing w:after="40" w:before="0"/>
               <w:jc w:val="left"/>
             </w:pPr>
@@ -5260,6 +5389,7 @@
           </w:p>
           <w:p>
             <w:pPr>
+              <w:keepNext w:val="false"/>
               <w:spacing w:after="40" w:before="0"/>
               <w:jc w:val="left"/>
             </w:pPr>
@@ -5279,6 +5409,7 @@
           </w:p>
           <w:p>
             <w:pPr>
+              <w:keepNext w:val="false"/>
               <w:spacing w:after="40" w:before="0"/>
               <w:jc w:val="left"/>
             </w:pPr>
@@ -5298,6 +5429,7 @@
           </w:p>
           <w:p>
             <w:pPr>
+              <w:keepNext w:val="false"/>
               <w:spacing w:after="40" w:before="0"/>
               <w:jc w:val="left"/>
             </w:pPr>
@@ -5317,6 +5449,7 @@
           </w:p>
           <w:p>
             <w:pPr>
+              <w:keepNext w:val="false"/>
               <w:spacing w:after="40" w:before="0"/>
               <w:jc w:val="left"/>
             </w:pPr>
@@ -5349,6 +5482,7 @@
           </w:tcPr>
           <w:p>
             <w:pPr>
+              <w:keepNext w:val="false"/>
               <w:spacing w:after="40" w:before="0"/>
               <w:jc w:val="left"/>
             </w:pPr>
@@ -5381,6 +5515,7 @@
           </w:tcPr>
           <w:p>
             <w:pPr>
+              <w:keepNext w:val="false"/>
               <w:spacing w:after="40" w:before="0"/>
               <w:jc w:val="left"/>
             </w:pPr>
@@ -5440,6 +5575,7 @@
           </w:tcPr>
           <w:p>
             <w:pPr>
+              <w:keepNext w:val="false"/>
               <w:spacing w:after="40" w:before="0"/>
               <w:jc w:val="center"/>
             </w:pPr>
@@ -5474,6 +5610,7 @@
           </w:tcPr>
           <w:p>
             <w:pPr>
+              <w:keepNext w:val="false"/>
               <w:spacing w:after="40" w:before="0"/>
               <w:jc w:val="left"/>
             </w:pPr>
@@ -5535,6 +5672,7 @@
           </w:tcPr>
           <w:p>
             <w:pPr>
+              <w:keepNext w:val="false"/>
               <w:spacing w:after="40" w:before="0"/>
               <w:jc w:val="center"/>
             </w:pPr>
@@ -5569,6 +5707,7 @@
           </w:tcPr>
           <w:p>
             <w:pPr>
+              <w:keepNext w:val="false"/>
               <w:spacing w:after="40" w:before="0"/>
               <w:jc w:val="left"/>
             </w:pPr>
@@ -5601,6 +5740,7 @@
           </w:tcPr>
           <w:p>
             <w:pPr>
+              <w:keepNext w:val="false"/>
               <w:spacing w:after="40" w:before="0"/>
               <w:jc w:val="left"/>
             </w:pPr>
@@ -5635,6 +5775,7 @@
           </w:tcPr>
           <w:p>
             <w:pPr>
+              <w:keepNext w:val="false"/>
               <w:spacing w:after="40" w:before="0"/>
               <w:jc w:val="left"/>
             </w:pPr>
@@ -5667,6 +5808,7 @@
           </w:tcPr>
           <w:p>
             <w:pPr>
+              <w:keepNext w:val="false"/>
               <w:spacing w:after="40" w:before="0"/>
               <w:jc w:val="left"/>
             </w:pPr>
@@ -5701,6 +5843,7 @@
           </w:tcPr>
           <w:p>
             <w:pPr>
+              <w:keepNext w:val="false"/>
               <w:spacing w:after="40" w:before="0"/>
               <w:jc w:val="left"/>
             </w:pPr>
@@ -5733,6 +5876,7 @@
           </w:tcPr>
           <w:p>
             <w:pPr>
+              <w:keepNext w:val="false"/>
               <w:spacing w:after="40" w:before="0"/>
               <w:jc w:val="left"/>
             </w:pPr>
@@ -5769,7 +5913,7 @@
         </w:rPr>
         <w:t xml:space="preserve">© 2026 SeaVuria and ARES. Aligned with KICD objectives. Developed by SeaVuria; technical implementation by ARES (with AI assistance from Claude). Licensed under </w:t>
       </w:r>
-      <w:hyperlink w:history="1" r:id="rIdxdvxk8x_kmlurhwascu6u">
+      <w:hyperlink w:history="1" r:id="rIdglienmlhz_6te-eji8sxk">
         <w:r>
           <w:rPr>
             <w:rFonts w:ascii="Arial" w:cs="Arial" w:eastAsia="Arial" w:hAnsi="Arial"/>
@@ -5790,7 +5934,7 @@
         </w:rPr>
         <w:t xml:space="preserve"> (</w:t>
       </w:r>
-      <w:hyperlink w:history="1" r:id="rIdctaszj2fnmzz53qrxn72u">
+      <w:hyperlink w:history="1" r:id="rIdopih6smxf8ylu7f8xovrs">
         <w:r>
           <w:rPr>
             <w:rFonts w:ascii="Arial" w:cs="Arial" w:eastAsia="Arial" w:hAnsi="Arial"/>
@@ -5850,6 +5994,7 @@
           </w:tcPr>
           <w:p>
             <w:pPr>
+              <w:keepNext w:val="false"/>
               <w:spacing w:after="40" w:before="0"/>
               <w:jc w:val="center"/>
             </w:pPr>
@@ -5885,6 +6030,7 @@
           </w:tcPr>
           <w:p>
             <w:pPr>
+              <w:keepNext w:val="false"/>
               <w:spacing w:after="40" w:before="0"/>
               <w:jc w:val="center"/>
             </w:pPr>
@@ -5919,6 +6065,7 @@
           </w:tcPr>
           <w:p>
             <w:pPr>
+              <w:keepNext w:val="false"/>
               <w:spacing w:after="40" w:before="0"/>
               <w:jc w:val="left"/>
             </w:pPr>
@@ -5951,6 +6098,7 @@
           </w:tcPr>
           <w:p>
             <w:pPr>
+              <w:keepNext w:val="false"/>
               <w:spacing w:after="40" w:before="0"/>
               <w:jc w:val="left"/>
             </w:pPr>
@@ -5985,6 +6133,7 @@
           </w:tcPr>
           <w:p>
             <w:pPr>
+              <w:keepNext w:val="false"/>
               <w:spacing w:after="40" w:before="0"/>
               <w:jc w:val="left"/>
             </w:pPr>
@@ -6017,6 +6166,7 @@
           </w:tcPr>
           <w:p>
             <w:pPr>
+              <w:keepNext w:val="false"/>
               <w:spacing w:after="40" w:before="0"/>
               <w:jc w:val="left"/>
             </w:pPr>
@@ -6051,6 +6201,7 @@
           </w:tcPr>
           <w:p>
             <w:pPr>
+              <w:keepNext w:val="false"/>
               <w:spacing w:after="40" w:before="0"/>
               <w:jc w:val="left"/>
             </w:pPr>
@@ -6083,6 +6234,7 @@
           </w:tcPr>
           <w:p>
             <w:pPr>
+              <w:keepNext w:val="false"/>
               <w:spacing w:after="40" w:before="0"/>
               <w:jc w:val="left"/>
             </w:pPr>
@@ -6117,6 +6269,7 @@
           </w:tcPr>
           <w:p>
             <w:pPr>
+              <w:keepNext w:val="false"/>
               <w:spacing w:after="40" w:before="0"/>
               <w:jc w:val="left"/>
             </w:pPr>
@@ -6149,6 +6302,7 @@
           </w:tcPr>
           <w:p>
             <w:pPr>
+              <w:keepNext w:val="false"/>
               <w:spacing w:after="40" w:before="0"/>
               <w:jc w:val="left"/>
             </w:pPr>
@@ -6183,6 +6337,7 @@
           </w:tcPr>
           <w:p>
             <w:pPr>
+              <w:keepNext w:val="false"/>
               <w:spacing w:after="40" w:before="0"/>
               <w:jc w:val="left"/>
             </w:pPr>
@@ -6215,6 +6370,7 @@
           </w:tcPr>
           <w:p>
             <w:pPr>
+              <w:keepNext w:val="false"/>
               <w:spacing w:after="40" w:before="0"/>
               <w:jc w:val="left"/>
             </w:pPr>
@@ -6249,6 +6405,7 @@
           </w:tcPr>
           <w:p>
             <w:pPr>
+              <w:keepNext w:val="false"/>
               <w:spacing w:after="40" w:before="0"/>
               <w:jc w:val="left"/>
             </w:pPr>
@@ -6281,6 +6438,7 @@
           </w:tcPr>
           <w:p>
             <w:pPr>
+              <w:keepNext w:val="false"/>
               <w:spacing w:after="40" w:before="0"/>
               <w:jc w:val="left"/>
             </w:pPr>
@@ -6315,6 +6473,7 @@
           </w:tcPr>
           <w:p>
             <w:pPr>
+              <w:keepNext w:val="false"/>
               <w:spacing w:after="40" w:before="0"/>
               <w:jc w:val="left"/>
             </w:pPr>
@@ -6347,6 +6506,7 @@
           </w:tcPr>
           <w:p>
             <w:pPr>
+              <w:keepNext w:val="false"/>
               <w:spacing w:after="40" w:before="0"/>
               <w:jc w:val="left"/>
             </w:pPr>
@@ -6381,6 +6541,7 @@
           </w:tcPr>
           <w:p>
             <w:pPr>
+              <w:keepNext w:val="false"/>
               <w:spacing w:after="40" w:before="0"/>
               <w:jc w:val="left"/>
             </w:pPr>
@@ -6413,6 +6574,7 @@
           </w:tcPr>
           <w:p>
             <w:pPr>
+              <w:keepNext w:val="false"/>
               <w:spacing w:after="40" w:before="0"/>
               <w:jc w:val="left"/>
             </w:pPr>
@@ -6472,6 +6634,7 @@
           </w:tcPr>
           <w:p>
             <w:pPr>
+              <w:keepNext w:val="false"/>
               <w:spacing w:after="40" w:before="0"/>
               <w:jc w:val="center"/>
             </w:pPr>
@@ -6506,6 +6669,7 @@
           </w:tcPr>
           <w:p>
             <w:pPr>
+              <w:keepNext w:val="false"/>
               <w:spacing w:after="40" w:before="0"/>
               <w:jc w:val="left"/>
             </w:pPr>
@@ -6570,6 +6734,7 @@
           </w:tcPr>
           <w:p>
             <w:pPr>
+              <w:keepNext w:val="false"/>
               <w:spacing w:after="40" w:before="0"/>
               <w:jc w:val="center"/>
             </w:pPr>
@@ -6604,6 +6769,7 @@
           </w:tcPr>
           <w:p>
             <w:pPr>
+              <w:keepNext w:val="false"/>
               <w:spacing w:after="40" w:before="0"/>
               <w:jc w:val="left"/>
             </w:pPr>
@@ -6636,6 +6802,7 @@
           </w:tcPr>
           <w:p>
             <w:pPr>
+              <w:keepNext w:val="false"/>
               <w:spacing w:after="40" w:before="0"/>
               <w:jc w:val="left"/>
             </w:pPr>
@@ -6668,6 +6835,7 @@
           </w:tcPr>
           <w:p>
             <w:pPr>
+              <w:keepNext w:val="false"/>
               <w:spacing w:after="40" w:before="0"/>
               <w:jc w:val="left"/>
             </w:pPr>
@@ -6700,6 +6868,7 @@
           </w:tcPr>
           <w:p>
             <w:pPr>
+              <w:keepNext w:val="false"/>
               <w:spacing w:after="40" w:before="0"/>
               <w:jc w:val="left"/>
             </w:pPr>
@@ -6732,6 +6901,7 @@
           </w:tcPr>
           <w:p>
             <w:pPr>
+              <w:keepNext w:val="false"/>
               <w:spacing w:after="40" w:before="0"/>
               <w:jc w:val="left"/>
             </w:pPr>
@@ -6766,6 +6936,7 @@
           </w:tcPr>
           <w:p>
             <w:pPr>
+              <w:keepNext w:val="false"/>
               <w:spacing w:after="40" w:before="0"/>
               <w:jc w:val="left"/>
             </w:pPr>
@@ -6803,7 +6974,7 @@
             <w:pPr>
               <w:spacing w:after="20" w:before="0"/>
             </w:pPr>
-            <w:hyperlink w:history="1" r:id="rId23-sbtqs3ldv75fjn3hlx">
+            <w:hyperlink w:history="1" r:id="rIdpm32otyq86dgg31rgf_9u">
               <w:r>
                 <w:rPr>
                   <w:rFonts w:ascii="Arial" w:cs="Arial" w:eastAsia="Arial" w:hAnsi="Arial"/>
@@ -6836,7 +7007,7 @@
               <w:spacing w:after="10" w:before="0"/>
               <w:ind w:left="120"/>
             </w:pPr>
-            <w:hyperlink w:history="1" r:id="rId9rx7vzpbnfuxmn4cn2scc">
+            <w:hyperlink w:history="1" r:id="rIdmuvfvw4vklogv3zkmbydn">
               <w:r>
                 <w:rPr>
                   <w:rFonts w:ascii="Arial" w:cs="Arial" w:eastAsia="Arial" w:hAnsi="Arial"/>
@@ -6881,7 +7052,7 @@
             <w:pPr>
               <w:spacing w:after="20" w:before="0"/>
             </w:pPr>
-            <w:hyperlink w:history="1" r:id="rIdexz6awzbvcwudkyr5fnkn">
+            <w:hyperlink w:history="1" r:id="rIdn1ecopm0xw5vkflqsgkro">
               <w:r>
                 <w:rPr>
                   <w:rFonts w:ascii="Arial" w:cs="Arial" w:eastAsia="Arial" w:hAnsi="Arial"/>
@@ -6914,7 +7085,7 @@
               <w:spacing w:after="10" w:before="0"/>
               <w:ind w:left="120"/>
             </w:pPr>
-            <w:hyperlink w:history="1" r:id="rIdkgj2td2u8r7hlx47coorc">
+            <w:hyperlink w:history="1" r:id="rId6ck3t-rnoj6sn6_folixn">
               <w:r>
                 <w:rPr>
                   <w:rFonts w:ascii="Arial" w:cs="Arial" w:eastAsia="Arial" w:hAnsi="Arial"/>
@@ -6942,6 +7113,7 @@
           </w:tcPr>
           <w:p>
             <w:pPr>
+              <w:keepNext w:val="false"/>
               <w:spacing w:after="40" w:before="0"/>
               <w:jc w:val="left"/>
             </w:pPr>
@@ -6974,6 +7146,7 @@
           </w:tcPr>
           <w:p>
             <w:pPr>
+              <w:keepNext w:val="false"/>
               <w:spacing w:after="40" w:before="0"/>
               <w:jc w:val="left"/>
             </w:pPr>
@@ -7006,6 +7179,7 @@
           </w:tcPr>
           <w:p>
             <w:pPr>
+              <w:keepNext w:val="false"/>
               <w:spacing w:after="40" w:before="0"/>
               <w:jc w:val="left"/>
             </w:pPr>
@@ -7038,6 +7212,7 @@
           </w:tcPr>
           <w:p>
             <w:pPr>
+              <w:keepNext w:val="false"/>
               <w:spacing w:after="40" w:before="0"/>
               <w:jc w:val="left"/>
             </w:pPr>
@@ -7072,6 +7247,7 @@
           </w:tcPr>
           <w:p>
             <w:pPr>
+              <w:keepNext w:val="false"/>
               <w:spacing w:after="40" w:before="0"/>
               <w:jc w:val="left"/>
             </w:pPr>
@@ -7109,7 +7285,7 @@
             <w:pPr>
               <w:spacing w:after="20" w:before="0"/>
             </w:pPr>
-            <w:hyperlink w:history="1" r:id="rIdbtnjlpheoqed7qua2tdwv">
+            <w:hyperlink w:history="1" r:id="rIdrzqj4gper6jmjxicm1wgv">
               <w:r>
                 <w:rPr>
                   <w:rFonts w:ascii="Arial" w:cs="Arial" w:eastAsia="Arial" w:hAnsi="Arial"/>
@@ -7142,7 +7318,7 @@
               <w:spacing w:after="10" w:before="0"/>
               <w:ind w:left="120"/>
             </w:pPr>
-            <w:hyperlink w:history="1" r:id="rIdakby4y__ceprzpo_tcelh">
+            <w:hyperlink w:history="1" r:id="rId-y5nixq4g955subxfvqf7">
               <w:r>
                 <w:rPr>
                   <w:rFonts w:ascii="Arial" w:cs="Arial" w:eastAsia="Arial" w:hAnsi="Arial"/>
@@ -7187,7 +7363,7 @@
             <w:pPr>
               <w:spacing w:after="20" w:before="0"/>
             </w:pPr>
-            <w:hyperlink w:history="1" r:id="rIdi99h9lcfmkpavdpqdraoc">
+            <w:hyperlink w:history="1" r:id="rId6sroudc_ttsr4zxkeerck">
               <w:r>
                 <w:rPr>
                   <w:rFonts w:ascii="Arial" w:cs="Arial" w:eastAsia="Arial" w:hAnsi="Arial"/>
@@ -7220,7 +7396,7 @@
               <w:spacing w:after="10" w:before="0"/>
               <w:ind w:left="120"/>
             </w:pPr>
-            <w:hyperlink w:history="1" r:id="rIdmbstkrwebbvy0g1r848ob">
+            <w:hyperlink w:history="1" r:id="rId8n1btija_mhfchdzpuxol">
               <w:r>
                 <w:rPr>
                   <w:rFonts w:ascii="Arial" w:cs="Arial" w:eastAsia="Arial" w:hAnsi="Arial"/>
@@ -7248,6 +7424,7 @@
           </w:tcPr>
           <w:p>
             <w:pPr>
+              <w:keepNext w:val="false"/>
               <w:spacing w:after="40" w:before="0"/>
               <w:jc w:val="left"/>
             </w:pPr>
@@ -7267,6 +7444,7 @@
           </w:p>
           <w:p>
             <w:pPr>
+              <w:keepNext w:val="false"/>
               <w:spacing w:after="40" w:before="0"/>
               <w:jc w:val="left"/>
             </w:pPr>
@@ -7286,6 +7464,7 @@
           </w:p>
           <w:p>
             <w:pPr>
+              <w:keepNext w:val="false"/>
               <w:spacing w:after="40" w:before="0"/>
               <w:jc w:val="left"/>
             </w:pPr>
@@ -7305,6 +7484,7 @@
           </w:p>
           <w:p>
             <w:pPr>
+              <w:keepNext w:val="false"/>
               <w:spacing w:after="40" w:before="0"/>
               <w:jc w:val="left"/>
             </w:pPr>
@@ -7324,6 +7504,7 @@
           </w:p>
           <w:p>
             <w:pPr>
+              <w:keepNext w:val="false"/>
               <w:spacing w:after="40" w:before="0"/>
               <w:jc w:val="left"/>
             </w:pPr>
@@ -7343,6 +7524,7 @@
           </w:p>
           <w:p>
             <w:pPr>
+              <w:keepNext w:val="false"/>
               <w:spacing w:after="40" w:before="0"/>
               <w:jc w:val="left"/>
             </w:pPr>
@@ -7362,6 +7544,7 @@
           </w:p>
           <w:p>
             <w:pPr>
+              <w:keepNext w:val="false"/>
               <w:spacing w:after="40" w:before="0"/>
               <w:jc w:val="left"/>
             </w:pPr>
@@ -7381,6 +7564,7 @@
           </w:p>
           <w:p>
             <w:pPr>
+              <w:keepNext w:val="false"/>
               <w:spacing w:after="40" w:before="0"/>
               <w:jc w:val="left"/>
             </w:pPr>
@@ -7400,6 +7584,7 @@
           </w:p>
           <w:p>
             <w:pPr>
+              <w:keepNext w:val="false"/>
               <w:spacing w:after="40" w:before="0"/>
               <w:jc w:val="left"/>
             </w:pPr>
@@ -7417,28 +7602,130 @@
               <w:t xml:space="preserve">For each result, learners fill in a three-column table in their books:</w:t>
             </w:r>
           </w:p>
-          <w:p>
-            <w:pPr>
-              <w:spacing w:after="40" w:before="0"/>
-              <w:jc w:val="left"/>
-            </w:pPr>
-            <w:r>
-              <w:rPr>
-                <w:rFonts w:ascii="Arial" w:cs="Arial" w:eastAsia="Arial" w:hAnsi="Arial"/>
-                <w:b w:val="false"/>
-                <w:bCs w:val="false"/>
-                <w:i w:val="false"/>
-                <w:iCs w:val="false"/>
-                <w:color w:val="000000"/>
-                <w:sz w:val="18"/>
-                <w:szCs w:val="18"/>
-              </w:rPr>
-              <w:t xml:space="preserve">| Expression | Expanded Form | Highest Power of x |</w:t>
-            </w:r>
-          </w:p>
-          <w:p>
-            <w:pPr>
-              <w:spacing w:after="40" w:before="0"/>
+          <w:tbl>
+            <w:tblPr>
+              <w:tblW w:type="dxa" w:w="2680"/>
+              <w:tblBorders>
+                <w:top w:val="single" w:color="AAAAAA" w:sz="4"/>
+                <w:left w:val="single" w:color="AAAAAA" w:sz="4"/>
+                <w:bottom w:val="single" w:color="AAAAAA" w:sz="4"/>
+                <w:right w:val="single" w:color="AAAAAA" w:sz="4"/>
+                <w:insideH w:val="single" w:color="auto" w:sz="4"/>
+                <w:insideV w:val="single" w:color="auto" w:sz="4"/>
+              </w:tblBorders>
+              <w:tblLayout w:type="fixed"/>
+            </w:tblPr>
+            <w:tblGrid>
+              <w:gridCol w:w="893"/>
+              <w:gridCol w:w="893"/>
+              <w:gridCol w:w="894"/>
+            </w:tblGrid>
+            <w:tr>
+              <w:tc>
+                <w:tcPr>
+                  <w:tcW w:type="dxa" w:w="893"/>
+                  <w:shd w:fill="D5E8F0" w:color="auto" w:val="clear"/>
+                  <w:tcMar>
+                    <w:top w:type="dxa" w:w="60"/>
+                    <w:left w:type="dxa" w:w="120"/>
+                    <w:bottom w:type="dxa" w:w="60"/>
+                    <w:right w:type="dxa" w:w="120"/>
+                  </w:tcMar>
+                  <w:vAlign w:val="top"/>
+                </w:tcPr>
+                <w:p>
+                  <w:pPr>
+                    <w:keepNext w:val="false"/>
+                    <w:spacing w:after="40" w:before="0"/>
+                    <w:jc w:val="left"/>
+                  </w:pPr>
+                  <w:r>
+                    <w:rPr>
+                      <w:rFonts w:ascii="Arial" w:cs="Arial" w:eastAsia="Arial" w:hAnsi="Arial"/>
+                      <w:b/>
+                      <w:bCs/>
+                      <w:i w:val="false"/>
+                      <w:iCs w:val="false"/>
+                      <w:color w:val="000000"/>
+                      <w:sz w:val="18"/>
+                      <w:szCs w:val="18"/>
+                    </w:rPr>
+                    <w:t xml:space="preserve">Expression</w:t>
+                  </w:r>
+                </w:p>
+              </w:tc>
+              <w:tc>
+                <w:tcPr>
+                  <w:tcW w:type="dxa" w:w="893"/>
+                  <w:shd w:fill="D5E8F0" w:color="auto" w:val="clear"/>
+                  <w:tcMar>
+                    <w:top w:type="dxa" w:w="60"/>
+                    <w:left w:type="dxa" w:w="120"/>
+                    <w:bottom w:type="dxa" w:w="60"/>
+                    <w:right w:type="dxa" w:w="120"/>
+                  </w:tcMar>
+                  <w:vAlign w:val="top"/>
+                </w:tcPr>
+                <w:p>
+                  <w:pPr>
+                    <w:keepNext w:val="false"/>
+                    <w:spacing w:after="40" w:before="0"/>
+                    <w:jc w:val="left"/>
+                  </w:pPr>
+                  <w:r>
+                    <w:rPr>
+                      <w:rFonts w:ascii="Arial" w:cs="Arial" w:eastAsia="Arial" w:hAnsi="Arial"/>
+                      <w:b/>
+                      <w:bCs/>
+                      <w:i w:val="false"/>
+                      <w:iCs w:val="false"/>
+                      <w:color w:val="000000"/>
+                      <w:sz w:val="18"/>
+                      <w:szCs w:val="18"/>
+                    </w:rPr>
+                    <w:t xml:space="preserve">Expanded Form</w:t>
+                  </w:r>
+                </w:p>
+              </w:tc>
+              <w:tc>
+                <w:tcPr>
+                  <w:tcW w:type="dxa" w:w="894"/>
+                  <w:shd w:fill="D5E8F0" w:color="auto" w:val="clear"/>
+                  <w:tcMar>
+                    <w:top w:type="dxa" w:w="60"/>
+                    <w:left w:type="dxa" w:w="120"/>
+                    <w:bottom w:type="dxa" w:w="60"/>
+                    <w:right w:type="dxa" w:w="120"/>
+                  </w:tcMar>
+                  <w:vAlign w:val="top"/>
+                </w:tcPr>
+                <w:p>
+                  <w:pPr>
+                    <w:keepNext w:val="false"/>
+                    <w:spacing w:after="40" w:before="0"/>
+                    <w:jc w:val="left"/>
+                  </w:pPr>
+                  <w:r>
+                    <w:rPr>
+                      <w:rFonts w:ascii="Arial" w:cs="Arial" w:eastAsia="Arial" w:hAnsi="Arial"/>
+                      <w:b/>
+                      <w:bCs/>
+                      <w:i w:val="false"/>
+                      <w:iCs w:val="false"/>
+                      <w:color w:val="000000"/>
+                      <w:sz w:val="18"/>
+                      <w:szCs w:val="18"/>
+                    </w:rPr>
+                    <w:t xml:space="preserve">Highest Power of x</w:t>
+                  </w:r>
+                </w:p>
+              </w:tc>
+            </w:tr>
+          </w:tbl>
+          <w:p>
+            <w:pPr>
+              <w:keepNext w:val="false"/>
+              <w:spacing w:after="60" w:before="0"/>
               <w:jc w:val="left"/>
             </w:pPr>
             <w:r>
@@ -7457,6 +7744,27 @@
           </w:p>
           <w:p>
             <w:pPr>
+              <w:keepNext w:val="false"/>
+              <w:spacing w:after="40" w:before="0"/>
+              <w:jc w:val="left"/>
+            </w:pPr>
+            <w:r>
+              <w:rPr>
+                <w:rFonts w:ascii="Arial" w:cs="Arial" w:eastAsia="Arial" w:hAnsi="Arial"/>
+                <w:b w:val="false"/>
+                <w:bCs w:val="false"/>
+                <w:i w:val="false"/>
+                <w:iCs w:val="false"/>
+                <w:color w:val="000000"/>
+                <w:sz w:val="18"/>
+                <w:szCs w:val="18"/>
+              </w:rPr>
+              <w:t xml:space="preserve"/>
+            </w:r>
+          </w:p>
+          <w:p>
+            <w:pPr>
+              <w:keepNext w:val="false"/>
               <w:spacing w:after="40" w:before="0"/>
               <w:jc w:val="left"/>
             </w:pPr>
@@ -7472,6 +7780,26 @@
                 <w:szCs w:val="18"/>
               </w:rPr>
               <w:t xml:space="preserve">After completing the table, pairs discuss: 'What is the same about all three expanded forms?'</w:t>
+            </w:r>
+          </w:p>
+          <w:p>
+            <w:pPr>
+              <w:keepNext w:val="false"/>
+              <w:spacing w:after="60" w:before="0"/>
+              <w:jc w:val="left"/>
+            </w:pPr>
+            <w:r>
+              <w:rPr>
+                <w:rFonts w:ascii="Arial" w:cs="Arial" w:eastAsia="Arial" w:hAnsi="Arial"/>
+                <w:b w:val="false"/>
+                <w:bCs w:val="false"/>
+                <w:i w:val="false"/>
+                <w:iCs w:val="false"/>
+                <w:color w:val="000000"/>
+                <w:sz w:val="18"/>
+                <w:szCs w:val="18"/>
+              </w:rPr>
+              <w:t xml:space="preserve"/>
             </w:r>
           </w:p>
         </w:tc>
@@ -7489,6 +7817,7 @@
           </w:tcPr>
           <w:p>
             <w:pPr>
+              <w:keepNext w:val="false"/>
               <w:spacing w:after="40" w:before="0"/>
               <w:jc w:val="left"/>
             </w:pPr>
@@ -7521,6 +7850,7 @@
           </w:tcPr>
           <w:p>
             <w:pPr>
+              <w:keepNext w:val="false"/>
               <w:spacing w:after="40" w:before="0"/>
               <w:jc w:val="left"/>
             </w:pPr>
@@ -7553,6 +7883,7 @@
           </w:tcPr>
           <w:p>
             <w:pPr>
+              <w:keepNext w:val="false"/>
               <w:spacing w:after="40" w:before="0"/>
               <w:jc w:val="left"/>
             </w:pPr>
@@ -7587,6 +7918,7 @@
           </w:tcPr>
           <w:p>
             <w:pPr>
+              <w:keepNext w:val="false"/>
               <w:spacing w:after="40" w:before="0"/>
               <w:jc w:val="left"/>
             </w:pPr>
@@ -7624,7 +7956,7 @@
             <w:pPr>
               <w:spacing w:after="20" w:before="0"/>
             </w:pPr>
-            <w:hyperlink w:history="1" r:id="rIdbszchsh3tmq4cdagsah1c">
+            <w:hyperlink w:history="1" r:id="rId8b_gt4oj8akpx6yy5sk-o">
               <w:r>
                 <w:rPr>
                   <w:rFonts w:ascii="Arial" w:cs="Arial" w:eastAsia="Arial" w:hAnsi="Arial"/>
@@ -7657,7 +7989,7 @@
               <w:spacing w:after="10" w:before="0"/>
               <w:ind w:left="120"/>
             </w:pPr>
-            <w:hyperlink w:history="1" r:id="rIde0up6l0joq1asue5wb0r-">
+            <w:hyperlink w:history="1" r:id="rIdc4zfu2p4-1c2xxl_zrkna">
               <w:r>
                 <w:rPr>
                   <w:rFonts w:ascii="Arial" w:cs="Arial" w:eastAsia="Arial" w:hAnsi="Arial"/>
@@ -7702,7 +8034,7 @@
             <w:pPr>
               <w:spacing w:after="20" w:before="0"/>
             </w:pPr>
-            <w:hyperlink w:history="1" r:id="rIdlm3rbew7gw5qkfflmqvpl">
+            <w:hyperlink w:history="1" r:id="rIdb9net-asnur0tawuwelvv">
               <w:r>
                 <w:rPr>
                   <w:rFonts w:ascii="Arial" w:cs="Arial" w:eastAsia="Arial" w:hAnsi="Arial"/>
@@ -7735,7 +8067,7 @@
               <w:spacing w:after="10" w:before="0"/>
               <w:ind w:left="120"/>
             </w:pPr>
-            <w:hyperlink w:history="1" r:id="rIdqywgh_b5_bovqtpwhuged">
+            <w:hyperlink w:history="1" r:id="rIdkqcrszfup0dyw9lyqyuxu">
               <w:r>
                 <w:rPr>
                   <w:rFonts w:ascii="Arial" w:cs="Arial" w:eastAsia="Arial" w:hAnsi="Arial"/>
@@ -7763,6 +8095,7 @@
           </w:tcPr>
           <w:p>
             <w:pPr>
+              <w:keepNext w:val="false"/>
               <w:spacing w:after="40" w:before="0"/>
               <w:jc w:val="left"/>
             </w:pPr>
@@ -7782,6 +8115,7 @@
           </w:p>
           <w:p>
             <w:pPr>
+              <w:keepNext w:val="false"/>
               <w:spacing w:after="40" w:before="0"/>
               <w:jc w:val="left"/>
             </w:pPr>
@@ -7801,6 +8135,7 @@
           </w:p>
           <w:p>
             <w:pPr>
+              <w:keepNext w:val="false"/>
               <w:spacing w:after="40" w:before="0"/>
               <w:jc w:val="left"/>
             </w:pPr>
@@ -7818,28 +8153,164 @@
               <w:t xml:space="preserve">Part A — Class Definition Build (8 min): Using the three expanded forms on the board, the teacher guides learners to name the general structure ax² + bx + c. Learners copy the definition into their books and then identify a, b, and c for each of the three expressions, recording in a second table:</w:t>
             </w:r>
           </w:p>
-          <w:p>
-            <w:pPr>
-              <w:spacing w:after="40" w:before="0"/>
-              <w:jc w:val="left"/>
-            </w:pPr>
-            <w:r>
-              <w:rPr>
-                <w:rFonts w:ascii="Arial" w:cs="Arial" w:eastAsia="Arial" w:hAnsi="Arial"/>
-                <w:b w:val="false"/>
-                <w:bCs w:val="false"/>
-                <w:i w:val="false"/>
-                <w:iCs w:val="false"/>
-                <w:color w:val="000000"/>
-                <w:sz w:val="18"/>
-                <w:szCs w:val="18"/>
-              </w:rPr>
-              <w:t xml:space="preserve">| Expression | a | b | c |</w:t>
-            </w:r>
-          </w:p>
-          <w:p>
-            <w:pPr>
-              <w:spacing w:after="40" w:before="0"/>
+          <w:tbl>
+            <w:tblPr>
+              <w:tblW w:type="dxa" w:w="2680"/>
+              <w:tblBorders>
+                <w:top w:val="single" w:color="AAAAAA" w:sz="4"/>
+                <w:left w:val="single" w:color="AAAAAA" w:sz="4"/>
+                <w:bottom w:val="single" w:color="AAAAAA" w:sz="4"/>
+                <w:right w:val="single" w:color="AAAAAA" w:sz="4"/>
+                <w:insideH w:val="single" w:color="auto" w:sz="4"/>
+                <w:insideV w:val="single" w:color="auto" w:sz="4"/>
+              </w:tblBorders>
+              <w:tblLayout w:type="fixed"/>
+            </w:tblPr>
+            <w:tblGrid>
+              <w:gridCol w:w="670"/>
+              <w:gridCol w:w="670"/>
+              <w:gridCol w:w="670"/>
+              <w:gridCol w:w="670"/>
+            </w:tblGrid>
+            <w:tr>
+              <w:tc>
+                <w:tcPr>
+                  <w:tcW w:type="dxa" w:w="670"/>
+                  <w:shd w:fill="D5E8F0" w:color="auto" w:val="clear"/>
+                  <w:tcMar>
+                    <w:top w:type="dxa" w:w="60"/>
+                    <w:left w:type="dxa" w:w="120"/>
+                    <w:bottom w:type="dxa" w:w="60"/>
+                    <w:right w:type="dxa" w:w="120"/>
+                  </w:tcMar>
+                  <w:vAlign w:val="top"/>
+                </w:tcPr>
+                <w:p>
+                  <w:pPr>
+                    <w:keepNext w:val="false"/>
+                    <w:spacing w:after="40" w:before="0"/>
+                    <w:jc w:val="left"/>
+                  </w:pPr>
+                  <w:r>
+                    <w:rPr>
+                      <w:rFonts w:ascii="Arial" w:cs="Arial" w:eastAsia="Arial" w:hAnsi="Arial"/>
+                      <w:b/>
+                      <w:bCs/>
+                      <w:i w:val="false"/>
+                      <w:iCs w:val="false"/>
+                      <w:color w:val="000000"/>
+                      <w:sz w:val="18"/>
+                      <w:szCs w:val="18"/>
+                    </w:rPr>
+                    <w:t xml:space="preserve">Expression</w:t>
+                  </w:r>
+                </w:p>
+              </w:tc>
+              <w:tc>
+                <w:tcPr>
+                  <w:tcW w:type="dxa" w:w="670"/>
+                  <w:shd w:fill="D5E8F0" w:color="auto" w:val="clear"/>
+                  <w:tcMar>
+                    <w:top w:type="dxa" w:w="60"/>
+                    <w:left w:type="dxa" w:w="120"/>
+                    <w:bottom w:type="dxa" w:w="60"/>
+                    <w:right w:type="dxa" w:w="120"/>
+                  </w:tcMar>
+                  <w:vAlign w:val="top"/>
+                </w:tcPr>
+                <w:p>
+                  <w:pPr>
+                    <w:keepNext w:val="false"/>
+                    <w:spacing w:after="40" w:before="0"/>
+                    <w:jc w:val="left"/>
+                  </w:pPr>
+                  <w:r>
+                    <w:rPr>
+                      <w:rFonts w:ascii="Arial" w:cs="Arial" w:eastAsia="Arial" w:hAnsi="Arial"/>
+                      <w:b/>
+                      <w:bCs/>
+                      <w:i w:val="false"/>
+                      <w:iCs w:val="false"/>
+                      <w:color w:val="000000"/>
+                      <w:sz w:val="18"/>
+                      <w:szCs w:val="18"/>
+                    </w:rPr>
+                    <w:t xml:space="preserve">a</w:t>
+                  </w:r>
+                </w:p>
+              </w:tc>
+              <w:tc>
+                <w:tcPr>
+                  <w:tcW w:type="dxa" w:w="670"/>
+                  <w:shd w:fill="D5E8F0" w:color="auto" w:val="clear"/>
+                  <w:tcMar>
+                    <w:top w:type="dxa" w:w="60"/>
+                    <w:left w:type="dxa" w:w="120"/>
+                    <w:bottom w:type="dxa" w:w="60"/>
+                    <w:right w:type="dxa" w:w="120"/>
+                  </w:tcMar>
+                  <w:vAlign w:val="top"/>
+                </w:tcPr>
+                <w:p>
+                  <w:pPr>
+                    <w:keepNext w:val="false"/>
+                    <w:spacing w:after="40" w:before="0"/>
+                    <w:jc w:val="left"/>
+                  </w:pPr>
+                  <w:r>
+                    <w:rPr>
+                      <w:rFonts w:ascii="Arial" w:cs="Arial" w:eastAsia="Arial" w:hAnsi="Arial"/>
+                      <w:b/>
+                      <w:bCs/>
+                      <w:i w:val="false"/>
+                      <w:iCs w:val="false"/>
+                      <w:color w:val="000000"/>
+                      <w:sz w:val="18"/>
+                      <w:szCs w:val="18"/>
+                    </w:rPr>
+                    <w:t xml:space="preserve">b</w:t>
+                  </w:r>
+                </w:p>
+              </w:tc>
+              <w:tc>
+                <w:tcPr>
+                  <w:tcW w:type="dxa" w:w="670"/>
+                  <w:shd w:fill="D5E8F0" w:color="auto" w:val="clear"/>
+                  <w:tcMar>
+                    <w:top w:type="dxa" w:w="60"/>
+                    <w:left w:type="dxa" w:w="120"/>
+                    <w:bottom w:type="dxa" w:w="60"/>
+                    <w:right w:type="dxa" w:w="120"/>
+                  </w:tcMar>
+                  <w:vAlign w:val="top"/>
+                </w:tcPr>
+                <w:p>
+                  <w:pPr>
+                    <w:keepNext w:val="false"/>
+                    <w:spacing w:after="40" w:before="0"/>
+                    <w:jc w:val="left"/>
+                  </w:pPr>
+                  <w:r>
+                    <w:rPr>
+                      <w:rFonts w:ascii="Arial" w:cs="Arial" w:eastAsia="Arial" w:hAnsi="Arial"/>
+                      <w:b/>
+                      <w:bCs/>
+                      <w:i w:val="false"/>
+                      <w:iCs w:val="false"/>
+                      <w:color w:val="000000"/>
+                      <w:sz w:val="18"/>
+                      <w:szCs w:val="18"/>
+                    </w:rPr>
+                    <w:t xml:space="preserve">c</w:t>
+                  </w:r>
+                </w:p>
+              </w:tc>
+            </w:tr>
+          </w:tbl>
+          <w:p>
+            <w:pPr>
+              <w:keepNext w:val="false"/>
+              <w:spacing w:after="60" w:before="0"/>
               <w:jc w:val="left"/>
             </w:pPr>
             <w:r>
@@ -7858,6 +8329,27 @@
           </w:p>
           <w:p>
             <w:pPr>
+              <w:keepNext w:val="false"/>
+              <w:spacing w:after="40" w:before="0"/>
+              <w:jc w:val="left"/>
+            </w:pPr>
+            <w:r>
+              <w:rPr>
+                <w:rFonts w:ascii="Arial" w:cs="Arial" w:eastAsia="Arial" w:hAnsi="Arial"/>
+                <w:b w:val="false"/>
+                <w:bCs w:val="false"/>
+                <w:i w:val="false"/>
+                <w:iCs w:val="false"/>
+                <w:color w:val="000000"/>
+                <w:sz w:val="18"/>
+                <w:szCs w:val="18"/>
+              </w:rPr>
+              <w:t xml:space="preserve"/>
+            </w:r>
+          </w:p>
+          <w:p>
+            <w:pPr>
+              <w:keepNext w:val="false"/>
               <w:spacing w:after="40" w:before="0"/>
               <w:jc w:val="left"/>
             </w:pPr>
@@ -7877,6 +8369,7 @@
           </w:p>
           <w:p>
             <w:pPr>
+              <w:keepNext w:val="false"/>
               <w:spacing w:after="40" w:before="0"/>
               <w:jc w:val="left"/>
             </w:pPr>
@@ -7896,6 +8389,7 @@
           </w:p>
           <w:p>
             <w:pPr>
+              <w:keepNext w:val="false"/>
               <w:spacing w:after="40" w:before="0"/>
               <w:jc w:val="left"/>
             </w:pPr>
@@ -7915,6 +8409,7 @@
           </w:p>
           <w:p>
             <w:pPr>
+              <w:keepNext w:val="false"/>
               <w:spacing w:after="40" w:before="0"/>
               <w:jc w:val="left"/>
             </w:pPr>
@@ -7934,6 +8429,7 @@
           </w:p>
           <w:p>
             <w:pPr>
+              <w:keepNext w:val="false"/>
               <w:spacing w:after="40" w:before="0"/>
               <w:jc w:val="left"/>
             </w:pPr>
@@ -7953,6 +8449,7 @@
           </w:p>
           <w:p>
             <w:pPr>
+              <w:keepNext w:val="false"/>
               <w:spacing w:after="40" w:before="0"/>
               <w:jc w:val="left"/>
             </w:pPr>
@@ -7972,6 +8469,7 @@
           </w:p>
           <w:p>
             <w:pPr>
+              <w:keepNext w:val="false"/>
               <w:spacing w:after="40" w:before="0"/>
               <w:jc w:val="left"/>
             </w:pPr>
@@ -7991,6 +8489,7 @@
           </w:p>
           <w:p>
             <w:pPr>
+              <w:keepNext w:val="false"/>
               <w:spacing w:after="40" w:before="0"/>
               <w:jc w:val="left"/>
             </w:pPr>
@@ -8006,6 +8505,26 @@
                 <w:szCs w:val="18"/>
               </w:rPr>
               <w:t xml:space="preserve">Learners write their working in full in their books.</w:t>
+            </w:r>
+          </w:p>
+          <w:p>
+            <w:pPr>
+              <w:keepNext w:val="false"/>
+              <w:spacing w:after="60" w:before="0"/>
+              <w:jc w:val="left"/>
+            </w:pPr>
+            <w:r>
+              <w:rPr>
+                <w:rFonts w:ascii="Arial" w:cs="Arial" w:eastAsia="Arial" w:hAnsi="Arial"/>
+                <w:b w:val="false"/>
+                <w:bCs w:val="false"/>
+                <w:i w:val="false"/>
+                <w:iCs w:val="false"/>
+                <w:color w:val="000000"/>
+                <w:sz w:val="18"/>
+                <w:szCs w:val="18"/>
+              </w:rPr>
+              <w:t xml:space="preserve"/>
             </w:r>
           </w:p>
         </w:tc>
@@ -8023,6 +8542,7 @@
           </w:tcPr>
           <w:p>
             <w:pPr>
+              <w:keepNext w:val="false"/>
               <w:spacing w:after="40" w:before="0"/>
               <w:jc w:val="left"/>
             </w:pPr>
@@ -8055,6 +8575,7 @@
           </w:tcPr>
           <w:p>
             <w:pPr>
+              <w:keepNext w:val="false"/>
               <w:spacing w:after="40" w:before="0"/>
               <w:jc w:val="left"/>
             </w:pPr>
@@ -8087,6 +8608,7 @@
           </w:tcPr>
           <w:p>
             <w:pPr>
+              <w:keepNext w:val="false"/>
               <w:spacing w:after="40" w:before="0"/>
               <w:jc w:val="left"/>
             </w:pPr>
@@ -8121,6 +8643,7 @@
           </w:tcPr>
           <w:p>
             <w:pPr>
+              <w:keepNext w:val="false"/>
               <w:spacing w:after="40" w:before="0"/>
               <w:jc w:val="left"/>
             </w:pPr>
@@ -8158,7 +8681,7 @@
             <w:pPr>
               <w:spacing w:after="20" w:before="0"/>
             </w:pPr>
-            <w:hyperlink w:history="1" r:id="rIdbarsd2iaa4qkkcvcpguew">
+            <w:hyperlink w:history="1" r:id="rIdmypnvqj4sy39hdjvtdpuz">
               <w:r>
                 <w:rPr>
                   <w:rFonts w:ascii="Arial" w:cs="Arial" w:eastAsia="Arial" w:hAnsi="Arial"/>
@@ -8191,7 +8714,7 @@
               <w:spacing w:after="10" w:before="0"/>
               <w:ind w:left="120"/>
             </w:pPr>
-            <w:hyperlink w:history="1" r:id="rId4ypevsv-sg9i9mmr3bnp8">
+            <w:hyperlink w:history="1" r:id="rIdqtsm1v1avywbunrsfmom4">
               <w:r>
                 <w:rPr>
                   <w:rFonts w:ascii="Arial" w:cs="Arial" w:eastAsia="Arial" w:hAnsi="Arial"/>
@@ -8236,7 +8759,7 @@
             <w:pPr>
               <w:spacing w:after="20" w:before="0"/>
             </w:pPr>
-            <w:hyperlink w:history="1" r:id="rIdkdly935ngpw_sn13f0ox0">
+            <w:hyperlink w:history="1" r:id="rId9uvdzezcxz6sdkyowoovu">
               <w:r>
                 <w:rPr>
                   <w:rFonts w:ascii="Arial" w:cs="Arial" w:eastAsia="Arial" w:hAnsi="Arial"/>
@@ -8269,7 +8792,7 @@
               <w:spacing w:after="10" w:before="0"/>
               <w:ind w:left="120"/>
             </w:pPr>
-            <w:hyperlink w:history="1" r:id="rIdeng4cxelw5rdzdbfn7pns">
+            <w:hyperlink w:history="1" r:id="rIddjskychgs1m2eg67zenje">
               <w:r>
                 <w:rPr>
                   <w:rFonts w:ascii="Arial" w:cs="Arial" w:eastAsia="Arial" w:hAnsi="Arial"/>
@@ -8297,6 +8820,7 @@
           </w:tcPr>
           <w:p>
             <w:pPr>
+              <w:keepNext w:val="false"/>
               <w:spacing w:after="40" w:before="0"/>
               <w:jc w:val="left"/>
             </w:pPr>
@@ -8329,6 +8853,7 @@
           </w:tcPr>
           <w:p>
             <w:pPr>
+              <w:keepNext w:val="false"/>
               <w:spacing w:after="40" w:before="0"/>
               <w:jc w:val="left"/>
             </w:pPr>
@@ -8361,6 +8886,7 @@
           </w:tcPr>
           <w:p>
             <w:pPr>
+              <w:keepNext w:val="false"/>
               <w:spacing w:after="40" w:before="0"/>
               <w:jc w:val="left"/>
             </w:pPr>
@@ -8393,6 +8919,7 @@
           </w:tcPr>
           <w:p>
             <w:pPr>
+              <w:keepNext w:val="false"/>
               <w:spacing w:after="40" w:before="0"/>
               <w:jc w:val="left"/>
             </w:pPr>
@@ -8427,6 +8954,7 @@
           </w:tcPr>
           <w:p>
             <w:pPr>
+              <w:keepNext w:val="false"/>
               <w:spacing w:after="40" w:before="0"/>
               <w:jc w:val="left"/>
             </w:pPr>
@@ -8464,7 +8992,7 @@
             <w:pPr>
               <w:spacing w:after="20" w:before="0"/>
             </w:pPr>
-            <w:hyperlink w:history="1" r:id="rIds9rdmehmkqp-2cxg90i3q">
+            <w:hyperlink w:history="1" r:id="rIdljxnapr-tatmownlggndj">
               <w:r>
                 <w:rPr>
                   <w:rFonts w:ascii="Arial" w:cs="Arial" w:eastAsia="Arial" w:hAnsi="Arial"/>
@@ -8513,7 +9041,7 @@
               <w:spacing w:after="10" w:before="0"/>
               <w:ind w:left="120"/>
             </w:pPr>
-            <w:hyperlink w:history="1" r:id="rIdswiwq9cvux3ht3th3-sua">
+            <w:hyperlink w:history="1" r:id="rIdvb0zu3zshytfpwhgxu5yh">
               <w:r>
                 <w:rPr>
                   <w:rFonts w:ascii="Arial" w:cs="Arial" w:eastAsia="Arial" w:hAnsi="Arial"/>
@@ -8558,7 +9086,7 @@
             <w:pPr>
               <w:spacing w:after="20" w:before="0"/>
             </w:pPr>
-            <w:hyperlink w:history="1" r:id="rIdshvfed-vzoztzy52b29ib">
+            <w:hyperlink w:history="1" r:id="rId8qn8c67kaxb6s0sprmm_j">
               <w:r>
                 <w:rPr>
                   <w:rFonts w:ascii="Arial" w:cs="Arial" w:eastAsia="Arial" w:hAnsi="Arial"/>
@@ -8591,7 +9119,7 @@
               <w:spacing w:after="10" w:before="0"/>
               <w:ind w:left="120"/>
             </w:pPr>
-            <w:hyperlink w:history="1" r:id="rIdqtzpx3ohhfbztg_qii5xl">
+            <w:hyperlink w:history="1" r:id="rIdjpbwkvghc6qhwfyilxxd9">
               <w:r>
                 <w:rPr>
                   <w:rFonts w:ascii="Arial" w:cs="Arial" w:eastAsia="Arial" w:hAnsi="Arial"/>
@@ -8619,6 +9147,7 @@
           </w:tcPr>
           <w:p>
             <w:pPr>
+              <w:keepNext w:val="false"/>
               <w:spacing w:after="40" w:before="0"/>
               <w:jc w:val="left"/>
             </w:pPr>
@@ -8651,6 +9180,7 @@
           </w:tcPr>
           <w:p>
             <w:pPr>
+              <w:keepNext w:val="false"/>
               <w:spacing w:after="40" w:before="0"/>
               <w:jc w:val="left"/>
             </w:pPr>
@@ -8683,6 +9213,7 @@
           </w:tcPr>
           <w:p>
             <w:pPr>
+              <w:keepNext w:val="false"/>
               <w:spacing w:after="40" w:before="0"/>
               <w:jc w:val="left"/>
             </w:pPr>
@@ -8715,6 +9246,7 @@
           </w:tcPr>
           <w:p>
             <w:pPr>
+              <w:keepNext w:val="false"/>
               <w:spacing w:after="40" w:before="0"/>
               <w:jc w:val="left"/>
             </w:pPr>
@@ -8774,6 +9306,7 @@
           </w:tcPr>
           <w:p>
             <w:pPr>
+              <w:keepNext w:val="false"/>
               <w:spacing w:after="40" w:before="0"/>
               <w:jc w:val="center"/>
             </w:pPr>
@@ -8808,6 +9341,7 @@
           </w:tcPr>
           <w:p>
             <w:pPr>
+              <w:keepNext w:val="false"/>
               <w:spacing w:after="40" w:before="0"/>
               <w:jc w:val="left"/>
             </w:pPr>
@@ -8869,6 +9403,7 @@
           </w:tcPr>
           <w:p>
             <w:pPr>
+              <w:keepNext w:val="false"/>
               <w:spacing w:after="40" w:before="0"/>
               <w:jc w:val="center"/>
             </w:pPr>
@@ -8903,6 +9438,7 @@
           </w:tcPr>
           <w:p>
             <w:pPr>
+              <w:keepNext w:val="false"/>
               <w:spacing w:after="40" w:before="0"/>
               <w:jc w:val="left"/>
             </w:pPr>
@@ -8935,6 +9471,7 @@
           </w:tcPr>
           <w:p>
             <w:pPr>
+              <w:keepNext w:val="false"/>
               <w:spacing w:after="40" w:before="0"/>
               <w:jc w:val="left"/>
             </w:pPr>
@@ -8969,6 +9506,7 @@
           </w:tcPr>
           <w:p>
             <w:pPr>
+              <w:keepNext w:val="false"/>
               <w:spacing w:after="40" w:before="0"/>
               <w:jc w:val="left"/>
             </w:pPr>
@@ -9001,6 +9539,7 @@
           </w:tcPr>
           <w:p>
             <w:pPr>
+              <w:keepNext w:val="false"/>
               <w:spacing w:after="40" w:before="0"/>
               <w:jc w:val="left"/>
             </w:pPr>
@@ -9035,6 +9574,7 @@
           </w:tcPr>
           <w:p>
             <w:pPr>
+              <w:keepNext w:val="false"/>
               <w:spacing w:after="40" w:before="0"/>
               <w:jc w:val="left"/>
             </w:pPr>
@@ -9067,6 +9607,7 @@
           </w:tcPr>
           <w:p>
             <w:pPr>
+              <w:keepNext w:val="false"/>
               <w:spacing w:after="40" w:before="0"/>
               <w:jc w:val="left"/>
             </w:pPr>
@@ -9103,7 +9644,7 @@
         </w:rPr>
         <w:t xml:space="preserve">© 2026 SeaVuria and ARES. Aligned with KICD objectives. Developed by SeaVuria; technical implementation by ARES (with AI assistance from Claude). Licensed under </w:t>
       </w:r>
-      <w:hyperlink w:history="1" r:id="rIdfkyczyf0ryxhcgbhufusc">
+      <w:hyperlink w:history="1" r:id="rId5vqlukyeqovjz1ne1jfzl">
         <w:r>
           <w:rPr>
             <w:rFonts w:ascii="Arial" w:cs="Arial" w:eastAsia="Arial" w:hAnsi="Arial"/>
@@ -9124,7 +9665,7 @@
         </w:rPr>
         <w:t xml:space="preserve"> (</w:t>
       </w:r>
-      <w:hyperlink w:history="1" r:id="rIdebjvbks6gtwvedgak0uih">
+      <w:hyperlink w:history="1" r:id="rIda5vkyorinkoimdvlqioig">
         <w:r>
           <w:rPr>
             <w:rFonts w:ascii="Arial" w:cs="Arial" w:eastAsia="Arial" w:hAnsi="Arial"/>
@@ -9184,6 +9725,7 @@
           </w:tcPr>
           <w:p>
             <w:pPr>
+              <w:keepNext w:val="false"/>
               <w:spacing w:after="40" w:before="0"/>
               <w:jc w:val="center"/>
             </w:pPr>
@@ -9219,6 +9761,7 @@
           </w:tcPr>
           <w:p>
             <w:pPr>
+              <w:keepNext w:val="false"/>
               <w:spacing w:after="40" w:before="0"/>
               <w:jc w:val="center"/>
             </w:pPr>
@@ -9253,6 +9796,7 @@
           </w:tcPr>
           <w:p>
             <w:pPr>
+              <w:keepNext w:val="false"/>
               <w:spacing w:after="40" w:before="0"/>
               <w:jc w:val="left"/>
             </w:pPr>
@@ -9285,6 +9829,7 @@
           </w:tcPr>
           <w:p>
             <w:pPr>
+              <w:keepNext w:val="false"/>
               <w:spacing w:after="40" w:before="0"/>
               <w:jc w:val="left"/>
             </w:pPr>
@@ -9319,6 +9864,7 @@
           </w:tcPr>
           <w:p>
             <w:pPr>
+              <w:keepNext w:val="false"/>
               <w:spacing w:after="40" w:before="0"/>
               <w:jc w:val="left"/>
             </w:pPr>
@@ -9351,6 +9897,7 @@
           </w:tcPr>
           <w:p>
             <w:pPr>
+              <w:keepNext w:val="false"/>
               <w:spacing w:after="40" w:before="0"/>
               <w:jc w:val="left"/>
             </w:pPr>
@@ -9385,6 +9932,7 @@
           </w:tcPr>
           <w:p>
             <w:pPr>
+              <w:keepNext w:val="false"/>
               <w:spacing w:after="40" w:before="0"/>
               <w:jc w:val="left"/>
             </w:pPr>
@@ -9417,6 +9965,7 @@
           </w:tcPr>
           <w:p>
             <w:pPr>
+              <w:keepNext w:val="false"/>
               <w:spacing w:after="40" w:before="0"/>
               <w:jc w:val="left"/>
             </w:pPr>
@@ -9451,6 +10000,7 @@
           </w:tcPr>
           <w:p>
             <w:pPr>
+              <w:keepNext w:val="false"/>
               <w:spacing w:after="40" w:before="0"/>
               <w:jc w:val="left"/>
             </w:pPr>
@@ -9483,6 +10033,7 @@
           </w:tcPr>
           <w:p>
             <w:pPr>
+              <w:keepNext w:val="false"/>
               <w:spacing w:after="40" w:before="0"/>
               <w:jc w:val="left"/>
             </w:pPr>
@@ -9517,6 +10068,7 @@
           </w:tcPr>
           <w:p>
             <w:pPr>
+              <w:keepNext w:val="false"/>
               <w:spacing w:after="40" w:before="0"/>
               <w:jc w:val="left"/>
             </w:pPr>
@@ -9549,6 +10101,7 @@
           </w:tcPr>
           <w:p>
             <w:pPr>
+              <w:keepNext w:val="false"/>
               <w:spacing w:after="40" w:before="0"/>
               <w:jc w:val="left"/>
             </w:pPr>
@@ -9583,6 +10136,7 @@
           </w:tcPr>
           <w:p>
             <w:pPr>
+              <w:keepNext w:val="false"/>
               <w:spacing w:after="40" w:before="0"/>
               <w:jc w:val="left"/>
             </w:pPr>
@@ -9615,6 +10169,7 @@
           </w:tcPr>
           <w:p>
             <w:pPr>
+              <w:keepNext w:val="false"/>
               <w:spacing w:after="40" w:before="0"/>
               <w:jc w:val="left"/>
             </w:pPr>
@@ -9649,6 +10204,7 @@
           </w:tcPr>
           <w:p>
             <w:pPr>
+              <w:keepNext w:val="false"/>
               <w:spacing w:after="40" w:before="0"/>
               <w:jc w:val="left"/>
             </w:pPr>
@@ -9681,6 +10237,7 @@
           </w:tcPr>
           <w:p>
             <w:pPr>
+              <w:keepNext w:val="false"/>
               <w:spacing w:after="40" w:before="0"/>
               <w:jc w:val="left"/>
             </w:pPr>
@@ -9715,6 +10272,7 @@
           </w:tcPr>
           <w:p>
             <w:pPr>
+              <w:keepNext w:val="false"/>
               <w:spacing w:after="40" w:before="0"/>
               <w:jc w:val="left"/>
             </w:pPr>
@@ -9747,6 +10305,7 @@
           </w:tcPr>
           <w:p>
             <w:pPr>
+              <w:keepNext w:val="false"/>
               <w:spacing w:after="40" w:before="0"/>
               <w:jc w:val="left"/>
             </w:pPr>
@@ -9806,6 +10365,7 @@
           </w:tcPr>
           <w:p>
             <w:pPr>
+              <w:keepNext w:val="false"/>
               <w:spacing w:after="40" w:before="0"/>
               <w:jc w:val="center"/>
             </w:pPr>
@@ -9840,6 +10400,7 @@
           </w:tcPr>
           <w:p>
             <w:pPr>
+              <w:keepNext w:val="false"/>
               <w:spacing w:after="40" w:before="0"/>
               <w:jc w:val="left"/>
             </w:pPr>
@@ -9904,6 +10465,7 @@
           </w:tcPr>
           <w:p>
             <w:pPr>
+              <w:keepNext w:val="false"/>
               <w:spacing w:after="40" w:before="0"/>
               <w:jc w:val="center"/>
             </w:pPr>
@@ -9938,6 +10500,7 @@
           </w:tcPr>
           <w:p>
             <w:pPr>
+              <w:keepNext w:val="false"/>
               <w:spacing w:after="40" w:before="0"/>
               <w:jc w:val="left"/>
             </w:pPr>
@@ -9970,6 +10533,7 @@
           </w:tcPr>
           <w:p>
             <w:pPr>
+              <w:keepNext w:val="false"/>
               <w:spacing w:after="40" w:before="0"/>
               <w:jc w:val="left"/>
             </w:pPr>
@@ -10002,6 +10566,7 @@
           </w:tcPr>
           <w:p>
             <w:pPr>
+              <w:keepNext w:val="false"/>
               <w:spacing w:after="40" w:before="0"/>
               <w:jc w:val="left"/>
             </w:pPr>
@@ -10034,6 +10599,7 @@
           </w:tcPr>
           <w:p>
             <w:pPr>
+              <w:keepNext w:val="false"/>
               <w:spacing w:after="40" w:before="0"/>
               <w:jc w:val="left"/>
             </w:pPr>
@@ -10066,6 +10632,7 @@
           </w:tcPr>
           <w:p>
             <w:pPr>
+              <w:keepNext w:val="false"/>
               <w:spacing w:after="40" w:before="0"/>
               <w:jc w:val="left"/>
             </w:pPr>
@@ -10100,6 +10667,7 @@
           </w:tcPr>
           <w:p>
             <w:pPr>
+              <w:keepNext w:val="false"/>
               <w:spacing w:after="40" w:before="0"/>
               <w:jc w:val="left"/>
             </w:pPr>
@@ -10137,7 +10705,7 @@
             <w:pPr>
               <w:spacing w:after="20" w:before="0"/>
             </w:pPr>
-            <w:hyperlink w:history="1" r:id="rIdfeomhqqv8d4mwqm2ae77t">
+            <w:hyperlink w:history="1" r:id="rIdb-mscsgrce5q4ti8bctsq">
               <w:r>
                 <w:rPr>
                   <w:rFonts w:ascii="Arial" w:cs="Arial" w:eastAsia="Arial" w:hAnsi="Arial"/>
@@ -10170,7 +10738,7 @@
               <w:spacing w:after="10" w:before="0"/>
               <w:ind w:left="120"/>
             </w:pPr>
-            <w:hyperlink w:history="1" r:id="rIdvpsox5z5hqdvjoiahi73c">
+            <w:hyperlink w:history="1" r:id="rIdjarpv4fnqlxpfzyrgdpur">
               <w:r>
                 <w:rPr>
                   <w:rFonts w:ascii="Arial" w:cs="Arial" w:eastAsia="Arial" w:hAnsi="Arial"/>
@@ -10215,7 +10783,7 @@
             <w:pPr>
               <w:spacing w:after="20" w:before="0"/>
             </w:pPr>
-            <w:hyperlink w:history="1" r:id="rId3zra0inyqkp-ljj0xbhm-">
+            <w:hyperlink w:history="1" r:id="rId2vui9w4f8cchepkhc3dg8">
               <w:r>
                 <w:rPr>
                   <w:rFonts w:ascii="Arial" w:cs="Arial" w:eastAsia="Arial" w:hAnsi="Arial"/>
@@ -10264,7 +10832,7 @@
               <w:spacing w:after="10" w:before="0"/>
               <w:ind w:left="120"/>
             </w:pPr>
-            <w:hyperlink w:history="1" r:id="rIdiedqnlvytuenxrgsefaa1">
+            <w:hyperlink w:history="1" r:id="rIdfdgp8lzkmg413rdwwpwjj">
               <w:r>
                 <w:rPr>
                   <w:rFonts w:ascii="Arial" w:cs="Arial" w:eastAsia="Arial" w:hAnsi="Arial"/>
@@ -10292,6 +10860,7 @@
           </w:tcPr>
           <w:p>
             <w:pPr>
+              <w:keepNext w:val="false"/>
               <w:spacing w:after="40" w:before="0"/>
               <w:jc w:val="left"/>
             </w:pPr>
@@ -10324,6 +10893,7 @@
           </w:tcPr>
           <w:p>
             <w:pPr>
+              <w:keepNext w:val="false"/>
               <w:spacing w:after="40" w:before="0"/>
               <w:jc w:val="left"/>
             </w:pPr>
@@ -10356,6 +10926,7 @@
           </w:tcPr>
           <w:p>
             <w:pPr>
+              <w:keepNext w:val="false"/>
               <w:spacing w:after="40" w:before="0"/>
               <w:jc w:val="left"/>
             </w:pPr>
@@ -10388,6 +10959,7 @@
           </w:tcPr>
           <w:p>
             <w:pPr>
+              <w:keepNext w:val="false"/>
               <w:spacing w:after="40" w:before="0"/>
               <w:jc w:val="left"/>
             </w:pPr>
@@ -10422,6 +10994,7 @@
           </w:tcPr>
           <w:p>
             <w:pPr>
+              <w:keepNext w:val="false"/>
               <w:spacing w:after="40" w:before="0"/>
               <w:jc w:val="left"/>
             </w:pPr>
@@ -10459,7 +11032,7 @@
             <w:pPr>
               <w:spacing w:after="20" w:before="0"/>
             </w:pPr>
-            <w:hyperlink w:history="1" r:id="rIdq0oln5hfhrgyphf4lxbpx">
+            <w:hyperlink w:history="1" r:id="rId5r_ofqq8qjyiepfwxpkzm">
               <w:r>
                 <w:rPr>
                   <w:rFonts w:ascii="Arial" w:cs="Arial" w:eastAsia="Arial" w:hAnsi="Arial"/>
@@ -10492,7 +11065,7 @@
               <w:spacing w:after="10" w:before="0"/>
               <w:ind w:left="120"/>
             </w:pPr>
-            <w:hyperlink w:history="1" r:id="rIdlqyndq8anmap_itk4n3kh">
+            <w:hyperlink w:history="1" r:id="rIdfddp_kkanys8dsg8j-e_3">
               <w:r>
                 <w:rPr>
                   <w:rFonts w:ascii="Arial" w:cs="Arial" w:eastAsia="Arial" w:hAnsi="Arial"/>
@@ -10537,7 +11110,7 @@
             <w:pPr>
               <w:spacing w:after="20" w:before="0"/>
             </w:pPr>
-            <w:hyperlink w:history="1" r:id="rIdlups34wz9nyikxsgqc8fx">
+            <w:hyperlink w:history="1" r:id="rId62laigpmqnmgedc6l_osd">
               <w:r>
                 <w:rPr>
                   <w:rFonts w:ascii="Arial" w:cs="Arial" w:eastAsia="Arial" w:hAnsi="Arial"/>
@@ -10586,7 +11159,7 @@
               <w:spacing w:after="10" w:before="0"/>
               <w:ind w:left="120"/>
             </w:pPr>
-            <w:hyperlink w:history="1" r:id="rIdm84rxjxftiza42tvcn5sq">
+            <w:hyperlink w:history="1" r:id="rIdajmfq1lbzvbtvduxjrr6b">
               <w:r>
                 <w:rPr>
                   <w:rFonts w:ascii="Arial" w:cs="Arial" w:eastAsia="Arial" w:hAnsi="Arial"/>
@@ -10614,6 +11187,7 @@
           </w:tcPr>
           <w:p>
             <w:pPr>
+              <w:keepNext w:val="false"/>
               <w:spacing w:after="40" w:before="0"/>
               <w:jc w:val="left"/>
             </w:pPr>
@@ -10646,6 +11220,7 @@
           </w:tcPr>
           <w:p>
             <w:pPr>
+              <w:keepNext w:val="false"/>
               <w:spacing w:after="40" w:before="0"/>
               <w:jc w:val="left"/>
             </w:pPr>
@@ -10678,6 +11253,7 @@
           </w:tcPr>
           <w:p>
             <w:pPr>
+              <w:keepNext w:val="false"/>
               <w:spacing w:after="40" w:before="0"/>
               <w:jc w:val="left"/>
             </w:pPr>
@@ -10710,6 +11286,7 @@
           </w:tcPr>
           <w:p>
             <w:pPr>
+              <w:keepNext w:val="false"/>
               <w:spacing w:after="40" w:before="0"/>
               <w:jc w:val="left"/>
             </w:pPr>
@@ -10744,6 +11321,7 @@
           </w:tcPr>
           <w:p>
             <w:pPr>
+              <w:keepNext w:val="false"/>
               <w:spacing w:after="40" w:before="0"/>
               <w:jc w:val="left"/>
             </w:pPr>
@@ -10781,7 +11359,7 @@
             <w:pPr>
               <w:spacing w:after="20" w:before="0"/>
             </w:pPr>
-            <w:hyperlink w:history="1" r:id="rIdszffjhan3yqzizirgmkgg">
+            <w:hyperlink w:history="1" r:id="rIdic4bdxnklv9xlzrogfa7x">
               <w:r>
                 <w:rPr>
                   <w:rFonts w:ascii="Arial" w:cs="Arial" w:eastAsia="Arial" w:hAnsi="Arial"/>
@@ -10814,7 +11392,7 @@
               <w:spacing w:after="10" w:before="0"/>
               <w:ind w:left="120"/>
             </w:pPr>
-            <w:hyperlink w:history="1" r:id="rIdxdjsbynfniqze0ynrqpae">
+            <w:hyperlink w:history="1" r:id="rId57b_6dny__zwmdnb5dwud">
               <w:r>
                 <w:rPr>
                   <w:rFonts w:ascii="Arial" w:cs="Arial" w:eastAsia="Arial" w:hAnsi="Arial"/>
@@ -10859,7 +11437,7 @@
             <w:pPr>
               <w:spacing w:after="20" w:before="0"/>
             </w:pPr>
-            <w:hyperlink w:history="1" r:id="rIdddafkl0m3s4aobjxdwhmh">
+            <w:hyperlink w:history="1" r:id="rIdzmxrzlbhjjrglgc6krfnp">
               <w:r>
                 <w:rPr>
                   <w:rFonts w:ascii="Arial" w:cs="Arial" w:eastAsia="Arial" w:hAnsi="Arial"/>
@@ -10908,7 +11486,7 @@
               <w:spacing w:after="10" w:before="0"/>
               <w:ind w:left="120"/>
             </w:pPr>
-            <w:hyperlink w:history="1" r:id="rIdo8xdm3rnop-9l6cz0k4xk">
+            <w:hyperlink w:history="1" r:id="rIdvx4q5_hq_0nicrhpda7_g">
               <w:r>
                 <w:rPr>
                   <w:rFonts w:ascii="Arial" w:cs="Arial" w:eastAsia="Arial" w:hAnsi="Arial"/>
@@ -10936,6 +11514,7 @@
           </w:tcPr>
           <w:p>
             <w:pPr>
+              <w:keepNext w:val="false"/>
               <w:spacing w:after="40" w:before="0"/>
               <w:jc w:val="left"/>
             </w:pPr>
@@ -10968,6 +11547,7 @@
           </w:tcPr>
           <w:p>
             <w:pPr>
+              <w:keepNext w:val="false"/>
               <w:spacing w:after="40" w:before="0"/>
               <w:jc w:val="left"/>
             </w:pPr>
@@ -11000,6 +11580,7 @@
           </w:tcPr>
           <w:p>
             <w:pPr>
+              <w:keepNext w:val="false"/>
               <w:spacing w:after="40" w:before="0"/>
               <w:jc w:val="left"/>
             </w:pPr>
@@ -11032,6 +11613,7 @@
           </w:tcPr>
           <w:p>
             <w:pPr>
+              <w:keepNext w:val="false"/>
               <w:spacing w:after="40" w:before="0"/>
               <w:jc w:val="left"/>
             </w:pPr>
@@ -11066,6 +11648,7 @@
           </w:tcPr>
           <w:p>
             <w:pPr>
+              <w:keepNext w:val="false"/>
               <w:spacing w:after="40" w:before="0"/>
               <w:jc w:val="left"/>
             </w:pPr>
@@ -11103,7 +11686,7 @@
             <w:pPr>
               <w:spacing w:after="20" w:before="0"/>
             </w:pPr>
-            <w:hyperlink w:history="1" r:id="rIdmlwctlbizarbooyfy21xk">
+            <w:hyperlink w:history="1" r:id="rIdwejkysoagkhqcpoviiuro">
               <w:r>
                 <w:rPr>
                   <w:rFonts w:ascii="Arial" w:cs="Arial" w:eastAsia="Arial" w:hAnsi="Arial"/>
@@ -11136,7 +11719,7 @@
               <w:spacing w:after="10" w:before="0"/>
               <w:ind w:left="120"/>
             </w:pPr>
-            <w:hyperlink w:history="1" r:id="rIdr-ceawn9aaxlfy9nm4dzq">
+            <w:hyperlink w:history="1" r:id="rIdbx8ep8st9zkra6kw8s8ti">
               <w:r>
                 <w:rPr>
                   <w:rFonts w:ascii="Arial" w:cs="Arial" w:eastAsia="Arial" w:hAnsi="Arial"/>
@@ -11181,7 +11764,7 @@
             <w:pPr>
               <w:spacing w:after="20" w:before="0"/>
             </w:pPr>
-            <w:hyperlink w:history="1" r:id="rId82vz6pfhefyldqghrwkqu">
+            <w:hyperlink w:history="1" r:id="rIdr5ii0n44kdukhedmkyzdp">
               <w:r>
                 <w:rPr>
                   <w:rFonts w:ascii="Arial" w:cs="Arial" w:eastAsia="Arial" w:hAnsi="Arial"/>
@@ -11230,7 +11813,7 @@
               <w:spacing w:after="10" w:before="0"/>
               <w:ind w:left="120"/>
             </w:pPr>
-            <w:hyperlink w:history="1" r:id="rIdj07_hzw9muy5akgm6d-jn">
+            <w:hyperlink w:history="1" r:id="rIdznxiqla2l7dvajtumrizt">
               <w:r>
                 <w:rPr>
                   <w:rFonts w:ascii="Arial" w:cs="Arial" w:eastAsia="Arial" w:hAnsi="Arial"/>
@@ -11258,6 +11841,7 @@
           </w:tcPr>
           <w:p>
             <w:pPr>
+              <w:keepNext w:val="false"/>
               <w:spacing w:after="40" w:before="0"/>
               <w:jc w:val="left"/>
             </w:pPr>
@@ -11290,6 +11874,7 @@
           </w:tcPr>
           <w:p>
             <w:pPr>
+              <w:keepNext w:val="false"/>
               <w:spacing w:after="40" w:before="0"/>
               <w:jc w:val="left"/>
             </w:pPr>
@@ -11322,6 +11907,7 @@
           </w:tcPr>
           <w:p>
             <w:pPr>
+              <w:keepNext w:val="false"/>
               <w:spacing w:after="40" w:before="0"/>
               <w:jc w:val="left"/>
             </w:pPr>
@@ -11354,6 +11940,7 @@
           </w:tcPr>
           <w:p>
             <w:pPr>
+              <w:keepNext w:val="false"/>
               <w:spacing w:after="40" w:before="0"/>
               <w:jc w:val="left"/>
             </w:pPr>
@@ -11388,6 +11975,7 @@
           </w:tcPr>
           <w:p>
             <w:pPr>
+              <w:keepNext w:val="false"/>
               <w:spacing w:after="40" w:before="0"/>
               <w:jc w:val="left"/>
             </w:pPr>
@@ -11425,7 +12013,7 @@
             <w:pPr>
               <w:spacing w:after="20" w:before="0"/>
             </w:pPr>
-            <w:hyperlink w:history="1" r:id="rIdb0egaxjgzs6qgenrdksdk">
+            <w:hyperlink w:history="1" r:id="rIdpkwglqzusnczwwauqozhm">
               <w:r>
                 <w:rPr>
                   <w:rFonts w:ascii="Arial" w:cs="Arial" w:eastAsia="Arial" w:hAnsi="Arial"/>
@@ -11474,7 +12062,7 @@
               <w:spacing w:after="10" w:before="0"/>
               <w:ind w:left="120"/>
             </w:pPr>
-            <w:hyperlink w:history="1" r:id="rIdql77tnse7yhvek7h3iwyl">
+            <w:hyperlink w:history="1" r:id="rIdo9kqqj8p0w_aah0gsylzf">
               <w:r>
                 <w:rPr>
                   <w:rFonts w:ascii="Arial" w:cs="Arial" w:eastAsia="Arial" w:hAnsi="Arial"/>
@@ -11519,7 +12107,7 @@
             <w:pPr>
               <w:spacing w:after="20" w:before="0"/>
             </w:pPr>
-            <w:hyperlink w:history="1" r:id="rIdadcksojmwryt0z7m7nkad">
+            <w:hyperlink w:history="1" r:id="rIddzv7hhzatrbyu8c3ubm-j">
               <w:r>
                 <w:rPr>
                   <w:rFonts w:ascii="Arial" w:cs="Arial" w:eastAsia="Arial" w:hAnsi="Arial"/>
@@ -11568,7 +12156,7 @@
               <w:spacing w:after="10" w:before="0"/>
               <w:ind w:left="120"/>
             </w:pPr>
-            <w:hyperlink w:history="1" r:id="rIdtaial0mqogx0awpwr7h2t">
+            <w:hyperlink w:history="1" r:id="rIdqqbgz5ofksj2quqmbnxdw">
               <w:r>
                 <w:rPr>
                   <w:rFonts w:ascii="Arial" w:cs="Arial" w:eastAsia="Arial" w:hAnsi="Arial"/>
@@ -11596,6 +12184,7 @@
           </w:tcPr>
           <w:p>
             <w:pPr>
+              <w:keepNext w:val="false"/>
               <w:spacing w:after="40" w:before="0"/>
               <w:jc w:val="left"/>
             </w:pPr>
@@ -11628,6 +12217,7 @@
           </w:tcPr>
           <w:p>
             <w:pPr>
+              <w:keepNext w:val="false"/>
               <w:spacing w:after="40" w:before="0"/>
               <w:jc w:val="left"/>
             </w:pPr>
@@ -11660,6 +12250,7 @@
           </w:tcPr>
           <w:p>
             <w:pPr>
+              <w:keepNext w:val="false"/>
               <w:spacing w:after="40" w:before="0"/>
               <w:jc w:val="left"/>
             </w:pPr>
@@ -11692,6 +12283,7 @@
           </w:tcPr>
           <w:p>
             <w:pPr>
+              <w:keepNext w:val="false"/>
               <w:spacing w:after="40" w:before="0"/>
               <w:jc w:val="left"/>
             </w:pPr>
@@ -11751,6 +12343,7 @@
           </w:tcPr>
           <w:p>
             <w:pPr>
+              <w:keepNext w:val="false"/>
               <w:spacing w:after="40" w:before="0"/>
               <w:jc w:val="center"/>
             </w:pPr>
@@ -11785,6 +12378,7 @@
           </w:tcPr>
           <w:p>
             <w:pPr>
+              <w:keepNext w:val="false"/>
               <w:spacing w:after="40" w:before="0"/>
               <w:jc w:val="left"/>
             </w:pPr>
@@ -11846,6 +12440,7 @@
           </w:tcPr>
           <w:p>
             <w:pPr>
+              <w:keepNext w:val="false"/>
               <w:spacing w:after="40" w:before="0"/>
               <w:jc w:val="center"/>
             </w:pPr>
@@ -11880,6 +12475,7 @@
           </w:tcPr>
           <w:p>
             <w:pPr>
+              <w:keepNext w:val="false"/>
               <w:spacing w:after="40" w:before="0"/>
               <w:jc w:val="left"/>
             </w:pPr>
@@ -11912,6 +12508,7 @@
           </w:tcPr>
           <w:p>
             <w:pPr>
+              <w:keepNext w:val="false"/>
               <w:spacing w:after="40" w:before="0"/>
               <w:jc w:val="left"/>
             </w:pPr>
@@ -11946,6 +12543,7 @@
           </w:tcPr>
           <w:p>
             <w:pPr>
+              <w:keepNext w:val="false"/>
               <w:spacing w:after="40" w:before="0"/>
               <w:jc w:val="left"/>
             </w:pPr>
@@ -11978,6 +12576,7 @@
           </w:tcPr>
           <w:p>
             <w:pPr>
+              <w:keepNext w:val="false"/>
               <w:spacing w:after="40" w:before="0"/>
               <w:jc w:val="left"/>
             </w:pPr>
@@ -12012,6 +12611,7 @@
           </w:tcPr>
           <w:p>
             <w:pPr>
+              <w:keepNext w:val="false"/>
               <w:spacing w:after="40" w:before="0"/>
               <w:jc w:val="left"/>
             </w:pPr>
@@ -12044,6 +12644,7 @@
           </w:tcPr>
           <w:p>
             <w:pPr>
+              <w:keepNext w:val="false"/>
               <w:spacing w:after="40" w:before="0"/>
               <w:jc w:val="left"/>
             </w:pPr>
@@ -12080,7 +12681,7 @@
         </w:rPr>
         <w:t xml:space="preserve">© 2026 SeaVuria and ARES. Aligned with KICD objectives. Developed by SeaVuria; technical implementation by ARES (with AI assistance from Claude). Licensed under </w:t>
       </w:r>
-      <w:hyperlink w:history="1" r:id="rIdcbu0u4ovgonakxudq6ul8">
+      <w:hyperlink w:history="1" r:id="rIdzh187xea85yana4hu3m0d">
         <w:r>
           <w:rPr>
             <w:rFonts w:ascii="Arial" w:cs="Arial" w:eastAsia="Arial" w:hAnsi="Arial"/>
@@ -12101,7 +12702,7 @@
         </w:rPr>
         <w:t xml:space="preserve"> (</w:t>
       </w:r>
-      <w:hyperlink w:history="1" r:id="rIdcy4jqtuyahqsdddnvhfxm">
+      <w:hyperlink w:history="1" r:id="rId1obxzzb7fryu3poidxuhd">
         <w:r>
           <w:rPr>
             <w:rFonts w:ascii="Arial" w:cs="Arial" w:eastAsia="Arial" w:hAnsi="Arial"/>
@@ -12161,6 +12762,7 @@
           </w:tcPr>
           <w:p>
             <w:pPr>
+              <w:keepNext w:val="false"/>
               <w:spacing w:after="40" w:before="0"/>
               <w:jc w:val="center"/>
             </w:pPr>
@@ -12196,6 +12798,7 @@
           </w:tcPr>
           <w:p>
             <w:pPr>
+              <w:keepNext w:val="false"/>
               <w:spacing w:after="40" w:before="0"/>
               <w:jc w:val="center"/>
             </w:pPr>
@@ -12230,6 +12833,7 @@
           </w:tcPr>
           <w:p>
             <w:pPr>
+              <w:keepNext w:val="false"/>
               <w:spacing w:after="40" w:before="0"/>
               <w:jc w:val="left"/>
             </w:pPr>
@@ -12262,6 +12866,7 @@
           </w:tcPr>
           <w:p>
             <w:pPr>
+              <w:keepNext w:val="false"/>
               <w:spacing w:after="40" w:before="0"/>
               <w:jc w:val="left"/>
             </w:pPr>
@@ -12296,6 +12901,7 @@
           </w:tcPr>
           <w:p>
             <w:pPr>
+              <w:keepNext w:val="false"/>
               <w:spacing w:after="40" w:before="0"/>
               <w:jc w:val="left"/>
             </w:pPr>
@@ -12328,6 +12934,7 @@
           </w:tcPr>
           <w:p>
             <w:pPr>
+              <w:keepNext w:val="false"/>
               <w:spacing w:after="40" w:before="0"/>
               <w:jc w:val="left"/>
             </w:pPr>
@@ -12362,6 +12969,7 @@
           </w:tcPr>
           <w:p>
             <w:pPr>
+              <w:keepNext w:val="false"/>
               <w:spacing w:after="40" w:before="0"/>
               <w:jc w:val="left"/>
             </w:pPr>
@@ -12394,6 +13002,7 @@
           </w:tcPr>
           <w:p>
             <w:pPr>
+              <w:keepNext w:val="false"/>
               <w:spacing w:after="40" w:before="0"/>
               <w:jc w:val="left"/>
             </w:pPr>
@@ -12428,6 +13037,7 @@
           </w:tcPr>
           <w:p>
             <w:pPr>
+              <w:keepNext w:val="false"/>
               <w:spacing w:after="40" w:before="0"/>
               <w:jc w:val="left"/>
             </w:pPr>
@@ -12460,6 +13070,7 @@
           </w:tcPr>
           <w:p>
             <w:pPr>
+              <w:keepNext w:val="false"/>
               <w:spacing w:after="40" w:before="0"/>
               <w:jc w:val="left"/>
             </w:pPr>
@@ -12494,6 +13105,7 @@
           </w:tcPr>
           <w:p>
             <w:pPr>
+              <w:keepNext w:val="false"/>
               <w:spacing w:after="40" w:before="0"/>
               <w:jc w:val="left"/>
             </w:pPr>
@@ -12526,6 +13138,7 @@
           </w:tcPr>
           <w:p>
             <w:pPr>
+              <w:keepNext w:val="false"/>
               <w:spacing w:after="40" w:before="0"/>
               <w:jc w:val="left"/>
             </w:pPr>
@@ -12560,6 +13173,7 @@
           </w:tcPr>
           <w:p>
             <w:pPr>
+              <w:keepNext w:val="false"/>
               <w:spacing w:after="40" w:before="0"/>
               <w:jc w:val="left"/>
             </w:pPr>
@@ -12592,6 +13206,7 @@
           </w:tcPr>
           <w:p>
             <w:pPr>
+              <w:keepNext w:val="false"/>
               <w:spacing w:after="40" w:before="0"/>
               <w:jc w:val="left"/>
             </w:pPr>
@@ -12626,6 +13241,7 @@
           </w:tcPr>
           <w:p>
             <w:pPr>
+              <w:keepNext w:val="false"/>
               <w:spacing w:after="40" w:before="0"/>
               <w:jc w:val="left"/>
             </w:pPr>
@@ -12658,6 +13274,7 @@
           </w:tcPr>
           <w:p>
             <w:pPr>
+              <w:keepNext w:val="false"/>
               <w:spacing w:after="40" w:before="0"/>
               <w:jc w:val="left"/>
             </w:pPr>
@@ -12692,6 +13309,7 @@
           </w:tcPr>
           <w:p>
             <w:pPr>
+              <w:keepNext w:val="false"/>
               <w:spacing w:after="40" w:before="0"/>
               <w:jc w:val="left"/>
             </w:pPr>
@@ -12724,6 +13342,7 @@
           </w:tcPr>
           <w:p>
             <w:pPr>
+              <w:keepNext w:val="false"/>
               <w:spacing w:after="40" w:before="0"/>
               <w:jc w:val="left"/>
             </w:pPr>
@@ -12783,6 +13402,7 @@
           </w:tcPr>
           <w:p>
             <w:pPr>
+              <w:keepNext w:val="false"/>
               <w:spacing w:after="40" w:before="0"/>
               <w:jc w:val="center"/>
             </w:pPr>
@@ -12817,6 +13437,7 @@
           </w:tcPr>
           <w:p>
             <w:pPr>
+              <w:keepNext w:val="false"/>
               <w:spacing w:after="40" w:before="0"/>
               <w:jc w:val="left"/>
             </w:pPr>
@@ -12881,6 +13502,7 @@
           </w:tcPr>
           <w:p>
             <w:pPr>
+              <w:keepNext w:val="false"/>
               <w:spacing w:after="40" w:before="0"/>
               <w:jc w:val="center"/>
             </w:pPr>
@@ -12915,6 +13537,7 @@
           </w:tcPr>
           <w:p>
             <w:pPr>
+              <w:keepNext w:val="false"/>
               <w:spacing w:after="40" w:before="0"/>
               <w:jc w:val="left"/>
             </w:pPr>
@@ -12947,6 +13570,7 @@
           </w:tcPr>
           <w:p>
             <w:pPr>
+              <w:keepNext w:val="false"/>
               <w:spacing w:after="40" w:before="0"/>
               <w:jc w:val="left"/>
             </w:pPr>
@@ -12979,6 +13603,7 @@
           </w:tcPr>
           <w:p>
             <w:pPr>
+              <w:keepNext w:val="false"/>
               <w:spacing w:after="40" w:before="0"/>
               <w:jc w:val="left"/>
             </w:pPr>
@@ -13011,6 +13636,7 @@
           </w:tcPr>
           <w:p>
             <w:pPr>
+              <w:keepNext w:val="false"/>
               <w:spacing w:after="40" w:before="0"/>
               <w:jc w:val="left"/>
             </w:pPr>
@@ -13043,6 +13669,7 @@
           </w:tcPr>
           <w:p>
             <w:pPr>
+              <w:keepNext w:val="false"/>
               <w:spacing w:after="40" w:before="0"/>
               <w:jc w:val="left"/>
             </w:pPr>
@@ -13077,6 +13704,7 @@
           </w:tcPr>
           <w:p>
             <w:pPr>
+              <w:keepNext w:val="false"/>
               <w:spacing w:after="40" w:before="0"/>
               <w:jc w:val="left"/>
             </w:pPr>
@@ -13114,7 +13742,7 @@
             <w:pPr>
               <w:spacing w:after="20" w:before="0"/>
             </w:pPr>
-            <w:hyperlink w:history="1" r:id="rIddvest7rbk14-qg-8p9efl">
+            <w:hyperlink w:history="1" r:id="rIdxqpbzkuvtivt5qiqyfew2">
               <w:r>
                 <w:rPr>
                   <w:rFonts w:ascii="Arial" w:cs="Arial" w:eastAsia="Arial" w:hAnsi="Arial"/>
@@ -13147,7 +13775,7 @@
               <w:spacing w:after="10" w:before="0"/>
               <w:ind w:left="120"/>
             </w:pPr>
-            <w:hyperlink w:history="1" r:id="rIdjmzqlgy2irvb5d-dwgdtp">
+            <w:hyperlink w:history="1" r:id="rId_dgv73jq3opqixamrn2rx">
               <w:r>
                 <w:rPr>
                   <w:rFonts w:ascii="Arial" w:cs="Arial" w:eastAsia="Arial" w:hAnsi="Arial"/>
@@ -13192,7 +13820,7 @@
             <w:pPr>
               <w:spacing w:after="20" w:before="0"/>
             </w:pPr>
-            <w:hyperlink w:history="1" r:id="rId2ryx6bwkyk6y4ya4crlmt">
+            <w:hyperlink w:history="1" r:id="rIdqv2dlmfa6ejt6plu2ccf1">
               <w:r>
                 <w:rPr>
                   <w:rFonts w:ascii="Arial" w:cs="Arial" w:eastAsia="Arial" w:hAnsi="Arial"/>
@@ -13225,7 +13853,7 @@
               <w:spacing w:after="10" w:before="0"/>
               <w:ind w:left="120"/>
             </w:pPr>
-            <w:hyperlink w:history="1" r:id="rIdmp61panshinqh8smvzm45">
+            <w:hyperlink w:history="1" r:id="rIdsgxplu36joalvi_0zixi2">
               <w:r>
                 <w:rPr>
                   <w:rFonts w:ascii="Arial" w:cs="Arial" w:eastAsia="Arial" w:hAnsi="Arial"/>
@@ -13253,6 +13881,7 @@
           </w:tcPr>
           <w:p>
             <w:pPr>
+              <w:keepNext w:val="false"/>
               <w:spacing w:after="40" w:before="0"/>
               <w:jc w:val="left"/>
             </w:pPr>
@@ -13285,6 +13914,7 @@
           </w:tcPr>
           <w:p>
             <w:pPr>
+              <w:keepNext w:val="false"/>
               <w:spacing w:after="40" w:before="0"/>
               <w:jc w:val="left"/>
             </w:pPr>
@@ -13317,6 +13947,7 @@
           </w:tcPr>
           <w:p>
             <w:pPr>
+              <w:keepNext w:val="false"/>
               <w:spacing w:after="40" w:before="0"/>
               <w:jc w:val="left"/>
             </w:pPr>
@@ -13349,6 +13980,7 @@
           </w:tcPr>
           <w:p>
             <w:pPr>
+              <w:keepNext w:val="false"/>
               <w:spacing w:after="40" w:before="0"/>
               <w:jc w:val="left"/>
             </w:pPr>
@@ -13383,6 +14015,7 @@
           </w:tcPr>
           <w:p>
             <w:pPr>
+              <w:keepNext w:val="false"/>
               <w:spacing w:after="40" w:before="0"/>
               <w:jc w:val="left"/>
             </w:pPr>
@@ -13420,7 +14053,7 @@
             <w:pPr>
               <w:spacing w:after="20" w:before="0"/>
             </w:pPr>
-            <w:hyperlink w:history="1" r:id="rIddpng-mk4guqn_mg9y4vqf">
+            <w:hyperlink w:history="1" r:id="rIdoknvxcmwyup-v3ph2r6wv">
               <w:r>
                 <w:rPr>
                   <w:rFonts w:ascii="Arial" w:cs="Arial" w:eastAsia="Arial" w:hAnsi="Arial"/>
@@ -13453,7 +14086,7 @@
               <w:spacing w:after="10" w:before="0"/>
               <w:ind w:left="120"/>
             </w:pPr>
-            <w:hyperlink w:history="1" r:id="rIdwqmxe-ok1k7vyehkwlzpp">
+            <w:hyperlink w:history="1" r:id="rIdewafd9q8le6flbj6fbmtx">
               <w:r>
                 <w:rPr>
                   <w:rFonts w:ascii="Arial" w:cs="Arial" w:eastAsia="Arial" w:hAnsi="Arial"/>
@@ -13498,7 +14131,7 @@
             <w:pPr>
               <w:spacing w:after="20" w:before="0"/>
             </w:pPr>
-            <w:hyperlink w:history="1" r:id="rIdeaqou2tqqlzecwkbzi97e">
+            <w:hyperlink w:history="1" r:id="rIdjrngvjs8qxosiuxqnlhbp">
               <w:r>
                 <w:rPr>
                   <w:rFonts w:ascii="Arial" w:cs="Arial" w:eastAsia="Arial" w:hAnsi="Arial"/>
@@ -13531,7 +14164,7 @@
               <w:spacing w:after="10" w:before="0"/>
               <w:ind w:left="120"/>
             </w:pPr>
-            <w:hyperlink w:history="1" r:id="rIdwvk7qjyd9oj_9hxnmguy-">
+            <w:hyperlink w:history="1" r:id="rIdazukdxl3hwzrafupjlf2v">
               <w:r>
                 <w:rPr>
                   <w:rFonts w:ascii="Arial" w:cs="Arial" w:eastAsia="Arial" w:hAnsi="Arial"/>
@@ -13559,6 +14192,7 @@
           </w:tcPr>
           <w:p>
             <w:pPr>
+              <w:keepNext w:val="false"/>
               <w:spacing w:after="40" w:before="0"/>
               <w:jc w:val="left"/>
             </w:pPr>
@@ -13591,6 +14225,7 @@
           </w:tcPr>
           <w:p>
             <w:pPr>
+              <w:keepNext w:val="false"/>
               <w:spacing w:after="40" w:before="0"/>
               <w:jc w:val="left"/>
             </w:pPr>
@@ -13623,6 +14258,7 @@
           </w:tcPr>
           <w:p>
             <w:pPr>
+              <w:keepNext w:val="false"/>
               <w:spacing w:after="40" w:before="0"/>
               <w:jc w:val="left"/>
             </w:pPr>
@@ -13655,6 +14291,7 @@
           </w:tcPr>
           <w:p>
             <w:pPr>
+              <w:keepNext w:val="false"/>
               <w:spacing w:after="40" w:before="0"/>
               <w:jc w:val="left"/>
             </w:pPr>
@@ -13689,6 +14326,7 @@
           </w:tcPr>
           <w:p>
             <w:pPr>
+              <w:keepNext w:val="false"/>
               <w:spacing w:after="40" w:before="0"/>
               <w:jc w:val="left"/>
             </w:pPr>
@@ -13726,7 +14364,7 @@
             <w:pPr>
               <w:spacing w:after="20" w:before="0"/>
             </w:pPr>
-            <w:hyperlink w:history="1" r:id="rIdteaaokk1aekfulev9u1-f">
+            <w:hyperlink w:history="1" r:id="rIdbgpvzafzjgvnvqflnsq3r">
               <w:r>
                 <w:rPr>
                   <w:rFonts w:ascii="Arial" w:cs="Arial" w:eastAsia="Arial" w:hAnsi="Arial"/>
@@ -13759,7 +14397,7 @@
               <w:spacing w:after="10" w:before="0"/>
               <w:ind w:left="120"/>
             </w:pPr>
-            <w:hyperlink w:history="1" r:id="rIdm-2f9zvgzk_-vckuqncby">
+            <w:hyperlink w:history="1" r:id="rIdmh-cqnaaa6sfnmk8smast">
               <w:r>
                 <w:rPr>
                   <w:rFonts w:ascii="Arial" w:cs="Arial" w:eastAsia="Arial" w:hAnsi="Arial"/>
@@ -13804,7 +14442,7 @@
             <w:pPr>
               <w:spacing w:after="20" w:before="0"/>
             </w:pPr>
-            <w:hyperlink w:history="1" r:id="rId_oao87e8mjhujv_huzl6e">
+            <w:hyperlink w:history="1" r:id="rId5ag7e6vvlnzuvn0e0f7qa">
               <w:r>
                 <w:rPr>
                   <w:rFonts w:ascii="Arial" w:cs="Arial" w:eastAsia="Arial" w:hAnsi="Arial"/>
@@ -13853,7 +14491,7 @@
               <w:spacing w:after="10" w:before="0"/>
               <w:ind w:left="120"/>
             </w:pPr>
-            <w:hyperlink w:history="1" r:id="rIdx2gh0h-qh5mzmupsgredr">
+            <w:hyperlink w:history="1" r:id="rIdq_of0zgxg0_bgbvelka5h">
               <w:r>
                 <w:rPr>
                   <w:rFonts w:ascii="Arial" w:cs="Arial" w:eastAsia="Arial" w:hAnsi="Arial"/>
@@ -13881,6 +14519,7 @@
           </w:tcPr>
           <w:p>
             <w:pPr>
+              <w:keepNext w:val="false"/>
               <w:spacing w:after="40" w:before="0"/>
               <w:jc w:val="left"/>
             </w:pPr>
@@ -13913,6 +14552,7 @@
           </w:tcPr>
           <w:p>
             <w:pPr>
+              <w:keepNext w:val="false"/>
               <w:spacing w:after="40" w:before="0"/>
               <w:jc w:val="left"/>
             </w:pPr>
@@ -13945,6 +14585,7 @@
           </w:tcPr>
           <w:p>
             <w:pPr>
+              <w:keepNext w:val="false"/>
               <w:spacing w:after="40" w:before="0"/>
               <w:jc w:val="left"/>
             </w:pPr>
@@ -13977,6 +14618,7 @@
           </w:tcPr>
           <w:p>
             <w:pPr>
+              <w:keepNext w:val="false"/>
               <w:spacing w:after="40" w:before="0"/>
               <w:jc w:val="left"/>
             </w:pPr>
@@ -14011,6 +14653,7 @@
           </w:tcPr>
           <w:p>
             <w:pPr>
+              <w:keepNext w:val="false"/>
               <w:spacing w:after="40" w:before="0"/>
               <w:jc w:val="left"/>
             </w:pPr>
@@ -14048,7 +14691,7 @@
             <w:pPr>
               <w:spacing w:after="20" w:before="0"/>
             </w:pPr>
-            <w:hyperlink w:history="1" r:id="rIdmscw9ibnelosrurf3jwmo">
+            <w:hyperlink w:history="1" r:id="rIdh1xbvhx0lf6lhxqb_abt0">
               <w:r>
                 <w:rPr>
                   <w:rFonts w:ascii="Arial" w:cs="Arial" w:eastAsia="Arial" w:hAnsi="Arial"/>
@@ -14081,7 +14724,7 @@
               <w:spacing w:after="10" w:before="0"/>
               <w:ind w:left="120"/>
             </w:pPr>
-            <w:hyperlink w:history="1" r:id="rIdojnciesajryzzkkqcjuk7">
+            <w:hyperlink w:history="1" r:id="rIdqxu08oimwotl9pwiuqnoe">
               <w:r>
                 <w:rPr>
                   <w:rFonts w:ascii="Arial" w:cs="Arial" w:eastAsia="Arial" w:hAnsi="Arial"/>
@@ -14126,7 +14769,7 @@
             <w:pPr>
               <w:spacing w:after="20" w:before="0"/>
             </w:pPr>
-            <w:hyperlink w:history="1" r:id="rIdj_pe0rzryl3d2e_shyiyk">
+            <w:hyperlink w:history="1" r:id="rId0dovzxqivfkvytdjazlbq">
               <w:r>
                 <w:rPr>
                   <w:rFonts w:ascii="Arial" w:cs="Arial" w:eastAsia="Arial" w:hAnsi="Arial"/>
@@ -14175,7 +14818,7 @@
               <w:spacing w:after="10" w:before="0"/>
               <w:ind w:left="120"/>
             </w:pPr>
-            <w:hyperlink w:history="1" r:id="rIdvstvj_2cbzp8ozgncxoig">
+            <w:hyperlink w:history="1" r:id="rIdfxzoxqqx-_fbhvpy_q4dz">
               <w:r>
                 <w:rPr>
                   <w:rFonts w:ascii="Arial" w:cs="Arial" w:eastAsia="Arial" w:hAnsi="Arial"/>
@@ -14203,6 +14846,7 @@
           </w:tcPr>
           <w:p>
             <w:pPr>
+              <w:keepNext w:val="false"/>
               <w:spacing w:after="40" w:before="0"/>
               <w:jc w:val="left"/>
             </w:pPr>
@@ -14235,6 +14879,7 @@
           </w:tcPr>
           <w:p>
             <w:pPr>
+              <w:keepNext w:val="false"/>
               <w:spacing w:after="40" w:before="0"/>
               <w:jc w:val="left"/>
             </w:pPr>
@@ -14267,6 +14912,7 @@
           </w:tcPr>
           <w:p>
             <w:pPr>
+              <w:keepNext w:val="false"/>
               <w:spacing w:after="40" w:before="0"/>
               <w:jc w:val="left"/>
             </w:pPr>
@@ -14299,6 +14945,7 @@
           </w:tcPr>
           <w:p>
             <w:pPr>
+              <w:keepNext w:val="false"/>
               <w:spacing w:after="40" w:before="0"/>
               <w:jc w:val="left"/>
             </w:pPr>
@@ -14333,6 +14980,7 @@
           </w:tcPr>
           <w:p>
             <w:pPr>
+              <w:keepNext w:val="false"/>
               <w:spacing w:after="40" w:before="0"/>
               <w:jc w:val="left"/>
             </w:pPr>
@@ -14370,7 +15018,7 @@
             <w:pPr>
               <w:spacing w:after="20" w:before="0"/>
             </w:pPr>
-            <w:hyperlink w:history="1" r:id="rIdg2nxxjzsnnrqxcjki0xmd">
+            <w:hyperlink w:history="1" r:id="rIdcsfunjgvp32bho0wwnymx">
               <w:r>
                 <w:rPr>
                   <w:rFonts w:ascii="Arial" w:cs="Arial" w:eastAsia="Arial" w:hAnsi="Arial"/>
@@ -14403,7 +15051,7 @@
               <w:spacing w:after="10" w:before="0"/>
               <w:ind w:left="120"/>
             </w:pPr>
-            <w:hyperlink w:history="1" r:id="rIdaqdw8shlzaxdehqb_3vts">
+            <w:hyperlink w:history="1" r:id="rIdovmbju8drbywbtilzieta">
               <w:r>
                 <w:rPr>
                   <w:rFonts w:ascii="Arial" w:cs="Arial" w:eastAsia="Arial" w:hAnsi="Arial"/>
@@ -14448,7 +15096,7 @@
             <w:pPr>
               <w:spacing w:after="20" w:before="0"/>
             </w:pPr>
-            <w:hyperlink w:history="1" r:id="rIdqli-ft4rema4jswu-e0rx">
+            <w:hyperlink w:history="1" r:id="rIdcxrozmp_zxvhcrvi5okxl">
               <w:r>
                 <w:rPr>
                   <w:rFonts w:ascii="Arial" w:cs="Arial" w:eastAsia="Arial" w:hAnsi="Arial"/>
@@ -14497,7 +15145,7 @@
               <w:spacing w:after="10" w:before="0"/>
               <w:ind w:left="120"/>
             </w:pPr>
-            <w:hyperlink w:history="1" r:id="rIdt__nddxzokukiyoakhtkp">
+            <w:hyperlink w:history="1" r:id="rIdwf5gtqwy0rgwv5wcpgo8a">
               <w:r>
                 <w:rPr>
                   <w:rFonts w:ascii="Arial" w:cs="Arial" w:eastAsia="Arial" w:hAnsi="Arial"/>
@@ -14525,6 +15173,7 @@
           </w:tcPr>
           <w:p>
             <w:pPr>
+              <w:keepNext w:val="false"/>
               <w:spacing w:after="40" w:before="0"/>
               <w:jc w:val="left"/>
             </w:pPr>
@@ -14557,6 +15206,7 @@
           </w:tcPr>
           <w:p>
             <w:pPr>
+              <w:keepNext w:val="false"/>
               <w:spacing w:after="40" w:before="0"/>
               <w:jc w:val="left"/>
             </w:pPr>
@@ -14589,6 +15239,7 @@
           </w:tcPr>
           <w:p>
             <w:pPr>
+              <w:keepNext w:val="false"/>
               <w:spacing w:after="40" w:before="0"/>
               <w:jc w:val="left"/>
             </w:pPr>
@@ -14621,6 +15272,7 @@
           </w:tcPr>
           <w:p>
             <w:pPr>
+              <w:keepNext w:val="false"/>
               <w:spacing w:after="40" w:before="0"/>
               <w:jc w:val="left"/>
             </w:pPr>
@@ -14680,6 +15332,7 @@
           </w:tcPr>
           <w:p>
             <w:pPr>
+              <w:keepNext w:val="false"/>
               <w:spacing w:after="40" w:before="0"/>
               <w:jc w:val="center"/>
             </w:pPr>
@@ -14714,6 +15367,7 @@
           </w:tcPr>
           <w:p>
             <w:pPr>
+              <w:keepNext w:val="false"/>
               <w:spacing w:after="40" w:before="0"/>
               <w:jc w:val="left"/>
             </w:pPr>
@@ -14775,6 +15429,7 @@
           </w:tcPr>
           <w:p>
             <w:pPr>
+              <w:keepNext w:val="false"/>
               <w:spacing w:after="40" w:before="0"/>
               <w:jc w:val="center"/>
             </w:pPr>
@@ -14809,6 +15464,7 @@
           </w:tcPr>
           <w:p>
             <w:pPr>
+              <w:keepNext w:val="false"/>
               <w:spacing w:after="40" w:before="0"/>
               <w:jc w:val="left"/>
             </w:pPr>
@@ -14841,6 +15497,7 @@
           </w:tcPr>
           <w:p>
             <w:pPr>
+              <w:keepNext w:val="false"/>
               <w:spacing w:after="40" w:before="0"/>
               <w:jc w:val="left"/>
             </w:pPr>
@@ -14875,6 +15532,7 @@
           </w:tcPr>
           <w:p>
             <w:pPr>
+              <w:keepNext w:val="false"/>
               <w:spacing w:after="40" w:before="0"/>
               <w:jc w:val="left"/>
             </w:pPr>
@@ -14907,6 +15565,7 @@
           </w:tcPr>
           <w:p>
             <w:pPr>
+              <w:keepNext w:val="false"/>
               <w:spacing w:after="40" w:before="0"/>
               <w:jc w:val="left"/>
             </w:pPr>
@@ -14941,6 +15600,7 @@
           </w:tcPr>
           <w:p>
             <w:pPr>
+              <w:keepNext w:val="false"/>
               <w:spacing w:after="40" w:before="0"/>
               <w:jc w:val="left"/>
             </w:pPr>
@@ -14973,6 +15633,7 @@
           </w:tcPr>
           <w:p>
             <w:pPr>
+              <w:keepNext w:val="false"/>
               <w:spacing w:after="40" w:before="0"/>
               <w:jc w:val="left"/>
             </w:pPr>
@@ -15009,7 +15670,7 @@
         </w:rPr>
         <w:t xml:space="preserve">© 2026 SeaVuria and ARES. Aligned with KICD objectives. Developed by SeaVuria; technical implementation by ARES (with AI assistance from Claude). Licensed under </w:t>
       </w:r>
-      <w:hyperlink w:history="1" r:id="rId2yie0mjdeptculgaycgg2">
+      <w:hyperlink w:history="1" r:id="rIdtujtrn42xfudyhd_qjb1h">
         <w:r>
           <w:rPr>
             <w:rFonts w:ascii="Arial" w:cs="Arial" w:eastAsia="Arial" w:hAnsi="Arial"/>
@@ -15030,7 +15691,7 @@
         </w:rPr>
         <w:t xml:space="preserve"> (</w:t>
       </w:r>
-      <w:hyperlink w:history="1" r:id="rIdnvs4i_ghj_shy6qus21wa">
+      <w:hyperlink w:history="1" r:id="rId5ivyehimims12d7llkvrd">
         <w:r>
           <w:rPr>
             <w:rFonts w:ascii="Arial" w:cs="Arial" w:eastAsia="Arial" w:hAnsi="Arial"/>
@@ -15090,6 +15751,7 @@
           </w:tcPr>
           <w:p>
             <w:pPr>
+              <w:keepNext w:val="false"/>
               <w:spacing w:after="40" w:before="0"/>
               <w:jc w:val="center"/>
             </w:pPr>
@@ -15125,6 +15787,7 @@
           </w:tcPr>
           <w:p>
             <w:pPr>
+              <w:keepNext w:val="false"/>
               <w:spacing w:after="40" w:before="0"/>
               <w:jc w:val="center"/>
             </w:pPr>
@@ -15159,6 +15822,7 @@
           </w:tcPr>
           <w:p>
             <w:pPr>
+              <w:keepNext w:val="false"/>
               <w:spacing w:after="40" w:before="0"/>
               <w:jc w:val="left"/>
             </w:pPr>
@@ -15191,6 +15855,7 @@
           </w:tcPr>
           <w:p>
             <w:pPr>
+              <w:keepNext w:val="false"/>
               <w:spacing w:after="40" w:before="0"/>
               <w:jc w:val="left"/>
             </w:pPr>
@@ -15225,6 +15890,7 @@
           </w:tcPr>
           <w:p>
             <w:pPr>
+              <w:keepNext w:val="false"/>
               <w:spacing w:after="40" w:before="0"/>
               <w:jc w:val="left"/>
             </w:pPr>
@@ -15257,6 +15923,7 @@
           </w:tcPr>
           <w:p>
             <w:pPr>
+              <w:keepNext w:val="false"/>
               <w:spacing w:after="40" w:before="0"/>
               <w:jc w:val="left"/>
             </w:pPr>
@@ -15291,6 +15958,7 @@
           </w:tcPr>
           <w:p>
             <w:pPr>
+              <w:keepNext w:val="false"/>
               <w:spacing w:after="40" w:before="0"/>
               <w:jc w:val="left"/>
             </w:pPr>
@@ -15323,6 +15991,7 @@
           </w:tcPr>
           <w:p>
             <w:pPr>
+              <w:keepNext w:val="false"/>
               <w:spacing w:after="40" w:before="0"/>
               <w:jc w:val="left"/>
             </w:pPr>
@@ -15357,6 +16026,7 @@
           </w:tcPr>
           <w:p>
             <w:pPr>
+              <w:keepNext w:val="false"/>
               <w:spacing w:after="40" w:before="0"/>
               <w:jc w:val="left"/>
             </w:pPr>
@@ -15389,6 +16059,7 @@
           </w:tcPr>
           <w:p>
             <w:pPr>
+              <w:keepNext w:val="false"/>
               <w:spacing w:after="40" w:before="0"/>
               <w:jc w:val="left"/>
             </w:pPr>
@@ -15423,6 +16094,7 @@
           </w:tcPr>
           <w:p>
             <w:pPr>
+              <w:keepNext w:val="false"/>
               <w:spacing w:after="40" w:before="0"/>
               <w:jc w:val="left"/>
             </w:pPr>
@@ -15455,6 +16127,7 @@
           </w:tcPr>
           <w:p>
             <w:pPr>
+              <w:keepNext w:val="false"/>
               <w:spacing w:after="40" w:before="0"/>
               <w:jc w:val="left"/>
             </w:pPr>
@@ -15489,6 +16162,7 @@
           </w:tcPr>
           <w:p>
             <w:pPr>
+              <w:keepNext w:val="false"/>
               <w:spacing w:after="40" w:before="0"/>
               <w:jc w:val="left"/>
             </w:pPr>
@@ -15521,6 +16195,7 @@
           </w:tcPr>
           <w:p>
             <w:pPr>
+              <w:keepNext w:val="false"/>
               <w:spacing w:after="40" w:before="0"/>
               <w:jc w:val="left"/>
             </w:pPr>
@@ -15555,6 +16230,7 @@
           </w:tcPr>
           <w:p>
             <w:pPr>
+              <w:keepNext w:val="false"/>
               <w:spacing w:after="40" w:before="0"/>
               <w:jc w:val="left"/>
             </w:pPr>
@@ -15587,6 +16263,7 @@
           </w:tcPr>
           <w:p>
             <w:pPr>
+              <w:keepNext w:val="false"/>
               <w:spacing w:after="40" w:before="0"/>
               <w:jc w:val="left"/>
             </w:pPr>
@@ -15621,6 +16298,7 @@
           </w:tcPr>
           <w:p>
             <w:pPr>
+              <w:keepNext w:val="false"/>
               <w:spacing w:after="40" w:before="0"/>
               <w:jc w:val="left"/>
             </w:pPr>
@@ -15653,6 +16331,7 @@
           </w:tcPr>
           <w:p>
             <w:pPr>
+              <w:keepNext w:val="false"/>
               <w:spacing w:after="40" w:before="0"/>
               <w:jc w:val="left"/>
             </w:pPr>
@@ -15712,6 +16391,7 @@
           </w:tcPr>
           <w:p>
             <w:pPr>
+              <w:keepNext w:val="false"/>
               <w:spacing w:after="40" w:before="0"/>
               <w:jc w:val="center"/>
             </w:pPr>
@@ -15746,6 +16426,7 @@
           </w:tcPr>
           <w:p>
             <w:pPr>
+              <w:keepNext w:val="false"/>
               <w:spacing w:after="40" w:before="0"/>
               <w:jc w:val="left"/>
             </w:pPr>
@@ -15810,6 +16491,7 @@
           </w:tcPr>
           <w:p>
             <w:pPr>
+              <w:keepNext w:val="false"/>
               <w:spacing w:after="40" w:before="0"/>
               <w:jc w:val="center"/>
             </w:pPr>
@@ -15844,6 +16526,7 @@
           </w:tcPr>
           <w:p>
             <w:pPr>
+              <w:keepNext w:val="false"/>
               <w:spacing w:after="40" w:before="0"/>
               <w:jc w:val="left"/>
             </w:pPr>
@@ -15876,6 +16559,7 @@
           </w:tcPr>
           <w:p>
             <w:pPr>
+              <w:keepNext w:val="false"/>
               <w:spacing w:after="40" w:before="0"/>
               <w:jc w:val="left"/>
             </w:pPr>
@@ -15908,6 +16592,7 @@
           </w:tcPr>
           <w:p>
             <w:pPr>
+              <w:keepNext w:val="false"/>
               <w:spacing w:after="40" w:before="0"/>
               <w:jc w:val="left"/>
             </w:pPr>
@@ -15940,6 +16625,7 @@
           </w:tcPr>
           <w:p>
             <w:pPr>
+              <w:keepNext w:val="false"/>
               <w:spacing w:after="40" w:before="0"/>
               <w:jc w:val="left"/>
             </w:pPr>
@@ -15972,6 +16658,7 @@
           </w:tcPr>
           <w:p>
             <w:pPr>
+              <w:keepNext w:val="false"/>
               <w:spacing w:after="40" w:before="0"/>
               <w:jc w:val="left"/>
             </w:pPr>
@@ -16006,6 +16693,7 @@
           </w:tcPr>
           <w:p>
             <w:pPr>
+              <w:keepNext w:val="false"/>
               <w:spacing w:after="40" w:before="0"/>
               <w:jc w:val="left"/>
             </w:pPr>
@@ -16043,7 +16731,7 @@
             <w:pPr>
               <w:spacing w:after="20" w:before="0"/>
             </w:pPr>
-            <w:hyperlink w:history="1" r:id="rIdlnnn4jtvj49e6kiol6mya">
+            <w:hyperlink w:history="1" r:id="rIdydznwtscedgwd-pt6dzpd">
               <w:r>
                 <w:rPr>
                   <w:rFonts w:ascii="Arial" w:cs="Arial" w:eastAsia="Arial" w:hAnsi="Arial"/>
@@ -16076,7 +16764,7 @@
               <w:spacing w:after="10" w:before="0"/>
               <w:ind w:left="120"/>
             </w:pPr>
-            <w:hyperlink w:history="1" r:id="rIdqctx9jsevpnvfmfttcxhc">
+            <w:hyperlink w:history="1" r:id="rId_4o__p6c27lshhueif087">
               <w:r>
                 <w:rPr>
                   <w:rFonts w:ascii="Arial" w:cs="Arial" w:eastAsia="Arial" w:hAnsi="Arial"/>
@@ -16121,7 +16809,7 @@
             <w:pPr>
               <w:spacing w:after="20" w:before="0"/>
             </w:pPr>
-            <w:hyperlink w:history="1" r:id="rIdedc8reokvaks7ssqqd-ab">
+            <w:hyperlink w:history="1" r:id="rIdzqgpkkezmq2mgrq4cabnn">
               <w:r>
                 <w:rPr>
                   <w:rFonts w:ascii="Arial" w:cs="Arial" w:eastAsia="Arial" w:hAnsi="Arial"/>
@@ -16154,7 +16842,7 @@
               <w:spacing w:after="10" w:before="0"/>
               <w:ind w:left="120"/>
             </w:pPr>
-            <w:hyperlink w:history="1" r:id="rId_wf_fmv_toat6xblgpcmf">
+            <w:hyperlink w:history="1" r:id="rIdjlyzk6jisswsalh_7gwo2">
               <w:r>
                 <w:rPr>
                   <w:rFonts w:ascii="Arial" w:cs="Arial" w:eastAsia="Arial" w:hAnsi="Arial"/>
@@ -16182,6 +16870,7 @@
           </w:tcPr>
           <w:p>
             <w:pPr>
+              <w:keepNext w:val="false"/>
               <w:spacing w:after="40" w:before="0"/>
               <w:jc w:val="left"/>
             </w:pPr>
@@ -16214,6 +16903,7 @@
           </w:tcPr>
           <w:p>
             <w:pPr>
+              <w:keepNext w:val="false"/>
               <w:spacing w:after="40" w:before="0"/>
               <w:jc w:val="left"/>
             </w:pPr>
@@ -16246,6 +16936,7 @@
           </w:tcPr>
           <w:p>
             <w:pPr>
+              <w:keepNext w:val="false"/>
               <w:spacing w:after="40" w:before="0"/>
               <w:jc w:val="left"/>
             </w:pPr>
@@ -16278,6 +16969,7 @@
           </w:tcPr>
           <w:p>
             <w:pPr>
+              <w:keepNext w:val="false"/>
               <w:spacing w:after="40" w:before="0"/>
               <w:jc w:val="left"/>
             </w:pPr>
@@ -16312,6 +17004,7 @@
           </w:tcPr>
           <w:p>
             <w:pPr>
+              <w:keepNext w:val="false"/>
               <w:spacing w:after="40" w:before="0"/>
               <w:jc w:val="left"/>
             </w:pPr>
@@ -16349,7 +17042,7 @@
             <w:pPr>
               <w:spacing w:after="20" w:before="0"/>
             </w:pPr>
-            <w:hyperlink w:history="1" r:id="rIdzt06jzx5tk5j3ihmm8acf">
+            <w:hyperlink w:history="1" r:id="rIdxblmad_k5wfgm93gldbem">
               <w:r>
                 <w:rPr>
                   <w:rFonts w:ascii="Arial" w:cs="Arial" w:eastAsia="Arial" w:hAnsi="Arial"/>
@@ -16382,7 +17075,7 @@
               <w:spacing w:after="10" w:before="0"/>
               <w:ind w:left="120"/>
             </w:pPr>
-            <w:hyperlink w:history="1" r:id="rIdxisyia81epi2g14cg60zg">
+            <w:hyperlink w:history="1" r:id="rIdvlbecnqdu2j6zb4msapd4">
               <w:r>
                 <w:rPr>
                   <w:rFonts w:ascii="Arial" w:cs="Arial" w:eastAsia="Arial" w:hAnsi="Arial"/>
@@ -16427,7 +17120,7 @@
             <w:pPr>
               <w:spacing w:after="20" w:before="0"/>
             </w:pPr>
-            <w:hyperlink w:history="1" r:id="rIdzzuxvnyjw2poxkkqjbpuj">
+            <w:hyperlink w:history="1" r:id="rIdb_ernh1gdppkvh2jchgri">
               <w:r>
                 <w:rPr>
                   <w:rFonts w:ascii="Arial" w:cs="Arial" w:eastAsia="Arial" w:hAnsi="Arial"/>
@@ -16460,7 +17153,7 @@
               <w:spacing w:after="10" w:before="0"/>
               <w:ind w:left="120"/>
             </w:pPr>
-            <w:hyperlink w:history="1" r:id="rIdfq-1zve11nwmilygecsjb">
+            <w:hyperlink w:history="1" r:id="rIdfu93kih9iiotbv_myf-sd">
               <w:r>
                 <w:rPr>
                   <w:rFonts w:ascii="Arial" w:cs="Arial" w:eastAsia="Arial" w:hAnsi="Arial"/>
@@ -16488,6 +17181,7 @@
           </w:tcPr>
           <w:p>
             <w:pPr>
+              <w:keepNext w:val="false"/>
               <w:spacing w:after="40" w:before="0"/>
               <w:jc w:val="left"/>
             </w:pPr>
@@ -16507,6 +17201,7 @@
           </w:p>
           <w:p>
             <w:pPr>
+              <w:keepNext w:val="false"/>
               <w:spacing w:after="40" w:before="0"/>
               <w:jc w:val="left"/>
             </w:pPr>
@@ -16526,6 +17221,7 @@
           </w:p>
           <w:p>
             <w:pPr>
+              <w:keepNext w:val="false"/>
               <w:spacing w:after="40" w:before="0"/>
               <w:jc w:val="left"/>
             </w:pPr>
@@ -16545,6 +17241,7 @@
           </w:p>
           <w:p>
             <w:pPr>
+              <w:keepNext w:val="false"/>
               <w:spacing w:after="40" w:before="0"/>
               <w:jc w:val="left"/>
             </w:pPr>
@@ -16564,6 +17261,7 @@
           </w:p>
           <w:p>
             <w:pPr>
+              <w:keepNext w:val="false"/>
               <w:spacing w:after="40" w:before="0"/>
               <w:jc w:val="left"/>
             </w:pPr>
@@ -16583,6 +17281,7 @@
           </w:p>
           <w:p>
             <w:pPr>
+              <w:keepNext w:val="false"/>
               <w:spacing w:after="40" w:before="0"/>
               <w:jc w:val="left"/>
             </w:pPr>
@@ -16602,6 +17301,7 @@
           </w:p>
           <w:p>
             <w:pPr>
+              <w:keepNext w:val="false"/>
               <w:spacing w:after="40" w:before="0"/>
               <w:jc w:val="left"/>
             </w:pPr>
@@ -16621,6 +17321,7 @@
           </w:p>
           <w:p>
             <w:pPr>
+              <w:keepNext w:val="false"/>
               <w:spacing w:after="40" w:before="0"/>
               <w:jc w:val="left"/>
             </w:pPr>
@@ -16640,6 +17341,7 @@
           </w:p>
           <w:p>
             <w:pPr>
+              <w:keepNext w:val="false"/>
               <w:spacing w:after="40" w:before="0"/>
               <w:jc w:val="left"/>
             </w:pPr>
@@ -16659,6 +17361,7 @@
           </w:p>
           <w:p>
             <w:pPr>
+              <w:keepNext w:val="false"/>
               <w:spacing w:after="40" w:before="0"/>
               <w:jc w:val="left"/>
             </w:pPr>
@@ -16678,6 +17381,7 @@
           </w:p>
           <w:p>
             <w:pPr>
+              <w:keepNext w:val="false"/>
               <w:spacing w:after="40" w:before="0"/>
               <w:jc w:val="left"/>
             </w:pPr>
@@ -16697,6 +17401,7 @@
           </w:p>
           <w:p>
             <w:pPr>
+              <w:keepNext w:val="false"/>
               <w:spacing w:after="40" w:before="0"/>
               <w:jc w:val="left"/>
             </w:pPr>
@@ -16716,6 +17421,7 @@
           </w:p>
           <w:p>
             <w:pPr>
+              <w:keepNext w:val="false"/>
               <w:spacing w:after="40" w:before="0"/>
               <w:jc w:val="left"/>
             </w:pPr>
@@ -16735,6 +17441,7 @@
           </w:p>
           <w:p>
             <w:pPr>
+              <w:keepNext w:val="false"/>
               <w:spacing w:after="40" w:before="0"/>
               <w:jc w:val="left"/>
             </w:pPr>
@@ -16754,6 +17461,7 @@
           </w:p>
           <w:p>
             <w:pPr>
+              <w:keepNext w:val="false"/>
               <w:spacing w:after="40" w:before="0"/>
               <w:jc w:val="left"/>
             </w:pPr>
@@ -16773,6 +17481,7 @@
           </w:p>
           <w:p>
             <w:pPr>
+              <w:keepNext w:val="false"/>
               <w:spacing w:after="40" w:before="0"/>
               <w:jc w:val="left"/>
             </w:pPr>
@@ -16792,6 +17501,7 @@
           </w:p>
           <w:p>
             <w:pPr>
+              <w:keepNext w:val="false"/>
               <w:spacing w:after="40" w:before="0"/>
               <w:jc w:val="left"/>
             </w:pPr>
@@ -16824,6 +17534,7 @@
           </w:tcPr>
           <w:p>
             <w:pPr>
+              <w:keepNext w:val="false"/>
               <w:spacing w:after="40" w:before="0"/>
               <w:jc w:val="left"/>
             </w:pPr>
@@ -16843,6 +17554,7 @@
           </w:p>
           <w:p>
             <w:pPr>
+              <w:keepNext w:val="false"/>
               <w:spacing w:after="40" w:before="0"/>
               <w:jc w:val="left"/>
             </w:pPr>
@@ -16862,6 +17574,7 @@
           </w:p>
           <w:p>
             <w:pPr>
+              <w:keepNext w:val="false"/>
               <w:spacing w:after="40" w:before="0"/>
               <w:jc w:val="left"/>
             </w:pPr>
@@ -16894,6 +17607,7 @@
           </w:tcPr>
           <w:p>
             <w:pPr>
+              <w:keepNext w:val="false"/>
               <w:spacing w:after="40" w:before="0"/>
               <w:jc w:val="left"/>
             </w:pPr>
@@ -16926,6 +17640,7 @@
           </w:tcPr>
           <w:p>
             <w:pPr>
+              <w:keepNext w:val="false"/>
               <w:spacing w:after="40" w:before="0"/>
               <w:jc w:val="left"/>
             </w:pPr>
@@ -16960,6 +17675,7 @@
           </w:tcPr>
           <w:p>
             <w:pPr>
+              <w:keepNext w:val="false"/>
               <w:spacing w:after="40" w:before="0"/>
               <w:jc w:val="left"/>
             </w:pPr>
@@ -16997,7 +17713,7 @@
             <w:pPr>
               <w:spacing w:after="20" w:before="0"/>
             </w:pPr>
-            <w:hyperlink w:history="1" r:id="rIdr5xr1i23fchr0g61b9unv">
+            <w:hyperlink w:history="1" r:id="rIdeweaa5zzolrgsdp-9m6do">
               <w:r>
                 <w:rPr>
                   <w:rFonts w:ascii="Arial" w:cs="Arial" w:eastAsia="Arial" w:hAnsi="Arial"/>
@@ -17030,7 +17746,7 @@
               <w:spacing w:after="10" w:before="0"/>
               <w:ind w:left="120"/>
             </w:pPr>
-            <w:hyperlink w:history="1" r:id="rIdeenf8vevi1cwbfvcwoig2">
+            <w:hyperlink w:history="1" r:id="rIdoohm7bvxpao099sukmodo">
               <w:r>
                 <w:rPr>
                   <w:rFonts w:ascii="Arial" w:cs="Arial" w:eastAsia="Arial" w:hAnsi="Arial"/>
@@ -17075,7 +17791,7 @@
             <w:pPr>
               <w:spacing w:after="20" w:before="0"/>
             </w:pPr>
-            <w:hyperlink w:history="1" r:id="rIduxbvhwbwcojaaoeopzzjv">
+            <w:hyperlink w:history="1" r:id="rIderryrme6ffieogur4xykq">
               <w:r>
                 <w:rPr>
                   <w:rFonts w:ascii="Arial" w:cs="Arial" w:eastAsia="Arial" w:hAnsi="Arial"/>
@@ -17108,7 +17824,7 @@
               <w:spacing w:after="10" w:before="0"/>
               <w:ind w:left="120"/>
             </w:pPr>
-            <w:hyperlink w:history="1" r:id="rIdlygzraiya7pu6sttgsrik">
+            <w:hyperlink w:history="1" r:id="rIdi0nxwedq-t5enudyx7nbr">
               <w:r>
                 <w:rPr>
                   <w:rFonts w:ascii="Arial" w:cs="Arial" w:eastAsia="Arial" w:hAnsi="Arial"/>
@@ -17136,6 +17852,7 @@
           </w:tcPr>
           <w:p>
             <w:pPr>
+              <w:keepNext w:val="false"/>
               <w:spacing w:after="40" w:before="0"/>
               <w:jc w:val="left"/>
             </w:pPr>
@@ -17155,6 +17872,7 @@
           </w:p>
           <w:p>
             <w:pPr>
+              <w:keepNext w:val="false"/>
               <w:spacing w:after="40" w:before="0"/>
               <w:jc w:val="left"/>
             </w:pPr>
@@ -17174,6 +17892,7 @@
           </w:p>
           <w:p>
             <w:pPr>
+              <w:keepNext w:val="false"/>
               <w:spacing w:after="40" w:before="0"/>
               <w:jc w:val="left"/>
             </w:pPr>
@@ -17193,6 +17912,7 @@
           </w:p>
           <w:p>
             <w:pPr>
+              <w:keepNext w:val="false"/>
               <w:spacing w:after="40" w:before="0"/>
               <w:jc w:val="left"/>
             </w:pPr>
@@ -17212,6 +17932,7 @@
           </w:p>
           <w:p>
             <w:pPr>
+              <w:keepNext w:val="false"/>
               <w:spacing w:after="40" w:before="0"/>
               <w:jc w:val="left"/>
             </w:pPr>
@@ -17231,6 +17952,7 @@
           </w:p>
           <w:p>
             <w:pPr>
+              <w:keepNext w:val="false"/>
               <w:spacing w:after="40" w:before="0"/>
               <w:jc w:val="left"/>
             </w:pPr>
@@ -17250,6 +17972,7 @@
           </w:p>
           <w:p>
             <w:pPr>
+              <w:keepNext w:val="false"/>
               <w:spacing w:after="40" w:before="0"/>
               <w:jc w:val="left"/>
             </w:pPr>
@@ -17269,6 +17992,7 @@
           </w:p>
           <w:p>
             <w:pPr>
+              <w:keepNext w:val="false"/>
               <w:spacing w:after="40" w:before="0"/>
               <w:jc w:val="left"/>
             </w:pPr>
@@ -17301,6 +18025,7 @@
           </w:tcPr>
           <w:p>
             <w:pPr>
+              <w:keepNext w:val="false"/>
               <w:spacing w:after="40" w:before="0"/>
               <w:jc w:val="left"/>
             </w:pPr>
@@ -17320,6 +18045,7 @@
           </w:p>
           <w:p>
             <w:pPr>
+              <w:keepNext w:val="false"/>
               <w:spacing w:after="40" w:before="0"/>
               <w:jc w:val="left"/>
             </w:pPr>
@@ -17339,6 +18065,7 @@
           </w:p>
           <w:p>
             <w:pPr>
+              <w:keepNext w:val="false"/>
               <w:spacing w:after="40" w:before="0"/>
               <w:jc w:val="left"/>
             </w:pPr>
@@ -17358,6 +18085,7 @@
           </w:p>
           <w:p>
             <w:pPr>
+              <w:keepNext w:val="false"/>
               <w:spacing w:after="40" w:before="0"/>
               <w:jc w:val="left"/>
             </w:pPr>
@@ -17377,6 +18105,7 @@
           </w:p>
           <w:p>
             <w:pPr>
+              <w:keepNext w:val="false"/>
               <w:spacing w:after="40" w:before="0"/>
               <w:jc w:val="left"/>
             </w:pPr>
@@ -17396,6 +18125,7 @@
           </w:p>
           <w:p>
             <w:pPr>
+              <w:keepNext w:val="false"/>
               <w:spacing w:after="40" w:before="0"/>
               <w:jc w:val="left"/>
             </w:pPr>
@@ -17415,6 +18145,7 @@
           </w:p>
           <w:p>
             <w:pPr>
+              <w:keepNext w:val="false"/>
               <w:spacing w:after="40" w:before="0"/>
               <w:jc w:val="left"/>
             </w:pPr>
@@ -17447,6 +18178,7 @@
           </w:tcPr>
           <w:p>
             <w:pPr>
+              <w:keepNext w:val="false"/>
               <w:spacing w:after="40" w:before="0"/>
               <w:jc w:val="left"/>
             </w:pPr>
@@ -17479,6 +18211,7 @@
           </w:tcPr>
           <w:p>
             <w:pPr>
+              <w:keepNext w:val="false"/>
               <w:spacing w:after="40" w:before="0"/>
               <w:jc w:val="left"/>
             </w:pPr>
@@ -17513,6 +18246,7 @@
           </w:tcPr>
           <w:p>
             <w:pPr>
+              <w:keepNext w:val="false"/>
               <w:spacing w:after="40" w:before="0"/>
               <w:jc w:val="left"/>
             </w:pPr>
@@ -17550,7 +18284,7 @@
             <w:pPr>
               <w:spacing w:after="20" w:before="0"/>
             </w:pPr>
-            <w:hyperlink w:history="1" r:id="rIdiydou7kx8irnmfexgwuos">
+            <w:hyperlink w:history="1" r:id="rIdzguwim6zh9v3ay2vs7oaf">
               <w:r>
                 <w:rPr>
                   <w:rFonts w:ascii="Arial" w:cs="Arial" w:eastAsia="Arial" w:hAnsi="Arial"/>
@@ -17583,7 +18317,7 @@
               <w:spacing w:after="10" w:before="0"/>
               <w:ind w:left="120"/>
             </w:pPr>
-            <w:hyperlink w:history="1" r:id="rIdlgii-e_irl_tddjg68yae">
+            <w:hyperlink w:history="1" r:id="rIdflmmirciuqjsczetfurji">
               <w:r>
                 <w:rPr>
                   <w:rFonts w:ascii="Arial" w:cs="Arial" w:eastAsia="Arial" w:hAnsi="Arial"/>
@@ -17628,7 +18362,7 @@
             <w:pPr>
               <w:spacing w:after="20" w:before="0"/>
             </w:pPr>
-            <w:hyperlink w:history="1" r:id="rId90je-mtqhe3tnvixxl1id">
+            <w:hyperlink w:history="1" r:id="rIdpzyxpwsanyuqdduejo2s3">
               <w:r>
                 <w:rPr>
                   <w:rFonts w:ascii="Arial" w:cs="Arial" w:eastAsia="Arial" w:hAnsi="Arial"/>
@@ -17661,7 +18395,7 @@
               <w:spacing w:after="10" w:before="0"/>
               <w:ind w:left="120"/>
             </w:pPr>
-            <w:hyperlink w:history="1" r:id="rIdcnfrd_qs5jboznv07t_2u">
+            <w:hyperlink w:history="1" r:id="rId8mlmjjyfhvq3xhzsdem8l">
               <w:r>
                 <w:rPr>
                   <w:rFonts w:ascii="Arial" w:cs="Arial" w:eastAsia="Arial" w:hAnsi="Arial"/>
@@ -17689,6 +18423,7 @@
           </w:tcPr>
           <w:p>
             <w:pPr>
+              <w:keepNext w:val="false"/>
               <w:spacing w:after="40" w:before="0"/>
               <w:jc w:val="left"/>
             </w:pPr>
@@ -17748,6 +18483,7 @@
           </w:p>
           <w:p>
             <w:pPr>
+              <w:keepNext w:val="false"/>
               <w:spacing w:after="40" w:before="0"/>
               <w:jc w:val="left"/>
             </w:pPr>
@@ -17767,6 +18503,7 @@
           </w:p>
           <w:p>
             <w:pPr>
+              <w:keepNext w:val="false"/>
               <w:spacing w:after="40" w:before="0"/>
               <w:jc w:val="left"/>
             </w:pPr>
@@ -17799,6 +18536,7 @@
           </w:tcPr>
           <w:p>
             <w:pPr>
+              <w:keepNext w:val="false"/>
               <w:spacing w:after="40" w:before="0"/>
               <w:jc w:val="left"/>
             </w:pPr>
@@ -17818,6 +18556,7 @@
           </w:p>
           <w:p>
             <w:pPr>
+              <w:keepNext w:val="false"/>
               <w:spacing w:after="40" w:before="0"/>
               <w:jc w:val="left"/>
             </w:pPr>
@@ -17837,6 +18576,7 @@
           </w:p>
           <w:p>
             <w:pPr>
+              <w:keepNext w:val="false"/>
               <w:spacing w:after="40" w:before="0"/>
               <w:jc w:val="left"/>
             </w:pPr>
@@ -17856,6 +18596,7 @@
           </w:p>
           <w:p>
             <w:pPr>
+              <w:keepNext w:val="false"/>
               <w:spacing w:after="40" w:before="0"/>
               <w:jc w:val="left"/>
             </w:pPr>
@@ -17875,6 +18616,7 @@
           </w:p>
           <w:p>
             <w:pPr>
+              <w:keepNext w:val="false"/>
               <w:spacing w:after="40" w:before="0"/>
               <w:jc w:val="left"/>
             </w:pPr>
@@ -17907,6 +18649,7 @@
           </w:tcPr>
           <w:p>
             <w:pPr>
+              <w:keepNext w:val="false"/>
               <w:spacing w:after="40" w:before="0"/>
               <w:jc w:val="left"/>
             </w:pPr>
@@ -17939,6 +18682,7 @@
           </w:tcPr>
           <w:p>
             <w:pPr>
+              <w:keepNext w:val="false"/>
               <w:spacing w:after="40" w:before="0"/>
               <w:jc w:val="left"/>
             </w:pPr>
@@ -17973,6 +18717,7 @@
           </w:tcPr>
           <w:p>
             <w:pPr>
+              <w:keepNext w:val="false"/>
               <w:spacing w:after="40" w:before="0"/>
               <w:jc w:val="left"/>
             </w:pPr>
@@ -18010,7 +18755,7 @@
             <w:pPr>
               <w:spacing w:after="20" w:before="0"/>
             </w:pPr>
-            <w:hyperlink w:history="1" r:id="rIdsrpriq322fnan4lunahnx">
+            <w:hyperlink w:history="1" r:id="rIdbcjqly7yeimbmpm0xsrak">
               <w:r>
                 <w:rPr>
                   <w:rFonts w:ascii="Arial" w:cs="Arial" w:eastAsia="Arial" w:hAnsi="Arial"/>
@@ -18043,7 +18788,7 @@
               <w:spacing w:after="10" w:before="0"/>
               <w:ind w:left="120"/>
             </w:pPr>
-            <w:hyperlink w:history="1" r:id="rId_qtel7cesrcacwd6ddg6i">
+            <w:hyperlink w:history="1" r:id="rId3vuv_sha6zp3tijruhc_t">
               <w:r>
                 <w:rPr>
                   <w:rFonts w:ascii="Arial" w:cs="Arial" w:eastAsia="Arial" w:hAnsi="Arial"/>
@@ -18088,7 +18833,7 @@
             <w:pPr>
               <w:spacing w:after="20" w:before="0"/>
             </w:pPr>
-            <w:hyperlink w:history="1" r:id="rIdxjmuyfak47f_n3euf2til">
+            <w:hyperlink w:history="1" r:id="rIdmtu02cji8ebuil3hqnmux">
               <w:r>
                 <w:rPr>
                   <w:rFonts w:ascii="Arial" w:cs="Arial" w:eastAsia="Arial" w:hAnsi="Arial"/>
@@ -18137,7 +18882,7 @@
               <w:spacing w:after="10" w:before="0"/>
               <w:ind w:left="120"/>
             </w:pPr>
-            <w:hyperlink w:history="1" r:id="rIdrrwvi1xjtlyzahjuj6hz-">
+            <w:hyperlink w:history="1" r:id="rIdpe1-dhd-4ayms8-rtzbkm">
               <w:r>
                 <w:rPr>
                   <w:rFonts w:ascii="Arial" w:cs="Arial" w:eastAsia="Arial" w:hAnsi="Arial"/>
@@ -18165,6 +18910,7 @@
           </w:tcPr>
           <w:p>
             <w:pPr>
+              <w:keepNext w:val="false"/>
               <w:spacing w:after="40" w:before="0"/>
               <w:jc w:val="left"/>
             </w:pPr>
@@ -18264,6 +19010,7 @@
           </w:p>
           <w:p>
             <w:pPr>
+              <w:keepNext w:val="false"/>
               <w:spacing w:after="40" w:before="0"/>
               <w:jc w:val="left"/>
             </w:pPr>
@@ -18283,6 +19030,7 @@
           </w:p>
           <w:p>
             <w:pPr>
+              <w:keepNext w:val="false"/>
               <w:spacing w:after="40" w:before="0"/>
               <w:jc w:val="left"/>
             </w:pPr>
@@ -18302,6 +19050,7 @@
           </w:p>
           <w:p>
             <w:pPr>
+              <w:keepNext w:val="false"/>
               <w:spacing w:after="40" w:before="0"/>
               <w:jc w:val="left"/>
             </w:pPr>
@@ -18321,6 +19070,7 @@
           </w:p>
           <w:p>
             <w:pPr>
+              <w:keepNext w:val="false"/>
               <w:spacing w:after="40" w:before="0"/>
               <w:jc w:val="left"/>
             </w:pPr>
@@ -18353,6 +19103,7 @@
           </w:tcPr>
           <w:p>
             <w:pPr>
+              <w:keepNext w:val="false"/>
               <w:spacing w:after="40" w:before="0"/>
               <w:jc w:val="left"/>
             </w:pPr>
@@ -18372,6 +19123,7 @@
           </w:p>
           <w:p>
             <w:pPr>
+              <w:keepNext w:val="false"/>
               <w:spacing w:after="40" w:before="0"/>
               <w:jc w:val="left"/>
             </w:pPr>
@@ -18391,6 +19143,7 @@
           </w:p>
           <w:p>
             <w:pPr>
+              <w:keepNext w:val="false"/>
               <w:spacing w:after="40" w:before="0"/>
               <w:jc w:val="left"/>
             </w:pPr>
@@ -18410,6 +19163,7 @@
           </w:p>
           <w:p>
             <w:pPr>
+              <w:keepNext w:val="false"/>
               <w:spacing w:after="40" w:before="0"/>
               <w:jc w:val="left"/>
             </w:pPr>
@@ -18429,6 +19183,7 @@
           </w:p>
           <w:p>
             <w:pPr>
+              <w:keepNext w:val="false"/>
               <w:spacing w:after="40" w:before="0"/>
               <w:jc w:val="left"/>
             </w:pPr>
@@ -18461,6 +19216,7 @@
           </w:tcPr>
           <w:p>
             <w:pPr>
+              <w:keepNext w:val="false"/>
               <w:spacing w:after="40" w:before="0"/>
               <w:jc w:val="left"/>
             </w:pPr>
@@ -18493,6 +19249,7 @@
           </w:tcPr>
           <w:p>
             <w:pPr>
+              <w:keepNext w:val="false"/>
               <w:spacing w:after="40" w:before="0"/>
               <w:jc w:val="left"/>
             </w:pPr>
@@ -18552,6 +19309,7 @@
           </w:tcPr>
           <w:p>
             <w:pPr>
+              <w:keepNext w:val="false"/>
               <w:spacing w:after="40" w:before="0"/>
               <w:jc w:val="center"/>
             </w:pPr>
@@ -18586,6 +19344,7 @@
           </w:tcPr>
           <w:p>
             <w:pPr>
+              <w:keepNext w:val="false"/>
               <w:spacing w:after="40" w:before="0"/>
               <w:jc w:val="left"/>
             </w:pPr>
@@ -18605,6 +19364,7 @@
           </w:p>
           <w:p>
             <w:pPr>
+              <w:keepNext w:val="false"/>
               <w:spacing w:after="40" w:before="0"/>
               <w:jc w:val="left"/>
             </w:pPr>
@@ -18624,6 +19384,7 @@
           </w:p>
           <w:p>
             <w:pPr>
+              <w:keepNext w:val="false"/>
               <w:spacing w:after="40" w:before="0"/>
               <w:jc w:val="left"/>
             </w:pPr>
@@ -18643,6 +19404,7 @@
           </w:p>
           <w:p>
             <w:pPr>
+              <w:keepNext w:val="false"/>
               <w:spacing w:after="40" w:before="0"/>
               <w:jc w:val="left"/>
             </w:pPr>
@@ -18662,6 +19424,7 @@
           </w:p>
           <w:p>
             <w:pPr>
+              <w:keepNext w:val="false"/>
               <w:spacing w:after="40" w:before="0"/>
               <w:jc w:val="left"/>
             </w:pPr>
@@ -18681,6 +19444,7 @@
           </w:p>
           <w:p>
             <w:pPr>
+              <w:keepNext w:val="false"/>
               <w:spacing w:after="40" w:before="0"/>
               <w:jc w:val="left"/>
             </w:pPr>
@@ -18742,6 +19506,7 @@
           </w:tcPr>
           <w:p>
             <w:pPr>
+              <w:keepNext w:val="false"/>
               <w:spacing w:after="40" w:before="0"/>
               <w:jc w:val="center"/>
             </w:pPr>
@@ -18776,6 +19541,7 @@
           </w:tcPr>
           <w:p>
             <w:pPr>
+              <w:keepNext w:val="false"/>
               <w:spacing w:after="40" w:before="0"/>
               <w:jc w:val="left"/>
             </w:pPr>
@@ -18808,6 +19574,7 @@
           </w:tcPr>
           <w:p>
             <w:pPr>
+              <w:keepNext w:val="false"/>
               <w:spacing w:after="40" w:before="0"/>
               <w:jc w:val="left"/>
             </w:pPr>
@@ -18842,6 +19609,7 @@
           </w:tcPr>
           <w:p>
             <w:pPr>
+              <w:keepNext w:val="false"/>
               <w:spacing w:after="40" w:before="0"/>
               <w:jc w:val="left"/>
             </w:pPr>
@@ -18874,6 +19642,7 @@
           </w:tcPr>
           <w:p>
             <w:pPr>
+              <w:keepNext w:val="false"/>
               <w:spacing w:after="40" w:before="0"/>
               <w:jc w:val="left"/>
             </w:pPr>
@@ -18908,6 +19677,7 @@
           </w:tcPr>
           <w:p>
             <w:pPr>
+              <w:keepNext w:val="false"/>
               <w:spacing w:after="40" w:before="0"/>
               <w:jc w:val="left"/>
             </w:pPr>
@@ -18940,6 +19710,7 @@
           </w:tcPr>
           <w:p>
             <w:pPr>
+              <w:keepNext w:val="false"/>
               <w:spacing w:after="40" w:before="0"/>
               <w:jc w:val="left"/>
             </w:pPr>
@@ -18976,7 +19747,7 @@
         </w:rPr>
         <w:t xml:space="preserve">© 2026 SeaVuria and ARES. Aligned with KICD objectives. Developed by SeaVuria; technical implementation by ARES (with AI assistance from Claude). Licensed under </w:t>
       </w:r>
-      <w:hyperlink w:history="1" r:id="rIdtf59dtpx4yha6hlcoqaqy">
+      <w:hyperlink w:history="1" r:id="rIda14wljflwrmizayd0h9g4">
         <w:r>
           <w:rPr>
             <w:rFonts w:ascii="Arial" w:cs="Arial" w:eastAsia="Arial" w:hAnsi="Arial"/>
@@ -18997,7 +19768,7 @@
         </w:rPr>
         <w:t xml:space="preserve"> (</w:t>
       </w:r>
-      <w:hyperlink w:history="1" r:id="rIdtex15hwujlkqep12gi2-_">
+      <w:hyperlink w:history="1" r:id="rId-a32pjmnsjlam4a_m-jrz">
         <w:r>
           <w:rPr>
             <w:rFonts w:ascii="Arial" w:cs="Arial" w:eastAsia="Arial" w:hAnsi="Arial"/>
@@ -19057,6 +19828,7 @@
           </w:tcPr>
           <w:p>
             <w:pPr>
+              <w:keepNext w:val="false"/>
               <w:spacing w:after="40" w:before="0"/>
               <w:jc w:val="center"/>
             </w:pPr>
@@ -19092,6 +19864,7 @@
           </w:tcPr>
           <w:p>
             <w:pPr>
+              <w:keepNext w:val="false"/>
               <w:spacing w:after="40" w:before="0"/>
               <w:jc w:val="center"/>
             </w:pPr>
@@ -19126,6 +19899,7 @@
           </w:tcPr>
           <w:p>
             <w:pPr>
+              <w:keepNext w:val="false"/>
               <w:spacing w:after="40" w:before="0"/>
               <w:jc w:val="left"/>
             </w:pPr>
@@ -19158,6 +19932,7 @@
           </w:tcPr>
           <w:p>
             <w:pPr>
+              <w:keepNext w:val="false"/>
               <w:spacing w:after="40" w:before="0"/>
               <w:jc w:val="left"/>
             </w:pPr>
@@ -19192,6 +19967,7 @@
           </w:tcPr>
           <w:p>
             <w:pPr>
+              <w:keepNext w:val="false"/>
               <w:spacing w:after="40" w:before="0"/>
               <w:jc w:val="left"/>
             </w:pPr>
@@ -19224,6 +20000,7 @@
           </w:tcPr>
           <w:p>
             <w:pPr>
+              <w:keepNext w:val="false"/>
               <w:spacing w:after="40" w:before="0"/>
               <w:jc w:val="left"/>
             </w:pPr>
@@ -19258,6 +20035,7 @@
           </w:tcPr>
           <w:p>
             <w:pPr>
+              <w:keepNext w:val="false"/>
               <w:spacing w:after="40" w:before="0"/>
               <w:jc w:val="left"/>
             </w:pPr>
@@ -19365,6 +20143,7 @@
           </w:tcPr>
           <w:p>
             <w:pPr>
+              <w:keepNext w:val="false"/>
               <w:spacing w:after="40" w:before="0"/>
               <w:jc w:val="left"/>
             </w:pPr>
@@ -19472,6 +20251,7 @@
           </w:tcPr>
           <w:p>
             <w:pPr>
+              <w:keepNext w:val="false"/>
               <w:spacing w:after="40" w:before="0"/>
               <w:jc w:val="left"/>
             </w:pPr>
@@ -19559,6 +20339,7 @@
           </w:tcPr>
           <w:p>
             <w:pPr>
+              <w:keepNext w:val="false"/>
               <w:spacing w:after="40" w:before="0"/>
               <w:jc w:val="left"/>
             </w:pPr>
@@ -19591,6 +20372,7 @@
           </w:tcPr>
           <w:p>
             <w:pPr>
+              <w:keepNext w:val="false"/>
               <w:spacing w:after="40" w:before="0"/>
               <w:jc w:val="left"/>
             </w:pPr>
@@ -19625,6 +20407,7 @@
           </w:tcPr>
           <w:p>
             <w:pPr>
+              <w:keepNext w:val="false"/>
               <w:spacing w:after="40" w:before="0"/>
               <w:jc w:val="left"/>
             </w:pPr>
@@ -19657,6 +20440,7 @@
           </w:tcPr>
           <w:p>
             <w:pPr>
+              <w:keepNext w:val="false"/>
               <w:spacing w:after="40" w:before="0"/>
               <w:jc w:val="left"/>
             </w:pPr>
@@ -19691,6 +20475,7 @@
           </w:tcPr>
           <w:p>
             <w:pPr>
+              <w:keepNext w:val="false"/>
               <w:spacing w:after="40" w:before="0"/>
               <w:jc w:val="left"/>
             </w:pPr>
@@ -19723,6 +20508,7 @@
           </w:tcPr>
           <w:p>
             <w:pPr>
+              <w:keepNext w:val="false"/>
               <w:spacing w:after="40" w:before="0"/>
               <w:jc w:val="left"/>
             </w:pPr>
@@ -19782,6 +20568,7 @@
           </w:tcPr>
           <w:p>
             <w:pPr>
+              <w:keepNext w:val="false"/>
               <w:spacing w:after="40" w:before="0"/>
               <w:jc w:val="center"/>
             </w:pPr>
@@ -19816,6 +20603,7 @@
           </w:tcPr>
           <w:p>
             <w:pPr>
+              <w:keepNext w:val="false"/>
               <w:spacing w:after="40" w:before="0"/>
               <w:jc w:val="left"/>
             </w:pPr>
@@ -19835,6 +20623,7 @@
           </w:p>
           <w:p>
             <w:pPr>
+              <w:keepNext w:val="false"/>
               <w:spacing w:after="40" w:before="0"/>
               <w:jc w:val="left"/>
             </w:pPr>
@@ -19854,6 +20643,7 @@
           </w:p>
           <w:p>
             <w:pPr>
+              <w:keepNext w:val="false"/>
               <w:spacing w:after="40" w:before="0"/>
               <w:jc w:val="left"/>
             </w:pPr>
@@ -19873,6 +20663,7 @@
           </w:p>
           <w:p>
             <w:pPr>
+              <w:keepNext w:val="false"/>
               <w:spacing w:after="40" w:before="0"/>
               <w:jc w:val="left"/>
             </w:pPr>
@@ -19892,6 +20683,7 @@
           </w:p>
           <w:p>
             <w:pPr>
+              <w:keepNext w:val="false"/>
               <w:spacing w:after="40" w:before="0"/>
               <w:jc w:val="left"/>
             </w:pPr>
@@ -19956,6 +20748,7 @@
           </w:tcPr>
           <w:p>
             <w:pPr>
+              <w:keepNext w:val="false"/>
               <w:spacing w:after="40" w:before="0"/>
               <w:jc w:val="center"/>
             </w:pPr>
@@ -19990,6 +20783,7 @@
           </w:tcPr>
           <w:p>
             <w:pPr>
+              <w:keepNext w:val="false"/>
               <w:spacing w:after="40" w:before="0"/>
               <w:jc w:val="left"/>
             </w:pPr>
@@ -20022,6 +20816,7 @@
           </w:tcPr>
           <w:p>
             <w:pPr>
+              <w:keepNext w:val="false"/>
               <w:spacing w:after="40" w:before="0"/>
               <w:jc w:val="left"/>
             </w:pPr>
@@ -20054,6 +20849,7 @@
           </w:tcPr>
           <w:p>
             <w:pPr>
+              <w:keepNext w:val="false"/>
               <w:spacing w:after="40" w:before="0"/>
               <w:jc w:val="left"/>
             </w:pPr>
@@ -20086,6 +20882,7 @@
           </w:tcPr>
           <w:p>
             <w:pPr>
+              <w:keepNext w:val="false"/>
               <w:spacing w:after="40" w:before="0"/>
               <w:jc w:val="left"/>
             </w:pPr>
@@ -20118,6 +20915,7 @@
           </w:tcPr>
           <w:p>
             <w:pPr>
+              <w:keepNext w:val="false"/>
               <w:spacing w:after="40" w:before="0"/>
               <w:jc w:val="left"/>
             </w:pPr>
@@ -20152,6 +20950,7 @@
           </w:tcPr>
           <w:p>
             <w:pPr>
+              <w:keepNext w:val="false"/>
               <w:spacing w:after="40" w:before="0"/>
               <w:jc w:val="left"/>
             </w:pPr>
@@ -20189,7 +20988,7 @@
             <w:pPr>
               <w:spacing w:after="20" w:before="0"/>
             </w:pPr>
-            <w:hyperlink w:history="1" r:id="rIdlqqjostxcuktqajmupfey">
+            <w:hyperlink w:history="1" r:id="rIdrxss5jx_swmbkhdwdki1g">
               <w:r>
                 <w:rPr>
                   <w:rFonts w:ascii="Arial" w:cs="Arial" w:eastAsia="Arial" w:hAnsi="Arial"/>
@@ -20222,7 +21021,7 @@
               <w:spacing w:after="10" w:before="0"/>
               <w:ind w:left="120"/>
             </w:pPr>
-            <w:hyperlink w:history="1" r:id="rIdumoznuoxtmxgptyrh9uqs">
+            <w:hyperlink w:history="1" r:id="rIdp7ic4dph1yakhkop_awee">
               <w:r>
                 <w:rPr>
                   <w:rFonts w:ascii="Arial" w:cs="Arial" w:eastAsia="Arial" w:hAnsi="Arial"/>
@@ -20267,7 +21066,7 @@
             <w:pPr>
               <w:spacing w:after="20" w:before="0"/>
             </w:pPr>
-            <w:hyperlink w:history="1" r:id="rIdoe6udo6mhri7oetgu29ts">
+            <w:hyperlink w:history="1" r:id="rIdkz4dyaiam7uilkzzrl_zv">
               <w:r>
                 <w:rPr>
                   <w:rFonts w:ascii="Arial" w:cs="Arial" w:eastAsia="Arial" w:hAnsi="Arial"/>
@@ -20300,7 +21099,7 @@
               <w:spacing w:after="10" w:before="0"/>
               <w:ind w:left="120"/>
             </w:pPr>
-            <w:hyperlink w:history="1" r:id="rId2m9oeibjymlfrbhjrtau-">
+            <w:hyperlink w:history="1" r:id="rId2jnphdwazphulgdvlsswh">
               <w:r>
                 <w:rPr>
                   <w:rFonts w:ascii="Arial" w:cs="Arial" w:eastAsia="Arial" w:hAnsi="Arial"/>
@@ -20328,6 +21127,7 @@
           </w:tcPr>
           <w:p>
             <w:pPr>
+              <w:keepNext w:val="false"/>
               <w:spacing w:after="40" w:before="0"/>
               <w:jc w:val="left"/>
             </w:pPr>
@@ -20360,6 +21160,7 @@
           </w:tcPr>
           <w:p>
             <w:pPr>
+              <w:keepNext w:val="false"/>
               <w:spacing w:after="40" w:before="0"/>
               <w:jc w:val="left"/>
             </w:pPr>
@@ -20392,6 +21193,7 @@
           </w:tcPr>
           <w:p>
             <w:pPr>
+              <w:keepNext w:val="false"/>
               <w:spacing w:after="40" w:before="0"/>
               <w:jc w:val="left"/>
             </w:pPr>
@@ -20424,6 +21226,7 @@
           </w:tcPr>
           <w:p>
             <w:pPr>
+              <w:keepNext w:val="false"/>
               <w:spacing w:after="40" w:before="0"/>
               <w:jc w:val="left"/>
             </w:pPr>
@@ -20458,6 +21261,7 @@
           </w:tcPr>
           <w:p>
             <w:pPr>
+              <w:keepNext w:val="false"/>
               <w:spacing w:after="40" w:before="0"/>
               <w:jc w:val="left"/>
             </w:pPr>
@@ -20495,7 +21299,7 @@
             <w:pPr>
               <w:spacing w:after="20" w:before="0"/>
             </w:pPr>
-            <w:hyperlink w:history="1" r:id="rIdyy-k5xvmszimav4co_jxx">
+            <w:hyperlink w:history="1" r:id="rId9dvasflsjb6yp42ahydn9">
               <w:r>
                 <w:rPr>
                   <w:rFonts w:ascii="Arial" w:cs="Arial" w:eastAsia="Arial" w:hAnsi="Arial"/>
@@ -20528,7 +21332,7 @@
               <w:spacing w:after="10" w:before="0"/>
               <w:ind w:left="120"/>
             </w:pPr>
-            <w:hyperlink w:history="1" r:id="rIdykzkdoqb9lhsr9vj6slpl">
+            <w:hyperlink w:history="1" r:id="rId1t56vnn6yv3vzlqciw3zk">
               <w:r>
                 <w:rPr>
                   <w:rFonts w:ascii="Arial" w:cs="Arial" w:eastAsia="Arial" w:hAnsi="Arial"/>
@@ -20573,7 +21377,7 @@
             <w:pPr>
               <w:spacing w:after="20" w:before="0"/>
             </w:pPr>
-            <w:hyperlink w:history="1" r:id="rIdzyjgw3tvxhujii_iypm-j">
+            <w:hyperlink w:history="1" r:id="rIdsbcsazi3gbw5fhnmrt0ci">
               <w:r>
                 <w:rPr>
                   <w:rFonts w:ascii="Arial" w:cs="Arial" w:eastAsia="Arial" w:hAnsi="Arial"/>
@@ -20606,7 +21410,7 @@
               <w:spacing w:after="10" w:before="0"/>
               <w:ind w:left="120"/>
             </w:pPr>
-            <w:hyperlink w:history="1" r:id="rIdhh_t-egqwtybcgnaabfn0">
+            <w:hyperlink w:history="1" r:id="rId_cfxxb2rqgtbrxhmpuhq1">
               <w:r>
                 <w:rPr>
                   <w:rFonts w:ascii="Arial" w:cs="Arial" w:eastAsia="Arial" w:hAnsi="Arial"/>
@@ -20634,6 +21438,7 @@
           </w:tcPr>
           <w:p>
             <w:pPr>
+              <w:keepNext w:val="false"/>
               <w:spacing w:after="40" w:before="0"/>
               <w:jc w:val="left"/>
             </w:pPr>
@@ -20666,6 +21471,7 @@
           </w:tcPr>
           <w:p>
             <w:pPr>
+              <w:keepNext w:val="false"/>
               <w:spacing w:after="40" w:before="0"/>
               <w:jc w:val="left"/>
             </w:pPr>
@@ -20698,6 +21504,7 @@
           </w:tcPr>
           <w:p>
             <w:pPr>
+              <w:keepNext w:val="false"/>
               <w:spacing w:after="40" w:before="0"/>
               <w:jc w:val="left"/>
             </w:pPr>
@@ -20730,6 +21537,7 @@
           </w:tcPr>
           <w:p>
             <w:pPr>
+              <w:keepNext w:val="false"/>
               <w:spacing w:after="40" w:before="0"/>
               <w:jc w:val="left"/>
             </w:pPr>
@@ -20764,6 +21572,7 @@
           </w:tcPr>
           <w:p>
             <w:pPr>
+              <w:keepNext w:val="false"/>
               <w:spacing w:after="40" w:before="0"/>
               <w:jc w:val="left"/>
             </w:pPr>
@@ -20801,7 +21610,7 @@
             <w:pPr>
               <w:spacing w:after="20" w:before="0"/>
             </w:pPr>
-            <w:hyperlink w:history="1" r:id="rIdjaamw560tpi7pab8shcff">
+            <w:hyperlink w:history="1" r:id="rIdajnxdpis5a-12sjwrsvd4">
               <w:r>
                 <w:rPr>
                   <w:rFonts w:ascii="Arial" w:cs="Arial" w:eastAsia="Arial" w:hAnsi="Arial"/>
@@ -20834,7 +21643,7 @@
               <w:spacing w:after="10" w:before="0"/>
               <w:ind w:left="120"/>
             </w:pPr>
-            <w:hyperlink w:history="1" r:id="rIdcmofnddgram7zwskuk6tq">
+            <w:hyperlink w:history="1" r:id="rIdbjwgdkukkqcin-vokmht8">
               <w:r>
                 <w:rPr>
                   <w:rFonts w:ascii="Arial" w:cs="Arial" w:eastAsia="Arial" w:hAnsi="Arial"/>
@@ -20879,7 +21688,7 @@
             <w:pPr>
               <w:spacing w:after="20" w:before="0"/>
             </w:pPr>
-            <w:hyperlink w:history="1" r:id="rIdjevbaljcv3c8wt31t1vpr">
+            <w:hyperlink w:history="1" r:id="rId0rumuivwqvfcx8laqwgz8">
               <w:r>
                 <w:rPr>
                   <w:rFonts w:ascii="Arial" w:cs="Arial" w:eastAsia="Arial" w:hAnsi="Arial"/>
@@ -20928,7 +21737,7 @@
               <w:spacing w:after="10" w:before="0"/>
               <w:ind w:left="120"/>
             </w:pPr>
-            <w:hyperlink w:history="1" r:id="rIdsh11bntdsn17s19dxuerk">
+            <w:hyperlink w:history="1" r:id="rIdvqtuvvdhld4qowfgmkqy8">
               <w:r>
                 <w:rPr>
                   <w:rFonts w:ascii="Arial" w:cs="Arial" w:eastAsia="Arial" w:hAnsi="Arial"/>
@@ -20956,6 +21765,7 @@
           </w:tcPr>
           <w:p>
             <w:pPr>
+              <w:keepNext w:val="false"/>
               <w:spacing w:after="40" w:before="0"/>
               <w:jc w:val="left"/>
             </w:pPr>
@@ -20988,6 +21798,7 @@
           </w:tcPr>
           <w:p>
             <w:pPr>
+              <w:keepNext w:val="false"/>
               <w:spacing w:after="40" w:before="0"/>
               <w:jc w:val="left"/>
             </w:pPr>
@@ -21020,6 +21831,7 @@
           </w:tcPr>
           <w:p>
             <w:pPr>
+              <w:keepNext w:val="false"/>
               <w:spacing w:after="40" w:before="0"/>
               <w:jc w:val="left"/>
             </w:pPr>
@@ -21052,6 +21864,7 @@
           </w:tcPr>
           <w:p>
             <w:pPr>
+              <w:keepNext w:val="false"/>
               <w:spacing w:after="40" w:before="0"/>
               <w:jc w:val="left"/>
             </w:pPr>
@@ -21086,6 +21899,7 @@
           </w:tcPr>
           <w:p>
             <w:pPr>
+              <w:keepNext w:val="false"/>
               <w:spacing w:after="40" w:before="0"/>
               <w:jc w:val="left"/>
             </w:pPr>
@@ -21123,7 +21937,7 @@
             <w:pPr>
               <w:spacing w:after="20" w:before="0"/>
             </w:pPr>
-            <w:hyperlink w:history="1" r:id="rIdnykutzf67te4etzeawkwh">
+            <w:hyperlink w:history="1" r:id="rIdqeftyhw5ghref61qdokql">
               <w:r>
                 <w:rPr>
                   <w:rFonts w:ascii="Arial" w:cs="Arial" w:eastAsia="Arial" w:hAnsi="Arial"/>
@@ -21156,7 +21970,7 @@
               <w:spacing w:after="10" w:before="0"/>
               <w:ind w:left="120"/>
             </w:pPr>
-            <w:hyperlink w:history="1" r:id="rIdtss3qqzhpczda59mgaoos">
+            <w:hyperlink w:history="1" r:id="rIdtwarqyvhp53xiyw6nqemq">
               <w:r>
                 <w:rPr>
                   <w:rFonts w:ascii="Arial" w:cs="Arial" w:eastAsia="Arial" w:hAnsi="Arial"/>
@@ -21201,7 +22015,7 @@
             <w:pPr>
               <w:spacing w:after="20" w:before="0"/>
             </w:pPr>
-            <w:hyperlink w:history="1" r:id="rIdjcppfk_o-gyzp1zaiex9u">
+            <w:hyperlink w:history="1" r:id="rIdgzl7tivzyetml1kyovve9">
               <w:r>
                 <w:rPr>
                   <w:rFonts w:ascii="Arial" w:cs="Arial" w:eastAsia="Arial" w:hAnsi="Arial"/>
@@ -21250,7 +22064,7 @@
               <w:spacing w:after="10" w:before="0"/>
               <w:ind w:left="120"/>
             </w:pPr>
-            <w:hyperlink w:history="1" r:id="rIdbcvv5vd3-bnuiygf6b7iy">
+            <w:hyperlink w:history="1" r:id="rIdu8xewk91qcdd7ctt8lts3">
               <w:r>
                 <w:rPr>
                   <w:rFonts w:ascii="Arial" w:cs="Arial" w:eastAsia="Arial" w:hAnsi="Arial"/>
@@ -21278,6 +22092,7 @@
           </w:tcPr>
           <w:p>
             <w:pPr>
+              <w:keepNext w:val="false"/>
               <w:spacing w:after="40" w:before="0"/>
               <w:jc w:val="left"/>
             </w:pPr>
@@ -21310,6 +22125,7 @@
           </w:tcPr>
           <w:p>
             <w:pPr>
+              <w:keepNext w:val="false"/>
               <w:spacing w:after="40" w:before="0"/>
               <w:jc w:val="left"/>
             </w:pPr>
@@ -21342,6 +22158,7 @@
           </w:tcPr>
           <w:p>
             <w:pPr>
+              <w:keepNext w:val="false"/>
               <w:spacing w:after="40" w:before="0"/>
               <w:jc w:val="left"/>
             </w:pPr>
@@ -21374,6 +22191,7 @@
           </w:tcPr>
           <w:p>
             <w:pPr>
+              <w:keepNext w:val="false"/>
               <w:spacing w:after="40" w:before="0"/>
               <w:jc w:val="left"/>
             </w:pPr>
@@ -21408,6 +22226,7 @@
           </w:tcPr>
           <w:p>
             <w:pPr>
+              <w:keepNext w:val="false"/>
               <w:spacing w:after="40" w:before="0"/>
               <w:jc w:val="left"/>
             </w:pPr>
@@ -21445,7 +22264,7 @@
             <w:pPr>
               <w:spacing w:after="20" w:before="0"/>
             </w:pPr>
-            <w:hyperlink w:history="1" r:id="rIdwqnt9mpriyol-pdprbg0j">
+            <w:hyperlink w:history="1" r:id="rIddpwfwpbopxru77w_wmz2n">
               <w:r>
                 <w:rPr>
                   <w:rFonts w:ascii="Arial" w:cs="Arial" w:eastAsia="Arial" w:hAnsi="Arial"/>
@@ -21478,7 +22297,7 @@
               <w:spacing w:after="10" w:before="0"/>
               <w:ind w:left="120"/>
             </w:pPr>
-            <w:hyperlink w:history="1" r:id="rIdgza9zjyjtvqxdz8elvci9">
+            <w:hyperlink w:history="1" r:id="rIdisinlbijpasv2zwdhaatn">
               <w:r>
                 <w:rPr>
                   <w:rFonts w:ascii="Arial" w:cs="Arial" w:eastAsia="Arial" w:hAnsi="Arial"/>
@@ -21523,7 +22342,7 @@
             <w:pPr>
               <w:spacing w:after="20" w:before="0"/>
             </w:pPr>
-            <w:hyperlink w:history="1" r:id="rIdgqdshyjw3uxalhx9jqbjo">
+            <w:hyperlink w:history="1" r:id="rId7cv1gvgbwvmv0mpopvdut">
               <w:r>
                 <w:rPr>
                   <w:rFonts w:ascii="Arial" w:cs="Arial" w:eastAsia="Arial" w:hAnsi="Arial"/>
@@ -21556,7 +22375,7 @@
               <w:spacing w:after="10" w:before="0"/>
               <w:ind w:left="120"/>
             </w:pPr>
-            <w:hyperlink w:history="1" r:id="rIdshbpyahypv_mkdiinuf8f">
+            <w:hyperlink w:history="1" r:id="rIdrr32-xjnthjmgi_sey6wx">
               <w:r>
                 <w:rPr>
                   <w:rFonts w:ascii="Arial" w:cs="Arial" w:eastAsia="Arial" w:hAnsi="Arial"/>
@@ -21584,6 +22403,7 @@
           </w:tcPr>
           <w:p>
             <w:pPr>
+              <w:keepNext w:val="false"/>
               <w:spacing w:after="40" w:before="0"/>
               <w:jc w:val="left"/>
             </w:pPr>
@@ -21616,6 +22436,7 @@
           </w:tcPr>
           <w:p>
             <w:pPr>
+              <w:keepNext w:val="false"/>
               <w:spacing w:after="40" w:before="0"/>
               <w:jc w:val="left"/>
             </w:pPr>
@@ -21648,6 +22469,7 @@
           </w:tcPr>
           <w:p>
             <w:pPr>
+              <w:keepNext w:val="false"/>
               <w:spacing w:after="40" w:before="0"/>
               <w:jc w:val="left"/>
             </w:pPr>
@@ -21680,6 +22502,7 @@
           </w:tcPr>
           <w:p>
             <w:pPr>
+              <w:keepNext w:val="false"/>
               <w:spacing w:after="40" w:before="0"/>
               <w:jc w:val="left"/>
             </w:pPr>
@@ -21739,6 +22562,7 @@
           </w:tcPr>
           <w:p>
             <w:pPr>
+              <w:keepNext w:val="false"/>
               <w:spacing w:after="40" w:before="0"/>
               <w:jc w:val="center"/>
             </w:pPr>
@@ -21773,6 +22597,7 @@
           </w:tcPr>
           <w:p>
             <w:pPr>
+              <w:keepNext w:val="false"/>
               <w:spacing w:after="40" w:before="0"/>
               <w:jc w:val="left"/>
             </w:pPr>
@@ -21792,6 +22617,7 @@
           </w:p>
           <w:p>
             <w:pPr>
+              <w:keepNext w:val="false"/>
               <w:spacing w:after="40" w:before="0"/>
               <w:jc w:val="left"/>
             </w:pPr>
@@ -21811,6 +22637,7 @@
           </w:p>
           <w:p>
             <w:pPr>
+              <w:keepNext w:val="false"/>
               <w:spacing w:after="40" w:before="0"/>
               <w:jc w:val="left"/>
             </w:pPr>
@@ -21830,6 +22657,7 @@
           </w:p>
           <w:p>
             <w:pPr>
+              <w:keepNext w:val="false"/>
               <w:spacing w:after="40" w:before="0"/>
               <w:jc w:val="left"/>
             </w:pPr>
@@ -21849,6 +22677,7 @@
           </w:p>
           <w:p>
             <w:pPr>
+              <w:keepNext w:val="false"/>
               <w:spacing w:after="40" w:before="0"/>
               <w:jc w:val="left"/>
             </w:pPr>
@@ -21910,6 +22739,7 @@
           </w:tcPr>
           <w:p>
             <w:pPr>
+              <w:keepNext w:val="false"/>
               <w:spacing w:after="40" w:before="0"/>
               <w:jc w:val="center"/>
             </w:pPr>
@@ -21944,6 +22774,7 @@
           </w:tcPr>
           <w:p>
             <w:pPr>
+              <w:keepNext w:val="false"/>
               <w:spacing w:after="40" w:before="0"/>
               <w:jc w:val="left"/>
             </w:pPr>
@@ -21976,6 +22807,7 @@
           </w:tcPr>
           <w:p>
             <w:pPr>
+              <w:keepNext w:val="false"/>
               <w:spacing w:after="40" w:before="0"/>
               <w:jc w:val="left"/>
             </w:pPr>
@@ -22010,6 +22842,7 @@
           </w:tcPr>
           <w:p>
             <w:pPr>
+              <w:keepNext w:val="false"/>
               <w:spacing w:after="40" w:before="0"/>
               <w:jc w:val="left"/>
             </w:pPr>
@@ -22042,6 +22875,7 @@
           </w:tcPr>
           <w:p>
             <w:pPr>
+              <w:keepNext w:val="false"/>
               <w:spacing w:after="40" w:before="0"/>
               <w:jc w:val="left"/>
             </w:pPr>
@@ -22076,6 +22910,7 @@
           </w:tcPr>
           <w:p>
             <w:pPr>
+              <w:keepNext w:val="false"/>
               <w:spacing w:after="40" w:before="0"/>
               <w:jc w:val="left"/>
             </w:pPr>
@@ -22108,6 +22943,7 @@
           </w:tcPr>
           <w:p>
             <w:pPr>
+              <w:keepNext w:val="false"/>
               <w:spacing w:after="40" w:before="0"/>
               <w:jc w:val="left"/>
             </w:pPr>
@@ -22144,7 +22980,7 @@
         </w:rPr>
         <w:t xml:space="preserve">© 2026 SeaVuria and ARES. Aligned with KICD objectives. Developed by SeaVuria; technical implementation by ARES (with AI assistance from Claude). Licensed under </w:t>
       </w:r>
-      <w:hyperlink w:history="1" r:id="rIdb_wpt0fb1kohy3qznqgwk">
+      <w:hyperlink w:history="1" r:id="rIdord0fhlegkqo-f6gzuet1">
         <w:r>
           <w:rPr>
             <w:rFonts w:ascii="Arial" w:cs="Arial" w:eastAsia="Arial" w:hAnsi="Arial"/>
@@ -22165,7 +23001,7 @@
         </w:rPr>
         <w:t xml:space="preserve"> (</w:t>
       </w:r>
-      <w:hyperlink w:history="1" r:id="rIdo0owpsxayaq27jiflq1ns">
+      <w:hyperlink w:history="1" r:id="rIdxhdhmf8aq31y3rpcv_5vq">
         <w:r>
           <w:rPr>
             <w:rFonts w:ascii="Arial" w:cs="Arial" w:eastAsia="Arial" w:hAnsi="Arial"/>
@@ -22225,6 +23061,7 @@
           </w:tcPr>
           <w:p>
             <w:pPr>
+              <w:keepNext w:val="false"/>
               <w:spacing w:after="40" w:before="0"/>
               <w:jc w:val="center"/>
             </w:pPr>
@@ -22260,6 +23097,7 @@
           </w:tcPr>
           <w:p>
             <w:pPr>
+              <w:keepNext w:val="false"/>
               <w:spacing w:after="40" w:before="0"/>
               <w:jc w:val="center"/>
             </w:pPr>
@@ -22294,6 +23132,7 @@
           </w:tcPr>
           <w:p>
             <w:pPr>
+              <w:keepNext w:val="false"/>
               <w:spacing w:after="40" w:before="0"/>
               <w:jc w:val="left"/>
             </w:pPr>
@@ -22326,6 +23165,7 @@
           </w:tcPr>
           <w:p>
             <w:pPr>
+              <w:keepNext w:val="false"/>
               <w:spacing w:after="40" w:before="0"/>
               <w:jc w:val="left"/>
             </w:pPr>
@@ -22360,6 +23200,7 @@
           </w:tcPr>
           <w:p>
             <w:pPr>
+              <w:keepNext w:val="false"/>
               <w:spacing w:after="40" w:before="0"/>
               <w:jc w:val="left"/>
             </w:pPr>
@@ -22392,6 +23233,7 @@
           </w:tcPr>
           <w:p>
             <w:pPr>
+              <w:keepNext w:val="false"/>
               <w:spacing w:after="40" w:before="0"/>
               <w:jc w:val="left"/>
             </w:pPr>
@@ -22426,6 +23268,7 @@
           </w:tcPr>
           <w:p>
             <w:pPr>
+              <w:keepNext w:val="false"/>
               <w:spacing w:after="40" w:before="0"/>
               <w:jc w:val="left"/>
             </w:pPr>
@@ -22458,6 +23301,7 @@
           </w:tcPr>
           <w:p>
             <w:pPr>
+              <w:keepNext w:val="false"/>
               <w:spacing w:after="40" w:before="0"/>
               <w:jc w:val="left"/>
             </w:pPr>
@@ -22492,6 +23336,7 @@
           </w:tcPr>
           <w:p>
             <w:pPr>
+              <w:keepNext w:val="false"/>
               <w:spacing w:after="40" w:before="0"/>
               <w:jc w:val="left"/>
             </w:pPr>
@@ -22524,6 +23369,7 @@
           </w:tcPr>
           <w:p>
             <w:pPr>
+              <w:keepNext w:val="false"/>
               <w:spacing w:after="40" w:before="0"/>
               <w:jc w:val="left"/>
             </w:pPr>
@@ -22558,6 +23404,7 @@
           </w:tcPr>
           <w:p>
             <w:pPr>
+              <w:keepNext w:val="false"/>
               <w:spacing w:after="40" w:before="0"/>
               <w:jc w:val="left"/>
             </w:pPr>
@@ -22590,6 +23437,7 @@
           </w:tcPr>
           <w:p>
             <w:pPr>
+              <w:keepNext w:val="false"/>
               <w:spacing w:after="40" w:before="0"/>
               <w:jc w:val="left"/>
             </w:pPr>
@@ -22624,6 +23472,7 @@
           </w:tcPr>
           <w:p>
             <w:pPr>
+              <w:keepNext w:val="false"/>
               <w:spacing w:after="40" w:before="0"/>
               <w:jc w:val="left"/>
             </w:pPr>
@@ -22656,6 +23505,7 @@
           </w:tcPr>
           <w:p>
             <w:pPr>
+              <w:keepNext w:val="false"/>
               <w:spacing w:after="40" w:before="0"/>
               <w:jc w:val="left"/>
             </w:pPr>
@@ -22690,6 +23540,7 @@
           </w:tcPr>
           <w:p>
             <w:pPr>
+              <w:keepNext w:val="false"/>
               <w:spacing w:after="40" w:before="0"/>
               <w:jc w:val="left"/>
             </w:pPr>
@@ -22722,6 +23573,7 @@
           </w:tcPr>
           <w:p>
             <w:pPr>
+              <w:keepNext w:val="false"/>
               <w:spacing w:after="40" w:before="0"/>
               <w:jc w:val="left"/>
             </w:pPr>
@@ -22756,6 +23608,7 @@
           </w:tcPr>
           <w:p>
             <w:pPr>
+              <w:keepNext w:val="false"/>
               <w:spacing w:after="40" w:before="0"/>
               <w:jc w:val="left"/>
             </w:pPr>
@@ -22788,6 +23641,7 @@
           </w:tcPr>
           <w:p>
             <w:pPr>
+              <w:keepNext w:val="false"/>
               <w:spacing w:after="40" w:before="0"/>
               <w:jc w:val="left"/>
             </w:pPr>
@@ -22847,6 +23701,7 @@
           </w:tcPr>
           <w:p>
             <w:pPr>
+              <w:keepNext w:val="false"/>
               <w:spacing w:after="40" w:before="0"/>
               <w:jc w:val="center"/>
             </w:pPr>
@@ -22881,6 +23736,7 @@
           </w:tcPr>
           <w:p>
             <w:pPr>
+              <w:keepNext w:val="false"/>
               <w:spacing w:after="40" w:before="0"/>
               <w:jc w:val="left"/>
             </w:pPr>
@@ -22945,6 +23801,7 @@
           </w:tcPr>
           <w:p>
             <w:pPr>
+              <w:keepNext w:val="false"/>
               <w:spacing w:after="40" w:before="0"/>
               <w:jc w:val="center"/>
             </w:pPr>
@@ -22979,6 +23836,7 @@
           </w:tcPr>
           <w:p>
             <w:pPr>
+              <w:keepNext w:val="false"/>
               <w:spacing w:after="40" w:before="0"/>
               <w:jc w:val="left"/>
             </w:pPr>
@@ -23011,6 +23869,7 @@
           </w:tcPr>
           <w:p>
             <w:pPr>
+              <w:keepNext w:val="false"/>
               <w:spacing w:after="40" w:before="0"/>
               <w:jc w:val="left"/>
             </w:pPr>
@@ -23043,6 +23902,7 @@
           </w:tcPr>
           <w:p>
             <w:pPr>
+              <w:keepNext w:val="false"/>
               <w:spacing w:after="40" w:before="0"/>
               <w:jc w:val="left"/>
             </w:pPr>
@@ -23075,6 +23935,7 @@
           </w:tcPr>
           <w:p>
             <w:pPr>
+              <w:keepNext w:val="false"/>
               <w:spacing w:after="40" w:before="0"/>
               <w:jc w:val="left"/>
             </w:pPr>
@@ -23107,6 +23968,7 @@
           </w:tcPr>
           <w:p>
             <w:pPr>
+              <w:keepNext w:val="false"/>
               <w:spacing w:after="40" w:before="0"/>
               <w:jc w:val="left"/>
             </w:pPr>
@@ -23141,6 +24003,7 @@
           </w:tcPr>
           <w:p>
             <w:pPr>
+              <w:keepNext w:val="false"/>
               <w:spacing w:after="40" w:before="0"/>
               <w:jc w:val="left"/>
             </w:pPr>
@@ -23178,7 +24041,7 @@
             <w:pPr>
               <w:spacing w:after="20" w:before="0"/>
             </w:pPr>
-            <w:hyperlink w:history="1" r:id="rId6wntwxpduj6zvj1cnlobi">
+            <w:hyperlink w:history="1" r:id="rIdv7tmk7_ymrxd2bckfafkd">
               <w:r>
                 <w:rPr>
                   <w:rFonts w:ascii="Arial" w:cs="Arial" w:eastAsia="Arial" w:hAnsi="Arial"/>
@@ -23211,7 +24074,7 @@
               <w:spacing w:after="10" w:before="0"/>
               <w:ind w:left="120"/>
             </w:pPr>
-            <w:hyperlink w:history="1" r:id="rIdbb0f66meaxtk1fevq9ik-">
+            <w:hyperlink w:history="1" r:id="rIdxpzrtojg6v5volf2ymkkt">
               <w:r>
                 <w:rPr>
                   <w:rFonts w:ascii="Arial" w:cs="Arial" w:eastAsia="Arial" w:hAnsi="Arial"/>
@@ -23256,7 +24119,7 @@
             <w:pPr>
               <w:spacing w:after="20" w:before="0"/>
             </w:pPr>
-            <w:hyperlink w:history="1" r:id="rId5rre8suabna09ymxheyr_">
+            <w:hyperlink w:history="1" r:id="rIdxofk4jiq-ferrcodcrr-c">
               <w:r>
                 <w:rPr>
                   <w:rFonts w:ascii="Arial" w:cs="Arial" w:eastAsia="Arial" w:hAnsi="Arial"/>
@@ -23289,7 +24152,7 @@
               <w:spacing w:after="10" w:before="0"/>
               <w:ind w:left="120"/>
             </w:pPr>
-            <w:hyperlink w:history="1" r:id="rIdrxxvxy-l0jshrzuoyfad0">
+            <w:hyperlink w:history="1" r:id="rIdibm4onm_tejjcafpvilzm">
               <w:r>
                 <w:rPr>
                   <w:rFonts w:ascii="Arial" w:cs="Arial" w:eastAsia="Arial" w:hAnsi="Arial"/>
@@ -23317,6 +24180,7 @@
           </w:tcPr>
           <w:p>
             <w:pPr>
+              <w:keepNext w:val="false"/>
               <w:spacing w:after="40" w:before="0"/>
               <w:jc w:val="left"/>
             </w:pPr>
@@ -23349,6 +24213,7 @@
           </w:tcPr>
           <w:p>
             <w:pPr>
+              <w:keepNext w:val="false"/>
               <w:spacing w:after="40" w:before="0"/>
               <w:jc w:val="left"/>
             </w:pPr>
@@ -23381,6 +24246,7 @@
           </w:tcPr>
           <w:p>
             <w:pPr>
+              <w:keepNext w:val="false"/>
               <w:spacing w:after="40" w:before="0"/>
               <w:jc w:val="left"/>
             </w:pPr>
@@ -23413,6 +24279,7 @@
           </w:tcPr>
           <w:p>
             <w:pPr>
+              <w:keepNext w:val="false"/>
               <w:spacing w:after="40" w:before="0"/>
               <w:jc w:val="left"/>
             </w:pPr>
@@ -23447,6 +24314,7 @@
           </w:tcPr>
           <w:p>
             <w:pPr>
+              <w:keepNext w:val="false"/>
               <w:spacing w:after="40" w:before="0"/>
               <w:jc w:val="left"/>
             </w:pPr>
@@ -23484,7 +24352,7 @@
             <w:pPr>
               <w:spacing w:after="20" w:before="0"/>
             </w:pPr>
-            <w:hyperlink w:history="1" r:id="rIdermdi-nh4fxzescodhzcu">
+            <w:hyperlink w:history="1" r:id="rIdvqkavseshezrk8o0ebqpe">
               <w:r>
                 <w:rPr>
                   <w:rFonts w:ascii="Arial" w:cs="Arial" w:eastAsia="Arial" w:hAnsi="Arial"/>
@@ -23517,7 +24385,7 @@
               <w:spacing w:after="10" w:before="0"/>
               <w:ind w:left="120"/>
             </w:pPr>
-            <w:hyperlink w:history="1" r:id="rIdqox6awzndxim7nk2pnhyw">
+            <w:hyperlink w:history="1" r:id="rIdg2mc5lt_3xqrmbu7bkjkd">
               <w:r>
                 <w:rPr>
                   <w:rFonts w:ascii="Arial" w:cs="Arial" w:eastAsia="Arial" w:hAnsi="Arial"/>
@@ -23562,7 +24430,7 @@
             <w:pPr>
               <w:spacing w:after="20" w:before="0"/>
             </w:pPr>
-            <w:hyperlink w:history="1" r:id="rIdlbvzwippauq724jrwdodn">
+            <w:hyperlink w:history="1" r:id="rIdhwvchdoe-sdlyoznntoac">
               <w:r>
                 <w:rPr>
                   <w:rFonts w:ascii="Arial" w:cs="Arial" w:eastAsia="Arial" w:hAnsi="Arial"/>
@@ -23595,7 +24463,7 @@
               <w:spacing w:after="10" w:before="0"/>
               <w:ind w:left="120"/>
             </w:pPr>
-            <w:hyperlink w:history="1" r:id="rIdtt4t-bb5yegpgfhauknp9">
+            <w:hyperlink w:history="1" r:id="rIdekc04_09hco-vh1cxwlnk">
               <w:r>
                 <w:rPr>
                   <w:rFonts w:ascii="Arial" w:cs="Arial" w:eastAsia="Arial" w:hAnsi="Arial"/>
@@ -23623,6 +24491,7 @@
           </w:tcPr>
           <w:p>
             <w:pPr>
+              <w:keepNext w:val="false"/>
               <w:spacing w:after="40" w:before="0"/>
               <w:jc w:val="left"/>
             </w:pPr>
@@ -23655,6 +24524,7 @@
           </w:tcPr>
           <w:p>
             <w:pPr>
+              <w:keepNext w:val="false"/>
               <w:spacing w:after="40" w:before="0"/>
               <w:jc w:val="left"/>
             </w:pPr>
@@ -23674,6 +24544,7 @@
           </w:p>
           <w:p>
             <w:pPr>
+              <w:keepNext w:val="false"/>
               <w:spacing w:after="40" w:before="0"/>
               <w:jc w:val="left"/>
             </w:pPr>
@@ -23693,6 +24564,7 @@
           </w:p>
           <w:p>
             <w:pPr>
+              <w:keepNext w:val="false"/>
               <w:spacing w:after="40" w:before="0"/>
               <w:jc w:val="left"/>
             </w:pPr>
@@ -23725,6 +24597,7 @@
           </w:tcPr>
           <w:p>
             <w:pPr>
+              <w:keepNext w:val="false"/>
               <w:spacing w:after="40" w:before="0"/>
               <w:jc w:val="left"/>
             </w:pPr>
@@ -23757,6 +24630,7 @@
           </w:tcPr>
           <w:p>
             <w:pPr>
+              <w:keepNext w:val="false"/>
               <w:spacing w:after="40" w:before="0"/>
               <w:jc w:val="left"/>
             </w:pPr>
@@ -23791,6 +24665,7 @@
           </w:tcPr>
           <w:p>
             <w:pPr>
+              <w:keepNext w:val="false"/>
               <w:spacing w:after="40" w:before="0"/>
               <w:jc w:val="left"/>
             </w:pPr>
@@ -23828,7 +24703,7 @@
             <w:pPr>
               <w:spacing w:after="20" w:before="0"/>
             </w:pPr>
-            <w:hyperlink w:history="1" r:id="rId4e5atvzufssuvxtif0gix">
+            <w:hyperlink w:history="1" r:id="rId-ebl1wr068j7oittr_lxz">
               <w:r>
                 <w:rPr>
                   <w:rFonts w:ascii="Arial" w:cs="Arial" w:eastAsia="Arial" w:hAnsi="Arial"/>
@@ -23877,7 +24752,7 @@
               <w:spacing w:after="10" w:before="0"/>
               <w:ind w:left="120"/>
             </w:pPr>
-            <w:hyperlink w:history="1" r:id="rId5ydfoaxxmn1vjao7ifqoi">
+            <w:hyperlink w:history="1" r:id="rIdwl0nyqtrsmxyrrmssdykx">
               <w:r>
                 <w:rPr>
                   <w:rFonts w:ascii="Arial" w:cs="Arial" w:eastAsia="Arial" w:hAnsi="Arial"/>
@@ -23922,7 +24797,7 @@
             <w:pPr>
               <w:spacing w:after="20" w:before="0"/>
             </w:pPr>
-            <w:hyperlink w:history="1" r:id="rIdbwqzb-wjuurja3pfkhqmz">
+            <w:hyperlink w:history="1" r:id="rId77lpi3uquvebayjllm477">
               <w:r>
                 <w:rPr>
                   <w:rFonts w:ascii="Arial" w:cs="Arial" w:eastAsia="Arial" w:hAnsi="Arial"/>
@@ -23971,7 +24846,7 @@
               <w:spacing w:after="10" w:before="0"/>
               <w:ind w:left="120"/>
             </w:pPr>
-            <w:hyperlink w:history="1" r:id="rIdgfw3lsbmodsuvscw4nc8s">
+            <w:hyperlink w:history="1" r:id="rIdt59qxq5hzxnzg8qgugx59">
               <w:r>
                 <w:rPr>
                   <w:rFonts w:ascii="Arial" w:cs="Arial" w:eastAsia="Arial" w:hAnsi="Arial"/>
@@ -23999,6 +24874,7 @@
           </w:tcPr>
           <w:p>
             <w:pPr>
+              <w:keepNext w:val="false"/>
               <w:spacing w:after="40" w:before="0"/>
               <w:jc w:val="left"/>
             </w:pPr>
@@ -24031,6 +24907,7 @@
           </w:tcPr>
           <w:p>
             <w:pPr>
+              <w:keepNext w:val="false"/>
               <w:spacing w:after="40" w:before="0"/>
               <w:jc w:val="left"/>
             </w:pPr>
@@ -24063,6 +24940,7 @@
           </w:tcPr>
           <w:p>
             <w:pPr>
+              <w:keepNext w:val="false"/>
               <w:spacing w:after="40" w:before="0"/>
               <w:jc w:val="left"/>
             </w:pPr>
@@ -24095,6 +24973,7 @@
           </w:tcPr>
           <w:p>
             <w:pPr>
+              <w:keepNext w:val="false"/>
               <w:spacing w:after="40" w:before="0"/>
               <w:jc w:val="left"/>
             </w:pPr>
@@ -24129,6 +25008,7 @@
           </w:tcPr>
           <w:p>
             <w:pPr>
+              <w:keepNext w:val="false"/>
               <w:spacing w:after="40" w:before="0"/>
               <w:jc w:val="left"/>
             </w:pPr>
@@ -24166,7 +25046,7 @@
             <w:pPr>
               <w:spacing w:after="20" w:before="0"/>
             </w:pPr>
-            <w:hyperlink w:history="1" r:id="rIddmmx1eupip6dc4dkjqcrp">
+            <w:hyperlink w:history="1" r:id="rIdoyfxp9dqpcoy-ipiqjak5">
               <w:r>
                 <w:rPr>
                   <w:rFonts w:ascii="Arial" w:cs="Arial" w:eastAsia="Arial" w:hAnsi="Arial"/>
@@ -24215,7 +25095,7 @@
               <w:spacing w:after="10" w:before="0"/>
               <w:ind w:left="120"/>
             </w:pPr>
-            <w:hyperlink w:history="1" r:id="rIdo1wlyrfhmyvvkxm-zudyf">
+            <w:hyperlink w:history="1" r:id="rId3r19s2pr7fsdk9kufgtrq">
               <w:r>
                 <w:rPr>
                   <w:rFonts w:ascii="Arial" w:cs="Arial" w:eastAsia="Arial" w:hAnsi="Arial"/>
@@ -24260,7 +25140,7 @@
             <w:pPr>
               <w:spacing w:after="20" w:before="0"/>
             </w:pPr>
-            <w:hyperlink w:history="1" r:id="rIdaager31ofhfxberjb5p0u">
+            <w:hyperlink w:history="1" r:id="rIda4zj_keacio0wbmwx-un4">
               <w:r>
                 <w:rPr>
                   <w:rFonts w:ascii="Arial" w:cs="Arial" w:eastAsia="Arial" w:hAnsi="Arial"/>
@@ -24293,7 +25173,7 @@
               <w:spacing w:after="10" w:before="0"/>
               <w:ind w:left="120"/>
             </w:pPr>
-            <w:hyperlink w:history="1" r:id="rIdmena27nwotv4ltzl5tpdm">
+            <w:hyperlink w:history="1" r:id="rId6e4vmqlrjj_1ks0unr_uv">
               <w:r>
                 <w:rPr>
                   <w:rFonts w:ascii="Arial" w:cs="Arial" w:eastAsia="Arial" w:hAnsi="Arial"/>
@@ -24321,6 +25201,7 @@
           </w:tcPr>
           <w:p>
             <w:pPr>
+              <w:keepNext w:val="false"/>
               <w:spacing w:after="40" w:before="0"/>
               <w:jc w:val="left"/>
             </w:pPr>
@@ -24353,6 +25234,7 @@
           </w:tcPr>
           <w:p>
             <w:pPr>
+              <w:keepNext w:val="false"/>
               <w:spacing w:after="40" w:before="0"/>
               <w:jc w:val="left"/>
             </w:pPr>
@@ -24385,6 +25267,7 @@
           </w:tcPr>
           <w:p>
             <w:pPr>
+              <w:keepNext w:val="false"/>
               <w:spacing w:after="40" w:before="0"/>
               <w:jc w:val="left"/>
             </w:pPr>
@@ -24417,6 +25300,7 @@
           </w:tcPr>
           <w:p>
             <w:pPr>
+              <w:keepNext w:val="false"/>
               <w:spacing w:after="40" w:before="0"/>
               <w:jc w:val="left"/>
             </w:pPr>
@@ -24451,6 +25335,7 @@
           </w:tcPr>
           <w:p>
             <w:pPr>
+              <w:keepNext w:val="false"/>
               <w:spacing w:after="40" w:before="0"/>
               <w:jc w:val="left"/>
             </w:pPr>
@@ -24488,7 +25373,7 @@
             <w:pPr>
               <w:spacing w:after="20" w:before="0"/>
             </w:pPr>
-            <w:hyperlink w:history="1" r:id="rIdkd2zch3zgb0swykwi4vvq">
+            <w:hyperlink w:history="1" r:id="rIdwblzsziyx8l3otlzqweza">
               <w:r>
                 <w:rPr>
                   <w:rFonts w:ascii="Arial" w:cs="Arial" w:eastAsia="Arial" w:hAnsi="Arial"/>
@@ -24521,7 +25406,7 @@
               <w:spacing w:after="10" w:before="0"/>
               <w:ind w:left="120"/>
             </w:pPr>
-            <w:hyperlink w:history="1" r:id="rIdy-jupbrgbmnrshmftsax1">
+            <w:hyperlink w:history="1" r:id="rIdhikt8mdezcqhurlvepih9">
               <w:r>
                 <w:rPr>
                   <w:rFonts w:ascii="Arial" w:cs="Arial" w:eastAsia="Arial" w:hAnsi="Arial"/>
@@ -24566,7 +25451,7 @@
             <w:pPr>
               <w:spacing w:after="20" w:before="0"/>
             </w:pPr>
-            <w:hyperlink w:history="1" r:id="rId_crqzqzdmyncim_vikhhi">
+            <w:hyperlink w:history="1" r:id="rIdnkgnlor1qjgaemfuan1jd">
               <w:r>
                 <w:rPr>
                   <w:rFonts w:ascii="Arial" w:cs="Arial" w:eastAsia="Arial" w:hAnsi="Arial"/>
@@ -24599,7 +25484,7 @@
               <w:spacing w:after="10" w:before="0"/>
               <w:ind w:left="120"/>
             </w:pPr>
-            <w:hyperlink w:history="1" r:id="rIdtcciuwyzpylh3mmfka9il">
+            <w:hyperlink w:history="1" r:id="rIdxcofieb138i3tma6mvsfi">
               <w:r>
                 <w:rPr>
                   <w:rFonts w:ascii="Arial" w:cs="Arial" w:eastAsia="Arial" w:hAnsi="Arial"/>
@@ -24627,6 +25512,7 @@
           </w:tcPr>
           <w:p>
             <w:pPr>
+              <w:keepNext w:val="false"/>
               <w:spacing w:after="40" w:before="0"/>
               <w:jc w:val="left"/>
             </w:pPr>
@@ -24659,6 +25545,7 @@
           </w:tcPr>
           <w:p>
             <w:pPr>
+              <w:keepNext w:val="false"/>
               <w:spacing w:after="40" w:before="0"/>
               <w:jc w:val="left"/>
             </w:pPr>
@@ -24691,6 +25578,7 @@
           </w:tcPr>
           <w:p>
             <w:pPr>
+              <w:keepNext w:val="false"/>
               <w:spacing w:after="40" w:before="0"/>
               <w:jc w:val="left"/>
             </w:pPr>
@@ -24723,6 +25611,7 @@
           </w:tcPr>
           <w:p>
             <w:pPr>
+              <w:keepNext w:val="false"/>
               <w:spacing w:after="40" w:before="0"/>
               <w:jc w:val="left"/>
             </w:pPr>
@@ -24782,6 +25671,7 @@
           </w:tcPr>
           <w:p>
             <w:pPr>
+              <w:keepNext w:val="false"/>
               <w:spacing w:after="40" w:before="0"/>
               <w:jc w:val="center"/>
             </w:pPr>
@@ -24816,6 +25706,7 @@
           </w:tcPr>
           <w:p>
             <w:pPr>
+              <w:keepNext w:val="false"/>
               <w:spacing w:after="40" w:before="0"/>
               <w:jc w:val="left"/>
             </w:pPr>
@@ -24877,6 +25768,7 @@
           </w:tcPr>
           <w:p>
             <w:pPr>
+              <w:keepNext w:val="false"/>
               <w:spacing w:after="40" w:before="0"/>
               <w:jc w:val="center"/>
             </w:pPr>
@@ -24911,6 +25803,7 @@
           </w:tcPr>
           <w:p>
             <w:pPr>
+              <w:keepNext w:val="false"/>
               <w:spacing w:after="40" w:before="0"/>
               <w:jc w:val="left"/>
             </w:pPr>
@@ -24943,6 +25836,7 @@
           </w:tcPr>
           <w:p>
             <w:pPr>
+              <w:keepNext w:val="false"/>
               <w:spacing w:after="40" w:before="0"/>
               <w:jc w:val="left"/>
             </w:pPr>
@@ -24977,6 +25871,7 @@
           </w:tcPr>
           <w:p>
             <w:pPr>
+              <w:keepNext w:val="false"/>
               <w:spacing w:after="40" w:before="0"/>
               <w:jc w:val="left"/>
             </w:pPr>
@@ -25009,6 +25904,7 @@
           </w:tcPr>
           <w:p>
             <w:pPr>
+              <w:keepNext w:val="false"/>
               <w:spacing w:after="40" w:before="0"/>
               <w:jc w:val="left"/>
             </w:pPr>
@@ -25043,6 +25939,7 @@
           </w:tcPr>
           <w:p>
             <w:pPr>
+              <w:keepNext w:val="false"/>
               <w:spacing w:after="40" w:before="0"/>
               <w:jc w:val="left"/>
             </w:pPr>
@@ -25075,6 +25972,7 @@
           </w:tcPr>
           <w:p>
             <w:pPr>
+              <w:keepNext w:val="false"/>
               <w:spacing w:after="40" w:before="0"/>
               <w:jc w:val="left"/>
             </w:pPr>
@@ -25111,7 +26009,7 @@
         </w:rPr>
         <w:t xml:space="preserve">© 2026 SeaVuria and ARES. Aligned with KICD objectives. Developed by SeaVuria; technical implementation by ARES (with AI assistance from Claude). Licensed under </w:t>
       </w:r>
-      <w:hyperlink w:history="1" r:id="rIdmj5simfro2uwpe4exb3gy">
+      <w:hyperlink w:history="1" r:id="rIddl2p35spwn8_lhzxs8uca">
         <w:r>
           <w:rPr>
             <w:rFonts w:ascii="Arial" w:cs="Arial" w:eastAsia="Arial" w:hAnsi="Arial"/>
@@ -25132,7 +26030,7 @@
         </w:rPr>
         <w:t xml:space="preserve"> (</w:t>
       </w:r>
-      <w:hyperlink w:history="1" r:id="rIdznjmag_zdkhfqlsxrkojd">
+      <w:hyperlink w:history="1" r:id="rIdw63xkuica2hgr0zf-k38e">
         <w:r>
           <w:rPr>
             <w:rFonts w:ascii="Arial" w:cs="Arial" w:eastAsia="Arial" w:hAnsi="Arial"/>
@@ -25192,6 +26090,7 @@
           </w:tcPr>
           <w:p>
             <w:pPr>
+              <w:keepNext w:val="false"/>
               <w:spacing w:after="40" w:before="0"/>
               <w:jc w:val="center"/>
             </w:pPr>
@@ -25227,6 +26126,7 @@
           </w:tcPr>
           <w:p>
             <w:pPr>
+              <w:keepNext w:val="false"/>
               <w:spacing w:after="40" w:before="0"/>
               <w:jc w:val="center"/>
             </w:pPr>
@@ -25261,6 +26161,7 @@
           </w:tcPr>
           <w:p>
             <w:pPr>
+              <w:keepNext w:val="false"/>
               <w:spacing w:after="40" w:before="0"/>
               <w:jc w:val="left"/>
             </w:pPr>
@@ -25293,6 +26194,7 @@
           </w:tcPr>
           <w:p>
             <w:pPr>
+              <w:keepNext w:val="false"/>
               <w:spacing w:after="40" w:before="0"/>
               <w:jc w:val="left"/>
             </w:pPr>
@@ -25327,6 +26229,7 @@
           </w:tcPr>
           <w:p>
             <w:pPr>
+              <w:keepNext w:val="false"/>
               <w:spacing w:after="40" w:before="0"/>
               <w:jc w:val="left"/>
             </w:pPr>
@@ -25359,6 +26262,7 @@
           </w:tcPr>
           <w:p>
             <w:pPr>
+              <w:keepNext w:val="false"/>
               <w:spacing w:after="40" w:before="0"/>
               <w:jc w:val="left"/>
             </w:pPr>
@@ -25393,6 +26297,7 @@
           </w:tcPr>
           <w:p>
             <w:pPr>
+              <w:keepNext w:val="false"/>
               <w:spacing w:after="40" w:before="0"/>
               <w:jc w:val="left"/>
             </w:pPr>
@@ -25425,6 +26330,7 @@
           </w:tcPr>
           <w:p>
             <w:pPr>
+              <w:keepNext w:val="false"/>
               <w:spacing w:after="40" w:before="0"/>
               <w:jc w:val="left"/>
             </w:pPr>
@@ -25459,6 +26365,7 @@
           </w:tcPr>
           <w:p>
             <w:pPr>
+              <w:keepNext w:val="false"/>
               <w:spacing w:after="40" w:before="0"/>
               <w:jc w:val="left"/>
             </w:pPr>
@@ -25491,6 +26398,7 @@
           </w:tcPr>
           <w:p>
             <w:pPr>
+              <w:keepNext w:val="false"/>
               <w:spacing w:after="40" w:before="0"/>
               <w:jc w:val="left"/>
             </w:pPr>
@@ -25525,6 +26433,7 @@
           </w:tcPr>
           <w:p>
             <w:pPr>
+              <w:keepNext w:val="false"/>
               <w:spacing w:after="40" w:before="0"/>
               <w:jc w:val="left"/>
             </w:pPr>
@@ -25557,6 +26466,7 @@
           </w:tcPr>
           <w:p>
             <w:pPr>
+              <w:keepNext w:val="false"/>
               <w:spacing w:after="40" w:before="0"/>
               <w:jc w:val="left"/>
             </w:pPr>
@@ -25591,6 +26501,7 @@
           </w:tcPr>
           <w:p>
             <w:pPr>
+              <w:keepNext w:val="false"/>
               <w:spacing w:after="40" w:before="0"/>
               <w:jc w:val="left"/>
             </w:pPr>
@@ -25623,6 +26534,7 @@
           </w:tcPr>
           <w:p>
             <w:pPr>
+              <w:keepNext w:val="false"/>
               <w:spacing w:after="40" w:before="0"/>
               <w:jc w:val="left"/>
             </w:pPr>
@@ -25657,6 +26569,7 @@
           </w:tcPr>
           <w:p>
             <w:pPr>
+              <w:keepNext w:val="false"/>
               <w:spacing w:after="40" w:before="0"/>
               <w:jc w:val="left"/>
             </w:pPr>
@@ -25689,6 +26602,7 @@
           </w:tcPr>
           <w:p>
             <w:pPr>
+              <w:keepNext w:val="false"/>
               <w:spacing w:after="40" w:before="0"/>
               <w:jc w:val="left"/>
             </w:pPr>
@@ -25723,6 +26637,7 @@
           </w:tcPr>
           <w:p>
             <w:pPr>
+              <w:keepNext w:val="false"/>
               <w:spacing w:after="40" w:before="0"/>
               <w:jc w:val="left"/>
             </w:pPr>
@@ -25755,6 +26670,7 @@
           </w:tcPr>
           <w:p>
             <w:pPr>
+              <w:keepNext w:val="false"/>
               <w:spacing w:after="40" w:before="0"/>
               <w:jc w:val="left"/>
             </w:pPr>
@@ -25814,6 +26730,7 @@
           </w:tcPr>
           <w:p>
             <w:pPr>
+              <w:keepNext w:val="false"/>
               <w:spacing w:after="40" w:before="0"/>
               <w:jc w:val="center"/>
             </w:pPr>
@@ -25848,6 +26765,7 @@
           </w:tcPr>
           <w:p>
             <w:pPr>
+              <w:keepNext w:val="false"/>
               <w:spacing w:after="40" w:before="0"/>
               <w:jc w:val="left"/>
             </w:pPr>
@@ -25912,6 +26830,7 @@
           </w:tcPr>
           <w:p>
             <w:pPr>
+              <w:keepNext w:val="false"/>
               <w:spacing w:after="40" w:before="0"/>
               <w:jc w:val="center"/>
             </w:pPr>
@@ -25946,6 +26865,7 @@
           </w:tcPr>
           <w:p>
             <w:pPr>
+              <w:keepNext w:val="false"/>
               <w:spacing w:after="40" w:before="0"/>
               <w:jc w:val="left"/>
             </w:pPr>
@@ -25978,6 +26898,7 @@
           </w:tcPr>
           <w:p>
             <w:pPr>
+              <w:keepNext w:val="false"/>
               <w:spacing w:after="40" w:before="0"/>
               <w:jc w:val="left"/>
             </w:pPr>
@@ -26010,6 +26931,7 @@
           </w:tcPr>
           <w:p>
             <w:pPr>
+              <w:keepNext w:val="false"/>
               <w:spacing w:after="40" w:before="0"/>
               <w:jc w:val="left"/>
             </w:pPr>
@@ -26042,6 +26964,7 @@
           </w:tcPr>
           <w:p>
             <w:pPr>
+              <w:keepNext w:val="false"/>
               <w:spacing w:after="40" w:before="0"/>
               <w:jc w:val="left"/>
             </w:pPr>
@@ -26074,6 +26997,7 @@
           </w:tcPr>
           <w:p>
             <w:pPr>
+              <w:keepNext w:val="false"/>
               <w:spacing w:after="40" w:before="0"/>
               <w:jc w:val="left"/>
             </w:pPr>
@@ -26108,6 +27032,7 @@
           </w:tcPr>
           <w:p>
             <w:pPr>
+              <w:keepNext w:val="false"/>
               <w:spacing w:after="40" w:before="0"/>
               <w:jc w:val="left"/>
             </w:pPr>
@@ -26145,7 +27070,7 @@
             <w:pPr>
               <w:spacing w:after="20" w:before="0"/>
             </w:pPr>
-            <w:hyperlink w:history="1" r:id="rIduywpw-ux4bpqvkkkquxn2">
+            <w:hyperlink w:history="1" r:id="rIdsvvvwhcmuyffpukjsck7q">
               <w:r>
                 <w:rPr>
                   <w:rFonts w:ascii="Arial" w:cs="Arial" w:eastAsia="Arial" w:hAnsi="Arial"/>
@@ -26178,7 +27103,7 @@
               <w:spacing w:after="10" w:before="0"/>
               <w:ind w:left="120"/>
             </w:pPr>
-            <w:hyperlink w:history="1" r:id="rIdtmilddrifonvsx7zyijew">
+            <w:hyperlink w:history="1" r:id="rIdyga_7eyva1z82oijzimu8">
               <w:r>
                 <w:rPr>
                   <w:rFonts w:ascii="Arial" w:cs="Arial" w:eastAsia="Arial" w:hAnsi="Arial"/>
@@ -26223,7 +27148,7 @@
             <w:pPr>
               <w:spacing w:after="20" w:before="0"/>
             </w:pPr>
-            <w:hyperlink w:history="1" r:id="rId9-2bvtjgszzcs2j4rn1nu">
+            <w:hyperlink w:history="1" r:id="rIdosuzbbhtd5ncqihmstcjr">
               <w:r>
                 <w:rPr>
                   <w:rFonts w:ascii="Arial" w:cs="Arial" w:eastAsia="Arial" w:hAnsi="Arial"/>
@@ -26256,7 +27181,7 @@
               <w:spacing w:after="10" w:before="0"/>
               <w:ind w:left="120"/>
             </w:pPr>
-            <w:hyperlink w:history="1" r:id="rIdiyqxtmtqxudm1whd7anyr">
+            <w:hyperlink w:history="1" r:id="rIderql0-gk3kqbefznwso23">
               <w:r>
                 <w:rPr>
                   <w:rFonts w:ascii="Arial" w:cs="Arial" w:eastAsia="Arial" w:hAnsi="Arial"/>
@@ -26284,6 +27209,7 @@
           </w:tcPr>
           <w:p>
             <w:pPr>
+              <w:keepNext w:val="false"/>
               <w:spacing w:after="40" w:before="0"/>
               <w:jc w:val="left"/>
             </w:pPr>
@@ -26316,6 +27242,7 @@
           </w:tcPr>
           <w:p>
             <w:pPr>
+              <w:keepNext w:val="false"/>
               <w:spacing w:after="40" w:before="0"/>
               <w:jc w:val="left"/>
             </w:pPr>
@@ -26335,6 +27262,7 @@
           </w:p>
           <w:p>
             <w:pPr>
+              <w:keepNext w:val="false"/>
               <w:spacing w:after="40" w:before="0"/>
               <w:jc w:val="left"/>
             </w:pPr>
@@ -26354,6 +27282,7 @@
           </w:p>
           <w:p>
             <w:pPr>
+              <w:keepNext w:val="false"/>
               <w:spacing w:after="40" w:before="0"/>
               <w:jc w:val="left"/>
             </w:pPr>
@@ -26373,6 +27302,7 @@
           </w:p>
           <w:p>
             <w:pPr>
+              <w:keepNext w:val="false"/>
               <w:spacing w:after="40" w:before="0"/>
               <w:jc w:val="left"/>
             </w:pPr>
@@ -26392,6 +27322,7 @@
           </w:p>
           <w:p>
             <w:pPr>
+              <w:keepNext w:val="false"/>
               <w:spacing w:after="40" w:before="0"/>
               <w:jc w:val="left"/>
             </w:pPr>
@@ -26411,6 +27342,7 @@
           </w:p>
           <w:p>
             <w:pPr>
+              <w:keepNext w:val="false"/>
               <w:spacing w:after="40" w:before="0"/>
               <w:jc w:val="left"/>
             </w:pPr>
@@ -26430,6 +27362,7 @@
           </w:p>
           <w:p>
             <w:pPr>
+              <w:keepNext w:val="false"/>
               <w:spacing w:after="40" w:before="0"/>
               <w:jc w:val="left"/>
             </w:pPr>
@@ -26449,6 +27382,7 @@
           </w:p>
           <w:p>
             <w:pPr>
+              <w:keepNext w:val="false"/>
               <w:spacing w:after="40" w:before="0"/>
               <w:jc w:val="left"/>
             </w:pPr>
@@ -26468,6 +27402,7 @@
           </w:p>
           <w:p>
             <w:pPr>
+              <w:keepNext w:val="false"/>
               <w:spacing w:after="40" w:before="0"/>
               <w:jc w:val="left"/>
             </w:pPr>
@@ -26500,6 +27435,7 @@
           </w:tcPr>
           <w:p>
             <w:pPr>
+              <w:keepNext w:val="false"/>
               <w:spacing w:after="40" w:before="0"/>
               <w:jc w:val="left"/>
             </w:pPr>
@@ -26532,6 +27468,7 @@
           </w:tcPr>
           <w:p>
             <w:pPr>
+              <w:keepNext w:val="false"/>
               <w:spacing w:after="40" w:before="0"/>
               <w:jc w:val="left"/>
             </w:pPr>
@@ -26566,6 +27503,7 @@
           </w:tcPr>
           <w:p>
             <w:pPr>
+              <w:keepNext w:val="false"/>
               <w:spacing w:after="40" w:before="0"/>
               <w:jc w:val="left"/>
             </w:pPr>
@@ -26603,7 +27541,7 @@
             <w:pPr>
               <w:spacing w:after="20" w:before="0"/>
             </w:pPr>
-            <w:hyperlink w:history="1" r:id="rIdo3aimqnqpt12l78b91vcy">
+            <w:hyperlink w:history="1" r:id="rIdzeu0qwowixpl-1jel7air">
               <w:r>
                 <w:rPr>
                   <w:rFonts w:ascii="Arial" w:cs="Arial" w:eastAsia="Arial" w:hAnsi="Arial"/>
@@ -26636,7 +27574,7 @@
               <w:spacing w:after="10" w:before="0"/>
               <w:ind w:left="120"/>
             </w:pPr>
-            <w:hyperlink w:history="1" r:id="rIdclamcug7vogo7wufxtpiz">
+            <w:hyperlink w:history="1" r:id="rId_dqhjifqv4wh--3al6a-b">
               <w:r>
                 <w:rPr>
                   <w:rFonts w:ascii="Arial" w:cs="Arial" w:eastAsia="Arial" w:hAnsi="Arial"/>
@@ -26681,7 +27619,7 @@
             <w:pPr>
               <w:spacing w:after="20" w:before="0"/>
             </w:pPr>
-            <w:hyperlink w:history="1" r:id="rIdulajumhajeo04j0b0f1-9">
+            <w:hyperlink w:history="1" r:id="rIdivbwcguzx-l3t203vtrko">
               <w:r>
                 <w:rPr>
                   <w:rFonts w:ascii="Arial" w:cs="Arial" w:eastAsia="Arial" w:hAnsi="Arial"/>
@@ -26714,7 +27652,7 @@
               <w:spacing w:after="10" w:before="0"/>
               <w:ind w:left="120"/>
             </w:pPr>
-            <w:hyperlink w:history="1" r:id="rIdsdczzqoa5hzy2hyxxebpi">
+            <w:hyperlink w:history="1" r:id="rId0tel-whv6vpzg09s8e_hz">
               <w:r>
                 <w:rPr>
                   <w:rFonts w:ascii="Arial" w:cs="Arial" w:eastAsia="Arial" w:hAnsi="Arial"/>
@@ -26742,6 +27680,7 @@
           </w:tcPr>
           <w:p>
             <w:pPr>
+              <w:keepNext w:val="false"/>
               <w:spacing w:after="40" w:before="0"/>
               <w:jc w:val="left"/>
             </w:pPr>
@@ -26774,6 +27713,7 @@
           </w:tcPr>
           <w:p>
             <w:pPr>
+              <w:keepNext w:val="false"/>
               <w:spacing w:after="40" w:before="0"/>
               <w:jc w:val="left"/>
             </w:pPr>
@@ -26793,6 +27733,7 @@
           </w:p>
           <w:p>
             <w:pPr>
+              <w:keepNext w:val="false"/>
               <w:spacing w:after="40" w:before="0"/>
               <w:jc w:val="left"/>
             </w:pPr>
@@ -26812,6 +27753,7 @@
           </w:p>
           <w:p>
             <w:pPr>
+              <w:keepNext w:val="false"/>
               <w:spacing w:after="40" w:before="0"/>
               <w:jc w:val="left"/>
             </w:pPr>
@@ -26831,6 +27773,7 @@
           </w:p>
           <w:p>
             <w:pPr>
+              <w:keepNext w:val="false"/>
               <w:spacing w:after="40" w:before="0"/>
               <w:jc w:val="left"/>
             </w:pPr>
@@ -26850,6 +27793,7 @@
           </w:p>
           <w:p>
             <w:pPr>
+              <w:keepNext w:val="false"/>
               <w:spacing w:after="40" w:before="0"/>
               <w:jc w:val="left"/>
             </w:pPr>
@@ -26869,6 +27813,7 @@
           </w:p>
           <w:p>
             <w:pPr>
+              <w:keepNext w:val="false"/>
               <w:spacing w:after="40" w:before="0"/>
               <w:jc w:val="left"/>
             </w:pPr>
@@ -26888,6 +27833,7 @@
           </w:p>
           <w:p>
             <w:pPr>
+              <w:keepNext w:val="false"/>
               <w:spacing w:after="40" w:before="0"/>
               <w:jc w:val="left"/>
             </w:pPr>
@@ -26907,6 +27853,7 @@
           </w:p>
           <w:p>
             <w:pPr>
+              <w:keepNext w:val="false"/>
               <w:spacing w:after="40" w:before="0"/>
               <w:jc w:val="left"/>
             </w:pPr>
@@ -26926,6 +27873,7 @@
           </w:p>
           <w:p>
             <w:pPr>
+              <w:keepNext w:val="false"/>
               <w:spacing w:after="40" w:before="0"/>
               <w:jc w:val="left"/>
             </w:pPr>
@@ -26958,6 +27906,7 @@
           </w:tcPr>
           <w:p>
             <w:pPr>
+              <w:keepNext w:val="false"/>
               <w:spacing w:after="40" w:before="0"/>
               <w:jc w:val="left"/>
             </w:pPr>
@@ -26990,6 +27939,7 @@
           </w:tcPr>
           <w:p>
             <w:pPr>
+              <w:keepNext w:val="false"/>
               <w:spacing w:after="40" w:before="0"/>
               <w:jc w:val="left"/>
             </w:pPr>
@@ -27024,6 +27974,7 @@
           </w:tcPr>
           <w:p>
             <w:pPr>
+              <w:keepNext w:val="false"/>
               <w:spacing w:after="40" w:before="0"/>
               <w:jc w:val="left"/>
             </w:pPr>
@@ -27061,7 +28012,7 @@
             <w:pPr>
               <w:spacing w:after="20" w:before="0"/>
             </w:pPr>
-            <w:hyperlink w:history="1" r:id="rId393tpszk5sgq-7nmdyuf3">
+            <w:hyperlink w:history="1" r:id="rIdo1z_xawkrcf-fd95ege9j">
               <w:r>
                 <w:rPr>
                   <w:rFonts w:ascii="Arial" w:cs="Arial" w:eastAsia="Arial" w:hAnsi="Arial"/>
@@ -27094,7 +28045,7 @@
               <w:spacing w:after="10" w:before="0"/>
               <w:ind w:left="120"/>
             </w:pPr>
-            <w:hyperlink w:history="1" r:id="rIdgfyq_gmlglnut4avanstg">
+            <w:hyperlink w:history="1" r:id="rIdf-naos04aidc6xxxvyflu">
               <w:r>
                 <w:rPr>
                   <w:rFonts w:ascii="Arial" w:cs="Arial" w:eastAsia="Arial" w:hAnsi="Arial"/>
@@ -27139,7 +28090,7 @@
             <w:pPr>
               <w:spacing w:after="20" w:before="0"/>
             </w:pPr>
-            <w:hyperlink w:history="1" r:id="rId5vtr71sq50d29ll-tovcw">
+            <w:hyperlink w:history="1" r:id="rIdlkhqmwf8dclstj1xo7u8n">
               <w:r>
                 <w:rPr>
                   <w:rFonts w:ascii="Arial" w:cs="Arial" w:eastAsia="Arial" w:hAnsi="Arial"/>
@@ -27172,7 +28123,7 @@
               <w:spacing w:after="10" w:before="0"/>
               <w:ind w:left="120"/>
             </w:pPr>
-            <w:hyperlink w:history="1" r:id="rIdjj4wms1b9p9hdhs4c3hno">
+            <w:hyperlink w:history="1" r:id="rIdiuwsm_rdfg1i9xrklp8yg">
               <w:r>
                 <w:rPr>
                   <w:rFonts w:ascii="Arial" w:cs="Arial" w:eastAsia="Arial" w:hAnsi="Arial"/>
@@ -27200,6 +28151,7 @@
           </w:tcPr>
           <w:p>
             <w:pPr>
+              <w:keepNext w:val="false"/>
               <w:spacing w:after="40" w:before="0"/>
               <w:jc w:val="left"/>
             </w:pPr>
@@ -27232,6 +28184,7 @@
           </w:tcPr>
           <w:p>
             <w:pPr>
+              <w:keepNext w:val="false"/>
               <w:spacing w:after="40" w:before="0"/>
               <w:jc w:val="left"/>
             </w:pPr>
@@ -27251,6 +28204,7 @@
           </w:p>
           <w:p>
             <w:pPr>
+              <w:keepNext w:val="false"/>
               <w:spacing w:after="40" w:before="0"/>
               <w:jc w:val="left"/>
             </w:pPr>
@@ -27270,6 +28224,7 @@
           </w:p>
           <w:p>
             <w:pPr>
+              <w:keepNext w:val="false"/>
               <w:spacing w:after="40" w:before="0"/>
               <w:jc w:val="left"/>
             </w:pPr>
@@ -27289,6 +28244,7 @@
           </w:p>
           <w:p>
             <w:pPr>
+              <w:keepNext w:val="false"/>
               <w:spacing w:after="40" w:before="0"/>
               <w:jc w:val="left"/>
             </w:pPr>
@@ -27308,6 +28264,7 @@
           </w:p>
           <w:p>
             <w:pPr>
+              <w:keepNext w:val="false"/>
               <w:spacing w:after="40" w:before="0"/>
               <w:jc w:val="left"/>
             </w:pPr>
@@ -27327,6 +28284,7 @@
           </w:p>
           <w:p>
             <w:pPr>
+              <w:keepNext w:val="false"/>
               <w:spacing w:after="40" w:before="0"/>
               <w:jc w:val="left"/>
             </w:pPr>
@@ -27346,6 +28304,7 @@
           </w:p>
           <w:p>
             <w:pPr>
+              <w:keepNext w:val="false"/>
               <w:spacing w:after="40" w:before="0"/>
               <w:jc w:val="left"/>
             </w:pPr>
@@ -27365,6 +28324,7 @@
           </w:p>
           <w:p>
             <w:pPr>
+              <w:keepNext w:val="false"/>
               <w:spacing w:after="40" w:before="0"/>
               <w:jc w:val="left"/>
             </w:pPr>
@@ -27384,6 +28344,7 @@
           </w:p>
           <w:p>
             <w:pPr>
+              <w:keepNext w:val="false"/>
               <w:spacing w:after="40" w:before="0"/>
               <w:jc w:val="left"/>
             </w:pPr>
@@ -27403,6 +28364,7 @@
           </w:p>
           <w:p>
             <w:pPr>
+              <w:keepNext w:val="false"/>
               <w:spacing w:after="40" w:before="0"/>
               <w:jc w:val="left"/>
             </w:pPr>
@@ -27435,6 +28397,7 @@
           </w:tcPr>
           <w:p>
             <w:pPr>
+              <w:keepNext w:val="false"/>
               <w:spacing w:after="40" w:before="0"/>
               <w:jc w:val="left"/>
             </w:pPr>
@@ -27467,6 +28430,7 @@
           </w:tcPr>
           <w:p>
             <w:pPr>
+              <w:keepNext w:val="false"/>
               <w:spacing w:after="40" w:before="0"/>
               <w:jc w:val="left"/>
             </w:pPr>
@@ -27501,6 +28465,7 @@
           </w:tcPr>
           <w:p>
             <w:pPr>
+              <w:keepNext w:val="false"/>
               <w:spacing w:after="40" w:before="0"/>
               <w:jc w:val="left"/>
             </w:pPr>
@@ -27538,7 +28503,7 @@
             <w:pPr>
               <w:spacing w:after="20" w:before="0"/>
             </w:pPr>
-            <w:hyperlink w:history="1" r:id="rIdfzhrzaiae4yhlyjdsj0od">
+            <w:hyperlink w:history="1" r:id="rIdkzfinbgb-0lymsrplxlmr">
               <w:r>
                 <w:rPr>
                   <w:rFonts w:ascii="Arial" w:cs="Arial" w:eastAsia="Arial" w:hAnsi="Arial"/>
@@ -27571,7 +28536,7 @@
               <w:spacing w:after="10" w:before="0"/>
               <w:ind w:left="120"/>
             </w:pPr>
-            <w:hyperlink w:history="1" r:id="rIduvjeumuoinb52fkwahcus">
+            <w:hyperlink w:history="1" r:id="rIdzfgsbq3rksnoofoobejd0">
               <w:r>
                 <w:rPr>
                   <w:rFonts w:ascii="Arial" w:cs="Arial" w:eastAsia="Arial" w:hAnsi="Arial"/>
@@ -27616,7 +28581,7 @@
             <w:pPr>
               <w:spacing w:after="20" w:before="0"/>
             </w:pPr>
-            <w:hyperlink w:history="1" r:id="rIdmksxmzvrlf1rgmjxyd4hp">
+            <w:hyperlink w:history="1" r:id="rIdqjks1h-bm3gfulo9apwsc">
               <w:r>
                 <w:rPr>
                   <w:rFonts w:ascii="Arial" w:cs="Arial" w:eastAsia="Arial" w:hAnsi="Arial"/>
@@ -27649,7 +28614,7 @@
               <w:spacing w:after="10" w:before="0"/>
               <w:ind w:left="120"/>
             </w:pPr>
-            <w:hyperlink w:history="1" r:id="rIds37fdtb9agzxsedbvfnti">
+            <w:hyperlink w:history="1" r:id="rIdso95upinau2jsk8mep8yo">
               <w:r>
                 <w:rPr>
                   <w:rFonts w:ascii="Arial" w:cs="Arial" w:eastAsia="Arial" w:hAnsi="Arial"/>
@@ -27677,6 +28642,7 @@
           </w:tcPr>
           <w:p>
             <w:pPr>
+              <w:keepNext w:val="false"/>
               <w:spacing w:after="40" w:before="0"/>
               <w:jc w:val="left"/>
             </w:pPr>
@@ -27709,6 +28675,7 @@
           </w:tcPr>
           <w:p>
             <w:pPr>
+              <w:keepNext w:val="false"/>
               <w:spacing w:after="40" w:before="0"/>
               <w:jc w:val="left"/>
             </w:pPr>
@@ -27728,6 +28695,7 @@
           </w:p>
           <w:p>
             <w:pPr>
+              <w:keepNext w:val="false"/>
               <w:spacing w:after="40" w:before="0"/>
               <w:jc w:val="left"/>
             </w:pPr>
@@ -27747,6 +28715,7 @@
           </w:p>
           <w:p>
             <w:pPr>
+              <w:keepNext w:val="false"/>
               <w:spacing w:after="40" w:before="0"/>
               <w:jc w:val="left"/>
             </w:pPr>
@@ -27766,6 +28735,7 @@
           </w:p>
           <w:p>
             <w:pPr>
+              <w:keepNext w:val="false"/>
               <w:spacing w:after="40" w:before="0"/>
               <w:jc w:val="left"/>
             </w:pPr>
@@ -27785,6 +28755,7 @@
           </w:p>
           <w:p>
             <w:pPr>
+              <w:keepNext w:val="false"/>
               <w:spacing w:after="40" w:before="0"/>
               <w:jc w:val="left"/>
             </w:pPr>
@@ -27804,6 +28775,7 @@
           </w:p>
           <w:p>
             <w:pPr>
+              <w:keepNext w:val="false"/>
               <w:spacing w:after="40" w:before="0"/>
               <w:jc w:val="left"/>
             </w:pPr>
@@ -27823,6 +28795,7 @@
           </w:p>
           <w:p>
             <w:pPr>
+              <w:keepNext w:val="false"/>
               <w:spacing w:after="40" w:before="0"/>
               <w:jc w:val="left"/>
             </w:pPr>
@@ -27842,6 +28815,7 @@
           </w:p>
           <w:p>
             <w:pPr>
+              <w:keepNext w:val="false"/>
               <w:spacing w:after="40" w:before="0"/>
               <w:jc w:val="left"/>
             </w:pPr>
@@ -27861,6 +28835,7 @@
           </w:p>
           <w:p>
             <w:pPr>
+              <w:keepNext w:val="false"/>
               <w:spacing w:after="40" w:before="0"/>
               <w:jc w:val="left"/>
             </w:pPr>
@@ -27893,6 +28868,7 @@
           </w:tcPr>
           <w:p>
             <w:pPr>
+              <w:keepNext w:val="false"/>
               <w:spacing w:after="40" w:before="0"/>
               <w:jc w:val="left"/>
             </w:pPr>
@@ -27925,6 +28901,7 @@
           </w:tcPr>
           <w:p>
             <w:pPr>
+              <w:keepNext w:val="false"/>
               <w:spacing w:after="40" w:before="0"/>
               <w:jc w:val="left"/>
             </w:pPr>
@@ -27959,6 +28936,7 @@
           </w:tcPr>
           <w:p>
             <w:pPr>
+              <w:keepNext w:val="false"/>
               <w:spacing w:after="40" w:before="0"/>
               <w:jc w:val="left"/>
             </w:pPr>
@@ -27996,7 +28974,7 @@
             <w:pPr>
               <w:spacing w:after="20" w:before="0"/>
             </w:pPr>
-            <w:hyperlink w:history="1" r:id="rIdk8k73pd7a4jxu0-gd4bvf">
+            <w:hyperlink w:history="1" r:id="rIdithpal6-btiwgrietughw">
               <w:r>
                 <w:rPr>
                   <w:rFonts w:ascii="Arial" w:cs="Arial" w:eastAsia="Arial" w:hAnsi="Arial"/>
@@ -28029,7 +29007,7 @@
               <w:spacing w:after="10" w:before="0"/>
               <w:ind w:left="120"/>
             </w:pPr>
-            <w:hyperlink w:history="1" r:id="rIdu8-v4ymy0-p1lirnmumte">
+            <w:hyperlink w:history="1" r:id="rIdtyo24yaraha7niy8ivsfv">
               <w:r>
                 <w:rPr>
                   <w:rFonts w:ascii="Arial" w:cs="Arial" w:eastAsia="Arial" w:hAnsi="Arial"/>
@@ -28074,7 +29052,7 @@
             <w:pPr>
               <w:spacing w:after="20" w:before="0"/>
             </w:pPr>
-            <w:hyperlink w:history="1" r:id="rIdqaqkehrezcdbhluhkxgx1">
+            <w:hyperlink w:history="1" r:id="rIdh8fs41air6s0h_vwxmtrm">
               <w:r>
                 <w:rPr>
                   <w:rFonts w:ascii="Arial" w:cs="Arial" w:eastAsia="Arial" w:hAnsi="Arial"/>
@@ -28107,7 +29085,7 @@
               <w:spacing w:after="10" w:before="0"/>
               <w:ind w:left="120"/>
             </w:pPr>
-            <w:hyperlink w:history="1" r:id="rIdzu5zho8ky_15k4pdcav1x">
+            <w:hyperlink w:history="1" r:id="rIdim9pm7umi5hbxaydw4o9-">
               <w:r>
                 <w:rPr>
                   <w:rFonts w:ascii="Arial" w:cs="Arial" w:eastAsia="Arial" w:hAnsi="Arial"/>
@@ -28135,6 +29113,7 @@
           </w:tcPr>
           <w:p>
             <w:pPr>
+              <w:keepNext w:val="false"/>
               <w:spacing w:after="40" w:before="0"/>
               <w:jc w:val="left"/>
             </w:pPr>
@@ -28167,6 +29146,7 @@
           </w:tcPr>
           <w:p>
             <w:pPr>
+              <w:keepNext w:val="false"/>
               <w:spacing w:after="40" w:before="0"/>
               <w:jc w:val="left"/>
             </w:pPr>
@@ -28186,6 +29166,7 @@
           </w:p>
           <w:p>
             <w:pPr>
+              <w:keepNext w:val="false"/>
               <w:spacing w:after="40" w:before="0"/>
               <w:jc w:val="left"/>
             </w:pPr>
@@ -28205,6 +29186,7 @@
           </w:p>
           <w:p>
             <w:pPr>
+              <w:keepNext w:val="false"/>
               <w:spacing w:after="40" w:before="0"/>
               <w:jc w:val="left"/>
             </w:pPr>
@@ -28224,6 +29206,7 @@
           </w:p>
           <w:p>
             <w:pPr>
+              <w:keepNext w:val="false"/>
               <w:spacing w:after="40" w:before="0"/>
               <w:jc w:val="left"/>
             </w:pPr>
@@ -28243,6 +29226,7 @@
           </w:p>
           <w:p>
             <w:pPr>
+              <w:keepNext w:val="false"/>
               <w:spacing w:after="40" w:before="0"/>
               <w:jc w:val="left"/>
             </w:pPr>
@@ -28262,6 +29246,7 @@
           </w:p>
           <w:p>
             <w:pPr>
+              <w:keepNext w:val="false"/>
               <w:spacing w:after="40" w:before="0"/>
               <w:jc w:val="left"/>
             </w:pPr>
@@ -28281,6 +29266,7 @@
           </w:p>
           <w:p>
             <w:pPr>
+              <w:keepNext w:val="false"/>
               <w:spacing w:after="40" w:before="0"/>
               <w:jc w:val="left"/>
             </w:pPr>
@@ -28300,6 +29286,7 @@
           </w:p>
           <w:p>
             <w:pPr>
+              <w:keepNext w:val="false"/>
               <w:spacing w:after="40" w:before="0"/>
               <w:jc w:val="left"/>
             </w:pPr>
@@ -28319,6 +29306,7 @@
           </w:p>
           <w:p>
             <w:pPr>
+              <w:keepNext w:val="false"/>
               <w:spacing w:after="40" w:before="0"/>
               <w:jc w:val="left"/>
             </w:pPr>
@@ -28351,6 +29339,7 @@
           </w:tcPr>
           <w:p>
             <w:pPr>
+              <w:keepNext w:val="false"/>
               <w:spacing w:after="40" w:before="0"/>
               <w:jc w:val="left"/>
             </w:pPr>
@@ -28383,6 +29372,7 @@
           </w:tcPr>
           <w:p>
             <w:pPr>
+              <w:keepNext w:val="false"/>
               <w:spacing w:after="40" w:before="0"/>
               <w:jc w:val="left"/>
             </w:pPr>
@@ -28442,6 +29432,7 @@
           </w:tcPr>
           <w:p>
             <w:pPr>
+              <w:keepNext w:val="false"/>
               <w:spacing w:after="40" w:before="0"/>
               <w:jc w:val="center"/>
             </w:pPr>
@@ -28476,6 +29467,7 @@
           </w:tcPr>
           <w:p>
             <w:pPr>
+              <w:keepNext w:val="false"/>
               <w:spacing w:after="40" w:before="0"/>
               <w:jc w:val="left"/>
             </w:pPr>
@@ -28495,6 +29487,7 @@
           </w:p>
           <w:p>
             <w:pPr>
+              <w:keepNext w:val="false"/>
               <w:spacing w:after="40" w:before="0"/>
               <w:jc w:val="left"/>
             </w:pPr>
@@ -28514,6 +29507,7 @@
           </w:p>
           <w:p>
             <w:pPr>
+              <w:keepNext w:val="false"/>
               <w:spacing w:after="40" w:before="0"/>
               <w:jc w:val="left"/>
             </w:pPr>
@@ -28533,6 +29527,7 @@
           </w:p>
           <w:p>
             <w:pPr>
+              <w:keepNext w:val="false"/>
               <w:spacing w:after="40" w:before="0"/>
               <w:jc w:val="left"/>
             </w:pPr>
@@ -28552,6 +29547,7 @@
           </w:p>
           <w:p>
             <w:pPr>
+              <w:keepNext w:val="false"/>
               <w:spacing w:after="40" w:before="0"/>
               <w:jc w:val="left"/>
             </w:pPr>
@@ -28571,6 +29567,7 @@
           </w:p>
           <w:p>
             <w:pPr>
+              <w:keepNext w:val="false"/>
               <w:spacing w:after="40" w:before="0"/>
               <w:jc w:val="left"/>
             </w:pPr>
@@ -28590,6 +29587,7 @@
           </w:p>
           <w:p>
             <w:pPr>
+              <w:keepNext w:val="false"/>
               <w:spacing w:after="40" w:before="0"/>
               <w:jc w:val="left"/>
             </w:pPr>
@@ -28609,6 +29607,7 @@
           </w:p>
           <w:p>
             <w:pPr>
+              <w:keepNext w:val="false"/>
               <w:spacing w:after="40" w:before="0"/>
               <w:jc w:val="left"/>
             </w:pPr>
@@ -28628,6 +29627,7 @@
           </w:p>
           <w:p>
             <w:pPr>
+              <w:keepNext w:val="false"/>
               <w:spacing w:after="40" w:before="0"/>
               <w:jc w:val="left"/>
             </w:pPr>
@@ -28689,6 +29689,7 @@
           </w:tcPr>
           <w:p>
             <w:pPr>
+              <w:keepNext w:val="false"/>
               <w:spacing w:after="40" w:before="0"/>
               <w:jc w:val="center"/>
             </w:pPr>
@@ -28723,6 +29724,7 @@
           </w:tcPr>
           <w:p>
             <w:pPr>
+              <w:keepNext w:val="false"/>
               <w:spacing w:after="40" w:before="0"/>
               <w:jc w:val="left"/>
             </w:pPr>
@@ -28755,6 +29757,7 @@
           </w:tcPr>
           <w:p>
             <w:pPr>
+              <w:keepNext w:val="false"/>
               <w:spacing w:after="40" w:before="0"/>
               <w:jc w:val="left"/>
             </w:pPr>
@@ -28789,6 +29792,7 @@
           </w:tcPr>
           <w:p>
             <w:pPr>
+              <w:keepNext w:val="false"/>
               <w:spacing w:after="40" w:before="0"/>
               <w:jc w:val="left"/>
             </w:pPr>
@@ -28821,6 +29825,7 @@
           </w:tcPr>
           <w:p>
             <w:pPr>
+              <w:keepNext w:val="false"/>
               <w:spacing w:after="40" w:before="0"/>
               <w:jc w:val="left"/>
             </w:pPr>
@@ -28855,6 +29860,7 @@
           </w:tcPr>
           <w:p>
             <w:pPr>
+              <w:keepNext w:val="false"/>
               <w:spacing w:after="40" w:before="0"/>
               <w:jc w:val="left"/>
             </w:pPr>
@@ -28887,6 +29893,7 @@
           </w:tcPr>
           <w:p>
             <w:pPr>
+              <w:keepNext w:val="false"/>
               <w:spacing w:after="40" w:before="0"/>
               <w:jc w:val="left"/>
             </w:pPr>
@@ -28923,7 +29930,7 @@
         </w:rPr>
         <w:t xml:space="preserve">© 2026 SeaVuria and ARES. Aligned with KICD objectives. Developed by SeaVuria; technical implementation by ARES (with AI assistance from Claude). Licensed under </w:t>
       </w:r>
-      <w:hyperlink w:history="1" r:id="rIdn7rgnnobeskhsoond4luc">
+      <w:hyperlink w:history="1" r:id="rIdsaqkykewurvxwtly2hzyb">
         <w:r>
           <w:rPr>
             <w:rFonts w:ascii="Arial" w:cs="Arial" w:eastAsia="Arial" w:hAnsi="Arial"/>
@@ -28944,7 +29951,7 @@
         </w:rPr>
         <w:t xml:space="preserve"> (</w:t>
       </w:r>
-      <w:hyperlink w:history="1" r:id="rId3urwyuj5msbkyigztuvgn">
+      <w:hyperlink w:history="1" r:id="rIdo-wf1f3mla2p_odhub5ih">
         <w:r>
           <w:rPr>
             <w:rFonts w:ascii="Arial" w:cs="Arial" w:eastAsia="Arial" w:hAnsi="Arial"/>
@@ -29005,6 +30012,7 @@
           </w:tcPr>
           <w:p>
             <w:pPr>
+              <w:keepNext w:val="false"/>
               <w:spacing w:after="40" w:before="0"/>
               <w:jc w:val="center"/>
             </w:pPr>
@@ -29039,6 +30047,7 @@
           </w:tcPr>
           <w:p>
             <w:pPr>
+              <w:keepNext w:val="false"/>
               <w:spacing w:after="40" w:before="0"/>
               <w:jc w:val="left"/>
             </w:pPr>
@@ -29071,6 +30080,7 @@
           </w:tcPr>
           <w:p>
             <w:pPr>
+              <w:keepNext w:val="false"/>
               <w:spacing w:after="40" w:before="0"/>
               <w:jc w:val="left"/>
             </w:pPr>
@@ -29103,6 +30113,7 @@
           </w:tcPr>
           <w:p>
             <w:pPr>
+              <w:keepNext w:val="false"/>
               <w:spacing w:after="40" w:before="0"/>
               <w:jc w:val="left"/>
             </w:pPr>
@@ -29137,6 +30148,7 @@
           </w:tcPr>
           <w:p>
             <w:pPr>
+              <w:keepNext w:val="false"/>
               <w:spacing w:after="40" w:before="0"/>
               <w:jc w:val="left"/>
             </w:pPr>
@@ -29169,6 +30181,7 @@
           </w:tcPr>
           <w:p>
             <w:pPr>
+              <w:keepNext w:val="false"/>
               <w:spacing w:after="40" w:before="0"/>
               <w:jc w:val="left"/>
             </w:pPr>
@@ -29201,6 +30214,7 @@
           </w:tcPr>
           <w:p>
             <w:pPr>
+              <w:keepNext w:val="false"/>
               <w:spacing w:after="40" w:before="0"/>
               <w:jc w:val="left"/>
             </w:pPr>
@@ -29235,6 +30249,7 @@
           </w:tcPr>
           <w:p>
             <w:pPr>
+              <w:keepNext w:val="false"/>
               <w:spacing w:after="40" w:before="0"/>
               <w:jc w:val="left"/>
             </w:pPr>
@@ -29267,6 +30282,7 @@
           </w:tcPr>
           <w:p>
             <w:pPr>
+              <w:keepNext w:val="false"/>
               <w:spacing w:after="40" w:before="0"/>
               <w:jc w:val="left"/>
             </w:pPr>
@@ -29299,6 +30315,7 @@
           </w:tcPr>
           <w:p>
             <w:pPr>
+              <w:keepNext w:val="false"/>
               <w:spacing w:after="40" w:before="0"/>
               <w:jc w:val="left"/>
             </w:pPr>
@@ -29333,6 +30350,7 @@
           </w:tcPr>
           <w:p>
             <w:pPr>
+              <w:keepNext w:val="false"/>
               <w:spacing w:after="40" w:before="0"/>
               <w:jc w:val="left"/>
             </w:pPr>
@@ -29365,6 +30383,7 @@
           </w:tcPr>
           <w:p>
             <w:pPr>
+              <w:keepNext w:val="false"/>
               <w:spacing w:after="40" w:before="0"/>
               <w:jc w:val="left"/>
             </w:pPr>
@@ -29397,6 +30416,7 @@
           </w:tcPr>
           <w:p>
             <w:pPr>
+              <w:keepNext w:val="false"/>
               <w:spacing w:after="40" w:before="0"/>
               <w:jc w:val="left"/>
             </w:pPr>

--- a/data/outputs/v2/Essential_Mathematics/SS1.3_Quadratic_Equations/Essential_Mathematics_Quadratic_Equations_CBE_LessonSequence.docx
+++ b/data/outputs/v2/Essential_Mathematics/SS1.3_Quadratic_Equations/Essential_Mathematics_Quadratic_Equations_CBE_LessonSequence.docx
@@ -2298,7 +2298,7 @@
         </w:rPr>
         <w:t xml:space="preserve">© 2026 SeaVuria and ARES. This work is licensed under a </w:t>
       </w:r>
-      <w:hyperlink w:history="1" r:id="rIdwdxioeqibiwin6dvlg19-">
+      <w:hyperlink w:history="1" r:id="rId_rgyqquqwvvg4yvrg5j9c">
         <w:r>
           <w:rPr>
             <w:rFonts w:ascii="Arial" w:cs="Arial" w:eastAsia="Arial" w:hAnsi="Arial"/>
@@ -2318,7 +2318,7 @@
         </w:rPr>
         <w:t xml:space="preserve"> (</w:t>
       </w:r>
-      <w:hyperlink w:history="1" r:id="rIdjaxcra8ggahwpgd8ugplc">
+      <w:hyperlink w:history="1" r:id="rIdfkzgznie1j45g2duo6xdm">
         <w:r>
           <w:rPr>
             <w:rFonts w:ascii="Arial" w:cs="Arial" w:eastAsia="Arial" w:hAnsi="Arial"/>
@@ -2338,7 +2338,7 @@
         </w:rPr>
         <w:t xml:space="preserve">). To view a copy of this license, visit </w:t>
       </w:r>
-      <w:hyperlink w:history="1" r:id="rIdhr0vx7a41gwtzzoekecgp">
+      <w:hyperlink w:history="1" r:id="rId0shtglpyvznt6byqgvpv1">
         <w:r>
           <w:rPr>
             <w:rFonts w:ascii="Arial" w:cs="Arial" w:eastAsia="Arial" w:hAnsi="Arial"/>
@@ -3377,7 +3377,7 @@
             <w:pPr>
               <w:spacing w:after="20" w:before="0"/>
             </w:pPr>
-            <w:hyperlink w:history="1" r:id="rIdwqtz43-nqen_pz__jmqp6">
+            <w:hyperlink w:history="1" r:id="rIdpnyftgkgrv9gorqkyy1qr">
               <w:r>
                 <w:rPr>
                   <w:rFonts w:ascii="Arial" w:cs="Arial" w:eastAsia="Arial" w:hAnsi="Arial"/>
@@ -3410,7 +3410,7 @@
               <w:spacing w:after="10" w:before="0"/>
               <w:ind w:left="120"/>
             </w:pPr>
-            <w:hyperlink w:history="1" r:id="rIdce-q_vr3ek8ckx4vmdk-k">
+            <w:hyperlink w:history="1" r:id="rIdwt842vzo9vnnik_jzyhvr">
               <w:r>
                 <w:rPr>
                   <w:rFonts w:ascii="Arial" w:cs="Arial" w:eastAsia="Arial" w:hAnsi="Arial"/>
@@ -3455,7 +3455,7 @@
             <w:pPr>
               <w:spacing w:after="20" w:before="0"/>
             </w:pPr>
-            <w:hyperlink w:history="1" r:id="rIdsu9f1bhhxqyagbvd3njpl">
+            <w:hyperlink w:history="1" r:id="rIdjt8pasxbm1zeprsdliv3o">
               <w:r>
                 <w:rPr>
                   <w:rFonts w:ascii="Arial" w:cs="Arial" w:eastAsia="Arial" w:hAnsi="Arial"/>
@@ -3488,7 +3488,7 @@
               <w:spacing w:after="10" w:before="0"/>
               <w:ind w:left="120"/>
             </w:pPr>
-            <w:hyperlink w:history="1" r:id="rIdhsblte8ohilwv_3alj_eo">
+            <w:hyperlink w:history="1" r:id="rIdichykuaj8aym1vhr4nff5">
               <w:r>
                 <w:rPr>
                   <w:rFonts w:ascii="Arial" w:cs="Arial" w:eastAsia="Arial" w:hAnsi="Arial"/>
@@ -3748,7 +3748,7 @@
             <w:pPr>
               <w:spacing w:after="20" w:before="0"/>
             </w:pPr>
-            <w:hyperlink w:history="1" r:id="rIde_3lwhjheebz9hpjrifoq">
+            <w:hyperlink w:history="1" r:id="rIdmuuwysqz7fjrql8mrjb5z">
               <w:r>
                 <w:rPr>
                   <w:rFonts w:ascii="Arial" w:cs="Arial" w:eastAsia="Arial" w:hAnsi="Arial"/>
@@ -3781,7 +3781,7 @@
               <w:spacing w:after="10" w:before="0"/>
               <w:ind w:left="120"/>
             </w:pPr>
-            <w:hyperlink w:history="1" r:id="rIdvd_2znci-lxlyvrd9ybbl">
+            <w:hyperlink w:history="1" r:id="rIdeqorx4heoub2nh0jqi5dl">
               <w:r>
                 <w:rPr>
                   <w:rFonts w:ascii="Arial" w:cs="Arial" w:eastAsia="Arial" w:hAnsi="Arial"/>
@@ -3826,7 +3826,7 @@
             <w:pPr>
               <w:spacing w:after="20" w:before="0"/>
             </w:pPr>
-            <w:hyperlink w:history="1" r:id="rIdntbjyk_gxitjrzjjfef4i">
+            <w:hyperlink w:history="1" r:id="rIddvemr5jun0sqzruplbvqb">
               <w:r>
                 <w:rPr>
                   <w:rFonts w:ascii="Arial" w:cs="Arial" w:eastAsia="Arial" w:hAnsi="Arial"/>
@@ -3859,7 +3859,7 @@
               <w:spacing w:after="10" w:before="0"/>
               <w:ind w:left="120"/>
             </w:pPr>
-            <w:hyperlink w:history="1" r:id="rIdwhvflc3oolrtm005qairf">
+            <w:hyperlink w:history="1" r:id="rIdq-u-edcmxbqi-rm_h-lfb">
               <w:r>
                 <w:rPr>
                   <w:rFonts w:ascii="Arial" w:cs="Arial" w:eastAsia="Arial" w:hAnsi="Arial"/>
@@ -4219,7 +4219,7 @@
             <w:pPr>
               <w:spacing w:after="20" w:before="0"/>
             </w:pPr>
-            <w:hyperlink w:history="1" r:id="rIdimvlusnfamzemvvbnppbb">
+            <w:hyperlink w:history="1" r:id="rIdloyt-0ofmsucoamufxdte">
               <w:r>
                 <w:rPr>
                   <w:rFonts w:ascii="Arial" w:cs="Arial" w:eastAsia="Arial" w:hAnsi="Arial"/>
@@ -4252,7 +4252,7 @@
               <w:spacing w:after="10" w:before="0"/>
               <w:ind w:left="120"/>
             </w:pPr>
-            <w:hyperlink w:history="1" r:id="rIdoeccnbhecjkh6hhk__bzj">
+            <w:hyperlink w:history="1" r:id="rIdfwnq8qkb3evekont6z_z8">
               <w:r>
                 <w:rPr>
                   <w:rFonts w:ascii="Arial" w:cs="Arial" w:eastAsia="Arial" w:hAnsi="Arial"/>
@@ -4297,7 +4297,7 @@
             <w:pPr>
               <w:spacing w:after="20" w:before="0"/>
             </w:pPr>
-            <w:hyperlink w:history="1" r:id="rId7cwgwxdvkzrfg3t4mljnb">
+            <w:hyperlink w:history="1" r:id="rIdvlkjkfyrsnr1e1up7v-dq">
               <w:r>
                 <w:rPr>
                   <w:rFonts w:ascii="Arial" w:cs="Arial" w:eastAsia="Arial" w:hAnsi="Arial"/>
@@ -4330,7 +4330,7 @@
               <w:spacing w:after="10" w:before="0"/>
               <w:ind w:left="120"/>
             </w:pPr>
-            <w:hyperlink w:history="1" r:id="rIdlz_vwx5uckkh2ag8lasw1">
+            <w:hyperlink w:history="1" r:id="rIddudy-culwvxnjxudse64q">
               <w:r>
                 <w:rPr>
                   <w:rFonts w:ascii="Arial" w:cs="Arial" w:eastAsia="Arial" w:hAnsi="Arial"/>
@@ -4750,7 +4750,7 @@
             <w:pPr>
               <w:spacing w:after="20" w:before="0"/>
             </w:pPr>
-            <w:hyperlink w:history="1" r:id="rIdpuxflx-mgvgj87mz4cycm">
+            <w:hyperlink w:history="1" r:id="rIdd2tybq0oqcdjgjr_ubgh4">
               <w:r>
                 <w:rPr>
                   <w:rFonts w:ascii="Arial" w:cs="Arial" w:eastAsia="Arial" w:hAnsi="Arial"/>
@@ -4783,7 +4783,7 @@
               <w:spacing w:after="10" w:before="0"/>
               <w:ind w:left="120"/>
             </w:pPr>
-            <w:hyperlink w:history="1" r:id="rIdrzngfhly80vk7z0duns1x">
+            <w:hyperlink w:history="1" r:id="rIdfcxwm0jtjqac38h1ya67w">
               <w:r>
                 <w:rPr>
                   <w:rFonts w:ascii="Arial" w:cs="Arial" w:eastAsia="Arial" w:hAnsi="Arial"/>
@@ -4828,7 +4828,7 @@
             <w:pPr>
               <w:spacing w:after="20" w:before="0"/>
             </w:pPr>
-            <w:hyperlink w:history="1" r:id="rIdx8wj-ia8x2jdev7i2hpbn">
+            <w:hyperlink w:history="1" r:id="rIdo1hv-jciutylzcpbeu-tw">
               <w:r>
                 <w:rPr>
                   <w:rFonts w:ascii="Arial" w:cs="Arial" w:eastAsia="Arial" w:hAnsi="Arial"/>
@@ -4861,7 +4861,7 @@
               <w:spacing w:after="10" w:before="0"/>
               <w:ind w:left="120"/>
             </w:pPr>
-            <w:hyperlink w:history="1" r:id="rIdpz768xo5ibzztv4-l4jeb">
+            <w:hyperlink w:history="1" r:id="rIdh4ors9nxeiab5bk7h_xko">
               <w:r>
                 <w:rPr>
                   <w:rFonts w:ascii="Arial" w:cs="Arial" w:eastAsia="Arial" w:hAnsi="Arial"/>
@@ -5161,7 +5161,7 @@
             <w:pPr>
               <w:spacing w:after="20" w:before="0"/>
             </w:pPr>
-            <w:hyperlink w:history="1" r:id="rIdh9nfffpigj8rtbwzn9ila">
+            <w:hyperlink w:history="1" r:id="rIdljygzscglsb9wokmsbbve">
               <w:r>
                 <w:rPr>
                   <w:rFonts w:ascii="Arial" w:cs="Arial" w:eastAsia="Arial" w:hAnsi="Arial"/>
@@ -5210,7 +5210,7 @@
               <w:spacing w:after="10" w:before="0"/>
               <w:ind w:left="120"/>
             </w:pPr>
-            <w:hyperlink w:history="1" r:id="rIdodv8g3brpq6trqyfcn_wu">
+            <w:hyperlink w:history="1" r:id="rIduquh1aevgq_yslygoh1xt">
               <w:r>
                 <w:rPr>
                   <w:rFonts w:ascii="Arial" w:cs="Arial" w:eastAsia="Arial" w:hAnsi="Arial"/>
@@ -5255,7 +5255,7 @@
             <w:pPr>
               <w:spacing w:after="20" w:before="0"/>
             </w:pPr>
-            <w:hyperlink w:history="1" r:id="rIdrjhcfvptxbjeqaf69q0wq">
+            <w:hyperlink w:history="1" r:id="rIdyloli-iure0s4zvk_4lxk">
               <w:r>
                 <w:rPr>
                   <w:rFonts w:ascii="Arial" w:cs="Arial" w:eastAsia="Arial" w:hAnsi="Arial"/>
@@ -5288,7 +5288,7 @@
               <w:spacing w:after="10" w:before="0"/>
               <w:ind w:left="120"/>
             </w:pPr>
-            <w:hyperlink w:history="1" r:id="rIdatfwmdigt7p_rpz4g_rjq">
+            <w:hyperlink w:history="1" r:id="rIdl9kng666dck24kxdhmnkk">
               <w:r>
                 <w:rPr>
                   <w:rFonts w:ascii="Arial" w:cs="Arial" w:eastAsia="Arial" w:hAnsi="Arial"/>
@@ -5913,7 +5913,7 @@
         </w:rPr>
         <w:t xml:space="preserve">© 2026 SeaVuria and ARES. Aligned with KICD objectives. Developed by SeaVuria; technical implementation by ARES (with AI assistance from Claude). Licensed under </w:t>
       </w:r>
-      <w:hyperlink w:history="1" r:id="rIdglienmlhz_6te-eji8sxk">
+      <w:hyperlink w:history="1" r:id="rIdjzuu3o9gbjva1dlkc-mkw">
         <w:r>
           <w:rPr>
             <w:rFonts w:ascii="Arial" w:cs="Arial" w:eastAsia="Arial" w:hAnsi="Arial"/>
@@ -5934,7 +5934,7 @@
         </w:rPr>
         <w:t xml:space="preserve"> (</w:t>
       </w:r>
-      <w:hyperlink w:history="1" r:id="rIdopih6smxf8ylu7f8xovrs">
+      <w:hyperlink w:history="1" r:id="rIdx9yuwdyyzzozipp2jfziu">
         <w:r>
           <w:rPr>
             <w:rFonts w:ascii="Arial" w:cs="Arial" w:eastAsia="Arial" w:hAnsi="Arial"/>
@@ -6974,7 +6974,7 @@
             <w:pPr>
               <w:spacing w:after="20" w:before="0"/>
             </w:pPr>
-            <w:hyperlink w:history="1" r:id="rIdpm32otyq86dgg31rgf_9u">
+            <w:hyperlink w:history="1" r:id="rId6fqjzradu3_yws1w5c9ay">
               <w:r>
                 <w:rPr>
                   <w:rFonts w:ascii="Arial" w:cs="Arial" w:eastAsia="Arial" w:hAnsi="Arial"/>
@@ -7007,7 +7007,7 @@
               <w:spacing w:after="10" w:before="0"/>
               <w:ind w:left="120"/>
             </w:pPr>
-            <w:hyperlink w:history="1" r:id="rIdmuvfvw4vklogv3zkmbydn">
+            <w:hyperlink w:history="1" r:id="rId64cwrmziotrzn2u4typwt">
               <w:r>
                 <w:rPr>
                   <w:rFonts w:ascii="Arial" w:cs="Arial" w:eastAsia="Arial" w:hAnsi="Arial"/>
@@ -7052,7 +7052,7 @@
             <w:pPr>
               <w:spacing w:after="20" w:before="0"/>
             </w:pPr>
-            <w:hyperlink w:history="1" r:id="rIdn1ecopm0xw5vkflqsgkro">
+            <w:hyperlink w:history="1" r:id="rIdwuom0lvlityhue6oxo86r">
               <w:r>
                 <w:rPr>
                   <w:rFonts w:ascii="Arial" w:cs="Arial" w:eastAsia="Arial" w:hAnsi="Arial"/>
@@ -7085,7 +7085,7 @@
               <w:spacing w:after="10" w:before="0"/>
               <w:ind w:left="120"/>
             </w:pPr>
-            <w:hyperlink w:history="1" r:id="rId6ck3t-rnoj6sn6_folixn">
+            <w:hyperlink w:history="1" r:id="rIdbvrxadk_ehkg09kfaj__c">
               <w:r>
                 <w:rPr>
                   <w:rFonts w:ascii="Arial" w:cs="Arial" w:eastAsia="Arial" w:hAnsi="Arial"/>
@@ -7285,7 +7285,7 @@
             <w:pPr>
               <w:spacing w:after="20" w:before="0"/>
             </w:pPr>
-            <w:hyperlink w:history="1" r:id="rIdrzqj4gper6jmjxicm1wgv">
+            <w:hyperlink w:history="1" r:id="rIdtect74wiebrmumfsmggmn">
               <w:r>
                 <w:rPr>
                   <w:rFonts w:ascii="Arial" w:cs="Arial" w:eastAsia="Arial" w:hAnsi="Arial"/>
@@ -7318,7 +7318,7 @@
               <w:spacing w:after="10" w:before="0"/>
               <w:ind w:left="120"/>
             </w:pPr>
-            <w:hyperlink w:history="1" r:id="rId-y5nixq4g955subxfvqf7">
+            <w:hyperlink w:history="1" r:id="rId9r5suhpqbgzz36q9rxaoe">
               <w:r>
                 <w:rPr>
                   <w:rFonts w:ascii="Arial" w:cs="Arial" w:eastAsia="Arial" w:hAnsi="Arial"/>
@@ -7363,7 +7363,7 @@
             <w:pPr>
               <w:spacing w:after="20" w:before="0"/>
             </w:pPr>
-            <w:hyperlink w:history="1" r:id="rId6sroudc_ttsr4zxkeerck">
+            <w:hyperlink w:history="1" r:id="rIdc6us2umqdktel7j23v7el">
               <w:r>
                 <w:rPr>
                   <w:rFonts w:ascii="Arial" w:cs="Arial" w:eastAsia="Arial" w:hAnsi="Arial"/>
@@ -7396,7 +7396,7 @@
               <w:spacing w:after="10" w:before="0"/>
               <w:ind w:left="120"/>
             </w:pPr>
-            <w:hyperlink w:history="1" r:id="rId8n1btija_mhfchdzpuxol">
+            <w:hyperlink w:history="1" r:id="rId6noquutuw4xm7qnrz6sfq">
               <w:r>
                 <w:rPr>
                   <w:rFonts w:ascii="Arial" w:cs="Arial" w:eastAsia="Arial" w:hAnsi="Arial"/>
@@ -7602,130 +7602,30 @@
               <w:t xml:space="preserve">For each result, learners fill in a three-column table in their books:</w:t>
             </w:r>
           </w:p>
-          <w:tbl>
-            <w:tblPr>
-              <w:tblW w:type="dxa" w:w="2680"/>
-              <w:tblBorders>
-                <w:top w:val="single" w:color="AAAAAA" w:sz="4"/>
-                <w:left w:val="single" w:color="AAAAAA" w:sz="4"/>
-                <w:bottom w:val="single" w:color="AAAAAA" w:sz="4"/>
-                <w:right w:val="single" w:color="AAAAAA" w:sz="4"/>
-                <w:insideH w:val="single" w:color="auto" w:sz="4"/>
-                <w:insideV w:val="single" w:color="auto" w:sz="4"/>
-              </w:tblBorders>
-              <w:tblLayout w:type="fixed"/>
-            </w:tblPr>
-            <w:tblGrid>
-              <w:gridCol w:w="893"/>
-              <w:gridCol w:w="893"/>
-              <w:gridCol w:w="894"/>
-            </w:tblGrid>
-            <w:tr>
-              <w:tc>
-                <w:tcPr>
-                  <w:tcW w:type="dxa" w:w="893"/>
-                  <w:shd w:fill="D5E8F0" w:color="auto" w:val="clear"/>
-                  <w:tcMar>
-                    <w:top w:type="dxa" w:w="60"/>
-                    <w:left w:type="dxa" w:w="120"/>
-                    <w:bottom w:type="dxa" w:w="60"/>
-                    <w:right w:type="dxa" w:w="120"/>
-                  </w:tcMar>
-                  <w:vAlign w:val="top"/>
-                </w:tcPr>
-                <w:p>
-                  <w:pPr>
-                    <w:keepNext w:val="false"/>
-                    <w:spacing w:after="40" w:before="0"/>
-                    <w:jc w:val="left"/>
-                  </w:pPr>
-                  <w:r>
-                    <w:rPr>
-                      <w:rFonts w:ascii="Arial" w:cs="Arial" w:eastAsia="Arial" w:hAnsi="Arial"/>
-                      <w:b/>
-                      <w:bCs/>
-                      <w:i w:val="false"/>
-                      <w:iCs w:val="false"/>
-                      <w:color w:val="000000"/>
-                      <w:sz w:val="18"/>
-                      <w:szCs w:val="18"/>
-                    </w:rPr>
-                    <w:t xml:space="preserve">Expression</w:t>
-                  </w:r>
-                </w:p>
-              </w:tc>
-              <w:tc>
-                <w:tcPr>
-                  <w:tcW w:type="dxa" w:w="893"/>
-                  <w:shd w:fill="D5E8F0" w:color="auto" w:val="clear"/>
-                  <w:tcMar>
-                    <w:top w:type="dxa" w:w="60"/>
-                    <w:left w:type="dxa" w:w="120"/>
-                    <w:bottom w:type="dxa" w:w="60"/>
-                    <w:right w:type="dxa" w:w="120"/>
-                  </w:tcMar>
-                  <w:vAlign w:val="top"/>
-                </w:tcPr>
-                <w:p>
-                  <w:pPr>
-                    <w:keepNext w:val="false"/>
-                    <w:spacing w:after="40" w:before="0"/>
-                    <w:jc w:val="left"/>
-                  </w:pPr>
-                  <w:r>
-                    <w:rPr>
-                      <w:rFonts w:ascii="Arial" w:cs="Arial" w:eastAsia="Arial" w:hAnsi="Arial"/>
-                      <w:b/>
-                      <w:bCs/>
-                      <w:i w:val="false"/>
-                      <w:iCs w:val="false"/>
-                      <w:color w:val="000000"/>
-                      <w:sz w:val="18"/>
-                      <w:szCs w:val="18"/>
-                    </w:rPr>
-                    <w:t xml:space="preserve">Expanded Form</w:t>
-                  </w:r>
-                </w:p>
-              </w:tc>
-              <w:tc>
-                <w:tcPr>
-                  <w:tcW w:type="dxa" w:w="894"/>
-                  <w:shd w:fill="D5E8F0" w:color="auto" w:val="clear"/>
-                  <w:tcMar>
-                    <w:top w:type="dxa" w:w="60"/>
-                    <w:left w:type="dxa" w:w="120"/>
-                    <w:bottom w:type="dxa" w:w="60"/>
-                    <w:right w:type="dxa" w:w="120"/>
-                  </w:tcMar>
-                  <w:vAlign w:val="top"/>
-                </w:tcPr>
-                <w:p>
-                  <w:pPr>
-                    <w:keepNext w:val="false"/>
-                    <w:spacing w:after="40" w:before="0"/>
-                    <w:jc w:val="left"/>
-                  </w:pPr>
-                  <w:r>
-                    <w:rPr>
-                      <w:rFonts w:ascii="Arial" w:cs="Arial" w:eastAsia="Arial" w:hAnsi="Arial"/>
-                      <w:b/>
-                      <w:bCs/>
-                      <w:i w:val="false"/>
-                      <w:iCs w:val="false"/>
-                      <w:color w:val="000000"/>
-                      <w:sz w:val="18"/>
-                      <w:szCs w:val="18"/>
-                    </w:rPr>
-                    <w:t xml:space="preserve">Highest Power of x</w:t>
-                  </w:r>
-                </w:p>
-              </w:tc>
-            </w:tr>
-          </w:tbl>
-          <w:p>
-            <w:pPr>
-              <w:keepNext w:val="false"/>
-              <w:spacing w:after="60" w:before="0"/>
+          <w:p>
+            <w:pPr>
+              <w:keepNext w:val="false"/>
+              <w:spacing w:after="40" w:before="0"/>
+              <w:jc w:val="left"/>
+            </w:pPr>
+            <w:r>
+              <w:rPr>
+                <w:rFonts w:ascii="Arial" w:cs="Arial" w:eastAsia="Arial" w:hAnsi="Arial"/>
+                <w:b w:val="false"/>
+                <w:bCs w:val="false"/>
+                <w:i w:val="false"/>
+                <w:iCs w:val="false"/>
+                <w:color w:val="000000"/>
+                <w:sz w:val="18"/>
+                <w:szCs w:val="18"/>
+              </w:rPr>
+              <w:t xml:space="preserve">| Expression | Expanded Form | Highest Power of x |</w:t>
+            </w:r>
+          </w:p>
+          <w:p>
+            <w:pPr>
+              <w:keepNext w:val="false"/>
+              <w:spacing w:after="40" w:before="0"/>
               <w:jc w:val="left"/>
             </w:pPr>
             <w:r>
@@ -7759,47 +7659,7 @@
                 <w:sz w:val="18"/>
                 <w:szCs w:val="18"/>
               </w:rPr>
-              <w:t xml:space="preserve"/>
-            </w:r>
-          </w:p>
-          <w:p>
-            <w:pPr>
-              <w:keepNext w:val="false"/>
-              <w:spacing w:after="40" w:before="0"/>
-              <w:jc w:val="left"/>
-            </w:pPr>
-            <w:r>
-              <w:rPr>
-                <w:rFonts w:ascii="Arial" w:cs="Arial" w:eastAsia="Arial" w:hAnsi="Arial"/>
-                <w:b w:val="false"/>
-                <w:bCs w:val="false"/>
-                <w:i w:val="false"/>
-                <w:iCs w:val="false"/>
-                <w:color w:val="000000"/>
-                <w:sz w:val="18"/>
-                <w:szCs w:val="18"/>
-              </w:rPr>
               <w:t xml:space="preserve">After completing the table, pairs discuss: 'What is the same about all three expanded forms?'</w:t>
-            </w:r>
-          </w:p>
-          <w:p>
-            <w:pPr>
-              <w:keepNext w:val="false"/>
-              <w:spacing w:after="60" w:before="0"/>
-              <w:jc w:val="left"/>
-            </w:pPr>
-            <w:r>
-              <w:rPr>
-                <w:rFonts w:ascii="Arial" w:cs="Arial" w:eastAsia="Arial" w:hAnsi="Arial"/>
-                <w:b w:val="false"/>
-                <w:bCs w:val="false"/>
-                <w:i w:val="false"/>
-                <w:iCs w:val="false"/>
-                <w:color w:val="000000"/>
-                <w:sz w:val="18"/>
-                <w:szCs w:val="18"/>
-              </w:rPr>
-              <w:t xml:space="preserve"/>
             </w:r>
           </w:p>
         </w:tc>
@@ -7956,7 +7816,7 @@
             <w:pPr>
               <w:spacing w:after="20" w:before="0"/>
             </w:pPr>
-            <w:hyperlink w:history="1" r:id="rId8b_gt4oj8akpx6yy5sk-o">
+            <w:hyperlink w:history="1" r:id="rIdqarkkzosz-kyfdjxg_tcp">
               <w:r>
                 <w:rPr>
                   <w:rFonts w:ascii="Arial" w:cs="Arial" w:eastAsia="Arial" w:hAnsi="Arial"/>
@@ -7989,7 +7849,7 @@
               <w:spacing w:after="10" w:before="0"/>
               <w:ind w:left="120"/>
             </w:pPr>
-            <w:hyperlink w:history="1" r:id="rIdc4zfu2p4-1c2xxl_zrkna">
+            <w:hyperlink w:history="1" r:id="rIdox2lnpmcjiiejai4qfu_2">
               <w:r>
                 <w:rPr>
                   <w:rFonts w:ascii="Arial" w:cs="Arial" w:eastAsia="Arial" w:hAnsi="Arial"/>
@@ -8034,7 +7894,7 @@
             <w:pPr>
               <w:spacing w:after="20" w:before="0"/>
             </w:pPr>
-            <w:hyperlink w:history="1" r:id="rIdb9net-asnur0tawuwelvv">
+            <w:hyperlink w:history="1" r:id="rIdfzbzd-aqkmzwtqblc2dod">
               <w:r>
                 <w:rPr>
                   <w:rFonts w:ascii="Arial" w:cs="Arial" w:eastAsia="Arial" w:hAnsi="Arial"/>
@@ -8067,7 +7927,7 @@
               <w:spacing w:after="10" w:before="0"/>
               <w:ind w:left="120"/>
             </w:pPr>
-            <w:hyperlink w:history="1" r:id="rIdkqcrszfup0dyw9lyqyuxu">
+            <w:hyperlink w:history="1" r:id="rIdjdx3uhb3xiespfoytzd-z">
               <w:r>
                 <w:rPr>
                   <w:rFonts w:ascii="Arial" w:cs="Arial" w:eastAsia="Arial" w:hAnsi="Arial"/>
@@ -8153,164 +8013,30 @@
               <w:t xml:space="preserve">Part A — Class Definition Build (8 min): Using the three expanded forms on the board, the teacher guides learners to name the general structure ax² + bx + c. Learners copy the definition into their books and then identify a, b, and c for each of the three expressions, recording in a second table:</w:t>
             </w:r>
           </w:p>
-          <w:tbl>
-            <w:tblPr>
-              <w:tblW w:type="dxa" w:w="2680"/>
-              <w:tblBorders>
-                <w:top w:val="single" w:color="AAAAAA" w:sz="4"/>
-                <w:left w:val="single" w:color="AAAAAA" w:sz="4"/>
-                <w:bottom w:val="single" w:color="AAAAAA" w:sz="4"/>
-                <w:right w:val="single" w:color="AAAAAA" w:sz="4"/>
-                <w:insideH w:val="single" w:color="auto" w:sz="4"/>
-                <w:insideV w:val="single" w:color="auto" w:sz="4"/>
-              </w:tblBorders>
-              <w:tblLayout w:type="fixed"/>
-            </w:tblPr>
-            <w:tblGrid>
-              <w:gridCol w:w="670"/>
-              <w:gridCol w:w="670"/>
-              <w:gridCol w:w="670"/>
-              <w:gridCol w:w="670"/>
-            </w:tblGrid>
-            <w:tr>
-              <w:tc>
-                <w:tcPr>
-                  <w:tcW w:type="dxa" w:w="670"/>
-                  <w:shd w:fill="D5E8F0" w:color="auto" w:val="clear"/>
-                  <w:tcMar>
-                    <w:top w:type="dxa" w:w="60"/>
-                    <w:left w:type="dxa" w:w="120"/>
-                    <w:bottom w:type="dxa" w:w="60"/>
-                    <w:right w:type="dxa" w:w="120"/>
-                  </w:tcMar>
-                  <w:vAlign w:val="top"/>
-                </w:tcPr>
-                <w:p>
-                  <w:pPr>
-                    <w:keepNext w:val="false"/>
-                    <w:spacing w:after="40" w:before="0"/>
-                    <w:jc w:val="left"/>
-                  </w:pPr>
-                  <w:r>
-                    <w:rPr>
-                      <w:rFonts w:ascii="Arial" w:cs="Arial" w:eastAsia="Arial" w:hAnsi="Arial"/>
-                      <w:b/>
-                      <w:bCs/>
-                      <w:i w:val="false"/>
-                      <w:iCs w:val="false"/>
-                      <w:color w:val="000000"/>
-                      <w:sz w:val="18"/>
-                      <w:szCs w:val="18"/>
-                    </w:rPr>
-                    <w:t xml:space="preserve">Expression</w:t>
-                  </w:r>
-                </w:p>
-              </w:tc>
-              <w:tc>
-                <w:tcPr>
-                  <w:tcW w:type="dxa" w:w="670"/>
-                  <w:shd w:fill="D5E8F0" w:color="auto" w:val="clear"/>
-                  <w:tcMar>
-                    <w:top w:type="dxa" w:w="60"/>
-                    <w:left w:type="dxa" w:w="120"/>
-                    <w:bottom w:type="dxa" w:w="60"/>
-                    <w:right w:type="dxa" w:w="120"/>
-                  </w:tcMar>
-                  <w:vAlign w:val="top"/>
-                </w:tcPr>
-                <w:p>
-                  <w:pPr>
-                    <w:keepNext w:val="false"/>
-                    <w:spacing w:after="40" w:before="0"/>
-                    <w:jc w:val="left"/>
-                  </w:pPr>
-                  <w:r>
-                    <w:rPr>
-                      <w:rFonts w:ascii="Arial" w:cs="Arial" w:eastAsia="Arial" w:hAnsi="Arial"/>
-                      <w:b/>
-                      <w:bCs/>
-                      <w:i w:val="false"/>
-                      <w:iCs w:val="false"/>
-                      <w:color w:val="000000"/>
-                      <w:sz w:val="18"/>
-                      <w:szCs w:val="18"/>
-                    </w:rPr>
-                    <w:t xml:space="preserve">a</w:t>
-                  </w:r>
-                </w:p>
-              </w:tc>
-              <w:tc>
-                <w:tcPr>
-                  <w:tcW w:type="dxa" w:w="670"/>
-                  <w:shd w:fill="D5E8F0" w:color="auto" w:val="clear"/>
-                  <w:tcMar>
-                    <w:top w:type="dxa" w:w="60"/>
-                    <w:left w:type="dxa" w:w="120"/>
-                    <w:bottom w:type="dxa" w:w="60"/>
-                    <w:right w:type="dxa" w:w="120"/>
-                  </w:tcMar>
-                  <w:vAlign w:val="top"/>
-                </w:tcPr>
-                <w:p>
-                  <w:pPr>
-                    <w:keepNext w:val="false"/>
-                    <w:spacing w:after="40" w:before="0"/>
-                    <w:jc w:val="left"/>
-                  </w:pPr>
-                  <w:r>
-                    <w:rPr>
-                      <w:rFonts w:ascii="Arial" w:cs="Arial" w:eastAsia="Arial" w:hAnsi="Arial"/>
-                      <w:b/>
-                      <w:bCs/>
-                      <w:i w:val="false"/>
-                      <w:iCs w:val="false"/>
-                      <w:color w:val="000000"/>
-                      <w:sz w:val="18"/>
-                      <w:szCs w:val="18"/>
-                    </w:rPr>
-                    <w:t xml:space="preserve">b</w:t>
-                  </w:r>
-                </w:p>
-              </w:tc>
-              <w:tc>
-                <w:tcPr>
-                  <w:tcW w:type="dxa" w:w="670"/>
-                  <w:shd w:fill="D5E8F0" w:color="auto" w:val="clear"/>
-                  <w:tcMar>
-                    <w:top w:type="dxa" w:w="60"/>
-                    <w:left w:type="dxa" w:w="120"/>
-                    <w:bottom w:type="dxa" w:w="60"/>
-                    <w:right w:type="dxa" w:w="120"/>
-                  </w:tcMar>
-                  <w:vAlign w:val="top"/>
-                </w:tcPr>
-                <w:p>
-                  <w:pPr>
-                    <w:keepNext w:val="false"/>
-                    <w:spacing w:after="40" w:before="0"/>
-                    <w:jc w:val="left"/>
-                  </w:pPr>
-                  <w:r>
-                    <w:rPr>
-                      <w:rFonts w:ascii="Arial" w:cs="Arial" w:eastAsia="Arial" w:hAnsi="Arial"/>
-                      <w:b/>
-                      <w:bCs/>
-                      <w:i w:val="false"/>
-                      <w:iCs w:val="false"/>
-                      <w:color w:val="000000"/>
-                      <w:sz w:val="18"/>
-                      <w:szCs w:val="18"/>
-                    </w:rPr>
-                    <w:t xml:space="preserve">c</w:t>
-                  </w:r>
-                </w:p>
-              </w:tc>
-            </w:tr>
-          </w:tbl>
-          <w:p>
-            <w:pPr>
-              <w:keepNext w:val="false"/>
-              <w:spacing w:after="60" w:before="0"/>
+          <w:p>
+            <w:pPr>
+              <w:keepNext w:val="false"/>
+              <w:spacing w:after="40" w:before="0"/>
+              <w:jc w:val="left"/>
+            </w:pPr>
+            <w:r>
+              <w:rPr>
+                <w:rFonts w:ascii="Arial" w:cs="Arial" w:eastAsia="Arial" w:hAnsi="Arial"/>
+                <w:b w:val="false"/>
+                <w:bCs w:val="false"/>
+                <w:i w:val="false"/>
+                <w:iCs w:val="false"/>
+                <w:color w:val="000000"/>
+                <w:sz w:val="18"/>
+                <w:szCs w:val="18"/>
+              </w:rPr>
+              <w:t xml:space="preserve">| Expression | a | b | c |</w:t>
+            </w:r>
+          </w:p>
+          <w:p>
+            <w:pPr>
+              <w:keepNext w:val="false"/>
+              <w:spacing w:after="40" w:before="0"/>
               <w:jc w:val="left"/>
             </w:pPr>
             <w:r>
@@ -8344,6 +8070,66 @@
                 <w:sz w:val="18"/>
                 <w:szCs w:val="18"/>
               </w:rPr>
+              <w:t xml:space="preserve">Part B — Distinguishing Quadratic from Linear (7 min): Learners are given six expressions on a worksheet (or written on the board):</w:t>
+            </w:r>
+          </w:p>
+          <w:p>
+            <w:pPr>
+              <w:keepNext w:val="false"/>
+              <w:spacing w:after="40" w:before="0"/>
+              <w:jc w:val="left"/>
+            </w:pPr>
+            <w:r>
+              <w:rPr>
+                <w:rFonts w:ascii="Arial" w:cs="Arial" w:eastAsia="Arial" w:hAnsi="Arial"/>
+                <w:b w:val="false"/>
+                <w:bCs w:val="false"/>
+                <w:i w:val="false"/>
+                <w:iCs w:val="false"/>
+                <w:color w:val="000000"/>
+                <w:sz w:val="18"/>
+                <w:szCs w:val="18"/>
+              </w:rPr>
+              <w:t xml:space="preserve">(i) 3x + 5   (ii) x² + 4x − 3   (iii) 2x   (iv) x² − 9   (v) x + 7   (vi) 2x² − x + 1</w:t>
+            </w:r>
+          </w:p>
+          <w:p>
+            <w:pPr>
+              <w:keepNext w:val="false"/>
+              <w:spacing w:after="40" w:before="0"/>
+              <w:jc w:val="left"/>
+            </w:pPr>
+            <w:r>
+              <w:rPr>
+                <w:rFonts w:ascii="Arial" w:cs="Arial" w:eastAsia="Arial" w:hAnsi="Arial"/>
+                <w:b w:val="false"/>
+                <w:bCs w:val="false"/>
+                <w:i w:val="false"/>
+                <w:iCs w:val="false"/>
+                <w:color w:val="000000"/>
+                <w:sz w:val="18"/>
+                <w:szCs w:val="18"/>
+              </w:rPr>
+              <w:t xml:space="preserve">They sort these into two groups — LINEAR and QUADRATIC — and write a one-sentence justification for each group.</w:t>
+            </w:r>
+          </w:p>
+          <w:p>
+            <w:pPr>
+              <w:keepNext w:val="false"/>
+              <w:spacing w:after="40" w:before="0"/>
+              <w:jc w:val="left"/>
+            </w:pPr>
+            <w:r>
+              <w:rPr>
+                <w:rFonts w:ascii="Arial" w:cs="Arial" w:eastAsia="Arial" w:hAnsi="Arial"/>
+                <w:b w:val="false"/>
+                <w:bCs w:val="false"/>
+                <w:i w:val="false"/>
+                <w:iCs w:val="false"/>
+                <w:color w:val="000000"/>
+                <w:sz w:val="18"/>
+                <w:szCs w:val="18"/>
+              </w:rPr>
               <w:t xml:space="preserve"/>
             </w:r>
           </w:p>
@@ -8364,86 +8150,6 @@
                 <w:sz w:val="18"/>
                 <w:szCs w:val="18"/>
               </w:rPr>
-              <w:t xml:space="preserve">Part B — Distinguishing Quadratic from Linear (7 min): Learners are given six expressions on a worksheet (or written on the board):</w:t>
-            </w:r>
-          </w:p>
-          <w:p>
-            <w:pPr>
-              <w:keepNext w:val="false"/>
-              <w:spacing w:after="40" w:before="0"/>
-              <w:jc w:val="left"/>
-            </w:pPr>
-            <w:r>
-              <w:rPr>
-                <w:rFonts w:ascii="Arial" w:cs="Arial" w:eastAsia="Arial" w:hAnsi="Arial"/>
-                <w:b w:val="false"/>
-                <w:bCs w:val="false"/>
-                <w:i w:val="false"/>
-                <w:iCs w:val="false"/>
-                <w:color w:val="000000"/>
-                <w:sz w:val="18"/>
-                <w:szCs w:val="18"/>
-              </w:rPr>
-              <w:t xml:space="preserve">(i) 3x + 5   (ii) x² + 4x − 3   (iii) 2x   (iv) x² − 9   (v) x + 7   (vi) 2x² − x + 1</w:t>
-            </w:r>
-          </w:p>
-          <w:p>
-            <w:pPr>
-              <w:keepNext w:val="false"/>
-              <w:spacing w:after="40" w:before="0"/>
-              <w:jc w:val="left"/>
-            </w:pPr>
-            <w:r>
-              <w:rPr>
-                <w:rFonts w:ascii="Arial" w:cs="Arial" w:eastAsia="Arial" w:hAnsi="Arial"/>
-                <w:b w:val="false"/>
-                <w:bCs w:val="false"/>
-                <w:i w:val="false"/>
-                <w:iCs w:val="false"/>
-                <w:color w:val="000000"/>
-                <w:sz w:val="18"/>
-                <w:szCs w:val="18"/>
-              </w:rPr>
-              <w:t xml:space="preserve">They sort these into two groups — LINEAR and QUADRATIC — and write a one-sentence justification for each group.</w:t>
-            </w:r>
-          </w:p>
-          <w:p>
-            <w:pPr>
-              <w:keepNext w:val="false"/>
-              <w:spacing w:after="40" w:before="0"/>
-              <w:jc w:val="left"/>
-            </w:pPr>
-            <w:r>
-              <w:rPr>
-                <w:rFonts w:ascii="Arial" w:cs="Arial" w:eastAsia="Arial" w:hAnsi="Arial"/>
-                <w:b w:val="false"/>
-                <w:bCs w:val="false"/>
-                <w:i w:val="false"/>
-                <w:iCs w:val="false"/>
-                <w:color w:val="000000"/>
-                <w:sz w:val="18"/>
-                <w:szCs w:val="18"/>
-              </w:rPr>
-              <w:t xml:space="preserve"/>
-            </w:r>
-          </w:p>
-          <w:p>
-            <w:pPr>
-              <w:keepNext w:val="false"/>
-              <w:spacing w:after="40" w:before="0"/>
-              <w:jc w:val="left"/>
-            </w:pPr>
-            <w:r>
-              <w:rPr>
-                <w:rFonts w:ascii="Arial" w:cs="Arial" w:eastAsia="Arial" w:hAnsi="Arial"/>
-                <w:b w:val="false"/>
-                <w:bCs w:val="false"/>
-                <w:i w:val="false"/>
-                <w:iCs w:val="false"/>
-                <w:color w:val="000000"/>
-                <w:sz w:val="18"/>
-                <w:szCs w:val="18"/>
-              </w:rPr>
               <w:t xml:space="preserve">Part C — New Context Formation (10 min): Working individually, learners form and expand quadratic expressions for two new Kenyan contexts written on the board:</w:t>
             </w:r>
           </w:p>
@@ -8505,26 +8211,6 @@
                 <w:szCs w:val="18"/>
               </w:rPr>
               <w:t xml:space="preserve">Learners write their working in full in their books.</w:t>
-            </w:r>
-          </w:p>
-          <w:p>
-            <w:pPr>
-              <w:keepNext w:val="false"/>
-              <w:spacing w:after="60" w:before="0"/>
-              <w:jc w:val="left"/>
-            </w:pPr>
-            <w:r>
-              <w:rPr>
-                <w:rFonts w:ascii="Arial" w:cs="Arial" w:eastAsia="Arial" w:hAnsi="Arial"/>
-                <w:b w:val="false"/>
-                <w:bCs w:val="false"/>
-                <w:i w:val="false"/>
-                <w:iCs w:val="false"/>
-                <w:color w:val="000000"/>
-                <w:sz w:val="18"/>
-                <w:szCs w:val="18"/>
-              </w:rPr>
-              <w:t xml:space="preserve"/>
             </w:r>
           </w:p>
         </w:tc>
@@ -8681,7 +8367,7 @@
             <w:pPr>
               <w:spacing w:after="20" w:before="0"/>
             </w:pPr>
-            <w:hyperlink w:history="1" r:id="rIdmypnvqj4sy39hdjvtdpuz">
+            <w:hyperlink w:history="1" r:id="rIdjgm4q0zzkiblfgc8rkuds">
               <w:r>
                 <w:rPr>
                   <w:rFonts w:ascii="Arial" w:cs="Arial" w:eastAsia="Arial" w:hAnsi="Arial"/>
@@ -8714,7 +8400,7 @@
               <w:spacing w:after="10" w:before="0"/>
               <w:ind w:left="120"/>
             </w:pPr>
-            <w:hyperlink w:history="1" r:id="rIdqtsm1v1avywbunrsfmom4">
+            <w:hyperlink w:history="1" r:id="rIdt3e2yip2czo0hmfhfaalc">
               <w:r>
                 <w:rPr>
                   <w:rFonts w:ascii="Arial" w:cs="Arial" w:eastAsia="Arial" w:hAnsi="Arial"/>
@@ -8759,7 +8445,7 @@
             <w:pPr>
               <w:spacing w:after="20" w:before="0"/>
             </w:pPr>
-            <w:hyperlink w:history="1" r:id="rId9uvdzezcxz6sdkyowoovu">
+            <w:hyperlink w:history="1" r:id="rIdxffo1sacudrr4uwqbps1v">
               <w:r>
                 <w:rPr>
                   <w:rFonts w:ascii="Arial" w:cs="Arial" w:eastAsia="Arial" w:hAnsi="Arial"/>
@@ -8792,7 +8478,7 @@
               <w:spacing w:after="10" w:before="0"/>
               <w:ind w:left="120"/>
             </w:pPr>
-            <w:hyperlink w:history="1" r:id="rIddjskychgs1m2eg67zenje">
+            <w:hyperlink w:history="1" r:id="rIdsumfw2by1b26hdnkh5rhp">
               <w:r>
                 <w:rPr>
                   <w:rFonts w:ascii="Arial" w:cs="Arial" w:eastAsia="Arial" w:hAnsi="Arial"/>
@@ -8992,7 +8678,7 @@
             <w:pPr>
               <w:spacing w:after="20" w:before="0"/>
             </w:pPr>
-            <w:hyperlink w:history="1" r:id="rIdljxnapr-tatmownlggndj">
+            <w:hyperlink w:history="1" r:id="rIdmqppnbcnhzlrkncuecfbh">
               <w:r>
                 <w:rPr>
                   <w:rFonts w:ascii="Arial" w:cs="Arial" w:eastAsia="Arial" w:hAnsi="Arial"/>
@@ -9041,7 +8727,7 @@
               <w:spacing w:after="10" w:before="0"/>
               <w:ind w:left="120"/>
             </w:pPr>
-            <w:hyperlink w:history="1" r:id="rIdvb0zu3zshytfpwhgxu5yh">
+            <w:hyperlink w:history="1" r:id="rId1uzptjzzxqumquhjeq27r">
               <w:r>
                 <w:rPr>
                   <w:rFonts w:ascii="Arial" w:cs="Arial" w:eastAsia="Arial" w:hAnsi="Arial"/>
@@ -9086,7 +8772,7 @@
             <w:pPr>
               <w:spacing w:after="20" w:before="0"/>
             </w:pPr>
-            <w:hyperlink w:history="1" r:id="rId8qn8c67kaxb6s0sprmm_j">
+            <w:hyperlink w:history="1" r:id="rId_pxs1uxyila1driihehoe">
               <w:r>
                 <w:rPr>
                   <w:rFonts w:ascii="Arial" w:cs="Arial" w:eastAsia="Arial" w:hAnsi="Arial"/>
@@ -9119,7 +8805,7 @@
               <w:spacing w:after="10" w:before="0"/>
               <w:ind w:left="120"/>
             </w:pPr>
-            <w:hyperlink w:history="1" r:id="rIdjpbwkvghc6qhwfyilxxd9">
+            <w:hyperlink w:history="1" r:id="rIdra_o4lpjwix872_rd7200">
               <w:r>
                 <w:rPr>
                   <w:rFonts w:ascii="Arial" w:cs="Arial" w:eastAsia="Arial" w:hAnsi="Arial"/>
@@ -9644,7 +9330,7 @@
         </w:rPr>
         <w:t xml:space="preserve">© 2026 SeaVuria and ARES. Aligned with KICD objectives. Developed by SeaVuria; technical implementation by ARES (with AI assistance from Claude). Licensed under </w:t>
       </w:r>
-      <w:hyperlink w:history="1" r:id="rId5vqlukyeqovjz1ne1jfzl">
+      <w:hyperlink w:history="1" r:id="rIdks3identondqpxb3cb51p">
         <w:r>
           <w:rPr>
             <w:rFonts w:ascii="Arial" w:cs="Arial" w:eastAsia="Arial" w:hAnsi="Arial"/>
@@ -9665,7 +9351,7 @@
         </w:rPr>
         <w:t xml:space="preserve"> (</w:t>
       </w:r>
-      <w:hyperlink w:history="1" r:id="rIda5vkyorinkoimdvlqioig">
+      <w:hyperlink w:history="1" r:id="rIdmb54igl4cx6unotrilspg">
         <w:r>
           <w:rPr>
             <w:rFonts w:ascii="Arial" w:cs="Arial" w:eastAsia="Arial" w:hAnsi="Arial"/>
@@ -10705,7 +10391,7 @@
             <w:pPr>
               <w:spacing w:after="20" w:before="0"/>
             </w:pPr>
-            <w:hyperlink w:history="1" r:id="rIdb-mscsgrce5q4ti8bctsq">
+            <w:hyperlink w:history="1" r:id="rIdzuxkvqkxc8xzfc42vrnlj">
               <w:r>
                 <w:rPr>
                   <w:rFonts w:ascii="Arial" w:cs="Arial" w:eastAsia="Arial" w:hAnsi="Arial"/>
@@ -10738,7 +10424,7 @@
               <w:spacing w:after="10" w:before="0"/>
               <w:ind w:left="120"/>
             </w:pPr>
-            <w:hyperlink w:history="1" r:id="rIdjarpv4fnqlxpfzyrgdpur">
+            <w:hyperlink w:history="1" r:id="rIdenjo-xal6jsrcbcymrcbj">
               <w:r>
                 <w:rPr>
                   <w:rFonts w:ascii="Arial" w:cs="Arial" w:eastAsia="Arial" w:hAnsi="Arial"/>
@@ -10783,7 +10469,7 @@
             <w:pPr>
               <w:spacing w:after="20" w:before="0"/>
             </w:pPr>
-            <w:hyperlink w:history="1" r:id="rId2vui9w4f8cchepkhc3dg8">
+            <w:hyperlink w:history="1" r:id="rId3a5qlkv_xiirqy6tnknp0">
               <w:r>
                 <w:rPr>
                   <w:rFonts w:ascii="Arial" w:cs="Arial" w:eastAsia="Arial" w:hAnsi="Arial"/>
@@ -10832,7 +10518,7 @@
               <w:spacing w:after="10" w:before="0"/>
               <w:ind w:left="120"/>
             </w:pPr>
-            <w:hyperlink w:history="1" r:id="rIdfdgp8lzkmg413rdwwpwjj">
+            <w:hyperlink w:history="1" r:id="rIdke52ptakyzyq9gxglnr9z">
               <w:r>
                 <w:rPr>
                   <w:rFonts w:ascii="Arial" w:cs="Arial" w:eastAsia="Arial" w:hAnsi="Arial"/>
@@ -11032,7 +10718,7 @@
             <w:pPr>
               <w:spacing w:after="20" w:before="0"/>
             </w:pPr>
-            <w:hyperlink w:history="1" r:id="rId5r_ofqq8qjyiepfwxpkzm">
+            <w:hyperlink w:history="1" r:id="rIdhl-puwx2szsgqzcd8fznk">
               <w:r>
                 <w:rPr>
                   <w:rFonts w:ascii="Arial" w:cs="Arial" w:eastAsia="Arial" w:hAnsi="Arial"/>
@@ -11065,7 +10751,7 @@
               <w:spacing w:after="10" w:before="0"/>
               <w:ind w:left="120"/>
             </w:pPr>
-            <w:hyperlink w:history="1" r:id="rIdfddp_kkanys8dsg8j-e_3">
+            <w:hyperlink w:history="1" r:id="rIdjzekscvp16f3oo_n6zulj">
               <w:r>
                 <w:rPr>
                   <w:rFonts w:ascii="Arial" w:cs="Arial" w:eastAsia="Arial" w:hAnsi="Arial"/>
@@ -11110,7 +10796,7 @@
             <w:pPr>
               <w:spacing w:after="20" w:before="0"/>
             </w:pPr>
-            <w:hyperlink w:history="1" r:id="rId62laigpmqnmgedc6l_osd">
+            <w:hyperlink w:history="1" r:id="rIdbvhldxnphb1rgjxd8pocc">
               <w:r>
                 <w:rPr>
                   <w:rFonts w:ascii="Arial" w:cs="Arial" w:eastAsia="Arial" w:hAnsi="Arial"/>
@@ -11159,7 +10845,7 @@
               <w:spacing w:after="10" w:before="0"/>
               <w:ind w:left="120"/>
             </w:pPr>
-            <w:hyperlink w:history="1" r:id="rIdajmfq1lbzvbtvduxjrr6b">
+            <w:hyperlink w:history="1" r:id="rIdhzhszzewsmcw4oxtiy-jq">
               <w:r>
                 <w:rPr>
                   <w:rFonts w:ascii="Arial" w:cs="Arial" w:eastAsia="Arial" w:hAnsi="Arial"/>
@@ -11359,7 +11045,7 @@
             <w:pPr>
               <w:spacing w:after="20" w:before="0"/>
             </w:pPr>
-            <w:hyperlink w:history="1" r:id="rIdic4bdxnklv9xlzrogfa7x">
+            <w:hyperlink w:history="1" r:id="rIdopz4rkmtacr2hwyws528u">
               <w:r>
                 <w:rPr>
                   <w:rFonts w:ascii="Arial" w:cs="Arial" w:eastAsia="Arial" w:hAnsi="Arial"/>
@@ -11392,7 +11078,7 @@
               <w:spacing w:after="10" w:before="0"/>
               <w:ind w:left="120"/>
             </w:pPr>
-            <w:hyperlink w:history="1" r:id="rId57b_6dny__zwmdnb5dwud">
+            <w:hyperlink w:history="1" r:id="rIdyviigdhakp9fhwtohstb1">
               <w:r>
                 <w:rPr>
                   <w:rFonts w:ascii="Arial" w:cs="Arial" w:eastAsia="Arial" w:hAnsi="Arial"/>
@@ -11437,7 +11123,7 @@
             <w:pPr>
               <w:spacing w:after="20" w:before="0"/>
             </w:pPr>
-            <w:hyperlink w:history="1" r:id="rIdzmxrzlbhjjrglgc6krfnp">
+            <w:hyperlink w:history="1" r:id="rId90np_ljxh-sqh5msmqrep">
               <w:r>
                 <w:rPr>
                   <w:rFonts w:ascii="Arial" w:cs="Arial" w:eastAsia="Arial" w:hAnsi="Arial"/>
@@ -11486,7 +11172,7 @@
               <w:spacing w:after="10" w:before="0"/>
               <w:ind w:left="120"/>
             </w:pPr>
-            <w:hyperlink w:history="1" r:id="rIdvx4q5_hq_0nicrhpda7_g">
+            <w:hyperlink w:history="1" r:id="rIdmnqdvranrygzibg5frfdg">
               <w:r>
                 <w:rPr>
                   <w:rFonts w:ascii="Arial" w:cs="Arial" w:eastAsia="Arial" w:hAnsi="Arial"/>
@@ -11686,7 +11372,7 @@
             <w:pPr>
               <w:spacing w:after="20" w:before="0"/>
             </w:pPr>
-            <w:hyperlink w:history="1" r:id="rIdwejkysoagkhqcpoviiuro">
+            <w:hyperlink w:history="1" r:id="rId17k90xp5exxuhek9yvu81">
               <w:r>
                 <w:rPr>
                   <w:rFonts w:ascii="Arial" w:cs="Arial" w:eastAsia="Arial" w:hAnsi="Arial"/>
@@ -11719,7 +11405,7 @@
               <w:spacing w:after="10" w:before="0"/>
               <w:ind w:left="120"/>
             </w:pPr>
-            <w:hyperlink w:history="1" r:id="rIdbx8ep8st9zkra6kw8s8ti">
+            <w:hyperlink w:history="1" r:id="rIdzssxhjprodvcnzmjhmldv">
               <w:r>
                 <w:rPr>
                   <w:rFonts w:ascii="Arial" w:cs="Arial" w:eastAsia="Arial" w:hAnsi="Arial"/>
@@ -11764,7 +11450,7 @@
             <w:pPr>
               <w:spacing w:after="20" w:before="0"/>
             </w:pPr>
-            <w:hyperlink w:history="1" r:id="rIdr5ii0n44kdukhedmkyzdp">
+            <w:hyperlink w:history="1" r:id="rIdta-ivy9tjgs1ci5vzqbpe">
               <w:r>
                 <w:rPr>
                   <w:rFonts w:ascii="Arial" w:cs="Arial" w:eastAsia="Arial" w:hAnsi="Arial"/>
@@ -11813,7 +11499,7 @@
               <w:spacing w:after="10" w:before="0"/>
               <w:ind w:left="120"/>
             </w:pPr>
-            <w:hyperlink w:history="1" r:id="rIdznxiqla2l7dvajtumrizt">
+            <w:hyperlink w:history="1" r:id="rId2-yshyfihqi5fjjjhotk-">
               <w:r>
                 <w:rPr>
                   <w:rFonts w:ascii="Arial" w:cs="Arial" w:eastAsia="Arial" w:hAnsi="Arial"/>
@@ -12013,7 +11699,7 @@
             <w:pPr>
               <w:spacing w:after="20" w:before="0"/>
             </w:pPr>
-            <w:hyperlink w:history="1" r:id="rIdpkwglqzusnczwwauqozhm">
+            <w:hyperlink w:history="1" r:id="rIdspirtrmk20p_2o57x3nt7">
               <w:r>
                 <w:rPr>
                   <w:rFonts w:ascii="Arial" w:cs="Arial" w:eastAsia="Arial" w:hAnsi="Arial"/>
@@ -12062,7 +11748,7 @@
               <w:spacing w:after="10" w:before="0"/>
               <w:ind w:left="120"/>
             </w:pPr>
-            <w:hyperlink w:history="1" r:id="rIdo9kqqj8p0w_aah0gsylzf">
+            <w:hyperlink w:history="1" r:id="rIdjcdc-gct25e8qr_2a9t0r">
               <w:r>
                 <w:rPr>
                   <w:rFonts w:ascii="Arial" w:cs="Arial" w:eastAsia="Arial" w:hAnsi="Arial"/>
@@ -12107,7 +11793,7 @@
             <w:pPr>
               <w:spacing w:after="20" w:before="0"/>
             </w:pPr>
-            <w:hyperlink w:history="1" r:id="rIddzv7hhzatrbyu8c3ubm-j">
+            <w:hyperlink w:history="1" r:id="rIdtnpy3loy_ahe2q9_whu0e">
               <w:r>
                 <w:rPr>
                   <w:rFonts w:ascii="Arial" w:cs="Arial" w:eastAsia="Arial" w:hAnsi="Arial"/>
@@ -12156,7 +11842,7 @@
               <w:spacing w:after="10" w:before="0"/>
               <w:ind w:left="120"/>
             </w:pPr>
-            <w:hyperlink w:history="1" r:id="rIdqqbgz5ofksj2quqmbnxdw">
+            <w:hyperlink w:history="1" r:id="rIddz6ngh36oi0a-xv1puq08">
               <w:r>
                 <w:rPr>
                   <w:rFonts w:ascii="Arial" w:cs="Arial" w:eastAsia="Arial" w:hAnsi="Arial"/>
@@ -12681,7 +12367,7 @@
         </w:rPr>
         <w:t xml:space="preserve">© 2026 SeaVuria and ARES. Aligned with KICD objectives. Developed by SeaVuria; technical implementation by ARES (with AI assistance from Claude). Licensed under </w:t>
       </w:r>
-      <w:hyperlink w:history="1" r:id="rIdzh187xea85yana4hu3m0d">
+      <w:hyperlink w:history="1" r:id="rIdqvphmt_r9kkwajsvbb3k0">
         <w:r>
           <w:rPr>
             <w:rFonts w:ascii="Arial" w:cs="Arial" w:eastAsia="Arial" w:hAnsi="Arial"/>
@@ -12702,7 +12388,7 @@
         </w:rPr>
         <w:t xml:space="preserve"> (</w:t>
       </w:r>
-      <w:hyperlink w:history="1" r:id="rId1obxzzb7fryu3poidxuhd">
+      <w:hyperlink w:history="1" r:id="rId9n8eendcvclmuly6jcuvr">
         <w:r>
           <w:rPr>
             <w:rFonts w:ascii="Arial" w:cs="Arial" w:eastAsia="Arial" w:hAnsi="Arial"/>
@@ -13742,7 +13428,7 @@
             <w:pPr>
               <w:spacing w:after="20" w:before="0"/>
             </w:pPr>
-            <w:hyperlink w:history="1" r:id="rIdxqpbzkuvtivt5qiqyfew2">
+            <w:hyperlink w:history="1" r:id="rIdgq5vgwof2ifllgey6dxgm">
               <w:r>
                 <w:rPr>
                   <w:rFonts w:ascii="Arial" w:cs="Arial" w:eastAsia="Arial" w:hAnsi="Arial"/>
@@ -13775,7 +13461,7 @@
               <w:spacing w:after="10" w:before="0"/>
               <w:ind w:left="120"/>
             </w:pPr>
-            <w:hyperlink w:history="1" r:id="rId_dgv73jq3opqixamrn2rx">
+            <w:hyperlink w:history="1" r:id="rId9iw6g0k-k-lsluw6s9pg7">
               <w:r>
                 <w:rPr>
                   <w:rFonts w:ascii="Arial" w:cs="Arial" w:eastAsia="Arial" w:hAnsi="Arial"/>
@@ -13820,7 +13506,7 @@
             <w:pPr>
               <w:spacing w:after="20" w:before="0"/>
             </w:pPr>
-            <w:hyperlink w:history="1" r:id="rIdqv2dlmfa6ejt6plu2ccf1">
+            <w:hyperlink w:history="1" r:id="rIdlx-bdzrqyj5fqjserc4lr">
               <w:r>
                 <w:rPr>
                   <w:rFonts w:ascii="Arial" w:cs="Arial" w:eastAsia="Arial" w:hAnsi="Arial"/>
@@ -13853,7 +13539,7 @@
               <w:spacing w:after="10" w:before="0"/>
               <w:ind w:left="120"/>
             </w:pPr>
-            <w:hyperlink w:history="1" r:id="rIdsgxplu36joalvi_0zixi2">
+            <w:hyperlink w:history="1" r:id="rId7zrjutm3sltoetfaf2kc5">
               <w:r>
                 <w:rPr>
                   <w:rFonts w:ascii="Arial" w:cs="Arial" w:eastAsia="Arial" w:hAnsi="Arial"/>
@@ -14053,7 +13739,7 @@
             <w:pPr>
               <w:spacing w:after="20" w:before="0"/>
             </w:pPr>
-            <w:hyperlink w:history="1" r:id="rIdoknvxcmwyup-v3ph2r6wv">
+            <w:hyperlink w:history="1" r:id="rId_07w3vxotl494qp4hbmoc">
               <w:r>
                 <w:rPr>
                   <w:rFonts w:ascii="Arial" w:cs="Arial" w:eastAsia="Arial" w:hAnsi="Arial"/>
@@ -14086,7 +13772,7 @@
               <w:spacing w:after="10" w:before="0"/>
               <w:ind w:left="120"/>
             </w:pPr>
-            <w:hyperlink w:history="1" r:id="rIdewafd9q8le6flbj6fbmtx">
+            <w:hyperlink w:history="1" r:id="rIdi3ai4vyalcwg8agbq860c">
               <w:r>
                 <w:rPr>
                   <w:rFonts w:ascii="Arial" w:cs="Arial" w:eastAsia="Arial" w:hAnsi="Arial"/>
@@ -14131,7 +13817,7 @@
             <w:pPr>
               <w:spacing w:after="20" w:before="0"/>
             </w:pPr>
-            <w:hyperlink w:history="1" r:id="rIdjrngvjs8qxosiuxqnlhbp">
+            <w:hyperlink w:history="1" r:id="rIdld4uavh2zr7mw8ocf3goc">
               <w:r>
                 <w:rPr>
                   <w:rFonts w:ascii="Arial" w:cs="Arial" w:eastAsia="Arial" w:hAnsi="Arial"/>
@@ -14164,7 +13850,7 @@
               <w:spacing w:after="10" w:before="0"/>
               <w:ind w:left="120"/>
             </w:pPr>
-            <w:hyperlink w:history="1" r:id="rIdazukdxl3hwzrafupjlf2v">
+            <w:hyperlink w:history="1" r:id="rId8jzozfm1exhl8jqbazxk1">
               <w:r>
                 <w:rPr>
                   <w:rFonts w:ascii="Arial" w:cs="Arial" w:eastAsia="Arial" w:hAnsi="Arial"/>
@@ -14364,7 +14050,7 @@
             <w:pPr>
               <w:spacing w:after="20" w:before="0"/>
             </w:pPr>
-            <w:hyperlink w:history="1" r:id="rIdbgpvzafzjgvnvqflnsq3r">
+            <w:hyperlink w:history="1" r:id="rId5-jlreklo8119gmscdnck">
               <w:r>
                 <w:rPr>
                   <w:rFonts w:ascii="Arial" w:cs="Arial" w:eastAsia="Arial" w:hAnsi="Arial"/>
@@ -14397,7 +14083,7 @@
               <w:spacing w:after="10" w:before="0"/>
               <w:ind w:left="120"/>
             </w:pPr>
-            <w:hyperlink w:history="1" r:id="rIdmh-cqnaaa6sfnmk8smast">
+            <w:hyperlink w:history="1" r:id="rIdq6xxxapy-vtz80hgk-euo">
               <w:r>
                 <w:rPr>
                   <w:rFonts w:ascii="Arial" w:cs="Arial" w:eastAsia="Arial" w:hAnsi="Arial"/>
@@ -14442,7 +14128,7 @@
             <w:pPr>
               <w:spacing w:after="20" w:before="0"/>
             </w:pPr>
-            <w:hyperlink w:history="1" r:id="rId5ag7e6vvlnzuvn0e0f7qa">
+            <w:hyperlink w:history="1" r:id="rIdrpm9wvz6esg1i2y3jfaio">
               <w:r>
                 <w:rPr>
                   <w:rFonts w:ascii="Arial" w:cs="Arial" w:eastAsia="Arial" w:hAnsi="Arial"/>
@@ -14491,7 +14177,7 @@
               <w:spacing w:after="10" w:before="0"/>
               <w:ind w:left="120"/>
             </w:pPr>
-            <w:hyperlink w:history="1" r:id="rIdq_of0zgxg0_bgbvelka5h">
+            <w:hyperlink w:history="1" r:id="rId0apvcxywkwhpibf7od-hw">
               <w:r>
                 <w:rPr>
                   <w:rFonts w:ascii="Arial" w:cs="Arial" w:eastAsia="Arial" w:hAnsi="Arial"/>
@@ -14691,7 +14377,7 @@
             <w:pPr>
               <w:spacing w:after="20" w:before="0"/>
             </w:pPr>
-            <w:hyperlink w:history="1" r:id="rIdh1xbvhx0lf6lhxqb_abt0">
+            <w:hyperlink w:history="1" r:id="rIdwmzfvs2wtriemkfvd9ci9">
               <w:r>
                 <w:rPr>
                   <w:rFonts w:ascii="Arial" w:cs="Arial" w:eastAsia="Arial" w:hAnsi="Arial"/>
@@ -14724,7 +14410,7 @@
               <w:spacing w:after="10" w:before="0"/>
               <w:ind w:left="120"/>
             </w:pPr>
-            <w:hyperlink w:history="1" r:id="rIdqxu08oimwotl9pwiuqnoe">
+            <w:hyperlink w:history="1" r:id="rIdojpxz3umiui9v3fuckz5f">
               <w:r>
                 <w:rPr>
                   <w:rFonts w:ascii="Arial" w:cs="Arial" w:eastAsia="Arial" w:hAnsi="Arial"/>
@@ -14769,7 +14455,7 @@
             <w:pPr>
               <w:spacing w:after="20" w:before="0"/>
             </w:pPr>
-            <w:hyperlink w:history="1" r:id="rId0dovzxqivfkvytdjazlbq">
+            <w:hyperlink w:history="1" r:id="rIdznsbm_bpvz7ckaa81ijid">
               <w:r>
                 <w:rPr>
                   <w:rFonts w:ascii="Arial" w:cs="Arial" w:eastAsia="Arial" w:hAnsi="Arial"/>
@@ -14818,7 +14504,7 @@
               <w:spacing w:after="10" w:before="0"/>
               <w:ind w:left="120"/>
             </w:pPr>
-            <w:hyperlink w:history="1" r:id="rIdfxzoxqqx-_fbhvpy_q4dz">
+            <w:hyperlink w:history="1" r:id="rIdgb_g_s-19h9eeftfhqcgm">
               <w:r>
                 <w:rPr>
                   <w:rFonts w:ascii="Arial" w:cs="Arial" w:eastAsia="Arial" w:hAnsi="Arial"/>
@@ -15018,7 +14704,7 @@
             <w:pPr>
               <w:spacing w:after="20" w:before="0"/>
             </w:pPr>
-            <w:hyperlink w:history="1" r:id="rIdcsfunjgvp32bho0wwnymx">
+            <w:hyperlink w:history="1" r:id="rIdyadv8vywrrkmq7u29qi2o">
               <w:r>
                 <w:rPr>
                   <w:rFonts w:ascii="Arial" w:cs="Arial" w:eastAsia="Arial" w:hAnsi="Arial"/>
@@ -15051,7 +14737,7 @@
               <w:spacing w:after="10" w:before="0"/>
               <w:ind w:left="120"/>
             </w:pPr>
-            <w:hyperlink w:history="1" r:id="rIdovmbju8drbywbtilzieta">
+            <w:hyperlink w:history="1" r:id="rId5ff9ko9kw1b2a_y3njjok">
               <w:r>
                 <w:rPr>
                   <w:rFonts w:ascii="Arial" w:cs="Arial" w:eastAsia="Arial" w:hAnsi="Arial"/>
@@ -15096,7 +14782,7 @@
             <w:pPr>
               <w:spacing w:after="20" w:before="0"/>
             </w:pPr>
-            <w:hyperlink w:history="1" r:id="rIdcxrozmp_zxvhcrvi5okxl">
+            <w:hyperlink w:history="1" r:id="rId4wdcjgcnirxovpfh8xoze">
               <w:r>
                 <w:rPr>
                   <w:rFonts w:ascii="Arial" w:cs="Arial" w:eastAsia="Arial" w:hAnsi="Arial"/>
@@ -15145,7 +14831,7 @@
               <w:spacing w:after="10" w:before="0"/>
               <w:ind w:left="120"/>
             </w:pPr>
-            <w:hyperlink w:history="1" r:id="rIdwf5gtqwy0rgwv5wcpgo8a">
+            <w:hyperlink w:history="1" r:id="rIdtka-ppxgtpr-5xrkfqrk3">
               <w:r>
                 <w:rPr>
                   <w:rFonts w:ascii="Arial" w:cs="Arial" w:eastAsia="Arial" w:hAnsi="Arial"/>
@@ -15670,7 +15356,7 @@
         </w:rPr>
         <w:t xml:space="preserve">© 2026 SeaVuria and ARES. Aligned with KICD objectives. Developed by SeaVuria; technical implementation by ARES (with AI assistance from Claude). Licensed under </w:t>
       </w:r>
-      <w:hyperlink w:history="1" r:id="rIdtujtrn42xfudyhd_qjb1h">
+      <w:hyperlink w:history="1" r:id="rIdxgeoovoxjakdlgwkf81ks">
         <w:r>
           <w:rPr>
             <w:rFonts w:ascii="Arial" w:cs="Arial" w:eastAsia="Arial" w:hAnsi="Arial"/>
@@ -15691,7 +15377,7 @@
         </w:rPr>
         <w:t xml:space="preserve"> (</w:t>
       </w:r>
-      <w:hyperlink w:history="1" r:id="rId5ivyehimims12d7llkvrd">
+      <w:hyperlink w:history="1" r:id="rIdzchebwlckxulqtvyfhlhi">
         <w:r>
           <w:rPr>
             <w:rFonts w:ascii="Arial" w:cs="Arial" w:eastAsia="Arial" w:hAnsi="Arial"/>
@@ -16731,7 +16417,7 @@
             <w:pPr>
               <w:spacing w:after="20" w:before="0"/>
             </w:pPr>
-            <w:hyperlink w:history="1" r:id="rIdydznwtscedgwd-pt6dzpd">
+            <w:hyperlink w:history="1" r:id="rIduzilht2xje4ovlmynkwxw">
               <w:r>
                 <w:rPr>
                   <w:rFonts w:ascii="Arial" w:cs="Arial" w:eastAsia="Arial" w:hAnsi="Arial"/>
@@ -16764,7 +16450,7 @@
               <w:spacing w:after="10" w:before="0"/>
               <w:ind w:left="120"/>
             </w:pPr>
-            <w:hyperlink w:history="1" r:id="rId_4o__p6c27lshhueif087">
+            <w:hyperlink w:history="1" r:id="rIda35qe_qh-vtjctto3ccmv">
               <w:r>
                 <w:rPr>
                   <w:rFonts w:ascii="Arial" w:cs="Arial" w:eastAsia="Arial" w:hAnsi="Arial"/>
@@ -16809,7 +16495,7 @@
             <w:pPr>
               <w:spacing w:after="20" w:before="0"/>
             </w:pPr>
-            <w:hyperlink w:history="1" r:id="rIdzqgpkkezmq2mgrq4cabnn">
+            <w:hyperlink w:history="1" r:id="rIdmu0smp24ineir9__wdr6w">
               <w:r>
                 <w:rPr>
                   <w:rFonts w:ascii="Arial" w:cs="Arial" w:eastAsia="Arial" w:hAnsi="Arial"/>
@@ -16842,7 +16528,7 @@
               <w:spacing w:after="10" w:before="0"/>
               <w:ind w:left="120"/>
             </w:pPr>
-            <w:hyperlink w:history="1" r:id="rIdjlyzk6jisswsalh_7gwo2">
+            <w:hyperlink w:history="1" r:id="rId_6ciglny14orkhsuk6dnb">
               <w:r>
                 <w:rPr>
                   <w:rFonts w:ascii="Arial" w:cs="Arial" w:eastAsia="Arial" w:hAnsi="Arial"/>
@@ -17042,7 +16728,7 @@
             <w:pPr>
               <w:spacing w:after="20" w:before="0"/>
             </w:pPr>
-            <w:hyperlink w:history="1" r:id="rIdxblmad_k5wfgm93gldbem">
+            <w:hyperlink w:history="1" r:id="rIdls4-uyqkykwvbhrd4gpza">
               <w:r>
                 <w:rPr>
                   <w:rFonts w:ascii="Arial" w:cs="Arial" w:eastAsia="Arial" w:hAnsi="Arial"/>
@@ -17075,7 +16761,7 @@
               <w:spacing w:after="10" w:before="0"/>
               <w:ind w:left="120"/>
             </w:pPr>
-            <w:hyperlink w:history="1" r:id="rIdvlbecnqdu2j6zb4msapd4">
+            <w:hyperlink w:history="1" r:id="rIdzzlo9ckefxb0n6zjukswh">
               <w:r>
                 <w:rPr>
                   <w:rFonts w:ascii="Arial" w:cs="Arial" w:eastAsia="Arial" w:hAnsi="Arial"/>
@@ -17120,7 +16806,7 @@
             <w:pPr>
               <w:spacing w:after="20" w:before="0"/>
             </w:pPr>
-            <w:hyperlink w:history="1" r:id="rIdb_ernh1gdppkvh2jchgri">
+            <w:hyperlink w:history="1" r:id="rIdjnhfsfkgjovgvjy7yrwe_">
               <w:r>
                 <w:rPr>
                   <w:rFonts w:ascii="Arial" w:cs="Arial" w:eastAsia="Arial" w:hAnsi="Arial"/>
@@ -17153,7 +16839,7 @@
               <w:spacing w:after="10" w:before="0"/>
               <w:ind w:left="120"/>
             </w:pPr>
-            <w:hyperlink w:history="1" r:id="rIdfu93kih9iiotbv_myf-sd">
+            <w:hyperlink w:history="1" r:id="rIdnxvio2sk8ynibd6_h6ieu">
               <w:r>
                 <w:rPr>
                   <w:rFonts w:ascii="Arial" w:cs="Arial" w:eastAsia="Arial" w:hAnsi="Arial"/>
@@ -17713,7 +17399,7 @@
             <w:pPr>
               <w:spacing w:after="20" w:before="0"/>
             </w:pPr>
-            <w:hyperlink w:history="1" r:id="rIdeweaa5zzolrgsdp-9m6do">
+            <w:hyperlink w:history="1" r:id="rIdyi-eell7ngb_a-zzpdmku">
               <w:r>
                 <w:rPr>
                   <w:rFonts w:ascii="Arial" w:cs="Arial" w:eastAsia="Arial" w:hAnsi="Arial"/>
@@ -17746,7 +17432,7 @@
               <w:spacing w:after="10" w:before="0"/>
               <w:ind w:left="120"/>
             </w:pPr>
-            <w:hyperlink w:history="1" r:id="rIdoohm7bvxpao099sukmodo">
+            <w:hyperlink w:history="1" r:id="rIdkqmahxpc2hkgvkf0mu79z">
               <w:r>
                 <w:rPr>
                   <w:rFonts w:ascii="Arial" w:cs="Arial" w:eastAsia="Arial" w:hAnsi="Arial"/>
@@ -17791,7 +17477,7 @@
             <w:pPr>
               <w:spacing w:after="20" w:before="0"/>
             </w:pPr>
-            <w:hyperlink w:history="1" r:id="rIderryrme6ffieogur4xykq">
+            <w:hyperlink w:history="1" r:id="rIdkgxkt2w3hwcngwia_omnp">
               <w:r>
                 <w:rPr>
                   <w:rFonts w:ascii="Arial" w:cs="Arial" w:eastAsia="Arial" w:hAnsi="Arial"/>
@@ -17824,7 +17510,7 @@
               <w:spacing w:after="10" w:before="0"/>
               <w:ind w:left="120"/>
             </w:pPr>
-            <w:hyperlink w:history="1" r:id="rIdi0nxwedq-t5enudyx7nbr">
+            <w:hyperlink w:history="1" r:id="rIdjgubfelwysfztw3wg-me1">
               <w:r>
                 <w:rPr>
                   <w:rFonts w:ascii="Arial" w:cs="Arial" w:eastAsia="Arial" w:hAnsi="Arial"/>
@@ -18284,7 +17970,7 @@
             <w:pPr>
               <w:spacing w:after="20" w:before="0"/>
             </w:pPr>
-            <w:hyperlink w:history="1" r:id="rIdzguwim6zh9v3ay2vs7oaf">
+            <w:hyperlink w:history="1" r:id="rIdhc3lo3hjjt5cvmtvbtkn7">
               <w:r>
                 <w:rPr>
                   <w:rFonts w:ascii="Arial" w:cs="Arial" w:eastAsia="Arial" w:hAnsi="Arial"/>
@@ -18317,7 +18003,7 @@
               <w:spacing w:after="10" w:before="0"/>
               <w:ind w:left="120"/>
             </w:pPr>
-            <w:hyperlink w:history="1" r:id="rIdflmmirciuqjsczetfurji">
+            <w:hyperlink w:history="1" r:id="rIdndzwajuprnjaj5w5h-rzy">
               <w:r>
                 <w:rPr>
                   <w:rFonts w:ascii="Arial" w:cs="Arial" w:eastAsia="Arial" w:hAnsi="Arial"/>
@@ -18362,7 +18048,7 @@
             <w:pPr>
               <w:spacing w:after="20" w:before="0"/>
             </w:pPr>
-            <w:hyperlink w:history="1" r:id="rIdpzyxpwsanyuqdduejo2s3">
+            <w:hyperlink w:history="1" r:id="rIdvh9rej7zvntcyb-fe7jkf">
               <w:r>
                 <w:rPr>
                   <w:rFonts w:ascii="Arial" w:cs="Arial" w:eastAsia="Arial" w:hAnsi="Arial"/>
@@ -18395,7 +18081,7 @@
               <w:spacing w:after="10" w:before="0"/>
               <w:ind w:left="120"/>
             </w:pPr>
-            <w:hyperlink w:history="1" r:id="rId8mlmjjyfhvq3xhzsdem8l">
+            <w:hyperlink w:history="1" r:id="rIdsesxh3fktw3pr-ing7nxb">
               <w:r>
                 <w:rPr>
                   <w:rFonts w:ascii="Arial" w:cs="Arial" w:eastAsia="Arial" w:hAnsi="Arial"/>
@@ -18755,7 +18441,7 @@
             <w:pPr>
               <w:spacing w:after="20" w:before="0"/>
             </w:pPr>
-            <w:hyperlink w:history="1" r:id="rIdbcjqly7yeimbmpm0xsrak">
+            <w:hyperlink w:history="1" r:id="rIdprt2fj3ogd2nebdtq1utq">
               <w:r>
                 <w:rPr>
                   <w:rFonts w:ascii="Arial" w:cs="Arial" w:eastAsia="Arial" w:hAnsi="Arial"/>
@@ -18788,7 +18474,7 @@
               <w:spacing w:after="10" w:before="0"/>
               <w:ind w:left="120"/>
             </w:pPr>
-            <w:hyperlink w:history="1" r:id="rId3vuv_sha6zp3tijruhc_t">
+            <w:hyperlink w:history="1" r:id="rId1a1wgysegjmlmnlvmj_1s">
               <w:r>
                 <w:rPr>
                   <w:rFonts w:ascii="Arial" w:cs="Arial" w:eastAsia="Arial" w:hAnsi="Arial"/>
@@ -18833,7 +18519,7 @@
             <w:pPr>
               <w:spacing w:after="20" w:before="0"/>
             </w:pPr>
-            <w:hyperlink w:history="1" r:id="rIdmtu02cji8ebuil3hqnmux">
+            <w:hyperlink w:history="1" r:id="rIdtelb7vfrct5rh2qyyuyia">
               <w:r>
                 <w:rPr>
                   <w:rFonts w:ascii="Arial" w:cs="Arial" w:eastAsia="Arial" w:hAnsi="Arial"/>
@@ -18882,7 +18568,7 @@
               <w:spacing w:after="10" w:before="0"/>
               <w:ind w:left="120"/>
             </w:pPr>
-            <w:hyperlink w:history="1" r:id="rIdpe1-dhd-4ayms8-rtzbkm">
+            <w:hyperlink w:history="1" r:id="rId-yllfpjxtui9xcawg72ds">
               <w:r>
                 <w:rPr>
                   <w:rFonts w:ascii="Arial" w:cs="Arial" w:eastAsia="Arial" w:hAnsi="Arial"/>
@@ -19747,7 +19433,7 @@
         </w:rPr>
         <w:t xml:space="preserve">© 2026 SeaVuria and ARES. Aligned with KICD objectives. Developed by SeaVuria; technical implementation by ARES (with AI assistance from Claude). Licensed under </w:t>
       </w:r>
-      <w:hyperlink w:history="1" r:id="rIda14wljflwrmizayd0h9g4">
+      <w:hyperlink w:history="1" r:id="rIdoqcfzc0z04wucpe5jijgl">
         <w:r>
           <w:rPr>
             <w:rFonts w:ascii="Arial" w:cs="Arial" w:eastAsia="Arial" w:hAnsi="Arial"/>
@@ -19768,7 +19454,7 @@
         </w:rPr>
         <w:t xml:space="preserve"> (</w:t>
       </w:r>
-      <w:hyperlink w:history="1" r:id="rId-a32pjmnsjlam4a_m-jrz">
+      <w:hyperlink w:history="1" r:id="rId26gdrmm_rww0zcflzgvz5">
         <w:r>
           <w:rPr>
             <w:rFonts w:ascii="Arial" w:cs="Arial" w:eastAsia="Arial" w:hAnsi="Arial"/>
@@ -20988,7 +20674,7 @@
             <w:pPr>
               <w:spacing w:after="20" w:before="0"/>
             </w:pPr>
-            <w:hyperlink w:history="1" r:id="rIdrxss5jx_swmbkhdwdki1g">
+            <w:hyperlink w:history="1" r:id="rId0axuxbo5swcgmtrkq1lsq">
               <w:r>
                 <w:rPr>
                   <w:rFonts w:ascii="Arial" w:cs="Arial" w:eastAsia="Arial" w:hAnsi="Arial"/>
@@ -21021,7 +20707,7 @@
               <w:spacing w:after="10" w:before="0"/>
               <w:ind w:left="120"/>
             </w:pPr>
-            <w:hyperlink w:history="1" r:id="rIdp7ic4dph1yakhkop_awee">
+            <w:hyperlink w:history="1" r:id="rId3xxspwbubvp5aw-aceysu">
               <w:r>
                 <w:rPr>
                   <w:rFonts w:ascii="Arial" w:cs="Arial" w:eastAsia="Arial" w:hAnsi="Arial"/>
@@ -21066,7 +20752,7 @@
             <w:pPr>
               <w:spacing w:after="20" w:before="0"/>
             </w:pPr>
-            <w:hyperlink w:history="1" r:id="rIdkz4dyaiam7uilkzzrl_zv">
+            <w:hyperlink w:history="1" r:id="rIdhh8igwyif8shtojdfmpmz">
               <w:r>
                 <w:rPr>
                   <w:rFonts w:ascii="Arial" w:cs="Arial" w:eastAsia="Arial" w:hAnsi="Arial"/>
@@ -21099,7 +20785,7 @@
               <w:spacing w:after="10" w:before="0"/>
               <w:ind w:left="120"/>
             </w:pPr>
-            <w:hyperlink w:history="1" r:id="rId2jnphdwazphulgdvlsswh">
+            <w:hyperlink w:history="1" r:id="rIdflivjemcvhvu3cpmk_cco">
               <w:r>
                 <w:rPr>
                   <w:rFonts w:ascii="Arial" w:cs="Arial" w:eastAsia="Arial" w:hAnsi="Arial"/>
@@ -21299,7 +20985,7 @@
             <w:pPr>
               <w:spacing w:after="20" w:before="0"/>
             </w:pPr>
-            <w:hyperlink w:history="1" r:id="rId9dvasflsjb6yp42ahydn9">
+            <w:hyperlink w:history="1" r:id="rId5yid7gwfxsunecz0t66zu">
               <w:r>
                 <w:rPr>
                   <w:rFonts w:ascii="Arial" w:cs="Arial" w:eastAsia="Arial" w:hAnsi="Arial"/>
@@ -21332,7 +21018,7 @@
               <w:spacing w:after="10" w:before="0"/>
               <w:ind w:left="120"/>
             </w:pPr>
-            <w:hyperlink w:history="1" r:id="rId1t56vnn6yv3vzlqciw3zk">
+            <w:hyperlink w:history="1" r:id="rId_klpnamuweyhfpilo6gdo">
               <w:r>
                 <w:rPr>
                   <w:rFonts w:ascii="Arial" w:cs="Arial" w:eastAsia="Arial" w:hAnsi="Arial"/>
@@ -21377,7 +21063,7 @@
             <w:pPr>
               <w:spacing w:after="20" w:before="0"/>
             </w:pPr>
-            <w:hyperlink w:history="1" r:id="rIdsbcsazi3gbw5fhnmrt0ci">
+            <w:hyperlink w:history="1" r:id="rId176cbbk4zsjcktvdy2yif">
               <w:r>
                 <w:rPr>
                   <w:rFonts w:ascii="Arial" w:cs="Arial" w:eastAsia="Arial" w:hAnsi="Arial"/>
@@ -21410,7 +21096,7 @@
               <w:spacing w:after="10" w:before="0"/>
               <w:ind w:left="120"/>
             </w:pPr>
-            <w:hyperlink w:history="1" r:id="rId_cfxxb2rqgtbrxhmpuhq1">
+            <w:hyperlink w:history="1" r:id="rIdtvhb9ml4ux49obz30qnpf">
               <w:r>
                 <w:rPr>
                   <w:rFonts w:ascii="Arial" w:cs="Arial" w:eastAsia="Arial" w:hAnsi="Arial"/>
@@ -21610,7 +21296,7 @@
             <w:pPr>
               <w:spacing w:after="20" w:before="0"/>
             </w:pPr>
-            <w:hyperlink w:history="1" r:id="rIdajnxdpis5a-12sjwrsvd4">
+            <w:hyperlink w:history="1" r:id="rIdhgokqpqcjowjnushoru1e">
               <w:r>
                 <w:rPr>
                   <w:rFonts w:ascii="Arial" w:cs="Arial" w:eastAsia="Arial" w:hAnsi="Arial"/>
@@ -21643,7 +21329,7 @@
               <w:spacing w:after="10" w:before="0"/>
               <w:ind w:left="120"/>
             </w:pPr>
-            <w:hyperlink w:history="1" r:id="rIdbjwgdkukkqcin-vokmht8">
+            <w:hyperlink w:history="1" r:id="rId7esy4pn7ypv0k-b5smvnx">
               <w:r>
                 <w:rPr>
                   <w:rFonts w:ascii="Arial" w:cs="Arial" w:eastAsia="Arial" w:hAnsi="Arial"/>
@@ -21688,7 +21374,7 @@
             <w:pPr>
               <w:spacing w:after="20" w:before="0"/>
             </w:pPr>
-            <w:hyperlink w:history="1" r:id="rId0rumuivwqvfcx8laqwgz8">
+            <w:hyperlink w:history="1" r:id="rIdiw9pgzsecamwwlesdlm_k">
               <w:r>
                 <w:rPr>
                   <w:rFonts w:ascii="Arial" w:cs="Arial" w:eastAsia="Arial" w:hAnsi="Arial"/>
@@ -21737,7 +21423,7 @@
               <w:spacing w:after="10" w:before="0"/>
               <w:ind w:left="120"/>
             </w:pPr>
-            <w:hyperlink w:history="1" r:id="rIdvqtuvvdhld4qowfgmkqy8">
+            <w:hyperlink w:history="1" r:id="rIdrzi-8dzzqgfu-g8btabp9">
               <w:r>
                 <w:rPr>
                   <w:rFonts w:ascii="Arial" w:cs="Arial" w:eastAsia="Arial" w:hAnsi="Arial"/>
@@ -21937,7 +21623,7 @@
             <w:pPr>
               <w:spacing w:after="20" w:before="0"/>
             </w:pPr>
-            <w:hyperlink w:history="1" r:id="rIdqeftyhw5ghref61qdokql">
+            <w:hyperlink w:history="1" r:id="rId___yjss2nl6tcdqtcidq_">
               <w:r>
                 <w:rPr>
                   <w:rFonts w:ascii="Arial" w:cs="Arial" w:eastAsia="Arial" w:hAnsi="Arial"/>
@@ -21970,7 +21656,7 @@
               <w:spacing w:after="10" w:before="0"/>
               <w:ind w:left="120"/>
             </w:pPr>
-            <w:hyperlink w:history="1" r:id="rIdtwarqyvhp53xiyw6nqemq">
+            <w:hyperlink w:history="1" r:id="rIdeyqc2xveadqkosw0stwwf">
               <w:r>
                 <w:rPr>
                   <w:rFonts w:ascii="Arial" w:cs="Arial" w:eastAsia="Arial" w:hAnsi="Arial"/>
@@ -22015,7 +21701,7 @@
             <w:pPr>
               <w:spacing w:after="20" w:before="0"/>
             </w:pPr>
-            <w:hyperlink w:history="1" r:id="rIdgzl7tivzyetml1kyovve9">
+            <w:hyperlink w:history="1" r:id="rId5ce9obsozwkmxdjmmb2us">
               <w:r>
                 <w:rPr>
                   <w:rFonts w:ascii="Arial" w:cs="Arial" w:eastAsia="Arial" w:hAnsi="Arial"/>
@@ -22064,7 +21750,7 @@
               <w:spacing w:after="10" w:before="0"/>
               <w:ind w:left="120"/>
             </w:pPr>
-            <w:hyperlink w:history="1" r:id="rIdu8xewk91qcdd7ctt8lts3">
+            <w:hyperlink w:history="1" r:id="rIdax1s3r5slv4bsy9o6rp2e">
               <w:r>
                 <w:rPr>
                   <w:rFonts w:ascii="Arial" w:cs="Arial" w:eastAsia="Arial" w:hAnsi="Arial"/>
@@ -22264,7 +21950,7 @@
             <w:pPr>
               <w:spacing w:after="20" w:before="0"/>
             </w:pPr>
-            <w:hyperlink w:history="1" r:id="rIddpwfwpbopxru77w_wmz2n">
+            <w:hyperlink w:history="1" r:id="rIdbbu3rwcukzwsxd07fnivk">
               <w:r>
                 <w:rPr>
                   <w:rFonts w:ascii="Arial" w:cs="Arial" w:eastAsia="Arial" w:hAnsi="Arial"/>
@@ -22297,7 +21983,7 @@
               <w:spacing w:after="10" w:before="0"/>
               <w:ind w:left="120"/>
             </w:pPr>
-            <w:hyperlink w:history="1" r:id="rIdisinlbijpasv2zwdhaatn">
+            <w:hyperlink w:history="1" r:id="rIdck--mzozkk8hywhna_ppr">
               <w:r>
                 <w:rPr>
                   <w:rFonts w:ascii="Arial" w:cs="Arial" w:eastAsia="Arial" w:hAnsi="Arial"/>
@@ -22342,7 +22028,7 @@
             <w:pPr>
               <w:spacing w:after="20" w:before="0"/>
             </w:pPr>
-            <w:hyperlink w:history="1" r:id="rId7cv1gvgbwvmv0mpopvdut">
+            <w:hyperlink w:history="1" r:id="rIdeq2m1_ippvhf3bpjiu3l3">
               <w:r>
                 <w:rPr>
                   <w:rFonts w:ascii="Arial" w:cs="Arial" w:eastAsia="Arial" w:hAnsi="Arial"/>
@@ -22375,7 +22061,7 @@
               <w:spacing w:after="10" w:before="0"/>
               <w:ind w:left="120"/>
             </w:pPr>
-            <w:hyperlink w:history="1" r:id="rIdrr32-xjnthjmgi_sey6wx">
+            <w:hyperlink w:history="1" r:id="rIdso0vkdqabx5iknd9ws0k8">
               <w:r>
                 <w:rPr>
                   <w:rFonts w:ascii="Arial" w:cs="Arial" w:eastAsia="Arial" w:hAnsi="Arial"/>
@@ -22980,7 +22666,7 @@
         </w:rPr>
         <w:t xml:space="preserve">© 2026 SeaVuria and ARES. Aligned with KICD objectives. Developed by SeaVuria; technical implementation by ARES (with AI assistance from Claude). Licensed under </w:t>
       </w:r>
-      <w:hyperlink w:history="1" r:id="rIdord0fhlegkqo-f6gzuet1">
+      <w:hyperlink w:history="1" r:id="rIdr9qigx66exviuuwmvhb_b">
         <w:r>
           <w:rPr>
             <w:rFonts w:ascii="Arial" w:cs="Arial" w:eastAsia="Arial" w:hAnsi="Arial"/>
@@ -23001,7 +22687,7 @@
         </w:rPr>
         <w:t xml:space="preserve"> (</w:t>
       </w:r>
-      <w:hyperlink w:history="1" r:id="rIdxhdhmf8aq31y3rpcv_5vq">
+      <w:hyperlink w:history="1" r:id="rIdnqatmjhzapmkf2tvs-rp4">
         <w:r>
           <w:rPr>
             <w:rFonts w:ascii="Arial" w:cs="Arial" w:eastAsia="Arial" w:hAnsi="Arial"/>
@@ -24041,7 +23727,7 @@
             <w:pPr>
               <w:spacing w:after="20" w:before="0"/>
             </w:pPr>
-            <w:hyperlink w:history="1" r:id="rIdv7tmk7_ymrxd2bckfafkd">
+            <w:hyperlink w:history="1" r:id="rIdjjbixdjyohebry0o1kwug">
               <w:r>
                 <w:rPr>
                   <w:rFonts w:ascii="Arial" w:cs="Arial" w:eastAsia="Arial" w:hAnsi="Arial"/>
@@ -24074,7 +23760,7 @@
               <w:spacing w:after="10" w:before="0"/>
               <w:ind w:left="120"/>
             </w:pPr>
-            <w:hyperlink w:history="1" r:id="rIdxpzrtojg6v5volf2ymkkt">
+            <w:hyperlink w:history="1" r:id="rId1ntegd-ihyidlvjcg0ljc">
               <w:r>
                 <w:rPr>
                   <w:rFonts w:ascii="Arial" w:cs="Arial" w:eastAsia="Arial" w:hAnsi="Arial"/>
@@ -24119,7 +23805,7 @@
             <w:pPr>
               <w:spacing w:after="20" w:before="0"/>
             </w:pPr>
-            <w:hyperlink w:history="1" r:id="rIdxofk4jiq-ferrcodcrr-c">
+            <w:hyperlink w:history="1" r:id="rIde474oxvs99xhu_fnl_yqw">
               <w:r>
                 <w:rPr>
                   <w:rFonts w:ascii="Arial" w:cs="Arial" w:eastAsia="Arial" w:hAnsi="Arial"/>
@@ -24152,7 +23838,7 @@
               <w:spacing w:after="10" w:before="0"/>
               <w:ind w:left="120"/>
             </w:pPr>
-            <w:hyperlink w:history="1" r:id="rIdibm4onm_tejjcafpvilzm">
+            <w:hyperlink w:history="1" r:id="rIdm2vfxao8s0hw9sxc8paaa">
               <w:r>
                 <w:rPr>
                   <w:rFonts w:ascii="Arial" w:cs="Arial" w:eastAsia="Arial" w:hAnsi="Arial"/>
@@ -24352,7 +24038,7 @@
             <w:pPr>
               <w:spacing w:after="20" w:before="0"/>
             </w:pPr>
-            <w:hyperlink w:history="1" r:id="rIdvqkavseshezrk8o0ebqpe">
+            <w:hyperlink w:history="1" r:id="rIdpmbmpryolcbzfjawpzudq">
               <w:r>
                 <w:rPr>
                   <w:rFonts w:ascii="Arial" w:cs="Arial" w:eastAsia="Arial" w:hAnsi="Arial"/>
@@ -24385,7 +24071,7 @@
               <w:spacing w:after="10" w:before="0"/>
               <w:ind w:left="120"/>
             </w:pPr>
-            <w:hyperlink w:history="1" r:id="rIdg2mc5lt_3xqrmbu7bkjkd">
+            <w:hyperlink w:history="1" r:id="rIdqli35bc_eszlbisdooq_x">
               <w:r>
                 <w:rPr>
                   <w:rFonts w:ascii="Arial" w:cs="Arial" w:eastAsia="Arial" w:hAnsi="Arial"/>
@@ -24430,7 +24116,7 @@
             <w:pPr>
               <w:spacing w:after="20" w:before="0"/>
             </w:pPr>
-            <w:hyperlink w:history="1" r:id="rIdhwvchdoe-sdlyoznntoac">
+            <w:hyperlink w:history="1" r:id="rId3f1bsejfvt8ch7du8nkgg">
               <w:r>
                 <w:rPr>
                   <w:rFonts w:ascii="Arial" w:cs="Arial" w:eastAsia="Arial" w:hAnsi="Arial"/>
@@ -24463,7 +24149,7 @@
               <w:spacing w:after="10" w:before="0"/>
               <w:ind w:left="120"/>
             </w:pPr>
-            <w:hyperlink w:history="1" r:id="rIdekc04_09hco-vh1cxwlnk">
+            <w:hyperlink w:history="1" r:id="rIduwwr8piddiehfaep8xsko">
               <w:r>
                 <w:rPr>
                   <w:rFonts w:ascii="Arial" w:cs="Arial" w:eastAsia="Arial" w:hAnsi="Arial"/>
@@ -24703,7 +24389,7 @@
             <w:pPr>
               <w:spacing w:after="20" w:before="0"/>
             </w:pPr>
-            <w:hyperlink w:history="1" r:id="rId-ebl1wr068j7oittr_lxz">
+            <w:hyperlink w:history="1" r:id="rId9sl2isccc11cgl9phhzyz">
               <w:r>
                 <w:rPr>
                   <w:rFonts w:ascii="Arial" w:cs="Arial" w:eastAsia="Arial" w:hAnsi="Arial"/>
@@ -24752,7 +24438,7 @@
               <w:spacing w:after="10" w:before="0"/>
               <w:ind w:left="120"/>
             </w:pPr>
-            <w:hyperlink w:history="1" r:id="rIdwl0nyqtrsmxyrrmssdykx">
+            <w:hyperlink w:history="1" r:id="rIdunsp7pjlevr5y_qwhnzsf">
               <w:r>
                 <w:rPr>
                   <w:rFonts w:ascii="Arial" w:cs="Arial" w:eastAsia="Arial" w:hAnsi="Arial"/>
@@ -24797,7 +24483,7 @@
             <w:pPr>
               <w:spacing w:after="20" w:before="0"/>
             </w:pPr>
-            <w:hyperlink w:history="1" r:id="rId77lpi3uquvebayjllm477">
+            <w:hyperlink w:history="1" r:id="rIdludcg90qnj-wsqacxstk7">
               <w:r>
                 <w:rPr>
                   <w:rFonts w:ascii="Arial" w:cs="Arial" w:eastAsia="Arial" w:hAnsi="Arial"/>
@@ -24846,7 +24532,7 @@
               <w:spacing w:after="10" w:before="0"/>
               <w:ind w:left="120"/>
             </w:pPr>
-            <w:hyperlink w:history="1" r:id="rIdt59qxq5hzxnzg8qgugx59">
+            <w:hyperlink w:history="1" r:id="rIdsavvvxh4rugz__nzdrwj4">
               <w:r>
                 <w:rPr>
                   <w:rFonts w:ascii="Arial" w:cs="Arial" w:eastAsia="Arial" w:hAnsi="Arial"/>
@@ -25046,7 +24732,7 @@
             <w:pPr>
               <w:spacing w:after="20" w:before="0"/>
             </w:pPr>
-            <w:hyperlink w:history="1" r:id="rIdoyfxp9dqpcoy-ipiqjak5">
+            <w:hyperlink w:history="1" r:id="rIdu--goyy23q8qvgt1_umlr">
               <w:r>
                 <w:rPr>
                   <w:rFonts w:ascii="Arial" w:cs="Arial" w:eastAsia="Arial" w:hAnsi="Arial"/>
@@ -25095,7 +24781,7 @@
               <w:spacing w:after="10" w:before="0"/>
               <w:ind w:left="120"/>
             </w:pPr>
-            <w:hyperlink w:history="1" r:id="rId3r19s2pr7fsdk9kufgtrq">
+            <w:hyperlink w:history="1" r:id="rIdfwimrcfvwxx5nhfdz4ozl">
               <w:r>
                 <w:rPr>
                   <w:rFonts w:ascii="Arial" w:cs="Arial" w:eastAsia="Arial" w:hAnsi="Arial"/>
@@ -25140,7 +24826,7 @@
             <w:pPr>
               <w:spacing w:after="20" w:before="0"/>
             </w:pPr>
-            <w:hyperlink w:history="1" r:id="rIda4zj_keacio0wbmwx-un4">
+            <w:hyperlink w:history="1" r:id="rIdzcyg4jeqwqkdp2jhk-s-g">
               <w:r>
                 <w:rPr>
                   <w:rFonts w:ascii="Arial" w:cs="Arial" w:eastAsia="Arial" w:hAnsi="Arial"/>
@@ -25173,7 +24859,7 @@
               <w:spacing w:after="10" w:before="0"/>
               <w:ind w:left="120"/>
             </w:pPr>
-            <w:hyperlink w:history="1" r:id="rId6e4vmqlrjj_1ks0unr_uv">
+            <w:hyperlink w:history="1" r:id="rIdbo0hnyxougru1gnv2znme">
               <w:r>
                 <w:rPr>
                   <w:rFonts w:ascii="Arial" w:cs="Arial" w:eastAsia="Arial" w:hAnsi="Arial"/>
@@ -25373,7 +25059,7 @@
             <w:pPr>
               <w:spacing w:after="20" w:before="0"/>
             </w:pPr>
-            <w:hyperlink w:history="1" r:id="rIdwblzsziyx8l3otlzqweza">
+            <w:hyperlink w:history="1" r:id="rIdhdcateplteumfxrxwo8xg">
               <w:r>
                 <w:rPr>
                   <w:rFonts w:ascii="Arial" w:cs="Arial" w:eastAsia="Arial" w:hAnsi="Arial"/>
@@ -25406,7 +25092,7 @@
               <w:spacing w:after="10" w:before="0"/>
               <w:ind w:left="120"/>
             </w:pPr>
-            <w:hyperlink w:history="1" r:id="rIdhikt8mdezcqhurlvepih9">
+            <w:hyperlink w:history="1" r:id="rIdi1g8j56a5en7x0w3gur9u">
               <w:r>
                 <w:rPr>
                   <w:rFonts w:ascii="Arial" w:cs="Arial" w:eastAsia="Arial" w:hAnsi="Arial"/>
@@ -25451,7 +25137,7 @@
             <w:pPr>
               <w:spacing w:after="20" w:before="0"/>
             </w:pPr>
-            <w:hyperlink w:history="1" r:id="rIdnkgnlor1qjgaemfuan1jd">
+            <w:hyperlink w:history="1" r:id="rIdxzdqat7tj0tdc-5y_l3xa">
               <w:r>
                 <w:rPr>
                   <w:rFonts w:ascii="Arial" w:cs="Arial" w:eastAsia="Arial" w:hAnsi="Arial"/>
@@ -25484,7 +25170,7 @@
               <w:spacing w:after="10" w:before="0"/>
               <w:ind w:left="120"/>
             </w:pPr>
-            <w:hyperlink w:history="1" r:id="rIdxcofieb138i3tma6mvsfi">
+            <w:hyperlink w:history="1" r:id="rId4rkj5fn6j2wkzymwxenyb">
               <w:r>
                 <w:rPr>
                   <w:rFonts w:ascii="Arial" w:cs="Arial" w:eastAsia="Arial" w:hAnsi="Arial"/>
@@ -26009,7 +25695,7 @@
         </w:rPr>
         <w:t xml:space="preserve">© 2026 SeaVuria and ARES. Aligned with KICD objectives. Developed by SeaVuria; technical implementation by ARES (with AI assistance from Claude). Licensed under </w:t>
       </w:r>
-      <w:hyperlink w:history="1" r:id="rIddl2p35spwn8_lhzxs8uca">
+      <w:hyperlink w:history="1" r:id="rIdctg1iwbwlzxpoxq4mrjjr">
         <w:r>
           <w:rPr>
             <w:rFonts w:ascii="Arial" w:cs="Arial" w:eastAsia="Arial" w:hAnsi="Arial"/>
@@ -26030,7 +25716,7 @@
         </w:rPr>
         <w:t xml:space="preserve"> (</w:t>
       </w:r>
-      <w:hyperlink w:history="1" r:id="rIdw63xkuica2hgr0zf-k38e">
+      <w:hyperlink w:history="1" r:id="rIdopc4fspajiqrnpf65lxsv">
         <w:r>
           <w:rPr>
             <w:rFonts w:ascii="Arial" w:cs="Arial" w:eastAsia="Arial" w:hAnsi="Arial"/>
@@ -27070,7 +26756,7 @@
             <w:pPr>
               <w:spacing w:after="20" w:before="0"/>
             </w:pPr>
-            <w:hyperlink w:history="1" r:id="rIdsvvvwhcmuyffpukjsck7q">
+            <w:hyperlink w:history="1" r:id="rId-df-g_ohphrsv224p1xit">
               <w:r>
                 <w:rPr>
                   <w:rFonts w:ascii="Arial" w:cs="Arial" w:eastAsia="Arial" w:hAnsi="Arial"/>
@@ -27103,7 +26789,7 @@
               <w:spacing w:after="10" w:before="0"/>
               <w:ind w:left="120"/>
             </w:pPr>
-            <w:hyperlink w:history="1" r:id="rIdyga_7eyva1z82oijzimu8">
+            <w:hyperlink w:history="1" r:id="rIdzrqvwpnnuctnm4iknyjyq">
               <w:r>
                 <w:rPr>
                   <w:rFonts w:ascii="Arial" w:cs="Arial" w:eastAsia="Arial" w:hAnsi="Arial"/>
@@ -27148,7 +26834,7 @@
             <w:pPr>
               <w:spacing w:after="20" w:before="0"/>
             </w:pPr>
-            <w:hyperlink w:history="1" r:id="rIdosuzbbhtd5ncqihmstcjr">
+            <w:hyperlink w:history="1" r:id="rId7bxpokhsikdgbmz2a0a3o">
               <w:r>
                 <w:rPr>
                   <w:rFonts w:ascii="Arial" w:cs="Arial" w:eastAsia="Arial" w:hAnsi="Arial"/>
@@ -27181,7 +26867,7 @@
               <w:spacing w:after="10" w:before="0"/>
               <w:ind w:left="120"/>
             </w:pPr>
-            <w:hyperlink w:history="1" r:id="rIderql0-gk3kqbefznwso23">
+            <w:hyperlink w:history="1" r:id="rId_u6c6xr0gv5kopbmyl_zu">
               <w:r>
                 <w:rPr>
                   <w:rFonts w:ascii="Arial" w:cs="Arial" w:eastAsia="Arial" w:hAnsi="Arial"/>
@@ -27541,7 +27227,7 @@
             <w:pPr>
               <w:spacing w:after="20" w:before="0"/>
             </w:pPr>
-            <w:hyperlink w:history="1" r:id="rIdzeu0qwowixpl-1jel7air">
+            <w:hyperlink w:history="1" r:id="rIdvu1xvb_qdqkfp6pvtujug">
               <w:r>
                 <w:rPr>
                   <w:rFonts w:ascii="Arial" w:cs="Arial" w:eastAsia="Arial" w:hAnsi="Arial"/>
@@ -27574,7 +27260,7 @@
               <w:spacing w:after="10" w:before="0"/>
               <w:ind w:left="120"/>
             </w:pPr>
-            <w:hyperlink w:history="1" r:id="rId_dqhjifqv4wh--3al6a-b">
+            <w:hyperlink w:history="1" r:id="rId2wv3deorns0kz8gpreybe">
               <w:r>
                 <w:rPr>
                   <w:rFonts w:ascii="Arial" w:cs="Arial" w:eastAsia="Arial" w:hAnsi="Arial"/>
@@ -27619,7 +27305,7 @@
             <w:pPr>
               <w:spacing w:after="20" w:before="0"/>
             </w:pPr>
-            <w:hyperlink w:history="1" r:id="rIdivbwcguzx-l3t203vtrko">
+            <w:hyperlink w:history="1" r:id="rIdu4__jn56vzkags5v4z_gm">
               <w:r>
                 <w:rPr>
                   <w:rFonts w:ascii="Arial" w:cs="Arial" w:eastAsia="Arial" w:hAnsi="Arial"/>
@@ -27652,7 +27338,7 @@
               <w:spacing w:after="10" w:before="0"/>
               <w:ind w:left="120"/>
             </w:pPr>
-            <w:hyperlink w:history="1" r:id="rId0tel-whv6vpzg09s8e_hz">
+            <w:hyperlink w:history="1" r:id="rIdwetd4k6bu6ounqbvu34k0">
               <w:r>
                 <w:rPr>
                   <w:rFonts w:ascii="Arial" w:cs="Arial" w:eastAsia="Arial" w:hAnsi="Arial"/>
@@ -28012,7 +27698,7 @@
             <w:pPr>
               <w:spacing w:after="20" w:before="0"/>
             </w:pPr>
-            <w:hyperlink w:history="1" r:id="rIdo1z_xawkrcf-fd95ege9j">
+            <w:hyperlink w:history="1" r:id="rIdwe3xpqpu2fjtpl-tdnv1x">
               <w:r>
                 <w:rPr>
                   <w:rFonts w:ascii="Arial" w:cs="Arial" w:eastAsia="Arial" w:hAnsi="Arial"/>
@@ -28045,7 +27731,7 @@
               <w:spacing w:after="10" w:before="0"/>
               <w:ind w:left="120"/>
             </w:pPr>
-            <w:hyperlink w:history="1" r:id="rIdf-naos04aidc6xxxvyflu">
+            <w:hyperlink w:history="1" r:id="rIdjfttolyib5g5g9fzljydy">
               <w:r>
                 <w:rPr>
                   <w:rFonts w:ascii="Arial" w:cs="Arial" w:eastAsia="Arial" w:hAnsi="Arial"/>
@@ -28090,7 +27776,7 @@
             <w:pPr>
               <w:spacing w:after="20" w:before="0"/>
             </w:pPr>
-            <w:hyperlink w:history="1" r:id="rIdlkhqmwf8dclstj1xo7u8n">
+            <w:hyperlink w:history="1" r:id="rIdpdhwotgoidw26nav5oauo">
               <w:r>
                 <w:rPr>
                   <w:rFonts w:ascii="Arial" w:cs="Arial" w:eastAsia="Arial" w:hAnsi="Arial"/>
@@ -28123,7 +27809,7 @@
               <w:spacing w:after="10" w:before="0"/>
               <w:ind w:left="120"/>
             </w:pPr>
-            <w:hyperlink w:history="1" r:id="rIdiuwsm_rdfg1i9xrklp8yg">
+            <w:hyperlink w:history="1" r:id="rIdlukebfokxai59_fovzcy_">
               <w:r>
                 <w:rPr>
                   <w:rFonts w:ascii="Arial" w:cs="Arial" w:eastAsia="Arial" w:hAnsi="Arial"/>
@@ -28503,7 +28189,7 @@
             <w:pPr>
               <w:spacing w:after="20" w:before="0"/>
             </w:pPr>
-            <w:hyperlink w:history="1" r:id="rIdkzfinbgb-0lymsrplxlmr">
+            <w:hyperlink w:history="1" r:id="rIdbwro7ng0jbbmuwygic62z">
               <w:r>
                 <w:rPr>
                   <w:rFonts w:ascii="Arial" w:cs="Arial" w:eastAsia="Arial" w:hAnsi="Arial"/>
@@ -28536,7 +28222,7 @@
               <w:spacing w:after="10" w:before="0"/>
               <w:ind w:left="120"/>
             </w:pPr>
-            <w:hyperlink w:history="1" r:id="rIdzfgsbq3rksnoofoobejd0">
+            <w:hyperlink w:history="1" r:id="rIdoe8f9up8mgglcfsl3nztc">
               <w:r>
                 <w:rPr>
                   <w:rFonts w:ascii="Arial" w:cs="Arial" w:eastAsia="Arial" w:hAnsi="Arial"/>
@@ -28581,7 +28267,7 @@
             <w:pPr>
               <w:spacing w:after="20" w:before="0"/>
             </w:pPr>
-            <w:hyperlink w:history="1" r:id="rIdqjks1h-bm3gfulo9apwsc">
+            <w:hyperlink w:history="1" r:id="rIdypgovmgc12pjcqune_e30">
               <w:r>
                 <w:rPr>
                   <w:rFonts w:ascii="Arial" w:cs="Arial" w:eastAsia="Arial" w:hAnsi="Arial"/>
@@ -28614,7 +28300,7 @@
               <w:spacing w:after="10" w:before="0"/>
               <w:ind w:left="120"/>
             </w:pPr>
-            <w:hyperlink w:history="1" r:id="rIdso95upinau2jsk8mep8yo">
+            <w:hyperlink w:history="1" r:id="rId6eb2bgoiprzhy9g3mqrlf">
               <w:r>
                 <w:rPr>
                   <w:rFonts w:ascii="Arial" w:cs="Arial" w:eastAsia="Arial" w:hAnsi="Arial"/>
@@ -28974,7 +28660,7 @@
             <w:pPr>
               <w:spacing w:after="20" w:before="0"/>
             </w:pPr>
-            <w:hyperlink w:history="1" r:id="rIdithpal6-btiwgrietughw">
+            <w:hyperlink w:history="1" r:id="rIdge36fcu-kjs8e2dtyf_ri">
               <w:r>
                 <w:rPr>
                   <w:rFonts w:ascii="Arial" w:cs="Arial" w:eastAsia="Arial" w:hAnsi="Arial"/>
@@ -29007,7 +28693,7 @@
               <w:spacing w:after="10" w:before="0"/>
               <w:ind w:left="120"/>
             </w:pPr>
-            <w:hyperlink w:history="1" r:id="rIdtyo24yaraha7niy8ivsfv">
+            <w:hyperlink w:history="1" r:id="rIdel7dzgl4b4epbejuynxuo">
               <w:r>
                 <w:rPr>
                   <w:rFonts w:ascii="Arial" w:cs="Arial" w:eastAsia="Arial" w:hAnsi="Arial"/>
@@ -29052,7 +28738,7 @@
             <w:pPr>
               <w:spacing w:after="20" w:before="0"/>
             </w:pPr>
-            <w:hyperlink w:history="1" r:id="rIdh8fs41air6s0h_vwxmtrm">
+            <w:hyperlink w:history="1" r:id="rIdi3ye26imd97turbzwjqp-">
               <w:r>
                 <w:rPr>
                   <w:rFonts w:ascii="Arial" w:cs="Arial" w:eastAsia="Arial" w:hAnsi="Arial"/>
@@ -29085,7 +28771,7 @@
               <w:spacing w:after="10" w:before="0"/>
               <w:ind w:left="120"/>
             </w:pPr>
-            <w:hyperlink w:history="1" r:id="rIdim9pm7umi5hbxaydw4o9-">
+            <w:hyperlink w:history="1" r:id="rIdmpu0ytpzx5g5cqlkfiafk">
               <w:r>
                 <w:rPr>
                   <w:rFonts w:ascii="Arial" w:cs="Arial" w:eastAsia="Arial" w:hAnsi="Arial"/>
@@ -29930,7 +29616,7 @@
         </w:rPr>
         <w:t xml:space="preserve">© 2026 SeaVuria and ARES. Aligned with KICD objectives. Developed by SeaVuria; technical implementation by ARES (with AI assistance from Claude). Licensed under </w:t>
       </w:r>
-      <w:hyperlink w:history="1" r:id="rIdsaqkykewurvxwtly2hzyb">
+      <w:hyperlink w:history="1" r:id="rIds0ezjcoa4ok9ujtdkbftp">
         <w:r>
           <w:rPr>
             <w:rFonts w:ascii="Arial" w:cs="Arial" w:eastAsia="Arial" w:hAnsi="Arial"/>
@@ -29951,7 +29637,7 @@
         </w:rPr>
         <w:t xml:space="preserve"> (</w:t>
       </w:r>
-      <w:hyperlink w:history="1" r:id="rIdo-wf1f3mla2p_odhub5ih">
+      <w:hyperlink w:history="1" r:id="rIdx7aocu4c5y44moa8kfgx2">
         <w:r>
           <w:rPr>
             <w:rFonts w:ascii="Arial" w:cs="Arial" w:eastAsia="Arial" w:hAnsi="Arial"/>
